--- a/lab_meeting/랩미팅 자료_KG구축_검색답변_초안.docx
+++ b/lab_meeting/랩미팅 자료_KG구축_검색답변_초안.docx
@@ -120,8 +120,8 @@
             <w:r>
               <w:rPr>
                 <w:b/>
-                <w:sz w:val="21"/>
-                <w:szCs w:val="21"/>
+                <w:sz w:val="20"/>
+                <w:szCs w:val="20"/>
                 <w:lang w:eastAsia="ko-KR"/>
               </w:rPr>
               <w:t xml:space="preserve">구분</w:t>
@@ -148,8 +148,8 @@
             <w:r>
               <w:rPr>
                 <w:b/>
-                <w:sz w:val="21"/>
-                <w:szCs w:val="21"/>
+                <w:sz w:val="20"/>
+                <w:szCs w:val="20"/>
                 <w:lang w:eastAsia="ko-KR"/>
               </w:rPr>
               <w:t xml:space="preserve">주요 내용</w:t>
@@ -538,6 +538,8 @@
       </w:pPr>
       <w:r>
         <w:rPr>
+          <w:sz w:val="20"/>
+          <w:szCs w:val="20"/>
           <w:lang w:eastAsia="ko-KR"/>
         </w:rPr>
         <w:t xml:space="preserve">전주에 설계한 Ontology의 구조와 정의를 정리한다. 이후 KG 구축과 검색·답변은 이 구조를 기준으로 수행하였다.</w:t>
@@ -602,8 +604,8 @@
             <w:r>
               <w:rPr>
                 <w:b/>
-                <w:sz w:val="19"/>
-                <w:szCs w:val="19"/>
+                <w:sz w:val="20"/>
+                <w:szCs w:val="20"/>
                 <w:lang w:eastAsia="ko-KR"/>
               </w:rPr>
               <w:t xml:space="preserve">용어</w:t>
@@ -630,8 +632,8 @@
             <w:r>
               <w:rPr>
                 <w:b/>
-                <w:sz w:val="19"/>
-                <w:szCs w:val="19"/>
+                <w:sz w:val="20"/>
+                <w:szCs w:val="20"/>
                 <w:lang w:eastAsia="ko-KR"/>
               </w:rPr>
               <w:t xml:space="preserve">본 연구에서의 정의</w:t>
@@ -665,8 +667,8 @@
               <w:rPr>
                 <w:b/>
                 <w:color w:val="1F4E79"/>
-                <w:sz w:val="18"/>
-                <w:szCs w:val="18"/>
+                <w:sz w:val="20"/>
+                <w:szCs w:val="20"/>
                 <w:lang w:eastAsia="ko-KR"/>
               </w:rPr>
               <w:t xml:space="preserve">Ontology</w:t>
@@ -690,8 +692,8 @@
             </w:pPr>
             <w:r>
               <w:rPr>
-                <w:sz w:val="18"/>
-                <w:szCs w:val="18"/>
+                <w:sz w:val="20"/>
+                <w:szCs w:val="20"/>
                 <w:lang w:eastAsia="ko-KR"/>
               </w:rPr>
               <w:t xml:space="preserve">댐 운영 분야에 어떤 종류의 대상이 있고 어떤 관계·속성으로 표현하는지 정리한 의미 구조. 실제 운영데이터는 포함하지 않는다.</w:t>
@@ -725,8 +727,8 @@
               <w:rPr>
                 <w:b/>
                 <w:color w:val="1F4E79"/>
-                <w:sz w:val="18"/>
-                <w:szCs w:val="18"/>
+                <w:sz w:val="20"/>
+                <w:szCs w:val="20"/>
                 <w:lang w:eastAsia="ko-KR"/>
               </w:rPr>
               <w:t xml:space="preserve">Class</w:t>
@@ -750,8 +752,8 @@
             </w:pPr>
             <w:r>
               <w:rPr>
-                <w:sz w:val="18"/>
-                <w:szCs w:val="18"/>
+                <w:sz w:val="20"/>
+                <w:szCs w:val="20"/>
                 <w:lang w:eastAsia="ko-KR"/>
               </w:rPr>
               <w:t xml:space="preserve">Ontology가 표현하는 대상의 종류. 예: Dam, Operation, Approval.</w:t>
@@ -785,8 +787,8 @@
               <w:rPr>
                 <w:b/>
                 <w:color w:val="1F4E79"/>
-                <w:sz w:val="18"/>
-                <w:szCs w:val="18"/>
+                <w:sz w:val="20"/>
+                <w:szCs w:val="20"/>
                 <w:lang w:eastAsia="ko-KR"/>
               </w:rPr>
               <w:t xml:space="preserve">Entity</w:t>
@@ -810,8 +812,8 @@
             </w:pPr>
             <w:r>
               <w:rPr>
-                <w:sz w:val="18"/>
-                <w:szCs w:val="18"/>
+                <w:sz w:val="20"/>
+                <w:szCs w:val="20"/>
                 <w:lang w:eastAsia="ko-KR"/>
               </w:rPr>
               <w:t xml:space="preserve">Class에 속하는 실제 개체. 예: 충주댐은 Dam Class의 Entity.</w:t>
@@ -845,8 +847,8 @@
               <w:rPr>
                 <w:b/>
                 <w:color w:val="1F4E79"/>
-                <w:sz w:val="18"/>
-                <w:szCs w:val="18"/>
+                <w:sz w:val="20"/>
+                <w:szCs w:val="20"/>
                 <w:lang w:eastAsia="ko-KR"/>
               </w:rPr>
               <w:t xml:space="preserve">Property</w:t>
@@ -870,8 +872,8 @@
             </w:pPr>
             <w:r>
               <w:rPr>
-                <w:sz w:val="18"/>
-                <w:szCs w:val="18"/>
+                <w:sz w:val="20"/>
+                <w:szCs w:val="20"/>
                 <w:lang w:eastAsia="ko-KR"/>
               </w:rPr>
               <w:t xml:space="preserve">Entity를 기술하는 방법. Entity와 Entity를 연결하는 Relation(Object Property)과, Entity에 값을 부여하는 Data Property의 두 종류로 구분한다.</w:t>
@@ -905,8 +907,8 @@
               <w:rPr>
                 <w:b/>
                 <w:color w:val="1F4E79"/>
-                <w:sz w:val="18"/>
-                <w:szCs w:val="18"/>
+                <w:sz w:val="20"/>
+                <w:szCs w:val="20"/>
                 <w:lang w:eastAsia="ko-KR"/>
               </w:rPr>
               <w:t xml:space="preserve">Relation (Object Property)</w:t>
@@ -930,8 +932,8 @@
             </w:pPr>
             <w:r>
               <w:rPr>
-                <w:sz w:val="18"/>
-                <w:szCs w:val="18"/>
+                <w:sz w:val="20"/>
+                <w:szCs w:val="20"/>
                 <w:lang w:eastAsia="ko-KR"/>
               </w:rPr>
               <w:t xml:space="preserve">Property 중 대상과 대상 사이의 의미적 연결을 표현하는 관계. Ontology에서는 어떤 종류의 대상끼리 어떤 관계를 가질 수 있는지 정의하고, 실제 KG에서는 해당 Entity 사이에 그 관계가 적용된다.</w:t>
@@ -965,8 +967,8 @@
               <w:rPr>
                 <w:b/>
                 <w:color w:val="1F4E79"/>
-                <w:sz w:val="18"/>
-                <w:szCs w:val="18"/>
+                <w:sz w:val="20"/>
+                <w:szCs w:val="20"/>
                 <w:lang w:eastAsia="ko-KR"/>
               </w:rPr>
               <w:t xml:space="preserve">Data Property</w:t>
@@ -990,8 +992,8 @@
             </w:pPr>
             <w:r>
               <w:rPr>
-                <w:sz w:val="18"/>
-                <w:szCs w:val="18"/>
+                <w:sz w:val="20"/>
+                <w:szCs w:val="20"/>
                 <w:lang w:eastAsia="ko-KR"/>
               </w:rPr>
               <w:t xml:space="preserve">Property 중 대상이 가질 수 있는 값을 표현하는 속성. Ontology에서는 각 Class가 어떤 값을 가질 수 있는지 정의하고, 실제 KG에서는 Entity에 구체적인 값이 채워진다.</w:t>
@@ -1025,8 +1027,8 @@
               <w:rPr>
                 <w:b/>
                 <w:color w:val="1F4E79"/>
-                <w:sz w:val="18"/>
-                <w:szCs w:val="18"/>
+                <w:sz w:val="20"/>
+                <w:szCs w:val="20"/>
                 <w:lang w:eastAsia="ko-KR"/>
               </w:rPr>
               <w:t xml:space="preserve">Knowledge Graph (KG)</w:t>
@@ -1050,8 +1052,8 @@
             </w:pPr>
             <w:r>
               <w:rPr>
-                <w:sz w:val="18"/>
-                <w:szCs w:val="18"/>
+                <w:sz w:val="20"/>
+                <w:szCs w:val="20"/>
                 <w:lang w:eastAsia="ko-KR"/>
               </w:rPr>
               <w:t xml:space="preserve">Ontology에 실제 Entity·Relation·값을 채워 만든 지식 구조. 본 연구에서는 모든 원자료를 담는 데이터베이스가 아니라, 핵심 의미·관계·근거와 외부 자료를 연결하는 중심 구조로 사용한다.</w:t>
@@ -1085,8 +1087,8 @@
               <w:rPr>
                 <w:b/>
                 <w:color w:val="1F4E79"/>
-                <w:sz w:val="18"/>
-                <w:szCs w:val="18"/>
+                <w:sz w:val="20"/>
+                <w:szCs w:val="20"/>
                 <w:lang w:eastAsia="ko-KR"/>
               </w:rPr>
               <w:t xml:space="preserve">Hybrid Retrieval</w:t>
@@ -1110,8 +1112,8 @@
             </w:pPr>
             <w:r>
               <w:rPr>
-                <w:sz w:val="18"/>
-                <w:szCs w:val="18"/>
+                <w:sz w:val="20"/>
+                <w:szCs w:val="20"/>
                 <w:lang w:eastAsia="ko-KR"/>
               </w:rPr>
               <w:t xml:space="preserve">질문에 따라 KG, 문서, 측정자료 등 서로 다른 출처에서 필요한 근거를 검색하여 결합하는 방식.</w:t>
@@ -1145,8 +1147,8 @@
               <w:rPr>
                 <w:b/>
                 <w:color w:val="1F4E79"/>
-                <w:sz w:val="18"/>
-                <w:szCs w:val="18"/>
+                <w:sz w:val="20"/>
+                <w:szCs w:val="20"/>
                 <w:lang w:eastAsia="ko-KR"/>
               </w:rPr>
               <w:t xml:space="preserve">LLM</w:t>
@@ -1170,8 +1172,8 @@
             </w:pPr>
             <w:r>
               <w:rPr>
-                <w:sz w:val="18"/>
-                <w:szCs w:val="18"/>
+                <w:sz w:val="20"/>
+                <w:szCs w:val="20"/>
                 <w:lang w:eastAsia="ko-KR"/>
               </w:rPr>
               <w:t xml:space="preserve">사용자 질문을 이해하고, 검색된 근거를 바탕으로 답변을 자연어로 설명하는 역할. 근거 없이 지식·사유·인과를 만들어내지 않도록 제한한다.</w:t>
@@ -1205,8 +1207,8 @@
               <w:rPr>
                 <w:b/>
                 <w:color w:val="1F4E79"/>
-                <w:sz w:val="18"/>
-                <w:szCs w:val="18"/>
+                <w:sz w:val="20"/>
+                <w:szCs w:val="20"/>
                 <w:lang w:eastAsia="ko-KR"/>
               </w:rPr>
               <w:t xml:space="preserve">Competency Question (CQ)</w:t>
@@ -1230,8 +1232,8 @@
             </w:pPr>
             <w:r>
               <w:rPr>
-                <w:sz w:val="18"/>
-                <w:szCs w:val="18"/>
+                <w:sz w:val="20"/>
+                <w:szCs w:val="20"/>
                 <w:lang w:eastAsia="ko-KR"/>
               </w:rPr>
               <w:t xml:space="preserve">Ontology가 답할 수 있어야 하는 질문으로, 연구 범위와 필요한 지식 구조를 정하는 기준.</w:t>
@@ -1265,8 +1267,8 @@
               <w:rPr>
                 <w:b/>
                 <w:color w:val="1F4E79"/>
-                <w:sz w:val="18"/>
-                <w:szCs w:val="18"/>
+                <w:sz w:val="20"/>
+                <w:szCs w:val="20"/>
                 <w:lang w:eastAsia="ko-KR"/>
               </w:rPr>
               <w:t xml:space="preserve">Intent (의도)</w:t>
@@ -1290,8 +1292,8 @@
             </w:pPr>
             <w:r>
               <w:rPr>
-                <w:sz w:val="18"/>
-                <w:szCs w:val="18"/>
+                <w:sz w:val="20"/>
+                <w:szCs w:val="20"/>
                 <w:lang w:eastAsia="ko-KR"/>
               </w:rPr>
               <w:t xml:space="preserve">사용자 질문이 CQ 중 어느 질문에 해당하는지 나타내는 분류. 의도마다 가져올 근거의 구성이 정해져 있다.</w:t>
@@ -1325,8 +1327,8 @@
               <w:rPr>
                 <w:b/>
                 <w:color w:val="1F4E79"/>
-                <w:sz w:val="18"/>
-                <w:szCs w:val="18"/>
+                <w:sz w:val="20"/>
+                <w:szCs w:val="20"/>
                 <w:lang w:eastAsia="ko-KR"/>
               </w:rPr>
               <w:t xml:space="preserve">근거 묶음 (Evidence Bundle)</w:t>
@@ -1350,8 +1352,8 @@
             </w:pPr>
             <w:r>
               <w:rPr>
-                <w:sz w:val="18"/>
-                <w:szCs w:val="18"/>
+                <w:sz w:val="20"/>
+                <w:szCs w:val="20"/>
                 <w:lang w:eastAsia="ko-KR"/>
               </w:rPr>
               <w:t xml:space="preserve">의도에 따라 KG, 측정자료, 문서에서 가져온 근거를 LLM이 읽을 수 있게 정리한 입력. 비교에 필요한 값은 프로그램이 계산하여 포함한다.</w:t>
@@ -1604,8 +1606,8 @@
             <w:r>
               <w:rPr>
                 <w:b/>
-                <w:sz w:val="19"/>
-                <w:szCs w:val="19"/>
+                <w:sz w:val="20"/>
+                <w:szCs w:val="20"/>
                 <w:lang w:eastAsia="ko-KR"/>
               </w:rPr>
               <w:t xml:space="preserve">번호</w:t>
@@ -1632,8 +1634,8 @@
             <w:r>
               <w:rPr>
                 <w:b/>
-                <w:sz w:val="19"/>
-                <w:szCs w:val="19"/>
+                <w:sz w:val="20"/>
+                <w:szCs w:val="20"/>
                 <w:lang w:eastAsia="ko-KR"/>
               </w:rPr>
               <w:t xml:space="preserve">질문 대상</w:t>
@@ -1660,8 +1662,8 @@
             <w:r>
               <w:rPr>
                 <w:b/>
-                <w:sz w:val="19"/>
-                <w:szCs w:val="19"/>
+                <w:sz w:val="20"/>
+                <w:szCs w:val="20"/>
                 <w:lang w:eastAsia="ko-KR"/>
               </w:rPr>
               <w:t xml:space="preserve">세부 질문</w:t>
@@ -1695,8 +1697,8 @@
               <w:rPr>
                 <w:b/>
                 <w:color w:val="1F4E79"/>
-                <w:sz w:val="18"/>
-                <w:szCs w:val="18"/>
+                <w:sz w:val="20"/>
+                <w:szCs w:val="20"/>
                 <w:lang w:eastAsia="ko-KR"/>
               </w:rPr>
               <w:t xml:space="preserve">CQ1</w:t>
@@ -1720,8 +1722,8 @@
             </w:pPr>
             <w:r>
               <w:rPr>
-                <w:sz w:val="18"/>
-                <w:szCs w:val="18"/>
+                <w:sz w:val="20"/>
+                <w:szCs w:val="20"/>
                 <w:lang w:eastAsia="ko-KR"/>
               </w:rPr>
               <w:t xml:space="preserve">현재 수문·기상 상태</w:t>
@@ -1745,8 +1747,8 @@
             </w:pPr>
             <w:r>
               <w:rPr>
-                <w:sz w:val="18"/>
-                <w:szCs w:val="18"/>
+                <w:sz w:val="20"/>
+                <w:szCs w:val="20"/>
                 <w:lang w:eastAsia="ko-KR"/>
               </w:rPr>
               <w:t xml:space="preserve">대상 댐의 현재 또는 기준시점의 강우, 수위, 유입량, 방류량 등 수문·기상 상태는 무엇인가?</w:t>
@@ -1780,8 +1782,8 @@
               <w:rPr>
                 <w:b/>
                 <w:color w:val="1F4E79"/>
-                <w:sz w:val="18"/>
-                <w:szCs w:val="18"/>
+                <w:sz w:val="20"/>
+                <w:szCs w:val="20"/>
                 <w:lang w:eastAsia="ko-KR"/>
               </w:rPr>
               <w:t xml:space="preserve">CQ2</w:t>
@@ -1805,8 +1807,8 @@
             </w:pPr>
             <w:r>
               <w:rPr>
-                <w:sz w:val="18"/>
-                <w:szCs w:val="18"/>
+                <w:sz w:val="20"/>
+                <w:szCs w:val="20"/>
                 <w:lang w:eastAsia="ko-KR"/>
               </w:rPr>
               <w:t xml:space="preserve">과거 수문·기상 상태</w:t>
@@ -1830,8 +1832,8 @@
             </w:pPr>
             <w:r>
               <w:rPr>
-                <w:sz w:val="18"/>
-                <w:szCs w:val="18"/>
+                <w:sz w:val="20"/>
+                <w:szCs w:val="20"/>
                 <w:lang w:eastAsia="ko-KR"/>
               </w:rPr>
               <w:t xml:space="preserve">선택된 과거 시점 또는 사례에서 대상 댐의 강우, 수위, 유입량, 방류량 등 수문·기상 상태는 어떠했는가?</w:t>
@@ -1865,8 +1867,8 @@
               <w:rPr>
                 <w:b/>
                 <w:color w:val="1F4E79"/>
-                <w:sz w:val="18"/>
-                <w:szCs w:val="18"/>
+                <w:sz w:val="20"/>
+                <w:szCs w:val="20"/>
                 <w:lang w:eastAsia="ko-KR"/>
               </w:rPr>
               <w:t xml:space="preserve">CQ3</w:t>
@@ -1890,8 +1892,8 @@
             </w:pPr>
             <w:r>
               <w:rPr>
-                <w:sz w:val="18"/>
-                <w:szCs w:val="18"/>
+                <w:sz w:val="20"/>
+                <w:szCs w:val="20"/>
                 <w:lang w:eastAsia="ko-KR"/>
               </w:rPr>
               <w:t xml:space="preserve">과거 운영행위</w:t>
@@ -1915,8 +1917,8 @@
             </w:pPr>
             <w:r>
               <w:rPr>
-                <w:sz w:val="18"/>
-                <w:szCs w:val="18"/>
+                <w:sz w:val="20"/>
+                <w:szCs w:val="20"/>
                 <w:lang w:eastAsia="ko-KR"/>
               </w:rPr>
               <w:t xml:space="preserve">해당 과거 시점 또는 사례에서 실제로 수행된 댐 운영행위는 무엇이었는가?</w:t>
@@ -1950,8 +1952,8 @@
               <w:rPr>
                 <w:b/>
                 <w:color w:val="1F4E79"/>
-                <w:sz w:val="18"/>
-                <w:szCs w:val="18"/>
+                <w:sz w:val="20"/>
+                <w:szCs w:val="20"/>
                 <w:lang w:eastAsia="ko-KR"/>
               </w:rPr>
               <w:t xml:space="preserve">CQ4</w:t>
@@ -1975,8 +1977,8 @@
             </w:pPr>
             <w:r>
               <w:rPr>
-                <w:sz w:val="18"/>
-                <w:szCs w:val="18"/>
+                <w:sz w:val="20"/>
+                <w:szCs w:val="20"/>
                 <w:lang w:eastAsia="ko-KR"/>
               </w:rPr>
               <w:t xml:space="preserve">과거 방류 승인</w:t>
@@ -2000,8 +2002,8 @@
             </w:pPr>
             <w:r>
               <w:rPr>
-                <w:sz w:val="18"/>
-                <w:szCs w:val="18"/>
+                <w:sz w:val="20"/>
+                <w:szCs w:val="20"/>
                 <w:lang w:eastAsia="ko-KR"/>
               </w:rPr>
               <w:t xml:space="preserve">해당 과거 시점 또는 사례에서 어떤 방류 승인이 있었으며, 그 승인내용은 무엇인가?</w:t>
@@ -2035,8 +2037,8 @@
               <w:rPr>
                 <w:b/>
                 <w:color w:val="1F4E79"/>
-                <w:sz w:val="18"/>
-                <w:szCs w:val="18"/>
+                <w:sz w:val="20"/>
+                <w:szCs w:val="20"/>
                 <w:lang w:eastAsia="ko-KR"/>
               </w:rPr>
               <w:t xml:space="preserve">CQ5</w:t>
@@ -2060,8 +2062,8 @@
             </w:pPr>
             <w:r>
               <w:rPr>
-                <w:sz w:val="18"/>
-                <w:szCs w:val="18"/>
+                <w:sz w:val="20"/>
+                <w:szCs w:val="20"/>
                 <w:lang w:eastAsia="ko-KR"/>
               </w:rPr>
               <w:t xml:space="preserve">현재 운영기준</w:t>
@@ -2085,8 +2087,8 @@
             </w:pPr>
             <w:r>
               <w:rPr>
-                <w:sz w:val="18"/>
-                <w:szCs w:val="18"/>
+                <w:sz w:val="20"/>
+                <w:szCs w:val="20"/>
                 <w:lang w:eastAsia="ko-KR"/>
               </w:rPr>
               <w:t xml:space="preserve">현재 대상 댐에 적용되는 운영기준은 무엇이며, 현재 운영 판단과 관련된 기준값은 무엇인가?</w:t>
@@ -2120,8 +2122,8 @@
               <w:rPr>
                 <w:b/>
                 <w:color w:val="1F4E79"/>
-                <w:sz w:val="18"/>
-                <w:szCs w:val="18"/>
+                <w:sz w:val="20"/>
+                <w:szCs w:val="20"/>
                 <w:lang w:eastAsia="ko-KR"/>
               </w:rPr>
               <w:t xml:space="preserve">CQ6</w:t>
@@ -2145,8 +2147,8 @@
             </w:pPr>
             <w:r>
               <w:rPr>
-                <w:sz w:val="18"/>
-                <w:szCs w:val="18"/>
+                <w:sz w:val="20"/>
+                <w:szCs w:val="20"/>
                 <w:lang w:eastAsia="ko-KR"/>
               </w:rPr>
               <w:t xml:space="preserve">공식 근거</w:t>
@@ -2170,8 +2172,8 @@
             </w:pPr>
             <w:r>
               <w:rPr>
-                <w:sz w:val="18"/>
-                <w:szCs w:val="18"/>
+                <w:sz w:val="20"/>
+                <w:szCs w:val="20"/>
                 <w:lang w:eastAsia="ko-KR"/>
               </w:rPr>
               <w:t xml:space="preserve">각 수문·기상 상태, 운영행위, 승인내용 및 운영기준을 확인할 수 있는 공식 자료 또는 근거문서는 무엇인가?</w:t>
@@ -2249,8 +2251,8 @@
             <w:r>
               <w:rPr>
                 <w:b/>
-                <w:sz w:val="19"/>
-                <w:szCs w:val="19"/>
+                <w:sz w:val="20"/>
+                <w:szCs w:val="20"/>
                 <w:lang w:eastAsia="ko-KR"/>
               </w:rPr>
               <w:t xml:space="preserve">Class</w:t>
@@ -2277,8 +2279,8 @@
             <w:r>
               <w:rPr>
                 <w:b/>
-                <w:sz w:val="19"/>
-                <w:szCs w:val="19"/>
+                <w:sz w:val="20"/>
+                <w:szCs w:val="20"/>
                 <w:lang w:eastAsia="ko-KR"/>
               </w:rPr>
               <w:t xml:space="preserve">의미</w:t>
@@ -2305,8 +2307,8 @@
             <w:r>
               <w:rPr>
                 <w:b/>
-                <w:sz w:val="19"/>
-                <w:szCs w:val="19"/>
+                <w:sz w:val="20"/>
+                <w:szCs w:val="20"/>
                 <w:lang w:eastAsia="ko-KR"/>
               </w:rPr>
               <w:t xml:space="preserve">예</w:t>
@@ -2333,8 +2335,8 @@
             <w:r>
               <w:rPr>
                 <w:b/>
-                <w:sz w:val="19"/>
-                <w:szCs w:val="19"/>
+                <w:sz w:val="20"/>
+                <w:szCs w:val="20"/>
                 <w:lang w:eastAsia="ko-KR"/>
               </w:rPr>
               <w:t xml:space="preserve">어떤 CQ를 표현하기 위해 필요한가</w:t>
@@ -2368,8 +2370,8 @@
               <w:rPr>
                 <w:b/>
                 <w:color w:val="1F4E79"/>
-                <w:sz w:val="18"/>
-                <w:szCs w:val="18"/>
+                <w:sz w:val="20"/>
+                <w:szCs w:val="20"/>
                 <w:lang w:eastAsia="ko-KR"/>
               </w:rPr>
               <w:t xml:space="preserve">Dam</w:t>
@@ -2393,8 +2395,8 @@
             </w:pPr>
             <w:r>
               <w:rPr>
-                <w:sz w:val="18"/>
-                <w:szCs w:val="18"/>
+                <w:sz w:val="20"/>
+                <w:szCs w:val="20"/>
                 <w:lang w:eastAsia="ko-KR"/>
               </w:rPr>
               <w:t xml:space="preserve">댐 운영 의사결정의 대상이 되는 물리적 시설</w:t>
@@ -2418,8 +2420,8 @@
             </w:pPr>
             <w:r>
               <w:rPr>
-                <w:sz w:val="18"/>
-                <w:szCs w:val="18"/>
+                <w:sz w:val="20"/>
+                <w:szCs w:val="20"/>
                 <w:lang w:eastAsia="ko-KR"/>
               </w:rPr>
               <w:t xml:space="preserve">충주댐, 소양강댐</w:t>
@@ -2443,8 +2445,8 @@
             </w:pPr>
             <w:r>
               <w:rPr>
-                <w:sz w:val="18"/>
-                <w:szCs w:val="18"/>
+                <w:sz w:val="20"/>
+                <w:szCs w:val="20"/>
                 <w:lang w:eastAsia="ko-KR"/>
               </w:rPr>
               <w:t xml:space="preserve">CQ1~CQ6 전체의 중심 대상</w:t>
@@ -2478,8 +2480,8 @@
               <w:rPr>
                 <w:b/>
                 <w:color w:val="1F4E79"/>
-                <w:sz w:val="18"/>
-                <w:szCs w:val="18"/>
+                <w:sz w:val="20"/>
+                <w:szCs w:val="20"/>
                 <w:lang w:eastAsia="ko-KR"/>
               </w:rPr>
               <w:t xml:space="preserve">Hydrometeorological</w:t>
@@ -2494,8 +2496,8 @@
               <w:rPr>
                 <w:b/>
                 <w:color w:val="1F4E79"/>
-                <w:sz w:val="18"/>
-                <w:szCs w:val="18"/>
+                <w:sz w:val="20"/>
+                <w:szCs w:val="20"/>
                 <w:lang w:eastAsia="ko-KR"/>
               </w:rPr>
               <w:t xml:space="preserve">State</w:t>
@@ -2519,8 +2521,8 @@
             </w:pPr>
             <w:r>
               <w:rPr>
-                <w:sz w:val="18"/>
-                <w:szCs w:val="18"/>
+                <w:sz w:val="20"/>
+                <w:szCs w:val="20"/>
                 <w:lang w:eastAsia="ko-KR"/>
               </w:rPr>
               <w:t xml:space="preserve">댐과 연결되는 수문·기상 상태(강우, 수위, 유입량, 방류량 등) 변수 정보</w:t>
@@ -2544,8 +2546,8 @@
             </w:pPr>
             <w:r>
               <w:rPr>
-                <w:sz w:val="18"/>
-                <w:szCs w:val="18"/>
+                <w:sz w:val="20"/>
+                <w:szCs w:val="20"/>
                 <w:lang w:eastAsia="ko-KR"/>
               </w:rPr>
               <w:t xml:space="preserve">충주댐_강우량</w:t>
@@ -2569,8 +2571,8 @@
             </w:pPr>
             <w:r>
               <w:rPr>
-                <w:sz w:val="18"/>
-                <w:szCs w:val="18"/>
+                <w:sz w:val="20"/>
+                <w:szCs w:val="20"/>
                 <w:lang w:eastAsia="ko-KR"/>
               </w:rPr>
               <w:t xml:space="preserve">CQ1·CQ2의 현재·과거 수문·기상 상태</w:t>
@@ -2604,8 +2606,8 @@
               <w:rPr>
                 <w:b/>
                 <w:color w:val="1F4E79"/>
-                <w:sz w:val="18"/>
-                <w:szCs w:val="18"/>
+                <w:sz w:val="20"/>
+                <w:szCs w:val="20"/>
                 <w:lang w:eastAsia="ko-KR"/>
               </w:rPr>
               <w:t xml:space="preserve">Operation</w:t>
@@ -2629,8 +2631,8 @@
             </w:pPr>
             <w:r>
               <w:rPr>
-                <w:sz w:val="18"/>
-                <w:szCs w:val="18"/>
+                <w:sz w:val="20"/>
+                <w:szCs w:val="20"/>
                 <w:lang w:eastAsia="ko-KR"/>
               </w:rPr>
               <w:t xml:space="preserve">실제로 수행된 댐 운영행위</w:t>
@@ -2654,8 +2656,8 @@
             </w:pPr>
             <w:r>
               <w:rPr>
-                <w:sz w:val="18"/>
-                <w:szCs w:val="18"/>
+                <w:sz w:val="20"/>
+                <w:szCs w:val="20"/>
                 <w:lang w:eastAsia="ko-KR"/>
               </w:rPr>
               <w:t xml:space="preserve">방류, 수문 개방</w:t>
@@ -2679,8 +2681,8 @@
             </w:pPr>
             <w:r>
               <w:rPr>
-                <w:sz w:val="18"/>
-                <w:szCs w:val="18"/>
+                <w:sz w:val="20"/>
+                <w:szCs w:val="20"/>
                 <w:lang w:eastAsia="ko-KR"/>
               </w:rPr>
               <w:t xml:space="preserve">CQ3의 실제 운영행위 (승인과 구분)</w:t>
@@ -2714,8 +2716,8 @@
               <w:rPr>
                 <w:b/>
                 <w:color w:val="1F4E79"/>
-                <w:sz w:val="18"/>
-                <w:szCs w:val="18"/>
+                <w:sz w:val="20"/>
+                <w:szCs w:val="20"/>
                 <w:lang w:eastAsia="ko-KR"/>
               </w:rPr>
               <w:t xml:space="preserve">Approval</w:t>
@@ -2739,8 +2741,8 @@
             </w:pPr>
             <w:r>
               <w:rPr>
-                <w:sz w:val="18"/>
-                <w:szCs w:val="18"/>
+                <w:sz w:val="20"/>
+                <w:szCs w:val="20"/>
                 <w:lang w:eastAsia="ko-KR"/>
               </w:rPr>
               <w:t xml:space="preserve">운영행위(방류/수문 운영 등)에 대한 승인</w:t>
@@ -2764,8 +2766,8 @@
             </w:pPr>
             <w:r>
               <w:rPr>
-                <w:sz w:val="18"/>
-                <w:szCs w:val="18"/>
+                <w:sz w:val="20"/>
+                <w:szCs w:val="20"/>
                 <w:lang w:eastAsia="ko-KR"/>
               </w:rPr>
               <w:t xml:space="preserve">방류 승인</w:t>
@@ -2789,8 +2791,8 @@
             </w:pPr>
             <w:r>
               <w:rPr>
-                <w:sz w:val="18"/>
-                <w:szCs w:val="18"/>
+                <w:sz w:val="20"/>
+                <w:szCs w:val="20"/>
                 <w:lang w:eastAsia="ko-KR"/>
               </w:rPr>
               <w:t xml:space="preserve">CQ4의 방류 승인과 승인내용</w:t>
@@ -2824,8 +2826,8 @@
               <w:rPr>
                 <w:b/>
                 <w:color w:val="1F4E79"/>
-                <w:sz w:val="18"/>
-                <w:szCs w:val="18"/>
+                <w:sz w:val="20"/>
+                <w:szCs w:val="20"/>
                 <w:lang w:eastAsia="ko-KR"/>
               </w:rPr>
               <w:t xml:space="preserve">Criterion</w:t>
@@ -2849,8 +2851,8 @@
             </w:pPr>
             <w:r>
               <w:rPr>
-                <w:sz w:val="18"/>
-                <w:szCs w:val="18"/>
+                <w:sz w:val="20"/>
+                <w:szCs w:val="20"/>
                 <w:lang w:eastAsia="ko-KR"/>
               </w:rPr>
               <w:t xml:space="preserve">특정 Dam에 적용되는 운영기준</w:t>
@@ -2874,8 +2876,8 @@
             </w:pPr>
             <w:r>
               <w:rPr>
-                <w:sz w:val="18"/>
-                <w:szCs w:val="18"/>
+                <w:sz w:val="20"/>
+                <w:szCs w:val="20"/>
                 <w:lang w:eastAsia="ko-KR"/>
               </w:rPr>
               <w:t xml:space="preserve">홍수기 제한수위</w:t>
@@ -2899,8 +2901,8 @@
             </w:pPr>
             <w:r>
               <w:rPr>
-                <w:sz w:val="18"/>
-                <w:szCs w:val="18"/>
+                <w:sz w:val="20"/>
+                <w:szCs w:val="20"/>
                 <w:lang w:eastAsia="ko-KR"/>
               </w:rPr>
               <w:t xml:space="preserve">CQ5의 현재 운영기준과 기준값</w:t>
@@ -2934,8 +2936,8 @@
               <w:rPr>
                 <w:b/>
                 <w:color w:val="1F4E79"/>
-                <w:sz w:val="18"/>
-                <w:szCs w:val="18"/>
+                <w:sz w:val="20"/>
+                <w:szCs w:val="20"/>
                 <w:lang w:eastAsia="ko-KR"/>
               </w:rPr>
               <w:t xml:space="preserve">EvidenceSource</w:t>
@@ -2959,8 +2961,8 @@
             </w:pPr>
             <w:r>
               <w:rPr>
-                <w:sz w:val="18"/>
-                <w:szCs w:val="18"/>
+                <w:sz w:val="20"/>
+                <w:szCs w:val="20"/>
                 <w:lang w:eastAsia="ko-KR"/>
               </w:rPr>
               <w:t xml:space="preserve">상태·운영·승인·기준을 확인할 수 있는 공식 근거자료</w:t>
@@ -2984,8 +2986,8 @@
             </w:pPr>
             <w:r>
               <w:rPr>
-                <w:sz w:val="18"/>
-                <w:szCs w:val="18"/>
+                <w:sz w:val="20"/>
+                <w:szCs w:val="20"/>
                 <w:lang w:eastAsia="ko-KR"/>
               </w:rPr>
               <w:t xml:space="preserve">규정, 운영기록, 승인자료, 측정자료</w:t>
@@ -3009,8 +3011,8 @@
             </w:pPr>
             <w:r>
               <w:rPr>
-                <w:sz w:val="18"/>
-                <w:szCs w:val="18"/>
+                <w:sz w:val="20"/>
+                <w:szCs w:val="20"/>
                 <w:lang w:eastAsia="ko-KR"/>
               </w:rPr>
               <w:t xml:space="preserve">CQ6의 각 정보의 공식 근거</w:t>
@@ -3088,8 +3090,8 @@
             <w:r>
               <w:rPr>
                 <w:b/>
-                <w:sz w:val="19"/>
-                <w:szCs w:val="19"/>
+                <w:sz w:val="20"/>
+                <w:szCs w:val="20"/>
                 <w:lang w:eastAsia="ko-KR"/>
               </w:rPr>
               <w:t xml:space="preserve">Subject</w:t>
@@ -3116,8 +3118,8 @@
             <w:r>
               <w:rPr>
                 <w:b/>
-                <w:sz w:val="19"/>
-                <w:szCs w:val="19"/>
+                <w:sz w:val="20"/>
+                <w:szCs w:val="20"/>
                 <w:lang w:eastAsia="ko-KR"/>
               </w:rPr>
               <w:t xml:space="preserve">Relation</w:t>
@@ -3144,8 +3146,8 @@
             <w:r>
               <w:rPr>
                 <w:b/>
-                <w:sz w:val="19"/>
-                <w:szCs w:val="19"/>
+                <w:sz w:val="20"/>
+                <w:szCs w:val="20"/>
                 <w:lang w:eastAsia="ko-KR"/>
               </w:rPr>
               <w:t xml:space="preserve">Object</w:t>
@@ -3172,8 +3174,8 @@
             <w:r>
               <w:rPr>
                 <w:b/>
-                <w:sz w:val="19"/>
-                <w:szCs w:val="19"/>
+                <w:sz w:val="20"/>
+                <w:szCs w:val="20"/>
                 <w:lang w:eastAsia="ko-KR"/>
               </w:rPr>
               <w:t xml:space="preserve">의미</w:t>
@@ -3207,8 +3209,8 @@
               <w:rPr>
                 <w:b/>
                 <w:color w:val="1F4E79"/>
-                <w:sz w:val="18"/>
-                <w:szCs w:val="18"/>
+                <w:sz w:val="20"/>
+                <w:szCs w:val="20"/>
                 <w:lang w:eastAsia="ko-KR"/>
               </w:rPr>
               <w:t xml:space="preserve">Dam</w:t>
@@ -3232,8 +3234,8 @@
             </w:pPr>
             <w:r>
               <w:rPr>
-                <w:sz w:val="18"/>
-                <w:szCs w:val="18"/>
+                <w:sz w:val="20"/>
+                <w:szCs w:val="20"/>
                 <w:lang w:eastAsia="ko-KR"/>
               </w:rPr>
               <w:t xml:space="preserve">hasHydrometeorologicalState</w:t>
@@ -3257,8 +3259,8 @@
             </w:pPr>
             <w:r>
               <w:rPr>
-                <w:sz w:val="18"/>
-                <w:szCs w:val="18"/>
+                <w:sz w:val="20"/>
+                <w:szCs w:val="20"/>
                 <w:lang w:eastAsia="ko-KR"/>
               </w:rPr>
               <w:t xml:space="preserve">HydrometeorologicalState</w:t>
@@ -3282,8 +3284,8 @@
             </w:pPr>
             <w:r>
               <w:rPr>
-                <w:sz w:val="18"/>
-                <w:szCs w:val="18"/>
+                <w:sz w:val="20"/>
+                <w:szCs w:val="20"/>
                 <w:lang w:eastAsia="ko-KR"/>
               </w:rPr>
               <w:t xml:space="preserve">댐이 해당 수문·기상 변수 정보와 연결됨</w:t>
@@ -3317,8 +3319,8 @@
               <w:rPr>
                 <w:b/>
                 <w:color w:val="1F4E79"/>
-                <w:sz w:val="18"/>
-                <w:szCs w:val="18"/>
+                <w:sz w:val="20"/>
+                <w:szCs w:val="20"/>
                 <w:lang w:eastAsia="ko-KR"/>
               </w:rPr>
               <w:t xml:space="preserve">Operation</w:t>
@@ -3342,8 +3344,8 @@
             </w:pPr>
             <w:r>
               <w:rPr>
-                <w:sz w:val="18"/>
-                <w:szCs w:val="18"/>
+                <w:sz w:val="20"/>
+                <w:szCs w:val="20"/>
                 <w:lang w:eastAsia="ko-KR"/>
               </w:rPr>
               <w:t xml:space="preserve">performedOnDam</w:t>
@@ -3367,8 +3369,8 @@
             </w:pPr>
             <w:r>
               <w:rPr>
-                <w:sz w:val="18"/>
-                <w:szCs w:val="18"/>
+                <w:sz w:val="20"/>
+                <w:szCs w:val="20"/>
                 <w:lang w:eastAsia="ko-KR"/>
               </w:rPr>
               <w:t xml:space="preserve">Dam</w:t>
@@ -3392,8 +3394,8 @@
             </w:pPr>
             <w:r>
               <w:rPr>
-                <w:sz w:val="18"/>
-                <w:szCs w:val="18"/>
+                <w:sz w:val="20"/>
+                <w:szCs w:val="20"/>
                 <w:lang w:eastAsia="ko-KR"/>
               </w:rPr>
               <w:t xml:space="preserve">실제 운영행위가 특정 Dam에서 수행됨</w:t>
@@ -3427,8 +3429,8 @@
               <w:rPr>
                 <w:b/>
                 <w:color w:val="1F4E79"/>
-                <w:sz w:val="18"/>
-                <w:szCs w:val="18"/>
+                <w:sz w:val="20"/>
+                <w:szCs w:val="20"/>
                 <w:lang w:eastAsia="ko-KR"/>
               </w:rPr>
               <w:t xml:space="preserve">Approval</w:t>
@@ -3452,8 +3454,8 @@
             </w:pPr>
             <w:r>
               <w:rPr>
-                <w:sz w:val="18"/>
-                <w:szCs w:val="18"/>
+                <w:sz w:val="20"/>
+                <w:szCs w:val="20"/>
                 <w:lang w:eastAsia="ko-KR"/>
               </w:rPr>
               <w:t xml:space="preserve">authorizes</w:t>
@@ -3477,8 +3479,8 @@
             </w:pPr>
             <w:r>
               <w:rPr>
-                <w:sz w:val="18"/>
-                <w:szCs w:val="18"/>
+                <w:sz w:val="20"/>
+                <w:szCs w:val="20"/>
                 <w:lang w:eastAsia="ko-KR"/>
               </w:rPr>
               <w:t xml:space="preserve">Operation</w:t>
@@ -3502,8 +3504,8 @@
             </w:pPr>
             <w:r>
               <w:rPr>
-                <w:sz w:val="18"/>
-                <w:szCs w:val="18"/>
+                <w:sz w:val="20"/>
+                <w:szCs w:val="20"/>
                 <w:lang w:eastAsia="ko-KR"/>
               </w:rPr>
               <w:t xml:space="preserve">Approval이 특정 Operation을 승인함</w:t>
@@ -3537,8 +3539,8 @@
               <w:rPr>
                 <w:b/>
                 <w:color w:val="1F4E79"/>
-                <w:sz w:val="18"/>
-                <w:szCs w:val="18"/>
+                <w:sz w:val="20"/>
+                <w:szCs w:val="20"/>
                 <w:lang w:eastAsia="ko-KR"/>
               </w:rPr>
               <w:t xml:space="preserve">Criterion</w:t>
@@ -3562,8 +3564,8 @@
             </w:pPr>
             <w:r>
               <w:rPr>
-                <w:sz w:val="18"/>
-                <w:szCs w:val="18"/>
+                <w:sz w:val="20"/>
+                <w:szCs w:val="20"/>
                 <w:lang w:eastAsia="ko-KR"/>
               </w:rPr>
               <w:t xml:space="preserve">appliesToDam</w:t>
@@ -3587,8 +3589,8 @@
             </w:pPr>
             <w:r>
               <w:rPr>
-                <w:sz w:val="18"/>
-                <w:szCs w:val="18"/>
+                <w:sz w:val="20"/>
+                <w:szCs w:val="20"/>
                 <w:lang w:eastAsia="ko-KR"/>
               </w:rPr>
               <w:t xml:space="preserve">Dam</w:t>
@@ -3612,8 +3614,8 @@
             </w:pPr>
             <w:r>
               <w:rPr>
-                <w:sz w:val="18"/>
-                <w:szCs w:val="18"/>
+                <w:sz w:val="20"/>
+                <w:szCs w:val="20"/>
                 <w:lang w:eastAsia="ko-KR"/>
               </w:rPr>
               <w:t xml:space="preserve">운영기준이 특정 Dam에 적용됨</w:t>
@@ -3647,8 +3649,8 @@
               <w:rPr>
                 <w:b/>
                 <w:color w:val="1F4E79"/>
-                <w:sz w:val="18"/>
-                <w:szCs w:val="18"/>
+                <w:sz w:val="20"/>
+                <w:szCs w:val="20"/>
                 <w:lang w:eastAsia="ko-KR"/>
               </w:rPr>
               <w:t xml:space="preserve">HydrometeorologicalState</w:t>
@@ -3672,8 +3674,8 @@
             </w:pPr>
             <w:r>
               <w:rPr>
-                <w:sz w:val="18"/>
-                <w:szCs w:val="18"/>
+                <w:sz w:val="20"/>
+                <w:szCs w:val="20"/>
                 <w:lang w:eastAsia="ko-KR"/>
               </w:rPr>
               <w:t xml:space="preserve">supportedBy</w:t>
@@ -3697,8 +3699,8 @@
             </w:pPr>
             <w:r>
               <w:rPr>
-                <w:sz w:val="18"/>
-                <w:szCs w:val="18"/>
+                <w:sz w:val="20"/>
+                <w:szCs w:val="20"/>
                 <w:lang w:eastAsia="ko-KR"/>
               </w:rPr>
               <w:t xml:space="preserve">EvidenceSource</w:t>
@@ -3722,8 +3724,8 @@
             </w:pPr>
             <w:r>
               <w:rPr>
-                <w:sz w:val="18"/>
-                <w:szCs w:val="18"/>
+                <w:sz w:val="20"/>
+                <w:szCs w:val="20"/>
                 <w:lang w:eastAsia="ko-KR"/>
               </w:rPr>
               <w:t xml:space="preserve">상태를 확인할 수 있는 근거자료</w:t>
@@ -3757,8 +3759,8 @@
               <w:rPr>
                 <w:b/>
                 <w:color w:val="1F4E79"/>
-                <w:sz w:val="18"/>
-                <w:szCs w:val="18"/>
+                <w:sz w:val="20"/>
+                <w:szCs w:val="20"/>
                 <w:lang w:eastAsia="ko-KR"/>
               </w:rPr>
               <w:t xml:space="preserve">Operation</w:t>
@@ -3782,8 +3784,8 @@
             </w:pPr>
             <w:r>
               <w:rPr>
-                <w:sz w:val="18"/>
-                <w:szCs w:val="18"/>
+                <w:sz w:val="20"/>
+                <w:szCs w:val="20"/>
                 <w:lang w:eastAsia="ko-KR"/>
               </w:rPr>
               <w:t xml:space="preserve">supportedBy</w:t>
@@ -3807,8 +3809,8 @@
             </w:pPr>
             <w:r>
               <w:rPr>
-                <w:sz w:val="18"/>
-                <w:szCs w:val="18"/>
+                <w:sz w:val="20"/>
+                <w:szCs w:val="20"/>
                 <w:lang w:eastAsia="ko-KR"/>
               </w:rPr>
               <w:t xml:space="preserve">EvidenceSource</w:t>
@@ -3832,8 +3834,8 @@
             </w:pPr>
             <w:r>
               <w:rPr>
-                <w:sz w:val="18"/>
-                <w:szCs w:val="18"/>
+                <w:sz w:val="20"/>
+                <w:szCs w:val="20"/>
                 <w:lang w:eastAsia="ko-KR"/>
               </w:rPr>
               <w:t xml:space="preserve">운영행위를 확인할 수 있는 근거자료</w:t>
@@ -3867,8 +3869,8 @@
               <w:rPr>
                 <w:b/>
                 <w:color w:val="1F4E79"/>
-                <w:sz w:val="18"/>
-                <w:szCs w:val="18"/>
+                <w:sz w:val="20"/>
+                <w:szCs w:val="20"/>
                 <w:lang w:eastAsia="ko-KR"/>
               </w:rPr>
               <w:t xml:space="preserve">Approval</w:t>
@@ -3892,8 +3894,8 @@
             </w:pPr>
             <w:r>
               <w:rPr>
-                <w:sz w:val="18"/>
-                <w:szCs w:val="18"/>
+                <w:sz w:val="20"/>
+                <w:szCs w:val="20"/>
                 <w:lang w:eastAsia="ko-KR"/>
               </w:rPr>
               <w:t xml:space="preserve">supportedBy</w:t>
@@ -3917,8 +3919,8 @@
             </w:pPr>
             <w:r>
               <w:rPr>
-                <w:sz w:val="18"/>
-                <w:szCs w:val="18"/>
+                <w:sz w:val="20"/>
+                <w:szCs w:val="20"/>
                 <w:lang w:eastAsia="ko-KR"/>
               </w:rPr>
               <w:t xml:space="preserve">EvidenceSource</w:t>
@@ -3942,8 +3944,8 @@
             </w:pPr>
             <w:r>
               <w:rPr>
-                <w:sz w:val="18"/>
-                <w:szCs w:val="18"/>
+                <w:sz w:val="20"/>
+                <w:szCs w:val="20"/>
                 <w:lang w:eastAsia="ko-KR"/>
               </w:rPr>
               <w:t xml:space="preserve">승인을 확인할 수 있는 근거자료</w:t>
@@ -3977,8 +3979,8 @@
               <w:rPr>
                 <w:b/>
                 <w:color w:val="1F4E79"/>
-                <w:sz w:val="18"/>
-                <w:szCs w:val="18"/>
+                <w:sz w:val="20"/>
+                <w:szCs w:val="20"/>
                 <w:lang w:eastAsia="ko-KR"/>
               </w:rPr>
               <w:t xml:space="preserve">Criterion</w:t>
@@ -4002,8 +4004,8 @@
             </w:pPr>
             <w:r>
               <w:rPr>
-                <w:sz w:val="18"/>
-                <w:szCs w:val="18"/>
+                <w:sz w:val="20"/>
+                <w:szCs w:val="20"/>
                 <w:lang w:eastAsia="ko-KR"/>
               </w:rPr>
               <w:t xml:space="preserve">supportedBy</w:t>
@@ -4027,8 +4029,8 @@
             </w:pPr>
             <w:r>
               <w:rPr>
-                <w:sz w:val="18"/>
-                <w:szCs w:val="18"/>
+                <w:sz w:val="20"/>
+                <w:szCs w:val="20"/>
                 <w:lang w:eastAsia="ko-KR"/>
               </w:rPr>
               <w:t xml:space="preserve">EvidenceSource</w:t>
@@ -4052,8 +4054,8 @@
             </w:pPr>
             <w:r>
               <w:rPr>
-                <w:sz w:val="18"/>
-                <w:szCs w:val="18"/>
+                <w:sz w:val="20"/>
+                <w:szCs w:val="20"/>
                 <w:lang w:eastAsia="ko-KR"/>
               </w:rPr>
               <w:t xml:space="preserve">운영기준을 확인할 수 있는 근거자료</w:t>
@@ -4130,8 +4132,8 @@
             <w:r>
               <w:rPr>
                 <w:b/>
-                <w:sz w:val="19"/>
-                <w:szCs w:val="19"/>
+                <w:sz w:val="20"/>
+                <w:szCs w:val="20"/>
                 <w:lang w:eastAsia="ko-KR"/>
               </w:rPr>
               <w:t xml:space="preserve">Class</w:t>
@@ -4158,8 +4160,8 @@
             <w:r>
               <w:rPr>
                 <w:b/>
-                <w:sz w:val="19"/>
-                <w:szCs w:val="19"/>
+                <w:sz w:val="20"/>
+                <w:szCs w:val="20"/>
                 <w:lang w:eastAsia="ko-KR"/>
               </w:rPr>
               <w:t xml:space="preserve">Data Property</w:t>
@@ -4186,8 +4188,8 @@
             <w:r>
               <w:rPr>
                 <w:b/>
-                <w:sz w:val="19"/>
-                <w:szCs w:val="19"/>
+                <w:sz w:val="20"/>
+                <w:szCs w:val="20"/>
                 <w:lang w:eastAsia="ko-KR"/>
               </w:rPr>
               <w:t xml:space="preserve">필요한 이유</w:t>
@@ -4221,8 +4223,8 @@
               <w:rPr>
                 <w:b/>
                 <w:color w:val="1F4E79"/>
-                <w:sz w:val="18"/>
-                <w:szCs w:val="18"/>
+                <w:sz w:val="20"/>
+                <w:szCs w:val="20"/>
                 <w:lang w:eastAsia="ko-KR"/>
               </w:rPr>
               <w:t xml:space="preserve">Dam</w:t>
@@ -4246,8 +4248,8 @@
             </w:pPr>
             <w:r>
               <w:rPr>
-                <w:sz w:val="18"/>
-                <w:szCs w:val="18"/>
+                <w:sz w:val="20"/>
+                <w:szCs w:val="20"/>
                 <w:lang w:eastAsia="ko-KR"/>
               </w:rPr>
               <w:t xml:space="preserve">damName, damType</w:t>
@@ -4271,8 +4273,8 @@
             </w:pPr>
             <w:r>
               <w:rPr>
-                <w:sz w:val="18"/>
-                <w:szCs w:val="18"/>
+                <w:sz w:val="20"/>
+                <w:szCs w:val="20"/>
                 <w:lang w:eastAsia="ko-KR"/>
               </w:rPr>
               <w:t xml:space="preserve">대상 댐을 식별하고 유형을 설명하기 위해</w:t>
@@ -4306,8 +4308,8 @@
               <w:rPr>
                 <w:b/>
                 <w:color w:val="1F4E79"/>
-                <w:sz w:val="18"/>
-                <w:szCs w:val="18"/>
+                <w:sz w:val="20"/>
+                <w:szCs w:val="20"/>
                 <w:lang w:eastAsia="ko-KR"/>
               </w:rPr>
               <w:t xml:space="preserve">HydrometeorologicalState</w:t>
@@ -4331,8 +4333,8 @@
             </w:pPr>
             <w:r>
               <w:rPr>
-                <w:sz w:val="18"/>
-                <w:szCs w:val="18"/>
+                <w:sz w:val="20"/>
+                <w:szCs w:val="20"/>
                 <w:lang w:eastAsia="ko-KR"/>
               </w:rPr>
               <w:t xml:space="preserve">variableType, stationCode</w:t>
@@ -4356,8 +4358,8 @@
             </w:pPr>
             <w:r>
               <w:rPr>
-                <w:sz w:val="18"/>
-                <w:szCs w:val="18"/>
+                <w:sz w:val="20"/>
+                <w:szCs w:val="20"/>
                 <w:lang w:eastAsia="ko-KR"/>
               </w:rPr>
               <w:t xml:space="preserve">수문·기상 변수를 구분하고 측정자료를 찾아가기 위해</w:t>
@@ -4391,8 +4393,8 @@
               <w:rPr>
                 <w:b/>
                 <w:color w:val="1F4E79"/>
-                <w:sz w:val="18"/>
-                <w:szCs w:val="18"/>
+                <w:sz w:val="20"/>
+                <w:szCs w:val="20"/>
                 <w:lang w:eastAsia="ko-KR"/>
               </w:rPr>
               <w:t xml:space="preserve">Operation</w:t>
@@ -4416,8 +4418,8 @@
             </w:pPr>
             <w:r>
               <w:rPr>
-                <w:sz w:val="18"/>
-                <w:szCs w:val="18"/>
+                <w:sz w:val="20"/>
+                <w:szCs w:val="20"/>
                 <w:lang w:eastAsia="ko-KR"/>
               </w:rPr>
               <w:t xml:space="preserve">operationType, operationTime</w:t>
@@ -4441,8 +4443,8 @@
             </w:pPr>
             <w:r>
               <w:rPr>
-                <w:sz w:val="18"/>
-                <w:szCs w:val="18"/>
+                <w:sz w:val="20"/>
+                <w:szCs w:val="20"/>
                 <w:lang w:eastAsia="ko-KR"/>
               </w:rPr>
               <w:t xml:space="preserve">어떤 운영이 언제 수행되었는지 확인하기 위해</w:t>
@@ -4476,8 +4478,8 @@
               <w:rPr>
                 <w:b/>
                 <w:color w:val="1F4E79"/>
-                <w:sz w:val="18"/>
-                <w:szCs w:val="18"/>
+                <w:sz w:val="20"/>
+                <w:szCs w:val="20"/>
                 <w:lang w:eastAsia="ko-KR"/>
               </w:rPr>
               <w:t xml:space="preserve">Approval</w:t>
@@ -4501,8 +4503,8 @@
             </w:pPr>
             <w:r>
               <w:rPr>
-                <w:sz w:val="18"/>
-                <w:szCs w:val="18"/>
+                <w:sz w:val="20"/>
+                <w:szCs w:val="20"/>
                 <w:lang w:eastAsia="ko-KR"/>
               </w:rPr>
               <w:t xml:space="preserve">approvalTime, approvalContent</w:t>
@@ -4526,8 +4528,8 @@
             </w:pPr>
             <w:r>
               <w:rPr>
-                <w:sz w:val="18"/>
-                <w:szCs w:val="18"/>
+                <w:sz w:val="20"/>
+                <w:szCs w:val="20"/>
                 <w:lang w:eastAsia="ko-KR"/>
               </w:rPr>
               <w:t xml:space="preserve">언제 어떤 승인이 있었는지 확인하기 위해</w:t>
@@ -4561,8 +4563,8 @@
               <w:rPr>
                 <w:b/>
                 <w:color w:val="1F4E79"/>
-                <w:sz w:val="18"/>
-                <w:szCs w:val="18"/>
+                <w:sz w:val="20"/>
+                <w:szCs w:val="20"/>
                 <w:lang w:eastAsia="ko-KR"/>
               </w:rPr>
               <w:t xml:space="preserve">Criterion</w:t>
@@ -4586,8 +4588,8 @@
             </w:pPr>
             <w:r>
               <w:rPr>
-                <w:sz w:val="18"/>
-                <w:szCs w:val="18"/>
+                <w:sz w:val="20"/>
+                <w:szCs w:val="20"/>
                 <w:lang w:eastAsia="ko-KR"/>
               </w:rPr>
               <w:t xml:space="preserve">criterionType, criterionValue, unit</w:t>
@@ -4611,8 +4613,8 @@
             </w:pPr>
             <w:r>
               <w:rPr>
-                <w:sz w:val="18"/>
-                <w:szCs w:val="18"/>
+                <w:sz w:val="20"/>
+                <w:szCs w:val="20"/>
                 <w:lang w:eastAsia="ko-KR"/>
               </w:rPr>
               <w:t xml:space="preserve">어떤 기준이 얼마의 값으로 적용되는지 확인하기 위해</w:t>
@@ -4646,8 +4648,8 @@
               <w:rPr>
                 <w:b/>
                 <w:color w:val="1F4E79"/>
-                <w:sz w:val="18"/>
-                <w:szCs w:val="18"/>
+                <w:sz w:val="20"/>
+                <w:szCs w:val="20"/>
                 <w:lang w:eastAsia="ko-KR"/>
               </w:rPr>
               <w:t xml:space="preserve">EvidenceSource</w:t>
@@ -4671,8 +4673,8 @@
             </w:pPr>
             <w:r>
               <w:rPr>
-                <w:sz w:val="18"/>
-                <w:szCs w:val="18"/>
+                <w:sz w:val="20"/>
+                <w:szCs w:val="20"/>
                 <w:lang w:eastAsia="ko-KR"/>
               </w:rPr>
               <w:t xml:space="preserve">sourceTitle, sourceType, sourceLocator</w:t>
@@ -4696,8 +4698,8 @@
             </w:pPr>
             <w:r>
               <w:rPr>
-                <w:sz w:val="18"/>
-                <w:szCs w:val="18"/>
+                <w:sz w:val="20"/>
+                <w:szCs w:val="20"/>
                 <w:lang w:eastAsia="ko-KR"/>
               </w:rPr>
               <w:t xml:space="preserve">근거자료와 자료 내 근거 위치를 확인하기 위해</w:t>
@@ -4774,8 +4776,8 @@
             <w:r>
               <w:rPr>
                 <w:b/>
-                <w:sz w:val="19"/>
-                <w:szCs w:val="19"/>
+                <w:sz w:val="20"/>
+                <w:szCs w:val="20"/>
                 <w:lang w:eastAsia="ko-KR"/>
               </w:rPr>
               <w:t xml:space="preserve">구분</w:t>
@@ -4802,8 +4804,8 @@
             <w:r>
               <w:rPr>
                 <w:b/>
-                <w:sz w:val="19"/>
-                <w:szCs w:val="19"/>
+                <w:sz w:val="20"/>
+                <w:szCs w:val="20"/>
                 <w:lang w:eastAsia="ko-KR"/>
               </w:rPr>
               <w:t xml:space="preserve">저장하는 것</w:t>
@@ -4830,8 +4832,8 @@
             <w:r>
               <w:rPr>
                 <w:b/>
-                <w:sz w:val="19"/>
-                <w:szCs w:val="19"/>
+                <w:sz w:val="20"/>
+                <w:szCs w:val="20"/>
                 <w:lang w:eastAsia="ko-KR"/>
               </w:rPr>
               <w:t xml:space="preserve">예</w:t>
@@ -4865,8 +4867,8 @@
               <w:rPr>
                 <w:b/>
                 <w:color w:val="1F4E79"/>
-                <w:sz w:val="18"/>
-                <w:szCs w:val="18"/>
+                <w:sz w:val="20"/>
+                <w:szCs w:val="20"/>
                 <w:lang w:eastAsia="ko-KR"/>
               </w:rPr>
               <w:t xml:space="preserve">KG</w:t>
@@ -4890,8 +4892,8 @@
             </w:pPr>
             <w:r>
               <w:rPr>
-                <w:sz w:val="18"/>
-                <w:szCs w:val="18"/>
+                <w:sz w:val="20"/>
+                <w:szCs w:val="20"/>
                 <w:lang w:eastAsia="ko-KR"/>
               </w:rPr>
               <w:t xml:space="preserve">의미와 관계, 근거 위치, 외부 자료를 찾아가는 정보</w:t>
@@ -4915,8 +4917,8 @@
             </w:pPr>
             <w:r>
               <w:rPr>
-                <w:sz w:val="18"/>
-                <w:szCs w:val="18"/>
+                <w:sz w:val="20"/>
+                <w:szCs w:val="20"/>
                 <w:lang w:eastAsia="ko-KR"/>
               </w:rPr>
               <w:t xml:space="preserve">승인·운영행위 Entity, 변수 종류와 측정소 코드, 근거자료의 위치</w:t>
@@ -4950,8 +4952,8 @@
               <w:rPr>
                 <w:b/>
                 <w:color w:val="1F4E79"/>
-                <w:sz w:val="18"/>
-                <w:szCs w:val="18"/>
+                <w:sz w:val="20"/>
+                <w:szCs w:val="20"/>
                 <w:lang w:eastAsia="ko-KR"/>
               </w:rPr>
               <w:t xml:space="preserve">측정자료 저장소</w:t>
@@ -4975,8 +4977,8 @@
             </w:pPr>
             <w:r>
               <w:rPr>
-                <w:sz w:val="18"/>
-                <w:szCs w:val="18"/>
+                <w:sz w:val="20"/>
+                <w:szCs w:val="20"/>
                 <w:lang w:eastAsia="ko-KR"/>
               </w:rPr>
               <w:t xml:space="preserve">시간별 실제 측정 시계열 값 전체</w:t>
@@ -5000,8 +5002,8 @@
             </w:pPr>
             <w:r>
               <w:rPr>
-                <w:sz w:val="18"/>
-                <w:szCs w:val="18"/>
+                <w:sz w:val="20"/>
+                <w:szCs w:val="20"/>
                 <w:lang w:eastAsia="ko-KR"/>
               </w:rPr>
               <w:t xml:space="preserve">수위, 유입량, 방류량 등</w:t>
@@ -5035,8 +5037,8 @@
               <w:rPr>
                 <w:b/>
                 <w:color w:val="1F4E79"/>
-                <w:sz w:val="18"/>
-                <w:szCs w:val="18"/>
+                <w:sz w:val="20"/>
+                <w:szCs w:val="20"/>
                 <w:lang w:eastAsia="ko-KR"/>
               </w:rPr>
               <w:t xml:space="preserve">문서 저장소</w:t>
@@ -5060,8 +5062,8 @@
             </w:pPr>
             <w:r>
               <w:rPr>
-                <w:sz w:val="18"/>
-                <w:szCs w:val="18"/>
+                <w:sz w:val="20"/>
+                <w:szCs w:val="20"/>
                 <w:lang w:eastAsia="ko-KR"/>
               </w:rPr>
               <w:t xml:space="preserve">규정·법령 문서 원문(조문 단위)</w:t>
@@ -5085,8 +5087,8 @@
             </w:pPr>
             <w:r>
               <w:rPr>
-                <w:sz w:val="18"/>
-                <w:szCs w:val="18"/>
+                <w:sz w:val="20"/>
+                <w:szCs w:val="20"/>
                 <w:lang w:eastAsia="ko-KR"/>
               </w:rPr>
               <w:t xml:space="preserve">연계운영규정 별표3, 하천법 조문</w:t>
@@ -5215,6 +5217,8 @@
       </w:pPr>
       <w:r>
         <w:rPr>
+          <w:sz w:val="20"/>
+          <w:szCs w:val="20"/>
           <w:lang w:eastAsia="ko-KR"/>
         </w:rPr>
         <w:t xml:space="preserve">Ontology에 맞추어 실제 자료로 KG를 구축하였다. 구축 절차는 근거 문헌의 방법을 참고하였고, 문헌에 방법이 없는 부분은 연구자 판단으로 정하고 그 사실을 표시하였다.</w:t>
@@ -5281,8 +5285,8 @@
             <w:r>
               <w:rPr>
                 <w:b/>
-                <w:sz w:val="19"/>
-                <w:szCs w:val="19"/>
+                <w:sz w:val="20"/>
+                <w:szCs w:val="20"/>
                 <w:lang w:eastAsia="ko-KR"/>
               </w:rPr>
               <w:t xml:space="preserve">자료</w:t>
@@ -5309,8 +5313,8 @@
             <w:r>
               <w:rPr>
                 <w:b/>
-                <w:sz w:val="19"/>
-                <w:szCs w:val="19"/>
+                <w:sz w:val="20"/>
+                <w:szCs w:val="20"/>
                 <w:lang w:eastAsia="ko-KR"/>
               </w:rPr>
               <w:t xml:space="preserve">출처</w:t>
@@ -5337,8 +5341,8 @@
             <w:r>
               <w:rPr>
                 <w:b/>
-                <w:sz w:val="19"/>
-                <w:szCs w:val="19"/>
+                <w:sz w:val="20"/>
+                <w:szCs w:val="20"/>
                 <w:lang w:eastAsia="ko-KR"/>
               </w:rPr>
               <w:t xml:space="preserve">범위</w:t>
@@ -5365,8 +5369,8 @@
             <w:r>
               <w:rPr>
                 <w:b/>
-                <w:sz w:val="19"/>
-                <w:szCs w:val="19"/>
+                <w:sz w:val="20"/>
+                <w:szCs w:val="20"/>
                 <w:lang w:eastAsia="ko-KR"/>
               </w:rPr>
               <w:t xml:space="preserve">사용</w:t>
@@ -5400,8 +5404,8 @@
               <w:rPr>
                 <w:b/>
                 <w:color w:val="1F4E79"/>
-                <w:sz w:val="18"/>
-                <w:szCs w:val="18"/>
+                <w:sz w:val="20"/>
+                <w:szCs w:val="20"/>
                 <w:lang w:eastAsia="ko-KR"/>
               </w:rPr>
               <w:t xml:space="preserve">방류 승인 기록</w:t>
@@ -5425,8 +5429,8 @@
             </w:pPr>
             <w:r>
               <w:rPr>
-                <w:sz w:val="18"/>
-                <w:szCs w:val="18"/>
+                <w:sz w:val="20"/>
+                <w:szCs w:val="20"/>
                 <w:lang w:eastAsia="ko-KR"/>
               </w:rPr>
               <w:t xml:space="preserve">한강홍수통제소 댐방류승인(공공데이터포털)</w:t>
@@ -5450,8 +5454,8 @@
             </w:pPr>
             <w:r>
               <w:rPr>
-                <w:sz w:val="18"/>
-                <w:szCs w:val="18"/>
+                <w:sz w:val="20"/>
+                <w:szCs w:val="20"/>
                 <w:lang w:eastAsia="ko-KR"/>
               </w:rPr>
               <w:t xml:space="preserve">충주·소양강·횡성·광동 4개 댐 80건 (2010-09 ~ 2021-07)</w:t>
@@ -5475,8 +5479,8 @@
             </w:pPr>
             <w:r>
               <w:rPr>
-                <w:sz w:val="18"/>
-                <w:szCs w:val="18"/>
+                <w:sz w:val="20"/>
+                <w:szCs w:val="20"/>
                 <w:lang w:eastAsia="ko-KR"/>
               </w:rPr>
               <w:t xml:space="preserve">Approval, Operation</w:t>
@@ -5510,8 +5514,8 @@
               <w:rPr>
                 <w:b/>
                 <w:color w:val="1F4E79"/>
-                <w:sz w:val="18"/>
-                <w:szCs w:val="18"/>
+                <w:sz w:val="20"/>
+                <w:szCs w:val="20"/>
                 <w:lang w:eastAsia="ko-KR"/>
               </w:rPr>
               <w:t xml:space="preserve">수문기상 시간자료</w:t>
@@ -5535,8 +5539,8 @@
             </w:pPr>
             <w:r>
               <w:rPr>
-                <w:sz w:val="18"/>
-                <w:szCs w:val="18"/>
+                <w:sz w:val="20"/>
+                <w:szCs w:val="20"/>
                 <w:lang w:eastAsia="ko-KR"/>
               </w:rPr>
               <w:t xml:space="preserve">K-water MyWater</w:t>
@@ -5560,8 +5564,8 @@
             </w:pPr>
             <w:r>
               <w:rPr>
-                <w:sz w:val="18"/>
-                <w:szCs w:val="18"/>
+                <w:sz w:val="20"/>
+                <w:szCs w:val="20"/>
                 <w:lang w:eastAsia="ko-KR"/>
               </w:rPr>
               <w:t xml:space="preserve">4개 댐 × 6개 변수(수위, 저수량, 강우량, 유입량, 총방류량, 저수율), 시간별 306,934행 (충주·횡성 2010-08~, 소양강 2011-06~, 광동 2016-06~ 2026-09)</w:t>
@@ -5585,8 +5589,8 @@
             </w:pPr>
             <w:r>
               <w:rPr>
-                <w:sz w:val="18"/>
-                <w:szCs w:val="18"/>
+                <w:sz w:val="20"/>
+                <w:szCs w:val="20"/>
                 <w:lang w:eastAsia="ko-KR"/>
               </w:rPr>
               <w:t xml:space="preserve">측정자료 저장소, 상태 Entity</w:t>
@@ -5620,8 +5624,8 @@
               <w:rPr>
                 <w:b/>
                 <w:color w:val="1F4E79"/>
-                <w:sz w:val="18"/>
-                <w:szCs w:val="18"/>
+                <w:sz w:val="20"/>
+                <w:szCs w:val="20"/>
                 <w:lang w:eastAsia="ko-KR"/>
               </w:rPr>
               <w:t xml:space="preserve">홍수기 제한수위</w:t>
@@ -5645,8 +5649,8 @@
             </w:pPr>
             <w:r>
               <w:rPr>
-                <w:sz w:val="18"/>
-                <w:szCs w:val="18"/>
+                <w:sz w:val="20"/>
+                <w:szCs w:val="20"/>
                 <w:lang w:eastAsia="ko-KR"/>
               </w:rPr>
               <w:t xml:space="preserve">연계운영규정 별표3(법제처) 및 연혁 9개 판</w:t>
@@ -5670,8 +5674,8 @@
             </w:pPr>
             <w:r>
               <w:rPr>
-                <w:sz w:val="18"/>
-                <w:szCs w:val="18"/>
+                <w:sz w:val="20"/>
+                <w:szCs w:val="20"/>
                 <w:lang w:eastAsia="ko-KR"/>
               </w:rPr>
               <w:t xml:space="preserve">충주 138.0, 소양강 190.3, 횡성 178.2 EL.m (광동댐은 별표3에 수록되지 않음)</w:t>
@@ -5695,8 +5699,8 @@
             </w:pPr>
             <w:r>
               <w:rPr>
-                <w:sz w:val="18"/>
-                <w:szCs w:val="18"/>
+                <w:sz w:val="20"/>
+                <w:szCs w:val="20"/>
                 <w:lang w:eastAsia="ko-KR"/>
               </w:rPr>
               <w:t xml:space="preserve">Criterion</w:t>
@@ -5730,8 +5734,8 @@
               <w:rPr>
                 <w:b/>
                 <w:color w:val="1F4E79"/>
-                <w:sz w:val="18"/>
-                <w:szCs w:val="18"/>
+                <w:sz w:val="20"/>
+                <w:szCs w:val="20"/>
                 <w:lang w:eastAsia="ko-KR"/>
               </w:rPr>
               <w:t xml:space="preserve">법령·규정 조문</w:t>
@@ -5755,8 +5759,8 @@
             </w:pPr>
             <w:r>
               <w:rPr>
-                <w:sz w:val="18"/>
-                <w:szCs w:val="18"/>
+                <w:sz w:val="20"/>
+                <w:szCs w:val="20"/>
                 <w:lang w:eastAsia="ko-KR"/>
               </w:rPr>
               <w:t xml:space="preserve">법제처 국가법령정보(XML)</w:t>
@@ -5780,8 +5784,8 @@
             </w:pPr>
             <w:r>
               <w:rPr>
-                <w:sz w:val="18"/>
-                <w:szCs w:val="18"/>
+                <w:sz w:val="20"/>
+                <w:szCs w:val="20"/>
                 <w:lang w:eastAsia="ko-KR"/>
               </w:rPr>
               <w:t xml:space="preserve">연계운영규정 조문·별표, 하천법·시행령·댐건설관리법 관련 조문 36개 청크</w:t>
@@ -5805,8 +5809,8 @@
             </w:pPr>
             <w:r>
               <w:rPr>
-                <w:sz w:val="18"/>
-                <w:szCs w:val="18"/>
+                <w:sz w:val="20"/>
+                <w:szCs w:val="20"/>
                 <w:lang w:eastAsia="ko-KR"/>
               </w:rPr>
               <w:t xml:space="preserve">문서 저장소, 근거 위치</w:t>
@@ -5972,8 +5976,8 @@
             <w:r>
               <w:rPr>
                 <w:b/>
-                <w:sz w:val="18"/>
-                <w:szCs w:val="18"/>
+                <w:sz w:val="20"/>
+                <w:szCs w:val="20"/>
                 <w:lang w:eastAsia="ko-KR"/>
               </w:rPr>
               <w:t xml:space="preserve">단계</w:t>
@@ -6000,8 +6004,8 @@
             <w:r>
               <w:rPr>
                 <w:b/>
-                <w:sz w:val="18"/>
-                <w:szCs w:val="18"/>
+                <w:sz w:val="20"/>
+                <w:szCs w:val="20"/>
                 <w:lang w:eastAsia="ko-KR"/>
               </w:rPr>
               <w:t xml:space="preserve">수행 내용</w:t>
@@ -6028,8 +6032,8 @@
             <w:r>
               <w:rPr>
                 <w:b/>
-                <w:sz w:val="18"/>
-                <w:szCs w:val="18"/>
+                <w:sz w:val="20"/>
+                <w:szCs w:val="20"/>
                 <w:lang w:eastAsia="ko-KR"/>
               </w:rPr>
               <w:t xml:space="preserve">근거 문헌</w:t>
@@ -6056,8 +6060,8 @@
             <w:r>
               <w:rPr>
                 <w:b/>
-                <w:sz w:val="18"/>
-                <w:szCs w:val="18"/>
+                <w:sz w:val="20"/>
+                <w:szCs w:val="20"/>
                 <w:lang w:eastAsia="ko-KR"/>
               </w:rPr>
               <w:t xml:space="preserve">이유</w:t>
@@ -6091,8 +6095,8 @@
               <w:rPr>
                 <w:b/>
                 <w:color w:val="1F4E79"/>
-                <w:sz w:val="17"/>
-                <w:szCs w:val="17"/>
+                <w:sz w:val="20"/>
+                <w:szCs w:val="20"/>
                 <w:lang w:eastAsia="ko-KR"/>
               </w:rPr>
               <w:t xml:space="preserve">1 소스 구분</w:t>
@@ -6116,8 +6120,8 @@
             </w:pPr>
             <w:r>
               <w:rPr>
-                <w:sz w:val="17"/>
-                <w:szCs w:val="17"/>
+                <w:sz w:val="20"/>
+                <w:szCs w:val="20"/>
                 <w:lang w:eastAsia="ko-KR"/>
               </w:rPr>
               <w:t xml:space="preserve">구조화 자료(승인 CSV, 시간별 측정, 별표3 표)와 비정형 텍스트(승인 비고, 규정·법령 조문)로 구분</w:t>
@@ -6141,8 +6145,8 @@
             </w:pPr>
             <w:r>
               <w:rPr>
-                <w:sz w:val="17"/>
-                <w:szCs w:val="17"/>
+                <w:sz w:val="20"/>
+                <w:szCs w:val="20"/>
                 <w:lang w:eastAsia="ko-KR"/>
               </w:rPr>
               <w:t xml:space="preserve">DDKG(Huang 2026) 3.2.1</w:t>
@@ -6166,8 +6170,8 @@
             </w:pPr>
             <w:r>
               <w:rPr>
-                <w:sz w:val="17"/>
-                <w:szCs w:val="17"/>
+                <w:sz w:val="20"/>
+                <w:szCs w:val="20"/>
                 <w:lang w:eastAsia="ko-KR"/>
               </w:rPr>
               <w:t xml:space="preserve">자료 유형에 따라 처리 방식(매핑, 추출, 청킹)이 달라지기 때문</w:t>
@@ -6201,8 +6205,8 @@
               <w:rPr>
                 <w:b/>
                 <w:color w:val="1F4E79"/>
-                <w:sz w:val="17"/>
-                <w:szCs w:val="17"/>
+                <w:sz w:val="20"/>
+                <w:szCs w:val="20"/>
                 <w:lang w:eastAsia="ko-KR"/>
               </w:rPr>
               <w:t xml:space="preserve">2 전처리</w:t>
@@ -6226,8 +6230,8 @@
             </w:pPr>
             <w:r>
               <w:rPr>
-                <w:sz w:val="17"/>
-                <w:szCs w:val="17"/>
+                <w:sz w:val="20"/>
+                <w:szCs w:val="20"/>
                 <w:lang w:eastAsia="ko-KR"/>
               </w:rPr>
               <w:t xml:space="preserve">값이 모두 같은 승인 중복 행 제거, 측정 시각 24시 표기를 다음날 0시로 변환, 결측은 채우지 않음, 법령 XML을 조문·별표 단위로 분할</w:t>
@@ -6251,8 +6255,8 @@
             </w:pPr>
             <w:r>
               <w:rPr>
-                <w:sz w:val="17"/>
-                <w:szCs w:val="17"/>
+                <w:sz w:val="20"/>
+                <w:szCs w:val="20"/>
                 <w:lang w:eastAsia="ko-KR"/>
               </w:rPr>
               <w:t xml:space="preserve">비정형 텍스트: DDKG, Zhang(2025) / 구조화 자료 정제: 문헌 없음(연구자 판단)</w:t>
@@ -6276,8 +6280,8 @@
             </w:pPr>
             <w:r>
               <w:rPr>
-                <w:sz w:val="17"/>
-                <w:szCs w:val="17"/>
+                <w:sz w:val="20"/>
+                <w:szCs w:val="20"/>
                 <w:lang w:eastAsia="ko-KR"/>
               </w:rPr>
               <w:t xml:space="preserve">원문은 유지하고 수정한 내용은 로그로 남기는 원칙</w:t>
@@ -6311,8 +6315,8 @@
               <w:rPr>
                 <w:b/>
                 <w:color w:val="1F4E79"/>
-                <w:sz w:val="17"/>
-                <w:szCs w:val="17"/>
+                <w:sz w:val="20"/>
+                <w:szCs w:val="20"/>
                 <w:lang w:eastAsia="ko-KR"/>
               </w:rPr>
               <w:t xml:space="preserve">3 구조화 자료 매핑</w:t>
@@ -6336,8 +6340,8 @@
             </w:pPr>
             <w:r>
               <w:rPr>
-                <w:sz w:val="17"/>
-                <w:szCs w:val="17"/>
+                <w:sz w:val="20"/>
+                <w:szCs w:val="20"/>
                 <w:lang w:eastAsia="ko-KR"/>
               </w:rPr>
               <w:t xml:space="preserve">표를 Class·속성·관계로 변환하는 규칙표 적용(2.3)</w:t>
@@ -6361,8 +6365,8 @@
             </w:pPr>
             <w:r>
               <w:rPr>
-                <w:sz w:val="17"/>
-                <w:szCs w:val="17"/>
+                <w:sz w:val="20"/>
+                <w:szCs w:val="20"/>
                 <w:lang w:eastAsia="ko-KR"/>
               </w:rPr>
               <w:t xml:space="preserve">OntoDSMS(Zhou 2023): 표는 Class, 열은 속성, 행은 인스턴스</w:t>
@@ -6386,8 +6390,8 @@
             </w:pPr>
             <w:r>
               <w:rPr>
-                <w:sz w:val="17"/>
-                <w:szCs w:val="17"/>
+                <w:sz w:val="20"/>
+                <w:szCs w:val="20"/>
                 <w:lang w:eastAsia="ko-KR"/>
               </w:rPr>
               <w:t xml:space="preserve">값은 원자료 그대로 옮기고 해석을 더하지 않기 위해</w:t>
@@ -6421,8 +6425,8 @@
               <w:rPr>
                 <w:b/>
                 <w:color w:val="1F4E79"/>
-                <w:sz w:val="17"/>
-                <w:szCs w:val="17"/>
+                <w:sz w:val="20"/>
+                <w:szCs w:val="20"/>
                 <w:lang w:eastAsia="ko-KR"/>
               </w:rPr>
               <w:t xml:space="preserve">4 비정형 텍스트 추출</w:t>
@@ -6446,8 +6450,8 @@
             </w:pPr>
             <w:r>
               <w:rPr>
-                <w:sz w:val="17"/>
-                <w:szCs w:val="17"/>
+                <w:sz w:val="20"/>
+                <w:szCs w:val="20"/>
                 <w:lang w:eastAsia="ko-KR"/>
               </w:rPr>
               <w:t xml:space="preserve">승인 비고에서 운영행위(Operation)를 규칙 기반으로 추출(2.4)</w:t>
@@ -6471,8 +6475,8 @@
             </w:pPr>
             <w:r>
               <w:rPr>
-                <w:sz w:val="17"/>
-                <w:szCs w:val="17"/>
+                <w:sz w:val="20"/>
+                <w:szCs w:val="20"/>
                 <w:lang w:eastAsia="ko-KR"/>
               </w:rPr>
               <w:t xml:space="preserve">DDKG 3.2.2: 표준화된 표현은 규칙으로 추출</w:t>
@@ -6496,8 +6500,8 @@
             </w:pPr>
             <w:r>
               <w:rPr>
-                <w:sz w:val="17"/>
-                <w:szCs w:val="17"/>
+                <w:sz w:val="20"/>
+                <w:szCs w:val="20"/>
                 <w:lang w:eastAsia="ko-KR"/>
               </w:rPr>
               <w:t xml:space="preserve">비고가 짧고 정해진 틀로 쓰여 규칙으로 충분하고 재현할 수 있기 때문</w:t>
@@ -6531,8 +6535,8 @@
               <w:rPr>
                 <w:b/>
                 <w:color w:val="1F4E79"/>
-                <w:sz w:val="17"/>
-                <w:szCs w:val="17"/>
+                <w:sz w:val="20"/>
+                <w:szCs w:val="20"/>
                 <w:lang w:eastAsia="ko-KR"/>
               </w:rPr>
               <w:t xml:space="preserve">5 개체 해소·연결</w:t>
@@ -6556,8 +6560,8 @@
             </w:pPr>
             <w:r>
               <w:rPr>
-                <w:sz w:val="17"/>
-                <w:szCs w:val="17"/>
+                <w:sz w:val="20"/>
+                <w:szCs w:val="20"/>
                 <w:lang w:eastAsia="ko-KR"/>
               </w:rPr>
               <w:t xml:space="preserve">승인 파일의 시설 코드와 K-water 댐 코드가 같으면 같은 Dam으로 연결, 별표3은 공백을 제거한 이름으로 연결</w:t>
@@ -6581,8 +6585,8 @@
             </w:pPr>
             <w:r>
               <w:rPr>
-                <w:sz w:val="17"/>
-                <w:szCs w:val="17"/>
+                <w:sz w:val="20"/>
+                <w:szCs w:val="20"/>
                 <w:lang w:eastAsia="ko-KR"/>
               </w:rPr>
               <w:t xml:space="preserve">GraphAide(Purohit 2024): 개체 중의성 해소</w:t>
@@ -6606,8 +6610,8 @@
             </w:pPr>
             <w:r>
               <w:rPr>
-                <w:sz w:val="17"/>
-                <w:szCs w:val="17"/>
+                <w:sz w:val="20"/>
+                <w:szCs w:val="20"/>
                 <w:lang w:eastAsia="ko-KR"/>
               </w:rPr>
               <w:t xml:space="preserve">코드가 일치하는 자료는 추측 없이 연결</w:t>
@@ -6641,8 +6645,8 @@
               <w:rPr>
                 <w:b/>
                 <w:color w:val="1F4E79"/>
-                <w:sz w:val="17"/>
-                <w:szCs w:val="17"/>
+                <w:sz w:val="20"/>
+                <w:szCs w:val="20"/>
                 <w:lang w:eastAsia="ko-KR"/>
               </w:rPr>
               <w:t xml:space="preserve">6 정규화·Ontology 검증</w:t>
@@ -6666,8 +6670,8 @@
             </w:pPr>
             <w:r>
               <w:rPr>
-                <w:sz w:val="17"/>
-                <w:szCs w:val="17"/>
+                <w:sz w:val="20"/>
+                <w:szCs w:val="20"/>
                 <w:lang w:eastAsia="ko-KR"/>
               </w:rPr>
               <w:t xml:space="preserve">관계 양 끝의 Class, 필수 속성, 값 형식, 근거 연결, 경로 일치를 검사하고 CQ 답변 가능성을 점검(2.5)</w:t>
@@ -6691,8 +6695,8 @@
             </w:pPr>
             <w:r>
               <w:rPr>
-                <w:sz w:val="17"/>
-                <w:szCs w:val="17"/>
+                <w:sz w:val="20"/>
+                <w:szCs w:val="20"/>
                 <w:lang w:eastAsia="ko-KR"/>
               </w:rPr>
               <w:t xml:space="preserve">GraphAide: 스키마 검증, DDKG: 일관성 검사, Noy(2001): 속성 제약</w:t>
@@ -6716,8 +6720,8 @@
             </w:pPr>
             <w:r>
               <w:rPr>
-                <w:sz w:val="17"/>
-                <w:szCs w:val="17"/>
+                <w:sz w:val="20"/>
+                <w:szCs w:val="20"/>
                 <w:lang w:eastAsia="ko-KR"/>
               </w:rPr>
               <w:t xml:space="preserve">KG가 정의한 Ontology를 지키고 CQ에 필요한 근거가 모두 연결되는지 확인하기 위해</w:t>
@@ -6751,8 +6755,8 @@
               <w:rPr>
                 <w:b/>
                 <w:color w:val="1F4E79"/>
-                <w:sz w:val="17"/>
-                <w:szCs w:val="17"/>
+                <w:sz w:val="20"/>
+                <w:szCs w:val="20"/>
                 <w:lang w:eastAsia="ko-KR"/>
               </w:rPr>
               <w:t xml:space="preserve">7 저장</w:t>
@@ -6776,8 +6780,8 @@
             </w:pPr>
             <w:r>
               <w:rPr>
-                <w:sz w:val="17"/>
-                <w:szCs w:val="17"/>
+                <w:sz w:val="20"/>
+                <w:szCs w:val="20"/>
                 <w:lang w:eastAsia="ko-KR"/>
               </w:rPr>
               <w:t xml:space="preserve">KG를 CSV(개체·속성·관계)로 두고 Neo4j에 Cypher로 적재, 측정값과 문서 원문은 외부 저장소</w:t>
@@ -6801,8 +6805,8 @@
             </w:pPr>
             <w:r>
               <w:rPr>
-                <w:sz w:val="17"/>
-                <w:szCs w:val="17"/>
+                <w:sz w:val="20"/>
+                <w:szCs w:val="20"/>
                 <w:lang w:eastAsia="ko-KR"/>
               </w:rPr>
               <w:t xml:space="preserve">DDKG, Zhang, GraphAide: Neo4j와 Cypher</w:t>
@@ -6826,8 +6830,8 @@
             </w:pPr>
             <w:r>
               <w:rPr>
-                <w:sz w:val="17"/>
-                <w:szCs w:val="17"/>
+                <w:sz w:val="20"/>
+                <w:szCs w:val="20"/>
                 <w:lang w:eastAsia="ko-KR"/>
               </w:rPr>
               <w:t xml:space="preserve">다단계 관계 탐색과 질의 언어 기반 검색을 위해</w:t>
@@ -6905,8 +6909,8 @@
             <w:r>
               <w:rPr>
                 <w:b/>
-                <w:sz w:val="18"/>
-                <w:szCs w:val="18"/>
+                <w:sz w:val="20"/>
+                <w:szCs w:val="20"/>
                 <w:lang w:eastAsia="ko-KR"/>
               </w:rPr>
               <w:t xml:space="preserve">Class</w:t>
@@ -6933,8 +6937,8 @@
             <w:r>
               <w:rPr>
                 <w:b/>
-                <w:sz w:val="18"/>
-                <w:szCs w:val="18"/>
+                <w:sz w:val="20"/>
+                <w:szCs w:val="20"/>
                 <w:lang w:eastAsia="ko-KR"/>
               </w:rPr>
               <w:t xml:space="preserve">원천</w:t>
@@ -6961,8 +6965,8 @@
             <w:r>
               <w:rPr>
                 <w:b/>
-                <w:sz w:val="18"/>
-                <w:szCs w:val="18"/>
+                <w:sz w:val="20"/>
+                <w:szCs w:val="20"/>
                 <w:lang w:eastAsia="ko-KR"/>
               </w:rPr>
               <w:t xml:space="preserve">ID</w:t>
@@ -6989,8 +6993,8 @@
             <w:r>
               <w:rPr>
                 <w:b/>
-                <w:sz w:val="18"/>
-                <w:szCs w:val="18"/>
+                <w:sz w:val="20"/>
+                <w:szCs w:val="20"/>
                 <w:lang w:eastAsia="ko-KR"/>
               </w:rPr>
               <w:t xml:space="preserve">속성 · 관계</w:t>
@@ -7024,8 +7028,8 @@
               <w:rPr>
                 <w:b/>
                 <w:color w:val="1F4E79"/>
-                <w:sz w:val="17"/>
-                <w:szCs w:val="17"/>
+                <w:sz w:val="20"/>
+                <w:szCs w:val="20"/>
                 <w:lang w:eastAsia="ko-KR"/>
               </w:rPr>
               <w:t xml:space="preserve">Dam</w:t>
@@ -7049,8 +7053,8 @@
             </w:pPr>
             <w:r>
               <w:rPr>
-                <w:sz w:val="17"/>
-                <w:szCs w:val="17"/>
+                <w:sz w:val="20"/>
+                <w:szCs w:val="20"/>
                 <w:lang w:eastAsia="ko-KR"/>
               </w:rPr>
               <w:t xml:space="preserve">승인 파일의 시설, MyWater 댐 정보</w:t>
@@ -7074,8 +7078,8 @@
             </w:pPr>
             <w:r>
               <w:rPr>
-                <w:sz w:val="17"/>
-                <w:szCs w:val="17"/>
+                <w:sz w:val="20"/>
+                <w:szCs w:val="20"/>
                 <w:lang w:eastAsia="ko-KR"/>
               </w:rPr>
               <w:t xml:space="preserve">DAM:시설코드</w:t>
@@ -7099,8 +7103,8 @@
             </w:pPr>
             <w:r>
               <w:rPr>
-                <w:sz w:val="17"/>
-                <w:szCs w:val="17"/>
+                <w:sz w:val="20"/>
+                <w:szCs w:val="20"/>
                 <w:lang w:eastAsia="ko-KR"/>
               </w:rPr>
               <w:t xml:space="preserve">damName, damType</w:t>
@@ -7134,8 +7138,8 @@
               <w:rPr>
                 <w:b/>
                 <w:color w:val="1F4E79"/>
-                <w:sz w:val="17"/>
-                <w:szCs w:val="17"/>
+                <w:sz w:val="20"/>
+                <w:szCs w:val="20"/>
                 <w:lang w:eastAsia="ko-KR"/>
               </w:rPr>
               <w:t xml:space="preserve">HydrometeorologicalState</w:t>
@@ -7159,8 +7163,8 @@
             </w:pPr>
             <w:r>
               <w:rPr>
-                <w:sz w:val="17"/>
-                <w:szCs w:val="17"/>
+                <w:sz w:val="20"/>
+                <w:szCs w:val="20"/>
                 <w:lang w:eastAsia="ko-KR"/>
               </w:rPr>
               <w:t xml:space="preserve">시간자료의 변수 6종</w:t>
@@ -7184,8 +7188,8 @@
             </w:pPr>
             <w:r>
               <w:rPr>
-                <w:sz w:val="17"/>
-                <w:szCs w:val="17"/>
+                <w:sz w:val="20"/>
+                <w:szCs w:val="20"/>
                 <w:lang w:eastAsia="ko-KR"/>
               </w:rPr>
               <w:t xml:space="preserve">HMS:시설코드:변수 (댐 × 변수 = 24개)</w:t>
@@ -7209,8 +7213,8 @@
             </w:pPr>
             <w:r>
               <w:rPr>
-                <w:sz w:val="17"/>
-                <w:szCs w:val="17"/>
+                <w:sz w:val="20"/>
+                <w:szCs w:val="20"/>
                 <w:lang w:eastAsia="ko-KR"/>
               </w:rPr>
               <w:t xml:space="preserve">variableType, stationCode(측정자료 조회 키로 K-water 시설 코드 사용) / hasHydrometeorologicalState</w:t>
@@ -7244,8 +7248,8 @@
               <w:rPr>
                 <w:b/>
                 <w:color w:val="1F4E79"/>
-                <w:sz w:val="17"/>
-                <w:szCs w:val="17"/>
+                <w:sz w:val="20"/>
+                <w:szCs w:val="20"/>
                 <w:lang w:eastAsia="ko-KR"/>
               </w:rPr>
               <w:t xml:space="preserve">Approval</w:t>
@@ -7269,8 +7273,8 @@
             </w:pPr>
             <w:r>
               <w:rPr>
-                <w:sz w:val="17"/>
-                <w:szCs w:val="17"/>
+                <w:sz w:val="20"/>
+                <w:szCs w:val="20"/>
                 <w:lang w:eastAsia="ko-KR"/>
               </w:rPr>
               <w:t xml:space="preserve">승인 CSV 한 행</w:t>
@@ -7294,8 +7298,8 @@
             </w:pPr>
             <w:r>
               <w:rPr>
-                <w:sz w:val="17"/>
-                <w:szCs w:val="17"/>
+                <w:sz w:val="20"/>
+                <w:szCs w:val="20"/>
                 <w:lang w:eastAsia="ko-KR"/>
               </w:rPr>
               <w:t xml:space="preserve">APR:순차번호</w:t>
@@ -7319,8 +7323,8 @@
             </w:pPr>
             <w:r>
               <w:rPr>
-                <w:sz w:val="17"/>
-                <w:szCs w:val="17"/>
+                <w:sz w:val="20"/>
+                <w:szCs w:val="20"/>
                 <w:lang w:eastAsia="ko-KR"/>
               </w:rPr>
               <w:t xml:space="preserve">approvalTime(승인일), approvalContent(방류 시작, 접수방류량, 비고를 한 문장으로) / concernsDam</w:t>
@@ -7354,8 +7358,8 @@
               <w:rPr>
                 <w:b/>
                 <w:color w:val="1F4E79"/>
-                <w:sz w:val="17"/>
-                <w:szCs w:val="17"/>
+                <w:sz w:val="20"/>
+                <w:szCs w:val="20"/>
                 <w:lang w:eastAsia="ko-KR"/>
               </w:rPr>
               <w:t xml:space="preserve">Criterion</w:t>
@@ -7379,8 +7383,8 @@
             </w:pPr>
             <w:r>
               <w:rPr>
-                <w:sz w:val="17"/>
-                <w:szCs w:val="17"/>
+                <w:sz w:val="20"/>
+                <w:szCs w:val="20"/>
                 <w:lang w:eastAsia="ko-KR"/>
               </w:rPr>
               <w:t xml:space="preserve">별표3</w:t>
@@ -7404,8 +7408,8 @@
             </w:pPr>
             <w:r>
               <w:rPr>
-                <w:sz w:val="17"/>
-                <w:szCs w:val="17"/>
+                <w:sz w:val="20"/>
+                <w:szCs w:val="20"/>
                 <w:lang w:eastAsia="ko-KR"/>
               </w:rPr>
               <w:t xml:space="preserve">CRI:번호</w:t>
@@ -7429,8 +7433,8 @@
             </w:pPr>
             <w:r>
               <w:rPr>
-                <w:sz w:val="17"/>
-                <w:szCs w:val="17"/>
+                <w:sz w:val="20"/>
+                <w:szCs w:val="20"/>
                 <w:lang w:eastAsia="ko-KR"/>
               </w:rPr>
               <w:t xml:space="preserve">criterionType, criterionValue, unit / appliesToDam</w:t>
@@ -7464,8 +7468,8 @@
               <w:rPr>
                 <w:b/>
                 <w:color w:val="1F4E79"/>
-                <w:sz w:val="17"/>
-                <w:szCs w:val="17"/>
+                <w:sz w:val="20"/>
+                <w:szCs w:val="20"/>
                 <w:lang w:eastAsia="ko-KR"/>
               </w:rPr>
               <w:t xml:space="preserve">EvidenceSource</w:t>
@@ -7489,8 +7493,8 @@
             </w:pPr>
             <w:r>
               <w:rPr>
-                <w:sz w:val="17"/>
-                <w:szCs w:val="17"/>
+                <w:sz w:val="20"/>
+                <w:szCs w:val="20"/>
                 <w:lang w:eastAsia="ko-KR"/>
               </w:rPr>
               <w:t xml:space="preserve">승인 레코드, 측정 소스, 별표3와 연혁</w:t>
@@ -7514,8 +7518,8 @@
             </w:pPr>
             <w:r>
               <w:rPr>
-                <w:sz w:val="17"/>
-                <w:szCs w:val="17"/>
+                <w:sz w:val="20"/>
+                <w:szCs w:val="20"/>
                 <w:lang w:eastAsia="ko-KR"/>
               </w:rPr>
               <w:t xml:space="preserve">EVI:출처</w:t>
@@ -7539,8 +7543,8 @@
             </w:pPr>
             <w:r>
               <w:rPr>
-                <w:sz w:val="17"/>
-                <w:szCs w:val="17"/>
+                <w:sz w:val="20"/>
+                <w:szCs w:val="20"/>
                 <w:lang w:eastAsia="ko-KR"/>
               </w:rPr>
               <w:t xml:space="preserve">sourceTitle, sourceType, sourceLocator, chunkId(규정 근거) / 다른 Class에서 supportedBy</w:t>
@@ -7704,8 +7708,8 @@
             <w:r>
               <w:rPr>
                 <w:b/>
-                <w:sz w:val="19"/>
-                <w:szCs w:val="19"/>
+                <w:sz w:val="20"/>
+                <w:szCs w:val="20"/>
                 <w:lang w:eastAsia="ko-KR"/>
               </w:rPr>
               <w:t xml:space="preserve">규칙</w:t>
@@ -7732,8 +7736,8 @@
             <w:r>
               <w:rPr>
                 <w:b/>
-                <w:sz w:val="19"/>
-                <w:szCs w:val="19"/>
+                <w:sz w:val="20"/>
+                <w:szCs w:val="20"/>
                 <w:lang w:eastAsia="ko-KR"/>
               </w:rPr>
               <w:t xml:space="preserve">내용</w:t>
@@ -7767,8 +7771,8 @@
               <w:rPr>
                 <w:b/>
                 <w:color w:val="1F4E79"/>
-                <w:sz w:val="18"/>
-                <w:szCs w:val="18"/>
+                <w:sz w:val="20"/>
+                <w:szCs w:val="20"/>
                 <w:lang w:eastAsia="ko-KR"/>
               </w:rPr>
               <w:t xml:space="preserve">종류 분류</w:t>
@@ -7792,8 +7796,8 @@
             </w:pPr>
             <w:r>
               <w:rPr>
-                <w:sz w:val="18"/>
-                <w:szCs w:val="18"/>
+                <w:sz w:val="20"/>
+                <w:szCs w:val="20"/>
                 <w:lang w:eastAsia="ko-KR"/>
               </w:rPr>
               <w:t xml:space="preserve">승인 비고의 문구로 분류한다: 초기방류, 증가방류, 점진·점증방류, 방류종료, 탄력적 방류(원문 용어를 보존), 그 밖의 방류 문구는 일반 방류</w:t>
@@ -7827,8 +7831,8 @@
               <w:rPr>
                 <w:b/>
                 <w:color w:val="1F4E79"/>
-                <w:sz w:val="18"/>
-                <w:szCs w:val="18"/>
+                <w:sz w:val="20"/>
+                <w:szCs w:val="20"/>
                 <w:lang w:eastAsia="ko-KR"/>
               </w:rPr>
               <w:t xml:space="preserve">비고가 없는 승인</w:t>
@@ -7852,8 +7856,8 @@
             </w:pPr>
             <w:r>
               <w:rPr>
-                <w:sz w:val="18"/>
-                <w:szCs w:val="18"/>
+                <w:sz w:val="20"/>
+                <w:szCs w:val="20"/>
                 <w:lang w:eastAsia="ko-KR"/>
               </w:rPr>
               <w:t xml:space="preserve">해당 시각의 방류 승인이므로 일반 방류 Operation으로 포함한다(종류 미상).</w:t>
@@ -7887,8 +7891,8 @@
               <w:rPr>
                 <w:b/>
                 <w:color w:val="1F4E79"/>
-                <w:sz w:val="18"/>
-                <w:szCs w:val="18"/>
+                <w:sz w:val="20"/>
+                <w:szCs w:val="20"/>
                 <w:lang w:eastAsia="ko-KR"/>
               </w:rPr>
               <w:t xml:space="preserve">변경 승인</w:t>
@@ -7912,8 +7916,8 @@
             </w:pPr>
             <w:r>
               <w:rPr>
-                <w:sz w:val="18"/>
-                <w:szCs w:val="18"/>
+                <w:sz w:val="20"/>
+                <w:szCs w:val="20"/>
                 <w:lang w:eastAsia="ko-KR"/>
               </w:rPr>
               <w:t xml:space="preserve">같은 방류의 기간·양 변경이므로 새 Operation을 만들지 않고, 같은 댐·같은 방류 시작 시각의 원 승인 Operation에 연결한다(추정 표시, 변경 승인 17건 중 11건 연결).</w:t>
@@ -7947,8 +7951,8 @@
               <w:rPr>
                 <w:b/>
                 <w:color w:val="1F4E79"/>
-                <w:sz w:val="18"/>
-                <w:szCs w:val="18"/>
+                <w:sz w:val="20"/>
+                <w:szCs w:val="20"/>
                 <w:lang w:eastAsia="ko-KR"/>
               </w:rPr>
               <w:t xml:space="preserve">행위 시각</w:t>
@@ -7972,8 +7976,8 @@
             </w:pPr>
             <w:r>
               <w:rPr>
-                <w:sz w:val="18"/>
-                <w:szCs w:val="18"/>
+                <w:sz w:val="20"/>
+                <w:szCs w:val="20"/>
                 <w:lang w:eastAsia="ko-KR"/>
               </w:rPr>
               <w:t xml:space="preserve">방류 시작 시각 앞 3시간~뒤 6시간에서 총방류량이 직전보다 1 CMS 또는 10%% 이상 변한 시각 중 시작에 가장 가까운 것. 변화가 없으면 승인의 방류 시작 시각. 연구자 지정 임시 기준이며 규정·문헌에 근거가 없다.</w:t>
@@ -8007,8 +8011,8 @@
               <w:rPr>
                 <w:b/>
                 <w:color w:val="1F4E79"/>
-                <w:sz w:val="18"/>
-                <w:szCs w:val="18"/>
+                <w:sz w:val="20"/>
+                <w:szCs w:val="20"/>
                 <w:lang w:eastAsia="ko-KR"/>
               </w:rPr>
               <w:t xml:space="preserve">결과</w:t>
@@ -8032,8 +8036,8 @@
             </w:pPr>
             <w:r>
               <w:rPr>
-                <w:sz w:val="18"/>
-                <w:szCs w:val="18"/>
+                <w:sz w:val="20"/>
+                <w:szCs w:val="20"/>
                 <w:lang w:eastAsia="ko-KR"/>
               </w:rPr>
               <w:t xml:space="preserve">승인 80건에서 Operation 68개: 방류 25, 탄력적 방류 25, 초기방류 9, 증가방류 7, 방류종료 1, 점진·점증방류 1. 시각 출처는 측정 변화 54, 승인 시작 11, 비고 명시 3.</w:t>
@@ -8109,8 +8113,8 @@
             <w:r>
               <w:rPr>
                 <w:b/>
-                <w:sz w:val="19"/>
-                <w:szCs w:val="19"/>
+                <w:sz w:val="20"/>
+                <w:szCs w:val="20"/>
                 <w:lang w:eastAsia="ko-KR"/>
               </w:rPr>
               <w:t xml:space="preserve">구분</w:t>
@@ -8137,8 +8141,8 @@
             <w:r>
               <w:rPr>
                 <w:b/>
-                <w:sz w:val="19"/>
-                <w:szCs w:val="19"/>
+                <w:sz w:val="20"/>
+                <w:szCs w:val="20"/>
                 <w:lang w:eastAsia="ko-KR"/>
               </w:rPr>
               <w:t xml:space="preserve">결과</w:t>
@@ -8172,8 +8176,8 @@
               <w:rPr>
                 <w:b/>
                 <w:color w:val="1F4E79"/>
-                <w:sz w:val="18"/>
-                <w:szCs w:val="18"/>
+                <w:sz w:val="20"/>
+                <w:szCs w:val="20"/>
                 <w:lang w:eastAsia="ko-KR"/>
               </w:rPr>
               <w:t xml:space="preserve">개체 273개</w:t>
@@ -8197,8 +8201,8 @@
             </w:pPr>
             <w:r>
               <w:rPr>
-                <w:sz w:val="18"/>
-                <w:szCs w:val="18"/>
+                <w:sz w:val="20"/>
+                <w:szCs w:val="20"/>
                 <w:lang w:eastAsia="ko-KR"/>
               </w:rPr>
               <w:t xml:space="preserve">Dam 4, HydrometeorologicalState 24, Approval 80, Operation 68, Criterion 3, EvidenceSource 94</w:t>
@@ -8232,8 +8236,8 @@
               <w:rPr>
                 <w:b/>
                 <w:color w:val="1F4E79"/>
-                <w:sz w:val="18"/>
-                <w:szCs w:val="18"/>
+                <w:sz w:val="20"/>
+                <w:szCs w:val="20"/>
                 <w:lang w:eastAsia="ko-KR"/>
               </w:rPr>
               <w:t xml:space="preserve">관계 457개</w:t>
@@ -8257,8 +8261,8 @@
             </w:pPr>
             <w:r>
               <w:rPr>
-                <w:sz w:val="18"/>
-                <w:szCs w:val="18"/>
+                <w:sz w:val="20"/>
+                <w:szCs w:val="20"/>
                 <w:lang w:eastAsia="ko-KR"/>
               </w:rPr>
               <w:t xml:space="preserve">supportedBy 202, authorizes 80, concernsDam 80, performedOnDam 68, hasHydrometeorologicalState 24, appliesToDam 3</w:t>
@@ -8292,8 +8296,8 @@
               <w:rPr>
                 <w:b/>
                 <w:color w:val="1F4E79"/>
-                <w:sz w:val="18"/>
-                <w:szCs w:val="18"/>
+                <w:sz w:val="20"/>
+                <w:szCs w:val="20"/>
                 <w:lang w:eastAsia="ko-KR"/>
               </w:rPr>
               <w:t xml:space="preserve">외부 저장소</w:t>
@@ -8317,8 +8321,8 @@
             </w:pPr>
             <w:r>
               <w:rPr>
-                <w:sz w:val="18"/>
-                <w:szCs w:val="18"/>
+                <w:sz w:val="20"/>
+                <w:szCs w:val="20"/>
                 <w:lang w:eastAsia="ko-KR"/>
               </w:rPr>
               <w:t xml:space="preserve">측정자료 306,934행, 문서 청크 36개 (KG 밖)</w:t>
@@ -8399,8 +8403,8 @@
             <w:r>
               <w:rPr>
                 <w:b/>
-                <w:sz w:val="19"/>
-                <w:szCs w:val="19"/>
+                <w:sz w:val="20"/>
+                <w:szCs w:val="20"/>
                 <w:lang w:eastAsia="ko-KR"/>
               </w:rPr>
               <w:t xml:space="preserve">검사</w:t>
@@ -8427,8 +8431,8 @@
             <w:r>
               <w:rPr>
                 <w:b/>
-                <w:sz w:val="19"/>
-                <w:szCs w:val="19"/>
+                <w:sz w:val="20"/>
+                <w:szCs w:val="20"/>
                 <w:lang w:eastAsia="ko-KR"/>
               </w:rPr>
               <w:t xml:space="preserve">결과</w:t>
@@ -8462,8 +8466,8 @@
               <w:rPr>
                 <w:b/>
                 <w:color w:val="1F4E79"/>
-                <w:sz w:val="18"/>
-                <w:szCs w:val="18"/>
+                <w:sz w:val="20"/>
+                <w:szCs w:val="20"/>
                 <w:lang w:eastAsia="ko-KR"/>
               </w:rPr>
               <w:t xml:space="preserve">모든 관계의 양 끝이 허용된 Class 쌍</w:t>
@@ -8487,8 +8491,8 @@
             </w:pPr>
             <w:r>
               <w:rPr>
-                <w:sz w:val="18"/>
-                <w:szCs w:val="18"/>
+                <w:sz w:val="20"/>
+                <w:szCs w:val="20"/>
                 <w:lang w:eastAsia="ko-KR"/>
               </w:rPr>
               <w:t xml:space="preserve">통과</w:t>
@@ -8522,8 +8526,8 @@
               <w:rPr>
                 <w:b/>
                 <w:color w:val="1F4E79"/>
-                <w:sz w:val="18"/>
-                <w:szCs w:val="18"/>
+                <w:sz w:val="20"/>
+                <w:szCs w:val="20"/>
                 <w:lang w:eastAsia="ko-KR"/>
               </w:rPr>
               <w:t xml:space="preserve">Class별 필수 Data Property가 모두 있음</w:t>
@@ -8547,8 +8551,8 @@
             </w:pPr>
             <w:r>
               <w:rPr>
-                <w:sz w:val="18"/>
-                <w:szCs w:val="18"/>
+                <w:sz w:val="20"/>
+                <w:szCs w:val="20"/>
                 <w:lang w:eastAsia="ko-KR"/>
               </w:rPr>
               <w:t xml:space="preserve">통과</w:t>
@@ -8582,8 +8586,8 @@
               <w:rPr>
                 <w:b/>
                 <w:color w:val="1F4E79"/>
-                <w:sz w:val="18"/>
-                <w:szCs w:val="18"/>
+                <w:sz w:val="20"/>
+                <w:szCs w:val="20"/>
                 <w:lang w:eastAsia="ko-KR"/>
               </w:rPr>
               <w:t xml:space="preserve">날짜·시각·수치 값 형식</w:t>
@@ -8607,8 +8611,8 @@
             </w:pPr>
             <w:r>
               <w:rPr>
-                <w:sz w:val="18"/>
-                <w:szCs w:val="18"/>
+                <w:sz w:val="20"/>
+                <w:szCs w:val="20"/>
                 <w:lang w:eastAsia="ko-KR"/>
               </w:rPr>
               <w:t xml:space="preserve">통과</w:t>
@@ -8642,8 +8646,8 @@
               <w:rPr>
                 <w:b/>
                 <w:color w:val="1F4E79"/>
-                <w:sz w:val="18"/>
-                <w:szCs w:val="18"/>
+                <w:sz w:val="20"/>
+                <w:szCs w:val="20"/>
                 <w:lang w:eastAsia="ko-KR"/>
               </w:rPr>
               <w:t xml:space="preserve">상태·운영행위·승인·기준이 모두 근거자료에 연결됨</w:t>
@@ -8667,8 +8671,8 @@
             </w:pPr>
             <w:r>
               <w:rPr>
-                <w:sz w:val="18"/>
-                <w:szCs w:val="18"/>
+                <w:sz w:val="20"/>
+                <w:szCs w:val="20"/>
                 <w:lang w:eastAsia="ko-KR"/>
               </w:rPr>
               <w:t xml:space="preserve">통과</w:t>
@@ -8702,8 +8706,8 @@
               <w:rPr>
                 <w:b/>
                 <w:color w:val="1F4E79"/>
-                <w:sz w:val="18"/>
-                <w:szCs w:val="18"/>
+                <w:sz w:val="20"/>
+                <w:szCs w:val="20"/>
                 <w:lang w:eastAsia="ko-KR"/>
               </w:rPr>
               <w:t xml:space="preserve">승인의 댐과 그 승인이 허가한 운영행위의 댐이 같음</w:t>
@@ -8727,8 +8731,8 @@
             </w:pPr>
             <w:r>
               <w:rPr>
-                <w:sz w:val="18"/>
-                <w:szCs w:val="18"/>
+                <w:sz w:val="20"/>
+                <w:szCs w:val="20"/>
                 <w:lang w:eastAsia="ko-KR"/>
               </w:rPr>
               <w:t xml:space="preserve">통과</w:t>
@@ -8810,8 +8814,8 @@
             <w:r>
               <w:rPr>
                 <w:b/>
-                <w:sz w:val="19"/>
-                <w:szCs w:val="19"/>
+                <w:sz w:val="20"/>
+                <w:szCs w:val="20"/>
                 <w:lang w:eastAsia="ko-KR"/>
               </w:rPr>
               <w:t xml:space="preserve">CQ</w:t>
@@ -8838,8 +8842,8 @@
             <w:r>
               <w:rPr>
                 <w:b/>
-                <w:sz w:val="19"/>
-                <w:szCs w:val="19"/>
+                <w:sz w:val="20"/>
+                <w:szCs w:val="20"/>
                 <w:lang w:eastAsia="ko-KR"/>
               </w:rPr>
               <w:t xml:space="preserve">점검 결과</w:t>
@@ -8866,8 +8870,8 @@
             <w:r>
               <w:rPr>
                 <w:b/>
-                <w:sz w:val="19"/>
-                <w:szCs w:val="19"/>
+                <w:sz w:val="20"/>
+                <w:szCs w:val="20"/>
                 <w:lang w:eastAsia="ko-KR"/>
               </w:rPr>
               <w:t xml:space="preserve">판정</w:t>
@@ -8901,8 +8905,8 @@
               <w:rPr>
                 <w:b/>
                 <w:color w:val="1F4E79"/>
-                <w:sz w:val="18"/>
-                <w:szCs w:val="18"/>
+                <w:sz w:val="20"/>
+                <w:szCs w:val="20"/>
                 <w:lang w:eastAsia="ko-KR"/>
               </w:rPr>
               <w:t xml:space="preserve">CQ1 현재 상태</w:t>
@@ -8926,8 +8930,8 @@
             </w:pPr>
             <w:r>
               <w:rPr>
-                <w:sz w:val="18"/>
-                <w:szCs w:val="18"/>
+                <w:sz w:val="20"/>
+                <w:szCs w:val="20"/>
                 <w:lang w:eastAsia="ko-KR"/>
               </w:rPr>
               <w:t xml:space="preserve">4개 댐 모두 6개 변수 조회 (기준 시각 2026-09-28 23:00)</w:t>
@@ -8951,8 +8955,8 @@
             </w:pPr>
             <w:r>
               <w:rPr>
-                <w:sz w:val="18"/>
-                <w:szCs w:val="18"/>
+                <w:sz w:val="20"/>
+                <w:szCs w:val="20"/>
                 <w:lang w:eastAsia="ko-KR"/>
               </w:rPr>
               <w:t xml:space="preserve">가능</w:t>
@@ -8986,8 +8990,8 @@
               <w:rPr>
                 <w:b/>
                 <w:color w:val="1F4E79"/>
-                <w:sz w:val="18"/>
-                <w:szCs w:val="18"/>
+                <w:sz w:val="20"/>
+                <w:szCs w:val="20"/>
                 <w:lang w:eastAsia="ko-KR"/>
               </w:rPr>
               <w:t xml:space="preserve">CQ2 과거 상태</w:t>
@@ -9011,8 +9015,8 @@
             </w:pPr>
             <w:r>
               <w:rPr>
-                <w:sz w:val="18"/>
-                <w:szCs w:val="18"/>
+                <w:sz w:val="20"/>
+                <w:szCs w:val="20"/>
                 <w:lang w:eastAsia="ko-KR"/>
               </w:rPr>
               <w:t xml:space="preserve">승인 80건, 운영행위 68개 모두 방류 전후 상태 조회, 임의 과거 시점도 조회</w:t>
@@ -9036,8 +9040,8 @@
             </w:pPr>
             <w:r>
               <w:rPr>
-                <w:sz w:val="18"/>
-                <w:szCs w:val="18"/>
+                <w:sz w:val="20"/>
+                <w:szCs w:val="20"/>
                 <w:lang w:eastAsia="ko-KR"/>
               </w:rPr>
               <w:t xml:space="preserve">가능</w:t>
@@ -9071,8 +9075,8 @@
               <w:rPr>
                 <w:b/>
                 <w:color w:val="1F4E79"/>
-                <w:sz w:val="18"/>
-                <w:szCs w:val="18"/>
+                <w:sz w:val="20"/>
+                <w:szCs w:val="20"/>
                 <w:lang w:eastAsia="ko-KR"/>
               </w:rPr>
               <w:t xml:space="preserve">CQ3 과거 운영행위</w:t>
@@ -9096,8 +9100,8 @@
             </w:pPr>
             <w:r>
               <w:rPr>
-                <w:sz w:val="18"/>
-                <w:szCs w:val="18"/>
+                <w:sz w:val="20"/>
+                <w:szCs w:val="20"/>
                 <w:lang w:eastAsia="ko-KR"/>
               </w:rPr>
               <w:t xml:space="preserve">운영행위 68개. 실제 수행 여부는 방향이 있는 행위 18개 중 16개에서 측정 방류량 변화 방향과 일치 확인(KG 밖 검증)</w:t>
@@ -9121,8 +9125,8 @@
             </w:pPr>
             <w:r>
               <w:rPr>
-                <w:sz w:val="18"/>
-                <w:szCs w:val="18"/>
+                <w:sz w:val="20"/>
+                <w:szCs w:val="20"/>
                 <w:lang w:eastAsia="ko-KR"/>
               </w:rPr>
               <w:t xml:space="preserve">부분 (실제 운영기록 없음)</w:t>
@@ -9156,8 +9160,8 @@
               <w:rPr>
                 <w:b/>
                 <w:color w:val="1F4E79"/>
-                <w:sz w:val="18"/>
-                <w:szCs w:val="18"/>
+                <w:sz w:val="20"/>
+                <w:szCs w:val="20"/>
                 <w:lang w:eastAsia="ko-KR"/>
               </w:rPr>
               <w:t xml:space="preserve">CQ4 과거 방류 승인</w:t>
@@ -9181,8 +9185,8 @@
             </w:pPr>
             <w:r>
               <w:rPr>
-                <w:sz w:val="18"/>
-                <w:szCs w:val="18"/>
+                <w:sz w:val="20"/>
+                <w:szCs w:val="20"/>
                 <w:lang w:eastAsia="ko-KR"/>
               </w:rPr>
               <w:t xml:space="preserve">수정 후 80/80건 (수정 전 74/80건)</w:t>
@@ -9206,8 +9210,8 @@
             </w:pPr>
             <w:r>
               <w:rPr>
-                <w:sz w:val="18"/>
-                <w:szCs w:val="18"/>
+                <w:sz w:val="20"/>
+                <w:szCs w:val="20"/>
                 <w:lang w:eastAsia="ko-KR"/>
               </w:rPr>
               <w:t xml:space="preserve">가능</w:t>
@@ -9241,8 +9245,8 @@
               <w:rPr>
                 <w:b/>
                 <w:color w:val="1F4E79"/>
-                <w:sz w:val="18"/>
-                <w:szCs w:val="18"/>
+                <w:sz w:val="20"/>
+                <w:szCs w:val="20"/>
                 <w:lang w:eastAsia="ko-KR"/>
               </w:rPr>
               <w:t xml:space="preserve">CQ5 현재 운영기준</w:t>
@@ -9266,8 +9270,8 @@
             </w:pPr>
             <w:r>
               <w:rPr>
-                <w:sz w:val="18"/>
-                <w:szCs w:val="18"/>
+                <w:sz w:val="20"/>
+                <w:szCs w:val="20"/>
                 <w:lang w:eastAsia="ko-KR"/>
               </w:rPr>
               <w:t xml:space="preserve">충주 138.0, 소양강 190.3, 횡성 178.2 EL.m. 광동댐은 별표3에 없어 기준 없음</w:t>
@@ -9291,8 +9295,8 @@
             </w:pPr>
             <w:r>
               <w:rPr>
-                <w:sz w:val="18"/>
-                <w:szCs w:val="18"/>
+                <w:sz w:val="20"/>
+                <w:szCs w:val="20"/>
                 <w:lang w:eastAsia="ko-KR"/>
               </w:rPr>
               <w:t xml:space="preserve">가능 (3개 댐)</w:t>
@@ -9326,8 +9330,8 @@
               <w:rPr>
                 <w:b/>
                 <w:color w:val="1F4E79"/>
-                <w:sz w:val="18"/>
-                <w:szCs w:val="18"/>
+                <w:sz w:val="20"/>
+                <w:szCs w:val="20"/>
                 <w:lang w:eastAsia="ko-KR"/>
               </w:rPr>
               <w:t xml:space="preserve">CQ6 공식 근거</w:t>
@@ -9351,8 +9355,8 @@
             </w:pPr>
             <w:r>
               <w:rPr>
-                <w:sz w:val="18"/>
-                <w:szCs w:val="18"/>
+                <w:sz w:val="20"/>
+                <w:szCs w:val="20"/>
                 <w:lang w:eastAsia="ko-KR"/>
               </w:rPr>
               <w:t xml:space="preserve">승인, 운영행위, 상태, 제한수위 모두 근거자료와 위치 연결 (운영행위의 근거는 승인 레코드와 동일)</w:t>
@@ -9376,8 +9380,8 @@
             </w:pPr>
             <w:r>
               <w:rPr>
-                <w:sz w:val="18"/>
-                <w:szCs w:val="18"/>
+                <w:sz w:val="20"/>
+                <w:szCs w:val="20"/>
                 <w:lang w:eastAsia="ko-KR"/>
               </w:rPr>
               <w:t xml:space="preserve">가능</w:t>
@@ -9411,8 +9415,8 @@
               <w:rPr>
                 <w:b/>
                 <w:color w:val="1F4E79"/>
-                <w:sz w:val="18"/>
-                <w:szCs w:val="18"/>
+                <w:sz w:val="20"/>
+                <w:szCs w:val="20"/>
                 <w:lang w:eastAsia="ko-KR"/>
               </w:rPr>
               <w:t xml:space="preserve">통합 질문</w:t>
@@ -9436,8 +9440,8 @@
             </w:pPr>
             <w:r>
               <w:rPr>
-                <w:sz w:val="18"/>
-                <w:szCs w:val="18"/>
+                <w:sz w:val="20"/>
+                <w:szCs w:val="20"/>
                 <w:lang w:eastAsia="ko-KR"/>
               </w:rPr>
               <w:t xml:space="preserve">운영행위 68개 모두 상태·승인·근거 조립, 제한수위까지 이어지는 사례 41건</w:t>
@@ -9461,8 +9465,8 @@
             </w:pPr>
             <w:r>
               <w:rPr>
-                <w:sz w:val="18"/>
-                <w:szCs w:val="18"/>
+                <w:sz w:val="20"/>
+                <w:szCs w:val="20"/>
                 <w:lang w:eastAsia="ko-KR"/>
               </w:rPr>
               <w:t xml:space="preserve">가능</w:t>
@@ -9719,8 +9723,8 @@
             <w:r>
               <w:rPr>
                 <w:b/>
-                <w:sz w:val="19"/>
-                <w:szCs w:val="19"/>
+                <w:sz w:val="20"/>
+                <w:szCs w:val="20"/>
                 <w:lang w:eastAsia="ko-KR"/>
               </w:rPr>
               <w:t xml:space="preserve">구분</w:t>
@@ -9747,8 +9751,8 @@
             <w:r>
               <w:rPr>
                 <w:b/>
-                <w:sz w:val="19"/>
-                <w:szCs w:val="19"/>
+                <w:sz w:val="20"/>
+                <w:szCs w:val="20"/>
                 <w:lang w:eastAsia="ko-KR"/>
               </w:rPr>
               <w:t xml:space="preserve">변경 내용</w:t>
@@ -9782,8 +9786,8 @@
               <w:rPr>
                 <w:b/>
                 <w:color w:val="1F4E79"/>
-                <w:sz w:val="18"/>
-                <w:szCs w:val="18"/>
+                <w:sz w:val="20"/>
+                <w:szCs w:val="20"/>
                 <w:lang w:eastAsia="ko-KR"/>
               </w:rPr>
               <w:t xml:space="preserve">Class</w:t>
@@ -9807,8 +9811,8 @@
             </w:pPr>
             <w:r>
               <w:rPr>
-                <w:sz w:val="18"/>
-                <w:szCs w:val="18"/>
+                <w:sz w:val="20"/>
+                <w:szCs w:val="20"/>
                 <w:lang w:eastAsia="ko-KR"/>
               </w:rPr>
               <w:t xml:space="preserve">6개 (변경 없음)</w:t>
@@ -9842,8 +9846,8 @@
               <w:rPr>
                 <w:b/>
                 <w:color w:val="1F4E79"/>
-                <w:sz w:val="18"/>
-                <w:szCs w:val="18"/>
+                <w:sz w:val="20"/>
+                <w:szCs w:val="20"/>
                 <w:lang w:eastAsia="ko-KR"/>
               </w:rPr>
               <w:t xml:space="preserve">Relation</w:t>
@@ -9867,8 +9871,8 @@
             </w:pPr>
             <w:r>
               <w:rPr>
-                <w:sz w:val="18"/>
-                <w:szCs w:val="18"/>
+                <w:sz w:val="20"/>
+                <w:szCs w:val="20"/>
                 <w:lang w:eastAsia="ko-KR"/>
               </w:rPr>
               <w:t xml:space="preserve">8개 → 9개: Approval –concernsDam→ Dam 추가</w:t>
@@ -9902,8 +9906,8 @@
               <w:rPr>
                 <w:b/>
                 <w:color w:val="1F4E79"/>
-                <w:sz w:val="18"/>
-                <w:szCs w:val="18"/>
+                <w:sz w:val="20"/>
+                <w:szCs w:val="20"/>
                 <w:lang w:eastAsia="ko-KR"/>
               </w:rPr>
               <w:t xml:space="preserve">Data Property</w:t>
@@ -9927,8 +9931,8 @@
             </w:pPr>
             <w:r>
               <w:rPr>
-                <w:sz w:val="18"/>
-                <w:szCs w:val="18"/>
+                <w:sz w:val="20"/>
+                <w:szCs w:val="20"/>
                 <w:lang w:eastAsia="ko-KR"/>
               </w:rPr>
               <w:t xml:space="preserve">EvidenceSource에 chunkId 추가 (문서 저장소의 조문 청크를 찾아가는 키로, HydrometeorologicalState의 stationCode와 같은 역할)</w:t>
@@ -9969,6 +9973,8 @@
       </w:pPr>
       <w:r>
         <w:rPr>
+          <w:sz w:val="20"/>
+          <w:szCs w:val="20"/>
           <w:lang w:eastAsia="ko-KR"/>
         </w:rPr>
         <w:t xml:space="preserve">KG 구축 결과를 이용해 질문에서 답변까지의 흐름을 구현하였다. LLM은 질문 해석(의도 분류)과 답변 생성에만 사용하고, 질의와 계산은 프로그램이 수행한다.</w:t>
@@ -10034,8 +10040,8 @@
             <w:r>
               <w:rPr>
                 <w:b/>
-                <w:sz w:val="19"/>
-                <w:szCs w:val="19"/>
+                <w:sz w:val="20"/>
+                <w:szCs w:val="20"/>
                 <w:lang w:eastAsia="ko-KR"/>
               </w:rPr>
               <w:t xml:space="preserve">단계</w:t>
@@ -10062,8 +10068,8 @@
             <w:r>
               <w:rPr>
                 <w:b/>
-                <w:sz w:val="19"/>
-                <w:szCs w:val="19"/>
+                <w:sz w:val="20"/>
+                <w:szCs w:val="20"/>
                 <w:lang w:eastAsia="ko-KR"/>
               </w:rPr>
               <w:t xml:space="preserve">수행 내용</w:t>
@@ -10090,8 +10096,8 @@
             <w:r>
               <w:rPr>
                 <w:b/>
-                <w:sz w:val="19"/>
-                <w:szCs w:val="19"/>
+                <w:sz w:val="20"/>
+                <w:szCs w:val="20"/>
                 <w:lang w:eastAsia="ko-KR"/>
               </w:rPr>
               <w:t xml:space="preserve">담당</w:t>
@@ -10125,8 +10131,8 @@
               <w:rPr>
                 <w:b/>
                 <w:color w:val="1F4E79"/>
-                <w:sz w:val="18"/>
-                <w:szCs w:val="18"/>
+                <w:sz w:val="20"/>
+                <w:szCs w:val="20"/>
                 <w:lang w:eastAsia="ko-KR"/>
               </w:rPr>
               <w:t xml:space="preserve">1 의도·값 추출</w:t>
@@ -10150,8 +10156,8 @@
             </w:pPr>
             <w:r>
               <w:rPr>
-                <w:sz w:val="18"/>
-                <w:szCs w:val="18"/>
+                <w:sz w:val="20"/>
+                <w:szCs w:val="20"/>
                 <w:lang w:eastAsia="ko-KR"/>
               </w:rPr>
               <w:t xml:space="preserve">정해진 의도 목록 중 하나와 댐·시점을 JSON으로 출력</w:t>
@@ -10175,8 +10181,8 @@
             </w:pPr>
             <w:r>
               <w:rPr>
-                <w:sz w:val="18"/>
-                <w:szCs w:val="18"/>
+                <w:sz w:val="20"/>
+                <w:szCs w:val="20"/>
                 <w:lang w:eastAsia="ko-KR"/>
               </w:rPr>
               <w:t xml:space="preserve">LLM</w:t>
@@ -10210,8 +10216,8 @@
               <w:rPr>
                 <w:b/>
                 <w:color w:val="1F4E79"/>
-                <w:sz w:val="18"/>
-                <w:szCs w:val="18"/>
+                <w:sz w:val="20"/>
+                <w:szCs w:val="20"/>
                 <w:lang w:eastAsia="ko-KR"/>
               </w:rPr>
               <w:t xml:space="preserve">2 값 검증</w:t>
@@ -10235,8 +10241,8 @@
             </w:pPr>
             <w:r>
               <w:rPr>
-                <w:sz w:val="18"/>
-                <w:szCs w:val="18"/>
+                <w:sz w:val="20"/>
+                <w:szCs w:val="20"/>
                 <w:lang w:eastAsia="ko-KR"/>
               </w:rPr>
               <w:t xml:space="preserve">의도가 목록에 있는지, 댐이 4개 중 하나인지, 시점 형식이 맞는지 확인하고 어긋나면 질의하지 않고 거절(여러 댐, 사유 질문 포함)</w:t>
@@ -10260,8 +10266,8 @@
             </w:pPr>
             <w:r>
               <w:rPr>
-                <w:sz w:val="18"/>
-                <w:szCs w:val="18"/>
+                <w:sz w:val="20"/>
+                <w:szCs w:val="20"/>
                 <w:lang w:eastAsia="ko-KR"/>
               </w:rPr>
               <w:t xml:space="preserve">프로그램</w:t>
@@ -10295,8 +10301,8 @@
               <w:rPr>
                 <w:b/>
                 <w:color w:val="1F4E79"/>
-                <w:sz w:val="18"/>
-                <w:szCs w:val="18"/>
+                <w:sz w:val="20"/>
+                <w:szCs w:val="20"/>
                 <w:lang w:eastAsia="ko-KR"/>
               </w:rPr>
               <w:t xml:space="preserve">3 KG 질의</w:t>
@@ -10320,8 +10326,8 @@
             </w:pPr>
             <w:r>
               <w:rPr>
-                <w:sz w:val="18"/>
-                <w:szCs w:val="18"/>
+                <w:sz w:val="20"/>
+                <w:szCs w:val="20"/>
                 <w:lang w:eastAsia="ko-KR"/>
               </w:rPr>
               <w:t xml:space="preserve">의도별 Cypher 템플릿에 값을 채워 Neo4j에서 운영행위·승인·기준·근거를 조회</w:t>
@@ -10345,8 +10351,8 @@
             </w:pPr>
             <w:r>
               <w:rPr>
-                <w:sz w:val="18"/>
-                <w:szCs w:val="18"/>
+                <w:sz w:val="20"/>
+                <w:szCs w:val="20"/>
                 <w:lang w:eastAsia="ko-KR"/>
               </w:rPr>
               <w:t xml:space="preserve">프로그램</w:t>
@@ -10380,8 +10386,8 @@
               <w:rPr>
                 <w:b/>
                 <w:color w:val="1F4E79"/>
-                <w:sz w:val="18"/>
-                <w:szCs w:val="18"/>
+                <w:sz w:val="20"/>
+                <w:szCs w:val="20"/>
                 <w:lang w:eastAsia="ko-KR"/>
               </w:rPr>
               <w:t xml:space="preserve">4 외부 저장소 조회</w:t>
@@ -10405,8 +10411,8 @@
             </w:pPr>
             <w:r>
               <w:rPr>
-                <w:sz w:val="18"/>
-                <w:szCs w:val="18"/>
+                <w:sz w:val="20"/>
+                <w:szCs w:val="20"/>
                 <w:lang w:eastAsia="ko-KR"/>
               </w:rPr>
               <w:t xml:space="preserve">KG의 stationCode와 chunkId로 측정자료 저장소에서 시간별 값, 문서 저장소에서 조문 원문을 조회</w:t>
@@ -10430,8 +10436,8 @@
             </w:pPr>
             <w:r>
               <w:rPr>
-                <w:sz w:val="18"/>
-                <w:szCs w:val="18"/>
+                <w:sz w:val="20"/>
+                <w:szCs w:val="20"/>
                 <w:lang w:eastAsia="ko-KR"/>
               </w:rPr>
               <w:t xml:space="preserve">프로그램</w:t>
@@ -10465,8 +10471,8 @@
               <w:rPr>
                 <w:b/>
                 <w:color w:val="1F4E79"/>
-                <w:sz w:val="18"/>
-                <w:szCs w:val="18"/>
+                <w:sz w:val="20"/>
+                <w:szCs w:val="20"/>
                 <w:lang w:eastAsia="ko-KR"/>
               </w:rPr>
               <w:t xml:space="preserve">5 비교 값 계산</w:t>
@@ -10490,8 +10496,8 @@
             </w:pPr>
             <w:r>
               <w:rPr>
-                <w:sz w:val="18"/>
-                <w:szCs w:val="18"/>
+                <w:sz w:val="20"/>
+                <w:szCs w:val="20"/>
                 <w:lang w:eastAsia="ko-KR"/>
               </w:rPr>
               <w:t xml:space="preserve">제한수위 대비 차이, 승인량 대비 비율, 현재와 사례의 차이, 유사 사례(유클리드 거리)</w:t>
@@ -10515,8 +10521,8 @@
             </w:pPr>
             <w:r>
               <w:rPr>
-                <w:sz w:val="18"/>
-                <w:szCs w:val="18"/>
+                <w:sz w:val="20"/>
+                <w:szCs w:val="20"/>
                 <w:lang w:eastAsia="ko-KR"/>
               </w:rPr>
               <w:t xml:space="preserve">프로그램</w:t>
@@ -10550,8 +10556,8 @@
               <w:rPr>
                 <w:b/>
                 <w:color w:val="1F4E79"/>
-                <w:sz w:val="18"/>
-                <w:szCs w:val="18"/>
+                <w:sz w:val="20"/>
+                <w:szCs w:val="20"/>
                 <w:lang w:eastAsia="ko-KR"/>
               </w:rPr>
               <w:t xml:space="preserve">6 근거 묶음 → 답변</w:t>
@@ -10575,8 +10581,8 @@
             </w:pPr>
             <w:r>
               <w:rPr>
-                <w:sz w:val="18"/>
-                <w:szCs w:val="18"/>
+                <w:sz w:val="20"/>
+                <w:szCs w:val="20"/>
                 <w:lang w:eastAsia="ko-KR"/>
               </w:rPr>
               <w:t xml:space="preserve">태그와 표로 구성한 근거 묶음을 LLM에 주고, 규칙에 따라 근거 번호를 인용하여 답변</w:t>
@@ -10600,8 +10606,8 @@
             </w:pPr>
             <w:r>
               <w:rPr>
-                <w:sz w:val="18"/>
-                <w:szCs w:val="18"/>
+                <w:sz w:val="20"/>
+                <w:szCs w:val="20"/>
                 <w:lang w:eastAsia="ko-KR"/>
               </w:rPr>
               <w:t xml:space="preserve">LLM</w:t>
@@ -10678,8 +10684,8 @@
             <w:r>
               <w:rPr>
                 <w:b/>
-                <w:sz w:val="19"/>
-                <w:szCs w:val="19"/>
+                <w:sz w:val="20"/>
+                <w:szCs w:val="20"/>
                 <w:lang w:eastAsia="ko-KR"/>
               </w:rPr>
               <w:t xml:space="preserve">의도</w:t>
@@ -10706,8 +10712,8 @@
             <w:r>
               <w:rPr>
                 <w:b/>
-                <w:sz w:val="19"/>
-                <w:szCs w:val="19"/>
+                <w:sz w:val="20"/>
+                <w:szCs w:val="20"/>
                 <w:lang w:eastAsia="ko-KR"/>
               </w:rPr>
               <w:t xml:space="preserve">가져오는 근거</w:t>
@@ -10734,8 +10740,8 @@
             <w:r>
               <w:rPr>
                 <w:b/>
-                <w:sz w:val="19"/>
-                <w:szCs w:val="19"/>
+                <w:sz w:val="20"/>
+                <w:szCs w:val="20"/>
                 <w:lang w:eastAsia="ko-KR"/>
               </w:rPr>
               <w:t xml:space="preserve">출처</w:t>
@@ -10769,8 +10775,8 @@
               <w:rPr>
                 <w:b/>
                 <w:color w:val="1F4E79"/>
-                <w:sz w:val="18"/>
-                <w:szCs w:val="18"/>
+                <w:sz w:val="20"/>
+                <w:szCs w:val="20"/>
                 <w:lang w:eastAsia="ko-KR"/>
               </w:rPr>
               <w:t xml:space="preserve">CQ1 현재 상태</w:t>
@@ -10794,8 +10800,8 @@
             </w:pPr>
             <w:r>
               <w:rPr>
-                <w:sz w:val="18"/>
-                <w:szCs w:val="18"/>
+                <w:sz w:val="20"/>
+                <w:szCs w:val="20"/>
                 <w:lang w:eastAsia="ko-KR"/>
               </w:rPr>
               <w:t xml:space="preserve">저장된 가장 최근 시각의 6개 변수</w:t>
@@ -10819,8 +10825,8 @@
             </w:pPr>
             <w:r>
               <w:rPr>
-                <w:sz w:val="18"/>
-                <w:szCs w:val="18"/>
+                <w:sz w:val="20"/>
+                <w:szCs w:val="20"/>
                 <w:lang w:eastAsia="ko-KR"/>
               </w:rPr>
               <w:t xml:space="preserve">KG(조회 키) → 측정자료</w:t>
@@ -10854,8 +10860,8 @@
               <w:rPr>
                 <w:b/>
                 <w:color w:val="1F4E79"/>
-                <w:sz w:val="18"/>
-                <w:szCs w:val="18"/>
+                <w:sz w:val="20"/>
+                <w:szCs w:val="20"/>
                 <w:lang w:eastAsia="ko-KR"/>
               </w:rPr>
               <w:t xml:space="preserve">CQ2 과거 상태</w:t>
@@ -10879,8 +10885,8 @@
             </w:pPr>
             <w:r>
               <w:rPr>
-                <w:sz w:val="18"/>
-                <w:szCs w:val="18"/>
+                <w:sz w:val="20"/>
+                <w:szCs w:val="20"/>
                 <w:lang w:eastAsia="ko-KR"/>
               </w:rPr>
               <w:t xml:space="preserve">지정한 시점·기간의 6개 변수</w:t>
@@ -10904,8 +10910,8 @@
             </w:pPr>
             <w:r>
               <w:rPr>
-                <w:sz w:val="18"/>
-                <w:szCs w:val="18"/>
+                <w:sz w:val="20"/>
+                <w:szCs w:val="20"/>
                 <w:lang w:eastAsia="ko-KR"/>
               </w:rPr>
               <w:t xml:space="preserve">KG → 측정자료</w:t>
@@ -10939,8 +10945,8 @@
               <w:rPr>
                 <w:b/>
                 <w:color w:val="1F4E79"/>
-                <w:sz w:val="18"/>
-                <w:szCs w:val="18"/>
+                <w:sz w:val="20"/>
+                <w:szCs w:val="20"/>
                 <w:lang w:eastAsia="ko-KR"/>
               </w:rPr>
               <w:t xml:space="preserve">CQ3 과거 운영행위</w:t>
@@ -10964,8 +10970,8 @@
             </w:pPr>
             <w:r>
               <w:rPr>
-                <w:sz w:val="18"/>
-                <w:szCs w:val="18"/>
+                <w:sz w:val="20"/>
+                <w:szCs w:val="20"/>
                 <w:lang w:eastAsia="ko-KR"/>
               </w:rPr>
               <w:t xml:space="preserve">기간 내 운영행위(종류, 시각)와 허가한 승인</w:t>
@@ -10989,8 +10995,8 @@
             </w:pPr>
             <w:r>
               <w:rPr>
-                <w:sz w:val="18"/>
-                <w:szCs w:val="18"/>
+                <w:sz w:val="20"/>
+                <w:szCs w:val="20"/>
                 <w:lang w:eastAsia="ko-KR"/>
               </w:rPr>
               <w:t xml:space="preserve">KG</w:t>
@@ -11024,8 +11030,8 @@
               <w:rPr>
                 <w:b/>
                 <w:color w:val="1F4E79"/>
-                <w:sz w:val="18"/>
-                <w:szCs w:val="18"/>
+                <w:sz w:val="20"/>
+                <w:szCs w:val="20"/>
                 <w:lang w:eastAsia="ko-KR"/>
               </w:rPr>
               <w:t xml:space="preserve">CQ4 과거 방류 승인</w:t>
@@ -11049,8 +11055,8 @@
             </w:pPr>
             <w:r>
               <w:rPr>
-                <w:sz w:val="18"/>
-                <w:szCs w:val="18"/>
+                <w:sz w:val="20"/>
+                <w:szCs w:val="20"/>
                 <w:lang w:eastAsia="ko-KR"/>
               </w:rPr>
               <w:t xml:space="preserve">기간 내 승인(승인일, 내용)</w:t>
@@ -11074,8 +11080,8 @@
             </w:pPr>
             <w:r>
               <w:rPr>
-                <w:sz w:val="18"/>
-                <w:szCs w:val="18"/>
+                <w:sz w:val="20"/>
+                <w:szCs w:val="20"/>
                 <w:lang w:eastAsia="ko-KR"/>
               </w:rPr>
               <w:t xml:space="preserve">KG</w:t>
@@ -11109,8 +11115,8 @@
               <w:rPr>
                 <w:b/>
                 <w:color w:val="1F4E79"/>
-                <w:sz w:val="18"/>
-                <w:szCs w:val="18"/>
+                <w:sz w:val="20"/>
+                <w:szCs w:val="20"/>
                 <w:lang w:eastAsia="ko-KR"/>
               </w:rPr>
               <w:t xml:space="preserve">CQ5 현재 운영기준</w:t>
@@ -11134,8 +11140,8 @@
             </w:pPr>
             <w:r>
               <w:rPr>
-                <w:sz w:val="18"/>
-                <w:szCs w:val="18"/>
+                <w:sz w:val="20"/>
+                <w:szCs w:val="20"/>
                 <w:lang w:eastAsia="ko-KR"/>
               </w:rPr>
               <w:t xml:space="preserve">제한수위와 근거(별표3 원문 발췌, 연혁)</w:t>
@@ -11159,8 +11165,8 @@
             </w:pPr>
             <w:r>
               <w:rPr>
-                <w:sz w:val="18"/>
-                <w:szCs w:val="18"/>
+                <w:sz w:val="20"/>
+                <w:szCs w:val="20"/>
                 <w:lang w:eastAsia="ko-KR"/>
               </w:rPr>
               <w:t xml:space="preserve">KG → 문서</w:t>
@@ -11194,8 +11200,8 @@
               <w:rPr>
                 <w:b/>
                 <w:color w:val="1F4E79"/>
-                <w:sz w:val="18"/>
-                <w:szCs w:val="18"/>
+                <w:sz w:val="20"/>
+                <w:szCs w:val="20"/>
                 <w:lang w:eastAsia="ko-KR"/>
               </w:rPr>
               <w:t xml:space="preserve">CQ6 공식 근거</w:t>
@@ -11219,8 +11225,8 @@
             </w:pPr>
             <w:r>
               <w:rPr>
-                <w:sz w:val="18"/>
-                <w:szCs w:val="18"/>
+                <w:sz w:val="20"/>
+                <w:szCs w:val="20"/>
                 <w:lang w:eastAsia="ko-KR"/>
               </w:rPr>
               <w:t xml:space="preserve">대상 항목의 출처와 위치</w:t>
@@ -11244,8 +11250,8 @@
             </w:pPr>
             <w:r>
               <w:rPr>
-                <w:sz w:val="18"/>
-                <w:szCs w:val="18"/>
+                <w:sz w:val="20"/>
+                <w:szCs w:val="20"/>
                 <w:lang w:eastAsia="ko-KR"/>
               </w:rPr>
               <w:t xml:space="preserve">KG → 승인 원자료·측정·문서</w:t>
@@ -11279,8 +11285,8 @@
               <w:rPr>
                 <w:b/>
                 <w:color w:val="1F4E79"/>
-                <w:sz w:val="18"/>
-                <w:szCs w:val="18"/>
+                <w:sz w:val="20"/>
+                <w:szCs w:val="20"/>
                 <w:lang w:eastAsia="ko-KR"/>
               </w:rPr>
               <w:t xml:space="preserve">CURRENT</w:t>
@@ -11304,8 +11310,8 @@
             </w:pPr>
             <w:r>
               <w:rPr>
-                <w:sz w:val="18"/>
-                <w:szCs w:val="18"/>
+                <w:sz w:val="20"/>
+                <w:szCs w:val="20"/>
                 <w:lang w:eastAsia="ko-KR"/>
               </w:rPr>
               <w:t xml:space="preserve">현재 상태 + 제한수위 + 두 값의 차이</w:t>
@@ -11329,8 +11335,8 @@
             </w:pPr>
             <w:r>
               <w:rPr>
-                <w:sz w:val="18"/>
-                <w:szCs w:val="18"/>
+                <w:sz w:val="20"/>
+                <w:szCs w:val="20"/>
                 <w:lang w:eastAsia="ko-KR"/>
               </w:rPr>
               <w:t xml:space="preserve">KG, 측정자료</w:t>
@@ -11364,8 +11370,8 @@
               <w:rPr>
                 <w:b/>
                 <w:color w:val="1F4E79"/>
-                <w:sz w:val="18"/>
-                <w:szCs w:val="18"/>
+                <w:sz w:val="20"/>
+                <w:szCs w:val="20"/>
                 <w:lang w:eastAsia="ko-KR"/>
               </w:rPr>
               <w:t xml:space="preserve">INTEGRATED</w:t>
@@ -11389,8 +11395,8 @@
             </w:pPr>
             <w:r>
               <w:rPr>
-                <w:sz w:val="18"/>
-                <w:szCs w:val="18"/>
+                <w:sz w:val="20"/>
+                <w:szCs w:val="20"/>
                 <w:lang w:eastAsia="ko-KR"/>
               </w:rPr>
               <w:t xml:space="preserve">운영행위 + 승인 + 당시 상태 + 제한수위 + 근거 + 비교 값</w:t>
@@ -11414,8 +11420,8 @@
             </w:pPr>
             <w:r>
               <w:rPr>
-                <w:sz w:val="18"/>
-                <w:szCs w:val="18"/>
+                <w:sz w:val="20"/>
+                <w:szCs w:val="20"/>
                 <w:lang w:eastAsia="ko-KR"/>
               </w:rPr>
               <w:t xml:space="preserve">KG, 측정자료, 문서</w:t>
@@ -11449,8 +11455,8 @@
               <w:rPr>
                 <w:b/>
                 <w:color w:val="1F4E79"/>
-                <w:sz w:val="18"/>
-                <w:szCs w:val="18"/>
+                <w:sz w:val="20"/>
+                <w:szCs w:val="20"/>
                 <w:lang w:eastAsia="ko-KR"/>
               </w:rPr>
               <w:t xml:space="preserve">SIMILAR</w:t>
@@ -11474,8 +11480,8 @@
             </w:pPr>
             <w:r>
               <w:rPr>
-                <w:sz w:val="18"/>
-                <w:szCs w:val="18"/>
+                <w:sz w:val="20"/>
+                <w:szCs w:val="20"/>
                 <w:lang w:eastAsia="ko-KR"/>
               </w:rPr>
               <w:t xml:space="preserve">현재 상태와 가까운 과거 사례 상위 3개와 각 사례의 승인·상태·기준·근거</w:t>
@@ -11499,8 +11505,8 @@
             </w:pPr>
             <w:r>
               <w:rPr>
-                <w:sz w:val="18"/>
-                <w:szCs w:val="18"/>
+                <w:sz w:val="20"/>
+                <w:szCs w:val="20"/>
                 <w:lang w:eastAsia="ko-KR"/>
               </w:rPr>
               <w:t xml:space="preserve">측정자료, KG, 문서</w:t>
@@ -11534,8 +11540,8 @@
               <w:rPr>
                 <w:b/>
                 <w:color w:val="1F4E79"/>
-                <w:sz w:val="18"/>
-                <w:szCs w:val="18"/>
+                <w:sz w:val="20"/>
+                <w:szCs w:val="20"/>
                 <w:lang w:eastAsia="ko-KR"/>
               </w:rPr>
               <w:t xml:space="preserve">OUT_OF_SCOPE</w:t>
@@ -11559,8 +11565,8 @@
             </w:pPr>
             <w:r>
               <w:rPr>
-                <w:sz w:val="18"/>
-                <w:szCs w:val="18"/>
+                <w:sz w:val="20"/>
+                <w:szCs w:val="20"/>
                 <w:lang w:eastAsia="ko-KR"/>
               </w:rPr>
               <w:t xml:space="preserve">위 어디에도 해당하지 않거나 허용 범위 밖(여러 댐 비교, 사유 질문)</w:t>
@@ -11584,8 +11590,8 @@
             </w:pPr>
             <w:r>
               <w:rPr>
-                <w:sz w:val="18"/>
-                <w:szCs w:val="18"/>
+                <w:sz w:val="20"/>
+                <w:szCs w:val="20"/>
                 <w:lang w:eastAsia="ko-KR"/>
               </w:rPr>
               <w:t xml:space="preserve">거절</w:t>
@@ -11662,8 +11668,8 @@
             <w:r>
               <w:rPr>
                 <w:b/>
-                <w:sz w:val="18"/>
-                <w:szCs w:val="18"/>
+                <w:sz w:val="20"/>
+                <w:szCs w:val="20"/>
                 <w:lang w:eastAsia="ko-KR"/>
               </w:rPr>
               <w:t xml:space="preserve">설계</w:t>
@@ -11690,8 +11696,8 @@
             <w:r>
               <w:rPr>
                 <w:b/>
-                <w:sz w:val="18"/>
-                <w:szCs w:val="18"/>
+                <w:sz w:val="20"/>
+                <w:szCs w:val="20"/>
                 <w:lang w:eastAsia="ko-KR"/>
               </w:rPr>
               <w:t xml:space="preserve">근거 문헌</w:t>
@@ -11718,8 +11724,8 @@
             <w:r>
               <w:rPr>
                 <w:b/>
-                <w:sz w:val="18"/>
-                <w:szCs w:val="18"/>
+                <w:sz w:val="20"/>
+                <w:szCs w:val="20"/>
                 <w:lang w:eastAsia="ko-KR"/>
               </w:rPr>
               <w:t xml:space="preserve">이유</w:t>
@@ -11753,8 +11759,8 @@
               <w:rPr>
                 <w:b/>
                 <w:color w:val="1F4E79"/>
-                <w:sz w:val="17"/>
-                <w:szCs w:val="17"/>
+                <w:sz w:val="20"/>
+                <w:szCs w:val="20"/>
                 <w:lang w:eastAsia="ko-KR"/>
               </w:rPr>
               <w:t xml:space="preserve">의도를 분류한 뒤 의도별로 질의를 만든다</w:t>
@@ -11778,8 +11784,8 @@
             </w:pPr>
             <w:r>
               <w:rPr>
-                <w:sz w:val="17"/>
-                <w:szCs w:val="17"/>
+                <w:sz w:val="20"/>
+                <w:szCs w:val="20"/>
                 <w:lang w:eastAsia="ko-KR"/>
               </w:rPr>
               <w:t xml:space="preserve">Zhang(2025) 3.3: 질문 의도를 파싱하고 의도별 Cypher 변환 규칙 사용</w:t>
@@ -11803,8 +11809,8 @@
             </w:pPr>
             <w:r>
               <w:rPr>
-                <w:sz w:val="17"/>
-                <w:szCs w:val="17"/>
+                <w:sz w:val="20"/>
+                <w:szCs w:val="20"/>
                 <w:lang w:eastAsia="ko-KR"/>
               </w:rPr>
               <w:t xml:space="preserve">질문 유형이 CQ로 정해져 있어 근거 구성을 빠뜨리지 않기 위해</w:t>
@@ -11838,8 +11844,8 @@
               <w:rPr>
                 <w:b/>
                 <w:color w:val="1F4E79"/>
-                <w:sz w:val="17"/>
-                <w:szCs w:val="17"/>
+                <w:sz w:val="20"/>
+                <w:szCs w:val="20"/>
                 <w:lang w:eastAsia="ko-KR"/>
               </w:rPr>
               <w:t xml:space="preserve">LLM의 출력을 정해진 의도 목록으로 제한한다</w:t>
@@ -11863,8 +11869,8 @@
             </w:pPr>
             <w:r>
               <w:rPr>
-                <w:sz w:val="17"/>
-                <w:szCs w:val="17"/>
+                <w:sz w:val="20"/>
+                <w:szCs w:val="20"/>
                 <w:lang w:eastAsia="ko-KR"/>
               </w:rPr>
               <w:t xml:space="preserve">Zhang(2025): LLM 출력을 정해진 라벨로 제어</w:t>
@@ -11888,8 +11894,8 @@
             </w:pPr>
             <w:r>
               <w:rPr>
-                <w:sz w:val="17"/>
-                <w:szCs w:val="17"/>
+                <w:sz w:val="20"/>
+                <w:szCs w:val="20"/>
                 <w:lang w:eastAsia="ko-KR"/>
               </w:rPr>
               <w:t xml:space="preserve">LLM 출력의 불안정성을 줄이기 위해</w:t>
@@ -11923,8 +11929,8 @@
               <w:rPr>
                 <w:b/>
                 <w:color w:val="1F4E79"/>
-                <w:sz w:val="17"/>
-                <w:szCs w:val="17"/>
+                <w:sz w:val="20"/>
+                <w:szCs w:val="20"/>
                 <w:lang w:eastAsia="ko-KR"/>
               </w:rPr>
               <w:t xml:space="preserve">LLM이 Cypher를 쓰지 않고 템플릿을 사용한다</w:t>
@@ -11948,8 +11954,8 @@
             </w:pPr>
             <w:r>
               <w:rPr>
-                <w:sz w:val="17"/>
-                <w:szCs w:val="17"/>
+                <w:sz w:val="20"/>
+                <w:szCs w:val="20"/>
                 <w:lang w:eastAsia="ko-KR"/>
               </w:rPr>
               <w:t xml:space="preserve">연구자 판단 (GraphAide는 LLM이 Cypher를 생성)</w:t>
@@ -11973,8 +11979,8 @@
             </w:pPr>
             <w:r>
               <w:rPr>
-                <w:sz w:val="17"/>
-                <w:szCs w:val="17"/>
+                <w:sz w:val="20"/>
+                <w:szCs w:val="20"/>
                 <w:lang w:eastAsia="ko-KR"/>
               </w:rPr>
               <w:t xml:space="preserve">질의 오류를 줄이고 결과를 점검하기 쉽게 하기 위해</w:t>
@@ -12008,8 +12014,8 @@
               <w:rPr>
                 <w:b/>
                 <w:color w:val="1F4E79"/>
-                <w:sz w:val="17"/>
-                <w:szCs w:val="17"/>
+                <w:sz w:val="20"/>
+                <w:szCs w:val="20"/>
                 <w:lang w:eastAsia="ko-KR"/>
               </w:rPr>
               <w:t xml:space="preserve">Neo4j와 Cypher로 질의한다</w:t>
@@ -12033,8 +12039,8 @@
             </w:pPr>
             <w:r>
               <w:rPr>
-                <w:sz w:val="17"/>
-                <w:szCs w:val="17"/>
+                <w:sz w:val="20"/>
+                <w:szCs w:val="20"/>
                 <w:lang w:eastAsia="ko-KR"/>
               </w:rPr>
               <w:t xml:space="preserve">DDKG, Zhang, GraphAide</w:t>
@@ -12058,8 +12064,8 @@
             </w:pPr>
             <w:r>
               <w:rPr>
-                <w:sz w:val="17"/>
-                <w:szCs w:val="17"/>
+                <w:sz w:val="20"/>
+                <w:szCs w:val="20"/>
                 <w:lang w:eastAsia="ko-KR"/>
               </w:rPr>
               <w:t xml:space="preserve">다단계 관계 탐색과 질의 언어 기반 검색</w:t>
@@ -12093,8 +12099,8 @@
               <w:rPr>
                 <w:b/>
                 <w:color w:val="1F4E79"/>
-                <w:sz w:val="17"/>
-                <w:szCs w:val="17"/>
+                <w:sz w:val="20"/>
+                <w:szCs w:val="20"/>
                 <w:lang w:eastAsia="ko-KR"/>
               </w:rPr>
               <w:t xml:space="preserve">KG에서 외부 저장소를 찾아가 측정값과 원문을 가져온다</w:t>
@@ -12118,8 +12124,8 @@
             </w:pPr>
             <w:r>
               <w:rPr>
-                <w:sz w:val="17"/>
-                <w:szCs w:val="17"/>
+                <w:sz w:val="20"/>
+                <w:szCs w:val="20"/>
                 <w:lang w:eastAsia="ko-KR"/>
               </w:rPr>
               <w:t xml:space="preserve">GraphAide: 시계열 DB 등 외부 자료 호출, OntoDSMS: 데이터를 복제하지 않고 접근</w:t>
@@ -12143,8 +12149,8 @@
             </w:pPr>
             <w:r>
               <w:rPr>
-                <w:sz w:val="17"/>
-                <w:szCs w:val="17"/>
+                <w:sz w:val="20"/>
+                <w:szCs w:val="20"/>
                 <w:lang w:eastAsia="ko-KR"/>
               </w:rPr>
               <w:t xml:space="preserve">대량 측정값을 KG에 복제하지 않기 위해</w:t>
@@ -12178,8 +12184,8 @@
               <w:rPr>
                 <w:b/>
                 <w:color w:val="1F4E79"/>
-                <w:sz w:val="17"/>
-                <w:szCs w:val="17"/>
+                <w:sz w:val="20"/>
+                <w:szCs w:val="20"/>
                 <w:lang w:eastAsia="ko-KR"/>
               </w:rPr>
               <w:t xml:space="preserve">문서는 조문 단위 청크로 두고 청크 번호로 조회한다</w:t>
@@ -12203,8 +12209,8 @@
             </w:pPr>
             <w:r>
               <w:rPr>
-                <w:sz w:val="17"/>
-                <w:szCs w:val="17"/>
+                <w:sz w:val="20"/>
+                <w:szCs w:val="20"/>
                 <w:lang w:eastAsia="ko-KR"/>
               </w:rPr>
               <w:t xml:space="preserve">연구자 판단 (문헌은 임베딩 벡터에 저장)</w:t>
@@ -12228,8 +12234,8 @@
             </w:pPr>
             <w:r>
               <w:rPr>
-                <w:sz w:val="17"/>
-                <w:szCs w:val="17"/>
+                <w:sz w:val="20"/>
+                <w:szCs w:val="20"/>
                 <w:lang w:eastAsia="ko-KR"/>
               </w:rPr>
               <w:t xml:space="preserve">개체에서 출발하는 질문과 정확한 조문 인용을 위해. 벡터 검색과의 비교는 이후 실험으로</w:t>
@@ -12263,8 +12269,8 @@
               <w:rPr>
                 <w:b/>
                 <w:color w:val="1F4E79"/>
-                <w:sz w:val="17"/>
-                <w:szCs w:val="17"/>
+                <w:sz w:val="20"/>
+                <w:szCs w:val="20"/>
                 <w:lang w:eastAsia="ko-KR"/>
               </w:rPr>
               <w:t xml:space="preserve">비교 값을 프로그램이 계산한다</w:t>
@@ -12288,8 +12294,8 @@
             </w:pPr>
             <w:r>
               <w:rPr>
-                <w:sz w:val="17"/>
-                <w:szCs w:val="17"/>
+                <w:sz w:val="20"/>
+                <w:szCs w:val="20"/>
                 <w:lang w:eastAsia="ko-KR"/>
               </w:rPr>
               <w:t xml:space="preserve">연구자 판단</w:t>
@@ -12313,8 +12319,8 @@
             </w:pPr>
             <w:r>
               <w:rPr>
-                <w:sz w:val="17"/>
-                <w:szCs w:val="17"/>
+                <w:sz w:val="20"/>
+                <w:szCs w:val="20"/>
                 <w:lang w:eastAsia="ko-KR"/>
               </w:rPr>
               <w:t xml:space="preserve">LLM의 계산 오류를 막기 위해</w:t>
@@ -12348,8 +12354,8 @@
               <w:rPr>
                 <w:b/>
                 <w:color w:val="1F4E79"/>
-                <w:sz w:val="17"/>
-                <w:szCs w:val="17"/>
+                <w:sz w:val="20"/>
+                <w:szCs w:val="20"/>
                 <w:lang w:eastAsia="ko-KR"/>
               </w:rPr>
               <w:t xml:space="preserve">유사 사례는 수위·유입량의 유클리드 거리로 찾는다</w:t>
@@ -12373,8 +12379,8 @@
             </w:pPr>
             <w:r>
               <w:rPr>
-                <w:sz w:val="17"/>
-                <w:szCs w:val="17"/>
+                <w:sz w:val="20"/>
+                <w:szCs w:val="20"/>
                 <w:lang w:eastAsia="ko-KR"/>
               </w:rPr>
               <w:t xml:space="preserve">연구자 판단 (문헌의 유사도는 텍스트 임베딩의 코사인 유사도이며 수치 상태 기준은 없음)</w:t>
@@ -12398,8 +12404,8 @@
             </w:pPr>
             <w:r>
               <w:rPr>
-                <w:sz w:val="17"/>
-                <w:szCs w:val="17"/>
+                <w:sz w:val="20"/>
+                <w:szCs w:val="20"/>
                 <w:lang w:eastAsia="ko-KR"/>
               </w:rPr>
               <w:t xml:space="preserve">값의 크기를 반영하는 거리를 사용. 코사인 유사도는 이 데이터에서 변별력이 없어 제외</w:t>
@@ -12572,8 +12578,8 @@
             <w:r>
               <w:rPr>
                 <w:b/>
-                <w:sz w:val="19"/>
-                <w:szCs w:val="19"/>
+                <w:sz w:val="20"/>
+                <w:szCs w:val="20"/>
                 <w:lang w:eastAsia="ko-KR"/>
               </w:rPr>
               <w:t xml:space="preserve">항목</w:t>
@@ -12600,8 +12606,8 @@
             <w:r>
               <w:rPr>
                 <w:b/>
-                <w:sz w:val="19"/>
-                <w:szCs w:val="19"/>
+                <w:sz w:val="20"/>
+                <w:szCs w:val="20"/>
                 <w:lang w:eastAsia="ko-KR"/>
               </w:rPr>
               <w:t xml:space="preserve">내용</w:t>
@@ -12635,8 +12641,8 @@
               <w:rPr>
                 <w:b/>
                 <w:color w:val="1F4E79"/>
-                <w:sz w:val="18"/>
-                <w:szCs w:val="18"/>
+                <w:sz w:val="20"/>
+                <w:szCs w:val="20"/>
                 <w:lang w:eastAsia="ko-KR"/>
               </w:rPr>
               <w:t xml:space="preserve">모델</w:t>
@@ -12660,8 +12666,8 @@
             </w:pPr>
             <w:r>
               <w:rPr>
-                <w:sz w:val="18"/>
-                <w:szCs w:val="18"/>
+                <w:sz w:val="20"/>
+                <w:szCs w:val="20"/>
                 <w:lang w:eastAsia="ko-KR"/>
               </w:rPr>
               <w:t xml:space="preserve">Qwen3-8B-AWQ (vLLM). 서버 GPU 메모리 제약으로 소형 모델을 사용하였다.</w:t>
@@ -12695,8 +12701,8 @@
               <w:rPr>
                 <w:b/>
                 <w:color w:val="1F4E79"/>
-                <w:sz w:val="18"/>
-                <w:szCs w:val="18"/>
+                <w:sz w:val="20"/>
+                <w:szCs w:val="20"/>
                 <w:lang w:eastAsia="ko-KR"/>
               </w:rPr>
               <w:t xml:space="preserve">저장소</w:t>
@@ -12720,8 +12726,8 @@
             </w:pPr>
             <w:r>
               <w:rPr>
-                <w:sz w:val="18"/>
-                <w:szCs w:val="18"/>
+                <w:sz w:val="20"/>
+                <w:szCs w:val="20"/>
                 <w:lang w:eastAsia="ko-KR"/>
               </w:rPr>
               <w:t xml:space="preserve">Neo4j 5.26(KG 개체 273개, 관계 457개), 측정자료 저장소, 문서 청크 36개</w:t>
@@ -12755,8 +12761,8 @@
               <w:rPr>
                 <w:b/>
                 <w:color w:val="1F4E79"/>
-                <w:sz w:val="18"/>
-                <w:szCs w:val="18"/>
+                <w:sz w:val="20"/>
+                <w:szCs w:val="20"/>
                 <w:lang w:eastAsia="ko-KR"/>
               </w:rPr>
               <w:t xml:space="preserve">질문</w:t>
@@ -12780,8 +12786,8 @@
             </w:pPr>
             <w:r>
               <w:rPr>
-                <w:sz w:val="18"/>
-                <w:szCs w:val="18"/>
+                <w:sz w:val="20"/>
+                <w:szCs w:val="20"/>
                 <w:lang w:eastAsia="ko-KR"/>
               </w:rPr>
               <w:t xml:space="preserve">10개: CQ에 맞는 핵심 질문 5개(m01, m02, m06, m08, m09)와 비교·계산·범위 밖을 포함한 확장 질문 5개(m03, m04, m05, m07, m10)</w:t>
@@ -12815,8 +12821,8 @@
               <w:rPr>
                 <w:b/>
                 <w:color w:val="1F4E79"/>
-                <w:sz w:val="18"/>
-                <w:szCs w:val="18"/>
+                <w:sz w:val="20"/>
+                <w:szCs w:val="20"/>
                 <w:lang w:eastAsia="ko-KR"/>
               </w:rPr>
               <w:t xml:space="preserve">판정 기준</w:t>
@@ -12840,8 +12846,8 @@
             </w:pPr>
             <w:r>
               <w:rPr>
-                <w:sz w:val="18"/>
-                <w:szCs w:val="18"/>
+                <w:sz w:val="20"/>
+                <w:szCs w:val="20"/>
                 <w:lang w:eastAsia="ko-KR"/>
               </w:rPr>
               <w:t xml:space="preserve">의도·댐 분류, 답변의 수치가 근거 묶음과 일치, 근거 번호 인용, 근거 없는 주장 여부</w:t>
@@ -12920,8 +12926,8 @@
             <w:r>
               <w:rPr>
                 <w:b/>
-                <w:sz w:val="17"/>
-                <w:szCs w:val="17"/>
+                <w:sz w:val="20"/>
+                <w:szCs w:val="20"/>
                 <w:lang w:eastAsia="ko-KR"/>
               </w:rPr>
               <w:t xml:space="preserve">질문</w:t>
@@ -12948,8 +12954,8 @@
             <w:r>
               <w:rPr>
                 <w:b/>
-                <w:sz w:val="17"/>
-                <w:szCs w:val="17"/>
+                <w:sz w:val="20"/>
+                <w:szCs w:val="20"/>
                 <w:lang w:eastAsia="ko-KR"/>
               </w:rPr>
               <w:t xml:space="preserve">구분</w:t>
@@ -12976,8 +12982,8 @@
             <w:r>
               <w:rPr>
                 <w:b/>
-                <w:sz w:val="17"/>
-                <w:szCs w:val="17"/>
+                <w:sz w:val="20"/>
+                <w:szCs w:val="20"/>
                 <w:lang w:eastAsia="ko-KR"/>
               </w:rPr>
               <w:t xml:space="preserve">의도</w:t>
@@ -13004,8 +13010,8 @@
             <w:r>
               <w:rPr>
                 <w:b/>
-                <w:sz w:val="17"/>
-                <w:szCs w:val="17"/>
+                <w:sz w:val="20"/>
+                <w:szCs w:val="20"/>
                 <w:lang w:eastAsia="ko-KR"/>
               </w:rPr>
               <w:t xml:space="preserve">판정</w:t>
@@ -13032,8 +13038,8 @@
             <w:r>
               <w:rPr>
                 <w:b/>
-                <w:sz w:val="17"/>
-                <w:szCs w:val="17"/>
+                <w:sz w:val="20"/>
+                <w:szCs w:val="20"/>
                 <w:lang w:eastAsia="ko-KR"/>
               </w:rPr>
               <w:t xml:space="preserve">비고</w:t>
@@ -13067,8 +13073,8 @@
               <w:rPr>
                 <w:b/>
                 <w:color w:val="1F4E79"/>
-                <w:sz w:val="16"/>
-                <w:szCs w:val="16"/>
+                <w:sz w:val="20"/>
+                <w:szCs w:val="20"/>
                 <w:lang w:eastAsia="ko-KR"/>
               </w:rPr>
               <w:t xml:space="preserve">m01 소양강 현재 수위와 제한수위</w:t>
@@ -13092,8 +13098,8 @@
             </w:pPr>
             <w:r>
               <w:rPr>
-                <w:sz w:val="16"/>
-                <w:szCs w:val="16"/>
+                <w:sz w:val="20"/>
+                <w:szCs w:val="20"/>
                 <w:lang w:eastAsia="ko-KR"/>
               </w:rPr>
               <w:t xml:space="preserve">핵심</w:t>
@@ -13117,8 +13123,8 @@
             </w:pPr>
             <w:r>
               <w:rPr>
-                <w:sz w:val="16"/>
-                <w:szCs w:val="16"/>
+                <w:sz w:val="20"/>
+                <w:szCs w:val="20"/>
                 <w:lang w:eastAsia="ko-KR"/>
               </w:rPr>
               <w:t xml:space="preserve">CURRENT 일치</w:t>
@@ -13142,8 +13148,8 @@
             </w:pPr>
             <w:r>
               <w:rPr>
-                <w:sz w:val="16"/>
-                <w:szCs w:val="16"/>
+                <w:sz w:val="20"/>
+                <w:szCs w:val="20"/>
                 <w:lang w:eastAsia="ko-KR"/>
               </w:rPr>
               <w:t xml:space="preserve">맞음</w:t>
@@ -13167,8 +13173,8 @@
             </w:pPr>
             <w:r>
               <w:rPr>
-                <w:sz w:val="16"/>
-                <w:szCs w:val="16"/>
+                <w:sz w:val="20"/>
+                <w:szCs w:val="20"/>
                 <w:lang w:eastAsia="ko-KR"/>
               </w:rPr>
               <w:t xml:space="preserve">185.26 EL.m, 제한수위 190.3 대비 −5.04 m, 기준 시각과 실시간이 아님을 명시</w:t>
@@ -13202,8 +13208,8 @@
               <w:rPr>
                 <w:b/>
                 <w:color w:val="1F4E79"/>
-                <w:sz w:val="16"/>
-                <w:szCs w:val="16"/>
+                <w:sz w:val="20"/>
+                <w:szCs w:val="20"/>
                 <w:lang w:eastAsia="ko-KR"/>
               </w:rPr>
               <w:t xml:space="preserve">m02 충주 현재와 제한수위</w:t>
@@ -13227,8 +13233,8 @@
             </w:pPr>
             <w:r>
               <w:rPr>
-                <w:sz w:val="16"/>
-                <w:szCs w:val="16"/>
+                <w:sz w:val="20"/>
+                <w:szCs w:val="20"/>
                 <w:lang w:eastAsia="ko-KR"/>
               </w:rPr>
               <w:t xml:space="preserve">핵심</w:t>
@@ -13252,8 +13258,8 @@
             </w:pPr>
             <w:r>
               <w:rPr>
-                <w:sz w:val="16"/>
-                <w:szCs w:val="16"/>
+                <w:sz w:val="20"/>
+                <w:szCs w:val="20"/>
                 <w:lang w:eastAsia="ko-KR"/>
               </w:rPr>
               <w:t xml:space="preserve">CURRENT 일치</w:t>
@@ -13277,8 +13283,8 @@
             </w:pPr>
             <w:r>
               <w:rPr>
-                <w:sz w:val="16"/>
-                <w:szCs w:val="16"/>
+                <w:sz w:val="20"/>
+                <w:szCs w:val="20"/>
                 <w:lang w:eastAsia="ko-KR"/>
               </w:rPr>
               <w:t xml:space="preserve">맞음</w:t>
@@ -13302,8 +13308,8 @@
             </w:pPr>
             <w:r>
               <w:rPr>
-                <w:sz w:val="16"/>
-                <w:szCs w:val="16"/>
+                <w:sz w:val="20"/>
+                <w:szCs w:val="20"/>
                 <w:lang w:eastAsia="ko-KR"/>
               </w:rPr>
               <w:t xml:space="preserve">131.67 EL.m, 제한수위 대비 −6.33 m</w:t>
@@ -13337,8 +13343,8 @@
               <w:rPr>
                 <w:b/>
                 <w:color w:val="1F4E79"/>
-                <w:sz w:val="16"/>
-                <w:szCs w:val="16"/>
+                <w:sz w:val="20"/>
+                <w:szCs w:val="20"/>
                 <w:lang w:eastAsia="ko-KR"/>
               </w:rPr>
               <w:t xml:space="preserve">m08 광동 현재와 제한수위</w:t>
@@ -13362,8 +13368,8 @@
             </w:pPr>
             <w:r>
               <w:rPr>
-                <w:sz w:val="16"/>
-                <w:szCs w:val="16"/>
+                <w:sz w:val="20"/>
+                <w:szCs w:val="20"/>
                 <w:lang w:eastAsia="ko-KR"/>
               </w:rPr>
               <w:t xml:space="preserve">핵심</w:t>
@@ -13387,8 +13393,8 @@
             </w:pPr>
             <w:r>
               <w:rPr>
-                <w:sz w:val="16"/>
-                <w:szCs w:val="16"/>
+                <w:sz w:val="20"/>
+                <w:szCs w:val="20"/>
                 <w:lang w:eastAsia="ko-KR"/>
               </w:rPr>
               <w:t xml:space="preserve">CURRENT 일치</w:t>
@@ -13412,8 +13418,8 @@
             </w:pPr>
             <w:r>
               <w:rPr>
-                <w:sz w:val="16"/>
-                <w:szCs w:val="16"/>
+                <w:sz w:val="20"/>
+                <w:szCs w:val="20"/>
                 <w:lang w:eastAsia="ko-KR"/>
               </w:rPr>
               <w:t xml:space="preserve">맞음</w:t>
@@ -13437,8 +13443,8 @@
             </w:pPr>
             <w:r>
               <w:rPr>
-                <w:sz w:val="16"/>
-                <w:szCs w:val="16"/>
+                <w:sz w:val="20"/>
+                <w:szCs w:val="20"/>
                 <w:lang w:eastAsia="ko-KR"/>
               </w:rPr>
               <w:t xml:space="preserve">제한수위 자료 없음(별표3 미수록)을 정확히 답함</w:t>
@@ -13472,8 +13478,8 @@
               <w:rPr>
                 <w:b/>
                 <w:color w:val="1F4E79"/>
-                <w:sz w:val="16"/>
-                <w:szCs w:val="16"/>
+                <w:sz w:val="20"/>
+                <w:szCs w:val="20"/>
                 <w:lang w:eastAsia="ko-KR"/>
               </w:rPr>
               <w:t xml:space="preserve">m06 횡성 2020-08 방류 정리</w:t>
@@ -13497,8 +13503,8 @@
             </w:pPr>
             <w:r>
               <w:rPr>
-                <w:sz w:val="16"/>
-                <w:szCs w:val="16"/>
+                <w:sz w:val="20"/>
+                <w:szCs w:val="20"/>
                 <w:lang w:eastAsia="ko-KR"/>
               </w:rPr>
               <w:t xml:space="preserve">핵심</w:t>
@@ -13522,8 +13528,8 @@
             </w:pPr>
             <w:r>
               <w:rPr>
-                <w:sz w:val="16"/>
-                <w:szCs w:val="16"/>
+                <w:sz w:val="20"/>
+                <w:szCs w:val="20"/>
                 <w:lang w:eastAsia="ko-KR"/>
               </w:rPr>
               <w:t xml:space="preserve">INTEGRATED 일치</w:t>
@@ -13547,8 +13553,8 @@
             </w:pPr>
             <w:r>
               <w:rPr>
-                <w:sz w:val="16"/>
-                <w:szCs w:val="16"/>
+                <w:sz w:val="20"/>
+                <w:szCs w:val="20"/>
                 <w:lang w:eastAsia="ko-KR"/>
               </w:rPr>
               <w:t xml:space="preserve">대체로 맞음</w:t>
@@ -13572,8 +13578,8 @@
             </w:pPr>
             <w:r>
               <w:rPr>
-                <w:sz w:val="16"/>
-                <w:szCs w:val="16"/>
+                <w:sz w:val="20"/>
+                <w:szCs w:val="20"/>
                 <w:lang w:eastAsia="ko-KR"/>
               </w:rPr>
               <w:t xml:space="preserve">사례 3개의 수위, 제한수위 대비, 방류량이 묶음과 일치. 방류 시각을 “승인된”으로 표현, 일부 근거 번호가 묶음에 없음(수정)</w:t>
@@ -13607,8 +13613,8 @@
               <w:rPr>
                 <w:b/>
                 <w:color w:val="1F4E79"/>
-                <w:sz w:val="16"/>
-                <w:szCs w:val="16"/>
+                <w:sz w:val="20"/>
+                <w:szCs w:val="20"/>
                 <w:lang w:eastAsia="ko-KR"/>
               </w:rPr>
               <w:t xml:space="preserve">m09 충주 방류 전 승인과 공식 근거</w:t>
@@ -13632,8 +13638,8 @@
             </w:pPr>
             <w:r>
               <w:rPr>
-                <w:sz w:val="16"/>
-                <w:szCs w:val="16"/>
+                <w:sz w:val="20"/>
+                <w:szCs w:val="20"/>
                 <w:lang w:eastAsia="ko-KR"/>
               </w:rPr>
               <w:t xml:space="preserve">핵심</w:t>
@@ -13657,8 +13663,8 @@
             </w:pPr>
             <w:r>
               <w:rPr>
-                <w:sz w:val="16"/>
-                <w:szCs w:val="16"/>
+                <w:sz w:val="20"/>
+                <w:szCs w:val="20"/>
                 <w:lang w:eastAsia="ko-KR"/>
               </w:rPr>
               <w:t xml:space="preserve">INTEGRATED 일치</w:t>
@@ -13682,8 +13688,8 @@
             </w:pPr>
             <w:r>
               <w:rPr>
-                <w:sz w:val="16"/>
-                <w:szCs w:val="16"/>
+                <w:sz w:val="20"/>
+                <w:szCs w:val="20"/>
                 <w:lang w:eastAsia="ko-KR"/>
               </w:rPr>
               <w:t xml:space="preserve">오류</w:t>
@@ -13707,8 +13713,8 @@
             </w:pPr>
             <w:r>
               <w:rPr>
-                <w:sz w:val="16"/>
-                <w:szCs w:val="16"/>
+                <w:sz w:val="20"/>
+                <w:szCs w:val="20"/>
                 <w:lang w:eastAsia="ko-KR"/>
               </w:rPr>
               <w:t xml:space="preserve">방류의 근거(승인 기록)와 제한수위의 근거(별표3)를 혼동하고 근거 번호를 일부만 인용(수정)</w:t>
@@ -13742,8 +13748,8 @@
               <w:rPr>
                 <w:b/>
                 <w:color w:val="1F4E79"/>
-                <w:sz w:val="16"/>
-                <w:szCs w:val="16"/>
+                <w:sz w:val="20"/>
+                <w:szCs w:val="20"/>
                 <w:lang w:eastAsia="ko-KR"/>
               </w:rPr>
               <w:t xml:space="preserve">m04 소양강 유사 사례와 승인량 대비 방류량</w:t>
@@ -13767,8 +13773,8 @@
             </w:pPr>
             <w:r>
               <w:rPr>
-                <w:sz w:val="16"/>
-                <w:szCs w:val="16"/>
+                <w:sz w:val="20"/>
+                <w:szCs w:val="20"/>
                 <w:lang w:eastAsia="ko-KR"/>
               </w:rPr>
               <w:t xml:space="preserve">확장</w:t>
@@ -13792,8 +13798,8 @@
             </w:pPr>
             <w:r>
               <w:rPr>
-                <w:sz w:val="16"/>
-                <w:szCs w:val="16"/>
+                <w:sz w:val="20"/>
+                <w:szCs w:val="20"/>
                 <w:lang w:eastAsia="ko-KR"/>
               </w:rPr>
               <w:t xml:space="preserve">SIMILAR 일치</w:t>
@@ -13817,8 +13823,8 @@
             </w:pPr>
             <w:r>
               <w:rPr>
-                <w:sz w:val="16"/>
-                <w:szCs w:val="16"/>
+                <w:sz w:val="20"/>
+                <w:szCs w:val="20"/>
                 <w:lang w:eastAsia="ko-KR"/>
               </w:rPr>
               <w:t xml:space="preserve">대체로 맞음</w:t>
@@ -13842,8 +13848,8 @@
             </w:pPr>
             <w:r>
               <w:rPr>
-                <w:sz w:val="16"/>
-                <w:szCs w:val="16"/>
+                <w:sz w:val="20"/>
+                <w:szCs w:val="20"/>
                 <w:lang w:eastAsia="ko-KR"/>
               </w:rPr>
               <w:t xml:space="preserve">유사 사례(2017-08-25)의 방류량이 승인 1500㎥/s의 67.4%로 묶음과 일치. 값 하나를 직접 계산</w:t>
@@ -13877,8 +13883,8 @@
               <w:rPr>
                 <w:b/>
                 <w:color w:val="1F4E79"/>
-                <w:sz w:val="16"/>
-                <w:szCs w:val="16"/>
+                <w:sz w:val="20"/>
+                <w:szCs w:val="20"/>
                 <w:lang w:eastAsia="ko-KR"/>
               </w:rPr>
               <w:t xml:space="preserve">m07 광동 유사 사례</w:t>
@@ -13902,8 +13908,8 @@
             </w:pPr>
             <w:r>
               <w:rPr>
-                <w:sz w:val="16"/>
-                <w:szCs w:val="16"/>
+                <w:sz w:val="20"/>
+                <w:szCs w:val="20"/>
                 <w:lang w:eastAsia="ko-KR"/>
               </w:rPr>
               <w:t xml:space="preserve">확장</w:t>
@@ -13927,8 +13933,8 @@
             </w:pPr>
             <w:r>
               <w:rPr>
-                <w:sz w:val="16"/>
-                <w:szCs w:val="16"/>
+                <w:sz w:val="20"/>
+                <w:szCs w:val="20"/>
                 <w:lang w:eastAsia="ko-KR"/>
               </w:rPr>
               <w:t xml:space="preserve">SIMILAR 일치</w:t>
@@ -13952,8 +13958,8 @@
             </w:pPr>
             <w:r>
               <w:rPr>
-                <w:sz w:val="16"/>
-                <w:szCs w:val="16"/>
+                <w:sz w:val="20"/>
+                <w:szCs w:val="20"/>
                 <w:lang w:eastAsia="ko-KR"/>
               </w:rPr>
               <w:t xml:space="preserve">대체로 맞음</w:t>
@@ -13977,8 +13983,8 @@
             </w:pPr>
             <w:r>
               <w:rPr>
-                <w:sz w:val="16"/>
-                <w:szCs w:val="16"/>
+                <w:sz w:val="20"/>
+                <w:szCs w:val="20"/>
                 <w:lang w:eastAsia="ko-KR"/>
               </w:rPr>
               <w:t xml:space="preserve">제한수위 없음을 정확히 답함. 요청하지 않은 사례 수 추가, 승인과 방류 시작을 혼동</w:t>
@@ -14012,8 +14018,8 @@
               <w:rPr>
                 <w:b/>
                 <w:color w:val="1F4E79"/>
-                <w:sz w:val="16"/>
-                <w:szCs w:val="16"/>
+                <w:sz w:val="20"/>
+                <w:szCs w:val="20"/>
                 <w:lang w:eastAsia="ko-KR"/>
               </w:rPr>
               <w:t xml:space="preserve">m03 충주 유사 사례와 제한수위 비교</w:t>
@@ -14037,8 +14043,8 @@
             </w:pPr>
             <w:r>
               <w:rPr>
-                <w:sz w:val="16"/>
-                <w:szCs w:val="16"/>
+                <w:sz w:val="20"/>
+                <w:szCs w:val="20"/>
                 <w:lang w:eastAsia="ko-KR"/>
               </w:rPr>
               <w:t xml:space="preserve">확장</w:t>
@@ -14062,8 +14068,8 @@
             </w:pPr>
             <w:r>
               <w:rPr>
-                <w:sz w:val="16"/>
-                <w:szCs w:val="16"/>
+                <w:sz w:val="20"/>
+                <w:szCs w:val="20"/>
                 <w:lang w:eastAsia="ko-KR"/>
               </w:rPr>
               <w:t xml:space="preserve">SIMILAR 일치</w:t>
@@ -14087,8 +14093,8 @@
             </w:pPr>
             <w:r>
               <w:rPr>
-                <w:sz w:val="16"/>
-                <w:szCs w:val="16"/>
+                <w:sz w:val="20"/>
+                <w:szCs w:val="20"/>
                 <w:lang w:eastAsia="ko-KR"/>
               </w:rPr>
               <w:t xml:space="preserve">오류</w:t>
@@ -14112,8 +14118,8 @@
             </w:pPr>
             <w:r>
               <w:rPr>
-                <w:sz w:val="16"/>
-                <w:szCs w:val="16"/>
+                <w:sz w:val="20"/>
+                <w:szCs w:val="20"/>
                 <w:lang w:eastAsia="ko-KR"/>
               </w:rPr>
               <w:t xml:space="preserve">현재 값을 사례 값으로 섞고 증가율을 직접 계산하여 틀림</w:t>
@@ -14147,8 +14153,8 @@
               <w:rPr>
                 <w:b/>
                 <w:color w:val="1F4E79"/>
-                <w:sz w:val="16"/>
-                <w:szCs w:val="16"/>
+                <w:sz w:val="20"/>
+                <w:szCs w:val="20"/>
                 <w:lang w:eastAsia="ko-KR"/>
               </w:rPr>
               <w:t xml:space="preserve">m05 충주 승인량과 실제 방류량의 차이</w:t>
@@ -14172,8 +14178,8 @@
             </w:pPr>
             <w:r>
               <w:rPr>
-                <w:sz w:val="16"/>
-                <w:szCs w:val="16"/>
+                <w:sz w:val="20"/>
+                <w:szCs w:val="20"/>
                 <w:lang w:eastAsia="ko-KR"/>
               </w:rPr>
               <w:t xml:space="preserve">확장</w:t>
@@ -14197,8 +14203,8 @@
             </w:pPr>
             <w:r>
               <w:rPr>
-                <w:sz w:val="16"/>
-                <w:szCs w:val="16"/>
+                <w:sz w:val="20"/>
+                <w:szCs w:val="20"/>
                 <w:lang w:eastAsia="ko-KR"/>
               </w:rPr>
               <w:t xml:space="preserve">INTEGRATED 일치</w:t>
@@ -14222,8 +14228,8 @@
             </w:pPr>
             <w:r>
               <w:rPr>
-                <w:sz w:val="16"/>
-                <w:szCs w:val="16"/>
+                <w:sz w:val="20"/>
+                <w:szCs w:val="20"/>
                 <w:lang w:eastAsia="ko-KR"/>
               </w:rPr>
               <w:t xml:space="preserve">오류</w:t>
@@ -14247,8 +14253,8 @@
             </w:pPr>
             <w:r>
               <w:rPr>
-                <w:sz w:val="16"/>
-                <w:szCs w:val="16"/>
+                <w:sz w:val="20"/>
+                <w:szCs w:val="20"/>
                 <w:lang w:eastAsia="ko-KR"/>
               </w:rPr>
               <w:t xml:space="preserve">비율을 “차이”로 서술하고, 창 이후에 승인된 상한을 사용</w:t>
@@ -14282,8 +14288,8 @@
               <w:rPr>
                 <w:b/>
                 <w:color w:val="1F4E79"/>
-                <w:sz w:val="16"/>
-                <w:szCs w:val="16"/>
+                <w:sz w:val="20"/>
+                <w:szCs w:val="20"/>
                 <w:lang w:eastAsia="ko-KR"/>
               </w:rPr>
               <w:t xml:space="preserve">m10 소양강·충주 중 제한수위에 더 가까운 댐</w:t>
@@ -14307,8 +14313,8 @@
             </w:pPr>
             <w:r>
               <w:rPr>
-                <w:sz w:val="16"/>
-                <w:szCs w:val="16"/>
+                <w:sz w:val="20"/>
+                <w:szCs w:val="20"/>
                 <w:lang w:eastAsia="ko-KR"/>
               </w:rPr>
               <w:t xml:space="preserve">확장</w:t>
@@ -14332,8 +14338,8 @@
             </w:pPr>
             <w:r>
               <w:rPr>
-                <w:sz w:val="16"/>
-                <w:szCs w:val="16"/>
+                <w:sz w:val="20"/>
+                <w:szCs w:val="20"/>
                 <w:lang w:eastAsia="ko-KR"/>
               </w:rPr>
               <w:t xml:space="preserve">CURRENT 불일치</w:t>
@@ -14357,8 +14363,8 @@
             </w:pPr>
             <w:r>
               <w:rPr>
-                <w:sz w:val="16"/>
-                <w:szCs w:val="16"/>
+                <w:sz w:val="20"/>
+                <w:szCs w:val="20"/>
                 <w:lang w:eastAsia="ko-KR"/>
               </w:rPr>
               <w:t xml:space="preserve">실패</w:t>
@@ -14382,8 +14388,8 @@
             </w:pPr>
             <w:r>
               <w:rPr>
-                <w:sz w:val="16"/>
-                <w:szCs w:val="16"/>
+                <w:sz w:val="20"/>
+                <w:szCs w:val="20"/>
                 <w:lang w:eastAsia="ko-KR"/>
               </w:rPr>
               <w:t xml:space="preserve">두 댐 비교(기대: 범위 밖)를 한 댐으로 처리</w:t>
@@ -14549,8 +14555,8 @@
             <w:r>
               <w:rPr>
                 <w:b/>
-                <w:sz w:val="18"/>
-                <w:szCs w:val="18"/>
+                <w:sz w:val="20"/>
+                <w:szCs w:val="20"/>
                 <w:lang w:eastAsia="ko-KR"/>
               </w:rPr>
               <w:t xml:space="preserve">원인</w:t>
@@ -14577,8 +14583,8 @@
             <w:r>
               <w:rPr>
                 <w:b/>
-                <w:sz w:val="18"/>
-                <w:szCs w:val="18"/>
+                <w:sz w:val="20"/>
+                <w:szCs w:val="20"/>
                 <w:lang w:eastAsia="ko-KR"/>
               </w:rPr>
               <w:t xml:space="preserve">질문</w:t>
@@ -14605,8 +14611,8 @@
             <w:r>
               <w:rPr>
                 <w:b/>
-                <w:sz w:val="18"/>
-                <w:szCs w:val="18"/>
+                <w:sz w:val="20"/>
+                <w:szCs w:val="20"/>
                 <w:lang w:eastAsia="ko-KR"/>
               </w:rPr>
               <w:t xml:space="preserve">수정</w:t>
@@ -14633,8 +14639,8 @@
             <w:r>
               <w:rPr>
                 <w:b/>
-                <w:sz w:val="18"/>
-                <w:szCs w:val="18"/>
+                <w:sz w:val="20"/>
+                <w:szCs w:val="20"/>
                 <w:lang w:eastAsia="ko-KR"/>
               </w:rPr>
               <w:t xml:space="preserve">상태</w:t>
@@ -14668,8 +14674,8 @@
               <w:rPr>
                 <w:b/>
                 <w:color w:val="1F4E79"/>
-                <w:sz w:val="17"/>
-                <w:szCs w:val="17"/>
+                <w:sz w:val="20"/>
+                <w:szCs w:val="20"/>
                 <w:lang w:eastAsia="ko-KR"/>
               </w:rPr>
               <w:t xml:space="preserve">LLM이 같은 키를 두 번 쓴 JSON에서 파서가 마지막 값만 취함</w:t>
@@ -14693,8 +14699,8 @@
             </w:pPr>
             <w:r>
               <w:rPr>
-                <w:sz w:val="17"/>
-                <w:szCs w:val="17"/>
+                <w:sz w:val="20"/>
+                <w:szCs w:val="20"/>
                 <w:lang w:eastAsia="ko-KR"/>
               </w:rPr>
               <w:t xml:space="preserve">m10</w:t>
@@ -14718,8 +14724,8 @@
             </w:pPr>
             <w:r>
               <w:rPr>
-                <w:sz w:val="17"/>
-                <w:szCs w:val="17"/>
+                <w:sz w:val="20"/>
+                <w:szCs w:val="20"/>
                 <w:lang w:eastAsia="ko-KR"/>
               </w:rPr>
               <w:t xml:space="preserve">중복 키를 감지하여 범위 밖으로 거절</w:t>
@@ -14743,8 +14749,8 @@
             </w:pPr>
             <w:r>
               <w:rPr>
-                <w:sz w:val="17"/>
-                <w:szCs w:val="17"/>
+                <w:sz w:val="20"/>
+                <w:szCs w:val="20"/>
                 <w:lang w:eastAsia="ko-KR"/>
               </w:rPr>
               <w:t xml:space="preserve">수정 (재실행 필요)</w:t>
@@ -14778,8 +14784,8 @@
               <w:rPr>
                 <w:b/>
                 <w:color w:val="1F4E79"/>
-                <w:sz w:val="17"/>
-                <w:szCs w:val="17"/>
+                <w:sz w:val="20"/>
+                <w:szCs w:val="20"/>
                 <w:lang w:eastAsia="ko-KR"/>
               </w:rPr>
               <w:t xml:space="preserve">운영행위의 근거에 허가한 승인 중 첫 승인의 근거만 포함</w:t>
@@ -14803,8 +14809,8 @@
             </w:pPr>
             <w:r>
               <w:rPr>
-                <w:sz w:val="17"/>
-                <w:szCs w:val="17"/>
+                <w:sz w:val="20"/>
+                <w:szCs w:val="20"/>
                 <w:lang w:eastAsia="ko-KR"/>
               </w:rPr>
               <w:t xml:space="preserve">m09, m06, m07</w:t>
@@ -14828,8 +14834,8 @@
             </w:pPr>
             <w:r>
               <w:rPr>
-                <w:sz w:val="17"/>
-                <w:szCs w:val="17"/>
+                <w:sz w:val="20"/>
+                <w:szCs w:val="20"/>
                 <w:lang w:eastAsia="ko-KR"/>
               </w:rPr>
               <w:t xml:space="preserve">모든 승인의 근거를 승인일 순으로 포함하고 방류의 근거와 제한수위의 근거를 구분</w:t>
@@ -14853,8 +14859,8 @@
             </w:pPr>
             <w:r>
               <w:rPr>
-                <w:sz w:val="17"/>
-                <w:szCs w:val="17"/>
+                <w:sz w:val="20"/>
+                <w:szCs w:val="20"/>
                 <w:lang w:eastAsia="ko-KR"/>
               </w:rPr>
               <w:t xml:space="preserve">수정</w:t>
@@ -14888,8 +14894,8 @@
               <w:rPr>
                 <w:b/>
                 <w:color w:val="1F4E79"/>
-                <w:sz w:val="17"/>
-                <w:szCs w:val="17"/>
+                <w:sz w:val="20"/>
+                <w:szCs w:val="20"/>
                 <w:lang w:eastAsia="ko-KR"/>
               </w:rPr>
               <w:t xml:space="preserve">창 이후에 승인된 상한에도 비율을 계산</w:t>
@@ -14913,8 +14919,8 @@
             </w:pPr>
             <w:r>
               <w:rPr>
-                <w:sz w:val="17"/>
-                <w:szCs w:val="17"/>
+                <w:sz w:val="20"/>
+                <w:szCs w:val="20"/>
                 <w:lang w:eastAsia="ko-KR"/>
               </w:rPr>
               <w:t xml:space="preserve">m05, m09</w:t>
@@ -14938,8 +14944,8 @@
             </w:pPr>
             <w:r>
               <w:rPr>
-                <w:sz w:val="17"/>
-                <w:szCs w:val="17"/>
+                <w:sz w:val="20"/>
+                <w:szCs w:val="20"/>
                 <w:lang w:eastAsia="ko-KR"/>
               </w:rPr>
               <w:t xml:space="preserve">승인일이 창보다 늦은 승인은 비율에서 제외하고 사유를 표시</w:t>
@@ -14963,8 +14969,8 @@
             </w:pPr>
             <w:r>
               <w:rPr>
-                <w:sz w:val="17"/>
-                <w:szCs w:val="17"/>
+                <w:sz w:val="20"/>
+                <w:szCs w:val="20"/>
                 <w:lang w:eastAsia="ko-KR"/>
               </w:rPr>
               <w:t xml:space="preserve">수정</w:t>
@@ -14998,8 +15004,8 @@
               <w:rPr>
                 <w:b/>
                 <w:color w:val="1F4E79"/>
-                <w:sz w:val="17"/>
-                <w:szCs w:val="17"/>
+                <w:sz w:val="20"/>
+                <w:szCs w:val="20"/>
                 <w:lang w:eastAsia="ko-KR"/>
               </w:rPr>
               <w:t xml:space="preserve">현재와 사례의 차이를 LLM이 직접 계산</w:t>
@@ -15023,8 +15029,8 @@
             </w:pPr>
             <w:r>
               <w:rPr>
-                <w:sz w:val="17"/>
-                <w:szCs w:val="17"/>
+                <w:sz w:val="20"/>
+                <w:szCs w:val="20"/>
                 <w:lang w:eastAsia="ko-KR"/>
               </w:rPr>
               <w:t xml:space="preserve">m03, m04</w:t>
@@ -15048,8 +15054,8 @@
             </w:pPr>
             <w:r>
               <w:rPr>
-                <w:sz w:val="17"/>
-                <w:szCs w:val="17"/>
+                <w:sz w:val="20"/>
+                <w:szCs w:val="20"/>
                 <w:lang w:eastAsia="ko-KR"/>
               </w:rPr>
               <w:t xml:space="preserve">수위 차, 제한수위 대비, 유입량 배수를 프로그램이 계산해 제공</w:t>
@@ -15073,8 +15079,8 @@
             </w:pPr>
             <w:r>
               <w:rPr>
-                <w:sz w:val="17"/>
-                <w:szCs w:val="17"/>
+                <w:sz w:val="20"/>
+                <w:szCs w:val="20"/>
                 <w:lang w:eastAsia="ko-KR"/>
               </w:rPr>
               <w:t xml:space="preserve">수정</w:t>
@@ -15108,8 +15114,8 @@
               <w:rPr>
                 <w:b/>
                 <w:color w:val="1F4E79"/>
-                <w:sz w:val="17"/>
-                <w:szCs w:val="17"/>
+                <w:sz w:val="20"/>
+                <w:szCs w:val="20"/>
                 <w:lang w:eastAsia="ko-KR"/>
               </w:rPr>
               <w:t xml:space="preserve">요청하지 않은 사례 수, 긴 소수 표기</w:t>
@@ -15133,8 +15139,8 @@
             </w:pPr>
             <w:r>
               <w:rPr>
-                <w:sz w:val="17"/>
-                <w:szCs w:val="17"/>
+                <w:sz w:val="20"/>
+                <w:szCs w:val="20"/>
                 <w:lang w:eastAsia="ko-KR"/>
               </w:rPr>
               <w:t xml:space="preserve">m03, m04, m07</w:t>
@@ -15158,8 +15164,8 @@
             </w:pPr>
             <w:r>
               <w:rPr>
-                <w:sz w:val="17"/>
-                <w:szCs w:val="17"/>
+                <w:sz w:val="20"/>
+                <w:szCs w:val="20"/>
                 <w:lang w:eastAsia="ko-KR"/>
               </w:rPr>
               <w:t xml:space="preserve">프롬프트 보강, 측정값 반올림</w:t>
@@ -15183,8 +15189,8 @@
             </w:pPr>
             <w:r>
               <w:rPr>
-                <w:sz w:val="17"/>
-                <w:szCs w:val="17"/>
+                <w:sz w:val="20"/>
+                <w:szCs w:val="20"/>
                 <w:lang w:eastAsia="ko-KR"/>
               </w:rPr>
               <w:t xml:space="preserve">수정</w:t>
@@ -15218,8 +15224,8 @@
               <w:rPr>
                 <w:b/>
                 <w:color w:val="1F4E79"/>
-                <w:sz w:val="17"/>
-                <w:szCs w:val="17"/>
+                <w:sz w:val="20"/>
+                <w:szCs w:val="20"/>
                 <w:lang w:eastAsia="ko-KR"/>
               </w:rPr>
               <w:t xml:space="preserve">개념 혼동, 경고 무시(모델)</w:t>
@@ -15243,8 +15249,8 @@
             </w:pPr>
             <w:r>
               <w:rPr>
-                <w:sz w:val="17"/>
-                <w:szCs w:val="17"/>
+                <w:sz w:val="20"/>
+                <w:szCs w:val="20"/>
                 <w:lang w:eastAsia="ko-KR"/>
               </w:rPr>
               <w:t xml:space="preserve">m05, m09</w:t>
@@ -15268,8 +15274,8 @@
             </w:pPr>
             <w:r>
               <w:rPr>
-                <w:sz w:val="17"/>
-                <w:szCs w:val="17"/>
+                <w:sz w:val="20"/>
+                <w:szCs w:val="20"/>
                 <w:lang w:eastAsia="ko-KR"/>
               </w:rPr>
               <w:t xml:space="preserve">프롬프트에 규칙 추가, 더 큰 모델에서 재확인</w:t>
@@ -15293,8 +15299,8 @@
             </w:pPr>
             <w:r>
               <w:rPr>
-                <w:sz w:val="17"/>
-                <w:szCs w:val="17"/>
+                <w:sz w:val="20"/>
+                <w:szCs w:val="20"/>
                 <w:lang w:eastAsia="ko-KR"/>
               </w:rPr>
               <w:t xml:space="preserve">재실행 필요</w:t>
@@ -15473,8 +15479,8 @@
             <w:r>
               <w:rPr>
                 <w:b/>
-                <w:sz w:val="19"/>
-                <w:szCs w:val="19"/>
+                <w:sz w:val="20"/>
+                <w:szCs w:val="20"/>
                 <w:lang w:eastAsia="ko-KR"/>
               </w:rPr>
               <w:t xml:space="preserve">한계</w:t>
@@ -15501,8 +15507,8 @@
             <w:r>
               <w:rPr>
                 <w:b/>
-                <w:sz w:val="19"/>
-                <w:szCs w:val="19"/>
+                <w:sz w:val="20"/>
+                <w:szCs w:val="20"/>
                 <w:lang w:eastAsia="ko-KR"/>
               </w:rPr>
               <w:t xml:space="preserve">내용</w:t>
@@ -15536,8 +15542,8 @@
               <w:rPr>
                 <w:b/>
                 <w:color w:val="1F4E79"/>
-                <w:sz w:val="18"/>
-                <w:szCs w:val="18"/>
+                <w:sz w:val="20"/>
+                <w:szCs w:val="20"/>
                 <w:lang w:eastAsia="ko-KR"/>
               </w:rPr>
               <w:t xml:space="preserve">적재형 측정자료</w:t>
@@ -15561,8 +15567,8 @@
             </w:pPr>
             <w:r>
               <w:rPr>
-                <w:sz w:val="18"/>
-                <w:szCs w:val="18"/>
+                <w:sz w:val="20"/>
+                <w:szCs w:val="20"/>
                 <w:lang w:eastAsia="ko-KR"/>
               </w:rPr>
               <w:t xml:space="preserve">측정자료는 미리 받아 둔 자료이므로 “현재”는 저장된 가장 최근 시각(2026-09-28 23시)이다. 질의 시점에 실시간으로 조회하는 방식으로의 개선을 검토한다.</w:t>
@@ -15596,8 +15602,8 @@
               <w:rPr>
                 <w:b/>
                 <w:color w:val="1F4E79"/>
-                <w:sz w:val="18"/>
-                <w:szCs w:val="18"/>
+                <w:sz w:val="20"/>
+                <w:szCs w:val="20"/>
                 <w:lang w:eastAsia="ko-KR"/>
               </w:rPr>
               <w:t xml:space="preserve">연구자 지정 임시 기준</w:t>
@@ -15621,8 +15627,8 @@
             </w:pPr>
             <w:r>
               <w:rPr>
-                <w:sz w:val="18"/>
-                <w:szCs w:val="18"/>
+                <w:sz w:val="20"/>
+                <w:szCs w:val="20"/>
                 <w:lang w:eastAsia="ko-KR"/>
               </w:rPr>
               <w:t xml:space="preserve">운영행위 시각 규칙(변화 기준 1 CMS 또는 10%, 구간 −3~+6시간)과 유사 사례 거리(수위·유입량 정규화 유클리드)는 규정·문헌에 근거가 없다.</w:t>
@@ -15656,8 +15662,8 @@
               <w:rPr>
                 <w:b/>
                 <w:color w:val="1F4E79"/>
-                <w:sz w:val="18"/>
-                <w:szCs w:val="18"/>
+                <w:sz w:val="20"/>
+                <w:szCs w:val="20"/>
                 <w:lang w:eastAsia="ko-KR"/>
               </w:rPr>
               <w:t xml:space="preserve">실제 수행 확인</w:t>
@@ -15681,8 +15687,8 @@
             </w:pPr>
             <w:r>
               <w:rPr>
-                <w:sz w:val="18"/>
-                <w:szCs w:val="18"/>
+                <w:sz w:val="20"/>
+                <w:szCs w:val="20"/>
                 <w:lang w:eastAsia="ko-KR"/>
               </w:rPr>
               <w:t xml:space="preserve">운영행위는 승인 비고에서 분류한 것이다. 실제 운영기록을 확보하지 못하여, 방향이 있는 행위 18개 중 16개가 측정 변화 방향과 일치하는 정도만 확인하였다.</w:t>
@@ -15716,8 +15722,8 @@
               <w:rPr>
                 <w:b/>
                 <w:color w:val="1F4E79"/>
-                <w:sz w:val="18"/>
-                <w:szCs w:val="18"/>
+                <w:sz w:val="20"/>
+                <w:szCs w:val="20"/>
                 <w:lang w:eastAsia="ko-KR"/>
               </w:rPr>
               <w:t xml:space="preserve">추출 정확도</w:t>
@@ -15741,8 +15747,8 @@
             </w:pPr>
             <w:r>
               <w:rPr>
-                <w:sz w:val="18"/>
-                <w:szCs w:val="18"/>
+                <w:sz w:val="20"/>
+                <w:szCs w:val="20"/>
                 <w:lang w:eastAsia="ko-KR"/>
               </w:rPr>
               <w:t xml:space="preserve">비고 분류 정확도를 사람이 만든 정답으로 측정하지 않았다.</w:t>
@@ -15776,8 +15782,8 @@
               <w:rPr>
                 <w:b/>
                 <w:color w:val="1F4E79"/>
-                <w:sz w:val="18"/>
-                <w:szCs w:val="18"/>
+                <w:sz w:val="20"/>
+                <w:szCs w:val="20"/>
                 <w:lang w:eastAsia="ko-KR"/>
               </w:rPr>
               <w:t xml:space="preserve">LLM 평가</w:t>
@@ -15801,8 +15807,8 @@
             </w:pPr>
             <w:r>
               <w:rPr>
-                <w:sz w:val="18"/>
-                <w:szCs w:val="18"/>
+                <w:sz w:val="20"/>
+                <w:szCs w:val="20"/>
                 <w:lang w:eastAsia="ko-KR"/>
               </w:rPr>
               <w:t xml:space="preserve">소형 모델(8B), 질문 10개, 1회 실행이다. 의도 분류 정확도와 답변의 안정성은 확인되지 않았고, 표 데이터를 그대로 주는 방식과의 비교 기준선이 없다.</w:t>
@@ -15836,8 +15842,8 @@
               <w:rPr>
                 <w:b/>
                 <w:color w:val="1F4E79"/>
-                <w:sz w:val="18"/>
-                <w:szCs w:val="18"/>
+                <w:sz w:val="20"/>
+                <w:szCs w:val="20"/>
                 <w:lang w:eastAsia="ko-KR"/>
               </w:rPr>
               <w:t xml:space="preserve">자료 범위</w:t>
@@ -15861,8 +15867,8 @@
             </w:pPr>
             <w:r>
               <w:rPr>
-                <w:sz w:val="18"/>
-                <w:szCs w:val="18"/>
+                <w:sz w:val="20"/>
+                <w:szCs w:val="20"/>
                 <w:lang w:eastAsia="ko-KR"/>
               </w:rPr>
               <w:t xml:space="preserve">기상 변수는 댐 강우량만 사용하였고, 광동댐은 별표3에 없어 제한수위 기준이 없다.</w:t>

--- a/lab_meeting/랩미팅 자료_KG구축_검색답변_초안.docx
+++ b/lab_meeting/랩미팅 자료_KG구축_검색답변_초안.docx
@@ -120,8 +120,8 @@
             <w:r>
               <w:rPr>
                 <w:b/>
-                <w:sz w:val="20"/>
-                <w:szCs w:val="20"/>
+                <w:sz w:val="18"/>
+                <w:szCs w:val="18"/>
                 <w:lang w:eastAsia="ko-KR"/>
               </w:rPr>
               <w:t xml:space="preserve">구분</w:t>
@@ -148,8 +148,8 @@
             <w:r>
               <w:rPr>
                 <w:b/>
-                <w:sz w:val="20"/>
-                <w:szCs w:val="20"/>
+                <w:sz w:val="18"/>
+                <w:szCs w:val="18"/>
                 <w:lang w:eastAsia="ko-KR"/>
               </w:rPr>
               <w:t xml:space="preserve">주요 내용</w:t>
@@ -183,8 +183,8 @@
               <w:rPr>
                 <w:b/>
                 <w:color w:val="1F4E79"/>
-                <w:sz w:val="20"/>
-                <w:szCs w:val="20"/>
+                <w:sz w:val="18"/>
+                <w:szCs w:val="18"/>
                 <w:lang w:eastAsia="ko-KR"/>
               </w:rPr>
               <w:t xml:space="preserve">전주</w:t>
@@ -199,8 +199,8 @@
               <w:rPr>
                 <w:b/>
                 <w:color w:val="1F4E79"/>
-                <w:sz w:val="20"/>
-                <w:szCs w:val="20"/>
+                <w:sz w:val="18"/>
+                <w:szCs w:val="18"/>
                 <w:lang w:eastAsia="ko-KR"/>
               </w:rPr>
               <w:t xml:space="preserve">Ontology 설계</w:t>
@@ -224,8 +224,8 @@
             </w:pPr>
             <w:r>
               <w:rPr>
-                <w:sz w:val="20"/>
-                <w:szCs w:val="20"/>
+                <w:sz w:val="18"/>
+                <w:szCs w:val="18"/>
                 <w:lang w:eastAsia="ko-KR"/>
               </w:rPr>
               <w:t xml:space="preserve">• Noy &amp; McGuinness(2001)의 개발 절차를 참고하여 Ontology 설계 수행</w:t>
@@ -237,8 +237,8 @@
             </w:pPr>
             <w:r>
               <w:rPr>
-                <w:sz w:val="20"/>
-                <w:szCs w:val="20"/>
+                <w:sz w:val="18"/>
+                <w:szCs w:val="18"/>
                 <w:lang w:eastAsia="ko-KR"/>
               </w:rPr>
               <w:t xml:space="preserve">• 전체 질문 1개와 세부 질문 6개(CQ1~CQ6) 설정, 주요 용어 166개 정리</w:t>
@@ -250,8 +250,8 @@
             </w:pPr>
             <w:r>
               <w:rPr>
-                <w:sz w:val="20"/>
-                <w:szCs w:val="20"/>
+                <w:sz w:val="18"/>
+                <w:szCs w:val="18"/>
                 <w:lang w:eastAsia="ko-KR"/>
               </w:rPr>
               <w:t xml:space="preserve">• Class 6개, Relation 8개, Data Property 설계, 대량 측정자료는 KG 밖에서 조회하는 구조 설정</w:t>
@@ -285,8 +285,8 @@
               <w:rPr>
                 <w:b/>
                 <w:color w:val="1F4E79"/>
-                <w:sz w:val="20"/>
-                <w:szCs w:val="20"/>
+                <w:sz w:val="18"/>
+                <w:szCs w:val="18"/>
                 <w:lang w:eastAsia="ko-KR"/>
               </w:rPr>
               <w:t xml:space="preserve">이번주</w:t>
@@ -301,8 +301,8 @@
               <w:rPr>
                 <w:b/>
                 <w:color w:val="1F4E79"/>
-                <w:sz w:val="20"/>
-                <w:szCs w:val="20"/>
+                <w:sz w:val="18"/>
+                <w:szCs w:val="18"/>
                 <w:lang w:eastAsia="ko-KR"/>
               </w:rPr>
               <w:t xml:space="preserve">KG 구축 및</w:t>
@@ -317,8 +317,8 @@
               <w:rPr>
                 <w:b/>
                 <w:color w:val="1F4E79"/>
-                <w:sz w:val="20"/>
-                <w:szCs w:val="20"/>
+                <w:sz w:val="18"/>
+                <w:szCs w:val="18"/>
                 <w:lang w:eastAsia="ko-KR"/>
               </w:rPr>
               <w:t xml:space="preserve">검색·답변 예비 테스트</w:t>
@@ -342,8 +342,8 @@
             </w:pPr>
             <w:r>
               <w:rPr>
-                <w:sz w:val="20"/>
-                <w:szCs w:val="20"/>
+                <w:sz w:val="18"/>
+                <w:szCs w:val="18"/>
                 <w:lang w:eastAsia="ko-KR"/>
               </w:rPr>
               <w:t xml:space="preserve">• 4개 댐(충주·소양강·횡성·광동)의 방류 승인 80건, K-water 시간별 수문기상 자료(약 30.7만 행), 연계운영규정 별표3 등을 수집·정리</w:t>
@@ -355,8 +355,8 @@
             </w:pPr>
             <w:r>
               <w:rPr>
-                <w:sz w:val="20"/>
-                <w:szCs w:val="20"/>
+                <w:sz w:val="18"/>
+                <w:szCs w:val="18"/>
                 <w:lang w:eastAsia="ko-KR"/>
               </w:rPr>
               <w:t xml:space="preserve">• 근거 문헌의 방법을 참고하여 KG 구축: 개체 273개, 관계 457개, Ontology 적합성 검사 통과</w:t>
@@ -368,8 +368,8 @@
             </w:pPr>
             <w:r>
               <w:rPr>
-                <w:sz w:val="20"/>
-                <w:szCs w:val="20"/>
+                <w:sz w:val="18"/>
+                <w:szCs w:val="18"/>
                 <w:lang w:eastAsia="ko-KR"/>
               </w:rPr>
               <w:t xml:space="preserve">• CQ 답변 가능성 점검 중 Approval–Dam 연결 부재를 발견하여 Relation 1개 추가(8개 → 9개)</w:t>
@@ -381,8 +381,8 @@
             </w:pPr>
             <w:r>
               <w:rPr>
-                <w:sz w:val="20"/>
-                <w:szCs w:val="20"/>
+                <w:sz w:val="18"/>
+                <w:szCs w:val="18"/>
                 <w:lang w:eastAsia="ko-KR"/>
               </w:rPr>
               <w:t xml:space="preserve">• 질문 → 의도 분류(LLM) → Neo4j·측정자료·문서 조회 → 근거 묶음 → 답변 생성 흐름을 구현하고 Qwen3-8B로 질문 10개를 예비 테스트</w:t>
@@ -416,8 +416,8 @@
               <w:rPr>
                 <w:b/>
                 <w:color w:val="1F4E79"/>
-                <w:sz w:val="20"/>
-                <w:szCs w:val="20"/>
+                <w:sz w:val="18"/>
+                <w:szCs w:val="18"/>
                 <w:lang w:eastAsia="ko-KR"/>
               </w:rPr>
               <w:t xml:space="preserve">다음주</w:t>
@@ -432,8 +432,8 @@
               <w:rPr>
                 <w:b/>
                 <w:color w:val="1F4E79"/>
-                <w:sz w:val="20"/>
-                <w:szCs w:val="20"/>
+                <w:sz w:val="18"/>
+                <w:szCs w:val="18"/>
                 <w:lang w:eastAsia="ko-KR"/>
               </w:rPr>
               <w:t xml:space="preserve">개선 및 확장</w:t>
@@ -457,8 +457,8 @@
             </w:pPr>
             <w:r>
               <w:rPr>
-                <w:sz w:val="20"/>
-                <w:szCs w:val="20"/>
+                <w:sz w:val="18"/>
+                <w:szCs w:val="18"/>
                 <w:lang w:eastAsia="ko-KR"/>
               </w:rPr>
               <w:t xml:space="preserve">• 예비 테스트에서 발견한 오류의 수정 반영 후 재실행, 더 큰 모델(32B)과 비교</w:t>
@@ -470,8 +470,8 @@
             </w:pPr>
             <w:r>
               <w:rPr>
-                <w:sz w:val="20"/>
-                <w:szCs w:val="20"/>
+                <w:sz w:val="18"/>
+                <w:szCs w:val="18"/>
                 <w:lang w:eastAsia="ko-KR"/>
               </w:rPr>
               <w:t xml:space="preserve">• 같은 LLM에 표 데이터를 그대로 주는 방식과 KG 방식 비교</w:t>
@@ -483,8 +483,8 @@
             </w:pPr>
             <w:r>
               <w:rPr>
-                <w:sz w:val="20"/>
-                <w:szCs w:val="20"/>
+                <w:sz w:val="18"/>
+                <w:szCs w:val="18"/>
                 <w:lang w:eastAsia="ko-KR"/>
               </w:rPr>
               <w:t xml:space="preserve">• 사람 검토: 비고 분류 정확도, 연구자 지정 임시 기준(행위 시각, 유사 사례)</w:t>
@@ -496,8 +496,8 @@
             </w:pPr>
             <w:r>
               <w:rPr>
-                <w:sz w:val="20"/>
-                <w:szCs w:val="20"/>
+                <w:sz w:val="18"/>
+                <w:szCs w:val="18"/>
                 <w:lang w:eastAsia="ko-KR"/>
               </w:rPr>
               <w:t xml:space="preserve">• 실제 운영기록 확보 방안 정리(한수원 현장 방문 등)</w:t>
@@ -604,8 +604,8 @@
             <w:r>
               <w:rPr>
                 <w:b/>
-                <w:sz w:val="20"/>
-                <w:szCs w:val="20"/>
+                <w:sz w:val="18"/>
+                <w:szCs w:val="18"/>
                 <w:lang w:eastAsia="ko-KR"/>
               </w:rPr>
               <w:t xml:space="preserve">용어</w:t>
@@ -632,8 +632,8 @@
             <w:r>
               <w:rPr>
                 <w:b/>
-                <w:sz w:val="20"/>
-                <w:szCs w:val="20"/>
+                <w:sz w:val="18"/>
+                <w:szCs w:val="18"/>
                 <w:lang w:eastAsia="ko-KR"/>
               </w:rPr>
               <w:t xml:space="preserve">본 연구에서의 정의</w:t>
@@ -667,8 +667,8 @@
               <w:rPr>
                 <w:b/>
                 <w:color w:val="1F4E79"/>
-                <w:sz w:val="20"/>
-                <w:szCs w:val="20"/>
+                <w:sz w:val="18"/>
+                <w:szCs w:val="18"/>
                 <w:lang w:eastAsia="ko-KR"/>
               </w:rPr>
               <w:t xml:space="preserve">Ontology</w:t>
@@ -692,8 +692,8 @@
             </w:pPr>
             <w:r>
               <w:rPr>
-                <w:sz w:val="20"/>
-                <w:szCs w:val="20"/>
+                <w:sz w:val="18"/>
+                <w:szCs w:val="18"/>
                 <w:lang w:eastAsia="ko-KR"/>
               </w:rPr>
               <w:t xml:space="preserve">댐 운영 분야에 어떤 종류의 대상이 있고 어떤 관계·속성으로 표현하는지 정리한 의미 구조. 실제 운영데이터는 포함하지 않는다.</w:t>
@@ -727,8 +727,8 @@
               <w:rPr>
                 <w:b/>
                 <w:color w:val="1F4E79"/>
-                <w:sz w:val="20"/>
-                <w:szCs w:val="20"/>
+                <w:sz w:val="18"/>
+                <w:szCs w:val="18"/>
                 <w:lang w:eastAsia="ko-KR"/>
               </w:rPr>
               <w:t xml:space="preserve">Class</w:t>
@@ -752,8 +752,8 @@
             </w:pPr>
             <w:r>
               <w:rPr>
-                <w:sz w:val="20"/>
-                <w:szCs w:val="20"/>
+                <w:sz w:val="18"/>
+                <w:szCs w:val="18"/>
                 <w:lang w:eastAsia="ko-KR"/>
               </w:rPr>
               <w:t xml:space="preserve">Ontology가 표현하는 대상의 종류. 예: Dam, Operation, Approval.</w:t>
@@ -787,8 +787,8 @@
               <w:rPr>
                 <w:b/>
                 <w:color w:val="1F4E79"/>
-                <w:sz w:val="20"/>
-                <w:szCs w:val="20"/>
+                <w:sz w:val="18"/>
+                <w:szCs w:val="18"/>
                 <w:lang w:eastAsia="ko-KR"/>
               </w:rPr>
               <w:t xml:space="preserve">Entity</w:t>
@@ -812,8 +812,8 @@
             </w:pPr>
             <w:r>
               <w:rPr>
-                <w:sz w:val="20"/>
-                <w:szCs w:val="20"/>
+                <w:sz w:val="18"/>
+                <w:szCs w:val="18"/>
                 <w:lang w:eastAsia="ko-KR"/>
               </w:rPr>
               <w:t xml:space="preserve">Class에 속하는 실제 개체. 예: 충주댐은 Dam Class의 Entity.</w:t>
@@ -847,8 +847,8 @@
               <w:rPr>
                 <w:b/>
                 <w:color w:val="1F4E79"/>
-                <w:sz w:val="20"/>
-                <w:szCs w:val="20"/>
+                <w:sz w:val="18"/>
+                <w:szCs w:val="18"/>
                 <w:lang w:eastAsia="ko-KR"/>
               </w:rPr>
               <w:t xml:space="preserve">Property</w:t>
@@ -872,8 +872,8 @@
             </w:pPr>
             <w:r>
               <w:rPr>
-                <w:sz w:val="20"/>
-                <w:szCs w:val="20"/>
+                <w:sz w:val="18"/>
+                <w:szCs w:val="18"/>
                 <w:lang w:eastAsia="ko-KR"/>
               </w:rPr>
               <w:t xml:space="preserve">Entity를 기술하는 방법. Entity와 Entity를 연결하는 Relation(Object Property)과, Entity에 값을 부여하는 Data Property의 두 종류로 구분한다.</w:t>
@@ -907,8 +907,8 @@
               <w:rPr>
                 <w:b/>
                 <w:color w:val="1F4E79"/>
-                <w:sz w:val="20"/>
-                <w:szCs w:val="20"/>
+                <w:sz w:val="18"/>
+                <w:szCs w:val="18"/>
                 <w:lang w:eastAsia="ko-KR"/>
               </w:rPr>
               <w:t xml:space="preserve">Relation (Object Property)</w:t>
@@ -932,8 +932,8 @@
             </w:pPr>
             <w:r>
               <w:rPr>
-                <w:sz w:val="20"/>
-                <w:szCs w:val="20"/>
+                <w:sz w:val="18"/>
+                <w:szCs w:val="18"/>
                 <w:lang w:eastAsia="ko-KR"/>
               </w:rPr>
               <w:t xml:space="preserve">Property 중 대상과 대상 사이의 의미적 연결을 표현하는 관계. Ontology에서는 어떤 종류의 대상끼리 어떤 관계를 가질 수 있는지 정의하고, 실제 KG에서는 해당 Entity 사이에 그 관계가 적용된다.</w:t>
@@ -967,8 +967,8 @@
               <w:rPr>
                 <w:b/>
                 <w:color w:val="1F4E79"/>
-                <w:sz w:val="20"/>
-                <w:szCs w:val="20"/>
+                <w:sz w:val="18"/>
+                <w:szCs w:val="18"/>
                 <w:lang w:eastAsia="ko-KR"/>
               </w:rPr>
               <w:t xml:space="preserve">Data Property</w:t>
@@ -992,8 +992,8 @@
             </w:pPr>
             <w:r>
               <w:rPr>
-                <w:sz w:val="20"/>
-                <w:szCs w:val="20"/>
+                <w:sz w:val="18"/>
+                <w:szCs w:val="18"/>
                 <w:lang w:eastAsia="ko-KR"/>
               </w:rPr>
               <w:t xml:space="preserve">Property 중 대상이 가질 수 있는 값을 표현하는 속성. Ontology에서는 각 Class가 어떤 값을 가질 수 있는지 정의하고, 실제 KG에서는 Entity에 구체적인 값이 채워진다.</w:t>
@@ -1027,8 +1027,8 @@
               <w:rPr>
                 <w:b/>
                 <w:color w:val="1F4E79"/>
-                <w:sz w:val="20"/>
-                <w:szCs w:val="20"/>
+                <w:sz w:val="18"/>
+                <w:szCs w:val="18"/>
                 <w:lang w:eastAsia="ko-KR"/>
               </w:rPr>
               <w:t xml:space="preserve">Knowledge Graph (KG)</w:t>
@@ -1052,8 +1052,8 @@
             </w:pPr>
             <w:r>
               <w:rPr>
-                <w:sz w:val="20"/>
-                <w:szCs w:val="20"/>
+                <w:sz w:val="18"/>
+                <w:szCs w:val="18"/>
                 <w:lang w:eastAsia="ko-KR"/>
               </w:rPr>
               <w:t xml:space="preserve">Ontology에 실제 Entity·Relation·값을 채워 만든 지식 구조. 본 연구에서는 모든 원자료를 담는 데이터베이스가 아니라, 핵심 의미·관계·근거와 외부 자료를 연결하는 중심 구조로 사용한다.</w:t>
@@ -1087,8 +1087,8 @@
               <w:rPr>
                 <w:b/>
                 <w:color w:val="1F4E79"/>
-                <w:sz w:val="20"/>
-                <w:szCs w:val="20"/>
+                <w:sz w:val="18"/>
+                <w:szCs w:val="18"/>
                 <w:lang w:eastAsia="ko-KR"/>
               </w:rPr>
               <w:t xml:space="preserve">Hybrid Retrieval</w:t>
@@ -1112,8 +1112,8 @@
             </w:pPr>
             <w:r>
               <w:rPr>
-                <w:sz w:val="20"/>
-                <w:szCs w:val="20"/>
+                <w:sz w:val="18"/>
+                <w:szCs w:val="18"/>
                 <w:lang w:eastAsia="ko-KR"/>
               </w:rPr>
               <w:t xml:space="preserve">질문에 따라 KG, 문서, 측정자료 등 서로 다른 출처에서 필요한 근거를 검색하여 결합하는 방식.</w:t>
@@ -1147,8 +1147,8 @@
               <w:rPr>
                 <w:b/>
                 <w:color w:val="1F4E79"/>
-                <w:sz w:val="20"/>
-                <w:szCs w:val="20"/>
+                <w:sz w:val="18"/>
+                <w:szCs w:val="18"/>
                 <w:lang w:eastAsia="ko-KR"/>
               </w:rPr>
               <w:t xml:space="preserve">LLM</w:t>
@@ -1172,8 +1172,8 @@
             </w:pPr>
             <w:r>
               <w:rPr>
-                <w:sz w:val="20"/>
-                <w:szCs w:val="20"/>
+                <w:sz w:val="18"/>
+                <w:szCs w:val="18"/>
                 <w:lang w:eastAsia="ko-KR"/>
               </w:rPr>
               <w:t xml:space="preserve">사용자 질문을 이해하고, 검색된 근거를 바탕으로 답변을 자연어로 설명하는 역할. 근거 없이 지식·사유·인과를 만들어내지 않도록 제한한다.</w:t>
@@ -1207,8 +1207,8 @@
               <w:rPr>
                 <w:b/>
                 <w:color w:val="1F4E79"/>
-                <w:sz w:val="20"/>
-                <w:szCs w:val="20"/>
+                <w:sz w:val="18"/>
+                <w:szCs w:val="18"/>
                 <w:lang w:eastAsia="ko-KR"/>
               </w:rPr>
               <w:t xml:space="preserve">Competency Question (CQ)</w:t>
@@ -1232,8 +1232,8 @@
             </w:pPr>
             <w:r>
               <w:rPr>
-                <w:sz w:val="20"/>
-                <w:szCs w:val="20"/>
+                <w:sz w:val="18"/>
+                <w:szCs w:val="18"/>
                 <w:lang w:eastAsia="ko-KR"/>
               </w:rPr>
               <w:t xml:space="preserve">Ontology가 답할 수 있어야 하는 질문으로, 연구 범위와 필요한 지식 구조를 정하는 기준.</w:t>
@@ -1267,8 +1267,8 @@
               <w:rPr>
                 <w:b/>
                 <w:color w:val="1F4E79"/>
-                <w:sz w:val="20"/>
-                <w:szCs w:val="20"/>
+                <w:sz w:val="18"/>
+                <w:szCs w:val="18"/>
                 <w:lang w:eastAsia="ko-KR"/>
               </w:rPr>
               <w:t xml:space="preserve">Intent (의도)</w:t>
@@ -1292,8 +1292,8 @@
             </w:pPr>
             <w:r>
               <w:rPr>
-                <w:sz w:val="20"/>
-                <w:szCs w:val="20"/>
+                <w:sz w:val="18"/>
+                <w:szCs w:val="18"/>
                 <w:lang w:eastAsia="ko-KR"/>
               </w:rPr>
               <w:t xml:space="preserve">사용자 질문이 CQ 중 어느 질문에 해당하는지 나타내는 분류. 의도마다 가져올 근거의 구성이 정해져 있다.</w:t>
@@ -1327,8 +1327,8 @@
               <w:rPr>
                 <w:b/>
                 <w:color w:val="1F4E79"/>
-                <w:sz w:val="20"/>
-                <w:szCs w:val="20"/>
+                <w:sz w:val="18"/>
+                <w:szCs w:val="18"/>
                 <w:lang w:eastAsia="ko-KR"/>
               </w:rPr>
               <w:t xml:space="preserve">근거 묶음 (Evidence Bundle)</w:t>
@@ -1352,8 +1352,8 @@
             </w:pPr>
             <w:r>
               <w:rPr>
-                <w:sz w:val="20"/>
-                <w:szCs w:val="20"/>
+                <w:sz w:val="18"/>
+                <w:szCs w:val="18"/>
                 <w:lang w:eastAsia="ko-KR"/>
               </w:rPr>
               <w:t xml:space="preserve">의도에 따라 KG, 측정자료, 문서에서 가져온 근거를 LLM이 읽을 수 있게 정리한 입력. 비교에 필요한 값은 프로그램이 계산하여 포함한다.</w:t>
@@ -1429,8 +1429,8 @@
               <w:rPr>
                 <w:b/>
                 <w:color w:val="1F4E79"/>
-                <w:sz w:val="20"/>
-                <w:szCs w:val="20"/>
+                <w:sz w:val="18"/>
+                <w:szCs w:val="18"/>
                 <w:lang w:eastAsia="ko-KR"/>
               </w:rPr>
               <w:t xml:space="preserve">연구 목적</w:t>
@@ -1454,8 +1454,8 @@
             </w:pPr>
             <w:r>
               <w:rPr>
-                <w:sz w:val="20"/>
-                <w:szCs w:val="20"/>
+                <w:sz w:val="18"/>
+                <w:szCs w:val="18"/>
                 <w:lang w:eastAsia="ko-KR"/>
               </w:rPr>
               <w:t xml:space="preserve">현재 댐의 수문·기상 상태와 관련된 과거 운영행위, 승인, 운영기준 및 근거자료를 연결하여 댐 운영자의 의사결정을 지원한다.</w:t>
@@ -1517,8 +1517,8 @@
               <w:rPr>
                 <w:b/>
                 <w:color w:val="1F4E79"/>
-                <w:sz w:val="20"/>
-                <w:szCs w:val="20"/>
+                <w:sz w:val="18"/>
+                <w:szCs w:val="18"/>
                 <w:lang w:eastAsia="ko-KR"/>
               </w:rPr>
               <w:t xml:space="preserve">전체 질문</w:t>
@@ -1542,8 +1542,8 @@
             </w:pPr>
             <w:r>
               <w:rPr>
-                <w:sz w:val="20"/>
-                <w:szCs w:val="20"/>
+                <w:sz w:val="18"/>
+                <w:szCs w:val="18"/>
                 <w:lang w:eastAsia="ko-KR"/>
               </w:rPr>
               <w:t xml:space="preserve">특정 댐의 현재 수문·기상 상태와 현행 운영기준을 확인하고, 선택된 과거 시점 또는 사례의 수문·기상 상태, 실제 운영행위, 방류 승인내용 및 관련 근거자료를 함께 추적하여 현재 운영 판단을 지원할 수 있는가?</w:t>
@@ -1606,8 +1606,8 @@
             <w:r>
               <w:rPr>
                 <w:b/>
-                <w:sz w:val="20"/>
-                <w:szCs w:val="20"/>
+                <w:sz w:val="18"/>
+                <w:szCs w:val="18"/>
                 <w:lang w:eastAsia="ko-KR"/>
               </w:rPr>
               <w:t xml:space="preserve">번호</w:t>
@@ -1634,8 +1634,8 @@
             <w:r>
               <w:rPr>
                 <w:b/>
-                <w:sz w:val="20"/>
-                <w:szCs w:val="20"/>
+                <w:sz w:val="18"/>
+                <w:szCs w:val="18"/>
                 <w:lang w:eastAsia="ko-KR"/>
               </w:rPr>
               <w:t xml:space="preserve">질문 대상</w:t>
@@ -1662,8 +1662,8 @@
             <w:r>
               <w:rPr>
                 <w:b/>
-                <w:sz w:val="20"/>
-                <w:szCs w:val="20"/>
+                <w:sz w:val="18"/>
+                <w:szCs w:val="18"/>
                 <w:lang w:eastAsia="ko-KR"/>
               </w:rPr>
               <w:t xml:space="preserve">세부 질문</w:t>
@@ -1697,8 +1697,8 @@
               <w:rPr>
                 <w:b/>
                 <w:color w:val="1F4E79"/>
-                <w:sz w:val="20"/>
-                <w:szCs w:val="20"/>
+                <w:sz w:val="18"/>
+                <w:szCs w:val="18"/>
                 <w:lang w:eastAsia="ko-KR"/>
               </w:rPr>
               <w:t xml:space="preserve">CQ1</w:t>
@@ -1722,8 +1722,8 @@
             </w:pPr>
             <w:r>
               <w:rPr>
-                <w:sz w:val="20"/>
-                <w:szCs w:val="20"/>
+                <w:sz w:val="18"/>
+                <w:szCs w:val="18"/>
                 <w:lang w:eastAsia="ko-KR"/>
               </w:rPr>
               <w:t xml:space="preserve">현재 수문·기상 상태</w:t>
@@ -1747,8 +1747,8 @@
             </w:pPr>
             <w:r>
               <w:rPr>
-                <w:sz w:val="20"/>
-                <w:szCs w:val="20"/>
+                <w:sz w:val="18"/>
+                <w:szCs w:val="18"/>
                 <w:lang w:eastAsia="ko-KR"/>
               </w:rPr>
               <w:t xml:space="preserve">대상 댐의 현재 또는 기준시점의 강우, 수위, 유입량, 방류량 등 수문·기상 상태는 무엇인가?</w:t>
@@ -1782,8 +1782,8 @@
               <w:rPr>
                 <w:b/>
                 <w:color w:val="1F4E79"/>
-                <w:sz w:val="20"/>
-                <w:szCs w:val="20"/>
+                <w:sz w:val="18"/>
+                <w:szCs w:val="18"/>
                 <w:lang w:eastAsia="ko-KR"/>
               </w:rPr>
               <w:t xml:space="preserve">CQ2</w:t>
@@ -1807,8 +1807,8 @@
             </w:pPr>
             <w:r>
               <w:rPr>
-                <w:sz w:val="20"/>
-                <w:szCs w:val="20"/>
+                <w:sz w:val="18"/>
+                <w:szCs w:val="18"/>
                 <w:lang w:eastAsia="ko-KR"/>
               </w:rPr>
               <w:t xml:space="preserve">과거 수문·기상 상태</w:t>
@@ -1832,8 +1832,8 @@
             </w:pPr>
             <w:r>
               <w:rPr>
-                <w:sz w:val="20"/>
-                <w:szCs w:val="20"/>
+                <w:sz w:val="18"/>
+                <w:szCs w:val="18"/>
                 <w:lang w:eastAsia="ko-KR"/>
               </w:rPr>
               <w:t xml:space="preserve">선택된 과거 시점 또는 사례에서 대상 댐의 강우, 수위, 유입량, 방류량 등 수문·기상 상태는 어떠했는가?</w:t>
@@ -1867,8 +1867,8 @@
               <w:rPr>
                 <w:b/>
                 <w:color w:val="1F4E79"/>
-                <w:sz w:val="20"/>
-                <w:szCs w:val="20"/>
+                <w:sz w:val="18"/>
+                <w:szCs w:val="18"/>
                 <w:lang w:eastAsia="ko-KR"/>
               </w:rPr>
               <w:t xml:space="preserve">CQ3</w:t>
@@ -1892,8 +1892,8 @@
             </w:pPr>
             <w:r>
               <w:rPr>
-                <w:sz w:val="20"/>
-                <w:szCs w:val="20"/>
+                <w:sz w:val="18"/>
+                <w:szCs w:val="18"/>
                 <w:lang w:eastAsia="ko-KR"/>
               </w:rPr>
               <w:t xml:space="preserve">과거 운영행위</w:t>
@@ -1917,8 +1917,8 @@
             </w:pPr>
             <w:r>
               <w:rPr>
-                <w:sz w:val="20"/>
-                <w:szCs w:val="20"/>
+                <w:sz w:val="18"/>
+                <w:szCs w:val="18"/>
                 <w:lang w:eastAsia="ko-KR"/>
               </w:rPr>
               <w:t xml:space="preserve">해당 과거 시점 또는 사례에서 실제로 수행된 댐 운영행위는 무엇이었는가?</w:t>
@@ -1952,8 +1952,8 @@
               <w:rPr>
                 <w:b/>
                 <w:color w:val="1F4E79"/>
-                <w:sz w:val="20"/>
-                <w:szCs w:val="20"/>
+                <w:sz w:val="18"/>
+                <w:szCs w:val="18"/>
                 <w:lang w:eastAsia="ko-KR"/>
               </w:rPr>
               <w:t xml:space="preserve">CQ4</w:t>
@@ -1977,8 +1977,8 @@
             </w:pPr>
             <w:r>
               <w:rPr>
-                <w:sz w:val="20"/>
-                <w:szCs w:val="20"/>
+                <w:sz w:val="18"/>
+                <w:szCs w:val="18"/>
                 <w:lang w:eastAsia="ko-KR"/>
               </w:rPr>
               <w:t xml:space="preserve">과거 방류 승인</w:t>
@@ -2002,8 +2002,8 @@
             </w:pPr>
             <w:r>
               <w:rPr>
-                <w:sz w:val="20"/>
-                <w:szCs w:val="20"/>
+                <w:sz w:val="18"/>
+                <w:szCs w:val="18"/>
                 <w:lang w:eastAsia="ko-KR"/>
               </w:rPr>
               <w:t xml:space="preserve">해당 과거 시점 또는 사례에서 어떤 방류 승인이 있었으며, 그 승인내용은 무엇인가?</w:t>
@@ -2037,8 +2037,8 @@
               <w:rPr>
                 <w:b/>
                 <w:color w:val="1F4E79"/>
-                <w:sz w:val="20"/>
-                <w:szCs w:val="20"/>
+                <w:sz w:val="18"/>
+                <w:szCs w:val="18"/>
                 <w:lang w:eastAsia="ko-KR"/>
               </w:rPr>
               <w:t xml:space="preserve">CQ5</w:t>
@@ -2062,8 +2062,8 @@
             </w:pPr>
             <w:r>
               <w:rPr>
-                <w:sz w:val="20"/>
-                <w:szCs w:val="20"/>
+                <w:sz w:val="18"/>
+                <w:szCs w:val="18"/>
                 <w:lang w:eastAsia="ko-KR"/>
               </w:rPr>
               <w:t xml:space="preserve">현재 운영기준</w:t>
@@ -2087,8 +2087,8 @@
             </w:pPr>
             <w:r>
               <w:rPr>
-                <w:sz w:val="20"/>
-                <w:szCs w:val="20"/>
+                <w:sz w:val="18"/>
+                <w:szCs w:val="18"/>
                 <w:lang w:eastAsia="ko-KR"/>
               </w:rPr>
               <w:t xml:space="preserve">현재 대상 댐에 적용되는 운영기준은 무엇이며, 현재 운영 판단과 관련된 기준값은 무엇인가?</w:t>
@@ -2122,8 +2122,8 @@
               <w:rPr>
                 <w:b/>
                 <w:color w:val="1F4E79"/>
-                <w:sz w:val="20"/>
-                <w:szCs w:val="20"/>
+                <w:sz w:val="18"/>
+                <w:szCs w:val="18"/>
                 <w:lang w:eastAsia="ko-KR"/>
               </w:rPr>
               <w:t xml:space="preserve">CQ6</w:t>
@@ -2147,8 +2147,8 @@
             </w:pPr>
             <w:r>
               <w:rPr>
-                <w:sz w:val="20"/>
-                <w:szCs w:val="20"/>
+                <w:sz w:val="18"/>
+                <w:szCs w:val="18"/>
                 <w:lang w:eastAsia="ko-KR"/>
               </w:rPr>
               <w:t xml:space="preserve">공식 근거</w:t>
@@ -2172,8 +2172,8 @@
             </w:pPr>
             <w:r>
               <w:rPr>
-                <w:sz w:val="20"/>
-                <w:szCs w:val="20"/>
+                <w:sz w:val="18"/>
+                <w:szCs w:val="18"/>
                 <w:lang w:eastAsia="ko-KR"/>
               </w:rPr>
               <w:t xml:space="preserve">각 수문·기상 상태, 운영행위, 승인내용 및 운영기준을 확인할 수 있는 공식 자료 또는 근거문서는 무엇인가?</w:t>
@@ -2251,8 +2251,8 @@
             <w:r>
               <w:rPr>
                 <w:b/>
-                <w:sz w:val="20"/>
-                <w:szCs w:val="20"/>
+                <w:sz w:val="18"/>
+                <w:szCs w:val="18"/>
                 <w:lang w:eastAsia="ko-KR"/>
               </w:rPr>
               <w:t xml:space="preserve">Class</w:t>
@@ -2279,8 +2279,8 @@
             <w:r>
               <w:rPr>
                 <w:b/>
-                <w:sz w:val="20"/>
-                <w:szCs w:val="20"/>
+                <w:sz w:val="18"/>
+                <w:szCs w:val="18"/>
                 <w:lang w:eastAsia="ko-KR"/>
               </w:rPr>
               <w:t xml:space="preserve">의미</w:t>
@@ -2307,8 +2307,8 @@
             <w:r>
               <w:rPr>
                 <w:b/>
-                <w:sz w:val="20"/>
-                <w:szCs w:val="20"/>
+                <w:sz w:val="18"/>
+                <w:szCs w:val="18"/>
                 <w:lang w:eastAsia="ko-KR"/>
               </w:rPr>
               <w:t xml:space="preserve">예</w:t>
@@ -2335,8 +2335,8 @@
             <w:r>
               <w:rPr>
                 <w:b/>
-                <w:sz w:val="20"/>
-                <w:szCs w:val="20"/>
+                <w:sz w:val="18"/>
+                <w:szCs w:val="18"/>
                 <w:lang w:eastAsia="ko-KR"/>
               </w:rPr>
               <w:t xml:space="preserve">어떤 CQ를 표현하기 위해 필요한가</w:t>
@@ -2370,8 +2370,8 @@
               <w:rPr>
                 <w:b/>
                 <w:color w:val="1F4E79"/>
-                <w:sz w:val="20"/>
-                <w:szCs w:val="20"/>
+                <w:sz w:val="18"/>
+                <w:szCs w:val="18"/>
                 <w:lang w:eastAsia="ko-KR"/>
               </w:rPr>
               <w:t xml:space="preserve">Dam</w:t>
@@ -2395,8 +2395,8 @@
             </w:pPr>
             <w:r>
               <w:rPr>
-                <w:sz w:val="20"/>
-                <w:szCs w:val="20"/>
+                <w:sz w:val="18"/>
+                <w:szCs w:val="18"/>
                 <w:lang w:eastAsia="ko-KR"/>
               </w:rPr>
               <w:t xml:space="preserve">댐 운영 의사결정의 대상이 되는 물리적 시설</w:t>
@@ -2420,8 +2420,8 @@
             </w:pPr>
             <w:r>
               <w:rPr>
-                <w:sz w:val="20"/>
-                <w:szCs w:val="20"/>
+                <w:sz w:val="18"/>
+                <w:szCs w:val="18"/>
                 <w:lang w:eastAsia="ko-KR"/>
               </w:rPr>
               <w:t xml:space="preserve">충주댐, 소양강댐</w:t>
@@ -2445,8 +2445,8 @@
             </w:pPr>
             <w:r>
               <w:rPr>
-                <w:sz w:val="20"/>
-                <w:szCs w:val="20"/>
+                <w:sz w:val="18"/>
+                <w:szCs w:val="18"/>
                 <w:lang w:eastAsia="ko-KR"/>
               </w:rPr>
               <w:t xml:space="preserve">CQ1~CQ6 전체의 중심 대상</w:t>
@@ -2480,8 +2480,8 @@
               <w:rPr>
                 <w:b/>
                 <w:color w:val="1F4E79"/>
-                <w:sz w:val="20"/>
-                <w:szCs w:val="20"/>
+                <w:sz w:val="18"/>
+                <w:szCs w:val="18"/>
                 <w:lang w:eastAsia="ko-KR"/>
               </w:rPr>
               <w:t xml:space="preserve">Hydrometeorological</w:t>
@@ -2496,8 +2496,8 @@
               <w:rPr>
                 <w:b/>
                 <w:color w:val="1F4E79"/>
-                <w:sz w:val="20"/>
-                <w:szCs w:val="20"/>
+                <w:sz w:val="18"/>
+                <w:szCs w:val="18"/>
                 <w:lang w:eastAsia="ko-KR"/>
               </w:rPr>
               <w:t xml:space="preserve">State</w:t>
@@ -2521,8 +2521,8 @@
             </w:pPr>
             <w:r>
               <w:rPr>
-                <w:sz w:val="20"/>
-                <w:szCs w:val="20"/>
+                <w:sz w:val="18"/>
+                <w:szCs w:val="18"/>
                 <w:lang w:eastAsia="ko-KR"/>
               </w:rPr>
               <w:t xml:space="preserve">댐과 연결되는 수문·기상 상태(강우, 수위, 유입량, 방류량 등) 변수 정보</w:t>
@@ -2546,8 +2546,8 @@
             </w:pPr>
             <w:r>
               <w:rPr>
-                <w:sz w:val="20"/>
-                <w:szCs w:val="20"/>
+                <w:sz w:val="18"/>
+                <w:szCs w:val="18"/>
                 <w:lang w:eastAsia="ko-KR"/>
               </w:rPr>
               <w:t xml:space="preserve">충주댐_강우량</w:t>
@@ -2571,8 +2571,8 @@
             </w:pPr>
             <w:r>
               <w:rPr>
-                <w:sz w:val="20"/>
-                <w:szCs w:val="20"/>
+                <w:sz w:val="18"/>
+                <w:szCs w:val="18"/>
                 <w:lang w:eastAsia="ko-KR"/>
               </w:rPr>
               <w:t xml:space="preserve">CQ1·CQ2의 현재·과거 수문·기상 상태</w:t>
@@ -2606,8 +2606,8 @@
               <w:rPr>
                 <w:b/>
                 <w:color w:val="1F4E79"/>
-                <w:sz w:val="20"/>
-                <w:szCs w:val="20"/>
+                <w:sz w:val="18"/>
+                <w:szCs w:val="18"/>
                 <w:lang w:eastAsia="ko-KR"/>
               </w:rPr>
               <w:t xml:space="preserve">Operation</w:t>
@@ -2631,8 +2631,8 @@
             </w:pPr>
             <w:r>
               <w:rPr>
-                <w:sz w:val="20"/>
-                <w:szCs w:val="20"/>
+                <w:sz w:val="18"/>
+                <w:szCs w:val="18"/>
                 <w:lang w:eastAsia="ko-KR"/>
               </w:rPr>
               <w:t xml:space="preserve">실제로 수행된 댐 운영행위</w:t>
@@ -2656,8 +2656,8 @@
             </w:pPr>
             <w:r>
               <w:rPr>
-                <w:sz w:val="20"/>
-                <w:szCs w:val="20"/>
+                <w:sz w:val="18"/>
+                <w:szCs w:val="18"/>
                 <w:lang w:eastAsia="ko-KR"/>
               </w:rPr>
               <w:t xml:space="preserve">방류, 수문 개방</w:t>
@@ -2681,8 +2681,8 @@
             </w:pPr>
             <w:r>
               <w:rPr>
-                <w:sz w:val="20"/>
-                <w:szCs w:val="20"/>
+                <w:sz w:val="18"/>
+                <w:szCs w:val="18"/>
                 <w:lang w:eastAsia="ko-KR"/>
               </w:rPr>
               <w:t xml:space="preserve">CQ3의 실제 운영행위 (승인과 구분)</w:t>
@@ -2716,8 +2716,8 @@
               <w:rPr>
                 <w:b/>
                 <w:color w:val="1F4E79"/>
-                <w:sz w:val="20"/>
-                <w:szCs w:val="20"/>
+                <w:sz w:val="18"/>
+                <w:szCs w:val="18"/>
                 <w:lang w:eastAsia="ko-KR"/>
               </w:rPr>
               <w:t xml:space="preserve">Approval</w:t>
@@ -2741,8 +2741,8 @@
             </w:pPr>
             <w:r>
               <w:rPr>
-                <w:sz w:val="20"/>
-                <w:szCs w:val="20"/>
+                <w:sz w:val="18"/>
+                <w:szCs w:val="18"/>
                 <w:lang w:eastAsia="ko-KR"/>
               </w:rPr>
               <w:t xml:space="preserve">운영행위(방류/수문 운영 등)에 대한 승인</w:t>
@@ -2766,8 +2766,8 @@
             </w:pPr>
             <w:r>
               <w:rPr>
-                <w:sz w:val="20"/>
-                <w:szCs w:val="20"/>
+                <w:sz w:val="18"/>
+                <w:szCs w:val="18"/>
                 <w:lang w:eastAsia="ko-KR"/>
               </w:rPr>
               <w:t xml:space="preserve">방류 승인</w:t>
@@ -2791,8 +2791,8 @@
             </w:pPr>
             <w:r>
               <w:rPr>
-                <w:sz w:val="20"/>
-                <w:szCs w:val="20"/>
+                <w:sz w:val="18"/>
+                <w:szCs w:val="18"/>
                 <w:lang w:eastAsia="ko-KR"/>
               </w:rPr>
               <w:t xml:space="preserve">CQ4의 방류 승인과 승인내용</w:t>
@@ -2826,8 +2826,8 @@
               <w:rPr>
                 <w:b/>
                 <w:color w:val="1F4E79"/>
-                <w:sz w:val="20"/>
-                <w:szCs w:val="20"/>
+                <w:sz w:val="18"/>
+                <w:szCs w:val="18"/>
                 <w:lang w:eastAsia="ko-KR"/>
               </w:rPr>
               <w:t xml:space="preserve">Criterion</w:t>
@@ -2851,8 +2851,8 @@
             </w:pPr>
             <w:r>
               <w:rPr>
-                <w:sz w:val="20"/>
-                <w:szCs w:val="20"/>
+                <w:sz w:val="18"/>
+                <w:szCs w:val="18"/>
                 <w:lang w:eastAsia="ko-KR"/>
               </w:rPr>
               <w:t xml:space="preserve">특정 Dam에 적용되는 운영기준</w:t>
@@ -2876,8 +2876,8 @@
             </w:pPr>
             <w:r>
               <w:rPr>
-                <w:sz w:val="20"/>
-                <w:szCs w:val="20"/>
+                <w:sz w:val="18"/>
+                <w:szCs w:val="18"/>
                 <w:lang w:eastAsia="ko-KR"/>
               </w:rPr>
               <w:t xml:space="preserve">홍수기 제한수위</w:t>
@@ -2901,8 +2901,8 @@
             </w:pPr>
             <w:r>
               <w:rPr>
-                <w:sz w:val="20"/>
-                <w:szCs w:val="20"/>
+                <w:sz w:val="18"/>
+                <w:szCs w:val="18"/>
                 <w:lang w:eastAsia="ko-KR"/>
               </w:rPr>
               <w:t xml:space="preserve">CQ5의 현재 운영기준과 기준값</w:t>
@@ -2936,8 +2936,8 @@
               <w:rPr>
                 <w:b/>
                 <w:color w:val="1F4E79"/>
-                <w:sz w:val="20"/>
-                <w:szCs w:val="20"/>
+                <w:sz w:val="18"/>
+                <w:szCs w:val="18"/>
                 <w:lang w:eastAsia="ko-KR"/>
               </w:rPr>
               <w:t xml:space="preserve">EvidenceSource</w:t>
@@ -2961,8 +2961,8 @@
             </w:pPr>
             <w:r>
               <w:rPr>
-                <w:sz w:val="20"/>
-                <w:szCs w:val="20"/>
+                <w:sz w:val="18"/>
+                <w:szCs w:val="18"/>
                 <w:lang w:eastAsia="ko-KR"/>
               </w:rPr>
               <w:t xml:space="preserve">상태·운영·승인·기준을 확인할 수 있는 공식 근거자료</w:t>
@@ -2986,8 +2986,8 @@
             </w:pPr>
             <w:r>
               <w:rPr>
-                <w:sz w:val="20"/>
-                <w:szCs w:val="20"/>
+                <w:sz w:val="18"/>
+                <w:szCs w:val="18"/>
                 <w:lang w:eastAsia="ko-KR"/>
               </w:rPr>
               <w:t xml:space="preserve">규정, 운영기록, 승인자료, 측정자료</w:t>
@@ -3011,8 +3011,8 @@
             </w:pPr>
             <w:r>
               <w:rPr>
-                <w:sz w:val="20"/>
-                <w:szCs w:val="20"/>
+                <w:sz w:val="18"/>
+                <w:szCs w:val="18"/>
                 <w:lang w:eastAsia="ko-KR"/>
               </w:rPr>
               <w:t xml:space="preserve">CQ6의 각 정보의 공식 근거</w:t>
@@ -3090,8 +3090,8 @@
             <w:r>
               <w:rPr>
                 <w:b/>
-                <w:sz w:val="20"/>
-                <w:szCs w:val="20"/>
+                <w:sz w:val="18"/>
+                <w:szCs w:val="18"/>
                 <w:lang w:eastAsia="ko-KR"/>
               </w:rPr>
               <w:t xml:space="preserve">Subject</w:t>
@@ -3118,8 +3118,8 @@
             <w:r>
               <w:rPr>
                 <w:b/>
-                <w:sz w:val="20"/>
-                <w:szCs w:val="20"/>
+                <w:sz w:val="18"/>
+                <w:szCs w:val="18"/>
                 <w:lang w:eastAsia="ko-KR"/>
               </w:rPr>
               <w:t xml:space="preserve">Relation</w:t>
@@ -3146,8 +3146,8 @@
             <w:r>
               <w:rPr>
                 <w:b/>
-                <w:sz w:val="20"/>
-                <w:szCs w:val="20"/>
+                <w:sz w:val="18"/>
+                <w:szCs w:val="18"/>
                 <w:lang w:eastAsia="ko-KR"/>
               </w:rPr>
               <w:t xml:space="preserve">Object</w:t>
@@ -3174,8 +3174,8 @@
             <w:r>
               <w:rPr>
                 <w:b/>
-                <w:sz w:val="20"/>
-                <w:szCs w:val="20"/>
+                <w:sz w:val="18"/>
+                <w:szCs w:val="18"/>
                 <w:lang w:eastAsia="ko-KR"/>
               </w:rPr>
               <w:t xml:space="preserve">의미</w:t>
@@ -3209,8 +3209,8 @@
               <w:rPr>
                 <w:b/>
                 <w:color w:val="1F4E79"/>
-                <w:sz w:val="20"/>
-                <w:szCs w:val="20"/>
+                <w:sz w:val="18"/>
+                <w:szCs w:val="18"/>
                 <w:lang w:eastAsia="ko-KR"/>
               </w:rPr>
               <w:t xml:space="preserve">Dam</w:t>
@@ -3234,8 +3234,8 @@
             </w:pPr>
             <w:r>
               <w:rPr>
-                <w:sz w:val="20"/>
-                <w:szCs w:val="20"/>
+                <w:sz w:val="18"/>
+                <w:szCs w:val="18"/>
                 <w:lang w:eastAsia="ko-KR"/>
               </w:rPr>
               <w:t xml:space="preserve">hasHydrometeorologicalState</w:t>
@@ -3259,8 +3259,8 @@
             </w:pPr>
             <w:r>
               <w:rPr>
-                <w:sz w:val="20"/>
-                <w:szCs w:val="20"/>
+                <w:sz w:val="18"/>
+                <w:szCs w:val="18"/>
                 <w:lang w:eastAsia="ko-KR"/>
               </w:rPr>
               <w:t xml:space="preserve">HydrometeorologicalState</w:t>
@@ -3284,8 +3284,8 @@
             </w:pPr>
             <w:r>
               <w:rPr>
-                <w:sz w:val="20"/>
-                <w:szCs w:val="20"/>
+                <w:sz w:val="18"/>
+                <w:szCs w:val="18"/>
                 <w:lang w:eastAsia="ko-KR"/>
               </w:rPr>
               <w:t xml:space="preserve">댐이 해당 수문·기상 변수 정보와 연결됨</w:t>
@@ -3319,8 +3319,8 @@
               <w:rPr>
                 <w:b/>
                 <w:color w:val="1F4E79"/>
-                <w:sz w:val="20"/>
-                <w:szCs w:val="20"/>
+                <w:sz w:val="18"/>
+                <w:szCs w:val="18"/>
                 <w:lang w:eastAsia="ko-KR"/>
               </w:rPr>
               <w:t xml:space="preserve">Operation</w:t>
@@ -3344,8 +3344,8 @@
             </w:pPr>
             <w:r>
               <w:rPr>
-                <w:sz w:val="20"/>
-                <w:szCs w:val="20"/>
+                <w:sz w:val="18"/>
+                <w:szCs w:val="18"/>
                 <w:lang w:eastAsia="ko-KR"/>
               </w:rPr>
               <w:t xml:space="preserve">performedOnDam</w:t>
@@ -3369,8 +3369,8 @@
             </w:pPr>
             <w:r>
               <w:rPr>
-                <w:sz w:val="20"/>
-                <w:szCs w:val="20"/>
+                <w:sz w:val="18"/>
+                <w:szCs w:val="18"/>
                 <w:lang w:eastAsia="ko-KR"/>
               </w:rPr>
               <w:t xml:space="preserve">Dam</w:t>
@@ -3394,8 +3394,8 @@
             </w:pPr>
             <w:r>
               <w:rPr>
-                <w:sz w:val="20"/>
-                <w:szCs w:val="20"/>
+                <w:sz w:val="18"/>
+                <w:szCs w:val="18"/>
                 <w:lang w:eastAsia="ko-KR"/>
               </w:rPr>
               <w:t xml:space="preserve">실제 운영행위가 특정 Dam에서 수행됨</w:t>
@@ -3429,8 +3429,8 @@
               <w:rPr>
                 <w:b/>
                 <w:color w:val="1F4E79"/>
-                <w:sz w:val="20"/>
-                <w:szCs w:val="20"/>
+                <w:sz w:val="18"/>
+                <w:szCs w:val="18"/>
                 <w:lang w:eastAsia="ko-KR"/>
               </w:rPr>
               <w:t xml:space="preserve">Approval</w:t>
@@ -3454,8 +3454,8 @@
             </w:pPr>
             <w:r>
               <w:rPr>
-                <w:sz w:val="20"/>
-                <w:szCs w:val="20"/>
+                <w:sz w:val="18"/>
+                <w:szCs w:val="18"/>
                 <w:lang w:eastAsia="ko-KR"/>
               </w:rPr>
               <w:t xml:space="preserve">authorizes</w:t>
@@ -3479,8 +3479,8 @@
             </w:pPr>
             <w:r>
               <w:rPr>
-                <w:sz w:val="20"/>
-                <w:szCs w:val="20"/>
+                <w:sz w:val="18"/>
+                <w:szCs w:val="18"/>
                 <w:lang w:eastAsia="ko-KR"/>
               </w:rPr>
               <w:t xml:space="preserve">Operation</w:t>
@@ -3504,8 +3504,8 @@
             </w:pPr>
             <w:r>
               <w:rPr>
-                <w:sz w:val="20"/>
-                <w:szCs w:val="20"/>
+                <w:sz w:val="18"/>
+                <w:szCs w:val="18"/>
                 <w:lang w:eastAsia="ko-KR"/>
               </w:rPr>
               <w:t xml:space="preserve">Approval이 특정 Operation을 승인함</w:t>
@@ -3539,8 +3539,8 @@
               <w:rPr>
                 <w:b/>
                 <w:color w:val="1F4E79"/>
-                <w:sz w:val="20"/>
-                <w:szCs w:val="20"/>
+                <w:sz w:val="18"/>
+                <w:szCs w:val="18"/>
                 <w:lang w:eastAsia="ko-KR"/>
               </w:rPr>
               <w:t xml:space="preserve">Criterion</w:t>
@@ -3564,8 +3564,8 @@
             </w:pPr>
             <w:r>
               <w:rPr>
-                <w:sz w:val="20"/>
-                <w:szCs w:val="20"/>
+                <w:sz w:val="18"/>
+                <w:szCs w:val="18"/>
                 <w:lang w:eastAsia="ko-KR"/>
               </w:rPr>
               <w:t xml:space="preserve">appliesToDam</w:t>
@@ -3589,8 +3589,8 @@
             </w:pPr>
             <w:r>
               <w:rPr>
-                <w:sz w:val="20"/>
-                <w:szCs w:val="20"/>
+                <w:sz w:val="18"/>
+                <w:szCs w:val="18"/>
                 <w:lang w:eastAsia="ko-KR"/>
               </w:rPr>
               <w:t xml:space="preserve">Dam</w:t>
@@ -3614,8 +3614,8 @@
             </w:pPr>
             <w:r>
               <w:rPr>
-                <w:sz w:val="20"/>
-                <w:szCs w:val="20"/>
+                <w:sz w:val="18"/>
+                <w:szCs w:val="18"/>
                 <w:lang w:eastAsia="ko-KR"/>
               </w:rPr>
               <w:t xml:space="preserve">운영기준이 특정 Dam에 적용됨</w:t>
@@ -3649,8 +3649,8 @@
               <w:rPr>
                 <w:b/>
                 <w:color w:val="1F4E79"/>
-                <w:sz w:val="20"/>
-                <w:szCs w:val="20"/>
+                <w:sz w:val="18"/>
+                <w:szCs w:val="18"/>
                 <w:lang w:eastAsia="ko-KR"/>
               </w:rPr>
               <w:t xml:space="preserve">HydrometeorologicalState</w:t>
@@ -3674,8 +3674,8 @@
             </w:pPr>
             <w:r>
               <w:rPr>
-                <w:sz w:val="20"/>
-                <w:szCs w:val="20"/>
+                <w:sz w:val="18"/>
+                <w:szCs w:val="18"/>
                 <w:lang w:eastAsia="ko-KR"/>
               </w:rPr>
               <w:t xml:space="preserve">supportedBy</w:t>
@@ -3699,8 +3699,8 @@
             </w:pPr>
             <w:r>
               <w:rPr>
-                <w:sz w:val="20"/>
-                <w:szCs w:val="20"/>
+                <w:sz w:val="18"/>
+                <w:szCs w:val="18"/>
                 <w:lang w:eastAsia="ko-KR"/>
               </w:rPr>
               <w:t xml:space="preserve">EvidenceSource</w:t>
@@ -3724,8 +3724,8 @@
             </w:pPr>
             <w:r>
               <w:rPr>
-                <w:sz w:val="20"/>
-                <w:szCs w:val="20"/>
+                <w:sz w:val="18"/>
+                <w:szCs w:val="18"/>
                 <w:lang w:eastAsia="ko-KR"/>
               </w:rPr>
               <w:t xml:space="preserve">상태를 확인할 수 있는 근거자료</w:t>
@@ -3759,8 +3759,8 @@
               <w:rPr>
                 <w:b/>
                 <w:color w:val="1F4E79"/>
-                <w:sz w:val="20"/>
-                <w:szCs w:val="20"/>
+                <w:sz w:val="18"/>
+                <w:szCs w:val="18"/>
                 <w:lang w:eastAsia="ko-KR"/>
               </w:rPr>
               <w:t xml:space="preserve">Operation</w:t>
@@ -3784,8 +3784,8 @@
             </w:pPr>
             <w:r>
               <w:rPr>
-                <w:sz w:val="20"/>
-                <w:szCs w:val="20"/>
+                <w:sz w:val="18"/>
+                <w:szCs w:val="18"/>
                 <w:lang w:eastAsia="ko-KR"/>
               </w:rPr>
               <w:t xml:space="preserve">supportedBy</w:t>
@@ -3809,8 +3809,8 @@
             </w:pPr>
             <w:r>
               <w:rPr>
-                <w:sz w:val="20"/>
-                <w:szCs w:val="20"/>
+                <w:sz w:val="18"/>
+                <w:szCs w:val="18"/>
                 <w:lang w:eastAsia="ko-KR"/>
               </w:rPr>
               <w:t xml:space="preserve">EvidenceSource</w:t>
@@ -3834,8 +3834,8 @@
             </w:pPr>
             <w:r>
               <w:rPr>
-                <w:sz w:val="20"/>
-                <w:szCs w:val="20"/>
+                <w:sz w:val="18"/>
+                <w:szCs w:val="18"/>
                 <w:lang w:eastAsia="ko-KR"/>
               </w:rPr>
               <w:t xml:space="preserve">운영행위를 확인할 수 있는 근거자료</w:t>
@@ -3869,8 +3869,8 @@
               <w:rPr>
                 <w:b/>
                 <w:color w:val="1F4E79"/>
-                <w:sz w:val="20"/>
-                <w:szCs w:val="20"/>
+                <w:sz w:val="18"/>
+                <w:szCs w:val="18"/>
                 <w:lang w:eastAsia="ko-KR"/>
               </w:rPr>
               <w:t xml:space="preserve">Approval</w:t>
@@ -3894,8 +3894,8 @@
             </w:pPr>
             <w:r>
               <w:rPr>
-                <w:sz w:val="20"/>
-                <w:szCs w:val="20"/>
+                <w:sz w:val="18"/>
+                <w:szCs w:val="18"/>
                 <w:lang w:eastAsia="ko-KR"/>
               </w:rPr>
               <w:t xml:space="preserve">supportedBy</w:t>
@@ -3919,8 +3919,8 @@
             </w:pPr>
             <w:r>
               <w:rPr>
-                <w:sz w:val="20"/>
-                <w:szCs w:val="20"/>
+                <w:sz w:val="18"/>
+                <w:szCs w:val="18"/>
                 <w:lang w:eastAsia="ko-KR"/>
               </w:rPr>
               <w:t xml:space="preserve">EvidenceSource</w:t>
@@ -3944,8 +3944,8 @@
             </w:pPr>
             <w:r>
               <w:rPr>
-                <w:sz w:val="20"/>
-                <w:szCs w:val="20"/>
+                <w:sz w:val="18"/>
+                <w:szCs w:val="18"/>
                 <w:lang w:eastAsia="ko-KR"/>
               </w:rPr>
               <w:t xml:space="preserve">승인을 확인할 수 있는 근거자료</w:t>
@@ -3979,8 +3979,8 @@
               <w:rPr>
                 <w:b/>
                 <w:color w:val="1F4E79"/>
-                <w:sz w:val="20"/>
-                <w:szCs w:val="20"/>
+                <w:sz w:val="18"/>
+                <w:szCs w:val="18"/>
                 <w:lang w:eastAsia="ko-KR"/>
               </w:rPr>
               <w:t xml:space="preserve">Criterion</w:t>
@@ -4004,8 +4004,8 @@
             </w:pPr>
             <w:r>
               <w:rPr>
-                <w:sz w:val="20"/>
-                <w:szCs w:val="20"/>
+                <w:sz w:val="18"/>
+                <w:szCs w:val="18"/>
                 <w:lang w:eastAsia="ko-KR"/>
               </w:rPr>
               <w:t xml:space="preserve">supportedBy</w:t>
@@ -4029,8 +4029,8 @@
             </w:pPr>
             <w:r>
               <w:rPr>
-                <w:sz w:val="20"/>
-                <w:szCs w:val="20"/>
+                <w:sz w:val="18"/>
+                <w:szCs w:val="18"/>
                 <w:lang w:eastAsia="ko-KR"/>
               </w:rPr>
               <w:t xml:space="preserve">EvidenceSource</w:t>
@@ -4054,8 +4054,8 @@
             </w:pPr>
             <w:r>
               <w:rPr>
-                <w:sz w:val="20"/>
-                <w:szCs w:val="20"/>
+                <w:sz w:val="18"/>
+                <w:szCs w:val="18"/>
                 <w:lang w:eastAsia="ko-KR"/>
               </w:rPr>
               <w:t xml:space="preserve">운영기준을 확인할 수 있는 근거자료</w:t>
@@ -4132,8 +4132,8 @@
             <w:r>
               <w:rPr>
                 <w:b/>
-                <w:sz w:val="20"/>
-                <w:szCs w:val="20"/>
+                <w:sz w:val="18"/>
+                <w:szCs w:val="18"/>
                 <w:lang w:eastAsia="ko-KR"/>
               </w:rPr>
               <w:t xml:space="preserve">Class</w:t>
@@ -4160,8 +4160,8 @@
             <w:r>
               <w:rPr>
                 <w:b/>
-                <w:sz w:val="20"/>
-                <w:szCs w:val="20"/>
+                <w:sz w:val="18"/>
+                <w:szCs w:val="18"/>
                 <w:lang w:eastAsia="ko-KR"/>
               </w:rPr>
               <w:t xml:space="preserve">Data Property</w:t>
@@ -4188,8 +4188,8 @@
             <w:r>
               <w:rPr>
                 <w:b/>
-                <w:sz w:val="20"/>
-                <w:szCs w:val="20"/>
+                <w:sz w:val="18"/>
+                <w:szCs w:val="18"/>
                 <w:lang w:eastAsia="ko-KR"/>
               </w:rPr>
               <w:t xml:space="preserve">필요한 이유</w:t>
@@ -4223,8 +4223,8 @@
               <w:rPr>
                 <w:b/>
                 <w:color w:val="1F4E79"/>
-                <w:sz w:val="20"/>
-                <w:szCs w:val="20"/>
+                <w:sz w:val="18"/>
+                <w:szCs w:val="18"/>
                 <w:lang w:eastAsia="ko-KR"/>
               </w:rPr>
               <w:t xml:space="preserve">Dam</w:t>
@@ -4248,8 +4248,8 @@
             </w:pPr>
             <w:r>
               <w:rPr>
-                <w:sz w:val="20"/>
-                <w:szCs w:val="20"/>
+                <w:sz w:val="18"/>
+                <w:szCs w:val="18"/>
                 <w:lang w:eastAsia="ko-KR"/>
               </w:rPr>
               <w:t xml:space="preserve">damName, damType</w:t>
@@ -4273,8 +4273,8 @@
             </w:pPr>
             <w:r>
               <w:rPr>
-                <w:sz w:val="20"/>
-                <w:szCs w:val="20"/>
+                <w:sz w:val="18"/>
+                <w:szCs w:val="18"/>
                 <w:lang w:eastAsia="ko-KR"/>
               </w:rPr>
               <w:t xml:space="preserve">대상 댐을 식별하고 유형을 설명하기 위해</w:t>
@@ -4308,8 +4308,8 @@
               <w:rPr>
                 <w:b/>
                 <w:color w:val="1F4E79"/>
-                <w:sz w:val="20"/>
-                <w:szCs w:val="20"/>
+                <w:sz w:val="18"/>
+                <w:szCs w:val="18"/>
                 <w:lang w:eastAsia="ko-KR"/>
               </w:rPr>
               <w:t xml:space="preserve">HydrometeorologicalState</w:t>
@@ -4333,8 +4333,8 @@
             </w:pPr>
             <w:r>
               <w:rPr>
-                <w:sz w:val="20"/>
-                <w:szCs w:val="20"/>
+                <w:sz w:val="18"/>
+                <w:szCs w:val="18"/>
                 <w:lang w:eastAsia="ko-KR"/>
               </w:rPr>
               <w:t xml:space="preserve">variableType, stationCode</w:t>
@@ -4358,8 +4358,8 @@
             </w:pPr>
             <w:r>
               <w:rPr>
-                <w:sz w:val="20"/>
-                <w:szCs w:val="20"/>
+                <w:sz w:val="18"/>
+                <w:szCs w:val="18"/>
                 <w:lang w:eastAsia="ko-KR"/>
               </w:rPr>
               <w:t xml:space="preserve">수문·기상 변수를 구분하고 측정자료를 찾아가기 위해</w:t>
@@ -4393,8 +4393,8 @@
               <w:rPr>
                 <w:b/>
                 <w:color w:val="1F4E79"/>
-                <w:sz w:val="20"/>
-                <w:szCs w:val="20"/>
+                <w:sz w:val="18"/>
+                <w:szCs w:val="18"/>
                 <w:lang w:eastAsia="ko-KR"/>
               </w:rPr>
               <w:t xml:space="preserve">Operation</w:t>
@@ -4418,8 +4418,8 @@
             </w:pPr>
             <w:r>
               <w:rPr>
-                <w:sz w:val="20"/>
-                <w:szCs w:val="20"/>
+                <w:sz w:val="18"/>
+                <w:szCs w:val="18"/>
                 <w:lang w:eastAsia="ko-KR"/>
               </w:rPr>
               <w:t xml:space="preserve">operationType, operationTime</w:t>
@@ -4443,8 +4443,8 @@
             </w:pPr>
             <w:r>
               <w:rPr>
-                <w:sz w:val="20"/>
-                <w:szCs w:val="20"/>
+                <w:sz w:val="18"/>
+                <w:szCs w:val="18"/>
                 <w:lang w:eastAsia="ko-KR"/>
               </w:rPr>
               <w:t xml:space="preserve">어떤 운영이 언제 수행되었는지 확인하기 위해</w:t>
@@ -4478,8 +4478,8 @@
               <w:rPr>
                 <w:b/>
                 <w:color w:val="1F4E79"/>
-                <w:sz w:val="20"/>
-                <w:szCs w:val="20"/>
+                <w:sz w:val="18"/>
+                <w:szCs w:val="18"/>
                 <w:lang w:eastAsia="ko-KR"/>
               </w:rPr>
               <w:t xml:space="preserve">Approval</w:t>
@@ -4503,8 +4503,8 @@
             </w:pPr>
             <w:r>
               <w:rPr>
-                <w:sz w:val="20"/>
-                <w:szCs w:val="20"/>
+                <w:sz w:val="18"/>
+                <w:szCs w:val="18"/>
                 <w:lang w:eastAsia="ko-KR"/>
               </w:rPr>
               <w:t xml:space="preserve">approvalTime, approvalContent</w:t>
@@ -4528,8 +4528,8 @@
             </w:pPr>
             <w:r>
               <w:rPr>
-                <w:sz w:val="20"/>
-                <w:szCs w:val="20"/>
+                <w:sz w:val="18"/>
+                <w:szCs w:val="18"/>
                 <w:lang w:eastAsia="ko-KR"/>
               </w:rPr>
               <w:t xml:space="preserve">언제 어떤 승인이 있었는지 확인하기 위해</w:t>
@@ -4563,8 +4563,8 @@
               <w:rPr>
                 <w:b/>
                 <w:color w:val="1F4E79"/>
-                <w:sz w:val="20"/>
-                <w:szCs w:val="20"/>
+                <w:sz w:val="18"/>
+                <w:szCs w:val="18"/>
                 <w:lang w:eastAsia="ko-KR"/>
               </w:rPr>
               <w:t xml:space="preserve">Criterion</w:t>
@@ -4588,8 +4588,8 @@
             </w:pPr>
             <w:r>
               <w:rPr>
-                <w:sz w:val="20"/>
-                <w:szCs w:val="20"/>
+                <w:sz w:val="18"/>
+                <w:szCs w:val="18"/>
                 <w:lang w:eastAsia="ko-KR"/>
               </w:rPr>
               <w:t xml:space="preserve">criterionType, criterionValue, unit</w:t>
@@ -4613,8 +4613,8 @@
             </w:pPr>
             <w:r>
               <w:rPr>
-                <w:sz w:val="20"/>
-                <w:szCs w:val="20"/>
+                <w:sz w:val="18"/>
+                <w:szCs w:val="18"/>
                 <w:lang w:eastAsia="ko-KR"/>
               </w:rPr>
               <w:t xml:space="preserve">어떤 기준이 얼마의 값으로 적용되는지 확인하기 위해</w:t>
@@ -4648,8 +4648,8 @@
               <w:rPr>
                 <w:b/>
                 <w:color w:val="1F4E79"/>
-                <w:sz w:val="20"/>
-                <w:szCs w:val="20"/>
+                <w:sz w:val="18"/>
+                <w:szCs w:val="18"/>
                 <w:lang w:eastAsia="ko-KR"/>
               </w:rPr>
               <w:t xml:space="preserve">EvidenceSource</w:t>
@@ -4673,8 +4673,8 @@
             </w:pPr>
             <w:r>
               <w:rPr>
-                <w:sz w:val="20"/>
-                <w:szCs w:val="20"/>
+                <w:sz w:val="18"/>
+                <w:szCs w:val="18"/>
                 <w:lang w:eastAsia="ko-KR"/>
               </w:rPr>
               <w:t xml:space="preserve">sourceTitle, sourceType, sourceLocator</w:t>
@@ -4698,8 +4698,8 @@
             </w:pPr>
             <w:r>
               <w:rPr>
-                <w:sz w:val="20"/>
-                <w:szCs w:val="20"/>
+                <w:sz w:val="18"/>
+                <w:szCs w:val="18"/>
                 <w:lang w:eastAsia="ko-KR"/>
               </w:rPr>
               <w:t xml:space="preserve">근거자료와 자료 내 근거 위치를 확인하기 위해</w:t>
@@ -4776,8 +4776,8 @@
             <w:r>
               <w:rPr>
                 <w:b/>
-                <w:sz w:val="20"/>
-                <w:szCs w:val="20"/>
+                <w:sz w:val="18"/>
+                <w:szCs w:val="18"/>
                 <w:lang w:eastAsia="ko-KR"/>
               </w:rPr>
               <w:t xml:space="preserve">구분</w:t>
@@ -4804,8 +4804,8 @@
             <w:r>
               <w:rPr>
                 <w:b/>
-                <w:sz w:val="20"/>
-                <w:szCs w:val="20"/>
+                <w:sz w:val="18"/>
+                <w:szCs w:val="18"/>
                 <w:lang w:eastAsia="ko-KR"/>
               </w:rPr>
               <w:t xml:space="preserve">저장하는 것</w:t>
@@ -4832,8 +4832,8 @@
             <w:r>
               <w:rPr>
                 <w:b/>
-                <w:sz w:val="20"/>
-                <w:szCs w:val="20"/>
+                <w:sz w:val="18"/>
+                <w:szCs w:val="18"/>
                 <w:lang w:eastAsia="ko-KR"/>
               </w:rPr>
               <w:t xml:space="preserve">예</w:t>
@@ -4867,8 +4867,8 @@
               <w:rPr>
                 <w:b/>
                 <w:color w:val="1F4E79"/>
-                <w:sz w:val="20"/>
-                <w:szCs w:val="20"/>
+                <w:sz w:val="18"/>
+                <w:szCs w:val="18"/>
                 <w:lang w:eastAsia="ko-KR"/>
               </w:rPr>
               <w:t xml:space="preserve">KG</w:t>
@@ -4892,8 +4892,8 @@
             </w:pPr>
             <w:r>
               <w:rPr>
-                <w:sz w:val="20"/>
-                <w:szCs w:val="20"/>
+                <w:sz w:val="18"/>
+                <w:szCs w:val="18"/>
                 <w:lang w:eastAsia="ko-KR"/>
               </w:rPr>
               <w:t xml:space="preserve">의미와 관계, 근거 위치, 외부 자료를 찾아가는 정보</w:t>
@@ -4917,8 +4917,8 @@
             </w:pPr>
             <w:r>
               <w:rPr>
-                <w:sz w:val="20"/>
-                <w:szCs w:val="20"/>
+                <w:sz w:val="18"/>
+                <w:szCs w:val="18"/>
                 <w:lang w:eastAsia="ko-KR"/>
               </w:rPr>
               <w:t xml:space="preserve">승인·운영행위 Entity, 변수 종류와 측정소 코드, 근거자료의 위치</w:t>
@@ -4952,8 +4952,8 @@
               <w:rPr>
                 <w:b/>
                 <w:color w:val="1F4E79"/>
-                <w:sz w:val="20"/>
-                <w:szCs w:val="20"/>
+                <w:sz w:val="18"/>
+                <w:szCs w:val="18"/>
                 <w:lang w:eastAsia="ko-KR"/>
               </w:rPr>
               <w:t xml:space="preserve">측정자료 저장소</w:t>
@@ -4977,8 +4977,8 @@
             </w:pPr>
             <w:r>
               <w:rPr>
-                <w:sz w:val="20"/>
-                <w:szCs w:val="20"/>
+                <w:sz w:val="18"/>
+                <w:szCs w:val="18"/>
                 <w:lang w:eastAsia="ko-KR"/>
               </w:rPr>
               <w:t xml:space="preserve">시간별 실제 측정 시계열 값 전체</w:t>
@@ -5002,8 +5002,8 @@
             </w:pPr>
             <w:r>
               <w:rPr>
-                <w:sz w:val="20"/>
-                <w:szCs w:val="20"/>
+                <w:sz w:val="18"/>
+                <w:szCs w:val="18"/>
                 <w:lang w:eastAsia="ko-KR"/>
               </w:rPr>
               <w:t xml:space="preserve">수위, 유입량, 방류량 등</w:t>
@@ -5037,8 +5037,8 @@
               <w:rPr>
                 <w:b/>
                 <w:color w:val="1F4E79"/>
-                <w:sz w:val="20"/>
-                <w:szCs w:val="20"/>
+                <w:sz w:val="18"/>
+                <w:szCs w:val="18"/>
                 <w:lang w:eastAsia="ko-KR"/>
               </w:rPr>
               <w:t xml:space="preserve">문서 저장소</w:t>
@@ -5062,8 +5062,8 @@
             </w:pPr>
             <w:r>
               <w:rPr>
-                <w:sz w:val="20"/>
-                <w:szCs w:val="20"/>
+                <w:sz w:val="18"/>
+                <w:szCs w:val="18"/>
                 <w:lang w:eastAsia="ko-KR"/>
               </w:rPr>
               <w:t xml:space="preserve">규정·법령 문서 원문(조문 단위)</w:t>
@@ -5087,8 +5087,8 @@
             </w:pPr>
             <w:r>
               <w:rPr>
-                <w:sz w:val="20"/>
-                <w:szCs w:val="20"/>
+                <w:sz w:val="18"/>
+                <w:szCs w:val="18"/>
                 <w:lang w:eastAsia="ko-KR"/>
               </w:rPr>
               <w:t xml:space="preserve">연계운영규정 별표3, 하천법 조문</w:t>
@@ -5150,8 +5150,8 @@
               <w:rPr>
                 <w:b/>
                 <w:color w:val="1F4E79"/>
-                <w:sz w:val="20"/>
-                <w:szCs w:val="20"/>
+                <w:sz w:val="18"/>
+                <w:szCs w:val="18"/>
                 <w:lang w:eastAsia="ko-KR"/>
               </w:rPr>
               <w:t xml:space="preserve">KG의 역할</w:t>
@@ -5175,8 +5175,8 @@
             </w:pPr>
             <w:r>
               <w:rPr>
-                <w:sz w:val="20"/>
-                <w:szCs w:val="20"/>
+                <w:sz w:val="18"/>
+                <w:szCs w:val="18"/>
                 <w:lang w:eastAsia="ko-KR"/>
               </w:rPr>
               <w:t xml:space="preserve">KG는 모든 데이터를 직접 저장하지 않고, 댐 운영에 필요한 상태·운영·승인·기준·근거의 의미 관계를 표현하며, 상세 문서와 대량 측정자료를 찾아갈 수 있도록 연결하는 중심 구조이다.</w:t>
@@ -5285,8 +5285,8 @@
             <w:r>
               <w:rPr>
                 <w:b/>
-                <w:sz w:val="20"/>
-                <w:szCs w:val="20"/>
+                <w:sz w:val="18"/>
+                <w:szCs w:val="18"/>
                 <w:lang w:eastAsia="ko-KR"/>
               </w:rPr>
               <w:t xml:space="preserve">자료</w:t>
@@ -5313,8 +5313,8 @@
             <w:r>
               <w:rPr>
                 <w:b/>
-                <w:sz w:val="20"/>
-                <w:szCs w:val="20"/>
+                <w:sz w:val="18"/>
+                <w:szCs w:val="18"/>
                 <w:lang w:eastAsia="ko-KR"/>
               </w:rPr>
               <w:t xml:space="preserve">출처</w:t>
@@ -5341,8 +5341,8 @@
             <w:r>
               <w:rPr>
                 <w:b/>
-                <w:sz w:val="20"/>
-                <w:szCs w:val="20"/>
+                <w:sz w:val="18"/>
+                <w:szCs w:val="18"/>
                 <w:lang w:eastAsia="ko-KR"/>
               </w:rPr>
               <w:t xml:space="preserve">범위</w:t>
@@ -5369,8 +5369,8 @@
             <w:r>
               <w:rPr>
                 <w:b/>
-                <w:sz w:val="20"/>
-                <w:szCs w:val="20"/>
+                <w:sz w:val="18"/>
+                <w:szCs w:val="18"/>
                 <w:lang w:eastAsia="ko-KR"/>
               </w:rPr>
               <w:t xml:space="preserve">사용</w:t>
@@ -5404,8 +5404,8 @@
               <w:rPr>
                 <w:b/>
                 <w:color w:val="1F4E79"/>
-                <w:sz w:val="20"/>
-                <w:szCs w:val="20"/>
+                <w:sz w:val="18"/>
+                <w:szCs w:val="18"/>
                 <w:lang w:eastAsia="ko-KR"/>
               </w:rPr>
               <w:t xml:space="preserve">방류 승인 기록</w:t>
@@ -5429,8 +5429,8 @@
             </w:pPr>
             <w:r>
               <w:rPr>
-                <w:sz w:val="20"/>
-                <w:szCs w:val="20"/>
+                <w:sz w:val="18"/>
+                <w:szCs w:val="18"/>
                 <w:lang w:eastAsia="ko-KR"/>
               </w:rPr>
               <w:t xml:space="preserve">한강홍수통제소 댐방류승인(공공데이터포털)</w:t>
@@ -5454,8 +5454,8 @@
             </w:pPr>
             <w:r>
               <w:rPr>
-                <w:sz w:val="20"/>
-                <w:szCs w:val="20"/>
+                <w:sz w:val="18"/>
+                <w:szCs w:val="18"/>
                 <w:lang w:eastAsia="ko-KR"/>
               </w:rPr>
               <w:t xml:space="preserve">충주·소양강·횡성·광동 4개 댐 80건 (2010-09 ~ 2021-07)</w:t>
@@ -5479,8 +5479,8 @@
             </w:pPr>
             <w:r>
               <w:rPr>
-                <w:sz w:val="20"/>
-                <w:szCs w:val="20"/>
+                <w:sz w:val="18"/>
+                <w:szCs w:val="18"/>
                 <w:lang w:eastAsia="ko-KR"/>
               </w:rPr>
               <w:t xml:space="preserve">Approval, Operation</w:t>
@@ -5514,8 +5514,8 @@
               <w:rPr>
                 <w:b/>
                 <w:color w:val="1F4E79"/>
-                <w:sz w:val="20"/>
-                <w:szCs w:val="20"/>
+                <w:sz w:val="18"/>
+                <w:szCs w:val="18"/>
                 <w:lang w:eastAsia="ko-KR"/>
               </w:rPr>
               <w:t xml:space="preserve">수문기상 시간자료</w:t>
@@ -5539,8 +5539,8 @@
             </w:pPr>
             <w:r>
               <w:rPr>
-                <w:sz w:val="20"/>
-                <w:szCs w:val="20"/>
+                <w:sz w:val="18"/>
+                <w:szCs w:val="18"/>
                 <w:lang w:eastAsia="ko-KR"/>
               </w:rPr>
               <w:t xml:space="preserve">K-water MyWater</w:t>
@@ -5564,8 +5564,8 @@
             </w:pPr>
             <w:r>
               <w:rPr>
-                <w:sz w:val="20"/>
-                <w:szCs w:val="20"/>
+                <w:sz w:val="18"/>
+                <w:szCs w:val="18"/>
                 <w:lang w:eastAsia="ko-KR"/>
               </w:rPr>
               <w:t xml:space="preserve">4개 댐 × 6개 변수(수위, 저수량, 강우량, 유입량, 총방류량, 저수율), 시간별 306,934행 (충주·횡성 2010-08~, 소양강 2011-06~, 광동 2016-06~ 2026-09)</w:t>
@@ -5589,8 +5589,8 @@
             </w:pPr>
             <w:r>
               <w:rPr>
-                <w:sz w:val="20"/>
-                <w:szCs w:val="20"/>
+                <w:sz w:val="18"/>
+                <w:szCs w:val="18"/>
                 <w:lang w:eastAsia="ko-KR"/>
               </w:rPr>
               <w:t xml:space="preserve">측정자료 저장소, 상태 Entity</w:t>
@@ -5624,8 +5624,8 @@
               <w:rPr>
                 <w:b/>
                 <w:color w:val="1F4E79"/>
-                <w:sz w:val="20"/>
-                <w:szCs w:val="20"/>
+                <w:sz w:val="18"/>
+                <w:szCs w:val="18"/>
                 <w:lang w:eastAsia="ko-KR"/>
               </w:rPr>
               <w:t xml:space="preserve">홍수기 제한수위</w:t>
@@ -5649,8 +5649,8 @@
             </w:pPr>
             <w:r>
               <w:rPr>
-                <w:sz w:val="20"/>
-                <w:szCs w:val="20"/>
+                <w:sz w:val="18"/>
+                <w:szCs w:val="18"/>
                 <w:lang w:eastAsia="ko-KR"/>
               </w:rPr>
               <w:t xml:space="preserve">연계운영규정 별표3(법제처) 및 연혁 9개 판</w:t>
@@ -5674,8 +5674,8 @@
             </w:pPr>
             <w:r>
               <w:rPr>
-                <w:sz w:val="20"/>
-                <w:szCs w:val="20"/>
+                <w:sz w:val="18"/>
+                <w:szCs w:val="18"/>
                 <w:lang w:eastAsia="ko-KR"/>
               </w:rPr>
               <w:t xml:space="preserve">충주 138.0, 소양강 190.3, 횡성 178.2 EL.m (광동댐은 별표3에 수록되지 않음)</w:t>
@@ -5699,8 +5699,8 @@
             </w:pPr>
             <w:r>
               <w:rPr>
-                <w:sz w:val="20"/>
-                <w:szCs w:val="20"/>
+                <w:sz w:val="18"/>
+                <w:szCs w:val="18"/>
                 <w:lang w:eastAsia="ko-KR"/>
               </w:rPr>
               <w:t xml:space="preserve">Criterion</w:t>
@@ -5734,8 +5734,8 @@
               <w:rPr>
                 <w:b/>
                 <w:color w:val="1F4E79"/>
-                <w:sz w:val="20"/>
-                <w:szCs w:val="20"/>
+                <w:sz w:val="18"/>
+                <w:szCs w:val="18"/>
                 <w:lang w:eastAsia="ko-KR"/>
               </w:rPr>
               <w:t xml:space="preserve">법령·규정 조문</w:t>
@@ -5759,8 +5759,8 @@
             </w:pPr>
             <w:r>
               <w:rPr>
-                <w:sz w:val="20"/>
-                <w:szCs w:val="20"/>
+                <w:sz w:val="18"/>
+                <w:szCs w:val="18"/>
                 <w:lang w:eastAsia="ko-KR"/>
               </w:rPr>
               <w:t xml:space="preserve">법제처 국가법령정보(XML)</w:t>
@@ -5784,8 +5784,8 @@
             </w:pPr>
             <w:r>
               <w:rPr>
-                <w:sz w:val="20"/>
-                <w:szCs w:val="20"/>
+                <w:sz w:val="18"/>
+                <w:szCs w:val="18"/>
                 <w:lang w:eastAsia="ko-KR"/>
               </w:rPr>
               <w:t xml:space="preserve">연계운영규정 조문·별표, 하천법·시행령·댐건설관리법 관련 조문 36개 청크</w:t>
@@ -5809,8 +5809,8 @@
             </w:pPr>
             <w:r>
               <w:rPr>
-                <w:sz w:val="20"/>
-                <w:szCs w:val="20"/>
+                <w:sz w:val="18"/>
+                <w:szCs w:val="18"/>
                 <w:lang w:eastAsia="ko-KR"/>
               </w:rPr>
               <w:t xml:space="preserve">문서 저장소, 근거 위치</w:t>
@@ -5872,8 +5872,8 @@
               <w:rPr>
                 <w:b/>
                 <w:color w:val="1F4E79"/>
-                <w:sz w:val="20"/>
-                <w:szCs w:val="20"/>
+                <w:sz w:val="18"/>
+                <w:szCs w:val="18"/>
                 <w:lang w:eastAsia="ko-KR"/>
               </w:rPr>
               <w:t xml:space="preserve">범위</w:t>
@@ -5897,8 +5897,8 @@
             </w:pPr>
             <w:r>
               <w:rPr>
-                <w:sz w:val="20"/>
-                <w:szCs w:val="20"/>
+                <w:sz w:val="18"/>
+                <w:szCs w:val="18"/>
                 <w:lang w:eastAsia="ko-KR"/>
               </w:rPr>
               <w:t xml:space="preserve">테스트 대상은 K-water 관리 4개 댐으로 하고, 수문기상 자료는 K-water 시간별 6개 변수를 사용하였다. 충주조정지는 테스트 범위에서 제외하였다.</w:t>
@@ -5976,8 +5976,8 @@
             <w:r>
               <w:rPr>
                 <w:b/>
-                <w:sz w:val="20"/>
-                <w:szCs w:val="20"/>
+                <w:sz w:val="18"/>
+                <w:szCs w:val="18"/>
                 <w:lang w:eastAsia="ko-KR"/>
               </w:rPr>
               <w:t xml:space="preserve">단계</w:t>
@@ -6004,8 +6004,8 @@
             <w:r>
               <w:rPr>
                 <w:b/>
-                <w:sz w:val="20"/>
-                <w:szCs w:val="20"/>
+                <w:sz w:val="18"/>
+                <w:szCs w:val="18"/>
                 <w:lang w:eastAsia="ko-KR"/>
               </w:rPr>
               <w:t xml:space="preserve">수행 내용</w:t>
@@ -6032,8 +6032,8 @@
             <w:r>
               <w:rPr>
                 <w:b/>
-                <w:sz w:val="20"/>
-                <w:szCs w:val="20"/>
+                <w:sz w:val="18"/>
+                <w:szCs w:val="18"/>
                 <w:lang w:eastAsia="ko-KR"/>
               </w:rPr>
               <w:t xml:space="preserve">근거 문헌</w:t>
@@ -6060,8 +6060,8 @@
             <w:r>
               <w:rPr>
                 <w:b/>
-                <w:sz w:val="20"/>
-                <w:szCs w:val="20"/>
+                <w:sz w:val="18"/>
+                <w:szCs w:val="18"/>
                 <w:lang w:eastAsia="ko-KR"/>
               </w:rPr>
               <w:t xml:space="preserve">이유</w:t>
@@ -6095,8 +6095,8 @@
               <w:rPr>
                 <w:b/>
                 <w:color w:val="1F4E79"/>
-                <w:sz w:val="20"/>
-                <w:szCs w:val="20"/>
+                <w:sz w:val="18"/>
+                <w:szCs w:val="18"/>
                 <w:lang w:eastAsia="ko-KR"/>
               </w:rPr>
               <w:t xml:space="preserve">1 소스 구분</w:t>
@@ -6120,8 +6120,8 @@
             </w:pPr>
             <w:r>
               <w:rPr>
-                <w:sz w:val="20"/>
-                <w:szCs w:val="20"/>
+                <w:sz w:val="18"/>
+                <w:szCs w:val="18"/>
                 <w:lang w:eastAsia="ko-KR"/>
               </w:rPr>
               <w:t xml:space="preserve">구조화 자료(승인 CSV, 시간별 측정, 별표3 표)와 비정형 텍스트(승인 비고, 규정·법령 조문)로 구분</w:t>
@@ -6145,8 +6145,8 @@
             </w:pPr>
             <w:r>
               <w:rPr>
-                <w:sz w:val="20"/>
-                <w:szCs w:val="20"/>
+                <w:sz w:val="18"/>
+                <w:szCs w:val="18"/>
                 <w:lang w:eastAsia="ko-KR"/>
               </w:rPr>
               <w:t xml:space="preserve">DDKG(Huang 2026) 3.2.1</w:t>
@@ -6170,8 +6170,8 @@
             </w:pPr>
             <w:r>
               <w:rPr>
-                <w:sz w:val="20"/>
-                <w:szCs w:val="20"/>
+                <w:sz w:val="18"/>
+                <w:szCs w:val="18"/>
                 <w:lang w:eastAsia="ko-KR"/>
               </w:rPr>
               <w:t xml:space="preserve">자료 유형에 따라 처리 방식(매핑, 추출, 청킹)이 달라지기 때문</w:t>
@@ -6205,8 +6205,8 @@
               <w:rPr>
                 <w:b/>
                 <w:color w:val="1F4E79"/>
-                <w:sz w:val="20"/>
-                <w:szCs w:val="20"/>
+                <w:sz w:val="18"/>
+                <w:szCs w:val="18"/>
                 <w:lang w:eastAsia="ko-KR"/>
               </w:rPr>
               <w:t xml:space="preserve">2 전처리</w:t>
@@ -6230,8 +6230,8 @@
             </w:pPr>
             <w:r>
               <w:rPr>
-                <w:sz w:val="20"/>
-                <w:szCs w:val="20"/>
+                <w:sz w:val="18"/>
+                <w:szCs w:val="18"/>
                 <w:lang w:eastAsia="ko-KR"/>
               </w:rPr>
               <w:t xml:space="preserve">값이 모두 같은 승인 중복 행 제거, 측정 시각 24시 표기를 다음날 0시로 변환, 결측은 채우지 않음, 법령 XML을 조문·별표 단위로 분할</w:t>
@@ -6255,8 +6255,8 @@
             </w:pPr>
             <w:r>
               <w:rPr>
-                <w:sz w:val="20"/>
-                <w:szCs w:val="20"/>
+                <w:sz w:val="18"/>
+                <w:szCs w:val="18"/>
                 <w:lang w:eastAsia="ko-KR"/>
               </w:rPr>
               <w:t xml:space="preserve">비정형 텍스트: DDKG, Zhang(2025) / 구조화 자료 정제: 문헌 없음(연구자 판단)</w:t>
@@ -6280,8 +6280,8 @@
             </w:pPr>
             <w:r>
               <w:rPr>
-                <w:sz w:val="20"/>
-                <w:szCs w:val="20"/>
+                <w:sz w:val="18"/>
+                <w:szCs w:val="18"/>
                 <w:lang w:eastAsia="ko-KR"/>
               </w:rPr>
               <w:t xml:space="preserve">원문은 유지하고 수정한 내용은 로그로 남기는 원칙</w:t>
@@ -6315,8 +6315,8 @@
               <w:rPr>
                 <w:b/>
                 <w:color w:val="1F4E79"/>
-                <w:sz w:val="20"/>
-                <w:szCs w:val="20"/>
+                <w:sz w:val="18"/>
+                <w:szCs w:val="18"/>
                 <w:lang w:eastAsia="ko-KR"/>
               </w:rPr>
               <w:t xml:space="preserve">3 구조화 자료 매핑</w:t>
@@ -6340,8 +6340,8 @@
             </w:pPr>
             <w:r>
               <w:rPr>
-                <w:sz w:val="20"/>
-                <w:szCs w:val="20"/>
+                <w:sz w:val="18"/>
+                <w:szCs w:val="18"/>
                 <w:lang w:eastAsia="ko-KR"/>
               </w:rPr>
               <w:t xml:space="preserve">표를 Class·속성·관계로 변환하는 규칙표 적용(2.3)</w:t>
@@ -6365,8 +6365,8 @@
             </w:pPr>
             <w:r>
               <w:rPr>
-                <w:sz w:val="20"/>
-                <w:szCs w:val="20"/>
+                <w:sz w:val="18"/>
+                <w:szCs w:val="18"/>
                 <w:lang w:eastAsia="ko-KR"/>
               </w:rPr>
               <w:t xml:space="preserve">OntoDSMS(Zhou 2023): 표는 Class, 열은 속성, 행은 인스턴스</w:t>
@@ -6390,8 +6390,8 @@
             </w:pPr>
             <w:r>
               <w:rPr>
-                <w:sz w:val="20"/>
-                <w:szCs w:val="20"/>
+                <w:sz w:val="18"/>
+                <w:szCs w:val="18"/>
                 <w:lang w:eastAsia="ko-KR"/>
               </w:rPr>
               <w:t xml:space="preserve">값은 원자료 그대로 옮기고 해석을 더하지 않기 위해</w:t>
@@ -6425,8 +6425,8 @@
               <w:rPr>
                 <w:b/>
                 <w:color w:val="1F4E79"/>
-                <w:sz w:val="20"/>
-                <w:szCs w:val="20"/>
+                <w:sz w:val="18"/>
+                <w:szCs w:val="18"/>
                 <w:lang w:eastAsia="ko-KR"/>
               </w:rPr>
               <w:t xml:space="preserve">4 비정형 텍스트 추출</w:t>
@@ -6450,8 +6450,8 @@
             </w:pPr>
             <w:r>
               <w:rPr>
-                <w:sz w:val="20"/>
-                <w:szCs w:val="20"/>
+                <w:sz w:val="18"/>
+                <w:szCs w:val="18"/>
                 <w:lang w:eastAsia="ko-KR"/>
               </w:rPr>
               <w:t xml:space="preserve">승인 비고에서 운영행위(Operation)를 규칙 기반으로 추출(2.4)</w:t>
@@ -6475,8 +6475,8 @@
             </w:pPr>
             <w:r>
               <w:rPr>
-                <w:sz w:val="20"/>
-                <w:szCs w:val="20"/>
+                <w:sz w:val="18"/>
+                <w:szCs w:val="18"/>
                 <w:lang w:eastAsia="ko-KR"/>
               </w:rPr>
               <w:t xml:space="preserve">DDKG 3.2.2: 표준화된 표현은 규칙으로 추출</w:t>
@@ -6500,8 +6500,8 @@
             </w:pPr>
             <w:r>
               <w:rPr>
-                <w:sz w:val="20"/>
-                <w:szCs w:val="20"/>
+                <w:sz w:val="18"/>
+                <w:szCs w:val="18"/>
                 <w:lang w:eastAsia="ko-KR"/>
               </w:rPr>
               <w:t xml:space="preserve">비고가 짧고 정해진 틀로 쓰여 규칙으로 충분하고 재현할 수 있기 때문</w:t>
@@ -6535,8 +6535,8 @@
               <w:rPr>
                 <w:b/>
                 <w:color w:val="1F4E79"/>
-                <w:sz w:val="20"/>
-                <w:szCs w:val="20"/>
+                <w:sz w:val="18"/>
+                <w:szCs w:val="18"/>
                 <w:lang w:eastAsia="ko-KR"/>
               </w:rPr>
               <w:t xml:space="preserve">5 개체 해소·연결</w:t>
@@ -6560,8 +6560,8 @@
             </w:pPr>
             <w:r>
               <w:rPr>
-                <w:sz w:val="20"/>
-                <w:szCs w:val="20"/>
+                <w:sz w:val="18"/>
+                <w:szCs w:val="18"/>
                 <w:lang w:eastAsia="ko-KR"/>
               </w:rPr>
               <w:t xml:space="preserve">승인 파일의 시설 코드와 K-water 댐 코드가 같으면 같은 Dam으로 연결, 별표3은 공백을 제거한 이름으로 연결</w:t>
@@ -6585,8 +6585,8 @@
             </w:pPr>
             <w:r>
               <w:rPr>
-                <w:sz w:val="20"/>
-                <w:szCs w:val="20"/>
+                <w:sz w:val="18"/>
+                <w:szCs w:val="18"/>
                 <w:lang w:eastAsia="ko-KR"/>
               </w:rPr>
               <w:t xml:space="preserve">GraphAide(Purohit 2024): 개체 중의성 해소</w:t>
@@ -6610,8 +6610,8 @@
             </w:pPr>
             <w:r>
               <w:rPr>
-                <w:sz w:val="20"/>
-                <w:szCs w:val="20"/>
+                <w:sz w:val="18"/>
+                <w:szCs w:val="18"/>
                 <w:lang w:eastAsia="ko-KR"/>
               </w:rPr>
               <w:t xml:space="preserve">코드가 일치하는 자료는 추측 없이 연결</w:t>
@@ -6645,8 +6645,8 @@
               <w:rPr>
                 <w:b/>
                 <w:color w:val="1F4E79"/>
-                <w:sz w:val="20"/>
-                <w:szCs w:val="20"/>
+                <w:sz w:val="18"/>
+                <w:szCs w:val="18"/>
                 <w:lang w:eastAsia="ko-KR"/>
               </w:rPr>
               <w:t xml:space="preserve">6 정규화·Ontology 검증</w:t>
@@ -6670,8 +6670,8 @@
             </w:pPr>
             <w:r>
               <w:rPr>
-                <w:sz w:val="20"/>
-                <w:szCs w:val="20"/>
+                <w:sz w:val="18"/>
+                <w:szCs w:val="18"/>
                 <w:lang w:eastAsia="ko-KR"/>
               </w:rPr>
               <w:t xml:space="preserve">관계 양 끝의 Class, 필수 속성, 값 형식, 근거 연결, 경로 일치를 검사하고 CQ 답변 가능성을 점검(2.5)</w:t>
@@ -6695,8 +6695,8 @@
             </w:pPr>
             <w:r>
               <w:rPr>
-                <w:sz w:val="20"/>
-                <w:szCs w:val="20"/>
+                <w:sz w:val="18"/>
+                <w:szCs w:val="18"/>
                 <w:lang w:eastAsia="ko-KR"/>
               </w:rPr>
               <w:t xml:space="preserve">GraphAide: 스키마 검증, DDKG: 일관성 검사, Noy(2001): 속성 제약</w:t>
@@ -6720,8 +6720,8 @@
             </w:pPr>
             <w:r>
               <w:rPr>
-                <w:sz w:val="20"/>
-                <w:szCs w:val="20"/>
+                <w:sz w:val="18"/>
+                <w:szCs w:val="18"/>
                 <w:lang w:eastAsia="ko-KR"/>
               </w:rPr>
               <w:t xml:space="preserve">KG가 정의한 Ontology를 지키고 CQ에 필요한 근거가 모두 연결되는지 확인하기 위해</w:t>
@@ -6755,8 +6755,8 @@
               <w:rPr>
                 <w:b/>
                 <w:color w:val="1F4E79"/>
-                <w:sz w:val="20"/>
-                <w:szCs w:val="20"/>
+                <w:sz w:val="18"/>
+                <w:szCs w:val="18"/>
                 <w:lang w:eastAsia="ko-KR"/>
               </w:rPr>
               <w:t xml:space="preserve">7 저장</w:t>
@@ -6780,8 +6780,8 @@
             </w:pPr>
             <w:r>
               <w:rPr>
-                <w:sz w:val="20"/>
-                <w:szCs w:val="20"/>
+                <w:sz w:val="18"/>
+                <w:szCs w:val="18"/>
                 <w:lang w:eastAsia="ko-KR"/>
               </w:rPr>
               <w:t xml:space="preserve">KG를 CSV(개체·속성·관계)로 두고 Neo4j에 Cypher로 적재, 측정값과 문서 원문은 외부 저장소</w:t>
@@ -6805,8 +6805,8 @@
             </w:pPr>
             <w:r>
               <w:rPr>
-                <w:sz w:val="20"/>
-                <w:szCs w:val="20"/>
+                <w:sz w:val="18"/>
+                <w:szCs w:val="18"/>
                 <w:lang w:eastAsia="ko-KR"/>
               </w:rPr>
               <w:t xml:space="preserve">DDKG, Zhang, GraphAide: Neo4j와 Cypher</w:t>
@@ -6830,8 +6830,8 @@
             </w:pPr>
             <w:r>
               <w:rPr>
-                <w:sz w:val="20"/>
-                <w:szCs w:val="20"/>
+                <w:sz w:val="18"/>
+                <w:szCs w:val="18"/>
                 <w:lang w:eastAsia="ko-KR"/>
               </w:rPr>
               <w:t xml:space="preserve">다단계 관계 탐색과 질의 언어 기반 검색을 위해</w:t>
@@ -6909,8 +6909,8 @@
             <w:r>
               <w:rPr>
                 <w:b/>
-                <w:sz w:val="20"/>
-                <w:szCs w:val="20"/>
+                <w:sz w:val="18"/>
+                <w:szCs w:val="18"/>
                 <w:lang w:eastAsia="ko-KR"/>
               </w:rPr>
               <w:t xml:space="preserve">Class</w:t>
@@ -6937,8 +6937,8 @@
             <w:r>
               <w:rPr>
                 <w:b/>
-                <w:sz w:val="20"/>
-                <w:szCs w:val="20"/>
+                <w:sz w:val="18"/>
+                <w:szCs w:val="18"/>
                 <w:lang w:eastAsia="ko-KR"/>
               </w:rPr>
               <w:t xml:space="preserve">원천</w:t>
@@ -6965,8 +6965,8 @@
             <w:r>
               <w:rPr>
                 <w:b/>
-                <w:sz w:val="20"/>
-                <w:szCs w:val="20"/>
+                <w:sz w:val="18"/>
+                <w:szCs w:val="18"/>
                 <w:lang w:eastAsia="ko-KR"/>
               </w:rPr>
               <w:t xml:space="preserve">ID</w:t>
@@ -6993,8 +6993,8 @@
             <w:r>
               <w:rPr>
                 <w:b/>
-                <w:sz w:val="20"/>
-                <w:szCs w:val="20"/>
+                <w:sz w:val="18"/>
+                <w:szCs w:val="18"/>
                 <w:lang w:eastAsia="ko-KR"/>
               </w:rPr>
               <w:t xml:space="preserve">속성 · 관계</w:t>
@@ -7028,8 +7028,8 @@
               <w:rPr>
                 <w:b/>
                 <w:color w:val="1F4E79"/>
-                <w:sz w:val="20"/>
-                <w:szCs w:val="20"/>
+                <w:sz w:val="18"/>
+                <w:szCs w:val="18"/>
                 <w:lang w:eastAsia="ko-KR"/>
               </w:rPr>
               <w:t xml:space="preserve">Dam</w:t>
@@ -7053,8 +7053,8 @@
             </w:pPr>
             <w:r>
               <w:rPr>
-                <w:sz w:val="20"/>
-                <w:szCs w:val="20"/>
+                <w:sz w:val="18"/>
+                <w:szCs w:val="18"/>
                 <w:lang w:eastAsia="ko-KR"/>
               </w:rPr>
               <w:t xml:space="preserve">승인 파일의 시설, MyWater 댐 정보</w:t>
@@ -7078,8 +7078,8 @@
             </w:pPr>
             <w:r>
               <w:rPr>
-                <w:sz w:val="20"/>
-                <w:szCs w:val="20"/>
+                <w:sz w:val="18"/>
+                <w:szCs w:val="18"/>
                 <w:lang w:eastAsia="ko-KR"/>
               </w:rPr>
               <w:t xml:space="preserve">DAM:시설코드</w:t>
@@ -7103,8 +7103,8 @@
             </w:pPr>
             <w:r>
               <w:rPr>
-                <w:sz w:val="20"/>
-                <w:szCs w:val="20"/>
+                <w:sz w:val="18"/>
+                <w:szCs w:val="18"/>
                 <w:lang w:eastAsia="ko-KR"/>
               </w:rPr>
               <w:t xml:space="preserve">damName, damType</w:t>
@@ -7138,8 +7138,8 @@
               <w:rPr>
                 <w:b/>
                 <w:color w:val="1F4E79"/>
-                <w:sz w:val="20"/>
-                <w:szCs w:val="20"/>
+                <w:sz w:val="18"/>
+                <w:szCs w:val="18"/>
                 <w:lang w:eastAsia="ko-KR"/>
               </w:rPr>
               <w:t xml:space="preserve">HydrometeorologicalState</w:t>
@@ -7163,8 +7163,8 @@
             </w:pPr>
             <w:r>
               <w:rPr>
-                <w:sz w:val="20"/>
-                <w:szCs w:val="20"/>
+                <w:sz w:val="18"/>
+                <w:szCs w:val="18"/>
                 <w:lang w:eastAsia="ko-KR"/>
               </w:rPr>
               <w:t xml:space="preserve">시간자료의 변수 6종</w:t>
@@ -7188,8 +7188,8 @@
             </w:pPr>
             <w:r>
               <w:rPr>
-                <w:sz w:val="20"/>
-                <w:szCs w:val="20"/>
+                <w:sz w:val="18"/>
+                <w:szCs w:val="18"/>
                 <w:lang w:eastAsia="ko-KR"/>
               </w:rPr>
               <w:t xml:space="preserve">HMS:시설코드:변수 (댐 × 변수 = 24개)</w:t>
@@ -7213,8 +7213,8 @@
             </w:pPr>
             <w:r>
               <w:rPr>
-                <w:sz w:val="20"/>
-                <w:szCs w:val="20"/>
+                <w:sz w:val="18"/>
+                <w:szCs w:val="18"/>
                 <w:lang w:eastAsia="ko-KR"/>
               </w:rPr>
               <w:t xml:space="preserve">variableType, stationCode(측정자료 조회 키로 K-water 시설 코드 사용) / hasHydrometeorologicalState</w:t>
@@ -7248,8 +7248,8 @@
               <w:rPr>
                 <w:b/>
                 <w:color w:val="1F4E79"/>
-                <w:sz w:val="20"/>
-                <w:szCs w:val="20"/>
+                <w:sz w:val="18"/>
+                <w:szCs w:val="18"/>
                 <w:lang w:eastAsia="ko-KR"/>
               </w:rPr>
               <w:t xml:space="preserve">Approval</w:t>
@@ -7273,8 +7273,8 @@
             </w:pPr>
             <w:r>
               <w:rPr>
-                <w:sz w:val="20"/>
-                <w:szCs w:val="20"/>
+                <w:sz w:val="18"/>
+                <w:szCs w:val="18"/>
                 <w:lang w:eastAsia="ko-KR"/>
               </w:rPr>
               <w:t xml:space="preserve">승인 CSV 한 행</w:t>
@@ -7298,8 +7298,8 @@
             </w:pPr>
             <w:r>
               <w:rPr>
-                <w:sz w:val="20"/>
-                <w:szCs w:val="20"/>
+                <w:sz w:val="18"/>
+                <w:szCs w:val="18"/>
                 <w:lang w:eastAsia="ko-KR"/>
               </w:rPr>
               <w:t xml:space="preserve">APR:순차번호</w:t>
@@ -7323,8 +7323,8 @@
             </w:pPr>
             <w:r>
               <w:rPr>
-                <w:sz w:val="20"/>
-                <w:szCs w:val="20"/>
+                <w:sz w:val="18"/>
+                <w:szCs w:val="18"/>
                 <w:lang w:eastAsia="ko-KR"/>
               </w:rPr>
               <w:t xml:space="preserve">approvalTime(승인일), approvalContent(방류 시작, 접수방류량, 비고를 한 문장으로) / concernsDam</w:t>
@@ -7358,8 +7358,8 @@
               <w:rPr>
                 <w:b/>
                 <w:color w:val="1F4E79"/>
-                <w:sz w:val="20"/>
-                <w:szCs w:val="20"/>
+                <w:sz w:val="18"/>
+                <w:szCs w:val="18"/>
                 <w:lang w:eastAsia="ko-KR"/>
               </w:rPr>
               <w:t xml:space="preserve">Criterion</w:t>
@@ -7383,8 +7383,8 @@
             </w:pPr>
             <w:r>
               <w:rPr>
-                <w:sz w:val="20"/>
-                <w:szCs w:val="20"/>
+                <w:sz w:val="18"/>
+                <w:szCs w:val="18"/>
                 <w:lang w:eastAsia="ko-KR"/>
               </w:rPr>
               <w:t xml:space="preserve">별표3</w:t>
@@ -7408,8 +7408,8 @@
             </w:pPr>
             <w:r>
               <w:rPr>
-                <w:sz w:val="20"/>
-                <w:szCs w:val="20"/>
+                <w:sz w:val="18"/>
+                <w:szCs w:val="18"/>
                 <w:lang w:eastAsia="ko-KR"/>
               </w:rPr>
               <w:t xml:space="preserve">CRI:번호</w:t>
@@ -7433,8 +7433,8 @@
             </w:pPr>
             <w:r>
               <w:rPr>
-                <w:sz w:val="20"/>
-                <w:szCs w:val="20"/>
+                <w:sz w:val="18"/>
+                <w:szCs w:val="18"/>
                 <w:lang w:eastAsia="ko-KR"/>
               </w:rPr>
               <w:t xml:space="preserve">criterionType, criterionValue, unit / appliesToDam</w:t>
@@ -7468,8 +7468,8 @@
               <w:rPr>
                 <w:b/>
                 <w:color w:val="1F4E79"/>
-                <w:sz w:val="20"/>
-                <w:szCs w:val="20"/>
+                <w:sz w:val="18"/>
+                <w:szCs w:val="18"/>
                 <w:lang w:eastAsia="ko-KR"/>
               </w:rPr>
               <w:t xml:space="preserve">EvidenceSource</w:t>
@@ -7493,8 +7493,8 @@
             </w:pPr>
             <w:r>
               <w:rPr>
-                <w:sz w:val="20"/>
-                <w:szCs w:val="20"/>
+                <w:sz w:val="18"/>
+                <w:szCs w:val="18"/>
                 <w:lang w:eastAsia="ko-KR"/>
               </w:rPr>
               <w:t xml:space="preserve">승인 레코드, 측정 소스, 별표3와 연혁</w:t>
@@ -7518,8 +7518,8 @@
             </w:pPr>
             <w:r>
               <w:rPr>
-                <w:sz w:val="20"/>
-                <w:szCs w:val="20"/>
+                <w:sz w:val="18"/>
+                <w:szCs w:val="18"/>
                 <w:lang w:eastAsia="ko-KR"/>
               </w:rPr>
               <w:t xml:space="preserve">EVI:출처</w:t>
@@ -7543,8 +7543,8 @@
             </w:pPr>
             <w:r>
               <w:rPr>
-                <w:sz w:val="20"/>
-                <w:szCs w:val="20"/>
+                <w:sz w:val="18"/>
+                <w:szCs w:val="18"/>
                 <w:lang w:eastAsia="ko-KR"/>
               </w:rPr>
               <w:t xml:space="preserve">sourceTitle, sourceType, sourceLocator, chunkId(규정 근거) / 다른 Class에서 supportedBy</w:t>
@@ -7606,8 +7606,8 @@
               <w:rPr>
                 <w:b/>
                 <w:color w:val="1F4E79"/>
-                <w:sz w:val="20"/>
-                <w:szCs w:val="20"/>
+                <w:sz w:val="18"/>
+                <w:szCs w:val="18"/>
                 <w:lang w:eastAsia="ko-KR"/>
               </w:rPr>
               <w:t xml:space="preserve">원칙</w:t>
@@ -7631,8 +7631,8 @@
             </w:pPr>
             <w:r>
               <w:rPr>
-                <w:sz w:val="20"/>
-                <w:szCs w:val="20"/>
+                <w:sz w:val="18"/>
+                <w:szCs w:val="18"/>
                 <w:lang w:eastAsia="ko-KR"/>
               </w:rPr>
               <w:t xml:space="preserve">값은 원자료 그대로 옮기고, KG에는 의미·관계·조회 키만 둔다. 측정값 전체와 문서 원문은 KG에 저장하지 않는다.</w:t>
@@ -7708,8 +7708,8 @@
             <w:r>
               <w:rPr>
                 <w:b/>
-                <w:sz w:val="20"/>
-                <w:szCs w:val="20"/>
+                <w:sz w:val="18"/>
+                <w:szCs w:val="18"/>
                 <w:lang w:eastAsia="ko-KR"/>
               </w:rPr>
               <w:t xml:space="preserve">규칙</w:t>
@@ -7736,8 +7736,8 @@
             <w:r>
               <w:rPr>
                 <w:b/>
-                <w:sz w:val="20"/>
-                <w:szCs w:val="20"/>
+                <w:sz w:val="18"/>
+                <w:szCs w:val="18"/>
                 <w:lang w:eastAsia="ko-KR"/>
               </w:rPr>
               <w:t xml:space="preserve">내용</w:t>
@@ -7771,8 +7771,8 @@
               <w:rPr>
                 <w:b/>
                 <w:color w:val="1F4E79"/>
-                <w:sz w:val="20"/>
-                <w:szCs w:val="20"/>
+                <w:sz w:val="18"/>
+                <w:szCs w:val="18"/>
                 <w:lang w:eastAsia="ko-KR"/>
               </w:rPr>
               <w:t xml:space="preserve">종류 분류</w:t>
@@ -7796,8 +7796,8 @@
             </w:pPr>
             <w:r>
               <w:rPr>
-                <w:sz w:val="20"/>
-                <w:szCs w:val="20"/>
+                <w:sz w:val="18"/>
+                <w:szCs w:val="18"/>
                 <w:lang w:eastAsia="ko-KR"/>
               </w:rPr>
               <w:t xml:space="preserve">승인 비고의 문구로 분류한다: 초기방류, 증가방류, 점진·점증방류, 방류종료, 탄력적 방류(원문 용어를 보존), 그 밖의 방류 문구는 일반 방류</w:t>
@@ -7831,8 +7831,8 @@
               <w:rPr>
                 <w:b/>
                 <w:color w:val="1F4E79"/>
-                <w:sz w:val="20"/>
-                <w:szCs w:val="20"/>
+                <w:sz w:val="18"/>
+                <w:szCs w:val="18"/>
                 <w:lang w:eastAsia="ko-KR"/>
               </w:rPr>
               <w:t xml:space="preserve">비고가 없는 승인</w:t>
@@ -7856,8 +7856,8 @@
             </w:pPr>
             <w:r>
               <w:rPr>
-                <w:sz w:val="20"/>
-                <w:szCs w:val="20"/>
+                <w:sz w:val="18"/>
+                <w:szCs w:val="18"/>
                 <w:lang w:eastAsia="ko-KR"/>
               </w:rPr>
               <w:t xml:space="preserve">해당 시각의 방류 승인이므로 일반 방류 Operation으로 포함한다(종류 미상).</w:t>
@@ -7891,8 +7891,8 @@
               <w:rPr>
                 <w:b/>
                 <w:color w:val="1F4E79"/>
-                <w:sz w:val="20"/>
-                <w:szCs w:val="20"/>
+                <w:sz w:val="18"/>
+                <w:szCs w:val="18"/>
                 <w:lang w:eastAsia="ko-KR"/>
               </w:rPr>
               <w:t xml:space="preserve">변경 승인</w:t>
@@ -7916,8 +7916,8 @@
             </w:pPr>
             <w:r>
               <w:rPr>
-                <w:sz w:val="20"/>
-                <w:szCs w:val="20"/>
+                <w:sz w:val="18"/>
+                <w:szCs w:val="18"/>
                 <w:lang w:eastAsia="ko-KR"/>
               </w:rPr>
               <w:t xml:space="preserve">같은 방류의 기간·양 변경이므로 새 Operation을 만들지 않고, 같은 댐·같은 방류 시작 시각의 원 승인 Operation에 연결한다(추정 표시, 변경 승인 17건 중 11건 연결).</w:t>
@@ -7951,8 +7951,8 @@
               <w:rPr>
                 <w:b/>
                 <w:color w:val="1F4E79"/>
-                <w:sz w:val="20"/>
-                <w:szCs w:val="20"/>
+                <w:sz w:val="18"/>
+                <w:szCs w:val="18"/>
                 <w:lang w:eastAsia="ko-KR"/>
               </w:rPr>
               <w:t xml:space="preserve">행위 시각</w:t>
@@ -7976,8 +7976,8 @@
             </w:pPr>
             <w:r>
               <w:rPr>
-                <w:sz w:val="20"/>
-                <w:szCs w:val="20"/>
+                <w:sz w:val="18"/>
+                <w:szCs w:val="18"/>
                 <w:lang w:eastAsia="ko-KR"/>
               </w:rPr>
               <w:t xml:space="preserve">방류 시작 시각 앞 3시간~뒤 6시간에서 총방류량이 직전보다 1 CMS 또는 10%% 이상 변한 시각 중 시작에 가장 가까운 것. 변화가 없으면 승인의 방류 시작 시각. 연구자 지정 임시 기준이며 규정·문헌에 근거가 없다.</w:t>
@@ -8011,8 +8011,8 @@
               <w:rPr>
                 <w:b/>
                 <w:color w:val="1F4E79"/>
-                <w:sz w:val="20"/>
-                <w:szCs w:val="20"/>
+                <w:sz w:val="18"/>
+                <w:szCs w:val="18"/>
                 <w:lang w:eastAsia="ko-KR"/>
               </w:rPr>
               <w:t xml:space="preserve">결과</w:t>
@@ -8036,8 +8036,8 @@
             </w:pPr>
             <w:r>
               <w:rPr>
-                <w:sz w:val="20"/>
-                <w:szCs w:val="20"/>
+                <w:sz w:val="18"/>
+                <w:szCs w:val="18"/>
                 <w:lang w:eastAsia="ko-KR"/>
               </w:rPr>
               <w:t xml:space="preserve">승인 80건에서 Operation 68개: 방류 25, 탄력적 방류 25, 초기방류 9, 증가방류 7, 방류종료 1, 점진·점증방류 1. 시각 출처는 측정 변화 54, 승인 시작 11, 비고 명시 3.</w:t>
@@ -8113,8 +8113,8 @@
             <w:r>
               <w:rPr>
                 <w:b/>
-                <w:sz w:val="20"/>
-                <w:szCs w:val="20"/>
+                <w:sz w:val="18"/>
+                <w:szCs w:val="18"/>
                 <w:lang w:eastAsia="ko-KR"/>
               </w:rPr>
               <w:t xml:space="preserve">구분</w:t>
@@ -8141,8 +8141,8 @@
             <w:r>
               <w:rPr>
                 <w:b/>
-                <w:sz w:val="20"/>
-                <w:szCs w:val="20"/>
+                <w:sz w:val="18"/>
+                <w:szCs w:val="18"/>
                 <w:lang w:eastAsia="ko-KR"/>
               </w:rPr>
               <w:t xml:space="preserve">결과</w:t>
@@ -8176,8 +8176,8 @@
               <w:rPr>
                 <w:b/>
                 <w:color w:val="1F4E79"/>
-                <w:sz w:val="20"/>
-                <w:szCs w:val="20"/>
+                <w:sz w:val="18"/>
+                <w:szCs w:val="18"/>
                 <w:lang w:eastAsia="ko-KR"/>
               </w:rPr>
               <w:t xml:space="preserve">개체 273개</w:t>
@@ -8201,8 +8201,8 @@
             </w:pPr>
             <w:r>
               <w:rPr>
-                <w:sz w:val="20"/>
-                <w:szCs w:val="20"/>
+                <w:sz w:val="18"/>
+                <w:szCs w:val="18"/>
                 <w:lang w:eastAsia="ko-KR"/>
               </w:rPr>
               <w:t xml:space="preserve">Dam 4, HydrometeorologicalState 24, Approval 80, Operation 68, Criterion 3, EvidenceSource 94</w:t>
@@ -8236,8 +8236,8 @@
               <w:rPr>
                 <w:b/>
                 <w:color w:val="1F4E79"/>
-                <w:sz w:val="20"/>
-                <w:szCs w:val="20"/>
+                <w:sz w:val="18"/>
+                <w:szCs w:val="18"/>
                 <w:lang w:eastAsia="ko-KR"/>
               </w:rPr>
               <w:t xml:space="preserve">관계 457개</w:t>
@@ -8261,8 +8261,8 @@
             </w:pPr>
             <w:r>
               <w:rPr>
-                <w:sz w:val="20"/>
-                <w:szCs w:val="20"/>
+                <w:sz w:val="18"/>
+                <w:szCs w:val="18"/>
                 <w:lang w:eastAsia="ko-KR"/>
               </w:rPr>
               <w:t xml:space="preserve">supportedBy 202, authorizes 80, concernsDam 80, performedOnDam 68, hasHydrometeorologicalState 24, appliesToDam 3</w:t>
@@ -8296,8 +8296,8 @@
               <w:rPr>
                 <w:b/>
                 <w:color w:val="1F4E79"/>
-                <w:sz w:val="20"/>
-                <w:szCs w:val="20"/>
+                <w:sz w:val="18"/>
+                <w:szCs w:val="18"/>
                 <w:lang w:eastAsia="ko-KR"/>
               </w:rPr>
               <w:t xml:space="preserve">외부 저장소</w:t>
@@ -8321,8 +8321,8 @@
             </w:pPr>
             <w:r>
               <w:rPr>
-                <w:sz w:val="20"/>
-                <w:szCs w:val="20"/>
+                <w:sz w:val="18"/>
+                <w:szCs w:val="18"/>
                 <w:lang w:eastAsia="ko-KR"/>
               </w:rPr>
               <w:t xml:space="preserve">측정자료 306,934행, 문서 청크 36개 (KG 밖)</w:t>
@@ -8403,8 +8403,8 @@
             <w:r>
               <w:rPr>
                 <w:b/>
-                <w:sz w:val="20"/>
-                <w:szCs w:val="20"/>
+                <w:sz w:val="18"/>
+                <w:szCs w:val="18"/>
                 <w:lang w:eastAsia="ko-KR"/>
               </w:rPr>
               <w:t xml:space="preserve">검사</w:t>
@@ -8431,8 +8431,8 @@
             <w:r>
               <w:rPr>
                 <w:b/>
-                <w:sz w:val="20"/>
-                <w:szCs w:val="20"/>
+                <w:sz w:val="18"/>
+                <w:szCs w:val="18"/>
                 <w:lang w:eastAsia="ko-KR"/>
               </w:rPr>
               <w:t xml:space="preserve">결과</w:t>
@@ -8466,8 +8466,8 @@
               <w:rPr>
                 <w:b/>
                 <w:color w:val="1F4E79"/>
-                <w:sz w:val="20"/>
-                <w:szCs w:val="20"/>
+                <w:sz w:val="18"/>
+                <w:szCs w:val="18"/>
                 <w:lang w:eastAsia="ko-KR"/>
               </w:rPr>
               <w:t xml:space="preserve">모든 관계의 양 끝이 허용된 Class 쌍</w:t>
@@ -8491,8 +8491,8 @@
             </w:pPr>
             <w:r>
               <w:rPr>
-                <w:sz w:val="20"/>
-                <w:szCs w:val="20"/>
+                <w:sz w:val="18"/>
+                <w:szCs w:val="18"/>
                 <w:lang w:eastAsia="ko-KR"/>
               </w:rPr>
               <w:t xml:space="preserve">통과</w:t>
@@ -8526,8 +8526,8 @@
               <w:rPr>
                 <w:b/>
                 <w:color w:val="1F4E79"/>
-                <w:sz w:val="20"/>
-                <w:szCs w:val="20"/>
+                <w:sz w:val="18"/>
+                <w:szCs w:val="18"/>
                 <w:lang w:eastAsia="ko-KR"/>
               </w:rPr>
               <w:t xml:space="preserve">Class별 필수 Data Property가 모두 있음</w:t>
@@ -8551,8 +8551,8 @@
             </w:pPr>
             <w:r>
               <w:rPr>
-                <w:sz w:val="20"/>
-                <w:szCs w:val="20"/>
+                <w:sz w:val="18"/>
+                <w:szCs w:val="18"/>
                 <w:lang w:eastAsia="ko-KR"/>
               </w:rPr>
               <w:t xml:space="preserve">통과</w:t>
@@ -8586,8 +8586,8 @@
               <w:rPr>
                 <w:b/>
                 <w:color w:val="1F4E79"/>
-                <w:sz w:val="20"/>
-                <w:szCs w:val="20"/>
+                <w:sz w:val="18"/>
+                <w:szCs w:val="18"/>
                 <w:lang w:eastAsia="ko-KR"/>
               </w:rPr>
               <w:t xml:space="preserve">날짜·시각·수치 값 형식</w:t>
@@ -8611,8 +8611,8 @@
             </w:pPr>
             <w:r>
               <w:rPr>
-                <w:sz w:val="20"/>
-                <w:szCs w:val="20"/>
+                <w:sz w:val="18"/>
+                <w:szCs w:val="18"/>
                 <w:lang w:eastAsia="ko-KR"/>
               </w:rPr>
               <w:t xml:space="preserve">통과</w:t>
@@ -8646,8 +8646,8 @@
               <w:rPr>
                 <w:b/>
                 <w:color w:val="1F4E79"/>
-                <w:sz w:val="20"/>
-                <w:szCs w:val="20"/>
+                <w:sz w:val="18"/>
+                <w:szCs w:val="18"/>
                 <w:lang w:eastAsia="ko-KR"/>
               </w:rPr>
               <w:t xml:space="preserve">상태·운영행위·승인·기준이 모두 근거자료에 연결됨</w:t>
@@ -8671,8 +8671,8 @@
             </w:pPr>
             <w:r>
               <w:rPr>
-                <w:sz w:val="20"/>
-                <w:szCs w:val="20"/>
+                <w:sz w:val="18"/>
+                <w:szCs w:val="18"/>
                 <w:lang w:eastAsia="ko-KR"/>
               </w:rPr>
               <w:t xml:space="preserve">통과</w:t>
@@ -8706,8 +8706,8 @@
               <w:rPr>
                 <w:b/>
                 <w:color w:val="1F4E79"/>
-                <w:sz w:val="20"/>
-                <w:szCs w:val="20"/>
+                <w:sz w:val="18"/>
+                <w:szCs w:val="18"/>
                 <w:lang w:eastAsia="ko-KR"/>
               </w:rPr>
               <w:t xml:space="preserve">승인의 댐과 그 승인이 허가한 운영행위의 댐이 같음</w:t>
@@ -8731,8 +8731,8 @@
             </w:pPr>
             <w:r>
               <w:rPr>
-                <w:sz w:val="20"/>
-                <w:szCs w:val="20"/>
+                <w:sz w:val="18"/>
+                <w:szCs w:val="18"/>
                 <w:lang w:eastAsia="ko-KR"/>
               </w:rPr>
               <w:t xml:space="preserve">통과</w:t>
@@ -8814,8 +8814,8 @@
             <w:r>
               <w:rPr>
                 <w:b/>
-                <w:sz w:val="20"/>
-                <w:szCs w:val="20"/>
+                <w:sz w:val="18"/>
+                <w:szCs w:val="18"/>
                 <w:lang w:eastAsia="ko-KR"/>
               </w:rPr>
               <w:t xml:space="preserve">CQ</w:t>
@@ -8842,8 +8842,8 @@
             <w:r>
               <w:rPr>
                 <w:b/>
-                <w:sz w:val="20"/>
-                <w:szCs w:val="20"/>
+                <w:sz w:val="18"/>
+                <w:szCs w:val="18"/>
                 <w:lang w:eastAsia="ko-KR"/>
               </w:rPr>
               <w:t xml:space="preserve">점검 결과</w:t>
@@ -8870,8 +8870,8 @@
             <w:r>
               <w:rPr>
                 <w:b/>
-                <w:sz w:val="20"/>
-                <w:szCs w:val="20"/>
+                <w:sz w:val="18"/>
+                <w:szCs w:val="18"/>
                 <w:lang w:eastAsia="ko-KR"/>
               </w:rPr>
               <w:t xml:space="preserve">판정</w:t>
@@ -8905,8 +8905,8 @@
               <w:rPr>
                 <w:b/>
                 <w:color w:val="1F4E79"/>
-                <w:sz w:val="20"/>
-                <w:szCs w:val="20"/>
+                <w:sz w:val="18"/>
+                <w:szCs w:val="18"/>
                 <w:lang w:eastAsia="ko-KR"/>
               </w:rPr>
               <w:t xml:space="preserve">CQ1 현재 상태</w:t>
@@ -8930,8 +8930,8 @@
             </w:pPr>
             <w:r>
               <w:rPr>
-                <w:sz w:val="20"/>
-                <w:szCs w:val="20"/>
+                <w:sz w:val="18"/>
+                <w:szCs w:val="18"/>
                 <w:lang w:eastAsia="ko-KR"/>
               </w:rPr>
               <w:t xml:space="preserve">4개 댐 모두 6개 변수 조회 (기준 시각 2026-09-28 23:00)</w:t>
@@ -8955,8 +8955,8 @@
             </w:pPr>
             <w:r>
               <w:rPr>
-                <w:sz w:val="20"/>
-                <w:szCs w:val="20"/>
+                <w:sz w:val="18"/>
+                <w:szCs w:val="18"/>
                 <w:lang w:eastAsia="ko-KR"/>
               </w:rPr>
               <w:t xml:space="preserve">가능</w:t>
@@ -8990,8 +8990,8 @@
               <w:rPr>
                 <w:b/>
                 <w:color w:val="1F4E79"/>
-                <w:sz w:val="20"/>
-                <w:szCs w:val="20"/>
+                <w:sz w:val="18"/>
+                <w:szCs w:val="18"/>
                 <w:lang w:eastAsia="ko-KR"/>
               </w:rPr>
               <w:t xml:space="preserve">CQ2 과거 상태</w:t>
@@ -9015,8 +9015,8 @@
             </w:pPr>
             <w:r>
               <w:rPr>
-                <w:sz w:val="20"/>
-                <w:szCs w:val="20"/>
+                <w:sz w:val="18"/>
+                <w:szCs w:val="18"/>
                 <w:lang w:eastAsia="ko-KR"/>
               </w:rPr>
               <w:t xml:space="preserve">승인 80건, 운영행위 68개 모두 방류 전후 상태 조회, 임의 과거 시점도 조회</w:t>
@@ -9040,8 +9040,8 @@
             </w:pPr>
             <w:r>
               <w:rPr>
-                <w:sz w:val="20"/>
-                <w:szCs w:val="20"/>
+                <w:sz w:val="18"/>
+                <w:szCs w:val="18"/>
                 <w:lang w:eastAsia="ko-KR"/>
               </w:rPr>
               <w:t xml:space="preserve">가능</w:t>
@@ -9075,8 +9075,8 @@
               <w:rPr>
                 <w:b/>
                 <w:color w:val="1F4E79"/>
-                <w:sz w:val="20"/>
-                <w:szCs w:val="20"/>
+                <w:sz w:val="18"/>
+                <w:szCs w:val="18"/>
                 <w:lang w:eastAsia="ko-KR"/>
               </w:rPr>
               <w:t xml:space="preserve">CQ3 과거 운영행위</w:t>
@@ -9100,8 +9100,8 @@
             </w:pPr>
             <w:r>
               <w:rPr>
-                <w:sz w:val="20"/>
-                <w:szCs w:val="20"/>
+                <w:sz w:val="18"/>
+                <w:szCs w:val="18"/>
                 <w:lang w:eastAsia="ko-KR"/>
               </w:rPr>
               <w:t xml:space="preserve">운영행위 68개. 실제 수행 여부는 방향이 있는 행위 18개 중 16개에서 측정 방류량 변화 방향과 일치 확인(KG 밖 검증)</w:t>
@@ -9125,8 +9125,8 @@
             </w:pPr>
             <w:r>
               <w:rPr>
-                <w:sz w:val="20"/>
-                <w:szCs w:val="20"/>
+                <w:sz w:val="18"/>
+                <w:szCs w:val="18"/>
                 <w:lang w:eastAsia="ko-KR"/>
               </w:rPr>
               <w:t xml:space="preserve">부분 (실제 운영기록 없음)</w:t>
@@ -9160,8 +9160,8 @@
               <w:rPr>
                 <w:b/>
                 <w:color w:val="1F4E79"/>
-                <w:sz w:val="20"/>
-                <w:szCs w:val="20"/>
+                <w:sz w:val="18"/>
+                <w:szCs w:val="18"/>
                 <w:lang w:eastAsia="ko-KR"/>
               </w:rPr>
               <w:t xml:space="preserve">CQ4 과거 방류 승인</w:t>
@@ -9185,8 +9185,8 @@
             </w:pPr>
             <w:r>
               <w:rPr>
-                <w:sz w:val="20"/>
-                <w:szCs w:val="20"/>
+                <w:sz w:val="18"/>
+                <w:szCs w:val="18"/>
                 <w:lang w:eastAsia="ko-KR"/>
               </w:rPr>
               <w:t xml:space="preserve">수정 후 80/80건 (수정 전 74/80건)</w:t>
@@ -9210,8 +9210,8 @@
             </w:pPr>
             <w:r>
               <w:rPr>
-                <w:sz w:val="20"/>
-                <w:szCs w:val="20"/>
+                <w:sz w:val="18"/>
+                <w:szCs w:val="18"/>
                 <w:lang w:eastAsia="ko-KR"/>
               </w:rPr>
               <w:t xml:space="preserve">가능</w:t>
@@ -9245,8 +9245,8 @@
               <w:rPr>
                 <w:b/>
                 <w:color w:val="1F4E79"/>
-                <w:sz w:val="20"/>
-                <w:szCs w:val="20"/>
+                <w:sz w:val="18"/>
+                <w:szCs w:val="18"/>
                 <w:lang w:eastAsia="ko-KR"/>
               </w:rPr>
               <w:t xml:space="preserve">CQ5 현재 운영기준</w:t>
@@ -9270,8 +9270,8 @@
             </w:pPr>
             <w:r>
               <w:rPr>
-                <w:sz w:val="20"/>
-                <w:szCs w:val="20"/>
+                <w:sz w:val="18"/>
+                <w:szCs w:val="18"/>
                 <w:lang w:eastAsia="ko-KR"/>
               </w:rPr>
               <w:t xml:space="preserve">충주 138.0, 소양강 190.3, 횡성 178.2 EL.m. 광동댐은 별표3에 없어 기준 없음</w:t>
@@ -9295,8 +9295,8 @@
             </w:pPr>
             <w:r>
               <w:rPr>
-                <w:sz w:val="20"/>
-                <w:szCs w:val="20"/>
+                <w:sz w:val="18"/>
+                <w:szCs w:val="18"/>
                 <w:lang w:eastAsia="ko-KR"/>
               </w:rPr>
               <w:t xml:space="preserve">가능 (3개 댐)</w:t>
@@ -9330,8 +9330,8 @@
               <w:rPr>
                 <w:b/>
                 <w:color w:val="1F4E79"/>
-                <w:sz w:val="20"/>
-                <w:szCs w:val="20"/>
+                <w:sz w:val="18"/>
+                <w:szCs w:val="18"/>
                 <w:lang w:eastAsia="ko-KR"/>
               </w:rPr>
               <w:t xml:space="preserve">CQ6 공식 근거</w:t>
@@ -9355,8 +9355,8 @@
             </w:pPr>
             <w:r>
               <w:rPr>
-                <w:sz w:val="20"/>
-                <w:szCs w:val="20"/>
+                <w:sz w:val="18"/>
+                <w:szCs w:val="18"/>
                 <w:lang w:eastAsia="ko-KR"/>
               </w:rPr>
               <w:t xml:space="preserve">승인, 운영행위, 상태, 제한수위 모두 근거자료와 위치 연결 (운영행위의 근거는 승인 레코드와 동일)</w:t>
@@ -9380,8 +9380,8 @@
             </w:pPr>
             <w:r>
               <w:rPr>
-                <w:sz w:val="20"/>
-                <w:szCs w:val="20"/>
+                <w:sz w:val="18"/>
+                <w:szCs w:val="18"/>
                 <w:lang w:eastAsia="ko-KR"/>
               </w:rPr>
               <w:t xml:space="preserve">가능</w:t>
@@ -9415,8 +9415,8 @@
               <w:rPr>
                 <w:b/>
                 <w:color w:val="1F4E79"/>
-                <w:sz w:val="20"/>
-                <w:szCs w:val="20"/>
+                <w:sz w:val="18"/>
+                <w:szCs w:val="18"/>
                 <w:lang w:eastAsia="ko-KR"/>
               </w:rPr>
               <w:t xml:space="preserve">통합 질문</w:t>
@@ -9440,8 +9440,8 @@
             </w:pPr>
             <w:r>
               <w:rPr>
-                <w:sz w:val="20"/>
-                <w:szCs w:val="20"/>
+                <w:sz w:val="18"/>
+                <w:szCs w:val="18"/>
                 <w:lang w:eastAsia="ko-KR"/>
               </w:rPr>
               <w:t xml:space="preserve">운영행위 68개 모두 상태·승인·근거 조립, 제한수위까지 이어지는 사례 41건</w:t>
@@ -9465,8 +9465,8 @@
             </w:pPr>
             <w:r>
               <w:rPr>
-                <w:sz w:val="20"/>
-                <w:szCs w:val="20"/>
+                <w:sz w:val="18"/>
+                <w:szCs w:val="18"/>
                 <w:lang w:eastAsia="ko-KR"/>
               </w:rPr>
               <w:t xml:space="preserve">가능</w:t>
@@ -9528,8 +9528,8 @@
               <w:rPr>
                 <w:b/>
                 <w:color w:val="1F4E79"/>
-                <w:sz w:val="20"/>
-                <w:szCs w:val="20"/>
+                <w:sz w:val="18"/>
+                <w:szCs w:val="18"/>
                 <w:lang w:eastAsia="ko-KR"/>
               </w:rPr>
               <w:t xml:space="preserve">발견한 문제</w:t>
@@ -9553,8 +9553,8 @@
             </w:pPr>
             <w:r>
               <w:rPr>
-                <w:sz w:val="20"/>
-                <w:szCs w:val="20"/>
+                <w:sz w:val="18"/>
+                <w:szCs w:val="18"/>
                 <w:lang w:eastAsia="ko-KR"/>
               </w:rPr>
               <w:t xml:space="preserve">운영행위가 없는 승인(변경 승인 등)은 Dam에서 찾아갈 경로가 없어, 댐에서 도달 가능한 승인이 74/80건에 그쳤다(Approval → Operation → Dam 경로만 존재).</w:t>
@@ -9616,8 +9616,8 @@
               <w:rPr>
                 <w:b/>
                 <w:color w:val="1F4E79"/>
-                <w:sz w:val="20"/>
-                <w:szCs w:val="20"/>
+                <w:sz w:val="18"/>
+                <w:szCs w:val="18"/>
                 <w:lang w:eastAsia="ko-KR"/>
               </w:rPr>
               <w:t xml:space="preserve">수정</w:t>
@@ -9641,8 +9641,8 @@
             </w:pPr>
             <w:r>
               <w:rPr>
-                <w:sz w:val="20"/>
-                <w:szCs w:val="20"/>
+                <w:sz w:val="18"/>
+                <w:szCs w:val="18"/>
                 <w:lang w:eastAsia="ko-KR"/>
               </w:rPr>
               <w:t xml:space="preserve">Relation concernsDam(Approval → Dam)을 추가하여 80/80건 모두 도달 가능하게 하였다. 승인 레코드의 시설 코드로 연결하므로 추정이 없다.</w:t>
@@ -9723,8 +9723,8 @@
             <w:r>
               <w:rPr>
                 <w:b/>
-                <w:sz w:val="20"/>
-                <w:szCs w:val="20"/>
+                <w:sz w:val="18"/>
+                <w:szCs w:val="18"/>
                 <w:lang w:eastAsia="ko-KR"/>
               </w:rPr>
               <w:t xml:space="preserve">구분</w:t>
@@ -9751,8 +9751,8 @@
             <w:r>
               <w:rPr>
                 <w:b/>
-                <w:sz w:val="20"/>
-                <w:szCs w:val="20"/>
+                <w:sz w:val="18"/>
+                <w:szCs w:val="18"/>
                 <w:lang w:eastAsia="ko-KR"/>
               </w:rPr>
               <w:t xml:space="preserve">변경 내용</w:t>
@@ -9786,8 +9786,8 @@
               <w:rPr>
                 <w:b/>
                 <w:color w:val="1F4E79"/>
-                <w:sz w:val="20"/>
-                <w:szCs w:val="20"/>
+                <w:sz w:val="18"/>
+                <w:szCs w:val="18"/>
                 <w:lang w:eastAsia="ko-KR"/>
               </w:rPr>
               <w:t xml:space="preserve">Class</w:t>
@@ -9811,8 +9811,8 @@
             </w:pPr>
             <w:r>
               <w:rPr>
-                <w:sz w:val="20"/>
-                <w:szCs w:val="20"/>
+                <w:sz w:val="18"/>
+                <w:szCs w:val="18"/>
                 <w:lang w:eastAsia="ko-KR"/>
               </w:rPr>
               <w:t xml:space="preserve">6개 (변경 없음)</w:t>
@@ -9846,8 +9846,8 @@
               <w:rPr>
                 <w:b/>
                 <w:color w:val="1F4E79"/>
-                <w:sz w:val="20"/>
-                <w:szCs w:val="20"/>
+                <w:sz w:val="18"/>
+                <w:szCs w:val="18"/>
                 <w:lang w:eastAsia="ko-KR"/>
               </w:rPr>
               <w:t xml:space="preserve">Relation</w:t>
@@ -9871,8 +9871,8 @@
             </w:pPr>
             <w:r>
               <w:rPr>
-                <w:sz w:val="20"/>
-                <w:szCs w:val="20"/>
+                <w:sz w:val="18"/>
+                <w:szCs w:val="18"/>
                 <w:lang w:eastAsia="ko-KR"/>
               </w:rPr>
               <w:t xml:space="preserve">8개 → 9개: Approval –concernsDam→ Dam 추가</w:t>
@@ -9906,8 +9906,8 @@
               <w:rPr>
                 <w:b/>
                 <w:color w:val="1F4E79"/>
-                <w:sz w:val="20"/>
-                <w:szCs w:val="20"/>
+                <w:sz w:val="18"/>
+                <w:szCs w:val="18"/>
                 <w:lang w:eastAsia="ko-KR"/>
               </w:rPr>
               <w:t xml:space="preserve">Data Property</w:t>
@@ -9931,8 +9931,8 @@
             </w:pPr>
             <w:r>
               <w:rPr>
-                <w:sz w:val="20"/>
-                <w:szCs w:val="20"/>
+                <w:sz w:val="18"/>
+                <w:szCs w:val="18"/>
                 <w:lang w:eastAsia="ko-KR"/>
               </w:rPr>
               <w:t xml:space="preserve">EvidenceSource에 chunkId 추가 (문서 저장소의 조문 청크를 찾아가는 키로, HydrometeorologicalState의 stationCode와 같은 역할)</w:t>
@@ -10040,8 +10040,8 @@
             <w:r>
               <w:rPr>
                 <w:b/>
-                <w:sz w:val="20"/>
-                <w:szCs w:val="20"/>
+                <w:sz w:val="18"/>
+                <w:szCs w:val="18"/>
                 <w:lang w:eastAsia="ko-KR"/>
               </w:rPr>
               <w:t xml:space="preserve">단계</w:t>
@@ -10068,8 +10068,8 @@
             <w:r>
               <w:rPr>
                 <w:b/>
-                <w:sz w:val="20"/>
-                <w:szCs w:val="20"/>
+                <w:sz w:val="18"/>
+                <w:szCs w:val="18"/>
                 <w:lang w:eastAsia="ko-KR"/>
               </w:rPr>
               <w:t xml:space="preserve">수행 내용</w:t>
@@ -10096,8 +10096,8 @@
             <w:r>
               <w:rPr>
                 <w:b/>
-                <w:sz w:val="20"/>
-                <w:szCs w:val="20"/>
+                <w:sz w:val="18"/>
+                <w:szCs w:val="18"/>
                 <w:lang w:eastAsia="ko-KR"/>
               </w:rPr>
               <w:t xml:space="preserve">담당</w:t>
@@ -10131,8 +10131,8 @@
               <w:rPr>
                 <w:b/>
                 <w:color w:val="1F4E79"/>
-                <w:sz w:val="20"/>
-                <w:szCs w:val="20"/>
+                <w:sz w:val="18"/>
+                <w:szCs w:val="18"/>
                 <w:lang w:eastAsia="ko-KR"/>
               </w:rPr>
               <w:t xml:space="preserve">1 의도·값 추출</w:t>
@@ -10156,8 +10156,8 @@
             </w:pPr>
             <w:r>
               <w:rPr>
-                <w:sz w:val="20"/>
-                <w:szCs w:val="20"/>
+                <w:sz w:val="18"/>
+                <w:szCs w:val="18"/>
                 <w:lang w:eastAsia="ko-KR"/>
               </w:rPr>
               <w:t xml:space="preserve">정해진 의도 목록 중 하나와 댐·시점을 JSON으로 출력</w:t>
@@ -10181,8 +10181,8 @@
             </w:pPr>
             <w:r>
               <w:rPr>
-                <w:sz w:val="20"/>
-                <w:szCs w:val="20"/>
+                <w:sz w:val="18"/>
+                <w:szCs w:val="18"/>
                 <w:lang w:eastAsia="ko-KR"/>
               </w:rPr>
               <w:t xml:space="preserve">LLM</w:t>
@@ -10216,8 +10216,8 @@
               <w:rPr>
                 <w:b/>
                 <w:color w:val="1F4E79"/>
-                <w:sz w:val="20"/>
-                <w:szCs w:val="20"/>
+                <w:sz w:val="18"/>
+                <w:szCs w:val="18"/>
                 <w:lang w:eastAsia="ko-KR"/>
               </w:rPr>
               <w:t xml:space="preserve">2 값 검증</w:t>
@@ -10241,8 +10241,8 @@
             </w:pPr>
             <w:r>
               <w:rPr>
-                <w:sz w:val="20"/>
-                <w:szCs w:val="20"/>
+                <w:sz w:val="18"/>
+                <w:szCs w:val="18"/>
                 <w:lang w:eastAsia="ko-KR"/>
               </w:rPr>
               <w:t xml:space="preserve">의도가 목록에 있는지, 댐이 4개 중 하나인지, 시점 형식이 맞는지 확인하고 어긋나면 질의하지 않고 거절(여러 댐, 사유 질문 포함)</w:t>
@@ -10266,8 +10266,8 @@
             </w:pPr>
             <w:r>
               <w:rPr>
-                <w:sz w:val="20"/>
-                <w:szCs w:val="20"/>
+                <w:sz w:val="18"/>
+                <w:szCs w:val="18"/>
                 <w:lang w:eastAsia="ko-KR"/>
               </w:rPr>
               <w:t xml:space="preserve">프로그램</w:t>
@@ -10301,8 +10301,8 @@
               <w:rPr>
                 <w:b/>
                 <w:color w:val="1F4E79"/>
-                <w:sz w:val="20"/>
-                <w:szCs w:val="20"/>
+                <w:sz w:val="18"/>
+                <w:szCs w:val="18"/>
                 <w:lang w:eastAsia="ko-KR"/>
               </w:rPr>
               <w:t xml:space="preserve">3 KG 질의</w:t>
@@ -10326,8 +10326,8 @@
             </w:pPr>
             <w:r>
               <w:rPr>
-                <w:sz w:val="20"/>
-                <w:szCs w:val="20"/>
+                <w:sz w:val="18"/>
+                <w:szCs w:val="18"/>
                 <w:lang w:eastAsia="ko-KR"/>
               </w:rPr>
               <w:t xml:space="preserve">의도별 Cypher 템플릿에 값을 채워 Neo4j에서 운영행위·승인·기준·근거를 조회</w:t>
@@ -10351,8 +10351,8 @@
             </w:pPr>
             <w:r>
               <w:rPr>
-                <w:sz w:val="20"/>
-                <w:szCs w:val="20"/>
+                <w:sz w:val="18"/>
+                <w:szCs w:val="18"/>
                 <w:lang w:eastAsia="ko-KR"/>
               </w:rPr>
               <w:t xml:space="preserve">프로그램</w:t>
@@ -10386,8 +10386,8 @@
               <w:rPr>
                 <w:b/>
                 <w:color w:val="1F4E79"/>
-                <w:sz w:val="20"/>
-                <w:szCs w:val="20"/>
+                <w:sz w:val="18"/>
+                <w:szCs w:val="18"/>
                 <w:lang w:eastAsia="ko-KR"/>
               </w:rPr>
               <w:t xml:space="preserve">4 외부 저장소 조회</w:t>
@@ -10411,8 +10411,8 @@
             </w:pPr>
             <w:r>
               <w:rPr>
-                <w:sz w:val="20"/>
-                <w:szCs w:val="20"/>
+                <w:sz w:val="18"/>
+                <w:szCs w:val="18"/>
                 <w:lang w:eastAsia="ko-KR"/>
               </w:rPr>
               <w:t xml:space="preserve">KG의 stationCode와 chunkId로 측정자료 저장소에서 시간별 값, 문서 저장소에서 조문 원문을 조회</w:t>
@@ -10436,8 +10436,8 @@
             </w:pPr>
             <w:r>
               <w:rPr>
-                <w:sz w:val="20"/>
-                <w:szCs w:val="20"/>
+                <w:sz w:val="18"/>
+                <w:szCs w:val="18"/>
                 <w:lang w:eastAsia="ko-KR"/>
               </w:rPr>
               <w:t xml:space="preserve">프로그램</w:t>
@@ -10471,8 +10471,8 @@
               <w:rPr>
                 <w:b/>
                 <w:color w:val="1F4E79"/>
-                <w:sz w:val="20"/>
-                <w:szCs w:val="20"/>
+                <w:sz w:val="18"/>
+                <w:szCs w:val="18"/>
                 <w:lang w:eastAsia="ko-KR"/>
               </w:rPr>
               <w:t xml:space="preserve">5 비교 값 계산</w:t>
@@ -10496,8 +10496,8 @@
             </w:pPr>
             <w:r>
               <w:rPr>
-                <w:sz w:val="20"/>
-                <w:szCs w:val="20"/>
+                <w:sz w:val="18"/>
+                <w:szCs w:val="18"/>
                 <w:lang w:eastAsia="ko-KR"/>
               </w:rPr>
               <w:t xml:space="preserve">제한수위 대비 차이, 승인량 대비 비율, 현재와 사례의 차이, 유사 사례(유클리드 거리)</w:t>
@@ -10521,8 +10521,8 @@
             </w:pPr>
             <w:r>
               <w:rPr>
-                <w:sz w:val="20"/>
-                <w:szCs w:val="20"/>
+                <w:sz w:val="18"/>
+                <w:szCs w:val="18"/>
                 <w:lang w:eastAsia="ko-KR"/>
               </w:rPr>
               <w:t xml:space="preserve">프로그램</w:t>
@@ -10556,8 +10556,8 @@
               <w:rPr>
                 <w:b/>
                 <w:color w:val="1F4E79"/>
-                <w:sz w:val="20"/>
-                <w:szCs w:val="20"/>
+                <w:sz w:val="18"/>
+                <w:szCs w:val="18"/>
                 <w:lang w:eastAsia="ko-KR"/>
               </w:rPr>
               <w:t xml:space="preserve">6 근거 묶음 → 답변</w:t>
@@ -10581,8 +10581,8 @@
             </w:pPr>
             <w:r>
               <w:rPr>
-                <w:sz w:val="20"/>
-                <w:szCs w:val="20"/>
+                <w:sz w:val="18"/>
+                <w:szCs w:val="18"/>
                 <w:lang w:eastAsia="ko-KR"/>
               </w:rPr>
               <w:t xml:space="preserve">태그와 표로 구성한 근거 묶음을 LLM에 주고, 규칙에 따라 근거 번호를 인용하여 답변</w:t>
@@ -10606,8 +10606,8 @@
             </w:pPr>
             <w:r>
               <w:rPr>
-                <w:sz w:val="20"/>
-                <w:szCs w:val="20"/>
+                <w:sz w:val="18"/>
+                <w:szCs w:val="18"/>
                 <w:lang w:eastAsia="ko-KR"/>
               </w:rPr>
               <w:t xml:space="preserve">LLM</w:t>
@@ -10684,8 +10684,8 @@
             <w:r>
               <w:rPr>
                 <w:b/>
-                <w:sz w:val="20"/>
-                <w:szCs w:val="20"/>
+                <w:sz w:val="18"/>
+                <w:szCs w:val="18"/>
                 <w:lang w:eastAsia="ko-KR"/>
               </w:rPr>
               <w:t xml:space="preserve">의도</w:t>
@@ -10712,8 +10712,8 @@
             <w:r>
               <w:rPr>
                 <w:b/>
-                <w:sz w:val="20"/>
-                <w:szCs w:val="20"/>
+                <w:sz w:val="18"/>
+                <w:szCs w:val="18"/>
                 <w:lang w:eastAsia="ko-KR"/>
               </w:rPr>
               <w:t xml:space="preserve">가져오는 근거</w:t>
@@ -10740,8 +10740,8 @@
             <w:r>
               <w:rPr>
                 <w:b/>
-                <w:sz w:val="20"/>
-                <w:szCs w:val="20"/>
+                <w:sz w:val="18"/>
+                <w:szCs w:val="18"/>
                 <w:lang w:eastAsia="ko-KR"/>
               </w:rPr>
               <w:t xml:space="preserve">출처</w:t>
@@ -10775,8 +10775,8 @@
               <w:rPr>
                 <w:b/>
                 <w:color w:val="1F4E79"/>
-                <w:sz w:val="20"/>
-                <w:szCs w:val="20"/>
+                <w:sz w:val="18"/>
+                <w:szCs w:val="18"/>
                 <w:lang w:eastAsia="ko-KR"/>
               </w:rPr>
               <w:t xml:space="preserve">CQ1 현재 상태</w:t>
@@ -10800,8 +10800,8 @@
             </w:pPr>
             <w:r>
               <w:rPr>
-                <w:sz w:val="20"/>
-                <w:szCs w:val="20"/>
+                <w:sz w:val="18"/>
+                <w:szCs w:val="18"/>
                 <w:lang w:eastAsia="ko-KR"/>
               </w:rPr>
               <w:t xml:space="preserve">저장된 가장 최근 시각의 6개 변수</w:t>
@@ -10825,8 +10825,8 @@
             </w:pPr>
             <w:r>
               <w:rPr>
-                <w:sz w:val="20"/>
-                <w:szCs w:val="20"/>
+                <w:sz w:val="18"/>
+                <w:szCs w:val="18"/>
                 <w:lang w:eastAsia="ko-KR"/>
               </w:rPr>
               <w:t xml:space="preserve">KG(조회 키) → 측정자료</w:t>
@@ -10860,8 +10860,8 @@
               <w:rPr>
                 <w:b/>
                 <w:color w:val="1F4E79"/>
-                <w:sz w:val="20"/>
-                <w:szCs w:val="20"/>
+                <w:sz w:val="18"/>
+                <w:szCs w:val="18"/>
                 <w:lang w:eastAsia="ko-KR"/>
               </w:rPr>
               <w:t xml:space="preserve">CQ2 과거 상태</w:t>
@@ -10885,8 +10885,8 @@
             </w:pPr>
             <w:r>
               <w:rPr>
-                <w:sz w:val="20"/>
-                <w:szCs w:val="20"/>
+                <w:sz w:val="18"/>
+                <w:szCs w:val="18"/>
                 <w:lang w:eastAsia="ko-KR"/>
               </w:rPr>
               <w:t xml:space="preserve">지정한 시점·기간의 6개 변수</w:t>
@@ -10910,8 +10910,8 @@
             </w:pPr>
             <w:r>
               <w:rPr>
-                <w:sz w:val="20"/>
-                <w:szCs w:val="20"/>
+                <w:sz w:val="18"/>
+                <w:szCs w:val="18"/>
                 <w:lang w:eastAsia="ko-KR"/>
               </w:rPr>
               <w:t xml:space="preserve">KG → 측정자료</w:t>
@@ -10945,8 +10945,8 @@
               <w:rPr>
                 <w:b/>
                 <w:color w:val="1F4E79"/>
-                <w:sz w:val="20"/>
-                <w:szCs w:val="20"/>
+                <w:sz w:val="18"/>
+                <w:szCs w:val="18"/>
                 <w:lang w:eastAsia="ko-KR"/>
               </w:rPr>
               <w:t xml:space="preserve">CQ3 과거 운영행위</w:t>
@@ -10970,8 +10970,8 @@
             </w:pPr>
             <w:r>
               <w:rPr>
-                <w:sz w:val="20"/>
-                <w:szCs w:val="20"/>
+                <w:sz w:val="18"/>
+                <w:szCs w:val="18"/>
                 <w:lang w:eastAsia="ko-KR"/>
               </w:rPr>
               <w:t xml:space="preserve">기간 내 운영행위(종류, 시각)와 허가한 승인</w:t>
@@ -10995,8 +10995,8 @@
             </w:pPr>
             <w:r>
               <w:rPr>
-                <w:sz w:val="20"/>
-                <w:szCs w:val="20"/>
+                <w:sz w:val="18"/>
+                <w:szCs w:val="18"/>
                 <w:lang w:eastAsia="ko-KR"/>
               </w:rPr>
               <w:t xml:space="preserve">KG</w:t>
@@ -11030,8 +11030,8 @@
               <w:rPr>
                 <w:b/>
                 <w:color w:val="1F4E79"/>
-                <w:sz w:val="20"/>
-                <w:szCs w:val="20"/>
+                <w:sz w:val="18"/>
+                <w:szCs w:val="18"/>
                 <w:lang w:eastAsia="ko-KR"/>
               </w:rPr>
               <w:t xml:space="preserve">CQ4 과거 방류 승인</w:t>
@@ -11055,8 +11055,8 @@
             </w:pPr>
             <w:r>
               <w:rPr>
-                <w:sz w:val="20"/>
-                <w:szCs w:val="20"/>
+                <w:sz w:val="18"/>
+                <w:szCs w:val="18"/>
                 <w:lang w:eastAsia="ko-KR"/>
               </w:rPr>
               <w:t xml:space="preserve">기간 내 승인(승인일, 내용)</w:t>
@@ -11080,8 +11080,8 @@
             </w:pPr>
             <w:r>
               <w:rPr>
-                <w:sz w:val="20"/>
-                <w:szCs w:val="20"/>
+                <w:sz w:val="18"/>
+                <w:szCs w:val="18"/>
                 <w:lang w:eastAsia="ko-KR"/>
               </w:rPr>
               <w:t xml:space="preserve">KG</w:t>
@@ -11115,8 +11115,8 @@
               <w:rPr>
                 <w:b/>
                 <w:color w:val="1F4E79"/>
-                <w:sz w:val="20"/>
-                <w:szCs w:val="20"/>
+                <w:sz w:val="18"/>
+                <w:szCs w:val="18"/>
                 <w:lang w:eastAsia="ko-KR"/>
               </w:rPr>
               <w:t xml:space="preserve">CQ5 현재 운영기준</w:t>
@@ -11140,8 +11140,8 @@
             </w:pPr>
             <w:r>
               <w:rPr>
-                <w:sz w:val="20"/>
-                <w:szCs w:val="20"/>
+                <w:sz w:val="18"/>
+                <w:szCs w:val="18"/>
                 <w:lang w:eastAsia="ko-KR"/>
               </w:rPr>
               <w:t xml:space="preserve">제한수위와 근거(별표3 원문 발췌, 연혁)</w:t>
@@ -11165,8 +11165,8 @@
             </w:pPr>
             <w:r>
               <w:rPr>
-                <w:sz w:val="20"/>
-                <w:szCs w:val="20"/>
+                <w:sz w:val="18"/>
+                <w:szCs w:val="18"/>
                 <w:lang w:eastAsia="ko-KR"/>
               </w:rPr>
               <w:t xml:space="preserve">KG → 문서</w:t>
@@ -11200,8 +11200,8 @@
               <w:rPr>
                 <w:b/>
                 <w:color w:val="1F4E79"/>
-                <w:sz w:val="20"/>
-                <w:szCs w:val="20"/>
+                <w:sz w:val="18"/>
+                <w:szCs w:val="18"/>
                 <w:lang w:eastAsia="ko-KR"/>
               </w:rPr>
               <w:t xml:space="preserve">CQ6 공식 근거</w:t>
@@ -11225,8 +11225,8 @@
             </w:pPr>
             <w:r>
               <w:rPr>
-                <w:sz w:val="20"/>
-                <w:szCs w:val="20"/>
+                <w:sz w:val="18"/>
+                <w:szCs w:val="18"/>
                 <w:lang w:eastAsia="ko-KR"/>
               </w:rPr>
               <w:t xml:space="preserve">대상 항목의 출처와 위치</w:t>
@@ -11250,8 +11250,8 @@
             </w:pPr>
             <w:r>
               <w:rPr>
-                <w:sz w:val="20"/>
-                <w:szCs w:val="20"/>
+                <w:sz w:val="18"/>
+                <w:szCs w:val="18"/>
                 <w:lang w:eastAsia="ko-KR"/>
               </w:rPr>
               <w:t xml:space="preserve">KG → 승인 원자료·측정·문서</w:t>
@@ -11285,8 +11285,8 @@
               <w:rPr>
                 <w:b/>
                 <w:color w:val="1F4E79"/>
-                <w:sz w:val="20"/>
-                <w:szCs w:val="20"/>
+                <w:sz w:val="18"/>
+                <w:szCs w:val="18"/>
                 <w:lang w:eastAsia="ko-KR"/>
               </w:rPr>
               <w:t xml:space="preserve">CURRENT</w:t>
@@ -11310,8 +11310,8 @@
             </w:pPr>
             <w:r>
               <w:rPr>
-                <w:sz w:val="20"/>
-                <w:szCs w:val="20"/>
+                <w:sz w:val="18"/>
+                <w:szCs w:val="18"/>
                 <w:lang w:eastAsia="ko-KR"/>
               </w:rPr>
               <w:t xml:space="preserve">현재 상태 + 제한수위 + 두 값의 차이</w:t>
@@ -11335,8 +11335,8 @@
             </w:pPr>
             <w:r>
               <w:rPr>
-                <w:sz w:val="20"/>
-                <w:szCs w:val="20"/>
+                <w:sz w:val="18"/>
+                <w:szCs w:val="18"/>
                 <w:lang w:eastAsia="ko-KR"/>
               </w:rPr>
               <w:t xml:space="preserve">KG, 측정자료</w:t>
@@ -11370,8 +11370,8 @@
               <w:rPr>
                 <w:b/>
                 <w:color w:val="1F4E79"/>
-                <w:sz w:val="20"/>
-                <w:szCs w:val="20"/>
+                <w:sz w:val="18"/>
+                <w:szCs w:val="18"/>
                 <w:lang w:eastAsia="ko-KR"/>
               </w:rPr>
               <w:t xml:space="preserve">INTEGRATED</w:t>
@@ -11395,8 +11395,8 @@
             </w:pPr>
             <w:r>
               <w:rPr>
-                <w:sz w:val="20"/>
-                <w:szCs w:val="20"/>
+                <w:sz w:val="18"/>
+                <w:szCs w:val="18"/>
                 <w:lang w:eastAsia="ko-KR"/>
               </w:rPr>
               <w:t xml:space="preserve">운영행위 + 승인 + 당시 상태 + 제한수위 + 근거 + 비교 값</w:t>
@@ -11420,8 +11420,8 @@
             </w:pPr>
             <w:r>
               <w:rPr>
-                <w:sz w:val="20"/>
-                <w:szCs w:val="20"/>
+                <w:sz w:val="18"/>
+                <w:szCs w:val="18"/>
                 <w:lang w:eastAsia="ko-KR"/>
               </w:rPr>
               <w:t xml:space="preserve">KG, 측정자료, 문서</w:t>
@@ -11455,8 +11455,8 @@
               <w:rPr>
                 <w:b/>
                 <w:color w:val="1F4E79"/>
-                <w:sz w:val="20"/>
-                <w:szCs w:val="20"/>
+                <w:sz w:val="18"/>
+                <w:szCs w:val="18"/>
                 <w:lang w:eastAsia="ko-KR"/>
               </w:rPr>
               <w:t xml:space="preserve">SIMILAR</w:t>
@@ -11480,8 +11480,8 @@
             </w:pPr>
             <w:r>
               <w:rPr>
-                <w:sz w:val="20"/>
-                <w:szCs w:val="20"/>
+                <w:sz w:val="18"/>
+                <w:szCs w:val="18"/>
                 <w:lang w:eastAsia="ko-KR"/>
               </w:rPr>
               <w:t xml:space="preserve">현재 상태와 가까운 과거 사례 상위 3개와 각 사례의 승인·상태·기준·근거</w:t>
@@ -11505,8 +11505,8 @@
             </w:pPr>
             <w:r>
               <w:rPr>
-                <w:sz w:val="20"/>
-                <w:szCs w:val="20"/>
+                <w:sz w:val="18"/>
+                <w:szCs w:val="18"/>
                 <w:lang w:eastAsia="ko-KR"/>
               </w:rPr>
               <w:t xml:space="preserve">측정자료, KG, 문서</w:t>
@@ -11540,8 +11540,8 @@
               <w:rPr>
                 <w:b/>
                 <w:color w:val="1F4E79"/>
-                <w:sz w:val="20"/>
-                <w:szCs w:val="20"/>
+                <w:sz w:val="18"/>
+                <w:szCs w:val="18"/>
                 <w:lang w:eastAsia="ko-KR"/>
               </w:rPr>
               <w:t xml:space="preserve">OUT_OF_SCOPE</w:t>
@@ -11565,8 +11565,8 @@
             </w:pPr>
             <w:r>
               <w:rPr>
-                <w:sz w:val="20"/>
-                <w:szCs w:val="20"/>
+                <w:sz w:val="18"/>
+                <w:szCs w:val="18"/>
                 <w:lang w:eastAsia="ko-KR"/>
               </w:rPr>
               <w:t xml:space="preserve">위 어디에도 해당하지 않거나 허용 범위 밖(여러 댐 비교, 사유 질문)</w:t>
@@ -11590,8 +11590,8 @@
             </w:pPr>
             <w:r>
               <w:rPr>
-                <w:sz w:val="20"/>
-                <w:szCs w:val="20"/>
+                <w:sz w:val="18"/>
+                <w:szCs w:val="18"/>
                 <w:lang w:eastAsia="ko-KR"/>
               </w:rPr>
               <w:t xml:space="preserve">거절</w:t>
@@ -11668,8 +11668,8 @@
             <w:r>
               <w:rPr>
                 <w:b/>
-                <w:sz w:val="20"/>
-                <w:szCs w:val="20"/>
+                <w:sz w:val="18"/>
+                <w:szCs w:val="18"/>
                 <w:lang w:eastAsia="ko-KR"/>
               </w:rPr>
               <w:t xml:space="preserve">설계</w:t>
@@ -11696,8 +11696,8 @@
             <w:r>
               <w:rPr>
                 <w:b/>
-                <w:sz w:val="20"/>
-                <w:szCs w:val="20"/>
+                <w:sz w:val="18"/>
+                <w:szCs w:val="18"/>
                 <w:lang w:eastAsia="ko-KR"/>
               </w:rPr>
               <w:t xml:space="preserve">근거 문헌</w:t>
@@ -11724,8 +11724,8 @@
             <w:r>
               <w:rPr>
                 <w:b/>
-                <w:sz w:val="20"/>
-                <w:szCs w:val="20"/>
+                <w:sz w:val="18"/>
+                <w:szCs w:val="18"/>
                 <w:lang w:eastAsia="ko-KR"/>
               </w:rPr>
               <w:t xml:space="preserve">이유</w:t>
@@ -11759,8 +11759,8 @@
               <w:rPr>
                 <w:b/>
                 <w:color w:val="1F4E79"/>
-                <w:sz w:val="20"/>
-                <w:szCs w:val="20"/>
+                <w:sz w:val="18"/>
+                <w:szCs w:val="18"/>
                 <w:lang w:eastAsia="ko-KR"/>
               </w:rPr>
               <w:t xml:space="preserve">의도를 분류한 뒤 의도별로 질의를 만든다</w:t>
@@ -11784,8 +11784,8 @@
             </w:pPr>
             <w:r>
               <w:rPr>
-                <w:sz w:val="20"/>
-                <w:szCs w:val="20"/>
+                <w:sz w:val="18"/>
+                <w:szCs w:val="18"/>
                 <w:lang w:eastAsia="ko-KR"/>
               </w:rPr>
               <w:t xml:space="preserve">Zhang(2025) 3.3: 질문 의도를 파싱하고 의도별 Cypher 변환 규칙 사용</w:t>
@@ -11809,8 +11809,8 @@
             </w:pPr>
             <w:r>
               <w:rPr>
-                <w:sz w:val="20"/>
-                <w:szCs w:val="20"/>
+                <w:sz w:val="18"/>
+                <w:szCs w:val="18"/>
                 <w:lang w:eastAsia="ko-KR"/>
               </w:rPr>
               <w:t xml:space="preserve">질문 유형이 CQ로 정해져 있어 근거 구성을 빠뜨리지 않기 위해</w:t>
@@ -11844,8 +11844,8 @@
               <w:rPr>
                 <w:b/>
                 <w:color w:val="1F4E79"/>
-                <w:sz w:val="20"/>
-                <w:szCs w:val="20"/>
+                <w:sz w:val="18"/>
+                <w:szCs w:val="18"/>
                 <w:lang w:eastAsia="ko-KR"/>
               </w:rPr>
               <w:t xml:space="preserve">LLM의 출력을 정해진 의도 목록으로 제한한다</w:t>
@@ -11869,8 +11869,8 @@
             </w:pPr>
             <w:r>
               <w:rPr>
-                <w:sz w:val="20"/>
-                <w:szCs w:val="20"/>
+                <w:sz w:val="18"/>
+                <w:szCs w:val="18"/>
                 <w:lang w:eastAsia="ko-KR"/>
               </w:rPr>
               <w:t xml:space="preserve">Zhang(2025): LLM 출력을 정해진 라벨로 제어</w:t>
@@ -11894,8 +11894,8 @@
             </w:pPr>
             <w:r>
               <w:rPr>
-                <w:sz w:val="20"/>
-                <w:szCs w:val="20"/>
+                <w:sz w:val="18"/>
+                <w:szCs w:val="18"/>
                 <w:lang w:eastAsia="ko-KR"/>
               </w:rPr>
               <w:t xml:space="preserve">LLM 출력의 불안정성을 줄이기 위해</w:t>
@@ -11929,8 +11929,8 @@
               <w:rPr>
                 <w:b/>
                 <w:color w:val="1F4E79"/>
-                <w:sz w:val="20"/>
-                <w:szCs w:val="20"/>
+                <w:sz w:val="18"/>
+                <w:szCs w:val="18"/>
                 <w:lang w:eastAsia="ko-KR"/>
               </w:rPr>
               <w:t xml:space="preserve">LLM이 Cypher를 쓰지 않고 템플릿을 사용한다</w:t>
@@ -11954,8 +11954,8 @@
             </w:pPr>
             <w:r>
               <w:rPr>
-                <w:sz w:val="20"/>
-                <w:szCs w:val="20"/>
+                <w:sz w:val="18"/>
+                <w:szCs w:val="18"/>
                 <w:lang w:eastAsia="ko-KR"/>
               </w:rPr>
               <w:t xml:space="preserve">연구자 판단 (GraphAide는 LLM이 Cypher를 생성)</w:t>
@@ -11979,8 +11979,8 @@
             </w:pPr>
             <w:r>
               <w:rPr>
-                <w:sz w:val="20"/>
-                <w:szCs w:val="20"/>
+                <w:sz w:val="18"/>
+                <w:szCs w:val="18"/>
                 <w:lang w:eastAsia="ko-KR"/>
               </w:rPr>
               <w:t xml:space="preserve">질의 오류를 줄이고 결과를 점검하기 쉽게 하기 위해</w:t>
@@ -12014,8 +12014,8 @@
               <w:rPr>
                 <w:b/>
                 <w:color w:val="1F4E79"/>
-                <w:sz w:val="20"/>
-                <w:szCs w:val="20"/>
+                <w:sz w:val="18"/>
+                <w:szCs w:val="18"/>
                 <w:lang w:eastAsia="ko-KR"/>
               </w:rPr>
               <w:t xml:space="preserve">Neo4j와 Cypher로 질의한다</w:t>
@@ -12039,8 +12039,8 @@
             </w:pPr>
             <w:r>
               <w:rPr>
-                <w:sz w:val="20"/>
-                <w:szCs w:val="20"/>
+                <w:sz w:val="18"/>
+                <w:szCs w:val="18"/>
                 <w:lang w:eastAsia="ko-KR"/>
               </w:rPr>
               <w:t xml:space="preserve">DDKG, Zhang, GraphAide</w:t>
@@ -12064,8 +12064,8 @@
             </w:pPr>
             <w:r>
               <w:rPr>
-                <w:sz w:val="20"/>
-                <w:szCs w:val="20"/>
+                <w:sz w:val="18"/>
+                <w:szCs w:val="18"/>
                 <w:lang w:eastAsia="ko-KR"/>
               </w:rPr>
               <w:t xml:space="preserve">다단계 관계 탐색과 질의 언어 기반 검색</w:t>
@@ -12099,8 +12099,8 @@
               <w:rPr>
                 <w:b/>
                 <w:color w:val="1F4E79"/>
-                <w:sz w:val="20"/>
-                <w:szCs w:val="20"/>
+                <w:sz w:val="18"/>
+                <w:szCs w:val="18"/>
                 <w:lang w:eastAsia="ko-KR"/>
               </w:rPr>
               <w:t xml:space="preserve">KG에서 외부 저장소를 찾아가 측정값과 원문을 가져온다</w:t>
@@ -12124,8 +12124,8 @@
             </w:pPr>
             <w:r>
               <w:rPr>
-                <w:sz w:val="20"/>
-                <w:szCs w:val="20"/>
+                <w:sz w:val="18"/>
+                <w:szCs w:val="18"/>
                 <w:lang w:eastAsia="ko-KR"/>
               </w:rPr>
               <w:t xml:space="preserve">GraphAide: 시계열 DB 등 외부 자료 호출, OntoDSMS: 데이터를 복제하지 않고 접근</w:t>
@@ -12149,8 +12149,8 @@
             </w:pPr>
             <w:r>
               <w:rPr>
-                <w:sz w:val="20"/>
-                <w:szCs w:val="20"/>
+                <w:sz w:val="18"/>
+                <w:szCs w:val="18"/>
                 <w:lang w:eastAsia="ko-KR"/>
               </w:rPr>
               <w:t xml:space="preserve">대량 측정값을 KG에 복제하지 않기 위해</w:t>
@@ -12184,8 +12184,8 @@
               <w:rPr>
                 <w:b/>
                 <w:color w:val="1F4E79"/>
-                <w:sz w:val="20"/>
-                <w:szCs w:val="20"/>
+                <w:sz w:val="18"/>
+                <w:szCs w:val="18"/>
                 <w:lang w:eastAsia="ko-KR"/>
               </w:rPr>
               <w:t xml:space="preserve">문서는 조문 단위 청크로 두고 청크 번호로 조회한다</w:t>
@@ -12209,8 +12209,8 @@
             </w:pPr>
             <w:r>
               <w:rPr>
-                <w:sz w:val="20"/>
-                <w:szCs w:val="20"/>
+                <w:sz w:val="18"/>
+                <w:szCs w:val="18"/>
                 <w:lang w:eastAsia="ko-KR"/>
               </w:rPr>
               <w:t xml:space="preserve">연구자 판단 (문헌은 임베딩 벡터에 저장)</w:t>
@@ -12234,8 +12234,8 @@
             </w:pPr>
             <w:r>
               <w:rPr>
-                <w:sz w:val="20"/>
-                <w:szCs w:val="20"/>
+                <w:sz w:val="18"/>
+                <w:szCs w:val="18"/>
                 <w:lang w:eastAsia="ko-KR"/>
               </w:rPr>
               <w:t xml:space="preserve">개체에서 출발하는 질문과 정확한 조문 인용을 위해. 벡터 검색과의 비교는 이후 실험으로</w:t>
@@ -12269,8 +12269,8 @@
               <w:rPr>
                 <w:b/>
                 <w:color w:val="1F4E79"/>
-                <w:sz w:val="20"/>
-                <w:szCs w:val="20"/>
+                <w:sz w:val="18"/>
+                <w:szCs w:val="18"/>
                 <w:lang w:eastAsia="ko-KR"/>
               </w:rPr>
               <w:t xml:space="preserve">비교 값을 프로그램이 계산한다</w:t>
@@ -12294,8 +12294,8 @@
             </w:pPr>
             <w:r>
               <w:rPr>
-                <w:sz w:val="20"/>
-                <w:szCs w:val="20"/>
+                <w:sz w:val="18"/>
+                <w:szCs w:val="18"/>
                 <w:lang w:eastAsia="ko-KR"/>
               </w:rPr>
               <w:t xml:space="preserve">연구자 판단</w:t>
@@ -12319,8 +12319,8 @@
             </w:pPr>
             <w:r>
               <w:rPr>
-                <w:sz w:val="20"/>
-                <w:szCs w:val="20"/>
+                <w:sz w:val="18"/>
+                <w:szCs w:val="18"/>
                 <w:lang w:eastAsia="ko-KR"/>
               </w:rPr>
               <w:t xml:space="preserve">LLM의 계산 오류를 막기 위해</w:t>
@@ -12354,8 +12354,8 @@
               <w:rPr>
                 <w:b/>
                 <w:color w:val="1F4E79"/>
-                <w:sz w:val="20"/>
-                <w:szCs w:val="20"/>
+                <w:sz w:val="18"/>
+                <w:szCs w:val="18"/>
                 <w:lang w:eastAsia="ko-KR"/>
               </w:rPr>
               <w:t xml:space="preserve">유사 사례는 수위·유입량의 유클리드 거리로 찾는다</w:t>
@@ -12379,8 +12379,8 @@
             </w:pPr>
             <w:r>
               <w:rPr>
-                <w:sz w:val="20"/>
-                <w:szCs w:val="20"/>
+                <w:sz w:val="18"/>
+                <w:szCs w:val="18"/>
                 <w:lang w:eastAsia="ko-KR"/>
               </w:rPr>
               <w:t xml:space="preserve">연구자 판단 (문헌의 유사도는 텍스트 임베딩의 코사인 유사도이며 수치 상태 기준은 없음)</w:t>
@@ -12404,8 +12404,8 @@
             </w:pPr>
             <w:r>
               <w:rPr>
-                <w:sz w:val="20"/>
-                <w:szCs w:val="20"/>
+                <w:sz w:val="18"/>
+                <w:szCs w:val="18"/>
                 <w:lang w:eastAsia="ko-KR"/>
               </w:rPr>
               <w:t xml:space="preserve">값의 크기를 반영하는 거리를 사용. 코사인 유사도는 이 데이터에서 변별력이 없어 제외</w:t>
@@ -12578,8 +12578,8 @@
             <w:r>
               <w:rPr>
                 <w:b/>
-                <w:sz w:val="20"/>
-                <w:szCs w:val="20"/>
+                <w:sz w:val="18"/>
+                <w:szCs w:val="18"/>
                 <w:lang w:eastAsia="ko-KR"/>
               </w:rPr>
               <w:t xml:space="preserve">항목</w:t>
@@ -12606,8 +12606,8 @@
             <w:r>
               <w:rPr>
                 <w:b/>
-                <w:sz w:val="20"/>
-                <w:szCs w:val="20"/>
+                <w:sz w:val="18"/>
+                <w:szCs w:val="18"/>
                 <w:lang w:eastAsia="ko-KR"/>
               </w:rPr>
               <w:t xml:space="preserve">내용</w:t>
@@ -12641,8 +12641,8 @@
               <w:rPr>
                 <w:b/>
                 <w:color w:val="1F4E79"/>
-                <w:sz w:val="20"/>
-                <w:szCs w:val="20"/>
+                <w:sz w:val="18"/>
+                <w:szCs w:val="18"/>
                 <w:lang w:eastAsia="ko-KR"/>
               </w:rPr>
               <w:t xml:space="preserve">모델</w:t>
@@ -12666,8 +12666,8 @@
             </w:pPr>
             <w:r>
               <w:rPr>
-                <w:sz w:val="20"/>
-                <w:szCs w:val="20"/>
+                <w:sz w:val="18"/>
+                <w:szCs w:val="18"/>
                 <w:lang w:eastAsia="ko-KR"/>
               </w:rPr>
               <w:t xml:space="preserve">Qwen3-8B-AWQ (vLLM). 서버 GPU 메모리 제약으로 소형 모델을 사용하였다.</w:t>
@@ -12701,8 +12701,8 @@
               <w:rPr>
                 <w:b/>
                 <w:color w:val="1F4E79"/>
-                <w:sz w:val="20"/>
-                <w:szCs w:val="20"/>
+                <w:sz w:val="18"/>
+                <w:szCs w:val="18"/>
                 <w:lang w:eastAsia="ko-KR"/>
               </w:rPr>
               <w:t xml:space="preserve">저장소</w:t>
@@ -12726,8 +12726,8 @@
             </w:pPr>
             <w:r>
               <w:rPr>
-                <w:sz w:val="20"/>
-                <w:szCs w:val="20"/>
+                <w:sz w:val="18"/>
+                <w:szCs w:val="18"/>
                 <w:lang w:eastAsia="ko-KR"/>
               </w:rPr>
               <w:t xml:space="preserve">Neo4j 5.26(KG 개체 273개, 관계 457개), 측정자료 저장소, 문서 청크 36개</w:t>
@@ -12761,8 +12761,8 @@
               <w:rPr>
                 <w:b/>
                 <w:color w:val="1F4E79"/>
-                <w:sz w:val="20"/>
-                <w:szCs w:val="20"/>
+                <w:sz w:val="18"/>
+                <w:szCs w:val="18"/>
                 <w:lang w:eastAsia="ko-KR"/>
               </w:rPr>
               <w:t xml:space="preserve">질문</w:t>
@@ -12786,8 +12786,8 @@
             </w:pPr>
             <w:r>
               <w:rPr>
-                <w:sz w:val="20"/>
-                <w:szCs w:val="20"/>
+                <w:sz w:val="18"/>
+                <w:szCs w:val="18"/>
                 <w:lang w:eastAsia="ko-KR"/>
               </w:rPr>
               <w:t xml:space="preserve">10개: CQ에 맞는 핵심 질문 5개(m01, m02, m06, m08, m09)와 비교·계산·범위 밖을 포함한 확장 질문 5개(m03, m04, m05, m07, m10)</w:t>
@@ -12821,8 +12821,8 @@
               <w:rPr>
                 <w:b/>
                 <w:color w:val="1F4E79"/>
-                <w:sz w:val="20"/>
-                <w:szCs w:val="20"/>
+                <w:sz w:val="18"/>
+                <w:szCs w:val="18"/>
                 <w:lang w:eastAsia="ko-KR"/>
               </w:rPr>
               <w:t xml:space="preserve">판정 기준</w:t>
@@ -12846,8 +12846,8 @@
             </w:pPr>
             <w:r>
               <w:rPr>
-                <w:sz w:val="20"/>
-                <w:szCs w:val="20"/>
+                <w:sz w:val="18"/>
+                <w:szCs w:val="18"/>
                 <w:lang w:eastAsia="ko-KR"/>
               </w:rPr>
               <w:t xml:space="preserve">의도·댐 분류, 답변의 수치가 근거 묶음과 일치, 근거 번호 인용, 근거 없는 주장 여부</w:t>
@@ -12926,8 +12926,8 @@
             <w:r>
               <w:rPr>
                 <w:b/>
-                <w:sz w:val="20"/>
-                <w:szCs w:val="20"/>
+                <w:sz w:val="18"/>
+                <w:szCs w:val="18"/>
                 <w:lang w:eastAsia="ko-KR"/>
               </w:rPr>
               <w:t xml:space="preserve">질문</w:t>
@@ -12954,8 +12954,8 @@
             <w:r>
               <w:rPr>
                 <w:b/>
-                <w:sz w:val="20"/>
-                <w:szCs w:val="20"/>
+                <w:sz w:val="18"/>
+                <w:szCs w:val="18"/>
                 <w:lang w:eastAsia="ko-KR"/>
               </w:rPr>
               <w:t xml:space="preserve">구분</w:t>
@@ -12982,8 +12982,8 @@
             <w:r>
               <w:rPr>
                 <w:b/>
-                <w:sz w:val="20"/>
-                <w:szCs w:val="20"/>
+                <w:sz w:val="18"/>
+                <w:szCs w:val="18"/>
                 <w:lang w:eastAsia="ko-KR"/>
               </w:rPr>
               <w:t xml:space="preserve">의도</w:t>
@@ -13010,8 +13010,8 @@
             <w:r>
               <w:rPr>
                 <w:b/>
-                <w:sz w:val="20"/>
-                <w:szCs w:val="20"/>
+                <w:sz w:val="18"/>
+                <w:szCs w:val="18"/>
                 <w:lang w:eastAsia="ko-KR"/>
               </w:rPr>
               <w:t xml:space="preserve">판정</w:t>
@@ -13038,8 +13038,8 @@
             <w:r>
               <w:rPr>
                 <w:b/>
-                <w:sz w:val="20"/>
-                <w:szCs w:val="20"/>
+                <w:sz w:val="18"/>
+                <w:szCs w:val="18"/>
                 <w:lang w:eastAsia="ko-KR"/>
               </w:rPr>
               <w:t xml:space="preserve">비고</w:t>
@@ -13073,8 +13073,8 @@
               <w:rPr>
                 <w:b/>
                 <w:color w:val="1F4E79"/>
-                <w:sz w:val="20"/>
-                <w:szCs w:val="20"/>
+                <w:sz w:val="18"/>
+                <w:szCs w:val="18"/>
                 <w:lang w:eastAsia="ko-KR"/>
               </w:rPr>
               <w:t xml:space="preserve">m01 소양강 현재 수위와 제한수위</w:t>
@@ -13098,8 +13098,8 @@
             </w:pPr>
             <w:r>
               <w:rPr>
-                <w:sz w:val="20"/>
-                <w:szCs w:val="20"/>
+                <w:sz w:val="18"/>
+                <w:szCs w:val="18"/>
                 <w:lang w:eastAsia="ko-KR"/>
               </w:rPr>
               <w:t xml:space="preserve">핵심</w:t>
@@ -13123,8 +13123,8 @@
             </w:pPr>
             <w:r>
               <w:rPr>
-                <w:sz w:val="20"/>
-                <w:szCs w:val="20"/>
+                <w:sz w:val="18"/>
+                <w:szCs w:val="18"/>
                 <w:lang w:eastAsia="ko-KR"/>
               </w:rPr>
               <w:t xml:space="preserve">CURRENT 일치</w:t>
@@ -13148,8 +13148,8 @@
             </w:pPr>
             <w:r>
               <w:rPr>
-                <w:sz w:val="20"/>
-                <w:szCs w:val="20"/>
+                <w:sz w:val="18"/>
+                <w:szCs w:val="18"/>
                 <w:lang w:eastAsia="ko-KR"/>
               </w:rPr>
               <w:t xml:space="preserve">맞음</w:t>
@@ -13173,8 +13173,8 @@
             </w:pPr>
             <w:r>
               <w:rPr>
-                <w:sz w:val="20"/>
-                <w:szCs w:val="20"/>
+                <w:sz w:val="18"/>
+                <w:szCs w:val="18"/>
                 <w:lang w:eastAsia="ko-KR"/>
               </w:rPr>
               <w:t xml:space="preserve">185.26 EL.m, 제한수위 190.3 대비 −5.04 m, 기준 시각과 실시간이 아님을 명시</w:t>
@@ -13208,8 +13208,8 @@
               <w:rPr>
                 <w:b/>
                 <w:color w:val="1F4E79"/>
-                <w:sz w:val="20"/>
-                <w:szCs w:val="20"/>
+                <w:sz w:val="18"/>
+                <w:szCs w:val="18"/>
                 <w:lang w:eastAsia="ko-KR"/>
               </w:rPr>
               <w:t xml:space="preserve">m02 충주 현재와 제한수위</w:t>
@@ -13233,8 +13233,8 @@
             </w:pPr>
             <w:r>
               <w:rPr>
-                <w:sz w:val="20"/>
-                <w:szCs w:val="20"/>
+                <w:sz w:val="18"/>
+                <w:szCs w:val="18"/>
                 <w:lang w:eastAsia="ko-KR"/>
               </w:rPr>
               <w:t xml:space="preserve">핵심</w:t>
@@ -13258,8 +13258,8 @@
             </w:pPr>
             <w:r>
               <w:rPr>
-                <w:sz w:val="20"/>
-                <w:szCs w:val="20"/>
+                <w:sz w:val="18"/>
+                <w:szCs w:val="18"/>
                 <w:lang w:eastAsia="ko-KR"/>
               </w:rPr>
               <w:t xml:space="preserve">CURRENT 일치</w:t>
@@ -13283,8 +13283,8 @@
             </w:pPr>
             <w:r>
               <w:rPr>
-                <w:sz w:val="20"/>
-                <w:szCs w:val="20"/>
+                <w:sz w:val="18"/>
+                <w:szCs w:val="18"/>
                 <w:lang w:eastAsia="ko-KR"/>
               </w:rPr>
               <w:t xml:space="preserve">맞음</w:t>
@@ -13308,8 +13308,8 @@
             </w:pPr>
             <w:r>
               <w:rPr>
-                <w:sz w:val="20"/>
-                <w:szCs w:val="20"/>
+                <w:sz w:val="18"/>
+                <w:szCs w:val="18"/>
                 <w:lang w:eastAsia="ko-KR"/>
               </w:rPr>
               <w:t xml:space="preserve">131.67 EL.m, 제한수위 대비 −6.33 m</w:t>
@@ -13343,8 +13343,8 @@
               <w:rPr>
                 <w:b/>
                 <w:color w:val="1F4E79"/>
-                <w:sz w:val="20"/>
-                <w:szCs w:val="20"/>
+                <w:sz w:val="18"/>
+                <w:szCs w:val="18"/>
                 <w:lang w:eastAsia="ko-KR"/>
               </w:rPr>
               <w:t xml:space="preserve">m08 광동 현재와 제한수위</w:t>
@@ -13368,8 +13368,8 @@
             </w:pPr>
             <w:r>
               <w:rPr>
-                <w:sz w:val="20"/>
-                <w:szCs w:val="20"/>
+                <w:sz w:val="18"/>
+                <w:szCs w:val="18"/>
                 <w:lang w:eastAsia="ko-KR"/>
               </w:rPr>
               <w:t xml:space="preserve">핵심</w:t>
@@ -13393,8 +13393,8 @@
             </w:pPr>
             <w:r>
               <w:rPr>
-                <w:sz w:val="20"/>
-                <w:szCs w:val="20"/>
+                <w:sz w:val="18"/>
+                <w:szCs w:val="18"/>
                 <w:lang w:eastAsia="ko-KR"/>
               </w:rPr>
               <w:t xml:space="preserve">CURRENT 일치</w:t>
@@ -13418,8 +13418,8 @@
             </w:pPr>
             <w:r>
               <w:rPr>
-                <w:sz w:val="20"/>
-                <w:szCs w:val="20"/>
+                <w:sz w:val="18"/>
+                <w:szCs w:val="18"/>
                 <w:lang w:eastAsia="ko-KR"/>
               </w:rPr>
               <w:t xml:space="preserve">맞음</w:t>
@@ -13443,8 +13443,8 @@
             </w:pPr>
             <w:r>
               <w:rPr>
-                <w:sz w:val="20"/>
-                <w:szCs w:val="20"/>
+                <w:sz w:val="18"/>
+                <w:szCs w:val="18"/>
                 <w:lang w:eastAsia="ko-KR"/>
               </w:rPr>
               <w:t xml:space="preserve">제한수위 자료 없음(별표3 미수록)을 정확히 답함</w:t>
@@ -13478,8 +13478,8 @@
               <w:rPr>
                 <w:b/>
                 <w:color w:val="1F4E79"/>
-                <w:sz w:val="20"/>
-                <w:szCs w:val="20"/>
+                <w:sz w:val="18"/>
+                <w:szCs w:val="18"/>
                 <w:lang w:eastAsia="ko-KR"/>
               </w:rPr>
               <w:t xml:space="preserve">m06 횡성 2020-08 방류 정리</w:t>
@@ -13503,8 +13503,8 @@
             </w:pPr>
             <w:r>
               <w:rPr>
-                <w:sz w:val="20"/>
-                <w:szCs w:val="20"/>
+                <w:sz w:val="18"/>
+                <w:szCs w:val="18"/>
                 <w:lang w:eastAsia="ko-KR"/>
               </w:rPr>
               <w:t xml:space="preserve">핵심</w:t>
@@ -13528,8 +13528,8 @@
             </w:pPr>
             <w:r>
               <w:rPr>
-                <w:sz w:val="20"/>
-                <w:szCs w:val="20"/>
+                <w:sz w:val="18"/>
+                <w:szCs w:val="18"/>
                 <w:lang w:eastAsia="ko-KR"/>
               </w:rPr>
               <w:t xml:space="preserve">INTEGRATED 일치</w:t>
@@ -13553,8 +13553,8 @@
             </w:pPr>
             <w:r>
               <w:rPr>
-                <w:sz w:val="20"/>
-                <w:szCs w:val="20"/>
+                <w:sz w:val="18"/>
+                <w:szCs w:val="18"/>
                 <w:lang w:eastAsia="ko-KR"/>
               </w:rPr>
               <w:t xml:space="preserve">대체로 맞음</w:t>
@@ -13578,8 +13578,8 @@
             </w:pPr>
             <w:r>
               <w:rPr>
-                <w:sz w:val="20"/>
-                <w:szCs w:val="20"/>
+                <w:sz w:val="18"/>
+                <w:szCs w:val="18"/>
                 <w:lang w:eastAsia="ko-KR"/>
               </w:rPr>
               <w:t xml:space="preserve">사례 3개의 수위, 제한수위 대비, 방류량이 묶음과 일치. 방류 시각을 “승인된”으로 표현, 일부 근거 번호가 묶음에 없음(수정)</w:t>
@@ -13613,8 +13613,8 @@
               <w:rPr>
                 <w:b/>
                 <w:color w:val="1F4E79"/>
-                <w:sz w:val="20"/>
-                <w:szCs w:val="20"/>
+                <w:sz w:val="18"/>
+                <w:szCs w:val="18"/>
                 <w:lang w:eastAsia="ko-KR"/>
               </w:rPr>
               <w:t xml:space="preserve">m09 충주 방류 전 승인과 공식 근거</w:t>
@@ -13638,8 +13638,8 @@
             </w:pPr>
             <w:r>
               <w:rPr>
-                <w:sz w:val="20"/>
-                <w:szCs w:val="20"/>
+                <w:sz w:val="18"/>
+                <w:szCs w:val="18"/>
                 <w:lang w:eastAsia="ko-KR"/>
               </w:rPr>
               <w:t xml:space="preserve">핵심</w:t>
@@ -13663,8 +13663,8 @@
             </w:pPr>
             <w:r>
               <w:rPr>
-                <w:sz w:val="20"/>
-                <w:szCs w:val="20"/>
+                <w:sz w:val="18"/>
+                <w:szCs w:val="18"/>
                 <w:lang w:eastAsia="ko-KR"/>
               </w:rPr>
               <w:t xml:space="preserve">INTEGRATED 일치</w:t>
@@ -13688,8 +13688,8 @@
             </w:pPr>
             <w:r>
               <w:rPr>
-                <w:sz w:val="20"/>
-                <w:szCs w:val="20"/>
+                <w:sz w:val="18"/>
+                <w:szCs w:val="18"/>
                 <w:lang w:eastAsia="ko-KR"/>
               </w:rPr>
               <w:t xml:space="preserve">오류</w:t>
@@ -13713,8 +13713,8 @@
             </w:pPr>
             <w:r>
               <w:rPr>
-                <w:sz w:val="20"/>
-                <w:szCs w:val="20"/>
+                <w:sz w:val="18"/>
+                <w:szCs w:val="18"/>
                 <w:lang w:eastAsia="ko-KR"/>
               </w:rPr>
               <w:t xml:space="preserve">방류의 근거(승인 기록)와 제한수위의 근거(별표3)를 혼동하고 근거 번호를 일부만 인용(수정)</w:t>
@@ -13748,8 +13748,8 @@
               <w:rPr>
                 <w:b/>
                 <w:color w:val="1F4E79"/>
-                <w:sz w:val="20"/>
-                <w:szCs w:val="20"/>
+                <w:sz w:val="18"/>
+                <w:szCs w:val="18"/>
                 <w:lang w:eastAsia="ko-KR"/>
               </w:rPr>
               <w:t xml:space="preserve">m04 소양강 유사 사례와 승인량 대비 방류량</w:t>
@@ -13773,8 +13773,8 @@
             </w:pPr>
             <w:r>
               <w:rPr>
-                <w:sz w:val="20"/>
-                <w:szCs w:val="20"/>
+                <w:sz w:val="18"/>
+                <w:szCs w:val="18"/>
                 <w:lang w:eastAsia="ko-KR"/>
               </w:rPr>
               <w:t xml:space="preserve">확장</w:t>
@@ -13798,8 +13798,8 @@
             </w:pPr>
             <w:r>
               <w:rPr>
-                <w:sz w:val="20"/>
-                <w:szCs w:val="20"/>
+                <w:sz w:val="18"/>
+                <w:szCs w:val="18"/>
                 <w:lang w:eastAsia="ko-KR"/>
               </w:rPr>
               <w:t xml:space="preserve">SIMILAR 일치</w:t>
@@ -13823,8 +13823,8 @@
             </w:pPr>
             <w:r>
               <w:rPr>
-                <w:sz w:val="20"/>
-                <w:szCs w:val="20"/>
+                <w:sz w:val="18"/>
+                <w:szCs w:val="18"/>
                 <w:lang w:eastAsia="ko-KR"/>
               </w:rPr>
               <w:t xml:space="preserve">대체로 맞음</w:t>
@@ -13848,8 +13848,8 @@
             </w:pPr>
             <w:r>
               <w:rPr>
-                <w:sz w:val="20"/>
-                <w:szCs w:val="20"/>
+                <w:sz w:val="18"/>
+                <w:szCs w:val="18"/>
                 <w:lang w:eastAsia="ko-KR"/>
               </w:rPr>
               <w:t xml:space="preserve">유사 사례(2017-08-25)의 방류량이 승인 1500㎥/s의 67.4%로 묶음과 일치. 값 하나를 직접 계산</w:t>
@@ -13883,8 +13883,8 @@
               <w:rPr>
                 <w:b/>
                 <w:color w:val="1F4E79"/>
-                <w:sz w:val="20"/>
-                <w:szCs w:val="20"/>
+                <w:sz w:val="18"/>
+                <w:szCs w:val="18"/>
                 <w:lang w:eastAsia="ko-KR"/>
               </w:rPr>
               <w:t xml:space="preserve">m07 광동 유사 사례</w:t>
@@ -13908,8 +13908,8 @@
             </w:pPr>
             <w:r>
               <w:rPr>
-                <w:sz w:val="20"/>
-                <w:szCs w:val="20"/>
+                <w:sz w:val="18"/>
+                <w:szCs w:val="18"/>
                 <w:lang w:eastAsia="ko-KR"/>
               </w:rPr>
               <w:t xml:space="preserve">확장</w:t>
@@ -13933,8 +13933,8 @@
             </w:pPr>
             <w:r>
               <w:rPr>
-                <w:sz w:val="20"/>
-                <w:szCs w:val="20"/>
+                <w:sz w:val="18"/>
+                <w:szCs w:val="18"/>
                 <w:lang w:eastAsia="ko-KR"/>
               </w:rPr>
               <w:t xml:space="preserve">SIMILAR 일치</w:t>
@@ -13958,8 +13958,8 @@
             </w:pPr>
             <w:r>
               <w:rPr>
-                <w:sz w:val="20"/>
-                <w:szCs w:val="20"/>
+                <w:sz w:val="18"/>
+                <w:szCs w:val="18"/>
                 <w:lang w:eastAsia="ko-KR"/>
               </w:rPr>
               <w:t xml:space="preserve">대체로 맞음</w:t>
@@ -13983,8 +13983,8 @@
             </w:pPr>
             <w:r>
               <w:rPr>
-                <w:sz w:val="20"/>
-                <w:szCs w:val="20"/>
+                <w:sz w:val="18"/>
+                <w:szCs w:val="18"/>
                 <w:lang w:eastAsia="ko-KR"/>
               </w:rPr>
               <w:t xml:space="preserve">제한수위 없음을 정확히 답함. 요청하지 않은 사례 수 추가, 승인과 방류 시작을 혼동</w:t>
@@ -14018,8 +14018,8 @@
               <w:rPr>
                 <w:b/>
                 <w:color w:val="1F4E79"/>
-                <w:sz w:val="20"/>
-                <w:szCs w:val="20"/>
+                <w:sz w:val="18"/>
+                <w:szCs w:val="18"/>
                 <w:lang w:eastAsia="ko-KR"/>
               </w:rPr>
               <w:t xml:space="preserve">m03 충주 유사 사례와 제한수위 비교</w:t>
@@ -14043,8 +14043,8 @@
             </w:pPr>
             <w:r>
               <w:rPr>
-                <w:sz w:val="20"/>
-                <w:szCs w:val="20"/>
+                <w:sz w:val="18"/>
+                <w:szCs w:val="18"/>
                 <w:lang w:eastAsia="ko-KR"/>
               </w:rPr>
               <w:t xml:space="preserve">확장</w:t>
@@ -14068,8 +14068,8 @@
             </w:pPr>
             <w:r>
               <w:rPr>
-                <w:sz w:val="20"/>
-                <w:szCs w:val="20"/>
+                <w:sz w:val="18"/>
+                <w:szCs w:val="18"/>
                 <w:lang w:eastAsia="ko-KR"/>
               </w:rPr>
               <w:t xml:space="preserve">SIMILAR 일치</w:t>
@@ -14093,8 +14093,8 @@
             </w:pPr>
             <w:r>
               <w:rPr>
-                <w:sz w:val="20"/>
-                <w:szCs w:val="20"/>
+                <w:sz w:val="18"/>
+                <w:szCs w:val="18"/>
                 <w:lang w:eastAsia="ko-KR"/>
               </w:rPr>
               <w:t xml:space="preserve">오류</w:t>
@@ -14118,8 +14118,8 @@
             </w:pPr>
             <w:r>
               <w:rPr>
-                <w:sz w:val="20"/>
-                <w:szCs w:val="20"/>
+                <w:sz w:val="18"/>
+                <w:szCs w:val="18"/>
                 <w:lang w:eastAsia="ko-KR"/>
               </w:rPr>
               <w:t xml:space="preserve">현재 값을 사례 값으로 섞고 증가율을 직접 계산하여 틀림</w:t>
@@ -14153,8 +14153,8 @@
               <w:rPr>
                 <w:b/>
                 <w:color w:val="1F4E79"/>
-                <w:sz w:val="20"/>
-                <w:szCs w:val="20"/>
+                <w:sz w:val="18"/>
+                <w:szCs w:val="18"/>
                 <w:lang w:eastAsia="ko-KR"/>
               </w:rPr>
               <w:t xml:space="preserve">m05 충주 승인량과 실제 방류량의 차이</w:t>
@@ -14178,8 +14178,8 @@
             </w:pPr>
             <w:r>
               <w:rPr>
-                <w:sz w:val="20"/>
-                <w:szCs w:val="20"/>
+                <w:sz w:val="18"/>
+                <w:szCs w:val="18"/>
                 <w:lang w:eastAsia="ko-KR"/>
               </w:rPr>
               <w:t xml:space="preserve">확장</w:t>
@@ -14203,8 +14203,8 @@
             </w:pPr>
             <w:r>
               <w:rPr>
-                <w:sz w:val="20"/>
-                <w:szCs w:val="20"/>
+                <w:sz w:val="18"/>
+                <w:szCs w:val="18"/>
                 <w:lang w:eastAsia="ko-KR"/>
               </w:rPr>
               <w:t xml:space="preserve">INTEGRATED 일치</w:t>
@@ -14228,8 +14228,8 @@
             </w:pPr>
             <w:r>
               <w:rPr>
-                <w:sz w:val="20"/>
-                <w:szCs w:val="20"/>
+                <w:sz w:val="18"/>
+                <w:szCs w:val="18"/>
                 <w:lang w:eastAsia="ko-KR"/>
               </w:rPr>
               <w:t xml:space="preserve">오류</w:t>
@@ -14253,8 +14253,8 @@
             </w:pPr>
             <w:r>
               <w:rPr>
-                <w:sz w:val="20"/>
-                <w:szCs w:val="20"/>
+                <w:sz w:val="18"/>
+                <w:szCs w:val="18"/>
                 <w:lang w:eastAsia="ko-KR"/>
               </w:rPr>
               <w:t xml:space="preserve">비율을 “차이”로 서술하고, 창 이후에 승인된 상한을 사용</w:t>
@@ -14288,8 +14288,8 @@
               <w:rPr>
                 <w:b/>
                 <w:color w:val="1F4E79"/>
-                <w:sz w:val="20"/>
-                <w:szCs w:val="20"/>
+                <w:sz w:val="18"/>
+                <w:szCs w:val="18"/>
                 <w:lang w:eastAsia="ko-KR"/>
               </w:rPr>
               <w:t xml:space="preserve">m10 소양강·충주 중 제한수위에 더 가까운 댐</w:t>
@@ -14313,8 +14313,8 @@
             </w:pPr>
             <w:r>
               <w:rPr>
-                <w:sz w:val="20"/>
-                <w:szCs w:val="20"/>
+                <w:sz w:val="18"/>
+                <w:szCs w:val="18"/>
                 <w:lang w:eastAsia="ko-KR"/>
               </w:rPr>
               <w:t xml:space="preserve">확장</w:t>
@@ -14338,8 +14338,8 @@
             </w:pPr>
             <w:r>
               <w:rPr>
-                <w:sz w:val="20"/>
-                <w:szCs w:val="20"/>
+                <w:sz w:val="18"/>
+                <w:szCs w:val="18"/>
                 <w:lang w:eastAsia="ko-KR"/>
               </w:rPr>
               <w:t xml:space="preserve">CURRENT 불일치</w:t>
@@ -14363,8 +14363,8 @@
             </w:pPr>
             <w:r>
               <w:rPr>
-                <w:sz w:val="20"/>
-                <w:szCs w:val="20"/>
+                <w:sz w:val="18"/>
+                <w:szCs w:val="18"/>
                 <w:lang w:eastAsia="ko-KR"/>
               </w:rPr>
               <w:t xml:space="preserve">실패</w:t>
@@ -14388,8 +14388,8 @@
             </w:pPr>
             <w:r>
               <w:rPr>
-                <w:sz w:val="20"/>
-                <w:szCs w:val="20"/>
+                <w:sz w:val="18"/>
+                <w:szCs w:val="18"/>
                 <w:lang w:eastAsia="ko-KR"/>
               </w:rPr>
               <w:t xml:space="preserve">두 댐 비교(기대: 범위 밖)를 한 댐으로 처리</w:t>
@@ -14451,8 +14451,8 @@
               <w:rPr>
                 <w:b/>
                 <w:color w:val="1F4E79"/>
-                <w:sz w:val="20"/>
-                <w:szCs w:val="20"/>
+                <w:sz w:val="18"/>
+                <w:szCs w:val="18"/>
                 <w:lang w:eastAsia="ko-KR"/>
               </w:rPr>
               <w:t xml:space="preserve">요약</w:t>
@@ -14476,8 +14476,8 @@
             </w:pPr>
             <w:r>
               <w:rPr>
-                <w:sz w:val="20"/>
-                <w:szCs w:val="20"/>
+                <w:sz w:val="18"/>
+                <w:szCs w:val="18"/>
                 <w:lang w:eastAsia="ko-KR"/>
               </w:rPr>
               <w:t xml:space="preserve">의도 분류는 10개 중 9개가 일치하였다. 핵심 질문 5개 중 맞음 3개, 대체로 맞음 1개, 오류 1개이고, 확장 질문 5개 중 대체로 맞음 2개, 오류 2개, 실패 1개이다.</w:t>
@@ -14555,8 +14555,8 @@
             <w:r>
               <w:rPr>
                 <w:b/>
-                <w:sz w:val="20"/>
-                <w:szCs w:val="20"/>
+                <w:sz w:val="18"/>
+                <w:szCs w:val="18"/>
                 <w:lang w:eastAsia="ko-KR"/>
               </w:rPr>
               <w:t xml:space="preserve">원인</w:t>
@@ -14583,8 +14583,8 @@
             <w:r>
               <w:rPr>
                 <w:b/>
-                <w:sz w:val="20"/>
-                <w:szCs w:val="20"/>
+                <w:sz w:val="18"/>
+                <w:szCs w:val="18"/>
                 <w:lang w:eastAsia="ko-KR"/>
               </w:rPr>
               <w:t xml:space="preserve">질문</w:t>
@@ -14611,8 +14611,8 @@
             <w:r>
               <w:rPr>
                 <w:b/>
-                <w:sz w:val="20"/>
-                <w:szCs w:val="20"/>
+                <w:sz w:val="18"/>
+                <w:szCs w:val="18"/>
                 <w:lang w:eastAsia="ko-KR"/>
               </w:rPr>
               <w:t xml:space="preserve">수정</w:t>
@@ -14639,8 +14639,8 @@
             <w:r>
               <w:rPr>
                 <w:b/>
-                <w:sz w:val="20"/>
-                <w:szCs w:val="20"/>
+                <w:sz w:val="18"/>
+                <w:szCs w:val="18"/>
                 <w:lang w:eastAsia="ko-KR"/>
               </w:rPr>
               <w:t xml:space="preserve">상태</w:t>
@@ -14674,8 +14674,8 @@
               <w:rPr>
                 <w:b/>
                 <w:color w:val="1F4E79"/>
-                <w:sz w:val="20"/>
-                <w:szCs w:val="20"/>
+                <w:sz w:val="18"/>
+                <w:szCs w:val="18"/>
                 <w:lang w:eastAsia="ko-KR"/>
               </w:rPr>
               <w:t xml:space="preserve">LLM이 같은 키를 두 번 쓴 JSON에서 파서가 마지막 값만 취함</w:t>
@@ -14699,8 +14699,8 @@
             </w:pPr>
             <w:r>
               <w:rPr>
-                <w:sz w:val="20"/>
-                <w:szCs w:val="20"/>
+                <w:sz w:val="18"/>
+                <w:szCs w:val="18"/>
                 <w:lang w:eastAsia="ko-KR"/>
               </w:rPr>
               <w:t xml:space="preserve">m10</w:t>
@@ -14724,8 +14724,8 @@
             </w:pPr>
             <w:r>
               <w:rPr>
-                <w:sz w:val="20"/>
-                <w:szCs w:val="20"/>
+                <w:sz w:val="18"/>
+                <w:szCs w:val="18"/>
                 <w:lang w:eastAsia="ko-KR"/>
               </w:rPr>
               <w:t xml:space="preserve">중복 키를 감지하여 범위 밖으로 거절</w:t>
@@ -14749,8 +14749,8 @@
             </w:pPr>
             <w:r>
               <w:rPr>
-                <w:sz w:val="20"/>
-                <w:szCs w:val="20"/>
+                <w:sz w:val="18"/>
+                <w:szCs w:val="18"/>
                 <w:lang w:eastAsia="ko-KR"/>
               </w:rPr>
               <w:t xml:space="preserve">수정 (재실행 필요)</w:t>
@@ -14784,8 +14784,8 @@
               <w:rPr>
                 <w:b/>
                 <w:color w:val="1F4E79"/>
-                <w:sz w:val="20"/>
-                <w:szCs w:val="20"/>
+                <w:sz w:val="18"/>
+                <w:szCs w:val="18"/>
                 <w:lang w:eastAsia="ko-KR"/>
               </w:rPr>
               <w:t xml:space="preserve">운영행위의 근거에 허가한 승인 중 첫 승인의 근거만 포함</w:t>
@@ -14809,8 +14809,8 @@
             </w:pPr>
             <w:r>
               <w:rPr>
-                <w:sz w:val="20"/>
-                <w:szCs w:val="20"/>
+                <w:sz w:val="18"/>
+                <w:szCs w:val="18"/>
                 <w:lang w:eastAsia="ko-KR"/>
               </w:rPr>
               <w:t xml:space="preserve">m09, m06, m07</w:t>
@@ -14834,8 +14834,8 @@
             </w:pPr>
             <w:r>
               <w:rPr>
-                <w:sz w:val="20"/>
-                <w:szCs w:val="20"/>
+                <w:sz w:val="18"/>
+                <w:szCs w:val="18"/>
                 <w:lang w:eastAsia="ko-KR"/>
               </w:rPr>
               <w:t xml:space="preserve">모든 승인의 근거를 승인일 순으로 포함하고 방류의 근거와 제한수위의 근거를 구분</w:t>
@@ -14859,8 +14859,8 @@
             </w:pPr>
             <w:r>
               <w:rPr>
-                <w:sz w:val="20"/>
-                <w:szCs w:val="20"/>
+                <w:sz w:val="18"/>
+                <w:szCs w:val="18"/>
                 <w:lang w:eastAsia="ko-KR"/>
               </w:rPr>
               <w:t xml:space="preserve">수정</w:t>
@@ -14894,8 +14894,8 @@
               <w:rPr>
                 <w:b/>
                 <w:color w:val="1F4E79"/>
-                <w:sz w:val="20"/>
-                <w:szCs w:val="20"/>
+                <w:sz w:val="18"/>
+                <w:szCs w:val="18"/>
                 <w:lang w:eastAsia="ko-KR"/>
               </w:rPr>
               <w:t xml:space="preserve">창 이후에 승인된 상한에도 비율을 계산</w:t>
@@ -14919,8 +14919,8 @@
             </w:pPr>
             <w:r>
               <w:rPr>
-                <w:sz w:val="20"/>
-                <w:szCs w:val="20"/>
+                <w:sz w:val="18"/>
+                <w:szCs w:val="18"/>
                 <w:lang w:eastAsia="ko-KR"/>
               </w:rPr>
               <w:t xml:space="preserve">m05, m09</w:t>
@@ -14944,8 +14944,8 @@
             </w:pPr>
             <w:r>
               <w:rPr>
-                <w:sz w:val="20"/>
-                <w:szCs w:val="20"/>
+                <w:sz w:val="18"/>
+                <w:szCs w:val="18"/>
                 <w:lang w:eastAsia="ko-KR"/>
               </w:rPr>
               <w:t xml:space="preserve">승인일이 창보다 늦은 승인은 비율에서 제외하고 사유를 표시</w:t>
@@ -14969,8 +14969,8 @@
             </w:pPr>
             <w:r>
               <w:rPr>
-                <w:sz w:val="20"/>
-                <w:szCs w:val="20"/>
+                <w:sz w:val="18"/>
+                <w:szCs w:val="18"/>
                 <w:lang w:eastAsia="ko-KR"/>
               </w:rPr>
               <w:t xml:space="preserve">수정</w:t>
@@ -15004,8 +15004,8 @@
               <w:rPr>
                 <w:b/>
                 <w:color w:val="1F4E79"/>
-                <w:sz w:val="20"/>
-                <w:szCs w:val="20"/>
+                <w:sz w:val="18"/>
+                <w:szCs w:val="18"/>
                 <w:lang w:eastAsia="ko-KR"/>
               </w:rPr>
               <w:t xml:space="preserve">현재와 사례의 차이를 LLM이 직접 계산</w:t>
@@ -15029,8 +15029,8 @@
             </w:pPr>
             <w:r>
               <w:rPr>
-                <w:sz w:val="20"/>
-                <w:szCs w:val="20"/>
+                <w:sz w:val="18"/>
+                <w:szCs w:val="18"/>
                 <w:lang w:eastAsia="ko-KR"/>
               </w:rPr>
               <w:t xml:space="preserve">m03, m04</w:t>
@@ -15054,8 +15054,8 @@
             </w:pPr>
             <w:r>
               <w:rPr>
-                <w:sz w:val="20"/>
-                <w:szCs w:val="20"/>
+                <w:sz w:val="18"/>
+                <w:szCs w:val="18"/>
                 <w:lang w:eastAsia="ko-KR"/>
               </w:rPr>
               <w:t xml:space="preserve">수위 차, 제한수위 대비, 유입량 배수를 프로그램이 계산해 제공</w:t>
@@ -15079,8 +15079,8 @@
             </w:pPr>
             <w:r>
               <w:rPr>
-                <w:sz w:val="20"/>
-                <w:szCs w:val="20"/>
+                <w:sz w:val="18"/>
+                <w:szCs w:val="18"/>
                 <w:lang w:eastAsia="ko-KR"/>
               </w:rPr>
               <w:t xml:space="preserve">수정</w:t>
@@ -15114,8 +15114,8 @@
               <w:rPr>
                 <w:b/>
                 <w:color w:val="1F4E79"/>
-                <w:sz w:val="20"/>
-                <w:szCs w:val="20"/>
+                <w:sz w:val="18"/>
+                <w:szCs w:val="18"/>
                 <w:lang w:eastAsia="ko-KR"/>
               </w:rPr>
               <w:t xml:space="preserve">요청하지 않은 사례 수, 긴 소수 표기</w:t>
@@ -15139,8 +15139,8 @@
             </w:pPr>
             <w:r>
               <w:rPr>
-                <w:sz w:val="20"/>
-                <w:szCs w:val="20"/>
+                <w:sz w:val="18"/>
+                <w:szCs w:val="18"/>
                 <w:lang w:eastAsia="ko-KR"/>
               </w:rPr>
               <w:t xml:space="preserve">m03, m04, m07</w:t>
@@ -15164,8 +15164,8 @@
             </w:pPr>
             <w:r>
               <w:rPr>
-                <w:sz w:val="20"/>
-                <w:szCs w:val="20"/>
+                <w:sz w:val="18"/>
+                <w:szCs w:val="18"/>
                 <w:lang w:eastAsia="ko-KR"/>
               </w:rPr>
               <w:t xml:space="preserve">프롬프트 보강, 측정값 반올림</w:t>
@@ -15189,8 +15189,8 @@
             </w:pPr>
             <w:r>
               <w:rPr>
-                <w:sz w:val="20"/>
-                <w:szCs w:val="20"/>
+                <w:sz w:val="18"/>
+                <w:szCs w:val="18"/>
                 <w:lang w:eastAsia="ko-KR"/>
               </w:rPr>
               <w:t xml:space="preserve">수정</w:t>
@@ -15224,8 +15224,8 @@
               <w:rPr>
                 <w:b/>
                 <w:color w:val="1F4E79"/>
-                <w:sz w:val="20"/>
-                <w:szCs w:val="20"/>
+                <w:sz w:val="18"/>
+                <w:szCs w:val="18"/>
                 <w:lang w:eastAsia="ko-KR"/>
               </w:rPr>
               <w:t xml:space="preserve">개념 혼동, 경고 무시(모델)</w:t>
@@ -15249,8 +15249,8 @@
             </w:pPr>
             <w:r>
               <w:rPr>
-                <w:sz w:val="20"/>
-                <w:szCs w:val="20"/>
+                <w:sz w:val="18"/>
+                <w:szCs w:val="18"/>
                 <w:lang w:eastAsia="ko-KR"/>
               </w:rPr>
               <w:t xml:space="preserve">m05, m09</w:t>
@@ -15274,8 +15274,8 @@
             </w:pPr>
             <w:r>
               <w:rPr>
-                <w:sz w:val="20"/>
-                <w:szCs w:val="20"/>
+                <w:sz w:val="18"/>
+                <w:szCs w:val="18"/>
                 <w:lang w:eastAsia="ko-KR"/>
               </w:rPr>
               <w:t xml:space="preserve">프롬프트에 규칙 추가, 더 큰 모델에서 재확인</w:t>
@@ -15299,8 +15299,8 @@
             </w:pPr>
             <w:r>
               <w:rPr>
-                <w:sz w:val="20"/>
-                <w:szCs w:val="20"/>
+                <w:sz w:val="18"/>
+                <w:szCs w:val="18"/>
                 <w:lang w:eastAsia="ko-KR"/>
               </w:rPr>
               <w:t xml:space="preserve">재실행 필요</w:t>
@@ -15362,8 +15362,8 @@
               <w:rPr>
                 <w:b/>
                 <w:color w:val="1F4E79"/>
-                <w:sz w:val="20"/>
-                <w:szCs w:val="20"/>
+                <w:sz w:val="18"/>
+                <w:szCs w:val="18"/>
                 <w:lang w:eastAsia="ko-KR"/>
               </w:rPr>
               <w:t xml:space="preserve">해석</w:t>
@@ -15387,8 +15387,8 @@
             </w:pPr>
             <w:r>
               <w:rPr>
-                <w:sz w:val="20"/>
-                <w:szCs w:val="20"/>
+                <w:sz w:val="18"/>
+                <w:szCs w:val="18"/>
                 <w:lang w:eastAsia="ko-KR"/>
               </w:rPr>
               <w:t xml:space="preserve">질문에서 답변 생성까지 전 과정이 동작하고, 근거 묶음의 수치와 근거 번호를 인용한 답변이 생성됨을 확인하였다. 오류의 상당수는 근거 묶음의 구성에서 비롯되어 수정하였다. 본 결과는 소형 모델로 한 번 실행한 예비 결과이며 정확도나 효과를 입증하는 것은 아니다.</w:t>
@@ -15479,8 +15479,8 @@
             <w:r>
               <w:rPr>
                 <w:b/>
-                <w:sz w:val="20"/>
-                <w:szCs w:val="20"/>
+                <w:sz w:val="18"/>
+                <w:szCs w:val="18"/>
                 <w:lang w:eastAsia="ko-KR"/>
               </w:rPr>
               <w:t xml:space="preserve">한계</w:t>
@@ -15507,8 +15507,8 @@
             <w:r>
               <w:rPr>
                 <w:b/>
-                <w:sz w:val="20"/>
-                <w:szCs w:val="20"/>
+                <w:sz w:val="18"/>
+                <w:szCs w:val="18"/>
                 <w:lang w:eastAsia="ko-KR"/>
               </w:rPr>
               <w:t xml:space="preserve">내용</w:t>
@@ -15542,8 +15542,8 @@
               <w:rPr>
                 <w:b/>
                 <w:color w:val="1F4E79"/>
-                <w:sz w:val="20"/>
-                <w:szCs w:val="20"/>
+                <w:sz w:val="18"/>
+                <w:szCs w:val="18"/>
                 <w:lang w:eastAsia="ko-KR"/>
               </w:rPr>
               <w:t xml:space="preserve">적재형 측정자료</w:t>
@@ -15567,8 +15567,8 @@
             </w:pPr>
             <w:r>
               <w:rPr>
-                <w:sz w:val="20"/>
-                <w:szCs w:val="20"/>
+                <w:sz w:val="18"/>
+                <w:szCs w:val="18"/>
                 <w:lang w:eastAsia="ko-KR"/>
               </w:rPr>
               <w:t xml:space="preserve">측정자료는 미리 받아 둔 자료이므로 “현재”는 저장된 가장 최근 시각(2026-09-28 23시)이다. 질의 시점에 실시간으로 조회하는 방식으로의 개선을 검토한다.</w:t>
@@ -15602,8 +15602,8 @@
               <w:rPr>
                 <w:b/>
                 <w:color w:val="1F4E79"/>
-                <w:sz w:val="20"/>
-                <w:szCs w:val="20"/>
+                <w:sz w:val="18"/>
+                <w:szCs w:val="18"/>
                 <w:lang w:eastAsia="ko-KR"/>
               </w:rPr>
               <w:t xml:space="preserve">연구자 지정 임시 기준</w:t>
@@ -15627,8 +15627,8 @@
             </w:pPr>
             <w:r>
               <w:rPr>
-                <w:sz w:val="20"/>
-                <w:szCs w:val="20"/>
+                <w:sz w:val="18"/>
+                <w:szCs w:val="18"/>
                 <w:lang w:eastAsia="ko-KR"/>
               </w:rPr>
               <w:t xml:space="preserve">운영행위 시각 규칙(변화 기준 1 CMS 또는 10%, 구간 −3~+6시간)과 유사 사례 거리(수위·유입량 정규화 유클리드)는 규정·문헌에 근거가 없다.</w:t>
@@ -15662,8 +15662,8 @@
               <w:rPr>
                 <w:b/>
                 <w:color w:val="1F4E79"/>
-                <w:sz w:val="20"/>
-                <w:szCs w:val="20"/>
+                <w:sz w:val="18"/>
+                <w:szCs w:val="18"/>
                 <w:lang w:eastAsia="ko-KR"/>
               </w:rPr>
               <w:t xml:space="preserve">실제 수행 확인</w:t>
@@ -15687,8 +15687,8 @@
             </w:pPr>
             <w:r>
               <w:rPr>
-                <w:sz w:val="20"/>
-                <w:szCs w:val="20"/>
+                <w:sz w:val="18"/>
+                <w:szCs w:val="18"/>
                 <w:lang w:eastAsia="ko-KR"/>
               </w:rPr>
               <w:t xml:space="preserve">운영행위는 승인 비고에서 분류한 것이다. 실제 운영기록을 확보하지 못하여, 방향이 있는 행위 18개 중 16개가 측정 변화 방향과 일치하는 정도만 확인하였다.</w:t>
@@ -15722,8 +15722,8 @@
               <w:rPr>
                 <w:b/>
                 <w:color w:val="1F4E79"/>
-                <w:sz w:val="20"/>
-                <w:szCs w:val="20"/>
+                <w:sz w:val="18"/>
+                <w:szCs w:val="18"/>
                 <w:lang w:eastAsia="ko-KR"/>
               </w:rPr>
               <w:t xml:space="preserve">추출 정확도</w:t>
@@ -15747,8 +15747,8 @@
             </w:pPr>
             <w:r>
               <w:rPr>
-                <w:sz w:val="20"/>
-                <w:szCs w:val="20"/>
+                <w:sz w:val="18"/>
+                <w:szCs w:val="18"/>
                 <w:lang w:eastAsia="ko-KR"/>
               </w:rPr>
               <w:t xml:space="preserve">비고 분류 정확도를 사람이 만든 정답으로 측정하지 않았다.</w:t>
@@ -15782,8 +15782,8 @@
               <w:rPr>
                 <w:b/>
                 <w:color w:val="1F4E79"/>
-                <w:sz w:val="20"/>
-                <w:szCs w:val="20"/>
+                <w:sz w:val="18"/>
+                <w:szCs w:val="18"/>
                 <w:lang w:eastAsia="ko-KR"/>
               </w:rPr>
               <w:t xml:space="preserve">LLM 평가</w:t>
@@ -15807,8 +15807,8 @@
             </w:pPr>
             <w:r>
               <w:rPr>
-                <w:sz w:val="20"/>
-                <w:szCs w:val="20"/>
+                <w:sz w:val="18"/>
+                <w:szCs w:val="18"/>
                 <w:lang w:eastAsia="ko-KR"/>
               </w:rPr>
               <w:t xml:space="preserve">소형 모델(8B), 질문 10개, 1회 실행이다. 의도 분류 정확도와 답변의 안정성은 확인되지 않았고, 표 데이터를 그대로 주는 방식과의 비교 기준선이 없다.</w:t>
@@ -15842,8 +15842,8 @@
               <w:rPr>
                 <w:b/>
                 <w:color w:val="1F4E79"/>
-                <w:sz w:val="20"/>
-                <w:szCs w:val="20"/>
+                <w:sz w:val="18"/>
+                <w:szCs w:val="18"/>
                 <w:lang w:eastAsia="ko-KR"/>
               </w:rPr>
               <w:t xml:space="preserve">자료 범위</w:t>
@@ -15867,8 +15867,8 @@
             </w:pPr>
             <w:r>
               <w:rPr>
-                <w:sz w:val="20"/>
-                <w:szCs w:val="20"/>
+                <w:sz w:val="18"/>
+                <w:szCs w:val="18"/>
                 <w:lang w:eastAsia="ko-KR"/>
               </w:rPr>
               <w:t xml:space="preserve">기상 변수는 댐 강우량만 사용하였고, 광동댐은 별표3에 없어 제한수위 기준이 없다.</w:t>

--- a/lab_meeting/랩미팅 자료_KG구축_검색답변_초안.docx
+++ b/lab_meeting/랩미팅 자료_KG구축_검색답변_초안.docx
@@ -5210,22 +5210,6 @@
     </w:p>
     <w:p>
       <w:pPr>
-        <w:spacing w:before="60" w:after="120"/>
-        <w:rPr>
-          <w:lang w:eastAsia="ko-KR"/>
-        </w:rPr>
-      </w:pPr>
-      <w:r>
-        <w:rPr>
-          <w:sz w:val="20"/>
-          <w:szCs w:val="20"/>
-          <w:lang w:eastAsia="ko-KR"/>
-        </w:rPr>
-        <w:t xml:space="preserve">Ontology에 맞추어 실제 자료로 KG를 구축하였다. 구축 절차는 근거 문헌의 방법을 참고하였고, 문헌에 방법이 없는 부분은 연구자 판단으로 정하고 그 사실을 표시하였다.</w:t>
-      </w:r>
-    </w:p>
-    <w:p>
-      <w:pPr>
         <w:pStyle w:val="21"/>
         <w:rPr>
           <w:lang w:eastAsia="ko-KR"/>
@@ -5926,40 +5910,54 @@
         <w:rPr>
           <w:lang w:eastAsia="ko-KR"/>
         </w:rPr>
-        <w:t xml:space="preserve">2.2 구축 절차와 근거</w:t>
+        <w:t xml:space="preserve">2.2 구축 절차 개요</w:t>
+      </w:r>
+    </w:p>
+    <w:p>
+      <w:pPr>
+        <w:spacing w:before="60" w:after="120"/>
+        <w:rPr>
+          <w:lang w:eastAsia="ko-KR"/>
+        </w:rPr>
+      </w:pPr>
+      <w:r>
+        <w:rPr>
+          <w:sz w:val="20"/>
+          <w:szCs w:val="20"/>
+          <w:lang w:eastAsia="ko-KR"/>
+        </w:rPr>
+        <w:t xml:space="preserve">구축은 7단계로 수행하였다. 각 단계는 근거 문헌의 방법을 참고하였고, 문헌에 방법이 없는 부분은 연구자 판단이라고 표시하였다. 단계별 내용은 2.3~2.9에 정리하였다.</w:t>
       </w:r>
     </w:p>
     <w:tbl>
       <w:tblPr>
         <w:tblW w:w="9972" w:type="dxa"/>
         <w:jc w:val="center"/>
-        <w:tblBorders>
-          <w:top w:val="single" w:sz="5" w:space="0" w:color="A6A6A6"/>
-          <w:left w:val="single" w:sz="5" w:space="0" w:color="A6A6A6"/>
-          <w:bottom w:val="single" w:sz="5" w:space="0" w:color="A6A6A6"/>
-          <w:right w:val="single" w:sz="5" w:space="0" w:color="A6A6A6"/>
-          <w:insideH w:val="single" w:sz="5" w:space="0" w:color="A6A6A6"/>
-          <w:insideV w:val="single" w:sz="5" w:space="0" w:color="A6A6A6"/>
-        </w:tblBorders>
         <w:tblLayout w:type="fixed"/>
-        <w:tblLook w:val="04A0" w:firstRow="1" w:lastRow="0" w:firstColumn="1" w:lastColumn="0" w:noHBand="0" w:noVBand="1"/>
       </w:tblPr>
       <w:tblGrid>
-        <w:gridCol w:w="1500"/>
-        <w:gridCol w:w="3400"/>
-        <w:gridCol w:w="2600"/>
-        <w:gridCol w:w="2472"/>
+        <w:gridCol w:w="1167"/>
+        <w:gridCol w:w="300"/>
+        <w:gridCol w:w="1167"/>
+        <w:gridCol w:w="300"/>
+        <w:gridCol w:w="1167"/>
+        <w:gridCol w:w="300"/>
+        <w:gridCol w:w="1167"/>
+        <w:gridCol w:w="300"/>
+        <w:gridCol w:w="1167"/>
+        <w:gridCol w:w="300"/>
+        <w:gridCol w:w="1167"/>
+        <w:gridCol w:w="300"/>
+        <w:gridCol w:w="1170"/>
       </w:tblGrid>
       <w:tr>
         <w:trPr>
           <w:cantSplit/>
-          <w:tblHeader/>
-          <w:jc w:val="center"/>
         </w:trPr>
         <w:tc>
           <w:tcPr>
-            <w:tcW w:w="1500" w:type="dxa"/>
-            <w:shd w:val="clear" w:color="auto" w:fill="D9EAF7"/>
+            <w:tcW w:w="1167" w:type="dxa"/>
+            <w:shd w:val="clear" w:color="auto" w:fill="EEF5FA"/>
             <w:tcMar>
               <w:top w:w="80" w:type="dxa"/>
               <w:left w:w="110" w:type="dxa"/>
@@ -5975,27 +5973,13 @@
             </w:pPr>
             <w:r>
               <w:rPr>
-                <w:b/>
-                <w:sz w:val="18"/>
-                <w:szCs w:val="18"/>
-                <w:lang w:eastAsia="ko-KR"/>
-              </w:rPr>
-              <w:t xml:space="preserve">단계</w:t>
-            </w:r>
-          </w:p>
-        </w:tc>
-        <w:tc>
-          <w:tcPr>
-            <w:tcW w:w="3400" w:type="dxa"/>
-            <w:shd w:val="clear" w:color="auto" w:fill="D9EAF7"/>
-            <w:tcMar>
-              <w:top w:w="80" w:type="dxa"/>
-              <w:left w:w="110" w:type="dxa"/>
-              <w:bottom w:w="80" w:type="dxa"/>
-              <w:right w:w="110" w:type="dxa"/>
-            </w:tcMar>
-            <w:vAlign w:val="center"/>
-          </w:tcPr>
+                <w:sz w:val="18"/>
+                <w:szCs w:val="18"/>
+                <w:lang w:eastAsia="ko-KR"/>
+              </w:rPr>
+              <w:t xml:space="preserve">1 소스 구분</w:t>
+            </w:r>
+          </w:p>
           <w:p>
             <w:pPr>
               <w:spacing w:after="20" w:line="252" w:lineRule="auto"/>
@@ -6003,19 +5987,17 @@
             </w:pPr>
             <w:r>
               <w:rPr>
-                <w:b/>
-                <w:sz w:val="18"/>
-                <w:szCs w:val="18"/>
-                <w:lang w:eastAsia="ko-KR"/>
-              </w:rPr>
-              <w:t xml:space="preserve">수행 내용</w:t>
-            </w:r>
-          </w:p>
-        </w:tc>
-        <w:tc>
-          <w:tcPr>
-            <w:tcW w:w="2600" w:type="dxa"/>
-            <w:shd w:val="clear" w:color="auto" w:fill="D9EAF7"/>
+                <w:sz w:val="18"/>
+                <w:szCs w:val="18"/>
+                <w:lang w:eastAsia="ko-KR"/>
+              </w:rPr>
+              <w:t xml:space="preserve">DDKG</w:t>
+            </w:r>
+          </w:p>
+        </w:tc>
+        <w:tc>
+          <w:tcPr>
+            <w:tcW w:w="300" w:type="dxa"/>
             <w:tcMar>
               <w:top w:w="80" w:type="dxa"/>
               <w:left w:w="110" w:type="dxa"/>
@@ -6031,19 +6013,18 @@
             </w:pPr>
             <w:r>
               <w:rPr>
-                <w:b/>
-                <w:sz w:val="18"/>
-                <w:szCs w:val="18"/>
-                <w:lang w:eastAsia="ko-KR"/>
-              </w:rPr>
-              <w:t xml:space="preserve">근거 문헌</w:t>
-            </w:r>
-          </w:p>
-        </w:tc>
-        <w:tc>
-          <w:tcPr>
-            <w:tcW w:w="2472" w:type="dxa"/>
-            <w:shd w:val="clear" w:color="auto" w:fill="D9EAF7"/>
+                <w:sz w:val="18"/>
+                <w:szCs w:val="18"/>
+                <w:lang w:eastAsia="ko-KR"/>
+              </w:rPr>
+              <w:t xml:space="preserve">→</w:t>
+            </w:r>
+          </w:p>
+        </w:tc>
+        <w:tc>
+          <w:tcPr>
+            <w:tcW w:w="1167" w:type="dxa"/>
+            <w:shd w:val="clear" w:color="auto" w:fill="EEF5FA"/>
             <w:tcMar>
               <w:top w:w="80" w:type="dxa"/>
               <w:left w:w="110" w:type="dxa"/>
@@ -6059,24 +6040,57 @@
             </w:pPr>
             <w:r>
               <w:rPr>
-                <w:b/>
-                <w:sz w:val="18"/>
-                <w:szCs w:val="18"/>
-                <w:lang w:eastAsia="ko-KR"/>
-              </w:rPr>
-              <w:t xml:space="preserve">이유</w:t>
-            </w:r>
-          </w:p>
-        </w:tc>
-      </w:tr>
-      <w:tr>
-        <w:trPr>
-          <w:cantSplit/>
-          <w:jc w:val="center"/>
-        </w:trPr>
-        <w:tc>
-          <w:tcPr>
-            <w:tcW w:w="1500" w:type="dxa"/>
+                <w:sz w:val="18"/>
+                <w:szCs w:val="18"/>
+                <w:lang w:eastAsia="ko-KR"/>
+              </w:rPr>
+              <w:t xml:space="preserve">2 전처리</w:t>
+            </w:r>
+          </w:p>
+          <w:p>
+            <w:pPr>
+              <w:spacing w:after="20" w:line="252" w:lineRule="auto"/>
+              <w:jc w:val="center"/>
+            </w:pPr>
+            <w:r>
+              <w:rPr>
+                <w:sz w:val="18"/>
+                <w:szCs w:val="18"/>
+                <w:lang w:eastAsia="ko-KR"/>
+              </w:rPr>
+              <w:t xml:space="preserve">DDKG · Zhang</w:t>
+            </w:r>
+          </w:p>
+        </w:tc>
+        <w:tc>
+          <w:tcPr>
+            <w:tcW w:w="300" w:type="dxa"/>
+            <w:tcMar>
+              <w:top w:w="80" w:type="dxa"/>
+              <w:left w:w="110" w:type="dxa"/>
+              <w:bottom w:w="80" w:type="dxa"/>
+              <w:right w:w="110" w:type="dxa"/>
+            </w:tcMar>
+            <w:vAlign w:val="center"/>
+          </w:tcPr>
+          <w:p>
+            <w:pPr>
+              <w:spacing w:after="20" w:line="252" w:lineRule="auto"/>
+              <w:jc w:val="center"/>
+            </w:pPr>
+            <w:r>
+              <w:rPr>
+                <w:sz w:val="18"/>
+                <w:szCs w:val="18"/>
+                <w:lang w:eastAsia="ko-KR"/>
+              </w:rPr>
+              <w:t xml:space="preserve">→</w:t>
+            </w:r>
+          </w:p>
+        </w:tc>
+        <w:tc>
+          <w:tcPr>
+            <w:tcW w:w="1167" w:type="dxa"/>
             <w:shd w:val="clear" w:color="auto" w:fill="EEF5FA"/>
             <w:tcMar>
               <w:top w:w="80" w:type="dxa"/>
@@ -6093,100 +6107,57 @@
             </w:pPr>
             <w:r>
               <w:rPr>
-                <w:b/>
-                <w:color w:val="1F4E79"/>
-                <w:sz w:val="18"/>
-                <w:szCs w:val="18"/>
-                <w:lang w:eastAsia="ko-KR"/>
-              </w:rPr>
-              <w:t xml:space="preserve">1 소스 구분</w:t>
-            </w:r>
-          </w:p>
-        </w:tc>
-        <w:tc>
-          <w:tcPr>
-            <w:tcW w:w="3400" w:type="dxa"/>
-            <w:tcMar>
-              <w:top w:w="80" w:type="dxa"/>
-              <w:left w:w="110" w:type="dxa"/>
-              <w:bottom w:w="80" w:type="dxa"/>
-              <w:right w:w="110" w:type="dxa"/>
-            </w:tcMar>
-            <w:vAlign w:val="center"/>
-          </w:tcPr>
-          <w:p>
-            <w:pPr>
-              <w:spacing w:after="20" w:line="252" w:lineRule="auto"/>
-            </w:pPr>
-            <w:r>
-              <w:rPr>
-                <w:sz w:val="18"/>
-                <w:szCs w:val="18"/>
-                <w:lang w:eastAsia="ko-KR"/>
-              </w:rPr>
-              <w:t xml:space="preserve">구조화 자료(승인 CSV, 시간별 측정, 별표3 표)와 비정형 텍스트(승인 비고, 규정·법령 조문)로 구분</w:t>
-            </w:r>
-          </w:p>
-        </w:tc>
-        <w:tc>
-          <w:tcPr>
-            <w:tcW w:w="2600" w:type="dxa"/>
-            <w:tcMar>
-              <w:top w:w="80" w:type="dxa"/>
-              <w:left w:w="110" w:type="dxa"/>
-              <w:bottom w:w="80" w:type="dxa"/>
-              <w:right w:w="110" w:type="dxa"/>
-            </w:tcMar>
-            <w:vAlign w:val="center"/>
-          </w:tcPr>
-          <w:p>
-            <w:pPr>
-              <w:spacing w:after="20" w:line="252" w:lineRule="auto"/>
-            </w:pPr>
-            <w:r>
-              <w:rPr>
-                <w:sz w:val="18"/>
-                <w:szCs w:val="18"/>
-                <w:lang w:eastAsia="ko-KR"/>
-              </w:rPr>
-              <w:t xml:space="preserve">DDKG(Huang 2026) 3.2.1</w:t>
-            </w:r>
-          </w:p>
-        </w:tc>
-        <w:tc>
-          <w:tcPr>
-            <w:tcW w:w="2472" w:type="dxa"/>
-            <w:tcMar>
-              <w:top w:w="80" w:type="dxa"/>
-              <w:left w:w="110" w:type="dxa"/>
-              <w:bottom w:w="80" w:type="dxa"/>
-              <w:right w:w="110" w:type="dxa"/>
-            </w:tcMar>
-            <w:vAlign w:val="center"/>
-          </w:tcPr>
-          <w:p>
-            <w:pPr>
-              <w:spacing w:after="20" w:line="252" w:lineRule="auto"/>
-            </w:pPr>
-            <w:r>
-              <w:rPr>
-                <w:sz w:val="18"/>
-                <w:szCs w:val="18"/>
-                <w:lang w:eastAsia="ko-KR"/>
-              </w:rPr>
-              <w:t xml:space="preserve">자료 유형에 따라 처리 방식(매핑, 추출, 청킹)이 달라지기 때문</w:t>
-            </w:r>
-          </w:p>
-        </w:tc>
-      </w:tr>
-      <w:tr>
-        <w:trPr>
-          <w:cantSplit/>
-          <w:jc w:val="center"/>
-        </w:trPr>
-        <w:tc>
-          <w:tcPr>
-            <w:tcW w:w="1500" w:type="dxa"/>
+                <w:sz w:val="18"/>
+                <w:szCs w:val="18"/>
+                <w:lang w:eastAsia="ko-KR"/>
+              </w:rPr>
+              <w:t xml:space="preserve">3 구조화 자료 매핑</w:t>
+            </w:r>
+          </w:p>
+          <w:p>
+            <w:pPr>
+              <w:spacing w:after="20" w:line="252" w:lineRule="auto"/>
+              <w:jc w:val="center"/>
+            </w:pPr>
+            <w:r>
+              <w:rPr>
+                <w:sz w:val="18"/>
+                <w:szCs w:val="18"/>
+                <w:lang w:eastAsia="ko-KR"/>
+              </w:rPr>
+              <w:t xml:space="preserve">OntoDSMS</w:t>
+            </w:r>
+          </w:p>
+        </w:tc>
+        <w:tc>
+          <w:tcPr>
+            <w:tcW w:w="300" w:type="dxa"/>
+            <w:tcMar>
+              <w:top w:w="80" w:type="dxa"/>
+              <w:left w:w="110" w:type="dxa"/>
+              <w:bottom w:w="80" w:type="dxa"/>
+              <w:right w:w="110" w:type="dxa"/>
+            </w:tcMar>
+            <w:vAlign w:val="center"/>
+          </w:tcPr>
+          <w:p>
+            <w:pPr>
+              <w:spacing w:after="20" w:line="252" w:lineRule="auto"/>
+              <w:jc w:val="center"/>
+            </w:pPr>
+            <w:r>
+              <w:rPr>
+                <w:sz w:val="18"/>
+                <w:szCs w:val="18"/>
+                <w:lang w:eastAsia="ko-KR"/>
+              </w:rPr>
+              <w:t xml:space="preserve">→</w:t>
+            </w:r>
+          </w:p>
+        </w:tc>
+        <w:tc>
+          <w:tcPr>
+            <w:tcW w:w="1167" w:type="dxa"/>
             <w:shd w:val="clear" w:color="auto" w:fill="EEF5FA"/>
             <w:tcMar>
               <w:top w:w="80" w:type="dxa"/>
@@ -6203,100 +6174,57 @@
             </w:pPr>
             <w:r>
               <w:rPr>
-                <w:b/>
-                <w:color w:val="1F4E79"/>
-                <w:sz w:val="18"/>
-                <w:szCs w:val="18"/>
-                <w:lang w:eastAsia="ko-KR"/>
-              </w:rPr>
-              <w:t xml:space="preserve">2 전처리</w:t>
-            </w:r>
-          </w:p>
-        </w:tc>
-        <w:tc>
-          <w:tcPr>
-            <w:tcW w:w="3400" w:type="dxa"/>
-            <w:tcMar>
-              <w:top w:w="80" w:type="dxa"/>
-              <w:left w:w="110" w:type="dxa"/>
-              <w:bottom w:w="80" w:type="dxa"/>
-              <w:right w:w="110" w:type="dxa"/>
-            </w:tcMar>
-            <w:vAlign w:val="center"/>
-          </w:tcPr>
-          <w:p>
-            <w:pPr>
-              <w:spacing w:after="20" w:line="252" w:lineRule="auto"/>
-            </w:pPr>
-            <w:r>
-              <w:rPr>
-                <w:sz w:val="18"/>
-                <w:szCs w:val="18"/>
-                <w:lang w:eastAsia="ko-KR"/>
-              </w:rPr>
-              <w:t xml:space="preserve">값이 모두 같은 승인 중복 행 제거, 측정 시각 24시 표기를 다음날 0시로 변환, 결측은 채우지 않음, 법령 XML을 조문·별표 단위로 분할</w:t>
-            </w:r>
-          </w:p>
-        </w:tc>
-        <w:tc>
-          <w:tcPr>
-            <w:tcW w:w="2600" w:type="dxa"/>
-            <w:tcMar>
-              <w:top w:w="80" w:type="dxa"/>
-              <w:left w:w="110" w:type="dxa"/>
-              <w:bottom w:w="80" w:type="dxa"/>
-              <w:right w:w="110" w:type="dxa"/>
-            </w:tcMar>
-            <w:vAlign w:val="center"/>
-          </w:tcPr>
-          <w:p>
-            <w:pPr>
-              <w:spacing w:after="20" w:line="252" w:lineRule="auto"/>
-            </w:pPr>
-            <w:r>
-              <w:rPr>
-                <w:sz w:val="18"/>
-                <w:szCs w:val="18"/>
-                <w:lang w:eastAsia="ko-KR"/>
-              </w:rPr>
-              <w:t xml:space="preserve">비정형 텍스트: DDKG, Zhang(2025) / 구조화 자료 정제: 문헌 없음(연구자 판단)</w:t>
-            </w:r>
-          </w:p>
-        </w:tc>
-        <w:tc>
-          <w:tcPr>
-            <w:tcW w:w="2472" w:type="dxa"/>
-            <w:tcMar>
-              <w:top w:w="80" w:type="dxa"/>
-              <w:left w:w="110" w:type="dxa"/>
-              <w:bottom w:w="80" w:type="dxa"/>
-              <w:right w:w="110" w:type="dxa"/>
-            </w:tcMar>
-            <w:vAlign w:val="center"/>
-          </w:tcPr>
-          <w:p>
-            <w:pPr>
-              <w:spacing w:after="20" w:line="252" w:lineRule="auto"/>
-            </w:pPr>
-            <w:r>
-              <w:rPr>
-                <w:sz w:val="18"/>
-                <w:szCs w:val="18"/>
-                <w:lang w:eastAsia="ko-KR"/>
-              </w:rPr>
-              <w:t xml:space="preserve">원문은 유지하고 수정한 내용은 로그로 남기는 원칙</w:t>
-            </w:r>
-          </w:p>
-        </w:tc>
-      </w:tr>
-      <w:tr>
-        <w:trPr>
-          <w:cantSplit/>
-          <w:jc w:val="center"/>
-        </w:trPr>
-        <w:tc>
-          <w:tcPr>
-            <w:tcW w:w="1500" w:type="dxa"/>
+                <w:sz w:val="18"/>
+                <w:szCs w:val="18"/>
+                <w:lang w:eastAsia="ko-KR"/>
+              </w:rPr>
+              <w:t xml:space="preserve">4 비정형 텍스트 추출</w:t>
+            </w:r>
+          </w:p>
+          <w:p>
+            <w:pPr>
+              <w:spacing w:after="20" w:line="252" w:lineRule="auto"/>
+              <w:jc w:val="center"/>
+            </w:pPr>
+            <w:r>
+              <w:rPr>
+                <w:sz w:val="18"/>
+                <w:szCs w:val="18"/>
+                <w:lang w:eastAsia="ko-KR"/>
+              </w:rPr>
+              <w:t xml:space="preserve">DDKG</w:t>
+            </w:r>
+          </w:p>
+        </w:tc>
+        <w:tc>
+          <w:tcPr>
+            <w:tcW w:w="300" w:type="dxa"/>
+            <w:tcMar>
+              <w:top w:w="80" w:type="dxa"/>
+              <w:left w:w="110" w:type="dxa"/>
+              <w:bottom w:w="80" w:type="dxa"/>
+              <w:right w:w="110" w:type="dxa"/>
+            </w:tcMar>
+            <w:vAlign w:val="center"/>
+          </w:tcPr>
+          <w:p>
+            <w:pPr>
+              <w:spacing w:after="20" w:line="252" w:lineRule="auto"/>
+              <w:jc w:val="center"/>
+            </w:pPr>
+            <w:r>
+              <w:rPr>
+                <w:sz w:val="18"/>
+                <w:szCs w:val="18"/>
+                <w:lang w:eastAsia="ko-KR"/>
+              </w:rPr>
+              <w:t xml:space="preserve">→</w:t>
+            </w:r>
+          </w:p>
+        </w:tc>
+        <w:tc>
+          <w:tcPr>
+            <w:tcW w:w="1167" w:type="dxa"/>
             <w:shd w:val="clear" w:color="auto" w:fill="EEF5FA"/>
             <w:tcMar>
               <w:top w:w="80" w:type="dxa"/>
@@ -6313,100 +6241,57 @@
             </w:pPr>
             <w:r>
               <w:rPr>
-                <w:b/>
-                <w:color w:val="1F4E79"/>
-                <w:sz w:val="18"/>
-                <w:szCs w:val="18"/>
-                <w:lang w:eastAsia="ko-KR"/>
-              </w:rPr>
-              <w:t xml:space="preserve">3 구조화 자료 매핑</w:t>
-            </w:r>
-          </w:p>
-        </w:tc>
-        <w:tc>
-          <w:tcPr>
-            <w:tcW w:w="3400" w:type="dxa"/>
-            <w:tcMar>
-              <w:top w:w="80" w:type="dxa"/>
-              <w:left w:w="110" w:type="dxa"/>
-              <w:bottom w:w="80" w:type="dxa"/>
-              <w:right w:w="110" w:type="dxa"/>
-            </w:tcMar>
-            <w:vAlign w:val="center"/>
-          </w:tcPr>
-          <w:p>
-            <w:pPr>
-              <w:spacing w:after="20" w:line="252" w:lineRule="auto"/>
-            </w:pPr>
-            <w:r>
-              <w:rPr>
-                <w:sz w:val="18"/>
-                <w:szCs w:val="18"/>
-                <w:lang w:eastAsia="ko-KR"/>
-              </w:rPr>
-              <w:t xml:space="preserve">표를 Class·속성·관계로 변환하는 규칙표 적용(2.3)</w:t>
-            </w:r>
-          </w:p>
-        </w:tc>
-        <w:tc>
-          <w:tcPr>
-            <w:tcW w:w="2600" w:type="dxa"/>
-            <w:tcMar>
-              <w:top w:w="80" w:type="dxa"/>
-              <w:left w:w="110" w:type="dxa"/>
-              <w:bottom w:w="80" w:type="dxa"/>
-              <w:right w:w="110" w:type="dxa"/>
-            </w:tcMar>
-            <w:vAlign w:val="center"/>
-          </w:tcPr>
-          <w:p>
-            <w:pPr>
-              <w:spacing w:after="20" w:line="252" w:lineRule="auto"/>
-            </w:pPr>
-            <w:r>
-              <w:rPr>
-                <w:sz w:val="18"/>
-                <w:szCs w:val="18"/>
-                <w:lang w:eastAsia="ko-KR"/>
-              </w:rPr>
-              <w:t xml:space="preserve">OntoDSMS(Zhou 2023): 표는 Class, 열은 속성, 행은 인스턴스</w:t>
-            </w:r>
-          </w:p>
-        </w:tc>
-        <w:tc>
-          <w:tcPr>
-            <w:tcW w:w="2472" w:type="dxa"/>
-            <w:tcMar>
-              <w:top w:w="80" w:type="dxa"/>
-              <w:left w:w="110" w:type="dxa"/>
-              <w:bottom w:w="80" w:type="dxa"/>
-              <w:right w:w="110" w:type="dxa"/>
-            </w:tcMar>
-            <w:vAlign w:val="center"/>
-          </w:tcPr>
-          <w:p>
-            <w:pPr>
-              <w:spacing w:after="20" w:line="252" w:lineRule="auto"/>
-            </w:pPr>
-            <w:r>
-              <w:rPr>
-                <w:sz w:val="18"/>
-                <w:szCs w:val="18"/>
-                <w:lang w:eastAsia="ko-KR"/>
-              </w:rPr>
-              <w:t xml:space="preserve">값은 원자료 그대로 옮기고 해석을 더하지 않기 위해</w:t>
-            </w:r>
-          </w:p>
-        </w:tc>
-      </w:tr>
-      <w:tr>
-        <w:trPr>
-          <w:cantSplit/>
-          <w:jc w:val="center"/>
-        </w:trPr>
-        <w:tc>
-          <w:tcPr>
-            <w:tcW w:w="1500" w:type="dxa"/>
+                <w:sz w:val="18"/>
+                <w:szCs w:val="18"/>
+                <w:lang w:eastAsia="ko-KR"/>
+              </w:rPr>
+              <w:t xml:space="preserve">5 개체 해소·연결</w:t>
+            </w:r>
+          </w:p>
+          <w:p>
+            <w:pPr>
+              <w:spacing w:after="20" w:line="252" w:lineRule="auto"/>
+              <w:jc w:val="center"/>
+            </w:pPr>
+            <w:r>
+              <w:rPr>
+                <w:sz w:val="18"/>
+                <w:szCs w:val="18"/>
+                <w:lang w:eastAsia="ko-KR"/>
+              </w:rPr>
+              <w:t xml:space="preserve">GraphAide</w:t>
+            </w:r>
+          </w:p>
+        </w:tc>
+        <w:tc>
+          <w:tcPr>
+            <w:tcW w:w="300" w:type="dxa"/>
+            <w:tcMar>
+              <w:top w:w="80" w:type="dxa"/>
+              <w:left w:w="110" w:type="dxa"/>
+              <w:bottom w:w="80" w:type="dxa"/>
+              <w:right w:w="110" w:type="dxa"/>
+            </w:tcMar>
+            <w:vAlign w:val="center"/>
+          </w:tcPr>
+          <w:p>
+            <w:pPr>
+              <w:spacing w:after="20" w:line="252" w:lineRule="auto"/>
+              <w:jc w:val="center"/>
+            </w:pPr>
+            <w:r>
+              <w:rPr>
+                <w:sz w:val="18"/>
+                <w:szCs w:val="18"/>
+                <w:lang w:eastAsia="ko-KR"/>
+              </w:rPr>
+              <w:t xml:space="preserve">→</w:t>
+            </w:r>
+          </w:p>
+        </w:tc>
+        <w:tc>
+          <w:tcPr>
+            <w:tcW w:w="1167" w:type="dxa"/>
             <w:shd w:val="clear" w:color="auto" w:fill="EEF5FA"/>
             <w:tcMar>
               <w:top w:w="80" w:type="dxa"/>
@@ -6423,100 +6308,57 @@
             </w:pPr>
             <w:r>
               <w:rPr>
-                <w:b/>
-                <w:color w:val="1F4E79"/>
-                <w:sz w:val="18"/>
-                <w:szCs w:val="18"/>
-                <w:lang w:eastAsia="ko-KR"/>
-              </w:rPr>
-              <w:t xml:space="preserve">4 비정형 텍스트 추출</w:t>
-            </w:r>
-          </w:p>
-        </w:tc>
-        <w:tc>
-          <w:tcPr>
-            <w:tcW w:w="3400" w:type="dxa"/>
-            <w:tcMar>
-              <w:top w:w="80" w:type="dxa"/>
-              <w:left w:w="110" w:type="dxa"/>
-              <w:bottom w:w="80" w:type="dxa"/>
-              <w:right w:w="110" w:type="dxa"/>
-            </w:tcMar>
-            <w:vAlign w:val="center"/>
-          </w:tcPr>
-          <w:p>
-            <w:pPr>
-              <w:spacing w:after="20" w:line="252" w:lineRule="auto"/>
-            </w:pPr>
-            <w:r>
-              <w:rPr>
-                <w:sz w:val="18"/>
-                <w:szCs w:val="18"/>
-                <w:lang w:eastAsia="ko-KR"/>
-              </w:rPr>
-              <w:t xml:space="preserve">승인 비고에서 운영행위(Operation)를 규칙 기반으로 추출(2.4)</w:t>
-            </w:r>
-          </w:p>
-        </w:tc>
-        <w:tc>
-          <w:tcPr>
-            <w:tcW w:w="2600" w:type="dxa"/>
-            <w:tcMar>
-              <w:top w:w="80" w:type="dxa"/>
-              <w:left w:w="110" w:type="dxa"/>
-              <w:bottom w:w="80" w:type="dxa"/>
-              <w:right w:w="110" w:type="dxa"/>
-            </w:tcMar>
-            <w:vAlign w:val="center"/>
-          </w:tcPr>
-          <w:p>
-            <w:pPr>
-              <w:spacing w:after="20" w:line="252" w:lineRule="auto"/>
-            </w:pPr>
-            <w:r>
-              <w:rPr>
-                <w:sz w:val="18"/>
-                <w:szCs w:val="18"/>
-                <w:lang w:eastAsia="ko-KR"/>
-              </w:rPr>
-              <w:t xml:space="preserve">DDKG 3.2.2: 표준화된 표현은 규칙으로 추출</w:t>
-            </w:r>
-          </w:p>
-        </w:tc>
-        <w:tc>
-          <w:tcPr>
-            <w:tcW w:w="2472" w:type="dxa"/>
-            <w:tcMar>
-              <w:top w:w="80" w:type="dxa"/>
-              <w:left w:w="110" w:type="dxa"/>
-              <w:bottom w:w="80" w:type="dxa"/>
-              <w:right w:w="110" w:type="dxa"/>
-            </w:tcMar>
-            <w:vAlign w:val="center"/>
-          </w:tcPr>
-          <w:p>
-            <w:pPr>
-              <w:spacing w:after="20" w:line="252" w:lineRule="auto"/>
-            </w:pPr>
-            <w:r>
-              <w:rPr>
-                <w:sz w:val="18"/>
-                <w:szCs w:val="18"/>
-                <w:lang w:eastAsia="ko-KR"/>
-              </w:rPr>
-              <w:t xml:space="preserve">비고가 짧고 정해진 틀로 쓰여 규칙으로 충분하고 재현할 수 있기 때문</w:t>
-            </w:r>
-          </w:p>
-        </w:tc>
-      </w:tr>
-      <w:tr>
-        <w:trPr>
-          <w:cantSplit/>
-          <w:jc w:val="center"/>
-        </w:trPr>
-        <w:tc>
-          <w:tcPr>
-            <w:tcW w:w="1500" w:type="dxa"/>
+                <w:sz w:val="18"/>
+                <w:szCs w:val="18"/>
+                <w:lang w:eastAsia="ko-KR"/>
+              </w:rPr>
+              <w:t xml:space="preserve">6 정규화·검증</w:t>
+            </w:r>
+          </w:p>
+          <w:p>
+            <w:pPr>
+              <w:spacing w:after="20" w:line="252" w:lineRule="auto"/>
+              <w:jc w:val="center"/>
+            </w:pPr>
+            <w:r>
+              <w:rPr>
+                <w:sz w:val="18"/>
+                <w:szCs w:val="18"/>
+                <w:lang w:eastAsia="ko-KR"/>
+              </w:rPr>
+              <w:t xml:space="preserve">GraphAide · DDKG · Noy</w:t>
+            </w:r>
+          </w:p>
+        </w:tc>
+        <w:tc>
+          <w:tcPr>
+            <w:tcW w:w="300" w:type="dxa"/>
+            <w:tcMar>
+              <w:top w:w="80" w:type="dxa"/>
+              <w:left w:w="110" w:type="dxa"/>
+              <w:bottom w:w="80" w:type="dxa"/>
+              <w:right w:w="110" w:type="dxa"/>
+            </w:tcMar>
+            <w:vAlign w:val="center"/>
+          </w:tcPr>
+          <w:p>
+            <w:pPr>
+              <w:spacing w:after="20" w:line="252" w:lineRule="auto"/>
+              <w:jc w:val="center"/>
+            </w:pPr>
+            <w:r>
+              <w:rPr>
+                <w:sz w:val="18"/>
+                <w:szCs w:val="18"/>
+                <w:lang w:eastAsia="ko-KR"/>
+              </w:rPr>
+              <w:t xml:space="preserve">→</w:t>
+            </w:r>
+          </w:p>
+        </w:tc>
+        <w:tc>
+          <w:tcPr>
+            <w:tcW w:w="1170" w:type="dxa"/>
             <w:shd w:val="clear" w:color="auto" w:fill="EEF5FA"/>
             <w:tcMar>
               <w:top w:w="80" w:type="dxa"/>
@@ -6533,109 +6375,13 @@
             </w:pPr>
             <w:r>
               <w:rPr>
-                <w:b/>
-                <w:color w:val="1F4E79"/>
-                <w:sz w:val="18"/>
-                <w:szCs w:val="18"/>
-                <w:lang w:eastAsia="ko-KR"/>
-              </w:rPr>
-              <w:t xml:space="preserve">5 개체 해소·연결</w:t>
-            </w:r>
-          </w:p>
-        </w:tc>
-        <w:tc>
-          <w:tcPr>
-            <w:tcW w:w="3400" w:type="dxa"/>
-            <w:tcMar>
-              <w:top w:w="80" w:type="dxa"/>
-              <w:left w:w="110" w:type="dxa"/>
-              <w:bottom w:w="80" w:type="dxa"/>
-              <w:right w:w="110" w:type="dxa"/>
-            </w:tcMar>
-            <w:vAlign w:val="center"/>
-          </w:tcPr>
-          <w:p>
-            <w:pPr>
-              <w:spacing w:after="20" w:line="252" w:lineRule="auto"/>
-            </w:pPr>
-            <w:r>
-              <w:rPr>
-                <w:sz w:val="18"/>
-                <w:szCs w:val="18"/>
-                <w:lang w:eastAsia="ko-KR"/>
-              </w:rPr>
-              <w:t xml:space="preserve">승인 파일의 시설 코드와 K-water 댐 코드가 같으면 같은 Dam으로 연결, 별표3은 공백을 제거한 이름으로 연결</w:t>
-            </w:r>
-          </w:p>
-        </w:tc>
-        <w:tc>
-          <w:tcPr>
-            <w:tcW w:w="2600" w:type="dxa"/>
-            <w:tcMar>
-              <w:top w:w="80" w:type="dxa"/>
-              <w:left w:w="110" w:type="dxa"/>
-              <w:bottom w:w="80" w:type="dxa"/>
-              <w:right w:w="110" w:type="dxa"/>
-            </w:tcMar>
-            <w:vAlign w:val="center"/>
-          </w:tcPr>
-          <w:p>
-            <w:pPr>
-              <w:spacing w:after="20" w:line="252" w:lineRule="auto"/>
-            </w:pPr>
-            <w:r>
-              <w:rPr>
-                <w:sz w:val="18"/>
-                <w:szCs w:val="18"/>
-                <w:lang w:eastAsia="ko-KR"/>
-              </w:rPr>
-              <w:t xml:space="preserve">GraphAide(Purohit 2024): 개체 중의성 해소</w:t>
-            </w:r>
-          </w:p>
-        </w:tc>
-        <w:tc>
-          <w:tcPr>
-            <w:tcW w:w="2472" w:type="dxa"/>
-            <w:tcMar>
-              <w:top w:w="80" w:type="dxa"/>
-              <w:left w:w="110" w:type="dxa"/>
-              <w:bottom w:w="80" w:type="dxa"/>
-              <w:right w:w="110" w:type="dxa"/>
-            </w:tcMar>
-            <w:vAlign w:val="center"/>
-          </w:tcPr>
-          <w:p>
-            <w:pPr>
-              <w:spacing w:after="20" w:line="252" w:lineRule="auto"/>
-            </w:pPr>
-            <w:r>
-              <w:rPr>
-                <w:sz w:val="18"/>
-                <w:szCs w:val="18"/>
-                <w:lang w:eastAsia="ko-KR"/>
-              </w:rPr>
-              <w:t xml:space="preserve">코드가 일치하는 자료는 추측 없이 연결</w:t>
-            </w:r>
-          </w:p>
-        </w:tc>
-      </w:tr>
-      <w:tr>
-        <w:trPr>
-          <w:cantSplit/>
-          <w:jc w:val="center"/>
-        </w:trPr>
-        <w:tc>
-          <w:tcPr>
-            <w:tcW w:w="1500" w:type="dxa"/>
-            <w:shd w:val="clear" w:color="auto" w:fill="EEF5FA"/>
-            <w:tcMar>
-              <w:top w:w="80" w:type="dxa"/>
-              <w:left w:w="110" w:type="dxa"/>
-              <w:bottom w:w="80" w:type="dxa"/>
-              <w:right w:w="110" w:type="dxa"/>
-            </w:tcMar>
-            <w:vAlign w:val="center"/>
-          </w:tcPr>
+                <w:sz w:val="18"/>
+                <w:szCs w:val="18"/>
+                <w:lang w:eastAsia="ko-KR"/>
+              </w:rPr>
+              <w:t xml:space="preserve">7 저장</w:t>
+            </w:r>
+          </w:p>
           <w:p>
             <w:pPr>
               <w:spacing w:after="20" w:line="252" w:lineRule="auto"/>
@@ -6643,198 +6389,11 @@
             </w:pPr>
             <w:r>
               <w:rPr>
-                <w:b/>
-                <w:color w:val="1F4E79"/>
-                <w:sz w:val="18"/>
-                <w:szCs w:val="18"/>
-                <w:lang w:eastAsia="ko-KR"/>
-              </w:rPr>
-              <w:t xml:space="preserve">6 정규화·Ontology 검증</w:t>
-            </w:r>
-          </w:p>
-        </w:tc>
-        <w:tc>
-          <w:tcPr>
-            <w:tcW w:w="3400" w:type="dxa"/>
-            <w:tcMar>
-              <w:top w:w="80" w:type="dxa"/>
-              <w:left w:w="110" w:type="dxa"/>
-              <w:bottom w:w="80" w:type="dxa"/>
-              <w:right w:w="110" w:type="dxa"/>
-            </w:tcMar>
-            <w:vAlign w:val="center"/>
-          </w:tcPr>
-          <w:p>
-            <w:pPr>
-              <w:spacing w:after="20" w:line="252" w:lineRule="auto"/>
-            </w:pPr>
-            <w:r>
-              <w:rPr>
-                <w:sz w:val="18"/>
-                <w:szCs w:val="18"/>
-                <w:lang w:eastAsia="ko-KR"/>
-              </w:rPr>
-              <w:t xml:space="preserve">관계 양 끝의 Class, 필수 속성, 값 형식, 근거 연결, 경로 일치를 검사하고 CQ 답변 가능성을 점검(2.5)</w:t>
-            </w:r>
-          </w:p>
-        </w:tc>
-        <w:tc>
-          <w:tcPr>
-            <w:tcW w:w="2600" w:type="dxa"/>
-            <w:tcMar>
-              <w:top w:w="80" w:type="dxa"/>
-              <w:left w:w="110" w:type="dxa"/>
-              <w:bottom w:w="80" w:type="dxa"/>
-              <w:right w:w="110" w:type="dxa"/>
-            </w:tcMar>
-            <w:vAlign w:val="center"/>
-          </w:tcPr>
-          <w:p>
-            <w:pPr>
-              <w:spacing w:after="20" w:line="252" w:lineRule="auto"/>
-            </w:pPr>
-            <w:r>
-              <w:rPr>
-                <w:sz w:val="18"/>
-                <w:szCs w:val="18"/>
-                <w:lang w:eastAsia="ko-KR"/>
-              </w:rPr>
-              <w:t xml:space="preserve">GraphAide: 스키마 검증, DDKG: 일관성 검사, Noy(2001): 속성 제약</w:t>
-            </w:r>
-          </w:p>
-        </w:tc>
-        <w:tc>
-          <w:tcPr>
-            <w:tcW w:w="2472" w:type="dxa"/>
-            <w:tcMar>
-              <w:top w:w="80" w:type="dxa"/>
-              <w:left w:w="110" w:type="dxa"/>
-              <w:bottom w:w="80" w:type="dxa"/>
-              <w:right w:w="110" w:type="dxa"/>
-            </w:tcMar>
-            <w:vAlign w:val="center"/>
-          </w:tcPr>
-          <w:p>
-            <w:pPr>
-              <w:spacing w:after="20" w:line="252" w:lineRule="auto"/>
-            </w:pPr>
-            <w:r>
-              <w:rPr>
-                <w:sz w:val="18"/>
-                <w:szCs w:val="18"/>
-                <w:lang w:eastAsia="ko-KR"/>
-              </w:rPr>
-              <w:t xml:space="preserve">KG가 정의한 Ontology를 지키고 CQ에 필요한 근거가 모두 연결되는지 확인하기 위해</w:t>
-            </w:r>
-          </w:p>
-        </w:tc>
-      </w:tr>
-      <w:tr>
-        <w:trPr>
-          <w:cantSplit/>
-          <w:jc w:val="center"/>
-        </w:trPr>
-        <w:tc>
-          <w:tcPr>
-            <w:tcW w:w="1500" w:type="dxa"/>
-            <w:shd w:val="clear" w:color="auto" w:fill="EEF5FA"/>
-            <w:tcMar>
-              <w:top w:w="80" w:type="dxa"/>
-              <w:left w:w="110" w:type="dxa"/>
-              <w:bottom w:w="80" w:type="dxa"/>
-              <w:right w:w="110" w:type="dxa"/>
-            </w:tcMar>
-            <w:vAlign w:val="center"/>
-          </w:tcPr>
-          <w:p>
-            <w:pPr>
-              <w:spacing w:after="20" w:line="252" w:lineRule="auto"/>
-              <w:jc w:val="center"/>
-            </w:pPr>
-            <w:r>
-              <w:rPr>
-                <w:b/>
-                <w:color w:val="1F4E79"/>
-                <w:sz w:val="18"/>
-                <w:szCs w:val="18"/>
-                <w:lang w:eastAsia="ko-KR"/>
-              </w:rPr>
-              <w:t xml:space="preserve">7 저장</w:t>
-            </w:r>
-          </w:p>
-        </w:tc>
-        <w:tc>
-          <w:tcPr>
-            <w:tcW w:w="3400" w:type="dxa"/>
-            <w:tcMar>
-              <w:top w:w="80" w:type="dxa"/>
-              <w:left w:w="110" w:type="dxa"/>
-              <w:bottom w:w="80" w:type="dxa"/>
-              <w:right w:w="110" w:type="dxa"/>
-            </w:tcMar>
-            <w:vAlign w:val="center"/>
-          </w:tcPr>
-          <w:p>
-            <w:pPr>
-              <w:spacing w:after="20" w:line="252" w:lineRule="auto"/>
-            </w:pPr>
-            <w:r>
-              <w:rPr>
-                <w:sz w:val="18"/>
-                <w:szCs w:val="18"/>
-                <w:lang w:eastAsia="ko-KR"/>
-              </w:rPr>
-              <w:t xml:space="preserve">KG를 CSV(개체·속성·관계)로 두고 Neo4j에 Cypher로 적재, 측정값과 문서 원문은 외부 저장소</w:t>
-            </w:r>
-          </w:p>
-        </w:tc>
-        <w:tc>
-          <w:tcPr>
-            <w:tcW w:w="2600" w:type="dxa"/>
-            <w:tcMar>
-              <w:top w:w="80" w:type="dxa"/>
-              <w:left w:w="110" w:type="dxa"/>
-              <w:bottom w:w="80" w:type="dxa"/>
-              <w:right w:w="110" w:type="dxa"/>
-            </w:tcMar>
-            <w:vAlign w:val="center"/>
-          </w:tcPr>
-          <w:p>
-            <w:pPr>
-              <w:spacing w:after="20" w:line="252" w:lineRule="auto"/>
-            </w:pPr>
-            <w:r>
-              <w:rPr>
-                <w:sz w:val="18"/>
-                <w:szCs w:val="18"/>
-                <w:lang w:eastAsia="ko-KR"/>
-              </w:rPr>
-              <w:t xml:space="preserve">DDKG, Zhang, GraphAide: Neo4j와 Cypher</w:t>
-            </w:r>
-          </w:p>
-        </w:tc>
-        <w:tc>
-          <w:tcPr>
-            <w:tcW w:w="2472" w:type="dxa"/>
-            <w:tcMar>
-              <w:top w:w="80" w:type="dxa"/>
-              <w:left w:w="110" w:type="dxa"/>
-              <w:bottom w:w="80" w:type="dxa"/>
-              <w:right w:w="110" w:type="dxa"/>
-            </w:tcMar>
-            <w:vAlign w:val="center"/>
-          </w:tcPr>
-          <w:p>
-            <w:pPr>
-              <w:spacing w:after="20" w:line="252" w:lineRule="auto"/>
-            </w:pPr>
-            <w:r>
-              <w:rPr>
-                <w:sz w:val="18"/>
-                <w:szCs w:val="18"/>
-                <w:lang w:eastAsia="ko-KR"/>
-              </w:rPr>
-              <w:t xml:space="preserve">다단계 관계 탐색과 질의 언어 기반 검색을 위해</w:t>
+                <w:sz w:val="18"/>
+                <w:szCs w:val="18"/>
+                <w:lang w:eastAsia="ko-KR"/>
+              </w:rPr>
+              <w:t xml:space="preserve">DDKG · GraphAide</w:t>
             </w:r>
           </w:p>
         </w:tc>
@@ -6859,7 +6418,85 @@
         <w:rPr>
           <w:lang w:eastAsia="ko-KR"/>
         </w:rPr>
-        <w:t xml:space="preserve">2.3 구조화 자료 매핑 규칙</w:t>
+        <w:t xml:space="preserve">2.3 단계 1. 소스 구분</w:t>
+      </w:r>
+    </w:p>
+    <w:p>
+      <w:pPr>
+        <w:spacing w:before="60" w:after="100"/>
+        <w:rPr>
+          <w:lang w:eastAsia="ko-KR"/>
+        </w:rPr>
+      </w:pPr>
+      <w:r>
+        <w:rPr>
+          <w:b/>
+          <w:color w:val="1F4E79"/>
+          <w:sz w:val="20"/>
+          <w:szCs w:val="20"/>
+          <w:lang w:eastAsia="ko-KR"/>
+        </w:rPr>
+        <w:t xml:space="preserve">필요한 이유  </w:t>
+      </w:r>
+      <w:r>
+        <w:rPr>
+          <w:sz w:val="20"/>
+          <w:szCs w:val="20"/>
+          <w:lang w:eastAsia="ko-KR"/>
+        </w:rPr>
+        <w:t xml:space="preserve">표로 정리된 자료는 값을 Ontology 구조에 옮기면 되지만, 문장으로 된 자료는 의미를 읽어 분류해야 한다. 자료 유형에 따라 이후 처리 방식이 달라지므로 먼저 구분한다.</w:t>
+      </w:r>
+    </w:p>
+    <w:p>
+      <w:pPr>
+        <w:spacing w:before="60" w:after="100"/>
+        <w:rPr>
+          <w:lang w:eastAsia="ko-KR"/>
+        </w:rPr>
+      </w:pPr>
+      <w:r>
+        <w:rPr>
+          <w:b/>
+          <w:color w:val="1F4E79"/>
+          <w:sz w:val="20"/>
+          <w:szCs w:val="20"/>
+          <w:lang w:eastAsia="ko-KR"/>
+        </w:rPr>
+        <w:t xml:space="preserve">문헌의 방법  </w:t>
+      </w:r>
+      <w:r>
+        <w:rPr>
+          <w:sz w:val="20"/>
+          <w:szCs w:val="20"/>
+          <w:lang w:eastAsia="ko-KR"/>
+        </w:rPr>
+        <w:t xml:space="preserve">DDKG(Huang 2026, 3.2.1)는 관리 플랫폼의 구조화된 표는 Dam, Properties, Location, Parameter 등 상위 클래스의 자료로 쓰고, PDF·DOC 등 비정형 텍스트는 HazardForm, HazardComponent, SafetyEvaluation 클래스의 자료로 구분하여 서로 다른 방식으로 처리한다.</w:t>
+      </w:r>
+    </w:p>
+    <w:p>
+      <w:pPr>
+        <w:spacing w:before="60" w:after="100"/>
+        <w:rPr>
+          <w:lang w:eastAsia="ko-KR"/>
+        </w:rPr>
+      </w:pPr>
+      <w:r>
+        <w:rPr>
+          <w:b/>
+          <w:color w:val="1F4E79"/>
+          <w:sz w:val="20"/>
+          <w:szCs w:val="20"/>
+          <w:lang w:eastAsia="ko-KR"/>
+        </w:rPr>
+        <w:t xml:space="preserve">우리가 수행한 내용  </w:t>
+      </w:r>
+      <w:r>
+        <w:rPr>
+          <w:sz w:val="20"/>
+          <w:szCs w:val="20"/>
+          <w:lang w:eastAsia="ko-KR"/>
+        </w:rPr>
+        <w:t xml:space="preserve">수집한 자료를 아래와 같이 구분하였다.</w:t>
       </w:r>
     </w:p>
     <w:tbl>
@@ -6878,10 +6515,9 @@
         <w:tblLook w:val="04A0" w:firstRow="1" w:lastRow="0" w:firstColumn="1" w:lastColumn="0" w:noHBand="0" w:noVBand="1"/>
       </w:tblPr>
       <w:tblGrid>
-        <w:gridCol w:w="2300"/>
-        <w:gridCol w:w="2400"/>
-        <w:gridCol w:w="2372"/>
-        <w:gridCol w:w="2900"/>
+        <w:gridCol w:w="1800"/>
+        <w:gridCol w:w="4172"/>
+        <w:gridCol w:w="4000"/>
       </w:tblGrid>
       <w:tr>
         <w:trPr>
@@ -6891,7 +6527,7 @@
         </w:trPr>
         <w:tc>
           <w:tcPr>
-            <w:tcW w:w="2300" w:type="dxa"/>
+            <w:tcW w:w="1800" w:type="dxa"/>
             <w:shd w:val="clear" w:color="auto" w:fill="D9EAF7"/>
             <w:tcMar>
               <w:top w:w="80" w:type="dxa"/>
@@ -6913,13 +6549,13 @@
                 <w:szCs w:val="18"/>
                 <w:lang w:eastAsia="ko-KR"/>
               </w:rPr>
-              <w:t xml:space="preserve">Class</w:t>
-            </w:r>
-          </w:p>
-        </w:tc>
-        <w:tc>
-          <w:tcPr>
-            <w:tcW w:w="2400" w:type="dxa"/>
+              <w:t xml:space="preserve">구분</w:t>
+            </w:r>
+          </w:p>
+        </w:tc>
+        <w:tc>
+          <w:tcPr>
+            <w:tcW w:w="4172" w:type="dxa"/>
             <w:shd w:val="clear" w:color="auto" w:fill="D9EAF7"/>
             <w:tcMar>
               <w:top w:w="80" w:type="dxa"/>
@@ -6941,13 +6577,13 @@
                 <w:szCs w:val="18"/>
                 <w:lang w:eastAsia="ko-KR"/>
               </w:rPr>
-              <w:t xml:space="preserve">원천</w:t>
-            </w:r>
-          </w:p>
-        </w:tc>
-        <w:tc>
-          <w:tcPr>
-            <w:tcW w:w="2372" w:type="dxa"/>
+              <w:t xml:space="preserve">자료</w:t>
+            </w:r>
+          </w:p>
+        </w:tc>
+        <w:tc>
+          <w:tcPr>
+            <w:tcW w:w="4000" w:type="dxa"/>
             <w:shd w:val="clear" w:color="auto" w:fill="D9EAF7"/>
             <w:tcMar>
               <w:top w:w="80" w:type="dxa"/>
@@ -6969,35 +6605,7 @@
                 <w:szCs w:val="18"/>
                 <w:lang w:eastAsia="ko-KR"/>
               </w:rPr>
-              <w:t xml:space="preserve">ID</w:t>
-            </w:r>
-          </w:p>
-        </w:tc>
-        <w:tc>
-          <w:tcPr>
-            <w:tcW w:w="2900" w:type="dxa"/>
-            <w:shd w:val="clear" w:color="auto" w:fill="D9EAF7"/>
-            <w:tcMar>
-              <w:top w:w="80" w:type="dxa"/>
-              <w:left w:w="110" w:type="dxa"/>
-              <w:bottom w:w="80" w:type="dxa"/>
-              <w:right w:w="110" w:type="dxa"/>
-            </w:tcMar>
-            <w:vAlign w:val="center"/>
-          </w:tcPr>
-          <w:p>
-            <w:pPr>
-              <w:spacing w:after="20" w:line="252" w:lineRule="auto"/>
-              <w:jc w:val="center"/>
-            </w:pPr>
-            <w:r>
-              <w:rPr>
-                <w:b/>
-                <w:sz w:val="18"/>
-                <w:szCs w:val="18"/>
-                <w:lang w:eastAsia="ko-KR"/>
-              </w:rPr>
-              <w:t xml:space="preserve">속성 · 관계</w:t>
+              <w:t xml:space="preserve">이후 처리</w:t>
             </w:r>
           </w:p>
         </w:tc>
@@ -7009,7 +6617,7 @@
         </w:trPr>
         <w:tc>
           <w:tcPr>
-            <w:tcW w:w="2300" w:type="dxa"/>
+            <w:tcW w:w="1800" w:type="dxa"/>
             <w:shd w:val="clear" w:color="auto" w:fill="EEF5FA"/>
             <w:tcMar>
               <w:top w:w="80" w:type="dxa"/>
@@ -7032,82 +6640,57 @@
                 <w:szCs w:val="18"/>
                 <w:lang w:eastAsia="ko-KR"/>
               </w:rPr>
-              <w:t xml:space="preserve">Dam</w:t>
-            </w:r>
-          </w:p>
-        </w:tc>
-        <w:tc>
-          <w:tcPr>
-            <w:tcW w:w="2400" w:type="dxa"/>
-            <w:tcMar>
-              <w:top w:w="80" w:type="dxa"/>
-              <w:left w:w="110" w:type="dxa"/>
-              <w:bottom w:w="80" w:type="dxa"/>
-              <w:right w:w="110" w:type="dxa"/>
-            </w:tcMar>
-            <w:vAlign w:val="center"/>
-          </w:tcPr>
-          <w:p>
-            <w:pPr>
-              <w:spacing w:after="20" w:line="252" w:lineRule="auto"/>
-            </w:pPr>
-            <w:r>
-              <w:rPr>
-                <w:sz w:val="18"/>
-                <w:szCs w:val="18"/>
-                <w:lang w:eastAsia="ko-KR"/>
-              </w:rPr>
-              <w:t xml:space="preserve">승인 파일의 시설, MyWater 댐 정보</w:t>
-            </w:r>
-          </w:p>
-        </w:tc>
-        <w:tc>
-          <w:tcPr>
-            <w:tcW w:w="2372" w:type="dxa"/>
-            <w:tcMar>
-              <w:top w:w="80" w:type="dxa"/>
-              <w:left w:w="110" w:type="dxa"/>
-              <w:bottom w:w="80" w:type="dxa"/>
-              <w:right w:w="110" w:type="dxa"/>
-            </w:tcMar>
-            <w:vAlign w:val="center"/>
-          </w:tcPr>
-          <w:p>
-            <w:pPr>
-              <w:spacing w:after="20" w:line="252" w:lineRule="auto"/>
-            </w:pPr>
-            <w:r>
-              <w:rPr>
-                <w:sz w:val="18"/>
-                <w:szCs w:val="18"/>
-                <w:lang w:eastAsia="ko-KR"/>
-              </w:rPr>
-              <w:t xml:space="preserve">DAM:시설코드</w:t>
-            </w:r>
-          </w:p>
-        </w:tc>
-        <w:tc>
-          <w:tcPr>
-            <w:tcW w:w="2900" w:type="dxa"/>
-            <w:tcMar>
-              <w:top w:w="80" w:type="dxa"/>
-              <w:left w:w="110" w:type="dxa"/>
-              <w:bottom w:w="80" w:type="dxa"/>
-              <w:right w:w="110" w:type="dxa"/>
-            </w:tcMar>
-            <w:vAlign w:val="center"/>
-          </w:tcPr>
-          <w:p>
-            <w:pPr>
-              <w:spacing w:after="20" w:line="252" w:lineRule="auto"/>
-            </w:pPr>
-            <w:r>
-              <w:rPr>
-                <w:sz w:val="18"/>
-                <w:szCs w:val="18"/>
-                <w:lang w:eastAsia="ko-KR"/>
-              </w:rPr>
-              <w:t xml:space="preserve">damName, damType</w:t>
+              <w:t xml:space="preserve">구조화 자료</w:t>
+            </w:r>
+          </w:p>
+        </w:tc>
+        <w:tc>
+          <w:tcPr>
+            <w:tcW w:w="4172" w:type="dxa"/>
+            <w:tcMar>
+              <w:top w:w="80" w:type="dxa"/>
+              <w:left w:w="110" w:type="dxa"/>
+              <w:bottom w:w="80" w:type="dxa"/>
+              <w:right w:w="110" w:type="dxa"/>
+            </w:tcMar>
+            <w:vAlign w:val="center"/>
+          </w:tcPr>
+          <w:p>
+            <w:pPr>
+              <w:spacing w:after="20" w:line="252" w:lineRule="auto"/>
+            </w:pPr>
+            <w:r>
+              <w:rPr>
+                <w:sz w:val="18"/>
+                <w:szCs w:val="18"/>
+                <w:lang w:eastAsia="ko-KR"/>
+              </w:rPr>
+              <w:t xml:space="preserve">승인 CSV, K-water 시간별 측정자료, 별표3 표</w:t>
+            </w:r>
+          </w:p>
+        </w:tc>
+        <w:tc>
+          <w:tcPr>
+            <w:tcW w:w="4000" w:type="dxa"/>
+            <w:tcMar>
+              <w:top w:w="80" w:type="dxa"/>
+              <w:left w:w="110" w:type="dxa"/>
+              <w:bottom w:w="80" w:type="dxa"/>
+              <w:right w:w="110" w:type="dxa"/>
+            </w:tcMar>
+            <w:vAlign w:val="center"/>
+          </w:tcPr>
+          <w:p>
+            <w:pPr>
+              <w:spacing w:after="20" w:line="252" w:lineRule="auto"/>
+            </w:pPr>
+            <w:r>
+              <w:rPr>
+                <w:sz w:val="18"/>
+                <w:szCs w:val="18"/>
+                <w:lang w:eastAsia="ko-KR"/>
+              </w:rPr>
+              <w:t xml:space="preserve">단계 3: 규칙표로 Entity·속성·관계에 매핑</w:t>
             </w:r>
           </w:p>
         </w:tc>
@@ -7119,7 +6702,7 @@
         </w:trPr>
         <w:tc>
           <w:tcPr>
-            <w:tcW w:w="2300" w:type="dxa"/>
+            <w:tcW w:w="1800" w:type="dxa"/>
             <w:shd w:val="clear" w:color="auto" w:fill="EEF5FA"/>
             <w:tcMar>
               <w:top w:w="80" w:type="dxa"/>
@@ -7142,82 +6725,57 @@
                 <w:szCs w:val="18"/>
                 <w:lang w:eastAsia="ko-KR"/>
               </w:rPr>
-              <w:t xml:space="preserve">HydrometeorologicalState</w:t>
-            </w:r>
-          </w:p>
-        </w:tc>
-        <w:tc>
-          <w:tcPr>
-            <w:tcW w:w="2400" w:type="dxa"/>
-            <w:tcMar>
-              <w:top w:w="80" w:type="dxa"/>
-              <w:left w:w="110" w:type="dxa"/>
-              <w:bottom w:w="80" w:type="dxa"/>
-              <w:right w:w="110" w:type="dxa"/>
-            </w:tcMar>
-            <w:vAlign w:val="center"/>
-          </w:tcPr>
-          <w:p>
-            <w:pPr>
-              <w:spacing w:after="20" w:line="252" w:lineRule="auto"/>
-            </w:pPr>
-            <w:r>
-              <w:rPr>
-                <w:sz w:val="18"/>
-                <w:szCs w:val="18"/>
-                <w:lang w:eastAsia="ko-KR"/>
-              </w:rPr>
-              <w:t xml:space="preserve">시간자료의 변수 6종</w:t>
-            </w:r>
-          </w:p>
-        </w:tc>
-        <w:tc>
-          <w:tcPr>
-            <w:tcW w:w="2372" w:type="dxa"/>
-            <w:tcMar>
-              <w:top w:w="80" w:type="dxa"/>
-              <w:left w:w="110" w:type="dxa"/>
-              <w:bottom w:w="80" w:type="dxa"/>
-              <w:right w:w="110" w:type="dxa"/>
-            </w:tcMar>
-            <w:vAlign w:val="center"/>
-          </w:tcPr>
-          <w:p>
-            <w:pPr>
-              <w:spacing w:after="20" w:line="252" w:lineRule="auto"/>
-            </w:pPr>
-            <w:r>
-              <w:rPr>
-                <w:sz w:val="18"/>
-                <w:szCs w:val="18"/>
-                <w:lang w:eastAsia="ko-KR"/>
-              </w:rPr>
-              <w:t xml:space="preserve">HMS:시설코드:변수 (댐 × 변수 = 24개)</w:t>
-            </w:r>
-          </w:p>
-        </w:tc>
-        <w:tc>
-          <w:tcPr>
-            <w:tcW w:w="2900" w:type="dxa"/>
-            <w:tcMar>
-              <w:top w:w="80" w:type="dxa"/>
-              <w:left w:w="110" w:type="dxa"/>
-              <w:bottom w:w="80" w:type="dxa"/>
-              <w:right w:w="110" w:type="dxa"/>
-            </w:tcMar>
-            <w:vAlign w:val="center"/>
-          </w:tcPr>
-          <w:p>
-            <w:pPr>
-              <w:spacing w:after="20" w:line="252" w:lineRule="auto"/>
-            </w:pPr>
-            <w:r>
-              <w:rPr>
-                <w:sz w:val="18"/>
-                <w:szCs w:val="18"/>
-                <w:lang w:eastAsia="ko-KR"/>
-              </w:rPr>
-              <w:t xml:space="preserve">variableType, stationCode(측정자료 조회 키로 K-water 시설 코드 사용) / hasHydrometeorologicalState</w:t>
+              <w:t xml:space="preserve">비정형 텍스트</w:t>
+            </w:r>
+          </w:p>
+        </w:tc>
+        <w:tc>
+          <w:tcPr>
+            <w:tcW w:w="4172" w:type="dxa"/>
+            <w:tcMar>
+              <w:top w:w="80" w:type="dxa"/>
+              <w:left w:w="110" w:type="dxa"/>
+              <w:bottom w:w="80" w:type="dxa"/>
+              <w:right w:w="110" w:type="dxa"/>
+            </w:tcMar>
+            <w:vAlign w:val="center"/>
+          </w:tcPr>
+          <w:p>
+            <w:pPr>
+              <w:spacing w:after="20" w:line="252" w:lineRule="auto"/>
+            </w:pPr>
+            <w:r>
+              <w:rPr>
+                <w:sz w:val="18"/>
+                <w:szCs w:val="18"/>
+                <w:lang w:eastAsia="ko-KR"/>
+              </w:rPr>
+              <w:t xml:space="preserve">승인 비고(방류 종류, 비고 문구)</w:t>
+            </w:r>
+          </w:p>
+        </w:tc>
+        <w:tc>
+          <w:tcPr>
+            <w:tcW w:w="4000" w:type="dxa"/>
+            <w:tcMar>
+              <w:top w:w="80" w:type="dxa"/>
+              <w:left w:w="110" w:type="dxa"/>
+              <w:bottom w:w="80" w:type="dxa"/>
+              <w:right w:w="110" w:type="dxa"/>
+            </w:tcMar>
+            <w:vAlign w:val="center"/>
+          </w:tcPr>
+          <w:p>
+            <w:pPr>
+              <w:spacing w:after="20" w:line="252" w:lineRule="auto"/>
+            </w:pPr>
+            <w:r>
+              <w:rPr>
+                <w:sz w:val="18"/>
+                <w:szCs w:val="18"/>
+                <w:lang w:eastAsia="ko-KR"/>
+              </w:rPr>
+              <w:t xml:space="preserve">단계 4: 규칙으로 Operation 추출</w:t>
             </w:r>
           </w:p>
         </w:tc>
@@ -7229,7 +6787,7 @@
         </w:trPr>
         <w:tc>
           <w:tcPr>
-            <w:tcW w:w="2300" w:type="dxa"/>
+            <w:tcW w:w="1800" w:type="dxa"/>
             <w:shd w:val="clear" w:color="auto" w:fill="EEF5FA"/>
             <w:tcMar>
               <w:top w:w="80" w:type="dxa"/>
@@ -7252,82 +6810,269 @@
                 <w:szCs w:val="18"/>
                 <w:lang w:eastAsia="ko-KR"/>
               </w:rPr>
-              <w:t xml:space="preserve">Approval</w:t>
-            </w:r>
-          </w:p>
-        </w:tc>
-        <w:tc>
-          <w:tcPr>
-            <w:tcW w:w="2400" w:type="dxa"/>
-            <w:tcMar>
-              <w:top w:w="80" w:type="dxa"/>
-              <w:left w:w="110" w:type="dxa"/>
-              <w:bottom w:w="80" w:type="dxa"/>
-              <w:right w:w="110" w:type="dxa"/>
-            </w:tcMar>
-            <w:vAlign w:val="center"/>
-          </w:tcPr>
-          <w:p>
-            <w:pPr>
-              <w:spacing w:after="20" w:line="252" w:lineRule="auto"/>
-            </w:pPr>
-            <w:r>
-              <w:rPr>
-                <w:sz w:val="18"/>
-                <w:szCs w:val="18"/>
-                <w:lang w:eastAsia="ko-KR"/>
-              </w:rPr>
-              <w:t xml:space="preserve">승인 CSV 한 행</w:t>
-            </w:r>
-          </w:p>
-        </w:tc>
-        <w:tc>
-          <w:tcPr>
-            <w:tcW w:w="2372" w:type="dxa"/>
-            <w:tcMar>
-              <w:top w:w="80" w:type="dxa"/>
-              <w:left w:w="110" w:type="dxa"/>
-              <w:bottom w:w="80" w:type="dxa"/>
-              <w:right w:w="110" w:type="dxa"/>
-            </w:tcMar>
-            <w:vAlign w:val="center"/>
-          </w:tcPr>
-          <w:p>
-            <w:pPr>
-              <w:spacing w:after="20" w:line="252" w:lineRule="auto"/>
-            </w:pPr>
-            <w:r>
-              <w:rPr>
-                <w:sz w:val="18"/>
-                <w:szCs w:val="18"/>
-                <w:lang w:eastAsia="ko-KR"/>
-              </w:rPr>
-              <w:t xml:space="preserve">APR:순차번호</w:t>
-            </w:r>
-          </w:p>
-        </w:tc>
-        <w:tc>
-          <w:tcPr>
-            <w:tcW w:w="2900" w:type="dxa"/>
-            <w:tcMar>
-              <w:top w:w="80" w:type="dxa"/>
-              <w:left w:w="110" w:type="dxa"/>
-              <w:bottom w:w="80" w:type="dxa"/>
-              <w:right w:w="110" w:type="dxa"/>
-            </w:tcMar>
-            <w:vAlign w:val="center"/>
-          </w:tcPr>
-          <w:p>
-            <w:pPr>
-              <w:spacing w:after="20" w:line="252" w:lineRule="auto"/>
-            </w:pPr>
-            <w:r>
-              <w:rPr>
-                <w:sz w:val="18"/>
-                <w:szCs w:val="18"/>
-                <w:lang w:eastAsia="ko-KR"/>
-              </w:rPr>
-              <w:t xml:space="preserve">approvalTime(승인일), approvalContent(방류 시작, 접수방류량, 비고를 한 문장으로) / concernsDam</w:t>
+              <w:t xml:space="preserve">비정형 텍스트</w:t>
+            </w:r>
+          </w:p>
+        </w:tc>
+        <w:tc>
+          <w:tcPr>
+            <w:tcW w:w="4172" w:type="dxa"/>
+            <w:tcMar>
+              <w:top w:w="80" w:type="dxa"/>
+              <w:left w:w="110" w:type="dxa"/>
+              <w:bottom w:w="80" w:type="dxa"/>
+              <w:right w:w="110" w:type="dxa"/>
+            </w:tcMar>
+            <w:vAlign w:val="center"/>
+          </w:tcPr>
+          <w:p>
+            <w:pPr>
+              <w:spacing w:after="20" w:line="252" w:lineRule="auto"/>
+            </w:pPr>
+            <w:r>
+              <w:rPr>
+                <w:sz w:val="18"/>
+                <w:szCs w:val="18"/>
+                <w:lang w:eastAsia="ko-KR"/>
+              </w:rPr>
+              <w:t xml:space="preserve">규정·법령 조문</w:t>
+            </w:r>
+          </w:p>
+        </w:tc>
+        <w:tc>
+          <w:tcPr>
+            <w:tcW w:w="4000" w:type="dxa"/>
+            <w:tcMar>
+              <w:top w:w="80" w:type="dxa"/>
+              <w:left w:w="110" w:type="dxa"/>
+              <w:bottom w:w="80" w:type="dxa"/>
+              <w:right w:w="110" w:type="dxa"/>
+            </w:tcMar>
+            <w:vAlign w:val="center"/>
+          </w:tcPr>
+          <w:p>
+            <w:pPr>
+              <w:spacing w:after="20" w:line="252" w:lineRule="auto"/>
+            </w:pPr>
+            <w:r>
+              <w:rPr>
+                <w:sz w:val="18"/>
+                <w:szCs w:val="18"/>
+                <w:lang w:eastAsia="ko-KR"/>
+              </w:rPr>
+              <w:t xml:space="preserve">단계 2: 조문 단위로 분할 → 문서 저장소(청크)</w:t>
+            </w:r>
+          </w:p>
+        </w:tc>
+      </w:tr>
+    </w:tbl>
+    <w:p>
+      <w:pPr>
+        <w:spacing w:after="60"/>
+        <w:rPr>
+          <w:lang w:eastAsia="ko-KR"/>
+        </w:rPr>
+      </w:pPr>
+    </w:p>
+    <w:p>
+      <w:pPr>
+        <w:pStyle w:val="21"/>
+        <w:rPr>
+          <w:lang w:eastAsia="ko-KR"/>
+        </w:rPr>
+      </w:pPr>
+      <w:r>
+        <w:rPr>
+          <w:lang w:eastAsia="ko-KR"/>
+        </w:rPr>
+        <w:t xml:space="preserve">2.4 단계 2. 전처리</w:t>
+      </w:r>
+    </w:p>
+    <w:p>
+      <w:pPr>
+        <w:spacing w:before="60" w:after="100"/>
+        <w:rPr>
+          <w:lang w:eastAsia="ko-KR"/>
+        </w:rPr>
+      </w:pPr>
+      <w:r>
+        <w:rPr>
+          <w:b/>
+          <w:color w:val="1F4E79"/>
+          <w:sz w:val="20"/>
+          <w:szCs w:val="20"/>
+          <w:lang w:eastAsia="ko-KR"/>
+        </w:rPr>
+        <w:t xml:space="preserve">필요한 이유  </w:t>
+      </w:r>
+      <w:r>
+        <w:rPr>
+          <w:sz w:val="20"/>
+          <w:szCs w:val="20"/>
+          <w:lang w:eastAsia="ko-KR"/>
+        </w:rPr>
+        <w:t xml:space="preserve">매핑과 추출 전에 중복과 표기 차이를 정리해 같은 자료가 두 번 세어지거나 시각이 어긋나지 않게 한다. 원본은 바꾸지 않고, 수정한 내용은 로그로 남긴다.</w:t>
+      </w:r>
+    </w:p>
+    <w:p>
+      <w:pPr>
+        <w:spacing w:before="60" w:after="100"/>
+        <w:rPr>
+          <w:lang w:eastAsia="ko-KR"/>
+        </w:rPr>
+      </w:pPr>
+      <w:r>
+        <w:rPr>
+          <w:b/>
+          <w:color w:val="1F4E79"/>
+          <w:sz w:val="20"/>
+          <w:szCs w:val="20"/>
+          <w:lang w:eastAsia="ko-KR"/>
+        </w:rPr>
+        <w:t xml:space="preserve">문헌의 방법  </w:t>
+      </w:r>
+      <w:r>
+        <w:rPr>
+          <w:sz w:val="20"/>
+          <w:szCs w:val="20"/>
+          <w:lang w:eastAsia="ko-KR"/>
+        </w:rPr>
+        <w:t xml:space="preserve">DDKG(3.2.1)는 비정형 텍스트를 마크다운으로 변환(OCR 포함)하고, 정규식으로 지식이 있는 블록의 경계를 나누어 불필요한 내용을 제거한 뒤 하나의 코퍼스로 통합한다. Zhang(2025)은 수집 문서를 OCR 후 문서·문장·단어 수준에서 걸러 정제한다(저장소에 PDF가 없어 기존 정리 내용을 인용). 두 문헌 모두 구조화된 표의 정제 방법은 다루지 않는다.</w:t>
+      </w:r>
+    </w:p>
+    <w:p>
+      <w:pPr>
+        <w:spacing w:before="60" w:after="100"/>
+        <w:rPr>
+          <w:lang w:eastAsia="ko-KR"/>
+        </w:rPr>
+      </w:pPr>
+      <w:r>
+        <w:rPr>
+          <w:b/>
+          <w:color w:val="1F4E79"/>
+          <w:sz w:val="20"/>
+          <w:szCs w:val="20"/>
+          <w:lang w:eastAsia="ko-KR"/>
+        </w:rPr>
+        <w:t xml:space="preserve">우리가 수행한 내용  </w:t>
+      </w:r>
+      <w:r>
+        <w:rPr>
+          <w:sz w:val="20"/>
+          <w:szCs w:val="20"/>
+          <w:lang w:eastAsia="ko-KR"/>
+        </w:rPr>
+        <w:t xml:space="preserve">법령은 XML 원문이 이미 조문 단위로 구조화되어 있어 OCR은 필요 없고, 조문·별표 단위로 분할하였다. 구조화 자료의 정제는 문헌이 없어 연구자 판단으로 아래와 같이 정하였다.</w:t>
+      </w:r>
+    </w:p>
+    <w:tbl>
+      <w:tblPr>
+        <w:tblW w:w="9972" w:type="dxa"/>
+        <w:jc w:val="center"/>
+        <w:tblBorders>
+          <w:top w:val="single" w:sz="5" w:space="0" w:color="A6A6A6"/>
+          <w:left w:val="single" w:sz="5" w:space="0" w:color="A6A6A6"/>
+          <w:bottom w:val="single" w:sz="5" w:space="0" w:color="A6A6A6"/>
+          <w:right w:val="single" w:sz="5" w:space="0" w:color="A6A6A6"/>
+          <w:insideH w:val="single" w:sz="5" w:space="0" w:color="A6A6A6"/>
+          <w:insideV w:val="single" w:sz="5" w:space="0" w:color="A6A6A6"/>
+        </w:tblBorders>
+        <w:tblLayout w:type="fixed"/>
+        <w:tblLook w:val="04A0" w:firstRow="1" w:lastRow="0" w:firstColumn="1" w:lastColumn="0" w:noHBand="0" w:noVBand="1"/>
+      </w:tblPr>
+      <w:tblGrid>
+        <w:gridCol w:w="1800"/>
+        <w:gridCol w:w="4572"/>
+        <w:gridCol w:w="3600"/>
+      </w:tblGrid>
+      <w:tr>
+        <w:trPr>
+          <w:cantSplit/>
+          <w:tblHeader/>
+          <w:jc w:val="center"/>
+        </w:trPr>
+        <w:tc>
+          <w:tcPr>
+            <w:tcW w:w="1800" w:type="dxa"/>
+            <w:shd w:val="clear" w:color="auto" w:fill="D9EAF7"/>
+            <w:tcMar>
+              <w:top w:w="80" w:type="dxa"/>
+              <w:left w:w="110" w:type="dxa"/>
+              <w:bottom w:w="80" w:type="dxa"/>
+              <w:right w:w="110" w:type="dxa"/>
+            </w:tcMar>
+            <w:vAlign w:val="center"/>
+          </w:tcPr>
+          <w:p>
+            <w:pPr>
+              <w:spacing w:after="20" w:line="252" w:lineRule="auto"/>
+              <w:jc w:val="center"/>
+            </w:pPr>
+            <w:r>
+              <w:rPr>
+                <w:b/>
+                <w:sz w:val="18"/>
+                <w:szCs w:val="18"/>
+                <w:lang w:eastAsia="ko-KR"/>
+              </w:rPr>
+              <w:t xml:space="preserve">대상</w:t>
+            </w:r>
+          </w:p>
+        </w:tc>
+        <w:tc>
+          <w:tcPr>
+            <w:tcW w:w="4572" w:type="dxa"/>
+            <w:shd w:val="clear" w:color="auto" w:fill="D9EAF7"/>
+            <w:tcMar>
+              <w:top w:w="80" w:type="dxa"/>
+              <w:left w:w="110" w:type="dxa"/>
+              <w:bottom w:w="80" w:type="dxa"/>
+              <w:right w:w="110" w:type="dxa"/>
+            </w:tcMar>
+            <w:vAlign w:val="center"/>
+          </w:tcPr>
+          <w:p>
+            <w:pPr>
+              <w:spacing w:after="20" w:line="252" w:lineRule="auto"/>
+              <w:jc w:val="center"/>
+            </w:pPr>
+            <w:r>
+              <w:rPr>
+                <w:b/>
+                <w:sz w:val="18"/>
+                <w:szCs w:val="18"/>
+                <w:lang w:eastAsia="ko-KR"/>
+              </w:rPr>
+              <w:t xml:space="preserve">처리</w:t>
+            </w:r>
+          </w:p>
+        </w:tc>
+        <w:tc>
+          <w:tcPr>
+            <w:tcW w:w="3600" w:type="dxa"/>
+            <w:shd w:val="clear" w:color="auto" w:fill="D9EAF7"/>
+            <w:tcMar>
+              <w:top w:w="80" w:type="dxa"/>
+              <w:left w:w="110" w:type="dxa"/>
+              <w:bottom w:w="80" w:type="dxa"/>
+              <w:right w:w="110" w:type="dxa"/>
+            </w:tcMar>
+            <w:vAlign w:val="center"/>
+          </w:tcPr>
+          <w:p>
+            <w:pPr>
+              <w:spacing w:after="20" w:line="252" w:lineRule="auto"/>
+              <w:jc w:val="center"/>
+            </w:pPr>
+            <w:r>
+              <w:rPr>
+                <w:b/>
+                <w:sz w:val="18"/>
+                <w:szCs w:val="18"/>
+                <w:lang w:eastAsia="ko-KR"/>
+              </w:rPr>
+              <w:t xml:space="preserve">결과</w:t>
             </w:r>
           </w:p>
         </w:tc>
@@ -7339,7 +7084,7 @@
         </w:trPr>
         <w:tc>
           <w:tcPr>
-            <w:tcW w:w="2300" w:type="dxa"/>
+            <w:tcW w:w="1800" w:type="dxa"/>
             <w:shd w:val="clear" w:color="auto" w:fill="EEF5FA"/>
             <w:tcMar>
               <w:top w:w="80" w:type="dxa"/>
@@ -7362,82 +7107,57 @@
                 <w:szCs w:val="18"/>
                 <w:lang w:eastAsia="ko-KR"/>
               </w:rPr>
-              <w:t xml:space="preserve">Criterion</w:t>
-            </w:r>
-          </w:p>
-        </w:tc>
-        <w:tc>
-          <w:tcPr>
-            <w:tcW w:w="2400" w:type="dxa"/>
-            <w:tcMar>
-              <w:top w:w="80" w:type="dxa"/>
-              <w:left w:w="110" w:type="dxa"/>
-              <w:bottom w:w="80" w:type="dxa"/>
-              <w:right w:w="110" w:type="dxa"/>
-            </w:tcMar>
-            <w:vAlign w:val="center"/>
-          </w:tcPr>
-          <w:p>
-            <w:pPr>
-              <w:spacing w:after="20" w:line="252" w:lineRule="auto"/>
-            </w:pPr>
-            <w:r>
-              <w:rPr>
-                <w:sz w:val="18"/>
-                <w:szCs w:val="18"/>
-                <w:lang w:eastAsia="ko-KR"/>
-              </w:rPr>
-              <w:t xml:space="preserve">별표3</w:t>
-            </w:r>
-          </w:p>
-        </w:tc>
-        <w:tc>
-          <w:tcPr>
-            <w:tcW w:w="2372" w:type="dxa"/>
-            <w:tcMar>
-              <w:top w:w="80" w:type="dxa"/>
-              <w:left w:w="110" w:type="dxa"/>
-              <w:bottom w:w="80" w:type="dxa"/>
-              <w:right w:w="110" w:type="dxa"/>
-            </w:tcMar>
-            <w:vAlign w:val="center"/>
-          </w:tcPr>
-          <w:p>
-            <w:pPr>
-              <w:spacing w:after="20" w:line="252" w:lineRule="auto"/>
-            </w:pPr>
-            <w:r>
-              <w:rPr>
-                <w:sz w:val="18"/>
-                <w:szCs w:val="18"/>
-                <w:lang w:eastAsia="ko-KR"/>
-              </w:rPr>
-              <w:t xml:space="preserve">CRI:번호</w:t>
-            </w:r>
-          </w:p>
-        </w:tc>
-        <w:tc>
-          <w:tcPr>
-            <w:tcW w:w="2900" w:type="dxa"/>
-            <w:tcMar>
-              <w:top w:w="80" w:type="dxa"/>
-              <w:left w:w="110" w:type="dxa"/>
-              <w:bottom w:w="80" w:type="dxa"/>
-              <w:right w:w="110" w:type="dxa"/>
-            </w:tcMar>
-            <w:vAlign w:val="center"/>
-          </w:tcPr>
-          <w:p>
-            <w:pPr>
-              <w:spacing w:after="20" w:line="252" w:lineRule="auto"/>
-            </w:pPr>
-            <w:r>
-              <w:rPr>
-                <w:sz w:val="18"/>
-                <w:szCs w:val="18"/>
-                <w:lang w:eastAsia="ko-KR"/>
-              </w:rPr>
-              <w:t xml:space="preserve">criterionType, criterionValue, unit / appliesToDam</w:t>
+              <w:t xml:space="preserve">승인 CSV</w:t>
+            </w:r>
+          </w:p>
+        </w:tc>
+        <w:tc>
+          <w:tcPr>
+            <w:tcW w:w="4572" w:type="dxa"/>
+            <w:tcMar>
+              <w:top w:w="80" w:type="dxa"/>
+              <w:left w:w="110" w:type="dxa"/>
+              <w:bottom w:w="80" w:type="dxa"/>
+              <w:right w:w="110" w:type="dxa"/>
+            </w:tcMar>
+            <w:vAlign w:val="center"/>
+          </w:tcPr>
+          <w:p>
+            <w:pPr>
+              <w:spacing w:after="20" w:line="252" w:lineRule="auto"/>
+            </w:pPr>
+            <w:r>
+              <w:rPr>
+                <w:sz w:val="18"/>
+                <w:szCs w:val="18"/>
+                <w:lang w:eastAsia="ko-KR"/>
+              </w:rPr>
+              <w:t xml:space="preserve">값이 모두 같고 순차번호만 다른 중복 행은 첫 행만 남기고 제거, 제거 행은 로그에 기록</w:t>
+            </w:r>
+          </w:p>
+        </w:tc>
+        <w:tc>
+          <w:tcPr>
+            <w:tcW w:w="3600" w:type="dxa"/>
+            <w:tcMar>
+              <w:top w:w="80" w:type="dxa"/>
+              <w:left w:w="110" w:type="dxa"/>
+              <w:bottom w:w="80" w:type="dxa"/>
+              <w:right w:w="110" w:type="dxa"/>
+            </w:tcMar>
+            <w:vAlign w:val="center"/>
+          </w:tcPr>
+          <w:p>
+            <w:pPr>
+              <w:spacing w:after="20" w:line="252" w:lineRule="auto"/>
+            </w:pPr>
+            <w:r>
+              <w:rPr>
+                <w:sz w:val="18"/>
+                <w:szCs w:val="18"/>
+                <w:lang w:eastAsia="ko-KR"/>
+              </w:rPr>
+              <w:t xml:space="preserve">3,929행 중 7행 제거 → 3,922행. 4개 댐에서는 광동댐 1건 제거, 충주조정지 제외 후 승인 80건</w:t>
             </w:r>
           </w:p>
         </w:tc>
@@ -7449,7 +7169,7 @@
         </w:trPr>
         <w:tc>
           <w:tcPr>
-            <w:tcW w:w="2300" w:type="dxa"/>
+            <w:tcW w:w="1800" w:type="dxa"/>
             <w:shd w:val="clear" w:color="auto" w:fill="EEF5FA"/>
             <w:tcMar>
               <w:top w:w="80" w:type="dxa"/>
@@ -7472,82 +7192,142 @@
                 <w:szCs w:val="18"/>
                 <w:lang w:eastAsia="ko-KR"/>
               </w:rPr>
-              <w:t xml:space="preserve">EvidenceSource</w:t>
-            </w:r>
-          </w:p>
-        </w:tc>
-        <w:tc>
-          <w:tcPr>
-            <w:tcW w:w="2400" w:type="dxa"/>
-            <w:tcMar>
-              <w:top w:w="80" w:type="dxa"/>
-              <w:left w:w="110" w:type="dxa"/>
-              <w:bottom w:w="80" w:type="dxa"/>
-              <w:right w:w="110" w:type="dxa"/>
-            </w:tcMar>
-            <w:vAlign w:val="center"/>
-          </w:tcPr>
-          <w:p>
-            <w:pPr>
-              <w:spacing w:after="20" w:line="252" w:lineRule="auto"/>
-            </w:pPr>
-            <w:r>
-              <w:rPr>
-                <w:sz w:val="18"/>
-                <w:szCs w:val="18"/>
-                <w:lang w:eastAsia="ko-KR"/>
-              </w:rPr>
-              <w:t xml:space="preserve">승인 레코드, 측정 소스, 별표3와 연혁</w:t>
-            </w:r>
-          </w:p>
-        </w:tc>
-        <w:tc>
-          <w:tcPr>
-            <w:tcW w:w="2372" w:type="dxa"/>
-            <w:tcMar>
-              <w:top w:w="80" w:type="dxa"/>
-              <w:left w:w="110" w:type="dxa"/>
-              <w:bottom w:w="80" w:type="dxa"/>
-              <w:right w:w="110" w:type="dxa"/>
-            </w:tcMar>
-            <w:vAlign w:val="center"/>
-          </w:tcPr>
-          <w:p>
-            <w:pPr>
-              <w:spacing w:after="20" w:line="252" w:lineRule="auto"/>
-            </w:pPr>
-            <w:r>
-              <w:rPr>
-                <w:sz w:val="18"/>
-                <w:szCs w:val="18"/>
-                <w:lang w:eastAsia="ko-KR"/>
-              </w:rPr>
-              <w:t xml:space="preserve">EVI:출처</w:t>
-            </w:r>
-          </w:p>
-        </w:tc>
-        <w:tc>
-          <w:tcPr>
-            <w:tcW w:w="2900" w:type="dxa"/>
-            <w:tcMar>
-              <w:top w:w="80" w:type="dxa"/>
-              <w:left w:w="110" w:type="dxa"/>
-              <w:bottom w:w="80" w:type="dxa"/>
-              <w:right w:w="110" w:type="dxa"/>
-            </w:tcMar>
-            <w:vAlign w:val="center"/>
-          </w:tcPr>
-          <w:p>
-            <w:pPr>
-              <w:spacing w:after="20" w:line="252" w:lineRule="auto"/>
-            </w:pPr>
-            <w:r>
-              <w:rPr>
-                <w:sz w:val="18"/>
-                <w:szCs w:val="18"/>
-                <w:lang w:eastAsia="ko-KR"/>
-              </w:rPr>
-              <w:t xml:space="preserve">sourceTitle, sourceType, sourceLocator, chunkId(규정 근거) / 다른 Class에서 supportedBy</w:t>
+              <w:t xml:space="preserve">측정 시간자료</w:t>
+            </w:r>
+          </w:p>
+        </w:tc>
+        <w:tc>
+          <w:tcPr>
+            <w:tcW w:w="4572" w:type="dxa"/>
+            <w:tcMar>
+              <w:top w:w="80" w:type="dxa"/>
+              <w:left w:w="110" w:type="dxa"/>
+              <w:bottom w:w="80" w:type="dxa"/>
+              <w:right w:w="110" w:type="dxa"/>
+            </w:tcMar>
+            <w:vAlign w:val="center"/>
+          </w:tcPr>
+          <w:p>
+            <w:pPr>
+              <w:spacing w:after="20" w:line="252" w:lineRule="auto"/>
+            </w:pPr>
+            <w:r>
+              <w:rPr>
+                <w:sz w:val="18"/>
+                <w:szCs w:val="18"/>
+                <w:lang w:eastAsia="ko-KR"/>
+              </w:rPr>
+              <w:t xml:space="preserve">시각 라벨 24시 표기를 다음날 0시로 변환, 결측은 채우지 않고 비워 둠</w:t>
+            </w:r>
+          </w:p>
+        </w:tc>
+        <w:tc>
+          <w:tcPr>
+            <w:tcW w:w="3600" w:type="dxa"/>
+            <w:tcMar>
+              <w:top w:w="80" w:type="dxa"/>
+              <w:left w:w="110" w:type="dxa"/>
+              <w:bottom w:w="80" w:type="dxa"/>
+              <w:right w:w="110" w:type="dxa"/>
+            </w:tcMar>
+            <w:vAlign w:val="center"/>
+          </w:tcPr>
+          <w:p>
+            <w:pPr>
+              <w:spacing w:after="20" w:line="252" w:lineRule="auto"/>
+            </w:pPr>
+            <w:r>
+              <w:rPr>
+                <w:sz w:val="18"/>
+                <w:szCs w:val="18"/>
+                <w:lang w:eastAsia="ko-KR"/>
+              </w:rPr>
+              <w:t xml:space="preserve">4개 댐 × 6개 변수, 306,934행</w:t>
+            </w:r>
+          </w:p>
+        </w:tc>
+      </w:tr>
+      <w:tr>
+        <w:trPr>
+          <w:cantSplit/>
+          <w:jc w:val="center"/>
+        </w:trPr>
+        <w:tc>
+          <w:tcPr>
+            <w:tcW w:w="1800" w:type="dxa"/>
+            <w:shd w:val="clear" w:color="auto" w:fill="EEF5FA"/>
+            <w:tcMar>
+              <w:top w:w="80" w:type="dxa"/>
+              <w:left w:w="110" w:type="dxa"/>
+              <w:bottom w:w="80" w:type="dxa"/>
+              <w:right w:w="110" w:type="dxa"/>
+            </w:tcMar>
+            <w:vAlign w:val="center"/>
+          </w:tcPr>
+          <w:p>
+            <w:pPr>
+              <w:spacing w:after="20" w:line="252" w:lineRule="auto"/>
+              <w:jc w:val="center"/>
+            </w:pPr>
+            <w:r>
+              <w:rPr>
+                <w:b/>
+                <w:color w:val="1F4E79"/>
+                <w:sz w:val="18"/>
+                <w:szCs w:val="18"/>
+                <w:lang w:eastAsia="ko-KR"/>
+              </w:rPr>
+              <w:t xml:space="preserve">법령 XML</w:t>
+            </w:r>
+          </w:p>
+        </w:tc>
+        <w:tc>
+          <w:tcPr>
+            <w:tcW w:w="4572" w:type="dxa"/>
+            <w:tcMar>
+              <w:top w:w="80" w:type="dxa"/>
+              <w:left w:w="110" w:type="dxa"/>
+              <w:bottom w:w="80" w:type="dxa"/>
+              <w:right w:w="110" w:type="dxa"/>
+            </w:tcMar>
+            <w:vAlign w:val="center"/>
+          </w:tcPr>
+          <w:p>
+            <w:pPr>
+              <w:spacing w:after="20" w:line="252" w:lineRule="auto"/>
+            </w:pPr>
+            <w:r>
+              <w:rPr>
+                <w:sz w:val="18"/>
+                <w:szCs w:val="18"/>
+                <w:lang w:eastAsia="ko-KR"/>
+              </w:rPr>
+              <w:t xml:space="preserve">조문·별표 단위로 분할</w:t>
+            </w:r>
+          </w:p>
+        </w:tc>
+        <w:tc>
+          <w:tcPr>
+            <w:tcW w:w="3600" w:type="dxa"/>
+            <w:tcMar>
+              <w:top w:w="80" w:type="dxa"/>
+              <w:left w:w="110" w:type="dxa"/>
+              <w:bottom w:w="80" w:type="dxa"/>
+              <w:right w:w="110" w:type="dxa"/>
+            </w:tcMar>
+            <w:vAlign w:val="center"/>
+          </w:tcPr>
+          <w:p>
+            <w:pPr>
+              <w:spacing w:after="20" w:line="252" w:lineRule="auto"/>
+            </w:pPr>
+            <w:r>
+              <w:rPr>
+                <w:sz w:val="18"/>
+                <w:szCs w:val="18"/>
+                <w:lang w:eastAsia="ko-KR"/>
+              </w:rPr>
+              <w:t xml:space="preserve">문서 청크 36개</w:t>
             </w:r>
           </w:p>
         </w:tc>
@@ -7610,7 +7390,7 @@
                 <w:szCs w:val="18"/>
                 <w:lang w:eastAsia="ko-KR"/>
               </w:rPr>
-              <w:t xml:space="preserve">원칙</w:t>
+              <w:t xml:space="preserve">판단 표시</w:t>
             </w:r>
           </w:p>
         </w:tc>
@@ -7635,7 +7415,7 @@
                 <w:szCs w:val="18"/>
                 <w:lang w:eastAsia="ko-KR"/>
               </w:rPr>
-              <w:t xml:space="preserve">값은 원자료 그대로 옮기고, KG에는 의미·관계·조회 키만 둔다. 측정값 전체와 문서 원문은 KG에 저장하지 않는다.</w:t>
+              <w:t xml:space="preserve">구조화 자료의 중복 제거 기준과 시각 변환은 문헌에 없어 연구자 판단으로 정하였다.</w:t>
             </w:r>
           </w:p>
         </w:tc>
@@ -7660,7 +7440,876 @@
         <w:rPr>
           <w:lang w:eastAsia="ko-KR"/>
         </w:rPr>
-        <w:t xml:space="preserve">2.4 운영행위(Operation) 추출 규칙</w:t>
+        <w:t xml:space="preserve">2.5 단계 3. 구조화 자료 매핑</w:t>
+      </w:r>
+    </w:p>
+    <w:p>
+      <w:pPr>
+        <w:spacing w:before="60" w:after="100"/>
+        <w:rPr>
+          <w:lang w:eastAsia="ko-KR"/>
+        </w:rPr>
+      </w:pPr>
+      <w:r>
+        <w:rPr>
+          <w:b/>
+          <w:color w:val="1F4E79"/>
+          <w:sz w:val="20"/>
+          <w:szCs w:val="20"/>
+          <w:lang w:eastAsia="ko-KR"/>
+        </w:rPr>
+        <w:t xml:space="preserve">필요한 이유  </w:t>
+      </w:r>
+      <w:r>
+        <w:rPr>
+          <w:sz w:val="20"/>
+          <w:szCs w:val="20"/>
+          <w:lang w:eastAsia="ko-KR"/>
+        </w:rPr>
+        <w:t xml:space="preserve">구조화 자료의 값을 해석을 더하지 않고 Ontology의 Class·속성·관계로 옮기기 위해 변환 규칙을 먼저 정한다.</w:t>
+      </w:r>
+    </w:p>
+    <w:p>
+      <w:pPr>
+        <w:spacing w:before="60" w:after="100"/>
+        <w:rPr>
+          <w:lang w:eastAsia="ko-KR"/>
+        </w:rPr>
+      </w:pPr>
+      <w:r>
+        <w:rPr>
+          <w:b/>
+          <w:color w:val="1F4E79"/>
+          <w:sz w:val="20"/>
+          <w:szCs w:val="20"/>
+          <w:lang w:eastAsia="ko-KR"/>
+        </w:rPr>
+        <w:t xml:space="preserve">문헌의 방법  </w:t>
+      </w:r>
+      <w:r>
+        <w:rPr>
+          <w:sz w:val="20"/>
+          <w:szCs w:val="20"/>
+          <w:lang w:eastAsia="ko-KR"/>
+        </w:rPr>
+        <w:t xml:space="preserve">OntoDSMS(Zhou 2023)는 D2RQ로 관계형 DB와 온톨로지를 매핑한다. 원칙은 표는 Class, 열은 DatatypeProperty, 행은 Instance에 대응시키는 것이고, 가상 RDF 그래프를 두어 데이터를 복제하지 않고 접근한다.</w:t>
+      </w:r>
+    </w:p>
+    <w:p>
+      <w:pPr>
+        <w:spacing w:before="60" w:after="100"/>
+        <w:rPr>
+          <w:lang w:eastAsia="ko-KR"/>
+        </w:rPr>
+      </w:pPr>
+      <w:r>
+        <w:rPr>
+          <w:b/>
+          <w:color w:val="1F4E79"/>
+          <w:sz w:val="20"/>
+          <w:szCs w:val="20"/>
+          <w:lang w:eastAsia="ko-KR"/>
+        </w:rPr>
+        <w:t xml:space="preserve">우리가 수행한 내용  </w:t>
+      </w:r>
+      <w:r>
+        <w:rPr>
+          <w:sz w:val="20"/>
+          <w:szCs w:val="20"/>
+          <w:lang w:eastAsia="ko-KR"/>
+        </w:rPr>
+        <w:t xml:space="preserve">D2RQ 도구는 쓰지 않고 같은 원칙을 규칙표로 적용하였다. 값은 원자료 그대로 옮기고, 측정값 전체와 문서 원문은 KG로 복제하지 않고 조회 키만 두었다.</w:t>
+      </w:r>
+    </w:p>
+    <w:tbl>
+      <w:tblPr>
+        <w:tblW w:w="9972" w:type="dxa"/>
+        <w:jc w:val="center"/>
+        <w:tblBorders>
+          <w:top w:val="single" w:sz="5" w:space="0" w:color="A6A6A6"/>
+          <w:left w:val="single" w:sz="5" w:space="0" w:color="A6A6A6"/>
+          <w:bottom w:val="single" w:sz="5" w:space="0" w:color="A6A6A6"/>
+          <w:right w:val="single" w:sz="5" w:space="0" w:color="A6A6A6"/>
+          <w:insideH w:val="single" w:sz="5" w:space="0" w:color="A6A6A6"/>
+          <w:insideV w:val="single" w:sz="5" w:space="0" w:color="A6A6A6"/>
+        </w:tblBorders>
+        <w:tblLayout w:type="fixed"/>
+        <w:tblLook w:val="04A0" w:firstRow="1" w:lastRow="0" w:firstColumn="1" w:lastColumn="0" w:noHBand="0" w:noVBand="1"/>
+      </w:tblPr>
+      <w:tblGrid>
+        <w:gridCol w:w="2300"/>
+        <w:gridCol w:w="2400"/>
+        <w:gridCol w:w="2372"/>
+        <w:gridCol w:w="2900"/>
+      </w:tblGrid>
+      <w:tr>
+        <w:trPr>
+          <w:cantSplit/>
+          <w:tblHeader/>
+          <w:jc w:val="center"/>
+        </w:trPr>
+        <w:tc>
+          <w:tcPr>
+            <w:tcW w:w="2300" w:type="dxa"/>
+            <w:shd w:val="clear" w:color="auto" w:fill="D9EAF7"/>
+            <w:tcMar>
+              <w:top w:w="80" w:type="dxa"/>
+              <w:left w:w="110" w:type="dxa"/>
+              <w:bottom w:w="80" w:type="dxa"/>
+              <w:right w:w="110" w:type="dxa"/>
+            </w:tcMar>
+            <w:vAlign w:val="center"/>
+          </w:tcPr>
+          <w:p>
+            <w:pPr>
+              <w:spacing w:after="20" w:line="252" w:lineRule="auto"/>
+              <w:jc w:val="center"/>
+            </w:pPr>
+            <w:r>
+              <w:rPr>
+                <w:b/>
+                <w:sz w:val="18"/>
+                <w:szCs w:val="18"/>
+                <w:lang w:eastAsia="ko-KR"/>
+              </w:rPr>
+              <w:t xml:space="preserve">Class</w:t>
+            </w:r>
+          </w:p>
+        </w:tc>
+        <w:tc>
+          <w:tcPr>
+            <w:tcW w:w="2400" w:type="dxa"/>
+            <w:shd w:val="clear" w:color="auto" w:fill="D9EAF7"/>
+            <w:tcMar>
+              <w:top w:w="80" w:type="dxa"/>
+              <w:left w:w="110" w:type="dxa"/>
+              <w:bottom w:w="80" w:type="dxa"/>
+              <w:right w:w="110" w:type="dxa"/>
+            </w:tcMar>
+            <w:vAlign w:val="center"/>
+          </w:tcPr>
+          <w:p>
+            <w:pPr>
+              <w:spacing w:after="20" w:line="252" w:lineRule="auto"/>
+              <w:jc w:val="center"/>
+            </w:pPr>
+            <w:r>
+              <w:rPr>
+                <w:b/>
+                <w:sz w:val="18"/>
+                <w:szCs w:val="18"/>
+                <w:lang w:eastAsia="ko-KR"/>
+              </w:rPr>
+              <w:t xml:space="preserve">원천</w:t>
+            </w:r>
+          </w:p>
+        </w:tc>
+        <w:tc>
+          <w:tcPr>
+            <w:tcW w:w="2372" w:type="dxa"/>
+            <w:shd w:val="clear" w:color="auto" w:fill="D9EAF7"/>
+            <w:tcMar>
+              <w:top w:w="80" w:type="dxa"/>
+              <w:left w:w="110" w:type="dxa"/>
+              <w:bottom w:w="80" w:type="dxa"/>
+              <w:right w:w="110" w:type="dxa"/>
+            </w:tcMar>
+            <w:vAlign w:val="center"/>
+          </w:tcPr>
+          <w:p>
+            <w:pPr>
+              <w:spacing w:after="20" w:line="252" w:lineRule="auto"/>
+              <w:jc w:val="center"/>
+            </w:pPr>
+            <w:r>
+              <w:rPr>
+                <w:b/>
+                <w:sz w:val="18"/>
+                <w:szCs w:val="18"/>
+                <w:lang w:eastAsia="ko-KR"/>
+              </w:rPr>
+              <w:t xml:space="preserve">ID</w:t>
+            </w:r>
+          </w:p>
+        </w:tc>
+        <w:tc>
+          <w:tcPr>
+            <w:tcW w:w="2900" w:type="dxa"/>
+            <w:shd w:val="clear" w:color="auto" w:fill="D9EAF7"/>
+            <w:tcMar>
+              <w:top w:w="80" w:type="dxa"/>
+              <w:left w:w="110" w:type="dxa"/>
+              <w:bottom w:w="80" w:type="dxa"/>
+              <w:right w:w="110" w:type="dxa"/>
+            </w:tcMar>
+            <w:vAlign w:val="center"/>
+          </w:tcPr>
+          <w:p>
+            <w:pPr>
+              <w:spacing w:after="20" w:line="252" w:lineRule="auto"/>
+              <w:jc w:val="center"/>
+            </w:pPr>
+            <w:r>
+              <w:rPr>
+                <w:b/>
+                <w:sz w:val="18"/>
+                <w:szCs w:val="18"/>
+                <w:lang w:eastAsia="ko-KR"/>
+              </w:rPr>
+              <w:t xml:space="preserve">속성 · 관계</w:t>
+            </w:r>
+          </w:p>
+        </w:tc>
+      </w:tr>
+      <w:tr>
+        <w:trPr>
+          <w:cantSplit/>
+          <w:jc w:val="center"/>
+        </w:trPr>
+        <w:tc>
+          <w:tcPr>
+            <w:tcW w:w="2300" w:type="dxa"/>
+            <w:shd w:val="clear" w:color="auto" w:fill="EEF5FA"/>
+            <w:tcMar>
+              <w:top w:w="80" w:type="dxa"/>
+              <w:left w:w="110" w:type="dxa"/>
+              <w:bottom w:w="80" w:type="dxa"/>
+              <w:right w:w="110" w:type="dxa"/>
+            </w:tcMar>
+            <w:vAlign w:val="center"/>
+          </w:tcPr>
+          <w:p>
+            <w:pPr>
+              <w:spacing w:after="20" w:line="252" w:lineRule="auto"/>
+              <w:jc w:val="center"/>
+            </w:pPr>
+            <w:r>
+              <w:rPr>
+                <w:b/>
+                <w:color w:val="1F4E79"/>
+                <w:sz w:val="18"/>
+                <w:szCs w:val="18"/>
+                <w:lang w:eastAsia="ko-KR"/>
+              </w:rPr>
+              <w:t xml:space="preserve">Dam</w:t>
+            </w:r>
+          </w:p>
+        </w:tc>
+        <w:tc>
+          <w:tcPr>
+            <w:tcW w:w="2400" w:type="dxa"/>
+            <w:tcMar>
+              <w:top w:w="80" w:type="dxa"/>
+              <w:left w:w="110" w:type="dxa"/>
+              <w:bottom w:w="80" w:type="dxa"/>
+              <w:right w:w="110" w:type="dxa"/>
+            </w:tcMar>
+            <w:vAlign w:val="center"/>
+          </w:tcPr>
+          <w:p>
+            <w:pPr>
+              <w:spacing w:after="20" w:line="252" w:lineRule="auto"/>
+            </w:pPr>
+            <w:r>
+              <w:rPr>
+                <w:sz w:val="18"/>
+                <w:szCs w:val="18"/>
+                <w:lang w:eastAsia="ko-KR"/>
+              </w:rPr>
+              <w:t xml:space="preserve">승인 파일의 시설, MyWater 댐 정보</w:t>
+            </w:r>
+          </w:p>
+        </w:tc>
+        <w:tc>
+          <w:tcPr>
+            <w:tcW w:w="2372" w:type="dxa"/>
+            <w:tcMar>
+              <w:top w:w="80" w:type="dxa"/>
+              <w:left w:w="110" w:type="dxa"/>
+              <w:bottom w:w="80" w:type="dxa"/>
+              <w:right w:w="110" w:type="dxa"/>
+            </w:tcMar>
+            <w:vAlign w:val="center"/>
+          </w:tcPr>
+          <w:p>
+            <w:pPr>
+              <w:spacing w:after="20" w:line="252" w:lineRule="auto"/>
+            </w:pPr>
+            <w:r>
+              <w:rPr>
+                <w:sz w:val="18"/>
+                <w:szCs w:val="18"/>
+                <w:lang w:eastAsia="ko-KR"/>
+              </w:rPr>
+              <w:t xml:space="preserve">DAM:시설코드</w:t>
+            </w:r>
+          </w:p>
+        </w:tc>
+        <w:tc>
+          <w:tcPr>
+            <w:tcW w:w="2900" w:type="dxa"/>
+            <w:tcMar>
+              <w:top w:w="80" w:type="dxa"/>
+              <w:left w:w="110" w:type="dxa"/>
+              <w:bottom w:w="80" w:type="dxa"/>
+              <w:right w:w="110" w:type="dxa"/>
+            </w:tcMar>
+            <w:vAlign w:val="center"/>
+          </w:tcPr>
+          <w:p>
+            <w:pPr>
+              <w:spacing w:after="20" w:line="252" w:lineRule="auto"/>
+            </w:pPr>
+            <w:r>
+              <w:rPr>
+                <w:sz w:val="18"/>
+                <w:szCs w:val="18"/>
+                <w:lang w:eastAsia="ko-KR"/>
+              </w:rPr>
+              <w:t xml:space="preserve">damName, damType</w:t>
+            </w:r>
+          </w:p>
+        </w:tc>
+      </w:tr>
+      <w:tr>
+        <w:trPr>
+          <w:cantSplit/>
+          <w:jc w:val="center"/>
+        </w:trPr>
+        <w:tc>
+          <w:tcPr>
+            <w:tcW w:w="2300" w:type="dxa"/>
+            <w:shd w:val="clear" w:color="auto" w:fill="EEF5FA"/>
+            <w:tcMar>
+              <w:top w:w="80" w:type="dxa"/>
+              <w:left w:w="110" w:type="dxa"/>
+              <w:bottom w:w="80" w:type="dxa"/>
+              <w:right w:w="110" w:type="dxa"/>
+            </w:tcMar>
+            <w:vAlign w:val="center"/>
+          </w:tcPr>
+          <w:p>
+            <w:pPr>
+              <w:spacing w:after="20" w:line="252" w:lineRule="auto"/>
+              <w:jc w:val="center"/>
+            </w:pPr>
+            <w:r>
+              <w:rPr>
+                <w:b/>
+                <w:color w:val="1F4E79"/>
+                <w:sz w:val="18"/>
+                <w:szCs w:val="18"/>
+                <w:lang w:eastAsia="ko-KR"/>
+              </w:rPr>
+              <w:t xml:space="preserve">HydrometeorologicalState</w:t>
+            </w:r>
+          </w:p>
+        </w:tc>
+        <w:tc>
+          <w:tcPr>
+            <w:tcW w:w="2400" w:type="dxa"/>
+            <w:tcMar>
+              <w:top w:w="80" w:type="dxa"/>
+              <w:left w:w="110" w:type="dxa"/>
+              <w:bottom w:w="80" w:type="dxa"/>
+              <w:right w:w="110" w:type="dxa"/>
+            </w:tcMar>
+            <w:vAlign w:val="center"/>
+          </w:tcPr>
+          <w:p>
+            <w:pPr>
+              <w:spacing w:after="20" w:line="252" w:lineRule="auto"/>
+            </w:pPr>
+            <w:r>
+              <w:rPr>
+                <w:sz w:val="18"/>
+                <w:szCs w:val="18"/>
+                <w:lang w:eastAsia="ko-KR"/>
+              </w:rPr>
+              <w:t xml:space="preserve">시간자료의 변수 6종</w:t>
+            </w:r>
+          </w:p>
+        </w:tc>
+        <w:tc>
+          <w:tcPr>
+            <w:tcW w:w="2372" w:type="dxa"/>
+            <w:tcMar>
+              <w:top w:w="80" w:type="dxa"/>
+              <w:left w:w="110" w:type="dxa"/>
+              <w:bottom w:w="80" w:type="dxa"/>
+              <w:right w:w="110" w:type="dxa"/>
+            </w:tcMar>
+            <w:vAlign w:val="center"/>
+          </w:tcPr>
+          <w:p>
+            <w:pPr>
+              <w:spacing w:after="20" w:line="252" w:lineRule="auto"/>
+            </w:pPr>
+            <w:r>
+              <w:rPr>
+                <w:sz w:val="18"/>
+                <w:szCs w:val="18"/>
+                <w:lang w:eastAsia="ko-KR"/>
+              </w:rPr>
+              <w:t xml:space="preserve">HMS:시설코드:변수 (댐 × 변수 = 24개)</w:t>
+            </w:r>
+          </w:p>
+        </w:tc>
+        <w:tc>
+          <w:tcPr>
+            <w:tcW w:w="2900" w:type="dxa"/>
+            <w:tcMar>
+              <w:top w:w="80" w:type="dxa"/>
+              <w:left w:w="110" w:type="dxa"/>
+              <w:bottom w:w="80" w:type="dxa"/>
+              <w:right w:w="110" w:type="dxa"/>
+            </w:tcMar>
+            <w:vAlign w:val="center"/>
+          </w:tcPr>
+          <w:p>
+            <w:pPr>
+              <w:spacing w:after="20" w:line="252" w:lineRule="auto"/>
+            </w:pPr>
+            <w:r>
+              <w:rPr>
+                <w:sz w:val="18"/>
+                <w:szCs w:val="18"/>
+                <w:lang w:eastAsia="ko-KR"/>
+              </w:rPr>
+              <w:t xml:space="preserve">variableType, stationCode(측정자료 조회 키로 K-water 시설 코드 사용) / hasHydrometeorologicalState</w:t>
+            </w:r>
+          </w:p>
+        </w:tc>
+      </w:tr>
+      <w:tr>
+        <w:trPr>
+          <w:cantSplit/>
+          <w:jc w:val="center"/>
+        </w:trPr>
+        <w:tc>
+          <w:tcPr>
+            <w:tcW w:w="2300" w:type="dxa"/>
+            <w:shd w:val="clear" w:color="auto" w:fill="EEF5FA"/>
+            <w:tcMar>
+              <w:top w:w="80" w:type="dxa"/>
+              <w:left w:w="110" w:type="dxa"/>
+              <w:bottom w:w="80" w:type="dxa"/>
+              <w:right w:w="110" w:type="dxa"/>
+            </w:tcMar>
+            <w:vAlign w:val="center"/>
+          </w:tcPr>
+          <w:p>
+            <w:pPr>
+              <w:spacing w:after="20" w:line="252" w:lineRule="auto"/>
+              <w:jc w:val="center"/>
+            </w:pPr>
+            <w:r>
+              <w:rPr>
+                <w:b/>
+                <w:color w:val="1F4E79"/>
+                <w:sz w:val="18"/>
+                <w:szCs w:val="18"/>
+                <w:lang w:eastAsia="ko-KR"/>
+              </w:rPr>
+              <w:t xml:space="preserve">Approval</w:t>
+            </w:r>
+          </w:p>
+        </w:tc>
+        <w:tc>
+          <w:tcPr>
+            <w:tcW w:w="2400" w:type="dxa"/>
+            <w:tcMar>
+              <w:top w:w="80" w:type="dxa"/>
+              <w:left w:w="110" w:type="dxa"/>
+              <w:bottom w:w="80" w:type="dxa"/>
+              <w:right w:w="110" w:type="dxa"/>
+            </w:tcMar>
+            <w:vAlign w:val="center"/>
+          </w:tcPr>
+          <w:p>
+            <w:pPr>
+              <w:spacing w:after="20" w:line="252" w:lineRule="auto"/>
+            </w:pPr>
+            <w:r>
+              <w:rPr>
+                <w:sz w:val="18"/>
+                <w:szCs w:val="18"/>
+                <w:lang w:eastAsia="ko-KR"/>
+              </w:rPr>
+              <w:t xml:space="preserve">승인 CSV 한 행</w:t>
+            </w:r>
+          </w:p>
+        </w:tc>
+        <w:tc>
+          <w:tcPr>
+            <w:tcW w:w="2372" w:type="dxa"/>
+            <w:tcMar>
+              <w:top w:w="80" w:type="dxa"/>
+              <w:left w:w="110" w:type="dxa"/>
+              <w:bottom w:w="80" w:type="dxa"/>
+              <w:right w:w="110" w:type="dxa"/>
+            </w:tcMar>
+            <w:vAlign w:val="center"/>
+          </w:tcPr>
+          <w:p>
+            <w:pPr>
+              <w:spacing w:after="20" w:line="252" w:lineRule="auto"/>
+            </w:pPr>
+            <w:r>
+              <w:rPr>
+                <w:sz w:val="18"/>
+                <w:szCs w:val="18"/>
+                <w:lang w:eastAsia="ko-KR"/>
+              </w:rPr>
+              <w:t xml:space="preserve">APR:순차번호</w:t>
+            </w:r>
+          </w:p>
+        </w:tc>
+        <w:tc>
+          <w:tcPr>
+            <w:tcW w:w="2900" w:type="dxa"/>
+            <w:tcMar>
+              <w:top w:w="80" w:type="dxa"/>
+              <w:left w:w="110" w:type="dxa"/>
+              <w:bottom w:w="80" w:type="dxa"/>
+              <w:right w:w="110" w:type="dxa"/>
+            </w:tcMar>
+            <w:vAlign w:val="center"/>
+          </w:tcPr>
+          <w:p>
+            <w:pPr>
+              <w:spacing w:after="20" w:line="252" w:lineRule="auto"/>
+            </w:pPr>
+            <w:r>
+              <w:rPr>
+                <w:sz w:val="18"/>
+                <w:szCs w:val="18"/>
+                <w:lang w:eastAsia="ko-KR"/>
+              </w:rPr>
+              <w:t xml:space="preserve">approvalTime(승인일), approvalContent(방류 시작, 접수방류량, 비고를 한 문장으로) / concernsDam</w:t>
+            </w:r>
+          </w:p>
+        </w:tc>
+      </w:tr>
+      <w:tr>
+        <w:trPr>
+          <w:cantSplit/>
+          <w:jc w:val="center"/>
+        </w:trPr>
+        <w:tc>
+          <w:tcPr>
+            <w:tcW w:w="2300" w:type="dxa"/>
+            <w:shd w:val="clear" w:color="auto" w:fill="EEF5FA"/>
+            <w:tcMar>
+              <w:top w:w="80" w:type="dxa"/>
+              <w:left w:w="110" w:type="dxa"/>
+              <w:bottom w:w="80" w:type="dxa"/>
+              <w:right w:w="110" w:type="dxa"/>
+            </w:tcMar>
+            <w:vAlign w:val="center"/>
+          </w:tcPr>
+          <w:p>
+            <w:pPr>
+              <w:spacing w:after="20" w:line="252" w:lineRule="auto"/>
+              <w:jc w:val="center"/>
+            </w:pPr>
+            <w:r>
+              <w:rPr>
+                <w:b/>
+                <w:color w:val="1F4E79"/>
+                <w:sz w:val="18"/>
+                <w:szCs w:val="18"/>
+                <w:lang w:eastAsia="ko-KR"/>
+              </w:rPr>
+              <w:t xml:space="preserve">Criterion</w:t>
+            </w:r>
+          </w:p>
+        </w:tc>
+        <w:tc>
+          <w:tcPr>
+            <w:tcW w:w="2400" w:type="dxa"/>
+            <w:tcMar>
+              <w:top w:w="80" w:type="dxa"/>
+              <w:left w:w="110" w:type="dxa"/>
+              <w:bottom w:w="80" w:type="dxa"/>
+              <w:right w:w="110" w:type="dxa"/>
+            </w:tcMar>
+            <w:vAlign w:val="center"/>
+          </w:tcPr>
+          <w:p>
+            <w:pPr>
+              <w:spacing w:after="20" w:line="252" w:lineRule="auto"/>
+            </w:pPr>
+            <w:r>
+              <w:rPr>
+                <w:sz w:val="18"/>
+                <w:szCs w:val="18"/>
+                <w:lang w:eastAsia="ko-KR"/>
+              </w:rPr>
+              <w:t xml:space="preserve">별표3</w:t>
+            </w:r>
+          </w:p>
+        </w:tc>
+        <w:tc>
+          <w:tcPr>
+            <w:tcW w:w="2372" w:type="dxa"/>
+            <w:tcMar>
+              <w:top w:w="80" w:type="dxa"/>
+              <w:left w:w="110" w:type="dxa"/>
+              <w:bottom w:w="80" w:type="dxa"/>
+              <w:right w:w="110" w:type="dxa"/>
+            </w:tcMar>
+            <w:vAlign w:val="center"/>
+          </w:tcPr>
+          <w:p>
+            <w:pPr>
+              <w:spacing w:after="20" w:line="252" w:lineRule="auto"/>
+            </w:pPr>
+            <w:r>
+              <w:rPr>
+                <w:sz w:val="18"/>
+                <w:szCs w:val="18"/>
+                <w:lang w:eastAsia="ko-KR"/>
+              </w:rPr>
+              <w:t xml:space="preserve">CRI:번호</w:t>
+            </w:r>
+          </w:p>
+        </w:tc>
+        <w:tc>
+          <w:tcPr>
+            <w:tcW w:w="2900" w:type="dxa"/>
+            <w:tcMar>
+              <w:top w:w="80" w:type="dxa"/>
+              <w:left w:w="110" w:type="dxa"/>
+              <w:bottom w:w="80" w:type="dxa"/>
+              <w:right w:w="110" w:type="dxa"/>
+            </w:tcMar>
+            <w:vAlign w:val="center"/>
+          </w:tcPr>
+          <w:p>
+            <w:pPr>
+              <w:spacing w:after="20" w:line="252" w:lineRule="auto"/>
+            </w:pPr>
+            <w:r>
+              <w:rPr>
+                <w:sz w:val="18"/>
+                <w:szCs w:val="18"/>
+                <w:lang w:eastAsia="ko-KR"/>
+              </w:rPr>
+              <w:t xml:space="preserve">criterionType, criterionValue, unit / appliesToDam</w:t>
+            </w:r>
+          </w:p>
+        </w:tc>
+      </w:tr>
+      <w:tr>
+        <w:trPr>
+          <w:cantSplit/>
+          <w:jc w:val="center"/>
+        </w:trPr>
+        <w:tc>
+          <w:tcPr>
+            <w:tcW w:w="2300" w:type="dxa"/>
+            <w:shd w:val="clear" w:color="auto" w:fill="EEF5FA"/>
+            <w:tcMar>
+              <w:top w:w="80" w:type="dxa"/>
+              <w:left w:w="110" w:type="dxa"/>
+              <w:bottom w:w="80" w:type="dxa"/>
+              <w:right w:w="110" w:type="dxa"/>
+            </w:tcMar>
+            <w:vAlign w:val="center"/>
+          </w:tcPr>
+          <w:p>
+            <w:pPr>
+              <w:spacing w:after="20" w:line="252" w:lineRule="auto"/>
+              <w:jc w:val="center"/>
+            </w:pPr>
+            <w:r>
+              <w:rPr>
+                <w:b/>
+                <w:color w:val="1F4E79"/>
+                <w:sz w:val="18"/>
+                <w:szCs w:val="18"/>
+                <w:lang w:eastAsia="ko-KR"/>
+              </w:rPr>
+              <w:t xml:space="preserve">EvidenceSource</w:t>
+            </w:r>
+          </w:p>
+        </w:tc>
+        <w:tc>
+          <w:tcPr>
+            <w:tcW w:w="2400" w:type="dxa"/>
+            <w:tcMar>
+              <w:top w:w="80" w:type="dxa"/>
+              <w:left w:w="110" w:type="dxa"/>
+              <w:bottom w:w="80" w:type="dxa"/>
+              <w:right w:w="110" w:type="dxa"/>
+            </w:tcMar>
+            <w:vAlign w:val="center"/>
+          </w:tcPr>
+          <w:p>
+            <w:pPr>
+              <w:spacing w:after="20" w:line="252" w:lineRule="auto"/>
+            </w:pPr>
+            <w:r>
+              <w:rPr>
+                <w:sz w:val="18"/>
+                <w:szCs w:val="18"/>
+                <w:lang w:eastAsia="ko-KR"/>
+              </w:rPr>
+              <w:t xml:space="preserve">승인 레코드, 측정 소스, 별표3와 연혁</w:t>
+            </w:r>
+          </w:p>
+        </w:tc>
+        <w:tc>
+          <w:tcPr>
+            <w:tcW w:w="2372" w:type="dxa"/>
+            <w:tcMar>
+              <w:top w:w="80" w:type="dxa"/>
+              <w:left w:w="110" w:type="dxa"/>
+              <w:bottom w:w="80" w:type="dxa"/>
+              <w:right w:w="110" w:type="dxa"/>
+            </w:tcMar>
+            <w:vAlign w:val="center"/>
+          </w:tcPr>
+          <w:p>
+            <w:pPr>
+              <w:spacing w:after="20" w:line="252" w:lineRule="auto"/>
+            </w:pPr>
+            <w:r>
+              <w:rPr>
+                <w:sz w:val="18"/>
+                <w:szCs w:val="18"/>
+                <w:lang w:eastAsia="ko-KR"/>
+              </w:rPr>
+              <w:t xml:space="preserve">EVI:출처</w:t>
+            </w:r>
+          </w:p>
+        </w:tc>
+        <w:tc>
+          <w:tcPr>
+            <w:tcW w:w="2900" w:type="dxa"/>
+            <w:tcMar>
+              <w:top w:w="80" w:type="dxa"/>
+              <w:left w:w="110" w:type="dxa"/>
+              <w:bottom w:w="80" w:type="dxa"/>
+              <w:right w:w="110" w:type="dxa"/>
+            </w:tcMar>
+            <w:vAlign w:val="center"/>
+          </w:tcPr>
+          <w:p>
+            <w:pPr>
+              <w:spacing w:after="20" w:line="252" w:lineRule="auto"/>
+            </w:pPr>
+            <w:r>
+              <w:rPr>
+                <w:sz w:val="18"/>
+                <w:szCs w:val="18"/>
+                <w:lang w:eastAsia="ko-KR"/>
+              </w:rPr>
+              <w:t xml:space="preserve">sourceTitle, sourceType, sourceLocator, chunkId(규정 근거) / 다른 Class에서 supportedBy</w:t>
+            </w:r>
+          </w:p>
+        </w:tc>
+      </w:tr>
+    </w:tbl>
+    <w:p>
+      <w:pPr>
+        <w:spacing w:after="60"/>
+        <w:rPr>
+          <w:lang w:eastAsia="ko-KR"/>
+        </w:rPr>
+      </w:pPr>
+    </w:p>
+    <w:p>
+      <w:pPr>
+        <w:pStyle w:val="21"/>
+        <w:rPr>
+          <w:lang w:eastAsia="ko-KR"/>
+        </w:rPr>
+      </w:pPr>
+      <w:r>
+        <w:rPr>
+          <w:lang w:eastAsia="ko-KR"/>
+        </w:rPr>
+        <w:t xml:space="preserve">2.6 단계 4. 비정형 텍스트 추출</w:t>
+      </w:r>
+    </w:p>
+    <w:p>
+      <w:pPr>
+        <w:spacing w:before="60" w:after="100"/>
+        <w:rPr>
+          <w:lang w:eastAsia="ko-KR"/>
+        </w:rPr>
+      </w:pPr>
+      <w:r>
+        <w:rPr>
+          <w:b/>
+          <w:color w:val="1F4E79"/>
+          <w:sz w:val="20"/>
+          <w:szCs w:val="20"/>
+          <w:lang w:eastAsia="ko-KR"/>
+        </w:rPr>
+        <w:t xml:space="preserve">필요한 이유  </w:t>
+      </w:r>
+      <w:r>
+        <w:rPr>
+          <w:sz w:val="20"/>
+          <w:szCs w:val="20"/>
+          <w:lang w:eastAsia="ko-KR"/>
+        </w:rPr>
+        <w:t xml:space="preserve">운영행위(Operation)의 종류는 승인 비고의 문구(초기방류, 증가방류 등)로만 알 수 있어, 비고를 읽고 분류해야 한다.</w:t>
+      </w:r>
+    </w:p>
+    <w:p>
+      <w:pPr>
+        <w:spacing w:before="60" w:after="100"/>
+        <w:rPr>
+          <w:lang w:eastAsia="ko-KR"/>
+        </w:rPr>
+      </w:pPr>
+      <w:r>
+        <w:rPr>
+          <w:b/>
+          <w:color w:val="1F4E79"/>
+          <w:sz w:val="20"/>
+          <w:szCs w:val="20"/>
+          <w:lang w:eastAsia="ko-KR"/>
+        </w:rPr>
+        <w:t xml:space="preserve">문헌의 방법  </w:t>
+      </w:r>
+      <w:r>
+        <w:rPr>
+          <w:sz w:val="20"/>
+          <w:szCs w:val="20"/>
+          <w:lang w:eastAsia="ko-KR"/>
+        </w:rPr>
+        <w:t xml:space="preserve">DDKG(3.2.2)는 안전평가 등급처럼 표준화된 표현은 정규식으로 직접 추출하고, 복잡하고 다양한 표현(결함 설명)은 LLM 기반 분류(3.2.3)로 처리한다. GraphAide(Purohit 2024)는 온톨로지를 입력으로 주어 LLM의 응답 스키마를 제한한다.</w:t>
+      </w:r>
+    </w:p>
+    <w:p>
+      <w:pPr>
+        <w:spacing w:before="60" w:after="100"/>
+        <w:rPr>
+          <w:lang w:eastAsia="ko-KR"/>
+        </w:rPr>
+      </w:pPr>
+      <w:r>
+        <w:rPr>
+          <w:b/>
+          <w:color w:val="1F4E79"/>
+          <w:sz w:val="20"/>
+          <w:szCs w:val="20"/>
+          <w:lang w:eastAsia="ko-KR"/>
+        </w:rPr>
+        <w:t xml:space="preserve">우리가 수행한 내용  </w:t>
+      </w:r>
+      <w:r>
+        <w:rPr>
+          <w:sz w:val="20"/>
+          <w:szCs w:val="20"/>
+          <w:lang w:eastAsia="ko-KR"/>
+        </w:rPr>
+        <w:t xml:space="preserve">승인 비고가 짧고 정해진 틀로 쓰여 있어 규칙 기반 추출을 선택하였다(LLM 추출은 사용하지 않음). 같은 입력에서 같은 결과가 나오고 규칙을 그대로 보일 수 있다.</w:t>
       </w:r>
     </w:p>
     <w:tbl>
@@ -7980,7 +8629,7 @@
                 <w:szCs w:val="18"/>
                 <w:lang w:eastAsia="ko-KR"/>
               </w:rPr>
-              <w:t xml:space="preserve">방류 시작 시각 앞 3시간~뒤 6시간에서 총방류량이 직전보다 1 CMS 또는 10%% 이상 변한 시각 중 시작에 가장 가까운 것. 변화가 없으면 승인의 방류 시작 시각. 연구자 지정 임시 기준이며 규정·문헌에 근거가 없다.</w:t>
+              <w:t xml:space="preserve">방류 시작 시각 앞 3시간~뒤 6시간에서 총방류량이 직전보다 1 CMS 또는 10%% 이상 변한 시각 중 시작에 가장 가까운 것. 변화가 없으면 승인의 방류 시작 시각.</w:t>
             </w:r>
           </w:p>
         </w:tc>
@@ -8041,1435 +8690,6 @@
                 <w:lang w:eastAsia="ko-KR"/>
               </w:rPr>
               <w:t xml:space="preserve">승인 80건에서 Operation 68개: 방류 25, 탄력적 방류 25, 초기방류 9, 증가방류 7, 방류종료 1, 점진·점증방류 1. 시각 출처는 측정 변화 54, 승인 시작 11, 비고 명시 3.</w:t>
-            </w:r>
-          </w:p>
-        </w:tc>
-      </w:tr>
-    </w:tbl>
-    <w:p>
-      <w:pPr>
-        <w:spacing w:after="60"/>
-        <w:rPr>
-          <w:lang w:eastAsia="ko-KR"/>
-        </w:rPr>
-      </w:pPr>
-    </w:p>
-    <w:p>
-      <w:pPr>
-        <w:pStyle w:val="21"/>
-        <w:rPr>
-          <w:lang w:eastAsia="ko-KR"/>
-        </w:rPr>
-      </w:pPr>
-      <w:r>
-        <w:rPr>
-          <w:lang w:eastAsia="ko-KR"/>
-        </w:rPr>
-        <w:t xml:space="preserve">2.5 구축 결과와 Ontology 검증</w:t>
-      </w:r>
-    </w:p>
-    <w:tbl>
-      <w:tblPr>
-        <w:tblW w:w="9972" w:type="dxa"/>
-        <w:jc w:val="center"/>
-        <w:tblBorders>
-          <w:top w:val="single" w:sz="5" w:space="0" w:color="A6A6A6"/>
-          <w:left w:val="single" w:sz="5" w:space="0" w:color="A6A6A6"/>
-          <w:bottom w:val="single" w:sz="5" w:space="0" w:color="A6A6A6"/>
-          <w:right w:val="single" w:sz="5" w:space="0" w:color="A6A6A6"/>
-          <w:insideH w:val="single" w:sz="5" w:space="0" w:color="A6A6A6"/>
-          <w:insideV w:val="single" w:sz="5" w:space="0" w:color="A6A6A6"/>
-        </w:tblBorders>
-        <w:tblLayout w:type="fixed"/>
-        <w:tblLook w:val="04A0" w:firstRow="1" w:lastRow="0" w:firstColumn="1" w:lastColumn="0" w:noHBand="0" w:noVBand="1"/>
-      </w:tblPr>
-      <w:tblGrid>
-        <w:gridCol w:w="2300"/>
-        <w:gridCol w:w="7672"/>
-      </w:tblGrid>
-      <w:tr>
-        <w:trPr>
-          <w:cantSplit/>
-          <w:tblHeader/>
-          <w:jc w:val="center"/>
-        </w:trPr>
-        <w:tc>
-          <w:tcPr>
-            <w:tcW w:w="2300" w:type="dxa"/>
-            <w:shd w:val="clear" w:color="auto" w:fill="D9EAF7"/>
-            <w:tcMar>
-              <w:top w:w="80" w:type="dxa"/>
-              <w:left w:w="110" w:type="dxa"/>
-              <w:bottom w:w="80" w:type="dxa"/>
-              <w:right w:w="110" w:type="dxa"/>
-            </w:tcMar>
-            <w:vAlign w:val="center"/>
-          </w:tcPr>
-          <w:p>
-            <w:pPr>
-              <w:spacing w:after="20" w:line="252" w:lineRule="auto"/>
-              <w:jc w:val="center"/>
-            </w:pPr>
-            <w:r>
-              <w:rPr>
-                <w:b/>
-                <w:sz w:val="18"/>
-                <w:szCs w:val="18"/>
-                <w:lang w:eastAsia="ko-KR"/>
-              </w:rPr>
-              <w:t xml:space="preserve">구분</w:t>
-            </w:r>
-          </w:p>
-        </w:tc>
-        <w:tc>
-          <w:tcPr>
-            <w:tcW w:w="7672" w:type="dxa"/>
-            <w:shd w:val="clear" w:color="auto" w:fill="D9EAF7"/>
-            <w:tcMar>
-              <w:top w:w="80" w:type="dxa"/>
-              <w:left w:w="110" w:type="dxa"/>
-              <w:bottom w:w="80" w:type="dxa"/>
-              <w:right w:w="110" w:type="dxa"/>
-            </w:tcMar>
-            <w:vAlign w:val="center"/>
-          </w:tcPr>
-          <w:p>
-            <w:pPr>
-              <w:spacing w:after="20" w:line="252" w:lineRule="auto"/>
-              <w:jc w:val="center"/>
-            </w:pPr>
-            <w:r>
-              <w:rPr>
-                <w:b/>
-                <w:sz w:val="18"/>
-                <w:szCs w:val="18"/>
-                <w:lang w:eastAsia="ko-KR"/>
-              </w:rPr>
-              <w:t xml:space="preserve">결과</w:t>
-            </w:r>
-          </w:p>
-        </w:tc>
-      </w:tr>
-      <w:tr>
-        <w:trPr>
-          <w:cantSplit/>
-          <w:jc w:val="center"/>
-        </w:trPr>
-        <w:tc>
-          <w:tcPr>
-            <w:tcW w:w="2300" w:type="dxa"/>
-            <w:shd w:val="clear" w:color="auto" w:fill="EEF5FA"/>
-            <w:tcMar>
-              <w:top w:w="80" w:type="dxa"/>
-              <w:left w:w="110" w:type="dxa"/>
-              <w:bottom w:w="80" w:type="dxa"/>
-              <w:right w:w="110" w:type="dxa"/>
-            </w:tcMar>
-            <w:vAlign w:val="center"/>
-          </w:tcPr>
-          <w:p>
-            <w:pPr>
-              <w:spacing w:after="20" w:line="252" w:lineRule="auto"/>
-              <w:jc w:val="center"/>
-            </w:pPr>
-            <w:r>
-              <w:rPr>
-                <w:b/>
-                <w:color w:val="1F4E79"/>
-                <w:sz w:val="18"/>
-                <w:szCs w:val="18"/>
-                <w:lang w:eastAsia="ko-KR"/>
-              </w:rPr>
-              <w:t xml:space="preserve">개체 273개</w:t>
-            </w:r>
-          </w:p>
-        </w:tc>
-        <w:tc>
-          <w:tcPr>
-            <w:tcW w:w="7672" w:type="dxa"/>
-            <w:tcMar>
-              <w:top w:w="80" w:type="dxa"/>
-              <w:left w:w="110" w:type="dxa"/>
-              <w:bottom w:w="80" w:type="dxa"/>
-              <w:right w:w="110" w:type="dxa"/>
-            </w:tcMar>
-            <w:vAlign w:val="center"/>
-          </w:tcPr>
-          <w:p>
-            <w:pPr>
-              <w:spacing w:after="20" w:line="252" w:lineRule="auto"/>
-            </w:pPr>
-            <w:r>
-              <w:rPr>
-                <w:sz w:val="18"/>
-                <w:szCs w:val="18"/>
-                <w:lang w:eastAsia="ko-KR"/>
-              </w:rPr>
-              <w:t xml:space="preserve">Dam 4, HydrometeorologicalState 24, Approval 80, Operation 68, Criterion 3, EvidenceSource 94</w:t>
-            </w:r>
-          </w:p>
-        </w:tc>
-      </w:tr>
-      <w:tr>
-        <w:trPr>
-          <w:cantSplit/>
-          <w:jc w:val="center"/>
-        </w:trPr>
-        <w:tc>
-          <w:tcPr>
-            <w:tcW w:w="2300" w:type="dxa"/>
-            <w:shd w:val="clear" w:color="auto" w:fill="EEF5FA"/>
-            <w:tcMar>
-              <w:top w:w="80" w:type="dxa"/>
-              <w:left w:w="110" w:type="dxa"/>
-              <w:bottom w:w="80" w:type="dxa"/>
-              <w:right w:w="110" w:type="dxa"/>
-            </w:tcMar>
-            <w:vAlign w:val="center"/>
-          </w:tcPr>
-          <w:p>
-            <w:pPr>
-              <w:spacing w:after="20" w:line="252" w:lineRule="auto"/>
-              <w:jc w:val="center"/>
-            </w:pPr>
-            <w:r>
-              <w:rPr>
-                <w:b/>
-                <w:color w:val="1F4E79"/>
-                <w:sz w:val="18"/>
-                <w:szCs w:val="18"/>
-                <w:lang w:eastAsia="ko-KR"/>
-              </w:rPr>
-              <w:t xml:space="preserve">관계 457개</w:t>
-            </w:r>
-          </w:p>
-        </w:tc>
-        <w:tc>
-          <w:tcPr>
-            <w:tcW w:w="7672" w:type="dxa"/>
-            <w:tcMar>
-              <w:top w:w="80" w:type="dxa"/>
-              <w:left w:w="110" w:type="dxa"/>
-              <w:bottom w:w="80" w:type="dxa"/>
-              <w:right w:w="110" w:type="dxa"/>
-            </w:tcMar>
-            <w:vAlign w:val="center"/>
-          </w:tcPr>
-          <w:p>
-            <w:pPr>
-              <w:spacing w:after="20" w:line="252" w:lineRule="auto"/>
-            </w:pPr>
-            <w:r>
-              <w:rPr>
-                <w:sz w:val="18"/>
-                <w:szCs w:val="18"/>
-                <w:lang w:eastAsia="ko-KR"/>
-              </w:rPr>
-              <w:t xml:space="preserve">supportedBy 202, authorizes 80, concernsDam 80, performedOnDam 68, hasHydrometeorologicalState 24, appliesToDam 3</w:t>
-            </w:r>
-          </w:p>
-        </w:tc>
-      </w:tr>
-      <w:tr>
-        <w:trPr>
-          <w:cantSplit/>
-          <w:jc w:val="center"/>
-        </w:trPr>
-        <w:tc>
-          <w:tcPr>
-            <w:tcW w:w="2300" w:type="dxa"/>
-            <w:shd w:val="clear" w:color="auto" w:fill="EEF5FA"/>
-            <w:tcMar>
-              <w:top w:w="80" w:type="dxa"/>
-              <w:left w:w="110" w:type="dxa"/>
-              <w:bottom w:w="80" w:type="dxa"/>
-              <w:right w:w="110" w:type="dxa"/>
-            </w:tcMar>
-            <w:vAlign w:val="center"/>
-          </w:tcPr>
-          <w:p>
-            <w:pPr>
-              <w:spacing w:after="20" w:line="252" w:lineRule="auto"/>
-              <w:jc w:val="center"/>
-            </w:pPr>
-            <w:r>
-              <w:rPr>
-                <w:b/>
-                <w:color w:val="1F4E79"/>
-                <w:sz w:val="18"/>
-                <w:szCs w:val="18"/>
-                <w:lang w:eastAsia="ko-KR"/>
-              </w:rPr>
-              <w:t xml:space="preserve">외부 저장소</w:t>
-            </w:r>
-          </w:p>
-        </w:tc>
-        <w:tc>
-          <w:tcPr>
-            <w:tcW w:w="7672" w:type="dxa"/>
-            <w:tcMar>
-              <w:top w:w="80" w:type="dxa"/>
-              <w:left w:w="110" w:type="dxa"/>
-              <w:bottom w:w="80" w:type="dxa"/>
-              <w:right w:w="110" w:type="dxa"/>
-            </w:tcMar>
-            <w:vAlign w:val="center"/>
-          </w:tcPr>
-          <w:p>
-            <w:pPr>
-              <w:spacing w:after="20" w:line="252" w:lineRule="auto"/>
-            </w:pPr>
-            <w:r>
-              <w:rPr>
-                <w:sz w:val="18"/>
-                <w:szCs w:val="18"/>
-                <w:lang w:eastAsia="ko-KR"/>
-              </w:rPr>
-              <w:t xml:space="preserve">측정자료 306,934행, 문서 청크 36개 (KG 밖)</w:t>
-            </w:r>
-          </w:p>
-        </w:tc>
-      </w:tr>
-    </w:tbl>
-    <w:p>
-      <w:pPr>
-        <w:spacing w:after="60"/>
-        <w:rPr>
-          <w:lang w:eastAsia="ko-KR"/>
-        </w:rPr>
-      </w:pPr>
-    </w:p>
-    <w:p>
-      <w:pPr>
-        <w:keepNext/>
-        <w:spacing w:before="240"/>
-        <w:rPr>
-          <w:lang w:eastAsia="ko-KR"/>
-        </w:rPr>
-      </w:pPr>
-      <w:r>
-        <w:rPr>
-          <w:b/>
-          <w:color w:val="1F4E79"/>
-          <w:sz w:val="25"/>
-          <w:szCs w:val="25"/>
-          <w:lang w:eastAsia="ko-KR"/>
-        </w:rPr>
-        <w:t xml:space="preserve">Ontology 적합성 검사</w:t>
-      </w:r>
-    </w:p>
-    <w:tbl>
-      <w:tblPr>
-        <w:tblW w:w="9972" w:type="dxa"/>
-        <w:jc w:val="center"/>
-        <w:tblBorders>
-          <w:top w:val="single" w:sz="5" w:space="0" w:color="A6A6A6"/>
-          <w:left w:val="single" w:sz="5" w:space="0" w:color="A6A6A6"/>
-          <w:bottom w:val="single" w:sz="5" w:space="0" w:color="A6A6A6"/>
-          <w:right w:val="single" w:sz="5" w:space="0" w:color="A6A6A6"/>
-          <w:insideH w:val="single" w:sz="5" w:space="0" w:color="A6A6A6"/>
-          <w:insideV w:val="single" w:sz="5" w:space="0" w:color="A6A6A6"/>
-        </w:tblBorders>
-        <w:tblLayout w:type="fixed"/>
-        <w:tblLook w:val="04A0" w:firstRow="1" w:lastRow="0" w:firstColumn="1" w:lastColumn="0" w:noHBand="0" w:noVBand="1"/>
-      </w:tblPr>
-      <w:tblGrid>
-        <w:gridCol w:w="6000"/>
-        <w:gridCol w:w="3972"/>
-      </w:tblGrid>
-      <w:tr>
-        <w:trPr>
-          <w:cantSplit/>
-          <w:tblHeader/>
-          <w:jc w:val="center"/>
-        </w:trPr>
-        <w:tc>
-          <w:tcPr>
-            <w:tcW w:w="6000" w:type="dxa"/>
-            <w:shd w:val="clear" w:color="auto" w:fill="D9EAF7"/>
-            <w:tcMar>
-              <w:top w:w="80" w:type="dxa"/>
-              <w:left w:w="110" w:type="dxa"/>
-              <w:bottom w:w="80" w:type="dxa"/>
-              <w:right w:w="110" w:type="dxa"/>
-            </w:tcMar>
-            <w:vAlign w:val="center"/>
-          </w:tcPr>
-          <w:p>
-            <w:pPr>
-              <w:spacing w:after="20" w:line="252" w:lineRule="auto"/>
-              <w:jc w:val="center"/>
-            </w:pPr>
-            <w:r>
-              <w:rPr>
-                <w:b/>
-                <w:sz w:val="18"/>
-                <w:szCs w:val="18"/>
-                <w:lang w:eastAsia="ko-KR"/>
-              </w:rPr>
-              <w:t xml:space="preserve">검사</w:t>
-            </w:r>
-          </w:p>
-        </w:tc>
-        <w:tc>
-          <w:tcPr>
-            <w:tcW w:w="3972" w:type="dxa"/>
-            <w:shd w:val="clear" w:color="auto" w:fill="D9EAF7"/>
-            <w:tcMar>
-              <w:top w:w="80" w:type="dxa"/>
-              <w:left w:w="110" w:type="dxa"/>
-              <w:bottom w:w="80" w:type="dxa"/>
-              <w:right w:w="110" w:type="dxa"/>
-            </w:tcMar>
-            <w:vAlign w:val="center"/>
-          </w:tcPr>
-          <w:p>
-            <w:pPr>
-              <w:spacing w:after="20" w:line="252" w:lineRule="auto"/>
-              <w:jc w:val="center"/>
-            </w:pPr>
-            <w:r>
-              <w:rPr>
-                <w:b/>
-                <w:sz w:val="18"/>
-                <w:szCs w:val="18"/>
-                <w:lang w:eastAsia="ko-KR"/>
-              </w:rPr>
-              <w:t xml:space="preserve">결과</w:t>
-            </w:r>
-          </w:p>
-        </w:tc>
-      </w:tr>
-      <w:tr>
-        <w:trPr>
-          <w:cantSplit/>
-          <w:jc w:val="center"/>
-        </w:trPr>
-        <w:tc>
-          <w:tcPr>
-            <w:tcW w:w="6000" w:type="dxa"/>
-            <w:shd w:val="clear" w:color="auto" w:fill="EEF5FA"/>
-            <w:tcMar>
-              <w:top w:w="80" w:type="dxa"/>
-              <w:left w:w="110" w:type="dxa"/>
-              <w:bottom w:w="80" w:type="dxa"/>
-              <w:right w:w="110" w:type="dxa"/>
-            </w:tcMar>
-            <w:vAlign w:val="center"/>
-          </w:tcPr>
-          <w:p>
-            <w:pPr>
-              <w:spacing w:after="20" w:line="252" w:lineRule="auto"/>
-              <w:jc w:val="center"/>
-            </w:pPr>
-            <w:r>
-              <w:rPr>
-                <w:b/>
-                <w:color w:val="1F4E79"/>
-                <w:sz w:val="18"/>
-                <w:szCs w:val="18"/>
-                <w:lang w:eastAsia="ko-KR"/>
-              </w:rPr>
-              <w:t xml:space="preserve">모든 관계의 양 끝이 허용된 Class 쌍</w:t>
-            </w:r>
-          </w:p>
-        </w:tc>
-        <w:tc>
-          <w:tcPr>
-            <w:tcW w:w="3972" w:type="dxa"/>
-            <w:tcMar>
-              <w:top w:w="80" w:type="dxa"/>
-              <w:left w:w="110" w:type="dxa"/>
-              <w:bottom w:w="80" w:type="dxa"/>
-              <w:right w:w="110" w:type="dxa"/>
-            </w:tcMar>
-            <w:vAlign w:val="center"/>
-          </w:tcPr>
-          <w:p>
-            <w:pPr>
-              <w:spacing w:after="20" w:line="252" w:lineRule="auto"/>
-            </w:pPr>
-            <w:r>
-              <w:rPr>
-                <w:sz w:val="18"/>
-                <w:szCs w:val="18"/>
-                <w:lang w:eastAsia="ko-KR"/>
-              </w:rPr>
-              <w:t xml:space="preserve">통과</w:t>
-            </w:r>
-          </w:p>
-        </w:tc>
-      </w:tr>
-      <w:tr>
-        <w:trPr>
-          <w:cantSplit/>
-          <w:jc w:val="center"/>
-        </w:trPr>
-        <w:tc>
-          <w:tcPr>
-            <w:tcW w:w="6000" w:type="dxa"/>
-            <w:shd w:val="clear" w:color="auto" w:fill="EEF5FA"/>
-            <w:tcMar>
-              <w:top w:w="80" w:type="dxa"/>
-              <w:left w:w="110" w:type="dxa"/>
-              <w:bottom w:w="80" w:type="dxa"/>
-              <w:right w:w="110" w:type="dxa"/>
-            </w:tcMar>
-            <w:vAlign w:val="center"/>
-          </w:tcPr>
-          <w:p>
-            <w:pPr>
-              <w:spacing w:after="20" w:line="252" w:lineRule="auto"/>
-              <w:jc w:val="center"/>
-            </w:pPr>
-            <w:r>
-              <w:rPr>
-                <w:b/>
-                <w:color w:val="1F4E79"/>
-                <w:sz w:val="18"/>
-                <w:szCs w:val="18"/>
-                <w:lang w:eastAsia="ko-KR"/>
-              </w:rPr>
-              <w:t xml:space="preserve">Class별 필수 Data Property가 모두 있음</w:t>
-            </w:r>
-          </w:p>
-        </w:tc>
-        <w:tc>
-          <w:tcPr>
-            <w:tcW w:w="3972" w:type="dxa"/>
-            <w:tcMar>
-              <w:top w:w="80" w:type="dxa"/>
-              <w:left w:w="110" w:type="dxa"/>
-              <w:bottom w:w="80" w:type="dxa"/>
-              <w:right w:w="110" w:type="dxa"/>
-            </w:tcMar>
-            <w:vAlign w:val="center"/>
-          </w:tcPr>
-          <w:p>
-            <w:pPr>
-              <w:spacing w:after="20" w:line="252" w:lineRule="auto"/>
-            </w:pPr>
-            <w:r>
-              <w:rPr>
-                <w:sz w:val="18"/>
-                <w:szCs w:val="18"/>
-                <w:lang w:eastAsia="ko-KR"/>
-              </w:rPr>
-              <w:t xml:space="preserve">통과</w:t>
-            </w:r>
-          </w:p>
-        </w:tc>
-      </w:tr>
-      <w:tr>
-        <w:trPr>
-          <w:cantSplit/>
-          <w:jc w:val="center"/>
-        </w:trPr>
-        <w:tc>
-          <w:tcPr>
-            <w:tcW w:w="6000" w:type="dxa"/>
-            <w:shd w:val="clear" w:color="auto" w:fill="EEF5FA"/>
-            <w:tcMar>
-              <w:top w:w="80" w:type="dxa"/>
-              <w:left w:w="110" w:type="dxa"/>
-              <w:bottom w:w="80" w:type="dxa"/>
-              <w:right w:w="110" w:type="dxa"/>
-            </w:tcMar>
-            <w:vAlign w:val="center"/>
-          </w:tcPr>
-          <w:p>
-            <w:pPr>
-              <w:spacing w:after="20" w:line="252" w:lineRule="auto"/>
-              <w:jc w:val="center"/>
-            </w:pPr>
-            <w:r>
-              <w:rPr>
-                <w:b/>
-                <w:color w:val="1F4E79"/>
-                <w:sz w:val="18"/>
-                <w:szCs w:val="18"/>
-                <w:lang w:eastAsia="ko-KR"/>
-              </w:rPr>
-              <w:t xml:space="preserve">날짜·시각·수치 값 형식</w:t>
-            </w:r>
-          </w:p>
-        </w:tc>
-        <w:tc>
-          <w:tcPr>
-            <w:tcW w:w="3972" w:type="dxa"/>
-            <w:tcMar>
-              <w:top w:w="80" w:type="dxa"/>
-              <w:left w:w="110" w:type="dxa"/>
-              <w:bottom w:w="80" w:type="dxa"/>
-              <w:right w:w="110" w:type="dxa"/>
-            </w:tcMar>
-            <w:vAlign w:val="center"/>
-          </w:tcPr>
-          <w:p>
-            <w:pPr>
-              <w:spacing w:after="20" w:line="252" w:lineRule="auto"/>
-            </w:pPr>
-            <w:r>
-              <w:rPr>
-                <w:sz w:val="18"/>
-                <w:szCs w:val="18"/>
-                <w:lang w:eastAsia="ko-KR"/>
-              </w:rPr>
-              <w:t xml:space="preserve">통과</w:t>
-            </w:r>
-          </w:p>
-        </w:tc>
-      </w:tr>
-      <w:tr>
-        <w:trPr>
-          <w:cantSplit/>
-          <w:jc w:val="center"/>
-        </w:trPr>
-        <w:tc>
-          <w:tcPr>
-            <w:tcW w:w="6000" w:type="dxa"/>
-            <w:shd w:val="clear" w:color="auto" w:fill="EEF5FA"/>
-            <w:tcMar>
-              <w:top w:w="80" w:type="dxa"/>
-              <w:left w:w="110" w:type="dxa"/>
-              <w:bottom w:w="80" w:type="dxa"/>
-              <w:right w:w="110" w:type="dxa"/>
-            </w:tcMar>
-            <w:vAlign w:val="center"/>
-          </w:tcPr>
-          <w:p>
-            <w:pPr>
-              <w:spacing w:after="20" w:line="252" w:lineRule="auto"/>
-              <w:jc w:val="center"/>
-            </w:pPr>
-            <w:r>
-              <w:rPr>
-                <w:b/>
-                <w:color w:val="1F4E79"/>
-                <w:sz w:val="18"/>
-                <w:szCs w:val="18"/>
-                <w:lang w:eastAsia="ko-KR"/>
-              </w:rPr>
-              <w:t xml:space="preserve">상태·운영행위·승인·기준이 모두 근거자료에 연결됨</w:t>
-            </w:r>
-          </w:p>
-        </w:tc>
-        <w:tc>
-          <w:tcPr>
-            <w:tcW w:w="3972" w:type="dxa"/>
-            <w:tcMar>
-              <w:top w:w="80" w:type="dxa"/>
-              <w:left w:w="110" w:type="dxa"/>
-              <w:bottom w:w="80" w:type="dxa"/>
-              <w:right w:w="110" w:type="dxa"/>
-            </w:tcMar>
-            <w:vAlign w:val="center"/>
-          </w:tcPr>
-          <w:p>
-            <w:pPr>
-              <w:spacing w:after="20" w:line="252" w:lineRule="auto"/>
-            </w:pPr>
-            <w:r>
-              <w:rPr>
-                <w:sz w:val="18"/>
-                <w:szCs w:val="18"/>
-                <w:lang w:eastAsia="ko-KR"/>
-              </w:rPr>
-              <w:t xml:space="preserve">통과</w:t>
-            </w:r>
-          </w:p>
-        </w:tc>
-      </w:tr>
-      <w:tr>
-        <w:trPr>
-          <w:cantSplit/>
-          <w:jc w:val="center"/>
-        </w:trPr>
-        <w:tc>
-          <w:tcPr>
-            <w:tcW w:w="6000" w:type="dxa"/>
-            <w:shd w:val="clear" w:color="auto" w:fill="EEF5FA"/>
-            <w:tcMar>
-              <w:top w:w="80" w:type="dxa"/>
-              <w:left w:w="110" w:type="dxa"/>
-              <w:bottom w:w="80" w:type="dxa"/>
-              <w:right w:w="110" w:type="dxa"/>
-            </w:tcMar>
-            <w:vAlign w:val="center"/>
-          </w:tcPr>
-          <w:p>
-            <w:pPr>
-              <w:spacing w:after="20" w:line="252" w:lineRule="auto"/>
-              <w:jc w:val="center"/>
-            </w:pPr>
-            <w:r>
-              <w:rPr>
-                <w:b/>
-                <w:color w:val="1F4E79"/>
-                <w:sz w:val="18"/>
-                <w:szCs w:val="18"/>
-                <w:lang w:eastAsia="ko-KR"/>
-              </w:rPr>
-              <w:t xml:space="preserve">승인의 댐과 그 승인이 허가한 운영행위의 댐이 같음</w:t>
-            </w:r>
-          </w:p>
-        </w:tc>
-        <w:tc>
-          <w:tcPr>
-            <w:tcW w:w="3972" w:type="dxa"/>
-            <w:tcMar>
-              <w:top w:w="80" w:type="dxa"/>
-              <w:left w:w="110" w:type="dxa"/>
-              <w:bottom w:w="80" w:type="dxa"/>
-              <w:right w:w="110" w:type="dxa"/>
-            </w:tcMar>
-            <w:vAlign w:val="center"/>
-          </w:tcPr>
-          <w:p>
-            <w:pPr>
-              <w:spacing w:after="20" w:line="252" w:lineRule="auto"/>
-            </w:pPr>
-            <w:r>
-              <w:rPr>
-                <w:sz w:val="18"/>
-                <w:szCs w:val="18"/>
-                <w:lang w:eastAsia="ko-KR"/>
-              </w:rPr>
-              <w:t xml:space="preserve">통과</w:t>
-            </w:r>
-          </w:p>
-        </w:tc>
-      </w:tr>
-    </w:tbl>
-    <w:p>
-      <w:pPr>
-        <w:spacing w:after="60"/>
-        <w:rPr>
-          <w:lang w:eastAsia="ko-KR"/>
-        </w:rPr>
-      </w:pPr>
-    </w:p>
-    <w:p>
-      <w:pPr>
-        <w:keepNext/>
-        <w:spacing w:before="240"/>
-        <w:rPr>
-          <w:lang w:eastAsia="ko-KR"/>
-        </w:rPr>
-      </w:pPr>
-      <w:r>
-        <w:rPr>
-          <w:b/>
-          <w:color w:val="1F4E79"/>
-          <w:sz w:val="25"/>
-          <w:szCs w:val="25"/>
-          <w:lang w:eastAsia="ko-KR"/>
-        </w:rPr>
-        <w:t xml:space="preserve">CQ 답변 가능성 점검</w:t>
-      </w:r>
-    </w:p>
-    <w:tbl>
-      <w:tblPr>
-        <w:tblW w:w="9972" w:type="dxa"/>
-        <w:jc w:val="center"/>
-        <w:tblBorders>
-          <w:top w:val="single" w:sz="5" w:space="0" w:color="A6A6A6"/>
-          <w:left w:val="single" w:sz="5" w:space="0" w:color="A6A6A6"/>
-          <w:bottom w:val="single" w:sz="5" w:space="0" w:color="A6A6A6"/>
-          <w:right w:val="single" w:sz="5" w:space="0" w:color="A6A6A6"/>
-          <w:insideH w:val="single" w:sz="5" w:space="0" w:color="A6A6A6"/>
-          <w:insideV w:val="single" w:sz="5" w:space="0" w:color="A6A6A6"/>
-        </w:tblBorders>
-        <w:tblLayout w:type="fixed"/>
-        <w:tblLook w:val="04A0" w:firstRow="1" w:lastRow="0" w:firstColumn="1" w:lastColumn="0" w:noHBand="0" w:noVBand="1"/>
-      </w:tblPr>
-      <w:tblGrid>
-        <w:gridCol w:w="2200"/>
-        <w:gridCol w:w="5772"/>
-        <w:gridCol w:w="2000"/>
-      </w:tblGrid>
-      <w:tr>
-        <w:trPr>
-          <w:cantSplit/>
-          <w:tblHeader/>
-          <w:jc w:val="center"/>
-        </w:trPr>
-        <w:tc>
-          <w:tcPr>
-            <w:tcW w:w="2200" w:type="dxa"/>
-            <w:shd w:val="clear" w:color="auto" w:fill="D9EAF7"/>
-            <w:tcMar>
-              <w:top w:w="80" w:type="dxa"/>
-              <w:left w:w="110" w:type="dxa"/>
-              <w:bottom w:w="80" w:type="dxa"/>
-              <w:right w:w="110" w:type="dxa"/>
-            </w:tcMar>
-            <w:vAlign w:val="center"/>
-          </w:tcPr>
-          <w:p>
-            <w:pPr>
-              <w:spacing w:after="20" w:line="252" w:lineRule="auto"/>
-              <w:jc w:val="center"/>
-            </w:pPr>
-            <w:r>
-              <w:rPr>
-                <w:b/>
-                <w:sz w:val="18"/>
-                <w:szCs w:val="18"/>
-                <w:lang w:eastAsia="ko-KR"/>
-              </w:rPr>
-              <w:t xml:space="preserve">CQ</w:t>
-            </w:r>
-          </w:p>
-        </w:tc>
-        <w:tc>
-          <w:tcPr>
-            <w:tcW w:w="5772" w:type="dxa"/>
-            <w:shd w:val="clear" w:color="auto" w:fill="D9EAF7"/>
-            <w:tcMar>
-              <w:top w:w="80" w:type="dxa"/>
-              <w:left w:w="110" w:type="dxa"/>
-              <w:bottom w:w="80" w:type="dxa"/>
-              <w:right w:w="110" w:type="dxa"/>
-            </w:tcMar>
-            <w:vAlign w:val="center"/>
-          </w:tcPr>
-          <w:p>
-            <w:pPr>
-              <w:spacing w:after="20" w:line="252" w:lineRule="auto"/>
-              <w:jc w:val="center"/>
-            </w:pPr>
-            <w:r>
-              <w:rPr>
-                <w:b/>
-                <w:sz w:val="18"/>
-                <w:szCs w:val="18"/>
-                <w:lang w:eastAsia="ko-KR"/>
-              </w:rPr>
-              <w:t xml:space="preserve">점검 결과</w:t>
-            </w:r>
-          </w:p>
-        </w:tc>
-        <w:tc>
-          <w:tcPr>
-            <w:tcW w:w="2000" w:type="dxa"/>
-            <w:shd w:val="clear" w:color="auto" w:fill="D9EAF7"/>
-            <w:tcMar>
-              <w:top w:w="80" w:type="dxa"/>
-              <w:left w:w="110" w:type="dxa"/>
-              <w:bottom w:w="80" w:type="dxa"/>
-              <w:right w:w="110" w:type="dxa"/>
-            </w:tcMar>
-            <w:vAlign w:val="center"/>
-          </w:tcPr>
-          <w:p>
-            <w:pPr>
-              <w:spacing w:after="20" w:line="252" w:lineRule="auto"/>
-              <w:jc w:val="center"/>
-            </w:pPr>
-            <w:r>
-              <w:rPr>
-                <w:b/>
-                <w:sz w:val="18"/>
-                <w:szCs w:val="18"/>
-                <w:lang w:eastAsia="ko-KR"/>
-              </w:rPr>
-              <w:t xml:space="preserve">판정</w:t>
-            </w:r>
-          </w:p>
-        </w:tc>
-      </w:tr>
-      <w:tr>
-        <w:trPr>
-          <w:cantSplit/>
-          <w:jc w:val="center"/>
-        </w:trPr>
-        <w:tc>
-          <w:tcPr>
-            <w:tcW w:w="2200" w:type="dxa"/>
-            <w:shd w:val="clear" w:color="auto" w:fill="EEF5FA"/>
-            <w:tcMar>
-              <w:top w:w="80" w:type="dxa"/>
-              <w:left w:w="110" w:type="dxa"/>
-              <w:bottom w:w="80" w:type="dxa"/>
-              <w:right w:w="110" w:type="dxa"/>
-            </w:tcMar>
-            <w:vAlign w:val="center"/>
-          </w:tcPr>
-          <w:p>
-            <w:pPr>
-              <w:spacing w:after="20" w:line="252" w:lineRule="auto"/>
-              <w:jc w:val="center"/>
-            </w:pPr>
-            <w:r>
-              <w:rPr>
-                <w:b/>
-                <w:color w:val="1F4E79"/>
-                <w:sz w:val="18"/>
-                <w:szCs w:val="18"/>
-                <w:lang w:eastAsia="ko-KR"/>
-              </w:rPr>
-              <w:t xml:space="preserve">CQ1 현재 상태</w:t>
-            </w:r>
-          </w:p>
-        </w:tc>
-        <w:tc>
-          <w:tcPr>
-            <w:tcW w:w="5772" w:type="dxa"/>
-            <w:tcMar>
-              <w:top w:w="80" w:type="dxa"/>
-              <w:left w:w="110" w:type="dxa"/>
-              <w:bottom w:w="80" w:type="dxa"/>
-              <w:right w:w="110" w:type="dxa"/>
-            </w:tcMar>
-            <w:vAlign w:val="center"/>
-          </w:tcPr>
-          <w:p>
-            <w:pPr>
-              <w:spacing w:after="20" w:line="252" w:lineRule="auto"/>
-            </w:pPr>
-            <w:r>
-              <w:rPr>
-                <w:sz w:val="18"/>
-                <w:szCs w:val="18"/>
-                <w:lang w:eastAsia="ko-KR"/>
-              </w:rPr>
-              <w:t xml:space="preserve">4개 댐 모두 6개 변수 조회 (기준 시각 2026-09-28 23:00)</w:t>
-            </w:r>
-          </w:p>
-        </w:tc>
-        <w:tc>
-          <w:tcPr>
-            <w:tcW w:w="2000" w:type="dxa"/>
-            <w:tcMar>
-              <w:top w:w="80" w:type="dxa"/>
-              <w:left w:w="110" w:type="dxa"/>
-              <w:bottom w:w="80" w:type="dxa"/>
-              <w:right w:w="110" w:type="dxa"/>
-            </w:tcMar>
-            <w:vAlign w:val="center"/>
-          </w:tcPr>
-          <w:p>
-            <w:pPr>
-              <w:spacing w:after="20" w:line="252" w:lineRule="auto"/>
-            </w:pPr>
-            <w:r>
-              <w:rPr>
-                <w:sz w:val="18"/>
-                <w:szCs w:val="18"/>
-                <w:lang w:eastAsia="ko-KR"/>
-              </w:rPr>
-              <w:t xml:space="preserve">가능</w:t>
-            </w:r>
-          </w:p>
-        </w:tc>
-      </w:tr>
-      <w:tr>
-        <w:trPr>
-          <w:cantSplit/>
-          <w:jc w:val="center"/>
-        </w:trPr>
-        <w:tc>
-          <w:tcPr>
-            <w:tcW w:w="2200" w:type="dxa"/>
-            <w:shd w:val="clear" w:color="auto" w:fill="EEF5FA"/>
-            <w:tcMar>
-              <w:top w:w="80" w:type="dxa"/>
-              <w:left w:w="110" w:type="dxa"/>
-              <w:bottom w:w="80" w:type="dxa"/>
-              <w:right w:w="110" w:type="dxa"/>
-            </w:tcMar>
-            <w:vAlign w:val="center"/>
-          </w:tcPr>
-          <w:p>
-            <w:pPr>
-              <w:spacing w:after="20" w:line="252" w:lineRule="auto"/>
-              <w:jc w:val="center"/>
-            </w:pPr>
-            <w:r>
-              <w:rPr>
-                <w:b/>
-                <w:color w:val="1F4E79"/>
-                <w:sz w:val="18"/>
-                <w:szCs w:val="18"/>
-                <w:lang w:eastAsia="ko-KR"/>
-              </w:rPr>
-              <w:t xml:space="preserve">CQ2 과거 상태</w:t>
-            </w:r>
-          </w:p>
-        </w:tc>
-        <w:tc>
-          <w:tcPr>
-            <w:tcW w:w="5772" w:type="dxa"/>
-            <w:tcMar>
-              <w:top w:w="80" w:type="dxa"/>
-              <w:left w:w="110" w:type="dxa"/>
-              <w:bottom w:w="80" w:type="dxa"/>
-              <w:right w:w="110" w:type="dxa"/>
-            </w:tcMar>
-            <w:vAlign w:val="center"/>
-          </w:tcPr>
-          <w:p>
-            <w:pPr>
-              <w:spacing w:after="20" w:line="252" w:lineRule="auto"/>
-            </w:pPr>
-            <w:r>
-              <w:rPr>
-                <w:sz w:val="18"/>
-                <w:szCs w:val="18"/>
-                <w:lang w:eastAsia="ko-KR"/>
-              </w:rPr>
-              <w:t xml:space="preserve">승인 80건, 운영행위 68개 모두 방류 전후 상태 조회, 임의 과거 시점도 조회</w:t>
-            </w:r>
-          </w:p>
-        </w:tc>
-        <w:tc>
-          <w:tcPr>
-            <w:tcW w:w="2000" w:type="dxa"/>
-            <w:tcMar>
-              <w:top w:w="80" w:type="dxa"/>
-              <w:left w:w="110" w:type="dxa"/>
-              <w:bottom w:w="80" w:type="dxa"/>
-              <w:right w:w="110" w:type="dxa"/>
-            </w:tcMar>
-            <w:vAlign w:val="center"/>
-          </w:tcPr>
-          <w:p>
-            <w:pPr>
-              <w:spacing w:after="20" w:line="252" w:lineRule="auto"/>
-            </w:pPr>
-            <w:r>
-              <w:rPr>
-                <w:sz w:val="18"/>
-                <w:szCs w:val="18"/>
-                <w:lang w:eastAsia="ko-KR"/>
-              </w:rPr>
-              <w:t xml:space="preserve">가능</w:t>
-            </w:r>
-          </w:p>
-        </w:tc>
-      </w:tr>
-      <w:tr>
-        <w:trPr>
-          <w:cantSplit/>
-          <w:jc w:val="center"/>
-        </w:trPr>
-        <w:tc>
-          <w:tcPr>
-            <w:tcW w:w="2200" w:type="dxa"/>
-            <w:shd w:val="clear" w:color="auto" w:fill="EEF5FA"/>
-            <w:tcMar>
-              <w:top w:w="80" w:type="dxa"/>
-              <w:left w:w="110" w:type="dxa"/>
-              <w:bottom w:w="80" w:type="dxa"/>
-              <w:right w:w="110" w:type="dxa"/>
-            </w:tcMar>
-            <w:vAlign w:val="center"/>
-          </w:tcPr>
-          <w:p>
-            <w:pPr>
-              <w:spacing w:after="20" w:line="252" w:lineRule="auto"/>
-              <w:jc w:val="center"/>
-            </w:pPr>
-            <w:r>
-              <w:rPr>
-                <w:b/>
-                <w:color w:val="1F4E79"/>
-                <w:sz w:val="18"/>
-                <w:szCs w:val="18"/>
-                <w:lang w:eastAsia="ko-KR"/>
-              </w:rPr>
-              <w:t xml:space="preserve">CQ3 과거 운영행위</w:t>
-            </w:r>
-          </w:p>
-        </w:tc>
-        <w:tc>
-          <w:tcPr>
-            <w:tcW w:w="5772" w:type="dxa"/>
-            <w:tcMar>
-              <w:top w:w="80" w:type="dxa"/>
-              <w:left w:w="110" w:type="dxa"/>
-              <w:bottom w:w="80" w:type="dxa"/>
-              <w:right w:w="110" w:type="dxa"/>
-            </w:tcMar>
-            <w:vAlign w:val="center"/>
-          </w:tcPr>
-          <w:p>
-            <w:pPr>
-              <w:spacing w:after="20" w:line="252" w:lineRule="auto"/>
-            </w:pPr>
-            <w:r>
-              <w:rPr>
-                <w:sz w:val="18"/>
-                <w:szCs w:val="18"/>
-                <w:lang w:eastAsia="ko-KR"/>
-              </w:rPr>
-              <w:t xml:space="preserve">운영행위 68개. 실제 수행 여부는 방향이 있는 행위 18개 중 16개에서 측정 방류량 변화 방향과 일치 확인(KG 밖 검증)</w:t>
-            </w:r>
-          </w:p>
-        </w:tc>
-        <w:tc>
-          <w:tcPr>
-            <w:tcW w:w="2000" w:type="dxa"/>
-            <w:tcMar>
-              <w:top w:w="80" w:type="dxa"/>
-              <w:left w:w="110" w:type="dxa"/>
-              <w:bottom w:w="80" w:type="dxa"/>
-              <w:right w:w="110" w:type="dxa"/>
-            </w:tcMar>
-            <w:vAlign w:val="center"/>
-          </w:tcPr>
-          <w:p>
-            <w:pPr>
-              <w:spacing w:after="20" w:line="252" w:lineRule="auto"/>
-            </w:pPr>
-            <w:r>
-              <w:rPr>
-                <w:sz w:val="18"/>
-                <w:szCs w:val="18"/>
-                <w:lang w:eastAsia="ko-KR"/>
-              </w:rPr>
-              <w:t xml:space="preserve">부분 (실제 운영기록 없음)</w:t>
-            </w:r>
-          </w:p>
-        </w:tc>
-      </w:tr>
-      <w:tr>
-        <w:trPr>
-          <w:cantSplit/>
-          <w:jc w:val="center"/>
-        </w:trPr>
-        <w:tc>
-          <w:tcPr>
-            <w:tcW w:w="2200" w:type="dxa"/>
-            <w:shd w:val="clear" w:color="auto" w:fill="EEF5FA"/>
-            <w:tcMar>
-              <w:top w:w="80" w:type="dxa"/>
-              <w:left w:w="110" w:type="dxa"/>
-              <w:bottom w:w="80" w:type="dxa"/>
-              <w:right w:w="110" w:type="dxa"/>
-            </w:tcMar>
-            <w:vAlign w:val="center"/>
-          </w:tcPr>
-          <w:p>
-            <w:pPr>
-              <w:spacing w:after="20" w:line="252" w:lineRule="auto"/>
-              <w:jc w:val="center"/>
-            </w:pPr>
-            <w:r>
-              <w:rPr>
-                <w:b/>
-                <w:color w:val="1F4E79"/>
-                <w:sz w:val="18"/>
-                <w:szCs w:val="18"/>
-                <w:lang w:eastAsia="ko-KR"/>
-              </w:rPr>
-              <w:t xml:space="preserve">CQ4 과거 방류 승인</w:t>
-            </w:r>
-          </w:p>
-        </w:tc>
-        <w:tc>
-          <w:tcPr>
-            <w:tcW w:w="5772" w:type="dxa"/>
-            <w:tcMar>
-              <w:top w:w="80" w:type="dxa"/>
-              <w:left w:w="110" w:type="dxa"/>
-              <w:bottom w:w="80" w:type="dxa"/>
-              <w:right w:w="110" w:type="dxa"/>
-            </w:tcMar>
-            <w:vAlign w:val="center"/>
-          </w:tcPr>
-          <w:p>
-            <w:pPr>
-              <w:spacing w:after="20" w:line="252" w:lineRule="auto"/>
-            </w:pPr>
-            <w:r>
-              <w:rPr>
-                <w:sz w:val="18"/>
-                <w:szCs w:val="18"/>
-                <w:lang w:eastAsia="ko-KR"/>
-              </w:rPr>
-              <w:t xml:space="preserve">수정 후 80/80건 (수정 전 74/80건)</w:t>
-            </w:r>
-          </w:p>
-        </w:tc>
-        <w:tc>
-          <w:tcPr>
-            <w:tcW w:w="2000" w:type="dxa"/>
-            <w:tcMar>
-              <w:top w:w="80" w:type="dxa"/>
-              <w:left w:w="110" w:type="dxa"/>
-              <w:bottom w:w="80" w:type="dxa"/>
-              <w:right w:w="110" w:type="dxa"/>
-            </w:tcMar>
-            <w:vAlign w:val="center"/>
-          </w:tcPr>
-          <w:p>
-            <w:pPr>
-              <w:spacing w:after="20" w:line="252" w:lineRule="auto"/>
-            </w:pPr>
-            <w:r>
-              <w:rPr>
-                <w:sz w:val="18"/>
-                <w:szCs w:val="18"/>
-                <w:lang w:eastAsia="ko-KR"/>
-              </w:rPr>
-              <w:t xml:space="preserve">가능</w:t>
-            </w:r>
-          </w:p>
-        </w:tc>
-      </w:tr>
-      <w:tr>
-        <w:trPr>
-          <w:cantSplit/>
-          <w:jc w:val="center"/>
-        </w:trPr>
-        <w:tc>
-          <w:tcPr>
-            <w:tcW w:w="2200" w:type="dxa"/>
-            <w:shd w:val="clear" w:color="auto" w:fill="EEF5FA"/>
-            <w:tcMar>
-              <w:top w:w="80" w:type="dxa"/>
-              <w:left w:w="110" w:type="dxa"/>
-              <w:bottom w:w="80" w:type="dxa"/>
-              <w:right w:w="110" w:type="dxa"/>
-            </w:tcMar>
-            <w:vAlign w:val="center"/>
-          </w:tcPr>
-          <w:p>
-            <w:pPr>
-              <w:spacing w:after="20" w:line="252" w:lineRule="auto"/>
-              <w:jc w:val="center"/>
-            </w:pPr>
-            <w:r>
-              <w:rPr>
-                <w:b/>
-                <w:color w:val="1F4E79"/>
-                <w:sz w:val="18"/>
-                <w:szCs w:val="18"/>
-                <w:lang w:eastAsia="ko-KR"/>
-              </w:rPr>
-              <w:t xml:space="preserve">CQ5 현재 운영기준</w:t>
-            </w:r>
-          </w:p>
-        </w:tc>
-        <w:tc>
-          <w:tcPr>
-            <w:tcW w:w="5772" w:type="dxa"/>
-            <w:tcMar>
-              <w:top w:w="80" w:type="dxa"/>
-              <w:left w:w="110" w:type="dxa"/>
-              <w:bottom w:w="80" w:type="dxa"/>
-              <w:right w:w="110" w:type="dxa"/>
-            </w:tcMar>
-            <w:vAlign w:val="center"/>
-          </w:tcPr>
-          <w:p>
-            <w:pPr>
-              <w:spacing w:after="20" w:line="252" w:lineRule="auto"/>
-            </w:pPr>
-            <w:r>
-              <w:rPr>
-                <w:sz w:val="18"/>
-                <w:szCs w:val="18"/>
-                <w:lang w:eastAsia="ko-KR"/>
-              </w:rPr>
-              <w:t xml:space="preserve">충주 138.0, 소양강 190.3, 횡성 178.2 EL.m. 광동댐은 별표3에 없어 기준 없음</w:t>
-            </w:r>
-          </w:p>
-        </w:tc>
-        <w:tc>
-          <w:tcPr>
-            <w:tcW w:w="2000" w:type="dxa"/>
-            <w:tcMar>
-              <w:top w:w="80" w:type="dxa"/>
-              <w:left w:w="110" w:type="dxa"/>
-              <w:bottom w:w="80" w:type="dxa"/>
-              <w:right w:w="110" w:type="dxa"/>
-            </w:tcMar>
-            <w:vAlign w:val="center"/>
-          </w:tcPr>
-          <w:p>
-            <w:pPr>
-              <w:spacing w:after="20" w:line="252" w:lineRule="auto"/>
-            </w:pPr>
-            <w:r>
-              <w:rPr>
-                <w:sz w:val="18"/>
-                <w:szCs w:val="18"/>
-                <w:lang w:eastAsia="ko-KR"/>
-              </w:rPr>
-              <w:t xml:space="preserve">가능 (3개 댐)</w:t>
-            </w:r>
-          </w:p>
-        </w:tc>
-      </w:tr>
-      <w:tr>
-        <w:trPr>
-          <w:cantSplit/>
-          <w:jc w:val="center"/>
-        </w:trPr>
-        <w:tc>
-          <w:tcPr>
-            <w:tcW w:w="2200" w:type="dxa"/>
-            <w:shd w:val="clear" w:color="auto" w:fill="EEF5FA"/>
-            <w:tcMar>
-              <w:top w:w="80" w:type="dxa"/>
-              <w:left w:w="110" w:type="dxa"/>
-              <w:bottom w:w="80" w:type="dxa"/>
-              <w:right w:w="110" w:type="dxa"/>
-            </w:tcMar>
-            <w:vAlign w:val="center"/>
-          </w:tcPr>
-          <w:p>
-            <w:pPr>
-              <w:spacing w:after="20" w:line="252" w:lineRule="auto"/>
-              <w:jc w:val="center"/>
-            </w:pPr>
-            <w:r>
-              <w:rPr>
-                <w:b/>
-                <w:color w:val="1F4E79"/>
-                <w:sz w:val="18"/>
-                <w:szCs w:val="18"/>
-                <w:lang w:eastAsia="ko-KR"/>
-              </w:rPr>
-              <w:t xml:space="preserve">CQ6 공식 근거</w:t>
-            </w:r>
-          </w:p>
-        </w:tc>
-        <w:tc>
-          <w:tcPr>
-            <w:tcW w:w="5772" w:type="dxa"/>
-            <w:tcMar>
-              <w:top w:w="80" w:type="dxa"/>
-              <w:left w:w="110" w:type="dxa"/>
-              <w:bottom w:w="80" w:type="dxa"/>
-              <w:right w:w="110" w:type="dxa"/>
-            </w:tcMar>
-            <w:vAlign w:val="center"/>
-          </w:tcPr>
-          <w:p>
-            <w:pPr>
-              <w:spacing w:after="20" w:line="252" w:lineRule="auto"/>
-            </w:pPr>
-            <w:r>
-              <w:rPr>
-                <w:sz w:val="18"/>
-                <w:szCs w:val="18"/>
-                <w:lang w:eastAsia="ko-KR"/>
-              </w:rPr>
-              <w:t xml:space="preserve">승인, 운영행위, 상태, 제한수위 모두 근거자료와 위치 연결 (운영행위의 근거는 승인 레코드와 동일)</w:t>
-            </w:r>
-          </w:p>
-        </w:tc>
-        <w:tc>
-          <w:tcPr>
-            <w:tcW w:w="2000" w:type="dxa"/>
-            <w:tcMar>
-              <w:top w:w="80" w:type="dxa"/>
-              <w:left w:w="110" w:type="dxa"/>
-              <w:bottom w:w="80" w:type="dxa"/>
-              <w:right w:w="110" w:type="dxa"/>
-            </w:tcMar>
-            <w:vAlign w:val="center"/>
-          </w:tcPr>
-          <w:p>
-            <w:pPr>
-              <w:spacing w:after="20" w:line="252" w:lineRule="auto"/>
-            </w:pPr>
-            <w:r>
-              <w:rPr>
-                <w:sz w:val="18"/>
-                <w:szCs w:val="18"/>
-                <w:lang w:eastAsia="ko-KR"/>
-              </w:rPr>
-              <w:t xml:space="preserve">가능</w:t>
-            </w:r>
-          </w:p>
-        </w:tc>
-      </w:tr>
-      <w:tr>
-        <w:trPr>
-          <w:cantSplit/>
-          <w:jc w:val="center"/>
-        </w:trPr>
-        <w:tc>
-          <w:tcPr>
-            <w:tcW w:w="2200" w:type="dxa"/>
-            <w:shd w:val="clear" w:color="auto" w:fill="EEF5FA"/>
-            <w:tcMar>
-              <w:top w:w="80" w:type="dxa"/>
-              <w:left w:w="110" w:type="dxa"/>
-              <w:bottom w:w="80" w:type="dxa"/>
-              <w:right w:w="110" w:type="dxa"/>
-            </w:tcMar>
-            <w:vAlign w:val="center"/>
-          </w:tcPr>
-          <w:p>
-            <w:pPr>
-              <w:spacing w:after="20" w:line="252" w:lineRule="auto"/>
-              <w:jc w:val="center"/>
-            </w:pPr>
-            <w:r>
-              <w:rPr>
-                <w:b/>
-                <w:color w:val="1F4E79"/>
-                <w:sz w:val="18"/>
-                <w:szCs w:val="18"/>
-                <w:lang w:eastAsia="ko-KR"/>
-              </w:rPr>
-              <w:t xml:space="preserve">통합 질문</w:t>
-            </w:r>
-          </w:p>
-        </w:tc>
-        <w:tc>
-          <w:tcPr>
-            <w:tcW w:w="5772" w:type="dxa"/>
-            <w:tcMar>
-              <w:top w:w="80" w:type="dxa"/>
-              <w:left w:w="110" w:type="dxa"/>
-              <w:bottom w:w="80" w:type="dxa"/>
-              <w:right w:w="110" w:type="dxa"/>
-            </w:tcMar>
-            <w:vAlign w:val="center"/>
-          </w:tcPr>
-          <w:p>
-            <w:pPr>
-              <w:spacing w:after="20" w:line="252" w:lineRule="auto"/>
-            </w:pPr>
-            <w:r>
-              <w:rPr>
-                <w:sz w:val="18"/>
-                <w:szCs w:val="18"/>
-                <w:lang w:eastAsia="ko-KR"/>
-              </w:rPr>
-              <w:t xml:space="preserve">운영행위 68개 모두 상태·승인·근거 조립, 제한수위까지 이어지는 사례 41건</w:t>
-            </w:r>
-          </w:p>
-        </w:tc>
-        <w:tc>
-          <w:tcPr>
-            <w:tcW w:w="2000" w:type="dxa"/>
-            <w:tcMar>
-              <w:top w:w="80" w:type="dxa"/>
-              <w:left w:w="110" w:type="dxa"/>
-              <w:bottom w:w="80" w:type="dxa"/>
-              <w:right w:w="110" w:type="dxa"/>
-            </w:tcMar>
-            <w:vAlign w:val="center"/>
-          </w:tcPr>
-          <w:p>
-            <w:pPr>
-              <w:spacing w:after="20" w:line="252" w:lineRule="auto"/>
-            </w:pPr>
-            <w:r>
-              <w:rPr>
-                <w:sz w:val="18"/>
-                <w:szCs w:val="18"/>
-                <w:lang w:eastAsia="ko-KR"/>
-              </w:rPr>
-              <w:t xml:space="preserve">가능</w:t>
             </w:r>
           </w:p>
         </w:tc>
@@ -9532,7 +8752,7 @@
                 <w:szCs w:val="18"/>
                 <w:lang w:eastAsia="ko-KR"/>
               </w:rPr>
-              <w:t xml:space="preserve">발견한 문제</w:t>
+              <w:t xml:space="preserve">판단 표시</w:t>
             </w:r>
           </w:p>
         </w:tc>
@@ -9557,7 +8777,1672 @@
                 <w:szCs w:val="18"/>
                 <w:lang w:eastAsia="ko-KR"/>
               </w:rPr>
-              <w:t xml:space="preserve">운영행위가 없는 승인(변경 승인 등)은 Dam에서 찾아갈 경로가 없어, 댐에서 도달 가능한 승인이 74/80건에 그쳤다(Approval → Operation → Dam 경로만 존재).</w:t>
+              <w:t xml:space="preserve">행위 시각 기준(앞 3시간~뒤 6시간, 1 CMS 또는 10%)은 연구자가 정한 임시 기준이며 규정·문헌에 근거가 없다. 승인 시각과 다른 실제 행위 시각을 측정 변화로 찾기 위해 도입하였다.</w:t>
+            </w:r>
+          </w:p>
+        </w:tc>
+      </w:tr>
+    </w:tbl>
+    <w:p>
+      <w:pPr>
+        <w:spacing w:after="60"/>
+        <w:rPr>
+          <w:lang w:eastAsia="ko-KR"/>
+        </w:rPr>
+      </w:pPr>
+    </w:p>
+    <w:p>
+      <w:pPr>
+        <w:pStyle w:val="21"/>
+        <w:rPr>
+          <w:lang w:eastAsia="ko-KR"/>
+        </w:rPr>
+      </w:pPr>
+      <w:r>
+        <w:rPr>
+          <w:lang w:eastAsia="ko-KR"/>
+        </w:rPr>
+        <w:t xml:space="preserve">2.7 단계 5. 개체 해소·연결</w:t>
+      </w:r>
+    </w:p>
+    <w:p>
+      <w:pPr>
+        <w:spacing w:before="60" w:after="100"/>
+        <w:rPr>
+          <w:lang w:eastAsia="ko-KR"/>
+        </w:rPr>
+      </w:pPr>
+      <w:r>
+        <w:rPr>
+          <w:b/>
+          <w:color w:val="1F4E79"/>
+          <w:sz w:val="20"/>
+          <w:szCs w:val="20"/>
+          <w:lang w:eastAsia="ko-KR"/>
+        </w:rPr>
+        <w:t xml:space="preserve">필요한 이유  </w:t>
+      </w:r>
+      <w:r>
+        <w:rPr>
+          <w:sz w:val="20"/>
+          <w:szCs w:val="20"/>
+          <w:lang w:eastAsia="ko-KR"/>
+        </w:rPr>
+        <w:t xml:space="preserve">같은 댐이 자료마다 "충주", "충주댐", "충 주 댐"처럼 다르게 적혀 있어, 같은 Dam으로 연결하지 않으면 승인·측정·기준 사이의 경로가 끊긴다.</w:t>
+      </w:r>
+    </w:p>
+    <w:p>
+      <w:pPr>
+        <w:spacing w:before="60" w:after="100"/>
+        <w:rPr>
+          <w:lang w:eastAsia="ko-KR"/>
+        </w:rPr>
+      </w:pPr>
+      <w:r>
+        <w:rPr>
+          <w:b/>
+          <w:color w:val="1F4E79"/>
+          <w:sz w:val="20"/>
+          <w:szCs w:val="20"/>
+          <w:lang w:eastAsia="ko-KR"/>
+        </w:rPr>
+        <w:t xml:space="preserve">문헌의 방법  </w:t>
+      </w:r>
+      <w:r>
+        <w:rPr>
+          <w:sz w:val="20"/>
+          <w:szCs w:val="20"/>
+          <w:lang w:eastAsia="ko-KR"/>
+        </w:rPr>
+        <w:t xml:space="preserve">GraphAide(Purohit 2024)는 텍스트에서 추출한 개체 언급을 외부 식별자(Wikidata QID)에 대응시키는데, LLM과 벡터 검색으로 후보를 찾아 재순위하여 중의성을 해소한다.</w:t>
+      </w:r>
+    </w:p>
+    <w:p>
+      <w:pPr>
+        <w:spacing w:before="60" w:after="100"/>
+        <w:rPr>
+          <w:lang w:eastAsia="ko-KR"/>
+        </w:rPr>
+      </w:pPr>
+      <w:r>
+        <w:rPr>
+          <w:b/>
+          <w:color w:val="1F4E79"/>
+          <w:sz w:val="20"/>
+          <w:szCs w:val="20"/>
+          <w:lang w:eastAsia="ko-KR"/>
+        </w:rPr>
+        <w:t xml:space="preserve">우리가 수행한 내용  </w:t>
+      </w:r>
+      <w:r>
+        <w:rPr>
+          <w:sz w:val="20"/>
+          <w:szCs w:val="20"/>
+          <w:lang w:eastAsia="ko-KR"/>
+        </w:rPr>
+        <w:t xml:space="preserve">우리 자료는 모호한 문장 속 언급이 아니라 시설 코드와 이름이 있는 표여서, 코드나 이름이 일치할 때만 연결하고 추측으로 연결하지 않았다.</w:t>
+      </w:r>
+    </w:p>
+    <w:tbl>
+      <w:tblPr>
+        <w:tblW w:w="9972" w:type="dxa"/>
+        <w:jc w:val="center"/>
+        <w:tblBorders>
+          <w:top w:val="single" w:sz="5" w:space="0" w:color="A6A6A6"/>
+          <w:left w:val="single" w:sz="5" w:space="0" w:color="A6A6A6"/>
+          <w:bottom w:val="single" w:sz="5" w:space="0" w:color="A6A6A6"/>
+          <w:right w:val="single" w:sz="5" w:space="0" w:color="A6A6A6"/>
+          <w:insideH w:val="single" w:sz="5" w:space="0" w:color="A6A6A6"/>
+          <w:insideV w:val="single" w:sz="5" w:space="0" w:color="A6A6A6"/>
+        </w:tblBorders>
+        <w:tblLayout w:type="fixed"/>
+        <w:tblLook w:val="04A0" w:firstRow="1" w:lastRow="0" w:firstColumn="1" w:lastColumn="0" w:noHBand="0" w:noVBand="1"/>
+      </w:tblPr>
+      <w:tblGrid>
+        <w:gridCol w:w="2300"/>
+        <w:gridCol w:w="4372"/>
+        <w:gridCol w:w="3300"/>
+      </w:tblGrid>
+      <w:tr>
+        <w:trPr>
+          <w:cantSplit/>
+          <w:tblHeader/>
+          <w:jc w:val="center"/>
+        </w:trPr>
+        <w:tc>
+          <w:tcPr>
+            <w:tcW w:w="2300" w:type="dxa"/>
+            <w:shd w:val="clear" w:color="auto" w:fill="D9EAF7"/>
+            <w:tcMar>
+              <w:top w:w="80" w:type="dxa"/>
+              <w:left w:w="110" w:type="dxa"/>
+              <w:bottom w:w="80" w:type="dxa"/>
+              <w:right w:w="110" w:type="dxa"/>
+            </w:tcMar>
+            <w:vAlign w:val="center"/>
+          </w:tcPr>
+          <w:p>
+            <w:pPr>
+              <w:spacing w:after="20" w:line="252" w:lineRule="auto"/>
+              <w:jc w:val="center"/>
+            </w:pPr>
+            <w:r>
+              <w:rPr>
+                <w:b/>
+                <w:sz w:val="18"/>
+                <w:szCs w:val="18"/>
+                <w:lang w:eastAsia="ko-KR"/>
+              </w:rPr>
+              <w:t xml:space="preserve">연결</w:t>
+            </w:r>
+          </w:p>
+        </w:tc>
+        <w:tc>
+          <w:tcPr>
+            <w:tcW w:w="4372" w:type="dxa"/>
+            <w:shd w:val="clear" w:color="auto" w:fill="D9EAF7"/>
+            <w:tcMar>
+              <w:top w:w="80" w:type="dxa"/>
+              <w:left w:w="110" w:type="dxa"/>
+              <w:bottom w:w="80" w:type="dxa"/>
+              <w:right w:w="110" w:type="dxa"/>
+            </w:tcMar>
+            <w:vAlign w:val="center"/>
+          </w:tcPr>
+          <w:p>
+            <w:pPr>
+              <w:spacing w:after="20" w:line="252" w:lineRule="auto"/>
+              <w:jc w:val="center"/>
+            </w:pPr>
+            <w:r>
+              <w:rPr>
+                <w:b/>
+                <w:sz w:val="18"/>
+                <w:szCs w:val="18"/>
+                <w:lang w:eastAsia="ko-KR"/>
+              </w:rPr>
+              <w:t xml:space="preserve">기준</w:t>
+            </w:r>
+          </w:p>
+        </w:tc>
+        <w:tc>
+          <w:tcPr>
+            <w:tcW w:w="3300" w:type="dxa"/>
+            <w:shd w:val="clear" w:color="auto" w:fill="D9EAF7"/>
+            <w:tcMar>
+              <w:top w:w="80" w:type="dxa"/>
+              <w:left w:w="110" w:type="dxa"/>
+              <w:bottom w:w="80" w:type="dxa"/>
+              <w:right w:w="110" w:type="dxa"/>
+            </w:tcMar>
+            <w:vAlign w:val="center"/>
+          </w:tcPr>
+          <w:p>
+            <w:pPr>
+              <w:spacing w:after="20" w:line="252" w:lineRule="auto"/>
+              <w:jc w:val="center"/>
+            </w:pPr>
+            <w:r>
+              <w:rPr>
+                <w:b/>
+                <w:sz w:val="18"/>
+                <w:szCs w:val="18"/>
+                <w:lang w:eastAsia="ko-KR"/>
+              </w:rPr>
+              <w:t xml:space="preserve">결과</w:t>
+            </w:r>
+          </w:p>
+        </w:tc>
+      </w:tr>
+      <w:tr>
+        <w:trPr>
+          <w:cantSplit/>
+          <w:jc w:val="center"/>
+        </w:trPr>
+        <w:tc>
+          <w:tcPr>
+            <w:tcW w:w="2300" w:type="dxa"/>
+            <w:shd w:val="clear" w:color="auto" w:fill="EEF5FA"/>
+            <w:tcMar>
+              <w:top w:w="80" w:type="dxa"/>
+              <w:left w:w="110" w:type="dxa"/>
+              <w:bottom w:w="80" w:type="dxa"/>
+              <w:right w:w="110" w:type="dxa"/>
+            </w:tcMar>
+            <w:vAlign w:val="center"/>
+          </w:tcPr>
+          <w:p>
+            <w:pPr>
+              <w:spacing w:after="20" w:line="252" w:lineRule="auto"/>
+              <w:jc w:val="center"/>
+            </w:pPr>
+            <w:r>
+              <w:rPr>
+                <w:b/>
+                <w:color w:val="1F4E79"/>
+                <w:sz w:val="18"/>
+                <w:szCs w:val="18"/>
+                <w:lang w:eastAsia="ko-KR"/>
+              </w:rPr>
+              <w:t xml:space="preserve">승인 파일 → Dam</w:t>
+            </w:r>
+          </w:p>
+        </w:tc>
+        <w:tc>
+          <w:tcPr>
+            <w:tcW w:w="4372" w:type="dxa"/>
+            <w:tcMar>
+              <w:top w:w="80" w:type="dxa"/>
+              <w:left w:w="110" w:type="dxa"/>
+              <w:bottom w:w="80" w:type="dxa"/>
+              <w:right w:w="110" w:type="dxa"/>
+            </w:tcMar>
+            <w:vAlign w:val="center"/>
+          </w:tcPr>
+          <w:p>
+            <w:pPr>
+              <w:spacing w:after="20" w:line="252" w:lineRule="auto"/>
+            </w:pPr>
+            <w:r>
+              <w:rPr>
+                <w:sz w:val="18"/>
+                <w:szCs w:val="18"/>
+                <w:lang w:eastAsia="ko-KR"/>
+              </w:rPr>
+              <w:t xml:space="preserve">승인 파일의 관측소 코드가 K-water 댐 코드와 같으면 같은 Dam</w:t>
+            </w:r>
+          </w:p>
+        </w:tc>
+        <w:tc>
+          <w:tcPr>
+            <w:tcW w:w="3300" w:type="dxa"/>
+            <w:tcMar>
+              <w:top w:w="80" w:type="dxa"/>
+              <w:left w:w="110" w:type="dxa"/>
+              <w:bottom w:w="80" w:type="dxa"/>
+              <w:right w:w="110" w:type="dxa"/>
+            </w:tcMar>
+            <w:vAlign w:val="center"/>
+          </w:tcPr>
+          <w:p>
+            <w:pPr>
+              <w:spacing w:after="20" w:line="252" w:lineRule="auto"/>
+            </w:pPr>
+            <w:r>
+              <w:rPr>
+                <w:sz w:val="18"/>
+                <w:szCs w:val="18"/>
+                <w:lang w:eastAsia="ko-KR"/>
+              </w:rPr>
+              <w:t xml:space="preserve">4개 댐의 승인 80건 모두 연결</w:t>
+            </w:r>
+          </w:p>
+        </w:tc>
+      </w:tr>
+      <w:tr>
+        <w:trPr>
+          <w:cantSplit/>
+          <w:jc w:val="center"/>
+        </w:trPr>
+        <w:tc>
+          <w:tcPr>
+            <w:tcW w:w="2300" w:type="dxa"/>
+            <w:shd w:val="clear" w:color="auto" w:fill="EEF5FA"/>
+            <w:tcMar>
+              <w:top w:w="80" w:type="dxa"/>
+              <w:left w:w="110" w:type="dxa"/>
+              <w:bottom w:w="80" w:type="dxa"/>
+              <w:right w:w="110" w:type="dxa"/>
+            </w:tcMar>
+            <w:vAlign w:val="center"/>
+          </w:tcPr>
+          <w:p>
+            <w:pPr>
+              <w:spacing w:after="20" w:line="252" w:lineRule="auto"/>
+              <w:jc w:val="center"/>
+            </w:pPr>
+            <w:r>
+              <w:rPr>
+                <w:b/>
+                <w:color w:val="1F4E79"/>
+                <w:sz w:val="18"/>
+                <w:szCs w:val="18"/>
+                <w:lang w:eastAsia="ko-KR"/>
+              </w:rPr>
+              <w:t xml:space="preserve">별표3 → Dam</w:t>
+            </w:r>
+          </w:p>
+        </w:tc>
+        <w:tc>
+          <w:tcPr>
+            <w:tcW w:w="4372" w:type="dxa"/>
+            <w:tcMar>
+              <w:top w:w="80" w:type="dxa"/>
+              <w:left w:w="110" w:type="dxa"/>
+              <w:bottom w:w="80" w:type="dxa"/>
+              <w:right w:w="110" w:type="dxa"/>
+            </w:tcMar>
+            <w:vAlign w:val="center"/>
+          </w:tcPr>
+          <w:p>
+            <w:pPr>
+              <w:spacing w:after="20" w:line="252" w:lineRule="auto"/>
+            </w:pPr>
+            <w:r>
+              <w:rPr>
+                <w:sz w:val="18"/>
+                <w:szCs w:val="18"/>
+                <w:lang w:eastAsia="ko-KR"/>
+              </w:rPr>
+              <w:t xml:space="preserve">이름의 공백을 제거하여 일치(“충 주 댐” → 충주댐)</w:t>
+            </w:r>
+          </w:p>
+        </w:tc>
+        <w:tc>
+          <w:tcPr>
+            <w:tcW w:w="3300" w:type="dxa"/>
+            <w:tcMar>
+              <w:top w:w="80" w:type="dxa"/>
+              <w:left w:w="110" w:type="dxa"/>
+              <w:bottom w:w="80" w:type="dxa"/>
+              <w:right w:w="110" w:type="dxa"/>
+            </w:tcMar>
+            <w:vAlign w:val="center"/>
+          </w:tcPr>
+          <w:p>
+            <w:pPr>
+              <w:spacing w:after="20" w:line="252" w:lineRule="auto"/>
+            </w:pPr>
+            <w:r>
+              <w:rPr>
+                <w:sz w:val="18"/>
+                <w:szCs w:val="18"/>
+                <w:lang w:eastAsia="ko-KR"/>
+              </w:rPr>
+              <w:t xml:space="preserve">충주·소양강·횡성 3개 댐. 광동댐은 별표3에 없어 Criterion 없음</w:t>
+            </w:r>
+          </w:p>
+        </w:tc>
+      </w:tr>
+      <w:tr>
+        <w:trPr>
+          <w:cantSplit/>
+          <w:jc w:val="center"/>
+        </w:trPr>
+        <w:tc>
+          <w:tcPr>
+            <w:tcW w:w="2300" w:type="dxa"/>
+            <w:shd w:val="clear" w:color="auto" w:fill="EEF5FA"/>
+            <w:tcMar>
+              <w:top w:w="80" w:type="dxa"/>
+              <w:left w:w="110" w:type="dxa"/>
+              <w:bottom w:w="80" w:type="dxa"/>
+              <w:right w:w="110" w:type="dxa"/>
+            </w:tcMar>
+            <w:vAlign w:val="center"/>
+          </w:tcPr>
+          <w:p>
+            <w:pPr>
+              <w:spacing w:after="20" w:line="252" w:lineRule="auto"/>
+              <w:jc w:val="center"/>
+            </w:pPr>
+            <w:r>
+              <w:rPr>
+                <w:b/>
+                <w:color w:val="1F4E79"/>
+                <w:sz w:val="18"/>
+                <w:szCs w:val="18"/>
+                <w:lang w:eastAsia="ko-KR"/>
+              </w:rPr>
+              <w:t xml:space="preserve">측정자료 → 상태 Entity</w:t>
+            </w:r>
+          </w:p>
+        </w:tc>
+        <w:tc>
+          <w:tcPr>
+            <w:tcW w:w="4372" w:type="dxa"/>
+            <w:tcMar>
+              <w:top w:w="80" w:type="dxa"/>
+              <w:left w:w="110" w:type="dxa"/>
+              <w:bottom w:w="80" w:type="dxa"/>
+              <w:right w:w="110" w:type="dxa"/>
+            </w:tcMar>
+            <w:vAlign w:val="center"/>
+          </w:tcPr>
+          <w:p>
+            <w:pPr>
+              <w:spacing w:after="20" w:line="252" w:lineRule="auto"/>
+            </w:pPr>
+            <w:r>
+              <w:rPr>
+                <w:sz w:val="18"/>
+                <w:szCs w:val="18"/>
+                <w:lang w:eastAsia="ko-KR"/>
+              </w:rPr>
+              <w:t xml:space="preserve">K-water 시설 코드를 stationCode로 사용</w:t>
+            </w:r>
+          </w:p>
+        </w:tc>
+        <w:tc>
+          <w:tcPr>
+            <w:tcW w:w="3300" w:type="dxa"/>
+            <w:tcMar>
+              <w:top w:w="80" w:type="dxa"/>
+              <w:left w:w="110" w:type="dxa"/>
+              <w:bottom w:w="80" w:type="dxa"/>
+              <w:right w:w="110" w:type="dxa"/>
+            </w:tcMar>
+            <w:vAlign w:val="center"/>
+          </w:tcPr>
+          <w:p>
+            <w:pPr>
+              <w:spacing w:after="20" w:line="252" w:lineRule="auto"/>
+            </w:pPr>
+            <w:r>
+              <w:rPr>
+                <w:sz w:val="18"/>
+                <w:szCs w:val="18"/>
+                <w:lang w:eastAsia="ko-KR"/>
+              </w:rPr>
+              <w:t xml:space="preserve">댐 × 변수 24개 Entity</w:t>
+            </w:r>
+          </w:p>
+        </w:tc>
+      </w:tr>
+    </w:tbl>
+    <w:p>
+      <w:pPr>
+        <w:spacing w:after="60"/>
+        <w:rPr>
+          <w:lang w:eastAsia="ko-KR"/>
+        </w:rPr>
+      </w:pPr>
+    </w:p>
+    <w:p>
+      <w:pPr>
+        <w:pStyle w:val="21"/>
+        <w:rPr>
+          <w:lang w:eastAsia="ko-KR"/>
+        </w:rPr>
+      </w:pPr>
+      <w:r>
+        <w:rPr>
+          <w:lang w:eastAsia="ko-KR"/>
+        </w:rPr>
+        <w:t xml:space="preserve">2.8 단계 6. 정규화와 Ontology 검증</w:t>
+      </w:r>
+    </w:p>
+    <w:p>
+      <w:pPr>
+        <w:spacing w:before="60" w:after="100"/>
+        <w:rPr>
+          <w:lang w:eastAsia="ko-KR"/>
+        </w:rPr>
+      </w:pPr>
+      <w:r>
+        <w:rPr>
+          <w:b/>
+          <w:color w:val="1F4E79"/>
+          <w:sz w:val="20"/>
+          <w:szCs w:val="20"/>
+          <w:lang w:eastAsia="ko-KR"/>
+        </w:rPr>
+        <w:t xml:space="preserve">필요한 이유  </w:t>
+      </w:r>
+      <w:r>
+        <w:rPr>
+          <w:sz w:val="20"/>
+          <w:szCs w:val="20"/>
+          <w:lang w:eastAsia="ko-KR"/>
+        </w:rPr>
+        <w:t xml:space="preserve">만든 KG가 정의한 Ontology를 지키는지, CQ에 답하는 데 필요한 경로가 실제로 이어지는지를 확인한다.</w:t>
+      </w:r>
+    </w:p>
+    <w:p>
+      <w:pPr>
+        <w:spacing w:before="60" w:after="100"/>
+        <w:rPr>
+          <w:lang w:eastAsia="ko-KR"/>
+        </w:rPr>
+      </w:pPr>
+      <w:r>
+        <w:rPr>
+          <w:b/>
+          <w:color w:val="1F4E79"/>
+          <w:sz w:val="20"/>
+          <w:szCs w:val="20"/>
+          <w:lang w:eastAsia="ko-KR"/>
+        </w:rPr>
+        <w:t xml:space="preserve">문헌의 방법  </w:t>
+      </w:r>
+      <w:r>
+        <w:rPr>
+          <w:sz w:val="20"/>
+          <w:szCs w:val="20"/>
+          <w:lang w:eastAsia="ko-KR"/>
+        </w:rPr>
+        <w:t xml:space="preserve">GraphAide는 Pydantic 스키마 검증기로 생성된 서브그래프의 일관성을 유지한다. DDKG(OHCF)는 분류 결과가 온톨로지 제약에 어긋나는 라벨 쌍을 걸러내는 일관성 검사를 둔다. Noy &amp; McGuinness(2001)는 속성에 값 유형·개수(cardinality) 제약을 정의하도록 한다.</w:t>
+      </w:r>
+    </w:p>
+    <w:p>
+      <w:pPr>
+        <w:spacing w:before="60" w:after="100"/>
+        <w:rPr>
+          <w:lang w:eastAsia="ko-KR"/>
+        </w:rPr>
+      </w:pPr>
+      <w:r>
+        <w:rPr>
+          <w:b/>
+          <w:color w:val="1F4E79"/>
+          <w:sz w:val="20"/>
+          <w:szCs w:val="20"/>
+          <w:lang w:eastAsia="ko-KR"/>
+        </w:rPr>
+        <w:t xml:space="preserve">우리가 수행한 내용  </w:t>
+      </w:r>
+      <w:r>
+        <w:rPr>
+          <w:sz w:val="20"/>
+          <w:szCs w:val="20"/>
+          <w:lang w:eastAsia="ko-KR"/>
+        </w:rPr>
+        <w:t xml:space="preserve">관계의 양 끝 Class, 필수 속성, 값 형식, 근거 연결, 경로 일치를 검사하고, 이어서 CQ별 답변 가능성을 점검하였다.</w:t>
+      </w:r>
+    </w:p>
+    <w:tbl>
+      <w:tblPr>
+        <w:tblW w:w="9972" w:type="dxa"/>
+        <w:jc w:val="center"/>
+        <w:tblBorders>
+          <w:top w:val="single" w:sz="5" w:space="0" w:color="A6A6A6"/>
+          <w:left w:val="single" w:sz="5" w:space="0" w:color="A6A6A6"/>
+          <w:bottom w:val="single" w:sz="5" w:space="0" w:color="A6A6A6"/>
+          <w:right w:val="single" w:sz="5" w:space="0" w:color="A6A6A6"/>
+          <w:insideH w:val="single" w:sz="5" w:space="0" w:color="A6A6A6"/>
+          <w:insideV w:val="single" w:sz="5" w:space="0" w:color="A6A6A6"/>
+        </w:tblBorders>
+        <w:tblLayout w:type="fixed"/>
+        <w:tblLook w:val="04A0" w:firstRow="1" w:lastRow="0" w:firstColumn="1" w:lastColumn="0" w:noHBand="0" w:noVBand="1"/>
+      </w:tblPr>
+      <w:tblGrid>
+        <w:gridCol w:w="6000"/>
+        <w:gridCol w:w="3972"/>
+      </w:tblGrid>
+      <w:tr>
+        <w:trPr>
+          <w:cantSplit/>
+          <w:tblHeader/>
+          <w:jc w:val="center"/>
+        </w:trPr>
+        <w:tc>
+          <w:tcPr>
+            <w:tcW w:w="6000" w:type="dxa"/>
+            <w:shd w:val="clear" w:color="auto" w:fill="D9EAF7"/>
+            <w:tcMar>
+              <w:top w:w="80" w:type="dxa"/>
+              <w:left w:w="110" w:type="dxa"/>
+              <w:bottom w:w="80" w:type="dxa"/>
+              <w:right w:w="110" w:type="dxa"/>
+            </w:tcMar>
+            <w:vAlign w:val="center"/>
+          </w:tcPr>
+          <w:p>
+            <w:pPr>
+              <w:spacing w:after="20" w:line="252" w:lineRule="auto"/>
+              <w:jc w:val="center"/>
+            </w:pPr>
+            <w:r>
+              <w:rPr>
+                <w:b/>
+                <w:sz w:val="18"/>
+                <w:szCs w:val="18"/>
+                <w:lang w:eastAsia="ko-KR"/>
+              </w:rPr>
+              <w:t xml:space="preserve">검사</w:t>
+            </w:r>
+          </w:p>
+        </w:tc>
+        <w:tc>
+          <w:tcPr>
+            <w:tcW w:w="3972" w:type="dxa"/>
+            <w:shd w:val="clear" w:color="auto" w:fill="D9EAF7"/>
+            <w:tcMar>
+              <w:top w:w="80" w:type="dxa"/>
+              <w:left w:w="110" w:type="dxa"/>
+              <w:bottom w:w="80" w:type="dxa"/>
+              <w:right w:w="110" w:type="dxa"/>
+            </w:tcMar>
+            <w:vAlign w:val="center"/>
+          </w:tcPr>
+          <w:p>
+            <w:pPr>
+              <w:spacing w:after="20" w:line="252" w:lineRule="auto"/>
+              <w:jc w:val="center"/>
+            </w:pPr>
+            <w:r>
+              <w:rPr>
+                <w:b/>
+                <w:sz w:val="18"/>
+                <w:szCs w:val="18"/>
+                <w:lang w:eastAsia="ko-KR"/>
+              </w:rPr>
+              <w:t xml:space="preserve">결과</w:t>
+            </w:r>
+          </w:p>
+        </w:tc>
+      </w:tr>
+      <w:tr>
+        <w:trPr>
+          <w:cantSplit/>
+          <w:jc w:val="center"/>
+        </w:trPr>
+        <w:tc>
+          <w:tcPr>
+            <w:tcW w:w="6000" w:type="dxa"/>
+            <w:shd w:val="clear" w:color="auto" w:fill="EEF5FA"/>
+            <w:tcMar>
+              <w:top w:w="80" w:type="dxa"/>
+              <w:left w:w="110" w:type="dxa"/>
+              <w:bottom w:w="80" w:type="dxa"/>
+              <w:right w:w="110" w:type="dxa"/>
+            </w:tcMar>
+            <w:vAlign w:val="center"/>
+          </w:tcPr>
+          <w:p>
+            <w:pPr>
+              <w:spacing w:after="20" w:line="252" w:lineRule="auto"/>
+              <w:jc w:val="center"/>
+            </w:pPr>
+            <w:r>
+              <w:rPr>
+                <w:b/>
+                <w:color w:val="1F4E79"/>
+                <w:sz w:val="18"/>
+                <w:szCs w:val="18"/>
+                <w:lang w:eastAsia="ko-KR"/>
+              </w:rPr>
+              <w:t xml:space="preserve">모든 관계의 양 끝이 허용된 Class 쌍</w:t>
+            </w:r>
+          </w:p>
+        </w:tc>
+        <w:tc>
+          <w:tcPr>
+            <w:tcW w:w="3972" w:type="dxa"/>
+            <w:tcMar>
+              <w:top w:w="80" w:type="dxa"/>
+              <w:left w:w="110" w:type="dxa"/>
+              <w:bottom w:w="80" w:type="dxa"/>
+              <w:right w:w="110" w:type="dxa"/>
+            </w:tcMar>
+            <w:vAlign w:val="center"/>
+          </w:tcPr>
+          <w:p>
+            <w:pPr>
+              <w:spacing w:after="20" w:line="252" w:lineRule="auto"/>
+            </w:pPr>
+            <w:r>
+              <w:rPr>
+                <w:sz w:val="18"/>
+                <w:szCs w:val="18"/>
+                <w:lang w:eastAsia="ko-KR"/>
+              </w:rPr>
+              <w:t xml:space="preserve">통과</w:t>
+            </w:r>
+          </w:p>
+        </w:tc>
+      </w:tr>
+      <w:tr>
+        <w:trPr>
+          <w:cantSplit/>
+          <w:jc w:val="center"/>
+        </w:trPr>
+        <w:tc>
+          <w:tcPr>
+            <w:tcW w:w="6000" w:type="dxa"/>
+            <w:shd w:val="clear" w:color="auto" w:fill="EEF5FA"/>
+            <w:tcMar>
+              <w:top w:w="80" w:type="dxa"/>
+              <w:left w:w="110" w:type="dxa"/>
+              <w:bottom w:w="80" w:type="dxa"/>
+              <w:right w:w="110" w:type="dxa"/>
+            </w:tcMar>
+            <w:vAlign w:val="center"/>
+          </w:tcPr>
+          <w:p>
+            <w:pPr>
+              <w:spacing w:after="20" w:line="252" w:lineRule="auto"/>
+              <w:jc w:val="center"/>
+            </w:pPr>
+            <w:r>
+              <w:rPr>
+                <w:b/>
+                <w:color w:val="1F4E79"/>
+                <w:sz w:val="18"/>
+                <w:szCs w:val="18"/>
+                <w:lang w:eastAsia="ko-KR"/>
+              </w:rPr>
+              <w:t xml:space="preserve">Class별 필수 Data Property가 모두 있음</w:t>
+            </w:r>
+          </w:p>
+        </w:tc>
+        <w:tc>
+          <w:tcPr>
+            <w:tcW w:w="3972" w:type="dxa"/>
+            <w:tcMar>
+              <w:top w:w="80" w:type="dxa"/>
+              <w:left w:w="110" w:type="dxa"/>
+              <w:bottom w:w="80" w:type="dxa"/>
+              <w:right w:w="110" w:type="dxa"/>
+            </w:tcMar>
+            <w:vAlign w:val="center"/>
+          </w:tcPr>
+          <w:p>
+            <w:pPr>
+              <w:spacing w:after="20" w:line="252" w:lineRule="auto"/>
+            </w:pPr>
+            <w:r>
+              <w:rPr>
+                <w:sz w:val="18"/>
+                <w:szCs w:val="18"/>
+                <w:lang w:eastAsia="ko-KR"/>
+              </w:rPr>
+              <w:t xml:space="preserve">통과</w:t>
+            </w:r>
+          </w:p>
+        </w:tc>
+      </w:tr>
+      <w:tr>
+        <w:trPr>
+          <w:cantSplit/>
+          <w:jc w:val="center"/>
+        </w:trPr>
+        <w:tc>
+          <w:tcPr>
+            <w:tcW w:w="6000" w:type="dxa"/>
+            <w:shd w:val="clear" w:color="auto" w:fill="EEF5FA"/>
+            <w:tcMar>
+              <w:top w:w="80" w:type="dxa"/>
+              <w:left w:w="110" w:type="dxa"/>
+              <w:bottom w:w="80" w:type="dxa"/>
+              <w:right w:w="110" w:type="dxa"/>
+            </w:tcMar>
+            <w:vAlign w:val="center"/>
+          </w:tcPr>
+          <w:p>
+            <w:pPr>
+              <w:spacing w:after="20" w:line="252" w:lineRule="auto"/>
+              <w:jc w:val="center"/>
+            </w:pPr>
+            <w:r>
+              <w:rPr>
+                <w:b/>
+                <w:color w:val="1F4E79"/>
+                <w:sz w:val="18"/>
+                <w:szCs w:val="18"/>
+                <w:lang w:eastAsia="ko-KR"/>
+              </w:rPr>
+              <w:t xml:space="preserve">날짜·시각·수치 값 형식</w:t>
+            </w:r>
+          </w:p>
+        </w:tc>
+        <w:tc>
+          <w:tcPr>
+            <w:tcW w:w="3972" w:type="dxa"/>
+            <w:tcMar>
+              <w:top w:w="80" w:type="dxa"/>
+              <w:left w:w="110" w:type="dxa"/>
+              <w:bottom w:w="80" w:type="dxa"/>
+              <w:right w:w="110" w:type="dxa"/>
+            </w:tcMar>
+            <w:vAlign w:val="center"/>
+          </w:tcPr>
+          <w:p>
+            <w:pPr>
+              <w:spacing w:after="20" w:line="252" w:lineRule="auto"/>
+            </w:pPr>
+            <w:r>
+              <w:rPr>
+                <w:sz w:val="18"/>
+                <w:szCs w:val="18"/>
+                <w:lang w:eastAsia="ko-KR"/>
+              </w:rPr>
+              <w:t xml:space="preserve">통과</w:t>
+            </w:r>
+          </w:p>
+        </w:tc>
+      </w:tr>
+      <w:tr>
+        <w:trPr>
+          <w:cantSplit/>
+          <w:jc w:val="center"/>
+        </w:trPr>
+        <w:tc>
+          <w:tcPr>
+            <w:tcW w:w="6000" w:type="dxa"/>
+            <w:shd w:val="clear" w:color="auto" w:fill="EEF5FA"/>
+            <w:tcMar>
+              <w:top w:w="80" w:type="dxa"/>
+              <w:left w:w="110" w:type="dxa"/>
+              <w:bottom w:w="80" w:type="dxa"/>
+              <w:right w:w="110" w:type="dxa"/>
+            </w:tcMar>
+            <w:vAlign w:val="center"/>
+          </w:tcPr>
+          <w:p>
+            <w:pPr>
+              <w:spacing w:after="20" w:line="252" w:lineRule="auto"/>
+              <w:jc w:val="center"/>
+            </w:pPr>
+            <w:r>
+              <w:rPr>
+                <w:b/>
+                <w:color w:val="1F4E79"/>
+                <w:sz w:val="18"/>
+                <w:szCs w:val="18"/>
+                <w:lang w:eastAsia="ko-KR"/>
+              </w:rPr>
+              <w:t xml:space="preserve">상태·운영행위·승인·기준이 모두 근거자료에 연결됨</w:t>
+            </w:r>
+          </w:p>
+        </w:tc>
+        <w:tc>
+          <w:tcPr>
+            <w:tcW w:w="3972" w:type="dxa"/>
+            <w:tcMar>
+              <w:top w:w="80" w:type="dxa"/>
+              <w:left w:w="110" w:type="dxa"/>
+              <w:bottom w:w="80" w:type="dxa"/>
+              <w:right w:w="110" w:type="dxa"/>
+            </w:tcMar>
+            <w:vAlign w:val="center"/>
+          </w:tcPr>
+          <w:p>
+            <w:pPr>
+              <w:spacing w:after="20" w:line="252" w:lineRule="auto"/>
+            </w:pPr>
+            <w:r>
+              <w:rPr>
+                <w:sz w:val="18"/>
+                <w:szCs w:val="18"/>
+                <w:lang w:eastAsia="ko-KR"/>
+              </w:rPr>
+              <w:t xml:space="preserve">통과</w:t>
+            </w:r>
+          </w:p>
+        </w:tc>
+      </w:tr>
+      <w:tr>
+        <w:trPr>
+          <w:cantSplit/>
+          <w:jc w:val="center"/>
+        </w:trPr>
+        <w:tc>
+          <w:tcPr>
+            <w:tcW w:w="6000" w:type="dxa"/>
+            <w:shd w:val="clear" w:color="auto" w:fill="EEF5FA"/>
+            <w:tcMar>
+              <w:top w:w="80" w:type="dxa"/>
+              <w:left w:w="110" w:type="dxa"/>
+              <w:bottom w:w="80" w:type="dxa"/>
+              <w:right w:w="110" w:type="dxa"/>
+            </w:tcMar>
+            <w:vAlign w:val="center"/>
+          </w:tcPr>
+          <w:p>
+            <w:pPr>
+              <w:spacing w:after="20" w:line="252" w:lineRule="auto"/>
+              <w:jc w:val="center"/>
+            </w:pPr>
+            <w:r>
+              <w:rPr>
+                <w:b/>
+                <w:color w:val="1F4E79"/>
+                <w:sz w:val="18"/>
+                <w:szCs w:val="18"/>
+                <w:lang w:eastAsia="ko-KR"/>
+              </w:rPr>
+              <w:t xml:space="preserve">승인의 댐과 그 승인이 허가한 운영행위의 댐이 같음</w:t>
+            </w:r>
+          </w:p>
+        </w:tc>
+        <w:tc>
+          <w:tcPr>
+            <w:tcW w:w="3972" w:type="dxa"/>
+            <w:tcMar>
+              <w:top w:w="80" w:type="dxa"/>
+              <w:left w:w="110" w:type="dxa"/>
+              <w:bottom w:w="80" w:type="dxa"/>
+              <w:right w:w="110" w:type="dxa"/>
+            </w:tcMar>
+            <w:vAlign w:val="center"/>
+          </w:tcPr>
+          <w:p>
+            <w:pPr>
+              <w:spacing w:after="20" w:line="252" w:lineRule="auto"/>
+            </w:pPr>
+            <w:r>
+              <w:rPr>
+                <w:sz w:val="18"/>
+                <w:szCs w:val="18"/>
+                <w:lang w:eastAsia="ko-KR"/>
+              </w:rPr>
+              <w:t xml:space="preserve">통과</w:t>
+            </w:r>
+          </w:p>
+        </w:tc>
+      </w:tr>
+    </w:tbl>
+    <w:p>
+      <w:pPr>
+        <w:spacing w:after="60"/>
+        <w:rPr>
+          <w:lang w:eastAsia="ko-KR"/>
+        </w:rPr>
+      </w:pPr>
+    </w:p>
+    <w:tbl>
+      <w:tblPr>
+        <w:tblW w:w="9972" w:type="dxa"/>
+        <w:jc w:val="center"/>
+        <w:tblBorders>
+          <w:top w:val="single" w:sz="5" w:space="0" w:color="A6A6A6"/>
+          <w:left w:val="single" w:sz="5" w:space="0" w:color="A6A6A6"/>
+          <w:bottom w:val="single" w:sz="5" w:space="0" w:color="A6A6A6"/>
+          <w:right w:val="single" w:sz="5" w:space="0" w:color="A6A6A6"/>
+          <w:insideH w:val="single" w:sz="5" w:space="0" w:color="A6A6A6"/>
+          <w:insideV w:val="single" w:sz="5" w:space="0" w:color="A6A6A6"/>
+        </w:tblBorders>
+        <w:tblLayout w:type="fixed"/>
+        <w:tblLook w:val="04A0" w:firstRow="1" w:lastRow="0" w:firstColumn="1" w:lastColumn="0" w:noHBand="0" w:noVBand="1"/>
+      </w:tblPr>
+      <w:tblGrid>
+        <w:gridCol w:w="2200"/>
+        <w:gridCol w:w="5772"/>
+        <w:gridCol w:w="2000"/>
+      </w:tblGrid>
+      <w:tr>
+        <w:trPr>
+          <w:cantSplit/>
+          <w:tblHeader/>
+          <w:jc w:val="center"/>
+        </w:trPr>
+        <w:tc>
+          <w:tcPr>
+            <w:tcW w:w="2200" w:type="dxa"/>
+            <w:shd w:val="clear" w:color="auto" w:fill="D9EAF7"/>
+            <w:tcMar>
+              <w:top w:w="80" w:type="dxa"/>
+              <w:left w:w="110" w:type="dxa"/>
+              <w:bottom w:w="80" w:type="dxa"/>
+              <w:right w:w="110" w:type="dxa"/>
+            </w:tcMar>
+            <w:vAlign w:val="center"/>
+          </w:tcPr>
+          <w:p>
+            <w:pPr>
+              <w:spacing w:after="20" w:line="252" w:lineRule="auto"/>
+              <w:jc w:val="center"/>
+            </w:pPr>
+            <w:r>
+              <w:rPr>
+                <w:b/>
+                <w:sz w:val="18"/>
+                <w:szCs w:val="18"/>
+                <w:lang w:eastAsia="ko-KR"/>
+              </w:rPr>
+              <w:t xml:space="preserve">CQ</w:t>
+            </w:r>
+          </w:p>
+        </w:tc>
+        <w:tc>
+          <w:tcPr>
+            <w:tcW w:w="5772" w:type="dxa"/>
+            <w:shd w:val="clear" w:color="auto" w:fill="D9EAF7"/>
+            <w:tcMar>
+              <w:top w:w="80" w:type="dxa"/>
+              <w:left w:w="110" w:type="dxa"/>
+              <w:bottom w:w="80" w:type="dxa"/>
+              <w:right w:w="110" w:type="dxa"/>
+            </w:tcMar>
+            <w:vAlign w:val="center"/>
+          </w:tcPr>
+          <w:p>
+            <w:pPr>
+              <w:spacing w:after="20" w:line="252" w:lineRule="auto"/>
+              <w:jc w:val="center"/>
+            </w:pPr>
+            <w:r>
+              <w:rPr>
+                <w:b/>
+                <w:sz w:val="18"/>
+                <w:szCs w:val="18"/>
+                <w:lang w:eastAsia="ko-KR"/>
+              </w:rPr>
+              <w:t xml:space="preserve">점검 결과</w:t>
+            </w:r>
+          </w:p>
+        </w:tc>
+        <w:tc>
+          <w:tcPr>
+            <w:tcW w:w="2000" w:type="dxa"/>
+            <w:shd w:val="clear" w:color="auto" w:fill="D9EAF7"/>
+            <w:tcMar>
+              <w:top w:w="80" w:type="dxa"/>
+              <w:left w:w="110" w:type="dxa"/>
+              <w:bottom w:w="80" w:type="dxa"/>
+              <w:right w:w="110" w:type="dxa"/>
+            </w:tcMar>
+            <w:vAlign w:val="center"/>
+          </w:tcPr>
+          <w:p>
+            <w:pPr>
+              <w:spacing w:after="20" w:line="252" w:lineRule="auto"/>
+              <w:jc w:val="center"/>
+            </w:pPr>
+            <w:r>
+              <w:rPr>
+                <w:b/>
+                <w:sz w:val="18"/>
+                <w:szCs w:val="18"/>
+                <w:lang w:eastAsia="ko-KR"/>
+              </w:rPr>
+              <w:t xml:space="preserve">판정</w:t>
+            </w:r>
+          </w:p>
+        </w:tc>
+      </w:tr>
+      <w:tr>
+        <w:trPr>
+          <w:cantSplit/>
+          <w:jc w:val="center"/>
+        </w:trPr>
+        <w:tc>
+          <w:tcPr>
+            <w:tcW w:w="2200" w:type="dxa"/>
+            <w:shd w:val="clear" w:color="auto" w:fill="EEF5FA"/>
+            <w:tcMar>
+              <w:top w:w="80" w:type="dxa"/>
+              <w:left w:w="110" w:type="dxa"/>
+              <w:bottom w:w="80" w:type="dxa"/>
+              <w:right w:w="110" w:type="dxa"/>
+            </w:tcMar>
+            <w:vAlign w:val="center"/>
+          </w:tcPr>
+          <w:p>
+            <w:pPr>
+              <w:spacing w:after="20" w:line="252" w:lineRule="auto"/>
+              <w:jc w:val="center"/>
+            </w:pPr>
+            <w:r>
+              <w:rPr>
+                <w:b/>
+                <w:color w:val="1F4E79"/>
+                <w:sz w:val="18"/>
+                <w:szCs w:val="18"/>
+                <w:lang w:eastAsia="ko-KR"/>
+              </w:rPr>
+              <w:t xml:space="preserve">CQ1 현재 상태</w:t>
+            </w:r>
+          </w:p>
+        </w:tc>
+        <w:tc>
+          <w:tcPr>
+            <w:tcW w:w="5772" w:type="dxa"/>
+            <w:tcMar>
+              <w:top w:w="80" w:type="dxa"/>
+              <w:left w:w="110" w:type="dxa"/>
+              <w:bottom w:w="80" w:type="dxa"/>
+              <w:right w:w="110" w:type="dxa"/>
+            </w:tcMar>
+            <w:vAlign w:val="center"/>
+          </w:tcPr>
+          <w:p>
+            <w:pPr>
+              <w:spacing w:after="20" w:line="252" w:lineRule="auto"/>
+            </w:pPr>
+            <w:r>
+              <w:rPr>
+                <w:sz w:val="18"/>
+                <w:szCs w:val="18"/>
+                <w:lang w:eastAsia="ko-KR"/>
+              </w:rPr>
+              <w:t xml:space="preserve">4개 댐 모두 6개 변수 조회 (기준 시각 2026-09-28 23:00)</w:t>
+            </w:r>
+          </w:p>
+        </w:tc>
+        <w:tc>
+          <w:tcPr>
+            <w:tcW w:w="2000" w:type="dxa"/>
+            <w:tcMar>
+              <w:top w:w="80" w:type="dxa"/>
+              <w:left w:w="110" w:type="dxa"/>
+              <w:bottom w:w="80" w:type="dxa"/>
+              <w:right w:w="110" w:type="dxa"/>
+            </w:tcMar>
+            <w:vAlign w:val="center"/>
+          </w:tcPr>
+          <w:p>
+            <w:pPr>
+              <w:spacing w:after="20" w:line="252" w:lineRule="auto"/>
+            </w:pPr>
+            <w:r>
+              <w:rPr>
+                <w:sz w:val="18"/>
+                <w:szCs w:val="18"/>
+                <w:lang w:eastAsia="ko-KR"/>
+              </w:rPr>
+              <w:t xml:space="preserve">가능</w:t>
+            </w:r>
+          </w:p>
+        </w:tc>
+      </w:tr>
+      <w:tr>
+        <w:trPr>
+          <w:cantSplit/>
+          <w:jc w:val="center"/>
+        </w:trPr>
+        <w:tc>
+          <w:tcPr>
+            <w:tcW w:w="2200" w:type="dxa"/>
+            <w:shd w:val="clear" w:color="auto" w:fill="EEF5FA"/>
+            <w:tcMar>
+              <w:top w:w="80" w:type="dxa"/>
+              <w:left w:w="110" w:type="dxa"/>
+              <w:bottom w:w="80" w:type="dxa"/>
+              <w:right w:w="110" w:type="dxa"/>
+            </w:tcMar>
+            <w:vAlign w:val="center"/>
+          </w:tcPr>
+          <w:p>
+            <w:pPr>
+              <w:spacing w:after="20" w:line="252" w:lineRule="auto"/>
+              <w:jc w:val="center"/>
+            </w:pPr>
+            <w:r>
+              <w:rPr>
+                <w:b/>
+                <w:color w:val="1F4E79"/>
+                <w:sz w:val="18"/>
+                <w:szCs w:val="18"/>
+                <w:lang w:eastAsia="ko-KR"/>
+              </w:rPr>
+              <w:t xml:space="preserve">CQ2 과거 상태</w:t>
+            </w:r>
+          </w:p>
+        </w:tc>
+        <w:tc>
+          <w:tcPr>
+            <w:tcW w:w="5772" w:type="dxa"/>
+            <w:tcMar>
+              <w:top w:w="80" w:type="dxa"/>
+              <w:left w:w="110" w:type="dxa"/>
+              <w:bottom w:w="80" w:type="dxa"/>
+              <w:right w:w="110" w:type="dxa"/>
+            </w:tcMar>
+            <w:vAlign w:val="center"/>
+          </w:tcPr>
+          <w:p>
+            <w:pPr>
+              <w:spacing w:after="20" w:line="252" w:lineRule="auto"/>
+            </w:pPr>
+            <w:r>
+              <w:rPr>
+                <w:sz w:val="18"/>
+                <w:szCs w:val="18"/>
+                <w:lang w:eastAsia="ko-KR"/>
+              </w:rPr>
+              <w:t xml:space="preserve">승인 80건, 운영행위 68개 모두 방류 전후 상태 조회, 임의 과거 시점도 조회</w:t>
+            </w:r>
+          </w:p>
+        </w:tc>
+        <w:tc>
+          <w:tcPr>
+            <w:tcW w:w="2000" w:type="dxa"/>
+            <w:tcMar>
+              <w:top w:w="80" w:type="dxa"/>
+              <w:left w:w="110" w:type="dxa"/>
+              <w:bottom w:w="80" w:type="dxa"/>
+              <w:right w:w="110" w:type="dxa"/>
+            </w:tcMar>
+            <w:vAlign w:val="center"/>
+          </w:tcPr>
+          <w:p>
+            <w:pPr>
+              <w:spacing w:after="20" w:line="252" w:lineRule="auto"/>
+            </w:pPr>
+            <w:r>
+              <w:rPr>
+                <w:sz w:val="18"/>
+                <w:szCs w:val="18"/>
+                <w:lang w:eastAsia="ko-KR"/>
+              </w:rPr>
+              <w:t xml:space="preserve">가능</w:t>
+            </w:r>
+          </w:p>
+        </w:tc>
+      </w:tr>
+      <w:tr>
+        <w:trPr>
+          <w:cantSplit/>
+          <w:jc w:val="center"/>
+        </w:trPr>
+        <w:tc>
+          <w:tcPr>
+            <w:tcW w:w="2200" w:type="dxa"/>
+            <w:shd w:val="clear" w:color="auto" w:fill="EEF5FA"/>
+            <w:tcMar>
+              <w:top w:w="80" w:type="dxa"/>
+              <w:left w:w="110" w:type="dxa"/>
+              <w:bottom w:w="80" w:type="dxa"/>
+              <w:right w:w="110" w:type="dxa"/>
+            </w:tcMar>
+            <w:vAlign w:val="center"/>
+          </w:tcPr>
+          <w:p>
+            <w:pPr>
+              <w:spacing w:after="20" w:line="252" w:lineRule="auto"/>
+              <w:jc w:val="center"/>
+            </w:pPr>
+            <w:r>
+              <w:rPr>
+                <w:b/>
+                <w:color w:val="1F4E79"/>
+                <w:sz w:val="18"/>
+                <w:szCs w:val="18"/>
+                <w:lang w:eastAsia="ko-KR"/>
+              </w:rPr>
+              <w:t xml:space="preserve">CQ3 과거 운영행위</w:t>
+            </w:r>
+          </w:p>
+        </w:tc>
+        <w:tc>
+          <w:tcPr>
+            <w:tcW w:w="5772" w:type="dxa"/>
+            <w:tcMar>
+              <w:top w:w="80" w:type="dxa"/>
+              <w:left w:w="110" w:type="dxa"/>
+              <w:bottom w:w="80" w:type="dxa"/>
+              <w:right w:w="110" w:type="dxa"/>
+            </w:tcMar>
+            <w:vAlign w:val="center"/>
+          </w:tcPr>
+          <w:p>
+            <w:pPr>
+              <w:spacing w:after="20" w:line="252" w:lineRule="auto"/>
+            </w:pPr>
+            <w:r>
+              <w:rPr>
+                <w:sz w:val="18"/>
+                <w:szCs w:val="18"/>
+                <w:lang w:eastAsia="ko-KR"/>
+              </w:rPr>
+              <w:t xml:space="preserve">운영행위 68개. 실제 수행 여부는 방향이 있는 행위 18개 중 16개에서 측정 방류량 변화 방향과 일치 확인(KG 밖 검증)</w:t>
+            </w:r>
+          </w:p>
+        </w:tc>
+        <w:tc>
+          <w:tcPr>
+            <w:tcW w:w="2000" w:type="dxa"/>
+            <w:tcMar>
+              <w:top w:w="80" w:type="dxa"/>
+              <w:left w:w="110" w:type="dxa"/>
+              <w:bottom w:w="80" w:type="dxa"/>
+              <w:right w:w="110" w:type="dxa"/>
+            </w:tcMar>
+            <w:vAlign w:val="center"/>
+          </w:tcPr>
+          <w:p>
+            <w:pPr>
+              <w:spacing w:after="20" w:line="252" w:lineRule="auto"/>
+            </w:pPr>
+            <w:r>
+              <w:rPr>
+                <w:sz w:val="18"/>
+                <w:szCs w:val="18"/>
+                <w:lang w:eastAsia="ko-KR"/>
+              </w:rPr>
+              <w:t xml:space="preserve">부분 (실제 운영기록 없음)</w:t>
+            </w:r>
+          </w:p>
+        </w:tc>
+      </w:tr>
+      <w:tr>
+        <w:trPr>
+          <w:cantSplit/>
+          <w:jc w:val="center"/>
+        </w:trPr>
+        <w:tc>
+          <w:tcPr>
+            <w:tcW w:w="2200" w:type="dxa"/>
+            <w:shd w:val="clear" w:color="auto" w:fill="EEF5FA"/>
+            <w:tcMar>
+              <w:top w:w="80" w:type="dxa"/>
+              <w:left w:w="110" w:type="dxa"/>
+              <w:bottom w:w="80" w:type="dxa"/>
+              <w:right w:w="110" w:type="dxa"/>
+            </w:tcMar>
+            <w:vAlign w:val="center"/>
+          </w:tcPr>
+          <w:p>
+            <w:pPr>
+              <w:spacing w:after="20" w:line="252" w:lineRule="auto"/>
+              <w:jc w:val="center"/>
+            </w:pPr>
+            <w:r>
+              <w:rPr>
+                <w:b/>
+                <w:color w:val="1F4E79"/>
+                <w:sz w:val="18"/>
+                <w:szCs w:val="18"/>
+                <w:lang w:eastAsia="ko-KR"/>
+              </w:rPr>
+              <w:t xml:space="preserve">CQ4 과거 방류 승인</w:t>
+            </w:r>
+          </w:p>
+        </w:tc>
+        <w:tc>
+          <w:tcPr>
+            <w:tcW w:w="5772" w:type="dxa"/>
+            <w:tcMar>
+              <w:top w:w="80" w:type="dxa"/>
+              <w:left w:w="110" w:type="dxa"/>
+              <w:bottom w:w="80" w:type="dxa"/>
+              <w:right w:w="110" w:type="dxa"/>
+            </w:tcMar>
+            <w:vAlign w:val="center"/>
+          </w:tcPr>
+          <w:p>
+            <w:pPr>
+              <w:spacing w:after="20" w:line="252" w:lineRule="auto"/>
+            </w:pPr>
+            <w:r>
+              <w:rPr>
+                <w:sz w:val="18"/>
+                <w:szCs w:val="18"/>
+                <w:lang w:eastAsia="ko-KR"/>
+              </w:rPr>
+              <w:t xml:space="preserve">수정 후 80/80건 (수정 전 74/80건)</w:t>
+            </w:r>
+          </w:p>
+        </w:tc>
+        <w:tc>
+          <w:tcPr>
+            <w:tcW w:w="2000" w:type="dxa"/>
+            <w:tcMar>
+              <w:top w:w="80" w:type="dxa"/>
+              <w:left w:w="110" w:type="dxa"/>
+              <w:bottom w:w="80" w:type="dxa"/>
+              <w:right w:w="110" w:type="dxa"/>
+            </w:tcMar>
+            <w:vAlign w:val="center"/>
+          </w:tcPr>
+          <w:p>
+            <w:pPr>
+              <w:spacing w:after="20" w:line="252" w:lineRule="auto"/>
+            </w:pPr>
+            <w:r>
+              <w:rPr>
+                <w:sz w:val="18"/>
+                <w:szCs w:val="18"/>
+                <w:lang w:eastAsia="ko-KR"/>
+              </w:rPr>
+              <w:t xml:space="preserve">가능</w:t>
+            </w:r>
+          </w:p>
+        </w:tc>
+      </w:tr>
+      <w:tr>
+        <w:trPr>
+          <w:cantSplit/>
+          <w:jc w:val="center"/>
+        </w:trPr>
+        <w:tc>
+          <w:tcPr>
+            <w:tcW w:w="2200" w:type="dxa"/>
+            <w:shd w:val="clear" w:color="auto" w:fill="EEF5FA"/>
+            <w:tcMar>
+              <w:top w:w="80" w:type="dxa"/>
+              <w:left w:w="110" w:type="dxa"/>
+              <w:bottom w:w="80" w:type="dxa"/>
+              <w:right w:w="110" w:type="dxa"/>
+            </w:tcMar>
+            <w:vAlign w:val="center"/>
+          </w:tcPr>
+          <w:p>
+            <w:pPr>
+              <w:spacing w:after="20" w:line="252" w:lineRule="auto"/>
+              <w:jc w:val="center"/>
+            </w:pPr>
+            <w:r>
+              <w:rPr>
+                <w:b/>
+                <w:color w:val="1F4E79"/>
+                <w:sz w:val="18"/>
+                <w:szCs w:val="18"/>
+                <w:lang w:eastAsia="ko-KR"/>
+              </w:rPr>
+              <w:t xml:space="preserve">CQ5 현재 운영기준</w:t>
+            </w:r>
+          </w:p>
+        </w:tc>
+        <w:tc>
+          <w:tcPr>
+            <w:tcW w:w="5772" w:type="dxa"/>
+            <w:tcMar>
+              <w:top w:w="80" w:type="dxa"/>
+              <w:left w:w="110" w:type="dxa"/>
+              <w:bottom w:w="80" w:type="dxa"/>
+              <w:right w:w="110" w:type="dxa"/>
+            </w:tcMar>
+            <w:vAlign w:val="center"/>
+          </w:tcPr>
+          <w:p>
+            <w:pPr>
+              <w:spacing w:after="20" w:line="252" w:lineRule="auto"/>
+            </w:pPr>
+            <w:r>
+              <w:rPr>
+                <w:sz w:val="18"/>
+                <w:szCs w:val="18"/>
+                <w:lang w:eastAsia="ko-KR"/>
+              </w:rPr>
+              <w:t xml:space="preserve">충주 138.0, 소양강 190.3, 횡성 178.2 EL.m. 광동댐은 별표3에 없어 기준 없음</w:t>
+            </w:r>
+          </w:p>
+        </w:tc>
+        <w:tc>
+          <w:tcPr>
+            <w:tcW w:w="2000" w:type="dxa"/>
+            <w:tcMar>
+              <w:top w:w="80" w:type="dxa"/>
+              <w:left w:w="110" w:type="dxa"/>
+              <w:bottom w:w="80" w:type="dxa"/>
+              <w:right w:w="110" w:type="dxa"/>
+            </w:tcMar>
+            <w:vAlign w:val="center"/>
+          </w:tcPr>
+          <w:p>
+            <w:pPr>
+              <w:spacing w:after="20" w:line="252" w:lineRule="auto"/>
+            </w:pPr>
+            <w:r>
+              <w:rPr>
+                <w:sz w:val="18"/>
+                <w:szCs w:val="18"/>
+                <w:lang w:eastAsia="ko-KR"/>
+              </w:rPr>
+              <w:t xml:space="preserve">가능 (3개 댐)</w:t>
+            </w:r>
+          </w:p>
+        </w:tc>
+      </w:tr>
+      <w:tr>
+        <w:trPr>
+          <w:cantSplit/>
+          <w:jc w:val="center"/>
+        </w:trPr>
+        <w:tc>
+          <w:tcPr>
+            <w:tcW w:w="2200" w:type="dxa"/>
+            <w:shd w:val="clear" w:color="auto" w:fill="EEF5FA"/>
+            <w:tcMar>
+              <w:top w:w="80" w:type="dxa"/>
+              <w:left w:w="110" w:type="dxa"/>
+              <w:bottom w:w="80" w:type="dxa"/>
+              <w:right w:w="110" w:type="dxa"/>
+            </w:tcMar>
+            <w:vAlign w:val="center"/>
+          </w:tcPr>
+          <w:p>
+            <w:pPr>
+              <w:spacing w:after="20" w:line="252" w:lineRule="auto"/>
+              <w:jc w:val="center"/>
+            </w:pPr>
+            <w:r>
+              <w:rPr>
+                <w:b/>
+                <w:color w:val="1F4E79"/>
+                <w:sz w:val="18"/>
+                <w:szCs w:val="18"/>
+                <w:lang w:eastAsia="ko-KR"/>
+              </w:rPr>
+              <w:t xml:space="preserve">CQ6 공식 근거</w:t>
+            </w:r>
+          </w:p>
+        </w:tc>
+        <w:tc>
+          <w:tcPr>
+            <w:tcW w:w="5772" w:type="dxa"/>
+            <w:tcMar>
+              <w:top w:w="80" w:type="dxa"/>
+              <w:left w:w="110" w:type="dxa"/>
+              <w:bottom w:w="80" w:type="dxa"/>
+              <w:right w:w="110" w:type="dxa"/>
+            </w:tcMar>
+            <w:vAlign w:val="center"/>
+          </w:tcPr>
+          <w:p>
+            <w:pPr>
+              <w:spacing w:after="20" w:line="252" w:lineRule="auto"/>
+            </w:pPr>
+            <w:r>
+              <w:rPr>
+                <w:sz w:val="18"/>
+                <w:szCs w:val="18"/>
+                <w:lang w:eastAsia="ko-KR"/>
+              </w:rPr>
+              <w:t xml:space="preserve">승인, 운영행위, 상태, 제한수위 모두 근거자료와 위치 연결 (운영행위의 근거는 승인 레코드와 동일)</w:t>
+            </w:r>
+          </w:p>
+        </w:tc>
+        <w:tc>
+          <w:tcPr>
+            <w:tcW w:w="2000" w:type="dxa"/>
+            <w:tcMar>
+              <w:top w:w="80" w:type="dxa"/>
+              <w:left w:w="110" w:type="dxa"/>
+              <w:bottom w:w="80" w:type="dxa"/>
+              <w:right w:w="110" w:type="dxa"/>
+            </w:tcMar>
+            <w:vAlign w:val="center"/>
+          </w:tcPr>
+          <w:p>
+            <w:pPr>
+              <w:spacing w:after="20" w:line="252" w:lineRule="auto"/>
+            </w:pPr>
+            <w:r>
+              <w:rPr>
+                <w:sz w:val="18"/>
+                <w:szCs w:val="18"/>
+                <w:lang w:eastAsia="ko-KR"/>
+              </w:rPr>
+              <w:t xml:space="preserve">가능</w:t>
+            </w:r>
+          </w:p>
+        </w:tc>
+      </w:tr>
+      <w:tr>
+        <w:trPr>
+          <w:cantSplit/>
+          <w:jc w:val="center"/>
+        </w:trPr>
+        <w:tc>
+          <w:tcPr>
+            <w:tcW w:w="2200" w:type="dxa"/>
+            <w:shd w:val="clear" w:color="auto" w:fill="EEF5FA"/>
+            <w:tcMar>
+              <w:top w:w="80" w:type="dxa"/>
+              <w:left w:w="110" w:type="dxa"/>
+              <w:bottom w:w="80" w:type="dxa"/>
+              <w:right w:w="110" w:type="dxa"/>
+            </w:tcMar>
+            <w:vAlign w:val="center"/>
+          </w:tcPr>
+          <w:p>
+            <w:pPr>
+              <w:spacing w:after="20" w:line="252" w:lineRule="auto"/>
+              <w:jc w:val="center"/>
+            </w:pPr>
+            <w:r>
+              <w:rPr>
+                <w:b/>
+                <w:color w:val="1F4E79"/>
+                <w:sz w:val="18"/>
+                <w:szCs w:val="18"/>
+                <w:lang w:eastAsia="ko-KR"/>
+              </w:rPr>
+              <w:t xml:space="preserve">통합 질문</w:t>
+            </w:r>
+          </w:p>
+        </w:tc>
+        <w:tc>
+          <w:tcPr>
+            <w:tcW w:w="5772" w:type="dxa"/>
+            <w:tcMar>
+              <w:top w:w="80" w:type="dxa"/>
+              <w:left w:w="110" w:type="dxa"/>
+              <w:bottom w:w="80" w:type="dxa"/>
+              <w:right w:w="110" w:type="dxa"/>
+            </w:tcMar>
+            <w:vAlign w:val="center"/>
+          </w:tcPr>
+          <w:p>
+            <w:pPr>
+              <w:spacing w:after="20" w:line="252" w:lineRule="auto"/>
+            </w:pPr>
+            <w:r>
+              <w:rPr>
+                <w:sz w:val="18"/>
+                <w:szCs w:val="18"/>
+                <w:lang w:eastAsia="ko-KR"/>
+              </w:rPr>
+              <w:t xml:space="preserve">운영행위 68개 모두 상태·승인·근거 조립, 제한수위까지 이어지는 사례 41건</w:t>
+            </w:r>
+          </w:p>
+        </w:tc>
+        <w:tc>
+          <w:tcPr>
+            <w:tcW w:w="2000" w:type="dxa"/>
+            <w:tcMar>
+              <w:top w:w="80" w:type="dxa"/>
+              <w:left w:w="110" w:type="dxa"/>
+              <w:bottom w:w="80" w:type="dxa"/>
+              <w:right w:w="110" w:type="dxa"/>
+            </w:tcMar>
+            <w:vAlign w:val="center"/>
+          </w:tcPr>
+          <w:p>
+            <w:pPr>
+              <w:spacing w:after="20" w:line="252" w:lineRule="auto"/>
+            </w:pPr>
+            <w:r>
+              <w:rPr>
+                <w:sz w:val="18"/>
+                <w:szCs w:val="18"/>
+                <w:lang w:eastAsia="ko-KR"/>
+              </w:rPr>
+              <w:t xml:space="preserve">가능</w:t>
             </w:r>
           </w:p>
         </w:tc>
@@ -9620,6 +10505,94 @@
                 <w:szCs w:val="18"/>
                 <w:lang w:eastAsia="ko-KR"/>
               </w:rPr>
+              <w:t xml:space="preserve">발견한 문제</w:t>
+            </w:r>
+          </w:p>
+        </w:tc>
+        <w:tc>
+          <w:tcPr>
+            <w:tcW w:w="8028" w:type="dxa"/>
+            <w:tcMar>
+              <w:top w:w="80" w:type="dxa"/>
+              <w:left w:w="110" w:type="dxa"/>
+              <w:bottom w:w="80" w:type="dxa"/>
+              <w:right w:w="110" w:type="dxa"/>
+            </w:tcMar>
+            <w:vAlign w:val="center"/>
+          </w:tcPr>
+          <w:p>
+            <w:pPr>
+              <w:spacing w:after="20" w:line="252" w:lineRule="auto"/>
+            </w:pPr>
+            <w:r>
+              <w:rPr>
+                <w:sz w:val="18"/>
+                <w:szCs w:val="18"/>
+                <w:lang w:eastAsia="ko-KR"/>
+              </w:rPr>
+              <w:t xml:space="preserve">운영행위가 없는 승인(변경 승인 등)은 Dam에서 찾아갈 경로가 없어, 댐에서 도달 가능한 승인이 74/80건에 그쳤다(Approval → Operation → Dam 경로만 존재).</w:t>
+            </w:r>
+          </w:p>
+        </w:tc>
+      </w:tr>
+    </w:tbl>
+    <w:p>
+      <w:pPr>
+        <w:spacing w:after="60"/>
+        <w:rPr>
+          <w:lang w:eastAsia="ko-KR"/>
+        </w:rPr>
+      </w:pPr>
+    </w:p>
+    <w:tbl>
+      <w:tblPr>
+        <w:tblW w:w="9972" w:type="dxa"/>
+        <w:jc w:val="center"/>
+        <w:tblBorders>
+          <w:top w:val="single" w:sz="5" w:space="0" w:color="A6A6A6"/>
+          <w:left w:val="single" w:sz="5" w:space="0" w:color="A6A6A6"/>
+          <w:bottom w:val="single" w:sz="5" w:space="0" w:color="A6A6A6"/>
+          <w:right w:val="single" w:sz="5" w:space="0" w:color="A6A6A6"/>
+          <w:insideH w:val="single" w:sz="5" w:space="0" w:color="A6A6A6"/>
+          <w:insideV w:val="single" w:sz="5" w:space="0" w:color="A6A6A6"/>
+        </w:tblBorders>
+        <w:tblLayout w:type="fixed"/>
+        <w:tblLook w:val="04A0" w:firstRow="1" w:lastRow="0" w:firstColumn="1" w:lastColumn="0" w:noHBand="0" w:noVBand="1"/>
+      </w:tblPr>
+      <w:tblGrid>
+        <w:gridCol w:w="1944"/>
+        <w:gridCol w:w="8028"/>
+      </w:tblGrid>
+      <w:tr>
+        <w:trPr>
+          <w:cantSplit/>
+          <w:jc w:val="center"/>
+        </w:trPr>
+        <w:tc>
+          <w:tcPr>
+            <w:tcW w:w="1944" w:type="dxa"/>
+            <w:shd w:val="clear" w:color="auto" w:fill="EEF5FA"/>
+            <w:tcMar>
+              <w:top w:w="80" w:type="dxa"/>
+              <w:left w:w="110" w:type="dxa"/>
+              <w:bottom w:w="80" w:type="dxa"/>
+              <w:right w:w="110" w:type="dxa"/>
+            </w:tcMar>
+            <w:vAlign w:val="center"/>
+          </w:tcPr>
+          <w:p>
+            <w:pPr>
+              <w:spacing w:after="20" w:line="252" w:lineRule="auto"/>
+              <w:jc w:val="center"/>
+            </w:pPr>
+            <w:r>
+              <w:rPr>
+                <w:b/>
+                <w:color w:val="1F4E79"/>
+                <w:sz w:val="18"/>
+                <w:szCs w:val="18"/>
+                <w:lang w:eastAsia="ko-KR"/>
+              </w:rPr>
               <w:t xml:space="preserve">수정</w:t>
             </w:r>
           </w:p>
@@ -9646,6 +10619,277 @@
                 <w:lang w:eastAsia="ko-KR"/>
               </w:rPr>
               <w:t xml:space="preserve">Relation concernsDam(Approval → Dam)을 추가하여 80/80건 모두 도달 가능하게 하였다. 승인 레코드의 시설 코드로 연결하므로 추정이 없다.</w:t>
+            </w:r>
+          </w:p>
+        </w:tc>
+      </w:tr>
+    </w:tbl>
+    <w:p>
+      <w:pPr>
+        <w:spacing w:after="60"/>
+        <w:rPr>
+          <w:lang w:eastAsia="ko-KR"/>
+        </w:rPr>
+      </w:pPr>
+    </w:p>
+    <w:tbl>
+      <w:tblPr>
+        <w:tblW w:w="9972" w:type="dxa"/>
+        <w:jc w:val="center"/>
+        <w:tblBorders>
+          <w:top w:val="single" w:sz="5" w:space="0" w:color="A6A6A6"/>
+          <w:left w:val="single" w:sz="5" w:space="0" w:color="A6A6A6"/>
+          <w:bottom w:val="single" w:sz="5" w:space="0" w:color="A6A6A6"/>
+          <w:right w:val="single" w:sz="5" w:space="0" w:color="A6A6A6"/>
+          <w:insideH w:val="single" w:sz="5" w:space="0" w:color="A6A6A6"/>
+          <w:insideV w:val="single" w:sz="5" w:space="0" w:color="A6A6A6"/>
+        </w:tblBorders>
+        <w:tblLayout w:type="fixed"/>
+        <w:tblLook w:val="04A0" w:firstRow="1" w:lastRow="0" w:firstColumn="1" w:lastColumn="0" w:noHBand="0" w:noVBand="1"/>
+      </w:tblPr>
+      <w:tblGrid>
+        <w:gridCol w:w="2300"/>
+        <w:gridCol w:w="7672"/>
+      </w:tblGrid>
+      <w:tr>
+        <w:trPr>
+          <w:cantSplit/>
+          <w:tblHeader/>
+          <w:jc w:val="center"/>
+        </w:trPr>
+        <w:tc>
+          <w:tcPr>
+            <w:tcW w:w="2300" w:type="dxa"/>
+            <w:shd w:val="clear" w:color="auto" w:fill="D9EAF7"/>
+            <w:tcMar>
+              <w:top w:w="80" w:type="dxa"/>
+              <w:left w:w="110" w:type="dxa"/>
+              <w:bottom w:w="80" w:type="dxa"/>
+              <w:right w:w="110" w:type="dxa"/>
+            </w:tcMar>
+            <w:vAlign w:val="center"/>
+          </w:tcPr>
+          <w:p>
+            <w:pPr>
+              <w:spacing w:after="20" w:line="252" w:lineRule="auto"/>
+              <w:jc w:val="center"/>
+            </w:pPr>
+            <w:r>
+              <w:rPr>
+                <w:b/>
+                <w:sz w:val="18"/>
+                <w:szCs w:val="18"/>
+                <w:lang w:eastAsia="ko-KR"/>
+              </w:rPr>
+              <w:t xml:space="preserve">수정된 Ontology</w:t>
+            </w:r>
+          </w:p>
+        </w:tc>
+        <w:tc>
+          <w:tcPr>
+            <w:tcW w:w="7672" w:type="dxa"/>
+            <w:shd w:val="clear" w:color="auto" w:fill="D9EAF7"/>
+            <w:tcMar>
+              <w:top w:w="80" w:type="dxa"/>
+              <w:left w:w="110" w:type="dxa"/>
+              <w:bottom w:w="80" w:type="dxa"/>
+              <w:right w:w="110" w:type="dxa"/>
+            </w:tcMar>
+            <w:vAlign w:val="center"/>
+          </w:tcPr>
+          <w:p>
+            <w:pPr>
+              <w:spacing w:after="20" w:line="252" w:lineRule="auto"/>
+              <w:jc w:val="center"/>
+            </w:pPr>
+            <w:r>
+              <w:rPr>
+                <w:b/>
+                <w:sz w:val="18"/>
+                <w:szCs w:val="18"/>
+                <w:lang w:eastAsia="ko-KR"/>
+              </w:rPr>
+              <w:t xml:space="preserve">변경 내용</w:t>
+            </w:r>
+          </w:p>
+        </w:tc>
+      </w:tr>
+      <w:tr>
+        <w:trPr>
+          <w:cantSplit/>
+          <w:jc w:val="center"/>
+        </w:trPr>
+        <w:tc>
+          <w:tcPr>
+            <w:tcW w:w="2300" w:type="dxa"/>
+            <w:shd w:val="clear" w:color="auto" w:fill="EEF5FA"/>
+            <w:tcMar>
+              <w:top w:w="80" w:type="dxa"/>
+              <w:left w:w="110" w:type="dxa"/>
+              <w:bottom w:w="80" w:type="dxa"/>
+              <w:right w:w="110" w:type="dxa"/>
+            </w:tcMar>
+            <w:vAlign w:val="center"/>
+          </w:tcPr>
+          <w:p>
+            <w:pPr>
+              <w:spacing w:after="20" w:line="252" w:lineRule="auto"/>
+              <w:jc w:val="center"/>
+            </w:pPr>
+            <w:r>
+              <w:rPr>
+                <w:b/>
+                <w:color w:val="1F4E79"/>
+                <w:sz w:val="18"/>
+                <w:szCs w:val="18"/>
+                <w:lang w:eastAsia="ko-KR"/>
+              </w:rPr>
+              <w:t xml:space="preserve">Class</w:t>
+            </w:r>
+          </w:p>
+        </w:tc>
+        <w:tc>
+          <w:tcPr>
+            <w:tcW w:w="7672" w:type="dxa"/>
+            <w:tcMar>
+              <w:top w:w="80" w:type="dxa"/>
+              <w:left w:w="110" w:type="dxa"/>
+              <w:bottom w:w="80" w:type="dxa"/>
+              <w:right w:w="110" w:type="dxa"/>
+            </w:tcMar>
+            <w:vAlign w:val="center"/>
+          </w:tcPr>
+          <w:p>
+            <w:pPr>
+              <w:spacing w:after="20" w:line="252" w:lineRule="auto"/>
+            </w:pPr>
+            <w:r>
+              <w:rPr>
+                <w:sz w:val="18"/>
+                <w:szCs w:val="18"/>
+                <w:lang w:eastAsia="ko-KR"/>
+              </w:rPr>
+              <w:t xml:space="preserve">6개 (변경 없음)</w:t>
+            </w:r>
+          </w:p>
+        </w:tc>
+      </w:tr>
+      <w:tr>
+        <w:trPr>
+          <w:cantSplit/>
+          <w:jc w:val="center"/>
+        </w:trPr>
+        <w:tc>
+          <w:tcPr>
+            <w:tcW w:w="2300" w:type="dxa"/>
+            <w:shd w:val="clear" w:color="auto" w:fill="EEF5FA"/>
+            <w:tcMar>
+              <w:top w:w="80" w:type="dxa"/>
+              <w:left w:w="110" w:type="dxa"/>
+              <w:bottom w:w="80" w:type="dxa"/>
+              <w:right w:w="110" w:type="dxa"/>
+            </w:tcMar>
+            <w:vAlign w:val="center"/>
+          </w:tcPr>
+          <w:p>
+            <w:pPr>
+              <w:spacing w:after="20" w:line="252" w:lineRule="auto"/>
+              <w:jc w:val="center"/>
+            </w:pPr>
+            <w:r>
+              <w:rPr>
+                <w:b/>
+                <w:color w:val="1F4E79"/>
+                <w:sz w:val="18"/>
+                <w:szCs w:val="18"/>
+                <w:lang w:eastAsia="ko-KR"/>
+              </w:rPr>
+              <w:t xml:space="preserve">Relation</w:t>
+            </w:r>
+          </w:p>
+        </w:tc>
+        <w:tc>
+          <w:tcPr>
+            <w:tcW w:w="7672" w:type="dxa"/>
+            <w:tcMar>
+              <w:top w:w="80" w:type="dxa"/>
+              <w:left w:w="110" w:type="dxa"/>
+              <w:bottom w:w="80" w:type="dxa"/>
+              <w:right w:w="110" w:type="dxa"/>
+            </w:tcMar>
+            <w:vAlign w:val="center"/>
+          </w:tcPr>
+          <w:p>
+            <w:pPr>
+              <w:spacing w:after="20" w:line="252" w:lineRule="auto"/>
+            </w:pPr>
+            <w:r>
+              <w:rPr>
+                <w:sz w:val="18"/>
+                <w:szCs w:val="18"/>
+                <w:lang w:eastAsia="ko-KR"/>
+              </w:rPr>
+              <w:t xml:space="preserve">8개 → 9개: Approval –concernsDam→ Dam 추가</w:t>
+            </w:r>
+          </w:p>
+        </w:tc>
+      </w:tr>
+      <w:tr>
+        <w:trPr>
+          <w:cantSplit/>
+          <w:jc w:val="center"/>
+        </w:trPr>
+        <w:tc>
+          <w:tcPr>
+            <w:tcW w:w="2300" w:type="dxa"/>
+            <w:shd w:val="clear" w:color="auto" w:fill="EEF5FA"/>
+            <w:tcMar>
+              <w:top w:w="80" w:type="dxa"/>
+              <w:left w:w="110" w:type="dxa"/>
+              <w:bottom w:w="80" w:type="dxa"/>
+              <w:right w:w="110" w:type="dxa"/>
+            </w:tcMar>
+            <w:vAlign w:val="center"/>
+          </w:tcPr>
+          <w:p>
+            <w:pPr>
+              <w:spacing w:after="20" w:line="252" w:lineRule="auto"/>
+              <w:jc w:val="center"/>
+            </w:pPr>
+            <w:r>
+              <w:rPr>
+                <w:b/>
+                <w:color w:val="1F4E79"/>
+                <w:sz w:val="18"/>
+                <w:szCs w:val="18"/>
+                <w:lang w:eastAsia="ko-KR"/>
+              </w:rPr>
+              <w:t xml:space="preserve">Data Property</w:t>
+            </w:r>
+          </w:p>
+        </w:tc>
+        <w:tc>
+          <w:tcPr>
+            <w:tcW w:w="7672" w:type="dxa"/>
+            <w:tcMar>
+              <w:top w:w="80" w:type="dxa"/>
+              <w:left w:w="110" w:type="dxa"/>
+              <w:bottom w:w="80" w:type="dxa"/>
+              <w:right w:w="110" w:type="dxa"/>
+            </w:tcMar>
+            <w:vAlign w:val="center"/>
+          </w:tcPr>
+          <w:p>
+            <w:pPr>
+              <w:spacing w:after="20" w:line="252" w:lineRule="auto"/>
+            </w:pPr>
+            <w:r>
+              <w:rPr>
+                <w:sz w:val="18"/>
+                <w:szCs w:val="18"/>
+                <w:lang w:eastAsia="ko-KR"/>
+              </w:rPr>
+              <w:t xml:space="preserve">EvidenceSource에 chunkId 추가 (문서 저장소의 조문 청크를 찾아가는 키로, HydrometeorologicalState의 stationCode와 같은 역할)</w:t>
             </w:r>
           </w:p>
         </w:tc>
@@ -9661,8 +10905,21 @@
     </w:p>
     <w:p>
       <w:pPr>
-        <w:keepNext/>
-        <w:spacing w:before="240"/>
+        <w:pStyle w:val="21"/>
+        <w:rPr>
+          <w:lang w:eastAsia="ko-KR"/>
+        </w:rPr>
+      </w:pPr>
+      <w:r>
+        <w:rPr>
+          <w:lang w:eastAsia="ko-KR"/>
+        </w:rPr>
+        <w:t xml:space="preserve">2.9 단계 7. 저장과 구축 결과</w:t>
+      </w:r>
+    </w:p>
+    <w:p>
+      <w:pPr>
+        <w:spacing w:before="60" w:after="100"/>
         <w:rPr>
           <w:lang w:eastAsia="ko-KR"/>
         </w:rPr>
@@ -9671,11 +10928,71 @@
         <w:rPr>
           <w:b/>
           <w:color w:val="1F4E79"/>
-          <w:sz w:val="25"/>
-          <w:szCs w:val="25"/>
+          <w:sz w:val="20"/>
+          <w:szCs w:val="20"/>
           <w:lang w:eastAsia="ko-KR"/>
         </w:rPr>
-        <w:t xml:space="preserve">수정된 Ontology</w:t>
+        <w:t xml:space="preserve">필요한 이유  </w:t>
+      </w:r>
+      <w:r>
+        <w:rPr>
+          <w:sz w:val="20"/>
+          <w:szCs w:val="20"/>
+          <w:lang w:eastAsia="ko-KR"/>
+        </w:rPr>
+        <w:t xml:space="preserve">승인 → 운영행위 → 댐 → 상태처럼 여러 단계의 관계를 따라가는 질문에 답하려면 관계 탐색과 질의 언어를 지원하는 저장소가 필요하다.</w:t>
+      </w:r>
+    </w:p>
+    <w:p>
+      <w:pPr>
+        <w:spacing w:before="60" w:after="100"/>
+        <w:rPr>
+          <w:lang w:eastAsia="ko-KR"/>
+        </w:rPr>
+      </w:pPr>
+      <w:r>
+        <w:rPr>
+          <w:b/>
+          <w:color w:val="1F4E79"/>
+          <w:sz w:val="20"/>
+          <w:szCs w:val="20"/>
+          <w:lang w:eastAsia="ko-KR"/>
+        </w:rPr>
+        <w:t xml:space="preserve">문헌의 방법  </w:t>
+      </w:r>
+      <w:r>
+        <w:rPr>
+          <w:sz w:val="20"/>
+          <w:szCs w:val="20"/>
+          <w:lang w:eastAsia="ko-KR"/>
+        </w:rPr>
+        <w:t xml:space="preserve">DDKG(3.3)는 Neo4j와 Cypher를 사용한다. 추출 결과를 JSON으로 모으고 Python 스크립트가 이를 읽어 Cypher 문을 만들어 노드와 관계를 일괄 적재하며, 201,362개 노드와 953,447개 관계를 구축하였다. GraphAide도 Neo4j를 사용하고, 시계열 자료는 시계열 DB를 외부 함수로 호출해 가져온다.</w:t>
+      </w:r>
+    </w:p>
+    <w:p>
+      <w:pPr>
+        <w:spacing w:before="60" w:after="100"/>
+        <w:rPr>
+          <w:lang w:eastAsia="ko-KR"/>
+        </w:rPr>
+      </w:pPr>
+      <w:r>
+        <w:rPr>
+          <w:b/>
+          <w:color w:val="1F4E79"/>
+          <w:sz w:val="20"/>
+          <w:szCs w:val="20"/>
+          <w:lang w:eastAsia="ko-KR"/>
+        </w:rPr>
+        <w:t xml:space="preserve">우리가 수행한 내용  </w:t>
+      </w:r>
+      <w:r>
+        <w:rPr>
+          <w:sz w:val="20"/>
+          <w:szCs w:val="20"/>
+          <w:lang w:eastAsia="ko-KR"/>
+        </w:rPr>
+        <w:t xml:space="preserve">KG를 CSV(개체·속성·관계)로 만든 뒤 스크립트로 Cypher 적재문을 생성하여 Neo4j에 적재하였다. 측정값은 시계열 저장소, 문서 원문은 청크 저장소에 두었다.</w:t>
       </w:r>
     </w:p>
     <w:tbl>
@@ -9755,7 +11072,7 @@
                 <w:szCs w:val="18"/>
                 <w:lang w:eastAsia="ko-KR"/>
               </w:rPr>
-              <w:t xml:space="preserve">변경 내용</w:t>
+              <w:t xml:space="preserve">결과</w:t>
             </w:r>
           </w:p>
         </w:tc>
@@ -9790,7 +11107,7 @@
                 <w:szCs w:val="18"/>
                 <w:lang w:eastAsia="ko-KR"/>
               </w:rPr>
-              <w:t xml:space="preserve">Class</w:t>
+              <w:t xml:space="preserve">개체 273개</w:t>
             </w:r>
           </w:p>
         </w:tc>
@@ -9815,7 +11132,7 @@
                 <w:szCs w:val="18"/>
                 <w:lang w:eastAsia="ko-KR"/>
               </w:rPr>
-              <w:t xml:space="preserve">6개 (변경 없음)</w:t>
+              <w:t xml:space="preserve">Dam 4, HydrometeorologicalState 24, Approval 80, Operation 68, Criterion 3, EvidenceSource 94</w:t>
             </w:r>
           </w:p>
         </w:tc>
@@ -9850,7 +11167,7 @@
                 <w:szCs w:val="18"/>
                 <w:lang w:eastAsia="ko-KR"/>
               </w:rPr>
-              <w:t xml:space="preserve">Relation</w:t>
+              <w:t xml:space="preserve">관계 457개</w:t>
             </w:r>
           </w:p>
         </w:tc>
@@ -9875,7 +11192,7 @@
                 <w:szCs w:val="18"/>
                 <w:lang w:eastAsia="ko-KR"/>
               </w:rPr>
-              <w:t xml:space="preserve">8개 → 9개: Approval –concernsDam→ Dam 추가</w:t>
+              <w:t xml:space="preserve">supportedBy 202, authorizes 80, concernsDam 80, performedOnDam 68, hasHydrometeorologicalState 24, appliesToDam 3</w:t>
             </w:r>
           </w:p>
         </w:tc>
@@ -9910,7 +11227,7 @@
                 <w:szCs w:val="18"/>
                 <w:lang w:eastAsia="ko-KR"/>
               </w:rPr>
-              <w:t xml:space="preserve">Data Property</w:t>
+              <w:t xml:space="preserve">외부 저장소</w:t>
             </w:r>
           </w:p>
         </w:tc>
@@ -9935,7 +11252,7 @@
                 <w:szCs w:val="18"/>
                 <w:lang w:eastAsia="ko-KR"/>
               </w:rPr>
-              <w:t xml:space="preserve">EvidenceSource에 chunkId 추가 (문서 저장소의 조문 청크를 찾아가는 키로, HydrometeorologicalState의 stationCode와 같은 역할)</w:t>
+              <w:t xml:space="preserve">측정자료 306,934행, 문서 청크 36개 (KG 밖)</w:t>
             </w:r>
           </w:p>
         </w:tc>

--- a/lab_meeting/랩미팅 자료_KG구축_검색답변_초안.docx
+++ b/lab_meeting/랩미팅 자료_KG구축_검색답변_초안.docx
@@ -5637,7 +5637,7 @@
                 <w:szCs w:val="18"/>
                 <w:lang w:eastAsia="ko-KR"/>
               </w:rPr>
-              <w:t xml:space="preserve">연계운영규정 별표3(법제처) 및 연혁 9개 판</w:t>
+              <w:t xml:space="preserve">연계운영규정 별표3(법제처)</w:t>
             </w:r>
           </w:p>
         </w:tc>
@@ -5662,7 +5662,7 @@
                 <w:szCs w:val="18"/>
                 <w:lang w:eastAsia="ko-KR"/>
               </w:rPr>
-              <w:t xml:space="preserve">충주 138.0, 소양강 190.3, 횡성 178.2 EL.m (광동댐은 별표3에 수록되지 않음)</w:t>
+              <w:t xml:space="preserve">충주 138.0, 소양강 190.3, 횡성 178.2 EL.m (광동댐은 별표3에 수록되지 않음). 시행일이 다른 연혁 9개 판</w:t>
             </w:r>
           </w:p>
         </w:tc>
@@ -5798,94 +5798,6 @@
                 <w:lang w:eastAsia="ko-KR"/>
               </w:rPr>
               <w:t xml:space="preserve">문서 저장소, 근거 위치</w:t>
-            </w:r>
-          </w:p>
-        </w:tc>
-      </w:tr>
-    </w:tbl>
-    <w:p>
-      <w:pPr>
-        <w:spacing w:after="60"/>
-        <w:rPr>
-          <w:lang w:eastAsia="ko-KR"/>
-        </w:rPr>
-      </w:pPr>
-    </w:p>
-    <w:tbl>
-      <w:tblPr>
-        <w:tblW w:w="9972" w:type="dxa"/>
-        <w:jc w:val="center"/>
-        <w:tblBorders>
-          <w:top w:val="single" w:sz="5" w:space="0" w:color="A6A6A6"/>
-          <w:left w:val="single" w:sz="5" w:space="0" w:color="A6A6A6"/>
-          <w:bottom w:val="single" w:sz="5" w:space="0" w:color="A6A6A6"/>
-          <w:right w:val="single" w:sz="5" w:space="0" w:color="A6A6A6"/>
-          <w:insideH w:val="single" w:sz="5" w:space="0" w:color="A6A6A6"/>
-          <w:insideV w:val="single" w:sz="5" w:space="0" w:color="A6A6A6"/>
-        </w:tblBorders>
-        <w:tblLayout w:type="fixed"/>
-        <w:tblLook w:val="04A0" w:firstRow="1" w:lastRow="0" w:firstColumn="1" w:lastColumn="0" w:noHBand="0" w:noVBand="1"/>
-      </w:tblPr>
-      <w:tblGrid>
-        <w:gridCol w:w="1944"/>
-        <w:gridCol w:w="8028"/>
-      </w:tblGrid>
-      <w:tr>
-        <w:trPr>
-          <w:cantSplit/>
-          <w:jc w:val="center"/>
-        </w:trPr>
-        <w:tc>
-          <w:tcPr>
-            <w:tcW w:w="1944" w:type="dxa"/>
-            <w:shd w:val="clear" w:color="auto" w:fill="EEF5FA"/>
-            <w:tcMar>
-              <w:top w:w="80" w:type="dxa"/>
-              <w:left w:w="110" w:type="dxa"/>
-              <w:bottom w:w="80" w:type="dxa"/>
-              <w:right w:w="110" w:type="dxa"/>
-            </w:tcMar>
-            <w:vAlign w:val="center"/>
-          </w:tcPr>
-          <w:p>
-            <w:pPr>
-              <w:spacing w:after="20" w:line="252" w:lineRule="auto"/>
-              <w:jc w:val="center"/>
-            </w:pPr>
-            <w:r>
-              <w:rPr>
-                <w:b/>
-                <w:color w:val="1F4E79"/>
-                <w:sz w:val="18"/>
-                <w:szCs w:val="18"/>
-                <w:lang w:eastAsia="ko-KR"/>
-              </w:rPr>
-              <w:t xml:space="preserve">범위</w:t>
-            </w:r>
-          </w:p>
-        </w:tc>
-        <w:tc>
-          <w:tcPr>
-            <w:tcW w:w="8028" w:type="dxa"/>
-            <w:tcMar>
-              <w:top w:w="80" w:type="dxa"/>
-              <w:left w:w="110" w:type="dxa"/>
-              <w:bottom w:w="80" w:type="dxa"/>
-              <w:right w:w="110" w:type="dxa"/>
-            </w:tcMar>
-            <w:vAlign w:val="center"/>
-          </w:tcPr>
-          <w:p>
-            <w:pPr>
-              <w:spacing w:after="20" w:line="252" w:lineRule="auto"/>
-            </w:pPr>
-            <w:r>
-              <w:rPr>
-                <w:sz w:val="18"/>
-                <w:szCs w:val="18"/>
-                <w:lang w:eastAsia="ko-KR"/>
-              </w:rPr>
-              <w:t xml:space="preserve">테스트 대상은 K-water 관리 4개 댐으로 하고, 수문기상 자료는 K-water 시간별 6개 변수를 사용하였다. 충주조정지는 테스트 범위에서 제외하였다.</w:t>
             </w:r>
           </w:p>
         </w:tc>
@@ -6444,7 +6356,7 @@
           <w:szCs w:val="20"/>
           <w:lang w:eastAsia="ko-KR"/>
         </w:rPr>
-        <w:t xml:space="preserve">표로 정리된 자료는 값을 Ontology 구조에 옮기면 되지만, 문장으로 된 자료는 의미를 읽어 분류해야 한다. 자료 유형에 따라 이후 처리 방식이 달라지므로 먼저 구분한다.</w:t>
+        <w:t xml:space="preserve">표로 정리된 자료는 열의 값을 Ontology의 속성에 옮기면 되지만, 문장이나 글자로 그린 표는 내용을 읽어서 값을 뽑아야 한다. 처리 방법이 다르므로 먼저 구분한다.</w:t>
       </w:r>
     </w:p>
     <w:p>
@@ -6470,7 +6382,7 @@
           <w:szCs w:val="20"/>
           <w:lang w:eastAsia="ko-KR"/>
         </w:rPr>
-        <w:t xml:space="preserve">DDKG(Huang 2026, 3.2.1)는 관리 플랫폼의 구조화된 표는 Dam, Properties, Location, Parameter 등 상위 클래스의 자료로 쓰고, PDF·DOC 등 비정형 텍스트는 HazardForm, HazardComponent, SafetyEvaluation 클래스의 자료로 구분하여 서로 다른 방식으로 처리한다.</w:t>
+        <w:t xml:space="preserve">DDKG(Huang 2026, 3.2.1)는 댐 안전 점검 보고서와 댐 관리 플랫폼의 자료로 KG를 만든 연구이다. 플랫폼에서 내려받은 표(댐 높이, 저수용량 등)는 값을 그대로 옮기고, 보고서의 글(결함 설명, 안전 평가 결과)은 따로 읽어서 필요한 내용을 뽑는다. 즉 표로 된 자료와 글로 된 자료를 나누어 서로 다른 방법으로 처리한다.</w:t>
       </w:r>
     </w:p>
     <w:p>
@@ -6496,7 +6408,7 @@
           <w:szCs w:val="20"/>
           <w:lang w:eastAsia="ko-KR"/>
         </w:rPr>
-        <w:t xml:space="preserve">수집한 자료를 아래와 같이 구분하였다.</w:t>
+        <w:t xml:space="preserve">수집한 자료를 같은 기준으로 나누었다. 법제처 XML은 겉으로는 구조화된 자료이지만, 조문의 번호·제목·항·호가 요소로 나뉘어 있지 않고 본문 글자에 들어 있으며, 별표는 선 문자(┌─┬─┐│)로 그린 표가 글자로 들어 있어서 비정형으로 구분하였다.</w:t>
       </w:r>
     </w:p>
     <w:tbl>
@@ -6515,9 +6427,10 @@
         <w:tblLook w:val="04A0" w:firstRow="1" w:lastRow="0" w:firstColumn="1" w:lastColumn="0" w:noHBand="0" w:noVBand="1"/>
       </w:tblPr>
       <w:tblGrid>
-        <w:gridCol w:w="1800"/>
-        <w:gridCol w:w="4172"/>
-        <w:gridCol w:w="4000"/>
+        <w:gridCol w:w="1500"/>
+        <w:gridCol w:w="2000"/>
+        <w:gridCol w:w="3972"/>
+        <w:gridCol w:w="2500"/>
       </w:tblGrid>
       <w:tr>
         <w:trPr>
@@ -6527,7 +6440,7 @@
         </w:trPr>
         <w:tc>
           <w:tcPr>
-            <w:tcW w:w="1800" w:type="dxa"/>
+            <w:tcW w:w="1500" w:type="dxa"/>
             <w:shd w:val="clear" w:color="auto" w:fill="D9EAF7"/>
             <w:tcMar>
               <w:top w:w="80" w:type="dxa"/>
@@ -6555,7 +6468,7 @@
         </w:tc>
         <w:tc>
           <w:tcPr>
-            <w:tcW w:w="4172" w:type="dxa"/>
+            <w:tcW w:w="2000" w:type="dxa"/>
             <w:shd w:val="clear" w:color="auto" w:fill="D9EAF7"/>
             <w:tcMar>
               <w:top w:w="80" w:type="dxa"/>
@@ -6583,7 +6496,35 @@
         </w:tc>
         <w:tc>
           <w:tcPr>
-            <w:tcW w:w="4000" w:type="dxa"/>
+            <w:tcW w:w="3972" w:type="dxa"/>
+            <w:shd w:val="clear" w:color="auto" w:fill="D9EAF7"/>
+            <w:tcMar>
+              <w:top w:w="80" w:type="dxa"/>
+              <w:left w:w="110" w:type="dxa"/>
+              <w:bottom w:w="80" w:type="dxa"/>
+              <w:right w:w="110" w:type="dxa"/>
+            </w:tcMar>
+            <w:vAlign w:val="center"/>
+          </w:tcPr>
+          <w:p>
+            <w:pPr>
+              <w:spacing w:after="20" w:line="252" w:lineRule="auto"/>
+              <w:jc w:val="center"/>
+            </w:pPr>
+            <w:r>
+              <w:rPr>
+                <w:b/>
+                <w:sz w:val="18"/>
+                <w:szCs w:val="18"/>
+                <w:lang w:eastAsia="ko-KR"/>
+              </w:rPr>
+              <w:t xml:space="preserve">예</w:t>
+            </w:r>
+          </w:p>
+        </w:tc>
+        <w:tc>
+          <w:tcPr>
+            <w:tcW w:w="2500" w:type="dxa"/>
             <w:shd w:val="clear" w:color="auto" w:fill="D9EAF7"/>
             <w:tcMar>
               <w:top w:w="80" w:type="dxa"/>
@@ -6617,7 +6558,7 @@
         </w:trPr>
         <w:tc>
           <w:tcPr>
-            <w:tcW w:w="1800" w:type="dxa"/>
+            <w:tcW w:w="1500" w:type="dxa"/>
             <w:shd w:val="clear" w:color="auto" w:fill="EEF5FA"/>
             <w:tcMar>
               <w:top w:w="80" w:type="dxa"/>
@@ -6646,51 +6587,76 @@
         </w:tc>
         <w:tc>
           <w:tcPr>
-            <w:tcW w:w="4172" w:type="dxa"/>
-            <w:tcMar>
-              <w:top w:w="80" w:type="dxa"/>
-              <w:left w:w="110" w:type="dxa"/>
-              <w:bottom w:w="80" w:type="dxa"/>
-              <w:right w:w="110" w:type="dxa"/>
-            </w:tcMar>
-            <w:vAlign w:val="center"/>
-          </w:tcPr>
-          <w:p>
-            <w:pPr>
-              <w:spacing w:after="20" w:line="252" w:lineRule="auto"/>
-            </w:pPr>
-            <w:r>
-              <w:rPr>
-                <w:sz w:val="18"/>
-                <w:szCs w:val="18"/>
-                <w:lang w:eastAsia="ko-KR"/>
-              </w:rPr>
-              <w:t xml:space="preserve">승인 CSV, K-water 시간별 측정자료, 별표3 표</w:t>
-            </w:r>
-          </w:p>
-        </w:tc>
-        <w:tc>
-          <w:tcPr>
-            <w:tcW w:w="4000" w:type="dxa"/>
-            <w:tcMar>
-              <w:top w:w="80" w:type="dxa"/>
-              <w:left w:w="110" w:type="dxa"/>
-              <w:bottom w:w="80" w:type="dxa"/>
-              <w:right w:w="110" w:type="dxa"/>
-            </w:tcMar>
-            <w:vAlign w:val="center"/>
-          </w:tcPr>
-          <w:p>
-            <w:pPr>
-              <w:spacing w:after="20" w:line="252" w:lineRule="auto"/>
-            </w:pPr>
-            <w:r>
-              <w:rPr>
-                <w:sz w:val="18"/>
-                <w:szCs w:val="18"/>
-                <w:lang w:eastAsia="ko-KR"/>
-              </w:rPr>
-              <w:t xml:space="preserve">단계 3: 규칙표로 Entity·속성·관계에 매핑</w:t>
+            <w:tcW w:w="2000" w:type="dxa"/>
+            <w:tcMar>
+              <w:top w:w="80" w:type="dxa"/>
+              <w:left w:w="110" w:type="dxa"/>
+              <w:bottom w:w="80" w:type="dxa"/>
+              <w:right w:w="110" w:type="dxa"/>
+            </w:tcMar>
+            <w:vAlign w:val="center"/>
+          </w:tcPr>
+          <w:p>
+            <w:pPr>
+              <w:spacing w:after="20" w:line="252" w:lineRule="auto"/>
+            </w:pPr>
+            <w:r>
+              <w:rPr>
+                <w:sz w:val="18"/>
+                <w:szCs w:val="18"/>
+                <w:lang w:eastAsia="ko-KR"/>
+              </w:rPr>
+              <w:t xml:space="preserve">승인 CSV</w:t>
+            </w:r>
+          </w:p>
+        </w:tc>
+        <w:tc>
+          <w:tcPr>
+            <w:tcW w:w="3972" w:type="dxa"/>
+            <w:tcMar>
+              <w:top w:w="80" w:type="dxa"/>
+              <w:left w:w="110" w:type="dxa"/>
+              <w:bottom w:w="80" w:type="dxa"/>
+              <w:right w:w="110" w:type="dxa"/>
+            </w:tcMar>
+            <w:vAlign w:val="center"/>
+          </w:tcPr>
+          <w:p>
+            <w:pPr>
+              <w:spacing w:after="20" w:line="252" w:lineRule="auto"/>
+            </w:pPr>
+            <w:r>
+              <w:rPr>
+                <w:sz w:val="18"/>
+                <w:szCs w:val="18"/>
+                <w:lang w:eastAsia="ko-KR"/>
+              </w:rPr>
+              <w:t xml:space="preserve">열이 정해진 표(관측소코드, 승인년월일시분, 방류시작시간, 접수방류량, 비고 …)</w:t>
+            </w:r>
+          </w:p>
+        </w:tc>
+        <w:tc>
+          <w:tcPr>
+            <w:tcW w:w="2500" w:type="dxa"/>
+            <w:tcMar>
+              <w:top w:w="80" w:type="dxa"/>
+              <w:left w:w="110" w:type="dxa"/>
+              <w:bottom w:w="80" w:type="dxa"/>
+              <w:right w:w="110" w:type="dxa"/>
+            </w:tcMar>
+            <w:vAlign w:val="center"/>
+          </w:tcPr>
+          <w:p>
+            <w:pPr>
+              <w:spacing w:after="20" w:line="252" w:lineRule="auto"/>
+            </w:pPr>
+            <w:r>
+              <w:rPr>
+                <w:sz w:val="18"/>
+                <w:szCs w:val="18"/>
+                <w:lang w:eastAsia="ko-KR"/>
+              </w:rPr>
+              <w:t xml:space="preserve">단계 3: 열을 속성으로 매핑</w:t>
             </w:r>
           </w:p>
         </w:tc>
@@ -6702,7 +6668,7 @@
         </w:trPr>
         <w:tc>
           <w:tcPr>
-            <w:tcW w:w="1800" w:type="dxa"/>
+            <w:tcW w:w="1500" w:type="dxa"/>
             <w:shd w:val="clear" w:color="auto" w:fill="EEF5FA"/>
             <w:tcMar>
               <w:top w:w="80" w:type="dxa"/>
@@ -6725,57 +6691,82 @@
                 <w:szCs w:val="18"/>
                 <w:lang w:eastAsia="ko-KR"/>
               </w:rPr>
-              <w:t xml:space="preserve">비정형 텍스트</w:t>
-            </w:r>
-          </w:p>
-        </w:tc>
-        <w:tc>
-          <w:tcPr>
-            <w:tcW w:w="4172" w:type="dxa"/>
-            <w:tcMar>
-              <w:top w:w="80" w:type="dxa"/>
-              <w:left w:w="110" w:type="dxa"/>
-              <w:bottom w:w="80" w:type="dxa"/>
-              <w:right w:w="110" w:type="dxa"/>
-            </w:tcMar>
-            <w:vAlign w:val="center"/>
-          </w:tcPr>
-          <w:p>
-            <w:pPr>
-              <w:spacing w:after="20" w:line="252" w:lineRule="auto"/>
-            </w:pPr>
-            <w:r>
-              <w:rPr>
-                <w:sz w:val="18"/>
-                <w:szCs w:val="18"/>
-                <w:lang w:eastAsia="ko-KR"/>
-              </w:rPr>
-              <w:t xml:space="preserve">승인 비고(방류 종류, 비고 문구)</w:t>
-            </w:r>
-          </w:p>
-        </w:tc>
-        <w:tc>
-          <w:tcPr>
-            <w:tcW w:w="4000" w:type="dxa"/>
-            <w:tcMar>
-              <w:top w:w="80" w:type="dxa"/>
-              <w:left w:w="110" w:type="dxa"/>
-              <w:bottom w:w="80" w:type="dxa"/>
-              <w:right w:w="110" w:type="dxa"/>
-            </w:tcMar>
-            <w:vAlign w:val="center"/>
-          </w:tcPr>
-          <w:p>
-            <w:pPr>
-              <w:spacing w:after="20" w:line="252" w:lineRule="auto"/>
-            </w:pPr>
-            <w:r>
-              <w:rPr>
-                <w:sz w:val="18"/>
-                <w:szCs w:val="18"/>
-                <w:lang w:eastAsia="ko-KR"/>
-              </w:rPr>
-              <w:t xml:space="preserve">단계 4: 규칙으로 Operation 추출</w:t>
+              <w:t xml:space="preserve">구조화 자료</w:t>
+            </w:r>
+          </w:p>
+        </w:tc>
+        <w:tc>
+          <w:tcPr>
+            <w:tcW w:w="2000" w:type="dxa"/>
+            <w:tcMar>
+              <w:top w:w="80" w:type="dxa"/>
+              <w:left w:w="110" w:type="dxa"/>
+              <w:bottom w:w="80" w:type="dxa"/>
+              <w:right w:w="110" w:type="dxa"/>
+            </w:tcMar>
+            <w:vAlign w:val="center"/>
+          </w:tcPr>
+          <w:p>
+            <w:pPr>
+              <w:spacing w:after="20" w:line="252" w:lineRule="auto"/>
+            </w:pPr>
+            <w:r>
+              <w:rPr>
+                <w:sz w:val="18"/>
+                <w:szCs w:val="18"/>
+                <w:lang w:eastAsia="ko-KR"/>
+              </w:rPr>
+              <w:t xml:space="preserve">K-water 시간별 측정자료</w:t>
+            </w:r>
+          </w:p>
+        </w:tc>
+        <w:tc>
+          <w:tcPr>
+            <w:tcW w:w="3972" w:type="dxa"/>
+            <w:tcMar>
+              <w:top w:w="80" w:type="dxa"/>
+              <w:left w:w="110" w:type="dxa"/>
+              <w:bottom w:w="80" w:type="dxa"/>
+              <w:right w:w="110" w:type="dxa"/>
+            </w:tcMar>
+            <w:vAlign w:val="center"/>
+          </w:tcPr>
+          <w:p>
+            <w:pPr>
+              <w:spacing w:after="20" w:line="252" w:lineRule="auto"/>
+            </w:pPr>
+            <w:r>
+              <w:rPr>
+                <w:sz w:val="18"/>
+                <w:szCs w:val="18"/>
+                <w:lang w:eastAsia="ko-KR"/>
+              </w:rPr>
+              <w:t xml:space="preserve">열이 정해진 표(DAM_CD, SDATE_raw, 수위, 저수량, 강우량, 유입량, 총방류량, 저수율)</w:t>
+            </w:r>
+          </w:p>
+        </w:tc>
+        <w:tc>
+          <w:tcPr>
+            <w:tcW w:w="2500" w:type="dxa"/>
+            <w:tcMar>
+              <w:top w:w="80" w:type="dxa"/>
+              <w:left w:w="110" w:type="dxa"/>
+              <w:bottom w:w="80" w:type="dxa"/>
+              <w:right w:w="110" w:type="dxa"/>
+            </w:tcMar>
+            <w:vAlign w:val="center"/>
+          </w:tcPr>
+          <w:p>
+            <w:pPr>
+              <w:spacing w:after="20" w:line="252" w:lineRule="auto"/>
+            </w:pPr>
+            <w:r>
+              <w:rPr>
+                <w:sz w:val="18"/>
+                <w:szCs w:val="18"/>
+                <w:lang w:eastAsia="ko-KR"/>
+              </w:rPr>
+              <w:t xml:space="preserve">단계 3: 변수를 상태 Entity로 매핑, 측정값은 외부 저장소</w:t>
             </w:r>
           </w:p>
         </w:tc>
@@ -6787,7 +6778,7 @@
         </w:trPr>
         <w:tc>
           <w:tcPr>
-            <w:tcW w:w="1800" w:type="dxa"/>
+            <w:tcW w:w="1500" w:type="dxa"/>
             <w:shd w:val="clear" w:color="auto" w:fill="EEF5FA"/>
             <w:tcMar>
               <w:top w:w="80" w:type="dxa"/>
@@ -6816,7 +6807,227 @@
         </w:tc>
         <w:tc>
           <w:tcPr>
-            <w:tcW w:w="4172" w:type="dxa"/>
+            <w:tcW w:w="2000" w:type="dxa"/>
+            <w:tcMar>
+              <w:top w:w="80" w:type="dxa"/>
+              <w:left w:w="110" w:type="dxa"/>
+              <w:bottom w:w="80" w:type="dxa"/>
+              <w:right w:w="110" w:type="dxa"/>
+            </w:tcMar>
+            <w:vAlign w:val="center"/>
+          </w:tcPr>
+          <w:p>
+            <w:pPr>
+              <w:spacing w:after="20" w:line="252" w:lineRule="auto"/>
+            </w:pPr>
+            <w:r>
+              <w:rPr>
+                <w:sz w:val="18"/>
+                <w:szCs w:val="18"/>
+                <w:lang w:eastAsia="ko-KR"/>
+              </w:rPr>
+              <w:t xml:space="preserve">승인 CSV의 비고 열</w:t>
+            </w:r>
+          </w:p>
+        </w:tc>
+        <w:tc>
+          <w:tcPr>
+            <w:tcW w:w="3972" w:type="dxa"/>
+            <w:tcMar>
+              <w:top w:w="80" w:type="dxa"/>
+              <w:left w:w="110" w:type="dxa"/>
+              <w:bottom w:w="80" w:type="dxa"/>
+              <w:right w:w="110" w:type="dxa"/>
+            </w:tcMar>
+            <w:vAlign w:val="center"/>
+          </w:tcPr>
+          <w:p>
+            <w:pPr>
+              <w:spacing w:after="20" w:line="252" w:lineRule="auto"/>
+            </w:pPr>
+            <w:r>
+              <w:rPr>
+                <w:sz w:val="18"/>
+                <w:szCs w:val="18"/>
+                <w:lang w:eastAsia="ko-KR"/>
+              </w:rPr>
+              <w:t xml:space="preserve">“이내 탄력적 조정”, “(초기수문방류 100㎥/s)”처럼 짧은 문장</w:t>
+            </w:r>
+          </w:p>
+        </w:tc>
+        <w:tc>
+          <w:tcPr>
+            <w:tcW w:w="2500" w:type="dxa"/>
+            <w:tcMar>
+              <w:top w:w="80" w:type="dxa"/>
+              <w:left w:w="110" w:type="dxa"/>
+              <w:bottom w:w="80" w:type="dxa"/>
+              <w:right w:w="110" w:type="dxa"/>
+            </w:tcMar>
+            <w:vAlign w:val="center"/>
+          </w:tcPr>
+          <w:p>
+            <w:pPr>
+              <w:spacing w:after="20" w:line="252" w:lineRule="auto"/>
+            </w:pPr>
+            <w:r>
+              <w:rPr>
+                <w:sz w:val="18"/>
+                <w:szCs w:val="18"/>
+                <w:lang w:eastAsia="ko-KR"/>
+              </w:rPr>
+              <w:t xml:space="preserve">단계 4: 규칙으로 운영행위 종류 추출</w:t>
+            </w:r>
+          </w:p>
+        </w:tc>
+      </w:tr>
+      <w:tr>
+        <w:trPr>
+          <w:cantSplit/>
+          <w:jc w:val="center"/>
+        </w:trPr>
+        <w:tc>
+          <w:tcPr>
+            <w:tcW w:w="1500" w:type="dxa"/>
+            <w:shd w:val="clear" w:color="auto" w:fill="EEF5FA"/>
+            <w:tcMar>
+              <w:top w:w="80" w:type="dxa"/>
+              <w:left w:w="110" w:type="dxa"/>
+              <w:bottom w:w="80" w:type="dxa"/>
+              <w:right w:w="110" w:type="dxa"/>
+            </w:tcMar>
+            <w:vAlign w:val="center"/>
+          </w:tcPr>
+          <w:p>
+            <w:pPr>
+              <w:spacing w:after="20" w:line="252" w:lineRule="auto"/>
+              <w:jc w:val="center"/>
+            </w:pPr>
+            <w:r>
+              <w:rPr>
+                <w:b/>
+                <w:color w:val="1F4E79"/>
+                <w:sz w:val="18"/>
+                <w:szCs w:val="18"/>
+                <w:lang w:eastAsia="ko-KR"/>
+              </w:rPr>
+              <w:t xml:space="preserve">비정형 텍스트</w:t>
+            </w:r>
+          </w:p>
+        </w:tc>
+        <w:tc>
+          <w:tcPr>
+            <w:tcW w:w="2000" w:type="dxa"/>
+            <w:tcMar>
+              <w:top w:w="80" w:type="dxa"/>
+              <w:left w:w="110" w:type="dxa"/>
+              <w:bottom w:w="80" w:type="dxa"/>
+              <w:right w:w="110" w:type="dxa"/>
+            </w:tcMar>
+            <w:vAlign w:val="center"/>
+          </w:tcPr>
+          <w:p>
+            <w:pPr>
+              <w:spacing w:after="20" w:line="252" w:lineRule="auto"/>
+            </w:pPr>
+            <w:r>
+              <w:rPr>
+                <w:sz w:val="18"/>
+                <w:szCs w:val="18"/>
+                <w:lang w:eastAsia="ko-KR"/>
+              </w:rPr>
+              <w:t xml:space="preserve">연계운영규정 별표3</w:t>
+            </w:r>
+          </w:p>
+        </w:tc>
+        <w:tc>
+          <w:tcPr>
+            <w:tcW w:w="3972" w:type="dxa"/>
+            <w:tcMar>
+              <w:top w:w="80" w:type="dxa"/>
+              <w:left w:w="110" w:type="dxa"/>
+              <w:bottom w:w="80" w:type="dxa"/>
+              <w:right w:w="110" w:type="dxa"/>
+            </w:tcMar>
+            <w:vAlign w:val="center"/>
+          </w:tcPr>
+          <w:p>
+            <w:pPr>
+              <w:spacing w:after="20" w:line="252" w:lineRule="auto"/>
+            </w:pPr>
+            <w:r>
+              <w:rPr>
+                <w:sz w:val="18"/>
+                <w:szCs w:val="18"/>
+                <w:lang w:eastAsia="ko-KR"/>
+              </w:rPr>
+              <w:t xml:space="preserve">│한 강 │다목적댐 │소양강댐 │190.3 │-│ 처럼 선 문자로 그린 표</w:t>
+            </w:r>
+          </w:p>
+        </w:tc>
+        <w:tc>
+          <w:tcPr>
+            <w:tcW w:w="2500" w:type="dxa"/>
+            <w:tcMar>
+              <w:top w:w="80" w:type="dxa"/>
+              <w:left w:w="110" w:type="dxa"/>
+              <w:bottom w:w="80" w:type="dxa"/>
+              <w:right w:w="110" w:type="dxa"/>
+            </w:tcMar>
+            <w:vAlign w:val="center"/>
+          </w:tcPr>
+          <w:p>
+            <w:pPr>
+              <w:spacing w:after="20" w:line="252" w:lineRule="auto"/>
+            </w:pPr>
+            <w:r>
+              <w:rPr>
+                <w:sz w:val="18"/>
+                <w:szCs w:val="18"/>
+                <w:lang w:eastAsia="ko-KR"/>
+              </w:rPr>
+              <w:t xml:space="preserve">단계 4: 줄과 셀을 읽어 제한수위 추출</w:t>
+            </w:r>
+          </w:p>
+        </w:tc>
+      </w:tr>
+      <w:tr>
+        <w:trPr>
+          <w:cantSplit/>
+          <w:jc w:val="center"/>
+        </w:trPr>
+        <w:tc>
+          <w:tcPr>
+            <w:tcW w:w="1500" w:type="dxa"/>
+            <w:shd w:val="clear" w:color="auto" w:fill="EEF5FA"/>
+            <w:tcMar>
+              <w:top w:w="80" w:type="dxa"/>
+              <w:left w:w="110" w:type="dxa"/>
+              <w:bottom w:w="80" w:type="dxa"/>
+              <w:right w:w="110" w:type="dxa"/>
+            </w:tcMar>
+            <w:vAlign w:val="center"/>
+          </w:tcPr>
+          <w:p>
+            <w:pPr>
+              <w:spacing w:after="20" w:line="252" w:lineRule="auto"/>
+              <w:jc w:val="center"/>
+            </w:pPr>
+            <w:r>
+              <w:rPr>
+                <w:b/>
+                <w:color w:val="1F4E79"/>
+                <w:sz w:val="18"/>
+                <w:szCs w:val="18"/>
+                <w:lang w:eastAsia="ko-KR"/>
+              </w:rPr>
+              <w:t xml:space="preserve">비정형 텍스트</w:t>
+            </w:r>
+          </w:p>
+        </w:tc>
+        <w:tc>
+          <w:tcPr>
+            <w:tcW w:w="2000" w:type="dxa"/>
             <w:tcMar>
               <w:top w:w="80" w:type="dxa"/>
               <w:left w:w="110" w:type="dxa"/>
@@ -6841,26 +7052,51 @@
         </w:tc>
         <w:tc>
           <w:tcPr>
-            <w:tcW w:w="4000" w:type="dxa"/>
-            <w:tcMar>
-              <w:top w:w="80" w:type="dxa"/>
-              <w:left w:w="110" w:type="dxa"/>
-              <w:bottom w:w="80" w:type="dxa"/>
-              <w:right w:w="110" w:type="dxa"/>
-            </w:tcMar>
-            <w:vAlign w:val="center"/>
-          </w:tcPr>
-          <w:p>
-            <w:pPr>
-              <w:spacing w:after="20" w:line="252" w:lineRule="auto"/>
-            </w:pPr>
-            <w:r>
-              <w:rPr>
-                <w:sz w:val="18"/>
-                <w:szCs w:val="18"/>
-                <w:lang w:eastAsia="ko-KR"/>
-              </w:rPr>
-              <w:t xml:space="preserve">단계 2: 조문 단위로 분할 → 문서 저장소(청크)</w:t>
+            <w:tcW w:w="3972" w:type="dxa"/>
+            <w:tcMar>
+              <w:top w:w="80" w:type="dxa"/>
+              <w:left w:w="110" w:type="dxa"/>
+              <w:bottom w:w="80" w:type="dxa"/>
+              <w:right w:w="110" w:type="dxa"/>
+            </w:tcMar>
+            <w:vAlign w:val="center"/>
+          </w:tcPr>
+          <w:p>
+            <w:pPr>
+              <w:spacing w:after="20" w:line="252" w:lineRule="auto"/>
+            </w:pPr>
+            <w:r>
+              <w:rPr>
+                <w:sz w:val="18"/>
+                <w:szCs w:val="18"/>
+                <w:lang w:eastAsia="ko-KR"/>
+              </w:rPr>
+              <w:t xml:space="preserve">“제1조(목적) 이 규정은 …” 로 시작하는 본문</w:t>
+            </w:r>
+          </w:p>
+        </w:tc>
+        <w:tc>
+          <w:tcPr>
+            <w:tcW w:w="2500" w:type="dxa"/>
+            <w:tcMar>
+              <w:top w:w="80" w:type="dxa"/>
+              <w:left w:w="110" w:type="dxa"/>
+              <w:bottom w:w="80" w:type="dxa"/>
+              <w:right w:w="110" w:type="dxa"/>
+            </w:tcMar>
+            <w:vAlign w:val="center"/>
+          </w:tcPr>
+          <w:p>
+            <w:pPr>
+              <w:spacing w:after="20" w:line="252" w:lineRule="auto"/>
+            </w:pPr>
+            <w:r>
+              <w:rPr>
+                <w:sz w:val="18"/>
+                <w:szCs w:val="18"/>
+                <w:lang w:eastAsia="ko-KR"/>
+              </w:rPr>
+              <w:t xml:space="preserve">단계 4: 조문 단위로 나누어 문서 저장소에 저장</w:t>
             </w:r>
           </w:p>
         </w:tc>
@@ -6911,7 +7147,7 @@
           <w:szCs w:val="20"/>
           <w:lang w:eastAsia="ko-KR"/>
         </w:rPr>
-        <w:t xml:space="preserve">매핑과 추출 전에 중복과 표기 차이를 정리해 같은 자료가 두 번 세어지거나 시각이 어긋나지 않게 한다. 원본은 바꾸지 않고, 수정한 내용은 로그로 남긴다.</w:t>
+        <w:t xml:space="preserve">매핑과 추출 전에 같은 자료가 두 번 세어지거나 시각이 어긋나는 문제를 없앤다. 원본은 바꾸지 않고, 수정한 내용은 로그로 남긴다.</w:t>
       </w:r>
     </w:p>
     <w:p>
@@ -6937,7 +7173,7 @@
           <w:szCs w:val="20"/>
           <w:lang w:eastAsia="ko-KR"/>
         </w:rPr>
-        <w:t xml:space="preserve">DDKG(3.2.1)는 비정형 텍스트를 마크다운으로 변환(OCR 포함)하고, 정규식으로 지식이 있는 블록의 경계를 나누어 불필요한 내용을 제거한 뒤 하나의 코퍼스로 통합한다. Zhang(2025)은 수집 문서를 OCR 후 문서·문장·단어 수준에서 걸러 정제한다(저장소에 PDF가 없어 기존 정리 내용을 인용). 두 문헌 모두 구조화된 표의 정제 방법은 다루지 않는다.</w:t>
+        <w:t xml:space="preserve">DDKG(3.2.1)의 점검 보고서는 PDF·DOC·이미지 등 형식이 제각각이고 필요 없는 내용이 많아서, 먼저 글자를 읽을 수 있는 형식(마크다운)으로 바꾸고(필요하면 OCR로 글자를 인식), 정규식으로 필요한 부분(현장 점검, 안전 분석 등 4개 구간)만 잘라 하나의 텍스트 모음으로 합친다. Zhang(2025)은 수집한 문서를 OCR한 뒤 문서·문장·단어 단위로 걸러 정제한다(저장소에 PDF가 없어 기존 정리 내용을 인용). 두 문헌 모두 표 자료의 중복이나 표기 정리 방법은 다루지 않는다.</w:t>
       </w:r>
     </w:p>
     <w:p>
@@ -6963,7 +7199,7 @@
           <w:szCs w:val="20"/>
           <w:lang w:eastAsia="ko-KR"/>
         </w:rPr>
-        <w:t xml:space="preserve">법령은 XML 원문이 이미 조문 단위로 구조화되어 있어 OCR은 필요 없고, 조문·별표 단위로 분할하였다. 구조화 자료의 정제는 문헌이 없어 연구자 판단으로 아래와 같이 정하였다.</w:t>
+        <w:t xml:space="preserve">법령은 이미 글자로 된 XML이어서 OCR이 필요 없다. 다만 XML에서 조문 한 개가 요소 한 개(&lt;조문내용&gt;)로 들어 있을 뿐 조 번호·제목은 본문 글자(“제1조(목적) …”)이므로, 이를 읽어 조문 단위로 나누는 작업은 단계 4에서 한다. 표 자료는 문헌이 없어 연구자 판단으로 아래와 같이 정리하였다.</w:t>
       </w:r>
     </w:p>
     <w:tbl>
@@ -7132,7 +7368,7 @@
                 <w:szCs w:val="18"/>
                 <w:lang w:eastAsia="ko-KR"/>
               </w:rPr>
-              <w:t xml:space="preserve">값이 모두 같고 순차번호만 다른 중복 행은 첫 행만 남기고 제거, 제거 행은 로그에 기록</w:t>
+              <w:t xml:space="preserve">모든 열의 값이 같고 순차번호만 다른 중복 행은 첫 행만 남기고 제거, 제거한 행은 로그에 기록</w:t>
             </w:r>
           </w:p>
         </w:tc>
@@ -7157,7 +7393,7 @@
                 <w:szCs w:val="18"/>
                 <w:lang w:eastAsia="ko-KR"/>
               </w:rPr>
-              <w:t xml:space="preserve">3,929행 중 7행 제거 → 3,922행. 4개 댐에서는 광동댐 1건 제거, 충주조정지 제외 후 승인 80건</w:t>
+              <w:t xml:space="preserve">3,929행 중 7행 제거 → 3,922행. 4개 댐에서는 광동댐 1건(순차번호 2220, 2218과 동일) 제거. 충주조정지는 범위에서 제외하여 승인 80건</w:t>
             </w:r>
           </w:p>
         </w:tc>
@@ -7217,7 +7453,7 @@
                 <w:szCs w:val="18"/>
                 <w:lang w:eastAsia="ko-KR"/>
               </w:rPr>
-              <w:t xml:space="preserve">시각 라벨 24시 표기를 다음날 0시로 변환, 결측은 채우지 않고 비워 둠</w:t>
+              <w:t xml:space="preserve">시각 라벨의 24시 표기를 다음날 0시로 변환, 결측은 채우지 않고 비워 둠</w:t>
             </w:r>
           </w:p>
         </w:tc>
@@ -7243,91 +7479,6 @@
                 <w:lang w:eastAsia="ko-KR"/>
               </w:rPr>
               <w:t xml:space="preserve">4개 댐 × 6개 변수, 306,934행</w:t>
-            </w:r>
-          </w:p>
-        </w:tc>
-      </w:tr>
-      <w:tr>
-        <w:trPr>
-          <w:cantSplit/>
-          <w:jc w:val="center"/>
-        </w:trPr>
-        <w:tc>
-          <w:tcPr>
-            <w:tcW w:w="1800" w:type="dxa"/>
-            <w:shd w:val="clear" w:color="auto" w:fill="EEF5FA"/>
-            <w:tcMar>
-              <w:top w:w="80" w:type="dxa"/>
-              <w:left w:w="110" w:type="dxa"/>
-              <w:bottom w:w="80" w:type="dxa"/>
-              <w:right w:w="110" w:type="dxa"/>
-            </w:tcMar>
-            <w:vAlign w:val="center"/>
-          </w:tcPr>
-          <w:p>
-            <w:pPr>
-              <w:spacing w:after="20" w:line="252" w:lineRule="auto"/>
-              <w:jc w:val="center"/>
-            </w:pPr>
-            <w:r>
-              <w:rPr>
-                <w:b/>
-                <w:color w:val="1F4E79"/>
-                <w:sz w:val="18"/>
-                <w:szCs w:val="18"/>
-                <w:lang w:eastAsia="ko-KR"/>
-              </w:rPr>
-              <w:t xml:space="preserve">법령 XML</w:t>
-            </w:r>
-          </w:p>
-        </w:tc>
-        <w:tc>
-          <w:tcPr>
-            <w:tcW w:w="4572" w:type="dxa"/>
-            <w:tcMar>
-              <w:top w:w="80" w:type="dxa"/>
-              <w:left w:w="110" w:type="dxa"/>
-              <w:bottom w:w="80" w:type="dxa"/>
-              <w:right w:w="110" w:type="dxa"/>
-            </w:tcMar>
-            <w:vAlign w:val="center"/>
-          </w:tcPr>
-          <w:p>
-            <w:pPr>
-              <w:spacing w:after="20" w:line="252" w:lineRule="auto"/>
-            </w:pPr>
-            <w:r>
-              <w:rPr>
-                <w:sz w:val="18"/>
-                <w:szCs w:val="18"/>
-                <w:lang w:eastAsia="ko-KR"/>
-              </w:rPr>
-              <w:t xml:space="preserve">조문·별표 단위로 분할</w:t>
-            </w:r>
-          </w:p>
-        </w:tc>
-        <w:tc>
-          <w:tcPr>
-            <w:tcW w:w="3600" w:type="dxa"/>
-            <w:tcMar>
-              <w:top w:w="80" w:type="dxa"/>
-              <w:left w:w="110" w:type="dxa"/>
-              <w:bottom w:w="80" w:type="dxa"/>
-              <w:right w:w="110" w:type="dxa"/>
-            </w:tcMar>
-            <w:vAlign w:val="center"/>
-          </w:tcPr>
-          <w:p>
-            <w:pPr>
-              <w:spacing w:after="20" w:line="252" w:lineRule="auto"/>
-            </w:pPr>
-            <w:r>
-              <w:rPr>
-                <w:sz w:val="18"/>
-                <w:szCs w:val="18"/>
-                <w:lang w:eastAsia="ko-KR"/>
-              </w:rPr>
-              <w:t xml:space="preserve">문서 청크 36개</w:t>
             </w:r>
           </w:p>
         </w:tc>
@@ -7415,7 +7566,7 @@
                 <w:szCs w:val="18"/>
                 <w:lang w:eastAsia="ko-KR"/>
               </w:rPr>
-              <w:t xml:space="preserve">구조화 자료의 중복 제거 기준과 시각 변환은 문헌에 없어 연구자 판단으로 정하였다.</w:t>
+              <w:t xml:space="preserve">표 자료의 중복 제거 기준과 시각 변환은 문헌에 없어 연구자 판단으로 정하였다.</w:t>
             </w:r>
           </w:p>
         </w:tc>
@@ -7466,7 +7617,7 @@
           <w:szCs w:val="20"/>
           <w:lang w:eastAsia="ko-KR"/>
         </w:rPr>
-        <w:t xml:space="preserve">구조화 자료의 값을 해석을 더하지 않고 Ontology의 Class·속성·관계로 옮기기 위해 변환 규칙을 먼저 정한다.</w:t>
+        <w:t xml:space="preserve">구조화된 표의 값을 해석을 더하지 않고 Ontology의 Entity와 Data Property로 옮기기 위해, 어느 표·열이 어느 Class·속성이 되는지 규칙을 먼저 정한다.</w:t>
       </w:r>
     </w:p>
     <w:p>
@@ -7492,7 +7643,7 @@
           <w:szCs w:val="20"/>
           <w:lang w:eastAsia="ko-KR"/>
         </w:rPr>
-        <w:t xml:space="preserve">OntoDSMS(Zhou 2023)는 D2RQ로 관계형 DB와 온톨로지를 매핑한다. 원칙은 표는 Class, 열은 DatatypeProperty, 행은 Instance에 대응시키는 것이고, 가상 RDF 그래프를 두어 데이터를 복제하지 않고 접근한다.</w:t>
+        <w:t xml:space="preserve">OntoDSMS(Zhou 2023)는 댐 모니터링 시스템에서 관계형 DB(표)의 자료를 온톨로지에 연결한다. 대응 원칙은 단순하다. DB의 표 하나는 Class 하나(예: 댐 표 → Dam), 표의 열은 그 Class의 속성(예: 댐이름 열 → damName), 표의 행은 개체(예: ‘충주댐’ 행 → 충주댐 개체)에 대응시킨다. 이 대응을 설정 파일(D2RQ 매핑 파일)에 적어 두고, DB의 값은 복사하지 않고 필요할 때 읽는다.</w:t>
       </w:r>
     </w:p>
     <w:p>
@@ -7518,7 +7669,7 @@
           <w:szCs w:val="20"/>
           <w:lang w:eastAsia="ko-KR"/>
         </w:rPr>
-        <w:t xml:space="preserve">D2RQ 도구는 쓰지 않고 같은 원칙을 규칙표로 적용하였다. 값은 원자료 그대로 옮기고, 측정값 전체와 문서 원문은 KG로 복제하지 않고 조회 키만 두었다.</w:t>
+        <w:t xml:space="preserve">같은 원칙으로 규칙표를 만들어 승인 CSV와 측정자료의 열을 Entity와 Data Property로 옮겼다(D2RQ 도구는 쓰지 않음). 이 단계에서는 Entity와 속성만 만들고, Entity 사이의 관계는 단계 5에서 만든다. 승인 CSV 한 행이 어떻게 옮겨지는지 예시는 다음과 같다.</w:t>
       </w:r>
     </w:p>
     <w:tbl>
@@ -7538,9 +7689,8 @@
       </w:tblPr>
       <w:tblGrid>
         <w:gridCol w:w="2300"/>
-        <w:gridCol w:w="2400"/>
-        <w:gridCol w:w="2372"/>
-        <w:gridCol w:w="2900"/>
+        <w:gridCol w:w="3000"/>
+        <w:gridCol w:w="4672"/>
       </w:tblGrid>
       <w:tr>
         <w:trPr>
@@ -7572,13 +7722,13 @@
                 <w:szCs w:val="18"/>
                 <w:lang w:eastAsia="ko-KR"/>
               </w:rPr>
-              <w:t xml:space="preserve">Class</w:t>
-            </w:r>
-          </w:p>
-        </w:tc>
-        <w:tc>
-          <w:tcPr>
-            <w:tcW w:w="2400" w:type="dxa"/>
+              <w:t xml:space="preserve">원천 열</w:t>
+            </w:r>
+          </w:p>
+        </w:tc>
+        <w:tc>
+          <w:tcPr>
+            <w:tcW w:w="3000" w:type="dxa"/>
             <w:shd w:val="clear" w:color="auto" w:fill="D9EAF7"/>
             <w:tcMar>
               <w:top w:w="80" w:type="dxa"/>
@@ -7600,13 +7750,13 @@
                 <w:szCs w:val="18"/>
                 <w:lang w:eastAsia="ko-KR"/>
               </w:rPr>
-              <w:t xml:space="preserve">원천</w:t>
-            </w:r>
-          </w:p>
-        </w:tc>
-        <w:tc>
-          <w:tcPr>
-            <w:tcW w:w="2372" w:type="dxa"/>
+              <w:t xml:space="preserve">값 (순차번호 1368)</w:t>
+            </w:r>
+          </w:p>
+        </w:tc>
+        <w:tc>
+          <w:tcPr>
+            <w:tcW w:w="4672" w:type="dxa"/>
             <w:shd w:val="clear" w:color="auto" w:fill="D9EAF7"/>
             <w:tcMar>
               <w:top w:w="80" w:type="dxa"/>
@@ -7628,35 +7778,7 @@
                 <w:szCs w:val="18"/>
                 <w:lang w:eastAsia="ko-KR"/>
               </w:rPr>
-              <w:t xml:space="preserve">ID</w:t>
-            </w:r>
-          </w:p>
-        </w:tc>
-        <w:tc>
-          <w:tcPr>
-            <w:tcW w:w="2900" w:type="dxa"/>
-            <w:shd w:val="clear" w:color="auto" w:fill="D9EAF7"/>
-            <w:tcMar>
-              <w:top w:w="80" w:type="dxa"/>
-              <w:left w:w="110" w:type="dxa"/>
-              <w:bottom w:w="80" w:type="dxa"/>
-              <w:right w:w="110" w:type="dxa"/>
-            </w:tcMar>
-            <w:vAlign w:val="center"/>
-          </w:tcPr>
-          <w:p>
-            <w:pPr>
-              <w:spacing w:after="20" w:line="252" w:lineRule="auto"/>
-              <w:jc w:val="center"/>
-            </w:pPr>
-            <w:r>
-              <w:rPr>
-                <w:b/>
-                <w:sz w:val="18"/>
-                <w:szCs w:val="18"/>
-                <w:lang w:eastAsia="ko-KR"/>
-              </w:rPr>
-              <w:t xml:space="preserve">속성 · 관계</w:t>
+              <w:t xml:space="preserve">만들어지는 것</w:t>
             </w:r>
           </w:p>
         </w:tc>
@@ -7691,82 +7813,57 @@
                 <w:szCs w:val="18"/>
                 <w:lang w:eastAsia="ko-KR"/>
               </w:rPr>
-              <w:t xml:space="preserve">Dam</w:t>
-            </w:r>
-          </w:p>
-        </w:tc>
-        <w:tc>
-          <w:tcPr>
-            <w:tcW w:w="2400" w:type="dxa"/>
-            <w:tcMar>
-              <w:top w:w="80" w:type="dxa"/>
-              <w:left w:w="110" w:type="dxa"/>
-              <w:bottom w:w="80" w:type="dxa"/>
-              <w:right w:w="110" w:type="dxa"/>
-            </w:tcMar>
-            <w:vAlign w:val="center"/>
-          </w:tcPr>
-          <w:p>
-            <w:pPr>
-              <w:spacing w:after="20" w:line="252" w:lineRule="auto"/>
-            </w:pPr>
-            <w:r>
-              <w:rPr>
-                <w:sz w:val="18"/>
-                <w:szCs w:val="18"/>
-                <w:lang w:eastAsia="ko-KR"/>
-              </w:rPr>
-              <w:t xml:space="preserve">승인 파일의 시설, MyWater 댐 정보</w:t>
-            </w:r>
-          </w:p>
-        </w:tc>
-        <w:tc>
-          <w:tcPr>
-            <w:tcW w:w="2372" w:type="dxa"/>
-            <w:tcMar>
-              <w:top w:w="80" w:type="dxa"/>
-              <w:left w:w="110" w:type="dxa"/>
-              <w:bottom w:w="80" w:type="dxa"/>
-              <w:right w:w="110" w:type="dxa"/>
-            </w:tcMar>
-            <w:vAlign w:val="center"/>
-          </w:tcPr>
-          <w:p>
-            <w:pPr>
-              <w:spacing w:after="20" w:line="252" w:lineRule="auto"/>
-            </w:pPr>
-            <w:r>
-              <w:rPr>
-                <w:sz w:val="18"/>
-                <w:szCs w:val="18"/>
-                <w:lang w:eastAsia="ko-KR"/>
-              </w:rPr>
-              <w:t xml:space="preserve">DAM:시설코드</w:t>
-            </w:r>
-          </w:p>
-        </w:tc>
-        <w:tc>
-          <w:tcPr>
-            <w:tcW w:w="2900" w:type="dxa"/>
-            <w:tcMar>
-              <w:top w:w="80" w:type="dxa"/>
-              <w:left w:w="110" w:type="dxa"/>
-              <w:bottom w:w="80" w:type="dxa"/>
-              <w:right w:w="110" w:type="dxa"/>
-            </w:tcMar>
-            <w:vAlign w:val="center"/>
-          </w:tcPr>
-          <w:p>
-            <w:pPr>
-              <w:spacing w:after="20" w:line="252" w:lineRule="auto"/>
-            </w:pPr>
-            <w:r>
-              <w:rPr>
-                <w:sz w:val="18"/>
-                <w:szCs w:val="18"/>
-                <w:lang w:eastAsia="ko-KR"/>
-              </w:rPr>
-              <w:t xml:space="preserve">damName, damType</w:t>
+              <w:t xml:space="preserve">관측소코드</w:t>
+            </w:r>
+          </w:p>
+        </w:tc>
+        <w:tc>
+          <w:tcPr>
+            <w:tcW w:w="3000" w:type="dxa"/>
+            <w:tcMar>
+              <w:top w:w="80" w:type="dxa"/>
+              <w:left w:w="110" w:type="dxa"/>
+              <w:bottom w:w="80" w:type="dxa"/>
+              <w:right w:w="110" w:type="dxa"/>
+            </w:tcMar>
+            <w:vAlign w:val="center"/>
+          </w:tcPr>
+          <w:p>
+            <w:pPr>
+              <w:spacing w:after="20" w:line="252" w:lineRule="auto"/>
+            </w:pPr>
+            <w:r>
+              <w:rPr>
+                <w:sz w:val="18"/>
+                <w:szCs w:val="18"/>
+                <w:lang w:eastAsia="ko-KR"/>
+              </w:rPr>
+              <w:t xml:space="preserve">1003110</w:t>
+            </w:r>
+          </w:p>
+        </w:tc>
+        <w:tc>
+          <w:tcPr>
+            <w:tcW w:w="4672" w:type="dxa"/>
+            <w:tcMar>
+              <w:top w:w="80" w:type="dxa"/>
+              <w:left w:w="110" w:type="dxa"/>
+              <w:bottom w:w="80" w:type="dxa"/>
+              <w:right w:w="110" w:type="dxa"/>
+            </w:tcMar>
+            <w:vAlign w:val="center"/>
+          </w:tcPr>
+          <w:p>
+            <w:pPr>
+              <w:spacing w:after="20" w:line="252" w:lineRule="auto"/>
+            </w:pPr>
+            <w:r>
+              <w:rPr>
+                <w:sz w:val="18"/>
+                <w:szCs w:val="18"/>
+                <w:lang w:eastAsia="ko-KR"/>
+              </w:rPr>
+              <w:t xml:space="preserve">Dam 개체 DAM:1003110 (damName 충주댐, damType 다목적댐 ← MyWater 댐 정보)</w:t>
             </w:r>
           </w:p>
         </w:tc>
@@ -7801,82 +7898,57 @@
                 <w:szCs w:val="18"/>
                 <w:lang w:eastAsia="ko-KR"/>
               </w:rPr>
-              <w:t xml:space="preserve">HydrometeorologicalState</w:t>
-            </w:r>
-          </w:p>
-        </w:tc>
-        <w:tc>
-          <w:tcPr>
-            <w:tcW w:w="2400" w:type="dxa"/>
-            <w:tcMar>
-              <w:top w:w="80" w:type="dxa"/>
-              <w:left w:w="110" w:type="dxa"/>
-              <w:bottom w:w="80" w:type="dxa"/>
-              <w:right w:w="110" w:type="dxa"/>
-            </w:tcMar>
-            <w:vAlign w:val="center"/>
-          </w:tcPr>
-          <w:p>
-            <w:pPr>
-              <w:spacing w:after="20" w:line="252" w:lineRule="auto"/>
-            </w:pPr>
-            <w:r>
-              <w:rPr>
-                <w:sz w:val="18"/>
-                <w:szCs w:val="18"/>
-                <w:lang w:eastAsia="ko-KR"/>
-              </w:rPr>
-              <w:t xml:space="preserve">시간자료의 변수 6종</w:t>
-            </w:r>
-          </w:p>
-        </w:tc>
-        <w:tc>
-          <w:tcPr>
-            <w:tcW w:w="2372" w:type="dxa"/>
-            <w:tcMar>
-              <w:top w:w="80" w:type="dxa"/>
-              <w:left w:w="110" w:type="dxa"/>
-              <w:bottom w:w="80" w:type="dxa"/>
-              <w:right w:w="110" w:type="dxa"/>
-            </w:tcMar>
-            <w:vAlign w:val="center"/>
-          </w:tcPr>
-          <w:p>
-            <w:pPr>
-              <w:spacing w:after="20" w:line="252" w:lineRule="auto"/>
-            </w:pPr>
-            <w:r>
-              <w:rPr>
-                <w:sz w:val="18"/>
-                <w:szCs w:val="18"/>
-                <w:lang w:eastAsia="ko-KR"/>
-              </w:rPr>
-              <w:t xml:space="preserve">HMS:시설코드:변수 (댐 × 변수 = 24개)</w:t>
-            </w:r>
-          </w:p>
-        </w:tc>
-        <w:tc>
-          <w:tcPr>
-            <w:tcW w:w="2900" w:type="dxa"/>
-            <w:tcMar>
-              <w:top w:w="80" w:type="dxa"/>
-              <w:left w:w="110" w:type="dxa"/>
-              <w:bottom w:w="80" w:type="dxa"/>
-              <w:right w:w="110" w:type="dxa"/>
-            </w:tcMar>
-            <w:vAlign w:val="center"/>
-          </w:tcPr>
-          <w:p>
-            <w:pPr>
-              <w:spacing w:after="20" w:line="252" w:lineRule="auto"/>
-            </w:pPr>
-            <w:r>
-              <w:rPr>
-                <w:sz w:val="18"/>
-                <w:szCs w:val="18"/>
-                <w:lang w:eastAsia="ko-KR"/>
-              </w:rPr>
-              <w:t xml:space="preserve">variableType, stationCode(측정자료 조회 키로 K-water 시설 코드 사용) / hasHydrometeorologicalState</w:t>
+              <w:t xml:space="preserve">순차번호</w:t>
+            </w:r>
+          </w:p>
+        </w:tc>
+        <w:tc>
+          <w:tcPr>
+            <w:tcW w:w="3000" w:type="dxa"/>
+            <w:tcMar>
+              <w:top w:w="80" w:type="dxa"/>
+              <w:left w:w="110" w:type="dxa"/>
+              <w:bottom w:w="80" w:type="dxa"/>
+              <w:right w:w="110" w:type="dxa"/>
+            </w:tcMar>
+            <w:vAlign w:val="center"/>
+          </w:tcPr>
+          <w:p>
+            <w:pPr>
+              <w:spacing w:after="20" w:line="252" w:lineRule="auto"/>
+            </w:pPr>
+            <w:r>
+              <w:rPr>
+                <w:sz w:val="18"/>
+                <w:szCs w:val="18"/>
+                <w:lang w:eastAsia="ko-KR"/>
+              </w:rPr>
+              <w:t xml:space="preserve">1368</w:t>
+            </w:r>
+          </w:p>
+        </w:tc>
+        <w:tc>
+          <w:tcPr>
+            <w:tcW w:w="4672" w:type="dxa"/>
+            <w:tcMar>
+              <w:top w:w="80" w:type="dxa"/>
+              <w:left w:w="110" w:type="dxa"/>
+              <w:bottom w:w="80" w:type="dxa"/>
+              <w:right w:w="110" w:type="dxa"/>
+            </w:tcMar>
+            <w:vAlign w:val="center"/>
+          </w:tcPr>
+          <w:p>
+            <w:pPr>
+              <w:spacing w:after="20" w:line="252" w:lineRule="auto"/>
+            </w:pPr>
+            <w:r>
+              <w:rPr>
+                <w:sz w:val="18"/>
+                <w:szCs w:val="18"/>
+                <w:lang w:eastAsia="ko-KR"/>
+              </w:rPr>
+              <w:t xml:space="preserve">Approval 개체 APR:1368, EvidenceSource 개체 EVI:AP:1368 (sourceLocator “순차번호 1368”)</w:t>
             </w:r>
           </w:p>
         </w:tc>
@@ -7911,82 +7983,57 @@
                 <w:szCs w:val="18"/>
                 <w:lang w:eastAsia="ko-KR"/>
               </w:rPr>
-              <w:t xml:space="preserve">Approval</w:t>
-            </w:r>
-          </w:p>
-        </w:tc>
-        <w:tc>
-          <w:tcPr>
-            <w:tcW w:w="2400" w:type="dxa"/>
-            <w:tcMar>
-              <w:top w:w="80" w:type="dxa"/>
-              <w:left w:w="110" w:type="dxa"/>
-              <w:bottom w:w="80" w:type="dxa"/>
-              <w:right w:w="110" w:type="dxa"/>
-            </w:tcMar>
-            <w:vAlign w:val="center"/>
-          </w:tcPr>
-          <w:p>
-            <w:pPr>
-              <w:spacing w:after="20" w:line="252" w:lineRule="auto"/>
-            </w:pPr>
-            <w:r>
-              <w:rPr>
-                <w:sz w:val="18"/>
-                <w:szCs w:val="18"/>
-                <w:lang w:eastAsia="ko-KR"/>
-              </w:rPr>
-              <w:t xml:space="preserve">승인 CSV 한 행</w:t>
-            </w:r>
-          </w:p>
-        </w:tc>
-        <w:tc>
-          <w:tcPr>
-            <w:tcW w:w="2372" w:type="dxa"/>
-            <w:tcMar>
-              <w:top w:w="80" w:type="dxa"/>
-              <w:left w:w="110" w:type="dxa"/>
-              <w:bottom w:w="80" w:type="dxa"/>
-              <w:right w:w="110" w:type="dxa"/>
-            </w:tcMar>
-            <w:vAlign w:val="center"/>
-          </w:tcPr>
-          <w:p>
-            <w:pPr>
-              <w:spacing w:after="20" w:line="252" w:lineRule="auto"/>
-            </w:pPr>
-            <w:r>
-              <w:rPr>
-                <w:sz w:val="18"/>
-                <w:szCs w:val="18"/>
-                <w:lang w:eastAsia="ko-KR"/>
-              </w:rPr>
-              <w:t xml:space="preserve">APR:순차번호</w:t>
-            </w:r>
-          </w:p>
-        </w:tc>
-        <w:tc>
-          <w:tcPr>
-            <w:tcW w:w="2900" w:type="dxa"/>
-            <w:tcMar>
-              <w:top w:w="80" w:type="dxa"/>
-              <w:left w:w="110" w:type="dxa"/>
-              <w:bottom w:w="80" w:type="dxa"/>
-              <w:right w:w="110" w:type="dxa"/>
-            </w:tcMar>
-            <w:vAlign w:val="center"/>
-          </w:tcPr>
-          <w:p>
-            <w:pPr>
-              <w:spacing w:after="20" w:line="252" w:lineRule="auto"/>
-            </w:pPr>
-            <w:r>
-              <w:rPr>
-                <w:sz w:val="18"/>
-                <w:szCs w:val="18"/>
-                <w:lang w:eastAsia="ko-KR"/>
-              </w:rPr>
-              <w:t xml:space="preserve">approvalTime(승인일), approvalContent(방류 시작, 접수방류량, 비고를 한 문장으로) / concernsDam</w:t>
+              <w:t xml:space="preserve">승인년월일시분</w:t>
+            </w:r>
+          </w:p>
+        </w:tc>
+        <w:tc>
+          <w:tcPr>
+            <w:tcW w:w="3000" w:type="dxa"/>
+            <w:tcMar>
+              <w:top w:w="80" w:type="dxa"/>
+              <w:left w:w="110" w:type="dxa"/>
+              <w:bottom w:w="80" w:type="dxa"/>
+              <w:right w:w="110" w:type="dxa"/>
+            </w:tcMar>
+            <w:vAlign w:val="center"/>
+          </w:tcPr>
+          <w:p>
+            <w:pPr>
+              <w:spacing w:after="20" w:line="252" w:lineRule="auto"/>
+            </w:pPr>
+            <w:r>
+              <w:rPr>
+                <w:sz w:val="18"/>
+                <w:szCs w:val="18"/>
+                <w:lang w:eastAsia="ko-KR"/>
+              </w:rPr>
+              <w:t xml:space="preserve">2012-08-24</w:t>
+            </w:r>
+          </w:p>
+        </w:tc>
+        <w:tc>
+          <w:tcPr>
+            <w:tcW w:w="4672" w:type="dxa"/>
+            <w:tcMar>
+              <w:top w:w="80" w:type="dxa"/>
+              <w:left w:w="110" w:type="dxa"/>
+              <w:bottom w:w="80" w:type="dxa"/>
+              <w:right w:w="110" w:type="dxa"/>
+            </w:tcMar>
+            <w:vAlign w:val="center"/>
+          </w:tcPr>
+          <w:p>
+            <w:pPr>
+              <w:spacing w:after="20" w:line="252" w:lineRule="auto"/>
+            </w:pPr>
+            <w:r>
+              <w:rPr>
+                <w:sz w:val="18"/>
+                <w:szCs w:val="18"/>
+                <w:lang w:eastAsia="ko-KR"/>
+              </w:rPr>
+              <w:t xml:space="preserve">approvalTime = 2012-08-24</w:t>
             </w:r>
           </w:p>
         </w:tc>
@@ -8021,82 +8068,206 @@
                 <w:szCs w:val="18"/>
                 <w:lang w:eastAsia="ko-KR"/>
               </w:rPr>
-              <w:t xml:space="preserve">Criterion</w:t>
-            </w:r>
-          </w:p>
-        </w:tc>
-        <w:tc>
-          <w:tcPr>
-            <w:tcW w:w="2400" w:type="dxa"/>
-            <w:tcMar>
-              <w:top w:w="80" w:type="dxa"/>
-              <w:left w:w="110" w:type="dxa"/>
-              <w:bottom w:w="80" w:type="dxa"/>
-              <w:right w:w="110" w:type="dxa"/>
-            </w:tcMar>
-            <w:vAlign w:val="center"/>
-          </w:tcPr>
-          <w:p>
-            <w:pPr>
-              <w:spacing w:after="20" w:line="252" w:lineRule="auto"/>
-            </w:pPr>
-            <w:r>
-              <w:rPr>
-                <w:sz w:val="18"/>
-                <w:szCs w:val="18"/>
-                <w:lang w:eastAsia="ko-KR"/>
-              </w:rPr>
-              <w:t xml:space="preserve">별표3</w:t>
-            </w:r>
-          </w:p>
-        </w:tc>
-        <w:tc>
-          <w:tcPr>
-            <w:tcW w:w="2372" w:type="dxa"/>
-            <w:tcMar>
-              <w:top w:w="80" w:type="dxa"/>
-              <w:left w:w="110" w:type="dxa"/>
-              <w:bottom w:w="80" w:type="dxa"/>
-              <w:right w:w="110" w:type="dxa"/>
-            </w:tcMar>
-            <w:vAlign w:val="center"/>
-          </w:tcPr>
-          <w:p>
-            <w:pPr>
-              <w:spacing w:after="20" w:line="252" w:lineRule="auto"/>
-            </w:pPr>
-            <w:r>
-              <w:rPr>
-                <w:sz w:val="18"/>
-                <w:szCs w:val="18"/>
-                <w:lang w:eastAsia="ko-KR"/>
-              </w:rPr>
-              <w:t xml:space="preserve">CRI:번호</w:t>
-            </w:r>
-          </w:p>
-        </w:tc>
-        <w:tc>
-          <w:tcPr>
-            <w:tcW w:w="2900" w:type="dxa"/>
-            <w:tcMar>
-              <w:top w:w="80" w:type="dxa"/>
-              <w:left w:w="110" w:type="dxa"/>
-              <w:bottom w:w="80" w:type="dxa"/>
-              <w:right w:w="110" w:type="dxa"/>
-            </w:tcMar>
-            <w:vAlign w:val="center"/>
-          </w:tcPr>
-          <w:p>
-            <w:pPr>
-              <w:spacing w:after="20" w:line="252" w:lineRule="auto"/>
-            </w:pPr>
-            <w:r>
-              <w:rPr>
-                <w:sz w:val="18"/>
-                <w:szCs w:val="18"/>
-                <w:lang w:eastAsia="ko-KR"/>
-              </w:rPr>
-              <w:t xml:space="preserve">criterionType, criterionValue, unit / appliesToDam</w:t>
+              <w:t xml:space="preserve">방류시작시간, 접수방류량, 비고</w:t>
+            </w:r>
+          </w:p>
+        </w:tc>
+        <w:tc>
+          <w:tcPr>
+            <w:tcW w:w="3000" w:type="dxa"/>
+            <w:tcMar>
+              <w:top w:w="80" w:type="dxa"/>
+              <w:left w:w="110" w:type="dxa"/>
+              <w:bottom w:w="80" w:type="dxa"/>
+              <w:right w:w="110" w:type="dxa"/>
+            </w:tcMar>
+            <w:vAlign w:val="center"/>
+          </w:tcPr>
+          <w:p>
+            <w:pPr>
+              <w:spacing w:after="20" w:line="252" w:lineRule="auto"/>
+            </w:pPr>
+            <w:r>
+              <w:rPr>
+                <w:sz w:val="18"/>
+                <w:szCs w:val="18"/>
+                <w:lang w:eastAsia="ko-KR"/>
+              </w:rPr>
+              <w:t xml:space="preserve">2012-08-24 15:00 / 2000 / 이내 탄력적 조정</w:t>
+            </w:r>
+          </w:p>
+        </w:tc>
+        <w:tc>
+          <w:tcPr>
+            <w:tcW w:w="4672" w:type="dxa"/>
+            <w:tcMar>
+              <w:top w:w="80" w:type="dxa"/>
+              <w:left w:w="110" w:type="dxa"/>
+              <w:bottom w:w="80" w:type="dxa"/>
+              <w:right w:w="110" w:type="dxa"/>
+            </w:tcMar>
+            <w:vAlign w:val="center"/>
+          </w:tcPr>
+          <w:p>
+            <w:pPr>
+              <w:spacing w:after="20" w:line="252" w:lineRule="auto"/>
+            </w:pPr>
+            <w:r>
+              <w:rPr>
+                <w:sz w:val="18"/>
+                <w:szCs w:val="18"/>
+                <w:lang w:eastAsia="ko-KR"/>
+              </w:rPr>
+              <w:t xml:space="preserve">approvalContent = “방류시작 2012-08-24 15:00; 접수방류량 2000㎥/s; 비고: 이내 탄력적 조정”</w:t>
+            </w:r>
+          </w:p>
+        </w:tc>
+      </w:tr>
+    </w:tbl>
+    <w:p>
+      <w:pPr>
+        <w:spacing w:after="60"/>
+        <w:rPr>
+          <w:lang w:eastAsia="ko-KR"/>
+        </w:rPr>
+      </w:pPr>
+    </w:p>
+    <w:tbl>
+      <w:tblPr>
+        <w:tblW w:w="9972" w:type="dxa"/>
+        <w:jc w:val="center"/>
+        <w:tblBorders>
+          <w:top w:val="single" w:sz="5" w:space="0" w:color="A6A6A6"/>
+          <w:left w:val="single" w:sz="5" w:space="0" w:color="A6A6A6"/>
+          <w:bottom w:val="single" w:sz="5" w:space="0" w:color="A6A6A6"/>
+          <w:right w:val="single" w:sz="5" w:space="0" w:color="A6A6A6"/>
+          <w:insideH w:val="single" w:sz="5" w:space="0" w:color="A6A6A6"/>
+          <w:insideV w:val="single" w:sz="5" w:space="0" w:color="A6A6A6"/>
+        </w:tblBorders>
+        <w:tblLayout w:type="fixed"/>
+        <w:tblLook w:val="04A0" w:firstRow="1" w:lastRow="0" w:firstColumn="1" w:lastColumn="0" w:noHBand="0" w:noVBand="1"/>
+      </w:tblPr>
+      <w:tblGrid>
+        <w:gridCol w:w="2300"/>
+        <w:gridCol w:w="2200"/>
+        <w:gridCol w:w="2672"/>
+        <w:gridCol w:w="2800"/>
+      </w:tblGrid>
+      <w:tr>
+        <w:trPr>
+          <w:cantSplit/>
+          <w:tblHeader/>
+          <w:jc w:val="center"/>
+        </w:trPr>
+        <w:tc>
+          <w:tcPr>
+            <w:tcW w:w="2300" w:type="dxa"/>
+            <w:shd w:val="clear" w:color="auto" w:fill="D9EAF7"/>
+            <w:tcMar>
+              <w:top w:w="80" w:type="dxa"/>
+              <w:left w:w="110" w:type="dxa"/>
+              <w:bottom w:w="80" w:type="dxa"/>
+              <w:right w:w="110" w:type="dxa"/>
+            </w:tcMar>
+            <w:vAlign w:val="center"/>
+          </w:tcPr>
+          <w:p>
+            <w:pPr>
+              <w:spacing w:after="20" w:line="252" w:lineRule="auto"/>
+              <w:jc w:val="center"/>
+            </w:pPr>
+            <w:r>
+              <w:rPr>
+                <w:b/>
+                <w:sz w:val="18"/>
+                <w:szCs w:val="18"/>
+                <w:lang w:eastAsia="ko-KR"/>
+              </w:rPr>
+              <w:t xml:space="preserve">Class</w:t>
+            </w:r>
+          </w:p>
+        </w:tc>
+        <w:tc>
+          <w:tcPr>
+            <w:tcW w:w="2200" w:type="dxa"/>
+            <w:shd w:val="clear" w:color="auto" w:fill="D9EAF7"/>
+            <w:tcMar>
+              <w:top w:w="80" w:type="dxa"/>
+              <w:left w:w="110" w:type="dxa"/>
+              <w:bottom w:w="80" w:type="dxa"/>
+              <w:right w:w="110" w:type="dxa"/>
+            </w:tcMar>
+            <w:vAlign w:val="center"/>
+          </w:tcPr>
+          <w:p>
+            <w:pPr>
+              <w:spacing w:after="20" w:line="252" w:lineRule="auto"/>
+              <w:jc w:val="center"/>
+            </w:pPr>
+            <w:r>
+              <w:rPr>
+                <w:b/>
+                <w:sz w:val="18"/>
+                <w:szCs w:val="18"/>
+                <w:lang w:eastAsia="ko-KR"/>
+              </w:rPr>
+              <w:t xml:space="preserve">원천</w:t>
+            </w:r>
+          </w:p>
+        </w:tc>
+        <w:tc>
+          <w:tcPr>
+            <w:tcW w:w="2672" w:type="dxa"/>
+            <w:shd w:val="clear" w:color="auto" w:fill="D9EAF7"/>
+            <w:tcMar>
+              <w:top w:w="80" w:type="dxa"/>
+              <w:left w:w="110" w:type="dxa"/>
+              <w:bottom w:w="80" w:type="dxa"/>
+              <w:right w:w="110" w:type="dxa"/>
+            </w:tcMar>
+            <w:vAlign w:val="center"/>
+          </w:tcPr>
+          <w:p>
+            <w:pPr>
+              <w:spacing w:after="20" w:line="252" w:lineRule="auto"/>
+              <w:jc w:val="center"/>
+            </w:pPr>
+            <w:r>
+              <w:rPr>
+                <w:b/>
+                <w:sz w:val="18"/>
+                <w:szCs w:val="18"/>
+                <w:lang w:eastAsia="ko-KR"/>
+              </w:rPr>
+              <w:t xml:space="preserve">ID 규칙</w:t>
+            </w:r>
+          </w:p>
+        </w:tc>
+        <w:tc>
+          <w:tcPr>
+            <w:tcW w:w="2800" w:type="dxa"/>
+            <w:shd w:val="clear" w:color="auto" w:fill="D9EAF7"/>
+            <w:tcMar>
+              <w:top w:w="80" w:type="dxa"/>
+              <w:left w:w="110" w:type="dxa"/>
+              <w:bottom w:w="80" w:type="dxa"/>
+              <w:right w:w="110" w:type="dxa"/>
+            </w:tcMar>
+            <w:vAlign w:val="center"/>
+          </w:tcPr>
+          <w:p>
+            <w:pPr>
+              <w:spacing w:after="20" w:line="252" w:lineRule="auto"/>
+              <w:jc w:val="center"/>
+            </w:pPr>
+            <w:r>
+              <w:rPr>
+                <w:b/>
+                <w:sz w:val="18"/>
+                <w:szCs w:val="18"/>
+                <w:lang w:eastAsia="ko-KR"/>
+              </w:rPr>
+              <w:t xml:space="preserve">Data Property ← 원천 열</w:t>
             </w:r>
           </w:p>
         </w:tc>
@@ -8131,82 +8302,500 @@
                 <w:szCs w:val="18"/>
                 <w:lang w:eastAsia="ko-KR"/>
               </w:rPr>
+              <w:t xml:space="preserve">Dam</w:t>
+            </w:r>
+          </w:p>
+        </w:tc>
+        <w:tc>
+          <w:tcPr>
+            <w:tcW w:w="2200" w:type="dxa"/>
+            <w:tcMar>
+              <w:top w:w="80" w:type="dxa"/>
+              <w:left w:w="110" w:type="dxa"/>
+              <w:bottom w:w="80" w:type="dxa"/>
+              <w:right w:w="110" w:type="dxa"/>
+            </w:tcMar>
+            <w:vAlign w:val="center"/>
+          </w:tcPr>
+          <w:p>
+            <w:pPr>
+              <w:spacing w:after="20" w:line="252" w:lineRule="auto"/>
+            </w:pPr>
+            <w:r>
+              <w:rPr>
+                <w:sz w:val="18"/>
+                <w:szCs w:val="18"/>
+                <w:lang w:eastAsia="ko-KR"/>
+              </w:rPr>
+              <w:t xml:space="preserve">MyWater 댐 정보</w:t>
+            </w:r>
+          </w:p>
+        </w:tc>
+        <w:tc>
+          <w:tcPr>
+            <w:tcW w:w="2672" w:type="dxa"/>
+            <w:tcMar>
+              <w:top w:w="80" w:type="dxa"/>
+              <w:left w:w="110" w:type="dxa"/>
+              <w:bottom w:w="80" w:type="dxa"/>
+              <w:right w:w="110" w:type="dxa"/>
+            </w:tcMar>
+            <w:vAlign w:val="center"/>
+          </w:tcPr>
+          <w:p>
+            <w:pPr>
+              <w:spacing w:after="20" w:line="252" w:lineRule="auto"/>
+            </w:pPr>
+            <w:r>
+              <w:rPr>
+                <w:sz w:val="18"/>
+                <w:szCs w:val="18"/>
+                <w:lang w:eastAsia="ko-KR"/>
+              </w:rPr>
+              <w:t xml:space="preserve">DAM:댐코드</w:t>
+            </w:r>
+          </w:p>
+        </w:tc>
+        <w:tc>
+          <w:tcPr>
+            <w:tcW w:w="2800" w:type="dxa"/>
+            <w:tcMar>
+              <w:top w:w="80" w:type="dxa"/>
+              <w:left w:w="110" w:type="dxa"/>
+              <w:bottom w:w="80" w:type="dxa"/>
+              <w:right w:w="110" w:type="dxa"/>
+            </w:tcMar>
+            <w:vAlign w:val="center"/>
+          </w:tcPr>
+          <w:p>
+            <w:pPr>
+              <w:spacing w:after="20" w:line="252" w:lineRule="auto"/>
+            </w:pPr>
+            <w:r>
+              <w:rPr>
+                <w:sz w:val="18"/>
+                <w:szCs w:val="18"/>
+                <w:lang w:eastAsia="ko-KR"/>
+              </w:rPr>
+              <w:t xml:space="preserve">damName ← 댐 이름, damType ← 댐 유형(다목적댐, 용수댐)</w:t>
+            </w:r>
+          </w:p>
+        </w:tc>
+      </w:tr>
+      <w:tr>
+        <w:trPr>
+          <w:cantSplit/>
+          <w:jc w:val="center"/>
+        </w:trPr>
+        <w:tc>
+          <w:tcPr>
+            <w:tcW w:w="2300" w:type="dxa"/>
+            <w:shd w:val="clear" w:color="auto" w:fill="EEF5FA"/>
+            <w:tcMar>
+              <w:top w:w="80" w:type="dxa"/>
+              <w:left w:w="110" w:type="dxa"/>
+              <w:bottom w:w="80" w:type="dxa"/>
+              <w:right w:w="110" w:type="dxa"/>
+            </w:tcMar>
+            <w:vAlign w:val="center"/>
+          </w:tcPr>
+          <w:p>
+            <w:pPr>
+              <w:spacing w:after="20" w:line="252" w:lineRule="auto"/>
+              <w:jc w:val="center"/>
+            </w:pPr>
+            <w:r>
+              <w:rPr>
+                <w:b/>
+                <w:color w:val="1F4E79"/>
+                <w:sz w:val="18"/>
+                <w:szCs w:val="18"/>
+                <w:lang w:eastAsia="ko-KR"/>
+              </w:rPr>
+              <w:t xml:space="preserve">HydrometeorologicalState</w:t>
+            </w:r>
+          </w:p>
+        </w:tc>
+        <w:tc>
+          <w:tcPr>
+            <w:tcW w:w="2200" w:type="dxa"/>
+            <w:tcMar>
+              <w:top w:w="80" w:type="dxa"/>
+              <w:left w:w="110" w:type="dxa"/>
+              <w:bottom w:w="80" w:type="dxa"/>
+              <w:right w:w="110" w:type="dxa"/>
+            </w:tcMar>
+            <w:vAlign w:val="center"/>
+          </w:tcPr>
+          <w:p>
+            <w:pPr>
+              <w:spacing w:after="20" w:line="252" w:lineRule="auto"/>
+            </w:pPr>
+            <w:r>
+              <w:rPr>
+                <w:sz w:val="18"/>
+                <w:szCs w:val="18"/>
+                <w:lang w:eastAsia="ko-KR"/>
+              </w:rPr>
+              <w:t xml:space="preserve">측정자료의 변수 6종</w:t>
+            </w:r>
+          </w:p>
+        </w:tc>
+        <w:tc>
+          <w:tcPr>
+            <w:tcW w:w="2672" w:type="dxa"/>
+            <w:tcMar>
+              <w:top w:w="80" w:type="dxa"/>
+              <w:left w:w="110" w:type="dxa"/>
+              <w:bottom w:w="80" w:type="dxa"/>
+              <w:right w:w="110" w:type="dxa"/>
+            </w:tcMar>
+            <w:vAlign w:val="center"/>
+          </w:tcPr>
+          <w:p>
+            <w:pPr>
+              <w:spacing w:after="20" w:line="252" w:lineRule="auto"/>
+            </w:pPr>
+            <w:r>
+              <w:rPr>
+                <w:sz w:val="18"/>
+                <w:szCs w:val="18"/>
+                <w:lang w:eastAsia="ko-KR"/>
+              </w:rPr>
+              <w:t xml:space="preserve">HMS:댐코드:변수 (댐 4 × 변수 6 = 24개)</w:t>
+            </w:r>
+          </w:p>
+        </w:tc>
+        <w:tc>
+          <w:tcPr>
+            <w:tcW w:w="2800" w:type="dxa"/>
+            <w:tcMar>
+              <w:top w:w="80" w:type="dxa"/>
+              <w:left w:w="110" w:type="dxa"/>
+              <w:bottom w:w="80" w:type="dxa"/>
+              <w:right w:w="110" w:type="dxa"/>
+            </w:tcMar>
+            <w:vAlign w:val="center"/>
+          </w:tcPr>
+          <w:p>
+            <w:pPr>
+              <w:spacing w:after="20" w:line="252" w:lineRule="auto"/>
+            </w:pPr>
+            <w:r>
+              <w:rPr>
+                <w:sz w:val="18"/>
+                <w:szCs w:val="18"/>
+                <w:lang w:eastAsia="ko-KR"/>
+              </w:rPr>
+              <w:t xml:space="preserve">variableType ← 변수명, stationCode ← 댐코드(측정자료 저장소를 찾아가는 키)</w:t>
+            </w:r>
+          </w:p>
+        </w:tc>
+      </w:tr>
+      <w:tr>
+        <w:trPr>
+          <w:cantSplit/>
+          <w:jc w:val="center"/>
+        </w:trPr>
+        <w:tc>
+          <w:tcPr>
+            <w:tcW w:w="2300" w:type="dxa"/>
+            <w:shd w:val="clear" w:color="auto" w:fill="EEF5FA"/>
+            <w:tcMar>
+              <w:top w:w="80" w:type="dxa"/>
+              <w:left w:w="110" w:type="dxa"/>
+              <w:bottom w:w="80" w:type="dxa"/>
+              <w:right w:w="110" w:type="dxa"/>
+            </w:tcMar>
+            <w:vAlign w:val="center"/>
+          </w:tcPr>
+          <w:p>
+            <w:pPr>
+              <w:spacing w:after="20" w:line="252" w:lineRule="auto"/>
+              <w:jc w:val="center"/>
+            </w:pPr>
+            <w:r>
+              <w:rPr>
+                <w:b/>
+                <w:color w:val="1F4E79"/>
+                <w:sz w:val="18"/>
+                <w:szCs w:val="18"/>
+                <w:lang w:eastAsia="ko-KR"/>
+              </w:rPr>
+              <w:t xml:space="preserve">Approval</w:t>
+            </w:r>
+          </w:p>
+        </w:tc>
+        <w:tc>
+          <w:tcPr>
+            <w:tcW w:w="2200" w:type="dxa"/>
+            <w:tcMar>
+              <w:top w:w="80" w:type="dxa"/>
+              <w:left w:w="110" w:type="dxa"/>
+              <w:bottom w:w="80" w:type="dxa"/>
+              <w:right w:w="110" w:type="dxa"/>
+            </w:tcMar>
+            <w:vAlign w:val="center"/>
+          </w:tcPr>
+          <w:p>
+            <w:pPr>
+              <w:spacing w:after="20" w:line="252" w:lineRule="auto"/>
+            </w:pPr>
+            <w:r>
+              <w:rPr>
+                <w:sz w:val="18"/>
+                <w:szCs w:val="18"/>
+                <w:lang w:eastAsia="ko-KR"/>
+              </w:rPr>
+              <w:t xml:space="preserve">승인 CSV 한 행</w:t>
+            </w:r>
+          </w:p>
+        </w:tc>
+        <w:tc>
+          <w:tcPr>
+            <w:tcW w:w="2672" w:type="dxa"/>
+            <w:tcMar>
+              <w:top w:w="80" w:type="dxa"/>
+              <w:left w:w="110" w:type="dxa"/>
+              <w:bottom w:w="80" w:type="dxa"/>
+              <w:right w:w="110" w:type="dxa"/>
+            </w:tcMar>
+            <w:vAlign w:val="center"/>
+          </w:tcPr>
+          <w:p>
+            <w:pPr>
+              <w:spacing w:after="20" w:line="252" w:lineRule="auto"/>
+            </w:pPr>
+            <w:r>
+              <w:rPr>
+                <w:sz w:val="18"/>
+                <w:szCs w:val="18"/>
+                <w:lang w:eastAsia="ko-KR"/>
+              </w:rPr>
+              <w:t xml:space="preserve">APR:순차번호</w:t>
+            </w:r>
+          </w:p>
+        </w:tc>
+        <w:tc>
+          <w:tcPr>
+            <w:tcW w:w="2800" w:type="dxa"/>
+            <w:tcMar>
+              <w:top w:w="80" w:type="dxa"/>
+              <w:left w:w="110" w:type="dxa"/>
+              <w:bottom w:w="80" w:type="dxa"/>
+              <w:right w:w="110" w:type="dxa"/>
+            </w:tcMar>
+            <w:vAlign w:val="center"/>
+          </w:tcPr>
+          <w:p>
+            <w:pPr>
+              <w:spacing w:after="20" w:line="252" w:lineRule="auto"/>
+            </w:pPr>
+            <w:r>
+              <w:rPr>
+                <w:sz w:val="18"/>
+                <w:szCs w:val="18"/>
+                <w:lang w:eastAsia="ko-KR"/>
+              </w:rPr>
+              <w:t xml:space="preserve">approvalTime ← 승인년월일시분, approvalContent ← 방류시작시간·접수방류량·비고</w:t>
+            </w:r>
+          </w:p>
+        </w:tc>
+      </w:tr>
+      <w:tr>
+        <w:trPr>
+          <w:cantSplit/>
+          <w:jc w:val="center"/>
+        </w:trPr>
+        <w:tc>
+          <w:tcPr>
+            <w:tcW w:w="2300" w:type="dxa"/>
+            <w:shd w:val="clear" w:color="auto" w:fill="EEF5FA"/>
+            <w:tcMar>
+              <w:top w:w="80" w:type="dxa"/>
+              <w:left w:w="110" w:type="dxa"/>
+              <w:bottom w:w="80" w:type="dxa"/>
+              <w:right w:w="110" w:type="dxa"/>
+            </w:tcMar>
+            <w:vAlign w:val="center"/>
+          </w:tcPr>
+          <w:p>
+            <w:pPr>
+              <w:spacing w:after="20" w:line="252" w:lineRule="auto"/>
+              <w:jc w:val="center"/>
+            </w:pPr>
+            <w:r>
+              <w:rPr>
+                <w:b/>
+                <w:color w:val="1F4E79"/>
+                <w:sz w:val="18"/>
+                <w:szCs w:val="18"/>
+                <w:lang w:eastAsia="ko-KR"/>
+              </w:rPr>
               <w:t xml:space="preserve">EvidenceSource</w:t>
             </w:r>
           </w:p>
         </w:tc>
         <w:tc>
           <w:tcPr>
-            <w:tcW w:w="2400" w:type="dxa"/>
-            <w:tcMar>
-              <w:top w:w="80" w:type="dxa"/>
-              <w:left w:w="110" w:type="dxa"/>
-              <w:bottom w:w="80" w:type="dxa"/>
-              <w:right w:w="110" w:type="dxa"/>
-            </w:tcMar>
-            <w:vAlign w:val="center"/>
-          </w:tcPr>
-          <w:p>
-            <w:pPr>
-              <w:spacing w:after="20" w:line="252" w:lineRule="auto"/>
-            </w:pPr>
-            <w:r>
-              <w:rPr>
-                <w:sz w:val="18"/>
-                <w:szCs w:val="18"/>
-                <w:lang w:eastAsia="ko-KR"/>
-              </w:rPr>
-              <w:t xml:space="preserve">승인 레코드, 측정 소스, 별표3와 연혁</w:t>
-            </w:r>
-          </w:p>
-        </w:tc>
-        <w:tc>
-          <w:tcPr>
-            <w:tcW w:w="2372" w:type="dxa"/>
-            <w:tcMar>
-              <w:top w:w="80" w:type="dxa"/>
-              <w:left w:w="110" w:type="dxa"/>
-              <w:bottom w:w="80" w:type="dxa"/>
-              <w:right w:w="110" w:type="dxa"/>
-            </w:tcMar>
-            <w:vAlign w:val="center"/>
-          </w:tcPr>
-          <w:p>
-            <w:pPr>
-              <w:spacing w:after="20" w:line="252" w:lineRule="auto"/>
-            </w:pPr>
-            <w:r>
-              <w:rPr>
-                <w:sz w:val="18"/>
-                <w:szCs w:val="18"/>
-                <w:lang w:eastAsia="ko-KR"/>
-              </w:rPr>
-              <w:t xml:space="preserve">EVI:출처</w:t>
-            </w:r>
-          </w:p>
-        </w:tc>
-        <w:tc>
-          <w:tcPr>
-            <w:tcW w:w="2900" w:type="dxa"/>
-            <w:tcMar>
-              <w:top w:w="80" w:type="dxa"/>
-              <w:left w:w="110" w:type="dxa"/>
-              <w:bottom w:w="80" w:type="dxa"/>
-              <w:right w:w="110" w:type="dxa"/>
-            </w:tcMar>
-            <w:vAlign w:val="center"/>
-          </w:tcPr>
-          <w:p>
-            <w:pPr>
-              <w:spacing w:after="20" w:line="252" w:lineRule="auto"/>
-            </w:pPr>
-            <w:r>
-              <w:rPr>
-                <w:sz w:val="18"/>
-                <w:szCs w:val="18"/>
-                <w:lang w:eastAsia="ko-KR"/>
-              </w:rPr>
-              <w:t xml:space="preserve">sourceTitle, sourceType, sourceLocator, chunkId(규정 근거) / 다른 Class에서 supportedBy</w:t>
+            <w:tcW w:w="2200" w:type="dxa"/>
+            <w:tcMar>
+              <w:top w:w="80" w:type="dxa"/>
+              <w:left w:w="110" w:type="dxa"/>
+              <w:bottom w:w="80" w:type="dxa"/>
+              <w:right w:w="110" w:type="dxa"/>
+            </w:tcMar>
+            <w:vAlign w:val="center"/>
+          </w:tcPr>
+          <w:p>
+            <w:pPr>
+              <w:spacing w:after="20" w:line="252" w:lineRule="auto"/>
+            </w:pPr>
+            <w:r>
+              <w:rPr>
+                <w:sz w:val="18"/>
+                <w:szCs w:val="18"/>
+                <w:lang w:eastAsia="ko-KR"/>
+              </w:rPr>
+              <w:t xml:space="preserve">승인 CSV 한 행, 측정자료 댐별</w:t>
+            </w:r>
+          </w:p>
+        </w:tc>
+        <w:tc>
+          <w:tcPr>
+            <w:tcW w:w="2672" w:type="dxa"/>
+            <w:tcMar>
+              <w:top w:w="80" w:type="dxa"/>
+              <w:left w:w="110" w:type="dxa"/>
+              <w:bottom w:w="80" w:type="dxa"/>
+              <w:right w:w="110" w:type="dxa"/>
+            </w:tcMar>
+            <w:vAlign w:val="center"/>
+          </w:tcPr>
+          <w:p>
+            <w:pPr>
+              <w:spacing w:after="20" w:line="252" w:lineRule="auto"/>
+            </w:pPr>
+            <w:r>
+              <w:rPr>
+                <w:sz w:val="18"/>
+                <w:szCs w:val="18"/>
+                <w:lang w:eastAsia="ko-KR"/>
+              </w:rPr>
+              <w:t xml:space="preserve">EVI:AP:순차번호, EVI:KW:댐코드</w:t>
+            </w:r>
+          </w:p>
+        </w:tc>
+        <w:tc>
+          <w:tcPr>
+            <w:tcW w:w="2800" w:type="dxa"/>
+            <w:tcMar>
+              <w:top w:w="80" w:type="dxa"/>
+              <w:left w:w="110" w:type="dxa"/>
+              <w:bottom w:w="80" w:type="dxa"/>
+              <w:right w:w="110" w:type="dxa"/>
+            </w:tcMar>
+            <w:vAlign w:val="center"/>
+          </w:tcPr>
+          <w:p>
+            <w:pPr>
+              <w:spacing w:after="20" w:line="252" w:lineRule="auto"/>
+            </w:pPr>
+            <w:r>
+              <w:rPr>
+                <w:sz w:val="18"/>
+                <w:szCs w:val="18"/>
+                <w:lang w:eastAsia="ko-KR"/>
+              </w:rPr>
+              <w:t xml:space="preserve">sourceTitle, sourceType, sourceLocator (승인: 순차번호, 측정: 댐코드)</w:t>
+            </w:r>
+          </w:p>
+        </w:tc>
+      </w:tr>
+    </w:tbl>
+    <w:p>
+      <w:pPr>
+        <w:spacing w:after="60"/>
+        <w:rPr>
+          <w:lang w:eastAsia="ko-KR"/>
+        </w:rPr>
+      </w:pPr>
+    </w:p>
+    <w:tbl>
+      <w:tblPr>
+        <w:tblW w:w="9972" w:type="dxa"/>
+        <w:jc w:val="center"/>
+        <w:tblBorders>
+          <w:top w:val="single" w:sz="5" w:space="0" w:color="A6A6A6"/>
+          <w:left w:val="single" w:sz="5" w:space="0" w:color="A6A6A6"/>
+          <w:bottom w:val="single" w:sz="5" w:space="0" w:color="A6A6A6"/>
+          <w:right w:val="single" w:sz="5" w:space="0" w:color="A6A6A6"/>
+          <w:insideH w:val="single" w:sz="5" w:space="0" w:color="A6A6A6"/>
+          <w:insideV w:val="single" w:sz="5" w:space="0" w:color="A6A6A6"/>
+        </w:tblBorders>
+        <w:tblLayout w:type="fixed"/>
+        <w:tblLook w:val="04A0" w:firstRow="1" w:lastRow="0" w:firstColumn="1" w:lastColumn="0" w:noHBand="0" w:noVBand="1"/>
+      </w:tblPr>
+      <w:tblGrid>
+        <w:gridCol w:w="1944"/>
+        <w:gridCol w:w="8028"/>
+      </w:tblGrid>
+      <w:tr>
+        <w:trPr>
+          <w:cantSplit/>
+          <w:jc w:val="center"/>
+        </w:trPr>
+        <w:tc>
+          <w:tcPr>
+            <w:tcW w:w="1944" w:type="dxa"/>
+            <w:shd w:val="clear" w:color="auto" w:fill="EEF5FA"/>
+            <w:tcMar>
+              <w:top w:w="80" w:type="dxa"/>
+              <w:left w:w="110" w:type="dxa"/>
+              <w:bottom w:w="80" w:type="dxa"/>
+              <w:right w:w="110" w:type="dxa"/>
+            </w:tcMar>
+            <w:vAlign w:val="center"/>
+          </w:tcPr>
+          <w:p>
+            <w:pPr>
+              <w:spacing w:after="20" w:line="252" w:lineRule="auto"/>
+              <w:jc w:val="center"/>
+            </w:pPr>
+            <w:r>
+              <w:rPr>
+                <w:b/>
+                <w:color w:val="1F4E79"/>
+                <w:sz w:val="18"/>
+                <w:szCs w:val="18"/>
+                <w:lang w:eastAsia="ko-KR"/>
+              </w:rPr>
+              <w:t xml:space="preserve">원칙</w:t>
+            </w:r>
+          </w:p>
+        </w:tc>
+        <w:tc>
+          <w:tcPr>
+            <w:tcW w:w="8028" w:type="dxa"/>
+            <w:tcMar>
+              <w:top w:w="80" w:type="dxa"/>
+              <w:left w:w="110" w:type="dxa"/>
+              <w:bottom w:w="80" w:type="dxa"/>
+              <w:right w:w="110" w:type="dxa"/>
+            </w:tcMar>
+            <w:vAlign w:val="center"/>
+          </w:tcPr>
+          <w:p>
+            <w:pPr>
+              <w:spacing w:after="20" w:line="252" w:lineRule="auto"/>
+            </w:pPr>
+            <w:r>
+              <w:rPr>
+                <w:sz w:val="18"/>
+                <w:szCs w:val="18"/>
+                <w:lang w:eastAsia="ko-KR"/>
+              </w:rPr>
+              <w:t xml:space="preserve">값은 원자료 그대로 옮기고 해석을 더하지 않는다. 측정값 전체는 KG에 복사하지 않고, 찾아가는 키(stationCode)만 둔다. Operation과 Criterion은 텍스트에서 읽어야 하므로 단계 4에서 만든다.</w:t>
             </w:r>
           </w:p>
         </w:tc>
@@ -8257,7 +8846,7 @@
           <w:szCs w:val="20"/>
           <w:lang w:eastAsia="ko-KR"/>
         </w:rPr>
-        <w:t xml:space="preserve">운영행위(Operation)의 종류는 승인 비고의 문구(초기방류, 증가방류 등)로만 알 수 있어, 비고를 읽고 분류해야 한다.</w:t>
+        <w:t xml:space="preserve">운영행위의 종류와 제한수위 값, 조문 원문은 표의 열로 있지 않고 글 속에 있어서, 글을 읽어 값을 뽑아야 한다.</w:t>
       </w:r>
     </w:p>
     <w:p>
@@ -8283,7 +8872,7 @@
           <w:szCs w:val="20"/>
           <w:lang w:eastAsia="ko-KR"/>
         </w:rPr>
-        <w:t xml:space="preserve">DDKG(3.2.2)는 안전평가 등급처럼 표준화된 표현은 정규식으로 직접 추출하고, 복잡하고 다양한 표현(결함 설명)은 LLM 기반 분류(3.2.3)로 처리한다. GraphAide(Purohit 2024)는 온톨로지를 입력으로 주어 LLM의 응답 스키마를 제한한다.</w:t>
+        <w:t xml:space="preserve">DDKG(3.2.2~3.2.3)는 글의 형태에 따라 추출 방법을 나눈다. “홍수 조절 안전성 평가 등급은 C등급이다”처럼 정해진 문형은 정규식으로 ‘C’를 바로 뽑는다. 같은 결함도 표현이 제각각인 설명문은 정규식으로 처리하기 어려워 LLM을 미세조정하여 분류한다. GraphAide(Purohit 2024)는 Ontology의 Class·관계 목록을 LLM에 주고 그 틀 안에서만 지식을 만들게 한다.</w:t>
       </w:r>
     </w:p>
     <w:p>
@@ -8309,7 +8898,33 @@
           <w:szCs w:val="20"/>
           <w:lang w:eastAsia="ko-KR"/>
         </w:rPr>
-        <w:t xml:space="preserve">승인 비고가 짧고 정해진 틀로 쓰여 있어 규칙 기반 추출을 선택하였다(LLM 추출은 사용하지 않음). 같은 입력에서 같은 결과가 나오고 규칙을 그대로 보일 수 있다.</w:t>
+        <w:t xml:space="preserve">세 가지 글을 모두 정해진 형태가 있어 규칙(정규식)으로 읽었다. LLM 추출은 사용하지 않았다. 같은 입력에서 항상 같은 결과가 나오고, 규칙을 그대로 보여 줄 수 있기 때문이다.</w:t>
+      </w:r>
+    </w:p>
+    <w:p>
+      <w:pPr>
+        <w:spacing w:before="60" w:after="100"/>
+        <w:rPr>
+          <w:lang w:eastAsia="ko-KR"/>
+        </w:rPr>
+      </w:pPr>
+      <w:r>
+        <w:rPr>
+          <w:b/>
+          <w:color w:val="1F4E79"/>
+          <w:sz w:val="20"/>
+          <w:szCs w:val="20"/>
+          <w:lang w:eastAsia="ko-KR"/>
+        </w:rPr>
+        <w:t xml:space="preserve">A. 승인 비고 → Operation 종류  </w:t>
+      </w:r>
+      <w:r>
+        <w:rPr>
+          <w:sz w:val="20"/>
+          <w:szCs w:val="20"/>
+          <w:lang w:eastAsia="ko-KR"/>
+        </w:rPr>
+        <w:t xml:space="preserve">비고에서 아래 문구를 찾아 운영행위의 종류(operationType)를 정한다. 한 비고에서 여러 문구가 잡히면 각각 Operation 한 개로 만든다.</w:t>
       </w:r>
     </w:p>
     <w:tbl>
@@ -8328,8 +8943,9 @@
         <w:tblLook w:val="04A0" w:firstRow="1" w:lastRow="0" w:firstColumn="1" w:lastColumn="0" w:noHBand="0" w:noVBand="1"/>
       </w:tblPr>
       <w:tblGrid>
-        <w:gridCol w:w="2000"/>
-        <w:gridCol w:w="7972"/>
+        <w:gridCol w:w="3400"/>
+        <w:gridCol w:w="3300"/>
+        <w:gridCol w:w="3272"/>
       </w:tblGrid>
       <w:tr>
         <w:trPr>
@@ -8339,7 +8955,7 @@
         </w:trPr>
         <w:tc>
           <w:tcPr>
-            <w:tcW w:w="2000" w:type="dxa"/>
+            <w:tcW w:w="3400" w:type="dxa"/>
             <w:shd w:val="clear" w:color="auto" w:fill="D9EAF7"/>
             <w:tcMar>
               <w:top w:w="80" w:type="dxa"/>
@@ -8361,13 +8977,13 @@
                 <w:szCs w:val="18"/>
                 <w:lang w:eastAsia="ko-KR"/>
               </w:rPr>
-              <w:t xml:space="preserve">규칙</w:t>
-            </w:r>
-          </w:p>
-        </w:tc>
-        <w:tc>
-          <w:tcPr>
-            <w:tcW w:w="7972" w:type="dxa"/>
+              <w:t xml:space="preserve">비고 원문 (예)</w:t>
+            </w:r>
+          </w:p>
+        </w:tc>
+        <w:tc>
+          <w:tcPr>
+            <w:tcW w:w="3300" w:type="dxa"/>
             <w:shd w:val="clear" w:color="auto" w:fill="D9EAF7"/>
             <w:tcMar>
               <w:top w:w="80" w:type="dxa"/>
@@ -8389,7 +9005,35 @@
                 <w:szCs w:val="18"/>
                 <w:lang w:eastAsia="ko-KR"/>
               </w:rPr>
-              <w:t xml:space="preserve">내용</w:t>
+              <w:t xml:space="preserve">걸리는 문구 (규칙)</w:t>
+            </w:r>
+          </w:p>
+        </w:tc>
+        <w:tc>
+          <w:tcPr>
+            <w:tcW w:w="3272" w:type="dxa"/>
+            <w:shd w:val="clear" w:color="auto" w:fill="D9EAF7"/>
+            <w:tcMar>
+              <w:top w:w="80" w:type="dxa"/>
+              <w:left w:w="110" w:type="dxa"/>
+              <w:bottom w:w="80" w:type="dxa"/>
+              <w:right w:w="110" w:type="dxa"/>
+            </w:tcMar>
+            <w:vAlign w:val="center"/>
+          </w:tcPr>
+          <w:p>
+            <w:pPr>
+              <w:spacing w:after="20" w:line="252" w:lineRule="auto"/>
+              <w:jc w:val="center"/>
+            </w:pPr>
+            <w:r>
+              <w:rPr>
+                <w:b/>
+                <w:sz w:val="18"/>
+                <w:szCs w:val="18"/>
+                <w:lang w:eastAsia="ko-KR"/>
+              </w:rPr>
+              <w:t xml:space="preserve">만들어지는 Operation 종류</w:t>
             </w:r>
           </w:p>
         </w:tc>
@@ -8401,7 +9045,7 @@
         </w:trPr>
         <w:tc>
           <w:tcPr>
-            <w:tcW w:w="2000" w:type="dxa"/>
+            <w:tcW w:w="3400" w:type="dxa"/>
             <w:shd w:val="clear" w:color="auto" w:fill="EEF5FA"/>
             <w:tcMar>
               <w:top w:w="80" w:type="dxa"/>
@@ -8424,32 +9068,57 @@
                 <w:szCs w:val="18"/>
                 <w:lang w:eastAsia="ko-KR"/>
               </w:rPr>
-              <w:t xml:space="preserve">종류 분류</w:t>
-            </w:r>
-          </w:p>
-        </w:tc>
-        <w:tc>
-          <w:tcPr>
-            <w:tcW w:w="7972" w:type="dxa"/>
-            <w:tcMar>
-              <w:top w:w="80" w:type="dxa"/>
-              <w:left w:w="110" w:type="dxa"/>
-              <w:bottom w:w="80" w:type="dxa"/>
-              <w:right w:w="110" w:type="dxa"/>
-            </w:tcMar>
-            <w:vAlign w:val="center"/>
-          </w:tcPr>
-          <w:p>
-            <w:pPr>
-              <w:spacing w:after="20" w:line="252" w:lineRule="auto"/>
-            </w:pPr>
-            <w:r>
-              <w:rPr>
-                <w:sz w:val="18"/>
-                <w:szCs w:val="18"/>
-                <w:lang w:eastAsia="ko-KR"/>
-              </w:rPr>
-              <w:t xml:space="preserve">승인 비고의 문구로 분류한다: 초기방류, 증가방류, 점진·점증방류, 방류종료, 탄력적 방류(원문 용어를 보존), 그 밖의 방류 문구는 일반 방류</w:t>
+              <w:t xml:space="preserve">(초기수문방류 100㎥/s)</w:t>
+            </w:r>
+          </w:p>
+        </w:tc>
+        <w:tc>
+          <w:tcPr>
+            <w:tcW w:w="3300" w:type="dxa"/>
+            <w:tcMar>
+              <w:top w:w="80" w:type="dxa"/>
+              <w:left w:w="110" w:type="dxa"/>
+              <w:bottom w:w="80" w:type="dxa"/>
+              <w:right w:w="110" w:type="dxa"/>
+            </w:tcMar>
+            <w:vAlign w:val="center"/>
+          </w:tcPr>
+          <w:p>
+            <w:pPr>
+              <w:spacing w:after="20" w:line="252" w:lineRule="auto"/>
+            </w:pPr>
+            <w:r>
+              <w:rPr>
+                <w:sz w:val="18"/>
+                <w:szCs w:val="18"/>
+                <w:lang w:eastAsia="ko-KR"/>
+              </w:rPr>
+              <w:t xml:space="preserve">“초기방류”, “초기수문방류”</w:t>
+            </w:r>
+          </w:p>
+        </w:tc>
+        <w:tc>
+          <w:tcPr>
+            <w:tcW w:w="3272" w:type="dxa"/>
+            <w:tcMar>
+              <w:top w:w="80" w:type="dxa"/>
+              <w:left w:w="110" w:type="dxa"/>
+              <w:bottom w:w="80" w:type="dxa"/>
+              <w:right w:w="110" w:type="dxa"/>
+            </w:tcMar>
+            <w:vAlign w:val="center"/>
+          </w:tcPr>
+          <w:p>
+            <w:pPr>
+              <w:spacing w:after="20" w:line="252" w:lineRule="auto"/>
+            </w:pPr>
+            <w:r>
+              <w:rPr>
+                <w:sz w:val="18"/>
+                <w:szCs w:val="18"/>
+                <w:lang w:eastAsia="ko-KR"/>
+              </w:rPr>
+              <w:t xml:space="preserve">초기방류</w:t>
             </w:r>
           </w:p>
         </w:tc>
@@ -8461,7 +9130,7 @@
         </w:trPr>
         <w:tc>
           <w:tcPr>
-            <w:tcW w:w="2000" w:type="dxa"/>
+            <w:tcW w:w="3400" w:type="dxa"/>
             <w:shd w:val="clear" w:color="auto" w:fill="EEF5FA"/>
             <w:tcMar>
               <w:top w:w="80" w:type="dxa"/>
@@ -8484,32 +9153,57 @@
                 <w:szCs w:val="18"/>
                 <w:lang w:eastAsia="ko-KR"/>
               </w:rPr>
-              <w:t xml:space="preserve">비고가 없는 승인</w:t>
-            </w:r>
-          </w:p>
-        </w:tc>
-        <w:tc>
-          <w:tcPr>
-            <w:tcW w:w="7972" w:type="dxa"/>
-            <w:tcMar>
-              <w:top w:w="80" w:type="dxa"/>
-              <w:left w:w="110" w:type="dxa"/>
-              <w:bottom w:w="80" w:type="dxa"/>
-              <w:right w:w="110" w:type="dxa"/>
-            </w:tcMar>
-            <w:vAlign w:val="center"/>
-          </w:tcPr>
-          <w:p>
-            <w:pPr>
-              <w:spacing w:after="20" w:line="252" w:lineRule="auto"/>
-            </w:pPr>
-            <w:r>
-              <w:rPr>
-                <w:sz w:val="18"/>
-                <w:szCs w:val="18"/>
-                <w:lang w:eastAsia="ko-KR"/>
-              </w:rPr>
-              <w:t xml:space="preserve">해당 시각의 방류 승인이므로 일반 방류 Operation으로 포함한다(종류 미상).</w:t>
+              <w:t xml:space="preserve">10cms 증 / 이내 증가방류</w:t>
+            </w:r>
+          </w:p>
+        </w:tc>
+        <w:tc>
+          <w:tcPr>
+            <w:tcW w:w="3300" w:type="dxa"/>
+            <w:tcMar>
+              <w:top w:w="80" w:type="dxa"/>
+              <w:left w:w="110" w:type="dxa"/>
+              <w:bottom w:w="80" w:type="dxa"/>
+              <w:right w:w="110" w:type="dxa"/>
+            </w:tcMar>
+            <w:vAlign w:val="center"/>
+          </w:tcPr>
+          <w:p>
+            <w:pPr>
+              <w:spacing w:after="20" w:line="252" w:lineRule="auto"/>
+            </w:pPr>
+            <w:r>
+              <w:rPr>
+                <w:sz w:val="18"/>
+                <w:szCs w:val="18"/>
+                <w:lang w:eastAsia="ko-KR"/>
+              </w:rPr>
+              <w:t xml:space="preserve">“증가방류”, “숫자 cms 증”</w:t>
+            </w:r>
+          </w:p>
+        </w:tc>
+        <w:tc>
+          <w:tcPr>
+            <w:tcW w:w="3272" w:type="dxa"/>
+            <w:tcMar>
+              <w:top w:w="80" w:type="dxa"/>
+              <w:left w:w="110" w:type="dxa"/>
+              <w:bottom w:w="80" w:type="dxa"/>
+              <w:right w:w="110" w:type="dxa"/>
+            </w:tcMar>
+            <w:vAlign w:val="center"/>
+          </w:tcPr>
+          <w:p>
+            <w:pPr>
+              <w:spacing w:after="20" w:line="252" w:lineRule="auto"/>
+            </w:pPr>
+            <w:r>
+              <w:rPr>
+                <w:sz w:val="18"/>
+                <w:szCs w:val="18"/>
+                <w:lang w:eastAsia="ko-KR"/>
+              </w:rPr>
+              <w:t xml:space="preserve">증가방류</w:t>
             </w:r>
           </w:p>
         </w:tc>
@@ -8521,7 +9215,7 @@
         </w:trPr>
         <w:tc>
           <w:tcPr>
-            <w:tcW w:w="2000" w:type="dxa"/>
+            <w:tcW w:w="3400" w:type="dxa"/>
             <w:shd w:val="clear" w:color="auto" w:fill="EEF5FA"/>
             <w:tcMar>
               <w:top w:w="80" w:type="dxa"/>
@@ -8544,32 +9238,57 @@
                 <w:szCs w:val="18"/>
                 <w:lang w:eastAsia="ko-KR"/>
               </w:rPr>
-              <w:t xml:space="preserve">변경 승인</w:t>
-            </w:r>
-          </w:p>
-        </w:tc>
-        <w:tc>
-          <w:tcPr>
-            <w:tcW w:w="7972" w:type="dxa"/>
-            <w:tcMar>
-              <w:top w:w="80" w:type="dxa"/>
-              <w:left w:w="110" w:type="dxa"/>
-              <w:bottom w:w="80" w:type="dxa"/>
-              <w:right w:w="110" w:type="dxa"/>
-            </w:tcMar>
-            <w:vAlign w:val="center"/>
-          </w:tcPr>
-          <w:p>
-            <w:pPr>
-              <w:spacing w:after="20" w:line="252" w:lineRule="auto"/>
-            </w:pPr>
-            <w:r>
-              <w:rPr>
-                <w:sz w:val="18"/>
-                <w:szCs w:val="18"/>
-                <w:lang w:eastAsia="ko-KR"/>
-              </w:rPr>
-              <w:t xml:space="preserve">같은 방류의 기간·양 변경이므로 새 Operation을 만들지 않고, 같은 댐·같은 방류 시작 시각의 원 승인 Operation에 연결한다(추정 표시, 변경 승인 17건 중 11건 연결).</w:t>
+              <w:t xml:space="preserve">이내 점증방류</w:t>
+            </w:r>
+          </w:p>
+        </w:tc>
+        <w:tc>
+          <w:tcPr>
+            <w:tcW w:w="3300" w:type="dxa"/>
+            <w:tcMar>
+              <w:top w:w="80" w:type="dxa"/>
+              <w:left w:w="110" w:type="dxa"/>
+              <w:bottom w:w="80" w:type="dxa"/>
+              <w:right w:w="110" w:type="dxa"/>
+            </w:tcMar>
+            <w:vAlign w:val="center"/>
+          </w:tcPr>
+          <w:p>
+            <w:pPr>
+              <w:spacing w:after="20" w:line="252" w:lineRule="auto"/>
+            </w:pPr>
+            <w:r>
+              <w:rPr>
+                <w:sz w:val="18"/>
+                <w:szCs w:val="18"/>
+                <w:lang w:eastAsia="ko-KR"/>
+              </w:rPr>
+              <w:t xml:space="preserve">“점진”, “점증”</w:t>
+            </w:r>
+          </w:p>
+        </w:tc>
+        <w:tc>
+          <w:tcPr>
+            <w:tcW w:w="3272" w:type="dxa"/>
+            <w:tcMar>
+              <w:top w:w="80" w:type="dxa"/>
+              <w:left w:w="110" w:type="dxa"/>
+              <w:bottom w:w="80" w:type="dxa"/>
+              <w:right w:w="110" w:type="dxa"/>
+            </w:tcMar>
+            <w:vAlign w:val="center"/>
+          </w:tcPr>
+          <w:p>
+            <w:pPr>
+              <w:spacing w:after="20" w:line="252" w:lineRule="auto"/>
+            </w:pPr>
+            <w:r>
+              <w:rPr>
+                <w:sz w:val="18"/>
+                <w:szCs w:val="18"/>
+                <w:lang w:eastAsia="ko-KR"/>
+              </w:rPr>
+              <w:t xml:space="preserve">점진·점증방류</w:t>
             </w:r>
           </w:p>
         </w:tc>
@@ -8581,7 +9300,7 @@
         </w:trPr>
         <w:tc>
           <w:tcPr>
-            <w:tcW w:w="2000" w:type="dxa"/>
+            <w:tcW w:w="3400" w:type="dxa"/>
             <w:shd w:val="clear" w:color="auto" w:fill="EEF5FA"/>
             <w:tcMar>
               <w:top w:w="80" w:type="dxa"/>
@@ -8604,32 +9323,57 @@
                 <w:szCs w:val="18"/>
                 <w:lang w:eastAsia="ko-KR"/>
               </w:rPr>
-              <w:t xml:space="preserve">행위 시각</w:t>
-            </w:r>
-          </w:p>
-        </w:tc>
-        <w:tc>
-          <w:tcPr>
-            <w:tcW w:w="7972" w:type="dxa"/>
-            <w:tcMar>
-              <w:top w:w="80" w:type="dxa"/>
-              <w:left w:w="110" w:type="dxa"/>
-              <w:bottom w:w="80" w:type="dxa"/>
-              <w:right w:w="110" w:type="dxa"/>
-            </w:tcMar>
-            <w:vAlign w:val="center"/>
-          </w:tcPr>
-          <w:p>
-            <w:pPr>
-              <w:spacing w:after="20" w:line="252" w:lineRule="auto"/>
-            </w:pPr>
-            <w:r>
-              <w:rPr>
-                <w:sz w:val="18"/>
-                <w:szCs w:val="18"/>
-                <w:lang w:eastAsia="ko-KR"/>
-              </w:rPr>
-              <w:t xml:space="preserve">방류 시작 시각 앞 3시간~뒤 6시간에서 총방류량이 직전보다 1 CMS 또는 10%% 이상 변한 시각 중 시작에 가장 가까운 것. 변화가 없으면 승인의 방류 시작 시각.</w:t>
+              <w:t xml:space="preserve">9.11 16:00 수문방류종료</w:t>
+            </w:r>
+          </w:p>
+        </w:tc>
+        <w:tc>
+          <w:tcPr>
+            <w:tcW w:w="3300" w:type="dxa"/>
+            <w:tcMar>
+              <w:top w:w="80" w:type="dxa"/>
+              <w:left w:w="110" w:type="dxa"/>
+              <w:bottom w:w="80" w:type="dxa"/>
+              <w:right w:w="110" w:type="dxa"/>
+            </w:tcMar>
+            <w:vAlign w:val="center"/>
+          </w:tcPr>
+          <w:p>
+            <w:pPr>
+              <w:spacing w:after="20" w:line="252" w:lineRule="auto"/>
+            </w:pPr>
+            <w:r>
+              <w:rPr>
+                <w:sz w:val="18"/>
+                <w:szCs w:val="18"/>
+                <w:lang w:eastAsia="ko-KR"/>
+              </w:rPr>
+              <w:t xml:space="preserve">“방류종료”</w:t>
+            </w:r>
+          </w:p>
+        </w:tc>
+        <w:tc>
+          <w:tcPr>
+            <w:tcW w:w="3272" w:type="dxa"/>
+            <w:tcMar>
+              <w:top w:w="80" w:type="dxa"/>
+              <w:left w:w="110" w:type="dxa"/>
+              <w:bottom w:w="80" w:type="dxa"/>
+              <w:right w:w="110" w:type="dxa"/>
+            </w:tcMar>
+            <w:vAlign w:val="center"/>
+          </w:tcPr>
+          <w:p>
+            <w:pPr>
+              <w:spacing w:after="20" w:line="252" w:lineRule="auto"/>
+            </w:pPr>
+            <w:r>
+              <w:rPr>
+                <w:sz w:val="18"/>
+                <w:szCs w:val="18"/>
+                <w:lang w:eastAsia="ko-KR"/>
+              </w:rPr>
+              <w:t xml:space="preserve">방류종료</w:t>
             </w:r>
           </w:p>
         </w:tc>
@@ -8641,7 +9385,7 @@
         </w:trPr>
         <w:tc>
           <w:tcPr>
-            <w:tcW w:w="2000" w:type="dxa"/>
+            <w:tcW w:w="3400" w:type="dxa"/>
             <w:shd w:val="clear" w:color="auto" w:fill="EEF5FA"/>
             <w:tcMar>
               <w:top w:w="80" w:type="dxa"/>
@@ -8664,32 +9408,312 @@
                 <w:szCs w:val="18"/>
                 <w:lang w:eastAsia="ko-KR"/>
               </w:rPr>
-              <w:t xml:space="preserve">결과</w:t>
-            </w:r>
-          </w:p>
-        </w:tc>
-        <w:tc>
-          <w:tcPr>
-            <w:tcW w:w="7972" w:type="dxa"/>
-            <w:tcMar>
-              <w:top w:w="80" w:type="dxa"/>
-              <w:left w:w="110" w:type="dxa"/>
-              <w:bottom w:w="80" w:type="dxa"/>
-              <w:right w:w="110" w:type="dxa"/>
-            </w:tcMar>
-            <w:vAlign w:val="center"/>
-          </w:tcPr>
-          <w:p>
-            <w:pPr>
-              <w:spacing w:after="20" w:line="252" w:lineRule="auto"/>
-            </w:pPr>
-            <w:r>
-              <w:rPr>
-                <w:sz w:val="18"/>
-                <w:szCs w:val="18"/>
-                <w:lang w:eastAsia="ko-KR"/>
-              </w:rPr>
-              <w:t xml:space="preserve">승인 80건에서 Operation 68개: 방류 25, 탄력적 방류 25, 초기방류 9, 증가방류 7, 방류종료 1, 점진·점증방류 1. 시각 출처는 측정 변화 54, 승인 시작 11, 비고 명시 3.</w:t>
+              <w:t xml:space="preserve">이내 탄력적 조정</w:t>
+            </w:r>
+          </w:p>
+        </w:tc>
+        <w:tc>
+          <w:tcPr>
+            <w:tcW w:w="3300" w:type="dxa"/>
+            <w:tcMar>
+              <w:top w:w="80" w:type="dxa"/>
+              <w:left w:w="110" w:type="dxa"/>
+              <w:bottom w:w="80" w:type="dxa"/>
+              <w:right w:w="110" w:type="dxa"/>
+            </w:tcMar>
+            <w:vAlign w:val="center"/>
+          </w:tcPr>
+          <w:p>
+            <w:pPr>
+              <w:spacing w:after="20" w:line="252" w:lineRule="auto"/>
+            </w:pPr>
+            <w:r>
+              <w:rPr>
+                <w:sz w:val="18"/>
+                <w:szCs w:val="18"/>
+                <w:lang w:eastAsia="ko-KR"/>
+              </w:rPr>
+              <w:t xml:space="preserve">“탄력”</w:t>
+            </w:r>
+          </w:p>
+        </w:tc>
+        <w:tc>
+          <w:tcPr>
+            <w:tcW w:w="3272" w:type="dxa"/>
+            <w:tcMar>
+              <w:top w:w="80" w:type="dxa"/>
+              <w:left w:w="110" w:type="dxa"/>
+              <w:bottom w:w="80" w:type="dxa"/>
+              <w:right w:w="110" w:type="dxa"/>
+            </w:tcMar>
+            <w:vAlign w:val="center"/>
+          </w:tcPr>
+          <w:p>
+            <w:pPr>
+              <w:spacing w:after="20" w:line="252" w:lineRule="auto"/>
+            </w:pPr>
+            <w:r>
+              <w:rPr>
+                <w:sz w:val="18"/>
+                <w:szCs w:val="18"/>
+                <w:lang w:eastAsia="ko-KR"/>
+              </w:rPr>
+              <w:t xml:space="preserve">탄력적 방류 (원문 용어를 보존)</w:t>
+            </w:r>
+          </w:p>
+        </w:tc>
+      </w:tr>
+      <w:tr>
+        <w:trPr>
+          <w:cantSplit/>
+          <w:jc w:val="center"/>
+        </w:trPr>
+        <w:tc>
+          <w:tcPr>
+            <w:tcW w:w="3400" w:type="dxa"/>
+            <w:shd w:val="clear" w:color="auto" w:fill="EEF5FA"/>
+            <w:tcMar>
+              <w:top w:w="80" w:type="dxa"/>
+              <w:left w:w="110" w:type="dxa"/>
+              <w:bottom w:w="80" w:type="dxa"/>
+              <w:right w:w="110" w:type="dxa"/>
+            </w:tcMar>
+            <w:vAlign w:val="center"/>
+          </w:tcPr>
+          <w:p>
+            <w:pPr>
+              <w:spacing w:after="20" w:line="252" w:lineRule="auto"/>
+              <w:jc w:val="center"/>
+            </w:pPr>
+            <w:r>
+              <w:rPr>
+                <w:b/>
+                <w:color w:val="1F4E79"/>
+                <w:sz w:val="18"/>
+                <w:szCs w:val="18"/>
+                <w:lang w:eastAsia="ko-KR"/>
+              </w:rPr>
+              <w:t xml:space="preserve">수문방류 승인</w:t>
+            </w:r>
+          </w:p>
+        </w:tc>
+        <w:tc>
+          <w:tcPr>
+            <w:tcW w:w="3300" w:type="dxa"/>
+            <w:tcMar>
+              <w:top w:w="80" w:type="dxa"/>
+              <w:left w:w="110" w:type="dxa"/>
+              <w:bottom w:w="80" w:type="dxa"/>
+              <w:right w:w="110" w:type="dxa"/>
+            </w:tcMar>
+            <w:vAlign w:val="center"/>
+          </w:tcPr>
+          <w:p>
+            <w:pPr>
+              <w:spacing w:after="20" w:line="252" w:lineRule="auto"/>
+            </w:pPr>
+            <w:r>
+              <w:rPr>
+                <w:sz w:val="18"/>
+                <w:szCs w:val="18"/>
+                <w:lang w:eastAsia="ko-KR"/>
+              </w:rPr>
+              <w:t xml:space="preserve">“수문방류”, “이내 방류” 등 일반 방류 문구</w:t>
+            </w:r>
+          </w:p>
+        </w:tc>
+        <w:tc>
+          <w:tcPr>
+            <w:tcW w:w="3272" w:type="dxa"/>
+            <w:tcMar>
+              <w:top w:w="80" w:type="dxa"/>
+              <w:left w:w="110" w:type="dxa"/>
+              <w:bottom w:w="80" w:type="dxa"/>
+              <w:right w:w="110" w:type="dxa"/>
+            </w:tcMar>
+            <w:vAlign w:val="center"/>
+          </w:tcPr>
+          <w:p>
+            <w:pPr>
+              <w:spacing w:after="20" w:line="252" w:lineRule="auto"/>
+            </w:pPr>
+            <w:r>
+              <w:rPr>
+                <w:sz w:val="18"/>
+                <w:szCs w:val="18"/>
+                <w:lang w:eastAsia="ko-KR"/>
+              </w:rPr>
+              <w:t xml:space="preserve">방류 (일반)</w:t>
+            </w:r>
+          </w:p>
+        </w:tc>
+      </w:tr>
+      <w:tr>
+        <w:trPr>
+          <w:cantSplit/>
+          <w:jc w:val="center"/>
+        </w:trPr>
+        <w:tc>
+          <w:tcPr>
+            <w:tcW w:w="3400" w:type="dxa"/>
+            <w:shd w:val="clear" w:color="auto" w:fill="EEF5FA"/>
+            <w:tcMar>
+              <w:top w:w="80" w:type="dxa"/>
+              <w:left w:w="110" w:type="dxa"/>
+              <w:bottom w:w="80" w:type="dxa"/>
+              <w:right w:w="110" w:type="dxa"/>
+            </w:tcMar>
+            <w:vAlign w:val="center"/>
+          </w:tcPr>
+          <w:p>
+            <w:pPr>
+              <w:spacing w:after="20" w:line="252" w:lineRule="auto"/>
+              <w:jc w:val="center"/>
+            </w:pPr>
+            <w:r>
+              <w:rPr>
+                <w:b/>
+                <w:color w:val="1F4E79"/>
+                <w:sz w:val="18"/>
+                <w:szCs w:val="18"/>
+                <w:lang w:eastAsia="ko-KR"/>
+              </w:rPr>
+              <w:t xml:space="preserve">(비고 없음)</w:t>
+            </w:r>
+          </w:p>
+        </w:tc>
+        <w:tc>
+          <w:tcPr>
+            <w:tcW w:w="3300" w:type="dxa"/>
+            <w:tcMar>
+              <w:top w:w="80" w:type="dxa"/>
+              <w:left w:w="110" w:type="dxa"/>
+              <w:bottom w:w="80" w:type="dxa"/>
+              <w:right w:w="110" w:type="dxa"/>
+            </w:tcMar>
+            <w:vAlign w:val="center"/>
+          </w:tcPr>
+          <w:p>
+            <w:pPr>
+              <w:spacing w:after="20" w:line="252" w:lineRule="auto"/>
+            </w:pPr>
+            <w:r>
+              <w:rPr>
+                <w:sz w:val="18"/>
+                <w:szCs w:val="18"/>
+                <w:lang w:eastAsia="ko-KR"/>
+              </w:rPr>
+              <w:t xml:space="preserve">-</w:t>
+            </w:r>
+          </w:p>
+        </w:tc>
+        <w:tc>
+          <w:tcPr>
+            <w:tcW w:w="3272" w:type="dxa"/>
+            <w:tcMar>
+              <w:top w:w="80" w:type="dxa"/>
+              <w:left w:w="110" w:type="dxa"/>
+              <w:bottom w:w="80" w:type="dxa"/>
+              <w:right w:w="110" w:type="dxa"/>
+            </w:tcMar>
+            <w:vAlign w:val="center"/>
+          </w:tcPr>
+          <w:p>
+            <w:pPr>
+              <w:spacing w:after="20" w:line="252" w:lineRule="auto"/>
+            </w:pPr>
+            <w:r>
+              <w:rPr>
+                <w:sz w:val="18"/>
+                <w:szCs w:val="18"/>
+                <w:lang w:eastAsia="ko-KR"/>
+              </w:rPr>
+              <w:t xml:space="preserve">방류 (일반, 종류 미상). 승인 자체가 해당 시각의 방류 승인이므로 포함</w:t>
+            </w:r>
+          </w:p>
+        </w:tc>
+      </w:tr>
+      <w:tr>
+        <w:trPr>
+          <w:cantSplit/>
+          <w:jc w:val="center"/>
+        </w:trPr>
+        <w:tc>
+          <w:tcPr>
+            <w:tcW w:w="3400" w:type="dxa"/>
+            <w:shd w:val="clear" w:color="auto" w:fill="EEF5FA"/>
+            <w:tcMar>
+              <w:top w:w="80" w:type="dxa"/>
+              <w:left w:w="110" w:type="dxa"/>
+              <w:bottom w:w="80" w:type="dxa"/>
+              <w:right w:w="110" w:type="dxa"/>
+            </w:tcMar>
+            <w:vAlign w:val="center"/>
+          </w:tcPr>
+          <w:p>
+            <w:pPr>
+              <w:spacing w:after="20" w:line="252" w:lineRule="auto"/>
+              <w:jc w:val="center"/>
+            </w:pPr>
+            <w:r>
+              <w:rPr>
+                <w:b/>
+                <w:color w:val="1F4E79"/>
+                <w:sz w:val="18"/>
+                <w:szCs w:val="18"/>
+                <w:lang w:eastAsia="ko-KR"/>
+              </w:rPr>
+              <w:t xml:space="preserve">이내 변경승인(기존 500 ㎥/s), 방류 시간 정정</w:t>
+            </w:r>
+          </w:p>
+        </w:tc>
+        <w:tc>
+          <w:tcPr>
+            <w:tcW w:w="3300" w:type="dxa"/>
+            <w:tcMar>
+              <w:top w:w="80" w:type="dxa"/>
+              <w:left w:w="110" w:type="dxa"/>
+              <w:bottom w:w="80" w:type="dxa"/>
+              <w:right w:w="110" w:type="dxa"/>
+            </w:tcMar>
+            <w:vAlign w:val="center"/>
+          </w:tcPr>
+          <w:p>
+            <w:pPr>
+              <w:spacing w:after="20" w:line="252" w:lineRule="auto"/>
+            </w:pPr>
+            <w:r>
+              <w:rPr>
+                <w:sz w:val="18"/>
+                <w:szCs w:val="18"/>
+                <w:lang w:eastAsia="ko-KR"/>
+              </w:rPr>
+              <w:t xml:space="preserve">“변경”, “연장”, “정정”</w:t>
+            </w:r>
+          </w:p>
+        </w:tc>
+        <w:tc>
+          <w:tcPr>
+            <w:tcW w:w="3272" w:type="dxa"/>
+            <w:tcMar>
+              <w:top w:w="80" w:type="dxa"/>
+              <w:left w:w="110" w:type="dxa"/>
+              <w:bottom w:w="80" w:type="dxa"/>
+              <w:right w:w="110" w:type="dxa"/>
+            </w:tcMar>
+            <w:vAlign w:val="center"/>
+          </w:tcPr>
+          <w:p>
+            <w:pPr>
+              <w:spacing w:after="20" w:line="252" w:lineRule="auto"/>
+            </w:pPr>
+            <w:r>
+              <w:rPr>
+                <w:sz w:val="18"/>
+                <w:szCs w:val="18"/>
+                <w:lang w:eastAsia="ko-KR"/>
+              </w:rPr>
+              <w:t xml:space="preserve">Operation을 만들지 않음 (같은 방류의 변경 → 단계 5에서 원 승인에 연결)</w:t>
             </w:r>
           </w:p>
         </w:tc>
@@ -8702,6 +9726,534 @@
           <w:lang w:eastAsia="ko-KR"/>
         </w:rPr>
       </w:pPr>
+    </w:p>
+    <w:p>
+      <w:pPr>
+        <w:spacing w:before="60" w:after="100"/>
+        <w:rPr>
+          <w:lang w:eastAsia="ko-KR"/>
+        </w:rPr>
+      </w:pPr>
+      <w:r>
+        <w:rPr>
+          <w:b/>
+          <w:color w:val="1F4E79"/>
+          <w:sz w:val="20"/>
+          <w:szCs w:val="20"/>
+          <w:lang w:eastAsia="ko-KR"/>
+        </w:rPr>
+        <w:t xml:space="preserve">B. 별표3 → Criterion  </w:t>
+      </w:r>
+      <w:r>
+        <w:rPr>
+          <w:sz w:val="20"/>
+          <w:szCs w:val="20"/>
+          <w:lang w:eastAsia="ko-KR"/>
+        </w:rPr>
+        <w:t xml:space="preserve">별표 내용은 선 문자로 그린 표가 글자로 들어 있다. “│”로 시작하는 줄을 “│” 기준으로 잘라 셀로 읽고(구분, 댐 종류, 댐 이름, 홍수기 제한수위, 시설별 최저 운영수위), 댐 이름의 공백을 제거한다.</w:t>
+      </w:r>
+    </w:p>
+    <w:tbl>
+      <w:tblPr>
+        <w:tblW w:w="9972" w:type="dxa"/>
+        <w:jc w:val="center"/>
+        <w:tblBorders>
+          <w:top w:val="single" w:sz="5" w:space="0" w:color="A6A6A6"/>
+          <w:left w:val="single" w:sz="5" w:space="0" w:color="A6A6A6"/>
+          <w:bottom w:val="single" w:sz="5" w:space="0" w:color="A6A6A6"/>
+          <w:right w:val="single" w:sz="5" w:space="0" w:color="A6A6A6"/>
+          <w:insideH w:val="single" w:sz="5" w:space="0" w:color="A6A6A6"/>
+          <w:insideV w:val="single" w:sz="5" w:space="0" w:color="A6A6A6"/>
+        </w:tblBorders>
+        <w:tblLayout w:type="fixed"/>
+        <w:tblLook w:val="04A0" w:firstRow="1" w:lastRow="0" w:firstColumn="1" w:lastColumn="0" w:noHBand="0" w:noVBand="1"/>
+      </w:tblPr>
+      <w:tblGrid>
+        <w:gridCol w:w="3300"/>
+        <w:gridCol w:w="3300"/>
+        <w:gridCol w:w="3372"/>
+      </w:tblGrid>
+      <w:tr>
+        <w:trPr>
+          <w:cantSplit/>
+          <w:tblHeader/>
+          <w:jc w:val="center"/>
+        </w:trPr>
+        <w:tc>
+          <w:tcPr>
+            <w:tcW w:w="3300" w:type="dxa"/>
+            <w:shd w:val="clear" w:color="auto" w:fill="D9EAF7"/>
+            <w:tcMar>
+              <w:top w:w="80" w:type="dxa"/>
+              <w:left w:w="110" w:type="dxa"/>
+              <w:bottom w:w="80" w:type="dxa"/>
+              <w:right w:w="110" w:type="dxa"/>
+            </w:tcMar>
+            <w:vAlign w:val="center"/>
+          </w:tcPr>
+          <w:p>
+            <w:pPr>
+              <w:spacing w:after="20" w:line="252" w:lineRule="auto"/>
+              <w:jc w:val="center"/>
+            </w:pPr>
+            <w:r>
+              <w:rPr>
+                <w:b/>
+                <w:sz w:val="18"/>
+                <w:szCs w:val="18"/>
+                <w:lang w:eastAsia="ko-KR"/>
+              </w:rPr>
+              <w:t xml:space="preserve">별표3 원문 (줄)</w:t>
+            </w:r>
+          </w:p>
+        </w:tc>
+        <w:tc>
+          <w:tcPr>
+            <w:tcW w:w="3300" w:type="dxa"/>
+            <w:shd w:val="clear" w:color="auto" w:fill="D9EAF7"/>
+            <w:tcMar>
+              <w:top w:w="80" w:type="dxa"/>
+              <w:left w:w="110" w:type="dxa"/>
+              <w:bottom w:w="80" w:type="dxa"/>
+              <w:right w:w="110" w:type="dxa"/>
+            </w:tcMar>
+            <w:vAlign w:val="center"/>
+          </w:tcPr>
+          <w:p>
+            <w:pPr>
+              <w:spacing w:after="20" w:line="252" w:lineRule="auto"/>
+              <w:jc w:val="center"/>
+            </w:pPr>
+            <w:r>
+              <w:rPr>
+                <w:b/>
+                <w:sz w:val="18"/>
+                <w:szCs w:val="18"/>
+                <w:lang w:eastAsia="ko-KR"/>
+              </w:rPr>
+              <w:t xml:space="preserve">읽은 결과</w:t>
+            </w:r>
+          </w:p>
+        </w:tc>
+        <w:tc>
+          <w:tcPr>
+            <w:tcW w:w="3372" w:type="dxa"/>
+            <w:shd w:val="clear" w:color="auto" w:fill="D9EAF7"/>
+            <w:tcMar>
+              <w:top w:w="80" w:type="dxa"/>
+              <w:left w:w="110" w:type="dxa"/>
+              <w:bottom w:w="80" w:type="dxa"/>
+              <w:right w:w="110" w:type="dxa"/>
+            </w:tcMar>
+            <w:vAlign w:val="center"/>
+          </w:tcPr>
+          <w:p>
+            <w:pPr>
+              <w:spacing w:after="20" w:line="252" w:lineRule="auto"/>
+              <w:jc w:val="center"/>
+            </w:pPr>
+            <w:r>
+              <w:rPr>
+                <w:b/>
+                <w:sz w:val="18"/>
+                <w:szCs w:val="18"/>
+                <w:lang w:eastAsia="ko-KR"/>
+              </w:rPr>
+              <w:t xml:space="preserve">만들어지는 Criterion</w:t>
+            </w:r>
+          </w:p>
+        </w:tc>
+      </w:tr>
+      <w:tr>
+        <w:trPr>
+          <w:cantSplit/>
+          <w:jc w:val="center"/>
+        </w:trPr>
+        <w:tc>
+          <w:tcPr>
+            <w:tcW w:w="3300" w:type="dxa"/>
+            <w:shd w:val="clear" w:color="auto" w:fill="EEF5FA"/>
+            <w:tcMar>
+              <w:top w:w="80" w:type="dxa"/>
+              <w:left w:w="110" w:type="dxa"/>
+              <w:bottom w:w="80" w:type="dxa"/>
+              <w:right w:w="110" w:type="dxa"/>
+            </w:tcMar>
+            <w:vAlign w:val="center"/>
+          </w:tcPr>
+          <w:p>
+            <w:pPr>
+              <w:spacing w:after="20" w:line="252" w:lineRule="auto"/>
+              <w:jc w:val="center"/>
+            </w:pPr>
+            <w:r>
+              <w:rPr>
+                <w:b/>
+                <w:color w:val="1F4E79"/>
+                <w:sz w:val="18"/>
+                <w:szCs w:val="18"/>
+                <w:lang w:eastAsia="ko-KR"/>
+              </w:rPr>
+              <w:t xml:space="preserve">│한 강 │다목적댐 │소양강댐 │190.3 │-│</w:t>
+            </w:r>
+          </w:p>
+        </w:tc>
+        <w:tc>
+          <w:tcPr>
+            <w:tcW w:w="3300" w:type="dxa"/>
+            <w:tcMar>
+              <w:top w:w="80" w:type="dxa"/>
+              <w:left w:w="110" w:type="dxa"/>
+              <w:bottom w:w="80" w:type="dxa"/>
+              <w:right w:w="110" w:type="dxa"/>
+            </w:tcMar>
+            <w:vAlign w:val="center"/>
+          </w:tcPr>
+          <w:p>
+            <w:pPr>
+              <w:spacing w:after="20" w:line="252" w:lineRule="auto"/>
+            </w:pPr>
+            <w:r>
+              <w:rPr>
+                <w:sz w:val="18"/>
+                <w:szCs w:val="18"/>
+                <w:lang w:eastAsia="ko-KR"/>
+              </w:rPr>
+              <w:t xml:space="preserve">댐 이름 소양강댐, 제한수위 190.3</w:t>
+            </w:r>
+          </w:p>
+        </w:tc>
+        <w:tc>
+          <w:tcPr>
+            <w:tcW w:w="3372" w:type="dxa"/>
+            <w:tcMar>
+              <w:top w:w="80" w:type="dxa"/>
+              <w:left w:w="110" w:type="dxa"/>
+              <w:bottom w:w="80" w:type="dxa"/>
+              <w:right w:w="110" w:type="dxa"/>
+            </w:tcMar>
+            <w:vAlign w:val="center"/>
+          </w:tcPr>
+          <w:p>
+            <w:pPr>
+              <w:spacing w:after="20" w:line="252" w:lineRule="auto"/>
+            </w:pPr>
+            <w:r>
+              <w:rPr>
+                <w:sz w:val="18"/>
+                <w:szCs w:val="18"/>
+                <w:lang w:eastAsia="ko-KR"/>
+              </w:rPr>
+              <w:t xml:space="preserve">criterionType 홍수기 제한수위, criterionValue 190.3, unit EL.m</w:t>
+            </w:r>
+          </w:p>
+        </w:tc>
+      </w:tr>
+      <w:tr>
+        <w:trPr>
+          <w:cantSplit/>
+          <w:jc w:val="center"/>
+        </w:trPr>
+        <w:tc>
+          <w:tcPr>
+            <w:tcW w:w="3300" w:type="dxa"/>
+            <w:shd w:val="clear" w:color="auto" w:fill="EEF5FA"/>
+            <w:tcMar>
+              <w:top w:w="80" w:type="dxa"/>
+              <w:left w:w="110" w:type="dxa"/>
+              <w:bottom w:w="80" w:type="dxa"/>
+              <w:right w:w="110" w:type="dxa"/>
+            </w:tcMar>
+            <w:vAlign w:val="center"/>
+          </w:tcPr>
+          <w:p>
+            <w:pPr>
+              <w:spacing w:after="20" w:line="252" w:lineRule="auto"/>
+              <w:jc w:val="center"/>
+            </w:pPr>
+            <w:r>
+              <w:rPr>
+                <w:b/>
+                <w:color w:val="1F4E79"/>
+                <w:sz w:val="18"/>
+                <w:szCs w:val="18"/>
+                <w:lang w:eastAsia="ko-KR"/>
+              </w:rPr>
+              <w:t xml:space="preserve">│수 계 │ │충 주 댐 │138.0 │-│</w:t>
+            </w:r>
+          </w:p>
+        </w:tc>
+        <w:tc>
+          <w:tcPr>
+            <w:tcW w:w="3300" w:type="dxa"/>
+            <w:tcMar>
+              <w:top w:w="80" w:type="dxa"/>
+              <w:left w:w="110" w:type="dxa"/>
+              <w:bottom w:w="80" w:type="dxa"/>
+              <w:right w:w="110" w:type="dxa"/>
+            </w:tcMar>
+            <w:vAlign w:val="center"/>
+          </w:tcPr>
+          <w:p>
+            <w:pPr>
+              <w:spacing w:after="20" w:line="252" w:lineRule="auto"/>
+            </w:pPr>
+            <w:r>
+              <w:rPr>
+                <w:sz w:val="18"/>
+                <w:szCs w:val="18"/>
+                <w:lang w:eastAsia="ko-KR"/>
+              </w:rPr>
+              <w:t xml:space="preserve">댐 이름 “충 주 댐” → 충주댐, 제한수위 138.0</w:t>
+            </w:r>
+          </w:p>
+        </w:tc>
+        <w:tc>
+          <w:tcPr>
+            <w:tcW w:w="3372" w:type="dxa"/>
+            <w:tcMar>
+              <w:top w:w="80" w:type="dxa"/>
+              <w:left w:w="110" w:type="dxa"/>
+              <w:bottom w:w="80" w:type="dxa"/>
+              <w:right w:w="110" w:type="dxa"/>
+            </w:tcMar>
+            <w:vAlign w:val="center"/>
+          </w:tcPr>
+          <w:p>
+            <w:pPr>
+              <w:spacing w:after="20" w:line="252" w:lineRule="auto"/>
+            </w:pPr>
+            <w:r>
+              <w:rPr>
+                <w:sz w:val="18"/>
+                <w:szCs w:val="18"/>
+                <w:lang w:eastAsia="ko-KR"/>
+              </w:rPr>
+              <w:t xml:space="preserve">criterionValue 138.0</w:t>
+            </w:r>
+          </w:p>
+        </w:tc>
+      </w:tr>
+      <w:tr>
+        <w:trPr>
+          <w:cantSplit/>
+          <w:jc w:val="center"/>
+        </w:trPr>
+        <w:tc>
+          <w:tcPr>
+            <w:tcW w:w="3300" w:type="dxa"/>
+            <w:shd w:val="clear" w:color="auto" w:fill="EEF5FA"/>
+            <w:tcMar>
+              <w:top w:w="80" w:type="dxa"/>
+              <w:left w:w="110" w:type="dxa"/>
+              <w:bottom w:w="80" w:type="dxa"/>
+              <w:right w:w="110" w:type="dxa"/>
+            </w:tcMar>
+            <w:vAlign w:val="center"/>
+          </w:tcPr>
+          <w:p>
+            <w:pPr>
+              <w:spacing w:after="20" w:line="252" w:lineRule="auto"/>
+              <w:jc w:val="center"/>
+            </w:pPr>
+            <w:r>
+              <w:rPr>
+                <w:b/>
+                <w:color w:val="1F4E79"/>
+                <w:sz w:val="18"/>
+                <w:szCs w:val="18"/>
+                <w:lang w:eastAsia="ko-KR"/>
+              </w:rPr>
+              <w:t xml:space="preserve">│ │ │횡 성 댐 │178.2 │-│</w:t>
+            </w:r>
+          </w:p>
+        </w:tc>
+        <w:tc>
+          <w:tcPr>
+            <w:tcW w:w="3300" w:type="dxa"/>
+            <w:tcMar>
+              <w:top w:w="80" w:type="dxa"/>
+              <w:left w:w="110" w:type="dxa"/>
+              <w:bottom w:w="80" w:type="dxa"/>
+              <w:right w:w="110" w:type="dxa"/>
+            </w:tcMar>
+            <w:vAlign w:val="center"/>
+          </w:tcPr>
+          <w:p>
+            <w:pPr>
+              <w:spacing w:after="20" w:line="252" w:lineRule="auto"/>
+            </w:pPr>
+            <w:r>
+              <w:rPr>
+                <w:sz w:val="18"/>
+                <w:szCs w:val="18"/>
+                <w:lang w:eastAsia="ko-KR"/>
+              </w:rPr>
+              <w:t xml:space="preserve">댐 이름 “횡 성 댐” → 횡성댐, 제한수위 178.2</w:t>
+            </w:r>
+          </w:p>
+        </w:tc>
+        <w:tc>
+          <w:tcPr>
+            <w:tcW w:w="3372" w:type="dxa"/>
+            <w:tcMar>
+              <w:top w:w="80" w:type="dxa"/>
+              <w:left w:w="110" w:type="dxa"/>
+              <w:bottom w:w="80" w:type="dxa"/>
+              <w:right w:w="110" w:type="dxa"/>
+            </w:tcMar>
+            <w:vAlign w:val="center"/>
+          </w:tcPr>
+          <w:p>
+            <w:pPr>
+              <w:spacing w:after="20" w:line="252" w:lineRule="auto"/>
+            </w:pPr>
+            <w:r>
+              <w:rPr>
+                <w:sz w:val="18"/>
+                <w:szCs w:val="18"/>
+                <w:lang w:eastAsia="ko-KR"/>
+              </w:rPr>
+              <w:t xml:space="preserve">criterionValue 178.2</w:t>
+            </w:r>
+          </w:p>
+        </w:tc>
+      </w:tr>
+      <w:tr>
+        <w:trPr>
+          <w:cantSplit/>
+          <w:jc w:val="center"/>
+        </w:trPr>
+        <w:tc>
+          <w:tcPr>
+            <w:tcW w:w="3300" w:type="dxa"/>
+            <w:shd w:val="clear" w:color="auto" w:fill="EEF5FA"/>
+            <w:tcMar>
+              <w:top w:w="80" w:type="dxa"/>
+              <w:left w:w="110" w:type="dxa"/>
+              <w:bottom w:w="80" w:type="dxa"/>
+              <w:right w:w="110" w:type="dxa"/>
+            </w:tcMar>
+            <w:vAlign w:val="center"/>
+          </w:tcPr>
+          <w:p>
+            <w:pPr>
+              <w:spacing w:after="20" w:line="252" w:lineRule="auto"/>
+              <w:jc w:val="center"/>
+            </w:pPr>
+            <w:r>
+              <w:rPr>
+                <w:b/>
+                <w:color w:val="1F4E79"/>
+                <w:sz w:val="18"/>
+                <w:szCs w:val="18"/>
+                <w:lang w:eastAsia="ko-KR"/>
+              </w:rPr>
+              <w:t xml:space="preserve">(광동댐 줄 없음)</w:t>
+            </w:r>
+          </w:p>
+        </w:tc>
+        <w:tc>
+          <w:tcPr>
+            <w:tcW w:w="3300" w:type="dxa"/>
+            <w:tcMar>
+              <w:top w:w="80" w:type="dxa"/>
+              <w:left w:w="110" w:type="dxa"/>
+              <w:bottom w:w="80" w:type="dxa"/>
+              <w:right w:w="110" w:type="dxa"/>
+            </w:tcMar>
+            <w:vAlign w:val="center"/>
+          </w:tcPr>
+          <w:p>
+            <w:pPr>
+              <w:spacing w:after="20" w:line="252" w:lineRule="auto"/>
+            </w:pPr>
+            <w:r>
+              <w:rPr>
+                <w:sz w:val="18"/>
+                <w:szCs w:val="18"/>
+                <w:lang w:eastAsia="ko-KR"/>
+              </w:rPr>
+              <w:t xml:space="preserve">별표3에 수록되지 않음</w:t>
+            </w:r>
+          </w:p>
+        </w:tc>
+        <w:tc>
+          <w:tcPr>
+            <w:tcW w:w="3372" w:type="dxa"/>
+            <w:tcMar>
+              <w:top w:w="80" w:type="dxa"/>
+              <w:left w:w="110" w:type="dxa"/>
+              <w:bottom w:w="80" w:type="dxa"/>
+              <w:right w:w="110" w:type="dxa"/>
+            </w:tcMar>
+            <w:vAlign w:val="center"/>
+          </w:tcPr>
+          <w:p>
+            <w:pPr>
+              <w:spacing w:after="20" w:line="252" w:lineRule="auto"/>
+            </w:pPr>
+            <w:r>
+              <w:rPr>
+                <w:sz w:val="18"/>
+                <w:szCs w:val="18"/>
+                <w:lang w:eastAsia="ko-KR"/>
+              </w:rPr>
+              <w:t xml:space="preserve">Criterion 없음</w:t>
+            </w:r>
+          </w:p>
+        </w:tc>
+      </w:tr>
+    </w:tbl>
+    <w:p>
+      <w:pPr>
+        <w:spacing w:after="60"/>
+        <w:rPr>
+          <w:lang w:eastAsia="ko-KR"/>
+        </w:rPr>
+      </w:pPr>
+    </w:p>
+    <w:p>
+      <w:pPr>
+        <w:spacing w:before="60" w:after="120"/>
+        <w:rPr>
+          <w:lang w:eastAsia="ko-KR"/>
+        </w:rPr>
+      </w:pPr>
+      <w:r>
+        <w:rPr>
+          <w:sz w:val="20"/>
+          <w:szCs w:val="20"/>
+          <w:lang w:eastAsia="ko-KR"/>
+        </w:rPr>
+        <w:t xml:space="preserve">시행일이 다른 연혁 9개 판도 같은 방법으로 읽어, 제한수위가 바뀐 이력을 근거자료로 남겼다.</w:t>
+      </w:r>
+    </w:p>
+    <w:p>
+      <w:pPr>
+        <w:spacing w:before="60" w:after="100"/>
+        <w:rPr>
+          <w:lang w:eastAsia="ko-KR"/>
+        </w:rPr>
+      </w:pPr>
+      <w:r>
+        <w:rPr>
+          <w:b/>
+          <w:color w:val="1F4E79"/>
+          <w:sz w:val="20"/>
+          <w:szCs w:val="20"/>
+          <w:lang w:eastAsia="ko-KR"/>
+        </w:rPr>
+        <w:t xml:space="preserve">C. 조문 → 문서 청크  </w:t>
+      </w:r>
+      <w:r>
+        <w:rPr>
+          <w:sz w:val="20"/>
+          <w:szCs w:val="20"/>
+          <w:lang w:eastAsia="ko-KR"/>
+        </w:rPr>
+        <w:t xml:space="preserve">XML의 &lt;조문내용&gt; 요소 한 개에는 “제1조(목적) 이 규정은 …”처럼 조문 한 개의 글이 들어 있다. 조 번호와 제목은 요소가 아니라 본문 맨 앞 글자이므로, “제N조(제목)” 패턴으로 읽어 청크 번호(예: LAW:제1조)를 붙이고 본문을 문서 저장소에 저장한다. 별표는 별표 번호(LAW:별표3)로 저장한다. 결과는 문서 청크 36개이다.</w:t>
+      </w:r>
     </w:p>
     <w:tbl>
       <w:tblPr>
@@ -8777,7 +10329,7 @@
                 <w:szCs w:val="18"/>
                 <w:lang w:eastAsia="ko-KR"/>
               </w:rPr>
-              <w:t xml:space="preserve">행위 시각 기준(앞 3시간~뒤 6시간, 1 CMS 또는 10%)은 연구자가 정한 임시 기준이며 규정·문헌에 근거가 없다. 승인 시각과 다른 실제 행위 시각을 측정 변화로 찾기 위해 도입하였다.</w:t>
+              <w:t xml:space="preserve">문서를 조문 단위로 나누고 청크 번호로 찾아가는 방식은 문헌(임베딩 벡터에 저장)과 달라 연구자 판단이다. 개체에서 출발하는 질문과 정확한 조문 인용을 위한 선택이다.</w:t>
             </w:r>
           </w:p>
         </w:tc>
@@ -8828,7 +10380,7 @@
           <w:szCs w:val="20"/>
           <w:lang w:eastAsia="ko-KR"/>
         </w:rPr>
-        <w:t xml:space="preserve">같은 댐이 자료마다 "충주", "충주댐", "충 주 댐"처럼 다르게 적혀 있어, 같은 Dam으로 연결하지 않으면 승인·측정·기준 사이의 경로가 끊긴다.</w:t>
+        <w:t xml:space="preserve">같은 댐이 자료마다 “충주”, “충주댐”, “충 주 댐”처럼 다르게 적혀 있다. 같은 Dam으로 이어 주어야 승인·측정·기준 사이의 경로가 끊기지 않고, 이 연결이 Ontology의 Relation이 된다.</w:t>
       </w:r>
     </w:p>
     <w:p>
@@ -8854,7 +10406,7 @@
           <w:szCs w:val="20"/>
           <w:lang w:eastAsia="ko-KR"/>
         </w:rPr>
-        <w:t xml:space="preserve">GraphAide(Purohit 2024)는 텍스트에서 추출한 개체 언급을 외부 식별자(Wikidata QID)에 대응시키는데, LLM과 벡터 검색으로 후보를 찾아 재순위하여 중의성을 해소한다.</w:t>
+        <w:t xml:space="preserve">GraphAide(Purohit 2024)는 뉴스 기사에서 뽑은 이름이 같은 대상을 가리키는지 판단한다. Wikidata의 고유번호(QID)를 기준으로 삼아 후보를 찾고, LLM이 가장 맞는 번호를 골라 연결한다.</w:t>
       </w:r>
     </w:p>
     <w:p>
@@ -8880,7 +10432,7 @@
           <w:szCs w:val="20"/>
           <w:lang w:eastAsia="ko-KR"/>
         </w:rPr>
-        <w:t xml:space="preserve">우리 자료는 모호한 문장 속 언급이 아니라 시설 코드와 이름이 있는 표여서, 코드나 이름이 일치할 때만 연결하고 추측으로 연결하지 않았다.</w:t>
+        <w:t xml:space="preserve">우리 자료는 시설 코드나 정확한 이름이 있는 표여서 LLM 판단이 필요 없다. 코드나 이름이 일치할 때만 연결하고 추측으로 연결하지 않았다. Relation별 연결 방법은 다음과 같다.</w:t>
       </w:r>
     </w:p>
     <w:tbl>
@@ -8899,9 +10451,10 @@
         <w:tblLook w:val="04A0" w:firstRow="1" w:lastRow="0" w:firstColumn="1" w:lastColumn="0" w:noHBand="0" w:noVBand="1"/>
       </w:tblPr>
       <w:tblGrid>
-        <w:gridCol w:w="2300"/>
-        <w:gridCol w:w="4372"/>
-        <w:gridCol w:w="3300"/>
+        <w:gridCol w:w="2900"/>
+        <w:gridCol w:w="4072"/>
+        <w:gridCol w:w="1200"/>
+        <w:gridCol w:w="1800"/>
       </w:tblGrid>
       <w:tr>
         <w:trPr>
@@ -8911,7 +10464,7 @@
         </w:trPr>
         <w:tc>
           <w:tcPr>
-            <w:tcW w:w="2300" w:type="dxa"/>
+            <w:tcW w:w="2900" w:type="dxa"/>
             <w:shd w:val="clear" w:color="auto" w:fill="D9EAF7"/>
             <w:tcMar>
               <w:top w:w="80" w:type="dxa"/>
@@ -8933,13 +10486,13 @@
                 <w:szCs w:val="18"/>
                 <w:lang w:eastAsia="ko-KR"/>
               </w:rPr>
-              <w:t xml:space="preserve">연결</w:t>
-            </w:r>
-          </w:p>
-        </w:tc>
-        <w:tc>
-          <w:tcPr>
-            <w:tcW w:w="4372" w:type="dxa"/>
+              <w:t xml:space="preserve">Relation</w:t>
+            </w:r>
+          </w:p>
+        </w:tc>
+        <w:tc>
+          <w:tcPr>
+            <w:tcW w:w="4072" w:type="dxa"/>
             <w:shd w:val="clear" w:color="auto" w:fill="D9EAF7"/>
             <w:tcMar>
               <w:top w:w="80" w:type="dxa"/>
@@ -8961,13 +10514,13 @@
                 <w:szCs w:val="18"/>
                 <w:lang w:eastAsia="ko-KR"/>
               </w:rPr>
-              <w:t xml:space="preserve">기준</w:t>
-            </w:r>
-          </w:p>
-        </w:tc>
-        <w:tc>
-          <w:tcPr>
-            <w:tcW w:w="3300" w:type="dxa"/>
+              <w:t xml:space="preserve">연결 방법</w:t>
+            </w:r>
+          </w:p>
+        </w:tc>
+        <w:tc>
+          <w:tcPr>
+            <w:tcW w:w="1200" w:type="dxa"/>
             <w:shd w:val="clear" w:color="auto" w:fill="D9EAF7"/>
             <w:tcMar>
               <w:top w:w="80" w:type="dxa"/>
@@ -8989,7 +10542,35 @@
                 <w:szCs w:val="18"/>
                 <w:lang w:eastAsia="ko-KR"/>
               </w:rPr>
-              <w:t xml:space="preserve">결과</w:t>
+              <w:t xml:space="preserve">개수</w:t>
+            </w:r>
+          </w:p>
+        </w:tc>
+        <w:tc>
+          <w:tcPr>
+            <w:tcW w:w="1800" w:type="dxa"/>
+            <w:shd w:val="clear" w:color="auto" w:fill="D9EAF7"/>
+            <w:tcMar>
+              <w:top w:w="80" w:type="dxa"/>
+              <w:left w:w="110" w:type="dxa"/>
+              <w:bottom w:w="80" w:type="dxa"/>
+              <w:right w:w="110" w:type="dxa"/>
+            </w:tcMar>
+            <w:vAlign w:val="center"/>
+          </w:tcPr>
+          <w:p>
+            <w:pPr>
+              <w:spacing w:after="20" w:line="252" w:lineRule="auto"/>
+              <w:jc w:val="center"/>
+            </w:pPr>
+            <w:r>
+              <w:rPr>
+                <w:b/>
+                <w:sz w:val="18"/>
+                <w:szCs w:val="18"/>
+                <w:lang w:eastAsia="ko-KR"/>
+              </w:rPr>
+              <w:t xml:space="preserve">출처 표시</w:t>
             </w:r>
           </w:p>
         </w:tc>
@@ -9001,7 +10582,7 @@
         </w:trPr>
         <w:tc>
           <w:tcPr>
-            <w:tcW w:w="2300" w:type="dxa"/>
+            <w:tcW w:w="2900" w:type="dxa"/>
             <w:shd w:val="clear" w:color="auto" w:fill="EEF5FA"/>
             <w:tcMar>
               <w:top w:w="80" w:type="dxa"/>
@@ -9024,57 +10605,82 @@
                 <w:szCs w:val="18"/>
                 <w:lang w:eastAsia="ko-KR"/>
               </w:rPr>
-              <w:t xml:space="preserve">승인 파일 → Dam</w:t>
-            </w:r>
-          </w:p>
-        </w:tc>
-        <w:tc>
-          <w:tcPr>
-            <w:tcW w:w="4372" w:type="dxa"/>
-            <w:tcMar>
-              <w:top w:w="80" w:type="dxa"/>
-              <w:left w:w="110" w:type="dxa"/>
-              <w:bottom w:w="80" w:type="dxa"/>
-              <w:right w:w="110" w:type="dxa"/>
-            </w:tcMar>
-            <w:vAlign w:val="center"/>
-          </w:tcPr>
-          <w:p>
-            <w:pPr>
-              <w:spacing w:after="20" w:line="252" w:lineRule="auto"/>
-            </w:pPr>
-            <w:r>
-              <w:rPr>
-                <w:sz w:val="18"/>
-                <w:szCs w:val="18"/>
-                <w:lang w:eastAsia="ko-KR"/>
-              </w:rPr>
-              <w:t xml:space="preserve">승인 파일의 관측소 코드가 K-water 댐 코드와 같으면 같은 Dam</w:t>
-            </w:r>
-          </w:p>
-        </w:tc>
-        <w:tc>
-          <w:tcPr>
-            <w:tcW w:w="3300" w:type="dxa"/>
-            <w:tcMar>
-              <w:top w:w="80" w:type="dxa"/>
-              <w:left w:w="110" w:type="dxa"/>
-              <w:bottom w:w="80" w:type="dxa"/>
-              <w:right w:w="110" w:type="dxa"/>
-            </w:tcMar>
-            <w:vAlign w:val="center"/>
-          </w:tcPr>
-          <w:p>
-            <w:pPr>
-              <w:spacing w:after="20" w:line="252" w:lineRule="auto"/>
-            </w:pPr>
-            <w:r>
-              <w:rPr>
-                <w:sz w:val="18"/>
-                <w:szCs w:val="18"/>
-                <w:lang w:eastAsia="ko-KR"/>
-              </w:rPr>
-              <w:t xml:space="preserve">4개 댐의 승인 80건 모두 연결</w:t>
+              <w:t xml:space="preserve">Approval –concernsDam→ Dam</w:t>
+            </w:r>
+          </w:p>
+        </w:tc>
+        <w:tc>
+          <w:tcPr>
+            <w:tcW w:w="4072" w:type="dxa"/>
+            <w:tcMar>
+              <w:top w:w="80" w:type="dxa"/>
+              <w:left w:w="110" w:type="dxa"/>
+              <w:bottom w:w="80" w:type="dxa"/>
+              <w:right w:w="110" w:type="dxa"/>
+            </w:tcMar>
+            <w:vAlign w:val="center"/>
+          </w:tcPr>
+          <w:p>
+            <w:pPr>
+              <w:spacing w:after="20" w:line="252" w:lineRule="auto"/>
+            </w:pPr>
+            <w:r>
+              <w:rPr>
+                <w:sz w:val="18"/>
+                <w:szCs w:val="18"/>
+                <w:lang w:eastAsia="ko-KR"/>
+              </w:rPr>
+              <w:t xml:space="preserve">승인 CSV의 관측소코드 = Dam의 댐코드</w:t>
+            </w:r>
+          </w:p>
+        </w:tc>
+        <w:tc>
+          <w:tcPr>
+            <w:tcW w:w="1200" w:type="dxa"/>
+            <w:tcMar>
+              <w:top w:w="80" w:type="dxa"/>
+              <w:left w:w="110" w:type="dxa"/>
+              <w:bottom w:w="80" w:type="dxa"/>
+              <w:right w:w="110" w:type="dxa"/>
+            </w:tcMar>
+            <w:vAlign w:val="center"/>
+          </w:tcPr>
+          <w:p>
+            <w:pPr>
+              <w:spacing w:after="20" w:line="252" w:lineRule="auto"/>
+            </w:pPr>
+            <w:r>
+              <w:rPr>
+                <w:sz w:val="18"/>
+                <w:szCs w:val="18"/>
+                <w:lang w:eastAsia="ko-KR"/>
+              </w:rPr>
+              <w:t xml:space="preserve">80</w:t>
+            </w:r>
+          </w:p>
+        </w:tc>
+        <w:tc>
+          <w:tcPr>
+            <w:tcW w:w="1800" w:type="dxa"/>
+            <w:tcMar>
+              <w:top w:w="80" w:type="dxa"/>
+              <w:left w:w="110" w:type="dxa"/>
+              <w:bottom w:w="80" w:type="dxa"/>
+              <w:right w:w="110" w:type="dxa"/>
+            </w:tcMar>
+            <w:vAlign w:val="center"/>
+          </w:tcPr>
+          <w:p>
+            <w:pPr>
+              <w:spacing w:after="20" w:line="252" w:lineRule="auto"/>
+            </w:pPr>
+            <w:r>
+              <w:rPr>
+                <w:sz w:val="18"/>
+                <w:szCs w:val="18"/>
+                <w:lang w:eastAsia="ko-KR"/>
+              </w:rPr>
+              <w:t xml:space="preserve">실제 코드 일치</w:t>
             </w:r>
           </w:p>
         </w:tc>
@@ -9086,7 +10692,7 @@
         </w:trPr>
         <w:tc>
           <w:tcPr>
-            <w:tcW w:w="2300" w:type="dxa"/>
+            <w:tcW w:w="2900" w:type="dxa"/>
             <w:shd w:val="clear" w:color="auto" w:fill="EEF5FA"/>
             <w:tcMar>
               <w:top w:w="80" w:type="dxa"/>
@@ -9109,57 +10715,82 @@
                 <w:szCs w:val="18"/>
                 <w:lang w:eastAsia="ko-KR"/>
               </w:rPr>
-              <w:t xml:space="preserve">별표3 → Dam</w:t>
-            </w:r>
-          </w:p>
-        </w:tc>
-        <w:tc>
-          <w:tcPr>
-            <w:tcW w:w="4372" w:type="dxa"/>
-            <w:tcMar>
-              <w:top w:w="80" w:type="dxa"/>
-              <w:left w:w="110" w:type="dxa"/>
-              <w:bottom w:w="80" w:type="dxa"/>
-              <w:right w:w="110" w:type="dxa"/>
-            </w:tcMar>
-            <w:vAlign w:val="center"/>
-          </w:tcPr>
-          <w:p>
-            <w:pPr>
-              <w:spacing w:after="20" w:line="252" w:lineRule="auto"/>
-            </w:pPr>
-            <w:r>
-              <w:rPr>
-                <w:sz w:val="18"/>
-                <w:szCs w:val="18"/>
-                <w:lang w:eastAsia="ko-KR"/>
-              </w:rPr>
-              <w:t xml:space="preserve">이름의 공백을 제거하여 일치(“충 주 댐” → 충주댐)</w:t>
-            </w:r>
-          </w:p>
-        </w:tc>
-        <w:tc>
-          <w:tcPr>
-            <w:tcW w:w="3300" w:type="dxa"/>
-            <w:tcMar>
-              <w:top w:w="80" w:type="dxa"/>
-              <w:left w:w="110" w:type="dxa"/>
-              <w:bottom w:w="80" w:type="dxa"/>
-              <w:right w:w="110" w:type="dxa"/>
-            </w:tcMar>
-            <w:vAlign w:val="center"/>
-          </w:tcPr>
-          <w:p>
-            <w:pPr>
-              <w:spacing w:after="20" w:line="252" w:lineRule="auto"/>
-            </w:pPr>
-            <w:r>
-              <w:rPr>
-                <w:sz w:val="18"/>
-                <w:szCs w:val="18"/>
-                <w:lang w:eastAsia="ko-KR"/>
-              </w:rPr>
-              <w:t xml:space="preserve">충주·소양강·횡성 3개 댐. 광동댐은 별표3에 없어 Criterion 없음</w:t>
+              <w:t xml:space="preserve">Approval –authorizes→ Operation</w:t>
+            </w:r>
+          </w:p>
+        </w:tc>
+        <w:tc>
+          <w:tcPr>
+            <w:tcW w:w="4072" w:type="dxa"/>
+            <w:tcMar>
+              <w:top w:w="80" w:type="dxa"/>
+              <w:left w:w="110" w:type="dxa"/>
+              <w:bottom w:w="80" w:type="dxa"/>
+              <w:right w:w="110" w:type="dxa"/>
+            </w:tcMar>
+            <w:vAlign w:val="center"/>
+          </w:tcPr>
+          <w:p>
+            <w:pPr>
+              <w:spacing w:after="20" w:line="252" w:lineRule="auto"/>
+            </w:pPr>
+            <w:r>
+              <w:rPr>
+                <w:sz w:val="18"/>
+                <w:szCs w:val="18"/>
+                <w:lang w:eastAsia="ko-KR"/>
+              </w:rPr>
+              <w:t xml:space="preserve">승인에서 Operation을 만들었으면 그 승인이 해당 Operation을 승인</w:t>
+            </w:r>
+          </w:p>
+        </w:tc>
+        <w:tc>
+          <w:tcPr>
+            <w:tcW w:w="1200" w:type="dxa"/>
+            <w:tcMar>
+              <w:top w:w="80" w:type="dxa"/>
+              <w:left w:w="110" w:type="dxa"/>
+              <w:bottom w:w="80" w:type="dxa"/>
+              <w:right w:w="110" w:type="dxa"/>
+            </w:tcMar>
+            <w:vAlign w:val="center"/>
+          </w:tcPr>
+          <w:p>
+            <w:pPr>
+              <w:spacing w:after="20" w:line="252" w:lineRule="auto"/>
+            </w:pPr>
+            <w:r>
+              <w:rPr>
+                <w:sz w:val="18"/>
+                <w:szCs w:val="18"/>
+                <w:lang w:eastAsia="ko-KR"/>
+              </w:rPr>
+              <w:t xml:space="preserve">68</w:t>
+            </w:r>
+          </w:p>
+        </w:tc>
+        <w:tc>
+          <w:tcPr>
+            <w:tcW w:w="1800" w:type="dxa"/>
+            <w:tcMar>
+              <w:top w:w="80" w:type="dxa"/>
+              <w:left w:w="110" w:type="dxa"/>
+              <w:bottom w:w="80" w:type="dxa"/>
+              <w:right w:w="110" w:type="dxa"/>
+            </w:tcMar>
+            <w:vAlign w:val="center"/>
+          </w:tcPr>
+          <w:p>
+            <w:pPr>
+              <w:spacing w:after="20" w:line="252" w:lineRule="auto"/>
+            </w:pPr>
+            <w:r>
+              <w:rPr>
+                <w:sz w:val="18"/>
+                <w:szCs w:val="18"/>
+                <w:lang w:eastAsia="ko-KR"/>
+              </w:rPr>
+              <w:t xml:space="preserve">구성</w:t>
             </w:r>
           </w:p>
         </w:tc>
@@ -9171,7 +10802,7 @@
         </w:trPr>
         <w:tc>
           <w:tcPr>
-            <w:tcW w:w="2300" w:type="dxa"/>
+            <w:tcW w:w="2900" w:type="dxa"/>
             <w:shd w:val="clear" w:color="auto" w:fill="EEF5FA"/>
             <w:tcMar>
               <w:top w:w="80" w:type="dxa"/>
@@ -9194,57 +10825,636 @@
                 <w:szCs w:val="18"/>
                 <w:lang w:eastAsia="ko-KR"/>
               </w:rPr>
-              <w:t xml:space="preserve">측정자료 → 상태 Entity</w:t>
-            </w:r>
-          </w:p>
-        </w:tc>
-        <w:tc>
-          <w:tcPr>
-            <w:tcW w:w="4372" w:type="dxa"/>
-            <w:tcMar>
-              <w:top w:w="80" w:type="dxa"/>
-              <w:left w:w="110" w:type="dxa"/>
-              <w:bottom w:w="80" w:type="dxa"/>
-              <w:right w:w="110" w:type="dxa"/>
-            </w:tcMar>
-            <w:vAlign w:val="center"/>
-          </w:tcPr>
-          <w:p>
-            <w:pPr>
-              <w:spacing w:after="20" w:line="252" w:lineRule="auto"/>
-            </w:pPr>
-            <w:r>
-              <w:rPr>
-                <w:sz w:val="18"/>
-                <w:szCs w:val="18"/>
-                <w:lang w:eastAsia="ko-KR"/>
-              </w:rPr>
-              <w:t xml:space="preserve">K-water 시설 코드를 stationCode로 사용</w:t>
-            </w:r>
-          </w:p>
-        </w:tc>
-        <w:tc>
-          <w:tcPr>
-            <w:tcW w:w="3300" w:type="dxa"/>
-            <w:tcMar>
-              <w:top w:w="80" w:type="dxa"/>
-              <w:left w:w="110" w:type="dxa"/>
-              <w:bottom w:w="80" w:type="dxa"/>
-              <w:right w:w="110" w:type="dxa"/>
-            </w:tcMar>
-            <w:vAlign w:val="center"/>
-          </w:tcPr>
-          <w:p>
-            <w:pPr>
-              <w:spacing w:after="20" w:line="252" w:lineRule="auto"/>
-            </w:pPr>
-            <w:r>
-              <w:rPr>
-                <w:sz w:val="18"/>
-                <w:szCs w:val="18"/>
-                <w:lang w:eastAsia="ko-KR"/>
-              </w:rPr>
-              <w:t xml:space="preserve">댐 × 변수 24개 Entity</w:t>
+              <w:t xml:space="preserve">Approval –authorizes→ Operation (변경 승인)</w:t>
+            </w:r>
+          </w:p>
+        </w:tc>
+        <w:tc>
+          <w:tcPr>
+            <w:tcW w:w="4072" w:type="dxa"/>
+            <w:tcMar>
+              <w:top w:w="80" w:type="dxa"/>
+              <w:left w:w="110" w:type="dxa"/>
+              <w:bottom w:w="80" w:type="dxa"/>
+              <w:right w:w="110" w:type="dxa"/>
+            </w:tcMar>
+            <w:vAlign w:val="center"/>
+          </w:tcPr>
+          <w:p>
+            <w:pPr>
+              <w:spacing w:after="20" w:line="252" w:lineRule="auto"/>
+            </w:pPr>
+            <w:r>
+              <w:rPr>
+                <w:sz w:val="18"/>
+                <w:szCs w:val="18"/>
+                <w:lang w:eastAsia="ko-KR"/>
+              </w:rPr>
+              <w:t xml:space="preserve">새 Operation이 없는 변경 승인 17건은 같은 댐·같은 방류 시작 시각의 원 승인의 Operation에 연결. 11건이 연결되고 6건은 원 승인을 찾지 못함</w:t>
+            </w:r>
+          </w:p>
+        </w:tc>
+        <w:tc>
+          <w:tcPr>
+            <w:tcW w:w="1200" w:type="dxa"/>
+            <w:tcMar>
+              <w:top w:w="80" w:type="dxa"/>
+              <w:left w:w="110" w:type="dxa"/>
+              <w:bottom w:w="80" w:type="dxa"/>
+              <w:right w:w="110" w:type="dxa"/>
+            </w:tcMar>
+            <w:vAlign w:val="center"/>
+          </w:tcPr>
+          <w:p>
+            <w:pPr>
+              <w:spacing w:after="20" w:line="252" w:lineRule="auto"/>
+            </w:pPr>
+            <w:r>
+              <w:rPr>
+                <w:sz w:val="18"/>
+                <w:szCs w:val="18"/>
+                <w:lang w:eastAsia="ko-KR"/>
+              </w:rPr>
+              <w:t xml:space="preserve">12 (11건)</w:t>
+            </w:r>
+          </w:p>
+        </w:tc>
+        <w:tc>
+          <w:tcPr>
+            <w:tcW w:w="1800" w:type="dxa"/>
+            <w:tcMar>
+              <w:top w:w="80" w:type="dxa"/>
+              <w:left w:w="110" w:type="dxa"/>
+              <w:bottom w:w="80" w:type="dxa"/>
+              <w:right w:w="110" w:type="dxa"/>
+            </w:tcMar>
+            <w:vAlign w:val="center"/>
+          </w:tcPr>
+          <w:p>
+            <w:pPr>
+              <w:spacing w:after="20" w:line="252" w:lineRule="auto"/>
+            </w:pPr>
+            <w:r>
+              <w:rPr>
+                <w:sz w:val="18"/>
+                <w:szCs w:val="18"/>
+                <w:lang w:eastAsia="ko-KR"/>
+              </w:rPr>
+              <w:t xml:space="preserve">추정으로 표시</w:t>
+            </w:r>
+          </w:p>
+        </w:tc>
+      </w:tr>
+      <w:tr>
+        <w:trPr>
+          <w:cantSplit/>
+          <w:jc w:val="center"/>
+        </w:trPr>
+        <w:tc>
+          <w:tcPr>
+            <w:tcW w:w="2900" w:type="dxa"/>
+            <w:shd w:val="clear" w:color="auto" w:fill="EEF5FA"/>
+            <w:tcMar>
+              <w:top w:w="80" w:type="dxa"/>
+              <w:left w:w="110" w:type="dxa"/>
+              <w:bottom w:w="80" w:type="dxa"/>
+              <w:right w:w="110" w:type="dxa"/>
+            </w:tcMar>
+            <w:vAlign w:val="center"/>
+          </w:tcPr>
+          <w:p>
+            <w:pPr>
+              <w:spacing w:after="20" w:line="252" w:lineRule="auto"/>
+              <w:jc w:val="center"/>
+            </w:pPr>
+            <w:r>
+              <w:rPr>
+                <w:b/>
+                <w:color w:val="1F4E79"/>
+                <w:sz w:val="18"/>
+                <w:szCs w:val="18"/>
+                <w:lang w:eastAsia="ko-KR"/>
+              </w:rPr>
+              <w:t xml:space="preserve">Operation –performedOnDam→ Dam</w:t>
+            </w:r>
+          </w:p>
+        </w:tc>
+        <w:tc>
+          <w:tcPr>
+            <w:tcW w:w="4072" w:type="dxa"/>
+            <w:tcMar>
+              <w:top w:w="80" w:type="dxa"/>
+              <w:left w:w="110" w:type="dxa"/>
+              <w:bottom w:w="80" w:type="dxa"/>
+              <w:right w:w="110" w:type="dxa"/>
+            </w:tcMar>
+            <w:vAlign w:val="center"/>
+          </w:tcPr>
+          <w:p>
+            <w:pPr>
+              <w:spacing w:after="20" w:line="252" w:lineRule="auto"/>
+            </w:pPr>
+            <w:r>
+              <w:rPr>
+                <w:sz w:val="18"/>
+                <w:szCs w:val="18"/>
+                <w:lang w:eastAsia="ko-KR"/>
+              </w:rPr>
+              <w:t xml:space="preserve">Operation을 만든 승인의 Dam</w:t>
+            </w:r>
+          </w:p>
+        </w:tc>
+        <w:tc>
+          <w:tcPr>
+            <w:tcW w:w="1200" w:type="dxa"/>
+            <w:tcMar>
+              <w:top w:w="80" w:type="dxa"/>
+              <w:left w:w="110" w:type="dxa"/>
+              <w:bottom w:w="80" w:type="dxa"/>
+              <w:right w:w="110" w:type="dxa"/>
+            </w:tcMar>
+            <w:vAlign w:val="center"/>
+          </w:tcPr>
+          <w:p>
+            <w:pPr>
+              <w:spacing w:after="20" w:line="252" w:lineRule="auto"/>
+            </w:pPr>
+            <w:r>
+              <w:rPr>
+                <w:sz w:val="18"/>
+                <w:szCs w:val="18"/>
+                <w:lang w:eastAsia="ko-KR"/>
+              </w:rPr>
+              <w:t xml:space="preserve">68</w:t>
+            </w:r>
+          </w:p>
+        </w:tc>
+        <w:tc>
+          <w:tcPr>
+            <w:tcW w:w="1800" w:type="dxa"/>
+            <w:tcMar>
+              <w:top w:w="80" w:type="dxa"/>
+              <w:left w:w="110" w:type="dxa"/>
+              <w:bottom w:w="80" w:type="dxa"/>
+              <w:right w:w="110" w:type="dxa"/>
+            </w:tcMar>
+            <w:vAlign w:val="center"/>
+          </w:tcPr>
+          <w:p>
+            <w:pPr>
+              <w:spacing w:after="20" w:line="252" w:lineRule="auto"/>
+            </w:pPr>
+            <w:r>
+              <w:rPr>
+                <w:sz w:val="18"/>
+                <w:szCs w:val="18"/>
+                <w:lang w:eastAsia="ko-KR"/>
+              </w:rPr>
+              <w:t xml:space="preserve">승인에서 유도</w:t>
+            </w:r>
+          </w:p>
+        </w:tc>
+      </w:tr>
+      <w:tr>
+        <w:trPr>
+          <w:cantSplit/>
+          <w:jc w:val="center"/>
+        </w:trPr>
+        <w:tc>
+          <w:tcPr>
+            <w:tcW w:w="2900" w:type="dxa"/>
+            <w:shd w:val="clear" w:color="auto" w:fill="EEF5FA"/>
+            <w:tcMar>
+              <w:top w:w="80" w:type="dxa"/>
+              <w:left w:w="110" w:type="dxa"/>
+              <w:bottom w:w="80" w:type="dxa"/>
+              <w:right w:w="110" w:type="dxa"/>
+            </w:tcMar>
+            <w:vAlign w:val="center"/>
+          </w:tcPr>
+          <w:p>
+            <w:pPr>
+              <w:spacing w:after="20" w:line="252" w:lineRule="auto"/>
+              <w:jc w:val="center"/>
+            </w:pPr>
+            <w:r>
+              <w:rPr>
+                <w:b/>
+                <w:color w:val="1F4E79"/>
+                <w:sz w:val="18"/>
+                <w:szCs w:val="18"/>
+                <w:lang w:eastAsia="ko-KR"/>
+              </w:rPr>
+              <w:t xml:space="preserve">Dam –hasHydrometeorologicalState→ HMS</w:t>
+            </w:r>
+          </w:p>
+        </w:tc>
+        <w:tc>
+          <w:tcPr>
+            <w:tcW w:w="4072" w:type="dxa"/>
+            <w:tcMar>
+              <w:top w:w="80" w:type="dxa"/>
+              <w:left w:w="110" w:type="dxa"/>
+              <w:bottom w:w="80" w:type="dxa"/>
+              <w:right w:w="110" w:type="dxa"/>
+            </w:tcMar>
+            <w:vAlign w:val="center"/>
+          </w:tcPr>
+          <w:p>
+            <w:pPr>
+              <w:spacing w:after="20" w:line="252" w:lineRule="auto"/>
+            </w:pPr>
+            <w:r>
+              <w:rPr>
+                <w:sz w:val="18"/>
+                <w:szCs w:val="18"/>
+                <w:lang w:eastAsia="ko-KR"/>
+              </w:rPr>
+              <w:t xml:space="preserve">댐코드가 같은 댐과 상태 Entity</w:t>
+            </w:r>
+          </w:p>
+        </w:tc>
+        <w:tc>
+          <w:tcPr>
+            <w:tcW w:w="1200" w:type="dxa"/>
+            <w:tcMar>
+              <w:top w:w="80" w:type="dxa"/>
+              <w:left w:w="110" w:type="dxa"/>
+              <w:bottom w:w="80" w:type="dxa"/>
+              <w:right w:w="110" w:type="dxa"/>
+            </w:tcMar>
+            <w:vAlign w:val="center"/>
+          </w:tcPr>
+          <w:p>
+            <w:pPr>
+              <w:spacing w:after="20" w:line="252" w:lineRule="auto"/>
+            </w:pPr>
+            <w:r>
+              <w:rPr>
+                <w:sz w:val="18"/>
+                <w:szCs w:val="18"/>
+                <w:lang w:eastAsia="ko-KR"/>
+              </w:rPr>
+              <w:t xml:space="preserve">24</w:t>
+            </w:r>
+          </w:p>
+        </w:tc>
+        <w:tc>
+          <w:tcPr>
+            <w:tcW w:w="1800" w:type="dxa"/>
+            <w:tcMar>
+              <w:top w:w="80" w:type="dxa"/>
+              <w:left w:w="110" w:type="dxa"/>
+              <w:bottom w:w="80" w:type="dxa"/>
+              <w:right w:w="110" w:type="dxa"/>
+            </w:tcMar>
+            <w:vAlign w:val="center"/>
+          </w:tcPr>
+          <w:p>
+            <w:pPr>
+              <w:spacing w:after="20" w:line="252" w:lineRule="auto"/>
+            </w:pPr>
+            <w:r>
+              <w:rPr>
+                <w:sz w:val="18"/>
+                <w:szCs w:val="18"/>
+                <w:lang w:eastAsia="ko-KR"/>
+              </w:rPr>
+              <w:t xml:space="preserve">실제 코드 일치</w:t>
+            </w:r>
+          </w:p>
+        </w:tc>
+      </w:tr>
+      <w:tr>
+        <w:trPr>
+          <w:cantSplit/>
+          <w:jc w:val="center"/>
+        </w:trPr>
+        <w:tc>
+          <w:tcPr>
+            <w:tcW w:w="2900" w:type="dxa"/>
+            <w:shd w:val="clear" w:color="auto" w:fill="EEF5FA"/>
+            <w:tcMar>
+              <w:top w:w="80" w:type="dxa"/>
+              <w:left w:w="110" w:type="dxa"/>
+              <w:bottom w:w="80" w:type="dxa"/>
+              <w:right w:w="110" w:type="dxa"/>
+            </w:tcMar>
+            <w:vAlign w:val="center"/>
+          </w:tcPr>
+          <w:p>
+            <w:pPr>
+              <w:spacing w:after="20" w:line="252" w:lineRule="auto"/>
+              <w:jc w:val="center"/>
+            </w:pPr>
+            <w:r>
+              <w:rPr>
+                <w:b/>
+                <w:color w:val="1F4E79"/>
+                <w:sz w:val="18"/>
+                <w:szCs w:val="18"/>
+                <w:lang w:eastAsia="ko-KR"/>
+              </w:rPr>
+              <w:t xml:space="preserve">Criterion –appliesToDam→ Dam</w:t>
+            </w:r>
+          </w:p>
+        </w:tc>
+        <w:tc>
+          <w:tcPr>
+            <w:tcW w:w="4072" w:type="dxa"/>
+            <w:tcMar>
+              <w:top w:w="80" w:type="dxa"/>
+              <w:left w:w="110" w:type="dxa"/>
+              <w:bottom w:w="80" w:type="dxa"/>
+              <w:right w:w="110" w:type="dxa"/>
+            </w:tcMar>
+            <w:vAlign w:val="center"/>
+          </w:tcPr>
+          <w:p>
+            <w:pPr>
+              <w:spacing w:after="20" w:line="252" w:lineRule="auto"/>
+            </w:pPr>
+            <w:r>
+              <w:rPr>
+                <w:sz w:val="18"/>
+                <w:szCs w:val="18"/>
+                <w:lang w:eastAsia="ko-KR"/>
+              </w:rPr>
+              <w:t xml:space="preserve">별표3 댐 이름의 공백을 제거하여 Dam 이름과 일치</w:t>
+            </w:r>
+          </w:p>
+        </w:tc>
+        <w:tc>
+          <w:tcPr>
+            <w:tcW w:w="1200" w:type="dxa"/>
+            <w:tcMar>
+              <w:top w:w="80" w:type="dxa"/>
+              <w:left w:w="110" w:type="dxa"/>
+              <w:bottom w:w="80" w:type="dxa"/>
+              <w:right w:w="110" w:type="dxa"/>
+            </w:tcMar>
+            <w:vAlign w:val="center"/>
+          </w:tcPr>
+          <w:p>
+            <w:pPr>
+              <w:spacing w:after="20" w:line="252" w:lineRule="auto"/>
+            </w:pPr>
+            <w:r>
+              <w:rPr>
+                <w:sz w:val="18"/>
+                <w:szCs w:val="18"/>
+                <w:lang w:eastAsia="ko-KR"/>
+              </w:rPr>
+              <w:t xml:space="preserve">3</w:t>
+            </w:r>
+          </w:p>
+        </w:tc>
+        <w:tc>
+          <w:tcPr>
+            <w:tcW w:w="1800" w:type="dxa"/>
+            <w:tcMar>
+              <w:top w:w="80" w:type="dxa"/>
+              <w:left w:w="110" w:type="dxa"/>
+              <w:bottom w:w="80" w:type="dxa"/>
+              <w:right w:w="110" w:type="dxa"/>
+            </w:tcMar>
+            <w:vAlign w:val="center"/>
+          </w:tcPr>
+          <w:p>
+            <w:pPr>
+              <w:spacing w:after="20" w:line="252" w:lineRule="auto"/>
+            </w:pPr>
+            <w:r>
+              <w:rPr>
+                <w:sz w:val="18"/>
+                <w:szCs w:val="18"/>
+                <w:lang w:eastAsia="ko-KR"/>
+              </w:rPr>
+              <w:t xml:space="preserve">이름 일치</w:t>
+            </w:r>
+          </w:p>
+        </w:tc>
+      </w:tr>
+      <w:tr>
+        <w:trPr>
+          <w:cantSplit/>
+          <w:jc w:val="center"/>
+        </w:trPr>
+        <w:tc>
+          <w:tcPr>
+            <w:tcW w:w="2900" w:type="dxa"/>
+            <w:shd w:val="clear" w:color="auto" w:fill="EEF5FA"/>
+            <w:tcMar>
+              <w:top w:w="80" w:type="dxa"/>
+              <w:left w:w="110" w:type="dxa"/>
+              <w:bottom w:w="80" w:type="dxa"/>
+              <w:right w:w="110" w:type="dxa"/>
+            </w:tcMar>
+            <w:vAlign w:val="center"/>
+          </w:tcPr>
+          <w:p>
+            <w:pPr>
+              <w:spacing w:after="20" w:line="252" w:lineRule="auto"/>
+              <w:jc w:val="center"/>
+            </w:pPr>
+            <w:r>
+              <w:rPr>
+                <w:b/>
+                <w:color w:val="1F4E79"/>
+                <w:sz w:val="18"/>
+                <w:szCs w:val="18"/>
+                <w:lang w:eastAsia="ko-KR"/>
+              </w:rPr>
+              <w:t xml:space="preserve">모든 Class –supportedBy→ EvidenceSource</w:t>
+            </w:r>
+          </w:p>
+        </w:tc>
+        <w:tc>
+          <w:tcPr>
+            <w:tcW w:w="4072" w:type="dxa"/>
+            <w:tcMar>
+              <w:top w:w="80" w:type="dxa"/>
+              <w:left w:w="110" w:type="dxa"/>
+              <w:bottom w:w="80" w:type="dxa"/>
+              <w:right w:w="110" w:type="dxa"/>
+            </w:tcMar>
+            <w:vAlign w:val="center"/>
+          </w:tcPr>
+          <w:p>
+            <w:pPr>
+              <w:spacing w:after="20" w:line="252" w:lineRule="auto"/>
+            </w:pPr>
+            <w:r>
+              <w:rPr>
+                <w:sz w:val="18"/>
+                <w:szCs w:val="18"/>
+                <w:lang w:eastAsia="ko-KR"/>
+              </w:rPr>
+              <w:t xml:space="preserve">승인 → 승인 레코드, 상태 → 측정자료 댐별 소스, Operation → 그것을 만든 승인 레코드, Criterion → 별표3와 연혁</w:t>
+            </w:r>
+          </w:p>
+        </w:tc>
+        <w:tc>
+          <w:tcPr>
+            <w:tcW w:w="1200" w:type="dxa"/>
+            <w:tcMar>
+              <w:top w:w="80" w:type="dxa"/>
+              <w:left w:w="110" w:type="dxa"/>
+              <w:bottom w:w="80" w:type="dxa"/>
+              <w:right w:w="110" w:type="dxa"/>
+            </w:tcMar>
+            <w:vAlign w:val="center"/>
+          </w:tcPr>
+          <w:p>
+            <w:pPr>
+              <w:spacing w:after="20" w:line="252" w:lineRule="auto"/>
+            </w:pPr>
+            <w:r>
+              <w:rPr>
+                <w:sz w:val="18"/>
+                <w:szCs w:val="18"/>
+                <w:lang w:eastAsia="ko-KR"/>
+              </w:rPr>
+              <w:t xml:space="preserve">202</w:t>
+            </w:r>
+          </w:p>
+        </w:tc>
+        <w:tc>
+          <w:tcPr>
+            <w:tcW w:w="1800" w:type="dxa"/>
+            <w:tcMar>
+              <w:top w:w="80" w:type="dxa"/>
+              <w:left w:w="110" w:type="dxa"/>
+              <w:bottom w:w="80" w:type="dxa"/>
+              <w:right w:w="110" w:type="dxa"/>
+            </w:tcMar>
+            <w:vAlign w:val="center"/>
+          </w:tcPr>
+          <w:p>
+            <w:pPr>
+              <w:spacing w:after="20" w:line="252" w:lineRule="auto"/>
+            </w:pPr>
+            <w:r>
+              <w:rPr>
+                <w:sz w:val="18"/>
+                <w:szCs w:val="18"/>
+                <w:lang w:eastAsia="ko-KR"/>
+              </w:rPr>
+              <w:t xml:space="preserve">자료 출처에서 유도</w:t>
+            </w:r>
+          </w:p>
+        </w:tc>
+      </w:tr>
+    </w:tbl>
+    <w:p>
+      <w:pPr>
+        <w:spacing w:after="60"/>
+        <w:rPr>
+          <w:lang w:eastAsia="ko-KR"/>
+        </w:rPr>
+      </w:pPr>
+    </w:p>
+    <w:p>
+      <w:pPr>
+        <w:spacing w:before="60" w:after="100"/>
+        <w:rPr>
+          <w:lang w:eastAsia="ko-KR"/>
+        </w:rPr>
+      </w:pPr>
+      <w:r>
+        <w:rPr>
+          <w:b/>
+          <w:color w:val="1F4E79"/>
+          <w:sz w:val="20"/>
+          <w:szCs w:val="20"/>
+          <w:lang w:eastAsia="ko-KR"/>
+        </w:rPr>
+        <w:t xml:space="preserve">운영행위 시각 (Operation의 operationTime)  </w:t>
+      </w:r>
+      <w:r>
+        <w:rPr>
+          <w:sz w:val="20"/>
+          <w:szCs w:val="20"/>
+          <w:lang w:eastAsia="ko-KR"/>
+        </w:rPr>
+        <w:t xml:space="preserve">승인 시각과 실제 운영행위 시각은 다르므로, 승인의 방류 시작 시각 앞 3시간~뒤 6시간에서 측정 총방류량이 직전보다 1 CMS 또는 10% 이상 변한 시각 중 시작에 가장 가까운 것을 행위 시각으로 하고, 변화가 없으면 승인의 방류 시작 시각을 쓴다. 비고에 시각이 있으면 그 시각을 쓴다. 결과: 측정 변화 54, 승인 시작 11, 비고 명시 3.</w:t>
+      </w:r>
+    </w:p>
+    <w:tbl>
+      <w:tblPr>
+        <w:tblW w:w="9972" w:type="dxa"/>
+        <w:jc w:val="center"/>
+        <w:tblBorders>
+          <w:top w:val="single" w:sz="5" w:space="0" w:color="A6A6A6"/>
+          <w:left w:val="single" w:sz="5" w:space="0" w:color="A6A6A6"/>
+          <w:bottom w:val="single" w:sz="5" w:space="0" w:color="A6A6A6"/>
+          <w:right w:val="single" w:sz="5" w:space="0" w:color="A6A6A6"/>
+          <w:insideH w:val="single" w:sz="5" w:space="0" w:color="A6A6A6"/>
+          <w:insideV w:val="single" w:sz="5" w:space="0" w:color="A6A6A6"/>
+        </w:tblBorders>
+        <w:tblLayout w:type="fixed"/>
+        <w:tblLook w:val="04A0" w:firstRow="1" w:lastRow="0" w:firstColumn="1" w:lastColumn="0" w:noHBand="0" w:noVBand="1"/>
+      </w:tblPr>
+      <w:tblGrid>
+        <w:gridCol w:w="1944"/>
+        <w:gridCol w:w="8028"/>
+      </w:tblGrid>
+      <w:tr>
+        <w:trPr>
+          <w:cantSplit/>
+          <w:jc w:val="center"/>
+        </w:trPr>
+        <w:tc>
+          <w:tcPr>
+            <w:tcW w:w="1944" w:type="dxa"/>
+            <w:shd w:val="clear" w:color="auto" w:fill="EEF5FA"/>
+            <w:tcMar>
+              <w:top w:w="80" w:type="dxa"/>
+              <w:left w:w="110" w:type="dxa"/>
+              <w:bottom w:w="80" w:type="dxa"/>
+              <w:right w:w="110" w:type="dxa"/>
+            </w:tcMar>
+            <w:vAlign w:val="center"/>
+          </w:tcPr>
+          <w:p>
+            <w:pPr>
+              <w:spacing w:after="20" w:line="252" w:lineRule="auto"/>
+              <w:jc w:val="center"/>
+            </w:pPr>
+            <w:r>
+              <w:rPr>
+                <w:b/>
+                <w:color w:val="1F4E79"/>
+                <w:sz w:val="18"/>
+                <w:szCs w:val="18"/>
+                <w:lang w:eastAsia="ko-KR"/>
+              </w:rPr>
+              <w:t xml:space="preserve">판단 표시</w:t>
+            </w:r>
+          </w:p>
+        </w:tc>
+        <w:tc>
+          <w:tcPr>
+            <w:tcW w:w="8028" w:type="dxa"/>
+            <w:tcMar>
+              <w:top w:w="80" w:type="dxa"/>
+              <w:left w:w="110" w:type="dxa"/>
+              <w:bottom w:w="80" w:type="dxa"/>
+              <w:right w:w="110" w:type="dxa"/>
+            </w:tcMar>
+            <w:vAlign w:val="center"/>
+          </w:tcPr>
+          <w:p>
+            <w:pPr>
+              <w:spacing w:after="20" w:line="252" w:lineRule="auto"/>
+            </w:pPr>
+            <w:r>
+              <w:rPr>
+                <w:sz w:val="18"/>
+                <w:szCs w:val="18"/>
+                <w:lang w:eastAsia="ko-KR"/>
+              </w:rPr>
+              <w:t xml:space="preserve">이 행위 시각 기준(앞 3시간~뒤 6시간, 1 CMS 또는 10%)은 연구자가 정한 임시 기준이며 규정·문헌에 근거가 없다. 결과: 승인 80건에서 Operation 68개(방류 25, 탄력적 방류 25, 초기방류 9, 증가방류 7, 방류종료 1, 점진·점증방류 1).</w:t>
             </w:r>
           </w:p>
         </w:tc>
@@ -9321,7 +11531,7 @@
           <w:szCs w:val="20"/>
           <w:lang w:eastAsia="ko-KR"/>
         </w:rPr>
-        <w:t xml:space="preserve">GraphAide는 Pydantic 스키마 검증기로 생성된 서브그래프의 일관성을 유지한다. DDKG(OHCF)는 분류 결과가 온톨로지 제약에 어긋나는 라벨 쌍을 걸러내는 일관성 검사를 둔다. Noy &amp; McGuinness(2001)는 속성에 값 유형·개수(cardinality) 제약을 정의하도록 한다.</w:t>
+        <w:t xml:space="preserve">GraphAide(Purohit 2024)는 LLM이 만든 KG 조각이 정해진 형식(어떤 속성이 있어야 하는지, 값의 형식)에 맞는지를 Pydantic이라는 검증 도구로 검사한다. DDKG(OHCF)는 LLM이 분류한 결과가 Ontology의 규칙과 모순되면(함께 나올 수 없는 라벨 조합) 걸러낸다. Noy &amp; McGuinness(2001)는 속성마다 값의 종류(문자, 숫자, 다른 개체)와 개수 제한을 정하도록 한다.</w:t>
       </w:r>
     </w:p>
     <w:p>
@@ -9347,7 +11557,7 @@
           <w:szCs w:val="20"/>
           <w:lang w:eastAsia="ko-KR"/>
         </w:rPr>
-        <w:t xml:space="preserve">관계의 양 끝 Class, 필수 속성, 값 형식, 근거 연결, 경로 일치를 검사하고, 이어서 CQ별 답변 가능성을 점검하였다.</w:t>
+        <w:t xml:space="preserve">문헌의 검사를 Ontology 정의에 맞게 바꾸어 검사 스크립트(step6_validate)를 만들고, KG의 CSV 전체를 대상으로 실행하였다. 각 검사는 위반 목록을 세어 0건이면 통과로 한다.</w:t>
       </w:r>
     </w:p>
     <w:tbl>
@@ -9366,8 +11576,10 @@
         <w:tblLook w:val="04A0" w:firstRow="1" w:lastRow="0" w:firstColumn="1" w:lastColumn="0" w:noHBand="0" w:noVBand="1"/>
       </w:tblPr>
       <w:tblGrid>
-        <w:gridCol w:w="6000"/>
-        <w:gridCol w:w="3972"/>
+        <w:gridCol w:w="1700"/>
+        <w:gridCol w:w="4372"/>
+        <w:gridCol w:w="2200"/>
+        <w:gridCol w:w="1700"/>
       </w:tblGrid>
       <w:tr>
         <w:trPr>
@@ -9377,7 +11589,7 @@
         </w:trPr>
         <w:tc>
           <w:tcPr>
-            <w:tcW w:w="6000" w:type="dxa"/>
+            <w:tcW w:w="1700" w:type="dxa"/>
             <w:shd w:val="clear" w:color="auto" w:fill="D9EAF7"/>
             <w:tcMar>
               <w:top w:w="80" w:type="dxa"/>
@@ -9405,7 +11617,7 @@
         </w:tc>
         <w:tc>
           <w:tcPr>
-            <w:tcW w:w="3972" w:type="dxa"/>
+            <w:tcW w:w="4372" w:type="dxa"/>
             <w:shd w:val="clear" w:color="auto" w:fill="D9EAF7"/>
             <w:tcMar>
               <w:top w:w="80" w:type="dxa"/>
@@ -9427,7 +11639,63 @@
                 <w:szCs w:val="18"/>
                 <w:lang w:eastAsia="ko-KR"/>
               </w:rPr>
-              <w:t xml:space="preserve">결과</w:t>
+              <w:t xml:space="preserve">방법</w:t>
+            </w:r>
+          </w:p>
+        </w:tc>
+        <w:tc>
+          <w:tcPr>
+            <w:tcW w:w="2200" w:type="dxa"/>
+            <w:shd w:val="clear" w:color="auto" w:fill="D9EAF7"/>
+            <w:tcMar>
+              <w:top w:w="80" w:type="dxa"/>
+              <w:left w:w="110" w:type="dxa"/>
+              <w:bottom w:w="80" w:type="dxa"/>
+              <w:right w:w="110" w:type="dxa"/>
+            </w:tcMar>
+            <w:vAlign w:val="center"/>
+          </w:tcPr>
+          <w:p>
+            <w:pPr>
+              <w:spacing w:after="20" w:line="252" w:lineRule="auto"/>
+              <w:jc w:val="center"/>
+            </w:pPr>
+            <w:r>
+              <w:rPr>
+                <w:b/>
+                <w:sz w:val="18"/>
+                <w:szCs w:val="18"/>
+                <w:lang w:eastAsia="ko-KR"/>
+              </w:rPr>
+              <w:t xml:space="preserve">대상</w:t>
+            </w:r>
+          </w:p>
+        </w:tc>
+        <w:tc>
+          <w:tcPr>
+            <w:tcW w:w="1700" w:type="dxa"/>
+            <w:shd w:val="clear" w:color="auto" w:fill="D9EAF7"/>
+            <w:tcMar>
+              <w:top w:w="80" w:type="dxa"/>
+              <w:left w:w="110" w:type="dxa"/>
+              <w:bottom w:w="80" w:type="dxa"/>
+              <w:right w:w="110" w:type="dxa"/>
+            </w:tcMar>
+            <w:vAlign w:val="center"/>
+          </w:tcPr>
+          <w:p>
+            <w:pPr>
+              <w:spacing w:after="20" w:line="252" w:lineRule="auto"/>
+              <w:jc w:val="center"/>
+            </w:pPr>
+            <w:r>
+              <w:rPr>
+                <w:b/>
+                <w:sz w:val="18"/>
+                <w:szCs w:val="18"/>
+                <w:lang w:eastAsia="ko-KR"/>
+              </w:rPr>
+              <w:t xml:space="preserve">위반</w:t>
             </w:r>
           </w:p>
         </w:tc>
@@ -9439,7 +11707,7 @@
         </w:trPr>
         <w:tc>
           <w:tcPr>
-            <w:tcW w:w="6000" w:type="dxa"/>
+            <w:tcW w:w="1700" w:type="dxa"/>
             <w:shd w:val="clear" w:color="auto" w:fill="EEF5FA"/>
             <w:tcMar>
               <w:top w:w="80" w:type="dxa"/>
@@ -9462,32 +11730,82 @@
                 <w:szCs w:val="18"/>
                 <w:lang w:eastAsia="ko-KR"/>
               </w:rPr>
-              <w:t xml:space="preserve">모든 관계의 양 끝이 허용된 Class 쌍</w:t>
-            </w:r>
-          </w:p>
-        </w:tc>
-        <w:tc>
-          <w:tcPr>
-            <w:tcW w:w="3972" w:type="dxa"/>
-            <w:tcMar>
-              <w:top w:w="80" w:type="dxa"/>
-              <w:left w:w="110" w:type="dxa"/>
-              <w:bottom w:w="80" w:type="dxa"/>
-              <w:right w:w="110" w:type="dxa"/>
-            </w:tcMar>
-            <w:vAlign w:val="center"/>
-          </w:tcPr>
-          <w:p>
-            <w:pPr>
-              <w:spacing w:after="20" w:line="252" w:lineRule="auto"/>
-            </w:pPr>
-            <w:r>
-              <w:rPr>
-                <w:sz w:val="18"/>
-                <w:szCs w:val="18"/>
-                <w:lang w:eastAsia="ko-KR"/>
-              </w:rPr>
-              <w:t xml:space="preserve">통과</w:t>
+              <w:t xml:space="preserve">관계의 양 끝 Class</w:t>
+            </w:r>
+          </w:p>
+        </w:tc>
+        <w:tc>
+          <w:tcPr>
+            <w:tcW w:w="4372" w:type="dxa"/>
+            <w:tcMar>
+              <w:top w:w="80" w:type="dxa"/>
+              <w:left w:w="110" w:type="dxa"/>
+              <w:bottom w:w="80" w:type="dxa"/>
+              <w:right w:w="110" w:type="dxa"/>
+            </w:tcMar>
+            <w:vAlign w:val="center"/>
+          </w:tcPr>
+          <w:p>
+            <w:pPr>
+              <w:spacing w:after="20" w:line="252" w:lineRule="auto"/>
+            </w:pPr>
+            <w:r>
+              <w:rPr>
+                <w:sz w:val="18"/>
+                <w:szCs w:val="18"/>
+                <w:lang w:eastAsia="ko-KR"/>
+              </w:rPr>
+              <w:t xml:space="preserve">관계 유형마다 Ontology가 허용한 (시작 Class, 끝 Class) 쌍 목록과 비교 (예: authorizes는 Approval → Operation만 허용)</w:t>
+            </w:r>
+          </w:p>
+        </w:tc>
+        <w:tc>
+          <w:tcPr>
+            <w:tcW w:w="2200" w:type="dxa"/>
+            <w:tcMar>
+              <w:top w:w="80" w:type="dxa"/>
+              <w:left w:w="110" w:type="dxa"/>
+              <w:bottom w:w="80" w:type="dxa"/>
+              <w:right w:w="110" w:type="dxa"/>
+            </w:tcMar>
+            <w:vAlign w:val="center"/>
+          </w:tcPr>
+          <w:p>
+            <w:pPr>
+              <w:spacing w:after="20" w:line="252" w:lineRule="auto"/>
+            </w:pPr>
+            <w:r>
+              <w:rPr>
+                <w:sz w:val="18"/>
+                <w:szCs w:val="18"/>
+                <w:lang w:eastAsia="ko-KR"/>
+              </w:rPr>
+              <w:t xml:space="preserve">관계 457개</w:t>
+            </w:r>
+          </w:p>
+        </w:tc>
+        <w:tc>
+          <w:tcPr>
+            <w:tcW w:w="1700" w:type="dxa"/>
+            <w:tcMar>
+              <w:top w:w="80" w:type="dxa"/>
+              <w:left w:w="110" w:type="dxa"/>
+              <w:bottom w:w="80" w:type="dxa"/>
+              <w:right w:w="110" w:type="dxa"/>
+            </w:tcMar>
+            <w:vAlign w:val="center"/>
+          </w:tcPr>
+          <w:p>
+            <w:pPr>
+              <w:spacing w:after="20" w:line="252" w:lineRule="auto"/>
+            </w:pPr>
+            <w:r>
+              <w:rPr>
+                <w:sz w:val="18"/>
+                <w:szCs w:val="18"/>
+                <w:lang w:eastAsia="ko-KR"/>
+              </w:rPr>
+              <w:t xml:space="preserve">0건 (통과)</w:t>
             </w:r>
           </w:p>
         </w:tc>
@@ -9499,7 +11817,7 @@
         </w:trPr>
         <w:tc>
           <w:tcPr>
-            <w:tcW w:w="6000" w:type="dxa"/>
+            <w:tcW w:w="1700" w:type="dxa"/>
             <w:shd w:val="clear" w:color="auto" w:fill="EEF5FA"/>
             <w:tcMar>
               <w:top w:w="80" w:type="dxa"/>
@@ -9522,32 +11840,82 @@
                 <w:szCs w:val="18"/>
                 <w:lang w:eastAsia="ko-KR"/>
               </w:rPr>
-              <w:t xml:space="preserve">Class별 필수 Data Property가 모두 있음</w:t>
-            </w:r>
-          </w:p>
-        </w:tc>
-        <w:tc>
-          <w:tcPr>
-            <w:tcW w:w="3972" w:type="dxa"/>
-            <w:tcMar>
-              <w:top w:w="80" w:type="dxa"/>
-              <w:left w:w="110" w:type="dxa"/>
-              <w:bottom w:w="80" w:type="dxa"/>
-              <w:right w:w="110" w:type="dxa"/>
-            </w:tcMar>
-            <w:vAlign w:val="center"/>
-          </w:tcPr>
-          <w:p>
-            <w:pPr>
-              <w:spacing w:after="20" w:line="252" w:lineRule="auto"/>
-            </w:pPr>
-            <w:r>
-              <w:rPr>
-                <w:sz w:val="18"/>
-                <w:szCs w:val="18"/>
-                <w:lang w:eastAsia="ko-KR"/>
-              </w:rPr>
-              <w:t xml:space="preserve">통과</w:t>
+              <w:t xml:space="preserve">필수 Data Property</w:t>
+            </w:r>
+          </w:p>
+        </w:tc>
+        <w:tc>
+          <w:tcPr>
+            <w:tcW w:w="4372" w:type="dxa"/>
+            <w:tcMar>
+              <w:top w:w="80" w:type="dxa"/>
+              <w:left w:w="110" w:type="dxa"/>
+              <w:bottom w:w="80" w:type="dxa"/>
+              <w:right w:w="110" w:type="dxa"/>
+            </w:tcMar>
+            <w:vAlign w:val="center"/>
+          </w:tcPr>
+          <w:p>
+            <w:pPr>
+              <w:spacing w:after="20" w:line="252" w:lineRule="auto"/>
+            </w:pPr>
+            <w:r>
+              <w:rPr>
+                <w:sz w:val="18"/>
+                <w:szCs w:val="18"/>
+                <w:lang w:eastAsia="ko-KR"/>
+              </w:rPr>
+              <w:t xml:space="preserve">Class별 필수 속성(1.5절)이 개체마다 있는지 확인 (예: Operation은 operationType과 operationTime)</w:t>
+            </w:r>
+          </w:p>
+        </w:tc>
+        <w:tc>
+          <w:tcPr>
+            <w:tcW w:w="2200" w:type="dxa"/>
+            <w:tcMar>
+              <w:top w:w="80" w:type="dxa"/>
+              <w:left w:w="110" w:type="dxa"/>
+              <w:bottom w:w="80" w:type="dxa"/>
+              <w:right w:w="110" w:type="dxa"/>
+            </w:tcMar>
+            <w:vAlign w:val="center"/>
+          </w:tcPr>
+          <w:p>
+            <w:pPr>
+              <w:spacing w:after="20" w:line="252" w:lineRule="auto"/>
+            </w:pPr>
+            <w:r>
+              <w:rPr>
+                <w:sz w:val="18"/>
+                <w:szCs w:val="18"/>
+                <w:lang w:eastAsia="ko-KR"/>
+              </w:rPr>
+              <w:t xml:space="preserve">개체 273개</w:t>
+            </w:r>
+          </w:p>
+        </w:tc>
+        <w:tc>
+          <w:tcPr>
+            <w:tcW w:w="1700" w:type="dxa"/>
+            <w:tcMar>
+              <w:top w:w="80" w:type="dxa"/>
+              <w:left w:w="110" w:type="dxa"/>
+              <w:bottom w:w="80" w:type="dxa"/>
+              <w:right w:w="110" w:type="dxa"/>
+            </w:tcMar>
+            <w:vAlign w:val="center"/>
+          </w:tcPr>
+          <w:p>
+            <w:pPr>
+              <w:spacing w:after="20" w:line="252" w:lineRule="auto"/>
+            </w:pPr>
+            <w:r>
+              <w:rPr>
+                <w:sz w:val="18"/>
+                <w:szCs w:val="18"/>
+                <w:lang w:eastAsia="ko-KR"/>
+              </w:rPr>
+              <w:t xml:space="preserve">0건 (통과)</w:t>
             </w:r>
           </w:p>
         </w:tc>
@@ -9559,7 +11927,7 @@
         </w:trPr>
         <w:tc>
           <w:tcPr>
-            <w:tcW w:w="6000" w:type="dxa"/>
+            <w:tcW w:w="1700" w:type="dxa"/>
             <w:shd w:val="clear" w:color="auto" w:fill="EEF5FA"/>
             <w:tcMar>
               <w:top w:w="80" w:type="dxa"/>
@@ -9582,32 +11950,82 @@
                 <w:szCs w:val="18"/>
                 <w:lang w:eastAsia="ko-KR"/>
               </w:rPr>
-              <w:t xml:space="preserve">날짜·시각·수치 값 형식</w:t>
-            </w:r>
-          </w:p>
-        </w:tc>
-        <w:tc>
-          <w:tcPr>
-            <w:tcW w:w="3972" w:type="dxa"/>
-            <w:tcMar>
-              <w:top w:w="80" w:type="dxa"/>
-              <w:left w:w="110" w:type="dxa"/>
-              <w:bottom w:w="80" w:type="dxa"/>
-              <w:right w:w="110" w:type="dxa"/>
-            </w:tcMar>
-            <w:vAlign w:val="center"/>
-          </w:tcPr>
-          <w:p>
-            <w:pPr>
-              <w:spacing w:after="20" w:line="252" w:lineRule="auto"/>
-            </w:pPr>
-            <w:r>
-              <w:rPr>
-                <w:sz w:val="18"/>
-                <w:szCs w:val="18"/>
-                <w:lang w:eastAsia="ko-KR"/>
-              </w:rPr>
-              <w:t xml:space="preserve">통과</w:t>
+              <w:t xml:space="preserve">값 형식</w:t>
+            </w:r>
+          </w:p>
+        </w:tc>
+        <w:tc>
+          <w:tcPr>
+            <w:tcW w:w="4372" w:type="dxa"/>
+            <w:tcMar>
+              <w:top w:w="80" w:type="dxa"/>
+              <w:left w:w="110" w:type="dxa"/>
+              <w:bottom w:w="80" w:type="dxa"/>
+              <w:right w:w="110" w:type="dxa"/>
+            </w:tcMar>
+            <w:vAlign w:val="center"/>
+          </w:tcPr>
+          <w:p>
+            <w:pPr>
+              <w:spacing w:after="20" w:line="252" w:lineRule="auto"/>
+            </w:pPr>
+            <w:r>
+              <w:rPr>
+                <w:sz w:val="18"/>
+                <w:szCs w:val="18"/>
+                <w:lang w:eastAsia="ko-KR"/>
+              </w:rPr>
+              <w:t xml:space="preserve">approvalTime은 YYYY-MM-DD, operationTime은 YYYY-MM-DDThh:mm 패턴, criterionValue는 숫자로 읽히는지 확인</w:t>
+            </w:r>
+          </w:p>
+        </w:tc>
+        <w:tc>
+          <w:tcPr>
+            <w:tcW w:w="2200" w:type="dxa"/>
+            <w:tcMar>
+              <w:top w:w="80" w:type="dxa"/>
+              <w:left w:w="110" w:type="dxa"/>
+              <w:bottom w:w="80" w:type="dxa"/>
+              <w:right w:w="110" w:type="dxa"/>
+            </w:tcMar>
+            <w:vAlign w:val="center"/>
+          </w:tcPr>
+          <w:p>
+            <w:pPr>
+              <w:spacing w:after="20" w:line="252" w:lineRule="auto"/>
+            </w:pPr>
+            <w:r>
+              <w:rPr>
+                <w:sz w:val="18"/>
+                <w:szCs w:val="18"/>
+                <w:lang w:eastAsia="ko-KR"/>
+              </w:rPr>
+              <w:t xml:space="preserve">Approval 80, Operation 68, Criterion 3</w:t>
+            </w:r>
+          </w:p>
+        </w:tc>
+        <w:tc>
+          <w:tcPr>
+            <w:tcW w:w="1700" w:type="dxa"/>
+            <w:tcMar>
+              <w:top w:w="80" w:type="dxa"/>
+              <w:left w:w="110" w:type="dxa"/>
+              <w:bottom w:w="80" w:type="dxa"/>
+              <w:right w:w="110" w:type="dxa"/>
+            </w:tcMar>
+            <w:vAlign w:val="center"/>
+          </w:tcPr>
+          <w:p>
+            <w:pPr>
+              <w:spacing w:after="20" w:line="252" w:lineRule="auto"/>
+            </w:pPr>
+            <w:r>
+              <w:rPr>
+                <w:sz w:val="18"/>
+                <w:szCs w:val="18"/>
+                <w:lang w:eastAsia="ko-KR"/>
+              </w:rPr>
+              <w:t xml:space="preserve">0건 (통과)</w:t>
             </w:r>
           </w:p>
         </w:tc>
@@ -9619,7 +12037,7 @@
         </w:trPr>
         <w:tc>
           <w:tcPr>
-            <w:tcW w:w="6000" w:type="dxa"/>
+            <w:tcW w:w="1700" w:type="dxa"/>
             <w:shd w:val="clear" w:color="auto" w:fill="EEF5FA"/>
             <w:tcMar>
               <w:top w:w="80" w:type="dxa"/>
@@ -9642,32 +12060,82 @@
                 <w:szCs w:val="18"/>
                 <w:lang w:eastAsia="ko-KR"/>
               </w:rPr>
-              <w:t xml:space="preserve">상태·운영행위·승인·기준이 모두 근거자료에 연결됨</w:t>
-            </w:r>
-          </w:p>
-        </w:tc>
-        <w:tc>
-          <w:tcPr>
-            <w:tcW w:w="3972" w:type="dxa"/>
-            <w:tcMar>
-              <w:top w:w="80" w:type="dxa"/>
-              <w:left w:w="110" w:type="dxa"/>
-              <w:bottom w:w="80" w:type="dxa"/>
-              <w:right w:w="110" w:type="dxa"/>
-            </w:tcMar>
-            <w:vAlign w:val="center"/>
-          </w:tcPr>
-          <w:p>
-            <w:pPr>
-              <w:spacing w:after="20" w:line="252" w:lineRule="auto"/>
-            </w:pPr>
-            <w:r>
-              <w:rPr>
-                <w:sz w:val="18"/>
-                <w:szCs w:val="18"/>
-                <w:lang w:eastAsia="ko-KR"/>
-              </w:rPr>
-              <w:t xml:space="preserve">통과</w:t>
+              <w:t xml:space="preserve">근거 연결</w:t>
+            </w:r>
+          </w:p>
+        </w:tc>
+        <w:tc>
+          <w:tcPr>
+            <w:tcW w:w="4372" w:type="dxa"/>
+            <w:tcMar>
+              <w:top w:w="80" w:type="dxa"/>
+              <w:left w:w="110" w:type="dxa"/>
+              <w:bottom w:w="80" w:type="dxa"/>
+              <w:right w:w="110" w:type="dxa"/>
+            </w:tcMar>
+            <w:vAlign w:val="center"/>
+          </w:tcPr>
+          <w:p>
+            <w:pPr>
+              <w:spacing w:after="20" w:line="252" w:lineRule="auto"/>
+            </w:pPr>
+            <w:r>
+              <w:rPr>
+                <w:sz w:val="18"/>
+                <w:szCs w:val="18"/>
+                <w:lang w:eastAsia="ko-KR"/>
+              </w:rPr>
+              <w:t xml:space="preserve">HMS·Operation·Approval·Criterion 개체마다 supportedBy 관계가 1개 이상 있는지 확인</w:t>
+            </w:r>
+          </w:p>
+        </w:tc>
+        <w:tc>
+          <w:tcPr>
+            <w:tcW w:w="2200" w:type="dxa"/>
+            <w:tcMar>
+              <w:top w:w="80" w:type="dxa"/>
+              <w:left w:w="110" w:type="dxa"/>
+              <w:bottom w:w="80" w:type="dxa"/>
+              <w:right w:w="110" w:type="dxa"/>
+            </w:tcMar>
+            <w:vAlign w:val="center"/>
+          </w:tcPr>
+          <w:p>
+            <w:pPr>
+              <w:spacing w:after="20" w:line="252" w:lineRule="auto"/>
+            </w:pPr>
+            <w:r>
+              <w:rPr>
+                <w:sz w:val="18"/>
+                <w:szCs w:val="18"/>
+                <w:lang w:eastAsia="ko-KR"/>
+              </w:rPr>
+              <w:t xml:space="preserve">개체 175개</w:t>
+            </w:r>
+          </w:p>
+        </w:tc>
+        <w:tc>
+          <w:tcPr>
+            <w:tcW w:w="1700" w:type="dxa"/>
+            <w:tcMar>
+              <w:top w:w="80" w:type="dxa"/>
+              <w:left w:w="110" w:type="dxa"/>
+              <w:bottom w:w="80" w:type="dxa"/>
+              <w:right w:w="110" w:type="dxa"/>
+            </w:tcMar>
+            <w:vAlign w:val="center"/>
+          </w:tcPr>
+          <w:p>
+            <w:pPr>
+              <w:spacing w:after="20" w:line="252" w:lineRule="auto"/>
+            </w:pPr>
+            <w:r>
+              <w:rPr>
+                <w:sz w:val="18"/>
+                <w:szCs w:val="18"/>
+                <w:lang w:eastAsia="ko-KR"/>
+              </w:rPr>
+              <w:t xml:space="preserve">0건 (통과)</w:t>
             </w:r>
           </w:p>
         </w:tc>
@@ -9679,7 +12147,7 @@
         </w:trPr>
         <w:tc>
           <w:tcPr>
-            <w:tcW w:w="6000" w:type="dxa"/>
+            <w:tcW w:w="1700" w:type="dxa"/>
             <w:shd w:val="clear" w:color="auto" w:fill="EEF5FA"/>
             <w:tcMar>
               <w:top w:w="80" w:type="dxa"/>
@@ -9702,32 +12170,82 @@
                 <w:szCs w:val="18"/>
                 <w:lang w:eastAsia="ko-KR"/>
               </w:rPr>
-              <w:t xml:space="preserve">승인의 댐과 그 승인이 허가한 운영행위의 댐이 같음</w:t>
-            </w:r>
-          </w:p>
-        </w:tc>
-        <w:tc>
-          <w:tcPr>
-            <w:tcW w:w="3972" w:type="dxa"/>
-            <w:tcMar>
-              <w:top w:w="80" w:type="dxa"/>
-              <w:left w:w="110" w:type="dxa"/>
-              <w:bottom w:w="80" w:type="dxa"/>
-              <w:right w:w="110" w:type="dxa"/>
-            </w:tcMar>
-            <w:vAlign w:val="center"/>
-          </w:tcPr>
-          <w:p>
-            <w:pPr>
-              <w:spacing w:after="20" w:line="252" w:lineRule="auto"/>
-            </w:pPr>
-            <w:r>
-              <w:rPr>
-                <w:sz w:val="18"/>
-                <w:szCs w:val="18"/>
-                <w:lang w:eastAsia="ko-KR"/>
-              </w:rPr>
-              <w:t xml:space="preserve">통과</w:t>
+              <w:t xml:space="preserve">경로 일치</w:t>
+            </w:r>
+          </w:p>
+        </w:tc>
+        <w:tc>
+          <w:tcPr>
+            <w:tcW w:w="4372" w:type="dxa"/>
+            <w:tcMar>
+              <w:top w:w="80" w:type="dxa"/>
+              <w:left w:w="110" w:type="dxa"/>
+              <w:bottom w:w="80" w:type="dxa"/>
+              <w:right w:w="110" w:type="dxa"/>
+            </w:tcMar>
+            <w:vAlign w:val="center"/>
+          </w:tcPr>
+          <w:p>
+            <w:pPr>
+              <w:spacing w:after="20" w:line="252" w:lineRule="auto"/>
+            </w:pPr>
+            <w:r>
+              <w:rPr>
+                <w:sz w:val="18"/>
+                <w:szCs w:val="18"/>
+                <w:lang w:eastAsia="ko-KR"/>
+              </w:rPr>
+              <w:t xml:space="preserve">승인이 가리키는 댐(concernsDam)과 그 승인이 승인한 Operation이 수행된 댐(performedOnDam)이 같은지 비교</w:t>
+            </w:r>
+          </w:p>
+        </w:tc>
+        <w:tc>
+          <w:tcPr>
+            <w:tcW w:w="2200" w:type="dxa"/>
+            <w:tcMar>
+              <w:top w:w="80" w:type="dxa"/>
+              <w:left w:w="110" w:type="dxa"/>
+              <w:bottom w:w="80" w:type="dxa"/>
+              <w:right w:w="110" w:type="dxa"/>
+            </w:tcMar>
+            <w:vAlign w:val="center"/>
+          </w:tcPr>
+          <w:p>
+            <w:pPr>
+              <w:spacing w:after="20" w:line="252" w:lineRule="auto"/>
+            </w:pPr>
+            <w:r>
+              <w:rPr>
+                <w:sz w:val="18"/>
+                <w:szCs w:val="18"/>
+                <w:lang w:eastAsia="ko-KR"/>
+              </w:rPr>
+              <w:t xml:space="preserve">authorizes 관계 80개</w:t>
+            </w:r>
+          </w:p>
+        </w:tc>
+        <w:tc>
+          <w:tcPr>
+            <w:tcW w:w="1700" w:type="dxa"/>
+            <w:tcMar>
+              <w:top w:w="80" w:type="dxa"/>
+              <w:left w:w="110" w:type="dxa"/>
+              <w:bottom w:w="80" w:type="dxa"/>
+              <w:right w:w="110" w:type="dxa"/>
+            </w:tcMar>
+            <w:vAlign w:val="center"/>
+          </w:tcPr>
+          <w:p>
+            <w:pPr>
+              <w:spacing w:after="20" w:line="252" w:lineRule="auto"/>
+            </w:pPr>
+            <w:r>
+              <w:rPr>
+                <w:sz w:val="18"/>
+                <w:szCs w:val="18"/>
+                <w:lang w:eastAsia="ko-KR"/>
+              </w:rPr>
+              <w:t xml:space="preserve">0건 (통과)</w:t>
             </w:r>
           </w:p>
         </w:tc>
@@ -9740,6 +12258,22 @@
           <w:lang w:eastAsia="ko-KR"/>
         </w:rPr>
       </w:pPr>
+    </w:p>
+    <w:p>
+      <w:pPr>
+        <w:spacing w:before="60" w:after="120"/>
+        <w:rPr>
+          <w:lang w:eastAsia="ko-KR"/>
+        </w:rPr>
+      </w:pPr>
+      <w:r>
+        <w:rPr>
+          <w:sz w:val="20"/>
+          <w:szCs w:val="20"/>
+          <w:lang w:eastAsia="ko-KR"/>
+        </w:rPr>
+        <w:t xml:space="preserve">이어서 CQ마다 Ontology의 경로를 KG에서 실제로 따라가 보고, 답에 필요한 Entity가 얼마나 나오는지 세어 CQ 답변 가능성을 점검하였다.</w:t>
+      </w:r>
     </w:p>
     <w:tbl>
       <w:tblPr>
@@ -10966,7 +13500,7 @@
           <w:szCs w:val="20"/>
           <w:lang w:eastAsia="ko-KR"/>
         </w:rPr>
-        <w:t xml:space="preserve">DDKG(3.3)는 Neo4j와 Cypher를 사용한다. 추출 결과를 JSON으로 모으고 Python 스크립트가 이를 읽어 Cypher 문을 만들어 노드와 관계를 일괄 적재하며, 201,362개 노드와 953,447개 관계를 구축하였다. GraphAide도 Neo4j를 사용하고, 시계열 자료는 시계열 DB를 외부 함수로 호출해 가져온다.</w:t>
+        <w:t xml:space="preserve">DDKG(3.3)는 추출한 지식을 JSON 파일로 모은 뒤, 파이썬 스크립트가 JSON을 읽어 Neo4j용 질의문(Cypher)을 만들고 이를 실행해 노드와 관계를 한꺼번에 적재한다(노드 201,362개, 관계 953,447개). Neo4j는 여러 단계 관계를 따라가는 검색에 강하다고 설명한다. GraphAide도 Neo4j를 쓰고, 시계열 자료는 시계열 DB를 외부 함수로 호출해 가져온다.</w:t>
       </w:r>
     </w:p>
     <w:p>
@@ -10992,8 +13526,303 @@
           <w:szCs w:val="20"/>
           <w:lang w:eastAsia="ko-KR"/>
         </w:rPr>
-        <w:t xml:space="preserve">KG를 CSV(개체·속성·관계)로 만든 뒤 스크립트로 Cypher 적재문을 생성하여 Neo4j에 적재하였다. 측정값은 시계열 저장소, 문서 원문은 청크 저장소에 두었다.</w:t>
+        <w:t xml:space="preserve">같은 순서로 수행하였다.</w:t>
       </w:r>
+    </w:p>
+    <w:p>
+      <w:pPr>
+        <w:pStyle w:val="a0"/>
+        <w:spacing w:after="60"/>
+        <w:rPr>
+          <w:lang w:eastAsia="ko-KR"/>
+        </w:rPr>
+      </w:pPr>
+      <w:r>
+        <w:rPr>
+          <w:sz w:val="20"/>
+          <w:szCs w:val="20"/>
+          <w:lang w:eastAsia="ko-KR"/>
+        </w:rPr>
+        <w:t xml:space="preserve">1) 단계 3~5의 결과를 개체·속성·관계 CSV 세 파일로 정리하였다. 개체 파일은 (entity_id, class, label), 속성 파일은 (entity_id, property, value, datatype), 관계 파일은 (subject, relation, object, 출처 표시)로 구성된다.</w:t>
+      </w:r>
+    </w:p>
+    <w:p>
+      <w:pPr>
+        <w:pStyle w:val="a0"/>
+        <w:spacing w:after="60"/>
+        <w:rPr>
+          <w:lang w:eastAsia="ko-KR"/>
+        </w:rPr>
+      </w:pPr>
+      <w:r>
+        <w:rPr>
+          <w:sz w:val="20"/>
+          <w:szCs w:val="20"/>
+          <w:lang w:eastAsia="ko-KR"/>
+        </w:rPr>
+        <w:t xml:space="preserve">2) 스크립트(step7_export_cypher)가 CSV의 행마다 Cypher 문 하나를 만든다. 개체 한 행은 노드 생성문, 관계 한 행은 두 노드를 찾아 잇는 문이 된다. 날짜와 수치는 Cypher의 date·datetime·숫자 형식으로 바꾼다.</w:t>
+      </w:r>
+    </w:p>
+    <w:p>
+      <w:pPr>
+        <w:pStyle w:val="a0"/>
+        <w:spacing w:after="60"/>
+        <w:rPr>
+          <w:lang w:eastAsia="ko-KR"/>
+        </w:rPr>
+      </w:pPr>
+      <w:r>
+        <w:rPr>
+          <w:sz w:val="20"/>
+          <w:szCs w:val="20"/>
+          <w:lang w:eastAsia="ko-KR"/>
+        </w:rPr>
+        <w:t xml:space="preserve">3) 만들어진 Cypher 문 730개(노드 273 + 관계 457)를 Neo4j에서 실행하여 적재하였다. 같은 ID의 노드는 한 번만 만들어지도록 ID 유일 제약을 두었다.</w:t>
+      </w:r>
+    </w:p>
+    <w:p>
+      <w:pPr>
+        <w:pStyle w:val="a0"/>
+        <w:spacing w:after="60"/>
+        <w:rPr>
+          <w:lang w:eastAsia="ko-KR"/>
+        </w:rPr>
+      </w:pPr>
+      <w:r>
+        <w:rPr>
+          <w:sz w:val="20"/>
+          <w:szCs w:val="20"/>
+          <w:lang w:eastAsia="ko-KR"/>
+        </w:rPr>
+        <w:t xml:space="preserve">4) 측정값 전체와 문서 원문은 Neo4j에 넣지 않고, 측정자료 저장소와 문서 저장소에 두었다.</w:t>
+      </w:r>
+    </w:p>
+    <w:tbl>
+      <w:tblPr>
+        <w:tblW w:w="9972" w:type="dxa"/>
+        <w:jc w:val="center"/>
+        <w:tblBorders>
+          <w:top w:val="single" w:sz="5" w:space="0" w:color="A6A6A6"/>
+          <w:left w:val="single" w:sz="5" w:space="0" w:color="A6A6A6"/>
+          <w:bottom w:val="single" w:sz="5" w:space="0" w:color="A6A6A6"/>
+          <w:right w:val="single" w:sz="5" w:space="0" w:color="A6A6A6"/>
+          <w:insideH w:val="single" w:sz="5" w:space="0" w:color="A6A6A6"/>
+          <w:insideV w:val="single" w:sz="5" w:space="0" w:color="A6A6A6"/>
+        </w:tblBorders>
+        <w:tblLayout w:type="fixed"/>
+        <w:tblLook w:val="04A0" w:firstRow="1" w:lastRow="0" w:firstColumn="1" w:lastColumn="0" w:noHBand="0" w:noVBand="1"/>
+      </w:tblPr>
+      <w:tblGrid>
+        <w:gridCol w:w="3900"/>
+        <w:gridCol w:w="6072"/>
+      </w:tblGrid>
+      <w:tr>
+        <w:trPr>
+          <w:cantSplit/>
+          <w:tblHeader/>
+          <w:jc w:val="center"/>
+        </w:trPr>
+        <w:tc>
+          <w:tcPr>
+            <w:tcW w:w="3900" w:type="dxa"/>
+            <w:shd w:val="clear" w:color="auto" w:fill="D9EAF7"/>
+            <w:tcMar>
+              <w:top w:w="80" w:type="dxa"/>
+              <w:left w:w="110" w:type="dxa"/>
+              <w:bottom w:w="80" w:type="dxa"/>
+              <w:right w:w="110" w:type="dxa"/>
+            </w:tcMar>
+            <w:vAlign w:val="center"/>
+          </w:tcPr>
+          <w:p>
+            <w:pPr>
+              <w:spacing w:after="20" w:line="252" w:lineRule="auto"/>
+              <w:jc w:val="center"/>
+            </w:pPr>
+            <w:r>
+              <w:rPr>
+                <w:b/>
+                <w:sz w:val="18"/>
+                <w:szCs w:val="18"/>
+                <w:lang w:eastAsia="ko-KR"/>
+              </w:rPr>
+              <w:t xml:space="preserve">CSV 행 (예)</w:t>
+            </w:r>
+          </w:p>
+        </w:tc>
+        <w:tc>
+          <w:tcPr>
+            <w:tcW w:w="6072" w:type="dxa"/>
+            <w:shd w:val="clear" w:color="auto" w:fill="D9EAF7"/>
+            <w:tcMar>
+              <w:top w:w="80" w:type="dxa"/>
+              <w:left w:w="110" w:type="dxa"/>
+              <w:bottom w:w="80" w:type="dxa"/>
+              <w:right w:w="110" w:type="dxa"/>
+            </w:tcMar>
+            <w:vAlign w:val="center"/>
+          </w:tcPr>
+          <w:p>
+            <w:pPr>
+              <w:spacing w:after="20" w:line="252" w:lineRule="auto"/>
+              <w:jc w:val="center"/>
+            </w:pPr>
+            <w:r>
+              <w:rPr>
+                <w:b/>
+                <w:sz w:val="18"/>
+                <w:szCs w:val="18"/>
+                <w:lang w:eastAsia="ko-KR"/>
+              </w:rPr>
+              <w:t xml:space="preserve">만들어지는 Cypher 문 (예)</w:t>
+            </w:r>
+          </w:p>
+        </w:tc>
+      </w:tr>
+      <w:tr>
+        <w:trPr>
+          <w:cantSplit/>
+          <w:jc w:val="center"/>
+        </w:trPr>
+        <w:tc>
+          <w:tcPr>
+            <w:tcW w:w="3900" w:type="dxa"/>
+            <w:shd w:val="clear" w:color="auto" w:fill="EEF5FA"/>
+            <w:tcMar>
+              <w:top w:w="80" w:type="dxa"/>
+              <w:left w:w="110" w:type="dxa"/>
+              <w:bottom w:w="80" w:type="dxa"/>
+              <w:right w:w="110" w:type="dxa"/>
+            </w:tcMar>
+            <w:vAlign w:val="center"/>
+          </w:tcPr>
+          <w:p>
+            <w:pPr>
+              <w:spacing w:after="20" w:line="252" w:lineRule="auto"/>
+              <w:jc w:val="center"/>
+            </w:pPr>
+            <w:r>
+              <w:rPr>
+                <w:b/>
+                <w:color w:val="1F4E79"/>
+                <w:sz w:val="18"/>
+                <w:szCs w:val="18"/>
+                <w:lang w:eastAsia="ko-KR"/>
+              </w:rPr>
+              <w:t xml:space="preserve">개체: DAM:1003110, Dam, 충주댐</w:t>
+            </w:r>
+          </w:p>
+          <w:p>
+            <w:pPr>
+              <w:spacing w:after="20" w:line="252" w:lineRule="auto"/>
+              <w:jc w:val="center"/>
+            </w:pPr>
+            <w:r>
+              <w:rPr>
+                <w:b/>
+                <w:color w:val="1F4E79"/>
+                <w:sz w:val="18"/>
+                <w:szCs w:val="18"/>
+                <w:lang w:eastAsia="ko-KR"/>
+              </w:rPr>
+              <w:t xml:space="preserve">속성: damName=충주댐, damType=다목적댐</w:t>
+            </w:r>
+          </w:p>
+        </w:tc>
+        <w:tc>
+          <w:tcPr>
+            <w:tcW w:w="6072" w:type="dxa"/>
+            <w:tcMar>
+              <w:top w:w="80" w:type="dxa"/>
+              <w:left w:w="110" w:type="dxa"/>
+              <w:bottom w:w="80" w:type="dxa"/>
+              <w:right w:w="110" w:type="dxa"/>
+            </w:tcMar>
+            <w:vAlign w:val="center"/>
+          </w:tcPr>
+          <w:p>
+            <w:pPr>
+              <w:spacing w:after="20" w:line="252" w:lineRule="auto"/>
+            </w:pPr>
+            <w:r>
+              <w:rPr>
+                <w:sz w:val="18"/>
+                <w:szCs w:val="18"/>
+                <w:lang w:eastAsia="ko-KR"/>
+              </w:rPr>
+              <w:t xml:space="preserve">MERGE (n:Entity:Dam {id: 'DAM:1003110'}) SET n.label = '충주댐', n.damName = '충주댐', n.damType = '다목적댐';</w:t>
+            </w:r>
+          </w:p>
+        </w:tc>
+      </w:tr>
+      <w:tr>
+        <w:trPr>
+          <w:cantSplit/>
+          <w:jc w:val="center"/>
+        </w:trPr>
+        <w:tc>
+          <w:tcPr>
+            <w:tcW w:w="3900" w:type="dxa"/>
+            <w:shd w:val="clear" w:color="auto" w:fill="EEF5FA"/>
+            <w:tcMar>
+              <w:top w:w="80" w:type="dxa"/>
+              <w:left w:w="110" w:type="dxa"/>
+              <w:bottom w:w="80" w:type="dxa"/>
+              <w:right w:w="110" w:type="dxa"/>
+            </w:tcMar>
+            <w:vAlign w:val="center"/>
+          </w:tcPr>
+          <w:p>
+            <w:pPr>
+              <w:spacing w:after="20" w:line="252" w:lineRule="auto"/>
+              <w:jc w:val="center"/>
+            </w:pPr>
+            <w:r>
+              <w:rPr>
+                <w:b/>
+                <w:color w:val="1F4E79"/>
+                <w:sz w:val="18"/>
+                <w:szCs w:val="18"/>
+                <w:lang w:eastAsia="ko-KR"/>
+              </w:rPr>
+              <w:t xml:space="preserve">관계: APR:1368, authorizes, OPR:1368:1</w:t>
+            </w:r>
+          </w:p>
+        </w:tc>
+        <w:tc>
+          <w:tcPr>
+            <w:tcW w:w="6072" w:type="dxa"/>
+            <w:tcMar>
+              <w:top w:w="80" w:type="dxa"/>
+              <w:left w:w="110" w:type="dxa"/>
+              <w:bottom w:w="80" w:type="dxa"/>
+              <w:right w:w="110" w:type="dxa"/>
+            </w:tcMar>
+            <w:vAlign w:val="center"/>
+          </w:tcPr>
+          <w:p>
+            <w:pPr>
+              <w:spacing w:after="20" w:line="252" w:lineRule="auto"/>
+            </w:pPr>
+            <w:r>
+              <w:rPr>
+                <w:sz w:val="18"/>
+                <w:szCs w:val="18"/>
+                <w:lang w:eastAsia="ko-KR"/>
+              </w:rPr>
+              <w:t xml:space="preserve">MATCH (a:Entity {id: 'APR:1368'}), (b:Entity {id: 'OPR:1368:1'}) MERGE (a)-[r:authorizes]-&gt;(b) SET r.origin = 'constructed';</w:t>
+            </w:r>
+          </w:p>
+        </w:tc>
+      </w:tr>
+    </w:tbl>
+    <w:p>
+      <w:pPr>
+        <w:spacing w:after="60"/>
+        <w:rPr>
+          <w:lang w:eastAsia="ko-KR"/>
+        </w:rPr>
+      </w:pPr>
     </w:p>
     <w:tbl>
       <w:tblPr>
@@ -11955,6 +14784,41 @@
         <w:t xml:space="preserve">3.2 의도별 근거 구성</w:t>
       </w:r>
     </w:p>
+    <w:p>
+      <w:pPr>
+        <w:spacing w:before="60" w:after="120"/>
+        <w:rPr>
+          <w:lang w:eastAsia="ko-KR"/>
+        </w:rPr>
+      </w:pPr>
+      <w:r>
+        <w:rPr>
+          <w:sz w:val="20"/>
+          <w:szCs w:val="20"/>
+          <w:lang w:eastAsia="ko-KR"/>
+        </w:rPr>
+        <w:t xml:space="preserve">의도마다 가져오는 근거는 임의로 정한 것이 아니라, Ontology 설계에서 CQ마다 정한 Relation 경로(1.4절)를 따른다. CQ1~CQ6에 해당하는 의도는 그 경로를 그대로 사용하고, 그 밖의 의도는 전체 질문과 범위 처리를 위해 추가하였다.</w:t>
+      </w:r>
+    </w:p>
+    <w:p>
+      <w:pPr>
+        <w:keepNext/>
+        <w:spacing w:before="240"/>
+        <w:rPr>
+          <w:lang w:eastAsia="ko-KR"/>
+        </w:rPr>
+      </w:pPr>
+      <w:r>
+        <w:rPr>
+          <w:b/>
+          <w:color w:val="1F4E79"/>
+          <w:sz w:val="25"/>
+          <w:szCs w:val="25"/>
+          <w:lang w:eastAsia="ko-KR"/>
+        </w:rPr>
+        <w:t xml:space="preserve">CQ에 해당하는 의도</w:t>
+      </w:r>
+    </w:p>
     <w:tbl>
       <w:tblPr>
         <w:tblW w:w="9972" w:type="dxa"/>
@@ -11971,9 +14835,9 @@
         <w:tblLook w:val="04A0" w:firstRow="1" w:lastRow="0" w:firstColumn="1" w:lastColumn="0" w:noHBand="0" w:noVBand="1"/>
       </w:tblPr>
       <w:tblGrid>
-        <w:gridCol w:w="2200"/>
-        <w:gridCol w:w="5372"/>
-        <w:gridCol w:w="2400"/>
+        <w:gridCol w:w="2000"/>
+        <w:gridCol w:w="4272"/>
+        <w:gridCol w:w="3700"/>
       </w:tblGrid>
       <w:tr>
         <w:trPr>
@@ -11983,7 +14847,7 @@
         </w:trPr>
         <w:tc>
           <w:tcPr>
-            <w:tcW w:w="2200" w:type="dxa"/>
+            <w:tcW w:w="2000" w:type="dxa"/>
             <w:shd w:val="clear" w:color="auto" w:fill="D9EAF7"/>
             <w:tcMar>
               <w:top w:w="80" w:type="dxa"/>
@@ -12011,7 +14875,7 @@
         </w:tc>
         <w:tc>
           <w:tcPr>
-            <w:tcW w:w="5372" w:type="dxa"/>
+            <w:tcW w:w="4272" w:type="dxa"/>
             <w:shd w:val="clear" w:color="auto" w:fill="D9EAF7"/>
             <w:tcMar>
               <w:top w:w="80" w:type="dxa"/>
@@ -12033,35 +14897,35 @@
                 <w:szCs w:val="18"/>
                 <w:lang w:eastAsia="ko-KR"/>
               </w:rPr>
+              <w:t xml:space="preserve">따라가는 경로 (Ontology)</w:t>
+            </w:r>
+          </w:p>
+        </w:tc>
+        <w:tc>
+          <w:tcPr>
+            <w:tcW w:w="3700" w:type="dxa"/>
+            <w:shd w:val="clear" w:color="auto" w:fill="D9EAF7"/>
+            <w:tcMar>
+              <w:top w:w="80" w:type="dxa"/>
+              <w:left w:w="110" w:type="dxa"/>
+              <w:bottom w:w="80" w:type="dxa"/>
+              <w:right w:w="110" w:type="dxa"/>
+            </w:tcMar>
+            <w:vAlign w:val="center"/>
+          </w:tcPr>
+          <w:p>
+            <w:pPr>
+              <w:spacing w:after="20" w:line="252" w:lineRule="auto"/>
+              <w:jc w:val="center"/>
+            </w:pPr>
+            <w:r>
+              <w:rPr>
+                <w:b/>
+                <w:sz w:val="18"/>
+                <w:szCs w:val="18"/>
+                <w:lang w:eastAsia="ko-KR"/>
+              </w:rPr>
               <w:t xml:space="preserve">가져오는 근거</w:t>
-            </w:r>
-          </w:p>
-        </w:tc>
-        <w:tc>
-          <w:tcPr>
-            <w:tcW w:w="2400" w:type="dxa"/>
-            <w:shd w:val="clear" w:color="auto" w:fill="D9EAF7"/>
-            <w:tcMar>
-              <w:top w:w="80" w:type="dxa"/>
-              <w:left w:w="110" w:type="dxa"/>
-              <w:bottom w:w="80" w:type="dxa"/>
-              <w:right w:w="110" w:type="dxa"/>
-            </w:tcMar>
-            <w:vAlign w:val="center"/>
-          </w:tcPr>
-          <w:p>
-            <w:pPr>
-              <w:spacing w:after="20" w:line="252" w:lineRule="auto"/>
-              <w:jc w:val="center"/>
-            </w:pPr>
-            <w:r>
-              <w:rPr>
-                <w:b/>
-                <w:sz w:val="18"/>
-                <w:szCs w:val="18"/>
-                <w:lang w:eastAsia="ko-KR"/>
-              </w:rPr>
-              <w:t xml:space="preserve">출처</w:t>
             </w:r>
           </w:p>
         </w:tc>
@@ -12073,7 +14937,7 @@
         </w:trPr>
         <w:tc>
           <w:tcPr>
-            <w:tcW w:w="2200" w:type="dxa"/>
+            <w:tcW w:w="2000" w:type="dxa"/>
             <w:shd w:val="clear" w:color="auto" w:fill="EEF5FA"/>
             <w:tcMar>
               <w:top w:w="80" w:type="dxa"/>
@@ -12102,7 +14966,32 @@
         </w:tc>
         <w:tc>
           <w:tcPr>
-            <w:tcW w:w="5372" w:type="dxa"/>
+            <w:tcW w:w="4272" w:type="dxa"/>
+            <w:tcMar>
+              <w:top w:w="80" w:type="dxa"/>
+              <w:left w:w="110" w:type="dxa"/>
+              <w:bottom w:w="80" w:type="dxa"/>
+              <w:right w:w="110" w:type="dxa"/>
+            </w:tcMar>
+            <w:vAlign w:val="center"/>
+          </w:tcPr>
+          <w:p>
+            <w:pPr>
+              <w:spacing w:after="20" w:line="252" w:lineRule="auto"/>
+            </w:pPr>
+            <w:r>
+              <w:rPr>
+                <w:sz w:val="18"/>
+                <w:szCs w:val="18"/>
+                <w:lang w:eastAsia="ko-KR"/>
+              </w:rPr>
+              <w:t xml:space="preserve">Dam → hasHydrometeorologicalState → 상태 Entity → stationCode로 측정자료 조회</w:t>
+            </w:r>
+          </w:p>
+        </w:tc>
+        <w:tc>
+          <w:tcPr>
+            <w:tcW w:w="3700" w:type="dxa"/>
             <w:tcMar>
               <w:top w:w="80" w:type="dxa"/>
               <w:left w:w="110" w:type="dxa"/>
@@ -12122,31 +15011,6 @@
                 <w:lang w:eastAsia="ko-KR"/>
               </w:rPr>
               <w:t xml:space="preserve">저장된 가장 최근 시각의 6개 변수</w:t>
-            </w:r>
-          </w:p>
-        </w:tc>
-        <w:tc>
-          <w:tcPr>
-            <w:tcW w:w="2400" w:type="dxa"/>
-            <w:tcMar>
-              <w:top w:w="80" w:type="dxa"/>
-              <w:left w:w="110" w:type="dxa"/>
-              <w:bottom w:w="80" w:type="dxa"/>
-              <w:right w:w="110" w:type="dxa"/>
-            </w:tcMar>
-            <w:vAlign w:val="center"/>
-          </w:tcPr>
-          <w:p>
-            <w:pPr>
-              <w:spacing w:after="20" w:line="252" w:lineRule="auto"/>
-            </w:pPr>
-            <w:r>
-              <w:rPr>
-                <w:sz w:val="18"/>
-                <w:szCs w:val="18"/>
-                <w:lang w:eastAsia="ko-KR"/>
-              </w:rPr>
-              <w:t xml:space="preserve">KG(조회 키) → 측정자료</w:t>
             </w:r>
           </w:p>
         </w:tc>
@@ -12158,7 +15022,7 @@
         </w:trPr>
         <w:tc>
           <w:tcPr>
-            <w:tcW w:w="2200" w:type="dxa"/>
+            <w:tcW w:w="2000" w:type="dxa"/>
             <w:shd w:val="clear" w:color="auto" w:fill="EEF5FA"/>
             <w:tcMar>
               <w:top w:w="80" w:type="dxa"/>
@@ -12187,7 +15051,32 @@
         </w:tc>
         <w:tc>
           <w:tcPr>
-            <w:tcW w:w="5372" w:type="dxa"/>
+            <w:tcW w:w="4272" w:type="dxa"/>
+            <w:tcMar>
+              <w:top w:w="80" w:type="dxa"/>
+              <w:left w:w="110" w:type="dxa"/>
+              <w:bottom w:w="80" w:type="dxa"/>
+              <w:right w:w="110" w:type="dxa"/>
+            </w:tcMar>
+            <w:vAlign w:val="center"/>
+          </w:tcPr>
+          <w:p>
+            <w:pPr>
+              <w:spacing w:after="20" w:line="252" w:lineRule="auto"/>
+            </w:pPr>
+            <w:r>
+              <w:rPr>
+                <w:sz w:val="18"/>
+                <w:szCs w:val="18"/>
+                <w:lang w:eastAsia="ko-KR"/>
+              </w:rPr>
+              <w:t xml:space="preserve">CQ1과 같은 경로</w:t>
+            </w:r>
+          </w:p>
+        </w:tc>
+        <w:tc>
+          <w:tcPr>
+            <w:tcW w:w="3700" w:type="dxa"/>
             <w:tcMar>
               <w:top w:w="80" w:type="dxa"/>
               <w:left w:w="110" w:type="dxa"/>
@@ -12207,31 +15096,6 @@
                 <w:lang w:eastAsia="ko-KR"/>
               </w:rPr>
               <w:t xml:space="preserve">지정한 시점·기간의 6개 변수</w:t>
-            </w:r>
-          </w:p>
-        </w:tc>
-        <w:tc>
-          <w:tcPr>
-            <w:tcW w:w="2400" w:type="dxa"/>
-            <w:tcMar>
-              <w:top w:w="80" w:type="dxa"/>
-              <w:left w:w="110" w:type="dxa"/>
-              <w:bottom w:w="80" w:type="dxa"/>
-              <w:right w:w="110" w:type="dxa"/>
-            </w:tcMar>
-            <w:vAlign w:val="center"/>
-          </w:tcPr>
-          <w:p>
-            <w:pPr>
-              <w:spacing w:after="20" w:line="252" w:lineRule="auto"/>
-            </w:pPr>
-            <w:r>
-              <w:rPr>
-                <w:sz w:val="18"/>
-                <w:szCs w:val="18"/>
-                <w:lang w:eastAsia="ko-KR"/>
-              </w:rPr>
-              <w:t xml:space="preserve">KG → 측정자료</w:t>
             </w:r>
           </w:p>
         </w:tc>
@@ -12243,7 +15107,7 @@
         </w:trPr>
         <w:tc>
           <w:tcPr>
-            <w:tcW w:w="2200" w:type="dxa"/>
+            <w:tcW w:w="2000" w:type="dxa"/>
             <w:shd w:val="clear" w:color="auto" w:fill="EEF5FA"/>
             <w:tcMar>
               <w:top w:w="80" w:type="dxa"/>
@@ -12272,51 +15136,51 @@
         </w:tc>
         <w:tc>
           <w:tcPr>
-            <w:tcW w:w="5372" w:type="dxa"/>
-            <w:tcMar>
-              <w:top w:w="80" w:type="dxa"/>
-              <w:left w:w="110" w:type="dxa"/>
-              <w:bottom w:w="80" w:type="dxa"/>
-              <w:right w:w="110" w:type="dxa"/>
-            </w:tcMar>
-            <w:vAlign w:val="center"/>
-          </w:tcPr>
-          <w:p>
-            <w:pPr>
-              <w:spacing w:after="20" w:line="252" w:lineRule="auto"/>
-            </w:pPr>
-            <w:r>
-              <w:rPr>
-                <w:sz w:val="18"/>
-                <w:szCs w:val="18"/>
-                <w:lang w:eastAsia="ko-KR"/>
-              </w:rPr>
-              <w:t xml:space="preserve">기간 내 운영행위(종류, 시각)와 허가한 승인</w:t>
-            </w:r>
-          </w:p>
-        </w:tc>
-        <w:tc>
-          <w:tcPr>
-            <w:tcW w:w="2400" w:type="dxa"/>
-            <w:tcMar>
-              <w:top w:w="80" w:type="dxa"/>
-              <w:left w:w="110" w:type="dxa"/>
-              <w:bottom w:w="80" w:type="dxa"/>
-              <w:right w:w="110" w:type="dxa"/>
-            </w:tcMar>
-            <w:vAlign w:val="center"/>
-          </w:tcPr>
-          <w:p>
-            <w:pPr>
-              <w:spacing w:after="20" w:line="252" w:lineRule="auto"/>
-            </w:pPr>
-            <w:r>
-              <w:rPr>
-                <w:sz w:val="18"/>
-                <w:szCs w:val="18"/>
-                <w:lang w:eastAsia="ko-KR"/>
-              </w:rPr>
-              <w:t xml:space="preserve">KG</w:t>
+            <w:tcW w:w="4272" w:type="dxa"/>
+            <w:tcMar>
+              <w:top w:w="80" w:type="dxa"/>
+              <w:left w:w="110" w:type="dxa"/>
+              <w:bottom w:w="80" w:type="dxa"/>
+              <w:right w:w="110" w:type="dxa"/>
+            </w:tcMar>
+            <w:vAlign w:val="center"/>
+          </w:tcPr>
+          <w:p>
+            <w:pPr>
+              <w:spacing w:after="20" w:line="252" w:lineRule="auto"/>
+            </w:pPr>
+            <w:r>
+              <w:rPr>
+                <w:sz w:val="18"/>
+                <w:szCs w:val="18"/>
+                <w:lang w:eastAsia="ko-KR"/>
+              </w:rPr>
+              <w:t xml:space="preserve">Dam ← performedOnDam ← Operation (← authorizes ← Approval)</w:t>
+            </w:r>
+          </w:p>
+        </w:tc>
+        <w:tc>
+          <w:tcPr>
+            <w:tcW w:w="3700" w:type="dxa"/>
+            <w:tcMar>
+              <w:top w:w="80" w:type="dxa"/>
+              <w:left w:w="110" w:type="dxa"/>
+              <w:bottom w:w="80" w:type="dxa"/>
+              <w:right w:w="110" w:type="dxa"/>
+            </w:tcMar>
+            <w:vAlign w:val="center"/>
+          </w:tcPr>
+          <w:p>
+            <w:pPr>
+              <w:spacing w:after="20" w:line="252" w:lineRule="auto"/>
+            </w:pPr>
+            <w:r>
+              <w:rPr>
+                <w:sz w:val="18"/>
+                <w:szCs w:val="18"/>
+                <w:lang w:eastAsia="ko-KR"/>
+              </w:rPr>
+              <w:t xml:space="preserve">기간 내 운영행위(종류, 시각)와 그것을 허가한 승인</w:t>
             </w:r>
           </w:p>
         </w:tc>
@@ -12328,7 +15192,7 @@
         </w:trPr>
         <w:tc>
           <w:tcPr>
-            <w:tcW w:w="2200" w:type="dxa"/>
+            <w:tcW w:w="2000" w:type="dxa"/>
             <w:shd w:val="clear" w:color="auto" w:fill="EEF5FA"/>
             <w:tcMar>
               <w:top w:w="80" w:type="dxa"/>
@@ -12357,7 +15221,32 @@
         </w:tc>
         <w:tc>
           <w:tcPr>
-            <w:tcW w:w="5372" w:type="dxa"/>
+            <w:tcW w:w="4272" w:type="dxa"/>
+            <w:tcMar>
+              <w:top w:w="80" w:type="dxa"/>
+              <w:left w:w="110" w:type="dxa"/>
+              <w:bottom w:w="80" w:type="dxa"/>
+              <w:right w:w="110" w:type="dxa"/>
+            </w:tcMar>
+            <w:vAlign w:val="center"/>
+          </w:tcPr>
+          <w:p>
+            <w:pPr>
+              <w:spacing w:after="20" w:line="252" w:lineRule="auto"/>
+            </w:pPr>
+            <w:r>
+              <w:rPr>
+                <w:sz w:val="18"/>
+                <w:szCs w:val="18"/>
+                <w:lang w:eastAsia="ko-KR"/>
+              </w:rPr>
+              <w:t xml:space="preserve">Dam ← concernsDam ← Approval</w:t>
+            </w:r>
+          </w:p>
+        </w:tc>
+        <w:tc>
+          <w:tcPr>
+            <w:tcW w:w="3700" w:type="dxa"/>
             <w:tcMar>
               <w:top w:w="80" w:type="dxa"/>
               <w:left w:w="110" w:type="dxa"/>
@@ -12377,31 +15266,6 @@
                 <w:lang w:eastAsia="ko-KR"/>
               </w:rPr>
               <w:t xml:space="preserve">기간 내 승인(승인일, 내용)</w:t>
-            </w:r>
-          </w:p>
-        </w:tc>
-        <w:tc>
-          <w:tcPr>
-            <w:tcW w:w="2400" w:type="dxa"/>
-            <w:tcMar>
-              <w:top w:w="80" w:type="dxa"/>
-              <w:left w:w="110" w:type="dxa"/>
-              <w:bottom w:w="80" w:type="dxa"/>
-              <w:right w:w="110" w:type="dxa"/>
-            </w:tcMar>
-            <w:vAlign w:val="center"/>
-          </w:tcPr>
-          <w:p>
-            <w:pPr>
-              <w:spacing w:after="20" w:line="252" w:lineRule="auto"/>
-            </w:pPr>
-            <w:r>
-              <w:rPr>
-                <w:sz w:val="18"/>
-                <w:szCs w:val="18"/>
-                <w:lang w:eastAsia="ko-KR"/>
-              </w:rPr>
-              <w:t xml:space="preserve">KG</w:t>
             </w:r>
           </w:p>
         </w:tc>
@@ -12413,7 +15277,7 @@
         </w:trPr>
         <w:tc>
           <w:tcPr>
-            <w:tcW w:w="2200" w:type="dxa"/>
+            <w:tcW w:w="2000" w:type="dxa"/>
             <w:shd w:val="clear" w:color="auto" w:fill="EEF5FA"/>
             <w:tcMar>
               <w:top w:w="80" w:type="dxa"/>
@@ -12442,7 +15306,32 @@
         </w:tc>
         <w:tc>
           <w:tcPr>
-            <w:tcW w:w="5372" w:type="dxa"/>
+            <w:tcW w:w="4272" w:type="dxa"/>
+            <w:tcMar>
+              <w:top w:w="80" w:type="dxa"/>
+              <w:left w:w="110" w:type="dxa"/>
+              <w:bottom w:w="80" w:type="dxa"/>
+              <w:right w:w="110" w:type="dxa"/>
+            </w:tcMar>
+            <w:vAlign w:val="center"/>
+          </w:tcPr>
+          <w:p>
+            <w:pPr>
+              <w:spacing w:after="20" w:line="252" w:lineRule="auto"/>
+            </w:pPr>
+            <w:r>
+              <w:rPr>
+                <w:sz w:val="18"/>
+                <w:szCs w:val="18"/>
+                <w:lang w:eastAsia="ko-KR"/>
+              </w:rPr>
+              <w:t xml:space="preserve">Criterion → appliesToDam → Dam, chunkId로 문서 조회</w:t>
+            </w:r>
+          </w:p>
+        </w:tc>
+        <w:tc>
+          <w:tcPr>
+            <w:tcW w:w="3700" w:type="dxa"/>
             <w:tcMar>
               <w:top w:w="80" w:type="dxa"/>
               <w:left w:w="110" w:type="dxa"/>
@@ -12462,31 +15351,6 @@
                 <w:lang w:eastAsia="ko-KR"/>
               </w:rPr>
               <w:t xml:space="preserve">제한수위와 근거(별표3 원문 발췌, 연혁)</w:t>
-            </w:r>
-          </w:p>
-        </w:tc>
-        <w:tc>
-          <w:tcPr>
-            <w:tcW w:w="2400" w:type="dxa"/>
-            <w:tcMar>
-              <w:top w:w="80" w:type="dxa"/>
-              <w:left w:w="110" w:type="dxa"/>
-              <w:bottom w:w="80" w:type="dxa"/>
-              <w:right w:w="110" w:type="dxa"/>
-            </w:tcMar>
-            <w:vAlign w:val="center"/>
-          </w:tcPr>
-          <w:p>
-            <w:pPr>
-              <w:spacing w:after="20" w:line="252" w:lineRule="auto"/>
-            </w:pPr>
-            <w:r>
-              <w:rPr>
-                <w:sz w:val="18"/>
-                <w:szCs w:val="18"/>
-                <w:lang w:eastAsia="ko-KR"/>
-              </w:rPr>
-              <w:t xml:space="preserve">KG → 문서</w:t>
             </w:r>
           </w:p>
         </w:tc>
@@ -12498,7 +15362,7 @@
         </w:trPr>
         <w:tc>
           <w:tcPr>
-            <w:tcW w:w="2200" w:type="dxa"/>
+            <w:tcW w:w="2000" w:type="dxa"/>
             <w:shd w:val="clear" w:color="auto" w:fill="EEF5FA"/>
             <w:tcMar>
               <w:top w:w="80" w:type="dxa"/>
@@ -12527,51 +15391,219 @@
         </w:tc>
         <w:tc>
           <w:tcPr>
-            <w:tcW w:w="5372" w:type="dxa"/>
-            <w:tcMar>
-              <w:top w:w="80" w:type="dxa"/>
-              <w:left w:w="110" w:type="dxa"/>
-              <w:bottom w:w="80" w:type="dxa"/>
-              <w:right w:w="110" w:type="dxa"/>
-            </w:tcMar>
-            <w:vAlign w:val="center"/>
-          </w:tcPr>
-          <w:p>
-            <w:pPr>
-              <w:spacing w:after="20" w:line="252" w:lineRule="auto"/>
-            </w:pPr>
-            <w:r>
-              <w:rPr>
-                <w:sz w:val="18"/>
-                <w:szCs w:val="18"/>
-                <w:lang w:eastAsia="ko-KR"/>
-              </w:rPr>
-              <w:t xml:space="preserve">대상 항목의 출처와 위치</w:t>
-            </w:r>
-          </w:p>
-        </w:tc>
-        <w:tc>
-          <w:tcPr>
-            <w:tcW w:w="2400" w:type="dxa"/>
-            <w:tcMar>
-              <w:top w:w="80" w:type="dxa"/>
-              <w:left w:w="110" w:type="dxa"/>
-              <w:bottom w:w="80" w:type="dxa"/>
-              <w:right w:w="110" w:type="dxa"/>
-            </w:tcMar>
-            <w:vAlign w:val="center"/>
-          </w:tcPr>
-          <w:p>
-            <w:pPr>
-              <w:spacing w:after="20" w:line="252" w:lineRule="auto"/>
-            </w:pPr>
-            <w:r>
-              <w:rPr>
-                <w:sz w:val="18"/>
-                <w:szCs w:val="18"/>
-                <w:lang w:eastAsia="ko-KR"/>
-              </w:rPr>
-              <w:t xml:space="preserve">KG → 승인 원자료·측정·문서</w:t>
+            <w:tcW w:w="4272" w:type="dxa"/>
+            <w:tcMar>
+              <w:top w:w="80" w:type="dxa"/>
+              <w:left w:w="110" w:type="dxa"/>
+              <w:bottom w:w="80" w:type="dxa"/>
+              <w:right w:w="110" w:type="dxa"/>
+            </w:tcMar>
+            <w:vAlign w:val="center"/>
+          </w:tcPr>
+          <w:p>
+            <w:pPr>
+              <w:spacing w:after="20" w:line="252" w:lineRule="auto"/>
+            </w:pPr>
+            <w:r>
+              <w:rPr>
+                <w:sz w:val="18"/>
+                <w:szCs w:val="18"/>
+                <w:lang w:eastAsia="ko-KR"/>
+              </w:rPr>
+              <w:t xml:space="preserve">대상 항목 → supportedBy → EvidenceSource</w:t>
+            </w:r>
+          </w:p>
+        </w:tc>
+        <w:tc>
+          <w:tcPr>
+            <w:tcW w:w="3700" w:type="dxa"/>
+            <w:tcMar>
+              <w:top w:w="80" w:type="dxa"/>
+              <w:left w:w="110" w:type="dxa"/>
+              <w:bottom w:w="80" w:type="dxa"/>
+              <w:right w:w="110" w:type="dxa"/>
+            </w:tcMar>
+            <w:vAlign w:val="center"/>
+          </w:tcPr>
+          <w:p>
+            <w:pPr>
+              <w:spacing w:after="20" w:line="252" w:lineRule="auto"/>
+            </w:pPr>
+            <w:r>
+              <w:rPr>
+                <w:sz w:val="18"/>
+                <w:szCs w:val="18"/>
+                <w:lang w:eastAsia="ko-KR"/>
+              </w:rPr>
+              <w:t xml:space="preserve">출처와 위치(승인 원자료, 측정자료, 문서 조문)</w:t>
+            </w:r>
+          </w:p>
+        </w:tc>
+      </w:tr>
+    </w:tbl>
+    <w:p>
+      <w:pPr>
+        <w:spacing w:after="60"/>
+        <w:rPr>
+          <w:lang w:eastAsia="ko-KR"/>
+        </w:rPr>
+      </w:pPr>
+    </w:p>
+    <w:p>
+      <w:pPr>
+        <w:keepNext/>
+        <w:spacing w:before="240"/>
+        <w:rPr>
+          <w:lang w:eastAsia="ko-KR"/>
+        </w:rPr>
+      </w:pPr>
+      <w:r>
+        <w:rPr>
+          <w:b/>
+          <w:color w:val="1F4E79"/>
+          <w:sz w:val="25"/>
+          <w:szCs w:val="25"/>
+          <w:lang w:eastAsia="ko-KR"/>
+        </w:rPr>
+        <w:t xml:space="preserve">CQ 밖에서 추가한 의도</w:t>
+      </w:r>
+    </w:p>
+    <w:tbl>
+      <w:tblPr>
+        <w:tblW w:w="9972" w:type="dxa"/>
+        <w:jc w:val="center"/>
+        <w:tblBorders>
+          <w:top w:val="single" w:sz="5" w:space="0" w:color="A6A6A6"/>
+          <w:left w:val="single" w:sz="5" w:space="0" w:color="A6A6A6"/>
+          <w:bottom w:val="single" w:sz="5" w:space="0" w:color="A6A6A6"/>
+          <w:right w:val="single" w:sz="5" w:space="0" w:color="A6A6A6"/>
+          <w:insideH w:val="single" w:sz="5" w:space="0" w:color="A6A6A6"/>
+          <w:insideV w:val="single" w:sz="5" w:space="0" w:color="A6A6A6"/>
+        </w:tblBorders>
+        <w:tblLayout w:type="fixed"/>
+        <w:tblLook w:val="04A0" w:firstRow="1" w:lastRow="0" w:firstColumn="1" w:lastColumn="0" w:noHBand="0" w:noVBand="1"/>
+      </w:tblPr>
+      <w:tblGrid>
+        <w:gridCol w:w="1500"/>
+        <w:gridCol w:w="2500"/>
+        <w:gridCol w:w="3972"/>
+        <w:gridCol w:w="2000"/>
+      </w:tblGrid>
+      <w:tr>
+        <w:trPr>
+          <w:cantSplit/>
+          <w:tblHeader/>
+          <w:jc w:val="center"/>
+        </w:trPr>
+        <w:tc>
+          <w:tcPr>
+            <w:tcW w:w="1500" w:type="dxa"/>
+            <w:shd w:val="clear" w:color="auto" w:fill="D9EAF7"/>
+            <w:tcMar>
+              <w:top w:w="80" w:type="dxa"/>
+              <w:left w:w="110" w:type="dxa"/>
+              <w:bottom w:w="80" w:type="dxa"/>
+              <w:right w:w="110" w:type="dxa"/>
+            </w:tcMar>
+            <w:vAlign w:val="center"/>
+          </w:tcPr>
+          <w:p>
+            <w:pPr>
+              <w:spacing w:after="20" w:line="252" w:lineRule="auto"/>
+              <w:jc w:val="center"/>
+            </w:pPr>
+            <w:r>
+              <w:rPr>
+                <w:b/>
+                <w:sz w:val="18"/>
+                <w:szCs w:val="18"/>
+                <w:lang w:eastAsia="ko-KR"/>
+              </w:rPr>
+              <w:t xml:space="preserve">의도</w:t>
+            </w:r>
+          </w:p>
+        </w:tc>
+        <w:tc>
+          <w:tcPr>
+            <w:tcW w:w="2500" w:type="dxa"/>
+            <w:shd w:val="clear" w:color="auto" w:fill="D9EAF7"/>
+            <w:tcMar>
+              <w:top w:w="80" w:type="dxa"/>
+              <w:left w:w="110" w:type="dxa"/>
+              <w:bottom w:w="80" w:type="dxa"/>
+              <w:right w:w="110" w:type="dxa"/>
+            </w:tcMar>
+            <w:vAlign w:val="center"/>
+          </w:tcPr>
+          <w:p>
+            <w:pPr>
+              <w:spacing w:after="20" w:line="252" w:lineRule="auto"/>
+              <w:jc w:val="center"/>
+            </w:pPr>
+            <w:r>
+              <w:rPr>
+                <w:b/>
+                <w:sz w:val="18"/>
+                <w:szCs w:val="18"/>
+                <w:lang w:eastAsia="ko-KR"/>
+              </w:rPr>
+              <w:t xml:space="preserve">근거 구성</w:t>
+            </w:r>
+          </w:p>
+        </w:tc>
+        <w:tc>
+          <w:tcPr>
+            <w:tcW w:w="3972" w:type="dxa"/>
+            <w:shd w:val="clear" w:color="auto" w:fill="D9EAF7"/>
+            <w:tcMar>
+              <w:top w:w="80" w:type="dxa"/>
+              <w:left w:w="110" w:type="dxa"/>
+              <w:bottom w:w="80" w:type="dxa"/>
+              <w:right w:w="110" w:type="dxa"/>
+            </w:tcMar>
+            <w:vAlign w:val="center"/>
+          </w:tcPr>
+          <w:p>
+            <w:pPr>
+              <w:spacing w:after="20" w:line="252" w:lineRule="auto"/>
+              <w:jc w:val="center"/>
+            </w:pPr>
+            <w:r>
+              <w:rPr>
+                <w:b/>
+                <w:sz w:val="18"/>
+                <w:szCs w:val="18"/>
+                <w:lang w:eastAsia="ko-KR"/>
+              </w:rPr>
+              <w:t xml:space="preserve">추가한 이유</w:t>
+            </w:r>
+          </w:p>
+        </w:tc>
+        <w:tc>
+          <w:tcPr>
+            <w:tcW w:w="2000" w:type="dxa"/>
+            <w:shd w:val="clear" w:color="auto" w:fill="D9EAF7"/>
+            <w:tcMar>
+              <w:top w:w="80" w:type="dxa"/>
+              <w:left w:w="110" w:type="dxa"/>
+              <w:bottom w:w="80" w:type="dxa"/>
+              <w:right w:w="110" w:type="dxa"/>
+            </w:tcMar>
+            <w:vAlign w:val="center"/>
+          </w:tcPr>
+          <w:p>
+            <w:pPr>
+              <w:spacing w:after="20" w:line="252" w:lineRule="auto"/>
+              <w:jc w:val="center"/>
+            </w:pPr>
+            <w:r>
+              <w:rPr>
+                <w:b/>
+                <w:sz w:val="18"/>
+                <w:szCs w:val="18"/>
+                <w:lang w:eastAsia="ko-KR"/>
+              </w:rPr>
+              <w:t xml:space="preserve">성격</w:t>
             </w:r>
           </w:p>
         </w:tc>
@@ -12583,7 +15615,7 @@
         </w:trPr>
         <w:tc>
           <w:tcPr>
-            <w:tcW w:w="2200" w:type="dxa"/>
+            <w:tcW w:w="1500" w:type="dxa"/>
             <w:shd w:val="clear" w:color="auto" w:fill="EEF5FA"/>
             <w:tcMar>
               <w:top w:w="80" w:type="dxa"/>
@@ -12606,57 +15638,82 @@
                 <w:szCs w:val="18"/>
                 <w:lang w:eastAsia="ko-KR"/>
               </w:rPr>
-              <w:t xml:space="preserve">CURRENT</w:t>
-            </w:r>
-          </w:p>
-        </w:tc>
-        <w:tc>
-          <w:tcPr>
-            <w:tcW w:w="5372" w:type="dxa"/>
-            <w:tcMar>
-              <w:top w:w="80" w:type="dxa"/>
-              <w:left w:w="110" w:type="dxa"/>
-              <w:bottom w:w="80" w:type="dxa"/>
-              <w:right w:w="110" w:type="dxa"/>
-            </w:tcMar>
-            <w:vAlign w:val="center"/>
-          </w:tcPr>
-          <w:p>
-            <w:pPr>
-              <w:spacing w:after="20" w:line="252" w:lineRule="auto"/>
-            </w:pPr>
-            <w:r>
-              <w:rPr>
-                <w:sz w:val="18"/>
-                <w:szCs w:val="18"/>
-                <w:lang w:eastAsia="ko-KR"/>
-              </w:rPr>
-              <w:t xml:space="preserve">현재 상태 + 제한수위 + 두 값의 차이</w:t>
-            </w:r>
-          </w:p>
-        </w:tc>
-        <w:tc>
-          <w:tcPr>
-            <w:tcW w:w="2400" w:type="dxa"/>
-            <w:tcMar>
-              <w:top w:w="80" w:type="dxa"/>
-              <w:left w:w="110" w:type="dxa"/>
-              <w:bottom w:w="80" w:type="dxa"/>
-              <w:right w:w="110" w:type="dxa"/>
-            </w:tcMar>
-            <w:vAlign w:val="center"/>
-          </w:tcPr>
-          <w:p>
-            <w:pPr>
-              <w:spacing w:after="20" w:line="252" w:lineRule="auto"/>
-            </w:pPr>
-            <w:r>
-              <w:rPr>
-                <w:sz w:val="18"/>
-                <w:szCs w:val="18"/>
-                <w:lang w:eastAsia="ko-KR"/>
-              </w:rPr>
-              <w:t xml:space="preserve">KG, 측정자료</w:t>
+              <w:t xml:space="preserve">INTEGRATED</w:t>
+            </w:r>
+          </w:p>
+        </w:tc>
+        <w:tc>
+          <w:tcPr>
+            <w:tcW w:w="2500" w:type="dxa"/>
+            <w:tcMar>
+              <w:top w:w="80" w:type="dxa"/>
+              <w:left w:w="110" w:type="dxa"/>
+              <w:bottom w:w="80" w:type="dxa"/>
+              <w:right w:w="110" w:type="dxa"/>
+            </w:tcMar>
+            <w:vAlign w:val="center"/>
+          </w:tcPr>
+          <w:p>
+            <w:pPr>
+              <w:spacing w:after="20" w:line="252" w:lineRule="auto"/>
+            </w:pPr>
+            <w:r>
+              <w:rPr>
+                <w:sz w:val="18"/>
+                <w:szCs w:val="18"/>
+                <w:lang w:eastAsia="ko-KR"/>
+              </w:rPr>
+              <w:t xml:space="preserve">운영행위 + 승인 + 당시 상태 + 제한수위 + 근거 + 비교 값</w:t>
+            </w:r>
+          </w:p>
+        </w:tc>
+        <w:tc>
+          <w:tcPr>
+            <w:tcW w:w="3972" w:type="dxa"/>
+            <w:tcMar>
+              <w:top w:w="80" w:type="dxa"/>
+              <w:left w:w="110" w:type="dxa"/>
+              <w:bottom w:w="80" w:type="dxa"/>
+              <w:right w:w="110" w:type="dxa"/>
+            </w:tcMar>
+            <w:vAlign w:val="center"/>
+          </w:tcPr>
+          <w:p>
+            <w:pPr>
+              <w:spacing w:after="20" w:line="252" w:lineRule="auto"/>
+            </w:pPr>
+            <w:r>
+              <w:rPr>
+                <w:sz w:val="18"/>
+                <w:szCs w:val="18"/>
+                <w:lang w:eastAsia="ko-KR"/>
+              </w:rPr>
+              <w:t xml:space="preserve">Ontology의 전체 질문(현재 상태와 기준, 선택된 과거 사례의 상태·운영·승인·근거를 함께 추적)에 대응. CQ1~CQ6의 경로를 한 사례로 묶은 것</w:t>
+            </w:r>
+          </w:p>
+        </w:tc>
+        <w:tc>
+          <w:tcPr>
+            <w:tcW w:w="2000" w:type="dxa"/>
+            <w:tcMar>
+              <w:top w:w="80" w:type="dxa"/>
+              <w:left w:w="110" w:type="dxa"/>
+              <w:bottom w:w="80" w:type="dxa"/>
+              <w:right w:w="110" w:type="dxa"/>
+            </w:tcMar>
+            <w:vAlign w:val="center"/>
+          </w:tcPr>
+          <w:p>
+            <w:pPr>
+              <w:spacing w:after="20" w:line="252" w:lineRule="auto"/>
+            </w:pPr>
+            <w:r>
+              <w:rPr>
+                <w:sz w:val="18"/>
+                <w:szCs w:val="18"/>
+                <w:lang w:eastAsia="ko-KR"/>
+              </w:rPr>
+              <w:t xml:space="preserve">CQ 경로의 조합. 비교 값 계산은 연구자 판단</w:t>
             </w:r>
           </w:p>
         </w:tc>
@@ -12668,7 +15725,7 @@
         </w:trPr>
         <w:tc>
           <w:tcPr>
-            <w:tcW w:w="2200" w:type="dxa"/>
+            <w:tcW w:w="1500" w:type="dxa"/>
             <w:shd w:val="clear" w:color="auto" w:fill="EEF5FA"/>
             <w:tcMar>
               <w:top w:w="80" w:type="dxa"/>
@@ -12691,57 +15748,82 @@
                 <w:szCs w:val="18"/>
                 <w:lang w:eastAsia="ko-KR"/>
               </w:rPr>
-              <w:t xml:space="preserve">INTEGRATED</w:t>
-            </w:r>
-          </w:p>
-        </w:tc>
-        <w:tc>
-          <w:tcPr>
-            <w:tcW w:w="5372" w:type="dxa"/>
-            <w:tcMar>
-              <w:top w:w="80" w:type="dxa"/>
-              <w:left w:w="110" w:type="dxa"/>
-              <w:bottom w:w="80" w:type="dxa"/>
-              <w:right w:w="110" w:type="dxa"/>
-            </w:tcMar>
-            <w:vAlign w:val="center"/>
-          </w:tcPr>
-          <w:p>
-            <w:pPr>
-              <w:spacing w:after="20" w:line="252" w:lineRule="auto"/>
-            </w:pPr>
-            <w:r>
-              <w:rPr>
-                <w:sz w:val="18"/>
-                <w:szCs w:val="18"/>
-                <w:lang w:eastAsia="ko-KR"/>
-              </w:rPr>
-              <w:t xml:space="preserve">운영행위 + 승인 + 당시 상태 + 제한수위 + 근거 + 비교 값</w:t>
-            </w:r>
-          </w:p>
-        </w:tc>
-        <w:tc>
-          <w:tcPr>
-            <w:tcW w:w="2400" w:type="dxa"/>
-            <w:tcMar>
-              <w:top w:w="80" w:type="dxa"/>
-              <w:left w:w="110" w:type="dxa"/>
-              <w:bottom w:w="80" w:type="dxa"/>
-              <w:right w:w="110" w:type="dxa"/>
-            </w:tcMar>
-            <w:vAlign w:val="center"/>
-          </w:tcPr>
-          <w:p>
-            <w:pPr>
-              <w:spacing w:after="20" w:line="252" w:lineRule="auto"/>
-            </w:pPr>
-            <w:r>
-              <w:rPr>
-                <w:sz w:val="18"/>
-                <w:szCs w:val="18"/>
-                <w:lang w:eastAsia="ko-KR"/>
-              </w:rPr>
-              <w:t xml:space="preserve">KG, 측정자료, 문서</w:t>
+              <w:t xml:space="preserve">CURRENT</w:t>
+            </w:r>
+          </w:p>
+        </w:tc>
+        <w:tc>
+          <w:tcPr>
+            <w:tcW w:w="2500" w:type="dxa"/>
+            <w:tcMar>
+              <w:top w:w="80" w:type="dxa"/>
+              <w:left w:w="110" w:type="dxa"/>
+              <w:bottom w:w="80" w:type="dxa"/>
+              <w:right w:w="110" w:type="dxa"/>
+            </w:tcMar>
+            <w:vAlign w:val="center"/>
+          </w:tcPr>
+          <w:p>
+            <w:pPr>
+              <w:spacing w:after="20" w:line="252" w:lineRule="auto"/>
+            </w:pPr>
+            <w:r>
+              <w:rPr>
+                <w:sz w:val="18"/>
+                <w:szCs w:val="18"/>
+                <w:lang w:eastAsia="ko-KR"/>
+              </w:rPr>
+              <w:t xml:space="preserve">현재 상태 + 제한수위 + 두 값의 차이</w:t>
+            </w:r>
+          </w:p>
+        </w:tc>
+        <w:tc>
+          <w:tcPr>
+            <w:tcW w:w="3972" w:type="dxa"/>
+            <w:tcMar>
+              <w:top w:w="80" w:type="dxa"/>
+              <w:left w:w="110" w:type="dxa"/>
+              <w:bottom w:w="80" w:type="dxa"/>
+              <w:right w:w="110" w:type="dxa"/>
+            </w:tcMar>
+            <w:vAlign w:val="center"/>
+          </w:tcPr>
+          <w:p>
+            <w:pPr>
+              <w:spacing w:after="20" w:line="252" w:lineRule="auto"/>
+            </w:pPr>
+            <w:r>
+              <w:rPr>
+                <w:sz w:val="18"/>
+                <w:szCs w:val="18"/>
+                <w:lang w:eastAsia="ko-KR"/>
+              </w:rPr>
+              <w:t xml:space="preserve">현재 수위가 제한수위에 얼마나 가까운지 묻는 질문이 가장 기본적이어서 CQ1과 CQ5를 함께 실행하도록 묶음</w:t>
+            </w:r>
+          </w:p>
+        </w:tc>
+        <w:tc>
+          <w:tcPr>
+            <w:tcW w:w="2000" w:type="dxa"/>
+            <w:tcMar>
+              <w:top w:w="80" w:type="dxa"/>
+              <w:left w:w="110" w:type="dxa"/>
+              <w:bottom w:w="80" w:type="dxa"/>
+              <w:right w:w="110" w:type="dxa"/>
+            </w:tcMar>
+            <w:vAlign w:val="center"/>
+          </w:tcPr>
+          <w:p>
+            <w:pPr>
+              <w:spacing w:after="20" w:line="252" w:lineRule="auto"/>
+            </w:pPr>
+            <w:r>
+              <w:rPr>
+                <w:sz w:val="18"/>
+                <w:szCs w:val="18"/>
+                <w:lang w:eastAsia="ko-KR"/>
+              </w:rPr>
+              <w:t xml:space="preserve">CQ1 + CQ5의 조합. 별도 의도로 두지 않고 두 CQ를 모두 실행해도 같은 근거가 나옴</w:t>
             </w:r>
           </w:p>
         </w:tc>
@@ -12753,7 +15835,7 @@
         </w:trPr>
         <w:tc>
           <w:tcPr>
-            <w:tcW w:w="2200" w:type="dxa"/>
+            <w:tcW w:w="1500" w:type="dxa"/>
             <w:shd w:val="clear" w:color="auto" w:fill="EEF5FA"/>
             <w:tcMar>
               <w:top w:w="80" w:type="dxa"/>
@@ -12782,7 +15864,7 @@
         </w:tc>
         <w:tc>
           <w:tcPr>
-            <w:tcW w:w="5372" w:type="dxa"/>
+            <w:tcW w:w="2500" w:type="dxa"/>
             <w:tcMar>
               <w:top w:w="80" w:type="dxa"/>
               <w:left w:w="110" w:type="dxa"/>
@@ -12807,26 +15889,51 @@
         </w:tc>
         <w:tc>
           <w:tcPr>
-            <w:tcW w:w="2400" w:type="dxa"/>
-            <w:tcMar>
-              <w:top w:w="80" w:type="dxa"/>
-              <w:left w:w="110" w:type="dxa"/>
-              <w:bottom w:w="80" w:type="dxa"/>
-              <w:right w:w="110" w:type="dxa"/>
-            </w:tcMar>
-            <w:vAlign w:val="center"/>
-          </w:tcPr>
-          <w:p>
-            <w:pPr>
-              <w:spacing w:after="20" w:line="252" w:lineRule="auto"/>
-            </w:pPr>
-            <w:r>
-              <w:rPr>
-                <w:sz w:val="18"/>
-                <w:szCs w:val="18"/>
-                <w:lang w:eastAsia="ko-KR"/>
-              </w:rPr>
-              <w:t xml:space="preserve">측정자료, KG, 문서</w:t>
+            <w:tcW w:w="3972" w:type="dxa"/>
+            <w:tcMar>
+              <w:top w:w="80" w:type="dxa"/>
+              <w:left w:w="110" w:type="dxa"/>
+              <w:bottom w:w="80" w:type="dxa"/>
+              <w:right w:w="110" w:type="dxa"/>
+            </w:tcMar>
+            <w:vAlign w:val="center"/>
+          </w:tcPr>
+          <w:p>
+            <w:pPr>
+              <w:spacing w:after="20" w:line="252" w:lineRule="auto"/>
+            </w:pPr>
+            <w:r>
+              <w:rPr>
+                <w:sz w:val="18"/>
+                <w:szCs w:val="18"/>
+                <w:lang w:eastAsia="ko-KR"/>
+              </w:rPr>
+              <w:t xml:space="preserve">전체 질문의 “선택된 과거 시점 또는 사례”를 현재 상태에서 어떻게 고르는지는 CQ에 정해져 있지 않아 선택 방법이 필요</w:t>
+            </w:r>
+          </w:p>
+        </w:tc>
+        <w:tc>
+          <w:tcPr>
+            <w:tcW w:w="2000" w:type="dxa"/>
+            <w:tcMar>
+              <w:top w:w="80" w:type="dxa"/>
+              <w:left w:w="110" w:type="dxa"/>
+              <w:bottom w:w="80" w:type="dxa"/>
+              <w:right w:w="110" w:type="dxa"/>
+            </w:tcMar>
+            <w:vAlign w:val="center"/>
+          </w:tcPr>
+          <w:p>
+            <w:pPr>
+              <w:spacing w:after="20" w:line="252" w:lineRule="auto"/>
+            </w:pPr>
+            <w:r>
+              <w:rPr>
+                <w:sz w:val="18"/>
+                <w:szCs w:val="18"/>
+                <w:lang w:eastAsia="ko-KR"/>
+              </w:rPr>
+              <w:t xml:space="preserve">연구자 판단(수위·유입량의 유클리드 거리, 임시 기준)</w:t>
             </w:r>
           </w:p>
         </w:tc>
@@ -12838,7 +15945,7 @@
         </w:trPr>
         <w:tc>
           <w:tcPr>
-            <w:tcW w:w="2200" w:type="dxa"/>
+            <w:tcW w:w="1500" w:type="dxa"/>
             <w:shd w:val="clear" w:color="auto" w:fill="EEF5FA"/>
             <w:tcMar>
               <w:top w:w="80" w:type="dxa"/>
@@ -12867,51 +15974,76 @@
         </w:tc>
         <w:tc>
           <w:tcPr>
-            <w:tcW w:w="5372" w:type="dxa"/>
-            <w:tcMar>
-              <w:top w:w="80" w:type="dxa"/>
-              <w:left w:w="110" w:type="dxa"/>
-              <w:bottom w:w="80" w:type="dxa"/>
-              <w:right w:w="110" w:type="dxa"/>
-            </w:tcMar>
-            <w:vAlign w:val="center"/>
-          </w:tcPr>
-          <w:p>
-            <w:pPr>
-              <w:spacing w:after="20" w:line="252" w:lineRule="auto"/>
-            </w:pPr>
-            <w:r>
-              <w:rPr>
-                <w:sz w:val="18"/>
-                <w:szCs w:val="18"/>
-                <w:lang w:eastAsia="ko-KR"/>
-              </w:rPr>
-              <w:t xml:space="preserve">위 어디에도 해당하지 않거나 허용 범위 밖(여러 댐 비교, 사유 질문)</w:t>
-            </w:r>
-          </w:p>
-        </w:tc>
-        <w:tc>
-          <w:tcPr>
-            <w:tcW w:w="2400" w:type="dxa"/>
-            <w:tcMar>
-              <w:top w:w="80" w:type="dxa"/>
-              <w:left w:w="110" w:type="dxa"/>
-              <w:bottom w:w="80" w:type="dxa"/>
-              <w:right w:w="110" w:type="dxa"/>
-            </w:tcMar>
-            <w:vAlign w:val="center"/>
-          </w:tcPr>
-          <w:p>
-            <w:pPr>
-              <w:spacing w:after="20" w:line="252" w:lineRule="auto"/>
-            </w:pPr>
-            <w:r>
-              <w:rPr>
-                <w:sz w:val="18"/>
-                <w:szCs w:val="18"/>
-                <w:lang w:eastAsia="ko-KR"/>
-              </w:rPr>
-              <w:t xml:space="preserve">거절</w:t>
+            <w:tcW w:w="2500" w:type="dxa"/>
+            <w:tcMar>
+              <w:top w:w="80" w:type="dxa"/>
+              <w:left w:w="110" w:type="dxa"/>
+              <w:bottom w:w="80" w:type="dxa"/>
+              <w:right w:w="110" w:type="dxa"/>
+            </w:tcMar>
+            <w:vAlign w:val="center"/>
+          </w:tcPr>
+          <w:p>
+            <w:pPr>
+              <w:spacing w:after="20" w:line="252" w:lineRule="auto"/>
+            </w:pPr>
+            <w:r>
+              <w:rPr>
+                <w:sz w:val="18"/>
+                <w:szCs w:val="18"/>
+                <w:lang w:eastAsia="ko-KR"/>
+              </w:rPr>
+              <w:t xml:space="preserve">근거를 가져오지 않고 거절</w:t>
+            </w:r>
+          </w:p>
+        </w:tc>
+        <w:tc>
+          <w:tcPr>
+            <w:tcW w:w="3972" w:type="dxa"/>
+            <w:tcMar>
+              <w:top w:w="80" w:type="dxa"/>
+              <w:left w:w="110" w:type="dxa"/>
+              <w:bottom w:w="80" w:type="dxa"/>
+              <w:right w:w="110" w:type="dxa"/>
+            </w:tcMar>
+            <w:vAlign w:val="center"/>
+          </w:tcPr>
+          <w:p>
+            <w:pPr>
+              <w:spacing w:after="20" w:line="252" w:lineRule="auto"/>
+            </w:pPr>
+            <w:r>
+              <w:rPr>
+                <w:sz w:val="18"/>
+                <w:szCs w:val="18"/>
+                <w:lang w:eastAsia="ko-KR"/>
+              </w:rPr>
+              <w:t xml:space="preserve">여러 댐 비교, 사유 질문처럼 KG에 근거가 없는 질문에 근거 없이 답하지 않도록 함(Ontology 목적: 근거에 없는 사유를 추정하지 않음)</w:t>
+            </w:r>
+          </w:p>
+        </w:tc>
+        <w:tc>
+          <w:tcPr>
+            <w:tcW w:w="2000" w:type="dxa"/>
+            <w:tcMar>
+              <w:top w:w="80" w:type="dxa"/>
+              <w:left w:w="110" w:type="dxa"/>
+              <w:bottom w:w="80" w:type="dxa"/>
+              <w:right w:w="110" w:type="dxa"/>
+            </w:tcMar>
+            <w:vAlign w:val="center"/>
+          </w:tcPr>
+          <w:p>
+            <w:pPr>
+              <w:spacing w:after="20" w:line="252" w:lineRule="auto"/>
+            </w:pPr>
+            <w:r>
+              <w:rPr>
+                <w:sz w:val="18"/>
+                <w:szCs w:val="18"/>
+                <w:lang w:eastAsia="ko-KR"/>
+              </w:rPr>
+              <w:t xml:space="preserve">범위 처리</w:t>
             </w:r>
           </w:p>
         </w:tc>

--- a/lab_meeting/랩미팅 자료_KG구축_검색답변_초안.docx
+++ b/lab_meeting/랩미팅 자료_KG구축_검색답변_초안.docx
@@ -5066,7 +5066,7 @@
                 <w:szCs w:val="18"/>
                 <w:lang w:eastAsia="ko-KR"/>
               </w:rPr>
-              <w:t xml:space="preserve">규정·법령 문서 원문(조문 단위)</w:t>
+              <w:t xml:space="preserve">규정 원문(별표 단위 청크)</w:t>
             </w:r>
           </w:p>
         </w:tc>
@@ -5091,7 +5091,7 @@
                 <w:szCs w:val="18"/>
                 <w:lang w:eastAsia="ko-KR"/>
               </w:rPr>
-              <w:t xml:space="preserve">연계운영규정 별표3, 하천법 조문</w:t>
+              <w:t xml:space="preserve">연계운영규정 별표3(현행과 시행일별 연혁)</w:t>
             </w:r>
           </w:p>
         </w:tc>
@@ -5722,7 +5722,7 @@
                 <w:szCs w:val="18"/>
                 <w:lang w:eastAsia="ko-KR"/>
               </w:rPr>
-              <w:t xml:space="preserve">법령·규정 조문</w:t>
+              <w:t xml:space="preserve">규정 원문</w:t>
             </w:r>
           </w:p>
         </w:tc>
@@ -5772,7 +5772,7 @@
                 <w:szCs w:val="18"/>
                 <w:lang w:eastAsia="ko-KR"/>
               </w:rPr>
-              <w:t xml:space="preserve">연계운영규정 조문·별표, 하천법·시행령·댐건설관리법 관련 조문 36개 청크</w:t>
+              <w:t xml:space="preserve">연계운영규정 별표3 현행과 시행일별 연혁 9개 판의 원문 → 문서 저장소 10개 청크</w:t>
             </w:r>
           </w:p>
         </w:tc>
@@ -6408,7 +6408,7 @@
           <w:szCs w:val="20"/>
           <w:lang w:eastAsia="ko-KR"/>
         </w:rPr>
-        <w:t xml:space="preserve">수집한 자료를 같은 기준으로 나누었다. 법제처 XML은 겉으로는 구조화된 자료이지만, 조문의 번호·제목·항·호가 요소로 나뉘어 있지 않고 본문 글자에 들어 있으며, 별표는 선 문자(┌─┬─┐│)로 그린 표가 글자로 들어 있어서 비정형으로 구분하였다.</w:t>
+        <w:t xml:space="preserve">수집한 자료를 같은 기준으로 나누었다. 법제처 XML 안의 별표는 겉으로는 표이지만 선 문자(┌─┬─┐│)로 그린 표가 글자로 들어 있어서 비정형으로 구분하였다.</w:t>
       </w:r>
     </w:p>
     <w:tbl>
@@ -6986,117 +6986,7 @@
                 <w:szCs w:val="18"/>
                 <w:lang w:eastAsia="ko-KR"/>
               </w:rPr>
-              <w:t xml:space="preserve">단계 4: 줄과 셀을 읽어 제한수위 추출</w:t>
-            </w:r>
-          </w:p>
-        </w:tc>
-      </w:tr>
-      <w:tr>
-        <w:trPr>
-          <w:cantSplit/>
-          <w:jc w:val="center"/>
-        </w:trPr>
-        <w:tc>
-          <w:tcPr>
-            <w:tcW w:w="1500" w:type="dxa"/>
-            <w:shd w:val="clear" w:color="auto" w:fill="EEF5FA"/>
-            <w:tcMar>
-              <w:top w:w="80" w:type="dxa"/>
-              <w:left w:w="110" w:type="dxa"/>
-              <w:bottom w:w="80" w:type="dxa"/>
-              <w:right w:w="110" w:type="dxa"/>
-            </w:tcMar>
-            <w:vAlign w:val="center"/>
-          </w:tcPr>
-          <w:p>
-            <w:pPr>
-              <w:spacing w:after="20" w:line="252" w:lineRule="auto"/>
-              <w:jc w:val="center"/>
-            </w:pPr>
-            <w:r>
-              <w:rPr>
-                <w:b/>
-                <w:color w:val="1F4E79"/>
-                <w:sz w:val="18"/>
-                <w:szCs w:val="18"/>
-                <w:lang w:eastAsia="ko-KR"/>
-              </w:rPr>
-              <w:t xml:space="preserve">비정형 텍스트</w:t>
-            </w:r>
-          </w:p>
-        </w:tc>
-        <w:tc>
-          <w:tcPr>
-            <w:tcW w:w="2000" w:type="dxa"/>
-            <w:tcMar>
-              <w:top w:w="80" w:type="dxa"/>
-              <w:left w:w="110" w:type="dxa"/>
-              <w:bottom w:w="80" w:type="dxa"/>
-              <w:right w:w="110" w:type="dxa"/>
-            </w:tcMar>
-            <w:vAlign w:val="center"/>
-          </w:tcPr>
-          <w:p>
-            <w:pPr>
-              <w:spacing w:after="20" w:line="252" w:lineRule="auto"/>
-            </w:pPr>
-            <w:r>
-              <w:rPr>
-                <w:sz w:val="18"/>
-                <w:szCs w:val="18"/>
-                <w:lang w:eastAsia="ko-KR"/>
-              </w:rPr>
-              <w:t xml:space="preserve">규정·법령 조문</w:t>
-            </w:r>
-          </w:p>
-        </w:tc>
-        <w:tc>
-          <w:tcPr>
-            <w:tcW w:w="3972" w:type="dxa"/>
-            <w:tcMar>
-              <w:top w:w="80" w:type="dxa"/>
-              <w:left w:w="110" w:type="dxa"/>
-              <w:bottom w:w="80" w:type="dxa"/>
-              <w:right w:w="110" w:type="dxa"/>
-            </w:tcMar>
-            <w:vAlign w:val="center"/>
-          </w:tcPr>
-          <w:p>
-            <w:pPr>
-              <w:spacing w:after="20" w:line="252" w:lineRule="auto"/>
-            </w:pPr>
-            <w:r>
-              <w:rPr>
-                <w:sz w:val="18"/>
-                <w:szCs w:val="18"/>
-                <w:lang w:eastAsia="ko-KR"/>
-              </w:rPr>
-              <w:t xml:space="preserve">“제1조(목적) 이 규정은 …” 로 시작하는 본문</w:t>
-            </w:r>
-          </w:p>
-        </w:tc>
-        <w:tc>
-          <w:tcPr>
-            <w:tcW w:w="2500" w:type="dxa"/>
-            <w:tcMar>
-              <w:top w:w="80" w:type="dxa"/>
-              <w:left w:w="110" w:type="dxa"/>
-              <w:bottom w:w="80" w:type="dxa"/>
-              <w:right w:w="110" w:type="dxa"/>
-            </w:tcMar>
-            <w:vAlign w:val="center"/>
-          </w:tcPr>
-          <w:p>
-            <w:pPr>
-              <w:spacing w:after="20" w:line="252" w:lineRule="auto"/>
-            </w:pPr>
-            <w:r>
-              <w:rPr>
-                <w:sz w:val="18"/>
-                <w:szCs w:val="18"/>
-                <w:lang w:eastAsia="ko-KR"/>
-              </w:rPr>
-              <w:t xml:space="preserve">단계 4: 조문 단위로 나누어 문서 저장소에 저장</w:t>
+              <w:t xml:space="preserve">단계 4: 줄과 셀을 읽어 제한수위 추출, 원문은 문서 저장소에 청크로 저장</w:t>
             </w:r>
           </w:p>
         </w:tc>
@@ -7199,7 +7089,7 @@
           <w:szCs w:val="20"/>
           <w:lang w:eastAsia="ko-KR"/>
         </w:rPr>
-        <w:t xml:space="preserve">법령은 이미 글자로 된 XML이어서 OCR이 필요 없다. 다만 XML에서 조문 한 개가 요소 한 개(&lt;조문내용&gt;)로 들어 있을 뿐 조 번호·제목은 본문 글자(“제1조(목적) …”)이므로, 이를 읽어 조문 단위로 나누는 작업은 단계 4에서 한다. 표 자료는 문헌이 없어 연구자 판단으로 아래와 같이 정리하였다.</w:t>
+        <w:t xml:space="preserve">표 자료의 정리 방법은 문헌이 없어 연구자 판단으로 아래와 같이 정하였다.</w:t>
       </w:r>
     </w:p>
     <w:tbl>
@@ -7669,7 +7559,7 @@
           <w:szCs w:val="20"/>
           <w:lang w:eastAsia="ko-KR"/>
         </w:rPr>
-        <w:t xml:space="preserve">같은 원칙으로 규칙표를 만들어 승인 CSV와 측정자료의 열을 Entity와 Data Property로 옮겼다(D2RQ 도구는 쓰지 않음). 이 단계에서는 Entity와 속성만 만들고, Entity 사이의 관계는 단계 5에서 만든다. 승인 CSV 한 행이 어떻게 옮겨지는지 예시는 다음과 같다.</w:t>
+        <w:t xml:space="preserve">같은 원칙으로 규칙표를 만들어 승인 CSV와 측정자료의 열을 Entity와 Data Property로 옮겼다(D2RQ 도구는 쓰지 않음). 이 단계에서는 Entity와 속성만 만들고, Entity 사이의 관계는 단계 5에서 만든다. Class마다 원천 자료와 만들어지는 결과의 예는 다음과 같다.</w:t>
       </w:r>
     </w:p>
     <w:tbl>
@@ -7688,9 +7578,10 @@
         <w:tblLook w:val="04A0" w:firstRow="1" w:lastRow="0" w:firstColumn="1" w:lastColumn="0" w:noHBand="0" w:noVBand="1"/>
       </w:tblPr>
       <w:tblGrid>
-        <w:gridCol w:w="2300"/>
-        <w:gridCol w:w="3000"/>
-        <w:gridCol w:w="4672"/>
+        <w:gridCol w:w="1700"/>
+        <w:gridCol w:w="3300"/>
+        <w:gridCol w:w="1500"/>
+        <w:gridCol w:w="3472"/>
       </w:tblGrid>
       <w:tr>
         <w:trPr>
@@ -7700,7 +7591,7 @@
         </w:trPr>
         <w:tc>
           <w:tcPr>
-            <w:tcW w:w="2300" w:type="dxa"/>
+            <w:tcW w:w="1700" w:type="dxa"/>
             <w:shd w:val="clear" w:color="auto" w:fill="D9EAF7"/>
             <w:tcMar>
               <w:top w:w="80" w:type="dxa"/>
@@ -7722,13 +7613,13 @@
                 <w:szCs w:val="18"/>
                 <w:lang w:eastAsia="ko-KR"/>
               </w:rPr>
-              <w:t xml:space="preserve">원천 열</w:t>
-            </w:r>
-          </w:p>
-        </w:tc>
-        <w:tc>
-          <w:tcPr>
-            <w:tcW w:w="3000" w:type="dxa"/>
+              <w:t xml:space="preserve">Class</w:t>
+            </w:r>
+          </w:p>
+        </w:tc>
+        <w:tc>
+          <w:tcPr>
+            <w:tcW w:w="3300" w:type="dxa"/>
             <w:shd w:val="clear" w:color="auto" w:fill="D9EAF7"/>
             <w:tcMar>
               <w:top w:w="80" w:type="dxa"/>
@@ -7750,13 +7641,13 @@
                 <w:szCs w:val="18"/>
                 <w:lang w:eastAsia="ko-KR"/>
               </w:rPr>
-              <w:t xml:space="preserve">값 (순차번호 1368)</w:t>
-            </w:r>
-          </w:p>
-        </w:tc>
-        <w:tc>
-          <w:tcPr>
-            <w:tcW w:w="4672" w:type="dxa"/>
+              <w:t xml:space="preserve">원천 자료 (열 이름: 값)</w:t>
+            </w:r>
+          </w:p>
+        </w:tc>
+        <w:tc>
+          <w:tcPr>
+            <w:tcW w:w="1500" w:type="dxa"/>
             <w:shd w:val="clear" w:color="auto" w:fill="D9EAF7"/>
             <w:tcMar>
               <w:top w:w="80" w:type="dxa"/>
@@ -7778,7 +7669,35 @@
                 <w:szCs w:val="18"/>
                 <w:lang w:eastAsia="ko-KR"/>
               </w:rPr>
-              <w:t xml:space="preserve">만들어지는 것</w:t>
+              <w:t xml:space="preserve">ID 규칙</w:t>
+            </w:r>
+          </w:p>
+        </w:tc>
+        <w:tc>
+          <w:tcPr>
+            <w:tcW w:w="3472" w:type="dxa"/>
+            <w:shd w:val="clear" w:color="auto" w:fill="D9EAF7"/>
+            <w:tcMar>
+              <w:top w:w="80" w:type="dxa"/>
+              <w:left w:w="110" w:type="dxa"/>
+              <w:bottom w:w="80" w:type="dxa"/>
+              <w:right w:w="110" w:type="dxa"/>
+            </w:tcMar>
+            <w:vAlign w:val="center"/>
+          </w:tcPr>
+          <w:p>
+            <w:pPr>
+              <w:spacing w:after="20" w:line="252" w:lineRule="auto"/>
+              <w:jc w:val="center"/>
+            </w:pPr>
+            <w:r>
+              <w:rPr>
+                <w:b/>
+                <w:sz w:val="18"/>
+                <w:szCs w:val="18"/>
+                <w:lang w:eastAsia="ko-KR"/>
+              </w:rPr>
+              <w:t xml:space="preserve">만들어지는 개체와 속성 (예)</w:t>
             </w:r>
           </w:p>
         </w:tc>
@@ -7790,7 +7709,7 @@
         </w:trPr>
         <w:tc>
           <w:tcPr>
-            <w:tcW w:w="2300" w:type="dxa"/>
+            <w:tcW w:w="1700" w:type="dxa"/>
             <w:shd w:val="clear" w:color="auto" w:fill="EEF5FA"/>
             <w:tcMar>
               <w:top w:w="80" w:type="dxa"/>
@@ -7813,57 +7732,108 @@
                 <w:szCs w:val="18"/>
                 <w:lang w:eastAsia="ko-KR"/>
               </w:rPr>
-              <w:t xml:space="preserve">관측소코드</w:t>
-            </w:r>
-          </w:p>
-        </w:tc>
-        <w:tc>
-          <w:tcPr>
-            <w:tcW w:w="3000" w:type="dxa"/>
-            <w:tcMar>
-              <w:top w:w="80" w:type="dxa"/>
-              <w:left w:w="110" w:type="dxa"/>
-              <w:bottom w:w="80" w:type="dxa"/>
-              <w:right w:w="110" w:type="dxa"/>
-            </w:tcMar>
-            <w:vAlign w:val="center"/>
-          </w:tcPr>
-          <w:p>
-            <w:pPr>
-              <w:spacing w:after="20" w:line="252" w:lineRule="auto"/>
-            </w:pPr>
-            <w:r>
-              <w:rPr>
-                <w:sz w:val="18"/>
-                <w:szCs w:val="18"/>
-                <w:lang w:eastAsia="ko-KR"/>
-              </w:rPr>
-              <w:t xml:space="preserve">1003110</w:t>
-            </w:r>
-          </w:p>
-        </w:tc>
-        <w:tc>
-          <w:tcPr>
-            <w:tcW w:w="4672" w:type="dxa"/>
-            <w:tcMar>
-              <w:top w:w="80" w:type="dxa"/>
-              <w:left w:w="110" w:type="dxa"/>
-              <w:bottom w:w="80" w:type="dxa"/>
-              <w:right w:w="110" w:type="dxa"/>
-            </w:tcMar>
-            <w:vAlign w:val="center"/>
-          </w:tcPr>
-          <w:p>
-            <w:pPr>
-              <w:spacing w:after="20" w:line="252" w:lineRule="auto"/>
-            </w:pPr>
-            <w:r>
-              <w:rPr>
-                <w:sz w:val="18"/>
-                <w:szCs w:val="18"/>
-                <w:lang w:eastAsia="ko-KR"/>
-              </w:rPr>
-              <w:t xml:space="preserve">Dam 개체 DAM:1003110 (damName 충주댐, damType 다목적댐 ← MyWater 댐 정보)</w:t>
+              <w:t xml:space="preserve">Dam</w:t>
+            </w:r>
+          </w:p>
+        </w:tc>
+        <w:tc>
+          <w:tcPr>
+            <w:tcW w:w="3300" w:type="dxa"/>
+            <w:tcMar>
+              <w:top w:w="80" w:type="dxa"/>
+              <w:left w:w="110" w:type="dxa"/>
+              <w:bottom w:w="80" w:type="dxa"/>
+              <w:right w:w="110" w:type="dxa"/>
+            </w:tcMar>
+            <w:vAlign w:val="center"/>
+          </w:tcPr>
+          <w:p>
+            <w:pPr>
+              <w:spacing w:after="20" w:line="252" w:lineRule="auto"/>
+            </w:pPr>
+            <w:r>
+              <w:rPr>
+                <w:sz w:val="18"/>
+                <w:szCs w:val="18"/>
+                <w:lang w:eastAsia="ko-KR"/>
+              </w:rPr>
+              <w:t xml:space="preserve">MyWater 댐 정보 — 댐코드: 1003110, 댐이름: 충주댐, 댐 유형: 다목적댐</w:t>
+            </w:r>
+          </w:p>
+        </w:tc>
+        <w:tc>
+          <w:tcPr>
+            <w:tcW w:w="1500" w:type="dxa"/>
+            <w:tcMar>
+              <w:top w:w="80" w:type="dxa"/>
+              <w:left w:w="110" w:type="dxa"/>
+              <w:bottom w:w="80" w:type="dxa"/>
+              <w:right w:w="110" w:type="dxa"/>
+            </w:tcMar>
+            <w:vAlign w:val="center"/>
+          </w:tcPr>
+          <w:p>
+            <w:pPr>
+              <w:spacing w:after="20" w:line="252" w:lineRule="auto"/>
+            </w:pPr>
+            <w:r>
+              <w:rPr>
+                <w:sz w:val="18"/>
+                <w:szCs w:val="18"/>
+                <w:lang w:eastAsia="ko-KR"/>
+              </w:rPr>
+              <w:t xml:space="preserve">DAM:댐코드</w:t>
+            </w:r>
+          </w:p>
+        </w:tc>
+        <w:tc>
+          <w:tcPr>
+            <w:tcW w:w="3472" w:type="dxa"/>
+            <w:tcMar>
+              <w:top w:w="80" w:type="dxa"/>
+              <w:left w:w="110" w:type="dxa"/>
+              <w:bottom w:w="80" w:type="dxa"/>
+              <w:right w:w="110" w:type="dxa"/>
+            </w:tcMar>
+            <w:vAlign w:val="center"/>
+          </w:tcPr>
+          <w:p>
+            <w:pPr>
+              <w:spacing w:after="20" w:line="252" w:lineRule="auto"/>
+            </w:pPr>
+            <w:r>
+              <w:rPr>
+                <w:sz w:val="18"/>
+                <w:szCs w:val="18"/>
+                <w:lang w:eastAsia="ko-KR"/>
+              </w:rPr>
+              <w:t xml:space="preserve">DAM:1003110</w:t>
+            </w:r>
+          </w:p>
+          <w:p>
+            <w:pPr>
+              <w:spacing w:after="20" w:line="252" w:lineRule="auto"/>
+            </w:pPr>
+            <w:r>
+              <w:rPr>
+                <w:sz w:val="18"/>
+                <w:szCs w:val="18"/>
+                <w:lang w:eastAsia="ko-KR"/>
+              </w:rPr>
+              <w:t xml:space="preserve">damName = 충주댐</w:t>
+            </w:r>
+          </w:p>
+          <w:p>
+            <w:pPr>
+              <w:spacing w:after="20" w:line="252" w:lineRule="auto"/>
+            </w:pPr>
+            <w:r>
+              <w:rPr>
+                <w:sz w:val="18"/>
+                <w:szCs w:val="18"/>
+                <w:lang w:eastAsia="ko-KR"/>
+              </w:rPr>
+              <w:t xml:space="preserve">damType = 다목적댐</w:t>
             </w:r>
           </w:p>
         </w:tc>
@@ -7875,7 +7845,7 @@
         </w:trPr>
         <w:tc>
           <w:tcPr>
-            <w:tcW w:w="2300" w:type="dxa"/>
+            <w:tcW w:w="1700" w:type="dxa"/>
             <w:shd w:val="clear" w:color="auto" w:fill="EEF5FA"/>
             <w:tcMar>
               <w:top w:w="80" w:type="dxa"/>
@@ -7898,57 +7868,108 @@
                 <w:szCs w:val="18"/>
                 <w:lang w:eastAsia="ko-KR"/>
               </w:rPr>
-              <w:t xml:space="preserve">순차번호</w:t>
-            </w:r>
-          </w:p>
-        </w:tc>
-        <w:tc>
-          <w:tcPr>
-            <w:tcW w:w="3000" w:type="dxa"/>
-            <w:tcMar>
-              <w:top w:w="80" w:type="dxa"/>
-              <w:left w:w="110" w:type="dxa"/>
-              <w:bottom w:w="80" w:type="dxa"/>
-              <w:right w:w="110" w:type="dxa"/>
-            </w:tcMar>
-            <w:vAlign w:val="center"/>
-          </w:tcPr>
-          <w:p>
-            <w:pPr>
-              <w:spacing w:after="20" w:line="252" w:lineRule="auto"/>
-            </w:pPr>
-            <w:r>
-              <w:rPr>
-                <w:sz w:val="18"/>
-                <w:szCs w:val="18"/>
-                <w:lang w:eastAsia="ko-KR"/>
-              </w:rPr>
-              <w:t xml:space="preserve">1368</w:t>
-            </w:r>
-          </w:p>
-        </w:tc>
-        <w:tc>
-          <w:tcPr>
-            <w:tcW w:w="4672" w:type="dxa"/>
-            <w:tcMar>
-              <w:top w:w="80" w:type="dxa"/>
-              <w:left w:w="110" w:type="dxa"/>
-              <w:bottom w:w="80" w:type="dxa"/>
-              <w:right w:w="110" w:type="dxa"/>
-            </w:tcMar>
-            <w:vAlign w:val="center"/>
-          </w:tcPr>
-          <w:p>
-            <w:pPr>
-              <w:spacing w:after="20" w:line="252" w:lineRule="auto"/>
-            </w:pPr>
-            <w:r>
-              <w:rPr>
-                <w:sz w:val="18"/>
-                <w:szCs w:val="18"/>
-                <w:lang w:eastAsia="ko-KR"/>
-              </w:rPr>
-              <w:t xml:space="preserve">Approval 개체 APR:1368, EvidenceSource 개체 EVI:AP:1368 (sourceLocator “순차번호 1368”)</w:t>
+              <w:t xml:space="preserve">HydrometeorologicalState</w:t>
+            </w:r>
+          </w:p>
+        </w:tc>
+        <w:tc>
+          <w:tcPr>
+            <w:tcW w:w="3300" w:type="dxa"/>
+            <w:tcMar>
+              <w:top w:w="80" w:type="dxa"/>
+              <w:left w:w="110" w:type="dxa"/>
+              <w:bottom w:w="80" w:type="dxa"/>
+              <w:right w:w="110" w:type="dxa"/>
+            </w:tcMar>
+            <w:vAlign w:val="center"/>
+          </w:tcPr>
+          <w:p>
+            <w:pPr>
+              <w:spacing w:after="20" w:line="252" w:lineRule="auto"/>
+            </w:pPr>
+            <w:r>
+              <w:rPr>
+                <w:sz w:val="18"/>
+                <w:szCs w:val="18"/>
+                <w:lang w:eastAsia="ko-KR"/>
+              </w:rPr>
+              <w:t xml:space="preserve">측정자료의 열 “수위”(댐코드 1003110). 수위·저수량·강우량·유입량·총방류량·저수율 6개 열마다 1개 (댐 4 × 변수 6 = 24개)</w:t>
+            </w:r>
+          </w:p>
+        </w:tc>
+        <w:tc>
+          <w:tcPr>
+            <w:tcW w:w="1500" w:type="dxa"/>
+            <w:tcMar>
+              <w:top w:w="80" w:type="dxa"/>
+              <w:left w:w="110" w:type="dxa"/>
+              <w:bottom w:w="80" w:type="dxa"/>
+              <w:right w:w="110" w:type="dxa"/>
+            </w:tcMar>
+            <w:vAlign w:val="center"/>
+          </w:tcPr>
+          <w:p>
+            <w:pPr>
+              <w:spacing w:after="20" w:line="252" w:lineRule="auto"/>
+            </w:pPr>
+            <w:r>
+              <w:rPr>
+                <w:sz w:val="18"/>
+                <w:szCs w:val="18"/>
+                <w:lang w:eastAsia="ko-KR"/>
+              </w:rPr>
+              <w:t xml:space="preserve">HMS:댐코드:변수</w:t>
+            </w:r>
+          </w:p>
+        </w:tc>
+        <w:tc>
+          <w:tcPr>
+            <w:tcW w:w="3472" w:type="dxa"/>
+            <w:tcMar>
+              <w:top w:w="80" w:type="dxa"/>
+              <w:left w:w="110" w:type="dxa"/>
+              <w:bottom w:w="80" w:type="dxa"/>
+              <w:right w:w="110" w:type="dxa"/>
+            </w:tcMar>
+            <w:vAlign w:val="center"/>
+          </w:tcPr>
+          <w:p>
+            <w:pPr>
+              <w:spacing w:after="20" w:line="252" w:lineRule="auto"/>
+            </w:pPr>
+            <w:r>
+              <w:rPr>
+                <w:sz w:val="18"/>
+                <w:szCs w:val="18"/>
+                <w:lang w:eastAsia="ko-KR"/>
+              </w:rPr>
+              <w:t xml:space="preserve">HMS:1003110:수위</w:t>
+            </w:r>
+          </w:p>
+          <w:p>
+            <w:pPr>
+              <w:spacing w:after="20" w:line="252" w:lineRule="auto"/>
+            </w:pPr>
+            <w:r>
+              <w:rPr>
+                <w:sz w:val="18"/>
+                <w:szCs w:val="18"/>
+                <w:lang w:eastAsia="ko-KR"/>
+              </w:rPr>
+              <w:t xml:space="preserve">variableType = 수위</w:t>
+            </w:r>
+          </w:p>
+          <w:p>
+            <w:pPr>
+              <w:spacing w:after="20" w:line="252" w:lineRule="auto"/>
+            </w:pPr>
+            <w:r>
+              <w:rPr>
+                <w:sz w:val="18"/>
+                <w:szCs w:val="18"/>
+                <w:lang w:eastAsia="ko-KR"/>
+              </w:rPr>
+              <w:t xml:space="preserve">stationCode = 1003110</w:t>
             </w:r>
           </w:p>
         </w:tc>
@@ -7960,7 +7981,7 @@
         </w:trPr>
         <w:tc>
           <w:tcPr>
-            <w:tcW w:w="2300" w:type="dxa"/>
+            <w:tcW w:w="1700" w:type="dxa"/>
             <w:shd w:val="clear" w:color="auto" w:fill="EEF5FA"/>
             <w:tcMar>
               <w:top w:w="80" w:type="dxa"/>
@@ -7983,46 +8004,84 @@
                 <w:szCs w:val="18"/>
                 <w:lang w:eastAsia="ko-KR"/>
               </w:rPr>
-              <w:t xml:space="preserve">승인년월일시분</w:t>
-            </w:r>
-          </w:p>
-        </w:tc>
-        <w:tc>
-          <w:tcPr>
-            <w:tcW w:w="3000" w:type="dxa"/>
-            <w:tcMar>
-              <w:top w:w="80" w:type="dxa"/>
-              <w:left w:w="110" w:type="dxa"/>
-              <w:bottom w:w="80" w:type="dxa"/>
-              <w:right w:w="110" w:type="dxa"/>
-            </w:tcMar>
-            <w:vAlign w:val="center"/>
-          </w:tcPr>
-          <w:p>
-            <w:pPr>
-              <w:spacing w:after="20" w:line="252" w:lineRule="auto"/>
-            </w:pPr>
-            <w:r>
-              <w:rPr>
-                <w:sz w:val="18"/>
-                <w:szCs w:val="18"/>
-                <w:lang w:eastAsia="ko-KR"/>
-              </w:rPr>
-              <w:t xml:space="preserve">2012-08-24</w:t>
-            </w:r>
-          </w:p>
-        </w:tc>
-        <w:tc>
-          <w:tcPr>
-            <w:tcW w:w="4672" w:type="dxa"/>
-            <w:tcMar>
-              <w:top w:w="80" w:type="dxa"/>
-              <w:left w:w="110" w:type="dxa"/>
-              <w:bottom w:w="80" w:type="dxa"/>
-              <w:right w:w="110" w:type="dxa"/>
-            </w:tcMar>
-            <w:vAlign w:val="center"/>
-          </w:tcPr>
+              <w:t xml:space="preserve">Approval</w:t>
+            </w:r>
+          </w:p>
+        </w:tc>
+        <w:tc>
+          <w:tcPr>
+            <w:tcW w:w="3300" w:type="dxa"/>
+            <w:tcMar>
+              <w:top w:w="80" w:type="dxa"/>
+              <w:left w:w="110" w:type="dxa"/>
+              <w:bottom w:w="80" w:type="dxa"/>
+              <w:right w:w="110" w:type="dxa"/>
+            </w:tcMar>
+            <w:vAlign w:val="center"/>
+          </w:tcPr>
+          <w:p>
+            <w:pPr>
+              <w:spacing w:after="20" w:line="252" w:lineRule="auto"/>
+            </w:pPr>
+            <w:r>
+              <w:rPr>
+                <w:sz w:val="18"/>
+                <w:szCs w:val="18"/>
+                <w:lang w:eastAsia="ko-KR"/>
+              </w:rPr>
+              <w:t xml:space="preserve">승인 CSV 한 행 — 순차번호: 1368, 승인년월일시분: 2012-08-24, 방류시작시간: 2012-08-24 15:00, 접수방류량: 2000, 비고: 이내 탄력적 조정</w:t>
+            </w:r>
+          </w:p>
+        </w:tc>
+        <w:tc>
+          <w:tcPr>
+            <w:tcW w:w="1500" w:type="dxa"/>
+            <w:tcMar>
+              <w:top w:w="80" w:type="dxa"/>
+              <w:left w:w="110" w:type="dxa"/>
+              <w:bottom w:w="80" w:type="dxa"/>
+              <w:right w:w="110" w:type="dxa"/>
+            </w:tcMar>
+            <w:vAlign w:val="center"/>
+          </w:tcPr>
+          <w:p>
+            <w:pPr>
+              <w:spacing w:after="20" w:line="252" w:lineRule="auto"/>
+            </w:pPr>
+            <w:r>
+              <w:rPr>
+                <w:sz w:val="18"/>
+                <w:szCs w:val="18"/>
+                <w:lang w:eastAsia="ko-KR"/>
+              </w:rPr>
+              <w:t xml:space="preserve">APR:순차번호</w:t>
+            </w:r>
+          </w:p>
+        </w:tc>
+        <w:tc>
+          <w:tcPr>
+            <w:tcW w:w="3472" w:type="dxa"/>
+            <w:tcMar>
+              <w:top w:w="80" w:type="dxa"/>
+              <w:left w:w="110" w:type="dxa"/>
+              <w:bottom w:w="80" w:type="dxa"/>
+              <w:right w:w="110" w:type="dxa"/>
+            </w:tcMar>
+            <w:vAlign w:val="center"/>
+          </w:tcPr>
+          <w:p>
+            <w:pPr>
+              <w:spacing w:after="20" w:line="252" w:lineRule="auto"/>
+            </w:pPr>
+            <w:r>
+              <w:rPr>
+                <w:sz w:val="18"/>
+                <w:szCs w:val="18"/>
+                <w:lang w:eastAsia="ko-KR"/>
+              </w:rPr>
+              <w:t xml:space="preserve">APR:1368</w:t>
+            </w:r>
+          </w:p>
           <w:p>
             <w:pPr>
               <w:spacing w:after="20" w:line="252" w:lineRule="auto"/>
@@ -8034,6 +8093,19 @@
                 <w:lang w:eastAsia="ko-KR"/>
               </w:rPr>
               <w:t xml:space="preserve">approvalTime = 2012-08-24</w:t>
+            </w:r>
+          </w:p>
+          <w:p>
+            <w:pPr>
+              <w:spacing w:after="20" w:line="252" w:lineRule="auto"/>
+            </w:pPr>
+            <w:r>
+              <w:rPr>
+                <w:sz w:val="18"/>
+                <w:szCs w:val="18"/>
+                <w:lang w:eastAsia="ko-KR"/>
+              </w:rPr>
+              <w:t xml:space="preserve">approvalContent = “방류시작 2012-08-24 15:00; 접수방류량 2000㎥/s; 비고: 이내 탄력적 조정”</w:t>
             </w:r>
           </w:p>
         </w:tc>
@@ -8045,7 +8117,7 @@
         </w:trPr>
         <w:tc>
           <w:tcPr>
-            <w:tcW w:w="2300" w:type="dxa"/>
+            <w:tcW w:w="1700" w:type="dxa"/>
             <w:shd w:val="clear" w:color="auto" w:fill="EEF5FA"/>
             <w:tcMar>
               <w:top w:w="80" w:type="dxa"/>
@@ -8068,206 +8140,121 @@
                 <w:szCs w:val="18"/>
                 <w:lang w:eastAsia="ko-KR"/>
               </w:rPr>
-              <w:t xml:space="preserve">방류시작시간, 접수방류량, 비고</w:t>
-            </w:r>
-          </w:p>
-        </w:tc>
-        <w:tc>
-          <w:tcPr>
-            <w:tcW w:w="3000" w:type="dxa"/>
-            <w:tcMar>
-              <w:top w:w="80" w:type="dxa"/>
-              <w:left w:w="110" w:type="dxa"/>
-              <w:bottom w:w="80" w:type="dxa"/>
-              <w:right w:w="110" w:type="dxa"/>
-            </w:tcMar>
-            <w:vAlign w:val="center"/>
-          </w:tcPr>
-          <w:p>
-            <w:pPr>
-              <w:spacing w:after="20" w:line="252" w:lineRule="auto"/>
-            </w:pPr>
-            <w:r>
-              <w:rPr>
-                <w:sz w:val="18"/>
-                <w:szCs w:val="18"/>
-                <w:lang w:eastAsia="ko-KR"/>
-              </w:rPr>
-              <w:t xml:space="preserve">2012-08-24 15:00 / 2000 / 이내 탄력적 조정</w:t>
-            </w:r>
-          </w:p>
-        </w:tc>
-        <w:tc>
-          <w:tcPr>
-            <w:tcW w:w="4672" w:type="dxa"/>
-            <w:tcMar>
-              <w:top w:w="80" w:type="dxa"/>
-              <w:left w:w="110" w:type="dxa"/>
-              <w:bottom w:w="80" w:type="dxa"/>
-              <w:right w:w="110" w:type="dxa"/>
-            </w:tcMar>
-            <w:vAlign w:val="center"/>
-          </w:tcPr>
-          <w:p>
-            <w:pPr>
-              <w:spacing w:after="20" w:line="252" w:lineRule="auto"/>
-            </w:pPr>
-            <w:r>
-              <w:rPr>
-                <w:sz w:val="18"/>
-                <w:szCs w:val="18"/>
-                <w:lang w:eastAsia="ko-KR"/>
-              </w:rPr>
-              <w:t xml:space="preserve">approvalContent = “방류시작 2012-08-24 15:00; 접수방류량 2000㎥/s; 비고: 이내 탄력적 조정”</w:t>
-            </w:r>
-          </w:p>
-        </w:tc>
-      </w:tr>
-    </w:tbl>
-    <w:p>
-      <w:pPr>
-        <w:spacing w:after="60"/>
-        <w:rPr>
-          <w:lang w:eastAsia="ko-KR"/>
-        </w:rPr>
-      </w:pPr>
-    </w:p>
-    <w:tbl>
-      <w:tblPr>
-        <w:tblW w:w="9972" w:type="dxa"/>
-        <w:jc w:val="center"/>
-        <w:tblBorders>
-          <w:top w:val="single" w:sz="5" w:space="0" w:color="A6A6A6"/>
-          <w:left w:val="single" w:sz="5" w:space="0" w:color="A6A6A6"/>
-          <w:bottom w:val="single" w:sz="5" w:space="0" w:color="A6A6A6"/>
-          <w:right w:val="single" w:sz="5" w:space="0" w:color="A6A6A6"/>
-          <w:insideH w:val="single" w:sz="5" w:space="0" w:color="A6A6A6"/>
-          <w:insideV w:val="single" w:sz="5" w:space="0" w:color="A6A6A6"/>
-        </w:tblBorders>
-        <w:tblLayout w:type="fixed"/>
-        <w:tblLook w:val="04A0" w:firstRow="1" w:lastRow="0" w:firstColumn="1" w:lastColumn="0" w:noHBand="0" w:noVBand="1"/>
-      </w:tblPr>
-      <w:tblGrid>
-        <w:gridCol w:w="2300"/>
-        <w:gridCol w:w="2200"/>
-        <w:gridCol w:w="2672"/>
-        <w:gridCol w:w="2800"/>
-      </w:tblGrid>
-      <w:tr>
-        <w:trPr>
-          <w:cantSplit/>
-          <w:tblHeader/>
-          <w:jc w:val="center"/>
-        </w:trPr>
-        <w:tc>
-          <w:tcPr>
-            <w:tcW w:w="2300" w:type="dxa"/>
-            <w:shd w:val="clear" w:color="auto" w:fill="D9EAF7"/>
-            <w:tcMar>
-              <w:top w:w="80" w:type="dxa"/>
-              <w:left w:w="110" w:type="dxa"/>
-              <w:bottom w:w="80" w:type="dxa"/>
-              <w:right w:w="110" w:type="dxa"/>
-            </w:tcMar>
-            <w:vAlign w:val="center"/>
-          </w:tcPr>
-          <w:p>
-            <w:pPr>
-              <w:spacing w:after="20" w:line="252" w:lineRule="auto"/>
-              <w:jc w:val="center"/>
-            </w:pPr>
-            <w:r>
-              <w:rPr>
-                <w:b/>
-                <w:sz w:val="18"/>
-                <w:szCs w:val="18"/>
-                <w:lang w:eastAsia="ko-KR"/>
-              </w:rPr>
-              <w:t xml:space="preserve">Class</w:t>
-            </w:r>
-          </w:p>
-        </w:tc>
-        <w:tc>
-          <w:tcPr>
-            <w:tcW w:w="2200" w:type="dxa"/>
-            <w:shd w:val="clear" w:color="auto" w:fill="D9EAF7"/>
-            <w:tcMar>
-              <w:top w:w="80" w:type="dxa"/>
-              <w:left w:w="110" w:type="dxa"/>
-              <w:bottom w:w="80" w:type="dxa"/>
-              <w:right w:w="110" w:type="dxa"/>
-            </w:tcMar>
-            <w:vAlign w:val="center"/>
-          </w:tcPr>
-          <w:p>
-            <w:pPr>
-              <w:spacing w:after="20" w:line="252" w:lineRule="auto"/>
-              <w:jc w:val="center"/>
-            </w:pPr>
-            <w:r>
-              <w:rPr>
-                <w:b/>
-                <w:sz w:val="18"/>
-                <w:szCs w:val="18"/>
-                <w:lang w:eastAsia="ko-KR"/>
-              </w:rPr>
-              <w:t xml:space="preserve">원천</w:t>
-            </w:r>
-          </w:p>
-        </w:tc>
-        <w:tc>
-          <w:tcPr>
-            <w:tcW w:w="2672" w:type="dxa"/>
-            <w:shd w:val="clear" w:color="auto" w:fill="D9EAF7"/>
-            <w:tcMar>
-              <w:top w:w="80" w:type="dxa"/>
-              <w:left w:w="110" w:type="dxa"/>
-              <w:bottom w:w="80" w:type="dxa"/>
-              <w:right w:w="110" w:type="dxa"/>
-            </w:tcMar>
-            <w:vAlign w:val="center"/>
-          </w:tcPr>
-          <w:p>
-            <w:pPr>
-              <w:spacing w:after="20" w:line="252" w:lineRule="auto"/>
-              <w:jc w:val="center"/>
-            </w:pPr>
-            <w:r>
-              <w:rPr>
-                <w:b/>
-                <w:sz w:val="18"/>
-                <w:szCs w:val="18"/>
-                <w:lang w:eastAsia="ko-KR"/>
-              </w:rPr>
-              <w:t xml:space="preserve">ID 규칙</w:t>
-            </w:r>
-          </w:p>
-        </w:tc>
-        <w:tc>
-          <w:tcPr>
-            <w:tcW w:w="2800" w:type="dxa"/>
-            <w:shd w:val="clear" w:color="auto" w:fill="D9EAF7"/>
-            <w:tcMar>
-              <w:top w:w="80" w:type="dxa"/>
-              <w:left w:w="110" w:type="dxa"/>
-              <w:bottom w:w="80" w:type="dxa"/>
-              <w:right w:w="110" w:type="dxa"/>
-            </w:tcMar>
-            <w:vAlign w:val="center"/>
-          </w:tcPr>
-          <w:p>
-            <w:pPr>
-              <w:spacing w:after="20" w:line="252" w:lineRule="auto"/>
-              <w:jc w:val="center"/>
-            </w:pPr>
-            <w:r>
-              <w:rPr>
-                <w:b/>
-                <w:sz w:val="18"/>
-                <w:szCs w:val="18"/>
-                <w:lang w:eastAsia="ko-KR"/>
-              </w:rPr>
-              <w:t xml:space="preserve">Data Property ← 원천 열</w:t>
+              <w:t xml:space="preserve">EvidenceSource (승인)</w:t>
+            </w:r>
+          </w:p>
+        </w:tc>
+        <w:tc>
+          <w:tcPr>
+            <w:tcW w:w="3300" w:type="dxa"/>
+            <w:tcMar>
+              <w:top w:w="80" w:type="dxa"/>
+              <w:left w:w="110" w:type="dxa"/>
+              <w:bottom w:w="80" w:type="dxa"/>
+              <w:right w:w="110" w:type="dxa"/>
+            </w:tcMar>
+            <w:vAlign w:val="center"/>
+          </w:tcPr>
+          <w:p>
+            <w:pPr>
+              <w:spacing w:after="20" w:line="252" w:lineRule="auto"/>
+            </w:pPr>
+            <w:r>
+              <w:rPr>
+                <w:sz w:val="18"/>
+                <w:szCs w:val="18"/>
+                <w:lang w:eastAsia="ko-KR"/>
+              </w:rPr>
+              <w:t xml:space="preserve">위와 같은 승인 CSV 한 행</w:t>
+            </w:r>
+          </w:p>
+        </w:tc>
+        <w:tc>
+          <w:tcPr>
+            <w:tcW w:w="1500" w:type="dxa"/>
+            <w:tcMar>
+              <w:top w:w="80" w:type="dxa"/>
+              <w:left w:w="110" w:type="dxa"/>
+              <w:bottom w:w="80" w:type="dxa"/>
+              <w:right w:w="110" w:type="dxa"/>
+            </w:tcMar>
+            <w:vAlign w:val="center"/>
+          </w:tcPr>
+          <w:p>
+            <w:pPr>
+              <w:spacing w:after="20" w:line="252" w:lineRule="auto"/>
+            </w:pPr>
+            <w:r>
+              <w:rPr>
+                <w:sz w:val="18"/>
+                <w:szCs w:val="18"/>
+                <w:lang w:eastAsia="ko-KR"/>
+              </w:rPr>
+              <w:t xml:space="preserve">EVI:AP:순차번호</w:t>
+            </w:r>
+          </w:p>
+        </w:tc>
+        <w:tc>
+          <w:tcPr>
+            <w:tcW w:w="3472" w:type="dxa"/>
+            <w:tcMar>
+              <w:top w:w="80" w:type="dxa"/>
+              <w:left w:w="110" w:type="dxa"/>
+              <w:bottom w:w="80" w:type="dxa"/>
+              <w:right w:w="110" w:type="dxa"/>
+            </w:tcMar>
+            <w:vAlign w:val="center"/>
+          </w:tcPr>
+          <w:p>
+            <w:pPr>
+              <w:spacing w:after="20" w:line="252" w:lineRule="auto"/>
+            </w:pPr>
+            <w:r>
+              <w:rPr>
+                <w:sz w:val="18"/>
+                <w:szCs w:val="18"/>
+                <w:lang w:eastAsia="ko-KR"/>
+              </w:rPr>
+              <w:t xml:space="preserve">EVI:AP:1368</w:t>
+            </w:r>
+          </w:p>
+          <w:p>
+            <w:pPr>
+              <w:spacing w:after="20" w:line="252" w:lineRule="auto"/>
+            </w:pPr>
+            <w:r>
+              <w:rPr>
+                <w:sz w:val="18"/>
+                <w:szCs w:val="18"/>
+                <w:lang w:eastAsia="ko-KR"/>
+              </w:rPr>
+              <w:t xml:space="preserve">sourceTitle = 환경부 한강홍수통제소 홍수예보 댐방류승인</w:t>
+            </w:r>
+          </w:p>
+          <w:p>
+            <w:pPr>
+              <w:spacing w:after="20" w:line="252" w:lineRule="auto"/>
+            </w:pPr>
+            <w:r>
+              <w:rPr>
+                <w:sz w:val="18"/>
+                <w:szCs w:val="18"/>
+                <w:lang w:eastAsia="ko-KR"/>
+              </w:rPr>
+              <w:t xml:space="preserve">sourceType = 승인자료</w:t>
+            </w:r>
+          </w:p>
+          <w:p>
+            <w:pPr>
+              <w:spacing w:after="20" w:line="252" w:lineRule="auto"/>
+            </w:pPr>
+            <w:r>
+              <w:rPr>
+                <w:sz w:val="18"/>
+                <w:szCs w:val="18"/>
+                <w:lang w:eastAsia="ko-KR"/>
+              </w:rPr>
+              <w:t xml:space="preserve">sourceLocator = 순차번호 1368</w:t>
             </w:r>
           </w:p>
         </w:tc>
@@ -8279,7 +8266,7 @@
         </w:trPr>
         <w:tc>
           <w:tcPr>
-            <w:tcW w:w="2300" w:type="dxa"/>
+            <w:tcW w:w="1700" w:type="dxa"/>
             <w:shd w:val="clear" w:color="auto" w:fill="EEF5FA"/>
             <w:tcMar>
               <w:top w:w="80" w:type="dxa"/>
@@ -8302,412 +8289,121 @@
                 <w:szCs w:val="18"/>
                 <w:lang w:eastAsia="ko-KR"/>
               </w:rPr>
-              <w:t xml:space="preserve">Dam</w:t>
-            </w:r>
-          </w:p>
-        </w:tc>
-        <w:tc>
-          <w:tcPr>
-            <w:tcW w:w="2200" w:type="dxa"/>
-            <w:tcMar>
-              <w:top w:w="80" w:type="dxa"/>
-              <w:left w:w="110" w:type="dxa"/>
-              <w:bottom w:w="80" w:type="dxa"/>
-              <w:right w:w="110" w:type="dxa"/>
-            </w:tcMar>
-            <w:vAlign w:val="center"/>
-          </w:tcPr>
-          <w:p>
-            <w:pPr>
-              <w:spacing w:after="20" w:line="252" w:lineRule="auto"/>
-            </w:pPr>
-            <w:r>
-              <w:rPr>
-                <w:sz w:val="18"/>
-                <w:szCs w:val="18"/>
-                <w:lang w:eastAsia="ko-KR"/>
-              </w:rPr>
-              <w:t xml:space="preserve">MyWater 댐 정보</w:t>
-            </w:r>
-          </w:p>
-        </w:tc>
-        <w:tc>
-          <w:tcPr>
-            <w:tcW w:w="2672" w:type="dxa"/>
-            <w:tcMar>
-              <w:top w:w="80" w:type="dxa"/>
-              <w:left w:w="110" w:type="dxa"/>
-              <w:bottom w:w="80" w:type="dxa"/>
-              <w:right w:w="110" w:type="dxa"/>
-            </w:tcMar>
-            <w:vAlign w:val="center"/>
-          </w:tcPr>
-          <w:p>
-            <w:pPr>
-              <w:spacing w:after="20" w:line="252" w:lineRule="auto"/>
-            </w:pPr>
-            <w:r>
-              <w:rPr>
-                <w:sz w:val="18"/>
-                <w:szCs w:val="18"/>
-                <w:lang w:eastAsia="ko-KR"/>
-              </w:rPr>
-              <w:t xml:space="preserve">DAM:댐코드</w:t>
-            </w:r>
-          </w:p>
-        </w:tc>
-        <w:tc>
-          <w:tcPr>
-            <w:tcW w:w="2800" w:type="dxa"/>
-            <w:tcMar>
-              <w:top w:w="80" w:type="dxa"/>
-              <w:left w:w="110" w:type="dxa"/>
-              <w:bottom w:w="80" w:type="dxa"/>
-              <w:right w:w="110" w:type="dxa"/>
-            </w:tcMar>
-            <w:vAlign w:val="center"/>
-          </w:tcPr>
-          <w:p>
-            <w:pPr>
-              <w:spacing w:after="20" w:line="252" w:lineRule="auto"/>
-            </w:pPr>
-            <w:r>
-              <w:rPr>
-                <w:sz w:val="18"/>
-                <w:szCs w:val="18"/>
-                <w:lang w:eastAsia="ko-KR"/>
-              </w:rPr>
-              <w:t xml:space="preserve">damName ← 댐 이름, damType ← 댐 유형(다목적댐, 용수댐)</w:t>
-            </w:r>
-          </w:p>
-        </w:tc>
-      </w:tr>
-      <w:tr>
-        <w:trPr>
-          <w:cantSplit/>
-          <w:jc w:val="center"/>
-        </w:trPr>
-        <w:tc>
-          <w:tcPr>
-            <w:tcW w:w="2300" w:type="dxa"/>
-            <w:shd w:val="clear" w:color="auto" w:fill="EEF5FA"/>
-            <w:tcMar>
-              <w:top w:w="80" w:type="dxa"/>
-              <w:left w:w="110" w:type="dxa"/>
-              <w:bottom w:w="80" w:type="dxa"/>
-              <w:right w:w="110" w:type="dxa"/>
-            </w:tcMar>
-            <w:vAlign w:val="center"/>
-          </w:tcPr>
-          <w:p>
-            <w:pPr>
-              <w:spacing w:after="20" w:line="252" w:lineRule="auto"/>
-              <w:jc w:val="center"/>
-            </w:pPr>
-            <w:r>
-              <w:rPr>
-                <w:b/>
-                <w:color w:val="1F4E79"/>
-                <w:sz w:val="18"/>
-                <w:szCs w:val="18"/>
-                <w:lang w:eastAsia="ko-KR"/>
-              </w:rPr>
-              <w:t xml:space="preserve">HydrometeorologicalState</w:t>
-            </w:r>
-          </w:p>
-        </w:tc>
-        <w:tc>
-          <w:tcPr>
-            <w:tcW w:w="2200" w:type="dxa"/>
-            <w:tcMar>
-              <w:top w:w="80" w:type="dxa"/>
-              <w:left w:w="110" w:type="dxa"/>
-              <w:bottom w:w="80" w:type="dxa"/>
-              <w:right w:w="110" w:type="dxa"/>
-            </w:tcMar>
-            <w:vAlign w:val="center"/>
-          </w:tcPr>
-          <w:p>
-            <w:pPr>
-              <w:spacing w:after="20" w:line="252" w:lineRule="auto"/>
-            </w:pPr>
-            <w:r>
-              <w:rPr>
-                <w:sz w:val="18"/>
-                <w:szCs w:val="18"/>
-                <w:lang w:eastAsia="ko-KR"/>
-              </w:rPr>
-              <w:t xml:space="preserve">측정자료의 변수 6종</w:t>
-            </w:r>
-          </w:p>
-        </w:tc>
-        <w:tc>
-          <w:tcPr>
-            <w:tcW w:w="2672" w:type="dxa"/>
-            <w:tcMar>
-              <w:top w:w="80" w:type="dxa"/>
-              <w:left w:w="110" w:type="dxa"/>
-              <w:bottom w:w="80" w:type="dxa"/>
-              <w:right w:w="110" w:type="dxa"/>
-            </w:tcMar>
-            <w:vAlign w:val="center"/>
-          </w:tcPr>
-          <w:p>
-            <w:pPr>
-              <w:spacing w:after="20" w:line="252" w:lineRule="auto"/>
-            </w:pPr>
-            <w:r>
-              <w:rPr>
-                <w:sz w:val="18"/>
-                <w:szCs w:val="18"/>
-                <w:lang w:eastAsia="ko-KR"/>
-              </w:rPr>
-              <w:t xml:space="preserve">HMS:댐코드:변수 (댐 4 × 변수 6 = 24개)</w:t>
-            </w:r>
-          </w:p>
-        </w:tc>
-        <w:tc>
-          <w:tcPr>
-            <w:tcW w:w="2800" w:type="dxa"/>
-            <w:tcMar>
-              <w:top w:w="80" w:type="dxa"/>
-              <w:left w:w="110" w:type="dxa"/>
-              <w:bottom w:w="80" w:type="dxa"/>
-              <w:right w:w="110" w:type="dxa"/>
-            </w:tcMar>
-            <w:vAlign w:val="center"/>
-          </w:tcPr>
-          <w:p>
-            <w:pPr>
-              <w:spacing w:after="20" w:line="252" w:lineRule="auto"/>
-            </w:pPr>
-            <w:r>
-              <w:rPr>
-                <w:sz w:val="18"/>
-                <w:szCs w:val="18"/>
-                <w:lang w:eastAsia="ko-KR"/>
-              </w:rPr>
-              <w:t xml:space="preserve">variableType ← 변수명, stationCode ← 댐코드(측정자료 저장소를 찾아가는 키)</w:t>
-            </w:r>
-          </w:p>
-        </w:tc>
-      </w:tr>
-      <w:tr>
-        <w:trPr>
-          <w:cantSplit/>
-          <w:jc w:val="center"/>
-        </w:trPr>
-        <w:tc>
-          <w:tcPr>
-            <w:tcW w:w="2300" w:type="dxa"/>
-            <w:shd w:val="clear" w:color="auto" w:fill="EEF5FA"/>
-            <w:tcMar>
-              <w:top w:w="80" w:type="dxa"/>
-              <w:left w:w="110" w:type="dxa"/>
-              <w:bottom w:w="80" w:type="dxa"/>
-              <w:right w:w="110" w:type="dxa"/>
-            </w:tcMar>
-            <w:vAlign w:val="center"/>
-          </w:tcPr>
-          <w:p>
-            <w:pPr>
-              <w:spacing w:after="20" w:line="252" w:lineRule="auto"/>
-              <w:jc w:val="center"/>
-            </w:pPr>
-            <w:r>
-              <w:rPr>
-                <w:b/>
-                <w:color w:val="1F4E79"/>
-                <w:sz w:val="18"/>
-                <w:szCs w:val="18"/>
-                <w:lang w:eastAsia="ko-KR"/>
-              </w:rPr>
-              <w:t xml:space="preserve">Approval</w:t>
-            </w:r>
-          </w:p>
-        </w:tc>
-        <w:tc>
-          <w:tcPr>
-            <w:tcW w:w="2200" w:type="dxa"/>
-            <w:tcMar>
-              <w:top w:w="80" w:type="dxa"/>
-              <w:left w:w="110" w:type="dxa"/>
-              <w:bottom w:w="80" w:type="dxa"/>
-              <w:right w:w="110" w:type="dxa"/>
-            </w:tcMar>
-            <w:vAlign w:val="center"/>
-          </w:tcPr>
-          <w:p>
-            <w:pPr>
-              <w:spacing w:after="20" w:line="252" w:lineRule="auto"/>
-            </w:pPr>
-            <w:r>
-              <w:rPr>
-                <w:sz w:val="18"/>
-                <w:szCs w:val="18"/>
-                <w:lang w:eastAsia="ko-KR"/>
-              </w:rPr>
-              <w:t xml:space="preserve">승인 CSV 한 행</w:t>
-            </w:r>
-          </w:p>
-        </w:tc>
-        <w:tc>
-          <w:tcPr>
-            <w:tcW w:w="2672" w:type="dxa"/>
-            <w:tcMar>
-              <w:top w:w="80" w:type="dxa"/>
-              <w:left w:w="110" w:type="dxa"/>
-              <w:bottom w:w="80" w:type="dxa"/>
-              <w:right w:w="110" w:type="dxa"/>
-            </w:tcMar>
-            <w:vAlign w:val="center"/>
-          </w:tcPr>
-          <w:p>
-            <w:pPr>
-              <w:spacing w:after="20" w:line="252" w:lineRule="auto"/>
-            </w:pPr>
-            <w:r>
-              <w:rPr>
-                <w:sz w:val="18"/>
-                <w:szCs w:val="18"/>
-                <w:lang w:eastAsia="ko-KR"/>
-              </w:rPr>
-              <w:t xml:space="preserve">APR:순차번호</w:t>
-            </w:r>
-          </w:p>
-        </w:tc>
-        <w:tc>
-          <w:tcPr>
-            <w:tcW w:w="2800" w:type="dxa"/>
-            <w:tcMar>
-              <w:top w:w="80" w:type="dxa"/>
-              <w:left w:w="110" w:type="dxa"/>
-              <w:bottom w:w="80" w:type="dxa"/>
-              <w:right w:w="110" w:type="dxa"/>
-            </w:tcMar>
-            <w:vAlign w:val="center"/>
-          </w:tcPr>
-          <w:p>
-            <w:pPr>
-              <w:spacing w:after="20" w:line="252" w:lineRule="auto"/>
-            </w:pPr>
-            <w:r>
-              <w:rPr>
-                <w:sz w:val="18"/>
-                <w:szCs w:val="18"/>
-                <w:lang w:eastAsia="ko-KR"/>
-              </w:rPr>
-              <w:t xml:space="preserve">approvalTime ← 승인년월일시분, approvalContent ← 방류시작시간·접수방류량·비고</w:t>
-            </w:r>
-          </w:p>
-        </w:tc>
-      </w:tr>
-      <w:tr>
-        <w:trPr>
-          <w:cantSplit/>
-          <w:jc w:val="center"/>
-        </w:trPr>
-        <w:tc>
-          <w:tcPr>
-            <w:tcW w:w="2300" w:type="dxa"/>
-            <w:shd w:val="clear" w:color="auto" w:fill="EEF5FA"/>
-            <w:tcMar>
-              <w:top w:w="80" w:type="dxa"/>
-              <w:left w:w="110" w:type="dxa"/>
-              <w:bottom w:w="80" w:type="dxa"/>
-              <w:right w:w="110" w:type="dxa"/>
-            </w:tcMar>
-            <w:vAlign w:val="center"/>
-          </w:tcPr>
-          <w:p>
-            <w:pPr>
-              <w:spacing w:after="20" w:line="252" w:lineRule="auto"/>
-              <w:jc w:val="center"/>
-            </w:pPr>
-            <w:r>
-              <w:rPr>
-                <w:b/>
-                <w:color w:val="1F4E79"/>
-                <w:sz w:val="18"/>
-                <w:szCs w:val="18"/>
-                <w:lang w:eastAsia="ko-KR"/>
-              </w:rPr>
-              <w:t xml:space="preserve">EvidenceSource</w:t>
-            </w:r>
-          </w:p>
-        </w:tc>
-        <w:tc>
-          <w:tcPr>
-            <w:tcW w:w="2200" w:type="dxa"/>
-            <w:tcMar>
-              <w:top w:w="80" w:type="dxa"/>
-              <w:left w:w="110" w:type="dxa"/>
-              <w:bottom w:w="80" w:type="dxa"/>
-              <w:right w:w="110" w:type="dxa"/>
-            </w:tcMar>
-            <w:vAlign w:val="center"/>
-          </w:tcPr>
-          <w:p>
-            <w:pPr>
-              <w:spacing w:after="20" w:line="252" w:lineRule="auto"/>
-            </w:pPr>
-            <w:r>
-              <w:rPr>
-                <w:sz w:val="18"/>
-                <w:szCs w:val="18"/>
-                <w:lang w:eastAsia="ko-KR"/>
-              </w:rPr>
-              <w:t xml:space="preserve">승인 CSV 한 행, 측정자료 댐별</w:t>
-            </w:r>
-          </w:p>
-        </w:tc>
-        <w:tc>
-          <w:tcPr>
-            <w:tcW w:w="2672" w:type="dxa"/>
-            <w:tcMar>
-              <w:top w:w="80" w:type="dxa"/>
-              <w:left w:w="110" w:type="dxa"/>
-              <w:bottom w:w="80" w:type="dxa"/>
-              <w:right w:w="110" w:type="dxa"/>
-            </w:tcMar>
-            <w:vAlign w:val="center"/>
-          </w:tcPr>
-          <w:p>
-            <w:pPr>
-              <w:spacing w:after="20" w:line="252" w:lineRule="auto"/>
-            </w:pPr>
-            <w:r>
-              <w:rPr>
-                <w:sz w:val="18"/>
-                <w:szCs w:val="18"/>
-                <w:lang w:eastAsia="ko-KR"/>
-              </w:rPr>
-              <w:t xml:space="preserve">EVI:AP:순차번호, EVI:KW:댐코드</w:t>
-            </w:r>
-          </w:p>
-        </w:tc>
-        <w:tc>
-          <w:tcPr>
-            <w:tcW w:w="2800" w:type="dxa"/>
-            <w:tcMar>
-              <w:top w:w="80" w:type="dxa"/>
-              <w:left w:w="110" w:type="dxa"/>
-              <w:bottom w:w="80" w:type="dxa"/>
-              <w:right w:w="110" w:type="dxa"/>
-            </w:tcMar>
-            <w:vAlign w:val="center"/>
-          </w:tcPr>
-          <w:p>
-            <w:pPr>
-              <w:spacing w:after="20" w:line="252" w:lineRule="auto"/>
-            </w:pPr>
-            <w:r>
-              <w:rPr>
-                <w:sz w:val="18"/>
-                <w:szCs w:val="18"/>
-                <w:lang w:eastAsia="ko-KR"/>
-              </w:rPr>
-              <w:t xml:space="preserve">sourceTitle, sourceType, sourceLocator (승인: 순차번호, 측정: 댐코드)</w:t>
+              <w:t xml:space="preserve">EvidenceSource (측정)</w:t>
+            </w:r>
+          </w:p>
+        </w:tc>
+        <w:tc>
+          <w:tcPr>
+            <w:tcW w:w="3300" w:type="dxa"/>
+            <w:tcMar>
+              <w:top w:w="80" w:type="dxa"/>
+              <w:left w:w="110" w:type="dxa"/>
+              <w:bottom w:w="80" w:type="dxa"/>
+              <w:right w:w="110" w:type="dxa"/>
+            </w:tcMar>
+            <w:vAlign w:val="center"/>
+          </w:tcPr>
+          <w:p>
+            <w:pPr>
+              <w:spacing w:after="20" w:line="252" w:lineRule="auto"/>
+            </w:pPr>
+            <w:r>
+              <w:rPr>
+                <w:sz w:val="18"/>
+                <w:szCs w:val="18"/>
+                <w:lang w:eastAsia="ko-KR"/>
+              </w:rPr>
+              <w:t xml:space="preserve">측정자료의 댐별 소스 — 댐코드: 1003110</w:t>
+            </w:r>
+          </w:p>
+        </w:tc>
+        <w:tc>
+          <w:tcPr>
+            <w:tcW w:w="1500" w:type="dxa"/>
+            <w:tcMar>
+              <w:top w:w="80" w:type="dxa"/>
+              <w:left w:w="110" w:type="dxa"/>
+              <w:bottom w:w="80" w:type="dxa"/>
+              <w:right w:w="110" w:type="dxa"/>
+            </w:tcMar>
+            <w:vAlign w:val="center"/>
+          </w:tcPr>
+          <w:p>
+            <w:pPr>
+              <w:spacing w:after="20" w:line="252" w:lineRule="auto"/>
+            </w:pPr>
+            <w:r>
+              <w:rPr>
+                <w:sz w:val="18"/>
+                <w:szCs w:val="18"/>
+                <w:lang w:eastAsia="ko-KR"/>
+              </w:rPr>
+              <w:t xml:space="preserve">EVI:KW:댐코드</w:t>
+            </w:r>
+          </w:p>
+        </w:tc>
+        <w:tc>
+          <w:tcPr>
+            <w:tcW w:w="3472" w:type="dxa"/>
+            <w:tcMar>
+              <w:top w:w="80" w:type="dxa"/>
+              <w:left w:w="110" w:type="dxa"/>
+              <w:bottom w:w="80" w:type="dxa"/>
+              <w:right w:w="110" w:type="dxa"/>
+            </w:tcMar>
+            <w:vAlign w:val="center"/>
+          </w:tcPr>
+          <w:p>
+            <w:pPr>
+              <w:spacing w:after="20" w:line="252" w:lineRule="auto"/>
+            </w:pPr>
+            <w:r>
+              <w:rPr>
+                <w:sz w:val="18"/>
+                <w:szCs w:val="18"/>
+                <w:lang w:eastAsia="ko-KR"/>
+              </w:rPr>
+              <w:t xml:space="preserve">EVI:KW:1003110</w:t>
+            </w:r>
+          </w:p>
+          <w:p>
+            <w:pPr>
+              <w:spacing w:after="20" w:line="252" w:lineRule="auto"/>
+            </w:pPr>
+            <w:r>
+              <w:rPr>
+                <w:sz w:val="18"/>
+                <w:szCs w:val="18"/>
+                <w:lang w:eastAsia="ko-KR"/>
+              </w:rPr>
+              <w:t xml:space="preserve">sourceTitle = K-water MyWater 수문 시간자료</w:t>
+            </w:r>
+          </w:p>
+          <w:p>
+            <w:pPr>
+              <w:spacing w:after="20" w:line="252" w:lineRule="auto"/>
+            </w:pPr>
+            <w:r>
+              <w:rPr>
+                <w:sz w:val="18"/>
+                <w:szCs w:val="18"/>
+                <w:lang w:eastAsia="ko-KR"/>
+              </w:rPr>
+              <w:t xml:space="preserve">sourceType = 측정자료</w:t>
+            </w:r>
+          </w:p>
+          <w:p>
+            <w:pPr>
+              <w:spacing w:after="20" w:line="252" w:lineRule="auto"/>
+            </w:pPr>
+            <w:r>
+              <w:rPr>
+                <w:sz w:val="18"/>
+                <w:szCs w:val="18"/>
+                <w:lang w:eastAsia="ko-KR"/>
+              </w:rPr>
+              <w:t xml:space="preserve">sourceLocator = DAM_CD=1003110 충주댐 시간별 자료</w:t>
             </w:r>
           </w:p>
         </w:tc>
@@ -8846,7 +8542,7 @@
           <w:szCs w:val="20"/>
           <w:lang w:eastAsia="ko-KR"/>
         </w:rPr>
-        <w:t xml:space="preserve">운영행위의 종류와 제한수위 값, 조문 원문은 표의 열로 있지 않고 글 속에 있어서, 글을 읽어 값을 뽑아야 한다.</w:t>
+        <w:t xml:space="preserve">운영행위의 종류와 제한수위 값은 표의 열로 있지 않고 글 속에 있어서, 글을 읽어 값을 뽑아야 한다.</w:t>
       </w:r>
     </w:p>
     <w:p>
@@ -8898,7 +8594,7 @@
           <w:szCs w:val="20"/>
           <w:lang w:eastAsia="ko-KR"/>
         </w:rPr>
-        <w:t xml:space="preserve">세 가지 글을 모두 정해진 형태가 있어 규칙(정규식)으로 읽었다. LLM 추출은 사용하지 않았다. 같은 입력에서 항상 같은 결과가 나오고, 규칙을 그대로 보여 줄 수 있기 때문이다.</w:t>
+        <w:t xml:space="preserve">승인 비고와 별표3 모두 정해진 형태가 있어 규칙(정규식)으로 읽었다. LLM 추출은 사용하지 않았다. 같은 입력에서 항상 같은 결과가 나오고, 규칙을 그대로 보여 줄 수 있기 때문이다.</w:t>
       </w:r>
     </w:p>
     <w:p>
@@ -10244,7 +9940,7 @@
           <w:szCs w:val="20"/>
           <w:lang w:eastAsia="ko-KR"/>
         </w:rPr>
-        <w:t xml:space="preserve">C. 조문 → 문서 청크  </w:t>
+        <w:t xml:space="preserve">C. 별표3 원문 → 문서 청크  </w:t>
       </w:r>
       <w:r>
         <w:rPr>
@@ -10252,7 +9948,7 @@
           <w:szCs w:val="20"/>
           <w:lang w:eastAsia="ko-KR"/>
         </w:rPr>
-        <w:t xml:space="preserve">XML의 &lt;조문내용&gt; 요소 한 개에는 “제1조(목적) 이 규정은 …”처럼 조문 한 개의 글이 들어 있다. 조 번호와 제목은 요소가 아니라 본문 맨 앞 글자이므로, “제N조(제목)” 패턴으로 읽어 청크 번호(예: LAW:제1조)를 붙이고 본문을 문서 저장소에 저장한다. 별표는 별표 번호(LAW:별표3)로 저장한다. 결과는 문서 청크 36개이다.</w:t>
+        <w:t xml:space="preserve">제한수위의 근거로 답변에 인용하려면 값뿐 아니라 별표3 원문(표와 각주)이 필요하다. 별표3 원문을 고치지 않고 청크로 저장하고, 현행 판 1개(LAW:별표3)와 시행일별 연혁 9개 판(LAWHIST:별표3@시행일)에 청크 번호를 붙였다. 근거자료 Entity의 chunkId가 이 번호를 가리켜, 질문에 답할 때 원문을 찾아온다. 문서 청크는 모두 10개이다.</w:t>
       </w:r>
     </w:p>
     <w:tbl>
@@ -10304,6 +10000,94 @@
                 <w:szCs w:val="18"/>
                 <w:lang w:eastAsia="ko-KR"/>
               </w:rPr>
+              <w:t xml:space="preserve">범위</w:t>
+            </w:r>
+          </w:p>
+        </w:tc>
+        <w:tc>
+          <w:tcPr>
+            <w:tcW w:w="8028" w:type="dxa"/>
+            <w:tcMar>
+              <w:top w:w="80" w:type="dxa"/>
+              <w:left w:w="110" w:type="dxa"/>
+              <w:bottom w:w="80" w:type="dxa"/>
+              <w:right w:w="110" w:type="dxa"/>
+            </w:tcMar>
+            <w:vAlign w:val="center"/>
+          </w:tcPr>
+          <w:p>
+            <w:pPr>
+              <w:spacing w:after="20" w:line="252" w:lineRule="auto"/>
+            </w:pPr>
+            <w:r>
+              <w:rPr>
+                <w:sz w:val="18"/>
+                <w:szCs w:val="18"/>
+                <w:lang w:eastAsia="ko-KR"/>
+              </w:rPr>
+              <w:t xml:space="preserve">규정의 조문(제N조)은 이번 KG의 어떤 Entity도 근거로 참조하지 않아 문서 저장소에 넣지 않았다. 조문을 근거로 쓰는 질문이 필요하면 해당 조문을 청크로 추가하고 근거자료 Entity와 연결하면 된다.</w:t>
+            </w:r>
+          </w:p>
+        </w:tc>
+      </w:tr>
+    </w:tbl>
+    <w:p>
+      <w:pPr>
+        <w:spacing w:after="60"/>
+        <w:rPr>
+          <w:lang w:eastAsia="ko-KR"/>
+        </w:rPr>
+      </w:pPr>
+    </w:p>
+    <w:tbl>
+      <w:tblPr>
+        <w:tblW w:w="9972" w:type="dxa"/>
+        <w:jc w:val="center"/>
+        <w:tblBorders>
+          <w:top w:val="single" w:sz="5" w:space="0" w:color="A6A6A6"/>
+          <w:left w:val="single" w:sz="5" w:space="0" w:color="A6A6A6"/>
+          <w:bottom w:val="single" w:sz="5" w:space="0" w:color="A6A6A6"/>
+          <w:right w:val="single" w:sz="5" w:space="0" w:color="A6A6A6"/>
+          <w:insideH w:val="single" w:sz="5" w:space="0" w:color="A6A6A6"/>
+          <w:insideV w:val="single" w:sz="5" w:space="0" w:color="A6A6A6"/>
+        </w:tblBorders>
+        <w:tblLayout w:type="fixed"/>
+        <w:tblLook w:val="04A0" w:firstRow="1" w:lastRow="0" w:firstColumn="1" w:lastColumn="0" w:noHBand="0" w:noVBand="1"/>
+      </w:tblPr>
+      <w:tblGrid>
+        <w:gridCol w:w="1944"/>
+        <w:gridCol w:w="8028"/>
+      </w:tblGrid>
+      <w:tr>
+        <w:trPr>
+          <w:cantSplit/>
+          <w:jc w:val="center"/>
+        </w:trPr>
+        <w:tc>
+          <w:tcPr>
+            <w:tcW w:w="1944" w:type="dxa"/>
+            <w:shd w:val="clear" w:color="auto" w:fill="EEF5FA"/>
+            <w:tcMar>
+              <w:top w:w="80" w:type="dxa"/>
+              <w:left w:w="110" w:type="dxa"/>
+              <w:bottom w:w="80" w:type="dxa"/>
+              <w:right w:w="110" w:type="dxa"/>
+            </w:tcMar>
+            <w:vAlign w:val="center"/>
+          </w:tcPr>
+          <w:p>
+            <w:pPr>
+              <w:spacing w:after="20" w:line="252" w:lineRule="auto"/>
+              <w:jc w:val="center"/>
+            </w:pPr>
+            <w:r>
+              <w:rPr>
+                <w:b/>
+                <w:color w:val="1F4E79"/>
+                <w:sz w:val="18"/>
+                <w:szCs w:val="18"/>
+                <w:lang w:eastAsia="ko-KR"/>
+              </w:rPr>
               <w:t xml:space="preserve">판단 표시</w:t>
             </w:r>
           </w:p>
@@ -10329,7 +10113,7 @@
                 <w:szCs w:val="18"/>
                 <w:lang w:eastAsia="ko-KR"/>
               </w:rPr>
-              <w:t xml:space="preserve">문서를 조문 단위로 나누고 청크 번호로 찾아가는 방식은 문헌(임베딩 벡터에 저장)과 달라 연구자 판단이다. 개체에서 출발하는 질문과 정확한 조문 인용을 위한 선택이다.</w:t>
+              <w:t xml:space="preserve">문서를 임베딩 벡터가 아닌 청크 번호로 저장하고 찾아가는 방식은 문헌(벡터 저장)과 달라 연구자 판단이다. 개체에서 출발하는 질문과 원문 그대로의 인용을 위한 선택이다.</w:t>
             </w:r>
           </w:p>
         </w:tc>
@@ -11454,7 +11238,7 @@
                 <w:szCs w:val="18"/>
                 <w:lang w:eastAsia="ko-KR"/>
               </w:rPr>
-              <w:t xml:space="preserve">이 행위 시각 기준(앞 3시간~뒤 6시간, 1 CMS 또는 10%)은 연구자가 정한 임시 기준이며 규정·문헌에 근거가 없다. 결과: 승인 80건에서 Operation 68개(방류 25, 탄력적 방류 25, 초기방류 9, 증가방류 7, 방류종료 1, 점진·점증방류 1).</w:t>
+              <w:t xml:space="preserve">이 행위 시각 기준(앞 3시간~뒤 6시간, 1 CMS 또는 10%)은 연구자가 정한 임시 기준이다. 실제 운영행위의 시각을 정하는 기준이나 운영기록이 있으면 전문가의 검토를 받아 방법을 수정할 계획이다. 결과: 승인 80건에서 Operation 68개(방류 25, 탄력적 방류 25, 초기방류 9, 증가방류 7, 방류종료 1, 점진·점증방류 1).</w:t>
             </w:r>
           </w:p>
         </w:tc>
@@ -11557,7 +11341,7 @@
           <w:szCs w:val="20"/>
           <w:lang w:eastAsia="ko-KR"/>
         </w:rPr>
-        <w:t xml:space="preserve">문헌의 검사를 Ontology 정의에 맞게 바꾸어 검사 스크립트(step6_validate)를 만들고, KG의 CSV 전체를 대상으로 실행하였다. 각 검사는 위반 목록을 세어 0건이면 통과로 한다.</w:t>
+        <w:t xml:space="preserve">문헌의 검사를 Ontology 정의에 맞게 바꾸어 검사 프로그램을 만들고, KG 전체를 대상으로 실행하였다. 각 검사는 위반 목록을 세어 0건이면 통과로 한다.</w:t>
       </w:r>
     </w:p>
     <w:tbl>
@@ -13423,7 +13207,7 @@
                 <w:szCs w:val="18"/>
                 <w:lang w:eastAsia="ko-KR"/>
               </w:rPr>
-              <w:t xml:space="preserve">EvidenceSource에 chunkId 추가 (문서 저장소의 조문 청크를 찾아가는 키로, HydrometeorologicalState의 stationCode와 같은 역할)</w:t>
+              <w:t xml:space="preserve">EvidenceSource에 chunkId 추가 (문서 저장소의 원문 청크를 찾아가는 키로, HydrometeorologicalState의 stationCode와 같은 역할)</w:t>
             </w:r>
           </w:p>
         </w:tc>
@@ -13526,7 +13310,7 @@
           <w:szCs w:val="20"/>
           <w:lang w:eastAsia="ko-KR"/>
         </w:rPr>
-        <w:t xml:space="preserve">같은 순서로 수행하였다.</w:t>
+        <w:t xml:space="preserve">Neo4j는 개체를 노드(점), 관계를 노드 사이의 선으로 저장하는 그래프 데이터베이스이고, Cypher는 Neo4j에 노드와 관계를 만들거나 조회하라고 지시하는 명령 언어(관계형 DB의 SQL에 해당)이다. DDKG와 같은 순서로 수행하였다.</w:t>
       </w:r>
     </w:p>
     <w:p>
@@ -13543,7 +13327,7 @@
           <w:szCs w:val="20"/>
           <w:lang w:eastAsia="ko-KR"/>
         </w:rPr>
-        <w:t xml:space="preserve">1) 단계 3~5의 결과를 개체·속성·관계 CSV 세 파일로 정리하였다. 개체 파일은 (entity_id, class, label), 속성 파일은 (entity_id, property, value, datatype), 관계 파일은 (subject, relation, object, 출처 표시)로 구성된다.</w:t>
+        <w:t xml:space="preserve">1) 단계 3~5의 결과를 세 개의 표로 정리하였다. 개체 표(ID, Class, 이름), 속성 표(ID, 속성 이름, 값), 관계 표(시작 개체, 관계 이름, 끝 개체)이다.</w:t>
       </w:r>
     </w:p>
     <w:p>
@@ -13560,7 +13344,7 @@
           <w:szCs w:val="20"/>
           <w:lang w:eastAsia="ko-KR"/>
         </w:rPr>
-        <w:t xml:space="preserve">2) 스크립트(step7_export_cypher)가 CSV의 행마다 Cypher 문 하나를 만든다. 개체 한 행은 노드 생성문, 관계 한 행은 두 노드를 찾아 잇는 문이 된다. 날짜와 수치는 Cypher의 date·datetime·숫자 형식으로 바꾼다.</w:t>
+        <w:t xml:space="preserve">2) 표의 행마다 Neo4j에 넣을 Cypher 명령문을 프로그램이 자동으로 만든다. 개체 한 행은 “이 ID의 노드를 만들고 속성 값을 붙여라”, 관계 한 행은 “두 노드를 찾아 이 관계 이름의 선으로 이어라”는 명령문이 된다.</w:t>
       </w:r>
     </w:p>
     <w:p>
@@ -13577,7 +13361,7 @@
           <w:szCs w:val="20"/>
           <w:lang w:eastAsia="ko-KR"/>
         </w:rPr>
-        <w:t xml:space="preserve">3) 만들어진 Cypher 문 730개(노드 273 + 관계 457)를 Neo4j에서 실행하여 적재하였다. 같은 ID의 노드는 한 번만 만들어지도록 ID 유일 제약을 두었다.</w:t>
+        <w:t xml:space="preserve">3) 명령문 730개(노드 273 + 관계 457)를 Neo4j에서 실행하여 적재하였다. 같은 ID의 노드가 중복으로 만들어지지 않도록 ID가 유일해야 한다는 제약을 두었다.</w:t>
       </w:r>
     </w:p>
     <w:p>
@@ -13594,7 +13378,7 @@
           <w:szCs w:val="20"/>
           <w:lang w:eastAsia="ko-KR"/>
         </w:rPr>
-        <w:t xml:space="preserve">4) 측정값 전체와 문서 원문은 Neo4j에 넣지 않고, 측정자료 저장소와 문서 저장소에 두었다.</w:t>
+        <w:t xml:space="preserve">4) 측정값 전체와 문서 원문은 Neo4j에 넣지 않고 측정자료 저장소와 문서 저장소에 두었다.</w:t>
       </w:r>
     </w:p>
     <w:tbl>
@@ -13613,8 +13397,9 @@
         <w:tblLook w:val="04A0" w:firstRow="1" w:lastRow="0" w:firstColumn="1" w:lastColumn="0" w:noHBand="0" w:noVBand="1"/>
       </w:tblPr>
       <w:tblGrid>
-        <w:gridCol w:w="3900"/>
-        <w:gridCol w:w="6072"/>
+        <w:gridCol w:w="3000"/>
+        <w:gridCol w:w="4372"/>
+        <w:gridCol w:w="2600"/>
       </w:tblGrid>
       <w:tr>
         <w:trPr>
@@ -13624,7 +13409,7 @@
         </w:trPr>
         <w:tc>
           <w:tcPr>
-            <w:tcW w:w="3900" w:type="dxa"/>
+            <w:tcW w:w="3000" w:type="dxa"/>
             <w:shd w:val="clear" w:color="auto" w:fill="D9EAF7"/>
             <w:tcMar>
               <w:top w:w="80" w:type="dxa"/>
@@ -13646,13 +13431,13 @@
                 <w:szCs w:val="18"/>
                 <w:lang w:eastAsia="ko-KR"/>
               </w:rPr>
-              <w:t xml:space="preserve">CSV 행 (예)</w:t>
-            </w:r>
-          </w:p>
-        </w:tc>
-        <w:tc>
-          <w:tcPr>
-            <w:tcW w:w="6072" w:type="dxa"/>
+              <w:t xml:space="preserve">표의 행 (예)</w:t>
+            </w:r>
+          </w:p>
+        </w:tc>
+        <w:tc>
+          <w:tcPr>
+            <w:tcW w:w="4372" w:type="dxa"/>
             <w:shd w:val="clear" w:color="auto" w:fill="D9EAF7"/>
             <w:tcMar>
               <w:top w:w="80" w:type="dxa"/>
@@ -13674,7 +13459,35 @@
                 <w:szCs w:val="18"/>
                 <w:lang w:eastAsia="ko-KR"/>
               </w:rPr>
-              <w:t xml:space="preserve">만들어지는 Cypher 문 (예)</w:t>
+              <w:t xml:space="preserve">만들어지는 Cypher 명령문 (일부 생략)</w:t>
+            </w:r>
+          </w:p>
+        </w:tc>
+        <w:tc>
+          <w:tcPr>
+            <w:tcW w:w="2600" w:type="dxa"/>
+            <w:shd w:val="clear" w:color="auto" w:fill="D9EAF7"/>
+            <w:tcMar>
+              <w:top w:w="80" w:type="dxa"/>
+              <w:left w:w="110" w:type="dxa"/>
+              <w:bottom w:w="80" w:type="dxa"/>
+              <w:right w:w="110" w:type="dxa"/>
+            </w:tcMar>
+            <w:vAlign w:val="center"/>
+          </w:tcPr>
+          <w:p>
+            <w:pPr>
+              <w:spacing w:after="20" w:line="252" w:lineRule="auto"/>
+              <w:jc w:val="center"/>
+            </w:pPr>
+            <w:r>
+              <w:rPr>
+                <w:b/>
+                <w:sz w:val="18"/>
+                <w:szCs w:val="18"/>
+                <w:lang w:eastAsia="ko-KR"/>
+              </w:rPr>
+              <w:t xml:space="preserve">뜻</w:t>
             </w:r>
           </w:p>
         </w:tc>
@@ -13686,7 +13499,7 @@
         </w:trPr>
         <w:tc>
           <w:tcPr>
-            <w:tcW w:w="3900" w:type="dxa"/>
+            <w:tcW w:w="3000" w:type="dxa"/>
             <w:shd w:val="clear" w:color="auto" w:fill="EEF5FA"/>
             <w:tcMar>
               <w:top w:w="80" w:type="dxa"/>
@@ -13709,7 +13522,7 @@
                 <w:szCs w:val="18"/>
                 <w:lang w:eastAsia="ko-KR"/>
               </w:rPr>
-              <w:t xml:space="preserve">개체: DAM:1003110, Dam, 충주댐</w:t>
+              <w:t xml:space="preserve">개체 표: DAM:1003110, Dam, 충주댐</w:t>
             </w:r>
           </w:p>
           <w:p>
@@ -13725,13 +13538,13 @@
                 <w:szCs w:val="18"/>
                 <w:lang w:eastAsia="ko-KR"/>
               </w:rPr>
-              <w:t xml:space="preserve">속성: damName=충주댐, damType=다목적댐</w:t>
-            </w:r>
-          </w:p>
-        </w:tc>
-        <w:tc>
-          <w:tcPr>
-            <w:tcW w:w="6072" w:type="dxa"/>
+              <w:t xml:space="preserve">속성 표: damName = 충주댐, damType = 다목적댐</w:t>
+            </w:r>
+          </w:p>
+        </w:tc>
+        <w:tc>
+          <w:tcPr>
+            <w:tcW w:w="4372" w:type="dxa"/>
             <w:tcMar>
               <w:top w:w="80" w:type="dxa"/>
               <w:left w:w="110" w:type="dxa"/>
@@ -13751,6 +13564,31 @@
                 <w:lang w:eastAsia="ko-KR"/>
               </w:rPr>
               <w:t xml:space="preserve">MERGE (n:Entity:Dam {id: 'DAM:1003110'}) SET n.label = '충주댐', n.damName = '충주댐', n.damType = '다목적댐';</w:t>
+            </w:r>
+          </w:p>
+        </w:tc>
+        <w:tc>
+          <w:tcPr>
+            <w:tcW w:w="2600" w:type="dxa"/>
+            <w:tcMar>
+              <w:top w:w="80" w:type="dxa"/>
+              <w:left w:w="110" w:type="dxa"/>
+              <w:bottom w:w="80" w:type="dxa"/>
+              <w:right w:w="110" w:type="dxa"/>
+            </w:tcMar>
+            <w:vAlign w:val="center"/>
+          </w:tcPr>
+          <w:p>
+            <w:pPr>
+              <w:spacing w:after="20" w:line="252" w:lineRule="auto"/>
+            </w:pPr>
+            <w:r>
+              <w:rPr>
+                <w:sz w:val="18"/>
+                <w:szCs w:val="18"/>
+                <w:lang w:eastAsia="ko-KR"/>
+              </w:rPr>
+              <w:t xml:space="preserve">ID가 DAM:1003110인 Dam 노드를 만들고(MERGE) 이름과 유형 값을 붙인다(SET)</w:t>
             </w:r>
           </w:p>
         </w:tc>
@@ -13762,7 +13600,7 @@
         </w:trPr>
         <w:tc>
           <w:tcPr>
-            <w:tcW w:w="3900" w:type="dxa"/>
+            <w:tcW w:w="3000" w:type="dxa"/>
             <w:shd w:val="clear" w:color="auto" w:fill="EEF5FA"/>
             <w:tcMar>
               <w:top w:w="80" w:type="dxa"/>
@@ -13785,32 +13623,57 @@
                 <w:szCs w:val="18"/>
                 <w:lang w:eastAsia="ko-KR"/>
               </w:rPr>
-              <w:t xml:space="preserve">관계: APR:1368, authorizes, OPR:1368:1</w:t>
-            </w:r>
-          </w:p>
-        </w:tc>
-        <w:tc>
-          <w:tcPr>
-            <w:tcW w:w="6072" w:type="dxa"/>
-            <w:tcMar>
-              <w:top w:w="80" w:type="dxa"/>
-              <w:left w:w="110" w:type="dxa"/>
-              <w:bottom w:w="80" w:type="dxa"/>
-              <w:right w:w="110" w:type="dxa"/>
-            </w:tcMar>
-            <w:vAlign w:val="center"/>
-          </w:tcPr>
-          <w:p>
-            <w:pPr>
-              <w:spacing w:after="20" w:line="252" w:lineRule="auto"/>
-            </w:pPr>
-            <w:r>
-              <w:rPr>
-                <w:sz w:val="18"/>
-                <w:szCs w:val="18"/>
-                <w:lang w:eastAsia="ko-KR"/>
-              </w:rPr>
-              <w:t xml:space="preserve">MATCH (a:Entity {id: 'APR:1368'}), (b:Entity {id: 'OPR:1368:1'}) MERGE (a)-[r:authorizes]-&gt;(b) SET r.origin = 'constructed';</w:t>
+              <w:t xml:space="preserve">관계 표: APR:1368, authorizes, OPR:1368:1</w:t>
+            </w:r>
+          </w:p>
+        </w:tc>
+        <w:tc>
+          <w:tcPr>
+            <w:tcW w:w="4372" w:type="dxa"/>
+            <w:tcMar>
+              <w:top w:w="80" w:type="dxa"/>
+              <w:left w:w="110" w:type="dxa"/>
+              <w:bottom w:w="80" w:type="dxa"/>
+              <w:right w:w="110" w:type="dxa"/>
+            </w:tcMar>
+            <w:vAlign w:val="center"/>
+          </w:tcPr>
+          <w:p>
+            <w:pPr>
+              <w:spacing w:after="20" w:line="252" w:lineRule="auto"/>
+            </w:pPr>
+            <w:r>
+              <w:rPr>
+                <w:sz w:val="18"/>
+                <w:szCs w:val="18"/>
+                <w:lang w:eastAsia="ko-KR"/>
+              </w:rPr>
+              <w:t xml:space="preserve">MATCH (a:Entity {id: 'APR:1368'}), (b:Entity {id: 'OPR:1368:1'}) MERGE (a)-[r:authorizes]-&gt;(b);</w:t>
+            </w:r>
+          </w:p>
+        </w:tc>
+        <w:tc>
+          <w:tcPr>
+            <w:tcW w:w="2600" w:type="dxa"/>
+            <w:tcMar>
+              <w:top w:w="80" w:type="dxa"/>
+              <w:left w:w="110" w:type="dxa"/>
+              <w:bottom w:w="80" w:type="dxa"/>
+              <w:right w:w="110" w:type="dxa"/>
+            </w:tcMar>
+            <w:vAlign w:val="center"/>
+          </w:tcPr>
+          <w:p>
+            <w:pPr>
+              <w:spacing w:after="20" w:line="252" w:lineRule="auto"/>
+            </w:pPr>
+            <w:r>
+              <w:rPr>
+                <w:sz w:val="18"/>
+                <w:szCs w:val="18"/>
+                <w:lang w:eastAsia="ko-KR"/>
+              </w:rPr>
+              <w:t xml:space="preserve">두 노드를 찾아서(MATCH) authorizes라는 이름의 선으로 잇는다(MERGE)</w:t>
             </w:r>
           </w:p>
         </w:tc>
@@ -14081,7 +13944,7 @@
                 <w:szCs w:val="18"/>
                 <w:lang w:eastAsia="ko-KR"/>
               </w:rPr>
-              <w:t xml:space="preserve">측정자료 306,934행, 문서 청크 36개 (KG 밖)</w:t>
+              <w:t xml:space="preserve">측정자료 306,934행, 문서 청크 10개(별표3 원문) — KG 밖</w:t>
             </w:r>
           </w:p>
         </w:tc>
@@ -14123,7 +13986,7 @@
           <w:szCs w:val="20"/>
           <w:lang w:eastAsia="ko-KR"/>
         </w:rPr>
-        <w:t xml:space="preserve">KG 구축 결과를 이용해 질문에서 답변까지의 흐름을 구현하였다. LLM은 질문 해석(의도 분류)과 답변 생성에만 사용하고, 질의와 계산은 프로그램이 수행한다.</w:t>
+        <w:t xml:space="preserve">KG 구축 결과를 이용해 질문에서 답변까지의 흐름을 구현하였다. LLM은 질문 해석(단계 1)과 답변 생성(단계 6)에만 사용하고, 조회와 계산은 프로그램이 수행한다. 단계마다 근거 문헌의 방법을 참고하였고, 문헌에 방법이 없는 부분은 연구자 판단이라고 표시하였다.</w:t>
       </w:r>
     </w:p>
     <w:p>
@@ -14144,32 +14007,29 @@
       <w:tblPr>
         <w:tblW w:w="9972" w:type="dxa"/>
         <w:jc w:val="center"/>
-        <w:tblBorders>
-          <w:top w:val="single" w:sz="5" w:space="0" w:color="A6A6A6"/>
-          <w:left w:val="single" w:sz="5" w:space="0" w:color="A6A6A6"/>
-          <w:bottom w:val="single" w:sz="5" w:space="0" w:color="A6A6A6"/>
-          <w:right w:val="single" w:sz="5" w:space="0" w:color="A6A6A6"/>
-          <w:insideH w:val="single" w:sz="5" w:space="0" w:color="A6A6A6"/>
-          <w:insideV w:val="single" w:sz="5" w:space="0" w:color="A6A6A6"/>
-        </w:tblBorders>
         <w:tblLayout w:type="fixed"/>
-        <w:tblLook w:val="04A0" w:firstRow="1" w:lastRow="0" w:firstColumn="1" w:lastColumn="0" w:noHBand="0" w:noVBand="1"/>
       </w:tblPr>
       <w:tblGrid>
-        <w:gridCol w:w="2200"/>
-        <w:gridCol w:w="6272"/>
-        <w:gridCol w:w="1500"/>
+        <w:gridCol w:w="1412"/>
+        <w:gridCol w:w="300"/>
+        <w:gridCol w:w="1412"/>
+        <w:gridCol w:w="300"/>
+        <w:gridCol w:w="1412"/>
+        <w:gridCol w:w="300"/>
+        <w:gridCol w:w="1412"/>
+        <w:gridCol w:w="300"/>
+        <w:gridCol w:w="1412"/>
+        <w:gridCol w:w="300"/>
+        <w:gridCol w:w="1412"/>
       </w:tblGrid>
       <w:tr>
         <w:trPr>
           <w:cantSplit/>
-          <w:tblHeader/>
-          <w:jc w:val="center"/>
         </w:trPr>
         <w:tc>
           <w:tcPr>
-            <w:tcW w:w="2200" w:type="dxa"/>
-            <w:shd w:val="clear" w:color="auto" w:fill="D9EAF7"/>
+            <w:tcW w:w="1412" w:type="dxa"/>
+            <w:shd w:val="clear" w:color="auto" w:fill="EEF5FA"/>
             <w:tcMar>
               <w:top w:w="80" w:type="dxa"/>
               <w:left w:w="110" w:type="dxa"/>
@@ -14185,27 +14045,13 @@
             </w:pPr>
             <w:r>
               <w:rPr>
-                <w:b/>
-                <w:sz w:val="18"/>
-                <w:szCs w:val="18"/>
-                <w:lang w:eastAsia="ko-KR"/>
-              </w:rPr>
-              <w:t xml:space="preserve">단계</w:t>
-            </w:r>
-          </w:p>
-        </w:tc>
-        <w:tc>
-          <w:tcPr>
-            <w:tcW w:w="6272" w:type="dxa"/>
-            <w:shd w:val="clear" w:color="auto" w:fill="D9EAF7"/>
-            <w:tcMar>
-              <w:top w:w="80" w:type="dxa"/>
-              <w:left w:w="110" w:type="dxa"/>
-              <w:bottom w:w="80" w:type="dxa"/>
-              <w:right w:w="110" w:type="dxa"/>
-            </w:tcMar>
-            <w:vAlign w:val="center"/>
-          </w:tcPr>
+                <w:sz w:val="18"/>
+                <w:szCs w:val="18"/>
+                <w:lang w:eastAsia="ko-KR"/>
+              </w:rPr>
+              <w:t xml:space="preserve">1 질문 해석</w:t>
+            </w:r>
+          </w:p>
           <w:p>
             <w:pPr>
               <w:spacing w:after="20" w:line="252" w:lineRule="auto"/>
@@ -14213,19 +14059,17 @@
             </w:pPr>
             <w:r>
               <w:rPr>
-                <w:b/>
-                <w:sz w:val="18"/>
-                <w:szCs w:val="18"/>
-                <w:lang w:eastAsia="ko-KR"/>
-              </w:rPr>
-              <w:t xml:space="preserve">수행 내용</w:t>
-            </w:r>
-          </w:p>
-        </w:tc>
-        <w:tc>
-          <w:tcPr>
-            <w:tcW w:w="1500" w:type="dxa"/>
-            <w:shd w:val="clear" w:color="auto" w:fill="D9EAF7"/>
+                <w:sz w:val="18"/>
+                <w:szCs w:val="18"/>
+                <w:lang w:eastAsia="ko-KR"/>
+              </w:rPr>
+              <w:t xml:space="preserve">(LLM)</w:t>
+            </w:r>
+          </w:p>
+        </w:tc>
+        <w:tc>
+          <w:tcPr>
+            <w:tcW w:w="300" w:type="dxa"/>
             <w:tcMar>
               <w:top w:w="80" w:type="dxa"/>
               <w:left w:w="110" w:type="dxa"/>
@@ -14241,24 +14085,17 @@
             </w:pPr>
             <w:r>
               <w:rPr>
-                <w:b/>
-                <w:sz w:val="18"/>
-                <w:szCs w:val="18"/>
-                <w:lang w:eastAsia="ko-KR"/>
-              </w:rPr>
-              <w:t xml:space="preserve">담당</w:t>
-            </w:r>
-          </w:p>
-        </w:tc>
-      </w:tr>
-      <w:tr>
-        <w:trPr>
-          <w:cantSplit/>
-          <w:jc w:val="center"/>
-        </w:trPr>
-        <w:tc>
-          <w:tcPr>
-            <w:tcW w:w="2200" w:type="dxa"/>
+                <w:sz w:val="18"/>
+                <w:szCs w:val="18"/>
+                <w:lang w:eastAsia="ko-KR"/>
+              </w:rPr>
+              <w:t xml:space="preserve">→</w:t>
+            </w:r>
+          </w:p>
+        </w:tc>
+        <w:tc>
+          <w:tcPr>
+            <w:tcW w:w="1412" w:type="dxa"/>
             <w:shd w:val="clear" w:color="auto" w:fill="EEF5FA"/>
             <w:tcMar>
               <w:top w:w="80" w:type="dxa"/>
@@ -14275,75 +14112,57 @@
             </w:pPr>
             <w:r>
               <w:rPr>
-                <w:b/>
-                <w:color w:val="1F4E79"/>
-                <w:sz w:val="18"/>
-                <w:szCs w:val="18"/>
-                <w:lang w:eastAsia="ko-KR"/>
-              </w:rPr>
-              <w:t xml:space="preserve">1 의도·값 추출</w:t>
-            </w:r>
-          </w:p>
-        </w:tc>
-        <w:tc>
-          <w:tcPr>
-            <w:tcW w:w="6272" w:type="dxa"/>
-            <w:tcMar>
-              <w:top w:w="80" w:type="dxa"/>
-              <w:left w:w="110" w:type="dxa"/>
-              <w:bottom w:w="80" w:type="dxa"/>
-              <w:right w:w="110" w:type="dxa"/>
-            </w:tcMar>
-            <w:vAlign w:val="center"/>
-          </w:tcPr>
-          <w:p>
-            <w:pPr>
-              <w:spacing w:after="20" w:line="252" w:lineRule="auto"/>
-            </w:pPr>
-            <w:r>
-              <w:rPr>
-                <w:sz w:val="18"/>
-                <w:szCs w:val="18"/>
-                <w:lang w:eastAsia="ko-KR"/>
-              </w:rPr>
-              <w:t xml:space="preserve">정해진 의도 목록 중 하나와 댐·시점을 JSON으로 출력</w:t>
-            </w:r>
-          </w:p>
-        </w:tc>
-        <w:tc>
-          <w:tcPr>
-            <w:tcW w:w="1500" w:type="dxa"/>
-            <w:tcMar>
-              <w:top w:w="80" w:type="dxa"/>
-              <w:left w:w="110" w:type="dxa"/>
-              <w:bottom w:w="80" w:type="dxa"/>
-              <w:right w:w="110" w:type="dxa"/>
-            </w:tcMar>
-            <w:vAlign w:val="center"/>
-          </w:tcPr>
-          <w:p>
-            <w:pPr>
-              <w:spacing w:after="20" w:line="252" w:lineRule="auto"/>
-            </w:pPr>
-            <w:r>
-              <w:rPr>
-                <w:sz w:val="18"/>
-                <w:szCs w:val="18"/>
-                <w:lang w:eastAsia="ko-KR"/>
-              </w:rPr>
-              <w:t xml:space="preserve">LLM</w:t>
-            </w:r>
-          </w:p>
-        </w:tc>
-      </w:tr>
-      <w:tr>
-        <w:trPr>
-          <w:cantSplit/>
-          <w:jc w:val="center"/>
-        </w:trPr>
-        <w:tc>
-          <w:tcPr>
-            <w:tcW w:w="2200" w:type="dxa"/>
+                <w:sz w:val="18"/>
+                <w:szCs w:val="18"/>
+                <w:lang w:eastAsia="ko-KR"/>
+              </w:rPr>
+              <w:t xml:space="preserve">2 값 검증</w:t>
+            </w:r>
+          </w:p>
+          <w:p>
+            <w:pPr>
+              <w:spacing w:after="20" w:line="252" w:lineRule="auto"/>
+              <w:jc w:val="center"/>
+            </w:pPr>
+            <w:r>
+              <w:rPr>
+                <w:sz w:val="18"/>
+                <w:szCs w:val="18"/>
+                <w:lang w:eastAsia="ko-KR"/>
+              </w:rPr>
+              <w:t xml:space="preserve">(프로그램)</w:t>
+            </w:r>
+          </w:p>
+        </w:tc>
+        <w:tc>
+          <w:tcPr>
+            <w:tcW w:w="300" w:type="dxa"/>
+            <w:tcMar>
+              <w:top w:w="80" w:type="dxa"/>
+              <w:left w:w="110" w:type="dxa"/>
+              <w:bottom w:w="80" w:type="dxa"/>
+              <w:right w:w="110" w:type="dxa"/>
+            </w:tcMar>
+            <w:vAlign w:val="center"/>
+          </w:tcPr>
+          <w:p>
+            <w:pPr>
+              <w:spacing w:after="20" w:line="252" w:lineRule="auto"/>
+              <w:jc w:val="center"/>
+            </w:pPr>
+            <w:r>
+              <w:rPr>
+                <w:sz w:val="18"/>
+                <w:szCs w:val="18"/>
+                <w:lang w:eastAsia="ko-KR"/>
+              </w:rPr>
+              <w:t xml:space="preserve">→</w:t>
+            </w:r>
+          </w:p>
+        </w:tc>
+        <w:tc>
+          <w:tcPr>
+            <w:tcW w:w="1412" w:type="dxa"/>
             <w:shd w:val="clear" w:color="auto" w:fill="EEF5FA"/>
             <w:tcMar>
               <w:top w:w="80" w:type="dxa"/>
@@ -14360,75 +14179,57 @@
             </w:pPr>
             <w:r>
               <w:rPr>
-                <w:b/>
-                <w:color w:val="1F4E79"/>
-                <w:sz w:val="18"/>
-                <w:szCs w:val="18"/>
-                <w:lang w:eastAsia="ko-KR"/>
-              </w:rPr>
-              <w:t xml:space="preserve">2 값 검증</w:t>
-            </w:r>
-          </w:p>
-        </w:tc>
-        <w:tc>
-          <w:tcPr>
-            <w:tcW w:w="6272" w:type="dxa"/>
-            <w:tcMar>
-              <w:top w:w="80" w:type="dxa"/>
-              <w:left w:w="110" w:type="dxa"/>
-              <w:bottom w:w="80" w:type="dxa"/>
-              <w:right w:w="110" w:type="dxa"/>
-            </w:tcMar>
-            <w:vAlign w:val="center"/>
-          </w:tcPr>
-          <w:p>
-            <w:pPr>
-              <w:spacing w:after="20" w:line="252" w:lineRule="auto"/>
-            </w:pPr>
-            <w:r>
-              <w:rPr>
-                <w:sz w:val="18"/>
-                <w:szCs w:val="18"/>
-                <w:lang w:eastAsia="ko-KR"/>
-              </w:rPr>
-              <w:t xml:space="preserve">의도가 목록에 있는지, 댐이 4개 중 하나인지, 시점 형식이 맞는지 확인하고 어긋나면 질의하지 않고 거절(여러 댐, 사유 질문 포함)</w:t>
-            </w:r>
-          </w:p>
-        </w:tc>
-        <w:tc>
-          <w:tcPr>
-            <w:tcW w:w="1500" w:type="dxa"/>
-            <w:tcMar>
-              <w:top w:w="80" w:type="dxa"/>
-              <w:left w:w="110" w:type="dxa"/>
-              <w:bottom w:w="80" w:type="dxa"/>
-              <w:right w:w="110" w:type="dxa"/>
-            </w:tcMar>
-            <w:vAlign w:val="center"/>
-          </w:tcPr>
-          <w:p>
-            <w:pPr>
-              <w:spacing w:after="20" w:line="252" w:lineRule="auto"/>
-            </w:pPr>
-            <w:r>
-              <w:rPr>
-                <w:sz w:val="18"/>
-                <w:szCs w:val="18"/>
-                <w:lang w:eastAsia="ko-KR"/>
-              </w:rPr>
-              <w:t xml:space="preserve">프로그램</w:t>
-            </w:r>
-          </w:p>
-        </w:tc>
-      </w:tr>
-      <w:tr>
-        <w:trPr>
-          <w:cantSplit/>
-          <w:jc w:val="center"/>
-        </w:trPr>
-        <w:tc>
-          <w:tcPr>
-            <w:tcW w:w="2200" w:type="dxa"/>
+                <w:sz w:val="18"/>
+                <w:szCs w:val="18"/>
+                <w:lang w:eastAsia="ko-KR"/>
+              </w:rPr>
+              <w:t xml:space="preserve">3 KG 조회</w:t>
+            </w:r>
+          </w:p>
+          <w:p>
+            <w:pPr>
+              <w:spacing w:after="20" w:line="252" w:lineRule="auto"/>
+              <w:jc w:val="center"/>
+            </w:pPr>
+            <w:r>
+              <w:rPr>
+                <w:sz w:val="18"/>
+                <w:szCs w:val="18"/>
+                <w:lang w:eastAsia="ko-KR"/>
+              </w:rPr>
+              <w:t xml:space="preserve">(프로그램)</w:t>
+            </w:r>
+          </w:p>
+        </w:tc>
+        <w:tc>
+          <w:tcPr>
+            <w:tcW w:w="300" w:type="dxa"/>
+            <w:tcMar>
+              <w:top w:w="80" w:type="dxa"/>
+              <w:left w:w="110" w:type="dxa"/>
+              <w:bottom w:w="80" w:type="dxa"/>
+              <w:right w:w="110" w:type="dxa"/>
+            </w:tcMar>
+            <w:vAlign w:val="center"/>
+          </w:tcPr>
+          <w:p>
+            <w:pPr>
+              <w:spacing w:after="20" w:line="252" w:lineRule="auto"/>
+              <w:jc w:val="center"/>
+            </w:pPr>
+            <w:r>
+              <w:rPr>
+                <w:sz w:val="18"/>
+                <w:szCs w:val="18"/>
+                <w:lang w:eastAsia="ko-KR"/>
+              </w:rPr>
+              <w:t xml:space="preserve">→</w:t>
+            </w:r>
+          </w:p>
+        </w:tc>
+        <w:tc>
+          <w:tcPr>
+            <w:tcW w:w="1412" w:type="dxa"/>
             <w:shd w:val="clear" w:color="auto" w:fill="EEF5FA"/>
             <w:tcMar>
               <w:top w:w="80" w:type="dxa"/>
@@ -14445,75 +14246,57 @@
             </w:pPr>
             <w:r>
               <w:rPr>
-                <w:b/>
-                <w:color w:val="1F4E79"/>
-                <w:sz w:val="18"/>
-                <w:szCs w:val="18"/>
-                <w:lang w:eastAsia="ko-KR"/>
-              </w:rPr>
-              <w:t xml:space="preserve">3 KG 질의</w:t>
-            </w:r>
-          </w:p>
-        </w:tc>
-        <w:tc>
-          <w:tcPr>
-            <w:tcW w:w="6272" w:type="dxa"/>
-            <w:tcMar>
-              <w:top w:w="80" w:type="dxa"/>
-              <w:left w:w="110" w:type="dxa"/>
-              <w:bottom w:w="80" w:type="dxa"/>
-              <w:right w:w="110" w:type="dxa"/>
-            </w:tcMar>
-            <w:vAlign w:val="center"/>
-          </w:tcPr>
-          <w:p>
-            <w:pPr>
-              <w:spacing w:after="20" w:line="252" w:lineRule="auto"/>
-            </w:pPr>
-            <w:r>
-              <w:rPr>
-                <w:sz w:val="18"/>
-                <w:szCs w:val="18"/>
-                <w:lang w:eastAsia="ko-KR"/>
-              </w:rPr>
-              <w:t xml:space="preserve">의도별 Cypher 템플릿에 값을 채워 Neo4j에서 운영행위·승인·기준·근거를 조회</w:t>
-            </w:r>
-          </w:p>
-        </w:tc>
-        <w:tc>
-          <w:tcPr>
-            <w:tcW w:w="1500" w:type="dxa"/>
-            <w:tcMar>
-              <w:top w:w="80" w:type="dxa"/>
-              <w:left w:w="110" w:type="dxa"/>
-              <w:bottom w:w="80" w:type="dxa"/>
-              <w:right w:w="110" w:type="dxa"/>
-            </w:tcMar>
-            <w:vAlign w:val="center"/>
-          </w:tcPr>
-          <w:p>
-            <w:pPr>
-              <w:spacing w:after="20" w:line="252" w:lineRule="auto"/>
-            </w:pPr>
-            <w:r>
-              <w:rPr>
-                <w:sz w:val="18"/>
-                <w:szCs w:val="18"/>
-                <w:lang w:eastAsia="ko-KR"/>
-              </w:rPr>
-              <w:t xml:space="preserve">프로그램</w:t>
-            </w:r>
-          </w:p>
-        </w:tc>
-      </w:tr>
-      <w:tr>
-        <w:trPr>
-          <w:cantSplit/>
-          <w:jc w:val="center"/>
-        </w:trPr>
-        <w:tc>
-          <w:tcPr>
-            <w:tcW w:w="2200" w:type="dxa"/>
+                <w:sz w:val="18"/>
+                <w:szCs w:val="18"/>
+                <w:lang w:eastAsia="ko-KR"/>
+              </w:rPr>
+              <w:t xml:space="preserve">4 외부 저장소 조회</w:t>
+            </w:r>
+          </w:p>
+          <w:p>
+            <w:pPr>
+              <w:spacing w:after="20" w:line="252" w:lineRule="auto"/>
+              <w:jc w:val="center"/>
+            </w:pPr>
+            <w:r>
+              <w:rPr>
+                <w:sz w:val="18"/>
+                <w:szCs w:val="18"/>
+                <w:lang w:eastAsia="ko-KR"/>
+              </w:rPr>
+              <w:t xml:space="preserve">(프로그램)</w:t>
+            </w:r>
+          </w:p>
+        </w:tc>
+        <w:tc>
+          <w:tcPr>
+            <w:tcW w:w="300" w:type="dxa"/>
+            <w:tcMar>
+              <w:top w:w="80" w:type="dxa"/>
+              <w:left w:w="110" w:type="dxa"/>
+              <w:bottom w:w="80" w:type="dxa"/>
+              <w:right w:w="110" w:type="dxa"/>
+            </w:tcMar>
+            <w:vAlign w:val="center"/>
+          </w:tcPr>
+          <w:p>
+            <w:pPr>
+              <w:spacing w:after="20" w:line="252" w:lineRule="auto"/>
+              <w:jc w:val="center"/>
+            </w:pPr>
+            <w:r>
+              <w:rPr>
+                <w:sz w:val="18"/>
+                <w:szCs w:val="18"/>
+                <w:lang w:eastAsia="ko-KR"/>
+              </w:rPr>
+              <w:t xml:space="preserve">→</w:t>
+            </w:r>
+          </w:p>
+        </w:tc>
+        <w:tc>
+          <w:tcPr>
+            <w:tcW w:w="1412" w:type="dxa"/>
             <w:shd w:val="clear" w:color="auto" w:fill="EEF5FA"/>
             <w:tcMar>
               <w:top w:w="80" w:type="dxa"/>
@@ -14530,75 +14313,57 @@
             </w:pPr>
             <w:r>
               <w:rPr>
-                <w:b/>
-                <w:color w:val="1F4E79"/>
-                <w:sz w:val="18"/>
-                <w:szCs w:val="18"/>
-                <w:lang w:eastAsia="ko-KR"/>
-              </w:rPr>
-              <w:t xml:space="preserve">4 외부 저장소 조회</w:t>
-            </w:r>
-          </w:p>
-        </w:tc>
-        <w:tc>
-          <w:tcPr>
-            <w:tcW w:w="6272" w:type="dxa"/>
-            <w:tcMar>
-              <w:top w:w="80" w:type="dxa"/>
-              <w:left w:w="110" w:type="dxa"/>
-              <w:bottom w:w="80" w:type="dxa"/>
-              <w:right w:w="110" w:type="dxa"/>
-            </w:tcMar>
-            <w:vAlign w:val="center"/>
-          </w:tcPr>
-          <w:p>
-            <w:pPr>
-              <w:spacing w:after="20" w:line="252" w:lineRule="auto"/>
-            </w:pPr>
-            <w:r>
-              <w:rPr>
-                <w:sz w:val="18"/>
-                <w:szCs w:val="18"/>
-                <w:lang w:eastAsia="ko-KR"/>
-              </w:rPr>
-              <w:t xml:space="preserve">KG의 stationCode와 chunkId로 측정자료 저장소에서 시간별 값, 문서 저장소에서 조문 원문을 조회</w:t>
-            </w:r>
-          </w:p>
-        </w:tc>
-        <w:tc>
-          <w:tcPr>
-            <w:tcW w:w="1500" w:type="dxa"/>
-            <w:tcMar>
-              <w:top w:w="80" w:type="dxa"/>
-              <w:left w:w="110" w:type="dxa"/>
-              <w:bottom w:w="80" w:type="dxa"/>
-              <w:right w:w="110" w:type="dxa"/>
-            </w:tcMar>
-            <w:vAlign w:val="center"/>
-          </w:tcPr>
-          <w:p>
-            <w:pPr>
-              <w:spacing w:after="20" w:line="252" w:lineRule="auto"/>
-            </w:pPr>
-            <w:r>
-              <w:rPr>
-                <w:sz w:val="18"/>
-                <w:szCs w:val="18"/>
-                <w:lang w:eastAsia="ko-KR"/>
-              </w:rPr>
-              <w:t xml:space="preserve">프로그램</w:t>
-            </w:r>
-          </w:p>
-        </w:tc>
-      </w:tr>
-      <w:tr>
-        <w:trPr>
-          <w:cantSplit/>
-          <w:jc w:val="center"/>
-        </w:trPr>
-        <w:tc>
-          <w:tcPr>
-            <w:tcW w:w="2200" w:type="dxa"/>
+                <w:sz w:val="18"/>
+                <w:szCs w:val="18"/>
+                <w:lang w:eastAsia="ko-KR"/>
+              </w:rPr>
+              <w:t xml:space="preserve">5 비교 값 계산</w:t>
+            </w:r>
+          </w:p>
+          <w:p>
+            <w:pPr>
+              <w:spacing w:after="20" w:line="252" w:lineRule="auto"/>
+              <w:jc w:val="center"/>
+            </w:pPr>
+            <w:r>
+              <w:rPr>
+                <w:sz w:val="18"/>
+                <w:szCs w:val="18"/>
+                <w:lang w:eastAsia="ko-KR"/>
+              </w:rPr>
+              <w:t xml:space="preserve">(프로그램)</w:t>
+            </w:r>
+          </w:p>
+        </w:tc>
+        <w:tc>
+          <w:tcPr>
+            <w:tcW w:w="300" w:type="dxa"/>
+            <w:tcMar>
+              <w:top w:w="80" w:type="dxa"/>
+              <w:left w:w="110" w:type="dxa"/>
+              <w:bottom w:w="80" w:type="dxa"/>
+              <w:right w:w="110" w:type="dxa"/>
+            </w:tcMar>
+            <w:vAlign w:val="center"/>
+          </w:tcPr>
+          <w:p>
+            <w:pPr>
+              <w:spacing w:after="20" w:line="252" w:lineRule="auto"/>
+              <w:jc w:val="center"/>
+            </w:pPr>
+            <w:r>
+              <w:rPr>
+                <w:sz w:val="18"/>
+                <w:szCs w:val="18"/>
+                <w:lang w:eastAsia="ko-KR"/>
+              </w:rPr>
+              <w:t xml:space="preserve">→</w:t>
+            </w:r>
+          </w:p>
+        </w:tc>
+        <w:tc>
+          <w:tcPr>
+            <w:tcW w:w="1412" w:type="dxa"/>
             <w:shd w:val="clear" w:color="auto" w:fill="EEF5FA"/>
             <w:tcMar>
               <w:top w:w="80" w:type="dxa"/>
@@ -14615,84 +14380,13 @@
             </w:pPr>
             <w:r>
               <w:rPr>
-                <w:b/>
-                <w:color w:val="1F4E79"/>
-                <w:sz w:val="18"/>
-                <w:szCs w:val="18"/>
-                <w:lang w:eastAsia="ko-KR"/>
-              </w:rPr>
-              <w:t xml:space="preserve">5 비교 값 계산</w:t>
-            </w:r>
-          </w:p>
-        </w:tc>
-        <w:tc>
-          <w:tcPr>
-            <w:tcW w:w="6272" w:type="dxa"/>
-            <w:tcMar>
-              <w:top w:w="80" w:type="dxa"/>
-              <w:left w:w="110" w:type="dxa"/>
-              <w:bottom w:w="80" w:type="dxa"/>
-              <w:right w:w="110" w:type="dxa"/>
-            </w:tcMar>
-            <w:vAlign w:val="center"/>
-          </w:tcPr>
-          <w:p>
-            <w:pPr>
-              <w:spacing w:after="20" w:line="252" w:lineRule="auto"/>
-            </w:pPr>
-            <w:r>
-              <w:rPr>
-                <w:sz w:val="18"/>
-                <w:szCs w:val="18"/>
-                <w:lang w:eastAsia="ko-KR"/>
-              </w:rPr>
-              <w:t xml:space="preserve">제한수위 대비 차이, 승인량 대비 비율, 현재와 사례의 차이, 유사 사례(유클리드 거리)</w:t>
-            </w:r>
-          </w:p>
-        </w:tc>
-        <w:tc>
-          <w:tcPr>
-            <w:tcW w:w="1500" w:type="dxa"/>
-            <w:tcMar>
-              <w:top w:w="80" w:type="dxa"/>
-              <w:left w:w="110" w:type="dxa"/>
-              <w:bottom w:w="80" w:type="dxa"/>
-              <w:right w:w="110" w:type="dxa"/>
-            </w:tcMar>
-            <w:vAlign w:val="center"/>
-          </w:tcPr>
-          <w:p>
-            <w:pPr>
-              <w:spacing w:after="20" w:line="252" w:lineRule="auto"/>
-            </w:pPr>
-            <w:r>
-              <w:rPr>
-                <w:sz w:val="18"/>
-                <w:szCs w:val="18"/>
-                <w:lang w:eastAsia="ko-KR"/>
-              </w:rPr>
-              <w:t xml:space="preserve">프로그램</w:t>
-            </w:r>
-          </w:p>
-        </w:tc>
-      </w:tr>
-      <w:tr>
-        <w:trPr>
-          <w:cantSplit/>
-          <w:jc w:val="center"/>
-        </w:trPr>
-        <w:tc>
-          <w:tcPr>
-            <w:tcW w:w="2200" w:type="dxa"/>
-            <w:shd w:val="clear" w:color="auto" w:fill="EEF5FA"/>
-            <w:tcMar>
-              <w:top w:w="80" w:type="dxa"/>
-              <w:left w:w="110" w:type="dxa"/>
-              <w:bottom w:w="80" w:type="dxa"/>
-              <w:right w:w="110" w:type="dxa"/>
-            </w:tcMar>
-            <w:vAlign w:val="center"/>
-          </w:tcPr>
+                <w:sz w:val="18"/>
+                <w:szCs w:val="18"/>
+                <w:lang w:eastAsia="ko-KR"/>
+              </w:rPr>
+              <w:t xml:space="preserve">6 근거 묶음 → 답변</w:t>
+            </w:r>
+          </w:p>
           <w:p>
             <w:pPr>
               <w:spacing w:after="20" w:line="252" w:lineRule="auto"/>
@@ -14700,63 +14394,11 @@
             </w:pPr>
             <w:r>
               <w:rPr>
-                <w:b/>
-                <w:color w:val="1F4E79"/>
-                <w:sz w:val="18"/>
-                <w:szCs w:val="18"/>
-                <w:lang w:eastAsia="ko-KR"/>
-              </w:rPr>
-              <w:t xml:space="preserve">6 근거 묶음 → 답변</w:t>
-            </w:r>
-          </w:p>
-        </w:tc>
-        <w:tc>
-          <w:tcPr>
-            <w:tcW w:w="6272" w:type="dxa"/>
-            <w:tcMar>
-              <w:top w:w="80" w:type="dxa"/>
-              <w:left w:w="110" w:type="dxa"/>
-              <w:bottom w:w="80" w:type="dxa"/>
-              <w:right w:w="110" w:type="dxa"/>
-            </w:tcMar>
-            <w:vAlign w:val="center"/>
-          </w:tcPr>
-          <w:p>
-            <w:pPr>
-              <w:spacing w:after="20" w:line="252" w:lineRule="auto"/>
-            </w:pPr>
-            <w:r>
-              <w:rPr>
-                <w:sz w:val="18"/>
-                <w:szCs w:val="18"/>
-                <w:lang w:eastAsia="ko-KR"/>
-              </w:rPr>
-              <w:t xml:space="preserve">태그와 표로 구성한 근거 묶음을 LLM에 주고, 규칙에 따라 근거 번호를 인용하여 답변</w:t>
-            </w:r>
-          </w:p>
-        </w:tc>
-        <w:tc>
-          <w:tcPr>
-            <w:tcW w:w="1500" w:type="dxa"/>
-            <w:tcMar>
-              <w:top w:w="80" w:type="dxa"/>
-              <w:left w:w="110" w:type="dxa"/>
-              <w:bottom w:w="80" w:type="dxa"/>
-              <w:right w:w="110" w:type="dxa"/>
-            </w:tcMar>
-            <w:vAlign w:val="center"/>
-          </w:tcPr>
-          <w:p>
-            <w:pPr>
-              <w:spacing w:after="20" w:line="252" w:lineRule="auto"/>
-            </w:pPr>
-            <w:r>
-              <w:rPr>
-                <w:sz w:val="18"/>
-                <w:szCs w:val="18"/>
-                <w:lang w:eastAsia="ko-KR"/>
-              </w:rPr>
-              <w:t xml:space="preserve">LLM</w:t>
+                <w:sz w:val="18"/>
+                <w:szCs w:val="18"/>
+                <w:lang w:eastAsia="ko-KR"/>
+              </w:rPr>
+              <w:t xml:space="preserve">(LLM)</w:t>
             </w:r>
           </w:p>
         </w:tc>
@@ -15435,7 +15077,7 @@
                 <w:szCs w:val="18"/>
                 <w:lang w:eastAsia="ko-KR"/>
               </w:rPr>
-              <w:t xml:space="preserve">출처와 위치(승인 원자료, 측정자료, 문서 조문)</w:t>
+              <w:t xml:space="preserve">출처와 위치(승인 원자료, 측정자료, 별표3)</w:t>
             </w:r>
           </w:p>
         </w:tc>
@@ -16068,7 +15710,85 @@
         <w:rPr>
           <w:lang w:eastAsia="ko-KR"/>
         </w:rPr>
-        <w:t xml:space="preserve">3.3 설계 근거</w:t>
+        <w:t xml:space="preserve">3.3 단계 1. 질문 해석</w:t>
+      </w:r>
+    </w:p>
+    <w:p>
+      <w:pPr>
+        <w:spacing w:before="60" w:after="100"/>
+        <w:rPr>
+          <w:lang w:eastAsia="ko-KR"/>
+        </w:rPr>
+      </w:pPr>
+      <w:r>
+        <w:rPr>
+          <w:b/>
+          <w:color w:val="1F4E79"/>
+          <w:sz w:val="20"/>
+          <w:szCs w:val="20"/>
+          <w:lang w:eastAsia="ko-KR"/>
+        </w:rPr>
+        <w:t xml:space="preserve">필요한 이유  </w:t>
+      </w:r>
+      <w:r>
+        <w:rPr>
+          <w:sz w:val="20"/>
+          <w:szCs w:val="20"/>
+          <w:lang w:eastAsia="ko-KR"/>
+        </w:rPr>
+        <w:t xml:space="preserve">사용자는 자유로운 문장으로 묻지만, KG를 조회하려면 그 질문이 어느 CQ에 해당하는지(의도)와 댐·기간 같은 값이 필요하다.</w:t>
+      </w:r>
+    </w:p>
+    <w:p>
+      <w:pPr>
+        <w:spacing w:before="60" w:after="100"/>
+        <w:rPr>
+          <w:lang w:eastAsia="ko-KR"/>
+        </w:rPr>
+      </w:pPr>
+      <w:r>
+        <w:rPr>
+          <w:b/>
+          <w:color w:val="1F4E79"/>
+          <w:sz w:val="20"/>
+          <w:szCs w:val="20"/>
+          <w:lang w:eastAsia="ko-KR"/>
+        </w:rPr>
+        <w:t xml:space="preserve">문헌의 방법  </w:t>
+      </w:r>
+      <w:r>
+        <w:rPr>
+          <w:sz w:val="20"/>
+          <w:szCs w:val="20"/>
+          <w:lang w:eastAsia="ko-KR"/>
+        </w:rPr>
+        <w:t xml:space="preserve">Zhang(2025, 3.3)은 질문을 받으면 먼저 질문의 의도를 파악하고(규칙, 지도학습 모델, LLM의 투표를 조합), 의도마다 정해 둔 Cypher 변환 규칙으로 KG를 조회한다. LLM이 자유롭게 쓰지 않고 정해진 라벨 중에서 고르게 하여 출력을 안정시킨다(저장소에 PDF가 없어 기존 정리 내용을 인용). GraphAide(Purohit 2024)도 LLM의 응답을 Ontology가 정한 틀 안으로 제한한다.</w:t>
+      </w:r>
+    </w:p>
+    <w:p>
+      <w:pPr>
+        <w:spacing w:before="60" w:after="100"/>
+        <w:rPr>
+          <w:lang w:eastAsia="ko-KR"/>
+        </w:rPr>
+      </w:pPr>
+      <w:r>
+        <w:rPr>
+          <w:b/>
+          <w:color w:val="1F4E79"/>
+          <w:sz w:val="20"/>
+          <w:szCs w:val="20"/>
+          <w:lang w:eastAsia="ko-KR"/>
+        </w:rPr>
+        <w:t xml:space="preserve">우리가 수행한 내용  </w:t>
+      </w:r>
+      <w:r>
+        <w:rPr>
+          <w:sz w:val="20"/>
+          <w:szCs w:val="20"/>
+          <w:lang w:eastAsia="ko-KR"/>
+        </w:rPr>
+        <w:t xml:space="preserve">LLM(Qwen3-8B)에게 질문과 3.2절의 의도 목록, 분류 규칙을 주고, 의도 하나와 댐·기간을 JSON 형식으로만 출력하게 하였다. 예를 들어 “지금 소양강댐 수위가 제한수위보다 얼마나 낮아?”에 대해 LLM은 {"intent": "CURRENT", "slots": {"dam": "소양강댐"}}를 출력한다.</w:t>
       </w:r>
     </w:p>
     <w:tbl>
@@ -16087,101 +15807,9 @@
         <w:tblLook w:val="04A0" w:firstRow="1" w:lastRow="0" w:firstColumn="1" w:lastColumn="0" w:noHBand="0" w:noVBand="1"/>
       </w:tblPr>
       <w:tblGrid>
-        <w:gridCol w:w="3100"/>
-        <w:gridCol w:w="3600"/>
-        <w:gridCol w:w="3272"/>
+        <w:gridCol w:w="1944"/>
+        <w:gridCol w:w="8028"/>
       </w:tblGrid>
-      <w:tr>
-        <w:trPr>
-          <w:cantSplit/>
-          <w:tblHeader/>
-          <w:jc w:val="center"/>
-        </w:trPr>
-        <w:tc>
-          <w:tcPr>
-            <w:tcW w:w="3100" w:type="dxa"/>
-            <w:shd w:val="clear" w:color="auto" w:fill="D9EAF7"/>
-            <w:tcMar>
-              <w:top w:w="80" w:type="dxa"/>
-              <w:left w:w="110" w:type="dxa"/>
-              <w:bottom w:w="80" w:type="dxa"/>
-              <w:right w:w="110" w:type="dxa"/>
-            </w:tcMar>
-            <w:vAlign w:val="center"/>
-          </w:tcPr>
-          <w:p>
-            <w:pPr>
-              <w:spacing w:after="20" w:line="252" w:lineRule="auto"/>
-              <w:jc w:val="center"/>
-            </w:pPr>
-            <w:r>
-              <w:rPr>
-                <w:b/>
-                <w:sz w:val="18"/>
-                <w:szCs w:val="18"/>
-                <w:lang w:eastAsia="ko-KR"/>
-              </w:rPr>
-              <w:t xml:space="preserve">설계</w:t>
-            </w:r>
-          </w:p>
-        </w:tc>
-        <w:tc>
-          <w:tcPr>
-            <w:tcW w:w="3600" w:type="dxa"/>
-            <w:shd w:val="clear" w:color="auto" w:fill="D9EAF7"/>
-            <w:tcMar>
-              <w:top w:w="80" w:type="dxa"/>
-              <w:left w:w="110" w:type="dxa"/>
-              <w:bottom w:w="80" w:type="dxa"/>
-              <w:right w:w="110" w:type="dxa"/>
-            </w:tcMar>
-            <w:vAlign w:val="center"/>
-          </w:tcPr>
-          <w:p>
-            <w:pPr>
-              <w:spacing w:after="20" w:line="252" w:lineRule="auto"/>
-              <w:jc w:val="center"/>
-            </w:pPr>
-            <w:r>
-              <w:rPr>
-                <w:b/>
-                <w:sz w:val="18"/>
-                <w:szCs w:val="18"/>
-                <w:lang w:eastAsia="ko-KR"/>
-              </w:rPr>
-              <w:t xml:space="preserve">근거 문헌</w:t>
-            </w:r>
-          </w:p>
-        </w:tc>
-        <w:tc>
-          <w:tcPr>
-            <w:tcW w:w="3272" w:type="dxa"/>
-            <w:shd w:val="clear" w:color="auto" w:fill="D9EAF7"/>
-            <w:tcMar>
-              <w:top w:w="80" w:type="dxa"/>
-              <w:left w:w="110" w:type="dxa"/>
-              <w:bottom w:w="80" w:type="dxa"/>
-              <w:right w:w="110" w:type="dxa"/>
-            </w:tcMar>
-            <w:vAlign w:val="center"/>
-          </w:tcPr>
-          <w:p>
-            <w:pPr>
-              <w:spacing w:after="20" w:line="252" w:lineRule="auto"/>
-              <w:jc w:val="center"/>
-            </w:pPr>
-            <w:r>
-              <w:rPr>
-                <w:b/>
-                <w:sz w:val="18"/>
-                <w:szCs w:val="18"/>
-                <w:lang w:eastAsia="ko-KR"/>
-              </w:rPr>
-              <w:t xml:space="preserve">이유</w:t>
-            </w:r>
-          </w:p>
-        </w:tc>
-      </w:tr>
       <w:tr>
         <w:trPr>
           <w:cantSplit/>
@@ -16189,7 +15817,7 @@
         </w:trPr>
         <w:tc>
           <w:tcPr>
-            <w:tcW w:w="3100" w:type="dxa"/>
+            <w:tcW w:w="1944" w:type="dxa"/>
             <w:shd w:val="clear" w:color="auto" w:fill="EEF5FA"/>
             <w:tcMar>
               <w:top w:w="80" w:type="dxa"/>
@@ -16212,652 +15840,32 @@
                 <w:szCs w:val="18"/>
                 <w:lang w:eastAsia="ko-KR"/>
               </w:rPr>
-              <w:t xml:space="preserve">의도를 분류한 뒤 의도별로 질의를 만든다</w:t>
-            </w:r>
-          </w:p>
-        </w:tc>
-        <w:tc>
-          <w:tcPr>
-            <w:tcW w:w="3600" w:type="dxa"/>
-            <w:tcMar>
-              <w:top w:w="80" w:type="dxa"/>
-              <w:left w:w="110" w:type="dxa"/>
-              <w:bottom w:w="80" w:type="dxa"/>
-              <w:right w:w="110" w:type="dxa"/>
-            </w:tcMar>
-            <w:vAlign w:val="center"/>
-          </w:tcPr>
-          <w:p>
-            <w:pPr>
-              <w:spacing w:after="20" w:line="252" w:lineRule="auto"/>
-            </w:pPr>
-            <w:r>
-              <w:rPr>
-                <w:sz w:val="18"/>
-                <w:szCs w:val="18"/>
-                <w:lang w:eastAsia="ko-KR"/>
-              </w:rPr>
-              <w:t xml:space="preserve">Zhang(2025) 3.3: 질문 의도를 파싱하고 의도별 Cypher 변환 규칙 사용</w:t>
-            </w:r>
-          </w:p>
-        </w:tc>
-        <w:tc>
-          <w:tcPr>
-            <w:tcW w:w="3272" w:type="dxa"/>
-            <w:tcMar>
-              <w:top w:w="80" w:type="dxa"/>
-              <w:left w:w="110" w:type="dxa"/>
-              <w:bottom w:w="80" w:type="dxa"/>
-              <w:right w:w="110" w:type="dxa"/>
-            </w:tcMar>
-            <w:vAlign w:val="center"/>
-          </w:tcPr>
-          <w:p>
-            <w:pPr>
-              <w:spacing w:after="20" w:line="252" w:lineRule="auto"/>
-            </w:pPr>
-            <w:r>
-              <w:rPr>
-                <w:sz w:val="18"/>
-                <w:szCs w:val="18"/>
-                <w:lang w:eastAsia="ko-KR"/>
-              </w:rPr>
-              <w:t xml:space="preserve">질문 유형이 CQ로 정해져 있어 근거 구성을 빠뜨리지 않기 위해</w:t>
-            </w:r>
-          </w:p>
-        </w:tc>
-      </w:tr>
-      <w:tr>
-        <w:trPr>
-          <w:cantSplit/>
-          <w:jc w:val="center"/>
-        </w:trPr>
-        <w:tc>
-          <w:tcPr>
-            <w:tcW w:w="3100" w:type="dxa"/>
-            <w:shd w:val="clear" w:color="auto" w:fill="EEF5FA"/>
-            <w:tcMar>
-              <w:top w:w="80" w:type="dxa"/>
-              <w:left w:w="110" w:type="dxa"/>
-              <w:bottom w:w="80" w:type="dxa"/>
-              <w:right w:w="110" w:type="dxa"/>
-            </w:tcMar>
-            <w:vAlign w:val="center"/>
-          </w:tcPr>
-          <w:p>
-            <w:pPr>
-              <w:spacing w:after="20" w:line="252" w:lineRule="auto"/>
-              <w:jc w:val="center"/>
-            </w:pPr>
-            <w:r>
-              <w:rPr>
-                <w:b/>
-                <w:color w:val="1F4E79"/>
-                <w:sz w:val="18"/>
-                <w:szCs w:val="18"/>
-                <w:lang w:eastAsia="ko-KR"/>
-              </w:rPr>
-              <w:t xml:space="preserve">LLM의 출력을 정해진 의도 목록으로 제한한다</w:t>
-            </w:r>
-          </w:p>
-        </w:tc>
-        <w:tc>
-          <w:tcPr>
-            <w:tcW w:w="3600" w:type="dxa"/>
-            <w:tcMar>
-              <w:top w:w="80" w:type="dxa"/>
-              <w:left w:w="110" w:type="dxa"/>
-              <w:bottom w:w="80" w:type="dxa"/>
-              <w:right w:w="110" w:type="dxa"/>
-            </w:tcMar>
-            <w:vAlign w:val="center"/>
-          </w:tcPr>
-          <w:p>
-            <w:pPr>
-              <w:spacing w:after="20" w:line="252" w:lineRule="auto"/>
-            </w:pPr>
-            <w:r>
-              <w:rPr>
-                <w:sz w:val="18"/>
-                <w:szCs w:val="18"/>
-                <w:lang w:eastAsia="ko-KR"/>
-              </w:rPr>
-              <w:t xml:space="preserve">Zhang(2025): LLM 출력을 정해진 라벨로 제어</w:t>
-            </w:r>
-          </w:p>
-        </w:tc>
-        <w:tc>
-          <w:tcPr>
-            <w:tcW w:w="3272" w:type="dxa"/>
-            <w:tcMar>
-              <w:top w:w="80" w:type="dxa"/>
-              <w:left w:w="110" w:type="dxa"/>
-              <w:bottom w:w="80" w:type="dxa"/>
-              <w:right w:w="110" w:type="dxa"/>
-            </w:tcMar>
-            <w:vAlign w:val="center"/>
-          </w:tcPr>
-          <w:p>
-            <w:pPr>
-              <w:spacing w:after="20" w:line="252" w:lineRule="auto"/>
-            </w:pPr>
-            <w:r>
-              <w:rPr>
-                <w:sz w:val="18"/>
-                <w:szCs w:val="18"/>
-                <w:lang w:eastAsia="ko-KR"/>
-              </w:rPr>
-              <w:t xml:space="preserve">LLM 출력의 불안정성을 줄이기 위해</w:t>
-            </w:r>
-          </w:p>
-        </w:tc>
-      </w:tr>
-      <w:tr>
-        <w:trPr>
-          <w:cantSplit/>
-          <w:jc w:val="center"/>
-        </w:trPr>
-        <w:tc>
-          <w:tcPr>
-            <w:tcW w:w="3100" w:type="dxa"/>
-            <w:shd w:val="clear" w:color="auto" w:fill="EEF5FA"/>
-            <w:tcMar>
-              <w:top w:w="80" w:type="dxa"/>
-              <w:left w:w="110" w:type="dxa"/>
-              <w:bottom w:w="80" w:type="dxa"/>
-              <w:right w:w="110" w:type="dxa"/>
-            </w:tcMar>
-            <w:vAlign w:val="center"/>
-          </w:tcPr>
-          <w:p>
-            <w:pPr>
-              <w:spacing w:after="20" w:line="252" w:lineRule="auto"/>
-              <w:jc w:val="center"/>
-            </w:pPr>
-            <w:r>
-              <w:rPr>
-                <w:b/>
-                <w:color w:val="1F4E79"/>
-                <w:sz w:val="18"/>
-                <w:szCs w:val="18"/>
-                <w:lang w:eastAsia="ko-KR"/>
-              </w:rPr>
-              <w:t xml:space="preserve">LLM이 Cypher를 쓰지 않고 템플릿을 사용한다</w:t>
-            </w:r>
-          </w:p>
-        </w:tc>
-        <w:tc>
-          <w:tcPr>
-            <w:tcW w:w="3600" w:type="dxa"/>
-            <w:tcMar>
-              <w:top w:w="80" w:type="dxa"/>
-              <w:left w:w="110" w:type="dxa"/>
-              <w:bottom w:w="80" w:type="dxa"/>
-              <w:right w:w="110" w:type="dxa"/>
-            </w:tcMar>
-            <w:vAlign w:val="center"/>
-          </w:tcPr>
-          <w:p>
-            <w:pPr>
-              <w:spacing w:after="20" w:line="252" w:lineRule="auto"/>
-            </w:pPr>
-            <w:r>
-              <w:rPr>
-                <w:sz w:val="18"/>
-                <w:szCs w:val="18"/>
-                <w:lang w:eastAsia="ko-KR"/>
-              </w:rPr>
-              <w:t xml:space="preserve">연구자 판단 (GraphAide는 LLM이 Cypher를 생성)</w:t>
-            </w:r>
-          </w:p>
-        </w:tc>
-        <w:tc>
-          <w:tcPr>
-            <w:tcW w:w="3272" w:type="dxa"/>
-            <w:tcMar>
-              <w:top w:w="80" w:type="dxa"/>
-              <w:left w:w="110" w:type="dxa"/>
-              <w:bottom w:w="80" w:type="dxa"/>
-              <w:right w:w="110" w:type="dxa"/>
-            </w:tcMar>
-            <w:vAlign w:val="center"/>
-          </w:tcPr>
-          <w:p>
-            <w:pPr>
-              <w:spacing w:after="20" w:line="252" w:lineRule="auto"/>
-            </w:pPr>
-            <w:r>
-              <w:rPr>
-                <w:sz w:val="18"/>
-                <w:szCs w:val="18"/>
-                <w:lang w:eastAsia="ko-KR"/>
-              </w:rPr>
-              <w:t xml:space="preserve">질의 오류를 줄이고 결과를 점검하기 쉽게 하기 위해</w:t>
-            </w:r>
-          </w:p>
-        </w:tc>
-      </w:tr>
-      <w:tr>
-        <w:trPr>
-          <w:cantSplit/>
-          <w:jc w:val="center"/>
-        </w:trPr>
-        <w:tc>
-          <w:tcPr>
-            <w:tcW w:w="3100" w:type="dxa"/>
-            <w:shd w:val="clear" w:color="auto" w:fill="EEF5FA"/>
-            <w:tcMar>
-              <w:top w:w="80" w:type="dxa"/>
-              <w:left w:w="110" w:type="dxa"/>
-              <w:bottom w:w="80" w:type="dxa"/>
-              <w:right w:w="110" w:type="dxa"/>
-            </w:tcMar>
-            <w:vAlign w:val="center"/>
-          </w:tcPr>
-          <w:p>
-            <w:pPr>
-              <w:spacing w:after="20" w:line="252" w:lineRule="auto"/>
-              <w:jc w:val="center"/>
-            </w:pPr>
-            <w:r>
-              <w:rPr>
-                <w:b/>
-                <w:color w:val="1F4E79"/>
-                <w:sz w:val="18"/>
-                <w:szCs w:val="18"/>
-                <w:lang w:eastAsia="ko-KR"/>
-              </w:rPr>
-              <w:t xml:space="preserve">Neo4j와 Cypher로 질의한다</w:t>
-            </w:r>
-          </w:p>
-        </w:tc>
-        <w:tc>
-          <w:tcPr>
-            <w:tcW w:w="3600" w:type="dxa"/>
-            <w:tcMar>
-              <w:top w:w="80" w:type="dxa"/>
-              <w:left w:w="110" w:type="dxa"/>
-              <w:bottom w:w="80" w:type="dxa"/>
-              <w:right w:w="110" w:type="dxa"/>
-            </w:tcMar>
-            <w:vAlign w:val="center"/>
-          </w:tcPr>
-          <w:p>
-            <w:pPr>
-              <w:spacing w:after="20" w:line="252" w:lineRule="auto"/>
-            </w:pPr>
-            <w:r>
-              <w:rPr>
-                <w:sz w:val="18"/>
-                <w:szCs w:val="18"/>
-                <w:lang w:eastAsia="ko-KR"/>
-              </w:rPr>
-              <w:t xml:space="preserve">DDKG, Zhang, GraphAide</w:t>
-            </w:r>
-          </w:p>
-        </w:tc>
-        <w:tc>
-          <w:tcPr>
-            <w:tcW w:w="3272" w:type="dxa"/>
-            <w:tcMar>
-              <w:top w:w="80" w:type="dxa"/>
-              <w:left w:w="110" w:type="dxa"/>
-              <w:bottom w:w="80" w:type="dxa"/>
-              <w:right w:w="110" w:type="dxa"/>
-            </w:tcMar>
-            <w:vAlign w:val="center"/>
-          </w:tcPr>
-          <w:p>
-            <w:pPr>
-              <w:spacing w:after="20" w:line="252" w:lineRule="auto"/>
-            </w:pPr>
-            <w:r>
-              <w:rPr>
-                <w:sz w:val="18"/>
-                <w:szCs w:val="18"/>
-                <w:lang w:eastAsia="ko-KR"/>
-              </w:rPr>
-              <w:t xml:space="preserve">다단계 관계 탐색과 질의 언어 기반 검색</w:t>
-            </w:r>
-          </w:p>
-        </w:tc>
-      </w:tr>
-      <w:tr>
-        <w:trPr>
-          <w:cantSplit/>
-          <w:jc w:val="center"/>
-        </w:trPr>
-        <w:tc>
-          <w:tcPr>
-            <w:tcW w:w="3100" w:type="dxa"/>
-            <w:shd w:val="clear" w:color="auto" w:fill="EEF5FA"/>
-            <w:tcMar>
-              <w:top w:w="80" w:type="dxa"/>
-              <w:left w:w="110" w:type="dxa"/>
-              <w:bottom w:w="80" w:type="dxa"/>
-              <w:right w:w="110" w:type="dxa"/>
-            </w:tcMar>
-            <w:vAlign w:val="center"/>
-          </w:tcPr>
-          <w:p>
-            <w:pPr>
-              <w:spacing w:after="20" w:line="252" w:lineRule="auto"/>
-              <w:jc w:val="center"/>
-            </w:pPr>
-            <w:r>
-              <w:rPr>
-                <w:b/>
-                <w:color w:val="1F4E79"/>
-                <w:sz w:val="18"/>
-                <w:szCs w:val="18"/>
-                <w:lang w:eastAsia="ko-KR"/>
-              </w:rPr>
-              <w:t xml:space="preserve">KG에서 외부 저장소를 찾아가 측정값과 원문을 가져온다</w:t>
-            </w:r>
-          </w:p>
-        </w:tc>
-        <w:tc>
-          <w:tcPr>
-            <w:tcW w:w="3600" w:type="dxa"/>
-            <w:tcMar>
-              <w:top w:w="80" w:type="dxa"/>
-              <w:left w:w="110" w:type="dxa"/>
-              <w:bottom w:w="80" w:type="dxa"/>
-              <w:right w:w="110" w:type="dxa"/>
-            </w:tcMar>
-            <w:vAlign w:val="center"/>
-          </w:tcPr>
-          <w:p>
-            <w:pPr>
-              <w:spacing w:after="20" w:line="252" w:lineRule="auto"/>
-            </w:pPr>
-            <w:r>
-              <w:rPr>
-                <w:sz w:val="18"/>
-                <w:szCs w:val="18"/>
-                <w:lang w:eastAsia="ko-KR"/>
-              </w:rPr>
-              <w:t xml:space="preserve">GraphAide: 시계열 DB 등 외부 자료 호출, OntoDSMS: 데이터를 복제하지 않고 접근</w:t>
-            </w:r>
-          </w:p>
-        </w:tc>
-        <w:tc>
-          <w:tcPr>
-            <w:tcW w:w="3272" w:type="dxa"/>
-            <w:tcMar>
-              <w:top w:w="80" w:type="dxa"/>
-              <w:left w:w="110" w:type="dxa"/>
-              <w:bottom w:w="80" w:type="dxa"/>
-              <w:right w:w="110" w:type="dxa"/>
-            </w:tcMar>
-            <w:vAlign w:val="center"/>
-          </w:tcPr>
-          <w:p>
-            <w:pPr>
-              <w:spacing w:after="20" w:line="252" w:lineRule="auto"/>
-            </w:pPr>
-            <w:r>
-              <w:rPr>
-                <w:sz w:val="18"/>
-                <w:szCs w:val="18"/>
-                <w:lang w:eastAsia="ko-KR"/>
-              </w:rPr>
-              <w:t xml:space="preserve">대량 측정값을 KG에 복제하지 않기 위해</w:t>
-            </w:r>
-          </w:p>
-        </w:tc>
-      </w:tr>
-      <w:tr>
-        <w:trPr>
-          <w:cantSplit/>
-          <w:jc w:val="center"/>
-        </w:trPr>
-        <w:tc>
-          <w:tcPr>
-            <w:tcW w:w="3100" w:type="dxa"/>
-            <w:shd w:val="clear" w:color="auto" w:fill="EEF5FA"/>
-            <w:tcMar>
-              <w:top w:w="80" w:type="dxa"/>
-              <w:left w:w="110" w:type="dxa"/>
-              <w:bottom w:w="80" w:type="dxa"/>
-              <w:right w:w="110" w:type="dxa"/>
-            </w:tcMar>
-            <w:vAlign w:val="center"/>
-          </w:tcPr>
-          <w:p>
-            <w:pPr>
-              <w:spacing w:after="20" w:line="252" w:lineRule="auto"/>
-              <w:jc w:val="center"/>
-            </w:pPr>
-            <w:r>
-              <w:rPr>
-                <w:b/>
-                <w:color w:val="1F4E79"/>
-                <w:sz w:val="18"/>
-                <w:szCs w:val="18"/>
-                <w:lang w:eastAsia="ko-KR"/>
-              </w:rPr>
-              <w:t xml:space="preserve">문서는 조문 단위 청크로 두고 청크 번호로 조회한다</w:t>
-            </w:r>
-          </w:p>
-        </w:tc>
-        <w:tc>
-          <w:tcPr>
-            <w:tcW w:w="3600" w:type="dxa"/>
-            <w:tcMar>
-              <w:top w:w="80" w:type="dxa"/>
-              <w:left w:w="110" w:type="dxa"/>
-              <w:bottom w:w="80" w:type="dxa"/>
-              <w:right w:w="110" w:type="dxa"/>
-            </w:tcMar>
-            <w:vAlign w:val="center"/>
-          </w:tcPr>
-          <w:p>
-            <w:pPr>
-              <w:spacing w:after="20" w:line="252" w:lineRule="auto"/>
-            </w:pPr>
-            <w:r>
-              <w:rPr>
-                <w:sz w:val="18"/>
-                <w:szCs w:val="18"/>
-                <w:lang w:eastAsia="ko-KR"/>
-              </w:rPr>
-              <w:t xml:space="preserve">연구자 판단 (문헌은 임베딩 벡터에 저장)</w:t>
-            </w:r>
-          </w:p>
-        </w:tc>
-        <w:tc>
-          <w:tcPr>
-            <w:tcW w:w="3272" w:type="dxa"/>
-            <w:tcMar>
-              <w:top w:w="80" w:type="dxa"/>
-              <w:left w:w="110" w:type="dxa"/>
-              <w:bottom w:w="80" w:type="dxa"/>
-              <w:right w:w="110" w:type="dxa"/>
-            </w:tcMar>
-            <w:vAlign w:val="center"/>
-          </w:tcPr>
-          <w:p>
-            <w:pPr>
-              <w:spacing w:after="20" w:line="252" w:lineRule="auto"/>
-            </w:pPr>
-            <w:r>
-              <w:rPr>
-                <w:sz w:val="18"/>
-                <w:szCs w:val="18"/>
-                <w:lang w:eastAsia="ko-KR"/>
-              </w:rPr>
-              <w:t xml:space="preserve">개체에서 출발하는 질문과 정확한 조문 인용을 위해. 벡터 검색과의 비교는 이후 실험으로</w:t>
-            </w:r>
-          </w:p>
-        </w:tc>
-      </w:tr>
-      <w:tr>
-        <w:trPr>
-          <w:cantSplit/>
-          <w:jc w:val="center"/>
-        </w:trPr>
-        <w:tc>
-          <w:tcPr>
-            <w:tcW w:w="3100" w:type="dxa"/>
-            <w:shd w:val="clear" w:color="auto" w:fill="EEF5FA"/>
-            <w:tcMar>
-              <w:top w:w="80" w:type="dxa"/>
-              <w:left w:w="110" w:type="dxa"/>
-              <w:bottom w:w="80" w:type="dxa"/>
-              <w:right w:w="110" w:type="dxa"/>
-            </w:tcMar>
-            <w:vAlign w:val="center"/>
-          </w:tcPr>
-          <w:p>
-            <w:pPr>
-              <w:spacing w:after="20" w:line="252" w:lineRule="auto"/>
-              <w:jc w:val="center"/>
-            </w:pPr>
-            <w:r>
-              <w:rPr>
-                <w:b/>
-                <w:color w:val="1F4E79"/>
-                <w:sz w:val="18"/>
-                <w:szCs w:val="18"/>
-                <w:lang w:eastAsia="ko-KR"/>
-              </w:rPr>
-              <w:t xml:space="preserve">비교 값을 프로그램이 계산한다</w:t>
-            </w:r>
-          </w:p>
-        </w:tc>
-        <w:tc>
-          <w:tcPr>
-            <w:tcW w:w="3600" w:type="dxa"/>
-            <w:tcMar>
-              <w:top w:w="80" w:type="dxa"/>
-              <w:left w:w="110" w:type="dxa"/>
-              <w:bottom w:w="80" w:type="dxa"/>
-              <w:right w:w="110" w:type="dxa"/>
-            </w:tcMar>
-            <w:vAlign w:val="center"/>
-          </w:tcPr>
-          <w:p>
-            <w:pPr>
-              <w:spacing w:after="20" w:line="252" w:lineRule="auto"/>
-            </w:pPr>
-            <w:r>
-              <w:rPr>
-                <w:sz w:val="18"/>
-                <w:szCs w:val="18"/>
-                <w:lang w:eastAsia="ko-KR"/>
-              </w:rPr>
-              <w:t xml:space="preserve">연구자 판단</w:t>
-            </w:r>
-          </w:p>
-        </w:tc>
-        <w:tc>
-          <w:tcPr>
-            <w:tcW w:w="3272" w:type="dxa"/>
-            <w:tcMar>
-              <w:top w:w="80" w:type="dxa"/>
-              <w:left w:w="110" w:type="dxa"/>
-              <w:bottom w:w="80" w:type="dxa"/>
-              <w:right w:w="110" w:type="dxa"/>
-            </w:tcMar>
-            <w:vAlign w:val="center"/>
-          </w:tcPr>
-          <w:p>
-            <w:pPr>
-              <w:spacing w:after="20" w:line="252" w:lineRule="auto"/>
-            </w:pPr>
-            <w:r>
-              <w:rPr>
-                <w:sz w:val="18"/>
-                <w:szCs w:val="18"/>
-                <w:lang w:eastAsia="ko-KR"/>
-              </w:rPr>
-              <w:t xml:space="preserve">LLM의 계산 오류를 막기 위해</w:t>
-            </w:r>
-          </w:p>
-        </w:tc>
-      </w:tr>
-      <w:tr>
-        <w:trPr>
-          <w:cantSplit/>
-          <w:jc w:val="center"/>
-        </w:trPr>
-        <w:tc>
-          <w:tcPr>
-            <w:tcW w:w="3100" w:type="dxa"/>
-            <w:shd w:val="clear" w:color="auto" w:fill="EEF5FA"/>
-            <w:tcMar>
-              <w:top w:w="80" w:type="dxa"/>
-              <w:left w:w="110" w:type="dxa"/>
-              <w:bottom w:w="80" w:type="dxa"/>
-              <w:right w:w="110" w:type="dxa"/>
-            </w:tcMar>
-            <w:vAlign w:val="center"/>
-          </w:tcPr>
-          <w:p>
-            <w:pPr>
-              <w:spacing w:after="20" w:line="252" w:lineRule="auto"/>
-              <w:jc w:val="center"/>
-            </w:pPr>
-            <w:r>
-              <w:rPr>
-                <w:b/>
-                <w:color w:val="1F4E79"/>
-                <w:sz w:val="18"/>
-                <w:szCs w:val="18"/>
-                <w:lang w:eastAsia="ko-KR"/>
-              </w:rPr>
-              <w:t xml:space="preserve">유사 사례는 수위·유입량의 유클리드 거리로 찾는다</w:t>
-            </w:r>
-          </w:p>
-        </w:tc>
-        <w:tc>
-          <w:tcPr>
-            <w:tcW w:w="3600" w:type="dxa"/>
-            <w:tcMar>
-              <w:top w:w="80" w:type="dxa"/>
-              <w:left w:w="110" w:type="dxa"/>
-              <w:bottom w:w="80" w:type="dxa"/>
-              <w:right w:w="110" w:type="dxa"/>
-            </w:tcMar>
-            <w:vAlign w:val="center"/>
-          </w:tcPr>
-          <w:p>
-            <w:pPr>
-              <w:spacing w:after="20" w:line="252" w:lineRule="auto"/>
-            </w:pPr>
-            <w:r>
-              <w:rPr>
-                <w:sz w:val="18"/>
-                <w:szCs w:val="18"/>
-                <w:lang w:eastAsia="ko-KR"/>
-              </w:rPr>
-              <w:t xml:space="preserve">연구자 판단 (문헌의 유사도는 텍스트 임베딩의 코사인 유사도이며 수치 상태 기준은 없음)</w:t>
-            </w:r>
-          </w:p>
-        </w:tc>
-        <w:tc>
-          <w:tcPr>
-            <w:tcW w:w="3272" w:type="dxa"/>
-            <w:tcMar>
-              <w:top w:w="80" w:type="dxa"/>
-              <w:left w:w="110" w:type="dxa"/>
-              <w:bottom w:w="80" w:type="dxa"/>
-              <w:right w:w="110" w:type="dxa"/>
-            </w:tcMar>
-            <w:vAlign w:val="center"/>
-          </w:tcPr>
-          <w:p>
-            <w:pPr>
-              <w:spacing w:after="20" w:line="252" w:lineRule="auto"/>
-            </w:pPr>
-            <w:r>
-              <w:rPr>
-                <w:sz w:val="18"/>
-                <w:szCs w:val="18"/>
-                <w:lang w:eastAsia="ko-KR"/>
-              </w:rPr>
-              <w:t xml:space="preserve">값의 크기를 반영하는 거리를 사용. 코사인 유사도는 이 데이터에서 변별력이 없어 제외</w:t>
+              <w:t xml:space="preserve">판단 표시</w:t>
+            </w:r>
+          </w:p>
+        </w:tc>
+        <w:tc>
+          <w:tcPr>
+            <w:tcW w:w="8028" w:type="dxa"/>
+            <w:tcMar>
+              <w:top w:w="80" w:type="dxa"/>
+              <w:left w:w="110" w:type="dxa"/>
+              <w:bottom w:w="80" w:type="dxa"/>
+              <w:right w:w="110" w:type="dxa"/>
+            </w:tcMar>
+            <w:vAlign w:val="center"/>
+          </w:tcPr>
+          <w:p>
+            <w:pPr>
+              <w:spacing w:after="20" w:line="252" w:lineRule="auto"/>
+            </w:pPr>
+            <w:r>
+              <w:rPr>
+                <w:sz w:val="18"/>
+                <w:szCs w:val="18"/>
+                <w:lang w:eastAsia="ko-KR"/>
+              </w:rPr>
+              <w:t xml:space="preserve">의도 목록을 CQ에 맞추어 정한 것과, 규칙·지도학습 없이 LLM 한 번으로 분류하는 것은 연구자 판단이다. 질문 표현이 다양하고 CQ별 학습 데이터가 없기 때문이며, 분류 정확도는 아직 충분히 측정하지 못했다.</w:t>
             </w:r>
           </w:p>
         </w:tc>
@@ -16882,7 +15890,956 @@
         <w:rPr>
           <w:lang w:eastAsia="ko-KR"/>
         </w:rPr>
-        <w:t xml:space="preserve">3.4 근거 묶음과 답변 규칙</w:t>
+        <w:t xml:space="preserve">3.4 단계 2. 값 검증</w:t>
+      </w:r>
+    </w:p>
+    <w:p>
+      <w:pPr>
+        <w:spacing w:before="60" w:after="100"/>
+        <w:rPr>
+          <w:lang w:eastAsia="ko-KR"/>
+        </w:rPr>
+      </w:pPr>
+      <w:r>
+        <w:rPr>
+          <w:b/>
+          <w:color w:val="1F4E79"/>
+          <w:sz w:val="20"/>
+          <w:szCs w:val="20"/>
+          <w:lang w:eastAsia="ko-KR"/>
+        </w:rPr>
+        <w:t xml:space="preserve">필요한 이유  </w:t>
+      </w:r>
+      <w:r>
+        <w:rPr>
+          <w:sz w:val="20"/>
+          <w:szCs w:val="20"/>
+          <w:lang w:eastAsia="ko-KR"/>
+        </w:rPr>
+        <w:t xml:space="preserve">LLM의 출력은 틀릴 수 있으므로, 조회하기 전에 정해진 범위를 벗어난 값을 걸러야 한다.</w:t>
+      </w:r>
+    </w:p>
+    <w:p>
+      <w:pPr>
+        <w:spacing w:before="60" w:after="100"/>
+        <w:rPr>
+          <w:lang w:eastAsia="ko-KR"/>
+        </w:rPr>
+      </w:pPr>
+      <w:r>
+        <w:rPr>
+          <w:b/>
+          <w:color w:val="1F4E79"/>
+          <w:sz w:val="20"/>
+          <w:szCs w:val="20"/>
+          <w:lang w:eastAsia="ko-KR"/>
+        </w:rPr>
+        <w:t xml:space="preserve">문헌의 방법  </w:t>
+      </w:r>
+      <w:r>
+        <w:rPr>
+          <w:sz w:val="20"/>
+          <w:szCs w:val="20"/>
+          <w:lang w:eastAsia="ko-KR"/>
+        </w:rPr>
+        <w:t xml:space="preserve">GraphAide는 LLM이 생성한 결과가 정해진 형식에 맞는지 Pydantic이라는 검증 도구로 확인한다(2.8절). 같은 취지로 LLM의 출력을 코드로 확인한 뒤에 사용한다.</w:t>
+      </w:r>
+    </w:p>
+    <w:p>
+      <w:pPr>
+        <w:spacing w:before="60" w:after="100"/>
+        <w:rPr>
+          <w:lang w:eastAsia="ko-KR"/>
+        </w:rPr>
+      </w:pPr>
+      <w:r>
+        <w:rPr>
+          <w:b/>
+          <w:color w:val="1F4E79"/>
+          <w:sz w:val="20"/>
+          <w:szCs w:val="20"/>
+          <w:lang w:eastAsia="ko-KR"/>
+        </w:rPr>
+        <w:t xml:space="preserve">우리가 수행한 내용  </w:t>
+      </w:r>
+      <w:r>
+        <w:rPr>
+          <w:sz w:val="20"/>
+          <w:szCs w:val="20"/>
+          <w:lang w:eastAsia="ko-KR"/>
+        </w:rPr>
+        <w:t xml:space="preserve">프로그램이 다음을 확인하고, 하나라도 어긋나면 조회하지 않고 “범위 밖”으로 답한다: 의도가 목록에 있는지, 댐이 4개 중 하나인지, 날짜 형식이 맞는지, JSON에 같은 키가 두 번 나오지 않는지, 여러 댐을 비교하는 질문이 아닌지. 예비 테스트에서 LLM이 {"dam": "소양강댐", "dam": "충주댐"}처럼 같은 키를 두 번 써서 마지막 값만 읽힌 사례가 있어, 중복 키 검사를 추가하였다.</w:t>
+      </w:r>
+    </w:p>
+    <w:tbl>
+      <w:tblPr>
+        <w:tblW w:w="9972" w:type="dxa"/>
+        <w:jc w:val="center"/>
+        <w:tblBorders>
+          <w:top w:val="single" w:sz="5" w:space="0" w:color="A6A6A6"/>
+          <w:left w:val="single" w:sz="5" w:space="0" w:color="A6A6A6"/>
+          <w:bottom w:val="single" w:sz="5" w:space="0" w:color="A6A6A6"/>
+          <w:right w:val="single" w:sz="5" w:space="0" w:color="A6A6A6"/>
+          <w:insideH w:val="single" w:sz="5" w:space="0" w:color="A6A6A6"/>
+          <w:insideV w:val="single" w:sz="5" w:space="0" w:color="A6A6A6"/>
+        </w:tblBorders>
+        <w:tblLayout w:type="fixed"/>
+        <w:tblLook w:val="04A0" w:firstRow="1" w:lastRow="0" w:firstColumn="1" w:lastColumn="0" w:noHBand="0" w:noVBand="1"/>
+      </w:tblPr>
+      <w:tblGrid>
+        <w:gridCol w:w="1944"/>
+        <w:gridCol w:w="8028"/>
+      </w:tblGrid>
+      <w:tr>
+        <w:trPr>
+          <w:cantSplit/>
+          <w:jc w:val="center"/>
+        </w:trPr>
+        <w:tc>
+          <w:tcPr>
+            <w:tcW w:w="1944" w:type="dxa"/>
+            <w:shd w:val="clear" w:color="auto" w:fill="EEF5FA"/>
+            <w:tcMar>
+              <w:top w:w="80" w:type="dxa"/>
+              <w:left w:w="110" w:type="dxa"/>
+              <w:bottom w:w="80" w:type="dxa"/>
+              <w:right w:w="110" w:type="dxa"/>
+            </w:tcMar>
+            <w:vAlign w:val="center"/>
+          </w:tcPr>
+          <w:p>
+            <w:pPr>
+              <w:spacing w:after="20" w:line="252" w:lineRule="auto"/>
+              <w:jc w:val="center"/>
+            </w:pPr>
+            <w:r>
+              <w:rPr>
+                <w:b/>
+                <w:color w:val="1F4E79"/>
+                <w:sz w:val="18"/>
+                <w:szCs w:val="18"/>
+                <w:lang w:eastAsia="ko-KR"/>
+              </w:rPr>
+              <w:t xml:space="preserve">판단 표시</w:t>
+            </w:r>
+          </w:p>
+        </w:tc>
+        <w:tc>
+          <w:tcPr>
+            <w:tcW w:w="8028" w:type="dxa"/>
+            <w:tcMar>
+              <w:top w:w="80" w:type="dxa"/>
+              <w:left w:w="110" w:type="dxa"/>
+              <w:bottom w:w="80" w:type="dxa"/>
+              <w:right w:w="110" w:type="dxa"/>
+            </w:tcMar>
+            <w:vAlign w:val="center"/>
+          </w:tcPr>
+          <w:p>
+            <w:pPr>
+              <w:spacing w:after="20" w:line="252" w:lineRule="auto"/>
+            </w:pPr>
+            <w:r>
+              <w:rPr>
+                <w:sz w:val="18"/>
+                <w:szCs w:val="18"/>
+                <w:lang w:eastAsia="ko-KR"/>
+              </w:rPr>
+              <w:t xml:space="preserve">허용 범위(4개 댐, 한 댐씩)와 검사 항목은 연구자가 정하였다. Ontology의 범위와 현재 KG가 담은 자료의 범위를 그대로 따른 것이다.</w:t>
+            </w:r>
+          </w:p>
+        </w:tc>
+      </w:tr>
+    </w:tbl>
+    <w:p>
+      <w:pPr>
+        <w:spacing w:after="60"/>
+        <w:rPr>
+          <w:lang w:eastAsia="ko-KR"/>
+        </w:rPr>
+      </w:pPr>
+    </w:p>
+    <w:p>
+      <w:pPr>
+        <w:pStyle w:val="21"/>
+        <w:rPr>
+          <w:lang w:eastAsia="ko-KR"/>
+        </w:rPr>
+      </w:pPr>
+      <w:r>
+        <w:rPr>
+          <w:lang w:eastAsia="ko-KR"/>
+        </w:rPr>
+        <w:t xml:space="preserve">3.5 단계 3. KG 조회</w:t>
+      </w:r>
+    </w:p>
+    <w:p>
+      <w:pPr>
+        <w:spacing w:before="60" w:after="100"/>
+        <w:rPr>
+          <w:lang w:eastAsia="ko-KR"/>
+        </w:rPr>
+      </w:pPr>
+      <w:r>
+        <w:rPr>
+          <w:b/>
+          <w:color w:val="1F4E79"/>
+          <w:sz w:val="20"/>
+          <w:szCs w:val="20"/>
+          <w:lang w:eastAsia="ko-KR"/>
+        </w:rPr>
+        <w:t xml:space="preserve">필요한 이유  </w:t>
+      </w:r>
+      <w:r>
+        <w:rPr>
+          <w:sz w:val="20"/>
+          <w:szCs w:val="20"/>
+          <w:lang w:eastAsia="ko-KR"/>
+        </w:rPr>
+        <w:t xml:space="preserve">의도에 해당하는 개체와 관계(운영행위, 승인, 기준, 근거)는 KG에 있으므로, 관계를 따라가 찾아야 한다.</w:t>
+      </w:r>
+    </w:p>
+    <w:p>
+      <w:pPr>
+        <w:spacing w:before="60" w:after="100"/>
+        <w:rPr>
+          <w:lang w:eastAsia="ko-KR"/>
+        </w:rPr>
+      </w:pPr>
+      <w:r>
+        <w:rPr>
+          <w:b/>
+          <w:color w:val="1F4E79"/>
+          <w:sz w:val="20"/>
+          <w:szCs w:val="20"/>
+          <w:lang w:eastAsia="ko-KR"/>
+        </w:rPr>
+        <w:t xml:space="preserve">문헌의 방법  </w:t>
+      </w:r>
+      <w:r>
+        <w:rPr>
+          <w:sz w:val="20"/>
+          <w:szCs w:val="20"/>
+          <w:lang w:eastAsia="ko-KR"/>
+        </w:rPr>
+        <w:t xml:space="preserve">DDKG, Zhang(2025), GraphAide는 모두 Neo4j에 KG를 저장하고 Cypher(Neo4j의 질의 언어)로 조회한다. Zhang은 의도마다 정해 둔 Cypher 규칙을 쓰고, GraphAide는 LLM이 질문에서 Cypher를 자동으로 만들어 실행한다.</w:t>
+      </w:r>
+    </w:p>
+    <w:p>
+      <w:pPr>
+        <w:spacing w:before="60" w:after="100"/>
+        <w:rPr>
+          <w:lang w:eastAsia="ko-KR"/>
+        </w:rPr>
+      </w:pPr>
+      <w:r>
+        <w:rPr>
+          <w:b/>
+          <w:color w:val="1F4E79"/>
+          <w:sz w:val="20"/>
+          <w:szCs w:val="20"/>
+          <w:lang w:eastAsia="ko-KR"/>
+        </w:rPr>
+        <w:t xml:space="preserve">우리가 수행한 내용  </w:t>
+      </w:r>
+      <w:r>
+        <w:rPr>
+          <w:sz w:val="20"/>
+          <w:szCs w:val="20"/>
+          <w:lang w:eastAsia="ko-KR"/>
+        </w:rPr>
+        <w:t xml:space="preserve">의도마다 Cypher 틀을 미리 만들어 두고, 단계 2를 통과한 댐과 기간만 채워 넣어 실행한다. 예를 들어 CQ4(과거 방류 승인)의 틀은 “댐 X와 concernsDam으로 연결된 승인 중 기간 안에 있는 것을 승인일 순으로 가져온다”는 뜻이다.</w:t>
+      </w:r>
+    </w:p>
+    <w:tbl>
+      <w:tblPr>
+        <w:tblW w:w="9972" w:type="dxa"/>
+        <w:jc w:val="center"/>
+        <w:tblBorders>
+          <w:top w:val="single" w:sz="5" w:space="0" w:color="A6A6A6"/>
+          <w:left w:val="single" w:sz="5" w:space="0" w:color="A6A6A6"/>
+          <w:bottom w:val="single" w:sz="5" w:space="0" w:color="A6A6A6"/>
+          <w:right w:val="single" w:sz="5" w:space="0" w:color="A6A6A6"/>
+          <w:insideH w:val="single" w:sz="5" w:space="0" w:color="A6A6A6"/>
+          <w:insideV w:val="single" w:sz="5" w:space="0" w:color="A6A6A6"/>
+        </w:tblBorders>
+        <w:tblLayout w:type="fixed"/>
+        <w:tblLook w:val="04A0" w:firstRow="1" w:lastRow="0" w:firstColumn="1" w:lastColumn="0" w:noHBand="0" w:noVBand="1"/>
+      </w:tblPr>
+      <w:tblGrid>
+        <w:gridCol w:w="5600"/>
+        <w:gridCol w:w="4372"/>
+      </w:tblGrid>
+      <w:tr>
+        <w:trPr>
+          <w:cantSplit/>
+          <w:tblHeader/>
+          <w:jc w:val="center"/>
+        </w:trPr>
+        <w:tc>
+          <w:tcPr>
+            <w:tcW w:w="5600" w:type="dxa"/>
+            <w:shd w:val="clear" w:color="auto" w:fill="D9EAF7"/>
+            <w:tcMar>
+              <w:top w:w="80" w:type="dxa"/>
+              <w:left w:w="110" w:type="dxa"/>
+              <w:bottom w:w="80" w:type="dxa"/>
+              <w:right w:w="110" w:type="dxa"/>
+            </w:tcMar>
+            <w:vAlign w:val="center"/>
+          </w:tcPr>
+          <w:p>
+            <w:pPr>
+              <w:spacing w:after="20" w:line="252" w:lineRule="auto"/>
+              <w:jc w:val="center"/>
+            </w:pPr>
+            <w:r>
+              <w:rPr>
+                <w:b/>
+                <w:sz w:val="18"/>
+                <w:szCs w:val="18"/>
+                <w:lang w:eastAsia="ko-KR"/>
+              </w:rPr>
+              <w:t xml:space="preserve">CQ4 질의 틀 (Cypher)</w:t>
+            </w:r>
+          </w:p>
+        </w:tc>
+        <w:tc>
+          <w:tcPr>
+            <w:tcW w:w="4372" w:type="dxa"/>
+            <w:shd w:val="clear" w:color="auto" w:fill="D9EAF7"/>
+            <w:tcMar>
+              <w:top w:w="80" w:type="dxa"/>
+              <w:left w:w="110" w:type="dxa"/>
+              <w:bottom w:w="80" w:type="dxa"/>
+              <w:right w:w="110" w:type="dxa"/>
+            </w:tcMar>
+            <w:vAlign w:val="center"/>
+          </w:tcPr>
+          <w:p>
+            <w:pPr>
+              <w:spacing w:after="20" w:line="252" w:lineRule="auto"/>
+              <w:jc w:val="center"/>
+            </w:pPr>
+            <w:r>
+              <w:rPr>
+                <w:b/>
+                <w:sz w:val="18"/>
+                <w:szCs w:val="18"/>
+                <w:lang w:eastAsia="ko-KR"/>
+              </w:rPr>
+              <w:t xml:space="preserve">뜻</w:t>
+            </w:r>
+          </w:p>
+        </w:tc>
+      </w:tr>
+      <w:tr>
+        <w:trPr>
+          <w:cantSplit/>
+          <w:jc w:val="center"/>
+        </w:trPr>
+        <w:tc>
+          <w:tcPr>
+            <w:tcW w:w="5600" w:type="dxa"/>
+            <w:shd w:val="clear" w:color="auto" w:fill="EEF5FA"/>
+            <w:tcMar>
+              <w:top w:w="80" w:type="dxa"/>
+              <w:left w:w="110" w:type="dxa"/>
+              <w:bottom w:w="80" w:type="dxa"/>
+              <w:right w:w="110" w:type="dxa"/>
+            </w:tcMar>
+            <w:vAlign w:val="center"/>
+          </w:tcPr>
+          <w:p>
+            <w:pPr>
+              <w:spacing w:after="20" w:line="252" w:lineRule="auto"/>
+              <w:jc w:val="center"/>
+            </w:pPr>
+            <w:r>
+              <w:rPr>
+                <w:b/>
+                <w:color w:val="1F4E79"/>
+                <w:sz w:val="18"/>
+                <w:szCs w:val="18"/>
+                <w:lang w:eastAsia="ko-KR"/>
+              </w:rPr>
+              <w:t xml:space="preserve">MATCH (a:Approval)-[:concernsDam]-&gt;(d:Dam {damName: $dam}) WHERE a.approvalTime &gt;= date($s) AND a.approvalTime &lt; date($e) RETURN a.id, a.approvalTime, a.approvalContent ORDER BY a.approvalTime</w:t>
+            </w:r>
+          </w:p>
+        </w:tc>
+        <w:tc>
+          <w:tcPr>
+            <w:tcW w:w="4372" w:type="dxa"/>
+            <w:tcMar>
+              <w:top w:w="80" w:type="dxa"/>
+              <w:left w:w="110" w:type="dxa"/>
+              <w:bottom w:w="80" w:type="dxa"/>
+              <w:right w:w="110" w:type="dxa"/>
+            </w:tcMar>
+            <w:vAlign w:val="center"/>
+          </w:tcPr>
+          <w:p>
+            <w:pPr>
+              <w:spacing w:after="20" w:line="252" w:lineRule="auto"/>
+            </w:pPr>
+            <w:r>
+              <w:rPr>
+                <w:sz w:val="18"/>
+                <w:szCs w:val="18"/>
+                <w:lang w:eastAsia="ko-KR"/>
+              </w:rPr>
+              <w:t xml:space="preserve">댐 이름이 $dam인 Dam과 concernsDam 관계로 이어진 Approval 중 승인일이 $s 이상 $e 미만인 것의 ID, 승인일, 내용을 승인일 순으로 가져온다</w:t>
+            </w:r>
+          </w:p>
+        </w:tc>
+      </w:tr>
+    </w:tbl>
+    <w:p>
+      <w:pPr>
+        <w:spacing w:after="60"/>
+        <w:rPr>
+          <w:lang w:eastAsia="ko-KR"/>
+        </w:rPr>
+      </w:pPr>
+    </w:p>
+    <w:tbl>
+      <w:tblPr>
+        <w:tblW w:w="9972" w:type="dxa"/>
+        <w:jc w:val="center"/>
+        <w:tblBorders>
+          <w:top w:val="single" w:sz="5" w:space="0" w:color="A6A6A6"/>
+          <w:left w:val="single" w:sz="5" w:space="0" w:color="A6A6A6"/>
+          <w:bottom w:val="single" w:sz="5" w:space="0" w:color="A6A6A6"/>
+          <w:right w:val="single" w:sz="5" w:space="0" w:color="A6A6A6"/>
+          <w:insideH w:val="single" w:sz="5" w:space="0" w:color="A6A6A6"/>
+          <w:insideV w:val="single" w:sz="5" w:space="0" w:color="A6A6A6"/>
+        </w:tblBorders>
+        <w:tblLayout w:type="fixed"/>
+        <w:tblLook w:val="04A0" w:firstRow="1" w:lastRow="0" w:firstColumn="1" w:lastColumn="0" w:noHBand="0" w:noVBand="1"/>
+      </w:tblPr>
+      <w:tblGrid>
+        <w:gridCol w:w="1944"/>
+        <w:gridCol w:w="8028"/>
+      </w:tblGrid>
+      <w:tr>
+        <w:trPr>
+          <w:cantSplit/>
+          <w:jc w:val="center"/>
+        </w:trPr>
+        <w:tc>
+          <w:tcPr>
+            <w:tcW w:w="1944" w:type="dxa"/>
+            <w:shd w:val="clear" w:color="auto" w:fill="EEF5FA"/>
+            <w:tcMar>
+              <w:top w:w="80" w:type="dxa"/>
+              <w:left w:w="110" w:type="dxa"/>
+              <w:bottom w:w="80" w:type="dxa"/>
+              <w:right w:w="110" w:type="dxa"/>
+            </w:tcMar>
+            <w:vAlign w:val="center"/>
+          </w:tcPr>
+          <w:p>
+            <w:pPr>
+              <w:spacing w:after="20" w:line="252" w:lineRule="auto"/>
+              <w:jc w:val="center"/>
+            </w:pPr>
+            <w:r>
+              <w:rPr>
+                <w:b/>
+                <w:color w:val="1F4E79"/>
+                <w:sz w:val="18"/>
+                <w:szCs w:val="18"/>
+                <w:lang w:eastAsia="ko-KR"/>
+              </w:rPr>
+              <w:t xml:space="preserve">판단 표시</w:t>
+            </w:r>
+          </w:p>
+        </w:tc>
+        <w:tc>
+          <w:tcPr>
+            <w:tcW w:w="8028" w:type="dxa"/>
+            <w:tcMar>
+              <w:top w:w="80" w:type="dxa"/>
+              <w:left w:w="110" w:type="dxa"/>
+              <w:bottom w:w="80" w:type="dxa"/>
+              <w:right w:w="110" w:type="dxa"/>
+            </w:tcMar>
+            <w:vAlign w:val="center"/>
+          </w:tcPr>
+          <w:p>
+            <w:pPr>
+              <w:spacing w:after="20" w:line="252" w:lineRule="auto"/>
+            </w:pPr>
+            <w:r>
+              <w:rPr>
+                <w:sz w:val="18"/>
+                <w:szCs w:val="18"/>
+                <w:lang w:eastAsia="ko-KR"/>
+              </w:rPr>
+              <w:t xml:space="preserve">LLM이 Cypher를 쓰지 않고 정해진 틀을 쓰는 것은 GraphAide와 다른 연구자 판단이다. 질의 오류를 줄이고, 어떤 질의가 실행되었는지 점검하기 쉽게 하기 위해서이다.</w:t>
+            </w:r>
+          </w:p>
+        </w:tc>
+      </w:tr>
+    </w:tbl>
+    <w:p>
+      <w:pPr>
+        <w:spacing w:after="60"/>
+        <w:rPr>
+          <w:lang w:eastAsia="ko-KR"/>
+        </w:rPr>
+      </w:pPr>
+    </w:p>
+    <w:p>
+      <w:pPr>
+        <w:pStyle w:val="21"/>
+        <w:rPr>
+          <w:lang w:eastAsia="ko-KR"/>
+        </w:rPr>
+      </w:pPr>
+      <w:r>
+        <w:rPr>
+          <w:lang w:eastAsia="ko-KR"/>
+        </w:rPr>
+        <w:t xml:space="preserve">3.6 단계 4. 외부 저장소 조회</w:t>
+      </w:r>
+    </w:p>
+    <w:p>
+      <w:pPr>
+        <w:spacing w:before="60" w:after="100"/>
+        <w:rPr>
+          <w:lang w:eastAsia="ko-KR"/>
+        </w:rPr>
+      </w:pPr>
+      <w:r>
+        <w:rPr>
+          <w:b/>
+          <w:color w:val="1F4E79"/>
+          <w:sz w:val="20"/>
+          <w:szCs w:val="20"/>
+          <w:lang w:eastAsia="ko-KR"/>
+        </w:rPr>
+        <w:t xml:space="preserve">필요한 이유  </w:t>
+      </w:r>
+      <w:r>
+        <w:rPr>
+          <w:sz w:val="20"/>
+          <w:szCs w:val="20"/>
+          <w:lang w:eastAsia="ko-KR"/>
+        </w:rPr>
+        <w:t xml:space="preserve">측정값 전체와 문서 원문은 KG에 없고 외부 저장소에 있으므로, KG가 알려 주는 키로 찾아와야 한다.</w:t>
+      </w:r>
+    </w:p>
+    <w:p>
+      <w:pPr>
+        <w:spacing w:before="60" w:after="100"/>
+        <w:rPr>
+          <w:lang w:eastAsia="ko-KR"/>
+        </w:rPr>
+      </w:pPr>
+      <w:r>
+        <w:rPr>
+          <w:b/>
+          <w:color w:val="1F4E79"/>
+          <w:sz w:val="20"/>
+          <w:szCs w:val="20"/>
+          <w:lang w:eastAsia="ko-KR"/>
+        </w:rPr>
+        <w:t xml:space="preserve">문헌의 방법  </w:t>
+      </w:r>
+      <w:r>
+        <w:rPr>
+          <w:sz w:val="20"/>
+          <w:szCs w:val="20"/>
+          <w:lang w:eastAsia="ko-KR"/>
+        </w:rPr>
+        <w:t xml:space="preserve">GraphAide는 시계열 자료를 시계열 DB에서 외부 함수로 호출해 가져와 답변의 문맥에 더한다. OntoDSMS는 DB의 값을 복사하지 않고 필요할 때 읽는다(2.5절).</w:t>
+      </w:r>
+    </w:p>
+    <w:p>
+      <w:pPr>
+        <w:spacing w:before="60" w:after="100"/>
+        <w:rPr>
+          <w:lang w:eastAsia="ko-KR"/>
+        </w:rPr>
+      </w:pPr>
+      <w:r>
+        <w:rPr>
+          <w:b/>
+          <w:color w:val="1F4E79"/>
+          <w:sz w:val="20"/>
+          <w:szCs w:val="20"/>
+          <w:lang w:eastAsia="ko-KR"/>
+        </w:rPr>
+        <w:t xml:space="preserve">우리가 수행한 내용  </w:t>
+      </w:r>
+      <w:r>
+        <w:rPr>
+          <w:sz w:val="20"/>
+          <w:szCs w:val="20"/>
+          <w:lang w:eastAsia="ko-KR"/>
+        </w:rPr>
+        <w:t xml:space="preserve">KG의 상태 Entity에 있는 stationCode로 측정자료 저장소에서 해당 댐의 시간별 6개 변수 값을 읽고, 근거자료 Entity의 chunkId로 문서 저장소에서 별표3 원문을 읽어 온다. 예를 들어 소양강댐의 stationCode는 1012110이고, 별표3의 chunkId는 LAW:별표3이다.</w:t>
+      </w:r>
+    </w:p>
+    <w:tbl>
+      <w:tblPr>
+        <w:tblW w:w="9972" w:type="dxa"/>
+        <w:jc w:val="center"/>
+        <w:tblBorders>
+          <w:top w:val="single" w:sz="5" w:space="0" w:color="A6A6A6"/>
+          <w:left w:val="single" w:sz="5" w:space="0" w:color="A6A6A6"/>
+          <w:bottom w:val="single" w:sz="5" w:space="0" w:color="A6A6A6"/>
+          <w:right w:val="single" w:sz="5" w:space="0" w:color="A6A6A6"/>
+          <w:insideH w:val="single" w:sz="5" w:space="0" w:color="A6A6A6"/>
+          <w:insideV w:val="single" w:sz="5" w:space="0" w:color="A6A6A6"/>
+        </w:tblBorders>
+        <w:tblLayout w:type="fixed"/>
+        <w:tblLook w:val="04A0" w:firstRow="1" w:lastRow="0" w:firstColumn="1" w:lastColumn="0" w:noHBand="0" w:noVBand="1"/>
+      </w:tblPr>
+      <w:tblGrid>
+        <w:gridCol w:w="1944"/>
+        <w:gridCol w:w="8028"/>
+      </w:tblGrid>
+      <w:tr>
+        <w:trPr>
+          <w:cantSplit/>
+          <w:jc w:val="center"/>
+        </w:trPr>
+        <w:tc>
+          <w:tcPr>
+            <w:tcW w:w="1944" w:type="dxa"/>
+            <w:shd w:val="clear" w:color="auto" w:fill="EEF5FA"/>
+            <w:tcMar>
+              <w:top w:w="80" w:type="dxa"/>
+              <w:left w:w="110" w:type="dxa"/>
+              <w:bottom w:w="80" w:type="dxa"/>
+              <w:right w:w="110" w:type="dxa"/>
+            </w:tcMar>
+            <w:vAlign w:val="center"/>
+          </w:tcPr>
+          <w:p>
+            <w:pPr>
+              <w:spacing w:after="20" w:line="252" w:lineRule="auto"/>
+              <w:jc w:val="center"/>
+            </w:pPr>
+            <w:r>
+              <w:rPr>
+                <w:b/>
+                <w:color w:val="1F4E79"/>
+                <w:sz w:val="18"/>
+                <w:szCs w:val="18"/>
+                <w:lang w:eastAsia="ko-KR"/>
+              </w:rPr>
+              <w:t xml:space="preserve">판단 표시</w:t>
+            </w:r>
+          </w:p>
+        </w:tc>
+        <w:tc>
+          <w:tcPr>
+            <w:tcW w:w="8028" w:type="dxa"/>
+            <w:tcMar>
+              <w:top w:w="80" w:type="dxa"/>
+              <w:left w:w="110" w:type="dxa"/>
+              <w:bottom w:w="80" w:type="dxa"/>
+              <w:right w:w="110" w:type="dxa"/>
+            </w:tcMar>
+            <w:vAlign w:val="center"/>
+          </w:tcPr>
+          <w:p>
+            <w:pPr>
+              <w:spacing w:after="20" w:line="252" w:lineRule="auto"/>
+            </w:pPr>
+            <w:r>
+              <w:rPr>
+                <w:sz w:val="18"/>
+                <w:szCs w:val="18"/>
+                <w:lang w:eastAsia="ko-KR"/>
+              </w:rPr>
+              <w:t xml:space="preserve">문서를 임베딩 벡터가 아닌 청크 번호로 찾는 방식은 문헌(벡터 저장)과 달라 연구자 판단이다. 개체에서 출발하는 질문과 원문 그대로의 인용을 위한 선택이며, 벡터 검색과의 비교는 이후 실험으로 남긴다.</w:t>
+            </w:r>
+          </w:p>
+        </w:tc>
+      </w:tr>
+    </w:tbl>
+    <w:p>
+      <w:pPr>
+        <w:spacing w:after="60"/>
+        <w:rPr>
+          <w:lang w:eastAsia="ko-KR"/>
+        </w:rPr>
+      </w:pPr>
+    </w:p>
+    <w:p>
+      <w:pPr>
+        <w:pStyle w:val="21"/>
+        <w:rPr>
+          <w:lang w:eastAsia="ko-KR"/>
+        </w:rPr>
+      </w:pPr>
+      <w:r>
+        <w:rPr>
+          <w:lang w:eastAsia="ko-KR"/>
+        </w:rPr>
+        <w:t xml:space="preserve">3.7 단계 5. 비교 값 계산</w:t>
+      </w:r>
+    </w:p>
+    <w:p>
+      <w:pPr>
+        <w:spacing w:before="60" w:after="100"/>
+        <w:rPr>
+          <w:lang w:eastAsia="ko-KR"/>
+        </w:rPr>
+      </w:pPr>
+      <w:r>
+        <w:rPr>
+          <w:b/>
+          <w:color w:val="1F4E79"/>
+          <w:sz w:val="20"/>
+          <w:szCs w:val="20"/>
+          <w:lang w:eastAsia="ko-KR"/>
+        </w:rPr>
+        <w:t xml:space="preserve">필요한 이유  </w:t>
+      </w:r>
+      <w:r>
+        <w:rPr>
+          <w:sz w:val="20"/>
+          <w:szCs w:val="20"/>
+          <w:lang w:eastAsia="ko-KR"/>
+        </w:rPr>
+        <w:t xml:space="preserve">“제한수위보다 얼마나 낮은가”, “승인량 대비 얼마나 방류했는가”, “현재와 비슷한 과거 사례는 어느 것인가” 같은 질문에는 값을 비교해야 한다. 예비 테스트에서 LLM이 직접 계산한 값이 틀린 경우가 있었다.</w:t>
+      </w:r>
+    </w:p>
+    <w:p>
+      <w:pPr>
+        <w:spacing w:before="60" w:after="100"/>
+        <w:rPr>
+          <w:lang w:eastAsia="ko-KR"/>
+        </w:rPr>
+      </w:pPr>
+      <w:r>
+        <w:rPr>
+          <w:b/>
+          <w:color w:val="1F4E79"/>
+          <w:sz w:val="20"/>
+          <w:szCs w:val="20"/>
+          <w:lang w:eastAsia="ko-KR"/>
+        </w:rPr>
+        <w:t xml:space="preserve">문헌의 방법  </w:t>
+      </w:r>
+      <w:r>
+        <w:rPr>
+          <w:sz w:val="20"/>
+          <w:szCs w:val="20"/>
+          <w:lang w:eastAsia="ko-KR"/>
+        </w:rPr>
+        <w:t xml:space="preserve">비교 값 계산에 해당하는 문헌의 방법은 없다. 유사 사례를 찾는 문헌들은 텍스트를 임베딩 벡터로 바꾸어 코사인 유사도로 비교하며, 수위·유입량 같은 수치 상태를 비교하는 기준은 없다.</w:t>
+      </w:r>
+    </w:p>
+    <w:p>
+      <w:pPr>
+        <w:spacing w:before="60" w:after="100"/>
+        <w:rPr>
+          <w:lang w:eastAsia="ko-KR"/>
+        </w:rPr>
+      </w:pPr>
+      <w:r>
+        <w:rPr>
+          <w:b/>
+          <w:color w:val="1F4E79"/>
+          <w:sz w:val="20"/>
+          <w:szCs w:val="20"/>
+          <w:lang w:eastAsia="ko-KR"/>
+        </w:rPr>
+        <w:t xml:space="preserve">우리가 수행한 내용  </w:t>
+      </w:r>
+      <w:r>
+        <w:rPr>
+          <w:sz w:val="20"/>
+          <w:szCs w:val="20"/>
+          <w:lang w:eastAsia="ko-KR"/>
+        </w:rPr>
+        <w:t xml:space="preserve">프로그램이 계산하여 근거 묶음에 포함한다: 제한수위 대비 차이, 승인량 대비 최대 방류량 비율(운영행위 당시 이미 승인된 상한만 사용), 현재와 사례의 수위 차·유입량 배수. 유사 사례는 현재 수위·유입량과 과거 운영행위 시각의 수위·유입량을 각각 그 댐의 최솟값~최댓값으로 0~1로 맞춘 뒤 유클리드 거리가 가까운 상위 3개를 고른다.</w:t>
+      </w:r>
+    </w:p>
+    <w:tbl>
+      <w:tblPr>
+        <w:tblW w:w="9972" w:type="dxa"/>
+        <w:jc w:val="center"/>
+        <w:tblBorders>
+          <w:top w:val="single" w:sz="5" w:space="0" w:color="A6A6A6"/>
+          <w:left w:val="single" w:sz="5" w:space="0" w:color="A6A6A6"/>
+          <w:bottom w:val="single" w:sz="5" w:space="0" w:color="A6A6A6"/>
+          <w:right w:val="single" w:sz="5" w:space="0" w:color="A6A6A6"/>
+          <w:insideH w:val="single" w:sz="5" w:space="0" w:color="A6A6A6"/>
+          <w:insideV w:val="single" w:sz="5" w:space="0" w:color="A6A6A6"/>
+        </w:tblBorders>
+        <w:tblLayout w:type="fixed"/>
+        <w:tblLook w:val="04A0" w:firstRow="1" w:lastRow="0" w:firstColumn="1" w:lastColumn="0" w:noHBand="0" w:noVBand="1"/>
+      </w:tblPr>
+      <w:tblGrid>
+        <w:gridCol w:w="1944"/>
+        <w:gridCol w:w="8028"/>
+      </w:tblGrid>
+      <w:tr>
+        <w:trPr>
+          <w:cantSplit/>
+          <w:jc w:val="center"/>
+        </w:trPr>
+        <w:tc>
+          <w:tcPr>
+            <w:tcW w:w="1944" w:type="dxa"/>
+            <w:shd w:val="clear" w:color="auto" w:fill="EEF5FA"/>
+            <w:tcMar>
+              <w:top w:w="80" w:type="dxa"/>
+              <w:left w:w="110" w:type="dxa"/>
+              <w:bottom w:w="80" w:type="dxa"/>
+              <w:right w:w="110" w:type="dxa"/>
+            </w:tcMar>
+            <w:vAlign w:val="center"/>
+          </w:tcPr>
+          <w:p>
+            <w:pPr>
+              <w:spacing w:after="20" w:line="252" w:lineRule="auto"/>
+              <w:jc w:val="center"/>
+            </w:pPr>
+            <w:r>
+              <w:rPr>
+                <w:b/>
+                <w:color w:val="1F4E79"/>
+                <w:sz w:val="18"/>
+                <w:szCs w:val="18"/>
+                <w:lang w:eastAsia="ko-KR"/>
+              </w:rPr>
+              <w:t xml:space="preserve">판단 표시</w:t>
+            </w:r>
+          </w:p>
+        </w:tc>
+        <w:tc>
+          <w:tcPr>
+            <w:tcW w:w="8028" w:type="dxa"/>
+            <w:tcMar>
+              <w:top w:w="80" w:type="dxa"/>
+              <w:left w:w="110" w:type="dxa"/>
+              <w:bottom w:w="80" w:type="dxa"/>
+              <w:right w:w="110" w:type="dxa"/>
+            </w:tcMar>
+            <w:vAlign w:val="center"/>
+          </w:tcPr>
+          <w:p>
+            <w:pPr>
+              <w:spacing w:after="20" w:line="252" w:lineRule="auto"/>
+            </w:pPr>
+            <w:r>
+              <w:rPr>
+                <w:sz w:val="18"/>
+                <w:szCs w:val="18"/>
+                <w:lang w:eastAsia="ko-KR"/>
+              </w:rPr>
+              <w:t xml:space="preserve">계산을 프로그램이 맡는 것과 유클리드 거리 기준은 연구자 판단이며 임시 기준이다. 코사인 유사도는 두 값의 크기를 보지 않아 이 자료에서는 거의 모든 사례가 1에 가까워 구분되지 않아 쓰지 않았다. 사례 선택 기준은 전문가의 검토를 받아 수정할 수 있다.</w:t>
+            </w:r>
+          </w:p>
+        </w:tc>
+      </w:tr>
+    </w:tbl>
+    <w:p>
+      <w:pPr>
+        <w:spacing w:after="60"/>
+        <w:rPr>
+          <w:lang w:eastAsia="ko-KR"/>
+        </w:rPr>
+      </w:pPr>
+    </w:p>
+    <w:p>
+      <w:pPr>
+        <w:pStyle w:val="21"/>
+        <w:rPr>
+          <w:lang w:eastAsia="ko-KR"/>
+        </w:rPr>
+      </w:pPr>
+      <w:r>
+        <w:rPr>
+          <w:lang w:eastAsia="ko-KR"/>
+        </w:rPr>
+        <w:t xml:space="preserve">3.8 단계 6. 근거 묶음과 답변 생성</w:t>
+      </w:r>
+    </w:p>
+    <w:p>
+      <w:pPr>
+        <w:spacing w:before="60" w:after="100"/>
+        <w:rPr>
+          <w:lang w:eastAsia="ko-KR"/>
+        </w:rPr>
+      </w:pPr>
+      <w:r>
+        <w:rPr>
+          <w:b/>
+          <w:color w:val="1F4E79"/>
+          <w:sz w:val="20"/>
+          <w:szCs w:val="20"/>
+          <w:lang w:eastAsia="ko-KR"/>
+        </w:rPr>
+        <w:t xml:space="preserve">필요한 이유  </w:t>
+      </w:r>
+      <w:r>
+        <w:rPr>
+          <w:sz w:val="20"/>
+          <w:szCs w:val="20"/>
+          <w:lang w:eastAsia="ko-KR"/>
+        </w:rPr>
+        <w:t xml:space="preserve">LLM이 KG에서 나온 근거 안에서만 답하게 하고, 어느 근거에서 나온 말인지 확인할 수 있게 해야 한다. 연구 목적상 근거에 없는 사유를 추정해서는 안 된다.</w:t>
+      </w:r>
+    </w:p>
+    <w:p>
+      <w:pPr>
+        <w:spacing w:before="60" w:after="100"/>
+        <w:rPr>
+          <w:lang w:eastAsia="ko-KR"/>
+        </w:rPr>
+      </w:pPr>
+      <w:r>
+        <w:rPr>
+          <w:b/>
+          <w:color w:val="1F4E79"/>
+          <w:sz w:val="20"/>
+          <w:szCs w:val="20"/>
+          <w:lang w:eastAsia="ko-KR"/>
+        </w:rPr>
+        <w:t xml:space="preserve">문헌의 방법  </w:t>
+      </w:r>
+      <w:r>
+        <w:rPr>
+          <w:sz w:val="20"/>
+          <w:szCs w:val="20"/>
+          <w:lang w:eastAsia="ko-KR"/>
+        </w:rPr>
+        <w:t xml:space="preserve">GraphAide는 그래프에서 찾은 결과와 외부 자료를 합쳐 LLM에 문맥으로 주고, 그 문맥을 바탕으로 답변을 생성한다.</w:t>
+      </w:r>
+    </w:p>
+    <w:p>
+      <w:pPr>
+        <w:spacing w:before="60" w:after="100"/>
+        <w:rPr>
+          <w:lang w:eastAsia="ko-KR"/>
+        </w:rPr>
+      </w:pPr>
+      <w:r>
+        <w:rPr>
+          <w:b/>
+          <w:color w:val="1F4E79"/>
+          <w:sz w:val="20"/>
+          <w:szCs w:val="20"/>
+          <w:lang w:eastAsia="ko-KR"/>
+        </w:rPr>
+        <w:t xml:space="preserve">우리가 수행한 내용  </w:t>
+      </w:r>
+      <w:r>
+        <w:rPr>
+          <w:sz w:val="20"/>
+          <w:szCs w:val="20"/>
+          <w:lang w:eastAsia="ko-KR"/>
+        </w:rPr>
+        <w:t xml:space="preserve">단계 3~5에서 얻은 자료를 근거 묶음으로 정리하여 LLM에 준다. 묶음은 태그로 구역을 나누고, 수치는 표로 쓰며, 항목마다 근거 번호(승인 [APR:…], 근거자료 [EVI:…])를 붙인다. LLM에게는 다음 규칙을 주었다.</w:t>
       </w:r>
     </w:p>
     <w:p>
@@ -16899,7 +16856,7 @@
           <w:szCs w:val="20"/>
           <w:lang w:eastAsia="ko-KR"/>
         </w:rPr>
-        <w:t xml:space="preserve">근거 묶음은 태그로 섹션을 구분하고 수치는 표로 쓰며, 항목마다 근거 번호(승인, 운영행위, 근거자료)를 붙인다.</w:t>
+        <w:t xml:space="preserve">묶음 안의 자료만 사용하고, 사실마다 근거 번호를 인용한다. 자료가 없으면 “자료에 없음”이라고 답한다.</w:t>
       </w:r>
     </w:p>
     <w:p>
@@ -16916,7 +16873,7 @@
           <w:szCs w:val="20"/>
           <w:lang w:eastAsia="ko-KR"/>
         </w:rPr>
-        <w:t xml:space="preserve">답변은 묶음 안의 자료만 사용하고, 사실마다 근거 번호를 인용한다. 자료가 없으면 “자료에 없음”이라고 답한다.</w:t>
+        <w:t xml:space="preserve">원인·사유를 단정하지 않는다. “현재 상태”는 저장된 가장 최근 시각의 값임을 기준 시각과 함께 밝힌다.</w:t>
       </w:r>
     </w:p>
     <w:p>
@@ -16933,25 +16890,96 @@
           <w:szCs w:val="20"/>
           <w:lang w:eastAsia="ko-KR"/>
         </w:rPr>
-        <w:t xml:space="preserve">원인·사유를 단정하지 않는다. “현재 상태”는 저장된 가장 최근 시각 값임을 기준 시각과 함께 밝힌다.</w:t>
+        <w:t xml:space="preserve">차이와 비율은 묶음의 계산값만 인용하고 직접 계산하지 않는다.</w:t>
       </w:r>
     </w:p>
+    <w:tbl>
+      <w:tblPr>
+        <w:tblW w:w="9972" w:type="dxa"/>
+        <w:jc w:val="center"/>
+        <w:tblBorders>
+          <w:top w:val="single" w:sz="5" w:space="0" w:color="A6A6A6"/>
+          <w:left w:val="single" w:sz="5" w:space="0" w:color="A6A6A6"/>
+          <w:bottom w:val="single" w:sz="5" w:space="0" w:color="A6A6A6"/>
+          <w:right w:val="single" w:sz="5" w:space="0" w:color="A6A6A6"/>
+          <w:insideH w:val="single" w:sz="5" w:space="0" w:color="A6A6A6"/>
+          <w:insideV w:val="single" w:sz="5" w:space="0" w:color="A6A6A6"/>
+        </w:tblBorders>
+        <w:tblLayout w:type="fixed"/>
+        <w:tblLook w:val="04A0" w:firstRow="1" w:lastRow="0" w:firstColumn="1" w:lastColumn="0" w:noHBand="0" w:noVBand="1"/>
+      </w:tblPr>
+      <w:tblGrid>
+        <w:gridCol w:w="1944"/>
+        <w:gridCol w:w="8028"/>
+      </w:tblGrid>
+      <w:tr>
+        <w:trPr>
+          <w:cantSplit/>
+          <w:jc w:val="center"/>
+        </w:trPr>
+        <w:tc>
+          <w:tcPr>
+            <w:tcW w:w="1944" w:type="dxa"/>
+            <w:shd w:val="clear" w:color="auto" w:fill="EEF5FA"/>
+            <w:tcMar>
+              <w:top w:w="80" w:type="dxa"/>
+              <w:left w:w="110" w:type="dxa"/>
+              <w:bottom w:w="80" w:type="dxa"/>
+              <w:right w:w="110" w:type="dxa"/>
+            </w:tcMar>
+            <w:vAlign w:val="center"/>
+          </w:tcPr>
+          <w:p>
+            <w:pPr>
+              <w:spacing w:after="20" w:line="252" w:lineRule="auto"/>
+              <w:jc w:val="center"/>
+            </w:pPr>
+            <w:r>
+              <w:rPr>
+                <w:b/>
+                <w:color w:val="1F4E79"/>
+                <w:sz w:val="18"/>
+                <w:szCs w:val="18"/>
+                <w:lang w:eastAsia="ko-KR"/>
+              </w:rPr>
+              <w:t xml:space="preserve">판단 표시</w:t>
+            </w:r>
+          </w:p>
+        </w:tc>
+        <w:tc>
+          <w:tcPr>
+            <w:tcW w:w="8028" w:type="dxa"/>
+            <w:tcMar>
+              <w:top w:w="80" w:type="dxa"/>
+              <w:left w:w="110" w:type="dxa"/>
+              <w:bottom w:w="80" w:type="dxa"/>
+              <w:right w:w="110" w:type="dxa"/>
+            </w:tcMar>
+            <w:vAlign w:val="center"/>
+          </w:tcPr>
+          <w:p>
+            <w:pPr>
+              <w:spacing w:after="20" w:line="252" w:lineRule="auto"/>
+            </w:pPr>
+            <w:r>
+              <w:rPr>
+                <w:sz w:val="18"/>
+                <w:szCs w:val="18"/>
+                <w:lang w:eastAsia="ko-KR"/>
+              </w:rPr>
+              <w:t xml:space="preserve">근거 묶음의 구성과 답변 규칙은 문헌에 정해진 방법이 없어 연구자가 정하였다. 규칙은 Ontology의 목적(근거 기반 지원, 근거 없는 사유 추정 금지)에서 도출하였다.</w:t>
+            </w:r>
+          </w:p>
+        </w:tc>
+      </w:tr>
+    </w:tbl>
     <w:p>
       <w:pPr>
-        <w:pStyle w:val="a0"/>
         <w:spacing w:after="60"/>
         <w:rPr>
           <w:lang w:eastAsia="ko-KR"/>
         </w:rPr>
       </w:pPr>
-      <w:r>
-        <w:rPr>
-          <w:sz w:val="20"/>
-          <w:szCs w:val="20"/>
-          <w:lang w:eastAsia="ko-KR"/>
-        </w:rPr>
-        <w:t xml:space="preserve">비교에 필요한 차이와 비율은 묶음의 계산값만 인용하고 LLM이 직접 계산하지 않는다.</w:t>
-      </w:r>
     </w:p>
     <w:p>
       <w:pPr>
@@ -17179,7 +17207,7 @@
                 <w:szCs w:val="18"/>
                 <w:lang w:eastAsia="ko-KR"/>
               </w:rPr>
-              <w:t xml:space="preserve">Neo4j 5.26(KG 개체 273개, 관계 457개), 측정자료 저장소, 문서 청크 36개</w:t>
+              <w:t xml:space="preserve">Neo4j 5.26(KG 개체 273개, 관계 457개), 측정자료 저장소(306,934행), 문서 저장소(별표3 원문 10개 청크)</w:t>
             </w:r>
           </w:p>
         </w:tc>
@@ -17239,7 +17267,7 @@
                 <w:szCs w:val="18"/>
                 <w:lang w:eastAsia="ko-KR"/>
               </w:rPr>
-              <w:t xml:space="preserve">10개: CQ에 맞는 핵심 질문 5개(m01, m02, m06, m08, m09)와 비교·계산·범위 밖을 포함한 확장 질문 5개(m03, m04, m05, m07, m10)</w:t>
+              <w:t xml:space="preserve">10개: CQ에 맞는 핵심 질문 5개와 비교·계산·범위 밖을 포함한 확장 질문 5개</w:t>
             </w:r>
           </w:p>
         </w:tc>
@@ -17315,6 +17343,22 @@
     </w:p>
     <w:p>
       <w:pPr>
+        <w:spacing w:before="60" w:after="120"/>
+        <w:rPr>
+          <w:lang w:eastAsia="ko-KR"/>
+        </w:rPr>
+      </w:pPr>
+      <w:r>
+        <w:rPr>
+          <w:sz w:val="20"/>
+          <w:szCs w:val="20"/>
+          <w:lang w:eastAsia="ko-KR"/>
+        </w:rPr>
+        <w:t xml:space="preserve">아래 예시 2개는 질문에서 답변까지 구조가 어떻게 동작하는지 보이기 위해 고른 것이다. 질문과 답변은 전문을 그대로 실었다.</w:t>
+      </w:r>
+    </w:p>
+    <w:p>
+      <w:pPr>
         <w:pStyle w:val="21"/>
         <w:rPr>
           <w:lang w:eastAsia="ko-KR"/>
@@ -17324,7 +17368,7 @@
         <w:rPr>
           <w:lang w:eastAsia="ko-KR"/>
         </w:rPr>
-        <w:t xml:space="preserve">4.2 결과</w:t>
+        <w:t xml:space="preserve">4.2 예시 1. 현재 상태와 제한수위 (CQ1 + CQ5)</w:t>
       </w:r>
     </w:p>
     <w:tbl>
@@ -17343,11 +17387,8 @@
         <w:tblLook w:val="04A0" w:firstRow="1" w:lastRow="0" w:firstColumn="1" w:lastColumn="0" w:noHBand="0" w:noVBand="1"/>
       </w:tblPr>
       <w:tblGrid>
-        <w:gridCol w:w="2700"/>
-        <w:gridCol w:w="700"/>
-        <w:gridCol w:w="1500"/>
-        <w:gridCol w:w="1100"/>
-        <w:gridCol w:w="3972"/>
+        <w:gridCol w:w="2300"/>
+        <w:gridCol w:w="7672"/>
       </w:tblGrid>
       <w:tr>
         <w:trPr>
@@ -17357,7 +17398,7 @@
         </w:trPr>
         <w:tc>
           <w:tcPr>
-            <w:tcW w:w="2700" w:type="dxa"/>
+            <w:tcW w:w="2300" w:type="dxa"/>
             <w:shd w:val="clear" w:color="auto" w:fill="D9EAF7"/>
             <w:tcMar>
               <w:top w:w="80" w:type="dxa"/>
@@ -17379,13 +17420,13 @@
                 <w:szCs w:val="18"/>
                 <w:lang w:eastAsia="ko-KR"/>
               </w:rPr>
-              <w:t xml:space="preserve">질문</w:t>
-            </w:r>
-          </w:p>
-        </w:tc>
-        <w:tc>
-          <w:tcPr>
-            <w:tcW w:w="700" w:type="dxa"/>
+              <w:t xml:space="preserve">단계</w:t>
+            </w:r>
+          </w:p>
+        </w:tc>
+        <w:tc>
+          <w:tcPr>
+            <w:tcW w:w="7672" w:type="dxa"/>
             <w:shd w:val="clear" w:color="auto" w:fill="D9EAF7"/>
             <w:tcMar>
               <w:top w:w="80" w:type="dxa"/>
@@ -17407,91 +17448,7 @@
                 <w:szCs w:val="18"/>
                 <w:lang w:eastAsia="ko-KR"/>
               </w:rPr>
-              <w:t xml:space="preserve">구분</w:t>
-            </w:r>
-          </w:p>
-        </w:tc>
-        <w:tc>
-          <w:tcPr>
-            <w:tcW w:w="1500" w:type="dxa"/>
-            <w:shd w:val="clear" w:color="auto" w:fill="D9EAF7"/>
-            <w:tcMar>
-              <w:top w:w="80" w:type="dxa"/>
-              <w:left w:w="110" w:type="dxa"/>
-              <w:bottom w:w="80" w:type="dxa"/>
-              <w:right w:w="110" w:type="dxa"/>
-            </w:tcMar>
-            <w:vAlign w:val="center"/>
-          </w:tcPr>
-          <w:p>
-            <w:pPr>
-              <w:spacing w:after="20" w:line="252" w:lineRule="auto"/>
-              <w:jc w:val="center"/>
-            </w:pPr>
-            <w:r>
-              <w:rPr>
-                <w:b/>
-                <w:sz w:val="18"/>
-                <w:szCs w:val="18"/>
-                <w:lang w:eastAsia="ko-KR"/>
-              </w:rPr>
-              <w:t xml:space="preserve">의도</w:t>
-            </w:r>
-          </w:p>
-        </w:tc>
-        <w:tc>
-          <w:tcPr>
-            <w:tcW w:w="1100" w:type="dxa"/>
-            <w:shd w:val="clear" w:color="auto" w:fill="D9EAF7"/>
-            <w:tcMar>
-              <w:top w:w="80" w:type="dxa"/>
-              <w:left w:w="110" w:type="dxa"/>
-              <w:bottom w:w="80" w:type="dxa"/>
-              <w:right w:w="110" w:type="dxa"/>
-            </w:tcMar>
-            <w:vAlign w:val="center"/>
-          </w:tcPr>
-          <w:p>
-            <w:pPr>
-              <w:spacing w:after="20" w:line="252" w:lineRule="auto"/>
-              <w:jc w:val="center"/>
-            </w:pPr>
-            <w:r>
-              <w:rPr>
-                <w:b/>
-                <w:sz w:val="18"/>
-                <w:szCs w:val="18"/>
-                <w:lang w:eastAsia="ko-KR"/>
-              </w:rPr>
-              <w:t xml:space="preserve">판정</w:t>
-            </w:r>
-          </w:p>
-        </w:tc>
-        <w:tc>
-          <w:tcPr>
-            <w:tcW w:w="3972" w:type="dxa"/>
-            <w:shd w:val="clear" w:color="auto" w:fill="D9EAF7"/>
-            <w:tcMar>
-              <w:top w:w="80" w:type="dxa"/>
-              <w:left w:w="110" w:type="dxa"/>
-              <w:bottom w:w="80" w:type="dxa"/>
-              <w:right w:w="110" w:type="dxa"/>
-            </w:tcMar>
-            <w:vAlign w:val="center"/>
-          </w:tcPr>
-          <w:p>
-            <w:pPr>
-              <w:spacing w:after="20" w:line="252" w:lineRule="auto"/>
-              <w:jc w:val="center"/>
-            </w:pPr>
-            <w:r>
-              <w:rPr>
-                <w:b/>
-                <w:sz w:val="18"/>
-                <w:szCs w:val="18"/>
-                <w:lang w:eastAsia="ko-KR"/>
-              </w:rPr>
-              <w:t xml:space="preserve">비고</w:t>
+              <w:t xml:space="preserve">내용</w:t>
             </w:r>
           </w:p>
         </w:tc>
@@ -17503,7 +17460,7 @@
         </w:trPr>
         <w:tc>
           <w:tcPr>
-            <w:tcW w:w="2700" w:type="dxa"/>
+            <w:tcW w:w="2300" w:type="dxa"/>
             <w:shd w:val="clear" w:color="auto" w:fill="EEF5FA"/>
             <w:tcMar>
               <w:top w:w="80" w:type="dxa"/>
@@ -17526,107 +17483,32 @@
                 <w:szCs w:val="18"/>
                 <w:lang w:eastAsia="ko-KR"/>
               </w:rPr>
-              <w:t xml:space="preserve">m01 소양강 현재 수위와 제한수위</w:t>
-            </w:r>
-          </w:p>
-        </w:tc>
-        <w:tc>
-          <w:tcPr>
-            <w:tcW w:w="700" w:type="dxa"/>
-            <w:tcMar>
-              <w:top w:w="80" w:type="dxa"/>
-              <w:left w:w="110" w:type="dxa"/>
-              <w:bottom w:w="80" w:type="dxa"/>
-              <w:right w:w="110" w:type="dxa"/>
-            </w:tcMar>
-            <w:vAlign w:val="center"/>
-          </w:tcPr>
-          <w:p>
-            <w:pPr>
-              <w:spacing w:after="20" w:line="252" w:lineRule="auto"/>
-            </w:pPr>
-            <w:r>
-              <w:rPr>
-                <w:sz w:val="18"/>
-                <w:szCs w:val="18"/>
-                <w:lang w:eastAsia="ko-KR"/>
-              </w:rPr>
-              <w:t xml:space="preserve">핵심</w:t>
-            </w:r>
-          </w:p>
-        </w:tc>
-        <w:tc>
-          <w:tcPr>
-            <w:tcW w:w="1500" w:type="dxa"/>
-            <w:tcMar>
-              <w:top w:w="80" w:type="dxa"/>
-              <w:left w:w="110" w:type="dxa"/>
-              <w:bottom w:w="80" w:type="dxa"/>
-              <w:right w:w="110" w:type="dxa"/>
-            </w:tcMar>
-            <w:vAlign w:val="center"/>
-          </w:tcPr>
-          <w:p>
-            <w:pPr>
-              <w:spacing w:after="20" w:line="252" w:lineRule="auto"/>
-            </w:pPr>
-            <w:r>
-              <w:rPr>
-                <w:sz w:val="18"/>
-                <w:szCs w:val="18"/>
-                <w:lang w:eastAsia="ko-KR"/>
-              </w:rPr>
-              <w:t xml:space="preserve">CURRENT 일치</w:t>
-            </w:r>
-          </w:p>
-        </w:tc>
-        <w:tc>
-          <w:tcPr>
-            <w:tcW w:w="1100" w:type="dxa"/>
-            <w:tcMar>
-              <w:top w:w="80" w:type="dxa"/>
-              <w:left w:w="110" w:type="dxa"/>
-              <w:bottom w:w="80" w:type="dxa"/>
-              <w:right w:w="110" w:type="dxa"/>
-            </w:tcMar>
-            <w:vAlign w:val="center"/>
-          </w:tcPr>
-          <w:p>
-            <w:pPr>
-              <w:spacing w:after="20" w:line="252" w:lineRule="auto"/>
-            </w:pPr>
-            <w:r>
-              <w:rPr>
-                <w:sz w:val="18"/>
-                <w:szCs w:val="18"/>
-                <w:lang w:eastAsia="ko-KR"/>
-              </w:rPr>
-              <w:t xml:space="preserve">맞음</w:t>
-            </w:r>
-          </w:p>
-        </w:tc>
-        <w:tc>
-          <w:tcPr>
-            <w:tcW w:w="3972" w:type="dxa"/>
-            <w:tcMar>
-              <w:top w:w="80" w:type="dxa"/>
-              <w:left w:w="110" w:type="dxa"/>
-              <w:bottom w:w="80" w:type="dxa"/>
-              <w:right w:w="110" w:type="dxa"/>
-            </w:tcMar>
-            <w:vAlign w:val="center"/>
-          </w:tcPr>
-          <w:p>
-            <w:pPr>
-              <w:spacing w:after="20" w:line="252" w:lineRule="auto"/>
-            </w:pPr>
-            <w:r>
-              <w:rPr>
-                <w:sz w:val="18"/>
-                <w:szCs w:val="18"/>
-                <w:lang w:eastAsia="ko-KR"/>
-              </w:rPr>
-              <w:t xml:space="preserve">185.26 EL.m, 제한수위 190.3 대비 −5.04 m, 기준 시각과 실시간이 아님을 명시</w:t>
+              <w:t xml:space="preserve">질문</w:t>
+            </w:r>
+          </w:p>
+        </w:tc>
+        <w:tc>
+          <w:tcPr>
+            <w:tcW w:w="7672" w:type="dxa"/>
+            <w:tcMar>
+              <w:top w:w="80" w:type="dxa"/>
+              <w:left w:w="110" w:type="dxa"/>
+              <w:bottom w:w="80" w:type="dxa"/>
+              <w:right w:w="110" w:type="dxa"/>
+            </w:tcMar>
+            <w:vAlign w:val="center"/>
+          </w:tcPr>
+          <w:p>
+            <w:pPr>
+              <w:spacing w:after="20" w:line="252" w:lineRule="auto"/>
+            </w:pPr>
+            <w:r>
+              <w:rPr>
+                <w:sz w:val="18"/>
+                <w:szCs w:val="18"/>
+                <w:lang w:eastAsia="ko-KR"/>
+              </w:rPr>
+              <w:t xml:space="preserve">지금 소양강댐 수위가 제한수위보다 얼마나 낮아? 현재 상태를 기준이랑 같이 알려줘</w:t>
             </w:r>
           </w:p>
         </w:tc>
@@ -17638,7 +17520,7 @@
         </w:trPr>
         <w:tc>
           <w:tcPr>
-            <w:tcW w:w="2700" w:type="dxa"/>
+            <w:tcW w:w="2300" w:type="dxa"/>
             <w:shd w:val="clear" w:color="auto" w:fill="EEF5FA"/>
             <w:tcMar>
               <w:top w:w="80" w:type="dxa"/>
@@ -17661,107 +17543,32 @@
                 <w:szCs w:val="18"/>
                 <w:lang w:eastAsia="ko-KR"/>
               </w:rPr>
-              <w:t xml:space="preserve">m02 충주 현재와 제한수위</w:t>
-            </w:r>
-          </w:p>
-        </w:tc>
-        <w:tc>
-          <w:tcPr>
-            <w:tcW w:w="700" w:type="dxa"/>
-            <w:tcMar>
-              <w:top w:w="80" w:type="dxa"/>
-              <w:left w:w="110" w:type="dxa"/>
-              <w:bottom w:w="80" w:type="dxa"/>
-              <w:right w:w="110" w:type="dxa"/>
-            </w:tcMar>
-            <w:vAlign w:val="center"/>
-          </w:tcPr>
-          <w:p>
-            <w:pPr>
-              <w:spacing w:after="20" w:line="252" w:lineRule="auto"/>
-            </w:pPr>
-            <w:r>
-              <w:rPr>
-                <w:sz w:val="18"/>
-                <w:szCs w:val="18"/>
-                <w:lang w:eastAsia="ko-KR"/>
-              </w:rPr>
-              <w:t xml:space="preserve">핵심</w:t>
-            </w:r>
-          </w:p>
-        </w:tc>
-        <w:tc>
-          <w:tcPr>
-            <w:tcW w:w="1500" w:type="dxa"/>
-            <w:tcMar>
-              <w:top w:w="80" w:type="dxa"/>
-              <w:left w:w="110" w:type="dxa"/>
-              <w:bottom w:w="80" w:type="dxa"/>
-              <w:right w:w="110" w:type="dxa"/>
-            </w:tcMar>
-            <w:vAlign w:val="center"/>
-          </w:tcPr>
-          <w:p>
-            <w:pPr>
-              <w:spacing w:after="20" w:line="252" w:lineRule="auto"/>
-            </w:pPr>
-            <w:r>
-              <w:rPr>
-                <w:sz w:val="18"/>
-                <w:szCs w:val="18"/>
-                <w:lang w:eastAsia="ko-KR"/>
-              </w:rPr>
-              <w:t xml:space="preserve">CURRENT 일치</w:t>
-            </w:r>
-          </w:p>
-        </w:tc>
-        <w:tc>
-          <w:tcPr>
-            <w:tcW w:w="1100" w:type="dxa"/>
-            <w:tcMar>
-              <w:top w:w="80" w:type="dxa"/>
-              <w:left w:w="110" w:type="dxa"/>
-              <w:bottom w:w="80" w:type="dxa"/>
-              <w:right w:w="110" w:type="dxa"/>
-            </w:tcMar>
-            <w:vAlign w:val="center"/>
-          </w:tcPr>
-          <w:p>
-            <w:pPr>
-              <w:spacing w:after="20" w:line="252" w:lineRule="auto"/>
-            </w:pPr>
-            <w:r>
-              <w:rPr>
-                <w:sz w:val="18"/>
-                <w:szCs w:val="18"/>
-                <w:lang w:eastAsia="ko-KR"/>
-              </w:rPr>
-              <w:t xml:space="preserve">맞음</w:t>
-            </w:r>
-          </w:p>
-        </w:tc>
-        <w:tc>
-          <w:tcPr>
-            <w:tcW w:w="3972" w:type="dxa"/>
-            <w:tcMar>
-              <w:top w:w="80" w:type="dxa"/>
-              <w:left w:w="110" w:type="dxa"/>
-              <w:bottom w:w="80" w:type="dxa"/>
-              <w:right w:w="110" w:type="dxa"/>
-            </w:tcMar>
-            <w:vAlign w:val="center"/>
-          </w:tcPr>
-          <w:p>
-            <w:pPr>
-              <w:spacing w:after="20" w:line="252" w:lineRule="auto"/>
-            </w:pPr>
-            <w:r>
-              <w:rPr>
-                <w:sz w:val="18"/>
-                <w:szCs w:val="18"/>
-                <w:lang w:eastAsia="ko-KR"/>
-              </w:rPr>
-              <w:t xml:space="preserve">131.67 EL.m, 제한수위 대비 −6.33 m</w:t>
+              <w:t xml:space="preserve">1 질문 해석 (LLM 출력)</w:t>
+            </w:r>
+          </w:p>
+        </w:tc>
+        <w:tc>
+          <w:tcPr>
+            <w:tcW w:w="7672" w:type="dxa"/>
+            <w:tcMar>
+              <w:top w:w="80" w:type="dxa"/>
+              <w:left w:w="110" w:type="dxa"/>
+              <w:bottom w:w="80" w:type="dxa"/>
+              <w:right w:w="110" w:type="dxa"/>
+            </w:tcMar>
+            <w:vAlign w:val="center"/>
+          </w:tcPr>
+          <w:p>
+            <w:pPr>
+              <w:spacing w:after="20" w:line="252" w:lineRule="auto"/>
+            </w:pPr>
+            <w:r>
+              <w:rPr>
+                <w:sz w:val="18"/>
+                <w:szCs w:val="18"/>
+                <w:lang w:eastAsia="ko-KR"/>
+              </w:rPr>
+              <w:t xml:space="preserve">{"intent": "CURRENT", "slots": {"dam": "소양강댐"}}</w:t>
             </w:r>
           </w:p>
         </w:tc>
@@ -17773,7 +17580,7 @@
         </w:trPr>
         <w:tc>
           <w:tcPr>
-            <w:tcW w:w="2700" w:type="dxa"/>
+            <w:tcW w:w="2300" w:type="dxa"/>
             <w:shd w:val="clear" w:color="auto" w:fill="EEF5FA"/>
             <w:tcMar>
               <w:top w:w="80" w:type="dxa"/>
@@ -17796,107 +17603,32 @@
                 <w:szCs w:val="18"/>
                 <w:lang w:eastAsia="ko-KR"/>
               </w:rPr>
-              <w:t xml:space="preserve">m08 광동 현재와 제한수위</w:t>
-            </w:r>
-          </w:p>
-        </w:tc>
-        <w:tc>
-          <w:tcPr>
-            <w:tcW w:w="700" w:type="dxa"/>
-            <w:tcMar>
-              <w:top w:w="80" w:type="dxa"/>
-              <w:left w:w="110" w:type="dxa"/>
-              <w:bottom w:w="80" w:type="dxa"/>
-              <w:right w:w="110" w:type="dxa"/>
-            </w:tcMar>
-            <w:vAlign w:val="center"/>
-          </w:tcPr>
-          <w:p>
-            <w:pPr>
-              <w:spacing w:after="20" w:line="252" w:lineRule="auto"/>
-            </w:pPr>
-            <w:r>
-              <w:rPr>
-                <w:sz w:val="18"/>
-                <w:szCs w:val="18"/>
-                <w:lang w:eastAsia="ko-KR"/>
-              </w:rPr>
-              <w:t xml:space="preserve">핵심</w:t>
-            </w:r>
-          </w:p>
-        </w:tc>
-        <w:tc>
-          <w:tcPr>
-            <w:tcW w:w="1500" w:type="dxa"/>
-            <w:tcMar>
-              <w:top w:w="80" w:type="dxa"/>
-              <w:left w:w="110" w:type="dxa"/>
-              <w:bottom w:w="80" w:type="dxa"/>
-              <w:right w:w="110" w:type="dxa"/>
-            </w:tcMar>
-            <w:vAlign w:val="center"/>
-          </w:tcPr>
-          <w:p>
-            <w:pPr>
-              <w:spacing w:after="20" w:line="252" w:lineRule="auto"/>
-            </w:pPr>
-            <w:r>
-              <w:rPr>
-                <w:sz w:val="18"/>
-                <w:szCs w:val="18"/>
-                <w:lang w:eastAsia="ko-KR"/>
-              </w:rPr>
-              <w:t xml:space="preserve">CURRENT 일치</w:t>
-            </w:r>
-          </w:p>
-        </w:tc>
-        <w:tc>
-          <w:tcPr>
-            <w:tcW w:w="1100" w:type="dxa"/>
-            <w:tcMar>
-              <w:top w:w="80" w:type="dxa"/>
-              <w:left w:w="110" w:type="dxa"/>
-              <w:bottom w:w="80" w:type="dxa"/>
-              <w:right w:w="110" w:type="dxa"/>
-            </w:tcMar>
-            <w:vAlign w:val="center"/>
-          </w:tcPr>
-          <w:p>
-            <w:pPr>
-              <w:spacing w:after="20" w:line="252" w:lineRule="auto"/>
-            </w:pPr>
-            <w:r>
-              <w:rPr>
-                <w:sz w:val="18"/>
-                <w:szCs w:val="18"/>
-                <w:lang w:eastAsia="ko-KR"/>
-              </w:rPr>
-              <w:t xml:space="preserve">맞음</w:t>
-            </w:r>
-          </w:p>
-        </w:tc>
-        <w:tc>
-          <w:tcPr>
-            <w:tcW w:w="3972" w:type="dxa"/>
-            <w:tcMar>
-              <w:top w:w="80" w:type="dxa"/>
-              <w:left w:w="110" w:type="dxa"/>
-              <w:bottom w:w="80" w:type="dxa"/>
-              <w:right w:w="110" w:type="dxa"/>
-            </w:tcMar>
-            <w:vAlign w:val="center"/>
-          </w:tcPr>
-          <w:p>
-            <w:pPr>
-              <w:spacing w:after="20" w:line="252" w:lineRule="auto"/>
-            </w:pPr>
-            <w:r>
-              <w:rPr>
-                <w:sz w:val="18"/>
-                <w:szCs w:val="18"/>
-                <w:lang w:eastAsia="ko-KR"/>
-              </w:rPr>
-              <w:t xml:space="preserve">제한수위 자료 없음(별표3 미수록)을 정확히 답함</w:t>
+              <w:t xml:space="preserve">3 KG 조회</w:t>
+            </w:r>
+          </w:p>
+        </w:tc>
+        <w:tc>
+          <w:tcPr>
+            <w:tcW w:w="7672" w:type="dxa"/>
+            <w:tcMar>
+              <w:top w:w="80" w:type="dxa"/>
+              <w:left w:w="110" w:type="dxa"/>
+              <w:bottom w:w="80" w:type="dxa"/>
+              <w:right w:w="110" w:type="dxa"/>
+            </w:tcMar>
+            <w:vAlign w:val="center"/>
+          </w:tcPr>
+          <w:p>
+            <w:pPr>
+              <w:spacing w:after="20" w:line="252" w:lineRule="auto"/>
+            </w:pPr>
+            <w:r>
+              <w:rPr>
+                <w:sz w:val="18"/>
+                <w:szCs w:val="18"/>
+                <w:lang w:eastAsia="ko-KR"/>
+              </w:rPr>
+              <w:t xml:space="preserve">소양강댐의 홍수기 제한수위 190.3 EL.m (Criterion CRI:CR-01), 근거자료 EVI:LAW:별표3, 별표3 원문 청크 LAW:별표3</w:t>
             </w:r>
           </w:p>
         </w:tc>
@@ -17908,7 +17640,7 @@
         </w:trPr>
         <w:tc>
           <w:tcPr>
-            <w:tcW w:w="2700" w:type="dxa"/>
+            <w:tcW w:w="2300" w:type="dxa"/>
             <w:shd w:val="clear" w:color="auto" w:fill="EEF5FA"/>
             <w:tcMar>
               <w:top w:w="80" w:type="dxa"/>
@@ -17931,107 +17663,32 @@
                 <w:szCs w:val="18"/>
                 <w:lang w:eastAsia="ko-KR"/>
               </w:rPr>
-              <w:t xml:space="preserve">m06 횡성 2020-08 방류 정리</w:t>
-            </w:r>
-          </w:p>
-        </w:tc>
-        <w:tc>
-          <w:tcPr>
-            <w:tcW w:w="700" w:type="dxa"/>
-            <w:tcMar>
-              <w:top w:w="80" w:type="dxa"/>
-              <w:left w:w="110" w:type="dxa"/>
-              <w:bottom w:w="80" w:type="dxa"/>
-              <w:right w:w="110" w:type="dxa"/>
-            </w:tcMar>
-            <w:vAlign w:val="center"/>
-          </w:tcPr>
-          <w:p>
-            <w:pPr>
-              <w:spacing w:after="20" w:line="252" w:lineRule="auto"/>
-            </w:pPr>
-            <w:r>
-              <w:rPr>
-                <w:sz w:val="18"/>
-                <w:szCs w:val="18"/>
-                <w:lang w:eastAsia="ko-KR"/>
-              </w:rPr>
-              <w:t xml:space="preserve">핵심</w:t>
-            </w:r>
-          </w:p>
-        </w:tc>
-        <w:tc>
-          <w:tcPr>
-            <w:tcW w:w="1500" w:type="dxa"/>
-            <w:tcMar>
-              <w:top w:w="80" w:type="dxa"/>
-              <w:left w:w="110" w:type="dxa"/>
-              <w:bottom w:w="80" w:type="dxa"/>
-              <w:right w:w="110" w:type="dxa"/>
-            </w:tcMar>
-            <w:vAlign w:val="center"/>
-          </w:tcPr>
-          <w:p>
-            <w:pPr>
-              <w:spacing w:after="20" w:line="252" w:lineRule="auto"/>
-            </w:pPr>
-            <w:r>
-              <w:rPr>
-                <w:sz w:val="18"/>
-                <w:szCs w:val="18"/>
-                <w:lang w:eastAsia="ko-KR"/>
-              </w:rPr>
-              <w:t xml:space="preserve">INTEGRATED 일치</w:t>
-            </w:r>
-          </w:p>
-        </w:tc>
-        <w:tc>
-          <w:tcPr>
-            <w:tcW w:w="1100" w:type="dxa"/>
-            <w:tcMar>
-              <w:top w:w="80" w:type="dxa"/>
-              <w:left w:w="110" w:type="dxa"/>
-              <w:bottom w:w="80" w:type="dxa"/>
-              <w:right w:w="110" w:type="dxa"/>
-            </w:tcMar>
-            <w:vAlign w:val="center"/>
-          </w:tcPr>
-          <w:p>
-            <w:pPr>
-              <w:spacing w:after="20" w:line="252" w:lineRule="auto"/>
-            </w:pPr>
-            <w:r>
-              <w:rPr>
-                <w:sz w:val="18"/>
-                <w:szCs w:val="18"/>
-                <w:lang w:eastAsia="ko-KR"/>
-              </w:rPr>
-              <w:t xml:space="preserve">대체로 맞음</w:t>
-            </w:r>
-          </w:p>
-        </w:tc>
-        <w:tc>
-          <w:tcPr>
-            <w:tcW w:w="3972" w:type="dxa"/>
-            <w:tcMar>
-              <w:top w:w="80" w:type="dxa"/>
-              <w:left w:w="110" w:type="dxa"/>
-              <w:bottom w:w="80" w:type="dxa"/>
-              <w:right w:w="110" w:type="dxa"/>
-            </w:tcMar>
-            <w:vAlign w:val="center"/>
-          </w:tcPr>
-          <w:p>
-            <w:pPr>
-              <w:spacing w:after="20" w:line="252" w:lineRule="auto"/>
-            </w:pPr>
-            <w:r>
-              <w:rPr>
-                <w:sz w:val="18"/>
-                <w:szCs w:val="18"/>
-                <w:lang w:eastAsia="ko-KR"/>
-              </w:rPr>
-              <w:t xml:space="preserve">사례 3개의 수위, 제한수위 대비, 방류량이 묶음과 일치. 방류 시각을 “승인된”으로 표현, 일부 근거 번호가 묶음에 없음(수정)</w:t>
+              <w:t xml:space="preserve">4 외부 저장소 조회</w:t>
+            </w:r>
+          </w:p>
+        </w:tc>
+        <w:tc>
+          <w:tcPr>
+            <w:tcW w:w="7672" w:type="dxa"/>
+            <w:tcMar>
+              <w:top w:w="80" w:type="dxa"/>
+              <w:left w:w="110" w:type="dxa"/>
+              <w:bottom w:w="80" w:type="dxa"/>
+              <w:right w:w="110" w:type="dxa"/>
+            </w:tcMar>
+            <w:vAlign w:val="center"/>
+          </w:tcPr>
+          <w:p>
+            <w:pPr>
+              <w:spacing w:after="20" w:line="252" w:lineRule="auto"/>
+            </w:pPr>
+            <w:r>
+              <w:rPr>
+                <w:sz w:val="18"/>
+                <w:szCs w:val="18"/>
+                <w:lang w:eastAsia="ko-KR"/>
+              </w:rPr>
+              <w:t xml:space="preserve">측정자료 저장소의 가장 최근 시각 2026-09-28 23:00: 수위 185.2644 EL.m, 저수량 1957.4338 MCM, 강우량 0 mm, 유입량 95.079 CMS, 총방류량 102.579 CMS, 저수율 67.5 %</w:t>
             </w:r>
           </w:p>
         </w:tc>
@@ -18043,7 +17700,7 @@
         </w:trPr>
         <w:tc>
           <w:tcPr>
-            <w:tcW w:w="2700" w:type="dxa"/>
+            <w:tcW w:w="2300" w:type="dxa"/>
             <w:shd w:val="clear" w:color="auto" w:fill="EEF5FA"/>
             <w:tcMar>
               <w:top w:w="80" w:type="dxa"/>
@@ -18066,107 +17723,32 @@
                 <w:szCs w:val="18"/>
                 <w:lang w:eastAsia="ko-KR"/>
               </w:rPr>
-              <w:t xml:space="preserve">m09 충주 방류 전 승인과 공식 근거</w:t>
-            </w:r>
-          </w:p>
-        </w:tc>
-        <w:tc>
-          <w:tcPr>
-            <w:tcW w:w="700" w:type="dxa"/>
-            <w:tcMar>
-              <w:top w:w="80" w:type="dxa"/>
-              <w:left w:w="110" w:type="dxa"/>
-              <w:bottom w:w="80" w:type="dxa"/>
-              <w:right w:w="110" w:type="dxa"/>
-            </w:tcMar>
-            <w:vAlign w:val="center"/>
-          </w:tcPr>
-          <w:p>
-            <w:pPr>
-              <w:spacing w:after="20" w:line="252" w:lineRule="auto"/>
-            </w:pPr>
-            <w:r>
-              <w:rPr>
-                <w:sz w:val="18"/>
-                <w:szCs w:val="18"/>
-                <w:lang w:eastAsia="ko-KR"/>
-              </w:rPr>
-              <w:t xml:space="preserve">핵심</w:t>
-            </w:r>
-          </w:p>
-        </w:tc>
-        <w:tc>
-          <w:tcPr>
-            <w:tcW w:w="1500" w:type="dxa"/>
-            <w:tcMar>
-              <w:top w:w="80" w:type="dxa"/>
-              <w:left w:w="110" w:type="dxa"/>
-              <w:bottom w:w="80" w:type="dxa"/>
-              <w:right w:w="110" w:type="dxa"/>
-            </w:tcMar>
-            <w:vAlign w:val="center"/>
-          </w:tcPr>
-          <w:p>
-            <w:pPr>
-              <w:spacing w:after="20" w:line="252" w:lineRule="auto"/>
-            </w:pPr>
-            <w:r>
-              <w:rPr>
-                <w:sz w:val="18"/>
-                <w:szCs w:val="18"/>
-                <w:lang w:eastAsia="ko-KR"/>
-              </w:rPr>
-              <w:t xml:space="preserve">INTEGRATED 일치</w:t>
-            </w:r>
-          </w:p>
-        </w:tc>
-        <w:tc>
-          <w:tcPr>
-            <w:tcW w:w="1100" w:type="dxa"/>
-            <w:tcMar>
-              <w:top w:w="80" w:type="dxa"/>
-              <w:left w:w="110" w:type="dxa"/>
-              <w:bottom w:w="80" w:type="dxa"/>
-              <w:right w:w="110" w:type="dxa"/>
-            </w:tcMar>
-            <w:vAlign w:val="center"/>
-          </w:tcPr>
-          <w:p>
-            <w:pPr>
-              <w:spacing w:after="20" w:line="252" w:lineRule="auto"/>
-            </w:pPr>
-            <w:r>
-              <w:rPr>
-                <w:sz w:val="18"/>
-                <w:szCs w:val="18"/>
-                <w:lang w:eastAsia="ko-KR"/>
-              </w:rPr>
-              <w:t xml:space="preserve">오류</w:t>
-            </w:r>
-          </w:p>
-        </w:tc>
-        <w:tc>
-          <w:tcPr>
-            <w:tcW w:w="3972" w:type="dxa"/>
-            <w:tcMar>
-              <w:top w:w="80" w:type="dxa"/>
-              <w:left w:w="110" w:type="dxa"/>
-              <w:bottom w:w="80" w:type="dxa"/>
-              <w:right w:w="110" w:type="dxa"/>
-            </w:tcMar>
-            <w:vAlign w:val="center"/>
-          </w:tcPr>
-          <w:p>
-            <w:pPr>
-              <w:spacing w:after="20" w:line="252" w:lineRule="auto"/>
-            </w:pPr>
-            <w:r>
-              <w:rPr>
-                <w:sz w:val="18"/>
-                <w:szCs w:val="18"/>
-                <w:lang w:eastAsia="ko-KR"/>
-              </w:rPr>
-              <w:t xml:space="preserve">방류의 근거(승인 기록)와 제한수위의 근거(별표3)를 혼동하고 근거 번호를 일부만 인용(수정)</w:t>
+              <w:t xml:space="preserve">5 비교 값 계산</w:t>
+            </w:r>
+          </w:p>
+        </w:tc>
+        <w:tc>
+          <w:tcPr>
+            <w:tcW w:w="7672" w:type="dxa"/>
+            <w:tcMar>
+              <w:top w:w="80" w:type="dxa"/>
+              <w:left w:w="110" w:type="dxa"/>
+              <w:bottom w:w="80" w:type="dxa"/>
+              <w:right w:w="110" w:type="dxa"/>
+            </w:tcMar>
+            <w:vAlign w:val="center"/>
+          </w:tcPr>
+          <w:p>
+            <w:pPr>
+              <w:spacing w:after="20" w:line="252" w:lineRule="auto"/>
+            </w:pPr>
+            <w:r>
+              <w:rPr>
+                <w:sz w:val="18"/>
+                <w:szCs w:val="18"/>
+                <w:lang w:eastAsia="ko-KR"/>
+              </w:rPr>
+              <w:t xml:space="preserve">현재 수위 185.2644 EL.m, 제한수위 190.3 EL.m 대비 -5.04 m</w:t>
             </w:r>
           </w:p>
         </w:tc>
@@ -18178,7 +17760,7 @@
         </w:trPr>
         <w:tc>
           <w:tcPr>
-            <w:tcW w:w="2700" w:type="dxa"/>
+            <w:tcW w:w="2300" w:type="dxa"/>
             <w:shd w:val="clear" w:color="auto" w:fill="EEF5FA"/>
             <w:tcMar>
               <w:top w:w="80" w:type="dxa"/>
@@ -18201,647 +17783,32 @@
                 <w:szCs w:val="18"/>
                 <w:lang w:eastAsia="ko-KR"/>
               </w:rPr>
-              <w:t xml:space="preserve">m04 소양강 유사 사례와 승인량 대비 방류량</w:t>
-            </w:r>
-          </w:p>
-        </w:tc>
-        <w:tc>
-          <w:tcPr>
-            <w:tcW w:w="700" w:type="dxa"/>
-            <w:tcMar>
-              <w:top w:w="80" w:type="dxa"/>
-              <w:left w:w="110" w:type="dxa"/>
-              <w:bottom w:w="80" w:type="dxa"/>
-              <w:right w:w="110" w:type="dxa"/>
-            </w:tcMar>
-            <w:vAlign w:val="center"/>
-          </w:tcPr>
-          <w:p>
-            <w:pPr>
-              <w:spacing w:after="20" w:line="252" w:lineRule="auto"/>
-            </w:pPr>
-            <w:r>
-              <w:rPr>
-                <w:sz w:val="18"/>
-                <w:szCs w:val="18"/>
-                <w:lang w:eastAsia="ko-KR"/>
-              </w:rPr>
-              <w:t xml:space="preserve">확장</w:t>
-            </w:r>
-          </w:p>
-        </w:tc>
-        <w:tc>
-          <w:tcPr>
-            <w:tcW w:w="1500" w:type="dxa"/>
-            <w:tcMar>
-              <w:top w:w="80" w:type="dxa"/>
-              <w:left w:w="110" w:type="dxa"/>
-              <w:bottom w:w="80" w:type="dxa"/>
-              <w:right w:w="110" w:type="dxa"/>
-            </w:tcMar>
-            <w:vAlign w:val="center"/>
-          </w:tcPr>
-          <w:p>
-            <w:pPr>
-              <w:spacing w:after="20" w:line="252" w:lineRule="auto"/>
-            </w:pPr>
-            <w:r>
-              <w:rPr>
-                <w:sz w:val="18"/>
-                <w:szCs w:val="18"/>
-                <w:lang w:eastAsia="ko-KR"/>
-              </w:rPr>
-              <w:t xml:space="preserve">SIMILAR 일치</w:t>
-            </w:r>
-          </w:p>
-        </w:tc>
-        <w:tc>
-          <w:tcPr>
-            <w:tcW w:w="1100" w:type="dxa"/>
-            <w:tcMar>
-              <w:top w:w="80" w:type="dxa"/>
-              <w:left w:w="110" w:type="dxa"/>
-              <w:bottom w:w="80" w:type="dxa"/>
-              <w:right w:w="110" w:type="dxa"/>
-            </w:tcMar>
-            <w:vAlign w:val="center"/>
-          </w:tcPr>
-          <w:p>
-            <w:pPr>
-              <w:spacing w:after="20" w:line="252" w:lineRule="auto"/>
-            </w:pPr>
-            <w:r>
-              <w:rPr>
-                <w:sz w:val="18"/>
-                <w:szCs w:val="18"/>
-                <w:lang w:eastAsia="ko-KR"/>
-              </w:rPr>
-              <w:t xml:space="preserve">대체로 맞음</w:t>
-            </w:r>
-          </w:p>
-        </w:tc>
-        <w:tc>
-          <w:tcPr>
-            <w:tcW w:w="3972" w:type="dxa"/>
-            <w:tcMar>
-              <w:top w:w="80" w:type="dxa"/>
-              <w:left w:w="110" w:type="dxa"/>
-              <w:bottom w:w="80" w:type="dxa"/>
-              <w:right w:w="110" w:type="dxa"/>
-            </w:tcMar>
-            <w:vAlign w:val="center"/>
-          </w:tcPr>
-          <w:p>
-            <w:pPr>
-              <w:spacing w:after="20" w:line="252" w:lineRule="auto"/>
-            </w:pPr>
-            <w:r>
-              <w:rPr>
-                <w:sz w:val="18"/>
-                <w:szCs w:val="18"/>
-                <w:lang w:eastAsia="ko-KR"/>
-              </w:rPr>
-              <w:t xml:space="preserve">유사 사례(2017-08-25)의 방류량이 승인 1500㎥/s의 67.4%로 묶음과 일치. 값 하나를 직접 계산</w:t>
-            </w:r>
-          </w:p>
-        </w:tc>
-      </w:tr>
-      <w:tr>
-        <w:trPr>
-          <w:cantSplit/>
-          <w:jc w:val="center"/>
-        </w:trPr>
-        <w:tc>
-          <w:tcPr>
-            <w:tcW w:w="2700" w:type="dxa"/>
-            <w:shd w:val="clear" w:color="auto" w:fill="EEF5FA"/>
-            <w:tcMar>
-              <w:top w:w="80" w:type="dxa"/>
-              <w:left w:w="110" w:type="dxa"/>
-              <w:bottom w:w="80" w:type="dxa"/>
-              <w:right w:w="110" w:type="dxa"/>
-            </w:tcMar>
-            <w:vAlign w:val="center"/>
-          </w:tcPr>
-          <w:p>
-            <w:pPr>
-              <w:spacing w:after="20" w:line="252" w:lineRule="auto"/>
-              <w:jc w:val="center"/>
-            </w:pPr>
-            <w:r>
-              <w:rPr>
-                <w:b/>
-                <w:color w:val="1F4E79"/>
-                <w:sz w:val="18"/>
-                <w:szCs w:val="18"/>
-                <w:lang w:eastAsia="ko-KR"/>
-              </w:rPr>
-              <w:t xml:space="preserve">m07 광동 유사 사례</w:t>
-            </w:r>
-          </w:p>
-        </w:tc>
-        <w:tc>
-          <w:tcPr>
-            <w:tcW w:w="700" w:type="dxa"/>
-            <w:tcMar>
-              <w:top w:w="80" w:type="dxa"/>
-              <w:left w:w="110" w:type="dxa"/>
-              <w:bottom w:w="80" w:type="dxa"/>
-              <w:right w:w="110" w:type="dxa"/>
-            </w:tcMar>
-            <w:vAlign w:val="center"/>
-          </w:tcPr>
-          <w:p>
-            <w:pPr>
-              <w:spacing w:after="20" w:line="252" w:lineRule="auto"/>
-            </w:pPr>
-            <w:r>
-              <w:rPr>
-                <w:sz w:val="18"/>
-                <w:szCs w:val="18"/>
-                <w:lang w:eastAsia="ko-KR"/>
-              </w:rPr>
-              <w:t xml:space="preserve">확장</w:t>
-            </w:r>
-          </w:p>
-        </w:tc>
-        <w:tc>
-          <w:tcPr>
-            <w:tcW w:w="1500" w:type="dxa"/>
-            <w:tcMar>
-              <w:top w:w="80" w:type="dxa"/>
-              <w:left w:w="110" w:type="dxa"/>
-              <w:bottom w:w="80" w:type="dxa"/>
-              <w:right w:w="110" w:type="dxa"/>
-            </w:tcMar>
-            <w:vAlign w:val="center"/>
-          </w:tcPr>
-          <w:p>
-            <w:pPr>
-              <w:spacing w:after="20" w:line="252" w:lineRule="auto"/>
-            </w:pPr>
-            <w:r>
-              <w:rPr>
-                <w:sz w:val="18"/>
-                <w:szCs w:val="18"/>
-                <w:lang w:eastAsia="ko-KR"/>
-              </w:rPr>
-              <w:t xml:space="preserve">SIMILAR 일치</w:t>
-            </w:r>
-          </w:p>
-        </w:tc>
-        <w:tc>
-          <w:tcPr>
-            <w:tcW w:w="1100" w:type="dxa"/>
-            <w:tcMar>
-              <w:top w:w="80" w:type="dxa"/>
-              <w:left w:w="110" w:type="dxa"/>
-              <w:bottom w:w="80" w:type="dxa"/>
-              <w:right w:w="110" w:type="dxa"/>
-            </w:tcMar>
-            <w:vAlign w:val="center"/>
-          </w:tcPr>
-          <w:p>
-            <w:pPr>
-              <w:spacing w:after="20" w:line="252" w:lineRule="auto"/>
-            </w:pPr>
-            <w:r>
-              <w:rPr>
-                <w:sz w:val="18"/>
-                <w:szCs w:val="18"/>
-                <w:lang w:eastAsia="ko-KR"/>
-              </w:rPr>
-              <w:t xml:space="preserve">대체로 맞음</w:t>
-            </w:r>
-          </w:p>
-        </w:tc>
-        <w:tc>
-          <w:tcPr>
-            <w:tcW w:w="3972" w:type="dxa"/>
-            <w:tcMar>
-              <w:top w:w="80" w:type="dxa"/>
-              <w:left w:w="110" w:type="dxa"/>
-              <w:bottom w:w="80" w:type="dxa"/>
-              <w:right w:w="110" w:type="dxa"/>
-            </w:tcMar>
-            <w:vAlign w:val="center"/>
-          </w:tcPr>
-          <w:p>
-            <w:pPr>
-              <w:spacing w:after="20" w:line="252" w:lineRule="auto"/>
-            </w:pPr>
-            <w:r>
-              <w:rPr>
-                <w:sz w:val="18"/>
-                <w:szCs w:val="18"/>
-                <w:lang w:eastAsia="ko-KR"/>
-              </w:rPr>
-              <w:t xml:space="preserve">제한수위 없음을 정확히 답함. 요청하지 않은 사례 수 추가, 승인과 방류 시작을 혼동</w:t>
-            </w:r>
-          </w:p>
-        </w:tc>
-      </w:tr>
-      <w:tr>
-        <w:trPr>
-          <w:cantSplit/>
-          <w:jc w:val="center"/>
-        </w:trPr>
-        <w:tc>
-          <w:tcPr>
-            <w:tcW w:w="2700" w:type="dxa"/>
-            <w:shd w:val="clear" w:color="auto" w:fill="EEF5FA"/>
-            <w:tcMar>
-              <w:top w:w="80" w:type="dxa"/>
-              <w:left w:w="110" w:type="dxa"/>
-              <w:bottom w:w="80" w:type="dxa"/>
-              <w:right w:w="110" w:type="dxa"/>
-            </w:tcMar>
-            <w:vAlign w:val="center"/>
-          </w:tcPr>
-          <w:p>
-            <w:pPr>
-              <w:spacing w:after="20" w:line="252" w:lineRule="auto"/>
-              <w:jc w:val="center"/>
-            </w:pPr>
-            <w:r>
-              <w:rPr>
-                <w:b/>
-                <w:color w:val="1F4E79"/>
-                <w:sz w:val="18"/>
-                <w:szCs w:val="18"/>
-                <w:lang w:eastAsia="ko-KR"/>
-              </w:rPr>
-              <w:t xml:space="preserve">m03 충주 유사 사례와 제한수위 비교</w:t>
-            </w:r>
-          </w:p>
-        </w:tc>
-        <w:tc>
-          <w:tcPr>
-            <w:tcW w:w="700" w:type="dxa"/>
-            <w:tcMar>
-              <w:top w:w="80" w:type="dxa"/>
-              <w:left w:w="110" w:type="dxa"/>
-              <w:bottom w:w="80" w:type="dxa"/>
-              <w:right w:w="110" w:type="dxa"/>
-            </w:tcMar>
-            <w:vAlign w:val="center"/>
-          </w:tcPr>
-          <w:p>
-            <w:pPr>
-              <w:spacing w:after="20" w:line="252" w:lineRule="auto"/>
-            </w:pPr>
-            <w:r>
-              <w:rPr>
-                <w:sz w:val="18"/>
-                <w:szCs w:val="18"/>
-                <w:lang w:eastAsia="ko-KR"/>
-              </w:rPr>
-              <w:t xml:space="preserve">확장</w:t>
-            </w:r>
-          </w:p>
-        </w:tc>
-        <w:tc>
-          <w:tcPr>
-            <w:tcW w:w="1500" w:type="dxa"/>
-            <w:tcMar>
-              <w:top w:w="80" w:type="dxa"/>
-              <w:left w:w="110" w:type="dxa"/>
-              <w:bottom w:w="80" w:type="dxa"/>
-              <w:right w:w="110" w:type="dxa"/>
-            </w:tcMar>
-            <w:vAlign w:val="center"/>
-          </w:tcPr>
-          <w:p>
-            <w:pPr>
-              <w:spacing w:after="20" w:line="252" w:lineRule="auto"/>
-            </w:pPr>
-            <w:r>
-              <w:rPr>
-                <w:sz w:val="18"/>
-                <w:szCs w:val="18"/>
-                <w:lang w:eastAsia="ko-KR"/>
-              </w:rPr>
-              <w:t xml:space="preserve">SIMILAR 일치</w:t>
-            </w:r>
-          </w:p>
-        </w:tc>
-        <w:tc>
-          <w:tcPr>
-            <w:tcW w:w="1100" w:type="dxa"/>
-            <w:tcMar>
-              <w:top w:w="80" w:type="dxa"/>
-              <w:left w:w="110" w:type="dxa"/>
-              <w:bottom w:w="80" w:type="dxa"/>
-              <w:right w:w="110" w:type="dxa"/>
-            </w:tcMar>
-            <w:vAlign w:val="center"/>
-          </w:tcPr>
-          <w:p>
-            <w:pPr>
-              <w:spacing w:after="20" w:line="252" w:lineRule="auto"/>
-            </w:pPr>
-            <w:r>
-              <w:rPr>
-                <w:sz w:val="18"/>
-                <w:szCs w:val="18"/>
-                <w:lang w:eastAsia="ko-KR"/>
-              </w:rPr>
-              <w:t xml:space="preserve">오류</w:t>
-            </w:r>
-          </w:p>
-        </w:tc>
-        <w:tc>
-          <w:tcPr>
-            <w:tcW w:w="3972" w:type="dxa"/>
-            <w:tcMar>
-              <w:top w:w="80" w:type="dxa"/>
-              <w:left w:w="110" w:type="dxa"/>
-              <w:bottom w:w="80" w:type="dxa"/>
-              <w:right w:w="110" w:type="dxa"/>
-            </w:tcMar>
-            <w:vAlign w:val="center"/>
-          </w:tcPr>
-          <w:p>
-            <w:pPr>
-              <w:spacing w:after="20" w:line="252" w:lineRule="auto"/>
-            </w:pPr>
-            <w:r>
-              <w:rPr>
-                <w:sz w:val="18"/>
-                <w:szCs w:val="18"/>
-                <w:lang w:eastAsia="ko-KR"/>
-              </w:rPr>
-              <w:t xml:space="preserve">현재 값을 사례 값으로 섞고 증가율을 직접 계산하여 틀림</w:t>
-            </w:r>
-          </w:p>
-        </w:tc>
-      </w:tr>
-      <w:tr>
-        <w:trPr>
-          <w:cantSplit/>
-          <w:jc w:val="center"/>
-        </w:trPr>
-        <w:tc>
-          <w:tcPr>
-            <w:tcW w:w="2700" w:type="dxa"/>
-            <w:shd w:val="clear" w:color="auto" w:fill="EEF5FA"/>
-            <w:tcMar>
-              <w:top w:w="80" w:type="dxa"/>
-              <w:left w:w="110" w:type="dxa"/>
-              <w:bottom w:w="80" w:type="dxa"/>
-              <w:right w:w="110" w:type="dxa"/>
-            </w:tcMar>
-            <w:vAlign w:val="center"/>
-          </w:tcPr>
-          <w:p>
-            <w:pPr>
-              <w:spacing w:after="20" w:line="252" w:lineRule="auto"/>
-              <w:jc w:val="center"/>
-            </w:pPr>
-            <w:r>
-              <w:rPr>
-                <w:b/>
-                <w:color w:val="1F4E79"/>
-                <w:sz w:val="18"/>
-                <w:szCs w:val="18"/>
-                <w:lang w:eastAsia="ko-KR"/>
-              </w:rPr>
-              <w:t xml:space="preserve">m05 충주 승인량과 실제 방류량의 차이</w:t>
-            </w:r>
-          </w:p>
-        </w:tc>
-        <w:tc>
-          <w:tcPr>
-            <w:tcW w:w="700" w:type="dxa"/>
-            <w:tcMar>
-              <w:top w:w="80" w:type="dxa"/>
-              <w:left w:w="110" w:type="dxa"/>
-              <w:bottom w:w="80" w:type="dxa"/>
-              <w:right w:w="110" w:type="dxa"/>
-            </w:tcMar>
-            <w:vAlign w:val="center"/>
-          </w:tcPr>
-          <w:p>
-            <w:pPr>
-              <w:spacing w:after="20" w:line="252" w:lineRule="auto"/>
-            </w:pPr>
-            <w:r>
-              <w:rPr>
-                <w:sz w:val="18"/>
-                <w:szCs w:val="18"/>
-                <w:lang w:eastAsia="ko-KR"/>
-              </w:rPr>
-              <w:t xml:space="preserve">확장</w:t>
-            </w:r>
-          </w:p>
-        </w:tc>
-        <w:tc>
-          <w:tcPr>
-            <w:tcW w:w="1500" w:type="dxa"/>
-            <w:tcMar>
-              <w:top w:w="80" w:type="dxa"/>
-              <w:left w:w="110" w:type="dxa"/>
-              <w:bottom w:w="80" w:type="dxa"/>
-              <w:right w:w="110" w:type="dxa"/>
-            </w:tcMar>
-            <w:vAlign w:val="center"/>
-          </w:tcPr>
-          <w:p>
-            <w:pPr>
-              <w:spacing w:after="20" w:line="252" w:lineRule="auto"/>
-            </w:pPr>
-            <w:r>
-              <w:rPr>
-                <w:sz w:val="18"/>
-                <w:szCs w:val="18"/>
-                <w:lang w:eastAsia="ko-KR"/>
-              </w:rPr>
-              <w:t xml:space="preserve">INTEGRATED 일치</w:t>
-            </w:r>
-          </w:p>
-        </w:tc>
-        <w:tc>
-          <w:tcPr>
-            <w:tcW w:w="1100" w:type="dxa"/>
-            <w:tcMar>
-              <w:top w:w="80" w:type="dxa"/>
-              <w:left w:w="110" w:type="dxa"/>
-              <w:bottom w:w="80" w:type="dxa"/>
-              <w:right w:w="110" w:type="dxa"/>
-            </w:tcMar>
-            <w:vAlign w:val="center"/>
-          </w:tcPr>
-          <w:p>
-            <w:pPr>
-              <w:spacing w:after="20" w:line="252" w:lineRule="auto"/>
-            </w:pPr>
-            <w:r>
-              <w:rPr>
-                <w:sz w:val="18"/>
-                <w:szCs w:val="18"/>
-                <w:lang w:eastAsia="ko-KR"/>
-              </w:rPr>
-              <w:t xml:space="preserve">오류</w:t>
-            </w:r>
-          </w:p>
-        </w:tc>
-        <w:tc>
-          <w:tcPr>
-            <w:tcW w:w="3972" w:type="dxa"/>
-            <w:tcMar>
-              <w:top w:w="80" w:type="dxa"/>
-              <w:left w:w="110" w:type="dxa"/>
-              <w:bottom w:w="80" w:type="dxa"/>
-              <w:right w:w="110" w:type="dxa"/>
-            </w:tcMar>
-            <w:vAlign w:val="center"/>
-          </w:tcPr>
-          <w:p>
-            <w:pPr>
-              <w:spacing w:after="20" w:line="252" w:lineRule="auto"/>
-            </w:pPr>
-            <w:r>
-              <w:rPr>
-                <w:sz w:val="18"/>
-                <w:szCs w:val="18"/>
-                <w:lang w:eastAsia="ko-KR"/>
-              </w:rPr>
-              <w:t xml:space="preserve">비율을 “차이”로 서술하고, 창 이후에 승인된 상한을 사용</w:t>
-            </w:r>
-          </w:p>
-        </w:tc>
-      </w:tr>
-      <w:tr>
-        <w:trPr>
-          <w:cantSplit/>
-          <w:jc w:val="center"/>
-        </w:trPr>
-        <w:tc>
-          <w:tcPr>
-            <w:tcW w:w="2700" w:type="dxa"/>
-            <w:shd w:val="clear" w:color="auto" w:fill="EEF5FA"/>
-            <w:tcMar>
-              <w:top w:w="80" w:type="dxa"/>
-              <w:left w:w="110" w:type="dxa"/>
-              <w:bottom w:w="80" w:type="dxa"/>
-              <w:right w:w="110" w:type="dxa"/>
-            </w:tcMar>
-            <w:vAlign w:val="center"/>
-          </w:tcPr>
-          <w:p>
-            <w:pPr>
-              <w:spacing w:after="20" w:line="252" w:lineRule="auto"/>
-              <w:jc w:val="center"/>
-            </w:pPr>
-            <w:r>
-              <w:rPr>
-                <w:b/>
-                <w:color w:val="1F4E79"/>
-                <w:sz w:val="18"/>
-                <w:szCs w:val="18"/>
-                <w:lang w:eastAsia="ko-KR"/>
-              </w:rPr>
-              <w:t xml:space="preserve">m10 소양강·충주 중 제한수위에 더 가까운 댐</w:t>
-            </w:r>
-          </w:p>
-        </w:tc>
-        <w:tc>
-          <w:tcPr>
-            <w:tcW w:w="700" w:type="dxa"/>
-            <w:tcMar>
-              <w:top w:w="80" w:type="dxa"/>
-              <w:left w:w="110" w:type="dxa"/>
-              <w:bottom w:w="80" w:type="dxa"/>
-              <w:right w:w="110" w:type="dxa"/>
-            </w:tcMar>
-            <w:vAlign w:val="center"/>
-          </w:tcPr>
-          <w:p>
-            <w:pPr>
-              <w:spacing w:after="20" w:line="252" w:lineRule="auto"/>
-            </w:pPr>
-            <w:r>
-              <w:rPr>
-                <w:sz w:val="18"/>
-                <w:szCs w:val="18"/>
-                <w:lang w:eastAsia="ko-KR"/>
-              </w:rPr>
-              <w:t xml:space="preserve">확장</w:t>
-            </w:r>
-          </w:p>
-        </w:tc>
-        <w:tc>
-          <w:tcPr>
-            <w:tcW w:w="1500" w:type="dxa"/>
-            <w:tcMar>
-              <w:top w:w="80" w:type="dxa"/>
-              <w:left w:w="110" w:type="dxa"/>
-              <w:bottom w:w="80" w:type="dxa"/>
-              <w:right w:w="110" w:type="dxa"/>
-            </w:tcMar>
-            <w:vAlign w:val="center"/>
-          </w:tcPr>
-          <w:p>
-            <w:pPr>
-              <w:spacing w:after="20" w:line="252" w:lineRule="auto"/>
-            </w:pPr>
-            <w:r>
-              <w:rPr>
-                <w:sz w:val="18"/>
-                <w:szCs w:val="18"/>
-                <w:lang w:eastAsia="ko-KR"/>
-              </w:rPr>
-              <w:t xml:space="preserve">CURRENT 불일치</w:t>
-            </w:r>
-          </w:p>
-        </w:tc>
-        <w:tc>
-          <w:tcPr>
-            <w:tcW w:w="1100" w:type="dxa"/>
-            <w:tcMar>
-              <w:top w:w="80" w:type="dxa"/>
-              <w:left w:w="110" w:type="dxa"/>
-              <w:bottom w:w="80" w:type="dxa"/>
-              <w:right w:w="110" w:type="dxa"/>
-            </w:tcMar>
-            <w:vAlign w:val="center"/>
-          </w:tcPr>
-          <w:p>
-            <w:pPr>
-              <w:spacing w:after="20" w:line="252" w:lineRule="auto"/>
-            </w:pPr>
-            <w:r>
-              <w:rPr>
-                <w:sz w:val="18"/>
-                <w:szCs w:val="18"/>
-                <w:lang w:eastAsia="ko-KR"/>
-              </w:rPr>
-              <w:t xml:space="preserve">실패</w:t>
-            </w:r>
-          </w:p>
-        </w:tc>
-        <w:tc>
-          <w:tcPr>
-            <w:tcW w:w="3972" w:type="dxa"/>
-            <w:tcMar>
-              <w:top w:w="80" w:type="dxa"/>
-              <w:left w:w="110" w:type="dxa"/>
-              <w:bottom w:w="80" w:type="dxa"/>
-              <w:right w:w="110" w:type="dxa"/>
-            </w:tcMar>
-            <w:vAlign w:val="center"/>
-          </w:tcPr>
-          <w:p>
-            <w:pPr>
-              <w:spacing w:after="20" w:line="252" w:lineRule="auto"/>
-            </w:pPr>
-            <w:r>
-              <w:rPr>
-                <w:sz w:val="18"/>
-                <w:szCs w:val="18"/>
-                <w:lang w:eastAsia="ko-KR"/>
-              </w:rPr>
-              <w:t xml:space="preserve">두 댐 비교(기대: 범위 밖)를 한 댐으로 처리</w:t>
+              <w:t xml:space="preserve">6 답변 (전문)</w:t>
+            </w:r>
+          </w:p>
+        </w:tc>
+        <w:tc>
+          <w:tcPr>
+            <w:tcW w:w="7672" w:type="dxa"/>
+            <w:tcMar>
+              <w:top w:w="80" w:type="dxa"/>
+              <w:left w:w="110" w:type="dxa"/>
+              <w:bottom w:w="80" w:type="dxa"/>
+              <w:right w:w="110" w:type="dxa"/>
+            </w:tcMar>
+            <w:vAlign w:val="center"/>
+          </w:tcPr>
+          <w:p>
+            <w:pPr>
+              <w:spacing w:after="20" w:line="252" w:lineRule="auto"/>
+            </w:pPr>
+            <w:r>
+              <w:rPr>
+                <w:sz w:val="18"/>
+                <w:szCs w:val="18"/>
+                <w:lang w:eastAsia="ko-KR"/>
+              </w:rPr>
+              <w:t xml:space="preserve">현재 소양강댐 수위는 185.2644 EL.m로, 제한수위 190.3 EL.m 대비 5.04 m 낮아 [CRI:CR-01]. 기준시각은 2026-09-28 23:00이며, 이는 저장된 가장 최근 시각으로 실시간이 아님 [현재상태].</w:t>
             </w:r>
           </w:p>
         </w:tc>
@@ -18904,7 +17871,7 @@
                 <w:szCs w:val="18"/>
                 <w:lang w:eastAsia="ko-KR"/>
               </w:rPr>
-              <w:t xml:space="preserve">요약</w:t>
+              <w:t xml:space="preserve">확인</w:t>
             </w:r>
           </w:p>
         </w:tc>
@@ -18929,7 +17896,7 @@
                 <w:szCs w:val="18"/>
                 <w:lang w:eastAsia="ko-KR"/>
               </w:rPr>
-              <w:t xml:space="preserve">의도 분류는 10개 중 9개가 일치하였다. 핵심 질문 5개 중 맞음 3개, 대체로 맞음 1개, 오류 1개이고, 확장 질문 5개 중 대체로 맞음 2개, 오류 2개, 실패 1개이다.</w:t>
+              <w:t xml:space="preserve">답변의 수위, 제한수위, 차이(-5.04 m)가 근거 묶음과 일치하고, 기준 시각이 저장된 가장 최근 시각이며 실시간이 아님을 밝혔다.</w:t>
             </w:r>
           </w:p>
         </w:tc>
@@ -18954,7 +17921,2528 @@
         <w:rPr>
           <w:lang w:eastAsia="ko-KR"/>
         </w:rPr>
-        <w:t xml:space="preserve">4.3 오류 원인과 수정</w:t>
+        <w:t xml:space="preserve">4.3 예시 2. 한 사례의 승인·운영행위·상태·기준·근거 (통합 질문)</w:t>
+      </w:r>
+    </w:p>
+    <w:tbl>
+      <w:tblPr>
+        <w:tblW w:w="9972" w:type="dxa"/>
+        <w:jc w:val="center"/>
+        <w:tblBorders>
+          <w:top w:val="single" w:sz="5" w:space="0" w:color="A6A6A6"/>
+          <w:left w:val="single" w:sz="5" w:space="0" w:color="A6A6A6"/>
+          <w:bottom w:val="single" w:sz="5" w:space="0" w:color="A6A6A6"/>
+          <w:right w:val="single" w:sz="5" w:space="0" w:color="A6A6A6"/>
+          <w:insideH w:val="single" w:sz="5" w:space="0" w:color="A6A6A6"/>
+          <w:insideV w:val="single" w:sz="5" w:space="0" w:color="A6A6A6"/>
+        </w:tblBorders>
+        <w:tblLayout w:type="fixed"/>
+        <w:tblLook w:val="04A0" w:firstRow="1" w:lastRow="0" w:firstColumn="1" w:lastColumn="0" w:noHBand="0" w:noVBand="1"/>
+      </w:tblPr>
+      <w:tblGrid>
+        <w:gridCol w:w="2300"/>
+        <w:gridCol w:w="7672"/>
+      </w:tblGrid>
+      <w:tr>
+        <w:trPr>
+          <w:cantSplit/>
+          <w:tblHeader/>
+          <w:jc w:val="center"/>
+        </w:trPr>
+        <w:tc>
+          <w:tcPr>
+            <w:tcW w:w="2300" w:type="dxa"/>
+            <w:shd w:val="clear" w:color="auto" w:fill="D9EAF7"/>
+            <w:tcMar>
+              <w:top w:w="80" w:type="dxa"/>
+              <w:left w:w="110" w:type="dxa"/>
+              <w:bottom w:w="80" w:type="dxa"/>
+              <w:right w:w="110" w:type="dxa"/>
+            </w:tcMar>
+            <w:vAlign w:val="center"/>
+          </w:tcPr>
+          <w:p>
+            <w:pPr>
+              <w:spacing w:after="20" w:line="252" w:lineRule="auto"/>
+              <w:jc w:val="center"/>
+            </w:pPr>
+            <w:r>
+              <w:rPr>
+                <w:b/>
+                <w:sz w:val="18"/>
+                <w:szCs w:val="18"/>
+                <w:lang w:eastAsia="ko-KR"/>
+              </w:rPr>
+              <w:t xml:space="preserve">단계</w:t>
+            </w:r>
+          </w:p>
+        </w:tc>
+        <w:tc>
+          <w:tcPr>
+            <w:tcW w:w="7672" w:type="dxa"/>
+            <w:shd w:val="clear" w:color="auto" w:fill="D9EAF7"/>
+            <w:tcMar>
+              <w:top w:w="80" w:type="dxa"/>
+              <w:left w:w="110" w:type="dxa"/>
+              <w:bottom w:w="80" w:type="dxa"/>
+              <w:right w:w="110" w:type="dxa"/>
+            </w:tcMar>
+            <w:vAlign w:val="center"/>
+          </w:tcPr>
+          <w:p>
+            <w:pPr>
+              <w:spacing w:after="20" w:line="252" w:lineRule="auto"/>
+              <w:jc w:val="center"/>
+            </w:pPr>
+            <w:r>
+              <w:rPr>
+                <w:b/>
+                <w:sz w:val="18"/>
+                <w:szCs w:val="18"/>
+                <w:lang w:eastAsia="ko-KR"/>
+              </w:rPr>
+              <w:t xml:space="preserve">내용</w:t>
+            </w:r>
+          </w:p>
+        </w:tc>
+      </w:tr>
+      <w:tr>
+        <w:trPr>
+          <w:cantSplit/>
+          <w:jc w:val="center"/>
+        </w:trPr>
+        <w:tc>
+          <w:tcPr>
+            <w:tcW w:w="2300" w:type="dxa"/>
+            <w:shd w:val="clear" w:color="auto" w:fill="EEF5FA"/>
+            <w:tcMar>
+              <w:top w:w="80" w:type="dxa"/>
+              <w:left w:w="110" w:type="dxa"/>
+              <w:bottom w:w="80" w:type="dxa"/>
+              <w:right w:w="110" w:type="dxa"/>
+            </w:tcMar>
+            <w:vAlign w:val="center"/>
+          </w:tcPr>
+          <w:p>
+            <w:pPr>
+              <w:spacing w:after="20" w:line="252" w:lineRule="auto"/>
+              <w:jc w:val="center"/>
+            </w:pPr>
+            <w:r>
+              <w:rPr>
+                <w:b/>
+                <w:color w:val="1F4E79"/>
+                <w:sz w:val="18"/>
+                <w:szCs w:val="18"/>
+                <w:lang w:eastAsia="ko-KR"/>
+              </w:rPr>
+              <w:t xml:space="preserve">질문</w:t>
+            </w:r>
+          </w:p>
+        </w:tc>
+        <w:tc>
+          <w:tcPr>
+            <w:tcW w:w="7672" w:type="dxa"/>
+            <w:tcMar>
+              <w:top w:w="80" w:type="dxa"/>
+              <w:left w:w="110" w:type="dxa"/>
+              <w:bottom w:w="80" w:type="dxa"/>
+              <w:right w:w="110" w:type="dxa"/>
+            </w:tcMar>
+            <w:vAlign w:val="center"/>
+          </w:tcPr>
+          <w:p>
+            <w:pPr>
+              <w:spacing w:after="20" w:line="252" w:lineRule="auto"/>
+            </w:pPr>
+            <w:r>
+              <w:rPr>
+                <w:sz w:val="18"/>
+                <w:szCs w:val="18"/>
+                <w:lang w:eastAsia="ko-KR"/>
+              </w:rPr>
+              <w:t xml:space="preserve">횡성댐 2020년 8월 방류 운영을 승인 내용과 당시 수위, 제한수위, 근거까지 한 번에 정리해줘</w:t>
+            </w:r>
+          </w:p>
+        </w:tc>
+      </w:tr>
+      <w:tr>
+        <w:trPr>
+          <w:cantSplit/>
+          <w:jc w:val="center"/>
+        </w:trPr>
+        <w:tc>
+          <w:tcPr>
+            <w:tcW w:w="2300" w:type="dxa"/>
+            <w:shd w:val="clear" w:color="auto" w:fill="EEF5FA"/>
+            <w:tcMar>
+              <w:top w:w="80" w:type="dxa"/>
+              <w:left w:w="110" w:type="dxa"/>
+              <w:bottom w:w="80" w:type="dxa"/>
+              <w:right w:w="110" w:type="dxa"/>
+            </w:tcMar>
+            <w:vAlign w:val="center"/>
+          </w:tcPr>
+          <w:p>
+            <w:pPr>
+              <w:spacing w:after="20" w:line="252" w:lineRule="auto"/>
+              <w:jc w:val="center"/>
+            </w:pPr>
+            <w:r>
+              <w:rPr>
+                <w:b/>
+                <w:color w:val="1F4E79"/>
+                <w:sz w:val="18"/>
+                <w:szCs w:val="18"/>
+                <w:lang w:eastAsia="ko-KR"/>
+              </w:rPr>
+              <w:t xml:space="preserve">1 질문 해석 (LLM 출력)</w:t>
+            </w:r>
+          </w:p>
+        </w:tc>
+        <w:tc>
+          <w:tcPr>
+            <w:tcW w:w="7672" w:type="dxa"/>
+            <w:tcMar>
+              <w:top w:w="80" w:type="dxa"/>
+              <w:left w:w="110" w:type="dxa"/>
+              <w:bottom w:w="80" w:type="dxa"/>
+              <w:right w:w="110" w:type="dxa"/>
+            </w:tcMar>
+            <w:vAlign w:val="center"/>
+          </w:tcPr>
+          <w:p>
+            <w:pPr>
+              <w:spacing w:after="20" w:line="252" w:lineRule="auto"/>
+            </w:pPr>
+            <w:r>
+              <w:rPr>
+                <w:sz w:val="18"/>
+                <w:szCs w:val="18"/>
+                <w:lang w:eastAsia="ko-KR"/>
+              </w:rPr>
+              <w:t xml:space="preserve">{"intent": "INTEGRATED", "slots": {"dam": "횡성댐", "time": {"start": "2020-08-01", "end": "2020-08-31"}}}</w:t>
+            </w:r>
+          </w:p>
+        </w:tc>
+      </w:tr>
+      <w:tr>
+        <w:trPr>
+          <w:cantSplit/>
+          <w:jc w:val="center"/>
+        </w:trPr>
+        <w:tc>
+          <w:tcPr>
+            <w:tcW w:w="2300" w:type="dxa"/>
+            <w:shd w:val="clear" w:color="auto" w:fill="EEF5FA"/>
+            <w:tcMar>
+              <w:top w:w="80" w:type="dxa"/>
+              <w:left w:w="110" w:type="dxa"/>
+              <w:bottom w:w="80" w:type="dxa"/>
+              <w:right w:w="110" w:type="dxa"/>
+            </w:tcMar>
+            <w:vAlign w:val="center"/>
+          </w:tcPr>
+          <w:p>
+            <w:pPr>
+              <w:spacing w:after="20" w:line="252" w:lineRule="auto"/>
+              <w:jc w:val="center"/>
+            </w:pPr>
+            <w:r>
+              <w:rPr>
+                <w:b/>
+                <w:color w:val="1F4E79"/>
+                <w:sz w:val="18"/>
+                <w:szCs w:val="18"/>
+                <w:lang w:eastAsia="ko-KR"/>
+              </w:rPr>
+              <w:t xml:space="preserve">3 KG 조회</w:t>
+            </w:r>
+          </w:p>
+        </w:tc>
+        <w:tc>
+          <w:tcPr>
+            <w:tcW w:w="7672" w:type="dxa"/>
+            <w:tcMar>
+              <w:top w:w="80" w:type="dxa"/>
+              <w:left w:w="110" w:type="dxa"/>
+              <w:bottom w:w="80" w:type="dxa"/>
+              <w:right w:w="110" w:type="dxa"/>
+            </w:tcMar>
+            <w:vAlign w:val="center"/>
+          </w:tcPr>
+          <w:p>
+            <w:pPr>
+              <w:spacing w:after="20" w:line="252" w:lineRule="auto"/>
+            </w:pPr>
+            <w:r>
+              <w:rPr>
+                <w:sz w:val="18"/>
+                <w:szCs w:val="18"/>
+                <w:lang w:eastAsia="ko-KR"/>
+              </w:rPr>
+              <w:t xml:space="preserve">2020년 8월 횡성댐 운영행위 3개와 각각을 허가한 승인(OPR:3475:1 ← APR:3475, APR:3648 / OPR:3732:1 ← APR:3732 / OPR:3742:1 ← APR:3742, APR:3767), 제한수위 178.2 EL.m, 근거자료 EVI:AP:…, EVI:LAW:별표3</w:t>
+            </w:r>
+          </w:p>
+        </w:tc>
+      </w:tr>
+      <w:tr>
+        <w:trPr>
+          <w:cantSplit/>
+          <w:jc w:val="center"/>
+        </w:trPr>
+        <w:tc>
+          <w:tcPr>
+            <w:tcW w:w="2300" w:type="dxa"/>
+            <w:shd w:val="clear" w:color="auto" w:fill="EEF5FA"/>
+            <w:tcMar>
+              <w:top w:w="80" w:type="dxa"/>
+              <w:left w:w="110" w:type="dxa"/>
+              <w:bottom w:w="80" w:type="dxa"/>
+              <w:right w:w="110" w:type="dxa"/>
+            </w:tcMar>
+            <w:vAlign w:val="center"/>
+          </w:tcPr>
+          <w:p>
+            <w:pPr>
+              <w:spacing w:after="20" w:line="252" w:lineRule="auto"/>
+              <w:jc w:val="center"/>
+            </w:pPr>
+            <w:r>
+              <w:rPr>
+                <w:b/>
+                <w:color w:val="1F4E79"/>
+                <w:sz w:val="18"/>
+                <w:szCs w:val="18"/>
+                <w:lang w:eastAsia="ko-KR"/>
+              </w:rPr>
+              <w:t xml:space="preserve">4 외부 저장소 조회</w:t>
+            </w:r>
+          </w:p>
+        </w:tc>
+        <w:tc>
+          <w:tcPr>
+            <w:tcW w:w="7672" w:type="dxa"/>
+            <w:tcMar>
+              <w:top w:w="80" w:type="dxa"/>
+              <w:left w:w="110" w:type="dxa"/>
+              <w:bottom w:w="80" w:type="dxa"/>
+              <w:right w:w="110" w:type="dxa"/>
+            </w:tcMar>
+            <w:vAlign w:val="center"/>
+          </w:tcPr>
+          <w:p>
+            <w:pPr>
+              <w:spacing w:after="20" w:line="252" w:lineRule="auto"/>
+            </w:pPr>
+            <w:r>
+              <w:rPr>
+                <w:sz w:val="18"/>
+                <w:szCs w:val="18"/>
+                <w:lang w:eastAsia="ko-KR"/>
+              </w:rPr>
+              <w:t xml:space="preserve">각 운영행위 시각 앞 6시간~뒤 12시간의 시간별 6개 변수</w:t>
+            </w:r>
+          </w:p>
+        </w:tc>
+      </w:tr>
+      <w:tr>
+        <w:trPr>
+          <w:cantSplit/>
+          <w:jc w:val="center"/>
+        </w:trPr>
+        <w:tc>
+          <w:tcPr>
+            <w:tcW w:w="2300" w:type="dxa"/>
+            <w:shd w:val="clear" w:color="auto" w:fill="EEF5FA"/>
+            <w:tcMar>
+              <w:top w:w="80" w:type="dxa"/>
+              <w:left w:w="110" w:type="dxa"/>
+              <w:bottom w:w="80" w:type="dxa"/>
+              <w:right w:w="110" w:type="dxa"/>
+            </w:tcMar>
+            <w:vAlign w:val="center"/>
+          </w:tcPr>
+          <w:p>
+            <w:pPr>
+              <w:spacing w:after="20" w:line="252" w:lineRule="auto"/>
+              <w:jc w:val="center"/>
+            </w:pPr>
+            <w:r>
+              <w:rPr>
+                <w:b/>
+                <w:color w:val="1F4E79"/>
+                <w:sz w:val="18"/>
+                <w:szCs w:val="18"/>
+                <w:lang w:eastAsia="ko-KR"/>
+              </w:rPr>
+              <w:t xml:space="preserve">5 비교 값 계산</w:t>
+            </w:r>
+          </w:p>
+        </w:tc>
+        <w:tc>
+          <w:tcPr>
+            <w:tcW w:w="7672" w:type="dxa"/>
+            <w:tcMar>
+              <w:top w:w="80" w:type="dxa"/>
+              <w:left w:w="110" w:type="dxa"/>
+              <w:bottom w:w="80" w:type="dxa"/>
+              <w:right w:w="110" w:type="dxa"/>
+            </w:tcMar>
+            <w:vAlign w:val="center"/>
+          </w:tcPr>
+          <w:p>
+            <w:pPr>
+              <w:spacing w:after="20" w:line="252" w:lineRule="auto"/>
+            </w:pPr>
+            <w:r>
+              <w:rPr>
+                <w:sz w:val="18"/>
+                <w:szCs w:val="18"/>
+                <w:lang w:eastAsia="ko-KR"/>
+              </w:rPr>
+              <w:t xml:space="preserve">창 내 최고 수위와 제한수위 대비(예: OPR:3475:1은 176.06 EL.m, -2.14 m), 창 내 최대 총방류량, 승인량 대비 비율</w:t>
+            </w:r>
+          </w:p>
+        </w:tc>
+      </w:tr>
+      <w:tr>
+        <w:trPr>
+          <w:cantSplit/>
+          <w:jc w:val="center"/>
+        </w:trPr>
+        <w:tc>
+          <w:tcPr>
+            <w:tcW w:w="2300" w:type="dxa"/>
+            <w:shd w:val="clear" w:color="auto" w:fill="EEF5FA"/>
+            <w:tcMar>
+              <w:top w:w="80" w:type="dxa"/>
+              <w:left w:w="110" w:type="dxa"/>
+              <w:bottom w:w="80" w:type="dxa"/>
+              <w:right w:w="110" w:type="dxa"/>
+            </w:tcMar>
+            <w:vAlign w:val="center"/>
+          </w:tcPr>
+          <w:p>
+            <w:pPr>
+              <w:spacing w:after="20" w:line="252" w:lineRule="auto"/>
+              <w:jc w:val="center"/>
+            </w:pPr>
+            <w:r>
+              <w:rPr>
+                <w:b/>
+                <w:color w:val="1F4E79"/>
+                <w:sz w:val="18"/>
+                <w:szCs w:val="18"/>
+                <w:lang w:eastAsia="ko-KR"/>
+              </w:rPr>
+              <w:t xml:space="preserve">6 답변 (전문)</w:t>
+            </w:r>
+          </w:p>
+        </w:tc>
+        <w:tc>
+          <w:tcPr>
+            <w:tcW w:w="7672" w:type="dxa"/>
+            <w:tcMar>
+              <w:top w:w="80" w:type="dxa"/>
+              <w:left w:w="110" w:type="dxa"/>
+              <w:bottom w:w="80" w:type="dxa"/>
+              <w:right w:w="110" w:type="dxa"/>
+            </w:tcMar>
+            <w:vAlign w:val="center"/>
+          </w:tcPr>
+          <w:p>
+            <w:pPr>
+              <w:spacing w:after="20" w:line="252" w:lineRule="auto"/>
+            </w:pPr>
+            <w:r>
+              <w:rPr>
+                <w:sz w:val="18"/>
+                <w:szCs w:val="18"/>
+                <w:lang w:eastAsia="ko-KR"/>
+              </w:rPr>
+              <w:t xml:space="preserve">2020년 8월 횡성댐 방류 운영 승인 내용, 당시 수위, 제한수위 및 근거는 다음과 같습니다:</w:t>
+            </w:r>
+          </w:p>
+          <w:p>
+            <w:pPr>
+              <w:spacing w:after="20" w:line="252" w:lineRule="auto"/>
+            </w:pPr>
+            <w:r>
+              <w:rPr>
+                <w:sz w:val="18"/>
+                <w:szCs w:val="18"/>
+                <w:lang w:eastAsia="ko-KR"/>
+              </w:rPr>
+              <w:t xml:space="preserve"/>
+            </w:r>
+          </w:p>
+          <w:p>
+            <w:pPr>
+              <w:spacing w:after="20" w:line="252" w:lineRule="auto"/>
+            </w:pPr>
+            <w:r>
+              <w:rPr>
+                <w:sz w:val="18"/>
+                <w:szCs w:val="18"/>
+                <w:lang w:eastAsia="ko-KR"/>
+              </w:rPr>
+              <w:t xml:space="preserve">- 2020년 8월 4일 15:00에 승인된 탄력적 방류 운영:  </w:t>
+            </w:r>
+          </w:p>
+          <w:p>
+            <w:pPr>
+              <w:spacing w:after="20" w:line="252" w:lineRule="auto"/>
+            </w:pPr>
+            <w:r>
+              <w:rPr>
+                <w:sz w:val="18"/>
+                <w:szCs w:val="18"/>
+                <w:lang w:eastAsia="ko-KR"/>
+              </w:rPr>
+              <w:t xml:space="preserve">  - 승인 번호: [APR:3475], [APR:3648]  </w:t>
+            </w:r>
+          </w:p>
+          <w:p>
+            <w:pPr>
+              <w:spacing w:after="20" w:line="252" w:lineRule="auto"/>
+            </w:pPr>
+            <w:r>
+              <w:rPr>
+                <w:sz w:val="18"/>
+                <w:szCs w:val="18"/>
+                <w:lang w:eastAsia="ko-KR"/>
+              </w:rPr>
+              <w:t xml:space="preserve">  - 접수방류량: 300㎥/s  </w:t>
+            </w:r>
+          </w:p>
+          <w:p>
+            <w:pPr>
+              <w:spacing w:after="20" w:line="252" w:lineRule="auto"/>
+            </w:pPr>
+            <w:r>
+              <w:rPr>
+                <w:sz w:val="18"/>
+                <w:szCs w:val="18"/>
+                <w:lang w:eastAsia="ko-KR"/>
+              </w:rPr>
+              <w:t xml:space="preserve">  - 최대 총방류량: 42.853 CMS (2020-08-04 16:00)  </w:t>
+            </w:r>
+          </w:p>
+          <w:p>
+            <w:pPr>
+              <w:spacing w:after="20" w:line="252" w:lineRule="auto"/>
+            </w:pPr>
+            <w:r>
+              <w:rPr>
+                <w:sz w:val="18"/>
+                <w:szCs w:val="18"/>
+                <w:lang w:eastAsia="ko-KR"/>
+              </w:rPr>
+              <w:t xml:space="preserve">  - 최고 수위: 176.06 EL.m (2020-08-05 03:00)  </w:t>
+            </w:r>
+          </w:p>
+          <w:p>
+            <w:pPr>
+              <w:spacing w:after="20" w:line="252" w:lineRule="auto"/>
+            </w:pPr>
+            <w:r>
+              <w:rPr>
+                <w:sz w:val="18"/>
+                <w:szCs w:val="18"/>
+                <w:lang w:eastAsia="ko-KR"/>
+              </w:rPr>
+              <w:t xml:space="preserve">  - 제한수위: 178.2 EL.m (제한수위 대비 -2.14 m)  </w:t>
+            </w:r>
+          </w:p>
+          <w:p>
+            <w:pPr>
+              <w:spacing w:after="20" w:line="252" w:lineRule="auto"/>
+            </w:pPr>
+            <w:r>
+              <w:rPr>
+                <w:sz w:val="18"/>
+                <w:szCs w:val="18"/>
+                <w:lang w:eastAsia="ko-KR"/>
+              </w:rPr>
+              <w:t xml:space="preserve">  - 근거: [EVI:AP:3475], [EVI:AP:3648]  </w:t>
+            </w:r>
+          </w:p>
+          <w:p>
+            <w:pPr>
+              <w:spacing w:after="20" w:line="252" w:lineRule="auto"/>
+            </w:pPr>
+            <w:r>
+              <w:rPr>
+                <w:sz w:val="18"/>
+                <w:szCs w:val="18"/>
+                <w:lang w:eastAsia="ko-KR"/>
+              </w:rPr>
+              <w:t xml:space="preserve"/>
+            </w:r>
+          </w:p>
+          <w:p>
+            <w:pPr>
+              <w:spacing w:after="20" w:line="252" w:lineRule="auto"/>
+            </w:pPr>
+            <w:r>
+              <w:rPr>
+                <w:sz w:val="18"/>
+                <w:szCs w:val="18"/>
+                <w:lang w:eastAsia="ko-KR"/>
+              </w:rPr>
+              <w:t xml:space="preserve">- 2020년 8월 26일 16:00에 승인된 방류 운영:  </w:t>
+            </w:r>
+          </w:p>
+          <w:p>
+            <w:pPr>
+              <w:spacing w:after="20" w:line="252" w:lineRule="auto"/>
+            </w:pPr>
+            <w:r>
+              <w:rPr>
+                <w:sz w:val="18"/>
+                <w:szCs w:val="18"/>
+                <w:lang w:eastAsia="ko-KR"/>
+              </w:rPr>
+              <w:t xml:space="preserve">  - 승인 번호: [APR:3732]  </w:t>
+            </w:r>
+          </w:p>
+          <w:p>
+            <w:pPr>
+              <w:spacing w:after="20" w:line="252" w:lineRule="auto"/>
+            </w:pPr>
+            <w:r>
+              <w:rPr>
+                <w:sz w:val="18"/>
+                <w:szCs w:val="18"/>
+                <w:lang w:eastAsia="ko-KR"/>
+              </w:rPr>
+              <w:t xml:space="preserve">  - 접수방류량: 50㎥/s  </w:t>
+            </w:r>
+          </w:p>
+          <w:p>
+            <w:pPr>
+              <w:spacing w:after="20" w:line="252" w:lineRule="auto"/>
+            </w:pPr>
+            <w:r>
+              <w:rPr>
+                <w:sz w:val="18"/>
+                <w:szCs w:val="18"/>
+                <w:lang w:eastAsia="ko-KR"/>
+              </w:rPr>
+              <w:t xml:space="preserve">  - 최대 총방류량: 29.671 CMS (2020-08-26 19:00)  </w:t>
+            </w:r>
+          </w:p>
+          <w:p>
+            <w:pPr>
+              <w:spacing w:after="20" w:line="252" w:lineRule="auto"/>
+            </w:pPr>
+            <w:r>
+              <w:rPr>
+                <w:sz w:val="18"/>
+                <w:szCs w:val="18"/>
+                <w:lang w:eastAsia="ko-KR"/>
+              </w:rPr>
+              <w:t xml:space="preserve">  - 최고 수위: 176.24 EL.m (2020-08-26 11:00)  </w:t>
+            </w:r>
+          </w:p>
+          <w:p>
+            <w:pPr>
+              <w:spacing w:after="20" w:line="252" w:lineRule="auto"/>
+            </w:pPr>
+            <w:r>
+              <w:rPr>
+                <w:sz w:val="18"/>
+                <w:szCs w:val="18"/>
+                <w:lang w:eastAsia="ko-KR"/>
+              </w:rPr>
+              <w:t xml:space="preserve">  - 제한수위: 178.2 EL.m (제한수위 대비 -1.96 m)  </w:t>
+            </w:r>
+          </w:p>
+          <w:p>
+            <w:pPr>
+              <w:spacing w:after="20" w:line="252" w:lineRule="auto"/>
+            </w:pPr>
+            <w:r>
+              <w:rPr>
+                <w:sz w:val="18"/>
+                <w:szCs w:val="18"/>
+                <w:lang w:eastAsia="ko-KR"/>
+              </w:rPr>
+              <w:t xml:space="preserve">  - 근거: [EVI:AP:3732]  </w:t>
+            </w:r>
+          </w:p>
+          <w:p>
+            <w:pPr>
+              <w:spacing w:after="20" w:line="252" w:lineRule="auto"/>
+            </w:pPr>
+            <w:r>
+              <w:rPr>
+                <w:sz w:val="18"/>
+                <w:szCs w:val="18"/>
+                <w:lang w:eastAsia="ko-KR"/>
+              </w:rPr>
+              <w:t xml:space="preserve"/>
+            </w:r>
+          </w:p>
+          <w:p>
+            <w:pPr>
+              <w:spacing w:after="20" w:line="252" w:lineRule="auto"/>
+            </w:pPr>
+            <w:r>
+              <w:rPr>
+                <w:sz w:val="18"/>
+                <w:szCs w:val="18"/>
+                <w:lang w:eastAsia="ko-KR"/>
+              </w:rPr>
+              <w:t xml:space="preserve">- 2020년 8월 29일 11:00에 승인된 탄력적 방류 운영:  </w:t>
+            </w:r>
+          </w:p>
+          <w:p>
+            <w:pPr>
+              <w:spacing w:after="20" w:line="252" w:lineRule="auto"/>
+            </w:pPr>
+            <w:r>
+              <w:rPr>
+                <w:sz w:val="18"/>
+                <w:szCs w:val="18"/>
+                <w:lang w:eastAsia="ko-KR"/>
+              </w:rPr>
+              <w:t xml:space="preserve">  - 승인 번호: [APR:3742], [APR:3767]  </w:t>
+            </w:r>
+          </w:p>
+          <w:p>
+            <w:pPr>
+              <w:spacing w:after="20" w:line="252" w:lineRule="auto"/>
+            </w:pPr>
+            <w:r>
+              <w:rPr>
+                <w:sz w:val="18"/>
+                <w:szCs w:val="18"/>
+                <w:lang w:eastAsia="ko-KR"/>
+              </w:rPr>
+              <w:t xml:space="preserve">  - 접수방류량: 100㎥/s, 300㎥/s  </w:t>
+            </w:r>
+          </w:p>
+          <w:p>
+            <w:pPr>
+              <w:spacing w:after="20" w:line="252" w:lineRule="auto"/>
+            </w:pPr>
+            <w:r>
+              <w:rPr>
+                <w:sz w:val="18"/>
+                <w:szCs w:val="18"/>
+                <w:lang w:eastAsia="ko-KR"/>
+              </w:rPr>
+              <w:t xml:space="preserve">  - 최대 총방류량: 29.105 CMS (2020-08-29 22:00)  </w:t>
+            </w:r>
+          </w:p>
+          <w:p>
+            <w:pPr>
+              <w:spacing w:after="20" w:line="252" w:lineRule="auto"/>
+            </w:pPr>
+            <w:r>
+              <w:rPr>
+                <w:sz w:val="18"/>
+                <w:szCs w:val="18"/>
+                <w:lang w:eastAsia="ko-KR"/>
+              </w:rPr>
+              <w:t xml:space="preserve">  - 최고 수위: 176.48 EL.m (2020-08-29 23:00)  </w:t>
+            </w:r>
+          </w:p>
+          <w:p>
+            <w:pPr>
+              <w:spacing w:after="20" w:line="252" w:lineRule="auto"/>
+            </w:pPr>
+            <w:r>
+              <w:rPr>
+                <w:sz w:val="18"/>
+                <w:szCs w:val="18"/>
+                <w:lang w:eastAsia="ko-KR"/>
+              </w:rPr>
+              <w:t xml:space="preserve">  - 제한수위: 178.2 EL.m (제한수위 대비 -1.72 m)  </w:t>
+            </w:r>
+          </w:p>
+          <w:p>
+            <w:pPr>
+              <w:spacing w:after="20" w:line="252" w:lineRule="auto"/>
+            </w:pPr>
+            <w:r>
+              <w:rPr>
+                <w:sz w:val="18"/>
+                <w:szCs w:val="18"/>
+                <w:lang w:eastAsia="ko-KR"/>
+              </w:rPr>
+              <w:t xml:space="preserve">  - 근거: [EVI:AP:3742], [EVI:AP:3767]  </w:t>
+            </w:r>
+          </w:p>
+          <w:p>
+            <w:pPr>
+              <w:spacing w:after="20" w:line="252" w:lineRule="auto"/>
+            </w:pPr>
+            <w:r>
+              <w:rPr>
+                <w:sz w:val="18"/>
+                <w:szCs w:val="18"/>
+                <w:lang w:eastAsia="ko-KR"/>
+              </w:rPr>
+              <w:t xml:space="preserve"/>
+            </w:r>
+          </w:p>
+          <w:p>
+            <w:pPr>
+              <w:spacing w:after="20" w:line="252" w:lineRule="auto"/>
+            </w:pPr>
+            <w:r>
+              <w:rPr>
+                <w:sz w:val="18"/>
+                <w:szCs w:val="18"/>
+                <w:lang w:eastAsia="ko-KR"/>
+              </w:rPr>
+              <w:t xml:space="preserve">- 홍수기 제한수위: 178.2 EL.m [EVI:LAW:별표3]</w:t>
+            </w:r>
+          </w:p>
+        </w:tc>
+      </w:tr>
+    </w:tbl>
+    <w:p>
+      <w:pPr>
+        <w:spacing w:after="60"/>
+        <w:rPr>
+          <w:lang w:eastAsia="ko-KR"/>
+        </w:rPr>
+      </w:pPr>
+    </w:p>
+    <w:tbl>
+      <w:tblPr>
+        <w:tblW w:w="9972" w:type="dxa"/>
+        <w:jc w:val="center"/>
+        <w:tblBorders>
+          <w:top w:val="single" w:sz="5" w:space="0" w:color="A6A6A6"/>
+          <w:left w:val="single" w:sz="5" w:space="0" w:color="A6A6A6"/>
+          <w:bottom w:val="single" w:sz="5" w:space="0" w:color="A6A6A6"/>
+          <w:right w:val="single" w:sz="5" w:space="0" w:color="A6A6A6"/>
+          <w:insideH w:val="single" w:sz="5" w:space="0" w:color="A6A6A6"/>
+          <w:insideV w:val="single" w:sz="5" w:space="0" w:color="A6A6A6"/>
+        </w:tblBorders>
+        <w:tblLayout w:type="fixed"/>
+        <w:tblLook w:val="04A0" w:firstRow="1" w:lastRow="0" w:firstColumn="1" w:lastColumn="0" w:noHBand="0" w:noVBand="1"/>
+      </w:tblPr>
+      <w:tblGrid>
+        <w:gridCol w:w="1944"/>
+        <w:gridCol w:w="8028"/>
+      </w:tblGrid>
+      <w:tr>
+        <w:trPr>
+          <w:cantSplit/>
+          <w:jc w:val="center"/>
+        </w:trPr>
+        <w:tc>
+          <w:tcPr>
+            <w:tcW w:w="1944" w:type="dxa"/>
+            <w:shd w:val="clear" w:color="auto" w:fill="EEF5FA"/>
+            <w:tcMar>
+              <w:top w:w="80" w:type="dxa"/>
+              <w:left w:w="110" w:type="dxa"/>
+              <w:bottom w:w="80" w:type="dxa"/>
+              <w:right w:w="110" w:type="dxa"/>
+            </w:tcMar>
+            <w:vAlign w:val="center"/>
+          </w:tcPr>
+          <w:p>
+            <w:pPr>
+              <w:spacing w:after="20" w:line="252" w:lineRule="auto"/>
+              <w:jc w:val="center"/>
+            </w:pPr>
+            <w:r>
+              <w:rPr>
+                <w:b/>
+                <w:color w:val="1F4E79"/>
+                <w:sz w:val="18"/>
+                <w:szCs w:val="18"/>
+                <w:lang w:eastAsia="ko-KR"/>
+              </w:rPr>
+              <w:t xml:space="preserve">확인</w:t>
+            </w:r>
+          </w:p>
+        </w:tc>
+        <w:tc>
+          <w:tcPr>
+            <w:tcW w:w="8028" w:type="dxa"/>
+            <w:tcMar>
+              <w:top w:w="80" w:type="dxa"/>
+              <w:left w:w="110" w:type="dxa"/>
+              <w:bottom w:w="80" w:type="dxa"/>
+              <w:right w:w="110" w:type="dxa"/>
+            </w:tcMar>
+            <w:vAlign w:val="center"/>
+          </w:tcPr>
+          <w:p>
+            <w:pPr>
+              <w:spacing w:after="20" w:line="252" w:lineRule="auto"/>
+            </w:pPr>
+            <w:r>
+              <w:rPr>
+                <w:sz w:val="18"/>
+                <w:szCs w:val="18"/>
+                <w:lang w:eastAsia="ko-KR"/>
+              </w:rPr>
+              <w:t xml:space="preserve">답변의 수위, 제한수위 대비 값, 접수방류량, 최대 총방류량, 근거 번호가 근거 묶음과 일치한다. 다만 “2020년 8월 4일 15:00에 승인된”은 승인일(2020-08-04, 08-12)이 아니라 방류 시작 시각이므로 표현이 부정확하다. 이 실행 이후 프롬프트에 승인일과 방류 시작 시각을 구분하는 규칙을 추가하였다.</w:t>
+            </w:r>
+          </w:p>
+        </w:tc>
+      </w:tr>
+    </w:tbl>
+    <w:p>
+      <w:pPr>
+        <w:spacing w:after="60"/>
+        <w:rPr>
+          <w:lang w:eastAsia="ko-KR"/>
+        </w:rPr>
+      </w:pPr>
+    </w:p>
+    <w:p>
+      <w:pPr>
+        <w:pStyle w:val="21"/>
+        <w:rPr>
+          <w:lang w:eastAsia="ko-KR"/>
+        </w:rPr>
+      </w:pPr>
+      <w:r>
+        <w:rPr>
+          <w:lang w:eastAsia="ko-KR"/>
+        </w:rPr>
+        <w:t xml:space="preserve">4.4 10개 질문 결과</w:t>
+      </w:r>
+    </w:p>
+    <w:tbl>
+      <w:tblPr>
+        <w:tblW w:w="9972" w:type="dxa"/>
+        <w:jc w:val="center"/>
+        <w:tblBorders>
+          <w:top w:val="single" w:sz="5" w:space="0" w:color="A6A6A6"/>
+          <w:left w:val="single" w:sz="5" w:space="0" w:color="A6A6A6"/>
+          <w:bottom w:val="single" w:sz="5" w:space="0" w:color="A6A6A6"/>
+          <w:right w:val="single" w:sz="5" w:space="0" w:color="A6A6A6"/>
+          <w:insideH w:val="single" w:sz="5" w:space="0" w:color="A6A6A6"/>
+          <w:insideV w:val="single" w:sz="5" w:space="0" w:color="A6A6A6"/>
+        </w:tblBorders>
+        <w:tblLayout w:type="fixed"/>
+        <w:tblLook w:val="04A0" w:firstRow="1" w:lastRow="0" w:firstColumn="1" w:lastColumn="0" w:noHBand="0" w:noVBand="1"/>
+      </w:tblPr>
+      <w:tblGrid>
+        <w:gridCol w:w="2700"/>
+        <w:gridCol w:w="700"/>
+        <w:gridCol w:w="1500"/>
+        <w:gridCol w:w="1100"/>
+        <w:gridCol w:w="3972"/>
+      </w:tblGrid>
+      <w:tr>
+        <w:trPr>
+          <w:cantSplit/>
+          <w:tblHeader/>
+          <w:jc w:val="center"/>
+        </w:trPr>
+        <w:tc>
+          <w:tcPr>
+            <w:tcW w:w="2700" w:type="dxa"/>
+            <w:shd w:val="clear" w:color="auto" w:fill="D9EAF7"/>
+            <w:tcMar>
+              <w:top w:w="80" w:type="dxa"/>
+              <w:left w:w="110" w:type="dxa"/>
+              <w:bottom w:w="80" w:type="dxa"/>
+              <w:right w:w="110" w:type="dxa"/>
+            </w:tcMar>
+            <w:vAlign w:val="center"/>
+          </w:tcPr>
+          <w:p>
+            <w:pPr>
+              <w:spacing w:after="20" w:line="252" w:lineRule="auto"/>
+              <w:jc w:val="center"/>
+            </w:pPr>
+            <w:r>
+              <w:rPr>
+                <w:b/>
+                <w:sz w:val="18"/>
+                <w:szCs w:val="18"/>
+                <w:lang w:eastAsia="ko-KR"/>
+              </w:rPr>
+              <w:t xml:space="preserve">질문</w:t>
+            </w:r>
+          </w:p>
+        </w:tc>
+        <w:tc>
+          <w:tcPr>
+            <w:tcW w:w="700" w:type="dxa"/>
+            <w:shd w:val="clear" w:color="auto" w:fill="D9EAF7"/>
+            <w:tcMar>
+              <w:top w:w="80" w:type="dxa"/>
+              <w:left w:w="110" w:type="dxa"/>
+              <w:bottom w:w="80" w:type="dxa"/>
+              <w:right w:w="110" w:type="dxa"/>
+            </w:tcMar>
+            <w:vAlign w:val="center"/>
+          </w:tcPr>
+          <w:p>
+            <w:pPr>
+              <w:spacing w:after="20" w:line="252" w:lineRule="auto"/>
+              <w:jc w:val="center"/>
+            </w:pPr>
+            <w:r>
+              <w:rPr>
+                <w:b/>
+                <w:sz w:val="18"/>
+                <w:szCs w:val="18"/>
+                <w:lang w:eastAsia="ko-KR"/>
+              </w:rPr>
+              <w:t xml:space="preserve">구분</w:t>
+            </w:r>
+          </w:p>
+        </w:tc>
+        <w:tc>
+          <w:tcPr>
+            <w:tcW w:w="1500" w:type="dxa"/>
+            <w:shd w:val="clear" w:color="auto" w:fill="D9EAF7"/>
+            <w:tcMar>
+              <w:top w:w="80" w:type="dxa"/>
+              <w:left w:w="110" w:type="dxa"/>
+              <w:bottom w:w="80" w:type="dxa"/>
+              <w:right w:w="110" w:type="dxa"/>
+            </w:tcMar>
+            <w:vAlign w:val="center"/>
+          </w:tcPr>
+          <w:p>
+            <w:pPr>
+              <w:spacing w:after="20" w:line="252" w:lineRule="auto"/>
+              <w:jc w:val="center"/>
+            </w:pPr>
+            <w:r>
+              <w:rPr>
+                <w:b/>
+                <w:sz w:val="18"/>
+                <w:szCs w:val="18"/>
+                <w:lang w:eastAsia="ko-KR"/>
+              </w:rPr>
+              <w:t xml:space="preserve">의도</w:t>
+            </w:r>
+          </w:p>
+        </w:tc>
+        <w:tc>
+          <w:tcPr>
+            <w:tcW w:w="1100" w:type="dxa"/>
+            <w:shd w:val="clear" w:color="auto" w:fill="D9EAF7"/>
+            <w:tcMar>
+              <w:top w:w="80" w:type="dxa"/>
+              <w:left w:w="110" w:type="dxa"/>
+              <w:bottom w:w="80" w:type="dxa"/>
+              <w:right w:w="110" w:type="dxa"/>
+            </w:tcMar>
+            <w:vAlign w:val="center"/>
+          </w:tcPr>
+          <w:p>
+            <w:pPr>
+              <w:spacing w:after="20" w:line="252" w:lineRule="auto"/>
+              <w:jc w:val="center"/>
+            </w:pPr>
+            <w:r>
+              <w:rPr>
+                <w:b/>
+                <w:sz w:val="18"/>
+                <w:szCs w:val="18"/>
+                <w:lang w:eastAsia="ko-KR"/>
+              </w:rPr>
+              <w:t xml:space="preserve">판정</w:t>
+            </w:r>
+          </w:p>
+        </w:tc>
+        <w:tc>
+          <w:tcPr>
+            <w:tcW w:w="3972" w:type="dxa"/>
+            <w:shd w:val="clear" w:color="auto" w:fill="D9EAF7"/>
+            <w:tcMar>
+              <w:top w:w="80" w:type="dxa"/>
+              <w:left w:w="110" w:type="dxa"/>
+              <w:bottom w:w="80" w:type="dxa"/>
+              <w:right w:w="110" w:type="dxa"/>
+            </w:tcMar>
+            <w:vAlign w:val="center"/>
+          </w:tcPr>
+          <w:p>
+            <w:pPr>
+              <w:spacing w:after="20" w:line="252" w:lineRule="auto"/>
+              <w:jc w:val="center"/>
+            </w:pPr>
+            <w:r>
+              <w:rPr>
+                <w:b/>
+                <w:sz w:val="18"/>
+                <w:szCs w:val="18"/>
+                <w:lang w:eastAsia="ko-KR"/>
+              </w:rPr>
+              <w:t xml:space="preserve">비고</w:t>
+            </w:r>
+          </w:p>
+        </w:tc>
+      </w:tr>
+      <w:tr>
+        <w:trPr>
+          <w:cantSplit/>
+          <w:jc w:val="center"/>
+        </w:trPr>
+        <w:tc>
+          <w:tcPr>
+            <w:tcW w:w="2700" w:type="dxa"/>
+            <w:shd w:val="clear" w:color="auto" w:fill="EEF5FA"/>
+            <w:tcMar>
+              <w:top w:w="80" w:type="dxa"/>
+              <w:left w:w="110" w:type="dxa"/>
+              <w:bottom w:w="80" w:type="dxa"/>
+              <w:right w:w="110" w:type="dxa"/>
+            </w:tcMar>
+            <w:vAlign w:val="center"/>
+          </w:tcPr>
+          <w:p>
+            <w:pPr>
+              <w:spacing w:after="20" w:line="252" w:lineRule="auto"/>
+              <w:jc w:val="center"/>
+            </w:pPr>
+            <w:r>
+              <w:rPr>
+                <w:b/>
+                <w:color w:val="1F4E79"/>
+                <w:sz w:val="18"/>
+                <w:szCs w:val="18"/>
+                <w:lang w:eastAsia="ko-KR"/>
+              </w:rPr>
+              <w:t xml:space="preserve">m01 소양강 현재 수위와 제한수위</w:t>
+            </w:r>
+          </w:p>
+        </w:tc>
+        <w:tc>
+          <w:tcPr>
+            <w:tcW w:w="700" w:type="dxa"/>
+            <w:tcMar>
+              <w:top w:w="80" w:type="dxa"/>
+              <w:left w:w="110" w:type="dxa"/>
+              <w:bottom w:w="80" w:type="dxa"/>
+              <w:right w:w="110" w:type="dxa"/>
+            </w:tcMar>
+            <w:vAlign w:val="center"/>
+          </w:tcPr>
+          <w:p>
+            <w:pPr>
+              <w:spacing w:after="20" w:line="252" w:lineRule="auto"/>
+            </w:pPr>
+            <w:r>
+              <w:rPr>
+                <w:sz w:val="18"/>
+                <w:szCs w:val="18"/>
+                <w:lang w:eastAsia="ko-KR"/>
+              </w:rPr>
+              <w:t xml:space="preserve">핵심</w:t>
+            </w:r>
+          </w:p>
+        </w:tc>
+        <w:tc>
+          <w:tcPr>
+            <w:tcW w:w="1500" w:type="dxa"/>
+            <w:tcMar>
+              <w:top w:w="80" w:type="dxa"/>
+              <w:left w:w="110" w:type="dxa"/>
+              <w:bottom w:w="80" w:type="dxa"/>
+              <w:right w:w="110" w:type="dxa"/>
+            </w:tcMar>
+            <w:vAlign w:val="center"/>
+          </w:tcPr>
+          <w:p>
+            <w:pPr>
+              <w:spacing w:after="20" w:line="252" w:lineRule="auto"/>
+            </w:pPr>
+            <w:r>
+              <w:rPr>
+                <w:sz w:val="18"/>
+                <w:szCs w:val="18"/>
+                <w:lang w:eastAsia="ko-KR"/>
+              </w:rPr>
+              <w:t xml:space="preserve">CURRENT 일치</w:t>
+            </w:r>
+          </w:p>
+        </w:tc>
+        <w:tc>
+          <w:tcPr>
+            <w:tcW w:w="1100" w:type="dxa"/>
+            <w:tcMar>
+              <w:top w:w="80" w:type="dxa"/>
+              <w:left w:w="110" w:type="dxa"/>
+              <w:bottom w:w="80" w:type="dxa"/>
+              <w:right w:w="110" w:type="dxa"/>
+            </w:tcMar>
+            <w:vAlign w:val="center"/>
+          </w:tcPr>
+          <w:p>
+            <w:pPr>
+              <w:spacing w:after="20" w:line="252" w:lineRule="auto"/>
+            </w:pPr>
+            <w:r>
+              <w:rPr>
+                <w:sz w:val="18"/>
+                <w:szCs w:val="18"/>
+                <w:lang w:eastAsia="ko-KR"/>
+              </w:rPr>
+              <w:t xml:space="preserve">맞음</w:t>
+            </w:r>
+          </w:p>
+        </w:tc>
+        <w:tc>
+          <w:tcPr>
+            <w:tcW w:w="3972" w:type="dxa"/>
+            <w:tcMar>
+              <w:top w:w="80" w:type="dxa"/>
+              <w:left w:w="110" w:type="dxa"/>
+              <w:bottom w:w="80" w:type="dxa"/>
+              <w:right w:w="110" w:type="dxa"/>
+            </w:tcMar>
+            <w:vAlign w:val="center"/>
+          </w:tcPr>
+          <w:p>
+            <w:pPr>
+              <w:spacing w:after="20" w:line="252" w:lineRule="auto"/>
+            </w:pPr>
+            <w:r>
+              <w:rPr>
+                <w:sz w:val="18"/>
+                <w:szCs w:val="18"/>
+                <w:lang w:eastAsia="ko-KR"/>
+              </w:rPr>
+              <w:t xml:space="preserve">185.26 EL.m, 제한수위 190.3 대비 −5.04 m, 기준 시각과 실시간이 아님을 명시</w:t>
+            </w:r>
+          </w:p>
+        </w:tc>
+      </w:tr>
+      <w:tr>
+        <w:trPr>
+          <w:cantSplit/>
+          <w:jc w:val="center"/>
+        </w:trPr>
+        <w:tc>
+          <w:tcPr>
+            <w:tcW w:w="2700" w:type="dxa"/>
+            <w:shd w:val="clear" w:color="auto" w:fill="EEF5FA"/>
+            <w:tcMar>
+              <w:top w:w="80" w:type="dxa"/>
+              <w:left w:w="110" w:type="dxa"/>
+              <w:bottom w:w="80" w:type="dxa"/>
+              <w:right w:w="110" w:type="dxa"/>
+            </w:tcMar>
+            <w:vAlign w:val="center"/>
+          </w:tcPr>
+          <w:p>
+            <w:pPr>
+              <w:spacing w:after="20" w:line="252" w:lineRule="auto"/>
+              <w:jc w:val="center"/>
+            </w:pPr>
+            <w:r>
+              <w:rPr>
+                <w:b/>
+                <w:color w:val="1F4E79"/>
+                <w:sz w:val="18"/>
+                <w:szCs w:val="18"/>
+                <w:lang w:eastAsia="ko-KR"/>
+              </w:rPr>
+              <w:t xml:space="preserve">m02 충주 현재와 제한수위</w:t>
+            </w:r>
+          </w:p>
+        </w:tc>
+        <w:tc>
+          <w:tcPr>
+            <w:tcW w:w="700" w:type="dxa"/>
+            <w:tcMar>
+              <w:top w:w="80" w:type="dxa"/>
+              <w:left w:w="110" w:type="dxa"/>
+              <w:bottom w:w="80" w:type="dxa"/>
+              <w:right w:w="110" w:type="dxa"/>
+            </w:tcMar>
+            <w:vAlign w:val="center"/>
+          </w:tcPr>
+          <w:p>
+            <w:pPr>
+              <w:spacing w:after="20" w:line="252" w:lineRule="auto"/>
+            </w:pPr>
+            <w:r>
+              <w:rPr>
+                <w:sz w:val="18"/>
+                <w:szCs w:val="18"/>
+                <w:lang w:eastAsia="ko-KR"/>
+              </w:rPr>
+              <w:t xml:space="preserve">핵심</w:t>
+            </w:r>
+          </w:p>
+        </w:tc>
+        <w:tc>
+          <w:tcPr>
+            <w:tcW w:w="1500" w:type="dxa"/>
+            <w:tcMar>
+              <w:top w:w="80" w:type="dxa"/>
+              <w:left w:w="110" w:type="dxa"/>
+              <w:bottom w:w="80" w:type="dxa"/>
+              <w:right w:w="110" w:type="dxa"/>
+            </w:tcMar>
+            <w:vAlign w:val="center"/>
+          </w:tcPr>
+          <w:p>
+            <w:pPr>
+              <w:spacing w:after="20" w:line="252" w:lineRule="auto"/>
+            </w:pPr>
+            <w:r>
+              <w:rPr>
+                <w:sz w:val="18"/>
+                <w:szCs w:val="18"/>
+                <w:lang w:eastAsia="ko-KR"/>
+              </w:rPr>
+              <w:t xml:space="preserve">CURRENT 일치</w:t>
+            </w:r>
+          </w:p>
+        </w:tc>
+        <w:tc>
+          <w:tcPr>
+            <w:tcW w:w="1100" w:type="dxa"/>
+            <w:tcMar>
+              <w:top w:w="80" w:type="dxa"/>
+              <w:left w:w="110" w:type="dxa"/>
+              <w:bottom w:w="80" w:type="dxa"/>
+              <w:right w:w="110" w:type="dxa"/>
+            </w:tcMar>
+            <w:vAlign w:val="center"/>
+          </w:tcPr>
+          <w:p>
+            <w:pPr>
+              <w:spacing w:after="20" w:line="252" w:lineRule="auto"/>
+            </w:pPr>
+            <w:r>
+              <w:rPr>
+                <w:sz w:val="18"/>
+                <w:szCs w:val="18"/>
+                <w:lang w:eastAsia="ko-KR"/>
+              </w:rPr>
+              <w:t xml:space="preserve">맞음</w:t>
+            </w:r>
+          </w:p>
+        </w:tc>
+        <w:tc>
+          <w:tcPr>
+            <w:tcW w:w="3972" w:type="dxa"/>
+            <w:tcMar>
+              <w:top w:w="80" w:type="dxa"/>
+              <w:left w:w="110" w:type="dxa"/>
+              <w:bottom w:w="80" w:type="dxa"/>
+              <w:right w:w="110" w:type="dxa"/>
+            </w:tcMar>
+            <w:vAlign w:val="center"/>
+          </w:tcPr>
+          <w:p>
+            <w:pPr>
+              <w:spacing w:after="20" w:line="252" w:lineRule="auto"/>
+            </w:pPr>
+            <w:r>
+              <w:rPr>
+                <w:sz w:val="18"/>
+                <w:szCs w:val="18"/>
+                <w:lang w:eastAsia="ko-KR"/>
+              </w:rPr>
+              <w:t xml:space="preserve">131.67 EL.m, 제한수위 대비 −6.33 m</w:t>
+            </w:r>
+          </w:p>
+        </w:tc>
+      </w:tr>
+      <w:tr>
+        <w:trPr>
+          <w:cantSplit/>
+          <w:jc w:val="center"/>
+        </w:trPr>
+        <w:tc>
+          <w:tcPr>
+            <w:tcW w:w="2700" w:type="dxa"/>
+            <w:shd w:val="clear" w:color="auto" w:fill="EEF5FA"/>
+            <w:tcMar>
+              <w:top w:w="80" w:type="dxa"/>
+              <w:left w:w="110" w:type="dxa"/>
+              <w:bottom w:w="80" w:type="dxa"/>
+              <w:right w:w="110" w:type="dxa"/>
+            </w:tcMar>
+            <w:vAlign w:val="center"/>
+          </w:tcPr>
+          <w:p>
+            <w:pPr>
+              <w:spacing w:after="20" w:line="252" w:lineRule="auto"/>
+              <w:jc w:val="center"/>
+            </w:pPr>
+            <w:r>
+              <w:rPr>
+                <w:b/>
+                <w:color w:val="1F4E79"/>
+                <w:sz w:val="18"/>
+                <w:szCs w:val="18"/>
+                <w:lang w:eastAsia="ko-KR"/>
+              </w:rPr>
+              <w:t xml:space="preserve">m08 광동 현재와 제한수위</w:t>
+            </w:r>
+          </w:p>
+        </w:tc>
+        <w:tc>
+          <w:tcPr>
+            <w:tcW w:w="700" w:type="dxa"/>
+            <w:tcMar>
+              <w:top w:w="80" w:type="dxa"/>
+              <w:left w:w="110" w:type="dxa"/>
+              <w:bottom w:w="80" w:type="dxa"/>
+              <w:right w:w="110" w:type="dxa"/>
+            </w:tcMar>
+            <w:vAlign w:val="center"/>
+          </w:tcPr>
+          <w:p>
+            <w:pPr>
+              <w:spacing w:after="20" w:line="252" w:lineRule="auto"/>
+            </w:pPr>
+            <w:r>
+              <w:rPr>
+                <w:sz w:val="18"/>
+                <w:szCs w:val="18"/>
+                <w:lang w:eastAsia="ko-KR"/>
+              </w:rPr>
+              <w:t xml:space="preserve">핵심</w:t>
+            </w:r>
+          </w:p>
+        </w:tc>
+        <w:tc>
+          <w:tcPr>
+            <w:tcW w:w="1500" w:type="dxa"/>
+            <w:tcMar>
+              <w:top w:w="80" w:type="dxa"/>
+              <w:left w:w="110" w:type="dxa"/>
+              <w:bottom w:w="80" w:type="dxa"/>
+              <w:right w:w="110" w:type="dxa"/>
+            </w:tcMar>
+            <w:vAlign w:val="center"/>
+          </w:tcPr>
+          <w:p>
+            <w:pPr>
+              <w:spacing w:after="20" w:line="252" w:lineRule="auto"/>
+            </w:pPr>
+            <w:r>
+              <w:rPr>
+                <w:sz w:val="18"/>
+                <w:szCs w:val="18"/>
+                <w:lang w:eastAsia="ko-KR"/>
+              </w:rPr>
+              <w:t xml:space="preserve">CURRENT 일치</w:t>
+            </w:r>
+          </w:p>
+        </w:tc>
+        <w:tc>
+          <w:tcPr>
+            <w:tcW w:w="1100" w:type="dxa"/>
+            <w:tcMar>
+              <w:top w:w="80" w:type="dxa"/>
+              <w:left w:w="110" w:type="dxa"/>
+              <w:bottom w:w="80" w:type="dxa"/>
+              <w:right w:w="110" w:type="dxa"/>
+            </w:tcMar>
+            <w:vAlign w:val="center"/>
+          </w:tcPr>
+          <w:p>
+            <w:pPr>
+              <w:spacing w:after="20" w:line="252" w:lineRule="auto"/>
+            </w:pPr>
+            <w:r>
+              <w:rPr>
+                <w:sz w:val="18"/>
+                <w:szCs w:val="18"/>
+                <w:lang w:eastAsia="ko-KR"/>
+              </w:rPr>
+              <w:t xml:space="preserve">맞음</w:t>
+            </w:r>
+          </w:p>
+        </w:tc>
+        <w:tc>
+          <w:tcPr>
+            <w:tcW w:w="3972" w:type="dxa"/>
+            <w:tcMar>
+              <w:top w:w="80" w:type="dxa"/>
+              <w:left w:w="110" w:type="dxa"/>
+              <w:bottom w:w="80" w:type="dxa"/>
+              <w:right w:w="110" w:type="dxa"/>
+            </w:tcMar>
+            <w:vAlign w:val="center"/>
+          </w:tcPr>
+          <w:p>
+            <w:pPr>
+              <w:spacing w:after="20" w:line="252" w:lineRule="auto"/>
+            </w:pPr>
+            <w:r>
+              <w:rPr>
+                <w:sz w:val="18"/>
+                <w:szCs w:val="18"/>
+                <w:lang w:eastAsia="ko-KR"/>
+              </w:rPr>
+              <w:t xml:space="preserve">제한수위 자료 없음(별표3 미수록)을 정확히 답함</w:t>
+            </w:r>
+          </w:p>
+        </w:tc>
+      </w:tr>
+      <w:tr>
+        <w:trPr>
+          <w:cantSplit/>
+          <w:jc w:val="center"/>
+        </w:trPr>
+        <w:tc>
+          <w:tcPr>
+            <w:tcW w:w="2700" w:type="dxa"/>
+            <w:shd w:val="clear" w:color="auto" w:fill="EEF5FA"/>
+            <w:tcMar>
+              <w:top w:w="80" w:type="dxa"/>
+              <w:left w:w="110" w:type="dxa"/>
+              <w:bottom w:w="80" w:type="dxa"/>
+              <w:right w:w="110" w:type="dxa"/>
+            </w:tcMar>
+            <w:vAlign w:val="center"/>
+          </w:tcPr>
+          <w:p>
+            <w:pPr>
+              <w:spacing w:after="20" w:line="252" w:lineRule="auto"/>
+              <w:jc w:val="center"/>
+            </w:pPr>
+            <w:r>
+              <w:rPr>
+                <w:b/>
+                <w:color w:val="1F4E79"/>
+                <w:sz w:val="18"/>
+                <w:szCs w:val="18"/>
+                <w:lang w:eastAsia="ko-KR"/>
+              </w:rPr>
+              <w:t xml:space="preserve">m06 횡성 2020-08 방류 정리</w:t>
+            </w:r>
+          </w:p>
+        </w:tc>
+        <w:tc>
+          <w:tcPr>
+            <w:tcW w:w="700" w:type="dxa"/>
+            <w:tcMar>
+              <w:top w:w="80" w:type="dxa"/>
+              <w:left w:w="110" w:type="dxa"/>
+              <w:bottom w:w="80" w:type="dxa"/>
+              <w:right w:w="110" w:type="dxa"/>
+            </w:tcMar>
+            <w:vAlign w:val="center"/>
+          </w:tcPr>
+          <w:p>
+            <w:pPr>
+              <w:spacing w:after="20" w:line="252" w:lineRule="auto"/>
+            </w:pPr>
+            <w:r>
+              <w:rPr>
+                <w:sz w:val="18"/>
+                <w:szCs w:val="18"/>
+                <w:lang w:eastAsia="ko-KR"/>
+              </w:rPr>
+              <w:t xml:space="preserve">핵심</w:t>
+            </w:r>
+          </w:p>
+        </w:tc>
+        <w:tc>
+          <w:tcPr>
+            <w:tcW w:w="1500" w:type="dxa"/>
+            <w:tcMar>
+              <w:top w:w="80" w:type="dxa"/>
+              <w:left w:w="110" w:type="dxa"/>
+              <w:bottom w:w="80" w:type="dxa"/>
+              <w:right w:w="110" w:type="dxa"/>
+            </w:tcMar>
+            <w:vAlign w:val="center"/>
+          </w:tcPr>
+          <w:p>
+            <w:pPr>
+              <w:spacing w:after="20" w:line="252" w:lineRule="auto"/>
+            </w:pPr>
+            <w:r>
+              <w:rPr>
+                <w:sz w:val="18"/>
+                <w:szCs w:val="18"/>
+                <w:lang w:eastAsia="ko-KR"/>
+              </w:rPr>
+              <w:t xml:space="preserve">INTEGRATED 일치</w:t>
+            </w:r>
+          </w:p>
+        </w:tc>
+        <w:tc>
+          <w:tcPr>
+            <w:tcW w:w="1100" w:type="dxa"/>
+            <w:tcMar>
+              <w:top w:w="80" w:type="dxa"/>
+              <w:left w:w="110" w:type="dxa"/>
+              <w:bottom w:w="80" w:type="dxa"/>
+              <w:right w:w="110" w:type="dxa"/>
+            </w:tcMar>
+            <w:vAlign w:val="center"/>
+          </w:tcPr>
+          <w:p>
+            <w:pPr>
+              <w:spacing w:after="20" w:line="252" w:lineRule="auto"/>
+            </w:pPr>
+            <w:r>
+              <w:rPr>
+                <w:sz w:val="18"/>
+                <w:szCs w:val="18"/>
+                <w:lang w:eastAsia="ko-KR"/>
+              </w:rPr>
+              <w:t xml:space="preserve">대체로 맞음</w:t>
+            </w:r>
+          </w:p>
+        </w:tc>
+        <w:tc>
+          <w:tcPr>
+            <w:tcW w:w="3972" w:type="dxa"/>
+            <w:tcMar>
+              <w:top w:w="80" w:type="dxa"/>
+              <w:left w:w="110" w:type="dxa"/>
+              <w:bottom w:w="80" w:type="dxa"/>
+              <w:right w:w="110" w:type="dxa"/>
+            </w:tcMar>
+            <w:vAlign w:val="center"/>
+          </w:tcPr>
+          <w:p>
+            <w:pPr>
+              <w:spacing w:after="20" w:line="252" w:lineRule="auto"/>
+            </w:pPr>
+            <w:r>
+              <w:rPr>
+                <w:sz w:val="18"/>
+                <w:szCs w:val="18"/>
+                <w:lang w:eastAsia="ko-KR"/>
+              </w:rPr>
+              <w:t xml:space="preserve">사례 3개의 수위, 제한수위 대비, 방류량이 묶음과 일치. 방류 시각을 “승인된”으로 표현, 일부 근거 번호가 묶음에 없음(수정)</w:t>
+            </w:r>
+          </w:p>
+        </w:tc>
+      </w:tr>
+      <w:tr>
+        <w:trPr>
+          <w:cantSplit/>
+          <w:jc w:val="center"/>
+        </w:trPr>
+        <w:tc>
+          <w:tcPr>
+            <w:tcW w:w="2700" w:type="dxa"/>
+            <w:shd w:val="clear" w:color="auto" w:fill="EEF5FA"/>
+            <w:tcMar>
+              <w:top w:w="80" w:type="dxa"/>
+              <w:left w:w="110" w:type="dxa"/>
+              <w:bottom w:w="80" w:type="dxa"/>
+              <w:right w:w="110" w:type="dxa"/>
+            </w:tcMar>
+            <w:vAlign w:val="center"/>
+          </w:tcPr>
+          <w:p>
+            <w:pPr>
+              <w:spacing w:after="20" w:line="252" w:lineRule="auto"/>
+              <w:jc w:val="center"/>
+            </w:pPr>
+            <w:r>
+              <w:rPr>
+                <w:b/>
+                <w:color w:val="1F4E79"/>
+                <w:sz w:val="18"/>
+                <w:szCs w:val="18"/>
+                <w:lang w:eastAsia="ko-KR"/>
+              </w:rPr>
+              <w:t xml:space="preserve">m09 충주 방류 전 승인과 공식 근거</w:t>
+            </w:r>
+          </w:p>
+        </w:tc>
+        <w:tc>
+          <w:tcPr>
+            <w:tcW w:w="700" w:type="dxa"/>
+            <w:tcMar>
+              <w:top w:w="80" w:type="dxa"/>
+              <w:left w:w="110" w:type="dxa"/>
+              <w:bottom w:w="80" w:type="dxa"/>
+              <w:right w:w="110" w:type="dxa"/>
+            </w:tcMar>
+            <w:vAlign w:val="center"/>
+          </w:tcPr>
+          <w:p>
+            <w:pPr>
+              <w:spacing w:after="20" w:line="252" w:lineRule="auto"/>
+            </w:pPr>
+            <w:r>
+              <w:rPr>
+                <w:sz w:val="18"/>
+                <w:szCs w:val="18"/>
+                <w:lang w:eastAsia="ko-KR"/>
+              </w:rPr>
+              <w:t xml:space="preserve">핵심</w:t>
+            </w:r>
+          </w:p>
+        </w:tc>
+        <w:tc>
+          <w:tcPr>
+            <w:tcW w:w="1500" w:type="dxa"/>
+            <w:tcMar>
+              <w:top w:w="80" w:type="dxa"/>
+              <w:left w:w="110" w:type="dxa"/>
+              <w:bottom w:w="80" w:type="dxa"/>
+              <w:right w:w="110" w:type="dxa"/>
+            </w:tcMar>
+            <w:vAlign w:val="center"/>
+          </w:tcPr>
+          <w:p>
+            <w:pPr>
+              <w:spacing w:after="20" w:line="252" w:lineRule="auto"/>
+            </w:pPr>
+            <w:r>
+              <w:rPr>
+                <w:sz w:val="18"/>
+                <w:szCs w:val="18"/>
+                <w:lang w:eastAsia="ko-KR"/>
+              </w:rPr>
+              <w:t xml:space="preserve">INTEGRATED 일치</w:t>
+            </w:r>
+          </w:p>
+        </w:tc>
+        <w:tc>
+          <w:tcPr>
+            <w:tcW w:w="1100" w:type="dxa"/>
+            <w:tcMar>
+              <w:top w:w="80" w:type="dxa"/>
+              <w:left w:w="110" w:type="dxa"/>
+              <w:bottom w:w="80" w:type="dxa"/>
+              <w:right w:w="110" w:type="dxa"/>
+            </w:tcMar>
+            <w:vAlign w:val="center"/>
+          </w:tcPr>
+          <w:p>
+            <w:pPr>
+              <w:spacing w:after="20" w:line="252" w:lineRule="auto"/>
+            </w:pPr>
+            <w:r>
+              <w:rPr>
+                <w:sz w:val="18"/>
+                <w:szCs w:val="18"/>
+                <w:lang w:eastAsia="ko-KR"/>
+              </w:rPr>
+              <w:t xml:space="preserve">오류</w:t>
+            </w:r>
+          </w:p>
+        </w:tc>
+        <w:tc>
+          <w:tcPr>
+            <w:tcW w:w="3972" w:type="dxa"/>
+            <w:tcMar>
+              <w:top w:w="80" w:type="dxa"/>
+              <w:left w:w="110" w:type="dxa"/>
+              <w:bottom w:w="80" w:type="dxa"/>
+              <w:right w:w="110" w:type="dxa"/>
+            </w:tcMar>
+            <w:vAlign w:val="center"/>
+          </w:tcPr>
+          <w:p>
+            <w:pPr>
+              <w:spacing w:after="20" w:line="252" w:lineRule="auto"/>
+            </w:pPr>
+            <w:r>
+              <w:rPr>
+                <w:sz w:val="18"/>
+                <w:szCs w:val="18"/>
+                <w:lang w:eastAsia="ko-KR"/>
+              </w:rPr>
+              <w:t xml:space="preserve">방류의 근거(승인 기록)와 제한수위의 근거(별표3)를 혼동하고 근거 번호를 일부만 인용(수정)</w:t>
+            </w:r>
+          </w:p>
+        </w:tc>
+      </w:tr>
+      <w:tr>
+        <w:trPr>
+          <w:cantSplit/>
+          <w:jc w:val="center"/>
+        </w:trPr>
+        <w:tc>
+          <w:tcPr>
+            <w:tcW w:w="2700" w:type="dxa"/>
+            <w:shd w:val="clear" w:color="auto" w:fill="EEF5FA"/>
+            <w:tcMar>
+              <w:top w:w="80" w:type="dxa"/>
+              <w:left w:w="110" w:type="dxa"/>
+              <w:bottom w:w="80" w:type="dxa"/>
+              <w:right w:w="110" w:type="dxa"/>
+            </w:tcMar>
+            <w:vAlign w:val="center"/>
+          </w:tcPr>
+          <w:p>
+            <w:pPr>
+              <w:spacing w:after="20" w:line="252" w:lineRule="auto"/>
+              <w:jc w:val="center"/>
+            </w:pPr>
+            <w:r>
+              <w:rPr>
+                <w:b/>
+                <w:color w:val="1F4E79"/>
+                <w:sz w:val="18"/>
+                <w:szCs w:val="18"/>
+                <w:lang w:eastAsia="ko-KR"/>
+              </w:rPr>
+              <w:t xml:space="preserve">m04 소양강 유사 사례와 승인량 대비 방류량</w:t>
+            </w:r>
+          </w:p>
+        </w:tc>
+        <w:tc>
+          <w:tcPr>
+            <w:tcW w:w="700" w:type="dxa"/>
+            <w:tcMar>
+              <w:top w:w="80" w:type="dxa"/>
+              <w:left w:w="110" w:type="dxa"/>
+              <w:bottom w:w="80" w:type="dxa"/>
+              <w:right w:w="110" w:type="dxa"/>
+            </w:tcMar>
+            <w:vAlign w:val="center"/>
+          </w:tcPr>
+          <w:p>
+            <w:pPr>
+              <w:spacing w:after="20" w:line="252" w:lineRule="auto"/>
+            </w:pPr>
+            <w:r>
+              <w:rPr>
+                <w:sz w:val="18"/>
+                <w:szCs w:val="18"/>
+                <w:lang w:eastAsia="ko-KR"/>
+              </w:rPr>
+              <w:t xml:space="preserve">확장</w:t>
+            </w:r>
+          </w:p>
+        </w:tc>
+        <w:tc>
+          <w:tcPr>
+            <w:tcW w:w="1500" w:type="dxa"/>
+            <w:tcMar>
+              <w:top w:w="80" w:type="dxa"/>
+              <w:left w:w="110" w:type="dxa"/>
+              <w:bottom w:w="80" w:type="dxa"/>
+              <w:right w:w="110" w:type="dxa"/>
+            </w:tcMar>
+            <w:vAlign w:val="center"/>
+          </w:tcPr>
+          <w:p>
+            <w:pPr>
+              <w:spacing w:after="20" w:line="252" w:lineRule="auto"/>
+            </w:pPr>
+            <w:r>
+              <w:rPr>
+                <w:sz w:val="18"/>
+                <w:szCs w:val="18"/>
+                <w:lang w:eastAsia="ko-KR"/>
+              </w:rPr>
+              <w:t xml:space="preserve">SIMILAR 일치</w:t>
+            </w:r>
+          </w:p>
+        </w:tc>
+        <w:tc>
+          <w:tcPr>
+            <w:tcW w:w="1100" w:type="dxa"/>
+            <w:tcMar>
+              <w:top w:w="80" w:type="dxa"/>
+              <w:left w:w="110" w:type="dxa"/>
+              <w:bottom w:w="80" w:type="dxa"/>
+              <w:right w:w="110" w:type="dxa"/>
+            </w:tcMar>
+            <w:vAlign w:val="center"/>
+          </w:tcPr>
+          <w:p>
+            <w:pPr>
+              <w:spacing w:after="20" w:line="252" w:lineRule="auto"/>
+            </w:pPr>
+            <w:r>
+              <w:rPr>
+                <w:sz w:val="18"/>
+                <w:szCs w:val="18"/>
+                <w:lang w:eastAsia="ko-KR"/>
+              </w:rPr>
+              <w:t xml:space="preserve">대체로 맞음</w:t>
+            </w:r>
+          </w:p>
+        </w:tc>
+        <w:tc>
+          <w:tcPr>
+            <w:tcW w:w="3972" w:type="dxa"/>
+            <w:tcMar>
+              <w:top w:w="80" w:type="dxa"/>
+              <w:left w:w="110" w:type="dxa"/>
+              <w:bottom w:w="80" w:type="dxa"/>
+              <w:right w:w="110" w:type="dxa"/>
+            </w:tcMar>
+            <w:vAlign w:val="center"/>
+          </w:tcPr>
+          <w:p>
+            <w:pPr>
+              <w:spacing w:after="20" w:line="252" w:lineRule="auto"/>
+            </w:pPr>
+            <w:r>
+              <w:rPr>
+                <w:sz w:val="18"/>
+                <w:szCs w:val="18"/>
+                <w:lang w:eastAsia="ko-KR"/>
+              </w:rPr>
+              <w:t xml:space="preserve">유사 사례(2017-08-25)의 방류량이 승인 1500㎥/s의 67.4%로 묶음과 일치. 값 하나를 직접 계산</w:t>
+            </w:r>
+          </w:p>
+        </w:tc>
+      </w:tr>
+      <w:tr>
+        <w:trPr>
+          <w:cantSplit/>
+          <w:jc w:val="center"/>
+        </w:trPr>
+        <w:tc>
+          <w:tcPr>
+            <w:tcW w:w="2700" w:type="dxa"/>
+            <w:shd w:val="clear" w:color="auto" w:fill="EEF5FA"/>
+            <w:tcMar>
+              <w:top w:w="80" w:type="dxa"/>
+              <w:left w:w="110" w:type="dxa"/>
+              <w:bottom w:w="80" w:type="dxa"/>
+              <w:right w:w="110" w:type="dxa"/>
+            </w:tcMar>
+            <w:vAlign w:val="center"/>
+          </w:tcPr>
+          <w:p>
+            <w:pPr>
+              <w:spacing w:after="20" w:line="252" w:lineRule="auto"/>
+              <w:jc w:val="center"/>
+            </w:pPr>
+            <w:r>
+              <w:rPr>
+                <w:b/>
+                <w:color w:val="1F4E79"/>
+                <w:sz w:val="18"/>
+                <w:szCs w:val="18"/>
+                <w:lang w:eastAsia="ko-KR"/>
+              </w:rPr>
+              <w:t xml:space="preserve">m07 광동 유사 사례</w:t>
+            </w:r>
+          </w:p>
+        </w:tc>
+        <w:tc>
+          <w:tcPr>
+            <w:tcW w:w="700" w:type="dxa"/>
+            <w:tcMar>
+              <w:top w:w="80" w:type="dxa"/>
+              <w:left w:w="110" w:type="dxa"/>
+              <w:bottom w:w="80" w:type="dxa"/>
+              <w:right w:w="110" w:type="dxa"/>
+            </w:tcMar>
+            <w:vAlign w:val="center"/>
+          </w:tcPr>
+          <w:p>
+            <w:pPr>
+              <w:spacing w:after="20" w:line="252" w:lineRule="auto"/>
+            </w:pPr>
+            <w:r>
+              <w:rPr>
+                <w:sz w:val="18"/>
+                <w:szCs w:val="18"/>
+                <w:lang w:eastAsia="ko-KR"/>
+              </w:rPr>
+              <w:t xml:space="preserve">확장</w:t>
+            </w:r>
+          </w:p>
+        </w:tc>
+        <w:tc>
+          <w:tcPr>
+            <w:tcW w:w="1500" w:type="dxa"/>
+            <w:tcMar>
+              <w:top w:w="80" w:type="dxa"/>
+              <w:left w:w="110" w:type="dxa"/>
+              <w:bottom w:w="80" w:type="dxa"/>
+              <w:right w:w="110" w:type="dxa"/>
+            </w:tcMar>
+            <w:vAlign w:val="center"/>
+          </w:tcPr>
+          <w:p>
+            <w:pPr>
+              <w:spacing w:after="20" w:line="252" w:lineRule="auto"/>
+            </w:pPr>
+            <w:r>
+              <w:rPr>
+                <w:sz w:val="18"/>
+                <w:szCs w:val="18"/>
+                <w:lang w:eastAsia="ko-KR"/>
+              </w:rPr>
+              <w:t xml:space="preserve">SIMILAR 일치</w:t>
+            </w:r>
+          </w:p>
+        </w:tc>
+        <w:tc>
+          <w:tcPr>
+            <w:tcW w:w="1100" w:type="dxa"/>
+            <w:tcMar>
+              <w:top w:w="80" w:type="dxa"/>
+              <w:left w:w="110" w:type="dxa"/>
+              <w:bottom w:w="80" w:type="dxa"/>
+              <w:right w:w="110" w:type="dxa"/>
+            </w:tcMar>
+            <w:vAlign w:val="center"/>
+          </w:tcPr>
+          <w:p>
+            <w:pPr>
+              <w:spacing w:after="20" w:line="252" w:lineRule="auto"/>
+            </w:pPr>
+            <w:r>
+              <w:rPr>
+                <w:sz w:val="18"/>
+                <w:szCs w:val="18"/>
+                <w:lang w:eastAsia="ko-KR"/>
+              </w:rPr>
+              <w:t xml:space="preserve">대체로 맞음</w:t>
+            </w:r>
+          </w:p>
+        </w:tc>
+        <w:tc>
+          <w:tcPr>
+            <w:tcW w:w="3972" w:type="dxa"/>
+            <w:tcMar>
+              <w:top w:w="80" w:type="dxa"/>
+              <w:left w:w="110" w:type="dxa"/>
+              <w:bottom w:w="80" w:type="dxa"/>
+              <w:right w:w="110" w:type="dxa"/>
+            </w:tcMar>
+            <w:vAlign w:val="center"/>
+          </w:tcPr>
+          <w:p>
+            <w:pPr>
+              <w:spacing w:after="20" w:line="252" w:lineRule="auto"/>
+            </w:pPr>
+            <w:r>
+              <w:rPr>
+                <w:sz w:val="18"/>
+                <w:szCs w:val="18"/>
+                <w:lang w:eastAsia="ko-KR"/>
+              </w:rPr>
+              <w:t xml:space="preserve">제한수위 없음을 정확히 답함. 요청하지 않은 사례 수 추가, 승인과 방류 시작을 혼동</w:t>
+            </w:r>
+          </w:p>
+        </w:tc>
+      </w:tr>
+      <w:tr>
+        <w:trPr>
+          <w:cantSplit/>
+          <w:jc w:val="center"/>
+        </w:trPr>
+        <w:tc>
+          <w:tcPr>
+            <w:tcW w:w="2700" w:type="dxa"/>
+            <w:shd w:val="clear" w:color="auto" w:fill="EEF5FA"/>
+            <w:tcMar>
+              <w:top w:w="80" w:type="dxa"/>
+              <w:left w:w="110" w:type="dxa"/>
+              <w:bottom w:w="80" w:type="dxa"/>
+              <w:right w:w="110" w:type="dxa"/>
+            </w:tcMar>
+            <w:vAlign w:val="center"/>
+          </w:tcPr>
+          <w:p>
+            <w:pPr>
+              <w:spacing w:after="20" w:line="252" w:lineRule="auto"/>
+              <w:jc w:val="center"/>
+            </w:pPr>
+            <w:r>
+              <w:rPr>
+                <w:b/>
+                <w:color w:val="1F4E79"/>
+                <w:sz w:val="18"/>
+                <w:szCs w:val="18"/>
+                <w:lang w:eastAsia="ko-KR"/>
+              </w:rPr>
+              <w:t xml:space="preserve">m03 충주 유사 사례와 제한수위 비교</w:t>
+            </w:r>
+          </w:p>
+        </w:tc>
+        <w:tc>
+          <w:tcPr>
+            <w:tcW w:w="700" w:type="dxa"/>
+            <w:tcMar>
+              <w:top w:w="80" w:type="dxa"/>
+              <w:left w:w="110" w:type="dxa"/>
+              <w:bottom w:w="80" w:type="dxa"/>
+              <w:right w:w="110" w:type="dxa"/>
+            </w:tcMar>
+            <w:vAlign w:val="center"/>
+          </w:tcPr>
+          <w:p>
+            <w:pPr>
+              <w:spacing w:after="20" w:line="252" w:lineRule="auto"/>
+            </w:pPr>
+            <w:r>
+              <w:rPr>
+                <w:sz w:val="18"/>
+                <w:szCs w:val="18"/>
+                <w:lang w:eastAsia="ko-KR"/>
+              </w:rPr>
+              <w:t xml:space="preserve">확장</w:t>
+            </w:r>
+          </w:p>
+        </w:tc>
+        <w:tc>
+          <w:tcPr>
+            <w:tcW w:w="1500" w:type="dxa"/>
+            <w:tcMar>
+              <w:top w:w="80" w:type="dxa"/>
+              <w:left w:w="110" w:type="dxa"/>
+              <w:bottom w:w="80" w:type="dxa"/>
+              <w:right w:w="110" w:type="dxa"/>
+            </w:tcMar>
+            <w:vAlign w:val="center"/>
+          </w:tcPr>
+          <w:p>
+            <w:pPr>
+              <w:spacing w:after="20" w:line="252" w:lineRule="auto"/>
+            </w:pPr>
+            <w:r>
+              <w:rPr>
+                <w:sz w:val="18"/>
+                <w:szCs w:val="18"/>
+                <w:lang w:eastAsia="ko-KR"/>
+              </w:rPr>
+              <w:t xml:space="preserve">SIMILAR 일치</w:t>
+            </w:r>
+          </w:p>
+        </w:tc>
+        <w:tc>
+          <w:tcPr>
+            <w:tcW w:w="1100" w:type="dxa"/>
+            <w:tcMar>
+              <w:top w:w="80" w:type="dxa"/>
+              <w:left w:w="110" w:type="dxa"/>
+              <w:bottom w:w="80" w:type="dxa"/>
+              <w:right w:w="110" w:type="dxa"/>
+            </w:tcMar>
+            <w:vAlign w:val="center"/>
+          </w:tcPr>
+          <w:p>
+            <w:pPr>
+              <w:spacing w:after="20" w:line="252" w:lineRule="auto"/>
+            </w:pPr>
+            <w:r>
+              <w:rPr>
+                <w:sz w:val="18"/>
+                <w:szCs w:val="18"/>
+                <w:lang w:eastAsia="ko-KR"/>
+              </w:rPr>
+              <w:t xml:space="preserve">오류</w:t>
+            </w:r>
+          </w:p>
+        </w:tc>
+        <w:tc>
+          <w:tcPr>
+            <w:tcW w:w="3972" w:type="dxa"/>
+            <w:tcMar>
+              <w:top w:w="80" w:type="dxa"/>
+              <w:left w:w="110" w:type="dxa"/>
+              <w:bottom w:w="80" w:type="dxa"/>
+              <w:right w:w="110" w:type="dxa"/>
+            </w:tcMar>
+            <w:vAlign w:val="center"/>
+          </w:tcPr>
+          <w:p>
+            <w:pPr>
+              <w:spacing w:after="20" w:line="252" w:lineRule="auto"/>
+            </w:pPr>
+            <w:r>
+              <w:rPr>
+                <w:sz w:val="18"/>
+                <w:szCs w:val="18"/>
+                <w:lang w:eastAsia="ko-KR"/>
+              </w:rPr>
+              <w:t xml:space="preserve">현재 값을 사례 값으로 섞고 증가율을 직접 계산하여 틀림</w:t>
+            </w:r>
+          </w:p>
+        </w:tc>
+      </w:tr>
+      <w:tr>
+        <w:trPr>
+          <w:cantSplit/>
+          <w:jc w:val="center"/>
+        </w:trPr>
+        <w:tc>
+          <w:tcPr>
+            <w:tcW w:w="2700" w:type="dxa"/>
+            <w:shd w:val="clear" w:color="auto" w:fill="EEF5FA"/>
+            <w:tcMar>
+              <w:top w:w="80" w:type="dxa"/>
+              <w:left w:w="110" w:type="dxa"/>
+              <w:bottom w:w="80" w:type="dxa"/>
+              <w:right w:w="110" w:type="dxa"/>
+            </w:tcMar>
+            <w:vAlign w:val="center"/>
+          </w:tcPr>
+          <w:p>
+            <w:pPr>
+              <w:spacing w:after="20" w:line="252" w:lineRule="auto"/>
+              <w:jc w:val="center"/>
+            </w:pPr>
+            <w:r>
+              <w:rPr>
+                <w:b/>
+                <w:color w:val="1F4E79"/>
+                <w:sz w:val="18"/>
+                <w:szCs w:val="18"/>
+                <w:lang w:eastAsia="ko-KR"/>
+              </w:rPr>
+              <w:t xml:space="preserve">m05 충주 승인량과 실제 방류량의 차이</w:t>
+            </w:r>
+          </w:p>
+        </w:tc>
+        <w:tc>
+          <w:tcPr>
+            <w:tcW w:w="700" w:type="dxa"/>
+            <w:tcMar>
+              <w:top w:w="80" w:type="dxa"/>
+              <w:left w:w="110" w:type="dxa"/>
+              <w:bottom w:w="80" w:type="dxa"/>
+              <w:right w:w="110" w:type="dxa"/>
+            </w:tcMar>
+            <w:vAlign w:val="center"/>
+          </w:tcPr>
+          <w:p>
+            <w:pPr>
+              <w:spacing w:after="20" w:line="252" w:lineRule="auto"/>
+            </w:pPr>
+            <w:r>
+              <w:rPr>
+                <w:sz w:val="18"/>
+                <w:szCs w:val="18"/>
+                <w:lang w:eastAsia="ko-KR"/>
+              </w:rPr>
+              <w:t xml:space="preserve">확장</w:t>
+            </w:r>
+          </w:p>
+        </w:tc>
+        <w:tc>
+          <w:tcPr>
+            <w:tcW w:w="1500" w:type="dxa"/>
+            <w:tcMar>
+              <w:top w:w="80" w:type="dxa"/>
+              <w:left w:w="110" w:type="dxa"/>
+              <w:bottom w:w="80" w:type="dxa"/>
+              <w:right w:w="110" w:type="dxa"/>
+            </w:tcMar>
+            <w:vAlign w:val="center"/>
+          </w:tcPr>
+          <w:p>
+            <w:pPr>
+              <w:spacing w:after="20" w:line="252" w:lineRule="auto"/>
+            </w:pPr>
+            <w:r>
+              <w:rPr>
+                <w:sz w:val="18"/>
+                <w:szCs w:val="18"/>
+                <w:lang w:eastAsia="ko-KR"/>
+              </w:rPr>
+              <w:t xml:space="preserve">INTEGRATED 일치</w:t>
+            </w:r>
+          </w:p>
+        </w:tc>
+        <w:tc>
+          <w:tcPr>
+            <w:tcW w:w="1100" w:type="dxa"/>
+            <w:tcMar>
+              <w:top w:w="80" w:type="dxa"/>
+              <w:left w:w="110" w:type="dxa"/>
+              <w:bottom w:w="80" w:type="dxa"/>
+              <w:right w:w="110" w:type="dxa"/>
+            </w:tcMar>
+            <w:vAlign w:val="center"/>
+          </w:tcPr>
+          <w:p>
+            <w:pPr>
+              <w:spacing w:after="20" w:line="252" w:lineRule="auto"/>
+            </w:pPr>
+            <w:r>
+              <w:rPr>
+                <w:sz w:val="18"/>
+                <w:szCs w:val="18"/>
+                <w:lang w:eastAsia="ko-KR"/>
+              </w:rPr>
+              <w:t xml:space="preserve">오류</w:t>
+            </w:r>
+          </w:p>
+        </w:tc>
+        <w:tc>
+          <w:tcPr>
+            <w:tcW w:w="3972" w:type="dxa"/>
+            <w:tcMar>
+              <w:top w:w="80" w:type="dxa"/>
+              <w:left w:w="110" w:type="dxa"/>
+              <w:bottom w:w="80" w:type="dxa"/>
+              <w:right w:w="110" w:type="dxa"/>
+            </w:tcMar>
+            <w:vAlign w:val="center"/>
+          </w:tcPr>
+          <w:p>
+            <w:pPr>
+              <w:spacing w:after="20" w:line="252" w:lineRule="auto"/>
+            </w:pPr>
+            <w:r>
+              <w:rPr>
+                <w:sz w:val="18"/>
+                <w:szCs w:val="18"/>
+                <w:lang w:eastAsia="ko-KR"/>
+              </w:rPr>
+              <w:t xml:space="preserve">비율을 “차이”로 서술하고, 창 이후에 승인된 상한을 사용</w:t>
+            </w:r>
+          </w:p>
+        </w:tc>
+      </w:tr>
+      <w:tr>
+        <w:trPr>
+          <w:cantSplit/>
+          <w:jc w:val="center"/>
+        </w:trPr>
+        <w:tc>
+          <w:tcPr>
+            <w:tcW w:w="2700" w:type="dxa"/>
+            <w:shd w:val="clear" w:color="auto" w:fill="EEF5FA"/>
+            <w:tcMar>
+              <w:top w:w="80" w:type="dxa"/>
+              <w:left w:w="110" w:type="dxa"/>
+              <w:bottom w:w="80" w:type="dxa"/>
+              <w:right w:w="110" w:type="dxa"/>
+            </w:tcMar>
+            <w:vAlign w:val="center"/>
+          </w:tcPr>
+          <w:p>
+            <w:pPr>
+              <w:spacing w:after="20" w:line="252" w:lineRule="auto"/>
+              <w:jc w:val="center"/>
+            </w:pPr>
+            <w:r>
+              <w:rPr>
+                <w:b/>
+                <w:color w:val="1F4E79"/>
+                <w:sz w:val="18"/>
+                <w:szCs w:val="18"/>
+                <w:lang w:eastAsia="ko-KR"/>
+              </w:rPr>
+              <w:t xml:space="preserve">m10 소양강·충주 중 제한수위에 더 가까운 댐</w:t>
+            </w:r>
+          </w:p>
+        </w:tc>
+        <w:tc>
+          <w:tcPr>
+            <w:tcW w:w="700" w:type="dxa"/>
+            <w:tcMar>
+              <w:top w:w="80" w:type="dxa"/>
+              <w:left w:w="110" w:type="dxa"/>
+              <w:bottom w:w="80" w:type="dxa"/>
+              <w:right w:w="110" w:type="dxa"/>
+            </w:tcMar>
+            <w:vAlign w:val="center"/>
+          </w:tcPr>
+          <w:p>
+            <w:pPr>
+              <w:spacing w:after="20" w:line="252" w:lineRule="auto"/>
+            </w:pPr>
+            <w:r>
+              <w:rPr>
+                <w:sz w:val="18"/>
+                <w:szCs w:val="18"/>
+                <w:lang w:eastAsia="ko-KR"/>
+              </w:rPr>
+              <w:t xml:space="preserve">확장</w:t>
+            </w:r>
+          </w:p>
+        </w:tc>
+        <w:tc>
+          <w:tcPr>
+            <w:tcW w:w="1500" w:type="dxa"/>
+            <w:tcMar>
+              <w:top w:w="80" w:type="dxa"/>
+              <w:left w:w="110" w:type="dxa"/>
+              <w:bottom w:w="80" w:type="dxa"/>
+              <w:right w:w="110" w:type="dxa"/>
+            </w:tcMar>
+            <w:vAlign w:val="center"/>
+          </w:tcPr>
+          <w:p>
+            <w:pPr>
+              <w:spacing w:after="20" w:line="252" w:lineRule="auto"/>
+            </w:pPr>
+            <w:r>
+              <w:rPr>
+                <w:sz w:val="18"/>
+                <w:szCs w:val="18"/>
+                <w:lang w:eastAsia="ko-KR"/>
+              </w:rPr>
+              <w:t xml:space="preserve">CURRENT 불일치</w:t>
+            </w:r>
+          </w:p>
+        </w:tc>
+        <w:tc>
+          <w:tcPr>
+            <w:tcW w:w="1100" w:type="dxa"/>
+            <w:tcMar>
+              <w:top w:w="80" w:type="dxa"/>
+              <w:left w:w="110" w:type="dxa"/>
+              <w:bottom w:w="80" w:type="dxa"/>
+              <w:right w:w="110" w:type="dxa"/>
+            </w:tcMar>
+            <w:vAlign w:val="center"/>
+          </w:tcPr>
+          <w:p>
+            <w:pPr>
+              <w:spacing w:after="20" w:line="252" w:lineRule="auto"/>
+            </w:pPr>
+            <w:r>
+              <w:rPr>
+                <w:sz w:val="18"/>
+                <w:szCs w:val="18"/>
+                <w:lang w:eastAsia="ko-KR"/>
+              </w:rPr>
+              <w:t xml:space="preserve">실패</w:t>
+            </w:r>
+          </w:p>
+        </w:tc>
+        <w:tc>
+          <w:tcPr>
+            <w:tcW w:w="3972" w:type="dxa"/>
+            <w:tcMar>
+              <w:top w:w="80" w:type="dxa"/>
+              <w:left w:w="110" w:type="dxa"/>
+              <w:bottom w:w="80" w:type="dxa"/>
+              <w:right w:w="110" w:type="dxa"/>
+            </w:tcMar>
+            <w:vAlign w:val="center"/>
+          </w:tcPr>
+          <w:p>
+            <w:pPr>
+              <w:spacing w:after="20" w:line="252" w:lineRule="auto"/>
+            </w:pPr>
+            <w:r>
+              <w:rPr>
+                <w:sz w:val="18"/>
+                <w:szCs w:val="18"/>
+                <w:lang w:eastAsia="ko-KR"/>
+              </w:rPr>
+              <w:t xml:space="preserve">두 댐 비교(기대: 범위 밖)를 한 댐으로 처리</w:t>
+            </w:r>
+          </w:p>
+        </w:tc>
+      </w:tr>
+    </w:tbl>
+    <w:p>
+      <w:pPr>
+        <w:spacing w:after="60"/>
+        <w:rPr>
+          <w:lang w:eastAsia="ko-KR"/>
+        </w:rPr>
+      </w:pPr>
+    </w:p>
+    <w:tbl>
+      <w:tblPr>
+        <w:tblW w:w="9972" w:type="dxa"/>
+        <w:jc w:val="center"/>
+        <w:tblBorders>
+          <w:top w:val="single" w:sz="5" w:space="0" w:color="A6A6A6"/>
+          <w:left w:val="single" w:sz="5" w:space="0" w:color="A6A6A6"/>
+          <w:bottom w:val="single" w:sz="5" w:space="0" w:color="A6A6A6"/>
+          <w:right w:val="single" w:sz="5" w:space="0" w:color="A6A6A6"/>
+          <w:insideH w:val="single" w:sz="5" w:space="0" w:color="A6A6A6"/>
+          <w:insideV w:val="single" w:sz="5" w:space="0" w:color="A6A6A6"/>
+        </w:tblBorders>
+        <w:tblLayout w:type="fixed"/>
+        <w:tblLook w:val="04A0" w:firstRow="1" w:lastRow="0" w:firstColumn="1" w:lastColumn="0" w:noHBand="0" w:noVBand="1"/>
+      </w:tblPr>
+      <w:tblGrid>
+        <w:gridCol w:w="1944"/>
+        <w:gridCol w:w="8028"/>
+      </w:tblGrid>
+      <w:tr>
+        <w:trPr>
+          <w:cantSplit/>
+          <w:jc w:val="center"/>
+        </w:trPr>
+        <w:tc>
+          <w:tcPr>
+            <w:tcW w:w="1944" w:type="dxa"/>
+            <w:shd w:val="clear" w:color="auto" w:fill="EEF5FA"/>
+            <w:tcMar>
+              <w:top w:w="80" w:type="dxa"/>
+              <w:left w:w="110" w:type="dxa"/>
+              <w:bottom w:w="80" w:type="dxa"/>
+              <w:right w:w="110" w:type="dxa"/>
+            </w:tcMar>
+            <w:vAlign w:val="center"/>
+          </w:tcPr>
+          <w:p>
+            <w:pPr>
+              <w:spacing w:after="20" w:line="252" w:lineRule="auto"/>
+              <w:jc w:val="center"/>
+            </w:pPr>
+            <w:r>
+              <w:rPr>
+                <w:b/>
+                <w:color w:val="1F4E79"/>
+                <w:sz w:val="18"/>
+                <w:szCs w:val="18"/>
+                <w:lang w:eastAsia="ko-KR"/>
+              </w:rPr>
+              <w:t xml:space="preserve">요약</w:t>
+            </w:r>
+          </w:p>
+        </w:tc>
+        <w:tc>
+          <w:tcPr>
+            <w:tcW w:w="8028" w:type="dxa"/>
+            <w:tcMar>
+              <w:top w:w="80" w:type="dxa"/>
+              <w:left w:w="110" w:type="dxa"/>
+              <w:bottom w:w="80" w:type="dxa"/>
+              <w:right w:w="110" w:type="dxa"/>
+            </w:tcMar>
+            <w:vAlign w:val="center"/>
+          </w:tcPr>
+          <w:p>
+            <w:pPr>
+              <w:spacing w:after="20" w:line="252" w:lineRule="auto"/>
+            </w:pPr>
+            <w:r>
+              <w:rPr>
+                <w:sz w:val="18"/>
+                <w:szCs w:val="18"/>
+                <w:lang w:eastAsia="ko-KR"/>
+              </w:rPr>
+              <w:t xml:space="preserve">의도 분류는 10개 중 9개가 일치하였다. 핵심 질문 5개 중 맞음 3개, 대체로 맞음 1개, 오류 1개이고, 확장 질문 5개 중 대체로 맞음 2개, 오류 2개, 실패 1개이다.</w:t>
+            </w:r>
+          </w:p>
+        </w:tc>
+      </w:tr>
+    </w:tbl>
+    <w:p>
+      <w:pPr>
+        <w:spacing w:after="60"/>
+        <w:rPr>
+          <w:lang w:eastAsia="ko-KR"/>
+        </w:rPr>
+      </w:pPr>
+    </w:p>
+    <w:p>
+      <w:pPr>
+        <w:pStyle w:val="21"/>
+        <w:rPr>
+          <w:lang w:eastAsia="ko-KR"/>
+        </w:rPr>
+      </w:pPr>
+      <w:r>
+        <w:rPr>
+          <w:lang w:eastAsia="ko-KR"/>
+        </w:rPr>
+        <w:t xml:space="preserve">4.5 오류 원인과 수정</w:t>
       </w:r>
     </w:p>
     <w:tbl>

--- a/lab_meeting/랩미팅 자료_KG구축_검색답변_초안.docx
+++ b/lab_meeting/랩미팅 자료_KG구축_검색답변_초안.docx
@@ -9950,94 +9950,6 @@
         </w:rPr>
         <w:t xml:space="preserve">제한수위의 근거로 답변에 인용하려면 값뿐 아니라 별표3 원문(표와 각주)이 필요하다. 별표3 원문을 고치지 않고 청크로 저장하고, 현행 판 1개(LAW:별표3)와 시행일별 연혁 9개 판(LAWHIST:별표3@시행일)에 청크 번호를 붙였다. 근거자료 Entity의 chunkId가 이 번호를 가리켜, 질문에 답할 때 원문을 찾아온다. 문서 청크는 모두 10개이다.</w:t>
       </w:r>
-    </w:p>
-    <w:tbl>
-      <w:tblPr>
-        <w:tblW w:w="9972" w:type="dxa"/>
-        <w:jc w:val="center"/>
-        <w:tblBorders>
-          <w:top w:val="single" w:sz="5" w:space="0" w:color="A6A6A6"/>
-          <w:left w:val="single" w:sz="5" w:space="0" w:color="A6A6A6"/>
-          <w:bottom w:val="single" w:sz="5" w:space="0" w:color="A6A6A6"/>
-          <w:right w:val="single" w:sz="5" w:space="0" w:color="A6A6A6"/>
-          <w:insideH w:val="single" w:sz="5" w:space="0" w:color="A6A6A6"/>
-          <w:insideV w:val="single" w:sz="5" w:space="0" w:color="A6A6A6"/>
-        </w:tblBorders>
-        <w:tblLayout w:type="fixed"/>
-        <w:tblLook w:val="04A0" w:firstRow="1" w:lastRow="0" w:firstColumn="1" w:lastColumn="0" w:noHBand="0" w:noVBand="1"/>
-      </w:tblPr>
-      <w:tblGrid>
-        <w:gridCol w:w="1944"/>
-        <w:gridCol w:w="8028"/>
-      </w:tblGrid>
-      <w:tr>
-        <w:trPr>
-          <w:cantSplit/>
-          <w:jc w:val="center"/>
-        </w:trPr>
-        <w:tc>
-          <w:tcPr>
-            <w:tcW w:w="1944" w:type="dxa"/>
-            <w:shd w:val="clear" w:color="auto" w:fill="EEF5FA"/>
-            <w:tcMar>
-              <w:top w:w="80" w:type="dxa"/>
-              <w:left w:w="110" w:type="dxa"/>
-              <w:bottom w:w="80" w:type="dxa"/>
-              <w:right w:w="110" w:type="dxa"/>
-            </w:tcMar>
-            <w:vAlign w:val="center"/>
-          </w:tcPr>
-          <w:p>
-            <w:pPr>
-              <w:spacing w:after="20" w:line="252" w:lineRule="auto"/>
-              <w:jc w:val="center"/>
-            </w:pPr>
-            <w:r>
-              <w:rPr>
-                <w:b/>
-                <w:color w:val="1F4E79"/>
-                <w:sz w:val="18"/>
-                <w:szCs w:val="18"/>
-                <w:lang w:eastAsia="ko-KR"/>
-              </w:rPr>
-              <w:t xml:space="preserve">범위</w:t>
-            </w:r>
-          </w:p>
-        </w:tc>
-        <w:tc>
-          <w:tcPr>
-            <w:tcW w:w="8028" w:type="dxa"/>
-            <w:tcMar>
-              <w:top w:w="80" w:type="dxa"/>
-              <w:left w:w="110" w:type="dxa"/>
-              <w:bottom w:w="80" w:type="dxa"/>
-              <w:right w:w="110" w:type="dxa"/>
-            </w:tcMar>
-            <w:vAlign w:val="center"/>
-          </w:tcPr>
-          <w:p>
-            <w:pPr>
-              <w:spacing w:after="20" w:line="252" w:lineRule="auto"/>
-            </w:pPr>
-            <w:r>
-              <w:rPr>
-                <w:sz w:val="18"/>
-                <w:szCs w:val="18"/>
-                <w:lang w:eastAsia="ko-KR"/>
-              </w:rPr>
-              <w:t xml:space="preserve">규정의 조문(제N조)은 이번 KG의 어떤 Entity도 근거로 참조하지 않아 문서 저장소에 넣지 않았다. 조문을 근거로 쓰는 질문이 필요하면 해당 조문을 청크로 추가하고 근거자료 Entity와 연결하면 된다.</w:t>
-            </w:r>
-          </w:p>
-        </w:tc>
-      </w:tr>
-    </w:tbl>
-    <w:p>
-      <w:pPr>
-        <w:spacing w:after="60"/>
-        <w:rPr>
-          <w:lang w:eastAsia="ko-KR"/>
-        </w:rPr>
-      </w:pPr>
     </w:p>
     <w:tbl>
       <w:tblPr>

--- a/lab_meeting/랩미팅 자료_KG구축_검색답변_초안.docx
+++ b/lab_meeting/랩미팅 자료_KG구축_검색답변_초안.docx
@@ -37,7 +37,7 @@
           <w:szCs w:val="23"/>
           <w:lang w:eastAsia="ko-KR"/>
         </w:rPr>
-        <w:t xml:space="preserve">Ontology 설계 → KG 구축 → 검색·LLM 답변 예비 테스트</w:t>
+        <w:t xml:space="preserve">Ontology 설계 → KG 구축 → 검색·LLM 답변</w:t>
       </w:r>
     </w:p>
     <w:p>
@@ -321,7 +321,7 @@
                 <w:szCs w:val="18"/>
                 <w:lang w:eastAsia="ko-KR"/>
               </w:rPr>
-              <w:t xml:space="preserve">검색·답변 예비 테스트</w:t>
+              <w:t xml:space="preserve">검색·LLM 답변</w:t>
             </w:r>
           </w:p>
         </w:tc>
@@ -385,7 +385,7 @@
                 <w:szCs w:val="18"/>
                 <w:lang w:eastAsia="ko-KR"/>
               </w:rPr>
-              <w:t xml:space="preserve">• 질문 → 의도 분류(LLM) → Neo4j·측정자료·문서 조회 → 근거 묶음 → 답변 생성 흐름을 구현하고 Qwen3-8B로 질문 10개를 예비 테스트</w:t>
+              <w:t xml:space="preserve">• 질문 → 의도 분류(LLM) → Neo4j·측정자료·문서 조회 → 근거 묶음 → 답변 생성 흐름을 구현하고 Qwen3-8B로 CQ에 해당하는 질문 5개에 대한 답변 확인</w:t>
             </w:r>
           </w:p>
         </w:tc>
@@ -461,7 +461,7 @@
                 <w:szCs w:val="18"/>
                 <w:lang w:eastAsia="ko-KR"/>
               </w:rPr>
-              <w:t xml:space="preserve">• 예비 테스트에서 발견한 오류의 수정 반영 후 재실행, 더 큰 모델(32B)과 비교</w:t>
+              <w:t xml:space="preserve">• 확인된 오류의 수정 반영 후 재실행, CQ별 단일 질문 추가, 더 큰 모델(32B)과 비교</w:t>
             </w:r>
           </w:p>
           <w:p>
@@ -7063,7 +7063,7 @@
           <w:szCs w:val="20"/>
           <w:lang w:eastAsia="ko-KR"/>
         </w:rPr>
-        <w:t xml:space="preserve">DDKG(3.2.1)의 점검 보고서는 PDF·DOC·이미지 등 형식이 제각각이고 필요 없는 내용이 많아서, 먼저 글자를 읽을 수 있는 형식(마크다운)으로 바꾸고(필요하면 OCR로 글자를 인식), 정규식으로 필요한 부분(현장 점검, 안전 분석 등 4개 구간)만 잘라 하나의 텍스트 모음으로 합친다. Zhang(2025)은 수집한 문서를 OCR한 뒤 문서·문장·단어 단위로 걸러 정제한다(저장소에 PDF가 없어 기존 정리 내용을 인용). 두 문헌 모두 표 자료의 중복이나 표기 정리 방법은 다루지 않는다.</w:t>
+        <w:t xml:space="preserve">DDKG(3.2.1)의 점검 보고서는 PDF·DOC·이미지 등 형식이 제각각이고 필요 없는 내용이 많아서, 먼저 글자를 읽을 수 있는 형식(마크다운)으로 바꾸고(필요하면 OCR로 글자를 인식), 정규식으로 필요한 부분(현장 점검, 안전 분석 등 4개 구간)만 잘라 하나의 텍스트 모음으로 합친다. Zhang(2025)은 수집한 문서를 OCR한 뒤 문서·문장·단어 단위로 걸러 정제한다.</w:t>
       </w:r>
     </w:p>
     <w:p>
@@ -7089,7 +7089,7 @@
           <w:szCs w:val="20"/>
           <w:lang w:eastAsia="ko-KR"/>
         </w:rPr>
-        <w:t xml:space="preserve">표 자료의 정리 방법은 문헌이 없어 연구자 판단으로 아래와 같이 정하였다.</w:t>
+        <w:t xml:space="preserve">표 자료는 아래와 같이 정리하였다.</w:t>
       </w:r>
     </w:p>
     <w:tbl>
@@ -7369,94 +7369,6 @@
                 <w:lang w:eastAsia="ko-KR"/>
               </w:rPr>
               <w:t xml:space="preserve">4개 댐 × 6개 변수, 306,934행</w:t>
-            </w:r>
-          </w:p>
-        </w:tc>
-      </w:tr>
-    </w:tbl>
-    <w:p>
-      <w:pPr>
-        <w:spacing w:after="60"/>
-        <w:rPr>
-          <w:lang w:eastAsia="ko-KR"/>
-        </w:rPr>
-      </w:pPr>
-    </w:p>
-    <w:tbl>
-      <w:tblPr>
-        <w:tblW w:w="9972" w:type="dxa"/>
-        <w:jc w:val="center"/>
-        <w:tblBorders>
-          <w:top w:val="single" w:sz="5" w:space="0" w:color="A6A6A6"/>
-          <w:left w:val="single" w:sz="5" w:space="0" w:color="A6A6A6"/>
-          <w:bottom w:val="single" w:sz="5" w:space="0" w:color="A6A6A6"/>
-          <w:right w:val="single" w:sz="5" w:space="0" w:color="A6A6A6"/>
-          <w:insideH w:val="single" w:sz="5" w:space="0" w:color="A6A6A6"/>
-          <w:insideV w:val="single" w:sz="5" w:space="0" w:color="A6A6A6"/>
-        </w:tblBorders>
-        <w:tblLayout w:type="fixed"/>
-        <w:tblLook w:val="04A0" w:firstRow="1" w:lastRow="0" w:firstColumn="1" w:lastColumn="0" w:noHBand="0" w:noVBand="1"/>
-      </w:tblPr>
-      <w:tblGrid>
-        <w:gridCol w:w="1944"/>
-        <w:gridCol w:w="8028"/>
-      </w:tblGrid>
-      <w:tr>
-        <w:trPr>
-          <w:cantSplit/>
-          <w:jc w:val="center"/>
-        </w:trPr>
-        <w:tc>
-          <w:tcPr>
-            <w:tcW w:w="1944" w:type="dxa"/>
-            <w:shd w:val="clear" w:color="auto" w:fill="EEF5FA"/>
-            <w:tcMar>
-              <w:top w:w="80" w:type="dxa"/>
-              <w:left w:w="110" w:type="dxa"/>
-              <w:bottom w:w="80" w:type="dxa"/>
-              <w:right w:w="110" w:type="dxa"/>
-            </w:tcMar>
-            <w:vAlign w:val="center"/>
-          </w:tcPr>
-          <w:p>
-            <w:pPr>
-              <w:spacing w:after="20" w:line="252" w:lineRule="auto"/>
-              <w:jc w:val="center"/>
-            </w:pPr>
-            <w:r>
-              <w:rPr>
-                <w:b/>
-                <w:color w:val="1F4E79"/>
-                <w:sz w:val="18"/>
-                <w:szCs w:val="18"/>
-                <w:lang w:eastAsia="ko-KR"/>
-              </w:rPr>
-              <w:t xml:space="preserve">판단 표시</w:t>
-            </w:r>
-          </w:p>
-        </w:tc>
-        <w:tc>
-          <w:tcPr>
-            <w:tcW w:w="8028" w:type="dxa"/>
-            <w:tcMar>
-              <w:top w:w="80" w:type="dxa"/>
-              <w:left w:w="110" w:type="dxa"/>
-              <w:bottom w:w="80" w:type="dxa"/>
-              <w:right w:w="110" w:type="dxa"/>
-            </w:tcMar>
-            <w:vAlign w:val="center"/>
-          </w:tcPr>
-          <w:p>
-            <w:pPr>
-              <w:spacing w:after="20" w:line="252" w:lineRule="auto"/>
-            </w:pPr>
-            <w:r>
-              <w:rPr>
-                <w:sz w:val="18"/>
-                <w:szCs w:val="18"/>
-                <w:lang w:eastAsia="ko-KR"/>
-              </w:rPr>
-              <w:t xml:space="preserve">표 자료의 중복 제거 기준과 시각 변환은 문헌에 없어 연구자 판단으로 정하였다.</w:t>
             </w:r>
           </w:p>
         </w:tc>
@@ -13239,8 +13151,1048 @@
           <w:szCs w:val="20"/>
           <w:lang w:eastAsia="ko-KR"/>
         </w:rPr>
-        <w:t xml:space="preserve">1) 단계 3~5의 결과를 세 개의 표로 정리하였다. 개체 표(ID, Class, 이름), 속성 표(ID, 속성 이름, 값), 관계 표(시작 개체, 관계 이름, 끝 개체)이다.</w:t>
+        <w:t xml:space="preserve">1) 단계 3~5의 결과를 세 개의 표(개체 표, 속성 표, 관계 표)로 정리하였다.</w:t>
       </w:r>
+    </w:p>
+    <w:tbl>
+      <w:tblPr>
+        <w:tblW w:w="9972" w:type="dxa"/>
+        <w:jc w:val="center"/>
+        <w:tblBorders>
+          <w:top w:val="single" w:sz="5" w:space="0" w:color="A6A6A6"/>
+          <w:left w:val="single" w:sz="5" w:space="0" w:color="A6A6A6"/>
+          <w:bottom w:val="single" w:sz="5" w:space="0" w:color="A6A6A6"/>
+          <w:right w:val="single" w:sz="5" w:space="0" w:color="A6A6A6"/>
+          <w:insideH w:val="single" w:sz="5" w:space="0" w:color="A6A6A6"/>
+          <w:insideV w:val="single" w:sz="5" w:space="0" w:color="A6A6A6"/>
+        </w:tblBorders>
+        <w:tblLayout w:type="fixed"/>
+        <w:tblLook w:val="04A0" w:firstRow="1" w:lastRow="0" w:firstColumn="1" w:lastColumn="0" w:noHBand="0" w:noVBand="1"/>
+      </w:tblPr>
+      <w:tblGrid>
+        <w:gridCol w:w="3000"/>
+        <w:gridCol w:w="2500"/>
+        <w:gridCol w:w="4472"/>
+      </w:tblGrid>
+      <w:tr>
+        <w:trPr>
+          <w:cantSplit/>
+          <w:tblHeader/>
+          <w:jc w:val="center"/>
+        </w:trPr>
+        <w:tc>
+          <w:tcPr>
+            <w:tcW w:w="3000" w:type="dxa"/>
+            <w:shd w:val="clear" w:color="auto" w:fill="D9EAF7"/>
+            <w:tcMar>
+              <w:top w:w="80" w:type="dxa"/>
+              <w:left w:w="110" w:type="dxa"/>
+              <w:bottom w:w="80" w:type="dxa"/>
+              <w:right w:w="110" w:type="dxa"/>
+            </w:tcMar>
+            <w:vAlign w:val="center"/>
+          </w:tcPr>
+          <w:p>
+            <w:pPr>
+              <w:spacing w:after="20" w:line="252" w:lineRule="auto"/>
+              <w:jc w:val="center"/>
+            </w:pPr>
+            <w:r>
+              <w:rPr>
+                <w:b/>
+                <w:sz w:val="18"/>
+                <w:szCs w:val="18"/>
+                <w:lang w:eastAsia="ko-KR"/>
+              </w:rPr>
+              <w:t xml:space="preserve">개체 표: 개체 ID</w:t>
+            </w:r>
+          </w:p>
+        </w:tc>
+        <w:tc>
+          <w:tcPr>
+            <w:tcW w:w="2500" w:type="dxa"/>
+            <w:shd w:val="clear" w:color="auto" w:fill="D9EAF7"/>
+            <w:tcMar>
+              <w:top w:w="80" w:type="dxa"/>
+              <w:left w:w="110" w:type="dxa"/>
+              <w:bottom w:w="80" w:type="dxa"/>
+              <w:right w:w="110" w:type="dxa"/>
+            </w:tcMar>
+            <w:vAlign w:val="center"/>
+          </w:tcPr>
+          <w:p>
+            <w:pPr>
+              <w:spacing w:after="20" w:line="252" w:lineRule="auto"/>
+              <w:jc w:val="center"/>
+            </w:pPr>
+            <w:r>
+              <w:rPr>
+                <w:b/>
+                <w:sz w:val="18"/>
+                <w:szCs w:val="18"/>
+                <w:lang w:eastAsia="ko-KR"/>
+              </w:rPr>
+              <w:t xml:space="preserve">Class</w:t>
+            </w:r>
+          </w:p>
+        </w:tc>
+        <w:tc>
+          <w:tcPr>
+            <w:tcW w:w="4472" w:type="dxa"/>
+            <w:shd w:val="clear" w:color="auto" w:fill="D9EAF7"/>
+            <w:tcMar>
+              <w:top w:w="80" w:type="dxa"/>
+              <w:left w:w="110" w:type="dxa"/>
+              <w:bottom w:w="80" w:type="dxa"/>
+              <w:right w:w="110" w:type="dxa"/>
+            </w:tcMar>
+            <w:vAlign w:val="center"/>
+          </w:tcPr>
+          <w:p>
+            <w:pPr>
+              <w:spacing w:after="20" w:line="252" w:lineRule="auto"/>
+              <w:jc w:val="center"/>
+            </w:pPr>
+            <w:r>
+              <w:rPr>
+                <w:b/>
+                <w:sz w:val="18"/>
+                <w:szCs w:val="18"/>
+                <w:lang w:eastAsia="ko-KR"/>
+              </w:rPr>
+              <w:t xml:space="preserve">이름</w:t>
+            </w:r>
+          </w:p>
+        </w:tc>
+      </w:tr>
+      <w:tr>
+        <w:trPr>
+          <w:cantSplit/>
+          <w:jc w:val="center"/>
+        </w:trPr>
+        <w:tc>
+          <w:tcPr>
+            <w:tcW w:w="3000" w:type="dxa"/>
+            <w:shd w:val="clear" w:color="auto" w:fill="EEF5FA"/>
+            <w:tcMar>
+              <w:top w:w="80" w:type="dxa"/>
+              <w:left w:w="110" w:type="dxa"/>
+              <w:bottom w:w="80" w:type="dxa"/>
+              <w:right w:w="110" w:type="dxa"/>
+            </w:tcMar>
+            <w:vAlign w:val="center"/>
+          </w:tcPr>
+          <w:p>
+            <w:pPr>
+              <w:spacing w:after="20" w:line="252" w:lineRule="auto"/>
+              <w:jc w:val="center"/>
+            </w:pPr>
+            <w:r>
+              <w:rPr>
+                <w:b/>
+                <w:color w:val="1F4E79"/>
+                <w:sz w:val="18"/>
+                <w:szCs w:val="18"/>
+                <w:lang w:eastAsia="ko-KR"/>
+              </w:rPr>
+              <w:t xml:space="preserve">DAM:1003110</w:t>
+            </w:r>
+          </w:p>
+        </w:tc>
+        <w:tc>
+          <w:tcPr>
+            <w:tcW w:w="2500" w:type="dxa"/>
+            <w:tcMar>
+              <w:top w:w="80" w:type="dxa"/>
+              <w:left w:w="110" w:type="dxa"/>
+              <w:bottom w:w="80" w:type="dxa"/>
+              <w:right w:w="110" w:type="dxa"/>
+            </w:tcMar>
+            <w:vAlign w:val="center"/>
+          </w:tcPr>
+          <w:p>
+            <w:pPr>
+              <w:spacing w:after="20" w:line="252" w:lineRule="auto"/>
+            </w:pPr>
+            <w:r>
+              <w:rPr>
+                <w:sz w:val="18"/>
+                <w:szCs w:val="18"/>
+                <w:lang w:eastAsia="ko-KR"/>
+              </w:rPr>
+              <w:t xml:space="preserve">Dam</w:t>
+            </w:r>
+          </w:p>
+        </w:tc>
+        <w:tc>
+          <w:tcPr>
+            <w:tcW w:w="4472" w:type="dxa"/>
+            <w:tcMar>
+              <w:top w:w="80" w:type="dxa"/>
+              <w:left w:w="110" w:type="dxa"/>
+              <w:bottom w:w="80" w:type="dxa"/>
+              <w:right w:w="110" w:type="dxa"/>
+            </w:tcMar>
+            <w:vAlign w:val="center"/>
+          </w:tcPr>
+          <w:p>
+            <w:pPr>
+              <w:spacing w:after="20" w:line="252" w:lineRule="auto"/>
+            </w:pPr>
+            <w:r>
+              <w:rPr>
+                <w:sz w:val="18"/>
+                <w:szCs w:val="18"/>
+                <w:lang w:eastAsia="ko-KR"/>
+              </w:rPr>
+              <w:t xml:space="preserve">충주댐</w:t>
+            </w:r>
+          </w:p>
+        </w:tc>
+      </w:tr>
+      <w:tr>
+        <w:trPr>
+          <w:cantSplit/>
+          <w:jc w:val="center"/>
+        </w:trPr>
+        <w:tc>
+          <w:tcPr>
+            <w:tcW w:w="3000" w:type="dxa"/>
+            <w:shd w:val="clear" w:color="auto" w:fill="EEF5FA"/>
+            <w:tcMar>
+              <w:top w:w="80" w:type="dxa"/>
+              <w:left w:w="110" w:type="dxa"/>
+              <w:bottom w:w="80" w:type="dxa"/>
+              <w:right w:w="110" w:type="dxa"/>
+            </w:tcMar>
+            <w:vAlign w:val="center"/>
+          </w:tcPr>
+          <w:p>
+            <w:pPr>
+              <w:spacing w:after="20" w:line="252" w:lineRule="auto"/>
+              <w:jc w:val="center"/>
+            </w:pPr>
+            <w:r>
+              <w:rPr>
+                <w:b/>
+                <w:color w:val="1F4E79"/>
+                <w:sz w:val="18"/>
+                <w:szCs w:val="18"/>
+                <w:lang w:eastAsia="ko-KR"/>
+              </w:rPr>
+              <w:t xml:space="preserve">APR:1368</w:t>
+            </w:r>
+          </w:p>
+        </w:tc>
+        <w:tc>
+          <w:tcPr>
+            <w:tcW w:w="2500" w:type="dxa"/>
+            <w:tcMar>
+              <w:top w:w="80" w:type="dxa"/>
+              <w:left w:w="110" w:type="dxa"/>
+              <w:bottom w:w="80" w:type="dxa"/>
+              <w:right w:w="110" w:type="dxa"/>
+            </w:tcMar>
+            <w:vAlign w:val="center"/>
+          </w:tcPr>
+          <w:p>
+            <w:pPr>
+              <w:spacing w:after="20" w:line="252" w:lineRule="auto"/>
+            </w:pPr>
+            <w:r>
+              <w:rPr>
+                <w:sz w:val="18"/>
+                <w:szCs w:val="18"/>
+                <w:lang w:eastAsia="ko-KR"/>
+              </w:rPr>
+              <w:t xml:space="preserve">Approval</w:t>
+            </w:r>
+          </w:p>
+        </w:tc>
+        <w:tc>
+          <w:tcPr>
+            <w:tcW w:w="4472" w:type="dxa"/>
+            <w:tcMar>
+              <w:top w:w="80" w:type="dxa"/>
+              <w:left w:w="110" w:type="dxa"/>
+              <w:bottom w:w="80" w:type="dxa"/>
+              <w:right w:w="110" w:type="dxa"/>
+            </w:tcMar>
+            <w:vAlign w:val="center"/>
+          </w:tcPr>
+          <w:p>
+            <w:pPr>
+              <w:spacing w:after="20" w:line="252" w:lineRule="auto"/>
+            </w:pPr>
+            <w:r>
+              <w:rPr>
+                <w:sz w:val="18"/>
+                <w:szCs w:val="18"/>
+                <w:lang w:eastAsia="ko-KR"/>
+              </w:rPr>
+              <w:t xml:space="preserve">승인 1368 (충주댐)</w:t>
+            </w:r>
+          </w:p>
+        </w:tc>
+      </w:tr>
+      <w:tr>
+        <w:trPr>
+          <w:cantSplit/>
+          <w:jc w:val="center"/>
+        </w:trPr>
+        <w:tc>
+          <w:tcPr>
+            <w:tcW w:w="3000" w:type="dxa"/>
+            <w:shd w:val="clear" w:color="auto" w:fill="EEF5FA"/>
+            <w:tcMar>
+              <w:top w:w="80" w:type="dxa"/>
+              <w:left w:w="110" w:type="dxa"/>
+              <w:bottom w:w="80" w:type="dxa"/>
+              <w:right w:w="110" w:type="dxa"/>
+            </w:tcMar>
+            <w:vAlign w:val="center"/>
+          </w:tcPr>
+          <w:p>
+            <w:pPr>
+              <w:spacing w:after="20" w:line="252" w:lineRule="auto"/>
+              <w:jc w:val="center"/>
+            </w:pPr>
+            <w:r>
+              <w:rPr>
+                <w:b/>
+                <w:color w:val="1F4E79"/>
+                <w:sz w:val="18"/>
+                <w:szCs w:val="18"/>
+                <w:lang w:eastAsia="ko-KR"/>
+              </w:rPr>
+              <w:t xml:space="preserve">OPR:1368:1</w:t>
+            </w:r>
+          </w:p>
+        </w:tc>
+        <w:tc>
+          <w:tcPr>
+            <w:tcW w:w="2500" w:type="dxa"/>
+            <w:tcMar>
+              <w:top w:w="80" w:type="dxa"/>
+              <w:left w:w="110" w:type="dxa"/>
+              <w:bottom w:w="80" w:type="dxa"/>
+              <w:right w:w="110" w:type="dxa"/>
+            </w:tcMar>
+            <w:vAlign w:val="center"/>
+          </w:tcPr>
+          <w:p>
+            <w:pPr>
+              <w:spacing w:after="20" w:line="252" w:lineRule="auto"/>
+            </w:pPr>
+            <w:r>
+              <w:rPr>
+                <w:sz w:val="18"/>
+                <w:szCs w:val="18"/>
+                <w:lang w:eastAsia="ko-KR"/>
+              </w:rPr>
+              <w:t xml:space="preserve">Operation</w:t>
+            </w:r>
+          </w:p>
+        </w:tc>
+        <w:tc>
+          <w:tcPr>
+            <w:tcW w:w="4472" w:type="dxa"/>
+            <w:tcMar>
+              <w:top w:w="80" w:type="dxa"/>
+              <w:left w:w="110" w:type="dxa"/>
+              <w:bottom w:w="80" w:type="dxa"/>
+              <w:right w:w="110" w:type="dxa"/>
+            </w:tcMar>
+            <w:vAlign w:val="center"/>
+          </w:tcPr>
+          <w:p>
+            <w:pPr>
+              <w:spacing w:after="20" w:line="252" w:lineRule="auto"/>
+            </w:pPr>
+            <w:r>
+              <w:rPr>
+                <w:sz w:val="18"/>
+                <w:szCs w:val="18"/>
+                <w:lang w:eastAsia="ko-KR"/>
+              </w:rPr>
+              <w:t xml:space="preserve">충주댐 탄력적 방류 (2012-08-24 16:00)</w:t>
+            </w:r>
+          </w:p>
+        </w:tc>
+      </w:tr>
+    </w:tbl>
+    <w:p>
+      <w:pPr>
+        <w:spacing w:after="60"/>
+        <w:rPr>
+          <w:lang w:eastAsia="ko-KR"/>
+        </w:rPr>
+      </w:pPr>
+    </w:p>
+    <w:tbl>
+      <w:tblPr>
+        <w:tblW w:w="9972" w:type="dxa"/>
+        <w:jc w:val="center"/>
+        <w:tblBorders>
+          <w:top w:val="single" w:sz="5" w:space="0" w:color="A6A6A6"/>
+          <w:left w:val="single" w:sz="5" w:space="0" w:color="A6A6A6"/>
+          <w:bottom w:val="single" w:sz="5" w:space="0" w:color="A6A6A6"/>
+          <w:right w:val="single" w:sz="5" w:space="0" w:color="A6A6A6"/>
+          <w:insideH w:val="single" w:sz="5" w:space="0" w:color="A6A6A6"/>
+          <w:insideV w:val="single" w:sz="5" w:space="0" w:color="A6A6A6"/>
+        </w:tblBorders>
+        <w:tblLayout w:type="fixed"/>
+        <w:tblLook w:val="04A0" w:firstRow="1" w:lastRow="0" w:firstColumn="1" w:lastColumn="0" w:noHBand="0" w:noVBand="1"/>
+      </w:tblPr>
+      <w:tblGrid>
+        <w:gridCol w:w="3000"/>
+        <w:gridCol w:w="2500"/>
+        <w:gridCol w:w="4472"/>
+      </w:tblGrid>
+      <w:tr>
+        <w:trPr>
+          <w:cantSplit/>
+          <w:tblHeader/>
+          <w:jc w:val="center"/>
+        </w:trPr>
+        <w:tc>
+          <w:tcPr>
+            <w:tcW w:w="3000" w:type="dxa"/>
+            <w:shd w:val="clear" w:color="auto" w:fill="D9EAF7"/>
+            <w:tcMar>
+              <w:top w:w="80" w:type="dxa"/>
+              <w:left w:w="110" w:type="dxa"/>
+              <w:bottom w:w="80" w:type="dxa"/>
+              <w:right w:w="110" w:type="dxa"/>
+            </w:tcMar>
+            <w:vAlign w:val="center"/>
+          </w:tcPr>
+          <w:p>
+            <w:pPr>
+              <w:spacing w:after="20" w:line="252" w:lineRule="auto"/>
+              <w:jc w:val="center"/>
+            </w:pPr>
+            <w:r>
+              <w:rPr>
+                <w:b/>
+                <w:sz w:val="18"/>
+                <w:szCs w:val="18"/>
+                <w:lang w:eastAsia="ko-KR"/>
+              </w:rPr>
+              <w:t xml:space="preserve">속성 표: 개체 ID</w:t>
+            </w:r>
+          </w:p>
+        </w:tc>
+        <w:tc>
+          <w:tcPr>
+            <w:tcW w:w="2500" w:type="dxa"/>
+            <w:shd w:val="clear" w:color="auto" w:fill="D9EAF7"/>
+            <w:tcMar>
+              <w:top w:w="80" w:type="dxa"/>
+              <w:left w:w="110" w:type="dxa"/>
+              <w:bottom w:w="80" w:type="dxa"/>
+              <w:right w:w="110" w:type="dxa"/>
+            </w:tcMar>
+            <w:vAlign w:val="center"/>
+          </w:tcPr>
+          <w:p>
+            <w:pPr>
+              <w:spacing w:after="20" w:line="252" w:lineRule="auto"/>
+              <w:jc w:val="center"/>
+            </w:pPr>
+            <w:r>
+              <w:rPr>
+                <w:b/>
+                <w:sz w:val="18"/>
+                <w:szCs w:val="18"/>
+                <w:lang w:eastAsia="ko-KR"/>
+              </w:rPr>
+              <w:t xml:space="preserve">속성 이름</w:t>
+            </w:r>
+          </w:p>
+        </w:tc>
+        <w:tc>
+          <w:tcPr>
+            <w:tcW w:w="4472" w:type="dxa"/>
+            <w:shd w:val="clear" w:color="auto" w:fill="D9EAF7"/>
+            <w:tcMar>
+              <w:top w:w="80" w:type="dxa"/>
+              <w:left w:w="110" w:type="dxa"/>
+              <w:bottom w:w="80" w:type="dxa"/>
+              <w:right w:w="110" w:type="dxa"/>
+            </w:tcMar>
+            <w:vAlign w:val="center"/>
+          </w:tcPr>
+          <w:p>
+            <w:pPr>
+              <w:spacing w:after="20" w:line="252" w:lineRule="auto"/>
+              <w:jc w:val="center"/>
+            </w:pPr>
+            <w:r>
+              <w:rPr>
+                <w:b/>
+                <w:sz w:val="18"/>
+                <w:szCs w:val="18"/>
+                <w:lang w:eastAsia="ko-KR"/>
+              </w:rPr>
+              <w:t xml:space="preserve">값</w:t>
+            </w:r>
+          </w:p>
+        </w:tc>
+      </w:tr>
+      <w:tr>
+        <w:trPr>
+          <w:cantSplit/>
+          <w:jc w:val="center"/>
+        </w:trPr>
+        <w:tc>
+          <w:tcPr>
+            <w:tcW w:w="3000" w:type="dxa"/>
+            <w:shd w:val="clear" w:color="auto" w:fill="EEF5FA"/>
+            <w:tcMar>
+              <w:top w:w="80" w:type="dxa"/>
+              <w:left w:w="110" w:type="dxa"/>
+              <w:bottom w:w="80" w:type="dxa"/>
+              <w:right w:w="110" w:type="dxa"/>
+            </w:tcMar>
+            <w:vAlign w:val="center"/>
+          </w:tcPr>
+          <w:p>
+            <w:pPr>
+              <w:spacing w:after="20" w:line="252" w:lineRule="auto"/>
+              <w:jc w:val="center"/>
+            </w:pPr>
+            <w:r>
+              <w:rPr>
+                <w:b/>
+                <w:color w:val="1F4E79"/>
+                <w:sz w:val="18"/>
+                <w:szCs w:val="18"/>
+                <w:lang w:eastAsia="ko-KR"/>
+              </w:rPr>
+              <w:t xml:space="preserve">DAM:1003110</w:t>
+            </w:r>
+          </w:p>
+        </w:tc>
+        <w:tc>
+          <w:tcPr>
+            <w:tcW w:w="2500" w:type="dxa"/>
+            <w:tcMar>
+              <w:top w:w="80" w:type="dxa"/>
+              <w:left w:w="110" w:type="dxa"/>
+              <w:bottom w:w="80" w:type="dxa"/>
+              <w:right w:w="110" w:type="dxa"/>
+            </w:tcMar>
+            <w:vAlign w:val="center"/>
+          </w:tcPr>
+          <w:p>
+            <w:pPr>
+              <w:spacing w:after="20" w:line="252" w:lineRule="auto"/>
+            </w:pPr>
+            <w:r>
+              <w:rPr>
+                <w:sz w:val="18"/>
+                <w:szCs w:val="18"/>
+                <w:lang w:eastAsia="ko-KR"/>
+              </w:rPr>
+              <w:t xml:space="preserve">damName</w:t>
+            </w:r>
+          </w:p>
+        </w:tc>
+        <w:tc>
+          <w:tcPr>
+            <w:tcW w:w="4472" w:type="dxa"/>
+            <w:tcMar>
+              <w:top w:w="80" w:type="dxa"/>
+              <w:left w:w="110" w:type="dxa"/>
+              <w:bottom w:w="80" w:type="dxa"/>
+              <w:right w:w="110" w:type="dxa"/>
+            </w:tcMar>
+            <w:vAlign w:val="center"/>
+          </w:tcPr>
+          <w:p>
+            <w:pPr>
+              <w:spacing w:after="20" w:line="252" w:lineRule="auto"/>
+            </w:pPr>
+            <w:r>
+              <w:rPr>
+                <w:sz w:val="18"/>
+                <w:szCs w:val="18"/>
+                <w:lang w:eastAsia="ko-KR"/>
+              </w:rPr>
+              <w:t xml:space="preserve">충주댐</w:t>
+            </w:r>
+          </w:p>
+        </w:tc>
+      </w:tr>
+      <w:tr>
+        <w:trPr>
+          <w:cantSplit/>
+          <w:jc w:val="center"/>
+        </w:trPr>
+        <w:tc>
+          <w:tcPr>
+            <w:tcW w:w="3000" w:type="dxa"/>
+            <w:shd w:val="clear" w:color="auto" w:fill="EEF5FA"/>
+            <w:tcMar>
+              <w:top w:w="80" w:type="dxa"/>
+              <w:left w:w="110" w:type="dxa"/>
+              <w:bottom w:w="80" w:type="dxa"/>
+              <w:right w:w="110" w:type="dxa"/>
+            </w:tcMar>
+            <w:vAlign w:val="center"/>
+          </w:tcPr>
+          <w:p>
+            <w:pPr>
+              <w:spacing w:after="20" w:line="252" w:lineRule="auto"/>
+              <w:jc w:val="center"/>
+            </w:pPr>
+            <w:r>
+              <w:rPr>
+                <w:b/>
+                <w:color w:val="1F4E79"/>
+                <w:sz w:val="18"/>
+                <w:szCs w:val="18"/>
+                <w:lang w:eastAsia="ko-KR"/>
+              </w:rPr>
+              <w:t xml:space="preserve">OPR:1368:1</w:t>
+            </w:r>
+          </w:p>
+        </w:tc>
+        <w:tc>
+          <w:tcPr>
+            <w:tcW w:w="2500" w:type="dxa"/>
+            <w:tcMar>
+              <w:top w:w="80" w:type="dxa"/>
+              <w:left w:w="110" w:type="dxa"/>
+              <w:bottom w:w="80" w:type="dxa"/>
+              <w:right w:w="110" w:type="dxa"/>
+            </w:tcMar>
+            <w:vAlign w:val="center"/>
+          </w:tcPr>
+          <w:p>
+            <w:pPr>
+              <w:spacing w:after="20" w:line="252" w:lineRule="auto"/>
+            </w:pPr>
+            <w:r>
+              <w:rPr>
+                <w:sz w:val="18"/>
+                <w:szCs w:val="18"/>
+                <w:lang w:eastAsia="ko-KR"/>
+              </w:rPr>
+              <w:t xml:space="preserve">operationType</w:t>
+            </w:r>
+          </w:p>
+        </w:tc>
+        <w:tc>
+          <w:tcPr>
+            <w:tcW w:w="4472" w:type="dxa"/>
+            <w:tcMar>
+              <w:top w:w="80" w:type="dxa"/>
+              <w:left w:w="110" w:type="dxa"/>
+              <w:bottom w:w="80" w:type="dxa"/>
+              <w:right w:w="110" w:type="dxa"/>
+            </w:tcMar>
+            <w:vAlign w:val="center"/>
+          </w:tcPr>
+          <w:p>
+            <w:pPr>
+              <w:spacing w:after="20" w:line="252" w:lineRule="auto"/>
+            </w:pPr>
+            <w:r>
+              <w:rPr>
+                <w:sz w:val="18"/>
+                <w:szCs w:val="18"/>
+                <w:lang w:eastAsia="ko-KR"/>
+              </w:rPr>
+              <w:t xml:space="preserve">탄력적 방류</w:t>
+            </w:r>
+          </w:p>
+        </w:tc>
+      </w:tr>
+      <w:tr>
+        <w:trPr>
+          <w:cantSplit/>
+          <w:jc w:val="center"/>
+        </w:trPr>
+        <w:tc>
+          <w:tcPr>
+            <w:tcW w:w="3000" w:type="dxa"/>
+            <w:shd w:val="clear" w:color="auto" w:fill="EEF5FA"/>
+            <w:tcMar>
+              <w:top w:w="80" w:type="dxa"/>
+              <w:left w:w="110" w:type="dxa"/>
+              <w:bottom w:w="80" w:type="dxa"/>
+              <w:right w:w="110" w:type="dxa"/>
+            </w:tcMar>
+            <w:vAlign w:val="center"/>
+          </w:tcPr>
+          <w:p>
+            <w:pPr>
+              <w:spacing w:after="20" w:line="252" w:lineRule="auto"/>
+              <w:jc w:val="center"/>
+            </w:pPr>
+            <w:r>
+              <w:rPr>
+                <w:b/>
+                <w:color w:val="1F4E79"/>
+                <w:sz w:val="18"/>
+                <w:szCs w:val="18"/>
+                <w:lang w:eastAsia="ko-KR"/>
+              </w:rPr>
+              <w:t xml:space="preserve">OPR:1368:1</w:t>
+            </w:r>
+          </w:p>
+        </w:tc>
+        <w:tc>
+          <w:tcPr>
+            <w:tcW w:w="2500" w:type="dxa"/>
+            <w:tcMar>
+              <w:top w:w="80" w:type="dxa"/>
+              <w:left w:w="110" w:type="dxa"/>
+              <w:bottom w:w="80" w:type="dxa"/>
+              <w:right w:w="110" w:type="dxa"/>
+            </w:tcMar>
+            <w:vAlign w:val="center"/>
+          </w:tcPr>
+          <w:p>
+            <w:pPr>
+              <w:spacing w:after="20" w:line="252" w:lineRule="auto"/>
+            </w:pPr>
+            <w:r>
+              <w:rPr>
+                <w:sz w:val="18"/>
+                <w:szCs w:val="18"/>
+                <w:lang w:eastAsia="ko-KR"/>
+              </w:rPr>
+              <w:t xml:space="preserve">operationTime</w:t>
+            </w:r>
+          </w:p>
+        </w:tc>
+        <w:tc>
+          <w:tcPr>
+            <w:tcW w:w="4472" w:type="dxa"/>
+            <w:tcMar>
+              <w:top w:w="80" w:type="dxa"/>
+              <w:left w:w="110" w:type="dxa"/>
+              <w:bottom w:w="80" w:type="dxa"/>
+              <w:right w:w="110" w:type="dxa"/>
+            </w:tcMar>
+            <w:vAlign w:val="center"/>
+          </w:tcPr>
+          <w:p>
+            <w:pPr>
+              <w:spacing w:after="20" w:line="252" w:lineRule="auto"/>
+            </w:pPr>
+            <w:r>
+              <w:rPr>
+                <w:sz w:val="18"/>
+                <w:szCs w:val="18"/>
+                <w:lang w:eastAsia="ko-KR"/>
+              </w:rPr>
+              <w:t xml:space="preserve">2012-08-24T16:00</w:t>
+            </w:r>
+          </w:p>
+        </w:tc>
+      </w:tr>
+    </w:tbl>
+    <w:p>
+      <w:pPr>
+        <w:spacing w:after="60"/>
+        <w:rPr>
+          <w:lang w:eastAsia="ko-KR"/>
+        </w:rPr>
+      </w:pPr>
+    </w:p>
+    <w:tbl>
+      <w:tblPr>
+        <w:tblW w:w="9972" w:type="dxa"/>
+        <w:jc w:val="center"/>
+        <w:tblBorders>
+          <w:top w:val="single" w:sz="5" w:space="0" w:color="A6A6A6"/>
+          <w:left w:val="single" w:sz="5" w:space="0" w:color="A6A6A6"/>
+          <w:bottom w:val="single" w:sz="5" w:space="0" w:color="A6A6A6"/>
+          <w:right w:val="single" w:sz="5" w:space="0" w:color="A6A6A6"/>
+          <w:insideH w:val="single" w:sz="5" w:space="0" w:color="A6A6A6"/>
+          <w:insideV w:val="single" w:sz="5" w:space="0" w:color="A6A6A6"/>
+        </w:tblBorders>
+        <w:tblLayout w:type="fixed"/>
+        <w:tblLook w:val="04A0" w:firstRow="1" w:lastRow="0" w:firstColumn="1" w:lastColumn="0" w:noHBand="0" w:noVBand="1"/>
+      </w:tblPr>
+      <w:tblGrid>
+        <w:gridCol w:w="3000"/>
+        <w:gridCol w:w="2500"/>
+        <w:gridCol w:w="4472"/>
+      </w:tblGrid>
+      <w:tr>
+        <w:trPr>
+          <w:cantSplit/>
+          <w:tblHeader/>
+          <w:jc w:val="center"/>
+        </w:trPr>
+        <w:tc>
+          <w:tcPr>
+            <w:tcW w:w="3000" w:type="dxa"/>
+            <w:shd w:val="clear" w:color="auto" w:fill="D9EAF7"/>
+            <w:tcMar>
+              <w:top w:w="80" w:type="dxa"/>
+              <w:left w:w="110" w:type="dxa"/>
+              <w:bottom w:w="80" w:type="dxa"/>
+              <w:right w:w="110" w:type="dxa"/>
+            </w:tcMar>
+            <w:vAlign w:val="center"/>
+          </w:tcPr>
+          <w:p>
+            <w:pPr>
+              <w:spacing w:after="20" w:line="252" w:lineRule="auto"/>
+              <w:jc w:val="center"/>
+            </w:pPr>
+            <w:r>
+              <w:rPr>
+                <w:b/>
+                <w:sz w:val="18"/>
+                <w:szCs w:val="18"/>
+                <w:lang w:eastAsia="ko-KR"/>
+              </w:rPr>
+              <w:t xml:space="preserve">관계 표: 시작 개체</w:t>
+            </w:r>
+          </w:p>
+        </w:tc>
+        <w:tc>
+          <w:tcPr>
+            <w:tcW w:w="2500" w:type="dxa"/>
+            <w:shd w:val="clear" w:color="auto" w:fill="D9EAF7"/>
+            <w:tcMar>
+              <w:top w:w="80" w:type="dxa"/>
+              <w:left w:w="110" w:type="dxa"/>
+              <w:bottom w:w="80" w:type="dxa"/>
+              <w:right w:w="110" w:type="dxa"/>
+            </w:tcMar>
+            <w:vAlign w:val="center"/>
+          </w:tcPr>
+          <w:p>
+            <w:pPr>
+              <w:spacing w:after="20" w:line="252" w:lineRule="auto"/>
+              <w:jc w:val="center"/>
+            </w:pPr>
+            <w:r>
+              <w:rPr>
+                <w:b/>
+                <w:sz w:val="18"/>
+                <w:szCs w:val="18"/>
+                <w:lang w:eastAsia="ko-KR"/>
+              </w:rPr>
+              <w:t xml:space="preserve">관계 이름</w:t>
+            </w:r>
+          </w:p>
+        </w:tc>
+        <w:tc>
+          <w:tcPr>
+            <w:tcW w:w="4472" w:type="dxa"/>
+            <w:shd w:val="clear" w:color="auto" w:fill="D9EAF7"/>
+            <w:tcMar>
+              <w:top w:w="80" w:type="dxa"/>
+              <w:left w:w="110" w:type="dxa"/>
+              <w:bottom w:w="80" w:type="dxa"/>
+              <w:right w:w="110" w:type="dxa"/>
+            </w:tcMar>
+            <w:vAlign w:val="center"/>
+          </w:tcPr>
+          <w:p>
+            <w:pPr>
+              <w:spacing w:after="20" w:line="252" w:lineRule="auto"/>
+              <w:jc w:val="center"/>
+            </w:pPr>
+            <w:r>
+              <w:rPr>
+                <w:b/>
+                <w:sz w:val="18"/>
+                <w:szCs w:val="18"/>
+                <w:lang w:eastAsia="ko-KR"/>
+              </w:rPr>
+              <w:t xml:space="preserve">끝 개체</w:t>
+            </w:r>
+          </w:p>
+        </w:tc>
+      </w:tr>
+      <w:tr>
+        <w:trPr>
+          <w:cantSplit/>
+          <w:jc w:val="center"/>
+        </w:trPr>
+        <w:tc>
+          <w:tcPr>
+            <w:tcW w:w="3000" w:type="dxa"/>
+            <w:shd w:val="clear" w:color="auto" w:fill="EEF5FA"/>
+            <w:tcMar>
+              <w:top w:w="80" w:type="dxa"/>
+              <w:left w:w="110" w:type="dxa"/>
+              <w:bottom w:w="80" w:type="dxa"/>
+              <w:right w:w="110" w:type="dxa"/>
+            </w:tcMar>
+            <w:vAlign w:val="center"/>
+          </w:tcPr>
+          <w:p>
+            <w:pPr>
+              <w:spacing w:after="20" w:line="252" w:lineRule="auto"/>
+              <w:jc w:val="center"/>
+            </w:pPr>
+            <w:r>
+              <w:rPr>
+                <w:b/>
+                <w:color w:val="1F4E79"/>
+                <w:sz w:val="18"/>
+                <w:szCs w:val="18"/>
+                <w:lang w:eastAsia="ko-KR"/>
+              </w:rPr>
+              <w:t xml:space="preserve">APR:1368</w:t>
+            </w:r>
+          </w:p>
+        </w:tc>
+        <w:tc>
+          <w:tcPr>
+            <w:tcW w:w="2500" w:type="dxa"/>
+            <w:tcMar>
+              <w:top w:w="80" w:type="dxa"/>
+              <w:left w:w="110" w:type="dxa"/>
+              <w:bottom w:w="80" w:type="dxa"/>
+              <w:right w:w="110" w:type="dxa"/>
+            </w:tcMar>
+            <w:vAlign w:val="center"/>
+          </w:tcPr>
+          <w:p>
+            <w:pPr>
+              <w:spacing w:after="20" w:line="252" w:lineRule="auto"/>
+            </w:pPr>
+            <w:r>
+              <w:rPr>
+                <w:sz w:val="18"/>
+                <w:szCs w:val="18"/>
+                <w:lang w:eastAsia="ko-KR"/>
+              </w:rPr>
+              <w:t xml:space="preserve">authorizes</w:t>
+            </w:r>
+          </w:p>
+        </w:tc>
+        <w:tc>
+          <w:tcPr>
+            <w:tcW w:w="4472" w:type="dxa"/>
+            <w:tcMar>
+              <w:top w:w="80" w:type="dxa"/>
+              <w:left w:w="110" w:type="dxa"/>
+              <w:bottom w:w="80" w:type="dxa"/>
+              <w:right w:w="110" w:type="dxa"/>
+            </w:tcMar>
+            <w:vAlign w:val="center"/>
+          </w:tcPr>
+          <w:p>
+            <w:pPr>
+              <w:spacing w:after="20" w:line="252" w:lineRule="auto"/>
+            </w:pPr>
+            <w:r>
+              <w:rPr>
+                <w:sz w:val="18"/>
+                <w:szCs w:val="18"/>
+                <w:lang w:eastAsia="ko-KR"/>
+              </w:rPr>
+              <w:t xml:space="preserve">OPR:1368:1</w:t>
+            </w:r>
+          </w:p>
+        </w:tc>
+      </w:tr>
+      <w:tr>
+        <w:trPr>
+          <w:cantSplit/>
+          <w:jc w:val="center"/>
+        </w:trPr>
+        <w:tc>
+          <w:tcPr>
+            <w:tcW w:w="3000" w:type="dxa"/>
+            <w:shd w:val="clear" w:color="auto" w:fill="EEF5FA"/>
+            <w:tcMar>
+              <w:top w:w="80" w:type="dxa"/>
+              <w:left w:w="110" w:type="dxa"/>
+              <w:bottom w:w="80" w:type="dxa"/>
+              <w:right w:w="110" w:type="dxa"/>
+            </w:tcMar>
+            <w:vAlign w:val="center"/>
+          </w:tcPr>
+          <w:p>
+            <w:pPr>
+              <w:spacing w:after="20" w:line="252" w:lineRule="auto"/>
+              <w:jc w:val="center"/>
+            </w:pPr>
+            <w:r>
+              <w:rPr>
+                <w:b/>
+                <w:color w:val="1F4E79"/>
+                <w:sz w:val="18"/>
+                <w:szCs w:val="18"/>
+                <w:lang w:eastAsia="ko-KR"/>
+              </w:rPr>
+              <w:t xml:space="preserve">APR:1368</w:t>
+            </w:r>
+          </w:p>
+        </w:tc>
+        <w:tc>
+          <w:tcPr>
+            <w:tcW w:w="2500" w:type="dxa"/>
+            <w:tcMar>
+              <w:top w:w="80" w:type="dxa"/>
+              <w:left w:w="110" w:type="dxa"/>
+              <w:bottom w:w="80" w:type="dxa"/>
+              <w:right w:w="110" w:type="dxa"/>
+            </w:tcMar>
+            <w:vAlign w:val="center"/>
+          </w:tcPr>
+          <w:p>
+            <w:pPr>
+              <w:spacing w:after="20" w:line="252" w:lineRule="auto"/>
+            </w:pPr>
+            <w:r>
+              <w:rPr>
+                <w:sz w:val="18"/>
+                <w:szCs w:val="18"/>
+                <w:lang w:eastAsia="ko-KR"/>
+              </w:rPr>
+              <w:t xml:space="preserve">concernsDam</w:t>
+            </w:r>
+          </w:p>
+        </w:tc>
+        <w:tc>
+          <w:tcPr>
+            <w:tcW w:w="4472" w:type="dxa"/>
+            <w:tcMar>
+              <w:top w:w="80" w:type="dxa"/>
+              <w:left w:w="110" w:type="dxa"/>
+              <w:bottom w:w="80" w:type="dxa"/>
+              <w:right w:w="110" w:type="dxa"/>
+            </w:tcMar>
+            <w:vAlign w:val="center"/>
+          </w:tcPr>
+          <w:p>
+            <w:pPr>
+              <w:spacing w:after="20" w:line="252" w:lineRule="auto"/>
+            </w:pPr>
+            <w:r>
+              <w:rPr>
+                <w:sz w:val="18"/>
+                <w:szCs w:val="18"/>
+                <w:lang w:eastAsia="ko-KR"/>
+              </w:rPr>
+              <w:t xml:space="preserve">DAM:1003110</w:t>
+            </w:r>
+          </w:p>
+        </w:tc>
+      </w:tr>
+    </w:tbl>
+    <w:p>
+      <w:pPr>
+        <w:spacing w:after="60"/>
+        <w:rPr>
+          <w:lang w:eastAsia="ko-KR"/>
+        </w:rPr>
+      </w:pPr>
     </w:p>
     <w:p>
       <w:pPr>
@@ -13434,7 +14386,7 @@
                 <w:szCs w:val="18"/>
                 <w:lang w:eastAsia="ko-KR"/>
               </w:rPr>
-              <w:t xml:space="preserve">개체 표: DAM:1003110, Dam, 충주댐</w:t>
+              <w:t xml:space="preserve">개체 표 DAM:1003110, Dam, 충주댐</w:t>
             </w:r>
           </w:p>
           <w:p>
@@ -13450,7 +14402,7 @@
                 <w:szCs w:val="18"/>
                 <w:lang w:eastAsia="ko-KR"/>
               </w:rPr>
-              <w:t xml:space="preserve">속성 표: damName = 충주댐, damType = 다목적댐</w:t>
+              <w:t xml:space="preserve">속성 표 damName = 충주댐, damType = 다목적댐</w:t>
             </w:r>
           </w:p>
         </w:tc>
@@ -13535,7 +14487,7 @@
                 <w:szCs w:val="18"/>
                 <w:lang w:eastAsia="ko-KR"/>
               </w:rPr>
-              <w:t xml:space="preserve">관계 표: APR:1368, authorizes, OPR:1368:1</w:t>
+              <w:t xml:space="preserve">관계 표 APR:1368, authorizes, OPR:1368:1</w:t>
             </w:r>
           </w:p>
         </w:tc>
@@ -13898,7 +14850,7 @@
           <w:szCs w:val="20"/>
           <w:lang w:eastAsia="ko-KR"/>
         </w:rPr>
-        <w:t xml:space="preserve">KG 구축 결과를 이용해 질문에서 답변까지의 흐름을 구현하였다. LLM은 질문 해석(단계 1)과 답변 생성(단계 6)에만 사용하고, 조회와 계산은 프로그램이 수행한다. 단계마다 근거 문헌의 방법을 참고하였고, 문헌에 방법이 없는 부분은 연구자 판단이라고 표시하였다.</w:t>
+        <w:t xml:space="preserve">구축한 KG로 CQ에 실제로 답할 수 있는지 확인하기 위해, 질문을 받아 근거를 찾고 답변을 만드는 흐름을 구현하였다. LLM은 질문을 해석하고 답변을 쓰는 데만 사용하고, 근거 조회와 값 계산은 프로그램이 한다. LLM이 근거를 만들거나 계산하지 않게 하여, 답변의 모든 내용을 KG와 외부 저장소의 근거로 확인할 수 있게 하기 위해서이다.</w:t>
       </w:r>
     </w:p>
     <w:p>
@@ -13912,7 +14864,7 @@
         <w:rPr>
           <w:lang w:eastAsia="ko-KR"/>
         </w:rPr>
-        <w:t xml:space="preserve">3.1 전체 흐름</w:t>
+        <w:t xml:space="preserve">3.1 전체 흐름과 예시 질문</w:t>
       </w:r>
     </w:p>
     <w:tbl>
@@ -14311,6 +15263,110 @@
                 <w:lang w:eastAsia="ko-KR"/>
               </w:rPr>
               <w:t xml:space="preserve">(LLM)</w:t>
+            </w:r>
+          </w:p>
+        </w:tc>
+      </w:tr>
+    </w:tbl>
+    <w:p>
+      <w:pPr>
+        <w:spacing w:after="60"/>
+        <w:rPr>
+          <w:lang w:eastAsia="ko-KR"/>
+        </w:rPr>
+      </w:pPr>
+    </w:p>
+    <w:p>
+      <w:pPr>
+        <w:spacing w:before="60" w:after="120"/>
+        <w:rPr>
+          <w:lang w:eastAsia="ko-KR"/>
+        </w:rPr>
+      </w:pPr>
+      <w:r>
+        <w:rPr>
+          <w:sz w:val="20"/>
+          <w:szCs w:val="20"/>
+          <w:lang w:eastAsia="ko-KR"/>
+        </w:rPr>
+        <w:t xml:space="preserve">3.3~3.8은 아래 질문 하나가 각 단계에서 어떻게 처리되는지 따라가며 설명한다. 이 질문은 상태·운영행위·승인·기준·근거를 모두 필요로 하여 Ontology의 전체 질문에 해당한다.</w:t>
+      </w:r>
+    </w:p>
+    <w:tbl>
+      <w:tblPr>
+        <w:tblW w:w="9972" w:type="dxa"/>
+        <w:jc w:val="center"/>
+        <w:tblBorders>
+          <w:top w:val="single" w:sz="5" w:space="0" w:color="A6A6A6"/>
+          <w:left w:val="single" w:sz="5" w:space="0" w:color="A6A6A6"/>
+          <w:bottom w:val="single" w:sz="5" w:space="0" w:color="A6A6A6"/>
+          <w:right w:val="single" w:sz="5" w:space="0" w:color="A6A6A6"/>
+          <w:insideH w:val="single" w:sz="5" w:space="0" w:color="A6A6A6"/>
+          <w:insideV w:val="single" w:sz="5" w:space="0" w:color="A6A6A6"/>
+        </w:tblBorders>
+        <w:tblLayout w:type="fixed"/>
+        <w:tblLook w:val="04A0" w:firstRow="1" w:lastRow="0" w:firstColumn="1" w:lastColumn="0" w:noHBand="0" w:noVBand="1"/>
+      </w:tblPr>
+      <w:tblGrid>
+        <w:gridCol w:w="1944"/>
+        <w:gridCol w:w="8028"/>
+      </w:tblGrid>
+      <w:tr>
+        <w:trPr>
+          <w:cantSplit/>
+          <w:jc w:val="center"/>
+        </w:trPr>
+        <w:tc>
+          <w:tcPr>
+            <w:tcW w:w="1944" w:type="dxa"/>
+            <w:shd w:val="clear" w:color="auto" w:fill="EEF5FA"/>
+            <w:tcMar>
+              <w:top w:w="80" w:type="dxa"/>
+              <w:left w:w="110" w:type="dxa"/>
+              <w:bottom w:w="80" w:type="dxa"/>
+              <w:right w:w="110" w:type="dxa"/>
+            </w:tcMar>
+            <w:vAlign w:val="center"/>
+          </w:tcPr>
+          <w:p>
+            <w:pPr>
+              <w:spacing w:after="20" w:line="252" w:lineRule="auto"/>
+              <w:jc w:val="center"/>
+            </w:pPr>
+            <w:r>
+              <w:rPr>
+                <w:b/>
+                <w:color w:val="1F4E79"/>
+                <w:sz w:val="18"/>
+                <w:szCs w:val="18"/>
+                <w:lang w:eastAsia="ko-KR"/>
+              </w:rPr>
+              <w:t xml:space="preserve">예시 질문</w:t>
+            </w:r>
+          </w:p>
+        </w:tc>
+        <w:tc>
+          <w:tcPr>
+            <w:tcW w:w="8028" w:type="dxa"/>
+            <w:tcMar>
+              <w:top w:w="80" w:type="dxa"/>
+              <w:left w:w="110" w:type="dxa"/>
+              <w:bottom w:w="80" w:type="dxa"/>
+              <w:right w:w="110" w:type="dxa"/>
+            </w:tcMar>
+            <w:vAlign w:val="center"/>
+          </w:tcPr>
+          <w:p>
+            <w:pPr>
+              <w:spacing w:after="20" w:line="252" w:lineRule="auto"/>
+            </w:pPr>
+            <w:r>
+              <w:rPr>
+                <w:sz w:val="18"/>
+                <w:szCs w:val="18"/>
+                <w:lang w:eastAsia="ko-KR"/>
+              </w:rPr>
+              <w:t xml:space="preserve">횡성댐 2020년 8월 방류 운영을 승인 내용과 당시 수위, 제한수위, 근거까지 한 번에 정리해줘</w:t>
             </w:r>
           </w:p>
         </w:tc>
@@ -14351,7 +15407,7 @@
           <w:szCs w:val="20"/>
           <w:lang w:eastAsia="ko-KR"/>
         </w:rPr>
-        <w:t xml:space="preserve">의도마다 가져오는 근거는 임의로 정한 것이 아니라, Ontology 설계에서 CQ마다 정한 Relation 경로(1.4절)를 따른다. CQ1~CQ6에 해당하는 의도는 그 경로를 그대로 사용하고, 그 밖의 의도는 전체 질문과 범위 처리를 위해 추가하였다.</w:t>
+        <w:t xml:space="preserve">질문이 어느 CQ에 해당하는지(의도)에 따라 가져올 근거가 정해진다. 근거 구성은 임의로 정한 것이 아니라, Ontology 설계에서 CQ마다 정한 Relation 경로(1.4절)를 따른다. CQ1~CQ6에 해당하는 의도는 그 경로를 그대로 사용하고, 그 밖의 의도는 전체 질문과 범위 처리를 위해 추가하였다.</w:t>
       </w:r>
     </w:p>
     <w:p>
@@ -15674,7 +16730,7 @@
           <w:szCs w:val="20"/>
           <w:lang w:eastAsia="ko-KR"/>
         </w:rPr>
-        <w:t xml:space="preserve">Zhang(2025, 3.3)은 질문을 받으면 먼저 질문의 의도를 파악하고(규칙, 지도학습 모델, LLM의 투표를 조합), 의도마다 정해 둔 Cypher 변환 규칙으로 KG를 조회한다. LLM이 자유롭게 쓰지 않고 정해진 라벨 중에서 고르게 하여 출력을 안정시킨다(저장소에 PDF가 없어 기존 정리 내용을 인용). GraphAide(Purohit 2024)도 LLM의 응답을 Ontology가 정한 틀 안으로 제한한다.</w:t>
+        <w:t xml:space="preserve">Zhang(2025, 3.3)은 질문을 받으면 먼저 질문의 의도를 파악하고(규칙, 지도학습 모델, LLM의 투표를 조합), 의도마다 정해 둔 Cypher 변환 규칙으로 KG를 조회한다. LLM이 자유롭게 쓰지 않고 정해진 라벨 중에서 고르게 하여 출력을 안정시킨다. GraphAide(Purohit 2024)도 LLM의 응답을 Ontology가 정한 틀 안으로 제한한다.</w:t>
       </w:r>
     </w:p>
     <w:p>
@@ -15700,7 +16756,7 @@
           <w:szCs w:val="20"/>
           <w:lang w:eastAsia="ko-KR"/>
         </w:rPr>
-        <w:t xml:space="preserve">LLM(Qwen3-8B)에게 질문과 3.2절의 의도 목록, 분류 규칙을 주고, 의도 하나와 댐·기간을 JSON 형식으로만 출력하게 하였다. 예를 들어 “지금 소양강댐 수위가 제한수위보다 얼마나 낮아?”에 대해 LLM은 {"intent": "CURRENT", "slots": {"dam": "소양강댐"}}를 출력한다.</w:t>
+        <w:t xml:space="preserve">LLM(Qwen3-8B)에게 질문과 3.2절의 의도 목록, 분류 규칙을 주고, 의도 하나와 댐·기간을 JSON 형식으로만 출력하게 하였다. 질문 표현이 다양하고 CQ별 학습 데이터가 없어, 규칙이나 지도학습 모델 대신 LLM이 분류하도록 하였다.</w:t>
       </w:r>
     </w:p>
     <w:tbl>
@@ -15719,8 +16775,8 @@
         <w:tblLook w:val="04A0" w:firstRow="1" w:lastRow="0" w:firstColumn="1" w:lastColumn="0" w:noHBand="0" w:noVBand="1"/>
       </w:tblPr>
       <w:tblGrid>
-        <w:gridCol w:w="1944"/>
-        <w:gridCol w:w="8028"/>
+        <w:gridCol w:w="2600"/>
+        <w:gridCol w:w="7372"/>
       </w:tblGrid>
       <w:tr>
         <w:trPr>
@@ -15729,7 +16785,7 @@
         </w:trPr>
         <w:tc>
           <w:tcPr>
-            <w:tcW w:w="1944" w:type="dxa"/>
+            <w:tcW w:w="2600" w:type="dxa"/>
             <w:shd w:val="clear" w:color="auto" w:fill="EEF5FA"/>
             <w:tcMar>
               <w:top w:w="80" w:type="dxa"/>
@@ -15752,32 +16808,32 @@
                 <w:szCs w:val="18"/>
                 <w:lang w:eastAsia="ko-KR"/>
               </w:rPr>
-              <w:t xml:space="preserve">판단 표시</w:t>
-            </w:r>
-          </w:p>
-        </w:tc>
-        <w:tc>
-          <w:tcPr>
-            <w:tcW w:w="8028" w:type="dxa"/>
-            <w:tcMar>
-              <w:top w:w="80" w:type="dxa"/>
-              <w:left w:w="110" w:type="dxa"/>
-              <w:bottom w:w="80" w:type="dxa"/>
-              <w:right w:w="110" w:type="dxa"/>
-            </w:tcMar>
-            <w:vAlign w:val="center"/>
-          </w:tcPr>
-          <w:p>
-            <w:pPr>
-              <w:spacing w:after="20" w:line="252" w:lineRule="auto"/>
-            </w:pPr>
-            <w:r>
-              <w:rPr>
-                <w:sz w:val="18"/>
-                <w:szCs w:val="18"/>
-                <w:lang w:eastAsia="ko-KR"/>
-              </w:rPr>
-              <w:t xml:space="preserve">의도 목록을 CQ에 맞추어 정한 것과, 규칙·지도학습 없이 LLM 한 번으로 분류하는 것은 연구자 판단이다. 질문 표현이 다양하고 CQ별 학습 데이터가 없기 때문이며, 분류 정확도는 아직 충분히 측정하지 못했다.</w:t>
+              <w:t xml:space="preserve">예시 질문의 LLM 출력</w:t>
+            </w:r>
+          </w:p>
+        </w:tc>
+        <w:tc>
+          <w:tcPr>
+            <w:tcW w:w="7372" w:type="dxa"/>
+            <w:tcMar>
+              <w:top w:w="80" w:type="dxa"/>
+              <w:left w:w="110" w:type="dxa"/>
+              <w:bottom w:w="80" w:type="dxa"/>
+              <w:right w:w="110" w:type="dxa"/>
+            </w:tcMar>
+            <w:vAlign w:val="center"/>
+          </w:tcPr>
+          <w:p>
+            <w:pPr>
+              <w:spacing w:after="20" w:line="252" w:lineRule="auto"/>
+            </w:pPr>
+            <w:r>
+              <w:rPr>
+                <w:sz w:val="18"/>
+                <w:szCs w:val="18"/>
+                <w:lang w:eastAsia="ko-KR"/>
+              </w:rPr>
+              <w:t xml:space="preserve">{"intent": "INTEGRATED", "slots": {"dam": "횡성댐", "time": {"start": "2020-08-01", "end": "2020-08-31"}}}</w:t>
             </w:r>
           </w:p>
         </w:tc>
@@ -15828,7 +16884,7 @@
           <w:szCs w:val="20"/>
           <w:lang w:eastAsia="ko-KR"/>
         </w:rPr>
-        <w:t xml:space="preserve">LLM의 출력은 틀릴 수 있으므로, 조회하기 전에 정해진 범위를 벗어난 값을 걸러야 한다.</w:t>
+        <w:t xml:space="preserve">LLM의 출력은 정해진 범위를 벗어날 수 있으므로, 조회하기 전에 코드로 확인한다.</w:t>
       </w:r>
     </w:p>
     <w:p>
@@ -15854,7 +16910,7 @@
           <w:szCs w:val="20"/>
           <w:lang w:eastAsia="ko-KR"/>
         </w:rPr>
-        <w:t xml:space="preserve">GraphAide는 LLM이 생성한 결과가 정해진 형식에 맞는지 Pydantic이라는 검증 도구로 확인한다(2.8절). 같은 취지로 LLM의 출력을 코드로 확인한 뒤에 사용한다.</w:t>
+        <w:t xml:space="preserve">GraphAide는 LLM이 생성한 결과가 정해진 형식에 맞는지 Pydantic이라는 검증 도구로 확인한다(2.8절).</w:t>
       </w:r>
     </w:p>
     <w:p>
@@ -15880,96 +16936,8 @@
           <w:szCs w:val="20"/>
           <w:lang w:eastAsia="ko-KR"/>
         </w:rPr>
-        <w:t xml:space="preserve">프로그램이 다음을 확인하고, 하나라도 어긋나면 조회하지 않고 “범위 밖”으로 답한다: 의도가 목록에 있는지, 댐이 4개 중 하나인지, 날짜 형식이 맞는지, JSON에 같은 키가 두 번 나오지 않는지, 여러 댐을 비교하는 질문이 아닌지. 예비 테스트에서 LLM이 {"dam": "소양강댐", "dam": "충주댐"}처럼 같은 키를 두 번 써서 마지막 값만 읽힌 사례가 있어, 중복 키 검사를 추가하였다.</w:t>
+        <w:t xml:space="preserve">프로그램이 다음을 확인하고, 하나라도 어긋나면 조회하지 않고 “범위 밖”으로 답한다: 의도가 목록에 있는지, 댐이 KG에 있는 4개 중 하나인지, 날짜 형식이 맞는지, JSON에 같은 키가 두 번 나오지 않는지, 여러 댐을 비교하는 질문이 아닌지. 예시 질문은 의도가 목록에 있고, 횡성댐은 4개 댐에 포함되며, 날짜 형식이 맞아 통과한다.</w:t>
       </w:r>
-    </w:p>
-    <w:tbl>
-      <w:tblPr>
-        <w:tblW w:w="9972" w:type="dxa"/>
-        <w:jc w:val="center"/>
-        <w:tblBorders>
-          <w:top w:val="single" w:sz="5" w:space="0" w:color="A6A6A6"/>
-          <w:left w:val="single" w:sz="5" w:space="0" w:color="A6A6A6"/>
-          <w:bottom w:val="single" w:sz="5" w:space="0" w:color="A6A6A6"/>
-          <w:right w:val="single" w:sz="5" w:space="0" w:color="A6A6A6"/>
-          <w:insideH w:val="single" w:sz="5" w:space="0" w:color="A6A6A6"/>
-          <w:insideV w:val="single" w:sz="5" w:space="0" w:color="A6A6A6"/>
-        </w:tblBorders>
-        <w:tblLayout w:type="fixed"/>
-        <w:tblLook w:val="04A0" w:firstRow="1" w:lastRow="0" w:firstColumn="1" w:lastColumn="0" w:noHBand="0" w:noVBand="1"/>
-      </w:tblPr>
-      <w:tblGrid>
-        <w:gridCol w:w="1944"/>
-        <w:gridCol w:w="8028"/>
-      </w:tblGrid>
-      <w:tr>
-        <w:trPr>
-          <w:cantSplit/>
-          <w:jc w:val="center"/>
-        </w:trPr>
-        <w:tc>
-          <w:tcPr>
-            <w:tcW w:w="1944" w:type="dxa"/>
-            <w:shd w:val="clear" w:color="auto" w:fill="EEF5FA"/>
-            <w:tcMar>
-              <w:top w:w="80" w:type="dxa"/>
-              <w:left w:w="110" w:type="dxa"/>
-              <w:bottom w:w="80" w:type="dxa"/>
-              <w:right w:w="110" w:type="dxa"/>
-            </w:tcMar>
-            <w:vAlign w:val="center"/>
-          </w:tcPr>
-          <w:p>
-            <w:pPr>
-              <w:spacing w:after="20" w:line="252" w:lineRule="auto"/>
-              <w:jc w:val="center"/>
-            </w:pPr>
-            <w:r>
-              <w:rPr>
-                <w:b/>
-                <w:color w:val="1F4E79"/>
-                <w:sz w:val="18"/>
-                <w:szCs w:val="18"/>
-                <w:lang w:eastAsia="ko-KR"/>
-              </w:rPr>
-              <w:t xml:space="preserve">판단 표시</w:t>
-            </w:r>
-          </w:p>
-        </w:tc>
-        <w:tc>
-          <w:tcPr>
-            <w:tcW w:w="8028" w:type="dxa"/>
-            <w:tcMar>
-              <w:top w:w="80" w:type="dxa"/>
-              <w:left w:w="110" w:type="dxa"/>
-              <w:bottom w:w="80" w:type="dxa"/>
-              <w:right w:w="110" w:type="dxa"/>
-            </w:tcMar>
-            <w:vAlign w:val="center"/>
-          </w:tcPr>
-          <w:p>
-            <w:pPr>
-              <w:spacing w:after="20" w:line="252" w:lineRule="auto"/>
-            </w:pPr>
-            <w:r>
-              <w:rPr>
-                <w:sz w:val="18"/>
-                <w:szCs w:val="18"/>
-                <w:lang w:eastAsia="ko-KR"/>
-              </w:rPr>
-              <w:t xml:space="preserve">허용 범위(4개 댐, 한 댐씩)와 검사 항목은 연구자가 정하였다. Ontology의 범위와 현재 KG가 담은 자료의 범위를 그대로 따른 것이다.</w:t>
-            </w:r>
-          </w:p>
-        </w:tc>
-      </w:tr>
-    </w:tbl>
-    <w:p>
-      <w:pPr>
-        <w:spacing w:after="60"/>
-        <w:rPr>
-          <w:lang w:eastAsia="ko-KR"/>
-        </w:rPr>
-      </w:pPr>
     </w:p>
     <w:p>
       <w:pPr>
@@ -16008,7 +16976,7 @@
           <w:szCs w:val="20"/>
           <w:lang w:eastAsia="ko-KR"/>
         </w:rPr>
-        <w:t xml:space="preserve">의도에 해당하는 개체와 관계(운영행위, 승인, 기준, 근거)는 KG에 있으므로, 관계를 따라가 찾아야 한다.</w:t>
+        <w:t xml:space="preserve">의도에 해당하는 운영행위, 승인, 기준, 근거는 KG에 관계로 연결되어 있으므로, 관계를 따라가 찾아야 한다.</w:t>
       </w:r>
     </w:p>
     <w:p>
@@ -16060,7 +17028,7 @@
           <w:szCs w:val="20"/>
           <w:lang w:eastAsia="ko-KR"/>
         </w:rPr>
-        <w:t xml:space="preserve">의도마다 Cypher 틀을 미리 만들어 두고, 단계 2를 통과한 댐과 기간만 채워 넣어 실행한다. 예를 들어 CQ4(과거 방류 승인)의 틀은 “댐 X와 concernsDam으로 연결된 승인 중 기간 안에 있는 것을 승인일 순으로 가져온다”는 뜻이다.</w:t>
+        <w:t xml:space="preserve">의도마다 Cypher 질의 틀을 미리 만들어 두고, 단계 2를 통과한 댐과 기간만 채워 실행한다. LLM이 질의를 직접 만들면 잘못된 질의가 나올 수 있고 어떤 질의가 실행되었는지 확인하기 어려워, GraphAide와 달리 정해진 틀을 사용하였다. 예시 질문(INTEGRATED)은 아래 질의로 운영행위와 그것을 허가한 승인을 가져오고, 같은 방식으로 제한수위와 근거자료를 가져온다.</w:t>
       </w:r>
     </w:p>
     <w:tbl>
@@ -16112,7 +17080,7 @@
                 <w:szCs w:val="18"/>
                 <w:lang w:eastAsia="ko-KR"/>
               </w:rPr>
-              <w:t xml:space="preserve">CQ4 질의 틀 (Cypher)</w:t>
+              <w:t xml:space="preserve">질의 (Cypher)</w:t>
             </w:r>
           </w:p>
         </w:tc>
@@ -16175,7 +17143,7 @@
                 <w:szCs w:val="18"/>
                 <w:lang w:eastAsia="ko-KR"/>
               </w:rPr>
-              <w:t xml:space="preserve">MATCH (a:Approval)-[:concernsDam]-&gt;(d:Dam {damName: $dam}) WHERE a.approvalTime &gt;= date($s) AND a.approvalTime &lt; date($e) RETURN a.id, a.approvalTime, a.approvalContent ORDER BY a.approvalTime</w:t>
+              <w:t xml:space="preserve">MATCH (o:Operation)-[:performedOnDam]-&gt;(d:Dam {damName: $dam}) WHERE o.operationTime &gt;= datetime($s) AND o.operationTime &lt; datetime($e) OPTIONAL MATCH (a:Approval)-[:authorizes]-&gt;(o) RETURN o.id, o.operationType, o.operationTime, a.id, a.approvalTime, a.approvalContent</w:t>
             </w:r>
           </w:p>
         </w:tc>
@@ -16200,7 +17168,7 @@
                 <w:szCs w:val="18"/>
                 <w:lang w:eastAsia="ko-KR"/>
               </w:rPr>
-              <w:t xml:space="preserve">댐 이름이 $dam인 Dam과 concernsDam 관계로 이어진 Approval 중 승인일이 $s 이상 $e 미만인 것의 ID, 승인일, 내용을 승인일 순으로 가져온다</w:t>
+              <w:t xml:space="preserve">댐 이름이 $dam인 Dam에서 수행된 Operation 중 운영행위 시각이 $s 이상 $e 미만인 것과, 그것을 승인(authorizes)한 Approval의 ID·승인일·내용을 가져온다</w:t>
             </w:r>
           </w:p>
         </w:tc>
@@ -16230,9 +17198,130 @@
         <w:tblLook w:val="04A0" w:firstRow="1" w:lastRow="0" w:firstColumn="1" w:lastColumn="0" w:noHBand="0" w:noVBand="1"/>
       </w:tblPr>
       <w:tblGrid>
-        <w:gridCol w:w="1944"/>
-        <w:gridCol w:w="8028"/>
+        <w:gridCol w:w="2000"/>
+        <w:gridCol w:w="1800"/>
+        <w:gridCol w:w="2400"/>
+        <w:gridCol w:w="3772"/>
       </w:tblGrid>
+      <w:tr>
+        <w:trPr>
+          <w:cantSplit/>
+          <w:tblHeader/>
+          <w:jc w:val="center"/>
+        </w:trPr>
+        <w:tc>
+          <w:tcPr>
+            <w:tcW w:w="2000" w:type="dxa"/>
+            <w:shd w:val="clear" w:color="auto" w:fill="D9EAF7"/>
+            <w:tcMar>
+              <w:top w:w="80" w:type="dxa"/>
+              <w:left w:w="110" w:type="dxa"/>
+              <w:bottom w:w="80" w:type="dxa"/>
+              <w:right w:w="110" w:type="dxa"/>
+            </w:tcMar>
+            <w:vAlign w:val="center"/>
+          </w:tcPr>
+          <w:p>
+            <w:pPr>
+              <w:spacing w:after="20" w:line="252" w:lineRule="auto"/>
+              <w:jc w:val="center"/>
+            </w:pPr>
+            <w:r>
+              <w:rPr>
+                <w:b/>
+                <w:sz w:val="18"/>
+                <w:szCs w:val="18"/>
+                <w:lang w:eastAsia="ko-KR"/>
+              </w:rPr>
+              <w:t xml:space="preserve">운영행위</w:t>
+            </w:r>
+          </w:p>
+        </w:tc>
+        <w:tc>
+          <w:tcPr>
+            <w:tcW w:w="1800" w:type="dxa"/>
+            <w:shd w:val="clear" w:color="auto" w:fill="D9EAF7"/>
+            <w:tcMar>
+              <w:top w:w="80" w:type="dxa"/>
+              <w:left w:w="110" w:type="dxa"/>
+              <w:bottom w:w="80" w:type="dxa"/>
+              <w:right w:w="110" w:type="dxa"/>
+            </w:tcMar>
+            <w:vAlign w:val="center"/>
+          </w:tcPr>
+          <w:p>
+            <w:pPr>
+              <w:spacing w:after="20" w:line="252" w:lineRule="auto"/>
+              <w:jc w:val="center"/>
+            </w:pPr>
+            <w:r>
+              <w:rPr>
+                <w:b/>
+                <w:sz w:val="18"/>
+                <w:szCs w:val="18"/>
+                <w:lang w:eastAsia="ko-KR"/>
+              </w:rPr>
+              <w:t xml:space="preserve">종류</w:t>
+            </w:r>
+          </w:p>
+        </w:tc>
+        <w:tc>
+          <w:tcPr>
+            <w:tcW w:w="2400" w:type="dxa"/>
+            <w:shd w:val="clear" w:color="auto" w:fill="D9EAF7"/>
+            <w:tcMar>
+              <w:top w:w="80" w:type="dxa"/>
+              <w:left w:w="110" w:type="dxa"/>
+              <w:bottom w:w="80" w:type="dxa"/>
+              <w:right w:w="110" w:type="dxa"/>
+            </w:tcMar>
+            <w:vAlign w:val="center"/>
+          </w:tcPr>
+          <w:p>
+            <w:pPr>
+              <w:spacing w:after="20" w:line="252" w:lineRule="auto"/>
+              <w:jc w:val="center"/>
+            </w:pPr>
+            <w:r>
+              <w:rPr>
+                <w:b/>
+                <w:sz w:val="18"/>
+                <w:szCs w:val="18"/>
+                <w:lang w:eastAsia="ko-KR"/>
+              </w:rPr>
+              <w:t xml:space="preserve">운영행위 시각</w:t>
+            </w:r>
+          </w:p>
+        </w:tc>
+        <w:tc>
+          <w:tcPr>
+            <w:tcW w:w="3772" w:type="dxa"/>
+            <w:shd w:val="clear" w:color="auto" w:fill="D9EAF7"/>
+            <w:tcMar>
+              <w:top w:w="80" w:type="dxa"/>
+              <w:left w:w="110" w:type="dxa"/>
+              <w:bottom w:w="80" w:type="dxa"/>
+              <w:right w:w="110" w:type="dxa"/>
+            </w:tcMar>
+            <w:vAlign w:val="center"/>
+          </w:tcPr>
+          <w:p>
+            <w:pPr>
+              <w:spacing w:after="20" w:line="252" w:lineRule="auto"/>
+              <w:jc w:val="center"/>
+            </w:pPr>
+            <w:r>
+              <w:rPr>
+                <w:b/>
+                <w:sz w:val="18"/>
+                <w:szCs w:val="18"/>
+                <w:lang w:eastAsia="ko-KR"/>
+              </w:rPr>
+              <w:t xml:space="preserve">허가한 승인 (승인일)</w:t>
+            </w:r>
+          </w:p>
+        </w:tc>
+      </w:tr>
       <w:tr>
         <w:trPr>
           <w:cantSplit/>
@@ -16240,7 +17329,7 @@
         </w:trPr>
         <w:tc>
           <w:tcPr>
-            <w:tcW w:w="1944" w:type="dxa"/>
+            <w:tcW w:w="2000" w:type="dxa"/>
             <w:shd w:val="clear" w:color="auto" w:fill="EEF5FA"/>
             <w:tcMar>
               <w:top w:w="80" w:type="dxa"/>
@@ -16263,32 +17352,302 @@
                 <w:szCs w:val="18"/>
                 <w:lang w:eastAsia="ko-KR"/>
               </w:rPr>
-              <w:t xml:space="preserve">판단 표시</w:t>
-            </w:r>
-          </w:p>
-        </w:tc>
-        <w:tc>
-          <w:tcPr>
-            <w:tcW w:w="8028" w:type="dxa"/>
-            <w:tcMar>
-              <w:top w:w="80" w:type="dxa"/>
-              <w:left w:w="110" w:type="dxa"/>
-              <w:bottom w:w="80" w:type="dxa"/>
-              <w:right w:w="110" w:type="dxa"/>
-            </w:tcMar>
-            <w:vAlign w:val="center"/>
-          </w:tcPr>
-          <w:p>
-            <w:pPr>
-              <w:spacing w:after="20" w:line="252" w:lineRule="auto"/>
-            </w:pPr>
-            <w:r>
-              <w:rPr>
-                <w:sz w:val="18"/>
-                <w:szCs w:val="18"/>
-                <w:lang w:eastAsia="ko-KR"/>
-              </w:rPr>
-              <w:t xml:space="preserve">LLM이 Cypher를 쓰지 않고 정해진 틀을 쓰는 것은 GraphAide와 다른 연구자 판단이다. 질의 오류를 줄이고, 어떤 질의가 실행되었는지 점검하기 쉽게 하기 위해서이다.</w:t>
+              <w:t xml:space="preserve">OPR:3475:1</w:t>
+            </w:r>
+          </w:p>
+        </w:tc>
+        <w:tc>
+          <w:tcPr>
+            <w:tcW w:w="1800" w:type="dxa"/>
+            <w:tcMar>
+              <w:top w:w="80" w:type="dxa"/>
+              <w:left w:w="110" w:type="dxa"/>
+              <w:bottom w:w="80" w:type="dxa"/>
+              <w:right w:w="110" w:type="dxa"/>
+            </w:tcMar>
+            <w:vAlign w:val="center"/>
+          </w:tcPr>
+          <w:p>
+            <w:pPr>
+              <w:spacing w:after="20" w:line="252" w:lineRule="auto"/>
+            </w:pPr>
+            <w:r>
+              <w:rPr>
+                <w:sz w:val="18"/>
+                <w:szCs w:val="18"/>
+                <w:lang w:eastAsia="ko-KR"/>
+              </w:rPr>
+              <w:t xml:space="preserve">탄력적 방류</w:t>
+            </w:r>
+          </w:p>
+        </w:tc>
+        <w:tc>
+          <w:tcPr>
+            <w:tcW w:w="2400" w:type="dxa"/>
+            <w:tcMar>
+              <w:top w:w="80" w:type="dxa"/>
+              <w:left w:w="110" w:type="dxa"/>
+              <w:bottom w:w="80" w:type="dxa"/>
+              <w:right w:w="110" w:type="dxa"/>
+            </w:tcMar>
+            <w:vAlign w:val="center"/>
+          </w:tcPr>
+          <w:p>
+            <w:pPr>
+              <w:spacing w:after="20" w:line="252" w:lineRule="auto"/>
+            </w:pPr>
+            <w:r>
+              <w:rPr>
+                <w:sz w:val="18"/>
+                <w:szCs w:val="18"/>
+                <w:lang w:eastAsia="ko-KR"/>
+              </w:rPr>
+              <w:t xml:space="preserve">2020-08-04 15:00</w:t>
+            </w:r>
+          </w:p>
+        </w:tc>
+        <w:tc>
+          <w:tcPr>
+            <w:tcW w:w="3772" w:type="dxa"/>
+            <w:tcMar>
+              <w:top w:w="80" w:type="dxa"/>
+              <w:left w:w="110" w:type="dxa"/>
+              <w:bottom w:w="80" w:type="dxa"/>
+              <w:right w:w="110" w:type="dxa"/>
+            </w:tcMar>
+            <w:vAlign w:val="center"/>
+          </w:tcPr>
+          <w:p>
+            <w:pPr>
+              <w:spacing w:after="20" w:line="252" w:lineRule="auto"/>
+            </w:pPr>
+            <w:r>
+              <w:rPr>
+                <w:sz w:val="18"/>
+                <w:szCs w:val="18"/>
+                <w:lang w:eastAsia="ko-KR"/>
+              </w:rPr>
+              <w:t xml:space="preserve">APR:3475 (08-04), APR:3648 (08-12)</w:t>
+            </w:r>
+          </w:p>
+        </w:tc>
+      </w:tr>
+      <w:tr>
+        <w:trPr>
+          <w:cantSplit/>
+          <w:jc w:val="center"/>
+        </w:trPr>
+        <w:tc>
+          <w:tcPr>
+            <w:tcW w:w="2000" w:type="dxa"/>
+            <w:shd w:val="clear" w:color="auto" w:fill="EEF5FA"/>
+            <w:tcMar>
+              <w:top w:w="80" w:type="dxa"/>
+              <w:left w:w="110" w:type="dxa"/>
+              <w:bottom w:w="80" w:type="dxa"/>
+              <w:right w:w="110" w:type="dxa"/>
+            </w:tcMar>
+            <w:vAlign w:val="center"/>
+          </w:tcPr>
+          <w:p>
+            <w:pPr>
+              <w:spacing w:after="20" w:line="252" w:lineRule="auto"/>
+              <w:jc w:val="center"/>
+            </w:pPr>
+            <w:r>
+              <w:rPr>
+                <w:b/>
+                <w:color w:val="1F4E79"/>
+                <w:sz w:val="18"/>
+                <w:szCs w:val="18"/>
+                <w:lang w:eastAsia="ko-KR"/>
+              </w:rPr>
+              <w:t xml:space="preserve">OPR:3732:1</w:t>
+            </w:r>
+          </w:p>
+        </w:tc>
+        <w:tc>
+          <w:tcPr>
+            <w:tcW w:w="1800" w:type="dxa"/>
+            <w:tcMar>
+              <w:top w:w="80" w:type="dxa"/>
+              <w:left w:w="110" w:type="dxa"/>
+              <w:bottom w:w="80" w:type="dxa"/>
+              <w:right w:w="110" w:type="dxa"/>
+            </w:tcMar>
+            <w:vAlign w:val="center"/>
+          </w:tcPr>
+          <w:p>
+            <w:pPr>
+              <w:spacing w:after="20" w:line="252" w:lineRule="auto"/>
+            </w:pPr>
+            <w:r>
+              <w:rPr>
+                <w:sz w:val="18"/>
+                <w:szCs w:val="18"/>
+                <w:lang w:eastAsia="ko-KR"/>
+              </w:rPr>
+              <w:t xml:space="preserve">방류</w:t>
+            </w:r>
+          </w:p>
+        </w:tc>
+        <w:tc>
+          <w:tcPr>
+            <w:tcW w:w="2400" w:type="dxa"/>
+            <w:tcMar>
+              <w:top w:w="80" w:type="dxa"/>
+              <w:left w:w="110" w:type="dxa"/>
+              <w:bottom w:w="80" w:type="dxa"/>
+              <w:right w:w="110" w:type="dxa"/>
+            </w:tcMar>
+            <w:vAlign w:val="center"/>
+          </w:tcPr>
+          <w:p>
+            <w:pPr>
+              <w:spacing w:after="20" w:line="252" w:lineRule="auto"/>
+            </w:pPr>
+            <w:r>
+              <w:rPr>
+                <w:sz w:val="18"/>
+                <w:szCs w:val="18"/>
+                <w:lang w:eastAsia="ko-KR"/>
+              </w:rPr>
+              <w:t xml:space="preserve">2020-08-26 17:00</w:t>
+            </w:r>
+          </w:p>
+        </w:tc>
+        <w:tc>
+          <w:tcPr>
+            <w:tcW w:w="3772" w:type="dxa"/>
+            <w:tcMar>
+              <w:top w:w="80" w:type="dxa"/>
+              <w:left w:w="110" w:type="dxa"/>
+              <w:bottom w:w="80" w:type="dxa"/>
+              <w:right w:w="110" w:type="dxa"/>
+            </w:tcMar>
+            <w:vAlign w:val="center"/>
+          </w:tcPr>
+          <w:p>
+            <w:pPr>
+              <w:spacing w:after="20" w:line="252" w:lineRule="auto"/>
+            </w:pPr>
+            <w:r>
+              <w:rPr>
+                <w:sz w:val="18"/>
+                <w:szCs w:val="18"/>
+                <w:lang w:eastAsia="ko-KR"/>
+              </w:rPr>
+              <w:t xml:space="preserve">APR:3732 (08-26)</w:t>
+            </w:r>
+          </w:p>
+        </w:tc>
+      </w:tr>
+      <w:tr>
+        <w:trPr>
+          <w:cantSplit/>
+          <w:jc w:val="center"/>
+        </w:trPr>
+        <w:tc>
+          <w:tcPr>
+            <w:tcW w:w="2000" w:type="dxa"/>
+            <w:shd w:val="clear" w:color="auto" w:fill="EEF5FA"/>
+            <w:tcMar>
+              <w:top w:w="80" w:type="dxa"/>
+              <w:left w:w="110" w:type="dxa"/>
+              <w:bottom w:w="80" w:type="dxa"/>
+              <w:right w:w="110" w:type="dxa"/>
+            </w:tcMar>
+            <w:vAlign w:val="center"/>
+          </w:tcPr>
+          <w:p>
+            <w:pPr>
+              <w:spacing w:after="20" w:line="252" w:lineRule="auto"/>
+              <w:jc w:val="center"/>
+            </w:pPr>
+            <w:r>
+              <w:rPr>
+                <w:b/>
+                <w:color w:val="1F4E79"/>
+                <w:sz w:val="18"/>
+                <w:szCs w:val="18"/>
+                <w:lang w:eastAsia="ko-KR"/>
+              </w:rPr>
+              <w:t xml:space="preserve">OPR:3742:1</w:t>
+            </w:r>
+          </w:p>
+        </w:tc>
+        <w:tc>
+          <w:tcPr>
+            <w:tcW w:w="1800" w:type="dxa"/>
+            <w:tcMar>
+              <w:top w:w="80" w:type="dxa"/>
+              <w:left w:w="110" w:type="dxa"/>
+              <w:bottom w:w="80" w:type="dxa"/>
+              <w:right w:w="110" w:type="dxa"/>
+            </w:tcMar>
+            <w:vAlign w:val="center"/>
+          </w:tcPr>
+          <w:p>
+            <w:pPr>
+              <w:spacing w:after="20" w:line="252" w:lineRule="auto"/>
+            </w:pPr>
+            <w:r>
+              <w:rPr>
+                <w:sz w:val="18"/>
+                <w:szCs w:val="18"/>
+                <w:lang w:eastAsia="ko-KR"/>
+              </w:rPr>
+              <w:t xml:space="preserve">탄력적 방류</w:t>
+            </w:r>
+          </w:p>
+        </w:tc>
+        <w:tc>
+          <w:tcPr>
+            <w:tcW w:w="2400" w:type="dxa"/>
+            <w:tcMar>
+              <w:top w:w="80" w:type="dxa"/>
+              <w:left w:w="110" w:type="dxa"/>
+              <w:bottom w:w="80" w:type="dxa"/>
+              <w:right w:w="110" w:type="dxa"/>
+            </w:tcMar>
+            <w:vAlign w:val="center"/>
+          </w:tcPr>
+          <w:p>
+            <w:pPr>
+              <w:spacing w:after="20" w:line="252" w:lineRule="auto"/>
+            </w:pPr>
+            <w:r>
+              <w:rPr>
+                <w:sz w:val="18"/>
+                <w:szCs w:val="18"/>
+                <w:lang w:eastAsia="ko-KR"/>
+              </w:rPr>
+              <w:t xml:space="preserve">2020-08-29 12:00</w:t>
+            </w:r>
+          </w:p>
+        </w:tc>
+        <w:tc>
+          <w:tcPr>
+            <w:tcW w:w="3772" w:type="dxa"/>
+            <w:tcMar>
+              <w:top w:w="80" w:type="dxa"/>
+              <w:left w:w="110" w:type="dxa"/>
+              <w:bottom w:w="80" w:type="dxa"/>
+              <w:right w:w="110" w:type="dxa"/>
+            </w:tcMar>
+            <w:vAlign w:val="center"/>
+          </w:tcPr>
+          <w:p>
+            <w:pPr>
+              <w:spacing w:after="20" w:line="252" w:lineRule="auto"/>
+            </w:pPr>
+            <w:r>
+              <w:rPr>
+                <w:sz w:val="18"/>
+                <w:szCs w:val="18"/>
+                <w:lang w:eastAsia="ko-KR"/>
+              </w:rPr>
+              <w:t xml:space="preserve">APR:3742 (08-29), APR:3767 (09-02)</w:t>
             </w:r>
           </w:p>
         </w:tc>
@@ -16301,6 +17660,22 @@
           <w:lang w:eastAsia="ko-KR"/>
         </w:rPr>
       </w:pPr>
+    </w:p>
+    <w:p>
+      <w:pPr>
+        <w:spacing w:before="60" w:after="120"/>
+        <w:rPr>
+          <w:lang w:eastAsia="ko-KR"/>
+        </w:rPr>
+      </w:pPr>
+      <w:r>
+        <w:rPr>
+          <w:sz w:val="20"/>
+          <w:szCs w:val="20"/>
+          <w:lang w:eastAsia="ko-KR"/>
+        </w:rPr>
+        <w:t xml:space="preserve">제한수위는 Criterion CRI:CR-03(횡성댐 홍수기 제한수위 178.2 EL.m)에서 가져온다.</w:t>
+      </w:r>
     </w:p>
     <w:p>
       <w:pPr>
@@ -16391,7 +17766,7 @@
           <w:szCs w:val="20"/>
           <w:lang w:eastAsia="ko-KR"/>
         </w:rPr>
-        <w:t xml:space="preserve">KG의 상태 Entity에 있는 stationCode로 측정자료 저장소에서 해당 댐의 시간별 6개 변수 값을 읽고, 근거자료 Entity의 chunkId로 문서 저장소에서 별표3 원문을 읽어 온다. 예를 들어 소양강댐의 stationCode는 1012110이고, 별표3의 chunkId는 LAW:별표3이다.</w:t>
+        <w:t xml:space="preserve">KG의 상태 Entity에 있는 stationCode(횡성댐 1006110)로 측정자료 저장소에서 시간별 6개 변수를 읽고, 근거자료 Entity의 chunkId(LAW:별표3)로 문서 저장소에서 별표3 원문을 읽어 온다. 측정값은 운영행위 시각의 앞 6시간~뒤 12시간 구간을 가져와 행위 전후의 변화를 볼 수 있게 하였다. 아래는 OPR:3475:1의 구간(2020-08-04 09:00~2020-08-05 03:00, 19행) 중 일부이다.</w:t>
       </w:r>
     </w:p>
     <w:tbl>
@@ -16410,9 +17785,130 @@
         <w:tblLook w:val="04A0" w:firstRow="1" w:lastRow="0" w:firstColumn="1" w:lastColumn="0" w:noHBand="0" w:noVBand="1"/>
       </w:tblPr>
       <w:tblGrid>
-        <w:gridCol w:w="1944"/>
-        <w:gridCol w:w="8028"/>
+        <w:gridCol w:w="3000"/>
+        <w:gridCol w:w="2300"/>
+        <w:gridCol w:w="2300"/>
+        <w:gridCol w:w="2372"/>
       </w:tblGrid>
+      <w:tr>
+        <w:trPr>
+          <w:cantSplit/>
+          <w:tblHeader/>
+          <w:jc w:val="center"/>
+        </w:trPr>
+        <w:tc>
+          <w:tcPr>
+            <w:tcW w:w="3000" w:type="dxa"/>
+            <w:shd w:val="clear" w:color="auto" w:fill="D9EAF7"/>
+            <w:tcMar>
+              <w:top w:w="80" w:type="dxa"/>
+              <w:left w:w="110" w:type="dxa"/>
+              <w:bottom w:w="80" w:type="dxa"/>
+              <w:right w:w="110" w:type="dxa"/>
+            </w:tcMar>
+            <w:vAlign w:val="center"/>
+          </w:tcPr>
+          <w:p>
+            <w:pPr>
+              <w:spacing w:after="20" w:line="252" w:lineRule="auto"/>
+              <w:jc w:val="center"/>
+            </w:pPr>
+            <w:r>
+              <w:rPr>
+                <w:b/>
+                <w:sz w:val="18"/>
+                <w:szCs w:val="18"/>
+                <w:lang w:eastAsia="ko-KR"/>
+              </w:rPr>
+              <w:t xml:space="preserve">시각</w:t>
+            </w:r>
+          </w:p>
+        </w:tc>
+        <w:tc>
+          <w:tcPr>
+            <w:tcW w:w="2300" w:type="dxa"/>
+            <w:shd w:val="clear" w:color="auto" w:fill="D9EAF7"/>
+            <w:tcMar>
+              <w:top w:w="80" w:type="dxa"/>
+              <w:left w:w="110" w:type="dxa"/>
+              <w:bottom w:w="80" w:type="dxa"/>
+              <w:right w:w="110" w:type="dxa"/>
+            </w:tcMar>
+            <w:vAlign w:val="center"/>
+          </w:tcPr>
+          <w:p>
+            <w:pPr>
+              <w:spacing w:after="20" w:line="252" w:lineRule="auto"/>
+              <w:jc w:val="center"/>
+            </w:pPr>
+            <w:r>
+              <w:rPr>
+                <w:b/>
+                <w:sz w:val="18"/>
+                <w:szCs w:val="18"/>
+                <w:lang w:eastAsia="ko-KR"/>
+              </w:rPr>
+              <w:t xml:space="preserve">수위 (EL.m)</w:t>
+            </w:r>
+          </w:p>
+        </w:tc>
+        <w:tc>
+          <w:tcPr>
+            <w:tcW w:w="2300" w:type="dxa"/>
+            <w:shd w:val="clear" w:color="auto" w:fill="D9EAF7"/>
+            <w:tcMar>
+              <w:top w:w="80" w:type="dxa"/>
+              <w:left w:w="110" w:type="dxa"/>
+              <w:bottom w:w="80" w:type="dxa"/>
+              <w:right w:w="110" w:type="dxa"/>
+            </w:tcMar>
+            <w:vAlign w:val="center"/>
+          </w:tcPr>
+          <w:p>
+            <w:pPr>
+              <w:spacing w:after="20" w:line="252" w:lineRule="auto"/>
+              <w:jc w:val="center"/>
+            </w:pPr>
+            <w:r>
+              <w:rPr>
+                <w:b/>
+                <w:sz w:val="18"/>
+                <w:szCs w:val="18"/>
+                <w:lang w:eastAsia="ko-KR"/>
+              </w:rPr>
+              <w:t xml:space="preserve">유입량 (CMS)</w:t>
+            </w:r>
+          </w:p>
+        </w:tc>
+        <w:tc>
+          <w:tcPr>
+            <w:tcW w:w="2372" w:type="dxa"/>
+            <w:shd w:val="clear" w:color="auto" w:fill="D9EAF7"/>
+            <w:tcMar>
+              <w:top w:w="80" w:type="dxa"/>
+              <w:left w:w="110" w:type="dxa"/>
+              <w:bottom w:w="80" w:type="dxa"/>
+              <w:right w:w="110" w:type="dxa"/>
+            </w:tcMar>
+            <w:vAlign w:val="center"/>
+          </w:tcPr>
+          <w:p>
+            <w:pPr>
+              <w:spacing w:after="20" w:line="252" w:lineRule="auto"/>
+              <w:jc w:val="center"/>
+            </w:pPr>
+            <w:r>
+              <w:rPr>
+                <w:b/>
+                <w:sz w:val="18"/>
+                <w:szCs w:val="18"/>
+                <w:lang w:eastAsia="ko-KR"/>
+              </w:rPr>
+              <w:t xml:space="preserve">총방류량 (CMS)</w:t>
+            </w:r>
+          </w:p>
+        </w:tc>
+      </w:tr>
       <w:tr>
         <w:trPr>
           <w:cantSplit/>
@@ -16420,7 +17916,7 @@
         </w:trPr>
         <w:tc>
           <w:tcPr>
-            <w:tcW w:w="1944" w:type="dxa"/>
+            <w:tcW w:w="3000" w:type="dxa"/>
             <w:shd w:val="clear" w:color="auto" w:fill="EEF5FA"/>
             <w:tcMar>
               <w:top w:w="80" w:type="dxa"/>
@@ -16443,32 +17939,412 @@
                 <w:szCs w:val="18"/>
                 <w:lang w:eastAsia="ko-KR"/>
               </w:rPr>
-              <w:t xml:space="preserve">판단 표시</w:t>
-            </w:r>
-          </w:p>
-        </w:tc>
-        <w:tc>
-          <w:tcPr>
-            <w:tcW w:w="8028" w:type="dxa"/>
-            <w:tcMar>
-              <w:top w:w="80" w:type="dxa"/>
-              <w:left w:w="110" w:type="dxa"/>
-              <w:bottom w:w="80" w:type="dxa"/>
-              <w:right w:w="110" w:type="dxa"/>
-            </w:tcMar>
-            <w:vAlign w:val="center"/>
-          </w:tcPr>
-          <w:p>
-            <w:pPr>
-              <w:spacing w:after="20" w:line="252" w:lineRule="auto"/>
-            </w:pPr>
-            <w:r>
-              <w:rPr>
-                <w:sz w:val="18"/>
-                <w:szCs w:val="18"/>
-                <w:lang w:eastAsia="ko-KR"/>
-              </w:rPr>
-              <w:t xml:space="preserve">문서를 임베딩 벡터가 아닌 청크 번호로 찾는 방식은 문헌(벡터 저장)과 달라 연구자 판단이다. 개체에서 출발하는 질문과 원문 그대로의 인용을 위한 선택이며, 벡터 검색과의 비교는 이후 실험으로 남긴다.</w:t>
+              <w:t xml:space="preserve">2020-08-04 14:00</w:t>
+            </w:r>
+          </w:p>
+        </w:tc>
+        <w:tc>
+          <w:tcPr>
+            <w:tcW w:w="2300" w:type="dxa"/>
+            <w:tcMar>
+              <w:top w:w="80" w:type="dxa"/>
+              <w:left w:w="110" w:type="dxa"/>
+              <w:bottom w:w="80" w:type="dxa"/>
+              <w:right w:w="110" w:type="dxa"/>
+            </w:tcMar>
+            <w:vAlign w:val="center"/>
+          </w:tcPr>
+          <w:p>
+            <w:pPr>
+              <w:spacing w:after="20" w:line="252" w:lineRule="auto"/>
+            </w:pPr>
+            <w:r>
+              <w:rPr>
+                <w:sz w:val="18"/>
+                <w:szCs w:val="18"/>
+                <w:lang w:eastAsia="ko-KR"/>
+              </w:rPr>
+              <w:t xml:space="preserve">175.75</w:t>
+            </w:r>
+          </w:p>
+        </w:tc>
+        <w:tc>
+          <w:tcPr>
+            <w:tcW w:w="2300" w:type="dxa"/>
+            <w:tcMar>
+              <w:top w:w="80" w:type="dxa"/>
+              <w:left w:w="110" w:type="dxa"/>
+              <w:bottom w:w="80" w:type="dxa"/>
+              <w:right w:w="110" w:type="dxa"/>
+            </w:tcMar>
+            <w:vAlign w:val="center"/>
+          </w:tcPr>
+          <w:p>
+            <w:pPr>
+              <w:spacing w:after="20" w:line="252" w:lineRule="auto"/>
+            </w:pPr>
+            <w:r>
+              <w:rPr>
+                <w:sz w:val="18"/>
+                <w:szCs w:val="18"/>
+                <w:lang w:eastAsia="ko-KR"/>
+              </w:rPr>
+              <w:t xml:space="preserve">50.459</w:t>
+            </w:r>
+          </w:p>
+        </w:tc>
+        <w:tc>
+          <w:tcPr>
+            <w:tcW w:w="2372" w:type="dxa"/>
+            <w:tcMar>
+              <w:top w:w="80" w:type="dxa"/>
+              <w:left w:w="110" w:type="dxa"/>
+              <w:bottom w:w="80" w:type="dxa"/>
+              <w:right w:w="110" w:type="dxa"/>
+            </w:tcMar>
+            <w:vAlign w:val="center"/>
+          </w:tcPr>
+          <w:p>
+            <w:pPr>
+              <w:spacing w:after="20" w:line="252" w:lineRule="auto"/>
+            </w:pPr>
+            <w:r>
+              <w:rPr>
+                <w:sz w:val="18"/>
+                <w:szCs w:val="18"/>
+                <w:lang w:eastAsia="ko-KR"/>
+              </w:rPr>
+              <w:t xml:space="preserve">9.07</w:t>
+            </w:r>
+          </w:p>
+        </w:tc>
+      </w:tr>
+      <w:tr>
+        <w:trPr>
+          <w:cantSplit/>
+          <w:jc w:val="center"/>
+        </w:trPr>
+        <w:tc>
+          <w:tcPr>
+            <w:tcW w:w="3000" w:type="dxa"/>
+            <w:shd w:val="clear" w:color="auto" w:fill="EEF5FA"/>
+            <w:tcMar>
+              <w:top w:w="80" w:type="dxa"/>
+              <w:left w:w="110" w:type="dxa"/>
+              <w:bottom w:w="80" w:type="dxa"/>
+              <w:right w:w="110" w:type="dxa"/>
+            </w:tcMar>
+            <w:vAlign w:val="center"/>
+          </w:tcPr>
+          <w:p>
+            <w:pPr>
+              <w:spacing w:after="20" w:line="252" w:lineRule="auto"/>
+              <w:jc w:val="center"/>
+            </w:pPr>
+            <w:r>
+              <w:rPr>
+                <w:b/>
+                <w:color w:val="1F4E79"/>
+                <w:sz w:val="18"/>
+                <w:szCs w:val="18"/>
+                <w:lang w:eastAsia="ko-KR"/>
+              </w:rPr>
+              <w:t xml:space="preserve">2020-08-04 15:00</w:t>
+            </w:r>
+          </w:p>
+        </w:tc>
+        <w:tc>
+          <w:tcPr>
+            <w:tcW w:w="2300" w:type="dxa"/>
+            <w:tcMar>
+              <w:top w:w="80" w:type="dxa"/>
+              <w:left w:w="110" w:type="dxa"/>
+              <w:bottom w:w="80" w:type="dxa"/>
+              <w:right w:w="110" w:type="dxa"/>
+            </w:tcMar>
+            <w:vAlign w:val="center"/>
+          </w:tcPr>
+          <w:p>
+            <w:pPr>
+              <w:spacing w:after="20" w:line="252" w:lineRule="auto"/>
+            </w:pPr>
+            <w:r>
+              <w:rPr>
+                <w:sz w:val="18"/>
+                <w:szCs w:val="18"/>
+                <w:lang w:eastAsia="ko-KR"/>
+              </w:rPr>
+              <w:t xml:space="preserve">175.79</w:t>
+            </w:r>
+          </w:p>
+        </w:tc>
+        <w:tc>
+          <w:tcPr>
+            <w:tcW w:w="2300" w:type="dxa"/>
+            <w:tcMar>
+              <w:top w:w="80" w:type="dxa"/>
+              <w:left w:w="110" w:type="dxa"/>
+              <w:bottom w:w="80" w:type="dxa"/>
+              <w:right w:w="110" w:type="dxa"/>
+            </w:tcMar>
+            <w:vAlign w:val="center"/>
+          </w:tcPr>
+          <w:p>
+            <w:pPr>
+              <w:spacing w:after="20" w:line="252" w:lineRule="auto"/>
+            </w:pPr>
+            <w:r>
+              <w:rPr>
+                <w:sz w:val="18"/>
+                <w:szCs w:val="18"/>
+                <w:lang w:eastAsia="ko-KR"/>
+              </w:rPr>
+              <w:t xml:space="preserve">61.413</w:t>
+            </w:r>
+          </w:p>
+        </w:tc>
+        <w:tc>
+          <w:tcPr>
+            <w:tcW w:w="2372" w:type="dxa"/>
+            <w:tcMar>
+              <w:top w:w="80" w:type="dxa"/>
+              <w:left w:w="110" w:type="dxa"/>
+              <w:bottom w:w="80" w:type="dxa"/>
+              <w:right w:w="110" w:type="dxa"/>
+            </w:tcMar>
+            <w:vAlign w:val="center"/>
+          </w:tcPr>
+          <w:p>
+            <w:pPr>
+              <w:spacing w:after="20" w:line="252" w:lineRule="auto"/>
+            </w:pPr>
+            <w:r>
+              <w:rPr>
+                <w:sz w:val="18"/>
+                <w:szCs w:val="18"/>
+                <w:lang w:eastAsia="ko-KR"/>
+              </w:rPr>
+              <w:t xml:space="preserve">6.135</w:t>
+            </w:r>
+          </w:p>
+        </w:tc>
+      </w:tr>
+      <w:tr>
+        <w:trPr>
+          <w:cantSplit/>
+          <w:jc w:val="center"/>
+        </w:trPr>
+        <w:tc>
+          <w:tcPr>
+            <w:tcW w:w="3000" w:type="dxa"/>
+            <w:shd w:val="clear" w:color="auto" w:fill="EEF5FA"/>
+            <w:tcMar>
+              <w:top w:w="80" w:type="dxa"/>
+              <w:left w:w="110" w:type="dxa"/>
+              <w:bottom w:w="80" w:type="dxa"/>
+              <w:right w:w="110" w:type="dxa"/>
+            </w:tcMar>
+            <w:vAlign w:val="center"/>
+          </w:tcPr>
+          <w:p>
+            <w:pPr>
+              <w:spacing w:after="20" w:line="252" w:lineRule="auto"/>
+              <w:jc w:val="center"/>
+            </w:pPr>
+            <w:r>
+              <w:rPr>
+                <w:b/>
+                <w:color w:val="1F4E79"/>
+                <w:sz w:val="18"/>
+                <w:szCs w:val="18"/>
+                <w:lang w:eastAsia="ko-KR"/>
+              </w:rPr>
+              <w:t xml:space="preserve">2020-08-04 16:00</w:t>
+            </w:r>
+          </w:p>
+        </w:tc>
+        <w:tc>
+          <w:tcPr>
+            <w:tcW w:w="2300" w:type="dxa"/>
+            <w:tcMar>
+              <w:top w:w="80" w:type="dxa"/>
+              <w:left w:w="110" w:type="dxa"/>
+              <w:bottom w:w="80" w:type="dxa"/>
+              <w:right w:w="110" w:type="dxa"/>
+            </w:tcMar>
+            <w:vAlign w:val="center"/>
+          </w:tcPr>
+          <w:p>
+            <w:pPr>
+              <w:spacing w:after="20" w:line="252" w:lineRule="auto"/>
+            </w:pPr>
+            <w:r>
+              <w:rPr>
+                <w:sz w:val="18"/>
+                <w:szCs w:val="18"/>
+                <w:lang w:eastAsia="ko-KR"/>
+              </w:rPr>
+              <w:t xml:space="preserve">175.81</w:t>
+            </w:r>
+          </w:p>
+        </w:tc>
+        <w:tc>
+          <w:tcPr>
+            <w:tcW w:w="2300" w:type="dxa"/>
+            <w:tcMar>
+              <w:top w:w="80" w:type="dxa"/>
+              <w:left w:w="110" w:type="dxa"/>
+              <w:bottom w:w="80" w:type="dxa"/>
+              <w:right w:w="110" w:type="dxa"/>
+            </w:tcMar>
+            <w:vAlign w:val="center"/>
+          </w:tcPr>
+          <w:p>
+            <w:pPr>
+              <w:spacing w:after="20" w:line="252" w:lineRule="auto"/>
+            </w:pPr>
+            <w:r>
+              <w:rPr>
+                <w:sz w:val="18"/>
+                <w:szCs w:val="18"/>
+                <w:lang w:eastAsia="ko-KR"/>
+              </w:rPr>
+              <w:t xml:space="preserve">42.85</w:t>
+            </w:r>
+          </w:p>
+        </w:tc>
+        <w:tc>
+          <w:tcPr>
+            <w:tcW w:w="2372" w:type="dxa"/>
+            <w:tcMar>
+              <w:top w:w="80" w:type="dxa"/>
+              <w:left w:w="110" w:type="dxa"/>
+              <w:bottom w:w="80" w:type="dxa"/>
+              <w:right w:w="110" w:type="dxa"/>
+            </w:tcMar>
+            <w:vAlign w:val="center"/>
+          </w:tcPr>
+          <w:p>
+            <w:pPr>
+              <w:spacing w:after="20" w:line="252" w:lineRule="auto"/>
+            </w:pPr>
+            <w:r>
+              <w:rPr>
+                <w:sz w:val="18"/>
+                <w:szCs w:val="18"/>
+                <w:lang w:eastAsia="ko-KR"/>
+              </w:rPr>
+              <w:t xml:space="preserve">42.853</w:t>
+            </w:r>
+          </w:p>
+        </w:tc>
+      </w:tr>
+      <w:tr>
+        <w:trPr>
+          <w:cantSplit/>
+          <w:jc w:val="center"/>
+        </w:trPr>
+        <w:tc>
+          <w:tcPr>
+            <w:tcW w:w="3000" w:type="dxa"/>
+            <w:shd w:val="clear" w:color="auto" w:fill="EEF5FA"/>
+            <w:tcMar>
+              <w:top w:w="80" w:type="dxa"/>
+              <w:left w:w="110" w:type="dxa"/>
+              <w:bottom w:w="80" w:type="dxa"/>
+              <w:right w:w="110" w:type="dxa"/>
+            </w:tcMar>
+            <w:vAlign w:val="center"/>
+          </w:tcPr>
+          <w:p>
+            <w:pPr>
+              <w:spacing w:after="20" w:line="252" w:lineRule="auto"/>
+              <w:jc w:val="center"/>
+            </w:pPr>
+            <w:r>
+              <w:rPr>
+                <w:b/>
+                <w:color w:val="1F4E79"/>
+                <w:sz w:val="18"/>
+                <w:szCs w:val="18"/>
+                <w:lang w:eastAsia="ko-KR"/>
+              </w:rPr>
+              <w:t xml:space="preserve">2020-08-04 17:00</w:t>
+            </w:r>
+          </w:p>
+        </w:tc>
+        <w:tc>
+          <w:tcPr>
+            <w:tcW w:w="2300" w:type="dxa"/>
+            <w:tcMar>
+              <w:top w:w="80" w:type="dxa"/>
+              <w:left w:w="110" w:type="dxa"/>
+              <w:bottom w:w="80" w:type="dxa"/>
+              <w:right w:w="110" w:type="dxa"/>
+            </w:tcMar>
+            <w:vAlign w:val="center"/>
+          </w:tcPr>
+          <w:p>
+            <w:pPr>
+              <w:spacing w:after="20" w:line="252" w:lineRule="auto"/>
+            </w:pPr>
+            <w:r>
+              <w:rPr>
+                <w:sz w:val="18"/>
+                <w:szCs w:val="18"/>
+                <w:lang w:eastAsia="ko-KR"/>
+              </w:rPr>
+              <w:t xml:space="preserve">175.81</w:t>
+            </w:r>
+          </w:p>
+        </w:tc>
+        <w:tc>
+          <w:tcPr>
+            <w:tcW w:w="2300" w:type="dxa"/>
+            <w:tcMar>
+              <w:top w:w="80" w:type="dxa"/>
+              <w:left w:w="110" w:type="dxa"/>
+              <w:bottom w:w="80" w:type="dxa"/>
+              <w:right w:w="110" w:type="dxa"/>
+            </w:tcMar>
+            <w:vAlign w:val="center"/>
+          </w:tcPr>
+          <w:p>
+            <w:pPr>
+              <w:spacing w:after="20" w:line="252" w:lineRule="auto"/>
+            </w:pPr>
+            <w:r>
+              <w:rPr>
+                <w:sz w:val="18"/>
+                <w:szCs w:val="18"/>
+                <w:lang w:eastAsia="ko-KR"/>
+              </w:rPr>
+              <w:t xml:space="preserve">42.11</w:t>
+            </w:r>
+          </w:p>
+        </w:tc>
+        <w:tc>
+          <w:tcPr>
+            <w:tcW w:w="2372" w:type="dxa"/>
+            <w:tcMar>
+              <w:top w:w="80" w:type="dxa"/>
+              <w:left w:w="110" w:type="dxa"/>
+              <w:bottom w:w="80" w:type="dxa"/>
+              <w:right w:w="110" w:type="dxa"/>
+            </w:tcMar>
+            <w:vAlign w:val="center"/>
+          </w:tcPr>
+          <w:p>
+            <w:pPr>
+              <w:spacing w:after="20" w:line="252" w:lineRule="auto"/>
+            </w:pPr>
+            <w:r>
+              <w:rPr>
+                <w:sz w:val="18"/>
+                <w:szCs w:val="18"/>
+                <w:lang w:eastAsia="ko-KR"/>
+              </w:rPr>
+              <w:t xml:space="preserve">42.11</w:t>
             </w:r>
           </w:p>
         </w:tc>
@@ -16519,7 +18395,7 @@
           <w:szCs w:val="20"/>
           <w:lang w:eastAsia="ko-KR"/>
         </w:rPr>
-        <w:t xml:space="preserve">“제한수위보다 얼마나 낮은가”, “승인량 대비 얼마나 방류했는가”, “현재와 비슷한 과거 사례는 어느 것인가” 같은 질문에는 값을 비교해야 한다. 예비 테스트에서 LLM이 직접 계산한 값이 틀린 경우가 있었다.</w:t>
+        <w:t xml:space="preserve">“제한수위보다 얼마나 낮은가”, “승인량 대비 얼마나 방류했는가”, “현재와 비슷한 과거 사례는 어느 것인가”처럼 값을 비교해야 하는 질문이 있다. LLM이 숫자를 직접 계산하면 틀릴 수 있어, 계산은 프로그램이 한다.</w:t>
       </w:r>
     </w:p>
     <w:p>
@@ -16545,7 +18421,7 @@
           <w:szCs w:val="20"/>
           <w:lang w:eastAsia="ko-KR"/>
         </w:rPr>
-        <w:t xml:space="preserve">비교 값 계산에 해당하는 문헌의 방법은 없다. 유사 사례를 찾는 문헌들은 텍스트를 임베딩 벡터로 바꾸어 코사인 유사도로 비교하며, 수위·유입량 같은 수치 상태를 비교하는 기준은 없다.</w:t>
+        <w:t xml:space="preserve">수치 비교에 해당하는 문헌의 방법은 없다. 유사 사례를 찾는 문헌들은 텍스트를 임베딩 벡터로 바꾸어 코사인 유사도로 비교하며, 수위·유입량 같은 수치 상태를 비교하는 기준은 없다.</w:t>
       </w:r>
     </w:p>
     <w:p>
@@ -16571,7 +18447,294 @@
           <w:szCs w:val="20"/>
           <w:lang w:eastAsia="ko-KR"/>
         </w:rPr>
-        <w:t xml:space="preserve">프로그램이 계산하여 근거 묶음에 포함한다: 제한수위 대비 차이, 승인량 대비 최대 방류량 비율(운영행위 당시 이미 승인된 상한만 사용), 현재와 사례의 수위 차·유입량 배수. 유사 사례는 현재 수위·유입량과 과거 운영행위 시각의 수위·유입량을 각각 그 댐의 최솟값~최댓값으로 0~1로 맞춘 뒤 유클리드 거리가 가까운 상위 3개를 고른다.</w:t>
+        <w:t xml:space="preserve">프로그램이 제한수위 대비 차이, 승인량 대비 최대 방류량 비율, 현재와 사례의 수위 차·유입량 배수를 계산하여 근거 묶음에 포함한다. 승인량 비율은 운영행위 구간보다 늦게 승인된 상한은 제외한다. 예시 질문에서 OPR:3475:1의 계산값은 다음과 같다.</w:t>
+      </w:r>
+    </w:p>
+    <w:tbl>
+      <w:tblPr>
+        <w:tblW w:w="9972" w:type="dxa"/>
+        <w:jc w:val="center"/>
+        <w:tblBorders>
+          <w:top w:val="single" w:sz="5" w:space="0" w:color="A6A6A6"/>
+          <w:left w:val="single" w:sz="5" w:space="0" w:color="A6A6A6"/>
+          <w:bottom w:val="single" w:sz="5" w:space="0" w:color="A6A6A6"/>
+          <w:right w:val="single" w:sz="5" w:space="0" w:color="A6A6A6"/>
+          <w:insideH w:val="single" w:sz="5" w:space="0" w:color="A6A6A6"/>
+          <w:insideV w:val="single" w:sz="5" w:space="0" w:color="A6A6A6"/>
+        </w:tblBorders>
+        <w:tblLayout w:type="fixed"/>
+        <w:tblLook w:val="04A0" w:firstRow="1" w:lastRow="0" w:firstColumn="1" w:lastColumn="0" w:noHBand="0" w:noVBand="1"/>
+      </w:tblPr>
+      <w:tblGrid>
+        <w:gridCol w:w="3300"/>
+        <w:gridCol w:w="6672"/>
+      </w:tblGrid>
+      <w:tr>
+        <w:trPr>
+          <w:cantSplit/>
+          <w:tblHeader/>
+          <w:jc w:val="center"/>
+        </w:trPr>
+        <w:tc>
+          <w:tcPr>
+            <w:tcW w:w="3300" w:type="dxa"/>
+            <w:shd w:val="clear" w:color="auto" w:fill="D9EAF7"/>
+            <w:tcMar>
+              <w:top w:w="80" w:type="dxa"/>
+              <w:left w:w="110" w:type="dxa"/>
+              <w:bottom w:w="80" w:type="dxa"/>
+              <w:right w:w="110" w:type="dxa"/>
+            </w:tcMar>
+            <w:vAlign w:val="center"/>
+          </w:tcPr>
+          <w:p>
+            <w:pPr>
+              <w:spacing w:after="20" w:line="252" w:lineRule="auto"/>
+              <w:jc w:val="center"/>
+            </w:pPr>
+            <w:r>
+              <w:rPr>
+                <w:b/>
+                <w:sz w:val="18"/>
+                <w:szCs w:val="18"/>
+                <w:lang w:eastAsia="ko-KR"/>
+              </w:rPr>
+              <w:t xml:space="preserve">계산 항목</w:t>
+            </w:r>
+          </w:p>
+        </w:tc>
+        <w:tc>
+          <w:tcPr>
+            <w:tcW w:w="6672" w:type="dxa"/>
+            <w:shd w:val="clear" w:color="auto" w:fill="D9EAF7"/>
+            <w:tcMar>
+              <w:top w:w="80" w:type="dxa"/>
+              <w:left w:w="110" w:type="dxa"/>
+              <w:bottom w:w="80" w:type="dxa"/>
+              <w:right w:w="110" w:type="dxa"/>
+            </w:tcMar>
+            <w:vAlign w:val="center"/>
+          </w:tcPr>
+          <w:p>
+            <w:pPr>
+              <w:spacing w:after="20" w:line="252" w:lineRule="auto"/>
+              <w:jc w:val="center"/>
+            </w:pPr>
+            <w:r>
+              <w:rPr>
+                <w:b/>
+                <w:sz w:val="18"/>
+                <w:szCs w:val="18"/>
+                <w:lang w:eastAsia="ko-KR"/>
+              </w:rPr>
+              <w:t xml:space="preserve">값</w:t>
+            </w:r>
+          </w:p>
+        </w:tc>
+      </w:tr>
+      <w:tr>
+        <w:trPr>
+          <w:cantSplit/>
+          <w:jc w:val="center"/>
+        </w:trPr>
+        <w:tc>
+          <w:tcPr>
+            <w:tcW w:w="3300" w:type="dxa"/>
+            <w:shd w:val="clear" w:color="auto" w:fill="EEF5FA"/>
+            <w:tcMar>
+              <w:top w:w="80" w:type="dxa"/>
+              <w:left w:w="110" w:type="dxa"/>
+              <w:bottom w:w="80" w:type="dxa"/>
+              <w:right w:w="110" w:type="dxa"/>
+            </w:tcMar>
+            <w:vAlign w:val="center"/>
+          </w:tcPr>
+          <w:p>
+            <w:pPr>
+              <w:spacing w:after="20" w:line="252" w:lineRule="auto"/>
+              <w:jc w:val="center"/>
+            </w:pPr>
+            <w:r>
+              <w:rPr>
+                <w:b/>
+                <w:color w:val="1F4E79"/>
+                <w:sz w:val="18"/>
+                <w:szCs w:val="18"/>
+                <w:lang w:eastAsia="ko-KR"/>
+              </w:rPr>
+              <w:t xml:space="preserve">구간 내 최고 수위 (제한수위 대비)</w:t>
+            </w:r>
+          </w:p>
+        </w:tc>
+        <w:tc>
+          <w:tcPr>
+            <w:tcW w:w="6672" w:type="dxa"/>
+            <w:tcMar>
+              <w:top w:w="80" w:type="dxa"/>
+              <w:left w:w="110" w:type="dxa"/>
+              <w:bottom w:w="80" w:type="dxa"/>
+              <w:right w:w="110" w:type="dxa"/>
+            </w:tcMar>
+            <w:vAlign w:val="center"/>
+          </w:tcPr>
+          <w:p>
+            <w:pPr>
+              <w:spacing w:after="20" w:line="252" w:lineRule="auto"/>
+            </w:pPr>
+            <w:r>
+              <w:rPr>
+                <w:sz w:val="18"/>
+                <w:szCs w:val="18"/>
+                <w:lang w:eastAsia="ko-KR"/>
+              </w:rPr>
+              <w:t xml:space="preserve">176.06 EL.m (2020-08-05 03:00), 제한수위 178.2 EL.m 대비 -2.14 m</w:t>
+            </w:r>
+          </w:p>
+        </w:tc>
+      </w:tr>
+      <w:tr>
+        <w:trPr>
+          <w:cantSplit/>
+          <w:jc w:val="center"/>
+        </w:trPr>
+        <w:tc>
+          <w:tcPr>
+            <w:tcW w:w="3300" w:type="dxa"/>
+            <w:shd w:val="clear" w:color="auto" w:fill="EEF5FA"/>
+            <w:tcMar>
+              <w:top w:w="80" w:type="dxa"/>
+              <w:left w:w="110" w:type="dxa"/>
+              <w:bottom w:w="80" w:type="dxa"/>
+              <w:right w:w="110" w:type="dxa"/>
+            </w:tcMar>
+            <w:vAlign w:val="center"/>
+          </w:tcPr>
+          <w:p>
+            <w:pPr>
+              <w:spacing w:after="20" w:line="252" w:lineRule="auto"/>
+              <w:jc w:val="center"/>
+            </w:pPr>
+            <w:r>
+              <w:rPr>
+                <w:b/>
+                <w:color w:val="1F4E79"/>
+                <w:sz w:val="18"/>
+                <w:szCs w:val="18"/>
+                <w:lang w:eastAsia="ko-KR"/>
+              </w:rPr>
+              <w:t xml:space="preserve">구간 내 최대 총방류량</w:t>
+            </w:r>
+          </w:p>
+        </w:tc>
+        <w:tc>
+          <w:tcPr>
+            <w:tcW w:w="6672" w:type="dxa"/>
+            <w:tcMar>
+              <w:top w:w="80" w:type="dxa"/>
+              <w:left w:w="110" w:type="dxa"/>
+              <w:bottom w:w="80" w:type="dxa"/>
+              <w:right w:w="110" w:type="dxa"/>
+            </w:tcMar>
+            <w:vAlign w:val="center"/>
+          </w:tcPr>
+          <w:p>
+            <w:pPr>
+              <w:spacing w:after="20" w:line="252" w:lineRule="auto"/>
+            </w:pPr>
+            <w:r>
+              <w:rPr>
+                <w:sz w:val="18"/>
+                <w:szCs w:val="18"/>
+                <w:lang w:eastAsia="ko-KR"/>
+              </w:rPr>
+              <w:t xml:space="preserve">42.853 CMS (2020-08-04 16:00)</w:t>
+            </w:r>
+          </w:p>
+        </w:tc>
+      </w:tr>
+      <w:tr>
+        <w:trPr>
+          <w:cantSplit/>
+          <w:jc w:val="center"/>
+        </w:trPr>
+        <w:tc>
+          <w:tcPr>
+            <w:tcW w:w="3300" w:type="dxa"/>
+            <w:shd w:val="clear" w:color="auto" w:fill="EEF5FA"/>
+            <w:tcMar>
+              <w:top w:w="80" w:type="dxa"/>
+              <w:left w:w="110" w:type="dxa"/>
+              <w:bottom w:w="80" w:type="dxa"/>
+              <w:right w:w="110" w:type="dxa"/>
+            </w:tcMar>
+            <w:vAlign w:val="center"/>
+          </w:tcPr>
+          <w:p>
+            <w:pPr>
+              <w:spacing w:after="20" w:line="252" w:lineRule="auto"/>
+              <w:jc w:val="center"/>
+            </w:pPr>
+            <w:r>
+              <w:rPr>
+                <w:b/>
+                <w:color w:val="1F4E79"/>
+                <w:sz w:val="18"/>
+                <w:szCs w:val="18"/>
+                <w:lang w:eastAsia="ko-KR"/>
+              </w:rPr>
+              <w:t xml:space="preserve">승인량 대비 비율</w:t>
+            </w:r>
+          </w:p>
+        </w:tc>
+        <w:tc>
+          <w:tcPr>
+            <w:tcW w:w="6672" w:type="dxa"/>
+            <w:tcMar>
+              <w:top w:w="80" w:type="dxa"/>
+              <w:left w:w="110" w:type="dxa"/>
+              <w:bottom w:w="80" w:type="dxa"/>
+              <w:right w:w="110" w:type="dxa"/>
+            </w:tcMar>
+            <w:vAlign w:val="center"/>
+          </w:tcPr>
+          <w:p>
+            <w:pPr>
+              <w:spacing w:after="20" w:line="252" w:lineRule="auto"/>
+            </w:pPr>
+            <w:r>
+              <w:rPr>
+                <w:sz w:val="18"/>
+                <w:szCs w:val="18"/>
+                <w:lang w:eastAsia="ko-KR"/>
+              </w:rPr>
+              <w:t xml:space="preserve">APR:3475 접수방류량 300㎥/s 대비 14.3%. APR:3648(승인일 08-12)은 구간(08-05까지)보다 늦게 승인되어 제외 표시</w:t>
+            </w:r>
+          </w:p>
+        </w:tc>
+      </w:tr>
+    </w:tbl>
+    <w:p>
+      <w:pPr>
+        <w:spacing w:after="60"/>
+        <w:rPr>
+          <w:lang w:eastAsia="ko-KR"/>
+        </w:rPr>
+      </w:pPr>
+    </w:p>
+    <w:p>
+      <w:pPr>
+        <w:spacing w:before="60" w:after="120"/>
+        <w:rPr>
+          <w:lang w:eastAsia="ko-KR"/>
+        </w:rPr>
+      </w:pPr>
+      <w:r>
+        <w:rPr>
+          <w:sz w:val="20"/>
+          <w:szCs w:val="20"/>
+          <w:lang w:eastAsia="ko-KR"/>
+        </w:rPr>
+        <w:t xml:space="preserve">현재 상태와 가까운 사례를 찾는 SIMILAR 의도에서는, 현재 수위·유입량과 과거 운영행위 시각의 수위·유입량을 각각 그 댐의 최솟값~최댓값으로 0~1로 맞춘 뒤, 유클리드 거리가 가까운 상위 3개를 고른다. 코사인 유사도는 두 값의 크기를 보지 않아 이 자료에서는 거의 모든 사례가 1에 가까워 구분되지 않았다.</w:t>
       </w:r>
     </w:p>
     <w:tbl>
@@ -16648,7 +18811,7 @@
                 <w:szCs w:val="18"/>
                 <w:lang w:eastAsia="ko-KR"/>
               </w:rPr>
-              <w:t xml:space="preserve">계산을 프로그램이 맡는 것과 유클리드 거리 기준은 연구자 판단이며 임시 기준이다. 코사인 유사도는 두 값의 크기를 보지 않아 이 자료에서는 거의 모든 사례가 1에 가까워 구분되지 않아 쓰지 않았다. 사례 선택 기준은 전문가의 검토를 받아 수정할 수 있다.</w:t>
+              <w:t xml:space="preserve">유사 사례의 거리 기준은 연구자가 정한 임시 기준이다. 사례를 고르는 기준이 있으면 전문가의 검토를 받아 수정할 계획이다.</w:t>
             </w:r>
           </w:p>
         </w:tc>
@@ -16751,7 +18914,7 @@
           <w:szCs w:val="20"/>
           <w:lang w:eastAsia="ko-KR"/>
         </w:rPr>
-        <w:t xml:space="preserve">단계 3~5에서 얻은 자료를 근거 묶음으로 정리하여 LLM에 준다. 묶음은 태그로 구역을 나누고, 수치는 표로 쓰며, 항목마다 근거 번호(승인 [APR:…], 근거자료 [EVI:…])를 붙인다. LLM에게는 다음 규칙을 주었다.</w:t>
+        <w:t xml:space="preserve">단계 3~5에서 얻은 자료를 하나의 근거 묶음으로 정리하여 LLM에 준다. 묶음은 태그로 구역을 나누고, 수치는 표로 쓰며, 항목마다 근거 번호(승인 [APR:…], 근거자료 [EVI:…])를 붙인다. LLM에게는 다음 규칙을 주었다. 이 규칙은 근거 기반으로 지원하고 근거 없는 사유를 추정하지 않는다는 Ontology의 목적에서 정하였다.</w:t>
       </w:r>
     </w:p>
     <w:p>
@@ -16821,9 +18984,43 @@
         <w:tblLook w:val="04A0" w:firstRow="1" w:lastRow="0" w:firstColumn="1" w:lastColumn="0" w:noHBand="0" w:noVBand="1"/>
       </w:tblPr>
       <w:tblGrid>
-        <w:gridCol w:w="1944"/>
-        <w:gridCol w:w="8028"/>
+        <w:gridCol w:w="9972"/>
       </w:tblGrid>
+      <w:tr>
+        <w:trPr>
+          <w:cantSplit/>
+          <w:tblHeader/>
+          <w:jc w:val="center"/>
+        </w:trPr>
+        <w:tc>
+          <w:tcPr>
+            <w:tcW w:w="9972" w:type="dxa"/>
+            <w:shd w:val="clear" w:color="auto" w:fill="D9EAF7"/>
+            <w:tcMar>
+              <w:top w:w="80" w:type="dxa"/>
+              <w:left w:w="110" w:type="dxa"/>
+              <w:bottom w:w="80" w:type="dxa"/>
+              <w:right w:w="110" w:type="dxa"/>
+            </w:tcMar>
+            <w:vAlign w:val="center"/>
+          </w:tcPr>
+          <w:p>
+            <w:pPr>
+              <w:spacing w:after="20" w:line="252" w:lineRule="auto"/>
+              <w:jc w:val="center"/>
+            </w:pPr>
+            <w:r>
+              <w:rPr>
+                <w:b/>
+                <w:sz w:val="18"/>
+                <w:szCs w:val="18"/>
+                <w:lang w:eastAsia="ko-KR"/>
+              </w:rPr>
+              <w:t xml:space="preserve">근거 묶음의 일부 (예시 질문)</w:t>
+            </w:r>
+          </w:p>
+        </w:tc>
+      </w:tr>
       <w:tr>
         <w:trPr>
           <w:cantSplit/>
@@ -16831,55 +19028,78 @@
         </w:trPr>
         <w:tc>
           <w:tcPr>
-            <w:tcW w:w="1944" w:type="dxa"/>
-            <w:shd w:val="clear" w:color="auto" w:fill="EEF5FA"/>
-            <w:tcMar>
-              <w:top w:w="80" w:type="dxa"/>
-              <w:left w:w="110" w:type="dxa"/>
-              <w:bottom w:w="80" w:type="dxa"/>
-              <w:right w:w="110" w:type="dxa"/>
-            </w:tcMar>
-            <w:vAlign w:val="center"/>
-          </w:tcPr>
-          <w:p>
-            <w:pPr>
-              <w:spacing w:after="20" w:line="252" w:lineRule="auto"/>
-              <w:jc w:val="center"/>
-            </w:pPr>
-            <w:r>
-              <w:rPr>
-                <w:b/>
-                <w:color w:val="1F4E79"/>
-                <w:sz w:val="18"/>
-                <w:szCs w:val="18"/>
-                <w:lang w:eastAsia="ko-KR"/>
-              </w:rPr>
-              <w:t xml:space="preserve">판단 표시</w:t>
-            </w:r>
-          </w:p>
-        </w:tc>
-        <w:tc>
-          <w:tcPr>
-            <w:tcW w:w="8028" w:type="dxa"/>
-            <w:tcMar>
-              <w:top w:w="80" w:type="dxa"/>
-              <w:left w:w="110" w:type="dxa"/>
-              <w:bottom w:w="80" w:type="dxa"/>
-              <w:right w:w="110" w:type="dxa"/>
-            </w:tcMar>
-            <w:vAlign w:val="center"/>
-          </w:tcPr>
-          <w:p>
-            <w:pPr>
-              <w:spacing w:after="20" w:line="252" w:lineRule="auto"/>
-            </w:pPr>
-            <w:r>
-              <w:rPr>
-                <w:sz w:val="18"/>
-                <w:szCs w:val="18"/>
-                <w:lang w:eastAsia="ko-KR"/>
-              </w:rPr>
-              <w:t xml:space="preserve">근거 묶음의 구성과 답변 규칙은 문헌에 정해진 방법이 없어 연구자가 정하였다. 규칙은 Ontology의 목적(근거 기반 지원, 근거 없는 사유 추정 금지)에서 도출하였다.</w:t>
+            <w:tcW w:w="9972" w:type="dxa"/>
+            <w:tcMar>
+              <w:top w:w="80" w:type="dxa"/>
+              <w:left w:w="110" w:type="dxa"/>
+              <w:bottom w:w="80" w:type="dxa"/>
+              <w:right w:w="110" w:type="dxa"/>
+            </w:tcMar>
+            <w:vAlign w:val="center"/>
+          </w:tcPr>
+          <w:p>
+            <w:pPr>
+              <w:spacing w:after="20" w:line="252" w:lineRule="auto"/>
+            </w:pPr>
+            <w:r>
+              <w:rPr>
+                <w:sz w:val="18"/>
+                <w:szCs w:val="18"/>
+                <w:lang w:eastAsia="ko-KR"/>
+              </w:rPr>
+              <w:t xml:space="preserve">&lt;운영행위 id="OPR:3475:1" 종류="탄력적 방류" 시각="2020-08-04 15:00"&gt;</w:t>
+            </w:r>
+          </w:p>
+          <w:p>
+            <w:pPr>
+              <w:spacing w:after="20" w:line="252" w:lineRule="auto"/>
+            </w:pPr>
+            <w:r>
+              <w:rPr>
+                <w:sz w:val="18"/>
+                <w:szCs w:val="18"/>
+                <w:lang w:eastAsia="ko-KR"/>
+              </w:rPr>
+              <w:t xml:space="preserve">허가한 승인 [APR:3475] 승인일 2020-08-04: 방류시작 2020-08-04 15:00; 접수방류량 300㎥/s; 비고: 횡성댐 방류승인 최대 300㎥/s …</w:t>
+            </w:r>
+          </w:p>
+          <w:p>
+            <w:pPr>
+              <w:spacing w:after="20" w:line="252" w:lineRule="auto"/>
+            </w:pPr>
+            <w:r>
+              <w:rPr>
+                <w:sz w:val="18"/>
+                <w:szCs w:val="18"/>
+                <w:lang w:eastAsia="ko-KR"/>
+              </w:rPr>
+              <w:t xml:space="preserve">&lt;/운영행위&gt;</w:t>
+            </w:r>
+          </w:p>
+          <w:p>
+            <w:pPr>
+              <w:spacing w:after="20" w:line="252" w:lineRule="auto"/>
+            </w:pPr>
+            <w:r>
+              <w:rPr>
+                <w:sz w:val="18"/>
+                <w:szCs w:val="18"/>
+                <w:lang w:eastAsia="ko-KR"/>
+              </w:rPr>
+              <w:t xml:space="preserve">&lt;계산값 대상="OPR:3475:1"&gt;창 내 최고 수위 176.06 EL.m (2020-08-05 03:00), 제한수위 178.2 EL.m 대비 -2.14 m …&lt;/계산값&gt;</w:t>
+            </w:r>
+          </w:p>
+          <w:p>
+            <w:pPr>
+              <w:spacing w:after="20" w:line="252" w:lineRule="auto"/>
+            </w:pPr>
+            <w:r>
+              <w:rPr>
+                <w:sz w:val="18"/>
+                <w:szCs w:val="18"/>
+                <w:lang w:eastAsia="ko-KR"/>
+              </w:rPr>
+              <w:t xml:space="preserve">&lt;운영기준 id="CRI:CR-03" 댐="횡성댐"&gt;홍수기 제한수위: 178.2 EL.m … [EVI:LAW:별표3]&lt;/운영기준&gt;</w:t>
             </w:r>
           </w:p>
         </w:tc>
@@ -16895,21 +19115,6 @@
     </w:p>
     <w:p>
       <w:pPr>
-        <w:pStyle w:val="1"/>
-        <w:pageBreakBefore/>
-        <w:rPr>
-          <w:lang w:eastAsia="ko-KR"/>
-        </w:rPr>
-      </w:pPr>
-      <w:r>
-        <w:rPr>
-          <w:lang w:eastAsia="ko-KR"/>
-        </w:rPr>
-        <w:t xml:space="preserve">4. 예비 테스트</w:t>
-      </w:r>
-    </w:p>
-    <w:p>
-      <w:pPr>
         <w:pStyle w:val="21"/>
         <w:rPr>
           <w:lang w:eastAsia="ko-KR"/>
@@ -16919,7 +19124,7 @@
         <w:rPr>
           <w:lang w:eastAsia="ko-KR"/>
         </w:rPr>
-        <w:t xml:space="preserve">4.1 테스트 구성</w:t>
+        <w:t xml:space="preserve">3.9 예시 질문의 답변</w:t>
       </w:r>
     </w:p>
     <w:tbl>
@@ -16938,19 +19143,18 @@
         <w:tblLook w:val="04A0" w:firstRow="1" w:lastRow="0" w:firstColumn="1" w:lastColumn="0" w:noHBand="0" w:noVBand="1"/>
       </w:tblPr>
       <w:tblGrid>
-        <w:gridCol w:w="2000"/>
-        <w:gridCol w:w="7972"/>
+        <w:gridCol w:w="1800"/>
+        <w:gridCol w:w="8172"/>
       </w:tblGrid>
       <w:tr>
         <w:trPr>
           <w:cantSplit/>
-          <w:tblHeader/>
           <w:jc w:val="center"/>
         </w:trPr>
         <w:tc>
           <w:tcPr>
-            <w:tcW w:w="2000" w:type="dxa"/>
-            <w:shd w:val="clear" w:color="auto" w:fill="D9EAF7"/>
+            <w:tcW w:w="1800" w:type="dxa"/>
+            <w:shd w:val="clear" w:color="auto" w:fill="EEF5FA"/>
             <w:tcMar>
               <w:top w:w="80" w:type="dxa"/>
               <w:left w:w="110" w:type="dxa"/>
@@ -16967,39 +19171,37 @@
             <w:r>
               <w:rPr>
                 <w:b/>
-                <w:sz w:val="18"/>
-                <w:szCs w:val="18"/>
-                <w:lang w:eastAsia="ko-KR"/>
-              </w:rPr>
-              <w:t xml:space="preserve">항목</w:t>
-            </w:r>
-          </w:p>
-        </w:tc>
-        <w:tc>
-          <w:tcPr>
-            <w:tcW w:w="7972" w:type="dxa"/>
-            <w:shd w:val="clear" w:color="auto" w:fill="D9EAF7"/>
-            <w:tcMar>
-              <w:top w:w="80" w:type="dxa"/>
-              <w:left w:w="110" w:type="dxa"/>
-              <w:bottom w:w="80" w:type="dxa"/>
-              <w:right w:w="110" w:type="dxa"/>
-            </w:tcMar>
-            <w:vAlign w:val="center"/>
-          </w:tcPr>
-          <w:p>
-            <w:pPr>
-              <w:spacing w:after="20" w:line="252" w:lineRule="auto"/>
-              <w:jc w:val="center"/>
-            </w:pPr>
-            <w:r>
-              <w:rPr>
-                <w:b/>
-                <w:sz w:val="18"/>
-                <w:szCs w:val="18"/>
-                <w:lang w:eastAsia="ko-KR"/>
-              </w:rPr>
-              <w:t xml:space="preserve">내용</w:t>
+                <w:color w:val="1F4E79"/>
+                <w:sz w:val="18"/>
+                <w:szCs w:val="18"/>
+                <w:lang w:eastAsia="ko-KR"/>
+              </w:rPr>
+              <w:t xml:space="preserve">질문</w:t>
+            </w:r>
+          </w:p>
+        </w:tc>
+        <w:tc>
+          <w:tcPr>
+            <w:tcW w:w="8172" w:type="dxa"/>
+            <w:tcMar>
+              <w:top w:w="80" w:type="dxa"/>
+              <w:left w:w="110" w:type="dxa"/>
+              <w:bottom w:w="80" w:type="dxa"/>
+              <w:right w:w="110" w:type="dxa"/>
+            </w:tcMar>
+            <w:vAlign w:val="center"/>
+          </w:tcPr>
+          <w:p>
+            <w:pPr>
+              <w:spacing w:after="20" w:line="252" w:lineRule="auto"/>
+            </w:pPr>
+            <w:r>
+              <w:rPr>
+                <w:sz w:val="18"/>
+                <w:szCs w:val="18"/>
+                <w:lang w:eastAsia="ko-KR"/>
+              </w:rPr>
+              <w:t xml:space="preserve">횡성댐 2020년 8월 방류 운영을 승인 내용과 당시 수위, 제한수위, 근거까지 한 번에 정리해줘</w:t>
             </w:r>
           </w:p>
         </w:tc>
@@ -17011,7 +19213,7 @@
         </w:trPr>
         <w:tc>
           <w:tcPr>
-            <w:tcW w:w="2000" w:type="dxa"/>
+            <w:tcW w:w="1800" w:type="dxa"/>
             <w:shd w:val="clear" w:color="auto" w:fill="EEF5FA"/>
             <w:tcMar>
               <w:top w:w="80" w:type="dxa"/>
@@ -17034,693 +19236,370 @@
                 <w:szCs w:val="18"/>
                 <w:lang w:eastAsia="ko-KR"/>
               </w:rPr>
-              <w:t xml:space="preserve">모델</w:t>
-            </w:r>
-          </w:p>
-        </w:tc>
-        <w:tc>
-          <w:tcPr>
-            <w:tcW w:w="7972" w:type="dxa"/>
-            <w:tcMar>
-              <w:top w:w="80" w:type="dxa"/>
-              <w:left w:w="110" w:type="dxa"/>
-              <w:bottom w:w="80" w:type="dxa"/>
-              <w:right w:w="110" w:type="dxa"/>
-            </w:tcMar>
-            <w:vAlign w:val="center"/>
-          </w:tcPr>
-          <w:p>
-            <w:pPr>
-              <w:spacing w:after="20" w:line="252" w:lineRule="auto"/>
-            </w:pPr>
-            <w:r>
-              <w:rPr>
-                <w:sz w:val="18"/>
-                <w:szCs w:val="18"/>
-                <w:lang w:eastAsia="ko-KR"/>
-              </w:rPr>
-              <w:t xml:space="preserve">Qwen3-8B-AWQ (vLLM). 서버 GPU 메모리 제약으로 소형 모델을 사용하였다.</w:t>
-            </w:r>
-          </w:p>
-        </w:tc>
-      </w:tr>
-      <w:tr>
-        <w:trPr>
-          <w:cantSplit/>
-          <w:jc w:val="center"/>
-        </w:trPr>
-        <w:tc>
-          <w:tcPr>
-            <w:tcW w:w="2000" w:type="dxa"/>
-            <w:shd w:val="clear" w:color="auto" w:fill="EEF5FA"/>
-            <w:tcMar>
-              <w:top w:w="80" w:type="dxa"/>
-              <w:left w:w="110" w:type="dxa"/>
-              <w:bottom w:w="80" w:type="dxa"/>
-              <w:right w:w="110" w:type="dxa"/>
-            </w:tcMar>
-            <w:vAlign w:val="center"/>
-          </w:tcPr>
-          <w:p>
-            <w:pPr>
-              <w:spacing w:after="20" w:line="252" w:lineRule="auto"/>
-              <w:jc w:val="center"/>
-            </w:pPr>
-            <w:r>
-              <w:rPr>
-                <w:b/>
-                <w:color w:val="1F4E79"/>
-                <w:sz w:val="18"/>
-                <w:szCs w:val="18"/>
-                <w:lang w:eastAsia="ko-KR"/>
-              </w:rPr>
-              <w:t xml:space="preserve">저장소</w:t>
-            </w:r>
-          </w:p>
-        </w:tc>
-        <w:tc>
-          <w:tcPr>
-            <w:tcW w:w="7972" w:type="dxa"/>
-            <w:tcMar>
-              <w:top w:w="80" w:type="dxa"/>
-              <w:left w:w="110" w:type="dxa"/>
-              <w:bottom w:w="80" w:type="dxa"/>
-              <w:right w:w="110" w:type="dxa"/>
-            </w:tcMar>
-            <w:vAlign w:val="center"/>
-          </w:tcPr>
-          <w:p>
-            <w:pPr>
-              <w:spacing w:after="20" w:line="252" w:lineRule="auto"/>
-            </w:pPr>
-            <w:r>
-              <w:rPr>
-                <w:sz w:val="18"/>
-                <w:szCs w:val="18"/>
-                <w:lang w:eastAsia="ko-KR"/>
-              </w:rPr>
-              <w:t xml:space="preserve">Neo4j 5.26(KG 개체 273개, 관계 457개), 측정자료 저장소(306,934행), 문서 저장소(별표3 원문 10개 청크)</w:t>
-            </w:r>
-          </w:p>
-        </w:tc>
-      </w:tr>
-      <w:tr>
-        <w:trPr>
-          <w:cantSplit/>
-          <w:jc w:val="center"/>
-        </w:trPr>
-        <w:tc>
-          <w:tcPr>
-            <w:tcW w:w="2000" w:type="dxa"/>
-            <w:shd w:val="clear" w:color="auto" w:fill="EEF5FA"/>
-            <w:tcMar>
-              <w:top w:w="80" w:type="dxa"/>
-              <w:left w:w="110" w:type="dxa"/>
-              <w:bottom w:w="80" w:type="dxa"/>
-              <w:right w:w="110" w:type="dxa"/>
-            </w:tcMar>
-            <w:vAlign w:val="center"/>
-          </w:tcPr>
-          <w:p>
-            <w:pPr>
-              <w:spacing w:after="20" w:line="252" w:lineRule="auto"/>
-              <w:jc w:val="center"/>
-            </w:pPr>
-            <w:r>
-              <w:rPr>
-                <w:b/>
-                <w:color w:val="1F4E79"/>
-                <w:sz w:val="18"/>
-                <w:szCs w:val="18"/>
-                <w:lang w:eastAsia="ko-KR"/>
-              </w:rPr>
-              <w:t xml:space="preserve">질문</w:t>
-            </w:r>
-          </w:p>
-        </w:tc>
-        <w:tc>
-          <w:tcPr>
-            <w:tcW w:w="7972" w:type="dxa"/>
-            <w:tcMar>
-              <w:top w:w="80" w:type="dxa"/>
-              <w:left w:w="110" w:type="dxa"/>
-              <w:bottom w:w="80" w:type="dxa"/>
-              <w:right w:w="110" w:type="dxa"/>
-            </w:tcMar>
-            <w:vAlign w:val="center"/>
-          </w:tcPr>
-          <w:p>
-            <w:pPr>
-              <w:spacing w:after="20" w:line="252" w:lineRule="auto"/>
-            </w:pPr>
-            <w:r>
-              <w:rPr>
-                <w:sz w:val="18"/>
-                <w:szCs w:val="18"/>
-                <w:lang w:eastAsia="ko-KR"/>
-              </w:rPr>
-              <w:t xml:space="preserve">10개: CQ에 맞는 핵심 질문 5개와 비교·계산·범위 밖을 포함한 확장 질문 5개</w:t>
-            </w:r>
-          </w:p>
-        </w:tc>
-      </w:tr>
-      <w:tr>
-        <w:trPr>
-          <w:cantSplit/>
-          <w:jc w:val="center"/>
-        </w:trPr>
-        <w:tc>
-          <w:tcPr>
-            <w:tcW w:w="2000" w:type="dxa"/>
-            <w:shd w:val="clear" w:color="auto" w:fill="EEF5FA"/>
-            <w:tcMar>
-              <w:top w:w="80" w:type="dxa"/>
-              <w:left w:w="110" w:type="dxa"/>
-              <w:bottom w:w="80" w:type="dxa"/>
-              <w:right w:w="110" w:type="dxa"/>
-            </w:tcMar>
-            <w:vAlign w:val="center"/>
-          </w:tcPr>
-          <w:p>
-            <w:pPr>
-              <w:spacing w:after="20" w:line="252" w:lineRule="auto"/>
-              <w:jc w:val="center"/>
-            </w:pPr>
-            <w:r>
-              <w:rPr>
-                <w:b/>
-                <w:color w:val="1F4E79"/>
-                <w:sz w:val="18"/>
-                <w:szCs w:val="18"/>
-                <w:lang w:eastAsia="ko-KR"/>
-              </w:rPr>
-              <w:t xml:space="preserve">판정 기준</w:t>
-            </w:r>
-          </w:p>
-        </w:tc>
-        <w:tc>
-          <w:tcPr>
-            <w:tcW w:w="7972" w:type="dxa"/>
-            <w:tcMar>
-              <w:top w:w="80" w:type="dxa"/>
-              <w:left w:w="110" w:type="dxa"/>
-              <w:bottom w:w="80" w:type="dxa"/>
-              <w:right w:w="110" w:type="dxa"/>
-            </w:tcMar>
-            <w:vAlign w:val="center"/>
-          </w:tcPr>
-          <w:p>
-            <w:pPr>
-              <w:spacing w:after="20" w:line="252" w:lineRule="auto"/>
-            </w:pPr>
-            <w:r>
-              <w:rPr>
-                <w:sz w:val="18"/>
-                <w:szCs w:val="18"/>
-                <w:lang w:eastAsia="ko-KR"/>
-              </w:rPr>
-              <w:t xml:space="preserve">의도·댐 분류, 답변의 수치가 근거 묶음과 일치, 근거 번호 인용, 근거 없는 주장 여부</w:t>
-            </w:r>
-          </w:p>
-        </w:tc>
-      </w:tr>
-    </w:tbl>
-    <w:p>
-      <w:pPr>
-        <w:spacing w:after="60"/>
-        <w:rPr>
-          <w:lang w:eastAsia="ko-KR"/>
-        </w:rPr>
-      </w:pPr>
-    </w:p>
-    <w:p>
-      <w:pPr>
-        <w:spacing w:before="60" w:after="120"/>
-        <w:rPr>
-          <w:lang w:eastAsia="ko-KR"/>
-        </w:rPr>
-      </w:pPr>
-      <w:r>
-        <w:rPr>
-          <w:sz w:val="20"/>
-          <w:szCs w:val="20"/>
-          <w:lang w:eastAsia="ko-KR"/>
-        </w:rPr>
-        <w:t xml:space="preserve">아래 예시 2개는 질문에서 답변까지 구조가 어떻게 동작하는지 보이기 위해 고른 것이다. 질문과 답변은 전문을 그대로 실었다.</w:t>
-      </w:r>
-    </w:p>
-    <w:p>
-      <w:pPr>
-        <w:pStyle w:val="21"/>
-        <w:rPr>
-          <w:lang w:eastAsia="ko-KR"/>
-        </w:rPr>
-      </w:pPr>
-      <w:r>
-        <w:rPr>
-          <w:lang w:eastAsia="ko-KR"/>
-        </w:rPr>
-        <w:t xml:space="preserve">4.2 예시 1. 현재 상태와 제한수위 (CQ1 + CQ5)</w:t>
-      </w:r>
-    </w:p>
-    <w:tbl>
-      <w:tblPr>
-        <w:tblW w:w="9972" w:type="dxa"/>
-        <w:jc w:val="center"/>
-        <w:tblBorders>
-          <w:top w:val="single" w:sz="5" w:space="0" w:color="A6A6A6"/>
-          <w:left w:val="single" w:sz="5" w:space="0" w:color="A6A6A6"/>
-          <w:bottom w:val="single" w:sz="5" w:space="0" w:color="A6A6A6"/>
-          <w:right w:val="single" w:sz="5" w:space="0" w:color="A6A6A6"/>
-          <w:insideH w:val="single" w:sz="5" w:space="0" w:color="A6A6A6"/>
-          <w:insideV w:val="single" w:sz="5" w:space="0" w:color="A6A6A6"/>
-        </w:tblBorders>
-        <w:tblLayout w:type="fixed"/>
-        <w:tblLook w:val="04A0" w:firstRow="1" w:lastRow="0" w:firstColumn="1" w:lastColumn="0" w:noHBand="0" w:noVBand="1"/>
-      </w:tblPr>
-      <w:tblGrid>
-        <w:gridCol w:w="2300"/>
-        <w:gridCol w:w="7672"/>
-      </w:tblGrid>
-      <w:tr>
-        <w:trPr>
-          <w:cantSplit/>
-          <w:tblHeader/>
-          <w:jc w:val="center"/>
-        </w:trPr>
-        <w:tc>
-          <w:tcPr>
-            <w:tcW w:w="2300" w:type="dxa"/>
-            <w:shd w:val="clear" w:color="auto" w:fill="D9EAF7"/>
-            <w:tcMar>
-              <w:top w:w="80" w:type="dxa"/>
-              <w:left w:w="110" w:type="dxa"/>
-              <w:bottom w:w="80" w:type="dxa"/>
-              <w:right w:w="110" w:type="dxa"/>
-            </w:tcMar>
-            <w:vAlign w:val="center"/>
-          </w:tcPr>
-          <w:p>
-            <w:pPr>
-              <w:spacing w:after="20" w:line="252" w:lineRule="auto"/>
-              <w:jc w:val="center"/>
-            </w:pPr>
-            <w:r>
-              <w:rPr>
-                <w:b/>
-                <w:sz w:val="18"/>
-                <w:szCs w:val="18"/>
-                <w:lang w:eastAsia="ko-KR"/>
-              </w:rPr>
-              <w:t xml:space="preserve">단계</w:t>
-            </w:r>
-          </w:p>
-        </w:tc>
-        <w:tc>
-          <w:tcPr>
-            <w:tcW w:w="7672" w:type="dxa"/>
-            <w:shd w:val="clear" w:color="auto" w:fill="D9EAF7"/>
-            <w:tcMar>
-              <w:top w:w="80" w:type="dxa"/>
-              <w:left w:w="110" w:type="dxa"/>
-              <w:bottom w:w="80" w:type="dxa"/>
-              <w:right w:w="110" w:type="dxa"/>
-            </w:tcMar>
-            <w:vAlign w:val="center"/>
-          </w:tcPr>
-          <w:p>
-            <w:pPr>
-              <w:spacing w:after="20" w:line="252" w:lineRule="auto"/>
-              <w:jc w:val="center"/>
-            </w:pPr>
-            <w:r>
-              <w:rPr>
-                <w:b/>
-                <w:sz w:val="18"/>
-                <w:szCs w:val="18"/>
-                <w:lang w:eastAsia="ko-KR"/>
-              </w:rPr>
-              <w:t xml:space="preserve">내용</w:t>
-            </w:r>
-          </w:p>
-        </w:tc>
-      </w:tr>
-      <w:tr>
-        <w:trPr>
-          <w:cantSplit/>
-          <w:jc w:val="center"/>
-        </w:trPr>
-        <w:tc>
-          <w:tcPr>
-            <w:tcW w:w="2300" w:type="dxa"/>
-            <w:shd w:val="clear" w:color="auto" w:fill="EEF5FA"/>
-            <w:tcMar>
-              <w:top w:w="80" w:type="dxa"/>
-              <w:left w:w="110" w:type="dxa"/>
-              <w:bottom w:w="80" w:type="dxa"/>
-              <w:right w:w="110" w:type="dxa"/>
-            </w:tcMar>
-            <w:vAlign w:val="center"/>
-          </w:tcPr>
-          <w:p>
-            <w:pPr>
-              <w:spacing w:after="20" w:line="252" w:lineRule="auto"/>
-              <w:jc w:val="center"/>
-            </w:pPr>
-            <w:r>
-              <w:rPr>
-                <w:b/>
-                <w:color w:val="1F4E79"/>
-                <w:sz w:val="18"/>
-                <w:szCs w:val="18"/>
-                <w:lang w:eastAsia="ko-KR"/>
-              </w:rPr>
-              <w:t xml:space="preserve">질문</w:t>
-            </w:r>
-          </w:p>
-        </w:tc>
-        <w:tc>
-          <w:tcPr>
-            <w:tcW w:w="7672" w:type="dxa"/>
-            <w:tcMar>
-              <w:top w:w="80" w:type="dxa"/>
-              <w:left w:w="110" w:type="dxa"/>
-              <w:bottom w:w="80" w:type="dxa"/>
-              <w:right w:w="110" w:type="dxa"/>
-            </w:tcMar>
-            <w:vAlign w:val="center"/>
-          </w:tcPr>
-          <w:p>
-            <w:pPr>
-              <w:spacing w:after="20" w:line="252" w:lineRule="auto"/>
-            </w:pPr>
-            <w:r>
-              <w:rPr>
-                <w:sz w:val="18"/>
-                <w:szCs w:val="18"/>
-                <w:lang w:eastAsia="ko-KR"/>
-              </w:rPr>
-              <w:t xml:space="preserve">지금 소양강댐 수위가 제한수위보다 얼마나 낮아? 현재 상태를 기준이랑 같이 알려줘</w:t>
-            </w:r>
-          </w:p>
-        </w:tc>
-      </w:tr>
-      <w:tr>
-        <w:trPr>
-          <w:cantSplit/>
-          <w:jc w:val="center"/>
-        </w:trPr>
-        <w:tc>
-          <w:tcPr>
-            <w:tcW w:w="2300" w:type="dxa"/>
-            <w:shd w:val="clear" w:color="auto" w:fill="EEF5FA"/>
-            <w:tcMar>
-              <w:top w:w="80" w:type="dxa"/>
-              <w:left w:w="110" w:type="dxa"/>
-              <w:bottom w:w="80" w:type="dxa"/>
-              <w:right w:w="110" w:type="dxa"/>
-            </w:tcMar>
-            <w:vAlign w:val="center"/>
-          </w:tcPr>
-          <w:p>
-            <w:pPr>
-              <w:spacing w:after="20" w:line="252" w:lineRule="auto"/>
-              <w:jc w:val="center"/>
-            </w:pPr>
-            <w:r>
-              <w:rPr>
-                <w:b/>
-                <w:color w:val="1F4E79"/>
-                <w:sz w:val="18"/>
-                <w:szCs w:val="18"/>
-                <w:lang w:eastAsia="ko-KR"/>
-              </w:rPr>
-              <w:t xml:space="preserve">1 질문 해석 (LLM 출력)</w:t>
-            </w:r>
-          </w:p>
-        </w:tc>
-        <w:tc>
-          <w:tcPr>
-            <w:tcW w:w="7672" w:type="dxa"/>
-            <w:tcMar>
-              <w:top w:w="80" w:type="dxa"/>
-              <w:left w:w="110" w:type="dxa"/>
-              <w:bottom w:w="80" w:type="dxa"/>
-              <w:right w:w="110" w:type="dxa"/>
-            </w:tcMar>
-            <w:vAlign w:val="center"/>
-          </w:tcPr>
-          <w:p>
-            <w:pPr>
-              <w:spacing w:after="20" w:line="252" w:lineRule="auto"/>
-            </w:pPr>
-            <w:r>
-              <w:rPr>
-                <w:sz w:val="18"/>
-                <w:szCs w:val="18"/>
-                <w:lang w:eastAsia="ko-KR"/>
-              </w:rPr>
-              <w:t xml:space="preserve">{"intent": "CURRENT", "slots": {"dam": "소양강댐"}}</w:t>
-            </w:r>
-          </w:p>
-        </w:tc>
-      </w:tr>
-      <w:tr>
-        <w:trPr>
-          <w:cantSplit/>
-          <w:jc w:val="center"/>
-        </w:trPr>
-        <w:tc>
-          <w:tcPr>
-            <w:tcW w:w="2300" w:type="dxa"/>
-            <w:shd w:val="clear" w:color="auto" w:fill="EEF5FA"/>
-            <w:tcMar>
-              <w:top w:w="80" w:type="dxa"/>
-              <w:left w:w="110" w:type="dxa"/>
-              <w:bottom w:w="80" w:type="dxa"/>
-              <w:right w:w="110" w:type="dxa"/>
-            </w:tcMar>
-            <w:vAlign w:val="center"/>
-          </w:tcPr>
-          <w:p>
-            <w:pPr>
-              <w:spacing w:after="20" w:line="252" w:lineRule="auto"/>
-              <w:jc w:val="center"/>
-            </w:pPr>
-            <w:r>
-              <w:rPr>
-                <w:b/>
-                <w:color w:val="1F4E79"/>
-                <w:sz w:val="18"/>
-                <w:szCs w:val="18"/>
-                <w:lang w:eastAsia="ko-KR"/>
-              </w:rPr>
-              <w:t xml:space="preserve">3 KG 조회</w:t>
-            </w:r>
-          </w:p>
-        </w:tc>
-        <w:tc>
-          <w:tcPr>
-            <w:tcW w:w="7672" w:type="dxa"/>
-            <w:tcMar>
-              <w:top w:w="80" w:type="dxa"/>
-              <w:left w:w="110" w:type="dxa"/>
-              <w:bottom w:w="80" w:type="dxa"/>
-              <w:right w:w="110" w:type="dxa"/>
-            </w:tcMar>
-            <w:vAlign w:val="center"/>
-          </w:tcPr>
-          <w:p>
-            <w:pPr>
-              <w:spacing w:after="20" w:line="252" w:lineRule="auto"/>
-            </w:pPr>
-            <w:r>
-              <w:rPr>
-                <w:sz w:val="18"/>
-                <w:szCs w:val="18"/>
-                <w:lang w:eastAsia="ko-KR"/>
-              </w:rPr>
-              <w:t xml:space="preserve">소양강댐의 홍수기 제한수위 190.3 EL.m (Criterion CRI:CR-01), 근거자료 EVI:LAW:별표3, 별표3 원문 청크 LAW:별표3</w:t>
-            </w:r>
-          </w:p>
-        </w:tc>
-      </w:tr>
-      <w:tr>
-        <w:trPr>
-          <w:cantSplit/>
-          <w:jc w:val="center"/>
-        </w:trPr>
-        <w:tc>
-          <w:tcPr>
-            <w:tcW w:w="2300" w:type="dxa"/>
-            <w:shd w:val="clear" w:color="auto" w:fill="EEF5FA"/>
-            <w:tcMar>
-              <w:top w:w="80" w:type="dxa"/>
-              <w:left w:w="110" w:type="dxa"/>
-              <w:bottom w:w="80" w:type="dxa"/>
-              <w:right w:w="110" w:type="dxa"/>
-            </w:tcMar>
-            <w:vAlign w:val="center"/>
-          </w:tcPr>
-          <w:p>
-            <w:pPr>
-              <w:spacing w:after="20" w:line="252" w:lineRule="auto"/>
-              <w:jc w:val="center"/>
-            </w:pPr>
-            <w:r>
-              <w:rPr>
-                <w:b/>
-                <w:color w:val="1F4E79"/>
-                <w:sz w:val="18"/>
-                <w:szCs w:val="18"/>
-                <w:lang w:eastAsia="ko-KR"/>
-              </w:rPr>
-              <w:t xml:space="preserve">4 외부 저장소 조회</w:t>
-            </w:r>
-          </w:p>
-        </w:tc>
-        <w:tc>
-          <w:tcPr>
-            <w:tcW w:w="7672" w:type="dxa"/>
-            <w:tcMar>
-              <w:top w:w="80" w:type="dxa"/>
-              <w:left w:w="110" w:type="dxa"/>
-              <w:bottom w:w="80" w:type="dxa"/>
-              <w:right w:w="110" w:type="dxa"/>
-            </w:tcMar>
-            <w:vAlign w:val="center"/>
-          </w:tcPr>
-          <w:p>
-            <w:pPr>
-              <w:spacing w:after="20" w:line="252" w:lineRule="auto"/>
-            </w:pPr>
-            <w:r>
-              <w:rPr>
-                <w:sz w:val="18"/>
-                <w:szCs w:val="18"/>
-                <w:lang w:eastAsia="ko-KR"/>
-              </w:rPr>
-              <w:t xml:space="preserve">측정자료 저장소의 가장 최근 시각 2026-09-28 23:00: 수위 185.2644 EL.m, 저수량 1957.4338 MCM, 강우량 0 mm, 유입량 95.079 CMS, 총방류량 102.579 CMS, 저수율 67.5 %</w:t>
-            </w:r>
-          </w:p>
-        </w:tc>
-      </w:tr>
-      <w:tr>
-        <w:trPr>
-          <w:cantSplit/>
-          <w:jc w:val="center"/>
-        </w:trPr>
-        <w:tc>
-          <w:tcPr>
-            <w:tcW w:w="2300" w:type="dxa"/>
-            <w:shd w:val="clear" w:color="auto" w:fill="EEF5FA"/>
-            <w:tcMar>
-              <w:top w:w="80" w:type="dxa"/>
-              <w:left w:w="110" w:type="dxa"/>
-              <w:bottom w:w="80" w:type="dxa"/>
-              <w:right w:w="110" w:type="dxa"/>
-            </w:tcMar>
-            <w:vAlign w:val="center"/>
-          </w:tcPr>
-          <w:p>
-            <w:pPr>
-              <w:spacing w:after="20" w:line="252" w:lineRule="auto"/>
-              <w:jc w:val="center"/>
-            </w:pPr>
-            <w:r>
-              <w:rPr>
-                <w:b/>
-                <w:color w:val="1F4E79"/>
-                <w:sz w:val="18"/>
-                <w:szCs w:val="18"/>
-                <w:lang w:eastAsia="ko-KR"/>
-              </w:rPr>
-              <w:t xml:space="preserve">5 비교 값 계산</w:t>
-            </w:r>
-          </w:p>
-        </w:tc>
-        <w:tc>
-          <w:tcPr>
-            <w:tcW w:w="7672" w:type="dxa"/>
-            <w:tcMar>
-              <w:top w:w="80" w:type="dxa"/>
-              <w:left w:w="110" w:type="dxa"/>
-              <w:bottom w:w="80" w:type="dxa"/>
-              <w:right w:w="110" w:type="dxa"/>
-            </w:tcMar>
-            <w:vAlign w:val="center"/>
-          </w:tcPr>
-          <w:p>
-            <w:pPr>
-              <w:spacing w:after="20" w:line="252" w:lineRule="auto"/>
-            </w:pPr>
-            <w:r>
-              <w:rPr>
-                <w:sz w:val="18"/>
-                <w:szCs w:val="18"/>
-                <w:lang w:eastAsia="ko-KR"/>
-              </w:rPr>
-              <w:t xml:space="preserve">현재 수위 185.2644 EL.m, 제한수위 190.3 EL.m 대비 -5.04 m</w:t>
-            </w:r>
-          </w:p>
-        </w:tc>
-      </w:tr>
-      <w:tr>
-        <w:trPr>
-          <w:cantSplit/>
-          <w:jc w:val="center"/>
-        </w:trPr>
-        <w:tc>
-          <w:tcPr>
-            <w:tcW w:w="2300" w:type="dxa"/>
-            <w:shd w:val="clear" w:color="auto" w:fill="EEF5FA"/>
-            <w:tcMar>
-              <w:top w:w="80" w:type="dxa"/>
-              <w:left w:w="110" w:type="dxa"/>
-              <w:bottom w:w="80" w:type="dxa"/>
-              <w:right w:w="110" w:type="dxa"/>
-            </w:tcMar>
-            <w:vAlign w:val="center"/>
-          </w:tcPr>
-          <w:p>
-            <w:pPr>
-              <w:spacing w:after="20" w:line="252" w:lineRule="auto"/>
-              <w:jc w:val="center"/>
-            </w:pPr>
-            <w:r>
-              <w:rPr>
-                <w:b/>
-                <w:color w:val="1F4E79"/>
-                <w:sz w:val="18"/>
-                <w:szCs w:val="18"/>
-                <w:lang w:eastAsia="ko-KR"/>
-              </w:rPr>
-              <w:t xml:space="preserve">6 답변 (전문)</w:t>
-            </w:r>
-          </w:p>
-        </w:tc>
-        <w:tc>
-          <w:tcPr>
-            <w:tcW w:w="7672" w:type="dxa"/>
-            <w:tcMar>
-              <w:top w:w="80" w:type="dxa"/>
-              <w:left w:w="110" w:type="dxa"/>
-              <w:bottom w:w="80" w:type="dxa"/>
-              <w:right w:w="110" w:type="dxa"/>
-            </w:tcMar>
-            <w:vAlign w:val="center"/>
-          </w:tcPr>
-          <w:p>
-            <w:pPr>
-              <w:spacing w:after="20" w:line="252" w:lineRule="auto"/>
-            </w:pPr>
-            <w:r>
-              <w:rPr>
-                <w:sz w:val="18"/>
-                <w:szCs w:val="18"/>
-                <w:lang w:eastAsia="ko-KR"/>
-              </w:rPr>
-              <w:t xml:space="preserve">현재 소양강댐 수위는 185.2644 EL.m로, 제한수위 190.3 EL.m 대비 5.04 m 낮아 [CRI:CR-01]. 기준시각은 2026-09-28 23:00이며, 이는 저장된 가장 최근 시각으로 실시간이 아님 [현재상태].</w:t>
+              <w:t xml:space="preserve">답변 (전문)</w:t>
+            </w:r>
+          </w:p>
+        </w:tc>
+        <w:tc>
+          <w:tcPr>
+            <w:tcW w:w="8172" w:type="dxa"/>
+            <w:tcMar>
+              <w:top w:w="80" w:type="dxa"/>
+              <w:left w:w="110" w:type="dxa"/>
+              <w:bottom w:w="80" w:type="dxa"/>
+              <w:right w:w="110" w:type="dxa"/>
+            </w:tcMar>
+            <w:vAlign w:val="center"/>
+          </w:tcPr>
+          <w:p>
+            <w:pPr>
+              <w:spacing w:after="20" w:line="252" w:lineRule="auto"/>
+            </w:pPr>
+            <w:r>
+              <w:rPr>
+                <w:sz w:val="18"/>
+                <w:szCs w:val="18"/>
+                <w:lang w:eastAsia="ko-KR"/>
+              </w:rPr>
+              <w:t xml:space="preserve">2020년 8월 횡성댐 방류 운영 승인 내용, 당시 수위, 제한수위 및 근거는 다음과 같습니다:</w:t>
+            </w:r>
+          </w:p>
+          <w:p>
+            <w:pPr>
+              <w:spacing w:after="20" w:line="252" w:lineRule="auto"/>
+            </w:pPr>
+            <w:r>
+              <w:rPr>
+                <w:sz w:val="18"/>
+                <w:szCs w:val="18"/>
+                <w:lang w:eastAsia="ko-KR"/>
+              </w:rPr>
+              <w:t xml:space="preserve"/>
+            </w:r>
+          </w:p>
+          <w:p>
+            <w:pPr>
+              <w:spacing w:after="20" w:line="252" w:lineRule="auto"/>
+            </w:pPr>
+            <w:r>
+              <w:rPr>
+                <w:sz w:val="18"/>
+                <w:szCs w:val="18"/>
+                <w:lang w:eastAsia="ko-KR"/>
+              </w:rPr>
+              <w:t xml:space="preserve">- 2020년 8월 4일 15:00에 승인된 탄력적 방류 운영:  </w:t>
+            </w:r>
+          </w:p>
+          <w:p>
+            <w:pPr>
+              <w:spacing w:after="20" w:line="252" w:lineRule="auto"/>
+            </w:pPr>
+            <w:r>
+              <w:rPr>
+                <w:sz w:val="18"/>
+                <w:szCs w:val="18"/>
+                <w:lang w:eastAsia="ko-KR"/>
+              </w:rPr>
+              <w:t xml:space="preserve">  - 승인 번호: [APR:3475], [APR:3648]  </w:t>
+            </w:r>
+          </w:p>
+          <w:p>
+            <w:pPr>
+              <w:spacing w:after="20" w:line="252" w:lineRule="auto"/>
+            </w:pPr>
+            <w:r>
+              <w:rPr>
+                <w:sz w:val="18"/>
+                <w:szCs w:val="18"/>
+                <w:lang w:eastAsia="ko-KR"/>
+              </w:rPr>
+              <w:t xml:space="preserve">  - 접수방류량: 300㎥/s  </w:t>
+            </w:r>
+          </w:p>
+          <w:p>
+            <w:pPr>
+              <w:spacing w:after="20" w:line="252" w:lineRule="auto"/>
+            </w:pPr>
+            <w:r>
+              <w:rPr>
+                <w:sz w:val="18"/>
+                <w:szCs w:val="18"/>
+                <w:lang w:eastAsia="ko-KR"/>
+              </w:rPr>
+              <w:t xml:space="preserve">  - 최대 총방류량: 42.853 CMS (2020-08-04 16:00)  </w:t>
+            </w:r>
+          </w:p>
+          <w:p>
+            <w:pPr>
+              <w:spacing w:after="20" w:line="252" w:lineRule="auto"/>
+            </w:pPr>
+            <w:r>
+              <w:rPr>
+                <w:sz w:val="18"/>
+                <w:szCs w:val="18"/>
+                <w:lang w:eastAsia="ko-KR"/>
+              </w:rPr>
+              <w:t xml:space="preserve">  - 최고 수위: 176.06 EL.m (2020-08-05 03:00)  </w:t>
+            </w:r>
+          </w:p>
+          <w:p>
+            <w:pPr>
+              <w:spacing w:after="20" w:line="252" w:lineRule="auto"/>
+            </w:pPr>
+            <w:r>
+              <w:rPr>
+                <w:sz w:val="18"/>
+                <w:szCs w:val="18"/>
+                <w:lang w:eastAsia="ko-KR"/>
+              </w:rPr>
+              <w:t xml:space="preserve">  - 제한수위: 178.2 EL.m (제한수위 대비 -2.14 m)  </w:t>
+            </w:r>
+          </w:p>
+          <w:p>
+            <w:pPr>
+              <w:spacing w:after="20" w:line="252" w:lineRule="auto"/>
+            </w:pPr>
+            <w:r>
+              <w:rPr>
+                <w:sz w:val="18"/>
+                <w:szCs w:val="18"/>
+                <w:lang w:eastAsia="ko-KR"/>
+              </w:rPr>
+              <w:t xml:space="preserve">  - 근거: [EVI:AP:3475], [EVI:AP:3648]  </w:t>
+            </w:r>
+          </w:p>
+          <w:p>
+            <w:pPr>
+              <w:spacing w:after="20" w:line="252" w:lineRule="auto"/>
+            </w:pPr>
+            <w:r>
+              <w:rPr>
+                <w:sz w:val="18"/>
+                <w:szCs w:val="18"/>
+                <w:lang w:eastAsia="ko-KR"/>
+              </w:rPr>
+              <w:t xml:space="preserve"/>
+            </w:r>
+          </w:p>
+          <w:p>
+            <w:pPr>
+              <w:spacing w:after="20" w:line="252" w:lineRule="auto"/>
+            </w:pPr>
+            <w:r>
+              <w:rPr>
+                <w:sz w:val="18"/>
+                <w:szCs w:val="18"/>
+                <w:lang w:eastAsia="ko-KR"/>
+              </w:rPr>
+              <w:t xml:space="preserve">- 2020년 8월 26일 16:00에 승인된 방류 운영:  </w:t>
+            </w:r>
+          </w:p>
+          <w:p>
+            <w:pPr>
+              <w:spacing w:after="20" w:line="252" w:lineRule="auto"/>
+            </w:pPr>
+            <w:r>
+              <w:rPr>
+                <w:sz w:val="18"/>
+                <w:szCs w:val="18"/>
+                <w:lang w:eastAsia="ko-KR"/>
+              </w:rPr>
+              <w:t xml:space="preserve">  - 승인 번호: [APR:3732]  </w:t>
+            </w:r>
+          </w:p>
+          <w:p>
+            <w:pPr>
+              <w:spacing w:after="20" w:line="252" w:lineRule="auto"/>
+            </w:pPr>
+            <w:r>
+              <w:rPr>
+                <w:sz w:val="18"/>
+                <w:szCs w:val="18"/>
+                <w:lang w:eastAsia="ko-KR"/>
+              </w:rPr>
+              <w:t xml:space="preserve">  - 접수방류량: 50㎥/s  </w:t>
+            </w:r>
+          </w:p>
+          <w:p>
+            <w:pPr>
+              <w:spacing w:after="20" w:line="252" w:lineRule="auto"/>
+            </w:pPr>
+            <w:r>
+              <w:rPr>
+                <w:sz w:val="18"/>
+                <w:szCs w:val="18"/>
+                <w:lang w:eastAsia="ko-KR"/>
+              </w:rPr>
+              <w:t xml:space="preserve">  - 최대 총방류량: 29.671 CMS (2020-08-26 19:00)  </w:t>
+            </w:r>
+          </w:p>
+          <w:p>
+            <w:pPr>
+              <w:spacing w:after="20" w:line="252" w:lineRule="auto"/>
+            </w:pPr>
+            <w:r>
+              <w:rPr>
+                <w:sz w:val="18"/>
+                <w:szCs w:val="18"/>
+                <w:lang w:eastAsia="ko-KR"/>
+              </w:rPr>
+              <w:t xml:space="preserve">  - 최고 수위: 176.24 EL.m (2020-08-26 11:00)  </w:t>
+            </w:r>
+          </w:p>
+          <w:p>
+            <w:pPr>
+              <w:spacing w:after="20" w:line="252" w:lineRule="auto"/>
+            </w:pPr>
+            <w:r>
+              <w:rPr>
+                <w:sz w:val="18"/>
+                <w:szCs w:val="18"/>
+                <w:lang w:eastAsia="ko-KR"/>
+              </w:rPr>
+              <w:t xml:space="preserve">  - 제한수위: 178.2 EL.m (제한수위 대비 -1.96 m)  </w:t>
+            </w:r>
+          </w:p>
+          <w:p>
+            <w:pPr>
+              <w:spacing w:after="20" w:line="252" w:lineRule="auto"/>
+            </w:pPr>
+            <w:r>
+              <w:rPr>
+                <w:sz w:val="18"/>
+                <w:szCs w:val="18"/>
+                <w:lang w:eastAsia="ko-KR"/>
+              </w:rPr>
+              <w:t xml:space="preserve">  - 근거: [EVI:AP:3732]  </w:t>
+            </w:r>
+          </w:p>
+          <w:p>
+            <w:pPr>
+              <w:spacing w:after="20" w:line="252" w:lineRule="auto"/>
+            </w:pPr>
+            <w:r>
+              <w:rPr>
+                <w:sz w:val="18"/>
+                <w:szCs w:val="18"/>
+                <w:lang w:eastAsia="ko-KR"/>
+              </w:rPr>
+              <w:t xml:space="preserve"/>
+            </w:r>
+          </w:p>
+          <w:p>
+            <w:pPr>
+              <w:spacing w:after="20" w:line="252" w:lineRule="auto"/>
+            </w:pPr>
+            <w:r>
+              <w:rPr>
+                <w:sz w:val="18"/>
+                <w:szCs w:val="18"/>
+                <w:lang w:eastAsia="ko-KR"/>
+              </w:rPr>
+              <w:t xml:space="preserve">- 2020년 8월 29일 11:00에 승인된 탄력적 방류 운영:  </w:t>
+            </w:r>
+          </w:p>
+          <w:p>
+            <w:pPr>
+              <w:spacing w:after="20" w:line="252" w:lineRule="auto"/>
+            </w:pPr>
+            <w:r>
+              <w:rPr>
+                <w:sz w:val="18"/>
+                <w:szCs w:val="18"/>
+                <w:lang w:eastAsia="ko-KR"/>
+              </w:rPr>
+              <w:t xml:space="preserve">  - 승인 번호: [APR:3742], [APR:3767]  </w:t>
+            </w:r>
+          </w:p>
+          <w:p>
+            <w:pPr>
+              <w:spacing w:after="20" w:line="252" w:lineRule="auto"/>
+            </w:pPr>
+            <w:r>
+              <w:rPr>
+                <w:sz w:val="18"/>
+                <w:szCs w:val="18"/>
+                <w:lang w:eastAsia="ko-KR"/>
+              </w:rPr>
+              <w:t xml:space="preserve">  - 접수방류량: 100㎥/s, 300㎥/s  </w:t>
+            </w:r>
+          </w:p>
+          <w:p>
+            <w:pPr>
+              <w:spacing w:after="20" w:line="252" w:lineRule="auto"/>
+            </w:pPr>
+            <w:r>
+              <w:rPr>
+                <w:sz w:val="18"/>
+                <w:szCs w:val="18"/>
+                <w:lang w:eastAsia="ko-KR"/>
+              </w:rPr>
+              <w:t xml:space="preserve">  - 최대 총방류량: 29.105 CMS (2020-08-29 22:00)  </w:t>
+            </w:r>
+          </w:p>
+          <w:p>
+            <w:pPr>
+              <w:spacing w:after="20" w:line="252" w:lineRule="auto"/>
+            </w:pPr>
+            <w:r>
+              <w:rPr>
+                <w:sz w:val="18"/>
+                <w:szCs w:val="18"/>
+                <w:lang w:eastAsia="ko-KR"/>
+              </w:rPr>
+              <w:t xml:space="preserve">  - 최고 수위: 176.48 EL.m (2020-08-29 23:00)  </w:t>
+            </w:r>
+          </w:p>
+          <w:p>
+            <w:pPr>
+              <w:spacing w:after="20" w:line="252" w:lineRule="auto"/>
+            </w:pPr>
+            <w:r>
+              <w:rPr>
+                <w:sz w:val="18"/>
+                <w:szCs w:val="18"/>
+                <w:lang w:eastAsia="ko-KR"/>
+              </w:rPr>
+              <w:t xml:space="preserve">  - 제한수위: 178.2 EL.m (제한수위 대비 -1.72 m)  </w:t>
+            </w:r>
+          </w:p>
+          <w:p>
+            <w:pPr>
+              <w:spacing w:after="20" w:line="252" w:lineRule="auto"/>
+            </w:pPr>
+            <w:r>
+              <w:rPr>
+                <w:sz w:val="18"/>
+                <w:szCs w:val="18"/>
+                <w:lang w:eastAsia="ko-KR"/>
+              </w:rPr>
+              <w:t xml:space="preserve">  - 근거: [EVI:AP:3742], [EVI:AP:3767]  </w:t>
+            </w:r>
+          </w:p>
+          <w:p>
+            <w:pPr>
+              <w:spacing w:after="20" w:line="252" w:lineRule="auto"/>
+            </w:pPr>
+            <w:r>
+              <w:rPr>
+                <w:sz w:val="18"/>
+                <w:szCs w:val="18"/>
+                <w:lang w:eastAsia="ko-KR"/>
+              </w:rPr>
+              <w:t xml:space="preserve"/>
+            </w:r>
+          </w:p>
+          <w:p>
+            <w:pPr>
+              <w:spacing w:after="20" w:line="252" w:lineRule="auto"/>
+            </w:pPr>
+            <w:r>
+              <w:rPr>
+                <w:sz w:val="18"/>
+                <w:szCs w:val="18"/>
+                <w:lang w:eastAsia="ko-KR"/>
+              </w:rPr>
+              <w:t xml:space="preserve">- 홍수기 제한수위: 178.2 EL.m [EVI:LAW:별표3]</w:t>
             </w:r>
           </w:p>
         </w:tc>
@@ -17808,7 +19687,367 @@
                 <w:szCs w:val="18"/>
                 <w:lang w:eastAsia="ko-KR"/>
               </w:rPr>
-              <w:t xml:space="preserve">답변의 수위, 제한수위, 차이(-5.04 m)가 근거 묶음과 일치하고, 기준 시각이 저장된 가장 최근 시각이며 실시간이 아님을 밝혔다.</w:t>
+              <w:t xml:space="preserve">답변의 수위, 제한수위 대비 값, 접수방류량, 최대 총방류량, 근거 번호가 근거 묶음과 일치한다. 한 가지 표현은 정확하지 않다. “2020년 8월 4일 15:00에 승인된”은 승인일이 아니라 방류 시작 시각이다.</w:t>
+            </w:r>
+          </w:p>
+        </w:tc>
+      </w:tr>
+    </w:tbl>
+    <w:p>
+      <w:pPr>
+        <w:spacing w:after="60"/>
+        <w:rPr>
+          <w:lang w:eastAsia="ko-KR"/>
+        </w:rPr>
+      </w:pPr>
+    </w:p>
+    <w:p>
+      <w:pPr>
+        <w:pStyle w:val="1"/>
+        <w:pageBreakBefore/>
+        <w:rPr>
+          <w:lang w:eastAsia="ko-KR"/>
+        </w:rPr>
+      </w:pPr>
+      <w:r>
+        <w:rPr>
+          <w:lang w:eastAsia="ko-KR"/>
+        </w:rPr>
+        <w:t xml:space="preserve">4. CQ별 질문에 대한 답변 결과</w:t>
+      </w:r>
+    </w:p>
+    <w:p>
+      <w:pPr>
+        <w:pStyle w:val="21"/>
+        <w:rPr>
+          <w:lang w:eastAsia="ko-KR"/>
+        </w:rPr>
+      </w:pPr>
+      <w:r>
+        <w:rPr>
+          <w:lang w:eastAsia="ko-KR"/>
+        </w:rPr>
+        <w:t xml:space="preserve">4.1 구성</w:t>
+      </w:r>
+    </w:p>
+    <w:tbl>
+      <w:tblPr>
+        <w:tblW w:w="9972" w:type="dxa"/>
+        <w:jc w:val="center"/>
+        <w:tblBorders>
+          <w:top w:val="single" w:sz="5" w:space="0" w:color="A6A6A6"/>
+          <w:left w:val="single" w:sz="5" w:space="0" w:color="A6A6A6"/>
+          <w:bottom w:val="single" w:sz="5" w:space="0" w:color="A6A6A6"/>
+          <w:right w:val="single" w:sz="5" w:space="0" w:color="A6A6A6"/>
+          <w:insideH w:val="single" w:sz="5" w:space="0" w:color="A6A6A6"/>
+          <w:insideV w:val="single" w:sz="5" w:space="0" w:color="A6A6A6"/>
+        </w:tblBorders>
+        <w:tblLayout w:type="fixed"/>
+        <w:tblLook w:val="04A0" w:firstRow="1" w:lastRow="0" w:firstColumn="1" w:lastColumn="0" w:noHBand="0" w:noVBand="1"/>
+      </w:tblPr>
+      <w:tblGrid>
+        <w:gridCol w:w="2000"/>
+        <w:gridCol w:w="7972"/>
+      </w:tblGrid>
+      <w:tr>
+        <w:trPr>
+          <w:cantSplit/>
+          <w:tblHeader/>
+          <w:jc w:val="center"/>
+        </w:trPr>
+        <w:tc>
+          <w:tcPr>
+            <w:tcW w:w="2000" w:type="dxa"/>
+            <w:shd w:val="clear" w:color="auto" w:fill="D9EAF7"/>
+            <w:tcMar>
+              <w:top w:w="80" w:type="dxa"/>
+              <w:left w:w="110" w:type="dxa"/>
+              <w:bottom w:w="80" w:type="dxa"/>
+              <w:right w:w="110" w:type="dxa"/>
+            </w:tcMar>
+            <w:vAlign w:val="center"/>
+          </w:tcPr>
+          <w:p>
+            <w:pPr>
+              <w:spacing w:after="20" w:line="252" w:lineRule="auto"/>
+              <w:jc w:val="center"/>
+            </w:pPr>
+            <w:r>
+              <w:rPr>
+                <w:b/>
+                <w:sz w:val="18"/>
+                <w:szCs w:val="18"/>
+                <w:lang w:eastAsia="ko-KR"/>
+              </w:rPr>
+              <w:t xml:space="preserve">항목</w:t>
+            </w:r>
+          </w:p>
+        </w:tc>
+        <w:tc>
+          <w:tcPr>
+            <w:tcW w:w="7972" w:type="dxa"/>
+            <w:shd w:val="clear" w:color="auto" w:fill="D9EAF7"/>
+            <w:tcMar>
+              <w:top w:w="80" w:type="dxa"/>
+              <w:left w:w="110" w:type="dxa"/>
+              <w:bottom w:w="80" w:type="dxa"/>
+              <w:right w:w="110" w:type="dxa"/>
+            </w:tcMar>
+            <w:vAlign w:val="center"/>
+          </w:tcPr>
+          <w:p>
+            <w:pPr>
+              <w:spacing w:after="20" w:line="252" w:lineRule="auto"/>
+              <w:jc w:val="center"/>
+            </w:pPr>
+            <w:r>
+              <w:rPr>
+                <w:b/>
+                <w:sz w:val="18"/>
+                <w:szCs w:val="18"/>
+                <w:lang w:eastAsia="ko-KR"/>
+              </w:rPr>
+              <w:t xml:space="preserve">내용</w:t>
+            </w:r>
+          </w:p>
+        </w:tc>
+      </w:tr>
+      <w:tr>
+        <w:trPr>
+          <w:cantSplit/>
+          <w:jc w:val="center"/>
+        </w:trPr>
+        <w:tc>
+          <w:tcPr>
+            <w:tcW w:w="2000" w:type="dxa"/>
+            <w:shd w:val="clear" w:color="auto" w:fill="EEF5FA"/>
+            <w:tcMar>
+              <w:top w:w="80" w:type="dxa"/>
+              <w:left w:w="110" w:type="dxa"/>
+              <w:bottom w:w="80" w:type="dxa"/>
+              <w:right w:w="110" w:type="dxa"/>
+            </w:tcMar>
+            <w:vAlign w:val="center"/>
+          </w:tcPr>
+          <w:p>
+            <w:pPr>
+              <w:spacing w:after="20" w:line="252" w:lineRule="auto"/>
+              <w:jc w:val="center"/>
+            </w:pPr>
+            <w:r>
+              <w:rPr>
+                <w:b/>
+                <w:color w:val="1F4E79"/>
+                <w:sz w:val="18"/>
+                <w:szCs w:val="18"/>
+                <w:lang w:eastAsia="ko-KR"/>
+              </w:rPr>
+              <w:t xml:space="preserve">모델</w:t>
+            </w:r>
+          </w:p>
+        </w:tc>
+        <w:tc>
+          <w:tcPr>
+            <w:tcW w:w="7972" w:type="dxa"/>
+            <w:tcMar>
+              <w:top w:w="80" w:type="dxa"/>
+              <w:left w:w="110" w:type="dxa"/>
+              <w:bottom w:w="80" w:type="dxa"/>
+              <w:right w:w="110" w:type="dxa"/>
+            </w:tcMar>
+            <w:vAlign w:val="center"/>
+          </w:tcPr>
+          <w:p>
+            <w:pPr>
+              <w:spacing w:after="20" w:line="252" w:lineRule="auto"/>
+            </w:pPr>
+            <w:r>
+              <w:rPr>
+                <w:sz w:val="18"/>
+                <w:szCs w:val="18"/>
+                <w:lang w:eastAsia="ko-KR"/>
+              </w:rPr>
+              <w:t xml:space="preserve">Qwen3-8B-AWQ (vLLM). 서버 GPU 메모리 제약으로 소형 모델을 사용하였다.</w:t>
+            </w:r>
+          </w:p>
+        </w:tc>
+      </w:tr>
+      <w:tr>
+        <w:trPr>
+          <w:cantSplit/>
+          <w:jc w:val="center"/>
+        </w:trPr>
+        <w:tc>
+          <w:tcPr>
+            <w:tcW w:w="2000" w:type="dxa"/>
+            <w:shd w:val="clear" w:color="auto" w:fill="EEF5FA"/>
+            <w:tcMar>
+              <w:top w:w="80" w:type="dxa"/>
+              <w:left w:w="110" w:type="dxa"/>
+              <w:bottom w:w="80" w:type="dxa"/>
+              <w:right w:w="110" w:type="dxa"/>
+            </w:tcMar>
+            <w:vAlign w:val="center"/>
+          </w:tcPr>
+          <w:p>
+            <w:pPr>
+              <w:spacing w:after="20" w:line="252" w:lineRule="auto"/>
+              <w:jc w:val="center"/>
+            </w:pPr>
+            <w:r>
+              <w:rPr>
+                <w:b/>
+                <w:color w:val="1F4E79"/>
+                <w:sz w:val="18"/>
+                <w:szCs w:val="18"/>
+                <w:lang w:eastAsia="ko-KR"/>
+              </w:rPr>
+              <w:t xml:space="preserve">저장소</w:t>
+            </w:r>
+          </w:p>
+        </w:tc>
+        <w:tc>
+          <w:tcPr>
+            <w:tcW w:w="7972" w:type="dxa"/>
+            <w:tcMar>
+              <w:top w:w="80" w:type="dxa"/>
+              <w:left w:w="110" w:type="dxa"/>
+              <w:bottom w:w="80" w:type="dxa"/>
+              <w:right w:w="110" w:type="dxa"/>
+            </w:tcMar>
+            <w:vAlign w:val="center"/>
+          </w:tcPr>
+          <w:p>
+            <w:pPr>
+              <w:spacing w:after="20" w:line="252" w:lineRule="auto"/>
+            </w:pPr>
+            <w:r>
+              <w:rPr>
+                <w:sz w:val="18"/>
+                <w:szCs w:val="18"/>
+                <w:lang w:eastAsia="ko-KR"/>
+              </w:rPr>
+              <w:t xml:space="preserve">Neo4j 5.26(KG 개체 273개, 관계 457개), 측정자료 저장소(306,934행), 문서 저장소(별표3 원문 10개 청크)</w:t>
+            </w:r>
+          </w:p>
+        </w:tc>
+      </w:tr>
+      <w:tr>
+        <w:trPr>
+          <w:cantSplit/>
+          <w:jc w:val="center"/>
+        </w:trPr>
+        <w:tc>
+          <w:tcPr>
+            <w:tcW w:w="2000" w:type="dxa"/>
+            <w:shd w:val="clear" w:color="auto" w:fill="EEF5FA"/>
+            <w:tcMar>
+              <w:top w:w="80" w:type="dxa"/>
+              <w:left w:w="110" w:type="dxa"/>
+              <w:bottom w:w="80" w:type="dxa"/>
+              <w:right w:w="110" w:type="dxa"/>
+            </w:tcMar>
+            <w:vAlign w:val="center"/>
+          </w:tcPr>
+          <w:p>
+            <w:pPr>
+              <w:spacing w:after="20" w:line="252" w:lineRule="auto"/>
+              <w:jc w:val="center"/>
+            </w:pPr>
+            <w:r>
+              <w:rPr>
+                <w:b/>
+                <w:color w:val="1F4E79"/>
+                <w:sz w:val="18"/>
+                <w:szCs w:val="18"/>
+                <w:lang w:eastAsia="ko-KR"/>
+              </w:rPr>
+              <w:t xml:space="preserve">질문</w:t>
+            </w:r>
+          </w:p>
+        </w:tc>
+        <w:tc>
+          <w:tcPr>
+            <w:tcW w:w="7972" w:type="dxa"/>
+            <w:tcMar>
+              <w:top w:w="80" w:type="dxa"/>
+              <w:left w:w="110" w:type="dxa"/>
+              <w:bottom w:w="80" w:type="dxa"/>
+              <w:right w:w="110" w:type="dxa"/>
+            </w:tcMar>
+            <w:vAlign w:val="center"/>
+          </w:tcPr>
+          <w:p>
+            <w:pPr>
+              <w:spacing w:after="20" w:line="252" w:lineRule="auto"/>
+            </w:pPr>
+            <w:r>
+              <w:rPr>
+                <w:sz w:val="18"/>
+                <w:szCs w:val="18"/>
+                <w:lang w:eastAsia="ko-KR"/>
+              </w:rPr>
+              <w:t xml:space="preserve">CQ에 해당하는 질문 5개</w:t>
+            </w:r>
+          </w:p>
+        </w:tc>
+      </w:tr>
+      <w:tr>
+        <w:trPr>
+          <w:cantSplit/>
+          <w:jc w:val="center"/>
+        </w:trPr>
+        <w:tc>
+          <w:tcPr>
+            <w:tcW w:w="2000" w:type="dxa"/>
+            <w:shd w:val="clear" w:color="auto" w:fill="EEF5FA"/>
+            <w:tcMar>
+              <w:top w:w="80" w:type="dxa"/>
+              <w:left w:w="110" w:type="dxa"/>
+              <w:bottom w:w="80" w:type="dxa"/>
+              <w:right w:w="110" w:type="dxa"/>
+            </w:tcMar>
+            <w:vAlign w:val="center"/>
+          </w:tcPr>
+          <w:p>
+            <w:pPr>
+              <w:spacing w:after="20" w:line="252" w:lineRule="auto"/>
+              <w:jc w:val="center"/>
+            </w:pPr>
+            <w:r>
+              <w:rPr>
+                <w:b/>
+                <w:color w:val="1F4E79"/>
+                <w:sz w:val="18"/>
+                <w:szCs w:val="18"/>
+                <w:lang w:eastAsia="ko-KR"/>
+              </w:rPr>
+              <w:t xml:space="preserve">판정 기준</w:t>
+            </w:r>
+          </w:p>
+        </w:tc>
+        <w:tc>
+          <w:tcPr>
+            <w:tcW w:w="7972" w:type="dxa"/>
+            <w:tcMar>
+              <w:top w:w="80" w:type="dxa"/>
+              <w:left w:w="110" w:type="dxa"/>
+              <w:bottom w:w="80" w:type="dxa"/>
+              <w:right w:w="110" w:type="dxa"/>
+            </w:tcMar>
+            <w:vAlign w:val="center"/>
+          </w:tcPr>
+          <w:p>
+            <w:pPr>
+              <w:spacing w:after="20" w:line="252" w:lineRule="auto"/>
+            </w:pPr>
+            <w:r>
+              <w:rPr>
+                <w:sz w:val="18"/>
+                <w:szCs w:val="18"/>
+                <w:lang w:eastAsia="ko-KR"/>
+              </w:rPr>
+              <w:t xml:space="preserve">의도·댐 분류, 답변의 수치가 근거 묶음과 일치, 근거 번호 인용, 근거 없는 주장 여부</w:t>
             </w:r>
           </w:p>
         </w:tc>
@@ -17833,7 +20072,7 @@
         <w:rPr>
           <w:lang w:eastAsia="ko-KR"/>
         </w:rPr>
-        <w:t xml:space="preserve">4.3 예시 2. 한 사례의 승인·운영행위·상태·기준·근거 (통합 질문)</w:t>
+        <w:t xml:space="preserve">4.2 결과</w:t>
       </w:r>
     </w:p>
     <w:tbl>
@@ -17852,8 +20091,11 @@
         <w:tblLook w:val="04A0" w:firstRow="1" w:lastRow="0" w:firstColumn="1" w:lastColumn="0" w:noHBand="0" w:noVBand="1"/>
       </w:tblPr>
       <w:tblGrid>
-        <w:gridCol w:w="2300"/>
-        <w:gridCol w:w="7672"/>
+        <w:gridCol w:w="3400"/>
+        <w:gridCol w:w="1300"/>
+        <w:gridCol w:w="1400"/>
+        <w:gridCol w:w="1000"/>
+        <w:gridCol w:w="2872"/>
       </w:tblGrid>
       <w:tr>
         <w:trPr>
@@ -17863,7 +20105,7 @@
         </w:trPr>
         <w:tc>
           <w:tcPr>
-            <w:tcW w:w="2300" w:type="dxa"/>
+            <w:tcW w:w="3400" w:type="dxa"/>
             <w:shd w:val="clear" w:color="auto" w:fill="D9EAF7"/>
             <w:tcMar>
               <w:top w:w="80" w:type="dxa"/>
@@ -17885,13 +20127,13 @@
                 <w:szCs w:val="18"/>
                 <w:lang w:eastAsia="ko-KR"/>
               </w:rPr>
-              <w:t xml:space="preserve">단계</w:t>
-            </w:r>
-          </w:p>
-        </w:tc>
-        <w:tc>
-          <w:tcPr>
-            <w:tcW w:w="7672" w:type="dxa"/>
+              <w:t xml:space="preserve">질문</w:t>
+            </w:r>
+          </w:p>
+        </w:tc>
+        <w:tc>
+          <w:tcPr>
+            <w:tcW w:w="1300" w:type="dxa"/>
             <w:shd w:val="clear" w:color="auto" w:fill="D9EAF7"/>
             <w:tcMar>
               <w:top w:w="80" w:type="dxa"/>
@@ -17913,7 +20155,91 @@
                 <w:szCs w:val="18"/>
                 <w:lang w:eastAsia="ko-KR"/>
               </w:rPr>
-              <w:t xml:space="preserve">내용</w:t>
+              <w:t xml:space="preserve">해당 CQ</w:t>
+            </w:r>
+          </w:p>
+        </w:tc>
+        <w:tc>
+          <w:tcPr>
+            <w:tcW w:w="1400" w:type="dxa"/>
+            <w:shd w:val="clear" w:color="auto" w:fill="D9EAF7"/>
+            <w:tcMar>
+              <w:top w:w="80" w:type="dxa"/>
+              <w:left w:w="110" w:type="dxa"/>
+              <w:bottom w:w="80" w:type="dxa"/>
+              <w:right w:w="110" w:type="dxa"/>
+            </w:tcMar>
+            <w:vAlign w:val="center"/>
+          </w:tcPr>
+          <w:p>
+            <w:pPr>
+              <w:spacing w:after="20" w:line="252" w:lineRule="auto"/>
+              <w:jc w:val="center"/>
+            </w:pPr>
+            <w:r>
+              <w:rPr>
+                <w:b/>
+                <w:sz w:val="18"/>
+                <w:szCs w:val="18"/>
+                <w:lang w:eastAsia="ko-KR"/>
+              </w:rPr>
+              <w:t xml:space="preserve">의도</w:t>
+            </w:r>
+          </w:p>
+        </w:tc>
+        <w:tc>
+          <w:tcPr>
+            <w:tcW w:w="1000" w:type="dxa"/>
+            <w:shd w:val="clear" w:color="auto" w:fill="D9EAF7"/>
+            <w:tcMar>
+              <w:top w:w="80" w:type="dxa"/>
+              <w:left w:w="110" w:type="dxa"/>
+              <w:bottom w:w="80" w:type="dxa"/>
+              <w:right w:w="110" w:type="dxa"/>
+            </w:tcMar>
+            <w:vAlign w:val="center"/>
+          </w:tcPr>
+          <w:p>
+            <w:pPr>
+              <w:spacing w:after="20" w:line="252" w:lineRule="auto"/>
+              <w:jc w:val="center"/>
+            </w:pPr>
+            <w:r>
+              <w:rPr>
+                <w:b/>
+                <w:sz w:val="18"/>
+                <w:szCs w:val="18"/>
+                <w:lang w:eastAsia="ko-KR"/>
+              </w:rPr>
+              <w:t xml:space="preserve">판정</w:t>
+            </w:r>
+          </w:p>
+        </w:tc>
+        <w:tc>
+          <w:tcPr>
+            <w:tcW w:w="2872" w:type="dxa"/>
+            <w:shd w:val="clear" w:color="auto" w:fill="D9EAF7"/>
+            <w:tcMar>
+              <w:top w:w="80" w:type="dxa"/>
+              <w:left w:w="110" w:type="dxa"/>
+              <w:bottom w:w="80" w:type="dxa"/>
+              <w:right w:w="110" w:type="dxa"/>
+            </w:tcMar>
+            <w:vAlign w:val="center"/>
+          </w:tcPr>
+          <w:p>
+            <w:pPr>
+              <w:spacing w:after="20" w:line="252" w:lineRule="auto"/>
+              <w:jc w:val="center"/>
+            </w:pPr>
+            <w:r>
+              <w:rPr>
+                <w:b/>
+                <w:sz w:val="18"/>
+                <w:szCs w:val="18"/>
+                <w:lang w:eastAsia="ko-KR"/>
+              </w:rPr>
+              <w:t xml:space="preserve">확인 내용</w:t>
             </w:r>
           </w:p>
         </w:tc>
@@ -17925,7 +20251,7 @@
         </w:trPr>
         <w:tc>
           <w:tcPr>
-            <w:tcW w:w="2300" w:type="dxa"/>
+            <w:tcW w:w="3400" w:type="dxa"/>
             <w:shd w:val="clear" w:color="auto" w:fill="EEF5FA"/>
             <w:tcMar>
               <w:top w:w="80" w:type="dxa"/>
@@ -17948,32 +20274,107 @@
                 <w:szCs w:val="18"/>
                 <w:lang w:eastAsia="ko-KR"/>
               </w:rPr>
-              <w:t xml:space="preserve">질문</w:t>
-            </w:r>
-          </w:p>
-        </w:tc>
-        <w:tc>
-          <w:tcPr>
-            <w:tcW w:w="7672" w:type="dxa"/>
-            <w:tcMar>
-              <w:top w:w="80" w:type="dxa"/>
-              <w:left w:w="110" w:type="dxa"/>
-              <w:bottom w:w="80" w:type="dxa"/>
-              <w:right w:w="110" w:type="dxa"/>
-            </w:tcMar>
-            <w:vAlign w:val="center"/>
-          </w:tcPr>
-          <w:p>
-            <w:pPr>
-              <w:spacing w:after="20" w:line="252" w:lineRule="auto"/>
-            </w:pPr>
-            <w:r>
-              <w:rPr>
-                <w:sz w:val="18"/>
-                <w:szCs w:val="18"/>
-                <w:lang w:eastAsia="ko-KR"/>
-              </w:rPr>
-              <w:t xml:space="preserve">횡성댐 2020년 8월 방류 운영을 승인 내용과 당시 수위, 제한수위, 근거까지 한 번에 정리해줘</w:t>
+              <w:t xml:space="preserve">m01 지금 소양강댐 수위가 제한수위보다 얼마나 낮아? 현재 상태를 기준이랑 같이 알려줘</w:t>
+            </w:r>
+          </w:p>
+        </w:tc>
+        <w:tc>
+          <w:tcPr>
+            <w:tcW w:w="1300" w:type="dxa"/>
+            <w:tcMar>
+              <w:top w:w="80" w:type="dxa"/>
+              <w:left w:w="110" w:type="dxa"/>
+              <w:bottom w:w="80" w:type="dxa"/>
+              <w:right w:w="110" w:type="dxa"/>
+            </w:tcMar>
+            <w:vAlign w:val="center"/>
+          </w:tcPr>
+          <w:p>
+            <w:pPr>
+              <w:spacing w:after="20" w:line="252" w:lineRule="auto"/>
+            </w:pPr>
+            <w:r>
+              <w:rPr>
+                <w:sz w:val="18"/>
+                <w:szCs w:val="18"/>
+                <w:lang w:eastAsia="ko-KR"/>
+              </w:rPr>
+              <w:t xml:space="preserve">CQ1, CQ5</w:t>
+            </w:r>
+          </w:p>
+        </w:tc>
+        <w:tc>
+          <w:tcPr>
+            <w:tcW w:w="1400" w:type="dxa"/>
+            <w:tcMar>
+              <w:top w:w="80" w:type="dxa"/>
+              <w:left w:w="110" w:type="dxa"/>
+              <w:bottom w:w="80" w:type="dxa"/>
+              <w:right w:w="110" w:type="dxa"/>
+            </w:tcMar>
+            <w:vAlign w:val="center"/>
+          </w:tcPr>
+          <w:p>
+            <w:pPr>
+              <w:spacing w:after="20" w:line="252" w:lineRule="auto"/>
+            </w:pPr>
+            <w:r>
+              <w:rPr>
+                <w:sz w:val="18"/>
+                <w:szCs w:val="18"/>
+                <w:lang w:eastAsia="ko-KR"/>
+              </w:rPr>
+              <w:t xml:space="preserve">CURRENT 일치</w:t>
+            </w:r>
+          </w:p>
+        </w:tc>
+        <w:tc>
+          <w:tcPr>
+            <w:tcW w:w="1000" w:type="dxa"/>
+            <w:tcMar>
+              <w:top w:w="80" w:type="dxa"/>
+              <w:left w:w="110" w:type="dxa"/>
+              <w:bottom w:w="80" w:type="dxa"/>
+              <w:right w:w="110" w:type="dxa"/>
+            </w:tcMar>
+            <w:vAlign w:val="center"/>
+          </w:tcPr>
+          <w:p>
+            <w:pPr>
+              <w:spacing w:after="20" w:line="252" w:lineRule="auto"/>
+            </w:pPr>
+            <w:r>
+              <w:rPr>
+                <w:sz w:val="18"/>
+                <w:szCs w:val="18"/>
+                <w:lang w:eastAsia="ko-KR"/>
+              </w:rPr>
+              <w:t xml:space="preserve">맞음</w:t>
+            </w:r>
+          </w:p>
+        </w:tc>
+        <w:tc>
+          <w:tcPr>
+            <w:tcW w:w="2872" w:type="dxa"/>
+            <w:tcMar>
+              <w:top w:w="80" w:type="dxa"/>
+              <w:left w:w="110" w:type="dxa"/>
+              <w:bottom w:w="80" w:type="dxa"/>
+              <w:right w:w="110" w:type="dxa"/>
+            </w:tcMar>
+            <w:vAlign w:val="center"/>
+          </w:tcPr>
+          <w:p>
+            <w:pPr>
+              <w:spacing w:after="20" w:line="252" w:lineRule="auto"/>
+            </w:pPr>
+            <w:r>
+              <w:rPr>
+                <w:sz w:val="18"/>
+                <w:szCs w:val="18"/>
+                <w:lang w:eastAsia="ko-KR"/>
+              </w:rPr>
+              <w:t xml:space="preserve">현재 수위 185.26 EL.m, 제한수위 190.3 대비 -5.04 m. 기준 시각이 저장된 가장 최근 시각이며 실시간이 아님을 밝힘</w:t>
             </w:r>
           </w:p>
         </w:tc>
@@ -17985,7 +20386,7 @@
         </w:trPr>
         <w:tc>
           <w:tcPr>
-            <w:tcW w:w="2300" w:type="dxa"/>
+            <w:tcW w:w="3400" w:type="dxa"/>
             <w:shd w:val="clear" w:color="auto" w:fill="EEF5FA"/>
             <w:tcMar>
               <w:top w:w="80" w:type="dxa"/>
@@ -18008,32 +20409,107 @@
                 <w:szCs w:val="18"/>
                 <w:lang w:eastAsia="ko-KR"/>
               </w:rPr>
-              <w:t xml:space="preserve">1 질문 해석 (LLM 출력)</w:t>
-            </w:r>
-          </w:p>
-        </w:tc>
-        <w:tc>
-          <w:tcPr>
-            <w:tcW w:w="7672" w:type="dxa"/>
-            <w:tcMar>
-              <w:top w:w="80" w:type="dxa"/>
-              <w:left w:w="110" w:type="dxa"/>
-              <w:bottom w:w="80" w:type="dxa"/>
-              <w:right w:w="110" w:type="dxa"/>
-            </w:tcMar>
-            <w:vAlign w:val="center"/>
-          </w:tcPr>
-          <w:p>
-            <w:pPr>
-              <w:spacing w:after="20" w:line="252" w:lineRule="auto"/>
-            </w:pPr>
-            <w:r>
-              <w:rPr>
-                <w:sz w:val="18"/>
-                <w:szCs w:val="18"/>
-                <w:lang w:eastAsia="ko-KR"/>
-              </w:rPr>
-              <w:t xml:space="preserve">{"intent": "INTEGRATED", "slots": {"dam": "횡성댐", "time": {"start": "2020-08-01", "end": "2020-08-31"}}}</w:t>
+              <w:t xml:space="preserve">m02 충주댐 현재 상태를 제한수위와 비교해줘</w:t>
+            </w:r>
+          </w:p>
+        </w:tc>
+        <w:tc>
+          <w:tcPr>
+            <w:tcW w:w="1300" w:type="dxa"/>
+            <w:tcMar>
+              <w:top w:w="80" w:type="dxa"/>
+              <w:left w:w="110" w:type="dxa"/>
+              <w:bottom w:w="80" w:type="dxa"/>
+              <w:right w:w="110" w:type="dxa"/>
+            </w:tcMar>
+            <w:vAlign w:val="center"/>
+          </w:tcPr>
+          <w:p>
+            <w:pPr>
+              <w:spacing w:after="20" w:line="252" w:lineRule="auto"/>
+            </w:pPr>
+            <w:r>
+              <w:rPr>
+                <w:sz w:val="18"/>
+                <w:szCs w:val="18"/>
+                <w:lang w:eastAsia="ko-KR"/>
+              </w:rPr>
+              <w:t xml:space="preserve">CQ1, CQ5</w:t>
+            </w:r>
+          </w:p>
+        </w:tc>
+        <w:tc>
+          <w:tcPr>
+            <w:tcW w:w="1400" w:type="dxa"/>
+            <w:tcMar>
+              <w:top w:w="80" w:type="dxa"/>
+              <w:left w:w="110" w:type="dxa"/>
+              <w:bottom w:w="80" w:type="dxa"/>
+              <w:right w:w="110" w:type="dxa"/>
+            </w:tcMar>
+            <w:vAlign w:val="center"/>
+          </w:tcPr>
+          <w:p>
+            <w:pPr>
+              <w:spacing w:after="20" w:line="252" w:lineRule="auto"/>
+            </w:pPr>
+            <w:r>
+              <w:rPr>
+                <w:sz w:val="18"/>
+                <w:szCs w:val="18"/>
+                <w:lang w:eastAsia="ko-KR"/>
+              </w:rPr>
+              <w:t xml:space="preserve">CURRENT 일치</w:t>
+            </w:r>
+          </w:p>
+        </w:tc>
+        <w:tc>
+          <w:tcPr>
+            <w:tcW w:w="1000" w:type="dxa"/>
+            <w:tcMar>
+              <w:top w:w="80" w:type="dxa"/>
+              <w:left w:w="110" w:type="dxa"/>
+              <w:bottom w:w="80" w:type="dxa"/>
+              <w:right w:w="110" w:type="dxa"/>
+            </w:tcMar>
+            <w:vAlign w:val="center"/>
+          </w:tcPr>
+          <w:p>
+            <w:pPr>
+              <w:spacing w:after="20" w:line="252" w:lineRule="auto"/>
+            </w:pPr>
+            <w:r>
+              <w:rPr>
+                <w:sz w:val="18"/>
+                <w:szCs w:val="18"/>
+                <w:lang w:eastAsia="ko-KR"/>
+              </w:rPr>
+              <w:t xml:space="preserve">맞음</w:t>
+            </w:r>
+          </w:p>
+        </w:tc>
+        <w:tc>
+          <w:tcPr>
+            <w:tcW w:w="2872" w:type="dxa"/>
+            <w:tcMar>
+              <w:top w:w="80" w:type="dxa"/>
+              <w:left w:w="110" w:type="dxa"/>
+              <w:bottom w:w="80" w:type="dxa"/>
+              <w:right w:w="110" w:type="dxa"/>
+            </w:tcMar>
+            <w:vAlign w:val="center"/>
+          </w:tcPr>
+          <w:p>
+            <w:pPr>
+              <w:spacing w:after="20" w:line="252" w:lineRule="auto"/>
+            </w:pPr>
+            <w:r>
+              <w:rPr>
+                <w:sz w:val="18"/>
+                <w:szCs w:val="18"/>
+                <w:lang w:eastAsia="ko-KR"/>
+              </w:rPr>
+              <w:t xml:space="preserve">131.67 EL.m, 제한수위 138.0 대비 -6.33 m</w:t>
             </w:r>
           </w:p>
         </w:tc>
@@ -18045,7 +20521,7 @@
         </w:trPr>
         <w:tc>
           <w:tcPr>
-            <w:tcW w:w="2300" w:type="dxa"/>
+            <w:tcW w:w="3400" w:type="dxa"/>
             <w:shd w:val="clear" w:color="auto" w:fill="EEF5FA"/>
             <w:tcMar>
               <w:top w:w="80" w:type="dxa"/>
@@ -18068,32 +20544,107 @@
                 <w:szCs w:val="18"/>
                 <w:lang w:eastAsia="ko-KR"/>
               </w:rPr>
-              <w:t xml:space="preserve">3 KG 조회</w:t>
-            </w:r>
-          </w:p>
-        </w:tc>
-        <w:tc>
-          <w:tcPr>
-            <w:tcW w:w="7672" w:type="dxa"/>
-            <w:tcMar>
-              <w:top w:w="80" w:type="dxa"/>
-              <w:left w:w="110" w:type="dxa"/>
-              <w:bottom w:w="80" w:type="dxa"/>
-              <w:right w:w="110" w:type="dxa"/>
-            </w:tcMar>
-            <w:vAlign w:val="center"/>
-          </w:tcPr>
-          <w:p>
-            <w:pPr>
-              <w:spacing w:after="20" w:line="252" w:lineRule="auto"/>
-            </w:pPr>
-            <w:r>
-              <w:rPr>
-                <w:sz w:val="18"/>
-                <w:szCs w:val="18"/>
-                <w:lang w:eastAsia="ko-KR"/>
-              </w:rPr>
-              <w:t xml:space="preserve">2020년 8월 횡성댐 운영행위 3개와 각각을 허가한 승인(OPR:3475:1 ← APR:3475, APR:3648 / OPR:3732:1 ← APR:3732 / OPR:3742:1 ← APR:3742, APR:3767), 제한수위 178.2 EL.m, 근거자료 EVI:AP:…, EVI:LAW:별표3</w:t>
+              <w:t xml:space="preserve">m08 광동댐 현재 수위가 제한수위에 비해 어때?</w:t>
+            </w:r>
+          </w:p>
+        </w:tc>
+        <w:tc>
+          <w:tcPr>
+            <w:tcW w:w="1300" w:type="dxa"/>
+            <w:tcMar>
+              <w:top w:w="80" w:type="dxa"/>
+              <w:left w:w="110" w:type="dxa"/>
+              <w:bottom w:w="80" w:type="dxa"/>
+              <w:right w:w="110" w:type="dxa"/>
+            </w:tcMar>
+            <w:vAlign w:val="center"/>
+          </w:tcPr>
+          <w:p>
+            <w:pPr>
+              <w:spacing w:after="20" w:line="252" w:lineRule="auto"/>
+            </w:pPr>
+            <w:r>
+              <w:rPr>
+                <w:sz w:val="18"/>
+                <w:szCs w:val="18"/>
+                <w:lang w:eastAsia="ko-KR"/>
+              </w:rPr>
+              <w:t xml:space="preserve">CQ1, CQ5</w:t>
+            </w:r>
+          </w:p>
+        </w:tc>
+        <w:tc>
+          <w:tcPr>
+            <w:tcW w:w="1400" w:type="dxa"/>
+            <w:tcMar>
+              <w:top w:w="80" w:type="dxa"/>
+              <w:left w:w="110" w:type="dxa"/>
+              <w:bottom w:w="80" w:type="dxa"/>
+              <w:right w:w="110" w:type="dxa"/>
+            </w:tcMar>
+            <w:vAlign w:val="center"/>
+          </w:tcPr>
+          <w:p>
+            <w:pPr>
+              <w:spacing w:after="20" w:line="252" w:lineRule="auto"/>
+            </w:pPr>
+            <w:r>
+              <w:rPr>
+                <w:sz w:val="18"/>
+                <w:szCs w:val="18"/>
+                <w:lang w:eastAsia="ko-KR"/>
+              </w:rPr>
+              <w:t xml:space="preserve">CURRENT 일치</w:t>
+            </w:r>
+          </w:p>
+        </w:tc>
+        <w:tc>
+          <w:tcPr>
+            <w:tcW w:w="1000" w:type="dxa"/>
+            <w:tcMar>
+              <w:top w:w="80" w:type="dxa"/>
+              <w:left w:w="110" w:type="dxa"/>
+              <w:bottom w:w="80" w:type="dxa"/>
+              <w:right w:w="110" w:type="dxa"/>
+            </w:tcMar>
+            <w:vAlign w:val="center"/>
+          </w:tcPr>
+          <w:p>
+            <w:pPr>
+              <w:spacing w:after="20" w:line="252" w:lineRule="auto"/>
+            </w:pPr>
+            <w:r>
+              <w:rPr>
+                <w:sz w:val="18"/>
+                <w:szCs w:val="18"/>
+                <w:lang w:eastAsia="ko-KR"/>
+              </w:rPr>
+              <w:t xml:space="preserve">맞음</w:t>
+            </w:r>
+          </w:p>
+        </w:tc>
+        <w:tc>
+          <w:tcPr>
+            <w:tcW w:w="2872" w:type="dxa"/>
+            <w:tcMar>
+              <w:top w:w="80" w:type="dxa"/>
+              <w:left w:w="110" w:type="dxa"/>
+              <w:bottom w:w="80" w:type="dxa"/>
+              <w:right w:w="110" w:type="dxa"/>
+            </w:tcMar>
+            <w:vAlign w:val="center"/>
+          </w:tcPr>
+          <w:p>
+            <w:pPr>
+              <w:spacing w:after="20" w:line="252" w:lineRule="auto"/>
+            </w:pPr>
+            <w:r>
+              <w:rPr>
+                <w:sz w:val="18"/>
+                <w:szCs w:val="18"/>
+                <w:lang w:eastAsia="ko-KR"/>
+              </w:rPr>
+              <w:t xml:space="preserve">현재 수위를 답하고, 별표3에 수록되지 않아 제한수위 자료가 없음을 정확히 답함</w:t>
             </w:r>
           </w:p>
         </w:tc>
@@ -18105,7 +20656,7 @@
         </w:trPr>
         <w:tc>
           <w:tcPr>
-            <w:tcW w:w="2300" w:type="dxa"/>
+            <w:tcW w:w="3400" w:type="dxa"/>
             <w:shd w:val="clear" w:color="auto" w:fill="EEF5FA"/>
             <w:tcMar>
               <w:top w:w="80" w:type="dxa"/>
@@ -18128,32 +20679,107 @@
                 <w:szCs w:val="18"/>
                 <w:lang w:eastAsia="ko-KR"/>
               </w:rPr>
-              <w:t xml:space="preserve">4 외부 저장소 조회</w:t>
-            </w:r>
-          </w:p>
-        </w:tc>
-        <w:tc>
-          <w:tcPr>
-            <w:tcW w:w="7672" w:type="dxa"/>
-            <w:tcMar>
-              <w:top w:w="80" w:type="dxa"/>
-              <w:left w:w="110" w:type="dxa"/>
-              <w:bottom w:w="80" w:type="dxa"/>
-              <w:right w:w="110" w:type="dxa"/>
-            </w:tcMar>
-            <w:vAlign w:val="center"/>
-          </w:tcPr>
-          <w:p>
-            <w:pPr>
-              <w:spacing w:after="20" w:line="252" w:lineRule="auto"/>
-            </w:pPr>
-            <w:r>
-              <w:rPr>
-                <w:sz w:val="18"/>
-                <w:szCs w:val="18"/>
-                <w:lang w:eastAsia="ko-KR"/>
-              </w:rPr>
-              <w:t xml:space="preserve">각 운영행위 시각 앞 6시간~뒤 12시간의 시간별 6개 변수</w:t>
+              <w:t xml:space="preserve">m06 횡성댐 2020년 8월 방류 운영을 승인 내용과 당시 수위, 제한수위, 근거까지 한 번에 정리해줘</w:t>
+            </w:r>
+          </w:p>
+        </w:tc>
+        <w:tc>
+          <w:tcPr>
+            <w:tcW w:w="1300" w:type="dxa"/>
+            <w:tcMar>
+              <w:top w:w="80" w:type="dxa"/>
+              <w:left w:w="110" w:type="dxa"/>
+              <w:bottom w:w="80" w:type="dxa"/>
+              <w:right w:w="110" w:type="dxa"/>
+            </w:tcMar>
+            <w:vAlign w:val="center"/>
+          </w:tcPr>
+          <w:p>
+            <w:pPr>
+              <w:spacing w:after="20" w:line="252" w:lineRule="auto"/>
+            </w:pPr>
+            <w:r>
+              <w:rPr>
+                <w:sz w:val="18"/>
+                <w:szCs w:val="18"/>
+                <w:lang w:eastAsia="ko-KR"/>
+              </w:rPr>
+              <w:t xml:space="preserve">CQ2~CQ6 (통합)</w:t>
+            </w:r>
+          </w:p>
+        </w:tc>
+        <w:tc>
+          <w:tcPr>
+            <w:tcW w:w="1400" w:type="dxa"/>
+            <w:tcMar>
+              <w:top w:w="80" w:type="dxa"/>
+              <w:left w:w="110" w:type="dxa"/>
+              <w:bottom w:w="80" w:type="dxa"/>
+              <w:right w:w="110" w:type="dxa"/>
+            </w:tcMar>
+            <w:vAlign w:val="center"/>
+          </w:tcPr>
+          <w:p>
+            <w:pPr>
+              <w:spacing w:after="20" w:line="252" w:lineRule="auto"/>
+            </w:pPr>
+            <w:r>
+              <w:rPr>
+                <w:sz w:val="18"/>
+                <w:szCs w:val="18"/>
+                <w:lang w:eastAsia="ko-KR"/>
+              </w:rPr>
+              <w:t xml:space="preserve">INTEGRATED 일치</w:t>
+            </w:r>
+          </w:p>
+        </w:tc>
+        <w:tc>
+          <w:tcPr>
+            <w:tcW w:w="1000" w:type="dxa"/>
+            <w:tcMar>
+              <w:top w:w="80" w:type="dxa"/>
+              <w:left w:w="110" w:type="dxa"/>
+              <w:bottom w:w="80" w:type="dxa"/>
+              <w:right w:w="110" w:type="dxa"/>
+            </w:tcMar>
+            <w:vAlign w:val="center"/>
+          </w:tcPr>
+          <w:p>
+            <w:pPr>
+              <w:spacing w:after="20" w:line="252" w:lineRule="auto"/>
+            </w:pPr>
+            <w:r>
+              <w:rPr>
+                <w:sz w:val="18"/>
+                <w:szCs w:val="18"/>
+                <w:lang w:eastAsia="ko-KR"/>
+              </w:rPr>
+              <w:t xml:space="preserve">대체로 맞음</w:t>
+            </w:r>
+          </w:p>
+        </w:tc>
+        <w:tc>
+          <w:tcPr>
+            <w:tcW w:w="2872" w:type="dxa"/>
+            <w:tcMar>
+              <w:top w:w="80" w:type="dxa"/>
+              <w:left w:w="110" w:type="dxa"/>
+              <w:bottom w:w="80" w:type="dxa"/>
+              <w:right w:w="110" w:type="dxa"/>
+            </w:tcMar>
+            <w:vAlign w:val="center"/>
+          </w:tcPr>
+          <w:p>
+            <w:pPr>
+              <w:spacing w:after="20" w:line="252" w:lineRule="auto"/>
+            </w:pPr>
+            <w:r>
+              <w:rPr>
+                <w:sz w:val="18"/>
+                <w:szCs w:val="18"/>
+                <w:lang w:eastAsia="ko-KR"/>
+              </w:rPr>
+              <w:t xml:space="preserve">운영행위 3개의 수위, 제한수위 대비, 방류량이 근거 묶음과 일치. 방류 시작 시각을 “승인된”으로 표현하고 일부 근거 번호가 묶음에 없음</w:t>
             </w:r>
           </w:p>
         </w:tc>
@@ -18165,7 +20791,7 @@
         </w:trPr>
         <w:tc>
           <w:tcPr>
-            <w:tcW w:w="2300" w:type="dxa"/>
+            <w:tcW w:w="3400" w:type="dxa"/>
             <w:shd w:val="clear" w:color="auto" w:fill="EEF5FA"/>
             <w:tcMar>
               <w:top w:w="80" w:type="dxa"/>
@@ -18188,430 +20814,107 @@
                 <w:szCs w:val="18"/>
                 <w:lang w:eastAsia="ko-KR"/>
               </w:rPr>
-              <w:t xml:space="preserve">5 비교 값 계산</w:t>
-            </w:r>
-          </w:p>
-        </w:tc>
-        <w:tc>
-          <w:tcPr>
-            <w:tcW w:w="7672" w:type="dxa"/>
-            <w:tcMar>
-              <w:top w:w="80" w:type="dxa"/>
-              <w:left w:w="110" w:type="dxa"/>
-              <w:bottom w:w="80" w:type="dxa"/>
-              <w:right w:w="110" w:type="dxa"/>
-            </w:tcMar>
-            <w:vAlign w:val="center"/>
-          </w:tcPr>
-          <w:p>
-            <w:pPr>
-              <w:spacing w:after="20" w:line="252" w:lineRule="auto"/>
-            </w:pPr>
-            <w:r>
-              <w:rPr>
-                <w:sz w:val="18"/>
-                <w:szCs w:val="18"/>
-                <w:lang w:eastAsia="ko-KR"/>
-              </w:rPr>
-              <w:t xml:space="preserve">창 내 최고 수위와 제한수위 대비(예: OPR:3475:1은 176.06 EL.m, -2.14 m), 창 내 최대 총방류량, 승인량 대비 비율</w:t>
-            </w:r>
-          </w:p>
-        </w:tc>
-      </w:tr>
-      <w:tr>
-        <w:trPr>
-          <w:cantSplit/>
-          <w:jc w:val="center"/>
-        </w:trPr>
-        <w:tc>
-          <w:tcPr>
-            <w:tcW w:w="2300" w:type="dxa"/>
-            <w:shd w:val="clear" w:color="auto" w:fill="EEF5FA"/>
-            <w:tcMar>
-              <w:top w:w="80" w:type="dxa"/>
-              <w:left w:w="110" w:type="dxa"/>
-              <w:bottom w:w="80" w:type="dxa"/>
-              <w:right w:w="110" w:type="dxa"/>
-            </w:tcMar>
-            <w:vAlign w:val="center"/>
-          </w:tcPr>
-          <w:p>
-            <w:pPr>
-              <w:spacing w:after="20" w:line="252" w:lineRule="auto"/>
-              <w:jc w:val="center"/>
-            </w:pPr>
-            <w:r>
-              <w:rPr>
-                <w:b/>
-                <w:color w:val="1F4E79"/>
-                <w:sz w:val="18"/>
-                <w:szCs w:val="18"/>
-                <w:lang w:eastAsia="ko-KR"/>
-              </w:rPr>
-              <w:t xml:space="preserve">6 답변 (전문)</w:t>
-            </w:r>
-          </w:p>
-        </w:tc>
-        <w:tc>
-          <w:tcPr>
-            <w:tcW w:w="7672" w:type="dxa"/>
-            <w:tcMar>
-              <w:top w:w="80" w:type="dxa"/>
-              <w:left w:w="110" w:type="dxa"/>
-              <w:bottom w:w="80" w:type="dxa"/>
-              <w:right w:w="110" w:type="dxa"/>
-            </w:tcMar>
-            <w:vAlign w:val="center"/>
-          </w:tcPr>
-          <w:p>
-            <w:pPr>
-              <w:spacing w:after="20" w:line="252" w:lineRule="auto"/>
-            </w:pPr>
-            <w:r>
-              <w:rPr>
-                <w:sz w:val="18"/>
-                <w:szCs w:val="18"/>
-                <w:lang w:eastAsia="ko-KR"/>
-              </w:rPr>
-              <w:t xml:space="preserve">2020년 8월 횡성댐 방류 운영 승인 내용, 당시 수위, 제한수위 및 근거는 다음과 같습니다:</w:t>
-            </w:r>
-          </w:p>
-          <w:p>
-            <w:pPr>
-              <w:spacing w:after="20" w:line="252" w:lineRule="auto"/>
-            </w:pPr>
-            <w:r>
-              <w:rPr>
-                <w:sz w:val="18"/>
-                <w:szCs w:val="18"/>
-                <w:lang w:eastAsia="ko-KR"/>
-              </w:rPr>
-              <w:t xml:space="preserve"/>
-            </w:r>
-          </w:p>
-          <w:p>
-            <w:pPr>
-              <w:spacing w:after="20" w:line="252" w:lineRule="auto"/>
-            </w:pPr>
-            <w:r>
-              <w:rPr>
-                <w:sz w:val="18"/>
-                <w:szCs w:val="18"/>
-                <w:lang w:eastAsia="ko-KR"/>
-              </w:rPr>
-              <w:t xml:space="preserve">- 2020년 8월 4일 15:00에 승인된 탄력적 방류 운영:  </w:t>
-            </w:r>
-          </w:p>
-          <w:p>
-            <w:pPr>
-              <w:spacing w:after="20" w:line="252" w:lineRule="auto"/>
-            </w:pPr>
-            <w:r>
-              <w:rPr>
-                <w:sz w:val="18"/>
-                <w:szCs w:val="18"/>
-                <w:lang w:eastAsia="ko-KR"/>
-              </w:rPr>
-              <w:t xml:space="preserve">  - 승인 번호: [APR:3475], [APR:3648]  </w:t>
-            </w:r>
-          </w:p>
-          <w:p>
-            <w:pPr>
-              <w:spacing w:after="20" w:line="252" w:lineRule="auto"/>
-            </w:pPr>
-            <w:r>
-              <w:rPr>
-                <w:sz w:val="18"/>
-                <w:szCs w:val="18"/>
-                <w:lang w:eastAsia="ko-KR"/>
-              </w:rPr>
-              <w:t xml:space="preserve">  - 접수방류량: 300㎥/s  </w:t>
-            </w:r>
-          </w:p>
-          <w:p>
-            <w:pPr>
-              <w:spacing w:after="20" w:line="252" w:lineRule="auto"/>
-            </w:pPr>
-            <w:r>
-              <w:rPr>
-                <w:sz w:val="18"/>
-                <w:szCs w:val="18"/>
-                <w:lang w:eastAsia="ko-KR"/>
-              </w:rPr>
-              <w:t xml:space="preserve">  - 최대 총방류량: 42.853 CMS (2020-08-04 16:00)  </w:t>
-            </w:r>
-          </w:p>
-          <w:p>
-            <w:pPr>
-              <w:spacing w:after="20" w:line="252" w:lineRule="auto"/>
-            </w:pPr>
-            <w:r>
-              <w:rPr>
-                <w:sz w:val="18"/>
-                <w:szCs w:val="18"/>
-                <w:lang w:eastAsia="ko-KR"/>
-              </w:rPr>
-              <w:t xml:space="preserve">  - 최고 수위: 176.06 EL.m (2020-08-05 03:00)  </w:t>
-            </w:r>
-          </w:p>
-          <w:p>
-            <w:pPr>
-              <w:spacing w:after="20" w:line="252" w:lineRule="auto"/>
-            </w:pPr>
-            <w:r>
-              <w:rPr>
-                <w:sz w:val="18"/>
-                <w:szCs w:val="18"/>
-                <w:lang w:eastAsia="ko-KR"/>
-              </w:rPr>
-              <w:t xml:space="preserve">  - 제한수위: 178.2 EL.m (제한수위 대비 -2.14 m)  </w:t>
-            </w:r>
-          </w:p>
-          <w:p>
-            <w:pPr>
-              <w:spacing w:after="20" w:line="252" w:lineRule="auto"/>
-            </w:pPr>
-            <w:r>
-              <w:rPr>
-                <w:sz w:val="18"/>
-                <w:szCs w:val="18"/>
-                <w:lang w:eastAsia="ko-KR"/>
-              </w:rPr>
-              <w:t xml:space="preserve">  - 근거: [EVI:AP:3475], [EVI:AP:3648]  </w:t>
-            </w:r>
-          </w:p>
-          <w:p>
-            <w:pPr>
-              <w:spacing w:after="20" w:line="252" w:lineRule="auto"/>
-            </w:pPr>
-            <w:r>
-              <w:rPr>
-                <w:sz w:val="18"/>
-                <w:szCs w:val="18"/>
-                <w:lang w:eastAsia="ko-KR"/>
-              </w:rPr>
-              <w:t xml:space="preserve"/>
-            </w:r>
-          </w:p>
-          <w:p>
-            <w:pPr>
-              <w:spacing w:after="20" w:line="252" w:lineRule="auto"/>
-            </w:pPr>
-            <w:r>
-              <w:rPr>
-                <w:sz w:val="18"/>
-                <w:szCs w:val="18"/>
-                <w:lang w:eastAsia="ko-KR"/>
-              </w:rPr>
-              <w:t xml:space="preserve">- 2020년 8월 26일 16:00에 승인된 방류 운영:  </w:t>
-            </w:r>
-          </w:p>
-          <w:p>
-            <w:pPr>
-              <w:spacing w:after="20" w:line="252" w:lineRule="auto"/>
-            </w:pPr>
-            <w:r>
-              <w:rPr>
-                <w:sz w:val="18"/>
-                <w:szCs w:val="18"/>
-                <w:lang w:eastAsia="ko-KR"/>
-              </w:rPr>
-              <w:t xml:space="preserve">  - 승인 번호: [APR:3732]  </w:t>
-            </w:r>
-          </w:p>
-          <w:p>
-            <w:pPr>
-              <w:spacing w:after="20" w:line="252" w:lineRule="auto"/>
-            </w:pPr>
-            <w:r>
-              <w:rPr>
-                <w:sz w:val="18"/>
-                <w:szCs w:val="18"/>
-                <w:lang w:eastAsia="ko-KR"/>
-              </w:rPr>
-              <w:t xml:space="preserve">  - 접수방류량: 50㎥/s  </w:t>
-            </w:r>
-          </w:p>
-          <w:p>
-            <w:pPr>
-              <w:spacing w:after="20" w:line="252" w:lineRule="auto"/>
-            </w:pPr>
-            <w:r>
-              <w:rPr>
-                <w:sz w:val="18"/>
-                <w:szCs w:val="18"/>
-                <w:lang w:eastAsia="ko-KR"/>
-              </w:rPr>
-              <w:t xml:space="preserve">  - 최대 총방류량: 29.671 CMS (2020-08-26 19:00)  </w:t>
-            </w:r>
-          </w:p>
-          <w:p>
-            <w:pPr>
-              <w:spacing w:after="20" w:line="252" w:lineRule="auto"/>
-            </w:pPr>
-            <w:r>
-              <w:rPr>
-                <w:sz w:val="18"/>
-                <w:szCs w:val="18"/>
-                <w:lang w:eastAsia="ko-KR"/>
-              </w:rPr>
-              <w:t xml:space="preserve">  - 최고 수위: 176.24 EL.m (2020-08-26 11:00)  </w:t>
-            </w:r>
-          </w:p>
-          <w:p>
-            <w:pPr>
-              <w:spacing w:after="20" w:line="252" w:lineRule="auto"/>
-            </w:pPr>
-            <w:r>
-              <w:rPr>
-                <w:sz w:val="18"/>
-                <w:szCs w:val="18"/>
-                <w:lang w:eastAsia="ko-KR"/>
-              </w:rPr>
-              <w:t xml:space="preserve">  - 제한수위: 178.2 EL.m (제한수위 대비 -1.96 m)  </w:t>
-            </w:r>
-          </w:p>
-          <w:p>
-            <w:pPr>
-              <w:spacing w:after="20" w:line="252" w:lineRule="auto"/>
-            </w:pPr>
-            <w:r>
-              <w:rPr>
-                <w:sz w:val="18"/>
-                <w:szCs w:val="18"/>
-                <w:lang w:eastAsia="ko-KR"/>
-              </w:rPr>
-              <w:t xml:space="preserve">  - 근거: [EVI:AP:3732]  </w:t>
-            </w:r>
-          </w:p>
-          <w:p>
-            <w:pPr>
-              <w:spacing w:after="20" w:line="252" w:lineRule="auto"/>
-            </w:pPr>
-            <w:r>
-              <w:rPr>
-                <w:sz w:val="18"/>
-                <w:szCs w:val="18"/>
-                <w:lang w:eastAsia="ko-KR"/>
-              </w:rPr>
-              <w:t xml:space="preserve"/>
-            </w:r>
-          </w:p>
-          <w:p>
-            <w:pPr>
-              <w:spacing w:after="20" w:line="252" w:lineRule="auto"/>
-            </w:pPr>
-            <w:r>
-              <w:rPr>
-                <w:sz w:val="18"/>
-                <w:szCs w:val="18"/>
-                <w:lang w:eastAsia="ko-KR"/>
-              </w:rPr>
-              <w:t xml:space="preserve">- 2020년 8월 29일 11:00에 승인된 탄력적 방류 운영:  </w:t>
-            </w:r>
-          </w:p>
-          <w:p>
-            <w:pPr>
-              <w:spacing w:after="20" w:line="252" w:lineRule="auto"/>
-            </w:pPr>
-            <w:r>
-              <w:rPr>
-                <w:sz w:val="18"/>
-                <w:szCs w:val="18"/>
-                <w:lang w:eastAsia="ko-KR"/>
-              </w:rPr>
-              <w:t xml:space="preserve">  - 승인 번호: [APR:3742], [APR:3767]  </w:t>
-            </w:r>
-          </w:p>
-          <w:p>
-            <w:pPr>
-              <w:spacing w:after="20" w:line="252" w:lineRule="auto"/>
-            </w:pPr>
-            <w:r>
-              <w:rPr>
-                <w:sz w:val="18"/>
-                <w:szCs w:val="18"/>
-                <w:lang w:eastAsia="ko-KR"/>
-              </w:rPr>
-              <w:t xml:space="preserve">  - 접수방류량: 100㎥/s, 300㎥/s  </w:t>
-            </w:r>
-          </w:p>
-          <w:p>
-            <w:pPr>
-              <w:spacing w:after="20" w:line="252" w:lineRule="auto"/>
-            </w:pPr>
-            <w:r>
-              <w:rPr>
-                <w:sz w:val="18"/>
-                <w:szCs w:val="18"/>
-                <w:lang w:eastAsia="ko-KR"/>
-              </w:rPr>
-              <w:t xml:space="preserve">  - 최대 총방류량: 29.105 CMS (2020-08-29 22:00)  </w:t>
-            </w:r>
-          </w:p>
-          <w:p>
-            <w:pPr>
-              <w:spacing w:after="20" w:line="252" w:lineRule="auto"/>
-            </w:pPr>
-            <w:r>
-              <w:rPr>
-                <w:sz w:val="18"/>
-                <w:szCs w:val="18"/>
-                <w:lang w:eastAsia="ko-KR"/>
-              </w:rPr>
-              <w:t xml:space="preserve">  - 최고 수위: 176.48 EL.m (2020-08-29 23:00)  </w:t>
-            </w:r>
-          </w:p>
-          <w:p>
-            <w:pPr>
-              <w:spacing w:after="20" w:line="252" w:lineRule="auto"/>
-            </w:pPr>
-            <w:r>
-              <w:rPr>
-                <w:sz w:val="18"/>
-                <w:szCs w:val="18"/>
-                <w:lang w:eastAsia="ko-KR"/>
-              </w:rPr>
-              <w:t xml:space="preserve">  - 제한수위: 178.2 EL.m (제한수위 대비 -1.72 m)  </w:t>
-            </w:r>
-          </w:p>
-          <w:p>
-            <w:pPr>
-              <w:spacing w:after="20" w:line="252" w:lineRule="auto"/>
-            </w:pPr>
-            <w:r>
-              <w:rPr>
-                <w:sz w:val="18"/>
-                <w:szCs w:val="18"/>
-                <w:lang w:eastAsia="ko-KR"/>
-              </w:rPr>
-              <w:t xml:space="preserve">  - 근거: [EVI:AP:3742], [EVI:AP:3767]  </w:t>
-            </w:r>
-          </w:p>
-          <w:p>
-            <w:pPr>
-              <w:spacing w:after="20" w:line="252" w:lineRule="auto"/>
-            </w:pPr>
-            <w:r>
-              <w:rPr>
-                <w:sz w:val="18"/>
-                <w:szCs w:val="18"/>
-                <w:lang w:eastAsia="ko-KR"/>
-              </w:rPr>
-              <w:t xml:space="preserve"/>
-            </w:r>
-          </w:p>
-          <w:p>
-            <w:pPr>
-              <w:spacing w:after="20" w:line="252" w:lineRule="auto"/>
-            </w:pPr>
-            <w:r>
-              <w:rPr>
-                <w:sz w:val="18"/>
-                <w:szCs w:val="18"/>
-                <w:lang w:eastAsia="ko-KR"/>
-              </w:rPr>
-              <w:t xml:space="preserve">- 홍수기 제한수위: 178.2 EL.m [EVI:LAW:별표3]</w:t>
+              <w:t xml:space="preserve">m09 충주댐이 2020년 8월에 방류하기 전에 어떤 승인을 받았고 그 방류의 공식 근거는 뭐야?</w:t>
+            </w:r>
+          </w:p>
+        </w:tc>
+        <w:tc>
+          <w:tcPr>
+            <w:tcW w:w="1300" w:type="dxa"/>
+            <w:tcMar>
+              <w:top w:w="80" w:type="dxa"/>
+              <w:left w:w="110" w:type="dxa"/>
+              <w:bottom w:w="80" w:type="dxa"/>
+              <w:right w:w="110" w:type="dxa"/>
+            </w:tcMar>
+            <w:vAlign w:val="center"/>
+          </w:tcPr>
+          <w:p>
+            <w:pPr>
+              <w:spacing w:after="20" w:line="252" w:lineRule="auto"/>
+            </w:pPr>
+            <w:r>
+              <w:rPr>
+                <w:sz w:val="18"/>
+                <w:szCs w:val="18"/>
+                <w:lang w:eastAsia="ko-KR"/>
+              </w:rPr>
+              <w:t xml:space="preserve">CQ4, CQ6</w:t>
+            </w:r>
+          </w:p>
+        </w:tc>
+        <w:tc>
+          <w:tcPr>
+            <w:tcW w:w="1400" w:type="dxa"/>
+            <w:tcMar>
+              <w:top w:w="80" w:type="dxa"/>
+              <w:left w:w="110" w:type="dxa"/>
+              <w:bottom w:w="80" w:type="dxa"/>
+              <w:right w:w="110" w:type="dxa"/>
+            </w:tcMar>
+            <w:vAlign w:val="center"/>
+          </w:tcPr>
+          <w:p>
+            <w:pPr>
+              <w:spacing w:after="20" w:line="252" w:lineRule="auto"/>
+            </w:pPr>
+            <w:r>
+              <w:rPr>
+                <w:sz w:val="18"/>
+                <w:szCs w:val="18"/>
+                <w:lang w:eastAsia="ko-KR"/>
+              </w:rPr>
+              <w:t xml:space="preserve">INTEGRATED 일치</w:t>
+            </w:r>
+          </w:p>
+        </w:tc>
+        <w:tc>
+          <w:tcPr>
+            <w:tcW w:w="1000" w:type="dxa"/>
+            <w:tcMar>
+              <w:top w:w="80" w:type="dxa"/>
+              <w:left w:w="110" w:type="dxa"/>
+              <w:bottom w:w="80" w:type="dxa"/>
+              <w:right w:w="110" w:type="dxa"/>
+            </w:tcMar>
+            <w:vAlign w:val="center"/>
+          </w:tcPr>
+          <w:p>
+            <w:pPr>
+              <w:spacing w:after="20" w:line="252" w:lineRule="auto"/>
+            </w:pPr>
+            <w:r>
+              <w:rPr>
+                <w:sz w:val="18"/>
+                <w:szCs w:val="18"/>
+                <w:lang w:eastAsia="ko-KR"/>
+              </w:rPr>
+              <w:t xml:space="preserve">오류</w:t>
+            </w:r>
+          </w:p>
+        </w:tc>
+        <w:tc>
+          <w:tcPr>
+            <w:tcW w:w="2872" w:type="dxa"/>
+            <w:tcMar>
+              <w:top w:w="80" w:type="dxa"/>
+              <w:left w:w="110" w:type="dxa"/>
+              <w:bottom w:w="80" w:type="dxa"/>
+              <w:right w:w="110" w:type="dxa"/>
+            </w:tcMar>
+            <w:vAlign w:val="center"/>
+          </w:tcPr>
+          <w:p>
+            <w:pPr>
+              <w:spacing w:after="20" w:line="252" w:lineRule="auto"/>
+            </w:pPr>
+            <w:r>
+              <w:rPr>
+                <w:sz w:val="18"/>
+                <w:szCs w:val="18"/>
+                <w:lang w:eastAsia="ko-KR"/>
+              </w:rPr>
+              <w:t xml:space="preserve">방류의 근거(승인 기록)와 제한수위의 근거(별표3)를 혼동하고, 승인 근거를 일부만 인용</w:t>
             </w:r>
           </w:p>
         </w:tc>
@@ -18674,7 +20977,7 @@
                 <w:szCs w:val="18"/>
                 <w:lang w:eastAsia="ko-KR"/>
               </w:rPr>
-              <w:t xml:space="preserve">확인</w:t>
+              <w:t xml:space="preserve">요약</w:t>
             </w:r>
           </w:p>
         </w:tc>
@@ -18699,7 +21002,7 @@
                 <w:szCs w:val="18"/>
                 <w:lang w:eastAsia="ko-KR"/>
               </w:rPr>
-              <w:t xml:space="preserve">답변의 수위, 제한수위 대비 값, 접수방류량, 최대 총방류량, 근거 번호가 근거 묶음과 일치한다. 다만 “2020년 8월 4일 15:00에 승인된”은 승인일(2020-08-04, 08-12)이 아니라 방류 시작 시각이므로 표현이 부정확하다. 이 실행 이후 프롬프트에 승인일과 방류 시작 시각을 구분하는 규칙을 추가하였다.</w:t>
+              <w:t xml:space="preserve">5개 질문 중 맞음 3개, 대체로 맞음 1개, 오류 1개이다. CQ2와 CQ3는 통합 질문(m06) 안에서만 확인하였고, CQ별 단일 질문은 추가로 확인할 예정이다.</w:t>
             </w:r>
           </w:p>
         </w:tc>
@@ -18724,7 +21027,7 @@
         <w:rPr>
           <w:lang w:eastAsia="ko-KR"/>
         </w:rPr>
-        <w:t xml:space="preserve">4.4 10개 질문 결과</w:t>
+        <w:t xml:space="preserve">4.3 확인된 문제와 수정</w:t>
       </w:r>
     </w:p>
     <w:tbl>
@@ -18743,11 +21046,10 @@
         <w:tblLook w:val="04A0" w:firstRow="1" w:lastRow="0" w:firstColumn="1" w:lastColumn="0" w:noHBand="0" w:noVBand="1"/>
       </w:tblPr>
       <w:tblGrid>
-        <w:gridCol w:w="2700"/>
-        <w:gridCol w:w="700"/>
-        <w:gridCol w:w="1500"/>
-        <w:gridCol w:w="1100"/>
-        <w:gridCol w:w="3972"/>
+        <w:gridCol w:w="3400"/>
+        <w:gridCol w:w="1200"/>
+        <w:gridCol w:w="3700"/>
+        <w:gridCol w:w="1672"/>
       </w:tblGrid>
       <w:tr>
         <w:trPr>
@@ -18757,7 +21059,7 @@
         </w:trPr>
         <w:tc>
           <w:tcPr>
-            <w:tcW w:w="2700" w:type="dxa"/>
+            <w:tcW w:w="3400" w:type="dxa"/>
             <w:shd w:val="clear" w:color="auto" w:fill="D9EAF7"/>
             <w:tcMar>
               <w:top w:w="80" w:type="dxa"/>
@@ -18779,13 +21081,41 @@
                 <w:szCs w:val="18"/>
                 <w:lang w:eastAsia="ko-KR"/>
               </w:rPr>
+              <w:t xml:space="preserve">문제</w:t>
+            </w:r>
+          </w:p>
+        </w:tc>
+        <w:tc>
+          <w:tcPr>
+            <w:tcW w:w="1200" w:type="dxa"/>
+            <w:shd w:val="clear" w:color="auto" w:fill="D9EAF7"/>
+            <w:tcMar>
+              <w:top w:w="80" w:type="dxa"/>
+              <w:left w:w="110" w:type="dxa"/>
+              <w:bottom w:w="80" w:type="dxa"/>
+              <w:right w:w="110" w:type="dxa"/>
+            </w:tcMar>
+            <w:vAlign w:val="center"/>
+          </w:tcPr>
+          <w:p>
+            <w:pPr>
+              <w:spacing w:after="20" w:line="252" w:lineRule="auto"/>
+              <w:jc w:val="center"/>
+            </w:pPr>
+            <w:r>
+              <w:rPr>
+                <w:b/>
+                <w:sz w:val="18"/>
+                <w:szCs w:val="18"/>
+                <w:lang w:eastAsia="ko-KR"/>
+              </w:rPr>
               <w:t xml:space="preserve">질문</w:t>
             </w:r>
           </w:p>
         </w:tc>
         <w:tc>
           <w:tcPr>
-            <w:tcW w:w="700" w:type="dxa"/>
+            <w:tcW w:w="3700" w:type="dxa"/>
             <w:shd w:val="clear" w:color="auto" w:fill="D9EAF7"/>
             <w:tcMar>
               <w:top w:w="80" w:type="dxa"/>
@@ -18807,13 +21137,13 @@
                 <w:szCs w:val="18"/>
                 <w:lang w:eastAsia="ko-KR"/>
               </w:rPr>
-              <w:t xml:space="preserve">구분</w:t>
-            </w:r>
-          </w:p>
-        </w:tc>
-        <w:tc>
-          <w:tcPr>
-            <w:tcW w:w="1500" w:type="dxa"/>
+              <w:t xml:space="preserve">수정</w:t>
+            </w:r>
+          </w:p>
+        </w:tc>
+        <w:tc>
+          <w:tcPr>
+            <w:tcW w:w="1672" w:type="dxa"/>
             <w:shd w:val="clear" w:color="auto" w:fill="D9EAF7"/>
             <w:tcMar>
               <w:top w:w="80" w:type="dxa"/>
@@ -18835,63 +21165,7 @@
                 <w:szCs w:val="18"/>
                 <w:lang w:eastAsia="ko-KR"/>
               </w:rPr>
-              <w:t xml:space="preserve">의도</w:t>
-            </w:r>
-          </w:p>
-        </w:tc>
-        <w:tc>
-          <w:tcPr>
-            <w:tcW w:w="1100" w:type="dxa"/>
-            <w:shd w:val="clear" w:color="auto" w:fill="D9EAF7"/>
-            <w:tcMar>
-              <w:top w:w="80" w:type="dxa"/>
-              <w:left w:w="110" w:type="dxa"/>
-              <w:bottom w:w="80" w:type="dxa"/>
-              <w:right w:w="110" w:type="dxa"/>
-            </w:tcMar>
-            <w:vAlign w:val="center"/>
-          </w:tcPr>
-          <w:p>
-            <w:pPr>
-              <w:spacing w:after="20" w:line="252" w:lineRule="auto"/>
-              <w:jc w:val="center"/>
-            </w:pPr>
-            <w:r>
-              <w:rPr>
-                <w:b/>
-                <w:sz w:val="18"/>
-                <w:szCs w:val="18"/>
-                <w:lang w:eastAsia="ko-KR"/>
-              </w:rPr>
-              <w:t xml:space="preserve">판정</w:t>
-            </w:r>
-          </w:p>
-        </w:tc>
-        <w:tc>
-          <w:tcPr>
-            <w:tcW w:w="3972" w:type="dxa"/>
-            <w:shd w:val="clear" w:color="auto" w:fill="D9EAF7"/>
-            <w:tcMar>
-              <w:top w:w="80" w:type="dxa"/>
-              <w:left w:w="110" w:type="dxa"/>
-              <w:bottom w:w="80" w:type="dxa"/>
-              <w:right w:w="110" w:type="dxa"/>
-            </w:tcMar>
-            <w:vAlign w:val="center"/>
-          </w:tcPr>
-          <w:p>
-            <w:pPr>
-              <w:spacing w:after="20" w:line="252" w:lineRule="auto"/>
-              <w:jc w:val="center"/>
-            </w:pPr>
-            <w:r>
-              <w:rPr>
-                <w:b/>
-                <w:sz w:val="18"/>
-                <w:szCs w:val="18"/>
-                <w:lang w:eastAsia="ko-KR"/>
-              </w:rPr>
-              <w:t xml:space="preserve">비고</w:t>
+              <w:t xml:space="preserve">상태</w:t>
             </w:r>
           </w:p>
         </w:tc>
@@ -18903,7 +21177,7 @@
         </w:trPr>
         <w:tc>
           <w:tcPr>
-            <w:tcW w:w="2700" w:type="dxa"/>
+            <w:tcW w:w="3400" w:type="dxa"/>
             <w:shd w:val="clear" w:color="auto" w:fill="EEF5FA"/>
             <w:tcMar>
               <w:top w:w="80" w:type="dxa"/>
@@ -18926,107 +21200,82 @@
                 <w:szCs w:val="18"/>
                 <w:lang w:eastAsia="ko-KR"/>
               </w:rPr>
-              <w:t xml:space="preserve">m01 소양강 현재 수위와 제한수위</w:t>
-            </w:r>
-          </w:p>
-        </w:tc>
-        <w:tc>
-          <w:tcPr>
-            <w:tcW w:w="700" w:type="dxa"/>
-            <w:tcMar>
-              <w:top w:w="80" w:type="dxa"/>
-              <w:left w:w="110" w:type="dxa"/>
-              <w:bottom w:w="80" w:type="dxa"/>
-              <w:right w:w="110" w:type="dxa"/>
-            </w:tcMar>
-            <w:vAlign w:val="center"/>
-          </w:tcPr>
-          <w:p>
-            <w:pPr>
-              <w:spacing w:after="20" w:line="252" w:lineRule="auto"/>
-            </w:pPr>
-            <w:r>
-              <w:rPr>
-                <w:sz w:val="18"/>
-                <w:szCs w:val="18"/>
-                <w:lang w:eastAsia="ko-KR"/>
-              </w:rPr>
-              <w:t xml:space="preserve">핵심</w:t>
-            </w:r>
-          </w:p>
-        </w:tc>
-        <w:tc>
-          <w:tcPr>
-            <w:tcW w:w="1500" w:type="dxa"/>
-            <w:tcMar>
-              <w:top w:w="80" w:type="dxa"/>
-              <w:left w:w="110" w:type="dxa"/>
-              <w:bottom w:w="80" w:type="dxa"/>
-              <w:right w:w="110" w:type="dxa"/>
-            </w:tcMar>
-            <w:vAlign w:val="center"/>
-          </w:tcPr>
-          <w:p>
-            <w:pPr>
-              <w:spacing w:after="20" w:line="252" w:lineRule="auto"/>
-            </w:pPr>
-            <w:r>
-              <w:rPr>
-                <w:sz w:val="18"/>
-                <w:szCs w:val="18"/>
-                <w:lang w:eastAsia="ko-KR"/>
-              </w:rPr>
-              <w:t xml:space="preserve">CURRENT 일치</w:t>
-            </w:r>
-          </w:p>
-        </w:tc>
-        <w:tc>
-          <w:tcPr>
-            <w:tcW w:w="1100" w:type="dxa"/>
-            <w:tcMar>
-              <w:top w:w="80" w:type="dxa"/>
-              <w:left w:w="110" w:type="dxa"/>
-              <w:bottom w:w="80" w:type="dxa"/>
-              <w:right w:w="110" w:type="dxa"/>
-            </w:tcMar>
-            <w:vAlign w:val="center"/>
-          </w:tcPr>
-          <w:p>
-            <w:pPr>
-              <w:spacing w:after="20" w:line="252" w:lineRule="auto"/>
-            </w:pPr>
-            <w:r>
-              <w:rPr>
-                <w:sz w:val="18"/>
-                <w:szCs w:val="18"/>
-                <w:lang w:eastAsia="ko-KR"/>
-              </w:rPr>
-              <w:t xml:space="preserve">맞음</w:t>
-            </w:r>
-          </w:p>
-        </w:tc>
-        <w:tc>
-          <w:tcPr>
-            <w:tcW w:w="3972" w:type="dxa"/>
-            <w:tcMar>
-              <w:top w:w="80" w:type="dxa"/>
-              <w:left w:w="110" w:type="dxa"/>
-              <w:bottom w:w="80" w:type="dxa"/>
-              <w:right w:w="110" w:type="dxa"/>
-            </w:tcMar>
-            <w:vAlign w:val="center"/>
-          </w:tcPr>
-          <w:p>
-            <w:pPr>
-              <w:spacing w:after="20" w:line="252" w:lineRule="auto"/>
-            </w:pPr>
-            <w:r>
-              <w:rPr>
-                <w:sz w:val="18"/>
-                <w:szCs w:val="18"/>
-                <w:lang w:eastAsia="ko-KR"/>
-              </w:rPr>
-              <w:t xml:space="preserve">185.26 EL.m, 제한수위 190.3 대비 −5.04 m, 기준 시각과 실시간이 아님을 명시</w:t>
+              <w:t xml:space="preserve">운영행위의 근거에 허가한 승인 중 첫 승인의 근거만 포함</w:t>
+            </w:r>
+          </w:p>
+        </w:tc>
+        <w:tc>
+          <w:tcPr>
+            <w:tcW w:w="1200" w:type="dxa"/>
+            <w:tcMar>
+              <w:top w:w="80" w:type="dxa"/>
+              <w:left w:w="110" w:type="dxa"/>
+              <w:bottom w:w="80" w:type="dxa"/>
+              <w:right w:w="110" w:type="dxa"/>
+            </w:tcMar>
+            <w:vAlign w:val="center"/>
+          </w:tcPr>
+          <w:p>
+            <w:pPr>
+              <w:spacing w:after="20" w:line="252" w:lineRule="auto"/>
+            </w:pPr>
+            <w:r>
+              <w:rPr>
+                <w:sz w:val="18"/>
+                <w:szCs w:val="18"/>
+                <w:lang w:eastAsia="ko-KR"/>
+              </w:rPr>
+              <w:t xml:space="preserve">m06, m09</w:t>
+            </w:r>
+          </w:p>
+        </w:tc>
+        <w:tc>
+          <w:tcPr>
+            <w:tcW w:w="3700" w:type="dxa"/>
+            <w:tcMar>
+              <w:top w:w="80" w:type="dxa"/>
+              <w:left w:w="110" w:type="dxa"/>
+              <w:bottom w:w="80" w:type="dxa"/>
+              <w:right w:w="110" w:type="dxa"/>
+            </w:tcMar>
+            <w:vAlign w:val="center"/>
+          </w:tcPr>
+          <w:p>
+            <w:pPr>
+              <w:spacing w:after="20" w:line="252" w:lineRule="auto"/>
+            </w:pPr>
+            <w:r>
+              <w:rPr>
+                <w:sz w:val="18"/>
+                <w:szCs w:val="18"/>
+                <w:lang w:eastAsia="ko-KR"/>
+              </w:rPr>
+              <w:t xml:space="preserve">모든 승인의 근거를 승인일 순으로 포함하고, 방류의 근거와 제한수위의 근거를 구분</w:t>
+            </w:r>
+          </w:p>
+        </w:tc>
+        <w:tc>
+          <w:tcPr>
+            <w:tcW w:w="1672" w:type="dxa"/>
+            <w:tcMar>
+              <w:top w:w="80" w:type="dxa"/>
+              <w:left w:w="110" w:type="dxa"/>
+              <w:bottom w:w="80" w:type="dxa"/>
+              <w:right w:w="110" w:type="dxa"/>
+            </w:tcMar>
+            <w:vAlign w:val="center"/>
+          </w:tcPr>
+          <w:p>
+            <w:pPr>
+              <w:spacing w:after="20" w:line="252" w:lineRule="auto"/>
+            </w:pPr>
+            <w:r>
+              <w:rPr>
+                <w:sz w:val="18"/>
+                <w:szCs w:val="18"/>
+                <w:lang w:eastAsia="ko-KR"/>
+              </w:rPr>
+              <w:t xml:space="preserve">수정, 재실행 필요</w:t>
             </w:r>
           </w:p>
         </w:tc>
@@ -19038,7 +21287,7 @@
         </w:trPr>
         <w:tc>
           <w:tcPr>
-            <w:tcW w:w="2700" w:type="dxa"/>
+            <w:tcW w:w="3400" w:type="dxa"/>
             <w:shd w:val="clear" w:color="auto" w:fill="EEF5FA"/>
             <w:tcMar>
               <w:top w:w="80" w:type="dxa"/>
@@ -19061,107 +21310,82 @@
                 <w:szCs w:val="18"/>
                 <w:lang w:eastAsia="ko-KR"/>
               </w:rPr>
-              <w:t xml:space="preserve">m02 충주 현재와 제한수위</w:t>
-            </w:r>
-          </w:p>
-        </w:tc>
-        <w:tc>
-          <w:tcPr>
-            <w:tcW w:w="700" w:type="dxa"/>
-            <w:tcMar>
-              <w:top w:w="80" w:type="dxa"/>
-              <w:left w:w="110" w:type="dxa"/>
-              <w:bottom w:w="80" w:type="dxa"/>
-              <w:right w:w="110" w:type="dxa"/>
-            </w:tcMar>
-            <w:vAlign w:val="center"/>
-          </w:tcPr>
-          <w:p>
-            <w:pPr>
-              <w:spacing w:after="20" w:line="252" w:lineRule="auto"/>
-            </w:pPr>
-            <w:r>
-              <w:rPr>
-                <w:sz w:val="18"/>
-                <w:szCs w:val="18"/>
-                <w:lang w:eastAsia="ko-KR"/>
-              </w:rPr>
-              <w:t xml:space="preserve">핵심</w:t>
-            </w:r>
-          </w:p>
-        </w:tc>
-        <w:tc>
-          <w:tcPr>
-            <w:tcW w:w="1500" w:type="dxa"/>
-            <w:tcMar>
-              <w:top w:w="80" w:type="dxa"/>
-              <w:left w:w="110" w:type="dxa"/>
-              <w:bottom w:w="80" w:type="dxa"/>
-              <w:right w:w="110" w:type="dxa"/>
-            </w:tcMar>
-            <w:vAlign w:val="center"/>
-          </w:tcPr>
-          <w:p>
-            <w:pPr>
-              <w:spacing w:after="20" w:line="252" w:lineRule="auto"/>
-            </w:pPr>
-            <w:r>
-              <w:rPr>
-                <w:sz w:val="18"/>
-                <w:szCs w:val="18"/>
-                <w:lang w:eastAsia="ko-KR"/>
-              </w:rPr>
-              <w:t xml:space="preserve">CURRENT 일치</w:t>
-            </w:r>
-          </w:p>
-        </w:tc>
-        <w:tc>
-          <w:tcPr>
-            <w:tcW w:w="1100" w:type="dxa"/>
-            <w:tcMar>
-              <w:top w:w="80" w:type="dxa"/>
-              <w:left w:w="110" w:type="dxa"/>
-              <w:bottom w:w="80" w:type="dxa"/>
-              <w:right w:w="110" w:type="dxa"/>
-            </w:tcMar>
-            <w:vAlign w:val="center"/>
-          </w:tcPr>
-          <w:p>
-            <w:pPr>
-              <w:spacing w:after="20" w:line="252" w:lineRule="auto"/>
-            </w:pPr>
-            <w:r>
-              <w:rPr>
-                <w:sz w:val="18"/>
-                <w:szCs w:val="18"/>
-                <w:lang w:eastAsia="ko-KR"/>
-              </w:rPr>
-              <w:t xml:space="preserve">맞음</w:t>
-            </w:r>
-          </w:p>
-        </w:tc>
-        <w:tc>
-          <w:tcPr>
-            <w:tcW w:w="3972" w:type="dxa"/>
-            <w:tcMar>
-              <w:top w:w="80" w:type="dxa"/>
-              <w:left w:w="110" w:type="dxa"/>
-              <w:bottom w:w="80" w:type="dxa"/>
-              <w:right w:w="110" w:type="dxa"/>
-            </w:tcMar>
-            <w:vAlign w:val="center"/>
-          </w:tcPr>
-          <w:p>
-            <w:pPr>
-              <w:spacing w:after="20" w:line="252" w:lineRule="auto"/>
-            </w:pPr>
-            <w:r>
-              <w:rPr>
-                <w:sz w:val="18"/>
-                <w:szCs w:val="18"/>
-                <w:lang w:eastAsia="ko-KR"/>
-              </w:rPr>
-              <w:t xml:space="preserve">131.67 EL.m, 제한수위 대비 −6.33 m</w:t>
+              <w:t xml:space="preserve">구간보다 늦게 승인된 상한에도 승인량 비율을 계산</w:t>
+            </w:r>
+          </w:p>
+        </w:tc>
+        <w:tc>
+          <w:tcPr>
+            <w:tcW w:w="1200" w:type="dxa"/>
+            <w:tcMar>
+              <w:top w:w="80" w:type="dxa"/>
+              <w:left w:w="110" w:type="dxa"/>
+              <w:bottom w:w="80" w:type="dxa"/>
+              <w:right w:w="110" w:type="dxa"/>
+            </w:tcMar>
+            <w:vAlign w:val="center"/>
+          </w:tcPr>
+          <w:p>
+            <w:pPr>
+              <w:spacing w:after="20" w:line="252" w:lineRule="auto"/>
+            </w:pPr>
+            <w:r>
+              <w:rPr>
+                <w:sz w:val="18"/>
+                <w:szCs w:val="18"/>
+                <w:lang w:eastAsia="ko-KR"/>
+              </w:rPr>
+              <w:t xml:space="preserve">m09</w:t>
+            </w:r>
+          </w:p>
+        </w:tc>
+        <w:tc>
+          <w:tcPr>
+            <w:tcW w:w="3700" w:type="dxa"/>
+            <w:tcMar>
+              <w:top w:w="80" w:type="dxa"/>
+              <w:left w:w="110" w:type="dxa"/>
+              <w:bottom w:w="80" w:type="dxa"/>
+              <w:right w:w="110" w:type="dxa"/>
+            </w:tcMar>
+            <w:vAlign w:val="center"/>
+          </w:tcPr>
+          <w:p>
+            <w:pPr>
+              <w:spacing w:after="20" w:line="252" w:lineRule="auto"/>
+            </w:pPr>
+            <w:r>
+              <w:rPr>
+                <w:sz w:val="18"/>
+                <w:szCs w:val="18"/>
+                <w:lang w:eastAsia="ko-KR"/>
+              </w:rPr>
+              <w:t xml:space="preserve">승인일이 구간보다 늦은 승인은 비율에서 제외하고 사유를 표시</w:t>
+            </w:r>
+          </w:p>
+        </w:tc>
+        <w:tc>
+          <w:tcPr>
+            <w:tcW w:w="1672" w:type="dxa"/>
+            <w:tcMar>
+              <w:top w:w="80" w:type="dxa"/>
+              <w:left w:w="110" w:type="dxa"/>
+              <w:bottom w:w="80" w:type="dxa"/>
+              <w:right w:w="110" w:type="dxa"/>
+            </w:tcMar>
+            <w:vAlign w:val="center"/>
+          </w:tcPr>
+          <w:p>
+            <w:pPr>
+              <w:spacing w:after="20" w:line="252" w:lineRule="auto"/>
+            </w:pPr>
+            <w:r>
+              <w:rPr>
+                <w:sz w:val="18"/>
+                <w:szCs w:val="18"/>
+                <w:lang w:eastAsia="ko-KR"/>
+              </w:rPr>
+              <w:t xml:space="preserve">수정, 재실행 필요</w:t>
             </w:r>
           </w:p>
         </w:tc>
@@ -19173,7 +21397,7 @@
         </w:trPr>
         <w:tc>
           <w:tcPr>
-            <w:tcW w:w="2700" w:type="dxa"/>
+            <w:tcW w:w="3400" w:type="dxa"/>
             <w:shd w:val="clear" w:color="auto" w:fill="EEF5FA"/>
             <w:tcMar>
               <w:top w:w="80" w:type="dxa"/>
@@ -19196,1052 +21420,82 @@
                 <w:szCs w:val="18"/>
                 <w:lang w:eastAsia="ko-KR"/>
               </w:rPr>
-              <w:t xml:space="preserve">m08 광동 현재와 제한수위</w:t>
-            </w:r>
-          </w:p>
-        </w:tc>
-        <w:tc>
-          <w:tcPr>
-            <w:tcW w:w="700" w:type="dxa"/>
-            <w:tcMar>
-              <w:top w:w="80" w:type="dxa"/>
-              <w:left w:w="110" w:type="dxa"/>
-              <w:bottom w:w="80" w:type="dxa"/>
-              <w:right w:w="110" w:type="dxa"/>
-            </w:tcMar>
-            <w:vAlign w:val="center"/>
-          </w:tcPr>
-          <w:p>
-            <w:pPr>
-              <w:spacing w:after="20" w:line="252" w:lineRule="auto"/>
-            </w:pPr>
-            <w:r>
-              <w:rPr>
-                <w:sz w:val="18"/>
-                <w:szCs w:val="18"/>
-                <w:lang w:eastAsia="ko-KR"/>
-              </w:rPr>
-              <w:t xml:space="preserve">핵심</w:t>
-            </w:r>
-          </w:p>
-        </w:tc>
-        <w:tc>
-          <w:tcPr>
-            <w:tcW w:w="1500" w:type="dxa"/>
-            <w:tcMar>
-              <w:top w:w="80" w:type="dxa"/>
-              <w:left w:w="110" w:type="dxa"/>
-              <w:bottom w:w="80" w:type="dxa"/>
-              <w:right w:w="110" w:type="dxa"/>
-            </w:tcMar>
-            <w:vAlign w:val="center"/>
-          </w:tcPr>
-          <w:p>
-            <w:pPr>
-              <w:spacing w:after="20" w:line="252" w:lineRule="auto"/>
-            </w:pPr>
-            <w:r>
-              <w:rPr>
-                <w:sz w:val="18"/>
-                <w:szCs w:val="18"/>
-                <w:lang w:eastAsia="ko-KR"/>
-              </w:rPr>
-              <w:t xml:space="preserve">CURRENT 일치</w:t>
-            </w:r>
-          </w:p>
-        </w:tc>
-        <w:tc>
-          <w:tcPr>
-            <w:tcW w:w="1100" w:type="dxa"/>
-            <w:tcMar>
-              <w:top w:w="80" w:type="dxa"/>
-              <w:left w:w="110" w:type="dxa"/>
-              <w:bottom w:w="80" w:type="dxa"/>
-              <w:right w:w="110" w:type="dxa"/>
-            </w:tcMar>
-            <w:vAlign w:val="center"/>
-          </w:tcPr>
-          <w:p>
-            <w:pPr>
-              <w:spacing w:after="20" w:line="252" w:lineRule="auto"/>
-            </w:pPr>
-            <w:r>
-              <w:rPr>
-                <w:sz w:val="18"/>
-                <w:szCs w:val="18"/>
-                <w:lang w:eastAsia="ko-KR"/>
-              </w:rPr>
-              <w:t xml:space="preserve">맞음</w:t>
-            </w:r>
-          </w:p>
-        </w:tc>
-        <w:tc>
-          <w:tcPr>
-            <w:tcW w:w="3972" w:type="dxa"/>
-            <w:tcMar>
-              <w:top w:w="80" w:type="dxa"/>
-              <w:left w:w="110" w:type="dxa"/>
-              <w:bottom w:w="80" w:type="dxa"/>
-              <w:right w:w="110" w:type="dxa"/>
-            </w:tcMar>
-            <w:vAlign w:val="center"/>
-          </w:tcPr>
-          <w:p>
-            <w:pPr>
-              <w:spacing w:after="20" w:line="252" w:lineRule="auto"/>
-            </w:pPr>
-            <w:r>
-              <w:rPr>
-                <w:sz w:val="18"/>
-                <w:szCs w:val="18"/>
-                <w:lang w:eastAsia="ko-KR"/>
-              </w:rPr>
-              <w:t xml:space="preserve">제한수위 자료 없음(별표3 미수록)을 정확히 답함</w:t>
-            </w:r>
-          </w:p>
-        </w:tc>
-      </w:tr>
-      <w:tr>
-        <w:trPr>
-          <w:cantSplit/>
-          <w:jc w:val="center"/>
-        </w:trPr>
-        <w:tc>
-          <w:tcPr>
-            <w:tcW w:w="2700" w:type="dxa"/>
-            <w:shd w:val="clear" w:color="auto" w:fill="EEF5FA"/>
-            <w:tcMar>
-              <w:top w:w="80" w:type="dxa"/>
-              <w:left w:w="110" w:type="dxa"/>
-              <w:bottom w:w="80" w:type="dxa"/>
-              <w:right w:w="110" w:type="dxa"/>
-            </w:tcMar>
-            <w:vAlign w:val="center"/>
-          </w:tcPr>
-          <w:p>
-            <w:pPr>
-              <w:spacing w:after="20" w:line="252" w:lineRule="auto"/>
-              <w:jc w:val="center"/>
-            </w:pPr>
-            <w:r>
-              <w:rPr>
-                <w:b/>
-                <w:color w:val="1F4E79"/>
-                <w:sz w:val="18"/>
-                <w:szCs w:val="18"/>
-                <w:lang w:eastAsia="ko-KR"/>
-              </w:rPr>
-              <w:t xml:space="preserve">m06 횡성 2020-08 방류 정리</w:t>
-            </w:r>
-          </w:p>
-        </w:tc>
-        <w:tc>
-          <w:tcPr>
-            <w:tcW w:w="700" w:type="dxa"/>
-            <w:tcMar>
-              <w:top w:w="80" w:type="dxa"/>
-              <w:left w:w="110" w:type="dxa"/>
-              <w:bottom w:w="80" w:type="dxa"/>
-              <w:right w:w="110" w:type="dxa"/>
-            </w:tcMar>
-            <w:vAlign w:val="center"/>
-          </w:tcPr>
-          <w:p>
-            <w:pPr>
-              <w:spacing w:after="20" w:line="252" w:lineRule="auto"/>
-            </w:pPr>
-            <w:r>
-              <w:rPr>
-                <w:sz w:val="18"/>
-                <w:szCs w:val="18"/>
-                <w:lang w:eastAsia="ko-KR"/>
-              </w:rPr>
-              <w:t xml:space="preserve">핵심</w:t>
-            </w:r>
-          </w:p>
-        </w:tc>
-        <w:tc>
-          <w:tcPr>
-            <w:tcW w:w="1500" w:type="dxa"/>
-            <w:tcMar>
-              <w:top w:w="80" w:type="dxa"/>
-              <w:left w:w="110" w:type="dxa"/>
-              <w:bottom w:w="80" w:type="dxa"/>
-              <w:right w:w="110" w:type="dxa"/>
-            </w:tcMar>
-            <w:vAlign w:val="center"/>
-          </w:tcPr>
-          <w:p>
-            <w:pPr>
-              <w:spacing w:after="20" w:line="252" w:lineRule="auto"/>
-            </w:pPr>
-            <w:r>
-              <w:rPr>
-                <w:sz w:val="18"/>
-                <w:szCs w:val="18"/>
-                <w:lang w:eastAsia="ko-KR"/>
-              </w:rPr>
-              <w:t xml:space="preserve">INTEGRATED 일치</w:t>
-            </w:r>
-          </w:p>
-        </w:tc>
-        <w:tc>
-          <w:tcPr>
-            <w:tcW w:w="1100" w:type="dxa"/>
-            <w:tcMar>
-              <w:top w:w="80" w:type="dxa"/>
-              <w:left w:w="110" w:type="dxa"/>
-              <w:bottom w:w="80" w:type="dxa"/>
-              <w:right w:w="110" w:type="dxa"/>
-            </w:tcMar>
-            <w:vAlign w:val="center"/>
-          </w:tcPr>
-          <w:p>
-            <w:pPr>
-              <w:spacing w:after="20" w:line="252" w:lineRule="auto"/>
-            </w:pPr>
-            <w:r>
-              <w:rPr>
-                <w:sz w:val="18"/>
-                <w:szCs w:val="18"/>
-                <w:lang w:eastAsia="ko-KR"/>
-              </w:rPr>
-              <w:t xml:space="preserve">대체로 맞음</w:t>
-            </w:r>
-          </w:p>
-        </w:tc>
-        <w:tc>
-          <w:tcPr>
-            <w:tcW w:w="3972" w:type="dxa"/>
-            <w:tcMar>
-              <w:top w:w="80" w:type="dxa"/>
-              <w:left w:w="110" w:type="dxa"/>
-              <w:bottom w:w="80" w:type="dxa"/>
-              <w:right w:w="110" w:type="dxa"/>
-            </w:tcMar>
-            <w:vAlign w:val="center"/>
-          </w:tcPr>
-          <w:p>
-            <w:pPr>
-              <w:spacing w:after="20" w:line="252" w:lineRule="auto"/>
-            </w:pPr>
-            <w:r>
-              <w:rPr>
-                <w:sz w:val="18"/>
-                <w:szCs w:val="18"/>
-                <w:lang w:eastAsia="ko-KR"/>
-              </w:rPr>
-              <w:t xml:space="preserve">사례 3개의 수위, 제한수위 대비, 방류량이 묶음과 일치. 방류 시각을 “승인된”으로 표현, 일부 근거 번호가 묶음에 없음(수정)</w:t>
-            </w:r>
-          </w:p>
-        </w:tc>
-      </w:tr>
-      <w:tr>
-        <w:trPr>
-          <w:cantSplit/>
-          <w:jc w:val="center"/>
-        </w:trPr>
-        <w:tc>
-          <w:tcPr>
-            <w:tcW w:w="2700" w:type="dxa"/>
-            <w:shd w:val="clear" w:color="auto" w:fill="EEF5FA"/>
-            <w:tcMar>
-              <w:top w:w="80" w:type="dxa"/>
-              <w:left w:w="110" w:type="dxa"/>
-              <w:bottom w:w="80" w:type="dxa"/>
-              <w:right w:w="110" w:type="dxa"/>
-            </w:tcMar>
-            <w:vAlign w:val="center"/>
-          </w:tcPr>
-          <w:p>
-            <w:pPr>
-              <w:spacing w:after="20" w:line="252" w:lineRule="auto"/>
-              <w:jc w:val="center"/>
-            </w:pPr>
-            <w:r>
-              <w:rPr>
-                <w:b/>
-                <w:color w:val="1F4E79"/>
-                <w:sz w:val="18"/>
-                <w:szCs w:val="18"/>
-                <w:lang w:eastAsia="ko-KR"/>
-              </w:rPr>
-              <w:t xml:space="preserve">m09 충주 방류 전 승인과 공식 근거</w:t>
-            </w:r>
-          </w:p>
-        </w:tc>
-        <w:tc>
-          <w:tcPr>
-            <w:tcW w:w="700" w:type="dxa"/>
-            <w:tcMar>
-              <w:top w:w="80" w:type="dxa"/>
-              <w:left w:w="110" w:type="dxa"/>
-              <w:bottom w:w="80" w:type="dxa"/>
-              <w:right w:w="110" w:type="dxa"/>
-            </w:tcMar>
-            <w:vAlign w:val="center"/>
-          </w:tcPr>
-          <w:p>
-            <w:pPr>
-              <w:spacing w:after="20" w:line="252" w:lineRule="auto"/>
-            </w:pPr>
-            <w:r>
-              <w:rPr>
-                <w:sz w:val="18"/>
-                <w:szCs w:val="18"/>
-                <w:lang w:eastAsia="ko-KR"/>
-              </w:rPr>
-              <w:t xml:space="preserve">핵심</w:t>
-            </w:r>
-          </w:p>
-        </w:tc>
-        <w:tc>
-          <w:tcPr>
-            <w:tcW w:w="1500" w:type="dxa"/>
-            <w:tcMar>
-              <w:top w:w="80" w:type="dxa"/>
-              <w:left w:w="110" w:type="dxa"/>
-              <w:bottom w:w="80" w:type="dxa"/>
-              <w:right w:w="110" w:type="dxa"/>
-            </w:tcMar>
-            <w:vAlign w:val="center"/>
-          </w:tcPr>
-          <w:p>
-            <w:pPr>
-              <w:spacing w:after="20" w:line="252" w:lineRule="auto"/>
-            </w:pPr>
-            <w:r>
-              <w:rPr>
-                <w:sz w:val="18"/>
-                <w:szCs w:val="18"/>
-                <w:lang w:eastAsia="ko-KR"/>
-              </w:rPr>
-              <w:t xml:space="preserve">INTEGRATED 일치</w:t>
-            </w:r>
-          </w:p>
-        </w:tc>
-        <w:tc>
-          <w:tcPr>
-            <w:tcW w:w="1100" w:type="dxa"/>
-            <w:tcMar>
-              <w:top w:w="80" w:type="dxa"/>
-              <w:left w:w="110" w:type="dxa"/>
-              <w:bottom w:w="80" w:type="dxa"/>
-              <w:right w:w="110" w:type="dxa"/>
-            </w:tcMar>
-            <w:vAlign w:val="center"/>
-          </w:tcPr>
-          <w:p>
-            <w:pPr>
-              <w:spacing w:after="20" w:line="252" w:lineRule="auto"/>
-            </w:pPr>
-            <w:r>
-              <w:rPr>
-                <w:sz w:val="18"/>
-                <w:szCs w:val="18"/>
-                <w:lang w:eastAsia="ko-KR"/>
-              </w:rPr>
-              <w:t xml:space="preserve">오류</w:t>
-            </w:r>
-          </w:p>
-        </w:tc>
-        <w:tc>
-          <w:tcPr>
-            <w:tcW w:w="3972" w:type="dxa"/>
-            <w:tcMar>
-              <w:top w:w="80" w:type="dxa"/>
-              <w:left w:w="110" w:type="dxa"/>
-              <w:bottom w:w="80" w:type="dxa"/>
-              <w:right w:w="110" w:type="dxa"/>
-            </w:tcMar>
-            <w:vAlign w:val="center"/>
-          </w:tcPr>
-          <w:p>
-            <w:pPr>
-              <w:spacing w:after="20" w:line="252" w:lineRule="auto"/>
-            </w:pPr>
-            <w:r>
-              <w:rPr>
-                <w:sz w:val="18"/>
-                <w:szCs w:val="18"/>
-                <w:lang w:eastAsia="ko-KR"/>
-              </w:rPr>
-              <w:t xml:space="preserve">방류의 근거(승인 기록)와 제한수위의 근거(별표3)를 혼동하고 근거 번호를 일부만 인용(수정)</w:t>
-            </w:r>
-          </w:p>
-        </w:tc>
-      </w:tr>
-      <w:tr>
-        <w:trPr>
-          <w:cantSplit/>
-          <w:jc w:val="center"/>
-        </w:trPr>
-        <w:tc>
-          <w:tcPr>
-            <w:tcW w:w="2700" w:type="dxa"/>
-            <w:shd w:val="clear" w:color="auto" w:fill="EEF5FA"/>
-            <w:tcMar>
-              <w:top w:w="80" w:type="dxa"/>
-              <w:left w:w="110" w:type="dxa"/>
-              <w:bottom w:w="80" w:type="dxa"/>
-              <w:right w:w="110" w:type="dxa"/>
-            </w:tcMar>
-            <w:vAlign w:val="center"/>
-          </w:tcPr>
-          <w:p>
-            <w:pPr>
-              <w:spacing w:after="20" w:line="252" w:lineRule="auto"/>
-              <w:jc w:val="center"/>
-            </w:pPr>
-            <w:r>
-              <w:rPr>
-                <w:b/>
-                <w:color w:val="1F4E79"/>
-                <w:sz w:val="18"/>
-                <w:szCs w:val="18"/>
-                <w:lang w:eastAsia="ko-KR"/>
-              </w:rPr>
-              <w:t xml:space="preserve">m04 소양강 유사 사례와 승인량 대비 방류량</w:t>
-            </w:r>
-          </w:p>
-        </w:tc>
-        <w:tc>
-          <w:tcPr>
-            <w:tcW w:w="700" w:type="dxa"/>
-            <w:tcMar>
-              <w:top w:w="80" w:type="dxa"/>
-              <w:left w:w="110" w:type="dxa"/>
-              <w:bottom w:w="80" w:type="dxa"/>
-              <w:right w:w="110" w:type="dxa"/>
-            </w:tcMar>
-            <w:vAlign w:val="center"/>
-          </w:tcPr>
-          <w:p>
-            <w:pPr>
-              <w:spacing w:after="20" w:line="252" w:lineRule="auto"/>
-            </w:pPr>
-            <w:r>
-              <w:rPr>
-                <w:sz w:val="18"/>
-                <w:szCs w:val="18"/>
-                <w:lang w:eastAsia="ko-KR"/>
-              </w:rPr>
-              <w:t xml:space="preserve">확장</w:t>
-            </w:r>
-          </w:p>
-        </w:tc>
-        <w:tc>
-          <w:tcPr>
-            <w:tcW w:w="1500" w:type="dxa"/>
-            <w:tcMar>
-              <w:top w:w="80" w:type="dxa"/>
-              <w:left w:w="110" w:type="dxa"/>
-              <w:bottom w:w="80" w:type="dxa"/>
-              <w:right w:w="110" w:type="dxa"/>
-            </w:tcMar>
-            <w:vAlign w:val="center"/>
-          </w:tcPr>
-          <w:p>
-            <w:pPr>
-              <w:spacing w:after="20" w:line="252" w:lineRule="auto"/>
-            </w:pPr>
-            <w:r>
-              <w:rPr>
-                <w:sz w:val="18"/>
-                <w:szCs w:val="18"/>
-                <w:lang w:eastAsia="ko-KR"/>
-              </w:rPr>
-              <w:t xml:space="preserve">SIMILAR 일치</w:t>
-            </w:r>
-          </w:p>
-        </w:tc>
-        <w:tc>
-          <w:tcPr>
-            <w:tcW w:w="1100" w:type="dxa"/>
-            <w:tcMar>
-              <w:top w:w="80" w:type="dxa"/>
-              <w:left w:w="110" w:type="dxa"/>
-              <w:bottom w:w="80" w:type="dxa"/>
-              <w:right w:w="110" w:type="dxa"/>
-            </w:tcMar>
-            <w:vAlign w:val="center"/>
-          </w:tcPr>
-          <w:p>
-            <w:pPr>
-              <w:spacing w:after="20" w:line="252" w:lineRule="auto"/>
-            </w:pPr>
-            <w:r>
-              <w:rPr>
-                <w:sz w:val="18"/>
-                <w:szCs w:val="18"/>
-                <w:lang w:eastAsia="ko-KR"/>
-              </w:rPr>
-              <w:t xml:space="preserve">대체로 맞음</w:t>
-            </w:r>
-          </w:p>
-        </w:tc>
-        <w:tc>
-          <w:tcPr>
-            <w:tcW w:w="3972" w:type="dxa"/>
-            <w:tcMar>
-              <w:top w:w="80" w:type="dxa"/>
-              <w:left w:w="110" w:type="dxa"/>
-              <w:bottom w:w="80" w:type="dxa"/>
-              <w:right w:w="110" w:type="dxa"/>
-            </w:tcMar>
-            <w:vAlign w:val="center"/>
-          </w:tcPr>
-          <w:p>
-            <w:pPr>
-              <w:spacing w:after="20" w:line="252" w:lineRule="auto"/>
-            </w:pPr>
-            <w:r>
-              <w:rPr>
-                <w:sz w:val="18"/>
-                <w:szCs w:val="18"/>
-                <w:lang w:eastAsia="ko-KR"/>
-              </w:rPr>
-              <w:t xml:space="preserve">유사 사례(2017-08-25)의 방류량이 승인 1500㎥/s의 67.4%로 묶음과 일치. 값 하나를 직접 계산</w:t>
-            </w:r>
-          </w:p>
-        </w:tc>
-      </w:tr>
-      <w:tr>
-        <w:trPr>
-          <w:cantSplit/>
-          <w:jc w:val="center"/>
-        </w:trPr>
-        <w:tc>
-          <w:tcPr>
-            <w:tcW w:w="2700" w:type="dxa"/>
-            <w:shd w:val="clear" w:color="auto" w:fill="EEF5FA"/>
-            <w:tcMar>
-              <w:top w:w="80" w:type="dxa"/>
-              <w:left w:w="110" w:type="dxa"/>
-              <w:bottom w:w="80" w:type="dxa"/>
-              <w:right w:w="110" w:type="dxa"/>
-            </w:tcMar>
-            <w:vAlign w:val="center"/>
-          </w:tcPr>
-          <w:p>
-            <w:pPr>
-              <w:spacing w:after="20" w:line="252" w:lineRule="auto"/>
-              <w:jc w:val="center"/>
-            </w:pPr>
-            <w:r>
-              <w:rPr>
-                <w:b/>
-                <w:color w:val="1F4E79"/>
-                <w:sz w:val="18"/>
-                <w:szCs w:val="18"/>
-                <w:lang w:eastAsia="ko-KR"/>
-              </w:rPr>
-              <w:t xml:space="preserve">m07 광동 유사 사례</w:t>
-            </w:r>
-          </w:p>
-        </w:tc>
-        <w:tc>
-          <w:tcPr>
-            <w:tcW w:w="700" w:type="dxa"/>
-            <w:tcMar>
-              <w:top w:w="80" w:type="dxa"/>
-              <w:left w:w="110" w:type="dxa"/>
-              <w:bottom w:w="80" w:type="dxa"/>
-              <w:right w:w="110" w:type="dxa"/>
-            </w:tcMar>
-            <w:vAlign w:val="center"/>
-          </w:tcPr>
-          <w:p>
-            <w:pPr>
-              <w:spacing w:after="20" w:line="252" w:lineRule="auto"/>
-            </w:pPr>
-            <w:r>
-              <w:rPr>
-                <w:sz w:val="18"/>
-                <w:szCs w:val="18"/>
-                <w:lang w:eastAsia="ko-KR"/>
-              </w:rPr>
-              <w:t xml:space="preserve">확장</w:t>
-            </w:r>
-          </w:p>
-        </w:tc>
-        <w:tc>
-          <w:tcPr>
-            <w:tcW w:w="1500" w:type="dxa"/>
-            <w:tcMar>
-              <w:top w:w="80" w:type="dxa"/>
-              <w:left w:w="110" w:type="dxa"/>
-              <w:bottom w:w="80" w:type="dxa"/>
-              <w:right w:w="110" w:type="dxa"/>
-            </w:tcMar>
-            <w:vAlign w:val="center"/>
-          </w:tcPr>
-          <w:p>
-            <w:pPr>
-              <w:spacing w:after="20" w:line="252" w:lineRule="auto"/>
-            </w:pPr>
-            <w:r>
-              <w:rPr>
-                <w:sz w:val="18"/>
-                <w:szCs w:val="18"/>
-                <w:lang w:eastAsia="ko-KR"/>
-              </w:rPr>
-              <w:t xml:space="preserve">SIMILAR 일치</w:t>
-            </w:r>
-          </w:p>
-        </w:tc>
-        <w:tc>
-          <w:tcPr>
-            <w:tcW w:w="1100" w:type="dxa"/>
-            <w:tcMar>
-              <w:top w:w="80" w:type="dxa"/>
-              <w:left w:w="110" w:type="dxa"/>
-              <w:bottom w:w="80" w:type="dxa"/>
-              <w:right w:w="110" w:type="dxa"/>
-            </w:tcMar>
-            <w:vAlign w:val="center"/>
-          </w:tcPr>
-          <w:p>
-            <w:pPr>
-              <w:spacing w:after="20" w:line="252" w:lineRule="auto"/>
-            </w:pPr>
-            <w:r>
-              <w:rPr>
-                <w:sz w:val="18"/>
-                <w:szCs w:val="18"/>
-                <w:lang w:eastAsia="ko-KR"/>
-              </w:rPr>
-              <w:t xml:space="preserve">대체로 맞음</w:t>
-            </w:r>
-          </w:p>
-        </w:tc>
-        <w:tc>
-          <w:tcPr>
-            <w:tcW w:w="3972" w:type="dxa"/>
-            <w:tcMar>
-              <w:top w:w="80" w:type="dxa"/>
-              <w:left w:w="110" w:type="dxa"/>
-              <w:bottom w:w="80" w:type="dxa"/>
-              <w:right w:w="110" w:type="dxa"/>
-            </w:tcMar>
-            <w:vAlign w:val="center"/>
-          </w:tcPr>
-          <w:p>
-            <w:pPr>
-              <w:spacing w:after="20" w:line="252" w:lineRule="auto"/>
-            </w:pPr>
-            <w:r>
-              <w:rPr>
-                <w:sz w:val="18"/>
-                <w:szCs w:val="18"/>
-                <w:lang w:eastAsia="ko-KR"/>
-              </w:rPr>
-              <w:t xml:space="preserve">제한수위 없음을 정확히 답함. 요청하지 않은 사례 수 추가, 승인과 방류 시작을 혼동</w:t>
-            </w:r>
-          </w:p>
-        </w:tc>
-      </w:tr>
-      <w:tr>
-        <w:trPr>
-          <w:cantSplit/>
-          <w:jc w:val="center"/>
-        </w:trPr>
-        <w:tc>
-          <w:tcPr>
-            <w:tcW w:w="2700" w:type="dxa"/>
-            <w:shd w:val="clear" w:color="auto" w:fill="EEF5FA"/>
-            <w:tcMar>
-              <w:top w:w="80" w:type="dxa"/>
-              <w:left w:w="110" w:type="dxa"/>
-              <w:bottom w:w="80" w:type="dxa"/>
-              <w:right w:w="110" w:type="dxa"/>
-            </w:tcMar>
-            <w:vAlign w:val="center"/>
-          </w:tcPr>
-          <w:p>
-            <w:pPr>
-              <w:spacing w:after="20" w:line="252" w:lineRule="auto"/>
-              <w:jc w:val="center"/>
-            </w:pPr>
-            <w:r>
-              <w:rPr>
-                <w:b/>
-                <w:color w:val="1F4E79"/>
-                <w:sz w:val="18"/>
-                <w:szCs w:val="18"/>
-                <w:lang w:eastAsia="ko-KR"/>
-              </w:rPr>
-              <w:t xml:space="preserve">m03 충주 유사 사례와 제한수위 비교</w:t>
-            </w:r>
-          </w:p>
-        </w:tc>
-        <w:tc>
-          <w:tcPr>
-            <w:tcW w:w="700" w:type="dxa"/>
-            <w:tcMar>
-              <w:top w:w="80" w:type="dxa"/>
-              <w:left w:w="110" w:type="dxa"/>
-              <w:bottom w:w="80" w:type="dxa"/>
-              <w:right w:w="110" w:type="dxa"/>
-            </w:tcMar>
-            <w:vAlign w:val="center"/>
-          </w:tcPr>
-          <w:p>
-            <w:pPr>
-              <w:spacing w:after="20" w:line="252" w:lineRule="auto"/>
-            </w:pPr>
-            <w:r>
-              <w:rPr>
-                <w:sz w:val="18"/>
-                <w:szCs w:val="18"/>
-                <w:lang w:eastAsia="ko-KR"/>
-              </w:rPr>
-              <w:t xml:space="preserve">확장</w:t>
-            </w:r>
-          </w:p>
-        </w:tc>
-        <w:tc>
-          <w:tcPr>
-            <w:tcW w:w="1500" w:type="dxa"/>
-            <w:tcMar>
-              <w:top w:w="80" w:type="dxa"/>
-              <w:left w:w="110" w:type="dxa"/>
-              <w:bottom w:w="80" w:type="dxa"/>
-              <w:right w:w="110" w:type="dxa"/>
-            </w:tcMar>
-            <w:vAlign w:val="center"/>
-          </w:tcPr>
-          <w:p>
-            <w:pPr>
-              <w:spacing w:after="20" w:line="252" w:lineRule="auto"/>
-            </w:pPr>
-            <w:r>
-              <w:rPr>
-                <w:sz w:val="18"/>
-                <w:szCs w:val="18"/>
-                <w:lang w:eastAsia="ko-KR"/>
-              </w:rPr>
-              <w:t xml:space="preserve">SIMILAR 일치</w:t>
-            </w:r>
-          </w:p>
-        </w:tc>
-        <w:tc>
-          <w:tcPr>
-            <w:tcW w:w="1100" w:type="dxa"/>
-            <w:tcMar>
-              <w:top w:w="80" w:type="dxa"/>
-              <w:left w:w="110" w:type="dxa"/>
-              <w:bottom w:w="80" w:type="dxa"/>
-              <w:right w:w="110" w:type="dxa"/>
-            </w:tcMar>
-            <w:vAlign w:val="center"/>
-          </w:tcPr>
-          <w:p>
-            <w:pPr>
-              <w:spacing w:after="20" w:line="252" w:lineRule="auto"/>
-            </w:pPr>
-            <w:r>
-              <w:rPr>
-                <w:sz w:val="18"/>
-                <w:szCs w:val="18"/>
-                <w:lang w:eastAsia="ko-KR"/>
-              </w:rPr>
-              <w:t xml:space="preserve">오류</w:t>
-            </w:r>
-          </w:p>
-        </w:tc>
-        <w:tc>
-          <w:tcPr>
-            <w:tcW w:w="3972" w:type="dxa"/>
-            <w:tcMar>
-              <w:top w:w="80" w:type="dxa"/>
-              <w:left w:w="110" w:type="dxa"/>
-              <w:bottom w:w="80" w:type="dxa"/>
-              <w:right w:w="110" w:type="dxa"/>
-            </w:tcMar>
-            <w:vAlign w:val="center"/>
-          </w:tcPr>
-          <w:p>
-            <w:pPr>
-              <w:spacing w:after="20" w:line="252" w:lineRule="auto"/>
-            </w:pPr>
-            <w:r>
-              <w:rPr>
-                <w:sz w:val="18"/>
-                <w:szCs w:val="18"/>
-                <w:lang w:eastAsia="ko-KR"/>
-              </w:rPr>
-              <w:t xml:space="preserve">현재 값을 사례 값으로 섞고 증가율을 직접 계산하여 틀림</w:t>
-            </w:r>
-          </w:p>
-        </w:tc>
-      </w:tr>
-      <w:tr>
-        <w:trPr>
-          <w:cantSplit/>
-          <w:jc w:val="center"/>
-        </w:trPr>
-        <w:tc>
-          <w:tcPr>
-            <w:tcW w:w="2700" w:type="dxa"/>
-            <w:shd w:val="clear" w:color="auto" w:fill="EEF5FA"/>
-            <w:tcMar>
-              <w:top w:w="80" w:type="dxa"/>
-              <w:left w:w="110" w:type="dxa"/>
-              <w:bottom w:w="80" w:type="dxa"/>
-              <w:right w:w="110" w:type="dxa"/>
-            </w:tcMar>
-            <w:vAlign w:val="center"/>
-          </w:tcPr>
-          <w:p>
-            <w:pPr>
-              <w:spacing w:after="20" w:line="252" w:lineRule="auto"/>
-              <w:jc w:val="center"/>
-            </w:pPr>
-            <w:r>
-              <w:rPr>
-                <w:b/>
-                <w:color w:val="1F4E79"/>
-                <w:sz w:val="18"/>
-                <w:szCs w:val="18"/>
-                <w:lang w:eastAsia="ko-KR"/>
-              </w:rPr>
-              <w:t xml:space="preserve">m05 충주 승인량과 실제 방류량의 차이</w:t>
-            </w:r>
-          </w:p>
-        </w:tc>
-        <w:tc>
-          <w:tcPr>
-            <w:tcW w:w="700" w:type="dxa"/>
-            <w:tcMar>
-              <w:top w:w="80" w:type="dxa"/>
-              <w:left w:w="110" w:type="dxa"/>
-              <w:bottom w:w="80" w:type="dxa"/>
-              <w:right w:w="110" w:type="dxa"/>
-            </w:tcMar>
-            <w:vAlign w:val="center"/>
-          </w:tcPr>
-          <w:p>
-            <w:pPr>
-              <w:spacing w:after="20" w:line="252" w:lineRule="auto"/>
-            </w:pPr>
-            <w:r>
-              <w:rPr>
-                <w:sz w:val="18"/>
-                <w:szCs w:val="18"/>
-                <w:lang w:eastAsia="ko-KR"/>
-              </w:rPr>
-              <w:t xml:space="preserve">확장</w:t>
-            </w:r>
-          </w:p>
-        </w:tc>
-        <w:tc>
-          <w:tcPr>
-            <w:tcW w:w="1500" w:type="dxa"/>
-            <w:tcMar>
-              <w:top w:w="80" w:type="dxa"/>
-              <w:left w:w="110" w:type="dxa"/>
-              <w:bottom w:w="80" w:type="dxa"/>
-              <w:right w:w="110" w:type="dxa"/>
-            </w:tcMar>
-            <w:vAlign w:val="center"/>
-          </w:tcPr>
-          <w:p>
-            <w:pPr>
-              <w:spacing w:after="20" w:line="252" w:lineRule="auto"/>
-            </w:pPr>
-            <w:r>
-              <w:rPr>
-                <w:sz w:val="18"/>
-                <w:szCs w:val="18"/>
-                <w:lang w:eastAsia="ko-KR"/>
-              </w:rPr>
-              <w:t xml:space="preserve">INTEGRATED 일치</w:t>
-            </w:r>
-          </w:p>
-        </w:tc>
-        <w:tc>
-          <w:tcPr>
-            <w:tcW w:w="1100" w:type="dxa"/>
-            <w:tcMar>
-              <w:top w:w="80" w:type="dxa"/>
-              <w:left w:w="110" w:type="dxa"/>
-              <w:bottom w:w="80" w:type="dxa"/>
-              <w:right w:w="110" w:type="dxa"/>
-            </w:tcMar>
-            <w:vAlign w:val="center"/>
-          </w:tcPr>
-          <w:p>
-            <w:pPr>
-              <w:spacing w:after="20" w:line="252" w:lineRule="auto"/>
-            </w:pPr>
-            <w:r>
-              <w:rPr>
-                <w:sz w:val="18"/>
-                <w:szCs w:val="18"/>
-                <w:lang w:eastAsia="ko-KR"/>
-              </w:rPr>
-              <w:t xml:space="preserve">오류</w:t>
-            </w:r>
-          </w:p>
-        </w:tc>
-        <w:tc>
-          <w:tcPr>
-            <w:tcW w:w="3972" w:type="dxa"/>
-            <w:tcMar>
-              <w:top w:w="80" w:type="dxa"/>
-              <w:left w:w="110" w:type="dxa"/>
-              <w:bottom w:w="80" w:type="dxa"/>
-              <w:right w:w="110" w:type="dxa"/>
-            </w:tcMar>
-            <w:vAlign w:val="center"/>
-          </w:tcPr>
-          <w:p>
-            <w:pPr>
-              <w:spacing w:after="20" w:line="252" w:lineRule="auto"/>
-            </w:pPr>
-            <w:r>
-              <w:rPr>
-                <w:sz w:val="18"/>
-                <w:szCs w:val="18"/>
-                <w:lang w:eastAsia="ko-KR"/>
-              </w:rPr>
-              <w:t xml:space="preserve">비율을 “차이”로 서술하고, 창 이후에 승인된 상한을 사용</w:t>
-            </w:r>
-          </w:p>
-        </w:tc>
-      </w:tr>
-      <w:tr>
-        <w:trPr>
-          <w:cantSplit/>
-          <w:jc w:val="center"/>
-        </w:trPr>
-        <w:tc>
-          <w:tcPr>
-            <w:tcW w:w="2700" w:type="dxa"/>
-            <w:shd w:val="clear" w:color="auto" w:fill="EEF5FA"/>
-            <w:tcMar>
-              <w:top w:w="80" w:type="dxa"/>
-              <w:left w:w="110" w:type="dxa"/>
-              <w:bottom w:w="80" w:type="dxa"/>
-              <w:right w:w="110" w:type="dxa"/>
-            </w:tcMar>
-            <w:vAlign w:val="center"/>
-          </w:tcPr>
-          <w:p>
-            <w:pPr>
-              <w:spacing w:after="20" w:line="252" w:lineRule="auto"/>
-              <w:jc w:val="center"/>
-            </w:pPr>
-            <w:r>
-              <w:rPr>
-                <w:b/>
-                <w:color w:val="1F4E79"/>
-                <w:sz w:val="18"/>
-                <w:szCs w:val="18"/>
-                <w:lang w:eastAsia="ko-KR"/>
-              </w:rPr>
-              <w:t xml:space="preserve">m10 소양강·충주 중 제한수위에 더 가까운 댐</w:t>
-            </w:r>
-          </w:p>
-        </w:tc>
-        <w:tc>
-          <w:tcPr>
-            <w:tcW w:w="700" w:type="dxa"/>
-            <w:tcMar>
-              <w:top w:w="80" w:type="dxa"/>
-              <w:left w:w="110" w:type="dxa"/>
-              <w:bottom w:w="80" w:type="dxa"/>
-              <w:right w:w="110" w:type="dxa"/>
-            </w:tcMar>
-            <w:vAlign w:val="center"/>
-          </w:tcPr>
-          <w:p>
-            <w:pPr>
-              <w:spacing w:after="20" w:line="252" w:lineRule="auto"/>
-            </w:pPr>
-            <w:r>
-              <w:rPr>
-                <w:sz w:val="18"/>
-                <w:szCs w:val="18"/>
-                <w:lang w:eastAsia="ko-KR"/>
-              </w:rPr>
-              <w:t xml:space="preserve">확장</w:t>
-            </w:r>
-          </w:p>
-        </w:tc>
-        <w:tc>
-          <w:tcPr>
-            <w:tcW w:w="1500" w:type="dxa"/>
-            <w:tcMar>
-              <w:top w:w="80" w:type="dxa"/>
-              <w:left w:w="110" w:type="dxa"/>
-              <w:bottom w:w="80" w:type="dxa"/>
-              <w:right w:w="110" w:type="dxa"/>
-            </w:tcMar>
-            <w:vAlign w:val="center"/>
-          </w:tcPr>
-          <w:p>
-            <w:pPr>
-              <w:spacing w:after="20" w:line="252" w:lineRule="auto"/>
-            </w:pPr>
-            <w:r>
-              <w:rPr>
-                <w:sz w:val="18"/>
-                <w:szCs w:val="18"/>
-                <w:lang w:eastAsia="ko-KR"/>
-              </w:rPr>
-              <w:t xml:space="preserve">CURRENT 불일치</w:t>
-            </w:r>
-          </w:p>
-        </w:tc>
-        <w:tc>
-          <w:tcPr>
-            <w:tcW w:w="1100" w:type="dxa"/>
-            <w:tcMar>
-              <w:top w:w="80" w:type="dxa"/>
-              <w:left w:w="110" w:type="dxa"/>
-              <w:bottom w:w="80" w:type="dxa"/>
-              <w:right w:w="110" w:type="dxa"/>
-            </w:tcMar>
-            <w:vAlign w:val="center"/>
-          </w:tcPr>
-          <w:p>
-            <w:pPr>
-              <w:spacing w:after="20" w:line="252" w:lineRule="auto"/>
-            </w:pPr>
-            <w:r>
-              <w:rPr>
-                <w:sz w:val="18"/>
-                <w:szCs w:val="18"/>
-                <w:lang w:eastAsia="ko-KR"/>
-              </w:rPr>
-              <w:t xml:space="preserve">실패</w:t>
-            </w:r>
-          </w:p>
-        </w:tc>
-        <w:tc>
-          <w:tcPr>
-            <w:tcW w:w="3972" w:type="dxa"/>
-            <w:tcMar>
-              <w:top w:w="80" w:type="dxa"/>
-              <w:left w:w="110" w:type="dxa"/>
-              <w:bottom w:w="80" w:type="dxa"/>
-              <w:right w:w="110" w:type="dxa"/>
-            </w:tcMar>
-            <w:vAlign w:val="center"/>
-          </w:tcPr>
-          <w:p>
-            <w:pPr>
-              <w:spacing w:after="20" w:line="252" w:lineRule="auto"/>
-            </w:pPr>
-            <w:r>
-              <w:rPr>
-                <w:sz w:val="18"/>
-                <w:szCs w:val="18"/>
-                <w:lang w:eastAsia="ko-KR"/>
-              </w:rPr>
-              <w:t xml:space="preserve">두 댐 비교(기대: 범위 밖)를 한 댐으로 처리</w:t>
+              <w:t xml:space="preserve">승인일과 방류 시작 시각을 구분하지 않고 서술</w:t>
+            </w:r>
+          </w:p>
+        </w:tc>
+        <w:tc>
+          <w:tcPr>
+            <w:tcW w:w="1200" w:type="dxa"/>
+            <w:tcMar>
+              <w:top w:w="80" w:type="dxa"/>
+              <w:left w:w="110" w:type="dxa"/>
+              <w:bottom w:w="80" w:type="dxa"/>
+              <w:right w:w="110" w:type="dxa"/>
+            </w:tcMar>
+            <w:vAlign w:val="center"/>
+          </w:tcPr>
+          <w:p>
+            <w:pPr>
+              <w:spacing w:after="20" w:line="252" w:lineRule="auto"/>
+            </w:pPr>
+            <w:r>
+              <w:rPr>
+                <w:sz w:val="18"/>
+                <w:szCs w:val="18"/>
+                <w:lang w:eastAsia="ko-KR"/>
+              </w:rPr>
+              <w:t xml:space="preserve">m06</w:t>
+            </w:r>
+          </w:p>
+        </w:tc>
+        <w:tc>
+          <w:tcPr>
+            <w:tcW w:w="3700" w:type="dxa"/>
+            <w:tcMar>
+              <w:top w:w="80" w:type="dxa"/>
+              <w:left w:w="110" w:type="dxa"/>
+              <w:bottom w:w="80" w:type="dxa"/>
+              <w:right w:w="110" w:type="dxa"/>
+            </w:tcMar>
+            <w:vAlign w:val="center"/>
+          </w:tcPr>
+          <w:p>
+            <w:pPr>
+              <w:spacing w:after="20" w:line="252" w:lineRule="auto"/>
+            </w:pPr>
+            <w:r>
+              <w:rPr>
+                <w:sz w:val="18"/>
+                <w:szCs w:val="18"/>
+                <w:lang w:eastAsia="ko-KR"/>
+              </w:rPr>
+              <w:t xml:space="preserve">답변 규칙에 승인일과 방류 시작 시각을 구분하도록 추가</w:t>
+            </w:r>
+          </w:p>
+        </w:tc>
+        <w:tc>
+          <w:tcPr>
+            <w:tcW w:w="1672" w:type="dxa"/>
+            <w:tcMar>
+              <w:top w:w="80" w:type="dxa"/>
+              <w:left w:w="110" w:type="dxa"/>
+              <w:bottom w:w="80" w:type="dxa"/>
+              <w:right w:w="110" w:type="dxa"/>
+            </w:tcMar>
+            <w:vAlign w:val="center"/>
+          </w:tcPr>
+          <w:p>
+            <w:pPr>
+              <w:spacing w:after="20" w:line="252" w:lineRule="auto"/>
+            </w:pPr>
+            <w:r>
+              <w:rPr>
+                <w:sz w:val="18"/>
+                <w:szCs w:val="18"/>
+                <w:lang w:eastAsia="ko-KR"/>
+              </w:rPr>
+              <w:t xml:space="preserve">수정, 재실행 필요</w:t>
             </w:r>
           </w:p>
         </w:tc>
@@ -20304,7 +21558,7 @@
                 <w:szCs w:val="18"/>
                 <w:lang w:eastAsia="ko-KR"/>
               </w:rPr>
-              <w:t xml:space="preserve">요약</w:t>
+              <w:t xml:space="preserve">해석</w:t>
             </w:r>
           </w:p>
         </w:tc>
@@ -20329,918 +21583,7 @@
                 <w:szCs w:val="18"/>
                 <w:lang w:eastAsia="ko-KR"/>
               </w:rPr>
-              <w:t xml:space="preserve">의도 분류는 10개 중 9개가 일치하였다. 핵심 질문 5개 중 맞음 3개, 대체로 맞음 1개, 오류 1개이고, 확장 질문 5개 중 대체로 맞음 2개, 오류 2개, 실패 1개이다.</w:t>
-            </w:r>
-          </w:p>
-        </w:tc>
-      </w:tr>
-    </w:tbl>
-    <w:p>
-      <w:pPr>
-        <w:spacing w:after="60"/>
-        <w:rPr>
-          <w:lang w:eastAsia="ko-KR"/>
-        </w:rPr>
-      </w:pPr>
-    </w:p>
-    <w:p>
-      <w:pPr>
-        <w:pStyle w:val="21"/>
-        <w:rPr>
-          <w:lang w:eastAsia="ko-KR"/>
-        </w:rPr>
-      </w:pPr>
-      <w:r>
-        <w:rPr>
-          <w:lang w:eastAsia="ko-KR"/>
-        </w:rPr>
-        <w:t xml:space="preserve">4.5 오류 원인과 수정</w:t>
-      </w:r>
-    </w:p>
-    <w:tbl>
-      <w:tblPr>
-        <w:tblW w:w="9972" w:type="dxa"/>
-        <w:jc w:val="center"/>
-        <w:tblBorders>
-          <w:top w:val="single" w:sz="5" w:space="0" w:color="A6A6A6"/>
-          <w:left w:val="single" w:sz="5" w:space="0" w:color="A6A6A6"/>
-          <w:bottom w:val="single" w:sz="5" w:space="0" w:color="A6A6A6"/>
-          <w:right w:val="single" w:sz="5" w:space="0" w:color="A6A6A6"/>
-          <w:insideH w:val="single" w:sz="5" w:space="0" w:color="A6A6A6"/>
-          <w:insideV w:val="single" w:sz="5" w:space="0" w:color="A6A6A6"/>
-        </w:tblBorders>
-        <w:tblLayout w:type="fixed"/>
-        <w:tblLook w:val="04A0" w:firstRow="1" w:lastRow="0" w:firstColumn="1" w:lastColumn="0" w:noHBand="0" w:noVBand="1"/>
-      </w:tblPr>
-      <w:tblGrid>
-        <w:gridCol w:w="3600"/>
-        <w:gridCol w:w="1500"/>
-        <w:gridCol w:w="3500"/>
-        <w:gridCol w:w="1372"/>
-      </w:tblGrid>
-      <w:tr>
-        <w:trPr>
-          <w:cantSplit/>
-          <w:tblHeader/>
-          <w:jc w:val="center"/>
-        </w:trPr>
-        <w:tc>
-          <w:tcPr>
-            <w:tcW w:w="3600" w:type="dxa"/>
-            <w:shd w:val="clear" w:color="auto" w:fill="D9EAF7"/>
-            <w:tcMar>
-              <w:top w:w="80" w:type="dxa"/>
-              <w:left w:w="110" w:type="dxa"/>
-              <w:bottom w:w="80" w:type="dxa"/>
-              <w:right w:w="110" w:type="dxa"/>
-            </w:tcMar>
-            <w:vAlign w:val="center"/>
-          </w:tcPr>
-          <w:p>
-            <w:pPr>
-              <w:spacing w:after="20" w:line="252" w:lineRule="auto"/>
-              <w:jc w:val="center"/>
-            </w:pPr>
-            <w:r>
-              <w:rPr>
-                <w:b/>
-                <w:sz w:val="18"/>
-                <w:szCs w:val="18"/>
-                <w:lang w:eastAsia="ko-KR"/>
-              </w:rPr>
-              <w:t xml:space="preserve">원인</w:t>
-            </w:r>
-          </w:p>
-        </w:tc>
-        <w:tc>
-          <w:tcPr>
-            <w:tcW w:w="1500" w:type="dxa"/>
-            <w:shd w:val="clear" w:color="auto" w:fill="D9EAF7"/>
-            <w:tcMar>
-              <w:top w:w="80" w:type="dxa"/>
-              <w:left w:w="110" w:type="dxa"/>
-              <w:bottom w:w="80" w:type="dxa"/>
-              <w:right w:w="110" w:type="dxa"/>
-            </w:tcMar>
-            <w:vAlign w:val="center"/>
-          </w:tcPr>
-          <w:p>
-            <w:pPr>
-              <w:spacing w:after="20" w:line="252" w:lineRule="auto"/>
-              <w:jc w:val="center"/>
-            </w:pPr>
-            <w:r>
-              <w:rPr>
-                <w:b/>
-                <w:sz w:val="18"/>
-                <w:szCs w:val="18"/>
-                <w:lang w:eastAsia="ko-KR"/>
-              </w:rPr>
-              <w:t xml:space="preserve">질문</w:t>
-            </w:r>
-          </w:p>
-        </w:tc>
-        <w:tc>
-          <w:tcPr>
-            <w:tcW w:w="3500" w:type="dxa"/>
-            <w:shd w:val="clear" w:color="auto" w:fill="D9EAF7"/>
-            <w:tcMar>
-              <w:top w:w="80" w:type="dxa"/>
-              <w:left w:w="110" w:type="dxa"/>
-              <w:bottom w:w="80" w:type="dxa"/>
-              <w:right w:w="110" w:type="dxa"/>
-            </w:tcMar>
-            <w:vAlign w:val="center"/>
-          </w:tcPr>
-          <w:p>
-            <w:pPr>
-              <w:spacing w:after="20" w:line="252" w:lineRule="auto"/>
-              <w:jc w:val="center"/>
-            </w:pPr>
-            <w:r>
-              <w:rPr>
-                <w:b/>
-                <w:sz w:val="18"/>
-                <w:szCs w:val="18"/>
-                <w:lang w:eastAsia="ko-KR"/>
-              </w:rPr>
-              <w:t xml:space="preserve">수정</w:t>
-            </w:r>
-          </w:p>
-        </w:tc>
-        <w:tc>
-          <w:tcPr>
-            <w:tcW w:w="1372" w:type="dxa"/>
-            <w:shd w:val="clear" w:color="auto" w:fill="D9EAF7"/>
-            <w:tcMar>
-              <w:top w:w="80" w:type="dxa"/>
-              <w:left w:w="110" w:type="dxa"/>
-              <w:bottom w:w="80" w:type="dxa"/>
-              <w:right w:w="110" w:type="dxa"/>
-            </w:tcMar>
-            <w:vAlign w:val="center"/>
-          </w:tcPr>
-          <w:p>
-            <w:pPr>
-              <w:spacing w:after="20" w:line="252" w:lineRule="auto"/>
-              <w:jc w:val="center"/>
-            </w:pPr>
-            <w:r>
-              <w:rPr>
-                <w:b/>
-                <w:sz w:val="18"/>
-                <w:szCs w:val="18"/>
-                <w:lang w:eastAsia="ko-KR"/>
-              </w:rPr>
-              <w:t xml:space="preserve">상태</w:t>
-            </w:r>
-          </w:p>
-        </w:tc>
-      </w:tr>
-      <w:tr>
-        <w:trPr>
-          <w:cantSplit/>
-          <w:jc w:val="center"/>
-        </w:trPr>
-        <w:tc>
-          <w:tcPr>
-            <w:tcW w:w="3600" w:type="dxa"/>
-            <w:shd w:val="clear" w:color="auto" w:fill="EEF5FA"/>
-            <w:tcMar>
-              <w:top w:w="80" w:type="dxa"/>
-              <w:left w:w="110" w:type="dxa"/>
-              <w:bottom w:w="80" w:type="dxa"/>
-              <w:right w:w="110" w:type="dxa"/>
-            </w:tcMar>
-            <w:vAlign w:val="center"/>
-          </w:tcPr>
-          <w:p>
-            <w:pPr>
-              <w:spacing w:after="20" w:line="252" w:lineRule="auto"/>
-              <w:jc w:val="center"/>
-            </w:pPr>
-            <w:r>
-              <w:rPr>
-                <w:b/>
-                <w:color w:val="1F4E79"/>
-                <w:sz w:val="18"/>
-                <w:szCs w:val="18"/>
-                <w:lang w:eastAsia="ko-KR"/>
-              </w:rPr>
-              <w:t xml:space="preserve">LLM이 같은 키를 두 번 쓴 JSON에서 파서가 마지막 값만 취함</w:t>
-            </w:r>
-          </w:p>
-        </w:tc>
-        <w:tc>
-          <w:tcPr>
-            <w:tcW w:w="1500" w:type="dxa"/>
-            <w:tcMar>
-              <w:top w:w="80" w:type="dxa"/>
-              <w:left w:w="110" w:type="dxa"/>
-              <w:bottom w:w="80" w:type="dxa"/>
-              <w:right w:w="110" w:type="dxa"/>
-            </w:tcMar>
-            <w:vAlign w:val="center"/>
-          </w:tcPr>
-          <w:p>
-            <w:pPr>
-              <w:spacing w:after="20" w:line="252" w:lineRule="auto"/>
-            </w:pPr>
-            <w:r>
-              <w:rPr>
-                <w:sz w:val="18"/>
-                <w:szCs w:val="18"/>
-                <w:lang w:eastAsia="ko-KR"/>
-              </w:rPr>
-              <w:t xml:space="preserve">m10</w:t>
-            </w:r>
-          </w:p>
-        </w:tc>
-        <w:tc>
-          <w:tcPr>
-            <w:tcW w:w="3500" w:type="dxa"/>
-            <w:tcMar>
-              <w:top w:w="80" w:type="dxa"/>
-              <w:left w:w="110" w:type="dxa"/>
-              <w:bottom w:w="80" w:type="dxa"/>
-              <w:right w:w="110" w:type="dxa"/>
-            </w:tcMar>
-            <w:vAlign w:val="center"/>
-          </w:tcPr>
-          <w:p>
-            <w:pPr>
-              <w:spacing w:after="20" w:line="252" w:lineRule="auto"/>
-            </w:pPr>
-            <w:r>
-              <w:rPr>
-                <w:sz w:val="18"/>
-                <w:szCs w:val="18"/>
-                <w:lang w:eastAsia="ko-KR"/>
-              </w:rPr>
-              <w:t xml:space="preserve">중복 키를 감지하여 범위 밖으로 거절</w:t>
-            </w:r>
-          </w:p>
-        </w:tc>
-        <w:tc>
-          <w:tcPr>
-            <w:tcW w:w="1372" w:type="dxa"/>
-            <w:tcMar>
-              <w:top w:w="80" w:type="dxa"/>
-              <w:left w:w="110" w:type="dxa"/>
-              <w:bottom w:w="80" w:type="dxa"/>
-              <w:right w:w="110" w:type="dxa"/>
-            </w:tcMar>
-            <w:vAlign w:val="center"/>
-          </w:tcPr>
-          <w:p>
-            <w:pPr>
-              <w:spacing w:after="20" w:line="252" w:lineRule="auto"/>
-            </w:pPr>
-            <w:r>
-              <w:rPr>
-                <w:sz w:val="18"/>
-                <w:szCs w:val="18"/>
-                <w:lang w:eastAsia="ko-KR"/>
-              </w:rPr>
-              <w:t xml:space="preserve">수정 (재실행 필요)</w:t>
-            </w:r>
-          </w:p>
-        </w:tc>
-      </w:tr>
-      <w:tr>
-        <w:trPr>
-          <w:cantSplit/>
-          <w:jc w:val="center"/>
-        </w:trPr>
-        <w:tc>
-          <w:tcPr>
-            <w:tcW w:w="3600" w:type="dxa"/>
-            <w:shd w:val="clear" w:color="auto" w:fill="EEF5FA"/>
-            <w:tcMar>
-              <w:top w:w="80" w:type="dxa"/>
-              <w:left w:w="110" w:type="dxa"/>
-              <w:bottom w:w="80" w:type="dxa"/>
-              <w:right w:w="110" w:type="dxa"/>
-            </w:tcMar>
-            <w:vAlign w:val="center"/>
-          </w:tcPr>
-          <w:p>
-            <w:pPr>
-              <w:spacing w:after="20" w:line="252" w:lineRule="auto"/>
-              <w:jc w:val="center"/>
-            </w:pPr>
-            <w:r>
-              <w:rPr>
-                <w:b/>
-                <w:color w:val="1F4E79"/>
-                <w:sz w:val="18"/>
-                <w:szCs w:val="18"/>
-                <w:lang w:eastAsia="ko-KR"/>
-              </w:rPr>
-              <w:t xml:space="preserve">운영행위의 근거에 허가한 승인 중 첫 승인의 근거만 포함</w:t>
-            </w:r>
-          </w:p>
-        </w:tc>
-        <w:tc>
-          <w:tcPr>
-            <w:tcW w:w="1500" w:type="dxa"/>
-            <w:tcMar>
-              <w:top w:w="80" w:type="dxa"/>
-              <w:left w:w="110" w:type="dxa"/>
-              <w:bottom w:w="80" w:type="dxa"/>
-              <w:right w:w="110" w:type="dxa"/>
-            </w:tcMar>
-            <w:vAlign w:val="center"/>
-          </w:tcPr>
-          <w:p>
-            <w:pPr>
-              <w:spacing w:after="20" w:line="252" w:lineRule="auto"/>
-            </w:pPr>
-            <w:r>
-              <w:rPr>
-                <w:sz w:val="18"/>
-                <w:szCs w:val="18"/>
-                <w:lang w:eastAsia="ko-KR"/>
-              </w:rPr>
-              <w:t xml:space="preserve">m09, m06, m07</w:t>
-            </w:r>
-          </w:p>
-        </w:tc>
-        <w:tc>
-          <w:tcPr>
-            <w:tcW w:w="3500" w:type="dxa"/>
-            <w:tcMar>
-              <w:top w:w="80" w:type="dxa"/>
-              <w:left w:w="110" w:type="dxa"/>
-              <w:bottom w:w="80" w:type="dxa"/>
-              <w:right w:w="110" w:type="dxa"/>
-            </w:tcMar>
-            <w:vAlign w:val="center"/>
-          </w:tcPr>
-          <w:p>
-            <w:pPr>
-              <w:spacing w:after="20" w:line="252" w:lineRule="auto"/>
-            </w:pPr>
-            <w:r>
-              <w:rPr>
-                <w:sz w:val="18"/>
-                <w:szCs w:val="18"/>
-                <w:lang w:eastAsia="ko-KR"/>
-              </w:rPr>
-              <w:t xml:space="preserve">모든 승인의 근거를 승인일 순으로 포함하고 방류의 근거와 제한수위의 근거를 구분</w:t>
-            </w:r>
-          </w:p>
-        </w:tc>
-        <w:tc>
-          <w:tcPr>
-            <w:tcW w:w="1372" w:type="dxa"/>
-            <w:tcMar>
-              <w:top w:w="80" w:type="dxa"/>
-              <w:left w:w="110" w:type="dxa"/>
-              <w:bottom w:w="80" w:type="dxa"/>
-              <w:right w:w="110" w:type="dxa"/>
-            </w:tcMar>
-            <w:vAlign w:val="center"/>
-          </w:tcPr>
-          <w:p>
-            <w:pPr>
-              <w:spacing w:after="20" w:line="252" w:lineRule="auto"/>
-            </w:pPr>
-            <w:r>
-              <w:rPr>
-                <w:sz w:val="18"/>
-                <w:szCs w:val="18"/>
-                <w:lang w:eastAsia="ko-KR"/>
-              </w:rPr>
-              <w:t xml:space="preserve">수정</w:t>
-            </w:r>
-          </w:p>
-        </w:tc>
-      </w:tr>
-      <w:tr>
-        <w:trPr>
-          <w:cantSplit/>
-          <w:jc w:val="center"/>
-        </w:trPr>
-        <w:tc>
-          <w:tcPr>
-            <w:tcW w:w="3600" w:type="dxa"/>
-            <w:shd w:val="clear" w:color="auto" w:fill="EEF5FA"/>
-            <w:tcMar>
-              <w:top w:w="80" w:type="dxa"/>
-              <w:left w:w="110" w:type="dxa"/>
-              <w:bottom w:w="80" w:type="dxa"/>
-              <w:right w:w="110" w:type="dxa"/>
-            </w:tcMar>
-            <w:vAlign w:val="center"/>
-          </w:tcPr>
-          <w:p>
-            <w:pPr>
-              <w:spacing w:after="20" w:line="252" w:lineRule="auto"/>
-              <w:jc w:val="center"/>
-            </w:pPr>
-            <w:r>
-              <w:rPr>
-                <w:b/>
-                <w:color w:val="1F4E79"/>
-                <w:sz w:val="18"/>
-                <w:szCs w:val="18"/>
-                <w:lang w:eastAsia="ko-KR"/>
-              </w:rPr>
-              <w:t xml:space="preserve">창 이후에 승인된 상한에도 비율을 계산</w:t>
-            </w:r>
-          </w:p>
-        </w:tc>
-        <w:tc>
-          <w:tcPr>
-            <w:tcW w:w="1500" w:type="dxa"/>
-            <w:tcMar>
-              <w:top w:w="80" w:type="dxa"/>
-              <w:left w:w="110" w:type="dxa"/>
-              <w:bottom w:w="80" w:type="dxa"/>
-              <w:right w:w="110" w:type="dxa"/>
-            </w:tcMar>
-            <w:vAlign w:val="center"/>
-          </w:tcPr>
-          <w:p>
-            <w:pPr>
-              <w:spacing w:after="20" w:line="252" w:lineRule="auto"/>
-            </w:pPr>
-            <w:r>
-              <w:rPr>
-                <w:sz w:val="18"/>
-                <w:szCs w:val="18"/>
-                <w:lang w:eastAsia="ko-KR"/>
-              </w:rPr>
-              <w:t xml:space="preserve">m05, m09</w:t>
-            </w:r>
-          </w:p>
-        </w:tc>
-        <w:tc>
-          <w:tcPr>
-            <w:tcW w:w="3500" w:type="dxa"/>
-            <w:tcMar>
-              <w:top w:w="80" w:type="dxa"/>
-              <w:left w:w="110" w:type="dxa"/>
-              <w:bottom w:w="80" w:type="dxa"/>
-              <w:right w:w="110" w:type="dxa"/>
-            </w:tcMar>
-            <w:vAlign w:val="center"/>
-          </w:tcPr>
-          <w:p>
-            <w:pPr>
-              <w:spacing w:after="20" w:line="252" w:lineRule="auto"/>
-            </w:pPr>
-            <w:r>
-              <w:rPr>
-                <w:sz w:val="18"/>
-                <w:szCs w:val="18"/>
-                <w:lang w:eastAsia="ko-KR"/>
-              </w:rPr>
-              <w:t xml:space="preserve">승인일이 창보다 늦은 승인은 비율에서 제외하고 사유를 표시</w:t>
-            </w:r>
-          </w:p>
-        </w:tc>
-        <w:tc>
-          <w:tcPr>
-            <w:tcW w:w="1372" w:type="dxa"/>
-            <w:tcMar>
-              <w:top w:w="80" w:type="dxa"/>
-              <w:left w:w="110" w:type="dxa"/>
-              <w:bottom w:w="80" w:type="dxa"/>
-              <w:right w:w="110" w:type="dxa"/>
-            </w:tcMar>
-            <w:vAlign w:val="center"/>
-          </w:tcPr>
-          <w:p>
-            <w:pPr>
-              <w:spacing w:after="20" w:line="252" w:lineRule="auto"/>
-            </w:pPr>
-            <w:r>
-              <w:rPr>
-                <w:sz w:val="18"/>
-                <w:szCs w:val="18"/>
-                <w:lang w:eastAsia="ko-KR"/>
-              </w:rPr>
-              <w:t xml:space="preserve">수정</w:t>
-            </w:r>
-          </w:p>
-        </w:tc>
-      </w:tr>
-      <w:tr>
-        <w:trPr>
-          <w:cantSplit/>
-          <w:jc w:val="center"/>
-        </w:trPr>
-        <w:tc>
-          <w:tcPr>
-            <w:tcW w:w="3600" w:type="dxa"/>
-            <w:shd w:val="clear" w:color="auto" w:fill="EEF5FA"/>
-            <w:tcMar>
-              <w:top w:w="80" w:type="dxa"/>
-              <w:left w:w="110" w:type="dxa"/>
-              <w:bottom w:w="80" w:type="dxa"/>
-              <w:right w:w="110" w:type="dxa"/>
-            </w:tcMar>
-            <w:vAlign w:val="center"/>
-          </w:tcPr>
-          <w:p>
-            <w:pPr>
-              <w:spacing w:after="20" w:line="252" w:lineRule="auto"/>
-              <w:jc w:val="center"/>
-            </w:pPr>
-            <w:r>
-              <w:rPr>
-                <w:b/>
-                <w:color w:val="1F4E79"/>
-                <w:sz w:val="18"/>
-                <w:szCs w:val="18"/>
-                <w:lang w:eastAsia="ko-KR"/>
-              </w:rPr>
-              <w:t xml:space="preserve">현재와 사례의 차이를 LLM이 직접 계산</w:t>
-            </w:r>
-          </w:p>
-        </w:tc>
-        <w:tc>
-          <w:tcPr>
-            <w:tcW w:w="1500" w:type="dxa"/>
-            <w:tcMar>
-              <w:top w:w="80" w:type="dxa"/>
-              <w:left w:w="110" w:type="dxa"/>
-              <w:bottom w:w="80" w:type="dxa"/>
-              <w:right w:w="110" w:type="dxa"/>
-            </w:tcMar>
-            <w:vAlign w:val="center"/>
-          </w:tcPr>
-          <w:p>
-            <w:pPr>
-              <w:spacing w:after="20" w:line="252" w:lineRule="auto"/>
-            </w:pPr>
-            <w:r>
-              <w:rPr>
-                <w:sz w:val="18"/>
-                <w:szCs w:val="18"/>
-                <w:lang w:eastAsia="ko-KR"/>
-              </w:rPr>
-              <w:t xml:space="preserve">m03, m04</w:t>
-            </w:r>
-          </w:p>
-        </w:tc>
-        <w:tc>
-          <w:tcPr>
-            <w:tcW w:w="3500" w:type="dxa"/>
-            <w:tcMar>
-              <w:top w:w="80" w:type="dxa"/>
-              <w:left w:w="110" w:type="dxa"/>
-              <w:bottom w:w="80" w:type="dxa"/>
-              <w:right w:w="110" w:type="dxa"/>
-            </w:tcMar>
-            <w:vAlign w:val="center"/>
-          </w:tcPr>
-          <w:p>
-            <w:pPr>
-              <w:spacing w:after="20" w:line="252" w:lineRule="auto"/>
-            </w:pPr>
-            <w:r>
-              <w:rPr>
-                <w:sz w:val="18"/>
-                <w:szCs w:val="18"/>
-                <w:lang w:eastAsia="ko-KR"/>
-              </w:rPr>
-              <w:t xml:space="preserve">수위 차, 제한수위 대비, 유입량 배수를 프로그램이 계산해 제공</w:t>
-            </w:r>
-          </w:p>
-        </w:tc>
-        <w:tc>
-          <w:tcPr>
-            <w:tcW w:w="1372" w:type="dxa"/>
-            <w:tcMar>
-              <w:top w:w="80" w:type="dxa"/>
-              <w:left w:w="110" w:type="dxa"/>
-              <w:bottom w:w="80" w:type="dxa"/>
-              <w:right w:w="110" w:type="dxa"/>
-            </w:tcMar>
-            <w:vAlign w:val="center"/>
-          </w:tcPr>
-          <w:p>
-            <w:pPr>
-              <w:spacing w:after="20" w:line="252" w:lineRule="auto"/>
-            </w:pPr>
-            <w:r>
-              <w:rPr>
-                <w:sz w:val="18"/>
-                <w:szCs w:val="18"/>
-                <w:lang w:eastAsia="ko-KR"/>
-              </w:rPr>
-              <w:t xml:space="preserve">수정</w:t>
-            </w:r>
-          </w:p>
-        </w:tc>
-      </w:tr>
-      <w:tr>
-        <w:trPr>
-          <w:cantSplit/>
-          <w:jc w:val="center"/>
-        </w:trPr>
-        <w:tc>
-          <w:tcPr>
-            <w:tcW w:w="3600" w:type="dxa"/>
-            <w:shd w:val="clear" w:color="auto" w:fill="EEF5FA"/>
-            <w:tcMar>
-              <w:top w:w="80" w:type="dxa"/>
-              <w:left w:w="110" w:type="dxa"/>
-              <w:bottom w:w="80" w:type="dxa"/>
-              <w:right w:w="110" w:type="dxa"/>
-            </w:tcMar>
-            <w:vAlign w:val="center"/>
-          </w:tcPr>
-          <w:p>
-            <w:pPr>
-              <w:spacing w:after="20" w:line="252" w:lineRule="auto"/>
-              <w:jc w:val="center"/>
-            </w:pPr>
-            <w:r>
-              <w:rPr>
-                <w:b/>
-                <w:color w:val="1F4E79"/>
-                <w:sz w:val="18"/>
-                <w:szCs w:val="18"/>
-                <w:lang w:eastAsia="ko-KR"/>
-              </w:rPr>
-              <w:t xml:space="preserve">요청하지 않은 사례 수, 긴 소수 표기</w:t>
-            </w:r>
-          </w:p>
-        </w:tc>
-        <w:tc>
-          <w:tcPr>
-            <w:tcW w:w="1500" w:type="dxa"/>
-            <w:tcMar>
-              <w:top w:w="80" w:type="dxa"/>
-              <w:left w:w="110" w:type="dxa"/>
-              <w:bottom w:w="80" w:type="dxa"/>
-              <w:right w:w="110" w:type="dxa"/>
-            </w:tcMar>
-            <w:vAlign w:val="center"/>
-          </w:tcPr>
-          <w:p>
-            <w:pPr>
-              <w:spacing w:after="20" w:line="252" w:lineRule="auto"/>
-            </w:pPr>
-            <w:r>
-              <w:rPr>
-                <w:sz w:val="18"/>
-                <w:szCs w:val="18"/>
-                <w:lang w:eastAsia="ko-KR"/>
-              </w:rPr>
-              <w:t xml:space="preserve">m03, m04, m07</w:t>
-            </w:r>
-          </w:p>
-        </w:tc>
-        <w:tc>
-          <w:tcPr>
-            <w:tcW w:w="3500" w:type="dxa"/>
-            <w:tcMar>
-              <w:top w:w="80" w:type="dxa"/>
-              <w:left w:w="110" w:type="dxa"/>
-              <w:bottom w:w="80" w:type="dxa"/>
-              <w:right w:w="110" w:type="dxa"/>
-            </w:tcMar>
-            <w:vAlign w:val="center"/>
-          </w:tcPr>
-          <w:p>
-            <w:pPr>
-              <w:spacing w:after="20" w:line="252" w:lineRule="auto"/>
-            </w:pPr>
-            <w:r>
-              <w:rPr>
-                <w:sz w:val="18"/>
-                <w:szCs w:val="18"/>
-                <w:lang w:eastAsia="ko-KR"/>
-              </w:rPr>
-              <w:t xml:space="preserve">프롬프트 보강, 측정값 반올림</w:t>
-            </w:r>
-          </w:p>
-        </w:tc>
-        <w:tc>
-          <w:tcPr>
-            <w:tcW w:w="1372" w:type="dxa"/>
-            <w:tcMar>
-              <w:top w:w="80" w:type="dxa"/>
-              <w:left w:w="110" w:type="dxa"/>
-              <w:bottom w:w="80" w:type="dxa"/>
-              <w:right w:w="110" w:type="dxa"/>
-            </w:tcMar>
-            <w:vAlign w:val="center"/>
-          </w:tcPr>
-          <w:p>
-            <w:pPr>
-              <w:spacing w:after="20" w:line="252" w:lineRule="auto"/>
-            </w:pPr>
-            <w:r>
-              <w:rPr>
-                <w:sz w:val="18"/>
-                <w:szCs w:val="18"/>
-                <w:lang w:eastAsia="ko-KR"/>
-              </w:rPr>
-              <w:t xml:space="preserve">수정</w:t>
-            </w:r>
-          </w:p>
-        </w:tc>
-      </w:tr>
-      <w:tr>
-        <w:trPr>
-          <w:cantSplit/>
-          <w:jc w:val="center"/>
-        </w:trPr>
-        <w:tc>
-          <w:tcPr>
-            <w:tcW w:w="3600" w:type="dxa"/>
-            <w:shd w:val="clear" w:color="auto" w:fill="EEF5FA"/>
-            <w:tcMar>
-              <w:top w:w="80" w:type="dxa"/>
-              <w:left w:w="110" w:type="dxa"/>
-              <w:bottom w:w="80" w:type="dxa"/>
-              <w:right w:w="110" w:type="dxa"/>
-            </w:tcMar>
-            <w:vAlign w:val="center"/>
-          </w:tcPr>
-          <w:p>
-            <w:pPr>
-              <w:spacing w:after="20" w:line="252" w:lineRule="auto"/>
-              <w:jc w:val="center"/>
-            </w:pPr>
-            <w:r>
-              <w:rPr>
-                <w:b/>
-                <w:color w:val="1F4E79"/>
-                <w:sz w:val="18"/>
-                <w:szCs w:val="18"/>
-                <w:lang w:eastAsia="ko-KR"/>
-              </w:rPr>
-              <w:t xml:space="preserve">개념 혼동, 경고 무시(모델)</w:t>
-            </w:r>
-          </w:p>
-        </w:tc>
-        <w:tc>
-          <w:tcPr>
-            <w:tcW w:w="1500" w:type="dxa"/>
-            <w:tcMar>
-              <w:top w:w="80" w:type="dxa"/>
-              <w:left w:w="110" w:type="dxa"/>
-              <w:bottom w:w="80" w:type="dxa"/>
-              <w:right w:w="110" w:type="dxa"/>
-            </w:tcMar>
-            <w:vAlign w:val="center"/>
-          </w:tcPr>
-          <w:p>
-            <w:pPr>
-              <w:spacing w:after="20" w:line="252" w:lineRule="auto"/>
-            </w:pPr>
-            <w:r>
-              <w:rPr>
-                <w:sz w:val="18"/>
-                <w:szCs w:val="18"/>
-                <w:lang w:eastAsia="ko-KR"/>
-              </w:rPr>
-              <w:t xml:space="preserve">m05, m09</w:t>
-            </w:r>
-          </w:p>
-        </w:tc>
-        <w:tc>
-          <w:tcPr>
-            <w:tcW w:w="3500" w:type="dxa"/>
-            <w:tcMar>
-              <w:top w:w="80" w:type="dxa"/>
-              <w:left w:w="110" w:type="dxa"/>
-              <w:bottom w:w="80" w:type="dxa"/>
-              <w:right w:w="110" w:type="dxa"/>
-            </w:tcMar>
-            <w:vAlign w:val="center"/>
-          </w:tcPr>
-          <w:p>
-            <w:pPr>
-              <w:spacing w:after="20" w:line="252" w:lineRule="auto"/>
-            </w:pPr>
-            <w:r>
-              <w:rPr>
-                <w:sz w:val="18"/>
-                <w:szCs w:val="18"/>
-                <w:lang w:eastAsia="ko-KR"/>
-              </w:rPr>
-              <w:t xml:space="preserve">프롬프트에 규칙 추가, 더 큰 모델에서 재확인</w:t>
-            </w:r>
-          </w:p>
-        </w:tc>
-        <w:tc>
-          <w:tcPr>
-            <w:tcW w:w="1372" w:type="dxa"/>
-            <w:tcMar>
-              <w:top w:w="80" w:type="dxa"/>
-              <w:left w:w="110" w:type="dxa"/>
-              <w:bottom w:w="80" w:type="dxa"/>
-              <w:right w:w="110" w:type="dxa"/>
-            </w:tcMar>
-            <w:vAlign w:val="center"/>
-          </w:tcPr>
-          <w:p>
-            <w:pPr>
-              <w:spacing w:after="20" w:line="252" w:lineRule="auto"/>
-            </w:pPr>
-            <w:r>
-              <w:rPr>
-                <w:sz w:val="18"/>
-                <w:szCs w:val="18"/>
-                <w:lang w:eastAsia="ko-KR"/>
-              </w:rPr>
-              <w:t xml:space="preserve">재실행 필요</w:t>
-            </w:r>
-          </w:p>
-        </w:tc>
-      </w:tr>
-    </w:tbl>
-    <w:p>
-      <w:pPr>
-        <w:spacing w:after="60"/>
-        <w:rPr>
-          <w:lang w:eastAsia="ko-KR"/>
-        </w:rPr>
-      </w:pPr>
-    </w:p>
-    <w:tbl>
-      <w:tblPr>
-        <w:tblW w:w="9972" w:type="dxa"/>
-        <w:jc w:val="center"/>
-        <w:tblBorders>
-          <w:top w:val="single" w:sz="5" w:space="0" w:color="A6A6A6"/>
-          <w:left w:val="single" w:sz="5" w:space="0" w:color="A6A6A6"/>
-          <w:bottom w:val="single" w:sz="5" w:space="0" w:color="A6A6A6"/>
-          <w:right w:val="single" w:sz="5" w:space="0" w:color="A6A6A6"/>
-          <w:insideH w:val="single" w:sz="5" w:space="0" w:color="A6A6A6"/>
-          <w:insideV w:val="single" w:sz="5" w:space="0" w:color="A6A6A6"/>
-        </w:tblBorders>
-        <w:tblLayout w:type="fixed"/>
-        <w:tblLook w:val="04A0" w:firstRow="1" w:lastRow="0" w:firstColumn="1" w:lastColumn="0" w:noHBand="0" w:noVBand="1"/>
-      </w:tblPr>
-      <w:tblGrid>
-        <w:gridCol w:w="1944"/>
-        <w:gridCol w:w="8028"/>
-      </w:tblGrid>
-      <w:tr>
-        <w:trPr>
-          <w:cantSplit/>
-          <w:jc w:val="center"/>
-        </w:trPr>
-        <w:tc>
-          <w:tcPr>
-            <w:tcW w:w="1944" w:type="dxa"/>
-            <w:shd w:val="clear" w:color="auto" w:fill="EEF5FA"/>
-            <w:tcMar>
-              <w:top w:w="80" w:type="dxa"/>
-              <w:left w:w="110" w:type="dxa"/>
-              <w:bottom w:w="80" w:type="dxa"/>
-              <w:right w:w="110" w:type="dxa"/>
-            </w:tcMar>
-            <w:vAlign w:val="center"/>
-          </w:tcPr>
-          <w:p>
-            <w:pPr>
-              <w:spacing w:after="20" w:line="252" w:lineRule="auto"/>
-              <w:jc w:val="center"/>
-            </w:pPr>
-            <w:r>
-              <w:rPr>
-                <w:b/>
-                <w:color w:val="1F4E79"/>
-                <w:sz w:val="18"/>
-                <w:szCs w:val="18"/>
-                <w:lang w:eastAsia="ko-KR"/>
-              </w:rPr>
-              <w:t xml:space="preserve">해석</w:t>
-            </w:r>
-          </w:p>
-        </w:tc>
-        <w:tc>
-          <w:tcPr>
-            <w:tcW w:w="8028" w:type="dxa"/>
-            <w:tcMar>
-              <w:top w:w="80" w:type="dxa"/>
-              <w:left w:w="110" w:type="dxa"/>
-              <w:bottom w:w="80" w:type="dxa"/>
-              <w:right w:w="110" w:type="dxa"/>
-            </w:tcMar>
-            <w:vAlign w:val="center"/>
-          </w:tcPr>
-          <w:p>
-            <w:pPr>
-              <w:spacing w:after="20" w:line="252" w:lineRule="auto"/>
-            </w:pPr>
-            <w:r>
-              <w:rPr>
-                <w:sz w:val="18"/>
-                <w:szCs w:val="18"/>
-                <w:lang w:eastAsia="ko-KR"/>
-              </w:rPr>
-              <w:t xml:space="preserve">질문에서 답변 생성까지 전 과정이 동작하고, 근거 묶음의 수치와 근거 번호를 인용한 답변이 생성됨을 확인하였다. 오류의 상당수는 근거 묶음의 구성에서 비롯되어 수정하였다. 본 결과는 소형 모델로 한 번 실행한 예비 결과이며 정확도나 효과를 입증하는 것은 아니다.</w:t>
+              <w:t xml:space="preserve">CQ에 해당하는 질문 5개에서 질문 해석, 근거 조회, 답변 생성까지 전 과정이 동작하고, 근거 묶음의 수치와 근거 번호를 인용한 답변이 생성됨을 확인하였다. 오류의 상당수는 근거 묶음의 구성에서 비롯되어 수정하였다. 본 결과는 소형 모델로 한 번 실행한 결과이며 정확도나 효과를 입증하는 것은 아니다.</w:t>
             </w:r>
           </w:p>
         </w:tc>
@@ -21660,7 +22003,7 @@
                 <w:szCs w:val="18"/>
                 <w:lang w:eastAsia="ko-KR"/>
               </w:rPr>
-              <w:t xml:space="preserve">소형 모델(8B), 질문 10개, 1회 실행이다. 의도 분류 정확도와 답변의 안정성은 확인되지 않았고, 표 데이터를 그대로 주는 방식과의 비교 기준선이 없다.</w:t>
+              <w:t xml:space="preserve">소형 모델(8B), CQ에 해당하는 질문 5개, 1회 실행이다. 의도 분류 정확도와 답변의 안정성은 확인되지 않았고, 표 데이터를 그대로 주는 방식과의 비교 기준선이 없다.</w:t>
             </w:r>
           </w:p>
         </w:tc>

--- a/lab_meeting/랩미팅 자료_KG구축_검색답변_초안.docx
+++ b/lab_meeting/랩미팅 자료_KG구축_검색답변_초안.docx
@@ -15289,7 +15289,7 @@
           <w:szCs w:val="20"/>
           <w:lang w:eastAsia="ko-KR"/>
         </w:rPr>
-        <w:t xml:space="preserve">3.3~3.8은 아래 질문 하나가 각 단계에서 어떻게 처리되는지 따라가며 설명한다. 이 질문은 상태·운영행위·승인·기준·근거를 모두 필요로 하여 Ontology의 전체 질문에 해당한다.</w:t>
+        <w:t xml:space="preserve">3.3~3.8은 아래 질문 하나가 각 단계에서 어떻게 처리되는지 따라가며 설명한다. 이 질문은 현재 상태와 제한수위를 확인하고, 비슷했던 과거 사례의 운영행위·승인·방류량까지 함께 보는 질문으로 Ontology의 전체 질문에 해당한다.</w:t>
       </w:r>
     </w:p>
     <w:tbl>
@@ -15366,7 +15366,7 @@
                 <w:szCs w:val="18"/>
                 <w:lang w:eastAsia="ko-KR"/>
               </w:rPr>
-              <w:t xml:space="preserve">횡성댐 2020년 8월 방류 운영을 승인 내용과 당시 수위, 제한수위, 근거까지 한 번에 정리해줘</w:t>
+              <w:t xml:space="preserve">소양강댐 지금 상태를 제한수위와 비교하고, 비슷했던 과거 사례에서 승인된 방류량 대비 실제 방류량이 어땠는지 알려줘</w:t>
             </w:r>
           </w:p>
         </w:tc>
@@ -16756,7 +16756,7 @@
           <w:szCs w:val="20"/>
           <w:lang w:eastAsia="ko-KR"/>
         </w:rPr>
-        <w:t xml:space="preserve">LLM(Qwen3-8B)에게 질문과 3.2절의 의도 목록, 분류 규칙을 주고, 의도 하나와 댐·기간을 JSON 형식으로만 출력하게 하였다. 질문 표현이 다양하고 CQ별 학습 데이터가 없어, 규칙이나 지도학습 모델 대신 LLM이 분류하도록 하였다.</w:t>
+        <w:t xml:space="preserve">LLM(Qwen3-8B)에게 질문과 3.2절의 의도 목록, 분류 규칙을 주고, 의도 하나와 댐·사례 수 같은 값을 JSON 형식으로만 출력하게 하였다. 질문 표현이 다양하고 CQ별 학습 데이터가 없어, 규칙이나 지도학습 모델 대신 LLM이 분류하도록 하였다. 예시 질문은 현재 상태와 비슷한 과거 사례를 묻고 있어 SIMILAR로 분류되었다.</w:t>
       </w:r>
     </w:p>
     <w:tbl>
@@ -16833,7 +16833,7 @@
                 <w:szCs w:val="18"/>
                 <w:lang w:eastAsia="ko-KR"/>
               </w:rPr>
-              <w:t xml:space="preserve">{"intent": "INTEGRATED", "slots": {"dam": "횡성댐", "time": {"start": "2020-08-01", "end": "2020-08-31"}}}</w:t>
+              <w:t xml:space="preserve">{"intent": "SIMILAR", "slots": {"dam": "소양강댐", "k": 1}}</w:t>
             </w:r>
           </w:p>
         </w:tc>
@@ -16936,7 +16936,7 @@
           <w:szCs w:val="20"/>
           <w:lang w:eastAsia="ko-KR"/>
         </w:rPr>
-        <w:t xml:space="preserve">프로그램이 다음을 확인하고, 하나라도 어긋나면 조회하지 않고 “범위 밖”으로 답한다: 의도가 목록에 있는지, 댐이 KG에 있는 4개 중 하나인지, 날짜 형식이 맞는지, JSON에 같은 키가 두 번 나오지 않는지, 여러 댐을 비교하는 질문이 아닌지. 예시 질문은 의도가 목록에 있고, 횡성댐은 4개 댐에 포함되며, 날짜 형식이 맞아 통과한다.</w:t>
+        <w:t xml:space="preserve">프로그램이 다음을 확인하고, 하나라도 어긋나면 조회하지 않고 “범위 밖”으로 답한다: 의도가 목록에 있는지, 댐이 KG에 있는 4개 중 하나인지, 날짜 형식이 맞는지, JSON에 같은 키가 두 번 나오지 않는지, 여러 댐을 비교하는 질문이 아닌지. 예시 질문은 의도가 목록에 있고, 소양강댐은 4개 댐에 포함되며, 사례 수가 정수여서 통과한다.</w:t>
       </w:r>
     </w:p>
     <w:p>
@@ -17028,7 +17028,7 @@
           <w:szCs w:val="20"/>
           <w:lang w:eastAsia="ko-KR"/>
         </w:rPr>
-        <w:t xml:space="preserve">의도마다 Cypher 질의 틀을 미리 만들어 두고, 단계 2를 통과한 댐과 기간만 채워 실행한다. LLM이 질의를 직접 만들면 잘못된 질의가 나올 수 있고 어떤 질의가 실행되었는지 확인하기 어려워, GraphAide와 달리 정해진 틀을 사용하였다. 예시 질문(INTEGRATED)은 아래 질의로 운영행위와 그것을 허가한 승인을 가져오고, 같은 방식으로 제한수위와 근거자료를 가져온다.</w:t>
+        <w:t xml:space="preserve">의도마다 Cypher 질의 틀을 미리 만들어 두고, 단계 2를 통과한 댐과 값만 채워 실행한다. LLM이 질의를 직접 만들면 잘못된 질의가 나올 수 있고 어떤 질의가 실행되었는지 확인하기 어려워, GraphAide와 달리 정해진 틀을 사용하였다. 예시 질문(SIMILAR)은 아래 두 질의를 쓴다.</w:t>
       </w:r>
     </w:p>
     <w:tbl>
@@ -17143,7 +17143,7 @@
                 <w:szCs w:val="18"/>
                 <w:lang w:eastAsia="ko-KR"/>
               </w:rPr>
-              <w:t xml:space="preserve">MATCH (o:Operation)-[:performedOnDam]-&gt;(d:Dam {damName: $dam}) WHERE o.operationTime &gt;= datetime($s) AND o.operationTime &lt; datetime($e) OPTIONAL MATCH (a:Approval)-[:authorizes]-&gt;(o) RETURN o.id, o.operationType, o.operationTime, a.id, a.approvalTime, a.approvalContent</w:t>
+              <w:t xml:space="preserve">MATCH (o:Operation)-[:performedOnDam]-&gt;(d:Dam {damName: $dam}) RETURN o.id, o.operationTime</w:t>
             </w:r>
           </w:p>
         </w:tc>
@@ -17168,7 +17168,67 @@
                 <w:szCs w:val="18"/>
                 <w:lang w:eastAsia="ko-KR"/>
               </w:rPr>
-              <w:t xml:space="preserve">댐 이름이 $dam인 Dam에서 수행된 Operation 중 운영행위 시각이 $s 이상 $e 미만인 것과, 그것을 승인(authorizes)한 Approval의 ID·승인일·내용을 가져온다</w:t>
+              <w:t xml:space="preserve">댐 이름이 $dam인 Dam에서 수행된 모든 Operation의 ID와 운영행위 시각을 가져온다. 이 시점들이 비교할 과거 사례의 후보가 된다 (소양강댐은 측정값이 있는 4개 시점)</w:t>
+            </w:r>
+          </w:p>
+        </w:tc>
+      </w:tr>
+      <w:tr>
+        <w:trPr>
+          <w:cantSplit/>
+          <w:jc w:val="center"/>
+        </w:trPr>
+        <w:tc>
+          <w:tcPr>
+            <w:tcW w:w="5600" w:type="dxa"/>
+            <w:shd w:val="clear" w:color="auto" w:fill="EEF5FA"/>
+            <w:tcMar>
+              <w:top w:w="80" w:type="dxa"/>
+              <w:left w:w="110" w:type="dxa"/>
+              <w:bottom w:w="80" w:type="dxa"/>
+              <w:right w:w="110" w:type="dxa"/>
+            </w:tcMar>
+            <w:vAlign w:val="center"/>
+          </w:tcPr>
+          <w:p>
+            <w:pPr>
+              <w:spacing w:after="20" w:line="252" w:lineRule="auto"/>
+              <w:jc w:val="center"/>
+            </w:pPr>
+            <w:r>
+              <w:rPr>
+                <w:b/>
+                <w:color w:val="1F4E79"/>
+                <w:sz w:val="18"/>
+                <w:szCs w:val="18"/>
+                <w:lang w:eastAsia="ko-KR"/>
+              </w:rPr>
+              <w:t xml:space="preserve">MATCH (x:Entity {id: $id})-[:supportedBy]-&gt;(e:EvidenceSource) RETURN e.id, e.sourceTitle, e.sourceType, e.sourceLocator, e.chunkId</w:t>
+            </w:r>
+          </w:p>
+        </w:tc>
+        <w:tc>
+          <w:tcPr>
+            <w:tcW w:w="4372" w:type="dxa"/>
+            <w:tcMar>
+              <w:top w:w="80" w:type="dxa"/>
+              <w:left w:w="110" w:type="dxa"/>
+              <w:bottom w:w="80" w:type="dxa"/>
+              <w:right w:w="110" w:type="dxa"/>
+            </w:tcMar>
+            <w:vAlign w:val="center"/>
+          </w:tcPr>
+          <w:p>
+            <w:pPr>
+              <w:spacing w:after="20" w:line="252" w:lineRule="auto"/>
+            </w:pPr>
+            <w:r>
+              <w:rPr>
+                <w:sz w:val="18"/>
+                <w:szCs w:val="18"/>
+                <w:lang w:eastAsia="ko-KR"/>
+              </w:rPr>
+              <w:t xml:space="preserve">선택된 사례의 운영행위, 승인, 제한수위처럼 $id로 지정한 개체의 근거자료를 가져온다</w:t>
             </w:r>
           </w:p>
         </w:tc>
@@ -17181,6 +17241,22 @@
           <w:lang w:eastAsia="ko-KR"/>
         </w:rPr>
       </w:pPr>
+    </w:p>
+    <w:p>
+      <w:pPr>
+        <w:spacing w:before="60" w:after="120"/>
+        <w:rPr>
+          <w:lang w:eastAsia="ko-KR"/>
+        </w:rPr>
+      </w:pPr>
+      <w:r>
+        <w:rPr>
+          <w:sz w:val="20"/>
+          <w:szCs w:val="20"/>
+          <w:lang w:eastAsia="ko-KR"/>
+        </w:rPr>
+        <w:t xml:space="preserve">선택된 과거 사례(유사도 순위 1)에 대해 KG에서 가져온 내용은 다음과 같다.</w:t>
+      </w:r>
     </w:p>
     <w:tbl>
       <w:tblPr>
@@ -17352,7 +17428,7 @@
                 <w:szCs w:val="18"/>
                 <w:lang w:eastAsia="ko-KR"/>
               </w:rPr>
-              <w:t xml:space="preserve">OPR:3475:1</w:t>
+              <w:t xml:space="preserve">OPR:2754:1</w:t>
             </w:r>
           </w:p>
         </w:tc>
@@ -17377,7 +17453,7 @@
                 <w:szCs w:val="18"/>
                 <w:lang w:eastAsia="ko-KR"/>
               </w:rPr>
-              <w:t xml:space="preserve">탄력적 방류</w:t>
+              <w:t xml:space="preserve">초기방류</w:t>
             </w:r>
           </w:p>
         </w:tc>
@@ -17402,7 +17478,7 @@
                 <w:szCs w:val="18"/>
                 <w:lang w:eastAsia="ko-KR"/>
               </w:rPr>
-              <w:t xml:space="preserve">2020-08-04 15:00</w:t>
+              <w:t xml:space="preserve">2017-08-25 15:00</w:t>
             </w:r>
           </w:p>
         </w:tc>
@@ -17427,7 +17503,7 @@
                 <w:szCs w:val="18"/>
                 <w:lang w:eastAsia="ko-KR"/>
               </w:rPr>
-              <w:t xml:space="preserve">APR:3475 (08-04), APR:3648 (08-12)</w:t>
+              <w:t xml:space="preserve">APR:2754 (08-24), APR:2804 (08-27)</w:t>
             </w:r>
           </w:p>
         </w:tc>
@@ -17462,7 +17538,7 @@
                 <w:szCs w:val="18"/>
                 <w:lang w:eastAsia="ko-KR"/>
               </w:rPr>
-              <w:t xml:space="preserve">OPR:3732:1</w:t>
+              <w:t xml:space="preserve">OPR:2754:2</w:t>
             </w:r>
           </w:p>
         </w:tc>
@@ -17487,7 +17563,7 @@
                 <w:szCs w:val="18"/>
                 <w:lang w:eastAsia="ko-KR"/>
               </w:rPr>
-              <w:t xml:space="preserve">방류</w:t>
+              <w:t xml:space="preserve">탄력적 방류</w:t>
             </w:r>
           </w:p>
         </w:tc>
@@ -17512,7 +17588,7 @@
                 <w:szCs w:val="18"/>
                 <w:lang w:eastAsia="ko-KR"/>
               </w:rPr>
-              <w:t xml:space="preserve">2020-08-26 17:00</w:t>
+              <w:t xml:space="preserve">2017-08-25 15:00</w:t>
             </w:r>
           </w:p>
         </w:tc>
@@ -17537,117 +17613,7 @@
                 <w:szCs w:val="18"/>
                 <w:lang w:eastAsia="ko-KR"/>
               </w:rPr>
-              <w:t xml:space="preserve">APR:3732 (08-26)</w:t>
-            </w:r>
-          </w:p>
-        </w:tc>
-      </w:tr>
-      <w:tr>
-        <w:trPr>
-          <w:cantSplit/>
-          <w:jc w:val="center"/>
-        </w:trPr>
-        <w:tc>
-          <w:tcPr>
-            <w:tcW w:w="2000" w:type="dxa"/>
-            <w:shd w:val="clear" w:color="auto" w:fill="EEF5FA"/>
-            <w:tcMar>
-              <w:top w:w="80" w:type="dxa"/>
-              <w:left w:w="110" w:type="dxa"/>
-              <w:bottom w:w="80" w:type="dxa"/>
-              <w:right w:w="110" w:type="dxa"/>
-            </w:tcMar>
-            <w:vAlign w:val="center"/>
-          </w:tcPr>
-          <w:p>
-            <w:pPr>
-              <w:spacing w:after="20" w:line="252" w:lineRule="auto"/>
-              <w:jc w:val="center"/>
-            </w:pPr>
-            <w:r>
-              <w:rPr>
-                <w:b/>
-                <w:color w:val="1F4E79"/>
-                <w:sz w:val="18"/>
-                <w:szCs w:val="18"/>
-                <w:lang w:eastAsia="ko-KR"/>
-              </w:rPr>
-              <w:t xml:space="preserve">OPR:3742:1</w:t>
-            </w:r>
-          </w:p>
-        </w:tc>
-        <w:tc>
-          <w:tcPr>
-            <w:tcW w:w="1800" w:type="dxa"/>
-            <w:tcMar>
-              <w:top w:w="80" w:type="dxa"/>
-              <w:left w:w="110" w:type="dxa"/>
-              <w:bottom w:w="80" w:type="dxa"/>
-              <w:right w:w="110" w:type="dxa"/>
-            </w:tcMar>
-            <w:vAlign w:val="center"/>
-          </w:tcPr>
-          <w:p>
-            <w:pPr>
-              <w:spacing w:after="20" w:line="252" w:lineRule="auto"/>
-            </w:pPr>
-            <w:r>
-              <w:rPr>
-                <w:sz w:val="18"/>
-                <w:szCs w:val="18"/>
-                <w:lang w:eastAsia="ko-KR"/>
-              </w:rPr>
-              <w:t xml:space="preserve">탄력적 방류</w:t>
-            </w:r>
-          </w:p>
-        </w:tc>
-        <w:tc>
-          <w:tcPr>
-            <w:tcW w:w="2400" w:type="dxa"/>
-            <w:tcMar>
-              <w:top w:w="80" w:type="dxa"/>
-              <w:left w:w="110" w:type="dxa"/>
-              <w:bottom w:w="80" w:type="dxa"/>
-              <w:right w:w="110" w:type="dxa"/>
-            </w:tcMar>
-            <w:vAlign w:val="center"/>
-          </w:tcPr>
-          <w:p>
-            <w:pPr>
-              <w:spacing w:after="20" w:line="252" w:lineRule="auto"/>
-            </w:pPr>
-            <w:r>
-              <w:rPr>
-                <w:sz w:val="18"/>
-                <w:szCs w:val="18"/>
-                <w:lang w:eastAsia="ko-KR"/>
-              </w:rPr>
-              <w:t xml:space="preserve">2020-08-29 12:00</w:t>
-            </w:r>
-          </w:p>
-        </w:tc>
-        <w:tc>
-          <w:tcPr>
-            <w:tcW w:w="3772" w:type="dxa"/>
-            <w:tcMar>
-              <w:top w:w="80" w:type="dxa"/>
-              <w:left w:w="110" w:type="dxa"/>
-              <w:bottom w:w="80" w:type="dxa"/>
-              <w:right w:w="110" w:type="dxa"/>
-            </w:tcMar>
-            <w:vAlign w:val="center"/>
-          </w:tcPr>
-          <w:p>
-            <w:pPr>
-              <w:spacing w:after="20" w:line="252" w:lineRule="auto"/>
-            </w:pPr>
-            <w:r>
-              <w:rPr>
-                <w:sz w:val="18"/>
-                <w:szCs w:val="18"/>
-                <w:lang w:eastAsia="ko-KR"/>
-              </w:rPr>
-              <w:t xml:space="preserve">APR:3742 (08-29), APR:3767 (09-02)</w:t>
+              <w:t xml:space="preserve">APR:2754 (08-24), APR:2804 (08-27)</w:t>
             </w:r>
           </w:p>
         </w:tc>
@@ -17674,7 +17640,7 @@
           <w:szCs w:val="20"/>
           <w:lang w:eastAsia="ko-KR"/>
         </w:rPr>
-        <w:t xml:space="preserve">제한수위는 Criterion CRI:CR-03(횡성댐 홍수기 제한수위 178.2 EL.m)에서 가져온다.</w:t>
+        <w:t xml:space="preserve">제한수위는 Criterion CRI:CR-01(소양강댐 홍수기 제한수위 190.3 EL.m)에서 가져온다.</w:t>
       </w:r>
     </w:p>
     <w:p>
@@ -17766,7 +17732,7 @@
           <w:szCs w:val="20"/>
           <w:lang w:eastAsia="ko-KR"/>
         </w:rPr>
-        <w:t xml:space="preserve">KG의 상태 Entity에 있는 stationCode(횡성댐 1006110)로 측정자료 저장소에서 시간별 6개 변수를 읽고, 근거자료 Entity의 chunkId(LAW:별표3)로 문서 저장소에서 별표3 원문을 읽어 온다. 측정값은 운영행위 시각의 앞 6시간~뒤 12시간 구간을 가져와 행위 전후의 변화를 볼 수 있게 하였다. 아래는 OPR:3475:1의 구간(2020-08-04 09:00~2020-08-05 03:00, 19행) 중 일부이다.</w:t>
+        <w:t xml:space="preserve">KG의 상태 Entity에 있는 stationCode(소양강댐 1012110)로 측정자료 저장소에서 두 가지를 읽는다. 하나는 현재 상태(저장된 가장 최근 시각), 다른 하나는 사례의 운영행위 시각 앞 6시간~뒤 12시간의 시간별 6개 변수이다. 행위 전후의 변화를 볼 수 있도록 이 구간으로 정하였다. 제한수위의 근거는 chunkId(LAW:별표3)로 문서 저장소에서 별표3 원문을 읽어 온다.</w:t>
       </w:r>
     </w:p>
     <w:tbl>
@@ -17785,10 +17751,11 @@
         <w:tblLook w:val="04A0" w:firstRow="1" w:lastRow="0" w:firstColumn="1" w:lastColumn="0" w:noHBand="0" w:noVBand="1"/>
       </w:tblPr>
       <w:tblGrid>
-        <w:gridCol w:w="3000"/>
-        <w:gridCol w:w="2300"/>
-        <w:gridCol w:w="2300"/>
-        <w:gridCol w:w="2372"/>
+        <w:gridCol w:w="2000"/>
+        <w:gridCol w:w="2500"/>
+        <w:gridCol w:w="1700"/>
+        <w:gridCol w:w="1800"/>
+        <w:gridCol w:w="1972"/>
       </w:tblGrid>
       <w:tr>
         <w:trPr>
@@ -17798,7 +17765,7 @@
         </w:trPr>
         <w:tc>
           <w:tcPr>
-            <w:tcW w:w="3000" w:type="dxa"/>
+            <w:tcW w:w="2000" w:type="dxa"/>
             <w:shd w:val="clear" w:color="auto" w:fill="D9EAF7"/>
             <w:tcMar>
               <w:top w:w="80" w:type="dxa"/>
@@ -17820,13 +17787,41 @@
                 <w:szCs w:val="18"/>
                 <w:lang w:eastAsia="ko-KR"/>
               </w:rPr>
+              <w:t xml:space="preserve">구분</w:t>
+            </w:r>
+          </w:p>
+        </w:tc>
+        <w:tc>
+          <w:tcPr>
+            <w:tcW w:w="2500" w:type="dxa"/>
+            <w:shd w:val="clear" w:color="auto" w:fill="D9EAF7"/>
+            <w:tcMar>
+              <w:top w:w="80" w:type="dxa"/>
+              <w:left w:w="110" w:type="dxa"/>
+              <w:bottom w:w="80" w:type="dxa"/>
+              <w:right w:w="110" w:type="dxa"/>
+            </w:tcMar>
+            <w:vAlign w:val="center"/>
+          </w:tcPr>
+          <w:p>
+            <w:pPr>
+              <w:spacing w:after="20" w:line="252" w:lineRule="auto"/>
+              <w:jc w:val="center"/>
+            </w:pPr>
+            <w:r>
+              <w:rPr>
+                <w:b/>
+                <w:sz w:val="18"/>
+                <w:szCs w:val="18"/>
+                <w:lang w:eastAsia="ko-KR"/>
+              </w:rPr>
               <w:t xml:space="preserve">시각</w:t>
             </w:r>
           </w:p>
         </w:tc>
         <w:tc>
           <w:tcPr>
-            <w:tcW w:w="2300" w:type="dxa"/>
+            <w:tcW w:w="1700" w:type="dxa"/>
             <w:shd w:val="clear" w:color="auto" w:fill="D9EAF7"/>
             <w:tcMar>
               <w:top w:w="80" w:type="dxa"/>
@@ -17854,7 +17849,7 @@
         </w:tc>
         <w:tc>
           <w:tcPr>
-            <w:tcW w:w="2300" w:type="dxa"/>
+            <w:tcW w:w="1800" w:type="dxa"/>
             <w:shd w:val="clear" w:color="auto" w:fill="D9EAF7"/>
             <w:tcMar>
               <w:top w:w="80" w:type="dxa"/>
@@ -17882,7 +17877,7 @@
         </w:tc>
         <w:tc>
           <w:tcPr>
-            <w:tcW w:w="2372" w:type="dxa"/>
+            <w:tcW w:w="1972" w:type="dxa"/>
             <w:shd w:val="clear" w:color="auto" w:fill="D9EAF7"/>
             <w:tcMar>
               <w:top w:w="80" w:type="dxa"/>
@@ -17916,7 +17911,7 @@
         </w:trPr>
         <w:tc>
           <w:tcPr>
-            <w:tcW w:w="3000" w:type="dxa"/>
+            <w:tcW w:w="2000" w:type="dxa"/>
             <w:shd w:val="clear" w:color="auto" w:fill="EEF5FA"/>
             <w:tcMar>
               <w:top w:w="80" w:type="dxa"/>
@@ -17939,82 +17934,107 @@
                 <w:szCs w:val="18"/>
                 <w:lang w:eastAsia="ko-KR"/>
               </w:rPr>
-              <w:t xml:space="preserve">2020-08-04 14:00</w:t>
-            </w:r>
-          </w:p>
-        </w:tc>
-        <w:tc>
-          <w:tcPr>
-            <w:tcW w:w="2300" w:type="dxa"/>
-            <w:tcMar>
-              <w:top w:w="80" w:type="dxa"/>
-              <w:left w:w="110" w:type="dxa"/>
-              <w:bottom w:w="80" w:type="dxa"/>
-              <w:right w:w="110" w:type="dxa"/>
-            </w:tcMar>
-            <w:vAlign w:val="center"/>
-          </w:tcPr>
-          <w:p>
-            <w:pPr>
-              <w:spacing w:after="20" w:line="252" w:lineRule="auto"/>
-            </w:pPr>
-            <w:r>
-              <w:rPr>
-                <w:sz w:val="18"/>
-                <w:szCs w:val="18"/>
-                <w:lang w:eastAsia="ko-KR"/>
-              </w:rPr>
-              <w:t xml:space="preserve">175.75</w:t>
-            </w:r>
-          </w:p>
-        </w:tc>
-        <w:tc>
-          <w:tcPr>
-            <w:tcW w:w="2300" w:type="dxa"/>
-            <w:tcMar>
-              <w:top w:w="80" w:type="dxa"/>
-              <w:left w:w="110" w:type="dxa"/>
-              <w:bottom w:w="80" w:type="dxa"/>
-              <w:right w:w="110" w:type="dxa"/>
-            </w:tcMar>
-            <w:vAlign w:val="center"/>
-          </w:tcPr>
-          <w:p>
-            <w:pPr>
-              <w:spacing w:after="20" w:line="252" w:lineRule="auto"/>
-            </w:pPr>
-            <w:r>
-              <w:rPr>
-                <w:sz w:val="18"/>
-                <w:szCs w:val="18"/>
-                <w:lang w:eastAsia="ko-KR"/>
-              </w:rPr>
-              <w:t xml:space="preserve">50.459</w:t>
-            </w:r>
-          </w:p>
-        </w:tc>
-        <w:tc>
-          <w:tcPr>
-            <w:tcW w:w="2372" w:type="dxa"/>
-            <w:tcMar>
-              <w:top w:w="80" w:type="dxa"/>
-              <w:left w:w="110" w:type="dxa"/>
-              <w:bottom w:w="80" w:type="dxa"/>
-              <w:right w:w="110" w:type="dxa"/>
-            </w:tcMar>
-            <w:vAlign w:val="center"/>
-          </w:tcPr>
-          <w:p>
-            <w:pPr>
-              <w:spacing w:after="20" w:line="252" w:lineRule="auto"/>
-            </w:pPr>
-            <w:r>
-              <w:rPr>
-                <w:sz w:val="18"/>
-                <w:szCs w:val="18"/>
-                <w:lang w:eastAsia="ko-KR"/>
-              </w:rPr>
-              <w:t xml:space="preserve">9.07</w:t>
+              <w:t xml:space="preserve">현재</w:t>
+            </w:r>
+          </w:p>
+        </w:tc>
+        <w:tc>
+          <w:tcPr>
+            <w:tcW w:w="2500" w:type="dxa"/>
+            <w:tcMar>
+              <w:top w:w="80" w:type="dxa"/>
+              <w:left w:w="110" w:type="dxa"/>
+              <w:bottom w:w="80" w:type="dxa"/>
+              <w:right w:w="110" w:type="dxa"/>
+            </w:tcMar>
+            <w:vAlign w:val="center"/>
+          </w:tcPr>
+          <w:p>
+            <w:pPr>
+              <w:spacing w:after="20" w:line="252" w:lineRule="auto"/>
+            </w:pPr>
+            <w:r>
+              <w:rPr>
+                <w:sz w:val="18"/>
+                <w:szCs w:val="18"/>
+                <w:lang w:eastAsia="ko-KR"/>
+              </w:rPr>
+              <w:t xml:space="preserve">2026-09-28 23:00</w:t>
+            </w:r>
+          </w:p>
+        </w:tc>
+        <w:tc>
+          <w:tcPr>
+            <w:tcW w:w="1700" w:type="dxa"/>
+            <w:tcMar>
+              <w:top w:w="80" w:type="dxa"/>
+              <w:left w:w="110" w:type="dxa"/>
+              <w:bottom w:w="80" w:type="dxa"/>
+              <w:right w:w="110" w:type="dxa"/>
+            </w:tcMar>
+            <w:vAlign w:val="center"/>
+          </w:tcPr>
+          <w:p>
+            <w:pPr>
+              <w:spacing w:after="20" w:line="252" w:lineRule="auto"/>
+            </w:pPr>
+            <w:r>
+              <w:rPr>
+                <w:sz w:val="18"/>
+                <w:szCs w:val="18"/>
+                <w:lang w:eastAsia="ko-KR"/>
+              </w:rPr>
+              <w:t xml:space="preserve">185.2644</w:t>
+            </w:r>
+          </w:p>
+        </w:tc>
+        <w:tc>
+          <w:tcPr>
+            <w:tcW w:w="1800" w:type="dxa"/>
+            <w:tcMar>
+              <w:top w:w="80" w:type="dxa"/>
+              <w:left w:w="110" w:type="dxa"/>
+              <w:bottom w:w="80" w:type="dxa"/>
+              <w:right w:w="110" w:type="dxa"/>
+            </w:tcMar>
+            <w:vAlign w:val="center"/>
+          </w:tcPr>
+          <w:p>
+            <w:pPr>
+              <w:spacing w:after="20" w:line="252" w:lineRule="auto"/>
+            </w:pPr>
+            <w:r>
+              <w:rPr>
+                <w:sz w:val="18"/>
+                <w:szCs w:val="18"/>
+                <w:lang w:eastAsia="ko-KR"/>
+              </w:rPr>
+              <w:t xml:space="preserve">95.079</w:t>
+            </w:r>
+          </w:p>
+        </w:tc>
+        <w:tc>
+          <w:tcPr>
+            <w:tcW w:w="1972" w:type="dxa"/>
+            <w:tcMar>
+              <w:top w:w="80" w:type="dxa"/>
+              <w:left w:w="110" w:type="dxa"/>
+              <w:bottom w:w="80" w:type="dxa"/>
+              <w:right w:w="110" w:type="dxa"/>
+            </w:tcMar>
+            <w:vAlign w:val="center"/>
+          </w:tcPr>
+          <w:p>
+            <w:pPr>
+              <w:spacing w:after="20" w:line="252" w:lineRule="auto"/>
+            </w:pPr>
+            <w:r>
+              <w:rPr>
+                <w:sz w:val="18"/>
+                <w:szCs w:val="18"/>
+                <w:lang w:eastAsia="ko-KR"/>
+              </w:rPr>
+              <w:t xml:space="preserve">102.579</w:t>
             </w:r>
           </w:p>
         </w:tc>
@@ -18026,7 +18046,7 @@
         </w:trPr>
         <w:tc>
           <w:tcPr>
-            <w:tcW w:w="3000" w:type="dxa"/>
+            <w:tcW w:w="2000" w:type="dxa"/>
             <w:shd w:val="clear" w:color="auto" w:fill="EEF5FA"/>
             <w:tcMar>
               <w:top w:w="80" w:type="dxa"/>
@@ -18049,82 +18069,107 @@
                 <w:szCs w:val="18"/>
                 <w:lang w:eastAsia="ko-KR"/>
               </w:rPr>
-              <w:t xml:space="preserve">2020-08-04 15:00</w:t>
-            </w:r>
-          </w:p>
-        </w:tc>
-        <w:tc>
-          <w:tcPr>
-            <w:tcW w:w="2300" w:type="dxa"/>
-            <w:tcMar>
-              <w:top w:w="80" w:type="dxa"/>
-              <w:left w:w="110" w:type="dxa"/>
-              <w:bottom w:w="80" w:type="dxa"/>
-              <w:right w:w="110" w:type="dxa"/>
-            </w:tcMar>
-            <w:vAlign w:val="center"/>
-          </w:tcPr>
-          <w:p>
-            <w:pPr>
-              <w:spacing w:after="20" w:line="252" w:lineRule="auto"/>
-            </w:pPr>
-            <w:r>
-              <w:rPr>
-                <w:sz w:val="18"/>
-                <w:szCs w:val="18"/>
-                <w:lang w:eastAsia="ko-KR"/>
-              </w:rPr>
-              <w:t xml:space="preserve">175.79</w:t>
-            </w:r>
-          </w:p>
-        </w:tc>
-        <w:tc>
-          <w:tcPr>
-            <w:tcW w:w="2300" w:type="dxa"/>
-            <w:tcMar>
-              <w:top w:w="80" w:type="dxa"/>
-              <w:left w:w="110" w:type="dxa"/>
-              <w:bottom w:w="80" w:type="dxa"/>
-              <w:right w:w="110" w:type="dxa"/>
-            </w:tcMar>
-            <w:vAlign w:val="center"/>
-          </w:tcPr>
-          <w:p>
-            <w:pPr>
-              <w:spacing w:after="20" w:line="252" w:lineRule="auto"/>
-            </w:pPr>
-            <w:r>
-              <w:rPr>
-                <w:sz w:val="18"/>
-                <w:szCs w:val="18"/>
-                <w:lang w:eastAsia="ko-KR"/>
-              </w:rPr>
-              <w:t xml:space="preserve">61.413</w:t>
-            </w:r>
-          </w:p>
-        </w:tc>
-        <w:tc>
-          <w:tcPr>
-            <w:tcW w:w="2372" w:type="dxa"/>
-            <w:tcMar>
-              <w:top w:w="80" w:type="dxa"/>
-              <w:left w:w="110" w:type="dxa"/>
-              <w:bottom w:w="80" w:type="dxa"/>
-              <w:right w:w="110" w:type="dxa"/>
-            </w:tcMar>
-            <w:vAlign w:val="center"/>
-          </w:tcPr>
-          <w:p>
-            <w:pPr>
-              <w:spacing w:after="20" w:line="252" w:lineRule="auto"/>
-            </w:pPr>
-            <w:r>
-              <w:rPr>
-                <w:sz w:val="18"/>
-                <w:szCs w:val="18"/>
-                <w:lang w:eastAsia="ko-KR"/>
-              </w:rPr>
-              <w:t xml:space="preserve">6.135</w:t>
+              <w:t xml:space="preserve">사례 (OPR:2754)</w:t>
+            </w:r>
+          </w:p>
+        </w:tc>
+        <w:tc>
+          <w:tcPr>
+            <w:tcW w:w="2500" w:type="dxa"/>
+            <w:tcMar>
+              <w:top w:w="80" w:type="dxa"/>
+              <w:left w:w="110" w:type="dxa"/>
+              <w:bottom w:w="80" w:type="dxa"/>
+              <w:right w:w="110" w:type="dxa"/>
+            </w:tcMar>
+            <w:vAlign w:val="center"/>
+          </w:tcPr>
+          <w:p>
+            <w:pPr>
+              <w:spacing w:after="20" w:line="252" w:lineRule="auto"/>
+            </w:pPr>
+            <w:r>
+              <w:rPr>
+                <w:sz w:val="18"/>
+                <w:szCs w:val="18"/>
+                <w:lang w:eastAsia="ko-KR"/>
+              </w:rPr>
+              <w:t xml:space="preserve">2017-08-25 14:00</w:t>
+            </w:r>
+          </w:p>
+        </w:tc>
+        <w:tc>
+          <w:tcPr>
+            <w:tcW w:w="1700" w:type="dxa"/>
+            <w:tcMar>
+              <w:top w:w="80" w:type="dxa"/>
+              <w:left w:w="110" w:type="dxa"/>
+              <w:bottom w:w="80" w:type="dxa"/>
+              <w:right w:w="110" w:type="dxa"/>
+            </w:tcMar>
+            <w:vAlign w:val="center"/>
+          </w:tcPr>
+          <w:p>
+            <w:pPr>
+              <w:spacing w:after="20" w:line="252" w:lineRule="auto"/>
+            </w:pPr>
+            <w:r>
+              <w:rPr>
+                <w:sz w:val="18"/>
+                <w:szCs w:val="18"/>
+                <w:lang w:eastAsia="ko-KR"/>
+              </w:rPr>
+              <w:t xml:space="preserve">192.5</w:t>
+            </w:r>
+          </w:p>
+        </w:tc>
+        <w:tc>
+          <w:tcPr>
+            <w:tcW w:w="1800" w:type="dxa"/>
+            <w:tcMar>
+              <w:top w:w="80" w:type="dxa"/>
+              <w:left w:w="110" w:type="dxa"/>
+              <w:bottom w:w="80" w:type="dxa"/>
+              <w:right w:w="110" w:type="dxa"/>
+            </w:tcMar>
+            <w:vAlign w:val="center"/>
+          </w:tcPr>
+          <w:p>
+            <w:pPr>
+              <w:spacing w:after="20" w:line="252" w:lineRule="auto"/>
+            </w:pPr>
+            <w:r>
+              <w:rPr>
+                <w:sz w:val="18"/>
+                <w:szCs w:val="18"/>
+                <w:lang w:eastAsia="ko-KR"/>
+              </w:rPr>
+              <w:t xml:space="preserve">769.051</w:t>
+            </w:r>
+          </w:p>
+        </w:tc>
+        <w:tc>
+          <w:tcPr>
+            <w:tcW w:w="1972" w:type="dxa"/>
+            <w:tcMar>
+              <w:top w:w="80" w:type="dxa"/>
+              <w:left w:w="110" w:type="dxa"/>
+              <w:bottom w:w="80" w:type="dxa"/>
+              <w:right w:w="110" w:type="dxa"/>
+            </w:tcMar>
+            <w:vAlign w:val="center"/>
+          </w:tcPr>
+          <w:p>
+            <w:pPr>
+              <w:spacing w:after="20" w:line="252" w:lineRule="auto"/>
+            </w:pPr>
+            <w:r>
+              <w:rPr>
+                <w:sz w:val="18"/>
+                <w:szCs w:val="18"/>
+                <w:lang w:eastAsia="ko-KR"/>
+              </w:rPr>
+              <w:t xml:space="preserve">97.134</w:t>
             </w:r>
           </w:p>
         </w:tc>
@@ -18136,7 +18181,7 @@
         </w:trPr>
         <w:tc>
           <w:tcPr>
-            <w:tcW w:w="3000" w:type="dxa"/>
+            <w:tcW w:w="2000" w:type="dxa"/>
             <w:shd w:val="clear" w:color="auto" w:fill="EEF5FA"/>
             <w:tcMar>
               <w:top w:w="80" w:type="dxa"/>
@@ -18159,82 +18204,107 @@
                 <w:szCs w:val="18"/>
                 <w:lang w:eastAsia="ko-KR"/>
               </w:rPr>
-              <w:t xml:space="preserve">2020-08-04 16:00</w:t>
-            </w:r>
-          </w:p>
-        </w:tc>
-        <w:tc>
-          <w:tcPr>
-            <w:tcW w:w="2300" w:type="dxa"/>
-            <w:tcMar>
-              <w:top w:w="80" w:type="dxa"/>
-              <w:left w:w="110" w:type="dxa"/>
-              <w:bottom w:w="80" w:type="dxa"/>
-              <w:right w:w="110" w:type="dxa"/>
-            </w:tcMar>
-            <w:vAlign w:val="center"/>
-          </w:tcPr>
-          <w:p>
-            <w:pPr>
-              <w:spacing w:after="20" w:line="252" w:lineRule="auto"/>
-            </w:pPr>
-            <w:r>
-              <w:rPr>
-                <w:sz w:val="18"/>
-                <w:szCs w:val="18"/>
-                <w:lang w:eastAsia="ko-KR"/>
-              </w:rPr>
-              <w:t xml:space="preserve">175.81</w:t>
-            </w:r>
-          </w:p>
-        </w:tc>
-        <w:tc>
-          <w:tcPr>
-            <w:tcW w:w="2300" w:type="dxa"/>
-            <w:tcMar>
-              <w:top w:w="80" w:type="dxa"/>
-              <w:left w:w="110" w:type="dxa"/>
-              <w:bottom w:w="80" w:type="dxa"/>
-              <w:right w:w="110" w:type="dxa"/>
-            </w:tcMar>
-            <w:vAlign w:val="center"/>
-          </w:tcPr>
-          <w:p>
-            <w:pPr>
-              <w:spacing w:after="20" w:line="252" w:lineRule="auto"/>
-            </w:pPr>
-            <w:r>
-              <w:rPr>
-                <w:sz w:val="18"/>
-                <w:szCs w:val="18"/>
-                <w:lang w:eastAsia="ko-KR"/>
-              </w:rPr>
-              <w:t xml:space="preserve">42.85</w:t>
-            </w:r>
-          </w:p>
-        </w:tc>
-        <w:tc>
-          <w:tcPr>
-            <w:tcW w:w="2372" w:type="dxa"/>
-            <w:tcMar>
-              <w:top w:w="80" w:type="dxa"/>
-              <w:left w:w="110" w:type="dxa"/>
-              <w:bottom w:w="80" w:type="dxa"/>
-              <w:right w:w="110" w:type="dxa"/>
-            </w:tcMar>
-            <w:vAlign w:val="center"/>
-          </w:tcPr>
-          <w:p>
-            <w:pPr>
-              <w:spacing w:after="20" w:line="252" w:lineRule="auto"/>
-            </w:pPr>
-            <w:r>
-              <w:rPr>
-                <w:sz w:val="18"/>
-                <w:szCs w:val="18"/>
-                <w:lang w:eastAsia="ko-KR"/>
-              </w:rPr>
-              <w:t xml:space="preserve">42.853</w:t>
+              <w:t xml:space="preserve">사례 (OPR:2754)</w:t>
+            </w:r>
+          </w:p>
+        </w:tc>
+        <w:tc>
+          <w:tcPr>
+            <w:tcW w:w="2500" w:type="dxa"/>
+            <w:tcMar>
+              <w:top w:w="80" w:type="dxa"/>
+              <w:left w:w="110" w:type="dxa"/>
+              <w:bottom w:w="80" w:type="dxa"/>
+              <w:right w:w="110" w:type="dxa"/>
+            </w:tcMar>
+            <w:vAlign w:val="center"/>
+          </w:tcPr>
+          <w:p>
+            <w:pPr>
+              <w:spacing w:after="20" w:line="252" w:lineRule="auto"/>
+            </w:pPr>
+            <w:r>
+              <w:rPr>
+                <w:sz w:val="18"/>
+                <w:szCs w:val="18"/>
+                <w:lang w:eastAsia="ko-KR"/>
+              </w:rPr>
+              <w:t xml:space="preserve">2017-08-25 15:00</w:t>
+            </w:r>
+          </w:p>
+        </w:tc>
+        <w:tc>
+          <w:tcPr>
+            <w:tcW w:w="1700" w:type="dxa"/>
+            <w:tcMar>
+              <w:top w:w="80" w:type="dxa"/>
+              <w:left w:w="110" w:type="dxa"/>
+              <w:bottom w:w="80" w:type="dxa"/>
+              <w:right w:w="110" w:type="dxa"/>
+            </w:tcMar>
+            <w:vAlign w:val="center"/>
+          </w:tcPr>
+          <w:p>
+            <w:pPr>
+              <w:spacing w:after="20" w:line="252" w:lineRule="auto"/>
+            </w:pPr>
+            <w:r>
+              <w:rPr>
+                <w:sz w:val="18"/>
+                <w:szCs w:val="18"/>
+                <w:lang w:eastAsia="ko-KR"/>
+              </w:rPr>
+              <w:t xml:space="preserve">192.53</w:t>
+            </w:r>
+          </w:p>
+        </w:tc>
+        <w:tc>
+          <w:tcPr>
+            <w:tcW w:w="1800" w:type="dxa"/>
+            <w:tcMar>
+              <w:top w:w="80" w:type="dxa"/>
+              <w:left w:w="110" w:type="dxa"/>
+              <w:bottom w:w="80" w:type="dxa"/>
+              <w:right w:w="110" w:type="dxa"/>
+            </w:tcMar>
+            <w:vAlign w:val="center"/>
+          </w:tcPr>
+          <w:p>
+            <w:pPr>
+              <w:spacing w:after="20" w:line="252" w:lineRule="auto"/>
+            </w:pPr>
+            <w:r>
+              <w:rPr>
+                <w:sz w:val="18"/>
+                <w:szCs w:val="18"/>
+                <w:lang w:eastAsia="ko-KR"/>
+              </w:rPr>
+              <w:t xml:space="preserve">1027.58</w:t>
+            </w:r>
+          </w:p>
+        </w:tc>
+        <w:tc>
+          <w:tcPr>
+            <w:tcW w:w="1972" w:type="dxa"/>
+            <w:tcMar>
+              <w:top w:w="80" w:type="dxa"/>
+              <w:left w:w="110" w:type="dxa"/>
+              <w:bottom w:w="80" w:type="dxa"/>
+              <w:right w:w="110" w:type="dxa"/>
+            </w:tcMar>
+            <w:vAlign w:val="center"/>
+          </w:tcPr>
+          <w:p>
+            <w:pPr>
+              <w:spacing w:after="20" w:line="252" w:lineRule="auto"/>
+            </w:pPr>
+            <w:r>
+              <w:rPr>
+                <w:sz w:val="18"/>
+                <w:szCs w:val="18"/>
+                <w:lang w:eastAsia="ko-KR"/>
+              </w:rPr>
+              <w:t xml:space="preserve">523.33</w:t>
             </w:r>
           </w:p>
         </w:tc>
@@ -18246,7 +18316,7 @@
         </w:trPr>
         <w:tc>
           <w:tcPr>
-            <w:tcW w:w="3000" w:type="dxa"/>
+            <w:tcW w:w="2000" w:type="dxa"/>
             <w:shd w:val="clear" w:color="auto" w:fill="EEF5FA"/>
             <w:tcMar>
               <w:top w:w="80" w:type="dxa"/>
@@ -18269,82 +18339,107 @@
                 <w:szCs w:val="18"/>
                 <w:lang w:eastAsia="ko-KR"/>
               </w:rPr>
-              <w:t xml:space="preserve">2020-08-04 17:00</w:t>
-            </w:r>
-          </w:p>
-        </w:tc>
-        <w:tc>
-          <w:tcPr>
-            <w:tcW w:w="2300" w:type="dxa"/>
-            <w:tcMar>
-              <w:top w:w="80" w:type="dxa"/>
-              <w:left w:w="110" w:type="dxa"/>
-              <w:bottom w:w="80" w:type="dxa"/>
-              <w:right w:w="110" w:type="dxa"/>
-            </w:tcMar>
-            <w:vAlign w:val="center"/>
-          </w:tcPr>
-          <w:p>
-            <w:pPr>
-              <w:spacing w:after="20" w:line="252" w:lineRule="auto"/>
-            </w:pPr>
-            <w:r>
-              <w:rPr>
-                <w:sz w:val="18"/>
-                <w:szCs w:val="18"/>
-                <w:lang w:eastAsia="ko-KR"/>
-              </w:rPr>
-              <w:t xml:space="preserve">175.81</w:t>
-            </w:r>
-          </w:p>
-        </w:tc>
-        <w:tc>
-          <w:tcPr>
-            <w:tcW w:w="2300" w:type="dxa"/>
-            <w:tcMar>
-              <w:top w:w="80" w:type="dxa"/>
-              <w:left w:w="110" w:type="dxa"/>
-              <w:bottom w:w="80" w:type="dxa"/>
-              <w:right w:w="110" w:type="dxa"/>
-            </w:tcMar>
-            <w:vAlign w:val="center"/>
-          </w:tcPr>
-          <w:p>
-            <w:pPr>
-              <w:spacing w:after="20" w:line="252" w:lineRule="auto"/>
-            </w:pPr>
-            <w:r>
-              <w:rPr>
-                <w:sz w:val="18"/>
-                <w:szCs w:val="18"/>
-                <w:lang w:eastAsia="ko-KR"/>
-              </w:rPr>
-              <w:t xml:space="preserve">42.11</w:t>
-            </w:r>
-          </w:p>
-        </w:tc>
-        <w:tc>
-          <w:tcPr>
-            <w:tcW w:w="2372" w:type="dxa"/>
-            <w:tcMar>
-              <w:top w:w="80" w:type="dxa"/>
-              <w:left w:w="110" w:type="dxa"/>
-              <w:bottom w:w="80" w:type="dxa"/>
-              <w:right w:w="110" w:type="dxa"/>
-            </w:tcMar>
-            <w:vAlign w:val="center"/>
-          </w:tcPr>
-          <w:p>
-            <w:pPr>
-              <w:spacing w:after="20" w:line="252" w:lineRule="auto"/>
-            </w:pPr>
-            <w:r>
-              <w:rPr>
-                <w:sz w:val="18"/>
-                <w:szCs w:val="18"/>
-                <w:lang w:eastAsia="ko-KR"/>
-              </w:rPr>
-              <w:t xml:space="preserve">42.11</w:t>
+              <w:t xml:space="preserve">사례 (OPR:2754)</w:t>
+            </w:r>
+          </w:p>
+        </w:tc>
+        <w:tc>
+          <w:tcPr>
+            <w:tcW w:w="2500" w:type="dxa"/>
+            <w:tcMar>
+              <w:top w:w="80" w:type="dxa"/>
+              <w:left w:w="110" w:type="dxa"/>
+              <w:bottom w:w="80" w:type="dxa"/>
+              <w:right w:w="110" w:type="dxa"/>
+            </w:tcMar>
+            <w:vAlign w:val="center"/>
+          </w:tcPr>
+          <w:p>
+            <w:pPr>
+              <w:spacing w:after="20" w:line="252" w:lineRule="auto"/>
+            </w:pPr>
+            <w:r>
+              <w:rPr>
+                <w:sz w:val="18"/>
+                <w:szCs w:val="18"/>
+                <w:lang w:eastAsia="ko-KR"/>
+              </w:rPr>
+              <w:t xml:space="preserve">2017-08-25 18:00</w:t>
+            </w:r>
+          </w:p>
+        </w:tc>
+        <w:tc>
+          <w:tcPr>
+            <w:tcW w:w="1700" w:type="dxa"/>
+            <w:tcMar>
+              <w:top w:w="80" w:type="dxa"/>
+              <w:left w:w="110" w:type="dxa"/>
+              <w:bottom w:w="80" w:type="dxa"/>
+              <w:right w:w="110" w:type="dxa"/>
+            </w:tcMar>
+            <w:vAlign w:val="center"/>
+          </w:tcPr>
+          <w:p>
+            <w:pPr>
+              <w:spacing w:after="20" w:line="252" w:lineRule="auto"/>
+            </w:pPr>
+            <w:r>
+              <w:rPr>
+                <w:sz w:val="18"/>
+                <w:szCs w:val="18"/>
+                <w:lang w:eastAsia="ko-KR"/>
+              </w:rPr>
+              <w:t xml:space="preserve">192.56</w:t>
+            </w:r>
+          </w:p>
+        </w:tc>
+        <w:tc>
+          <w:tcPr>
+            <w:tcW w:w="1800" w:type="dxa"/>
+            <w:tcMar>
+              <w:top w:w="80" w:type="dxa"/>
+              <w:left w:w="110" w:type="dxa"/>
+              <w:bottom w:w="80" w:type="dxa"/>
+              <w:right w:w="110" w:type="dxa"/>
+            </w:tcMar>
+            <w:vAlign w:val="center"/>
+          </w:tcPr>
+          <w:p>
+            <w:pPr>
+              <w:spacing w:after="20" w:line="252" w:lineRule="auto"/>
+            </w:pPr>
+            <w:r>
+              <w:rPr>
+                <w:sz w:val="18"/>
+                <w:szCs w:val="18"/>
+                <w:lang w:eastAsia="ko-KR"/>
+              </w:rPr>
+              <w:t xml:space="preserve">1011.2</w:t>
+            </w:r>
+          </w:p>
+        </w:tc>
+        <w:tc>
+          <w:tcPr>
+            <w:tcW w:w="1972" w:type="dxa"/>
+            <w:tcMar>
+              <w:top w:w="80" w:type="dxa"/>
+              <w:left w:w="110" w:type="dxa"/>
+              <w:bottom w:w="80" w:type="dxa"/>
+              <w:right w:w="110" w:type="dxa"/>
+            </w:tcMar>
+            <w:vAlign w:val="center"/>
+          </w:tcPr>
+          <w:p>
+            <w:pPr>
+              <w:spacing w:after="20" w:line="252" w:lineRule="auto"/>
+            </w:pPr>
+            <w:r>
+              <w:rPr>
+                <w:sz w:val="18"/>
+                <w:szCs w:val="18"/>
+                <w:lang w:eastAsia="ko-KR"/>
+              </w:rPr>
+              <w:t xml:space="preserve">1011.2</w:t>
             </w:r>
           </w:p>
         </w:tc>
@@ -18447,7 +18542,7 @@
           <w:szCs w:val="20"/>
           <w:lang w:eastAsia="ko-KR"/>
         </w:rPr>
-        <w:t xml:space="preserve">프로그램이 제한수위 대비 차이, 승인량 대비 최대 방류량 비율, 현재와 사례의 수위 차·유입량 배수를 계산하여 근거 묶음에 포함한다. 승인량 비율은 운영행위 구간보다 늦게 승인된 상한은 제외한다. 예시 질문에서 OPR:3475:1의 계산값은 다음과 같다.</w:t>
+        <w:t xml:space="preserve">프로그램이 다음을 계산하여 근거 묶음에 포함한다. 유사 사례는 현재 수위·유입량과 후보 사례의 수위·유입량을 각각 그 댐 기록의 최솟값~최댓값으로 0~1로 맞춘 뒤 유클리드 거리가 가까운 순서로 고른다. 코사인 유사도는 두 값의 크기를 보지 않아 이 자료에서는 거의 모든 사례가 1에 가까워 구분되지 않았다. 제한수위 대비 차이와 승인량 대비 최대 방류량 비율도 계산하며, 구간보다 늦게 승인된 상한은 비율에서 제외한다.</w:t>
       </w:r>
     </w:p>
     <w:tbl>
@@ -18562,7 +18657,7 @@
                 <w:szCs w:val="18"/>
                 <w:lang w:eastAsia="ko-KR"/>
               </w:rPr>
-              <w:t xml:space="preserve">구간 내 최고 수위 (제한수위 대비)</w:t>
+              <w:t xml:space="preserve">현재 수위의 제한수위 대비</w:t>
             </w:r>
           </w:p>
         </w:tc>
@@ -18587,7 +18682,7 @@
                 <w:szCs w:val="18"/>
                 <w:lang w:eastAsia="ko-KR"/>
               </w:rPr>
-              <w:t xml:space="preserve">176.06 EL.m (2020-08-05 03:00), 제한수위 178.2 EL.m 대비 -2.14 m</w:t>
+              <w:t xml:space="preserve">185.2644 EL.m, 제한수위 190.3 EL.m 대비 -5.04 m</w:t>
             </w:r>
           </w:p>
         </w:tc>
@@ -18622,7 +18717,7 @@
                 <w:szCs w:val="18"/>
                 <w:lang w:eastAsia="ko-KR"/>
               </w:rPr>
-              <w:t xml:space="preserve">구간 내 최대 총방류량</w:t>
+              <w:t xml:space="preserve">사례의 유사도 (유클리드 거리)</w:t>
             </w:r>
           </w:p>
         </w:tc>
@@ -18647,7 +18742,7 @@
                 <w:szCs w:val="18"/>
                 <w:lang w:eastAsia="ko-KR"/>
               </w:rPr>
-              <w:t xml:space="preserve">42.853 CMS (2020-08-04 16:00)</w:t>
+              <w:t xml:space="preserve">후보 4개 중 거리 0.223으로 1위 (2017-08-25 15:00, 당시 수위 192.53 EL.m, 유입량 1027.58 CMS)</w:t>
             </w:r>
           </w:p>
         </w:tc>
@@ -18682,6 +18777,126 @@
                 <w:szCs w:val="18"/>
                 <w:lang w:eastAsia="ko-KR"/>
               </w:rPr>
+              <w:t xml:space="preserve">사례 구간 내 최고 수위</w:t>
+            </w:r>
+          </w:p>
+        </w:tc>
+        <w:tc>
+          <w:tcPr>
+            <w:tcW w:w="6672" w:type="dxa"/>
+            <w:tcMar>
+              <w:top w:w="80" w:type="dxa"/>
+              <w:left w:w="110" w:type="dxa"/>
+              <w:bottom w:w="80" w:type="dxa"/>
+              <w:right w:w="110" w:type="dxa"/>
+            </w:tcMar>
+            <w:vAlign w:val="center"/>
+          </w:tcPr>
+          <w:p>
+            <w:pPr>
+              <w:spacing w:after="20" w:line="252" w:lineRule="auto"/>
+            </w:pPr>
+            <w:r>
+              <w:rPr>
+                <w:sz w:val="18"/>
+                <w:szCs w:val="18"/>
+                <w:lang w:eastAsia="ko-KR"/>
+              </w:rPr>
+              <w:t xml:space="preserve">192.56 EL.m (2017-08-25 16:00), 제한수위 대비 +2.26 m</w:t>
+            </w:r>
+          </w:p>
+        </w:tc>
+      </w:tr>
+      <w:tr>
+        <w:trPr>
+          <w:cantSplit/>
+          <w:jc w:val="center"/>
+        </w:trPr>
+        <w:tc>
+          <w:tcPr>
+            <w:tcW w:w="3300" w:type="dxa"/>
+            <w:shd w:val="clear" w:color="auto" w:fill="EEF5FA"/>
+            <w:tcMar>
+              <w:top w:w="80" w:type="dxa"/>
+              <w:left w:w="110" w:type="dxa"/>
+              <w:bottom w:w="80" w:type="dxa"/>
+              <w:right w:w="110" w:type="dxa"/>
+            </w:tcMar>
+            <w:vAlign w:val="center"/>
+          </w:tcPr>
+          <w:p>
+            <w:pPr>
+              <w:spacing w:after="20" w:line="252" w:lineRule="auto"/>
+              <w:jc w:val="center"/>
+            </w:pPr>
+            <w:r>
+              <w:rPr>
+                <w:b/>
+                <w:color w:val="1F4E79"/>
+                <w:sz w:val="18"/>
+                <w:szCs w:val="18"/>
+                <w:lang w:eastAsia="ko-KR"/>
+              </w:rPr>
+              <w:t xml:space="preserve">사례 구간 내 최대 총방류량</w:t>
+            </w:r>
+          </w:p>
+        </w:tc>
+        <w:tc>
+          <w:tcPr>
+            <w:tcW w:w="6672" w:type="dxa"/>
+            <w:tcMar>
+              <w:top w:w="80" w:type="dxa"/>
+              <w:left w:w="110" w:type="dxa"/>
+              <w:bottom w:w="80" w:type="dxa"/>
+              <w:right w:w="110" w:type="dxa"/>
+            </w:tcMar>
+            <w:vAlign w:val="center"/>
+          </w:tcPr>
+          <w:p>
+            <w:pPr>
+              <w:spacing w:after="20" w:line="252" w:lineRule="auto"/>
+            </w:pPr>
+            <w:r>
+              <w:rPr>
+                <w:sz w:val="18"/>
+                <w:szCs w:val="18"/>
+                <w:lang w:eastAsia="ko-KR"/>
+              </w:rPr>
+              <w:t xml:space="preserve">1011.2 CMS (2017-08-25 18:00)</w:t>
+            </w:r>
+          </w:p>
+        </w:tc>
+      </w:tr>
+      <w:tr>
+        <w:trPr>
+          <w:cantSplit/>
+          <w:jc w:val="center"/>
+        </w:trPr>
+        <w:tc>
+          <w:tcPr>
+            <w:tcW w:w="3300" w:type="dxa"/>
+            <w:shd w:val="clear" w:color="auto" w:fill="EEF5FA"/>
+            <w:tcMar>
+              <w:top w:w="80" w:type="dxa"/>
+              <w:left w:w="110" w:type="dxa"/>
+              <w:bottom w:w="80" w:type="dxa"/>
+              <w:right w:w="110" w:type="dxa"/>
+            </w:tcMar>
+            <w:vAlign w:val="center"/>
+          </w:tcPr>
+          <w:p>
+            <w:pPr>
+              <w:spacing w:after="20" w:line="252" w:lineRule="auto"/>
+              <w:jc w:val="center"/>
+            </w:pPr>
+            <w:r>
+              <w:rPr>
+                <w:b/>
+                <w:color w:val="1F4E79"/>
+                <w:sz w:val="18"/>
+                <w:szCs w:val="18"/>
+                <w:lang w:eastAsia="ko-KR"/>
+              </w:rPr>
               <w:t xml:space="preserve">승인량 대비 비율</w:t>
             </w:r>
           </w:p>
@@ -18707,7 +18922,7 @@
                 <w:szCs w:val="18"/>
                 <w:lang w:eastAsia="ko-KR"/>
               </w:rPr>
-              <w:t xml:space="preserve">APR:3475 접수방류량 300㎥/s 대비 14.3%. APR:3648(승인일 08-12)은 구간(08-05까지)보다 늦게 승인되어 제외 표시</w:t>
+              <w:t xml:space="preserve">APR:2754 접수방류량 1500㎥/s 대비 67.4%. APR:2804(승인일 08-27)는 구간(08-26까지)보다 늦게 승인되어 제외 표시</w:t>
             </w:r>
           </w:p>
         </w:tc>
@@ -18720,22 +18935,6 @@
           <w:lang w:eastAsia="ko-KR"/>
         </w:rPr>
       </w:pPr>
-    </w:p>
-    <w:p>
-      <w:pPr>
-        <w:spacing w:before="60" w:after="120"/>
-        <w:rPr>
-          <w:lang w:eastAsia="ko-KR"/>
-        </w:rPr>
-      </w:pPr>
-      <w:r>
-        <w:rPr>
-          <w:sz w:val="20"/>
-          <w:szCs w:val="20"/>
-          <w:lang w:eastAsia="ko-KR"/>
-        </w:rPr>
-        <w:t xml:space="preserve">현재 상태와 가까운 사례를 찾는 SIMILAR 의도에서는, 현재 수위·유입량과 과거 운영행위 시각의 수위·유입량을 각각 그 댐의 최솟값~최댓값으로 0~1로 맞춘 뒤, 유클리드 거리가 가까운 상위 3개를 고른다. 코사인 유사도는 두 값의 크기를 보지 않아 이 자료에서는 거의 모든 사례가 1에 가까워 구분되지 않았다.</w:t>
-      </w:r>
     </w:p>
     <w:tbl>
       <w:tblPr>
@@ -19047,59 +19246,98 @@
                 <w:szCs w:val="18"/>
                 <w:lang w:eastAsia="ko-KR"/>
               </w:rPr>
-              <w:t xml:space="preserve">&lt;운영행위 id="OPR:3475:1" 종류="탄력적 방류" 시각="2020-08-04 15:00"&gt;</w:t>
-            </w:r>
-          </w:p>
-          <w:p>
-            <w:pPr>
-              <w:spacing w:after="20" w:line="252" w:lineRule="auto"/>
-            </w:pPr>
-            <w:r>
-              <w:rPr>
-                <w:sz w:val="18"/>
-                <w:szCs w:val="18"/>
-                <w:lang w:eastAsia="ko-KR"/>
-              </w:rPr>
-              <w:t xml:space="preserve">허가한 승인 [APR:3475] 승인일 2020-08-04: 방류시작 2020-08-04 15:00; 접수방류량 300㎥/s; 비고: 횡성댐 방류승인 최대 300㎥/s …</w:t>
-            </w:r>
-          </w:p>
-          <w:p>
-            <w:pPr>
-              <w:spacing w:after="20" w:line="252" w:lineRule="auto"/>
-            </w:pPr>
-            <w:r>
-              <w:rPr>
-                <w:sz w:val="18"/>
-                <w:szCs w:val="18"/>
-                <w:lang w:eastAsia="ko-KR"/>
-              </w:rPr>
-              <w:t xml:space="preserve">&lt;/운영행위&gt;</w:t>
-            </w:r>
-          </w:p>
-          <w:p>
-            <w:pPr>
-              <w:spacing w:after="20" w:line="252" w:lineRule="auto"/>
-            </w:pPr>
-            <w:r>
-              <w:rPr>
-                <w:sz w:val="18"/>
-                <w:szCs w:val="18"/>
-                <w:lang w:eastAsia="ko-KR"/>
-              </w:rPr>
-              <w:t xml:space="preserve">&lt;계산값 대상="OPR:3475:1"&gt;창 내 최고 수위 176.06 EL.m (2020-08-05 03:00), 제한수위 178.2 EL.m 대비 -2.14 m …&lt;/계산값&gt;</w:t>
-            </w:r>
-          </w:p>
-          <w:p>
-            <w:pPr>
-              <w:spacing w:after="20" w:line="252" w:lineRule="auto"/>
-            </w:pPr>
-            <w:r>
-              <w:rPr>
-                <w:sz w:val="18"/>
-                <w:szCs w:val="18"/>
-                <w:lang w:eastAsia="ko-KR"/>
-              </w:rPr>
-              <w:t xml:space="preserve">&lt;운영기준 id="CRI:CR-03" 댐="횡성댐"&gt;홍수기 제한수위: 178.2 EL.m … [EVI:LAW:별표3]&lt;/운영기준&gt;</w:t>
+              <w:t xml:space="preserve">&lt;현재상태 기준시각="2026-09-28 23:00" 비고="저장된 가장 최근 시각이며 실시간이 아님"&gt;수위 185.2644 EL.m, 유입량 95.079 CMS …&lt;/현재상태&gt;</w:t>
+            </w:r>
+          </w:p>
+          <w:p>
+            <w:pPr>
+              <w:spacing w:after="20" w:line="252" w:lineRule="auto"/>
+            </w:pPr>
+            <w:r>
+              <w:rPr>
+                <w:sz w:val="18"/>
+                <w:szCs w:val="18"/>
+                <w:lang w:eastAsia="ko-KR"/>
+              </w:rPr>
+              <w:t xml:space="preserve">&lt;계산값 대상="현재" 출처="프로그램 계산"&gt;현재 수위 185.2644 EL.m, 제한수위 190.3 EL.m 대비 -5.04 m&lt;/계산값&gt;</w:t>
+            </w:r>
+          </w:p>
+          <w:p>
+            <w:pPr>
+              <w:spacing w:after="20" w:line="252" w:lineRule="auto"/>
+            </w:pPr>
+            <w:r>
+              <w:rPr>
+                <w:sz w:val="18"/>
+                <w:szCs w:val="18"/>
+                <w:lang w:eastAsia="ko-KR"/>
+              </w:rPr>
+              <w:t xml:space="preserve">&lt;유사사례 순위="1" 시각="2017-08-25 15:00" 거리="0.223" 당시 수위="192.53 EL.m" 유입량="1027.58 CMS" …&gt;</w:t>
+            </w:r>
+          </w:p>
+          <w:p>
+            <w:pPr>
+              <w:spacing w:after="20" w:line="252" w:lineRule="auto"/>
+            </w:pPr>
+            <w:r>
+              <w:rPr>
+                <w:sz w:val="18"/>
+                <w:szCs w:val="18"/>
+                <w:lang w:eastAsia="ko-KR"/>
+              </w:rPr>
+              <w:t xml:space="preserve">운영행위 [OPR:2754:1] 초기방류 / 허가한 승인 [APR:2754] 승인일 2017-08-24: 방류시작 2017-08-25 14:00; 접수방류량 1500㎥/s …</w:t>
+            </w:r>
+          </w:p>
+          <w:p>
+            <w:pPr>
+              <w:spacing w:after="20" w:line="252" w:lineRule="auto"/>
+            </w:pPr>
+            <w:r>
+              <w:rPr>
+                <w:sz w:val="18"/>
+                <w:szCs w:val="18"/>
+                <w:lang w:eastAsia="ko-KR"/>
+              </w:rPr>
+              <w:t xml:space="preserve">당시상태(앞 6시간~뒤 12시간): | 시각 | 수위 | … |</w:t>
+            </w:r>
+          </w:p>
+          <w:p>
+            <w:pPr>
+              <w:spacing w:after="20" w:line="252" w:lineRule="auto"/>
+            </w:pPr>
+            <w:r>
+              <w:rPr>
+                <w:sz w:val="18"/>
+                <w:szCs w:val="18"/>
+                <w:lang w:eastAsia="ko-KR"/>
+              </w:rPr>
+              <w:t xml:space="preserve">&lt;계산값 대상="OPR:2754:2"&gt;… 승인 [APR:2754] 접수방류량 1500 ㎥/s 대비 창 내 최대 총방류량 67.4%&lt;/계산값&gt;</w:t>
+            </w:r>
+          </w:p>
+          <w:p>
+            <w:pPr>
+              <w:spacing w:after="20" w:line="252" w:lineRule="auto"/>
+            </w:pPr>
+            <w:r>
+              <w:rPr>
+                <w:sz w:val="18"/>
+                <w:szCs w:val="18"/>
+                <w:lang w:eastAsia="ko-KR"/>
+              </w:rPr>
+              <w:t xml:space="preserve">&lt;/유사사례&gt;</w:t>
+            </w:r>
+          </w:p>
+          <w:p>
+            <w:pPr>
+              <w:spacing w:after="20" w:line="252" w:lineRule="auto"/>
+            </w:pPr>
+            <w:r>
+              <w:rPr>
+                <w:sz w:val="18"/>
+                <w:szCs w:val="18"/>
+                <w:lang w:eastAsia="ko-KR"/>
+              </w:rPr>
+              <w:t xml:space="preserve">&lt;운영기준 id="CRI:CR-01" 댐="소양강댐"&gt;홍수기 제한수위: 190.3 EL.m … [EVI:LAW:별표3]&lt;/운영기준&gt;</w:t>
             </w:r>
           </w:p>
         </w:tc>
@@ -19201,7 +19439,7 @@
                 <w:szCs w:val="18"/>
                 <w:lang w:eastAsia="ko-KR"/>
               </w:rPr>
-              <w:t xml:space="preserve">횡성댐 2020년 8월 방류 운영을 승인 내용과 당시 수위, 제한수위, 근거까지 한 번에 정리해줘</w:t>
+              <w:t xml:space="preserve">소양강댐 지금 상태를 제한수위와 비교하고, 비슷했던 과거 사례에서 승인된 방류량 대비 실제 방류량이 어땠는지 알려줘</w:t>
             </w:r>
           </w:p>
         </w:tc>
@@ -19261,7 +19499,7 @@
                 <w:szCs w:val="18"/>
                 <w:lang w:eastAsia="ko-KR"/>
               </w:rPr>
-              <w:t xml:space="preserve">2020년 8월 횡성댐 방류 운영 승인 내용, 당시 수위, 제한수위 및 근거는 다음과 같습니다:</w:t>
+              <w:t xml:space="preserve">소양강댐 현재 수위는 185.2644 EL.m로, 제한수위 190.3 EL.m 대비 -5.04 m입니다 [CRI:CR-01].  </w:t>
             </w:r>
           </w:p>
           <w:p>
@@ -19287,85 +19525,7 @@
                 <w:szCs w:val="18"/>
                 <w:lang w:eastAsia="ko-KR"/>
               </w:rPr>
-              <w:t xml:space="preserve">- 2020년 8월 4일 15:00에 승인된 탄력적 방류 운영:  </w:t>
-            </w:r>
-          </w:p>
-          <w:p>
-            <w:pPr>
-              <w:spacing w:after="20" w:line="252" w:lineRule="auto"/>
-            </w:pPr>
-            <w:r>
-              <w:rPr>
-                <w:sz w:val="18"/>
-                <w:szCs w:val="18"/>
-                <w:lang w:eastAsia="ko-KR"/>
-              </w:rPr>
-              <w:t xml:space="preserve">  - 승인 번호: [APR:3475], [APR:3648]  </w:t>
-            </w:r>
-          </w:p>
-          <w:p>
-            <w:pPr>
-              <w:spacing w:after="20" w:line="252" w:lineRule="auto"/>
-            </w:pPr>
-            <w:r>
-              <w:rPr>
-                <w:sz w:val="18"/>
-                <w:szCs w:val="18"/>
-                <w:lang w:eastAsia="ko-KR"/>
-              </w:rPr>
-              <w:t xml:space="preserve">  - 접수방류량: 300㎥/s  </w:t>
-            </w:r>
-          </w:p>
-          <w:p>
-            <w:pPr>
-              <w:spacing w:after="20" w:line="252" w:lineRule="auto"/>
-            </w:pPr>
-            <w:r>
-              <w:rPr>
-                <w:sz w:val="18"/>
-                <w:szCs w:val="18"/>
-                <w:lang w:eastAsia="ko-KR"/>
-              </w:rPr>
-              <w:t xml:space="preserve">  - 최대 총방류량: 42.853 CMS (2020-08-04 16:00)  </w:t>
-            </w:r>
-          </w:p>
-          <w:p>
-            <w:pPr>
-              <w:spacing w:after="20" w:line="252" w:lineRule="auto"/>
-            </w:pPr>
-            <w:r>
-              <w:rPr>
-                <w:sz w:val="18"/>
-                <w:szCs w:val="18"/>
-                <w:lang w:eastAsia="ko-KR"/>
-              </w:rPr>
-              <w:t xml:space="preserve">  - 최고 수위: 176.06 EL.m (2020-08-05 03:00)  </w:t>
-            </w:r>
-          </w:p>
-          <w:p>
-            <w:pPr>
-              <w:spacing w:after="20" w:line="252" w:lineRule="auto"/>
-            </w:pPr>
-            <w:r>
-              <w:rPr>
-                <w:sz w:val="18"/>
-                <w:szCs w:val="18"/>
-                <w:lang w:eastAsia="ko-KR"/>
-              </w:rPr>
-              <w:t xml:space="preserve">  - 제한수위: 178.2 EL.m (제한수위 대비 -2.14 m)  </w:t>
-            </w:r>
-          </w:p>
-          <w:p>
-            <w:pPr>
-              <w:spacing w:after="20" w:line="252" w:lineRule="auto"/>
-            </w:pPr>
-            <w:r>
-              <w:rPr>
-                <w:sz w:val="18"/>
-                <w:szCs w:val="18"/>
-                <w:lang w:eastAsia="ko-KR"/>
-              </w:rPr>
-              <w:t xml:space="preserve">  - 근거: [EVI:AP:3475], [EVI:AP:3648]  </w:t>
+              <w:t xml:space="preserve">유사한 과거 사례는 2017-08-25 15:00에 발생한 사례로, 당시 수위는 192.53 EL.m였으며, 현재 수위와 비교해 +7.27 m 차이가 있습니다. 이 사례에서는 승인된 방류량 1500 ㎥/s 대비 최대 총방류량이 67.4%에 해당하는 1011.2 CMS였습니다 [OPR:2754:2].  </w:t>
             </w:r>
           </w:p>
           <w:p>
@@ -19391,215 +19551,7 @@
                 <w:szCs w:val="18"/>
                 <w:lang w:eastAsia="ko-KR"/>
               </w:rPr>
-              <w:t xml:space="preserve">- 2020년 8월 26일 16:00에 승인된 방류 운영:  </w:t>
-            </w:r>
-          </w:p>
-          <w:p>
-            <w:pPr>
-              <w:spacing w:after="20" w:line="252" w:lineRule="auto"/>
-            </w:pPr>
-            <w:r>
-              <w:rPr>
-                <w:sz w:val="18"/>
-                <w:szCs w:val="18"/>
-                <w:lang w:eastAsia="ko-KR"/>
-              </w:rPr>
-              <w:t xml:space="preserve">  - 승인 번호: [APR:3732]  </w:t>
-            </w:r>
-          </w:p>
-          <w:p>
-            <w:pPr>
-              <w:spacing w:after="20" w:line="252" w:lineRule="auto"/>
-            </w:pPr>
-            <w:r>
-              <w:rPr>
-                <w:sz w:val="18"/>
-                <w:szCs w:val="18"/>
-                <w:lang w:eastAsia="ko-KR"/>
-              </w:rPr>
-              <w:t xml:space="preserve">  - 접수방류량: 50㎥/s  </w:t>
-            </w:r>
-          </w:p>
-          <w:p>
-            <w:pPr>
-              <w:spacing w:after="20" w:line="252" w:lineRule="auto"/>
-            </w:pPr>
-            <w:r>
-              <w:rPr>
-                <w:sz w:val="18"/>
-                <w:szCs w:val="18"/>
-                <w:lang w:eastAsia="ko-KR"/>
-              </w:rPr>
-              <w:t xml:space="preserve">  - 최대 총방류량: 29.671 CMS (2020-08-26 19:00)  </w:t>
-            </w:r>
-          </w:p>
-          <w:p>
-            <w:pPr>
-              <w:spacing w:after="20" w:line="252" w:lineRule="auto"/>
-            </w:pPr>
-            <w:r>
-              <w:rPr>
-                <w:sz w:val="18"/>
-                <w:szCs w:val="18"/>
-                <w:lang w:eastAsia="ko-KR"/>
-              </w:rPr>
-              <w:t xml:space="preserve">  - 최고 수위: 176.24 EL.m (2020-08-26 11:00)  </w:t>
-            </w:r>
-          </w:p>
-          <w:p>
-            <w:pPr>
-              <w:spacing w:after="20" w:line="252" w:lineRule="auto"/>
-            </w:pPr>
-            <w:r>
-              <w:rPr>
-                <w:sz w:val="18"/>
-                <w:szCs w:val="18"/>
-                <w:lang w:eastAsia="ko-KR"/>
-              </w:rPr>
-              <w:t xml:space="preserve">  - 제한수위: 178.2 EL.m (제한수위 대비 -1.96 m)  </w:t>
-            </w:r>
-          </w:p>
-          <w:p>
-            <w:pPr>
-              <w:spacing w:after="20" w:line="252" w:lineRule="auto"/>
-            </w:pPr>
-            <w:r>
-              <w:rPr>
-                <w:sz w:val="18"/>
-                <w:szCs w:val="18"/>
-                <w:lang w:eastAsia="ko-KR"/>
-              </w:rPr>
-              <w:t xml:space="preserve">  - 근거: [EVI:AP:3732]  </w:t>
-            </w:r>
-          </w:p>
-          <w:p>
-            <w:pPr>
-              <w:spacing w:after="20" w:line="252" w:lineRule="auto"/>
-            </w:pPr>
-            <w:r>
-              <w:rPr>
-                <w:sz w:val="18"/>
-                <w:szCs w:val="18"/>
-                <w:lang w:eastAsia="ko-KR"/>
-              </w:rPr>
-              <w:t xml:space="preserve"/>
-            </w:r>
-          </w:p>
-          <w:p>
-            <w:pPr>
-              <w:spacing w:after="20" w:line="252" w:lineRule="auto"/>
-            </w:pPr>
-            <w:r>
-              <w:rPr>
-                <w:sz w:val="18"/>
-                <w:szCs w:val="18"/>
-                <w:lang w:eastAsia="ko-KR"/>
-              </w:rPr>
-              <w:t xml:space="preserve">- 2020년 8월 29일 11:00에 승인된 탄력적 방류 운영:  </w:t>
-            </w:r>
-          </w:p>
-          <w:p>
-            <w:pPr>
-              <w:spacing w:after="20" w:line="252" w:lineRule="auto"/>
-            </w:pPr>
-            <w:r>
-              <w:rPr>
-                <w:sz w:val="18"/>
-                <w:szCs w:val="18"/>
-                <w:lang w:eastAsia="ko-KR"/>
-              </w:rPr>
-              <w:t xml:space="preserve">  - 승인 번호: [APR:3742], [APR:3767]  </w:t>
-            </w:r>
-          </w:p>
-          <w:p>
-            <w:pPr>
-              <w:spacing w:after="20" w:line="252" w:lineRule="auto"/>
-            </w:pPr>
-            <w:r>
-              <w:rPr>
-                <w:sz w:val="18"/>
-                <w:szCs w:val="18"/>
-                <w:lang w:eastAsia="ko-KR"/>
-              </w:rPr>
-              <w:t xml:space="preserve">  - 접수방류량: 100㎥/s, 300㎥/s  </w:t>
-            </w:r>
-          </w:p>
-          <w:p>
-            <w:pPr>
-              <w:spacing w:after="20" w:line="252" w:lineRule="auto"/>
-            </w:pPr>
-            <w:r>
-              <w:rPr>
-                <w:sz w:val="18"/>
-                <w:szCs w:val="18"/>
-                <w:lang w:eastAsia="ko-KR"/>
-              </w:rPr>
-              <w:t xml:space="preserve">  - 최대 총방류량: 29.105 CMS (2020-08-29 22:00)  </w:t>
-            </w:r>
-          </w:p>
-          <w:p>
-            <w:pPr>
-              <w:spacing w:after="20" w:line="252" w:lineRule="auto"/>
-            </w:pPr>
-            <w:r>
-              <w:rPr>
-                <w:sz w:val="18"/>
-                <w:szCs w:val="18"/>
-                <w:lang w:eastAsia="ko-KR"/>
-              </w:rPr>
-              <w:t xml:space="preserve">  - 최고 수위: 176.48 EL.m (2020-08-29 23:00)  </w:t>
-            </w:r>
-          </w:p>
-          <w:p>
-            <w:pPr>
-              <w:spacing w:after="20" w:line="252" w:lineRule="auto"/>
-            </w:pPr>
-            <w:r>
-              <w:rPr>
-                <w:sz w:val="18"/>
-                <w:szCs w:val="18"/>
-                <w:lang w:eastAsia="ko-KR"/>
-              </w:rPr>
-              <w:t xml:space="preserve">  - 제한수위: 178.2 EL.m (제한수위 대비 -1.72 m)  </w:t>
-            </w:r>
-          </w:p>
-          <w:p>
-            <w:pPr>
-              <w:spacing w:after="20" w:line="252" w:lineRule="auto"/>
-            </w:pPr>
-            <w:r>
-              <w:rPr>
-                <w:sz w:val="18"/>
-                <w:szCs w:val="18"/>
-                <w:lang w:eastAsia="ko-KR"/>
-              </w:rPr>
-              <w:t xml:space="preserve">  - 근거: [EVI:AP:3742], [EVI:AP:3767]  </w:t>
-            </w:r>
-          </w:p>
-          <w:p>
-            <w:pPr>
-              <w:spacing w:after="20" w:line="252" w:lineRule="auto"/>
-            </w:pPr>
-            <w:r>
-              <w:rPr>
-                <w:sz w:val="18"/>
-                <w:szCs w:val="18"/>
-                <w:lang w:eastAsia="ko-KR"/>
-              </w:rPr>
-              <w:t xml:space="preserve"/>
-            </w:r>
-          </w:p>
-          <w:p>
-            <w:pPr>
-              <w:spacing w:after="20" w:line="252" w:lineRule="auto"/>
-            </w:pPr>
-            <w:r>
-              <w:rPr>
-                <w:sz w:val="18"/>
-                <w:szCs w:val="18"/>
-                <w:lang w:eastAsia="ko-KR"/>
-              </w:rPr>
-              <w:t xml:space="preserve">- 홍수기 제한수위: 178.2 EL.m [EVI:LAW:별표3]</w:t>
+              <w:t xml:space="preserve">이 사례는 임시 기준으로 선정된 사례이며, 현재와 비교해 수위와 유입량 차이가 있습니다.</w:t>
             </w:r>
           </w:p>
         </w:tc>
@@ -19687,7 +19639,7 @@
                 <w:szCs w:val="18"/>
                 <w:lang w:eastAsia="ko-KR"/>
               </w:rPr>
-              <w:t xml:space="preserve">답변의 수위, 제한수위 대비 값, 접수방류량, 최대 총방류량, 근거 번호가 근거 묶음과 일치한다. 한 가지 표현은 정확하지 않다. “2020년 8월 4일 15:00에 승인된”은 승인일이 아니라 방류 시작 시각이다.</w:t>
+              <w:t xml:space="preserve">답변의 현재 수위, 제한수위 대비 -5.04 m, 사례 시각·수위, 승인량 대비 67.4%와 최대 총방류량 1011.2 CMS가 근거 묶음과 일치하고 근거 번호를 인용하였다. 두 가지는 정확하지 않다. 현재와 사례의 수위 차 “+7.27 m”는 묶음의 계산값이 아니라 LLM이 직접 계산한 값이고, 사례 수를 묻지 않았는데 LLM이 1개로 지정하여 사례가 하나만 제시되었다.</w:t>
             </w:r>
           </w:p>
         </w:tc>

--- a/lab_meeting/랩미팅 자료_KG구축_검색답변_초안.docx
+++ b/lab_meeting/랩미팅 자료_KG구축_검색답변_초안.docx
@@ -385,7 +385,7 @@
                 <w:szCs w:val="18"/>
                 <w:lang w:eastAsia="ko-KR"/>
               </w:rPr>
-              <w:t xml:space="preserve">• 질문 → 의도 분류(LLM) → Neo4j·측정자료·문서 조회 → 근거 묶음 → 답변 생성 흐름을 구현하고 Qwen3-8B로 CQ에 해당하는 질문 5개에 대한 답변 확인</w:t>
+              <w:t xml:space="preserve">• 질문 → 의도 분류(LLM) → Neo4j·측정자료·문서 조회 → 근거 묶음 → 답변 생성 흐름을 구현하고 Qwen3-8B로 CQ에 해당하는 질문 6개에 대한 답변 확인</w:t>
             </w:r>
           </w:p>
         </w:tc>
@@ -19939,7 +19939,7 @@
                 <w:szCs w:val="18"/>
                 <w:lang w:eastAsia="ko-KR"/>
               </w:rPr>
-              <w:t xml:space="preserve">CQ에 해당하는 질문 5개</w:t>
+              <w:t xml:space="preserve">CQ에 해당하는 질문 6개 (CQ1·CQ5를 묻는 현재 상태 질문 3개, CQ 종합 질문 3개)</w:t>
             </w:r>
           </w:p>
         </w:tc>
@@ -20631,6 +20631,141 @@
                 <w:szCs w:val="18"/>
                 <w:lang w:eastAsia="ko-KR"/>
               </w:rPr>
+              <w:t xml:space="preserve">m04 소양강댐 지금 상태를 제한수위와 비교하고, 비슷했던 과거 사례에서 승인된 방류량 대비 실제 방류량이 어땠는지 알려줘</w:t>
+            </w:r>
+          </w:p>
+        </w:tc>
+        <w:tc>
+          <w:tcPr>
+            <w:tcW w:w="1300" w:type="dxa"/>
+            <w:tcMar>
+              <w:top w:w="80" w:type="dxa"/>
+              <w:left w:w="110" w:type="dxa"/>
+              <w:bottom w:w="80" w:type="dxa"/>
+              <w:right w:w="110" w:type="dxa"/>
+            </w:tcMar>
+            <w:vAlign w:val="center"/>
+          </w:tcPr>
+          <w:p>
+            <w:pPr>
+              <w:spacing w:after="20" w:line="252" w:lineRule="auto"/>
+            </w:pPr>
+            <w:r>
+              <w:rPr>
+                <w:sz w:val="18"/>
+                <w:szCs w:val="18"/>
+                <w:lang w:eastAsia="ko-KR"/>
+              </w:rPr>
+              <w:t xml:space="preserve">CQ1, CQ5 + 사례의 CQ2~CQ4, CQ6</w:t>
+            </w:r>
+          </w:p>
+        </w:tc>
+        <w:tc>
+          <w:tcPr>
+            <w:tcW w:w="1400" w:type="dxa"/>
+            <w:tcMar>
+              <w:top w:w="80" w:type="dxa"/>
+              <w:left w:w="110" w:type="dxa"/>
+              <w:bottom w:w="80" w:type="dxa"/>
+              <w:right w:w="110" w:type="dxa"/>
+            </w:tcMar>
+            <w:vAlign w:val="center"/>
+          </w:tcPr>
+          <w:p>
+            <w:pPr>
+              <w:spacing w:after="20" w:line="252" w:lineRule="auto"/>
+            </w:pPr>
+            <w:r>
+              <w:rPr>
+                <w:sz w:val="18"/>
+                <w:szCs w:val="18"/>
+                <w:lang w:eastAsia="ko-KR"/>
+              </w:rPr>
+              <w:t xml:space="preserve">SIMILAR 일치</w:t>
+            </w:r>
+          </w:p>
+        </w:tc>
+        <w:tc>
+          <w:tcPr>
+            <w:tcW w:w="1000" w:type="dxa"/>
+            <w:tcMar>
+              <w:top w:w="80" w:type="dxa"/>
+              <w:left w:w="110" w:type="dxa"/>
+              <w:bottom w:w="80" w:type="dxa"/>
+              <w:right w:w="110" w:type="dxa"/>
+            </w:tcMar>
+            <w:vAlign w:val="center"/>
+          </w:tcPr>
+          <w:p>
+            <w:pPr>
+              <w:spacing w:after="20" w:line="252" w:lineRule="auto"/>
+            </w:pPr>
+            <w:r>
+              <w:rPr>
+                <w:sz w:val="18"/>
+                <w:szCs w:val="18"/>
+                <w:lang w:eastAsia="ko-KR"/>
+              </w:rPr>
+              <w:t xml:space="preserve">대체로 맞음</w:t>
+            </w:r>
+          </w:p>
+        </w:tc>
+        <w:tc>
+          <w:tcPr>
+            <w:tcW w:w="2872" w:type="dxa"/>
+            <w:tcMar>
+              <w:top w:w="80" w:type="dxa"/>
+              <w:left w:w="110" w:type="dxa"/>
+              <w:bottom w:w="80" w:type="dxa"/>
+              <w:right w:w="110" w:type="dxa"/>
+            </w:tcMar>
+            <w:vAlign w:val="center"/>
+          </w:tcPr>
+          <w:p>
+            <w:pPr>
+              <w:spacing w:after="20" w:line="252" w:lineRule="auto"/>
+            </w:pPr>
+            <w:r>
+              <w:rPr>
+                <w:sz w:val="18"/>
+                <w:szCs w:val="18"/>
+                <w:lang w:eastAsia="ko-KR"/>
+              </w:rPr>
+              <w:t xml:space="preserve">현재 수위의 제한수위 대비 -5.04 m, 사례의 방류량이 승인 1500㎥/s의 67.4%로 근거 묶음과 일치. 수위 차 하나를 직접 계산하고 사례를 1개만 제시</w:t>
+            </w:r>
+          </w:p>
+        </w:tc>
+      </w:tr>
+      <w:tr>
+        <w:trPr>
+          <w:cantSplit/>
+          <w:jc w:val="center"/>
+        </w:trPr>
+        <w:tc>
+          <w:tcPr>
+            <w:tcW w:w="3400" w:type="dxa"/>
+            <w:shd w:val="clear" w:color="auto" w:fill="EEF5FA"/>
+            <w:tcMar>
+              <w:top w:w="80" w:type="dxa"/>
+              <w:left w:w="110" w:type="dxa"/>
+              <w:bottom w:w="80" w:type="dxa"/>
+              <w:right w:w="110" w:type="dxa"/>
+            </w:tcMar>
+            <w:vAlign w:val="center"/>
+          </w:tcPr>
+          <w:p>
+            <w:pPr>
+              <w:spacing w:after="20" w:line="252" w:lineRule="auto"/>
+              <w:jc w:val="center"/>
+            </w:pPr>
+            <w:r>
+              <w:rPr>
+                <w:b/>
+                <w:color w:val="1F4E79"/>
+                <w:sz w:val="18"/>
+                <w:szCs w:val="18"/>
+                <w:lang w:eastAsia="ko-KR"/>
+              </w:rPr>
               <w:t xml:space="preserve">m06 횡성댐 2020년 8월 방류 운영을 승인 내용과 당시 수위, 제한수위, 근거까지 한 번에 정리해줘</w:t>
             </w:r>
           </w:p>
@@ -20954,7 +21089,7 @@
                 <w:szCs w:val="18"/>
                 <w:lang w:eastAsia="ko-KR"/>
               </w:rPr>
-              <w:t xml:space="preserve">5개 질문 중 맞음 3개, 대체로 맞음 1개, 오류 1개이다. CQ2와 CQ3는 통합 질문(m06) 안에서만 확인하였고, CQ별 단일 질문은 추가로 확인할 예정이다.</w:t>
+              <w:t xml:space="preserve">6개 질문 중 맞음 3개, 대체로 맞음 2개, 오류 1개이다. CQ2와 CQ3는 종합 질문(m04, m06) 안에서만 확인하였고, CQ별 단일 질문은 추가로 확인할 예정이다.</w:t>
             </w:r>
           </w:p>
         </w:tc>
@@ -21372,6 +21507,116 @@
                 <w:szCs w:val="18"/>
                 <w:lang w:eastAsia="ko-KR"/>
               </w:rPr>
+              <w:t xml:space="preserve">현재와 사례의 수위 차를 LLM이 직접 계산, 요청하지 않은 사례 수를 임의로 지정</w:t>
+            </w:r>
+          </w:p>
+        </w:tc>
+        <w:tc>
+          <w:tcPr>
+            <w:tcW w:w="1200" w:type="dxa"/>
+            <w:tcMar>
+              <w:top w:w="80" w:type="dxa"/>
+              <w:left w:w="110" w:type="dxa"/>
+              <w:bottom w:w="80" w:type="dxa"/>
+              <w:right w:w="110" w:type="dxa"/>
+            </w:tcMar>
+            <w:vAlign w:val="center"/>
+          </w:tcPr>
+          <w:p>
+            <w:pPr>
+              <w:spacing w:after="20" w:line="252" w:lineRule="auto"/>
+            </w:pPr>
+            <w:r>
+              <w:rPr>
+                <w:sz w:val="18"/>
+                <w:szCs w:val="18"/>
+                <w:lang w:eastAsia="ko-KR"/>
+              </w:rPr>
+              <w:t xml:space="preserve">m04</w:t>
+            </w:r>
+          </w:p>
+        </w:tc>
+        <w:tc>
+          <w:tcPr>
+            <w:tcW w:w="3700" w:type="dxa"/>
+            <w:tcMar>
+              <w:top w:w="80" w:type="dxa"/>
+              <w:left w:w="110" w:type="dxa"/>
+              <w:bottom w:w="80" w:type="dxa"/>
+              <w:right w:w="110" w:type="dxa"/>
+            </w:tcMar>
+            <w:vAlign w:val="center"/>
+          </w:tcPr>
+          <w:p>
+            <w:pPr>
+              <w:spacing w:after="20" w:line="252" w:lineRule="auto"/>
+            </w:pPr>
+            <w:r>
+              <w:rPr>
+                <w:sz w:val="18"/>
+                <w:szCs w:val="18"/>
+                <w:lang w:eastAsia="ko-KR"/>
+              </w:rPr>
+              <w:t xml:space="preserve">수위 차·제한수위 대비·유입량 배수를 프로그램이 계산해 제공하고, 사례 수는 질문에 명시된 경우에만 지정</w:t>
+            </w:r>
+          </w:p>
+        </w:tc>
+        <w:tc>
+          <w:tcPr>
+            <w:tcW w:w="1672" w:type="dxa"/>
+            <w:tcMar>
+              <w:top w:w="80" w:type="dxa"/>
+              <w:left w:w="110" w:type="dxa"/>
+              <w:bottom w:w="80" w:type="dxa"/>
+              <w:right w:w="110" w:type="dxa"/>
+            </w:tcMar>
+            <w:vAlign w:val="center"/>
+          </w:tcPr>
+          <w:p>
+            <w:pPr>
+              <w:spacing w:after="20" w:line="252" w:lineRule="auto"/>
+            </w:pPr>
+            <w:r>
+              <w:rPr>
+                <w:sz w:val="18"/>
+                <w:szCs w:val="18"/>
+                <w:lang w:eastAsia="ko-KR"/>
+              </w:rPr>
+              <w:t xml:space="preserve">수정, 재실행 필요</w:t>
+            </w:r>
+          </w:p>
+        </w:tc>
+      </w:tr>
+      <w:tr>
+        <w:trPr>
+          <w:cantSplit/>
+          <w:jc w:val="center"/>
+        </w:trPr>
+        <w:tc>
+          <w:tcPr>
+            <w:tcW w:w="3400" w:type="dxa"/>
+            <w:shd w:val="clear" w:color="auto" w:fill="EEF5FA"/>
+            <w:tcMar>
+              <w:top w:w="80" w:type="dxa"/>
+              <w:left w:w="110" w:type="dxa"/>
+              <w:bottom w:w="80" w:type="dxa"/>
+              <w:right w:w="110" w:type="dxa"/>
+            </w:tcMar>
+            <w:vAlign w:val="center"/>
+          </w:tcPr>
+          <w:p>
+            <w:pPr>
+              <w:spacing w:after="20" w:line="252" w:lineRule="auto"/>
+              <w:jc w:val="center"/>
+            </w:pPr>
+            <w:r>
+              <w:rPr>
+                <w:b/>
+                <w:color w:val="1F4E79"/>
+                <w:sz w:val="18"/>
+                <w:szCs w:val="18"/>
+                <w:lang w:eastAsia="ko-KR"/>
+              </w:rPr>
               <w:t xml:space="preserve">승인일과 방류 시작 시각을 구분하지 않고 서술</w:t>
             </w:r>
           </w:p>
@@ -21535,7 +21780,7 @@
                 <w:szCs w:val="18"/>
                 <w:lang w:eastAsia="ko-KR"/>
               </w:rPr>
-              <w:t xml:space="preserve">CQ에 해당하는 질문 5개에서 질문 해석, 근거 조회, 답변 생성까지 전 과정이 동작하고, 근거 묶음의 수치와 근거 번호를 인용한 답변이 생성됨을 확인하였다. 오류의 상당수는 근거 묶음의 구성에서 비롯되어 수정하였다. 본 결과는 소형 모델로 한 번 실행한 결과이며 정확도나 효과를 입증하는 것은 아니다.</w:t>
+              <w:t xml:space="preserve">CQ에 해당하는 질문 6개에서 질문 해석, 근거 조회, 답변 생성까지 전 과정이 동작하고, 근거 묶음의 수치와 근거 번호를 인용한 답변이 생성됨을 확인하였다. 오류의 상당수는 근거 묶음의 구성에서 비롯되어 수정하였다. 본 결과는 소형 모델로 한 번 실행한 결과이며 정확도나 효과를 입증하는 것은 아니다.</w:t>
             </w:r>
           </w:p>
         </w:tc>
@@ -21955,7 +22200,7 @@
                 <w:szCs w:val="18"/>
                 <w:lang w:eastAsia="ko-KR"/>
               </w:rPr>
-              <w:t xml:space="preserve">소형 모델(8B), CQ에 해당하는 질문 5개, 1회 실행이다. 의도 분류 정확도와 답변의 안정성은 확인되지 않았고, 표 데이터를 그대로 주는 방식과의 비교 기준선이 없다.</w:t>
+              <w:t xml:space="preserve">소형 모델(8B), CQ에 해당하는 질문 6개, 1회 실행이다. 의도 분류 정확도와 답변의 안정성은 확인되지 않았고, 표 데이터를 그대로 주는 방식과의 비교 기준선이 없다.</w:t>
             </w:r>
           </w:p>
         </w:tc>

--- a/lab_meeting/랩미팅 자료_KG구축_검색답변_초안.docx
+++ b/lab_meeting/랩미팅 자료_KG구축_검색답변_초안.docx
@@ -385,7 +385,7 @@
                 <w:szCs w:val="18"/>
                 <w:lang w:eastAsia="ko-KR"/>
               </w:rPr>
-              <w:t xml:space="preserve">• 질문 → 의도 분류(LLM) → Neo4j·측정자료·문서 조회 → 근거 묶음 → 답변 생성 흐름을 구현하고 Qwen3-8B로 CQ에 해당하는 질문 6개에 대한 답변 확인</w:t>
+              <w:t xml:space="preserve">• 질문 → 의도 분류(LLM) → Neo4j·측정자료·문서 조회 → 근거 묶음 → 답변 생성 흐름을 구현하고 Qwen3-8B로 예시 질문(현재 상태를 제한수위, 비슷한 과거 사례와 비교)의 답변 확인</w:t>
             </w:r>
           </w:p>
         </w:tc>
@@ -15391,7 +15391,7 @@
         <w:rPr>
           <w:lang w:eastAsia="ko-KR"/>
         </w:rPr>
-        <w:t xml:space="preserve">3.2 의도별 근거 구성</w:t>
+        <w:t xml:space="preserve">3.2 의도와 근거 구성</w:t>
       </w:r>
     </w:p>
     <w:p>
@@ -15407,26 +15407,7 @@
           <w:szCs w:val="20"/>
           <w:lang w:eastAsia="ko-KR"/>
         </w:rPr>
-        <w:t xml:space="preserve">질문이 어느 CQ에 해당하는지(의도)에 따라 가져올 근거가 정해진다. 근거 구성은 임의로 정한 것이 아니라, Ontology 설계에서 CQ마다 정한 Relation 경로(1.4절)를 따른다. CQ1~CQ6에 해당하는 의도는 그 경로를 그대로 사용하고, 그 밖의 의도는 전체 질문과 범위 처리를 위해 추가하였다.</w:t>
-      </w:r>
-    </w:p>
-    <w:p>
-      <w:pPr>
-        <w:keepNext/>
-        <w:spacing w:before="240"/>
-        <w:rPr>
-          <w:lang w:eastAsia="ko-KR"/>
-        </w:rPr>
-      </w:pPr>
-      <w:r>
-        <w:rPr>
-          <w:b/>
-          <w:color w:val="1F4E79"/>
-          <w:sz w:val="25"/>
-          <w:szCs w:val="25"/>
-          <w:lang w:eastAsia="ko-KR"/>
-        </w:rPr>
-        <w:t xml:space="preserve">CQ에 해당하는 의도</w:t>
+        <w:t xml:space="preserve">질문이 어느 의도에 해당하는지에 따라 가져올 근거가 정해진다. 의도는 CQ1~CQ6과 SIMILAR이다. CQ1~CQ6의 근거 구성은 Ontology 설계에서 CQ마다 정한 Relation 경로(1.4절)를 그대로 따른다.</w:t>
       </w:r>
     </w:p>
     <w:tbl>
@@ -16050,6 +16031,91 @@
           </w:p>
         </w:tc>
       </w:tr>
+      <w:tr>
+        <w:trPr>
+          <w:cantSplit/>
+          <w:jc w:val="center"/>
+        </w:trPr>
+        <w:tc>
+          <w:tcPr>
+            <w:tcW w:w="2000" w:type="dxa"/>
+            <w:shd w:val="clear" w:color="auto" w:fill="EEF5FA"/>
+            <w:tcMar>
+              <w:top w:w="80" w:type="dxa"/>
+              <w:left w:w="110" w:type="dxa"/>
+              <w:bottom w:w="80" w:type="dxa"/>
+              <w:right w:w="110" w:type="dxa"/>
+            </w:tcMar>
+            <w:vAlign w:val="center"/>
+          </w:tcPr>
+          <w:p>
+            <w:pPr>
+              <w:spacing w:after="20" w:line="252" w:lineRule="auto"/>
+              <w:jc w:val="center"/>
+            </w:pPr>
+            <w:r>
+              <w:rPr>
+                <w:b/>
+                <w:color w:val="1F4E79"/>
+                <w:sz w:val="18"/>
+                <w:szCs w:val="18"/>
+                <w:lang w:eastAsia="ko-KR"/>
+              </w:rPr>
+              <w:t xml:space="preserve">SIMILAR</w:t>
+            </w:r>
+          </w:p>
+        </w:tc>
+        <w:tc>
+          <w:tcPr>
+            <w:tcW w:w="4272" w:type="dxa"/>
+            <w:tcMar>
+              <w:top w:w="80" w:type="dxa"/>
+              <w:left w:w="110" w:type="dxa"/>
+              <w:bottom w:w="80" w:type="dxa"/>
+              <w:right w:w="110" w:type="dxa"/>
+            </w:tcMar>
+            <w:vAlign w:val="center"/>
+          </w:tcPr>
+          <w:p>
+            <w:pPr>
+              <w:spacing w:after="20" w:line="252" w:lineRule="auto"/>
+            </w:pPr>
+            <w:r>
+              <w:rPr>
+                <w:sz w:val="18"/>
+                <w:szCs w:val="18"/>
+                <w:lang w:eastAsia="ko-KR"/>
+              </w:rPr>
+              <w:t xml:space="preserve">현재 상태와 과거 운영행위 시점의 상태를 비교하여 가까운 사례를 고르고, 그 사례에 CQ2·CQ3·CQ4·CQ6의 경로를 적용</w:t>
+            </w:r>
+          </w:p>
+        </w:tc>
+        <w:tc>
+          <w:tcPr>
+            <w:tcW w:w="3700" w:type="dxa"/>
+            <w:tcMar>
+              <w:top w:w="80" w:type="dxa"/>
+              <w:left w:w="110" w:type="dxa"/>
+              <w:bottom w:w="80" w:type="dxa"/>
+              <w:right w:w="110" w:type="dxa"/>
+            </w:tcMar>
+            <w:vAlign w:val="center"/>
+          </w:tcPr>
+          <w:p>
+            <w:pPr>
+              <w:spacing w:after="20" w:line="252" w:lineRule="auto"/>
+            </w:pPr>
+            <w:r>
+              <w:rPr>
+                <w:sz w:val="18"/>
+                <w:szCs w:val="18"/>
+                <w:lang w:eastAsia="ko-KR"/>
+              </w:rPr>
+              <w:t xml:space="preserve">현재 상태, 제한수위, 가까운 과거 사례의 상태·운영행위·승인·근거, 계산한 비교 값</w:t>
+            </w:r>
+          </w:p>
+        </w:tc>
+      </w:tr>
     </w:tbl>
     <w:p>
       <w:pPr>
@@ -16058,6 +16124,22 @@
           <w:lang w:eastAsia="ko-KR"/>
         </w:rPr>
       </w:pPr>
+    </w:p>
+    <w:p>
+      <w:pPr>
+        <w:spacing w:before="60" w:after="120"/>
+        <w:rPr>
+          <w:lang w:eastAsia="ko-KR"/>
+        </w:rPr>
+      </w:pPr>
+      <w:r>
+        <w:rPr>
+          <w:sz w:val="20"/>
+          <w:szCs w:val="20"/>
+          <w:lang w:eastAsia="ko-KR"/>
+        </w:rPr>
+        <w:t xml:space="preserve">SIMILAR는 CQ에 없는 의도이다. Ontology의 전체 질문은 현재 상태를 과거 사례와 비교하는 것인데, 어떤 CQ도 값을 비교하여 사례를 고르는 질문을 다루지 않아 값 비교가 필요하다고 판단하여 추가하였다. 사례를 고르는 거리 기준은 연구자가 정한 임시 기준이다(3.7절). 여러 CQ를 한 번에 묻는 질문을 위한 묶음 의도(CURRENT, INTEGRATED)도 구현하였으나 이 예시에서는 쓰지 않는다. 범위 밖 질문(여러 댐 비교, 사유 질문)은 의도가 아니라 단계 2의 검증에서 거절한다.</w:t>
+      </w:r>
     </w:p>
     <w:p>
       <w:pPr>
@@ -16075,7 +16157,7 @@
           <w:szCs w:val="25"/>
           <w:lang w:eastAsia="ko-KR"/>
         </w:rPr>
-        <w:t xml:space="preserve">CQ 밖에서 추가한 의도</w:t>
+        <w:t xml:space="preserve">예시 질문이 필요로 하는 근거</w:t>
       </w:r>
     </w:p>
     <w:tbl>
@@ -16094,10 +16176,10 @@
         <w:tblLook w:val="04A0" w:firstRow="1" w:lastRow="0" w:firstColumn="1" w:lastColumn="0" w:noHBand="0" w:noVBand="1"/>
       </w:tblPr>
       <w:tblGrid>
+        <w:gridCol w:w="2600"/>
         <w:gridCol w:w="1500"/>
-        <w:gridCol w:w="2500"/>
-        <w:gridCol w:w="3972"/>
-        <w:gridCol w:w="2000"/>
+        <w:gridCol w:w="3000"/>
+        <w:gridCol w:w="2872"/>
       </w:tblGrid>
       <w:tr>
         <w:trPr>
@@ -16107,6 +16189,34 @@
         </w:trPr>
         <w:tc>
           <w:tcPr>
+            <w:tcW w:w="2600" w:type="dxa"/>
+            <w:shd w:val="clear" w:color="auto" w:fill="D9EAF7"/>
+            <w:tcMar>
+              <w:top w:w="80" w:type="dxa"/>
+              <w:left w:w="110" w:type="dxa"/>
+              <w:bottom w:w="80" w:type="dxa"/>
+              <w:right w:w="110" w:type="dxa"/>
+            </w:tcMar>
+            <w:vAlign w:val="center"/>
+          </w:tcPr>
+          <w:p>
+            <w:pPr>
+              <w:spacing w:after="20" w:line="252" w:lineRule="auto"/>
+              <w:jc w:val="center"/>
+            </w:pPr>
+            <w:r>
+              <w:rPr>
+                <w:b/>
+                <w:sz w:val="18"/>
+                <w:szCs w:val="18"/>
+                <w:lang w:eastAsia="ko-KR"/>
+              </w:rPr>
+              <w:t xml:space="preserve">질문의 부분</w:t>
+            </w:r>
+          </w:p>
+        </w:tc>
+        <w:tc>
+          <w:tcPr>
             <w:tcW w:w="1500" w:type="dxa"/>
             <w:shd w:val="clear" w:color="auto" w:fill="D9EAF7"/>
             <w:tcMar>
@@ -16129,13 +16239,13 @@
                 <w:szCs w:val="18"/>
                 <w:lang w:eastAsia="ko-KR"/>
               </w:rPr>
-              <w:t xml:space="preserve">의도</w:t>
-            </w:r>
-          </w:p>
-        </w:tc>
-        <w:tc>
-          <w:tcPr>
-            <w:tcW w:w="2500" w:type="dxa"/>
+              <w:t xml:space="preserve">해당 의도</w:t>
+            </w:r>
+          </w:p>
+        </w:tc>
+        <w:tc>
+          <w:tcPr>
+            <w:tcW w:w="3000" w:type="dxa"/>
             <w:shd w:val="clear" w:color="auto" w:fill="D9EAF7"/>
             <w:tcMar>
               <w:top w:w="80" w:type="dxa"/>
@@ -16157,13 +16267,13 @@
                 <w:szCs w:val="18"/>
                 <w:lang w:eastAsia="ko-KR"/>
               </w:rPr>
-              <w:t xml:space="preserve">근거 구성</w:t>
-            </w:r>
-          </w:p>
-        </w:tc>
-        <w:tc>
-          <w:tcPr>
-            <w:tcW w:w="3972" w:type="dxa"/>
+              <w:t xml:space="preserve">따라가는 경로</w:t>
+            </w:r>
+          </w:p>
+        </w:tc>
+        <w:tc>
+          <w:tcPr>
+            <w:tcW w:w="2872" w:type="dxa"/>
             <w:shd w:val="clear" w:color="auto" w:fill="D9EAF7"/>
             <w:tcMar>
               <w:top w:w="80" w:type="dxa"/>
@@ -16185,35 +16295,7 @@
                 <w:szCs w:val="18"/>
                 <w:lang w:eastAsia="ko-KR"/>
               </w:rPr>
-              <w:t xml:space="preserve">추가한 이유</w:t>
-            </w:r>
-          </w:p>
-        </w:tc>
-        <w:tc>
-          <w:tcPr>
-            <w:tcW w:w="2000" w:type="dxa"/>
-            <w:shd w:val="clear" w:color="auto" w:fill="D9EAF7"/>
-            <w:tcMar>
-              <w:top w:w="80" w:type="dxa"/>
-              <w:left w:w="110" w:type="dxa"/>
-              <w:bottom w:w="80" w:type="dxa"/>
-              <w:right w:w="110" w:type="dxa"/>
-            </w:tcMar>
-            <w:vAlign w:val="center"/>
-          </w:tcPr>
-          <w:p>
-            <w:pPr>
-              <w:spacing w:after="20" w:line="252" w:lineRule="auto"/>
-              <w:jc w:val="center"/>
-            </w:pPr>
-            <w:r>
-              <w:rPr>
-                <w:b/>
-                <w:sz w:val="18"/>
-                <w:szCs w:val="18"/>
-                <w:lang w:eastAsia="ko-KR"/>
-              </w:rPr>
-              <w:t xml:space="preserve">성격</w:t>
+              <w:t xml:space="preserve">가져오는 근거</w:t>
             </w:r>
           </w:p>
         </w:tc>
@@ -16225,7 +16307,7 @@
         </w:trPr>
         <w:tc>
           <w:tcPr>
-            <w:tcW w:w="1500" w:type="dxa"/>
+            <w:tcW w:w="2600" w:type="dxa"/>
             <w:shd w:val="clear" w:color="auto" w:fill="EEF5FA"/>
             <w:tcMar>
               <w:top w:w="80" w:type="dxa"/>
@@ -16248,82 +16330,82 @@
                 <w:szCs w:val="18"/>
                 <w:lang w:eastAsia="ko-KR"/>
               </w:rPr>
-              <w:t xml:space="preserve">INTEGRATED</w:t>
-            </w:r>
-          </w:p>
-        </w:tc>
-        <w:tc>
-          <w:tcPr>
-            <w:tcW w:w="2500" w:type="dxa"/>
-            <w:tcMar>
-              <w:top w:w="80" w:type="dxa"/>
-              <w:left w:w="110" w:type="dxa"/>
-              <w:bottom w:w="80" w:type="dxa"/>
-              <w:right w:w="110" w:type="dxa"/>
-            </w:tcMar>
-            <w:vAlign w:val="center"/>
-          </w:tcPr>
-          <w:p>
-            <w:pPr>
-              <w:spacing w:after="20" w:line="252" w:lineRule="auto"/>
-            </w:pPr>
-            <w:r>
-              <w:rPr>
-                <w:sz w:val="18"/>
-                <w:szCs w:val="18"/>
-                <w:lang w:eastAsia="ko-KR"/>
-              </w:rPr>
-              <w:t xml:space="preserve">운영행위 + 승인 + 당시 상태 + 제한수위 + 근거 + 비교 값</w:t>
-            </w:r>
-          </w:p>
-        </w:tc>
-        <w:tc>
-          <w:tcPr>
-            <w:tcW w:w="3972" w:type="dxa"/>
-            <w:tcMar>
-              <w:top w:w="80" w:type="dxa"/>
-              <w:left w:w="110" w:type="dxa"/>
-              <w:bottom w:w="80" w:type="dxa"/>
-              <w:right w:w="110" w:type="dxa"/>
-            </w:tcMar>
-            <w:vAlign w:val="center"/>
-          </w:tcPr>
-          <w:p>
-            <w:pPr>
-              <w:spacing w:after="20" w:line="252" w:lineRule="auto"/>
-            </w:pPr>
-            <w:r>
-              <w:rPr>
-                <w:sz w:val="18"/>
-                <w:szCs w:val="18"/>
-                <w:lang w:eastAsia="ko-KR"/>
-              </w:rPr>
-              <w:t xml:space="preserve">Ontology의 전체 질문(현재 상태와 기준, 선택된 과거 사례의 상태·운영·승인·근거를 함께 추적)에 대응. CQ1~CQ6의 경로를 한 사례로 묶은 것</w:t>
-            </w:r>
-          </w:p>
-        </w:tc>
-        <w:tc>
-          <w:tcPr>
-            <w:tcW w:w="2000" w:type="dxa"/>
-            <w:tcMar>
-              <w:top w:w="80" w:type="dxa"/>
-              <w:left w:w="110" w:type="dxa"/>
-              <w:bottom w:w="80" w:type="dxa"/>
-              <w:right w:w="110" w:type="dxa"/>
-            </w:tcMar>
-            <w:vAlign w:val="center"/>
-          </w:tcPr>
-          <w:p>
-            <w:pPr>
-              <w:spacing w:after="20" w:line="252" w:lineRule="auto"/>
-            </w:pPr>
-            <w:r>
-              <w:rPr>
-                <w:sz w:val="18"/>
-                <w:szCs w:val="18"/>
-                <w:lang w:eastAsia="ko-KR"/>
-              </w:rPr>
-              <w:t xml:space="preserve">CQ 경로의 조합. 비교 값 계산은 연구자 판단</w:t>
+              <w:t xml:space="preserve">소양강댐 지금 상태</w:t>
+            </w:r>
+          </w:p>
+        </w:tc>
+        <w:tc>
+          <w:tcPr>
+            <w:tcW w:w="1500" w:type="dxa"/>
+            <w:tcMar>
+              <w:top w:w="80" w:type="dxa"/>
+              <w:left w:w="110" w:type="dxa"/>
+              <w:bottom w:w="80" w:type="dxa"/>
+              <w:right w:w="110" w:type="dxa"/>
+            </w:tcMar>
+            <w:vAlign w:val="center"/>
+          </w:tcPr>
+          <w:p>
+            <w:pPr>
+              <w:spacing w:after="20" w:line="252" w:lineRule="auto"/>
+            </w:pPr>
+            <w:r>
+              <w:rPr>
+                <w:sz w:val="18"/>
+                <w:szCs w:val="18"/>
+                <w:lang w:eastAsia="ko-KR"/>
+              </w:rPr>
+              <w:t xml:space="preserve">CQ1</w:t>
+            </w:r>
+          </w:p>
+        </w:tc>
+        <w:tc>
+          <w:tcPr>
+            <w:tcW w:w="3000" w:type="dxa"/>
+            <w:tcMar>
+              <w:top w:w="80" w:type="dxa"/>
+              <w:left w:w="110" w:type="dxa"/>
+              <w:bottom w:w="80" w:type="dxa"/>
+              <w:right w:w="110" w:type="dxa"/>
+            </w:tcMar>
+            <w:vAlign w:val="center"/>
+          </w:tcPr>
+          <w:p>
+            <w:pPr>
+              <w:spacing w:after="20" w:line="252" w:lineRule="auto"/>
+            </w:pPr>
+            <w:r>
+              <w:rPr>
+                <w:sz w:val="18"/>
+                <w:szCs w:val="18"/>
+                <w:lang w:eastAsia="ko-KR"/>
+              </w:rPr>
+              <w:t xml:space="preserve">Dam → 상태 → 측정자료</w:t>
+            </w:r>
+          </w:p>
+        </w:tc>
+        <w:tc>
+          <w:tcPr>
+            <w:tcW w:w="2872" w:type="dxa"/>
+            <w:tcMar>
+              <w:top w:w="80" w:type="dxa"/>
+              <w:left w:w="110" w:type="dxa"/>
+              <w:bottom w:w="80" w:type="dxa"/>
+              <w:right w:w="110" w:type="dxa"/>
+            </w:tcMar>
+            <w:vAlign w:val="center"/>
+          </w:tcPr>
+          <w:p>
+            <w:pPr>
+              <w:spacing w:after="20" w:line="252" w:lineRule="auto"/>
+            </w:pPr>
+            <w:r>
+              <w:rPr>
+                <w:sz w:val="18"/>
+                <w:szCs w:val="18"/>
+                <w:lang w:eastAsia="ko-KR"/>
+              </w:rPr>
+              <w:t xml:space="preserve">저장된 가장 최근 시각의 6개 변수</w:t>
             </w:r>
           </w:p>
         </w:tc>
@@ -16335,7 +16417,7 @@
         </w:trPr>
         <w:tc>
           <w:tcPr>
-            <w:tcW w:w="1500" w:type="dxa"/>
+            <w:tcW w:w="2600" w:type="dxa"/>
             <w:shd w:val="clear" w:color="auto" w:fill="EEF5FA"/>
             <w:tcMar>
               <w:top w:w="80" w:type="dxa"/>
@@ -16358,82 +16440,82 @@
                 <w:szCs w:val="18"/>
                 <w:lang w:eastAsia="ko-KR"/>
               </w:rPr>
-              <w:t xml:space="preserve">CURRENT</w:t>
-            </w:r>
-          </w:p>
-        </w:tc>
-        <w:tc>
-          <w:tcPr>
-            <w:tcW w:w="2500" w:type="dxa"/>
-            <w:tcMar>
-              <w:top w:w="80" w:type="dxa"/>
-              <w:left w:w="110" w:type="dxa"/>
-              <w:bottom w:w="80" w:type="dxa"/>
-              <w:right w:w="110" w:type="dxa"/>
-            </w:tcMar>
-            <w:vAlign w:val="center"/>
-          </w:tcPr>
-          <w:p>
-            <w:pPr>
-              <w:spacing w:after="20" w:line="252" w:lineRule="auto"/>
-            </w:pPr>
-            <w:r>
-              <w:rPr>
-                <w:sz w:val="18"/>
-                <w:szCs w:val="18"/>
-                <w:lang w:eastAsia="ko-KR"/>
-              </w:rPr>
-              <w:t xml:space="preserve">현재 상태 + 제한수위 + 두 값의 차이</w:t>
-            </w:r>
-          </w:p>
-        </w:tc>
-        <w:tc>
-          <w:tcPr>
-            <w:tcW w:w="3972" w:type="dxa"/>
-            <w:tcMar>
-              <w:top w:w="80" w:type="dxa"/>
-              <w:left w:w="110" w:type="dxa"/>
-              <w:bottom w:w="80" w:type="dxa"/>
-              <w:right w:w="110" w:type="dxa"/>
-            </w:tcMar>
-            <w:vAlign w:val="center"/>
-          </w:tcPr>
-          <w:p>
-            <w:pPr>
-              <w:spacing w:after="20" w:line="252" w:lineRule="auto"/>
-            </w:pPr>
-            <w:r>
-              <w:rPr>
-                <w:sz w:val="18"/>
-                <w:szCs w:val="18"/>
-                <w:lang w:eastAsia="ko-KR"/>
-              </w:rPr>
-              <w:t xml:space="preserve">현재 수위가 제한수위에 얼마나 가까운지 묻는 질문이 가장 기본적이어서 CQ1과 CQ5를 함께 실행하도록 묶음</w:t>
-            </w:r>
-          </w:p>
-        </w:tc>
-        <w:tc>
-          <w:tcPr>
-            <w:tcW w:w="2000" w:type="dxa"/>
-            <w:tcMar>
-              <w:top w:w="80" w:type="dxa"/>
-              <w:left w:w="110" w:type="dxa"/>
-              <w:bottom w:w="80" w:type="dxa"/>
-              <w:right w:w="110" w:type="dxa"/>
-            </w:tcMar>
-            <w:vAlign w:val="center"/>
-          </w:tcPr>
-          <w:p>
-            <w:pPr>
-              <w:spacing w:after="20" w:line="252" w:lineRule="auto"/>
-            </w:pPr>
-            <w:r>
-              <w:rPr>
-                <w:sz w:val="18"/>
-                <w:szCs w:val="18"/>
-                <w:lang w:eastAsia="ko-KR"/>
-              </w:rPr>
-              <w:t xml:space="preserve">CQ1 + CQ5의 조합. 별도 의도로 두지 않고 두 CQ를 모두 실행해도 같은 근거가 나옴</w:t>
+              <w:t xml:space="preserve">제한수위와 비교</w:t>
+            </w:r>
+          </w:p>
+        </w:tc>
+        <w:tc>
+          <w:tcPr>
+            <w:tcW w:w="1500" w:type="dxa"/>
+            <w:tcMar>
+              <w:top w:w="80" w:type="dxa"/>
+              <w:left w:w="110" w:type="dxa"/>
+              <w:bottom w:w="80" w:type="dxa"/>
+              <w:right w:w="110" w:type="dxa"/>
+            </w:tcMar>
+            <w:vAlign w:val="center"/>
+          </w:tcPr>
+          <w:p>
+            <w:pPr>
+              <w:spacing w:after="20" w:line="252" w:lineRule="auto"/>
+            </w:pPr>
+            <w:r>
+              <w:rPr>
+                <w:sz w:val="18"/>
+                <w:szCs w:val="18"/>
+                <w:lang w:eastAsia="ko-KR"/>
+              </w:rPr>
+              <w:t xml:space="preserve">CQ5</w:t>
+            </w:r>
+          </w:p>
+        </w:tc>
+        <w:tc>
+          <w:tcPr>
+            <w:tcW w:w="3000" w:type="dxa"/>
+            <w:tcMar>
+              <w:top w:w="80" w:type="dxa"/>
+              <w:left w:w="110" w:type="dxa"/>
+              <w:bottom w:w="80" w:type="dxa"/>
+              <w:right w:w="110" w:type="dxa"/>
+            </w:tcMar>
+            <w:vAlign w:val="center"/>
+          </w:tcPr>
+          <w:p>
+            <w:pPr>
+              <w:spacing w:after="20" w:line="252" w:lineRule="auto"/>
+            </w:pPr>
+            <w:r>
+              <w:rPr>
+                <w:sz w:val="18"/>
+                <w:szCs w:val="18"/>
+                <w:lang w:eastAsia="ko-KR"/>
+              </w:rPr>
+              <w:t xml:space="preserve">Criterion → Dam, 별표3 원문</w:t>
+            </w:r>
+          </w:p>
+        </w:tc>
+        <w:tc>
+          <w:tcPr>
+            <w:tcW w:w="2872" w:type="dxa"/>
+            <w:tcMar>
+              <w:top w:w="80" w:type="dxa"/>
+              <w:left w:w="110" w:type="dxa"/>
+              <w:bottom w:w="80" w:type="dxa"/>
+              <w:right w:w="110" w:type="dxa"/>
+            </w:tcMar>
+            <w:vAlign w:val="center"/>
+          </w:tcPr>
+          <w:p>
+            <w:pPr>
+              <w:spacing w:after="20" w:line="252" w:lineRule="auto"/>
+            </w:pPr>
+            <w:r>
+              <w:rPr>
+                <w:sz w:val="18"/>
+                <w:szCs w:val="18"/>
+                <w:lang w:eastAsia="ko-KR"/>
+              </w:rPr>
+              <w:t xml:space="preserve">제한수위 190.3 EL.m와 현재와의 차이</w:t>
             </w:r>
           </w:p>
         </w:tc>
@@ -16445,7 +16527,7 @@
         </w:trPr>
         <w:tc>
           <w:tcPr>
-            <w:tcW w:w="1500" w:type="dxa"/>
+            <w:tcW w:w="2600" w:type="dxa"/>
             <w:shd w:val="clear" w:color="auto" w:fill="EEF5FA"/>
             <w:tcMar>
               <w:top w:w="80" w:type="dxa"/>
@@ -16468,82 +16550,82 @@
                 <w:szCs w:val="18"/>
                 <w:lang w:eastAsia="ko-KR"/>
               </w:rPr>
+              <w:t xml:space="preserve">비슷했던 과거 사례</w:t>
+            </w:r>
+          </w:p>
+        </w:tc>
+        <w:tc>
+          <w:tcPr>
+            <w:tcW w:w="1500" w:type="dxa"/>
+            <w:tcMar>
+              <w:top w:w="80" w:type="dxa"/>
+              <w:left w:w="110" w:type="dxa"/>
+              <w:bottom w:w="80" w:type="dxa"/>
+              <w:right w:w="110" w:type="dxa"/>
+            </w:tcMar>
+            <w:vAlign w:val="center"/>
+          </w:tcPr>
+          <w:p>
+            <w:pPr>
+              <w:spacing w:after="20" w:line="252" w:lineRule="auto"/>
+            </w:pPr>
+            <w:r>
+              <w:rPr>
+                <w:sz w:val="18"/>
+                <w:szCs w:val="18"/>
+                <w:lang w:eastAsia="ko-KR"/>
+              </w:rPr>
               <w:t xml:space="preserve">SIMILAR</w:t>
             </w:r>
           </w:p>
         </w:tc>
         <w:tc>
           <w:tcPr>
-            <w:tcW w:w="2500" w:type="dxa"/>
-            <w:tcMar>
-              <w:top w:w="80" w:type="dxa"/>
-              <w:left w:w="110" w:type="dxa"/>
-              <w:bottom w:w="80" w:type="dxa"/>
-              <w:right w:w="110" w:type="dxa"/>
-            </w:tcMar>
-            <w:vAlign w:val="center"/>
-          </w:tcPr>
-          <w:p>
-            <w:pPr>
-              <w:spacing w:after="20" w:line="252" w:lineRule="auto"/>
-            </w:pPr>
-            <w:r>
-              <w:rPr>
-                <w:sz w:val="18"/>
-                <w:szCs w:val="18"/>
-                <w:lang w:eastAsia="ko-KR"/>
-              </w:rPr>
-              <w:t xml:space="preserve">현재 상태와 가까운 과거 사례 상위 3개와 각 사례의 승인·상태·기준·근거</w:t>
-            </w:r>
-          </w:p>
-        </w:tc>
-        <w:tc>
-          <w:tcPr>
-            <w:tcW w:w="3972" w:type="dxa"/>
-            <w:tcMar>
-              <w:top w:w="80" w:type="dxa"/>
-              <w:left w:w="110" w:type="dxa"/>
-              <w:bottom w:w="80" w:type="dxa"/>
-              <w:right w:w="110" w:type="dxa"/>
-            </w:tcMar>
-            <w:vAlign w:val="center"/>
-          </w:tcPr>
-          <w:p>
-            <w:pPr>
-              <w:spacing w:after="20" w:line="252" w:lineRule="auto"/>
-            </w:pPr>
-            <w:r>
-              <w:rPr>
-                <w:sz w:val="18"/>
-                <w:szCs w:val="18"/>
-                <w:lang w:eastAsia="ko-KR"/>
-              </w:rPr>
-              <w:t xml:space="preserve">전체 질문의 “선택된 과거 시점 또는 사례”를 현재 상태에서 어떻게 고르는지는 CQ에 정해져 있지 않아 선택 방법이 필요</w:t>
-            </w:r>
-          </w:p>
-        </w:tc>
-        <w:tc>
-          <w:tcPr>
-            <w:tcW w:w="2000" w:type="dxa"/>
-            <w:tcMar>
-              <w:top w:w="80" w:type="dxa"/>
-              <w:left w:w="110" w:type="dxa"/>
-              <w:bottom w:w="80" w:type="dxa"/>
-              <w:right w:w="110" w:type="dxa"/>
-            </w:tcMar>
-            <w:vAlign w:val="center"/>
-          </w:tcPr>
-          <w:p>
-            <w:pPr>
-              <w:spacing w:after="20" w:line="252" w:lineRule="auto"/>
-            </w:pPr>
-            <w:r>
-              <w:rPr>
-                <w:sz w:val="18"/>
-                <w:szCs w:val="18"/>
-                <w:lang w:eastAsia="ko-KR"/>
-              </w:rPr>
-              <w:t xml:space="preserve">연구자 판단(수위·유입량의 유클리드 거리, 임시 기준)</w:t>
+            <w:tcW w:w="3000" w:type="dxa"/>
+            <w:tcMar>
+              <w:top w:w="80" w:type="dxa"/>
+              <w:left w:w="110" w:type="dxa"/>
+              <w:bottom w:w="80" w:type="dxa"/>
+              <w:right w:w="110" w:type="dxa"/>
+            </w:tcMar>
+            <w:vAlign w:val="center"/>
+          </w:tcPr>
+          <w:p>
+            <w:pPr>
+              <w:spacing w:after="20" w:line="252" w:lineRule="auto"/>
+            </w:pPr>
+            <w:r>
+              <w:rPr>
+                <w:sz w:val="18"/>
+                <w:szCs w:val="18"/>
+                <w:lang w:eastAsia="ko-KR"/>
+              </w:rPr>
+              <w:t xml:space="preserve">운영행위 시점들의 수위·유입량 비교</w:t>
+            </w:r>
+          </w:p>
+        </w:tc>
+        <w:tc>
+          <w:tcPr>
+            <w:tcW w:w="2872" w:type="dxa"/>
+            <w:tcMar>
+              <w:top w:w="80" w:type="dxa"/>
+              <w:left w:w="110" w:type="dxa"/>
+              <w:bottom w:w="80" w:type="dxa"/>
+              <w:right w:w="110" w:type="dxa"/>
+            </w:tcMar>
+            <w:vAlign w:val="center"/>
+          </w:tcPr>
+          <w:p>
+            <w:pPr>
+              <w:spacing w:after="20" w:line="252" w:lineRule="auto"/>
+            </w:pPr>
+            <w:r>
+              <w:rPr>
+                <w:sz w:val="18"/>
+                <w:szCs w:val="18"/>
+                <w:lang w:eastAsia="ko-KR"/>
+              </w:rPr>
+              <w:t xml:space="preserve">거리가 가장 가까운 사례</w:t>
             </w:r>
           </w:p>
         </w:tc>
@@ -16555,7 +16637,7 @@
         </w:trPr>
         <w:tc>
           <w:tcPr>
-            <w:tcW w:w="1500" w:type="dxa"/>
+            <w:tcW w:w="2600" w:type="dxa"/>
             <w:shd w:val="clear" w:color="auto" w:fill="EEF5FA"/>
             <w:tcMar>
               <w:top w:w="80" w:type="dxa"/>
@@ -16578,82 +16660,412 @@
                 <w:szCs w:val="18"/>
                 <w:lang w:eastAsia="ko-KR"/>
               </w:rPr>
-              <w:t xml:space="preserve">OUT_OF_SCOPE</w:t>
-            </w:r>
-          </w:p>
-        </w:tc>
-        <w:tc>
-          <w:tcPr>
-            <w:tcW w:w="2500" w:type="dxa"/>
-            <w:tcMar>
-              <w:top w:w="80" w:type="dxa"/>
-              <w:left w:w="110" w:type="dxa"/>
-              <w:bottom w:w="80" w:type="dxa"/>
-              <w:right w:w="110" w:type="dxa"/>
-            </w:tcMar>
-            <w:vAlign w:val="center"/>
-          </w:tcPr>
-          <w:p>
-            <w:pPr>
-              <w:spacing w:after="20" w:line="252" w:lineRule="auto"/>
-            </w:pPr>
-            <w:r>
-              <w:rPr>
-                <w:sz w:val="18"/>
-                <w:szCs w:val="18"/>
-                <w:lang w:eastAsia="ko-KR"/>
-              </w:rPr>
-              <w:t xml:space="preserve">근거를 가져오지 않고 거절</w:t>
-            </w:r>
-          </w:p>
-        </w:tc>
-        <w:tc>
-          <w:tcPr>
-            <w:tcW w:w="3972" w:type="dxa"/>
-            <w:tcMar>
-              <w:top w:w="80" w:type="dxa"/>
-              <w:left w:w="110" w:type="dxa"/>
-              <w:bottom w:w="80" w:type="dxa"/>
-              <w:right w:w="110" w:type="dxa"/>
-            </w:tcMar>
-            <w:vAlign w:val="center"/>
-          </w:tcPr>
-          <w:p>
-            <w:pPr>
-              <w:spacing w:after="20" w:line="252" w:lineRule="auto"/>
-            </w:pPr>
-            <w:r>
-              <w:rPr>
-                <w:sz w:val="18"/>
-                <w:szCs w:val="18"/>
-                <w:lang w:eastAsia="ko-KR"/>
-              </w:rPr>
-              <w:t xml:space="preserve">여러 댐 비교, 사유 질문처럼 KG에 근거가 없는 질문에 근거 없이 답하지 않도록 함(Ontology 목적: 근거에 없는 사유를 추정하지 않음)</w:t>
-            </w:r>
-          </w:p>
-        </w:tc>
-        <w:tc>
-          <w:tcPr>
-            <w:tcW w:w="2000" w:type="dxa"/>
-            <w:tcMar>
-              <w:top w:w="80" w:type="dxa"/>
-              <w:left w:w="110" w:type="dxa"/>
-              <w:bottom w:w="80" w:type="dxa"/>
-              <w:right w:w="110" w:type="dxa"/>
-            </w:tcMar>
-            <w:vAlign w:val="center"/>
-          </w:tcPr>
-          <w:p>
-            <w:pPr>
-              <w:spacing w:after="20" w:line="252" w:lineRule="auto"/>
-            </w:pPr>
-            <w:r>
-              <w:rPr>
-                <w:sz w:val="18"/>
-                <w:szCs w:val="18"/>
-                <w:lang w:eastAsia="ko-KR"/>
-              </w:rPr>
-              <w:t xml:space="preserve">범위 처리</w:t>
+              <w:t xml:space="preserve">그 사례의 상태</w:t>
+            </w:r>
+          </w:p>
+        </w:tc>
+        <w:tc>
+          <w:tcPr>
+            <w:tcW w:w="1500" w:type="dxa"/>
+            <w:tcMar>
+              <w:top w:w="80" w:type="dxa"/>
+              <w:left w:w="110" w:type="dxa"/>
+              <w:bottom w:w="80" w:type="dxa"/>
+              <w:right w:w="110" w:type="dxa"/>
+            </w:tcMar>
+            <w:vAlign w:val="center"/>
+          </w:tcPr>
+          <w:p>
+            <w:pPr>
+              <w:spacing w:after="20" w:line="252" w:lineRule="auto"/>
+            </w:pPr>
+            <w:r>
+              <w:rPr>
+                <w:sz w:val="18"/>
+                <w:szCs w:val="18"/>
+                <w:lang w:eastAsia="ko-KR"/>
+              </w:rPr>
+              <w:t xml:space="preserve">CQ2</w:t>
+            </w:r>
+          </w:p>
+        </w:tc>
+        <w:tc>
+          <w:tcPr>
+            <w:tcW w:w="3000" w:type="dxa"/>
+            <w:tcMar>
+              <w:top w:w="80" w:type="dxa"/>
+              <w:left w:w="110" w:type="dxa"/>
+              <w:bottom w:w="80" w:type="dxa"/>
+              <w:right w:w="110" w:type="dxa"/>
+            </w:tcMar>
+            <w:vAlign w:val="center"/>
+          </w:tcPr>
+          <w:p>
+            <w:pPr>
+              <w:spacing w:after="20" w:line="252" w:lineRule="auto"/>
+            </w:pPr>
+            <w:r>
+              <w:rPr>
+                <w:sz w:val="18"/>
+                <w:szCs w:val="18"/>
+                <w:lang w:eastAsia="ko-KR"/>
+              </w:rPr>
+              <w:t xml:space="preserve">CQ1과 같은 경로, 사례 시점</w:t>
+            </w:r>
+          </w:p>
+        </w:tc>
+        <w:tc>
+          <w:tcPr>
+            <w:tcW w:w="2872" w:type="dxa"/>
+            <w:tcMar>
+              <w:top w:w="80" w:type="dxa"/>
+              <w:left w:w="110" w:type="dxa"/>
+              <w:bottom w:w="80" w:type="dxa"/>
+              <w:right w:w="110" w:type="dxa"/>
+            </w:tcMar>
+            <w:vAlign w:val="center"/>
+          </w:tcPr>
+          <w:p>
+            <w:pPr>
+              <w:spacing w:after="20" w:line="252" w:lineRule="auto"/>
+            </w:pPr>
+            <w:r>
+              <w:rPr>
+                <w:sz w:val="18"/>
+                <w:szCs w:val="18"/>
+                <w:lang w:eastAsia="ko-KR"/>
+              </w:rPr>
+              <w:t xml:space="preserve">사례 구간의 6개 변수</w:t>
+            </w:r>
+          </w:p>
+        </w:tc>
+      </w:tr>
+      <w:tr>
+        <w:trPr>
+          <w:cantSplit/>
+          <w:jc w:val="center"/>
+        </w:trPr>
+        <w:tc>
+          <w:tcPr>
+            <w:tcW w:w="2600" w:type="dxa"/>
+            <w:shd w:val="clear" w:color="auto" w:fill="EEF5FA"/>
+            <w:tcMar>
+              <w:top w:w="80" w:type="dxa"/>
+              <w:left w:w="110" w:type="dxa"/>
+              <w:bottom w:w="80" w:type="dxa"/>
+              <w:right w:w="110" w:type="dxa"/>
+            </w:tcMar>
+            <w:vAlign w:val="center"/>
+          </w:tcPr>
+          <w:p>
+            <w:pPr>
+              <w:spacing w:after="20" w:line="252" w:lineRule="auto"/>
+              <w:jc w:val="center"/>
+            </w:pPr>
+            <w:r>
+              <w:rPr>
+                <w:b/>
+                <w:color w:val="1F4E79"/>
+                <w:sz w:val="18"/>
+                <w:szCs w:val="18"/>
+                <w:lang w:eastAsia="ko-KR"/>
+              </w:rPr>
+              <w:t xml:space="preserve">그 사례의 운영행위와 승인</w:t>
+            </w:r>
+          </w:p>
+        </w:tc>
+        <w:tc>
+          <w:tcPr>
+            <w:tcW w:w="1500" w:type="dxa"/>
+            <w:tcMar>
+              <w:top w:w="80" w:type="dxa"/>
+              <w:left w:w="110" w:type="dxa"/>
+              <w:bottom w:w="80" w:type="dxa"/>
+              <w:right w:w="110" w:type="dxa"/>
+            </w:tcMar>
+            <w:vAlign w:val="center"/>
+          </w:tcPr>
+          <w:p>
+            <w:pPr>
+              <w:spacing w:after="20" w:line="252" w:lineRule="auto"/>
+            </w:pPr>
+            <w:r>
+              <w:rPr>
+                <w:sz w:val="18"/>
+                <w:szCs w:val="18"/>
+                <w:lang w:eastAsia="ko-KR"/>
+              </w:rPr>
+              <w:t xml:space="preserve">CQ3, CQ4</w:t>
+            </w:r>
+          </w:p>
+        </w:tc>
+        <w:tc>
+          <w:tcPr>
+            <w:tcW w:w="3000" w:type="dxa"/>
+            <w:tcMar>
+              <w:top w:w="80" w:type="dxa"/>
+              <w:left w:w="110" w:type="dxa"/>
+              <w:bottom w:w="80" w:type="dxa"/>
+              <w:right w:w="110" w:type="dxa"/>
+            </w:tcMar>
+            <w:vAlign w:val="center"/>
+          </w:tcPr>
+          <w:p>
+            <w:pPr>
+              <w:spacing w:after="20" w:line="252" w:lineRule="auto"/>
+            </w:pPr>
+            <w:r>
+              <w:rPr>
+                <w:sz w:val="18"/>
+                <w:szCs w:val="18"/>
+                <w:lang w:eastAsia="ko-KR"/>
+              </w:rPr>
+              <w:t xml:space="preserve">Dam ← Operation ← Approval</w:t>
+            </w:r>
+          </w:p>
+        </w:tc>
+        <w:tc>
+          <w:tcPr>
+            <w:tcW w:w="2872" w:type="dxa"/>
+            <w:tcMar>
+              <w:top w:w="80" w:type="dxa"/>
+              <w:left w:w="110" w:type="dxa"/>
+              <w:bottom w:w="80" w:type="dxa"/>
+              <w:right w:w="110" w:type="dxa"/>
+            </w:tcMar>
+            <w:vAlign w:val="center"/>
+          </w:tcPr>
+          <w:p>
+            <w:pPr>
+              <w:spacing w:after="20" w:line="252" w:lineRule="auto"/>
+            </w:pPr>
+            <w:r>
+              <w:rPr>
+                <w:sz w:val="18"/>
+                <w:szCs w:val="18"/>
+                <w:lang w:eastAsia="ko-KR"/>
+              </w:rPr>
+              <w:t xml:space="preserve">운영행위 종류·시각, 승인 내용</w:t>
+            </w:r>
+          </w:p>
+        </w:tc>
+      </w:tr>
+      <w:tr>
+        <w:trPr>
+          <w:cantSplit/>
+          <w:jc w:val="center"/>
+        </w:trPr>
+        <w:tc>
+          <w:tcPr>
+            <w:tcW w:w="2600" w:type="dxa"/>
+            <w:shd w:val="clear" w:color="auto" w:fill="EEF5FA"/>
+            <w:tcMar>
+              <w:top w:w="80" w:type="dxa"/>
+              <w:left w:w="110" w:type="dxa"/>
+              <w:bottom w:w="80" w:type="dxa"/>
+              <w:right w:w="110" w:type="dxa"/>
+            </w:tcMar>
+            <w:vAlign w:val="center"/>
+          </w:tcPr>
+          <w:p>
+            <w:pPr>
+              <w:spacing w:after="20" w:line="252" w:lineRule="auto"/>
+              <w:jc w:val="center"/>
+            </w:pPr>
+            <w:r>
+              <w:rPr>
+                <w:b/>
+                <w:color w:val="1F4E79"/>
+                <w:sz w:val="18"/>
+                <w:szCs w:val="18"/>
+                <w:lang w:eastAsia="ko-KR"/>
+              </w:rPr>
+              <w:t xml:space="preserve">근거</w:t>
+            </w:r>
+          </w:p>
+        </w:tc>
+        <w:tc>
+          <w:tcPr>
+            <w:tcW w:w="1500" w:type="dxa"/>
+            <w:tcMar>
+              <w:top w:w="80" w:type="dxa"/>
+              <w:left w:w="110" w:type="dxa"/>
+              <w:bottom w:w="80" w:type="dxa"/>
+              <w:right w:w="110" w:type="dxa"/>
+            </w:tcMar>
+            <w:vAlign w:val="center"/>
+          </w:tcPr>
+          <w:p>
+            <w:pPr>
+              <w:spacing w:after="20" w:line="252" w:lineRule="auto"/>
+            </w:pPr>
+            <w:r>
+              <w:rPr>
+                <w:sz w:val="18"/>
+                <w:szCs w:val="18"/>
+                <w:lang w:eastAsia="ko-KR"/>
+              </w:rPr>
+              <w:t xml:space="preserve">CQ6</w:t>
+            </w:r>
+          </w:p>
+        </w:tc>
+        <w:tc>
+          <w:tcPr>
+            <w:tcW w:w="3000" w:type="dxa"/>
+            <w:tcMar>
+              <w:top w:w="80" w:type="dxa"/>
+              <w:left w:w="110" w:type="dxa"/>
+              <w:bottom w:w="80" w:type="dxa"/>
+              <w:right w:w="110" w:type="dxa"/>
+            </w:tcMar>
+            <w:vAlign w:val="center"/>
+          </w:tcPr>
+          <w:p>
+            <w:pPr>
+              <w:spacing w:after="20" w:line="252" w:lineRule="auto"/>
+            </w:pPr>
+            <w:r>
+              <w:rPr>
+                <w:sz w:val="18"/>
+                <w:szCs w:val="18"/>
+                <w:lang w:eastAsia="ko-KR"/>
+              </w:rPr>
+              <w:t xml:space="preserve">supportedBy → EvidenceSource</w:t>
+            </w:r>
+          </w:p>
+        </w:tc>
+        <w:tc>
+          <w:tcPr>
+            <w:tcW w:w="2872" w:type="dxa"/>
+            <w:tcMar>
+              <w:top w:w="80" w:type="dxa"/>
+              <w:left w:w="110" w:type="dxa"/>
+              <w:bottom w:w="80" w:type="dxa"/>
+              <w:right w:w="110" w:type="dxa"/>
+            </w:tcMar>
+            <w:vAlign w:val="center"/>
+          </w:tcPr>
+          <w:p>
+            <w:pPr>
+              <w:spacing w:after="20" w:line="252" w:lineRule="auto"/>
+            </w:pPr>
+            <w:r>
+              <w:rPr>
+                <w:sz w:val="18"/>
+                <w:szCs w:val="18"/>
+                <w:lang w:eastAsia="ko-KR"/>
+              </w:rPr>
+              <w:t xml:space="preserve">승인 레코드, 별표3</w:t>
+            </w:r>
+          </w:p>
+        </w:tc>
+      </w:tr>
+      <w:tr>
+        <w:trPr>
+          <w:cantSplit/>
+          <w:jc w:val="center"/>
+        </w:trPr>
+        <w:tc>
+          <w:tcPr>
+            <w:tcW w:w="2600" w:type="dxa"/>
+            <w:shd w:val="clear" w:color="auto" w:fill="EEF5FA"/>
+            <w:tcMar>
+              <w:top w:w="80" w:type="dxa"/>
+              <w:left w:w="110" w:type="dxa"/>
+              <w:bottom w:w="80" w:type="dxa"/>
+              <w:right w:w="110" w:type="dxa"/>
+            </w:tcMar>
+            <w:vAlign w:val="center"/>
+          </w:tcPr>
+          <w:p>
+            <w:pPr>
+              <w:spacing w:after="20" w:line="252" w:lineRule="auto"/>
+              <w:jc w:val="center"/>
+            </w:pPr>
+            <w:r>
+              <w:rPr>
+                <w:b/>
+                <w:color w:val="1F4E79"/>
+                <w:sz w:val="18"/>
+                <w:szCs w:val="18"/>
+                <w:lang w:eastAsia="ko-KR"/>
+              </w:rPr>
+              <w:t xml:space="preserve">승인된 방류량 대비 실제 방류량</w:t>
+            </w:r>
+          </w:p>
+        </w:tc>
+        <w:tc>
+          <w:tcPr>
+            <w:tcW w:w="1500" w:type="dxa"/>
+            <w:tcMar>
+              <w:top w:w="80" w:type="dxa"/>
+              <w:left w:w="110" w:type="dxa"/>
+              <w:bottom w:w="80" w:type="dxa"/>
+              <w:right w:w="110" w:type="dxa"/>
+            </w:tcMar>
+            <w:vAlign w:val="center"/>
+          </w:tcPr>
+          <w:p>
+            <w:pPr>
+              <w:spacing w:after="20" w:line="252" w:lineRule="auto"/>
+            </w:pPr>
+            <w:r>
+              <w:rPr>
+                <w:sz w:val="18"/>
+                <w:szCs w:val="18"/>
+                <w:lang w:eastAsia="ko-KR"/>
+              </w:rPr>
+              <w:t xml:space="preserve">SIMILAR (비교 값)</w:t>
+            </w:r>
+          </w:p>
+        </w:tc>
+        <w:tc>
+          <w:tcPr>
+            <w:tcW w:w="3000" w:type="dxa"/>
+            <w:tcMar>
+              <w:top w:w="80" w:type="dxa"/>
+              <w:left w:w="110" w:type="dxa"/>
+              <w:bottom w:w="80" w:type="dxa"/>
+              <w:right w:w="110" w:type="dxa"/>
+            </w:tcMar>
+            <w:vAlign w:val="center"/>
+          </w:tcPr>
+          <w:p>
+            <w:pPr>
+              <w:spacing w:after="20" w:line="252" w:lineRule="auto"/>
+            </w:pPr>
+            <w:r>
+              <w:rPr>
+                <w:sz w:val="18"/>
+                <w:szCs w:val="18"/>
+                <w:lang w:eastAsia="ko-KR"/>
+              </w:rPr>
+              <w:t xml:space="preserve">프로그램 계산</w:t>
+            </w:r>
+          </w:p>
+        </w:tc>
+        <w:tc>
+          <w:tcPr>
+            <w:tcW w:w="2872" w:type="dxa"/>
+            <w:tcMar>
+              <w:top w:w="80" w:type="dxa"/>
+              <w:left w:w="110" w:type="dxa"/>
+              <w:bottom w:w="80" w:type="dxa"/>
+              <w:right w:w="110" w:type="dxa"/>
+            </w:tcMar>
+            <w:vAlign w:val="center"/>
+          </w:tcPr>
+          <w:p>
+            <w:pPr>
+              <w:spacing w:after="20" w:line="252" w:lineRule="auto"/>
+            </w:pPr>
+            <w:r>
+              <w:rPr>
+                <w:sz w:val="18"/>
+                <w:szCs w:val="18"/>
+                <w:lang w:eastAsia="ko-KR"/>
+              </w:rPr>
+              <w:t xml:space="preserve">최대 총방류량 / 접수방류량</w:t>
             </w:r>
           </w:p>
         </w:tc>
@@ -16756,7 +17168,7 @@
           <w:szCs w:val="20"/>
           <w:lang w:eastAsia="ko-KR"/>
         </w:rPr>
-        <w:t xml:space="preserve">LLM(Qwen3-8B)에게 질문과 3.2절의 의도 목록, 분류 규칙을 주고, 의도 하나와 댐·사례 수 같은 값을 JSON 형식으로만 출력하게 하였다. 질문 표현이 다양하고 CQ별 학습 데이터가 없어, 규칙이나 지도학습 모델 대신 LLM이 분류하도록 하였다. 예시 질문은 현재 상태와 비슷한 과거 사례를 묻고 있어 SIMILAR로 분류되었다.</w:t>
+        <w:t xml:space="preserve">LLM(Qwen3-8B)에게 질문과 3.2절의 의도 목록(CQ1~CQ6, SIMILAR)과 분류 규칙을 주고, 의도 하나와 댐·사례 수 같은 값을 JSON 형식으로만 출력하게 하였다. 질문 표현이 다양하고 CQ별 학습 데이터가 없어, 규칙이나 지도학습 모델 대신 LLM이 분류하도록 하였다. 예시 질문은 현재 상태와 비슷한 과거 사례를 묻고 있어 SIMILAR로 분류되었다.</w:t>
       </w:r>
     </w:p>
     <w:tbl>
@@ -19665,7 +20077,7 @@
         <w:rPr>
           <w:lang w:eastAsia="ko-KR"/>
         </w:rPr>
-        <w:t xml:space="preserve">4. CQ별 질문에 대한 답변 결과</w:t>
+        <w:t xml:space="preserve">4. 한계와 다음 계획</w:t>
       </w:r>
     </w:p>
     <w:p>
@@ -19679,2148 +20091,7 @@
         <w:rPr>
           <w:lang w:eastAsia="ko-KR"/>
         </w:rPr>
-        <w:t xml:space="preserve">4.1 구성</w:t>
-      </w:r>
-    </w:p>
-    <w:tbl>
-      <w:tblPr>
-        <w:tblW w:w="9972" w:type="dxa"/>
-        <w:jc w:val="center"/>
-        <w:tblBorders>
-          <w:top w:val="single" w:sz="5" w:space="0" w:color="A6A6A6"/>
-          <w:left w:val="single" w:sz="5" w:space="0" w:color="A6A6A6"/>
-          <w:bottom w:val="single" w:sz="5" w:space="0" w:color="A6A6A6"/>
-          <w:right w:val="single" w:sz="5" w:space="0" w:color="A6A6A6"/>
-          <w:insideH w:val="single" w:sz="5" w:space="0" w:color="A6A6A6"/>
-          <w:insideV w:val="single" w:sz="5" w:space="0" w:color="A6A6A6"/>
-        </w:tblBorders>
-        <w:tblLayout w:type="fixed"/>
-        <w:tblLook w:val="04A0" w:firstRow="1" w:lastRow="0" w:firstColumn="1" w:lastColumn="0" w:noHBand="0" w:noVBand="1"/>
-      </w:tblPr>
-      <w:tblGrid>
-        <w:gridCol w:w="2000"/>
-        <w:gridCol w:w="7972"/>
-      </w:tblGrid>
-      <w:tr>
-        <w:trPr>
-          <w:cantSplit/>
-          <w:tblHeader/>
-          <w:jc w:val="center"/>
-        </w:trPr>
-        <w:tc>
-          <w:tcPr>
-            <w:tcW w:w="2000" w:type="dxa"/>
-            <w:shd w:val="clear" w:color="auto" w:fill="D9EAF7"/>
-            <w:tcMar>
-              <w:top w:w="80" w:type="dxa"/>
-              <w:left w:w="110" w:type="dxa"/>
-              <w:bottom w:w="80" w:type="dxa"/>
-              <w:right w:w="110" w:type="dxa"/>
-            </w:tcMar>
-            <w:vAlign w:val="center"/>
-          </w:tcPr>
-          <w:p>
-            <w:pPr>
-              <w:spacing w:after="20" w:line="252" w:lineRule="auto"/>
-              <w:jc w:val="center"/>
-            </w:pPr>
-            <w:r>
-              <w:rPr>
-                <w:b/>
-                <w:sz w:val="18"/>
-                <w:szCs w:val="18"/>
-                <w:lang w:eastAsia="ko-KR"/>
-              </w:rPr>
-              <w:t xml:space="preserve">항목</w:t>
-            </w:r>
-          </w:p>
-        </w:tc>
-        <w:tc>
-          <w:tcPr>
-            <w:tcW w:w="7972" w:type="dxa"/>
-            <w:shd w:val="clear" w:color="auto" w:fill="D9EAF7"/>
-            <w:tcMar>
-              <w:top w:w="80" w:type="dxa"/>
-              <w:left w:w="110" w:type="dxa"/>
-              <w:bottom w:w="80" w:type="dxa"/>
-              <w:right w:w="110" w:type="dxa"/>
-            </w:tcMar>
-            <w:vAlign w:val="center"/>
-          </w:tcPr>
-          <w:p>
-            <w:pPr>
-              <w:spacing w:after="20" w:line="252" w:lineRule="auto"/>
-              <w:jc w:val="center"/>
-            </w:pPr>
-            <w:r>
-              <w:rPr>
-                <w:b/>
-                <w:sz w:val="18"/>
-                <w:szCs w:val="18"/>
-                <w:lang w:eastAsia="ko-KR"/>
-              </w:rPr>
-              <w:t xml:space="preserve">내용</w:t>
-            </w:r>
-          </w:p>
-        </w:tc>
-      </w:tr>
-      <w:tr>
-        <w:trPr>
-          <w:cantSplit/>
-          <w:jc w:val="center"/>
-        </w:trPr>
-        <w:tc>
-          <w:tcPr>
-            <w:tcW w:w="2000" w:type="dxa"/>
-            <w:shd w:val="clear" w:color="auto" w:fill="EEF5FA"/>
-            <w:tcMar>
-              <w:top w:w="80" w:type="dxa"/>
-              <w:left w:w="110" w:type="dxa"/>
-              <w:bottom w:w="80" w:type="dxa"/>
-              <w:right w:w="110" w:type="dxa"/>
-            </w:tcMar>
-            <w:vAlign w:val="center"/>
-          </w:tcPr>
-          <w:p>
-            <w:pPr>
-              <w:spacing w:after="20" w:line="252" w:lineRule="auto"/>
-              <w:jc w:val="center"/>
-            </w:pPr>
-            <w:r>
-              <w:rPr>
-                <w:b/>
-                <w:color w:val="1F4E79"/>
-                <w:sz w:val="18"/>
-                <w:szCs w:val="18"/>
-                <w:lang w:eastAsia="ko-KR"/>
-              </w:rPr>
-              <w:t xml:space="preserve">모델</w:t>
-            </w:r>
-          </w:p>
-        </w:tc>
-        <w:tc>
-          <w:tcPr>
-            <w:tcW w:w="7972" w:type="dxa"/>
-            <w:tcMar>
-              <w:top w:w="80" w:type="dxa"/>
-              <w:left w:w="110" w:type="dxa"/>
-              <w:bottom w:w="80" w:type="dxa"/>
-              <w:right w:w="110" w:type="dxa"/>
-            </w:tcMar>
-            <w:vAlign w:val="center"/>
-          </w:tcPr>
-          <w:p>
-            <w:pPr>
-              <w:spacing w:after="20" w:line="252" w:lineRule="auto"/>
-            </w:pPr>
-            <w:r>
-              <w:rPr>
-                <w:sz w:val="18"/>
-                <w:szCs w:val="18"/>
-                <w:lang w:eastAsia="ko-KR"/>
-              </w:rPr>
-              <w:t xml:space="preserve">Qwen3-8B-AWQ (vLLM). 서버 GPU 메모리 제약으로 소형 모델을 사용하였다.</w:t>
-            </w:r>
-          </w:p>
-        </w:tc>
-      </w:tr>
-      <w:tr>
-        <w:trPr>
-          <w:cantSplit/>
-          <w:jc w:val="center"/>
-        </w:trPr>
-        <w:tc>
-          <w:tcPr>
-            <w:tcW w:w="2000" w:type="dxa"/>
-            <w:shd w:val="clear" w:color="auto" w:fill="EEF5FA"/>
-            <w:tcMar>
-              <w:top w:w="80" w:type="dxa"/>
-              <w:left w:w="110" w:type="dxa"/>
-              <w:bottom w:w="80" w:type="dxa"/>
-              <w:right w:w="110" w:type="dxa"/>
-            </w:tcMar>
-            <w:vAlign w:val="center"/>
-          </w:tcPr>
-          <w:p>
-            <w:pPr>
-              <w:spacing w:after="20" w:line="252" w:lineRule="auto"/>
-              <w:jc w:val="center"/>
-            </w:pPr>
-            <w:r>
-              <w:rPr>
-                <w:b/>
-                <w:color w:val="1F4E79"/>
-                <w:sz w:val="18"/>
-                <w:szCs w:val="18"/>
-                <w:lang w:eastAsia="ko-KR"/>
-              </w:rPr>
-              <w:t xml:space="preserve">저장소</w:t>
-            </w:r>
-          </w:p>
-        </w:tc>
-        <w:tc>
-          <w:tcPr>
-            <w:tcW w:w="7972" w:type="dxa"/>
-            <w:tcMar>
-              <w:top w:w="80" w:type="dxa"/>
-              <w:left w:w="110" w:type="dxa"/>
-              <w:bottom w:w="80" w:type="dxa"/>
-              <w:right w:w="110" w:type="dxa"/>
-            </w:tcMar>
-            <w:vAlign w:val="center"/>
-          </w:tcPr>
-          <w:p>
-            <w:pPr>
-              <w:spacing w:after="20" w:line="252" w:lineRule="auto"/>
-            </w:pPr>
-            <w:r>
-              <w:rPr>
-                <w:sz w:val="18"/>
-                <w:szCs w:val="18"/>
-                <w:lang w:eastAsia="ko-KR"/>
-              </w:rPr>
-              <w:t xml:space="preserve">Neo4j 5.26(KG 개체 273개, 관계 457개), 측정자료 저장소(306,934행), 문서 저장소(별표3 원문 10개 청크)</w:t>
-            </w:r>
-          </w:p>
-        </w:tc>
-      </w:tr>
-      <w:tr>
-        <w:trPr>
-          <w:cantSplit/>
-          <w:jc w:val="center"/>
-        </w:trPr>
-        <w:tc>
-          <w:tcPr>
-            <w:tcW w:w="2000" w:type="dxa"/>
-            <w:shd w:val="clear" w:color="auto" w:fill="EEF5FA"/>
-            <w:tcMar>
-              <w:top w:w="80" w:type="dxa"/>
-              <w:left w:w="110" w:type="dxa"/>
-              <w:bottom w:w="80" w:type="dxa"/>
-              <w:right w:w="110" w:type="dxa"/>
-            </w:tcMar>
-            <w:vAlign w:val="center"/>
-          </w:tcPr>
-          <w:p>
-            <w:pPr>
-              <w:spacing w:after="20" w:line="252" w:lineRule="auto"/>
-              <w:jc w:val="center"/>
-            </w:pPr>
-            <w:r>
-              <w:rPr>
-                <w:b/>
-                <w:color w:val="1F4E79"/>
-                <w:sz w:val="18"/>
-                <w:szCs w:val="18"/>
-                <w:lang w:eastAsia="ko-KR"/>
-              </w:rPr>
-              <w:t xml:space="preserve">질문</w:t>
-            </w:r>
-          </w:p>
-        </w:tc>
-        <w:tc>
-          <w:tcPr>
-            <w:tcW w:w="7972" w:type="dxa"/>
-            <w:tcMar>
-              <w:top w:w="80" w:type="dxa"/>
-              <w:left w:w="110" w:type="dxa"/>
-              <w:bottom w:w="80" w:type="dxa"/>
-              <w:right w:w="110" w:type="dxa"/>
-            </w:tcMar>
-            <w:vAlign w:val="center"/>
-          </w:tcPr>
-          <w:p>
-            <w:pPr>
-              <w:spacing w:after="20" w:line="252" w:lineRule="auto"/>
-            </w:pPr>
-            <w:r>
-              <w:rPr>
-                <w:sz w:val="18"/>
-                <w:szCs w:val="18"/>
-                <w:lang w:eastAsia="ko-KR"/>
-              </w:rPr>
-              <w:t xml:space="preserve">CQ에 해당하는 질문 6개 (CQ1·CQ5를 묻는 현재 상태 질문 3개, CQ 종합 질문 3개)</w:t>
-            </w:r>
-          </w:p>
-        </w:tc>
-      </w:tr>
-      <w:tr>
-        <w:trPr>
-          <w:cantSplit/>
-          <w:jc w:val="center"/>
-        </w:trPr>
-        <w:tc>
-          <w:tcPr>
-            <w:tcW w:w="2000" w:type="dxa"/>
-            <w:shd w:val="clear" w:color="auto" w:fill="EEF5FA"/>
-            <w:tcMar>
-              <w:top w:w="80" w:type="dxa"/>
-              <w:left w:w="110" w:type="dxa"/>
-              <w:bottom w:w="80" w:type="dxa"/>
-              <w:right w:w="110" w:type="dxa"/>
-            </w:tcMar>
-            <w:vAlign w:val="center"/>
-          </w:tcPr>
-          <w:p>
-            <w:pPr>
-              <w:spacing w:after="20" w:line="252" w:lineRule="auto"/>
-              <w:jc w:val="center"/>
-            </w:pPr>
-            <w:r>
-              <w:rPr>
-                <w:b/>
-                <w:color w:val="1F4E79"/>
-                <w:sz w:val="18"/>
-                <w:szCs w:val="18"/>
-                <w:lang w:eastAsia="ko-KR"/>
-              </w:rPr>
-              <w:t xml:space="preserve">판정 기준</w:t>
-            </w:r>
-          </w:p>
-        </w:tc>
-        <w:tc>
-          <w:tcPr>
-            <w:tcW w:w="7972" w:type="dxa"/>
-            <w:tcMar>
-              <w:top w:w="80" w:type="dxa"/>
-              <w:left w:w="110" w:type="dxa"/>
-              <w:bottom w:w="80" w:type="dxa"/>
-              <w:right w:w="110" w:type="dxa"/>
-            </w:tcMar>
-            <w:vAlign w:val="center"/>
-          </w:tcPr>
-          <w:p>
-            <w:pPr>
-              <w:spacing w:after="20" w:line="252" w:lineRule="auto"/>
-            </w:pPr>
-            <w:r>
-              <w:rPr>
-                <w:sz w:val="18"/>
-                <w:szCs w:val="18"/>
-                <w:lang w:eastAsia="ko-KR"/>
-              </w:rPr>
-              <w:t xml:space="preserve">의도·댐 분류, 답변의 수치가 근거 묶음과 일치, 근거 번호 인용, 근거 없는 주장 여부</w:t>
-            </w:r>
-          </w:p>
-        </w:tc>
-      </w:tr>
-    </w:tbl>
-    <w:p>
-      <w:pPr>
-        <w:spacing w:after="60"/>
-        <w:rPr>
-          <w:lang w:eastAsia="ko-KR"/>
-        </w:rPr>
-      </w:pPr>
-    </w:p>
-    <w:p>
-      <w:pPr>
-        <w:pStyle w:val="21"/>
-        <w:rPr>
-          <w:lang w:eastAsia="ko-KR"/>
-        </w:rPr>
-      </w:pPr>
-      <w:r>
-        <w:rPr>
-          <w:lang w:eastAsia="ko-KR"/>
-        </w:rPr>
-        <w:t xml:space="preserve">4.2 결과</w:t>
-      </w:r>
-    </w:p>
-    <w:tbl>
-      <w:tblPr>
-        <w:tblW w:w="9972" w:type="dxa"/>
-        <w:jc w:val="center"/>
-        <w:tblBorders>
-          <w:top w:val="single" w:sz="5" w:space="0" w:color="A6A6A6"/>
-          <w:left w:val="single" w:sz="5" w:space="0" w:color="A6A6A6"/>
-          <w:bottom w:val="single" w:sz="5" w:space="0" w:color="A6A6A6"/>
-          <w:right w:val="single" w:sz="5" w:space="0" w:color="A6A6A6"/>
-          <w:insideH w:val="single" w:sz="5" w:space="0" w:color="A6A6A6"/>
-          <w:insideV w:val="single" w:sz="5" w:space="0" w:color="A6A6A6"/>
-        </w:tblBorders>
-        <w:tblLayout w:type="fixed"/>
-        <w:tblLook w:val="04A0" w:firstRow="1" w:lastRow="0" w:firstColumn="1" w:lastColumn="0" w:noHBand="0" w:noVBand="1"/>
-      </w:tblPr>
-      <w:tblGrid>
-        <w:gridCol w:w="3400"/>
-        <w:gridCol w:w="1300"/>
-        <w:gridCol w:w="1400"/>
-        <w:gridCol w:w="1000"/>
-        <w:gridCol w:w="2872"/>
-      </w:tblGrid>
-      <w:tr>
-        <w:trPr>
-          <w:cantSplit/>
-          <w:tblHeader/>
-          <w:jc w:val="center"/>
-        </w:trPr>
-        <w:tc>
-          <w:tcPr>
-            <w:tcW w:w="3400" w:type="dxa"/>
-            <w:shd w:val="clear" w:color="auto" w:fill="D9EAF7"/>
-            <w:tcMar>
-              <w:top w:w="80" w:type="dxa"/>
-              <w:left w:w="110" w:type="dxa"/>
-              <w:bottom w:w="80" w:type="dxa"/>
-              <w:right w:w="110" w:type="dxa"/>
-            </w:tcMar>
-            <w:vAlign w:val="center"/>
-          </w:tcPr>
-          <w:p>
-            <w:pPr>
-              <w:spacing w:after="20" w:line="252" w:lineRule="auto"/>
-              <w:jc w:val="center"/>
-            </w:pPr>
-            <w:r>
-              <w:rPr>
-                <w:b/>
-                <w:sz w:val="18"/>
-                <w:szCs w:val="18"/>
-                <w:lang w:eastAsia="ko-KR"/>
-              </w:rPr>
-              <w:t xml:space="preserve">질문</w:t>
-            </w:r>
-          </w:p>
-        </w:tc>
-        <w:tc>
-          <w:tcPr>
-            <w:tcW w:w="1300" w:type="dxa"/>
-            <w:shd w:val="clear" w:color="auto" w:fill="D9EAF7"/>
-            <w:tcMar>
-              <w:top w:w="80" w:type="dxa"/>
-              <w:left w:w="110" w:type="dxa"/>
-              <w:bottom w:w="80" w:type="dxa"/>
-              <w:right w:w="110" w:type="dxa"/>
-            </w:tcMar>
-            <w:vAlign w:val="center"/>
-          </w:tcPr>
-          <w:p>
-            <w:pPr>
-              <w:spacing w:after="20" w:line="252" w:lineRule="auto"/>
-              <w:jc w:val="center"/>
-            </w:pPr>
-            <w:r>
-              <w:rPr>
-                <w:b/>
-                <w:sz w:val="18"/>
-                <w:szCs w:val="18"/>
-                <w:lang w:eastAsia="ko-KR"/>
-              </w:rPr>
-              <w:t xml:space="preserve">해당 CQ</w:t>
-            </w:r>
-          </w:p>
-        </w:tc>
-        <w:tc>
-          <w:tcPr>
-            <w:tcW w:w="1400" w:type="dxa"/>
-            <w:shd w:val="clear" w:color="auto" w:fill="D9EAF7"/>
-            <w:tcMar>
-              <w:top w:w="80" w:type="dxa"/>
-              <w:left w:w="110" w:type="dxa"/>
-              <w:bottom w:w="80" w:type="dxa"/>
-              <w:right w:w="110" w:type="dxa"/>
-            </w:tcMar>
-            <w:vAlign w:val="center"/>
-          </w:tcPr>
-          <w:p>
-            <w:pPr>
-              <w:spacing w:after="20" w:line="252" w:lineRule="auto"/>
-              <w:jc w:val="center"/>
-            </w:pPr>
-            <w:r>
-              <w:rPr>
-                <w:b/>
-                <w:sz w:val="18"/>
-                <w:szCs w:val="18"/>
-                <w:lang w:eastAsia="ko-KR"/>
-              </w:rPr>
-              <w:t xml:space="preserve">의도</w:t>
-            </w:r>
-          </w:p>
-        </w:tc>
-        <w:tc>
-          <w:tcPr>
-            <w:tcW w:w="1000" w:type="dxa"/>
-            <w:shd w:val="clear" w:color="auto" w:fill="D9EAF7"/>
-            <w:tcMar>
-              <w:top w:w="80" w:type="dxa"/>
-              <w:left w:w="110" w:type="dxa"/>
-              <w:bottom w:w="80" w:type="dxa"/>
-              <w:right w:w="110" w:type="dxa"/>
-            </w:tcMar>
-            <w:vAlign w:val="center"/>
-          </w:tcPr>
-          <w:p>
-            <w:pPr>
-              <w:spacing w:after="20" w:line="252" w:lineRule="auto"/>
-              <w:jc w:val="center"/>
-            </w:pPr>
-            <w:r>
-              <w:rPr>
-                <w:b/>
-                <w:sz w:val="18"/>
-                <w:szCs w:val="18"/>
-                <w:lang w:eastAsia="ko-KR"/>
-              </w:rPr>
-              <w:t xml:space="preserve">판정</w:t>
-            </w:r>
-          </w:p>
-        </w:tc>
-        <w:tc>
-          <w:tcPr>
-            <w:tcW w:w="2872" w:type="dxa"/>
-            <w:shd w:val="clear" w:color="auto" w:fill="D9EAF7"/>
-            <w:tcMar>
-              <w:top w:w="80" w:type="dxa"/>
-              <w:left w:w="110" w:type="dxa"/>
-              <w:bottom w:w="80" w:type="dxa"/>
-              <w:right w:w="110" w:type="dxa"/>
-            </w:tcMar>
-            <w:vAlign w:val="center"/>
-          </w:tcPr>
-          <w:p>
-            <w:pPr>
-              <w:spacing w:after="20" w:line="252" w:lineRule="auto"/>
-              <w:jc w:val="center"/>
-            </w:pPr>
-            <w:r>
-              <w:rPr>
-                <w:b/>
-                <w:sz w:val="18"/>
-                <w:szCs w:val="18"/>
-                <w:lang w:eastAsia="ko-KR"/>
-              </w:rPr>
-              <w:t xml:space="preserve">확인 내용</w:t>
-            </w:r>
-          </w:p>
-        </w:tc>
-      </w:tr>
-      <w:tr>
-        <w:trPr>
-          <w:cantSplit/>
-          <w:jc w:val="center"/>
-        </w:trPr>
-        <w:tc>
-          <w:tcPr>
-            <w:tcW w:w="3400" w:type="dxa"/>
-            <w:shd w:val="clear" w:color="auto" w:fill="EEF5FA"/>
-            <w:tcMar>
-              <w:top w:w="80" w:type="dxa"/>
-              <w:left w:w="110" w:type="dxa"/>
-              <w:bottom w:w="80" w:type="dxa"/>
-              <w:right w:w="110" w:type="dxa"/>
-            </w:tcMar>
-            <w:vAlign w:val="center"/>
-          </w:tcPr>
-          <w:p>
-            <w:pPr>
-              <w:spacing w:after="20" w:line="252" w:lineRule="auto"/>
-              <w:jc w:val="center"/>
-            </w:pPr>
-            <w:r>
-              <w:rPr>
-                <w:b/>
-                <w:color w:val="1F4E79"/>
-                <w:sz w:val="18"/>
-                <w:szCs w:val="18"/>
-                <w:lang w:eastAsia="ko-KR"/>
-              </w:rPr>
-              <w:t xml:space="preserve">m01 지금 소양강댐 수위가 제한수위보다 얼마나 낮아? 현재 상태를 기준이랑 같이 알려줘</w:t>
-            </w:r>
-          </w:p>
-        </w:tc>
-        <w:tc>
-          <w:tcPr>
-            <w:tcW w:w="1300" w:type="dxa"/>
-            <w:tcMar>
-              <w:top w:w="80" w:type="dxa"/>
-              <w:left w:w="110" w:type="dxa"/>
-              <w:bottom w:w="80" w:type="dxa"/>
-              <w:right w:w="110" w:type="dxa"/>
-            </w:tcMar>
-            <w:vAlign w:val="center"/>
-          </w:tcPr>
-          <w:p>
-            <w:pPr>
-              <w:spacing w:after="20" w:line="252" w:lineRule="auto"/>
-            </w:pPr>
-            <w:r>
-              <w:rPr>
-                <w:sz w:val="18"/>
-                <w:szCs w:val="18"/>
-                <w:lang w:eastAsia="ko-KR"/>
-              </w:rPr>
-              <w:t xml:space="preserve">CQ1, CQ5</w:t>
-            </w:r>
-          </w:p>
-        </w:tc>
-        <w:tc>
-          <w:tcPr>
-            <w:tcW w:w="1400" w:type="dxa"/>
-            <w:tcMar>
-              <w:top w:w="80" w:type="dxa"/>
-              <w:left w:w="110" w:type="dxa"/>
-              <w:bottom w:w="80" w:type="dxa"/>
-              <w:right w:w="110" w:type="dxa"/>
-            </w:tcMar>
-            <w:vAlign w:val="center"/>
-          </w:tcPr>
-          <w:p>
-            <w:pPr>
-              <w:spacing w:after="20" w:line="252" w:lineRule="auto"/>
-            </w:pPr>
-            <w:r>
-              <w:rPr>
-                <w:sz w:val="18"/>
-                <w:szCs w:val="18"/>
-                <w:lang w:eastAsia="ko-KR"/>
-              </w:rPr>
-              <w:t xml:space="preserve">CURRENT 일치</w:t>
-            </w:r>
-          </w:p>
-        </w:tc>
-        <w:tc>
-          <w:tcPr>
-            <w:tcW w:w="1000" w:type="dxa"/>
-            <w:tcMar>
-              <w:top w:w="80" w:type="dxa"/>
-              <w:left w:w="110" w:type="dxa"/>
-              <w:bottom w:w="80" w:type="dxa"/>
-              <w:right w:w="110" w:type="dxa"/>
-            </w:tcMar>
-            <w:vAlign w:val="center"/>
-          </w:tcPr>
-          <w:p>
-            <w:pPr>
-              <w:spacing w:after="20" w:line="252" w:lineRule="auto"/>
-            </w:pPr>
-            <w:r>
-              <w:rPr>
-                <w:sz w:val="18"/>
-                <w:szCs w:val="18"/>
-                <w:lang w:eastAsia="ko-KR"/>
-              </w:rPr>
-              <w:t xml:space="preserve">맞음</w:t>
-            </w:r>
-          </w:p>
-        </w:tc>
-        <w:tc>
-          <w:tcPr>
-            <w:tcW w:w="2872" w:type="dxa"/>
-            <w:tcMar>
-              <w:top w:w="80" w:type="dxa"/>
-              <w:left w:w="110" w:type="dxa"/>
-              <w:bottom w:w="80" w:type="dxa"/>
-              <w:right w:w="110" w:type="dxa"/>
-            </w:tcMar>
-            <w:vAlign w:val="center"/>
-          </w:tcPr>
-          <w:p>
-            <w:pPr>
-              <w:spacing w:after="20" w:line="252" w:lineRule="auto"/>
-            </w:pPr>
-            <w:r>
-              <w:rPr>
-                <w:sz w:val="18"/>
-                <w:szCs w:val="18"/>
-                <w:lang w:eastAsia="ko-KR"/>
-              </w:rPr>
-              <w:t xml:space="preserve">현재 수위 185.26 EL.m, 제한수위 190.3 대비 -5.04 m. 기준 시각이 저장된 가장 최근 시각이며 실시간이 아님을 밝힘</w:t>
-            </w:r>
-          </w:p>
-        </w:tc>
-      </w:tr>
-      <w:tr>
-        <w:trPr>
-          <w:cantSplit/>
-          <w:jc w:val="center"/>
-        </w:trPr>
-        <w:tc>
-          <w:tcPr>
-            <w:tcW w:w="3400" w:type="dxa"/>
-            <w:shd w:val="clear" w:color="auto" w:fill="EEF5FA"/>
-            <w:tcMar>
-              <w:top w:w="80" w:type="dxa"/>
-              <w:left w:w="110" w:type="dxa"/>
-              <w:bottom w:w="80" w:type="dxa"/>
-              <w:right w:w="110" w:type="dxa"/>
-            </w:tcMar>
-            <w:vAlign w:val="center"/>
-          </w:tcPr>
-          <w:p>
-            <w:pPr>
-              <w:spacing w:after="20" w:line="252" w:lineRule="auto"/>
-              <w:jc w:val="center"/>
-            </w:pPr>
-            <w:r>
-              <w:rPr>
-                <w:b/>
-                <w:color w:val="1F4E79"/>
-                <w:sz w:val="18"/>
-                <w:szCs w:val="18"/>
-                <w:lang w:eastAsia="ko-KR"/>
-              </w:rPr>
-              <w:t xml:space="preserve">m02 충주댐 현재 상태를 제한수위와 비교해줘</w:t>
-            </w:r>
-          </w:p>
-        </w:tc>
-        <w:tc>
-          <w:tcPr>
-            <w:tcW w:w="1300" w:type="dxa"/>
-            <w:tcMar>
-              <w:top w:w="80" w:type="dxa"/>
-              <w:left w:w="110" w:type="dxa"/>
-              <w:bottom w:w="80" w:type="dxa"/>
-              <w:right w:w="110" w:type="dxa"/>
-            </w:tcMar>
-            <w:vAlign w:val="center"/>
-          </w:tcPr>
-          <w:p>
-            <w:pPr>
-              <w:spacing w:after="20" w:line="252" w:lineRule="auto"/>
-            </w:pPr>
-            <w:r>
-              <w:rPr>
-                <w:sz w:val="18"/>
-                <w:szCs w:val="18"/>
-                <w:lang w:eastAsia="ko-KR"/>
-              </w:rPr>
-              <w:t xml:space="preserve">CQ1, CQ5</w:t>
-            </w:r>
-          </w:p>
-        </w:tc>
-        <w:tc>
-          <w:tcPr>
-            <w:tcW w:w="1400" w:type="dxa"/>
-            <w:tcMar>
-              <w:top w:w="80" w:type="dxa"/>
-              <w:left w:w="110" w:type="dxa"/>
-              <w:bottom w:w="80" w:type="dxa"/>
-              <w:right w:w="110" w:type="dxa"/>
-            </w:tcMar>
-            <w:vAlign w:val="center"/>
-          </w:tcPr>
-          <w:p>
-            <w:pPr>
-              <w:spacing w:after="20" w:line="252" w:lineRule="auto"/>
-            </w:pPr>
-            <w:r>
-              <w:rPr>
-                <w:sz w:val="18"/>
-                <w:szCs w:val="18"/>
-                <w:lang w:eastAsia="ko-KR"/>
-              </w:rPr>
-              <w:t xml:space="preserve">CURRENT 일치</w:t>
-            </w:r>
-          </w:p>
-        </w:tc>
-        <w:tc>
-          <w:tcPr>
-            <w:tcW w:w="1000" w:type="dxa"/>
-            <w:tcMar>
-              <w:top w:w="80" w:type="dxa"/>
-              <w:left w:w="110" w:type="dxa"/>
-              <w:bottom w:w="80" w:type="dxa"/>
-              <w:right w:w="110" w:type="dxa"/>
-            </w:tcMar>
-            <w:vAlign w:val="center"/>
-          </w:tcPr>
-          <w:p>
-            <w:pPr>
-              <w:spacing w:after="20" w:line="252" w:lineRule="auto"/>
-            </w:pPr>
-            <w:r>
-              <w:rPr>
-                <w:sz w:val="18"/>
-                <w:szCs w:val="18"/>
-                <w:lang w:eastAsia="ko-KR"/>
-              </w:rPr>
-              <w:t xml:space="preserve">맞음</w:t>
-            </w:r>
-          </w:p>
-        </w:tc>
-        <w:tc>
-          <w:tcPr>
-            <w:tcW w:w="2872" w:type="dxa"/>
-            <w:tcMar>
-              <w:top w:w="80" w:type="dxa"/>
-              <w:left w:w="110" w:type="dxa"/>
-              <w:bottom w:w="80" w:type="dxa"/>
-              <w:right w:w="110" w:type="dxa"/>
-            </w:tcMar>
-            <w:vAlign w:val="center"/>
-          </w:tcPr>
-          <w:p>
-            <w:pPr>
-              <w:spacing w:after="20" w:line="252" w:lineRule="auto"/>
-            </w:pPr>
-            <w:r>
-              <w:rPr>
-                <w:sz w:val="18"/>
-                <w:szCs w:val="18"/>
-                <w:lang w:eastAsia="ko-KR"/>
-              </w:rPr>
-              <w:t xml:space="preserve">131.67 EL.m, 제한수위 138.0 대비 -6.33 m</w:t>
-            </w:r>
-          </w:p>
-        </w:tc>
-      </w:tr>
-      <w:tr>
-        <w:trPr>
-          <w:cantSplit/>
-          <w:jc w:val="center"/>
-        </w:trPr>
-        <w:tc>
-          <w:tcPr>
-            <w:tcW w:w="3400" w:type="dxa"/>
-            <w:shd w:val="clear" w:color="auto" w:fill="EEF5FA"/>
-            <w:tcMar>
-              <w:top w:w="80" w:type="dxa"/>
-              <w:left w:w="110" w:type="dxa"/>
-              <w:bottom w:w="80" w:type="dxa"/>
-              <w:right w:w="110" w:type="dxa"/>
-            </w:tcMar>
-            <w:vAlign w:val="center"/>
-          </w:tcPr>
-          <w:p>
-            <w:pPr>
-              <w:spacing w:after="20" w:line="252" w:lineRule="auto"/>
-              <w:jc w:val="center"/>
-            </w:pPr>
-            <w:r>
-              <w:rPr>
-                <w:b/>
-                <w:color w:val="1F4E79"/>
-                <w:sz w:val="18"/>
-                <w:szCs w:val="18"/>
-                <w:lang w:eastAsia="ko-KR"/>
-              </w:rPr>
-              <w:t xml:space="preserve">m08 광동댐 현재 수위가 제한수위에 비해 어때?</w:t>
-            </w:r>
-          </w:p>
-        </w:tc>
-        <w:tc>
-          <w:tcPr>
-            <w:tcW w:w="1300" w:type="dxa"/>
-            <w:tcMar>
-              <w:top w:w="80" w:type="dxa"/>
-              <w:left w:w="110" w:type="dxa"/>
-              <w:bottom w:w="80" w:type="dxa"/>
-              <w:right w:w="110" w:type="dxa"/>
-            </w:tcMar>
-            <w:vAlign w:val="center"/>
-          </w:tcPr>
-          <w:p>
-            <w:pPr>
-              <w:spacing w:after="20" w:line="252" w:lineRule="auto"/>
-            </w:pPr>
-            <w:r>
-              <w:rPr>
-                <w:sz w:val="18"/>
-                <w:szCs w:val="18"/>
-                <w:lang w:eastAsia="ko-KR"/>
-              </w:rPr>
-              <w:t xml:space="preserve">CQ1, CQ5</w:t>
-            </w:r>
-          </w:p>
-        </w:tc>
-        <w:tc>
-          <w:tcPr>
-            <w:tcW w:w="1400" w:type="dxa"/>
-            <w:tcMar>
-              <w:top w:w="80" w:type="dxa"/>
-              <w:left w:w="110" w:type="dxa"/>
-              <w:bottom w:w="80" w:type="dxa"/>
-              <w:right w:w="110" w:type="dxa"/>
-            </w:tcMar>
-            <w:vAlign w:val="center"/>
-          </w:tcPr>
-          <w:p>
-            <w:pPr>
-              <w:spacing w:after="20" w:line="252" w:lineRule="auto"/>
-            </w:pPr>
-            <w:r>
-              <w:rPr>
-                <w:sz w:val="18"/>
-                <w:szCs w:val="18"/>
-                <w:lang w:eastAsia="ko-KR"/>
-              </w:rPr>
-              <w:t xml:space="preserve">CURRENT 일치</w:t>
-            </w:r>
-          </w:p>
-        </w:tc>
-        <w:tc>
-          <w:tcPr>
-            <w:tcW w:w="1000" w:type="dxa"/>
-            <w:tcMar>
-              <w:top w:w="80" w:type="dxa"/>
-              <w:left w:w="110" w:type="dxa"/>
-              <w:bottom w:w="80" w:type="dxa"/>
-              <w:right w:w="110" w:type="dxa"/>
-            </w:tcMar>
-            <w:vAlign w:val="center"/>
-          </w:tcPr>
-          <w:p>
-            <w:pPr>
-              <w:spacing w:after="20" w:line="252" w:lineRule="auto"/>
-            </w:pPr>
-            <w:r>
-              <w:rPr>
-                <w:sz w:val="18"/>
-                <w:szCs w:val="18"/>
-                <w:lang w:eastAsia="ko-KR"/>
-              </w:rPr>
-              <w:t xml:space="preserve">맞음</w:t>
-            </w:r>
-          </w:p>
-        </w:tc>
-        <w:tc>
-          <w:tcPr>
-            <w:tcW w:w="2872" w:type="dxa"/>
-            <w:tcMar>
-              <w:top w:w="80" w:type="dxa"/>
-              <w:left w:w="110" w:type="dxa"/>
-              <w:bottom w:w="80" w:type="dxa"/>
-              <w:right w:w="110" w:type="dxa"/>
-            </w:tcMar>
-            <w:vAlign w:val="center"/>
-          </w:tcPr>
-          <w:p>
-            <w:pPr>
-              <w:spacing w:after="20" w:line="252" w:lineRule="auto"/>
-            </w:pPr>
-            <w:r>
-              <w:rPr>
-                <w:sz w:val="18"/>
-                <w:szCs w:val="18"/>
-                <w:lang w:eastAsia="ko-KR"/>
-              </w:rPr>
-              <w:t xml:space="preserve">현재 수위를 답하고, 별표3에 수록되지 않아 제한수위 자료가 없음을 정확히 답함</w:t>
-            </w:r>
-          </w:p>
-        </w:tc>
-      </w:tr>
-      <w:tr>
-        <w:trPr>
-          <w:cantSplit/>
-          <w:jc w:val="center"/>
-        </w:trPr>
-        <w:tc>
-          <w:tcPr>
-            <w:tcW w:w="3400" w:type="dxa"/>
-            <w:shd w:val="clear" w:color="auto" w:fill="EEF5FA"/>
-            <w:tcMar>
-              <w:top w:w="80" w:type="dxa"/>
-              <w:left w:w="110" w:type="dxa"/>
-              <w:bottom w:w="80" w:type="dxa"/>
-              <w:right w:w="110" w:type="dxa"/>
-            </w:tcMar>
-            <w:vAlign w:val="center"/>
-          </w:tcPr>
-          <w:p>
-            <w:pPr>
-              <w:spacing w:after="20" w:line="252" w:lineRule="auto"/>
-              <w:jc w:val="center"/>
-            </w:pPr>
-            <w:r>
-              <w:rPr>
-                <w:b/>
-                <w:color w:val="1F4E79"/>
-                <w:sz w:val="18"/>
-                <w:szCs w:val="18"/>
-                <w:lang w:eastAsia="ko-KR"/>
-              </w:rPr>
-              <w:t xml:space="preserve">m04 소양강댐 지금 상태를 제한수위와 비교하고, 비슷했던 과거 사례에서 승인된 방류량 대비 실제 방류량이 어땠는지 알려줘</w:t>
-            </w:r>
-          </w:p>
-        </w:tc>
-        <w:tc>
-          <w:tcPr>
-            <w:tcW w:w="1300" w:type="dxa"/>
-            <w:tcMar>
-              <w:top w:w="80" w:type="dxa"/>
-              <w:left w:w="110" w:type="dxa"/>
-              <w:bottom w:w="80" w:type="dxa"/>
-              <w:right w:w="110" w:type="dxa"/>
-            </w:tcMar>
-            <w:vAlign w:val="center"/>
-          </w:tcPr>
-          <w:p>
-            <w:pPr>
-              <w:spacing w:after="20" w:line="252" w:lineRule="auto"/>
-            </w:pPr>
-            <w:r>
-              <w:rPr>
-                <w:sz w:val="18"/>
-                <w:szCs w:val="18"/>
-                <w:lang w:eastAsia="ko-KR"/>
-              </w:rPr>
-              <w:t xml:space="preserve">CQ1, CQ5 + 사례의 CQ2~CQ4, CQ6</w:t>
-            </w:r>
-          </w:p>
-        </w:tc>
-        <w:tc>
-          <w:tcPr>
-            <w:tcW w:w="1400" w:type="dxa"/>
-            <w:tcMar>
-              <w:top w:w="80" w:type="dxa"/>
-              <w:left w:w="110" w:type="dxa"/>
-              <w:bottom w:w="80" w:type="dxa"/>
-              <w:right w:w="110" w:type="dxa"/>
-            </w:tcMar>
-            <w:vAlign w:val="center"/>
-          </w:tcPr>
-          <w:p>
-            <w:pPr>
-              <w:spacing w:after="20" w:line="252" w:lineRule="auto"/>
-            </w:pPr>
-            <w:r>
-              <w:rPr>
-                <w:sz w:val="18"/>
-                <w:szCs w:val="18"/>
-                <w:lang w:eastAsia="ko-KR"/>
-              </w:rPr>
-              <w:t xml:space="preserve">SIMILAR 일치</w:t>
-            </w:r>
-          </w:p>
-        </w:tc>
-        <w:tc>
-          <w:tcPr>
-            <w:tcW w:w="1000" w:type="dxa"/>
-            <w:tcMar>
-              <w:top w:w="80" w:type="dxa"/>
-              <w:left w:w="110" w:type="dxa"/>
-              <w:bottom w:w="80" w:type="dxa"/>
-              <w:right w:w="110" w:type="dxa"/>
-            </w:tcMar>
-            <w:vAlign w:val="center"/>
-          </w:tcPr>
-          <w:p>
-            <w:pPr>
-              <w:spacing w:after="20" w:line="252" w:lineRule="auto"/>
-            </w:pPr>
-            <w:r>
-              <w:rPr>
-                <w:sz w:val="18"/>
-                <w:szCs w:val="18"/>
-                <w:lang w:eastAsia="ko-KR"/>
-              </w:rPr>
-              <w:t xml:space="preserve">대체로 맞음</w:t>
-            </w:r>
-          </w:p>
-        </w:tc>
-        <w:tc>
-          <w:tcPr>
-            <w:tcW w:w="2872" w:type="dxa"/>
-            <w:tcMar>
-              <w:top w:w="80" w:type="dxa"/>
-              <w:left w:w="110" w:type="dxa"/>
-              <w:bottom w:w="80" w:type="dxa"/>
-              <w:right w:w="110" w:type="dxa"/>
-            </w:tcMar>
-            <w:vAlign w:val="center"/>
-          </w:tcPr>
-          <w:p>
-            <w:pPr>
-              <w:spacing w:after="20" w:line="252" w:lineRule="auto"/>
-            </w:pPr>
-            <w:r>
-              <w:rPr>
-                <w:sz w:val="18"/>
-                <w:szCs w:val="18"/>
-                <w:lang w:eastAsia="ko-KR"/>
-              </w:rPr>
-              <w:t xml:space="preserve">현재 수위의 제한수위 대비 -5.04 m, 사례의 방류량이 승인 1500㎥/s의 67.4%로 근거 묶음과 일치. 수위 차 하나를 직접 계산하고 사례를 1개만 제시</w:t>
-            </w:r>
-          </w:p>
-        </w:tc>
-      </w:tr>
-      <w:tr>
-        <w:trPr>
-          <w:cantSplit/>
-          <w:jc w:val="center"/>
-        </w:trPr>
-        <w:tc>
-          <w:tcPr>
-            <w:tcW w:w="3400" w:type="dxa"/>
-            <w:shd w:val="clear" w:color="auto" w:fill="EEF5FA"/>
-            <w:tcMar>
-              <w:top w:w="80" w:type="dxa"/>
-              <w:left w:w="110" w:type="dxa"/>
-              <w:bottom w:w="80" w:type="dxa"/>
-              <w:right w:w="110" w:type="dxa"/>
-            </w:tcMar>
-            <w:vAlign w:val="center"/>
-          </w:tcPr>
-          <w:p>
-            <w:pPr>
-              <w:spacing w:after="20" w:line="252" w:lineRule="auto"/>
-              <w:jc w:val="center"/>
-            </w:pPr>
-            <w:r>
-              <w:rPr>
-                <w:b/>
-                <w:color w:val="1F4E79"/>
-                <w:sz w:val="18"/>
-                <w:szCs w:val="18"/>
-                <w:lang w:eastAsia="ko-KR"/>
-              </w:rPr>
-              <w:t xml:space="preserve">m06 횡성댐 2020년 8월 방류 운영을 승인 내용과 당시 수위, 제한수위, 근거까지 한 번에 정리해줘</w:t>
-            </w:r>
-          </w:p>
-        </w:tc>
-        <w:tc>
-          <w:tcPr>
-            <w:tcW w:w="1300" w:type="dxa"/>
-            <w:tcMar>
-              <w:top w:w="80" w:type="dxa"/>
-              <w:left w:w="110" w:type="dxa"/>
-              <w:bottom w:w="80" w:type="dxa"/>
-              <w:right w:w="110" w:type="dxa"/>
-            </w:tcMar>
-            <w:vAlign w:val="center"/>
-          </w:tcPr>
-          <w:p>
-            <w:pPr>
-              <w:spacing w:after="20" w:line="252" w:lineRule="auto"/>
-            </w:pPr>
-            <w:r>
-              <w:rPr>
-                <w:sz w:val="18"/>
-                <w:szCs w:val="18"/>
-                <w:lang w:eastAsia="ko-KR"/>
-              </w:rPr>
-              <w:t xml:space="preserve">CQ2~CQ6 (통합)</w:t>
-            </w:r>
-          </w:p>
-        </w:tc>
-        <w:tc>
-          <w:tcPr>
-            <w:tcW w:w="1400" w:type="dxa"/>
-            <w:tcMar>
-              <w:top w:w="80" w:type="dxa"/>
-              <w:left w:w="110" w:type="dxa"/>
-              <w:bottom w:w="80" w:type="dxa"/>
-              <w:right w:w="110" w:type="dxa"/>
-            </w:tcMar>
-            <w:vAlign w:val="center"/>
-          </w:tcPr>
-          <w:p>
-            <w:pPr>
-              <w:spacing w:after="20" w:line="252" w:lineRule="auto"/>
-            </w:pPr>
-            <w:r>
-              <w:rPr>
-                <w:sz w:val="18"/>
-                <w:szCs w:val="18"/>
-                <w:lang w:eastAsia="ko-KR"/>
-              </w:rPr>
-              <w:t xml:space="preserve">INTEGRATED 일치</w:t>
-            </w:r>
-          </w:p>
-        </w:tc>
-        <w:tc>
-          <w:tcPr>
-            <w:tcW w:w="1000" w:type="dxa"/>
-            <w:tcMar>
-              <w:top w:w="80" w:type="dxa"/>
-              <w:left w:w="110" w:type="dxa"/>
-              <w:bottom w:w="80" w:type="dxa"/>
-              <w:right w:w="110" w:type="dxa"/>
-            </w:tcMar>
-            <w:vAlign w:val="center"/>
-          </w:tcPr>
-          <w:p>
-            <w:pPr>
-              <w:spacing w:after="20" w:line="252" w:lineRule="auto"/>
-            </w:pPr>
-            <w:r>
-              <w:rPr>
-                <w:sz w:val="18"/>
-                <w:szCs w:val="18"/>
-                <w:lang w:eastAsia="ko-KR"/>
-              </w:rPr>
-              <w:t xml:space="preserve">대체로 맞음</w:t>
-            </w:r>
-          </w:p>
-        </w:tc>
-        <w:tc>
-          <w:tcPr>
-            <w:tcW w:w="2872" w:type="dxa"/>
-            <w:tcMar>
-              <w:top w:w="80" w:type="dxa"/>
-              <w:left w:w="110" w:type="dxa"/>
-              <w:bottom w:w="80" w:type="dxa"/>
-              <w:right w:w="110" w:type="dxa"/>
-            </w:tcMar>
-            <w:vAlign w:val="center"/>
-          </w:tcPr>
-          <w:p>
-            <w:pPr>
-              <w:spacing w:after="20" w:line="252" w:lineRule="auto"/>
-            </w:pPr>
-            <w:r>
-              <w:rPr>
-                <w:sz w:val="18"/>
-                <w:szCs w:val="18"/>
-                <w:lang w:eastAsia="ko-KR"/>
-              </w:rPr>
-              <w:t xml:space="preserve">운영행위 3개의 수위, 제한수위 대비, 방류량이 근거 묶음과 일치. 방류 시작 시각을 “승인된”으로 표현하고 일부 근거 번호가 묶음에 없음</w:t>
-            </w:r>
-          </w:p>
-        </w:tc>
-      </w:tr>
-      <w:tr>
-        <w:trPr>
-          <w:cantSplit/>
-          <w:jc w:val="center"/>
-        </w:trPr>
-        <w:tc>
-          <w:tcPr>
-            <w:tcW w:w="3400" w:type="dxa"/>
-            <w:shd w:val="clear" w:color="auto" w:fill="EEF5FA"/>
-            <w:tcMar>
-              <w:top w:w="80" w:type="dxa"/>
-              <w:left w:w="110" w:type="dxa"/>
-              <w:bottom w:w="80" w:type="dxa"/>
-              <w:right w:w="110" w:type="dxa"/>
-            </w:tcMar>
-            <w:vAlign w:val="center"/>
-          </w:tcPr>
-          <w:p>
-            <w:pPr>
-              <w:spacing w:after="20" w:line="252" w:lineRule="auto"/>
-              <w:jc w:val="center"/>
-            </w:pPr>
-            <w:r>
-              <w:rPr>
-                <w:b/>
-                <w:color w:val="1F4E79"/>
-                <w:sz w:val="18"/>
-                <w:szCs w:val="18"/>
-                <w:lang w:eastAsia="ko-KR"/>
-              </w:rPr>
-              <w:t xml:space="preserve">m09 충주댐이 2020년 8월에 방류하기 전에 어떤 승인을 받았고 그 방류의 공식 근거는 뭐야?</w:t>
-            </w:r>
-          </w:p>
-        </w:tc>
-        <w:tc>
-          <w:tcPr>
-            <w:tcW w:w="1300" w:type="dxa"/>
-            <w:tcMar>
-              <w:top w:w="80" w:type="dxa"/>
-              <w:left w:w="110" w:type="dxa"/>
-              <w:bottom w:w="80" w:type="dxa"/>
-              <w:right w:w="110" w:type="dxa"/>
-            </w:tcMar>
-            <w:vAlign w:val="center"/>
-          </w:tcPr>
-          <w:p>
-            <w:pPr>
-              <w:spacing w:after="20" w:line="252" w:lineRule="auto"/>
-            </w:pPr>
-            <w:r>
-              <w:rPr>
-                <w:sz w:val="18"/>
-                <w:szCs w:val="18"/>
-                <w:lang w:eastAsia="ko-KR"/>
-              </w:rPr>
-              <w:t xml:space="preserve">CQ4, CQ6</w:t>
-            </w:r>
-          </w:p>
-        </w:tc>
-        <w:tc>
-          <w:tcPr>
-            <w:tcW w:w="1400" w:type="dxa"/>
-            <w:tcMar>
-              <w:top w:w="80" w:type="dxa"/>
-              <w:left w:w="110" w:type="dxa"/>
-              <w:bottom w:w="80" w:type="dxa"/>
-              <w:right w:w="110" w:type="dxa"/>
-            </w:tcMar>
-            <w:vAlign w:val="center"/>
-          </w:tcPr>
-          <w:p>
-            <w:pPr>
-              <w:spacing w:after="20" w:line="252" w:lineRule="auto"/>
-            </w:pPr>
-            <w:r>
-              <w:rPr>
-                <w:sz w:val="18"/>
-                <w:szCs w:val="18"/>
-                <w:lang w:eastAsia="ko-KR"/>
-              </w:rPr>
-              <w:t xml:space="preserve">INTEGRATED 일치</w:t>
-            </w:r>
-          </w:p>
-        </w:tc>
-        <w:tc>
-          <w:tcPr>
-            <w:tcW w:w="1000" w:type="dxa"/>
-            <w:tcMar>
-              <w:top w:w="80" w:type="dxa"/>
-              <w:left w:w="110" w:type="dxa"/>
-              <w:bottom w:w="80" w:type="dxa"/>
-              <w:right w:w="110" w:type="dxa"/>
-            </w:tcMar>
-            <w:vAlign w:val="center"/>
-          </w:tcPr>
-          <w:p>
-            <w:pPr>
-              <w:spacing w:after="20" w:line="252" w:lineRule="auto"/>
-            </w:pPr>
-            <w:r>
-              <w:rPr>
-                <w:sz w:val="18"/>
-                <w:szCs w:val="18"/>
-                <w:lang w:eastAsia="ko-KR"/>
-              </w:rPr>
-              <w:t xml:space="preserve">오류</w:t>
-            </w:r>
-          </w:p>
-        </w:tc>
-        <w:tc>
-          <w:tcPr>
-            <w:tcW w:w="2872" w:type="dxa"/>
-            <w:tcMar>
-              <w:top w:w="80" w:type="dxa"/>
-              <w:left w:w="110" w:type="dxa"/>
-              <w:bottom w:w="80" w:type="dxa"/>
-              <w:right w:w="110" w:type="dxa"/>
-            </w:tcMar>
-            <w:vAlign w:val="center"/>
-          </w:tcPr>
-          <w:p>
-            <w:pPr>
-              <w:spacing w:after="20" w:line="252" w:lineRule="auto"/>
-            </w:pPr>
-            <w:r>
-              <w:rPr>
-                <w:sz w:val="18"/>
-                <w:szCs w:val="18"/>
-                <w:lang w:eastAsia="ko-KR"/>
-              </w:rPr>
-              <w:t xml:space="preserve">방류의 근거(승인 기록)와 제한수위의 근거(별표3)를 혼동하고, 승인 근거를 일부만 인용</w:t>
-            </w:r>
-          </w:p>
-        </w:tc>
-      </w:tr>
-    </w:tbl>
-    <w:p>
-      <w:pPr>
-        <w:spacing w:after="60"/>
-        <w:rPr>
-          <w:lang w:eastAsia="ko-KR"/>
-        </w:rPr>
-      </w:pPr>
-    </w:p>
-    <w:tbl>
-      <w:tblPr>
-        <w:tblW w:w="9972" w:type="dxa"/>
-        <w:jc w:val="center"/>
-        <w:tblBorders>
-          <w:top w:val="single" w:sz="5" w:space="0" w:color="A6A6A6"/>
-          <w:left w:val="single" w:sz="5" w:space="0" w:color="A6A6A6"/>
-          <w:bottom w:val="single" w:sz="5" w:space="0" w:color="A6A6A6"/>
-          <w:right w:val="single" w:sz="5" w:space="0" w:color="A6A6A6"/>
-          <w:insideH w:val="single" w:sz="5" w:space="0" w:color="A6A6A6"/>
-          <w:insideV w:val="single" w:sz="5" w:space="0" w:color="A6A6A6"/>
-        </w:tblBorders>
-        <w:tblLayout w:type="fixed"/>
-        <w:tblLook w:val="04A0" w:firstRow="1" w:lastRow="0" w:firstColumn="1" w:lastColumn="0" w:noHBand="0" w:noVBand="1"/>
-      </w:tblPr>
-      <w:tblGrid>
-        <w:gridCol w:w="1944"/>
-        <w:gridCol w:w="8028"/>
-      </w:tblGrid>
-      <w:tr>
-        <w:trPr>
-          <w:cantSplit/>
-          <w:jc w:val="center"/>
-        </w:trPr>
-        <w:tc>
-          <w:tcPr>
-            <w:tcW w:w="1944" w:type="dxa"/>
-            <w:shd w:val="clear" w:color="auto" w:fill="EEF5FA"/>
-            <w:tcMar>
-              <w:top w:w="80" w:type="dxa"/>
-              <w:left w:w="110" w:type="dxa"/>
-              <w:bottom w:w="80" w:type="dxa"/>
-              <w:right w:w="110" w:type="dxa"/>
-            </w:tcMar>
-            <w:vAlign w:val="center"/>
-          </w:tcPr>
-          <w:p>
-            <w:pPr>
-              <w:spacing w:after="20" w:line="252" w:lineRule="auto"/>
-              <w:jc w:val="center"/>
-            </w:pPr>
-            <w:r>
-              <w:rPr>
-                <w:b/>
-                <w:color w:val="1F4E79"/>
-                <w:sz w:val="18"/>
-                <w:szCs w:val="18"/>
-                <w:lang w:eastAsia="ko-KR"/>
-              </w:rPr>
-              <w:t xml:space="preserve">요약</w:t>
-            </w:r>
-          </w:p>
-        </w:tc>
-        <w:tc>
-          <w:tcPr>
-            <w:tcW w:w="8028" w:type="dxa"/>
-            <w:tcMar>
-              <w:top w:w="80" w:type="dxa"/>
-              <w:left w:w="110" w:type="dxa"/>
-              <w:bottom w:w="80" w:type="dxa"/>
-              <w:right w:w="110" w:type="dxa"/>
-            </w:tcMar>
-            <w:vAlign w:val="center"/>
-          </w:tcPr>
-          <w:p>
-            <w:pPr>
-              <w:spacing w:after="20" w:line="252" w:lineRule="auto"/>
-            </w:pPr>
-            <w:r>
-              <w:rPr>
-                <w:sz w:val="18"/>
-                <w:szCs w:val="18"/>
-                <w:lang w:eastAsia="ko-KR"/>
-              </w:rPr>
-              <w:t xml:space="preserve">6개 질문 중 맞음 3개, 대체로 맞음 2개, 오류 1개이다. CQ2와 CQ3는 종합 질문(m04, m06) 안에서만 확인하였고, CQ별 단일 질문은 추가로 확인할 예정이다.</w:t>
-            </w:r>
-          </w:p>
-        </w:tc>
-      </w:tr>
-    </w:tbl>
-    <w:p>
-      <w:pPr>
-        <w:spacing w:after="60"/>
-        <w:rPr>
-          <w:lang w:eastAsia="ko-KR"/>
-        </w:rPr>
-      </w:pPr>
-    </w:p>
-    <w:p>
-      <w:pPr>
-        <w:pStyle w:val="21"/>
-        <w:rPr>
-          <w:lang w:eastAsia="ko-KR"/>
-        </w:rPr>
-      </w:pPr>
-      <w:r>
-        <w:rPr>
-          <w:lang w:eastAsia="ko-KR"/>
-        </w:rPr>
-        <w:t xml:space="preserve">4.3 확인된 문제와 수정</w:t>
-      </w:r>
-    </w:p>
-    <w:tbl>
-      <w:tblPr>
-        <w:tblW w:w="9972" w:type="dxa"/>
-        <w:jc w:val="center"/>
-        <w:tblBorders>
-          <w:top w:val="single" w:sz="5" w:space="0" w:color="A6A6A6"/>
-          <w:left w:val="single" w:sz="5" w:space="0" w:color="A6A6A6"/>
-          <w:bottom w:val="single" w:sz="5" w:space="0" w:color="A6A6A6"/>
-          <w:right w:val="single" w:sz="5" w:space="0" w:color="A6A6A6"/>
-          <w:insideH w:val="single" w:sz="5" w:space="0" w:color="A6A6A6"/>
-          <w:insideV w:val="single" w:sz="5" w:space="0" w:color="A6A6A6"/>
-        </w:tblBorders>
-        <w:tblLayout w:type="fixed"/>
-        <w:tblLook w:val="04A0" w:firstRow="1" w:lastRow="0" w:firstColumn="1" w:lastColumn="0" w:noHBand="0" w:noVBand="1"/>
-      </w:tblPr>
-      <w:tblGrid>
-        <w:gridCol w:w="3400"/>
-        <w:gridCol w:w="1200"/>
-        <w:gridCol w:w="3700"/>
-        <w:gridCol w:w="1672"/>
-      </w:tblGrid>
-      <w:tr>
-        <w:trPr>
-          <w:cantSplit/>
-          <w:tblHeader/>
-          <w:jc w:val="center"/>
-        </w:trPr>
-        <w:tc>
-          <w:tcPr>
-            <w:tcW w:w="3400" w:type="dxa"/>
-            <w:shd w:val="clear" w:color="auto" w:fill="D9EAF7"/>
-            <w:tcMar>
-              <w:top w:w="80" w:type="dxa"/>
-              <w:left w:w="110" w:type="dxa"/>
-              <w:bottom w:w="80" w:type="dxa"/>
-              <w:right w:w="110" w:type="dxa"/>
-            </w:tcMar>
-            <w:vAlign w:val="center"/>
-          </w:tcPr>
-          <w:p>
-            <w:pPr>
-              <w:spacing w:after="20" w:line="252" w:lineRule="auto"/>
-              <w:jc w:val="center"/>
-            </w:pPr>
-            <w:r>
-              <w:rPr>
-                <w:b/>
-                <w:sz w:val="18"/>
-                <w:szCs w:val="18"/>
-                <w:lang w:eastAsia="ko-KR"/>
-              </w:rPr>
-              <w:t xml:space="preserve">문제</w:t>
-            </w:r>
-          </w:p>
-        </w:tc>
-        <w:tc>
-          <w:tcPr>
-            <w:tcW w:w="1200" w:type="dxa"/>
-            <w:shd w:val="clear" w:color="auto" w:fill="D9EAF7"/>
-            <w:tcMar>
-              <w:top w:w="80" w:type="dxa"/>
-              <w:left w:w="110" w:type="dxa"/>
-              <w:bottom w:w="80" w:type="dxa"/>
-              <w:right w:w="110" w:type="dxa"/>
-            </w:tcMar>
-            <w:vAlign w:val="center"/>
-          </w:tcPr>
-          <w:p>
-            <w:pPr>
-              <w:spacing w:after="20" w:line="252" w:lineRule="auto"/>
-              <w:jc w:val="center"/>
-            </w:pPr>
-            <w:r>
-              <w:rPr>
-                <w:b/>
-                <w:sz w:val="18"/>
-                <w:szCs w:val="18"/>
-                <w:lang w:eastAsia="ko-KR"/>
-              </w:rPr>
-              <w:t xml:space="preserve">질문</w:t>
-            </w:r>
-          </w:p>
-        </w:tc>
-        <w:tc>
-          <w:tcPr>
-            <w:tcW w:w="3700" w:type="dxa"/>
-            <w:shd w:val="clear" w:color="auto" w:fill="D9EAF7"/>
-            <w:tcMar>
-              <w:top w:w="80" w:type="dxa"/>
-              <w:left w:w="110" w:type="dxa"/>
-              <w:bottom w:w="80" w:type="dxa"/>
-              <w:right w:w="110" w:type="dxa"/>
-            </w:tcMar>
-            <w:vAlign w:val="center"/>
-          </w:tcPr>
-          <w:p>
-            <w:pPr>
-              <w:spacing w:after="20" w:line="252" w:lineRule="auto"/>
-              <w:jc w:val="center"/>
-            </w:pPr>
-            <w:r>
-              <w:rPr>
-                <w:b/>
-                <w:sz w:val="18"/>
-                <w:szCs w:val="18"/>
-                <w:lang w:eastAsia="ko-KR"/>
-              </w:rPr>
-              <w:t xml:space="preserve">수정</w:t>
-            </w:r>
-          </w:p>
-        </w:tc>
-        <w:tc>
-          <w:tcPr>
-            <w:tcW w:w="1672" w:type="dxa"/>
-            <w:shd w:val="clear" w:color="auto" w:fill="D9EAF7"/>
-            <w:tcMar>
-              <w:top w:w="80" w:type="dxa"/>
-              <w:left w:w="110" w:type="dxa"/>
-              <w:bottom w:w="80" w:type="dxa"/>
-              <w:right w:w="110" w:type="dxa"/>
-            </w:tcMar>
-            <w:vAlign w:val="center"/>
-          </w:tcPr>
-          <w:p>
-            <w:pPr>
-              <w:spacing w:after="20" w:line="252" w:lineRule="auto"/>
-              <w:jc w:val="center"/>
-            </w:pPr>
-            <w:r>
-              <w:rPr>
-                <w:b/>
-                <w:sz w:val="18"/>
-                <w:szCs w:val="18"/>
-                <w:lang w:eastAsia="ko-KR"/>
-              </w:rPr>
-              <w:t xml:space="preserve">상태</w:t>
-            </w:r>
-          </w:p>
-        </w:tc>
-      </w:tr>
-      <w:tr>
-        <w:trPr>
-          <w:cantSplit/>
-          <w:jc w:val="center"/>
-        </w:trPr>
-        <w:tc>
-          <w:tcPr>
-            <w:tcW w:w="3400" w:type="dxa"/>
-            <w:shd w:val="clear" w:color="auto" w:fill="EEF5FA"/>
-            <w:tcMar>
-              <w:top w:w="80" w:type="dxa"/>
-              <w:left w:w="110" w:type="dxa"/>
-              <w:bottom w:w="80" w:type="dxa"/>
-              <w:right w:w="110" w:type="dxa"/>
-            </w:tcMar>
-            <w:vAlign w:val="center"/>
-          </w:tcPr>
-          <w:p>
-            <w:pPr>
-              <w:spacing w:after="20" w:line="252" w:lineRule="auto"/>
-              <w:jc w:val="center"/>
-            </w:pPr>
-            <w:r>
-              <w:rPr>
-                <w:b/>
-                <w:color w:val="1F4E79"/>
-                <w:sz w:val="18"/>
-                <w:szCs w:val="18"/>
-                <w:lang w:eastAsia="ko-KR"/>
-              </w:rPr>
-              <w:t xml:space="preserve">운영행위의 근거에 허가한 승인 중 첫 승인의 근거만 포함</w:t>
-            </w:r>
-          </w:p>
-        </w:tc>
-        <w:tc>
-          <w:tcPr>
-            <w:tcW w:w="1200" w:type="dxa"/>
-            <w:tcMar>
-              <w:top w:w="80" w:type="dxa"/>
-              <w:left w:w="110" w:type="dxa"/>
-              <w:bottom w:w="80" w:type="dxa"/>
-              <w:right w:w="110" w:type="dxa"/>
-            </w:tcMar>
-            <w:vAlign w:val="center"/>
-          </w:tcPr>
-          <w:p>
-            <w:pPr>
-              <w:spacing w:after="20" w:line="252" w:lineRule="auto"/>
-            </w:pPr>
-            <w:r>
-              <w:rPr>
-                <w:sz w:val="18"/>
-                <w:szCs w:val="18"/>
-                <w:lang w:eastAsia="ko-KR"/>
-              </w:rPr>
-              <w:t xml:space="preserve">m06, m09</w:t>
-            </w:r>
-          </w:p>
-        </w:tc>
-        <w:tc>
-          <w:tcPr>
-            <w:tcW w:w="3700" w:type="dxa"/>
-            <w:tcMar>
-              <w:top w:w="80" w:type="dxa"/>
-              <w:left w:w="110" w:type="dxa"/>
-              <w:bottom w:w="80" w:type="dxa"/>
-              <w:right w:w="110" w:type="dxa"/>
-            </w:tcMar>
-            <w:vAlign w:val="center"/>
-          </w:tcPr>
-          <w:p>
-            <w:pPr>
-              <w:spacing w:after="20" w:line="252" w:lineRule="auto"/>
-            </w:pPr>
-            <w:r>
-              <w:rPr>
-                <w:sz w:val="18"/>
-                <w:szCs w:val="18"/>
-                <w:lang w:eastAsia="ko-KR"/>
-              </w:rPr>
-              <w:t xml:space="preserve">모든 승인의 근거를 승인일 순으로 포함하고, 방류의 근거와 제한수위의 근거를 구분</w:t>
-            </w:r>
-          </w:p>
-        </w:tc>
-        <w:tc>
-          <w:tcPr>
-            <w:tcW w:w="1672" w:type="dxa"/>
-            <w:tcMar>
-              <w:top w:w="80" w:type="dxa"/>
-              <w:left w:w="110" w:type="dxa"/>
-              <w:bottom w:w="80" w:type="dxa"/>
-              <w:right w:w="110" w:type="dxa"/>
-            </w:tcMar>
-            <w:vAlign w:val="center"/>
-          </w:tcPr>
-          <w:p>
-            <w:pPr>
-              <w:spacing w:after="20" w:line="252" w:lineRule="auto"/>
-            </w:pPr>
-            <w:r>
-              <w:rPr>
-                <w:sz w:val="18"/>
-                <w:szCs w:val="18"/>
-                <w:lang w:eastAsia="ko-KR"/>
-              </w:rPr>
-              <w:t xml:space="preserve">수정, 재실행 필요</w:t>
-            </w:r>
-          </w:p>
-        </w:tc>
-      </w:tr>
-      <w:tr>
-        <w:trPr>
-          <w:cantSplit/>
-          <w:jc w:val="center"/>
-        </w:trPr>
-        <w:tc>
-          <w:tcPr>
-            <w:tcW w:w="3400" w:type="dxa"/>
-            <w:shd w:val="clear" w:color="auto" w:fill="EEF5FA"/>
-            <w:tcMar>
-              <w:top w:w="80" w:type="dxa"/>
-              <w:left w:w="110" w:type="dxa"/>
-              <w:bottom w:w="80" w:type="dxa"/>
-              <w:right w:w="110" w:type="dxa"/>
-            </w:tcMar>
-            <w:vAlign w:val="center"/>
-          </w:tcPr>
-          <w:p>
-            <w:pPr>
-              <w:spacing w:after="20" w:line="252" w:lineRule="auto"/>
-              <w:jc w:val="center"/>
-            </w:pPr>
-            <w:r>
-              <w:rPr>
-                <w:b/>
-                <w:color w:val="1F4E79"/>
-                <w:sz w:val="18"/>
-                <w:szCs w:val="18"/>
-                <w:lang w:eastAsia="ko-KR"/>
-              </w:rPr>
-              <w:t xml:space="preserve">구간보다 늦게 승인된 상한에도 승인량 비율을 계산</w:t>
-            </w:r>
-          </w:p>
-        </w:tc>
-        <w:tc>
-          <w:tcPr>
-            <w:tcW w:w="1200" w:type="dxa"/>
-            <w:tcMar>
-              <w:top w:w="80" w:type="dxa"/>
-              <w:left w:w="110" w:type="dxa"/>
-              <w:bottom w:w="80" w:type="dxa"/>
-              <w:right w:w="110" w:type="dxa"/>
-            </w:tcMar>
-            <w:vAlign w:val="center"/>
-          </w:tcPr>
-          <w:p>
-            <w:pPr>
-              <w:spacing w:after="20" w:line="252" w:lineRule="auto"/>
-            </w:pPr>
-            <w:r>
-              <w:rPr>
-                <w:sz w:val="18"/>
-                <w:szCs w:val="18"/>
-                <w:lang w:eastAsia="ko-KR"/>
-              </w:rPr>
-              <w:t xml:space="preserve">m09</w:t>
-            </w:r>
-          </w:p>
-        </w:tc>
-        <w:tc>
-          <w:tcPr>
-            <w:tcW w:w="3700" w:type="dxa"/>
-            <w:tcMar>
-              <w:top w:w="80" w:type="dxa"/>
-              <w:left w:w="110" w:type="dxa"/>
-              <w:bottom w:w="80" w:type="dxa"/>
-              <w:right w:w="110" w:type="dxa"/>
-            </w:tcMar>
-            <w:vAlign w:val="center"/>
-          </w:tcPr>
-          <w:p>
-            <w:pPr>
-              <w:spacing w:after="20" w:line="252" w:lineRule="auto"/>
-            </w:pPr>
-            <w:r>
-              <w:rPr>
-                <w:sz w:val="18"/>
-                <w:szCs w:val="18"/>
-                <w:lang w:eastAsia="ko-KR"/>
-              </w:rPr>
-              <w:t xml:space="preserve">승인일이 구간보다 늦은 승인은 비율에서 제외하고 사유를 표시</w:t>
-            </w:r>
-          </w:p>
-        </w:tc>
-        <w:tc>
-          <w:tcPr>
-            <w:tcW w:w="1672" w:type="dxa"/>
-            <w:tcMar>
-              <w:top w:w="80" w:type="dxa"/>
-              <w:left w:w="110" w:type="dxa"/>
-              <w:bottom w:w="80" w:type="dxa"/>
-              <w:right w:w="110" w:type="dxa"/>
-            </w:tcMar>
-            <w:vAlign w:val="center"/>
-          </w:tcPr>
-          <w:p>
-            <w:pPr>
-              <w:spacing w:after="20" w:line="252" w:lineRule="auto"/>
-            </w:pPr>
-            <w:r>
-              <w:rPr>
-                <w:sz w:val="18"/>
-                <w:szCs w:val="18"/>
-                <w:lang w:eastAsia="ko-KR"/>
-              </w:rPr>
-              <w:t xml:space="preserve">수정, 재실행 필요</w:t>
-            </w:r>
-          </w:p>
-        </w:tc>
-      </w:tr>
-      <w:tr>
-        <w:trPr>
-          <w:cantSplit/>
-          <w:jc w:val="center"/>
-        </w:trPr>
-        <w:tc>
-          <w:tcPr>
-            <w:tcW w:w="3400" w:type="dxa"/>
-            <w:shd w:val="clear" w:color="auto" w:fill="EEF5FA"/>
-            <w:tcMar>
-              <w:top w:w="80" w:type="dxa"/>
-              <w:left w:w="110" w:type="dxa"/>
-              <w:bottom w:w="80" w:type="dxa"/>
-              <w:right w:w="110" w:type="dxa"/>
-            </w:tcMar>
-            <w:vAlign w:val="center"/>
-          </w:tcPr>
-          <w:p>
-            <w:pPr>
-              <w:spacing w:after="20" w:line="252" w:lineRule="auto"/>
-              <w:jc w:val="center"/>
-            </w:pPr>
-            <w:r>
-              <w:rPr>
-                <w:b/>
-                <w:color w:val="1F4E79"/>
-                <w:sz w:val="18"/>
-                <w:szCs w:val="18"/>
-                <w:lang w:eastAsia="ko-KR"/>
-              </w:rPr>
-              <w:t xml:space="preserve">현재와 사례의 수위 차를 LLM이 직접 계산, 요청하지 않은 사례 수를 임의로 지정</w:t>
-            </w:r>
-          </w:p>
-        </w:tc>
-        <w:tc>
-          <w:tcPr>
-            <w:tcW w:w="1200" w:type="dxa"/>
-            <w:tcMar>
-              <w:top w:w="80" w:type="dxa"/>
-              <w:left w:w="110" w:type="dxa"/>
-              <w:bottom w:w="80" w:type="dxa"/>
-              <w:right w:w="110" w:type="dxa"/>
-            </w:tcMar>
-            <w:vAlign w:val="center"/>
-          </w:tcPr>
-          <w:p>
-            <w:pPr>
-              <w:spacing w:after="20" w:line="252" w:lineRule="auto"/>
-            </w:pPr>
-            <w:r>
-              <w:rPr>
-                <w:sz w:val="18"/>
-                <w:szCs w:val="18"/>
-                <w:lang w:eastAsia="ko-KR"/>
-              </w:rPr>
-              <w:t xml:space="preserve">m04</w:t>
-            </w:r>
-          </w:p>
-        </w:tc>
-        <w:tc>
-          <w:tcPr>
-            <w:tcW w:w="3700" w:type="dxa"/>
-            <w:tcMar>
-              <w:top w:w="80" w:type="dxa"/>
-              <w:left w:w="110" w:type="dxa"/>
-              <w:bottom w:w="80" w:type="dxa"/>
-              <w:right w:w="110" w:type="dxa"/>
-            </w:tcMar>
-            <w:vAlign w:val="center"/>
-          </w:tcPr>
-          <w:p>
-            <w:pPr>
-              <w:spacing w:after="20" w:line="252" w:lineRule="auto"/>
-            </w:pPr>
-            <w:r>
-              <w:rPr>
-                <w:sz w:val="18"/>
-                <w:szCs w:val="18"/>
-                <w:lang w:eastAsia="ko-KR"/>
-              </w:rPr>
-              <w:t xml:space="preserve">수위 차·제한수위 대비·유입량 배수를 프로그램이 계산해 제공하고, 사례 수는 질문에 명시된 경우에만 지정</w:t>
-            </w:r>
-          </w:p>
-        </w:tc>
-        <w:tc>
-          <w:tcPr>
-            <w:tcW w:w="1672" w:type="dxa"/>
-            <w:tcMar>
-              <w:top w:w="80" w:type="dxa"/>
-              <w:left w:w="110" w:type="dxa"/>
-              <w:bottom w:w="80" w:type="dxa"/>
-              <w:right w:w="110" w:type="dxa"/>
-            </w:tcMar>
-            <w:vAlign w:val="center"/>
-          </w:tcPr>
-          <w:p>
-            <w:pPr>
-              <w:spacing w:after="20" w:line="252" w:lineRule="auto"/>
-            </w:pPr>
-            <w:r>
-              <w:rPr>
-                <w:sz w:val="18"/>
-                <w:szCs w:val="18"/>
-                <w:lang w:eastAsia="ko-KR"/>
-              </w:rPr>
-              <w:t xml:space="preserve">수정, 재실행 필요</w:t>
-            </w:r>
-          </w:p>
-        </w:tc>
-      </w:tr>
-      <w:tr>
-        <w:trPr>
-          <w:cantSplit/>
-          <w:jc w:val="center"/>
-        </w:trPr>
-        <w:tc>
-          <w:tcPr>
-            <w:tcW w:w="3400" w:type="dxa"/>
-            <w:shd w:val="clear" w:color="auto" w:fill="EEF5FA"/>
-            <w:tcMar>
-              <w:top w:w="80" w:type="dxa"/>
-              <w:left w:w="110" w:type="dxa"/>
-              <w:bottom w:w="80" w:type="dxa"/>
-              <w:right w:w="110" w:type="dxa"/>
-            </w:tcMar>
-            <w:vAlign w:val="center"/>
-          </w:tcPr>
-          <w:p>
-            <w:pPr>
-              <w:spacing w:after="20" w:line="252" w:lineRule="auto"/>
-              <w:jc w:val="center"/>
-            </w:pPr>
-            <w:r>
-              <w:rPr>
-                <w:b/>
-                <w:color w:val="1F4E79"/>
-                <w:sz w:val="18"/>
-                <w:szCs w:val="18"/>
-                <w:lang w:eastAsia="ko-KR"/>
-              </w:rPr>
-              <w:t xml:space="preserve">승인일과 방류 시작 시각을 구분하지 않고 서술</w:t>
-            </w:r>
-          </w:p>
-        </w:tc>
-        <w:tc>
-          <w:tcPr>
-            <w:tcW w:w="1200" w:type="dxa"/>
-            <w:tcMar>
-              <w:top w:w="80" w:type="dxa"/>
-              <w:left w:w="110" w:type="dxa"/>
-              <w:bottom w:w="80" w:type="dxa"/>
-              <w:right w:w="110" w:type="dxa"/>
-            </w:tcMar>
-            <w:vAlign w:val="center"/>
-          </w:tcPr>
-          <w:p>
-            <w:pPr>
-              <w:spacing w:after="20" w:line="252" w:lineRule="auto"/>
-            </w:pPr>
-            <w:r>
-              <w:rPr>
-                <w:sz w:val="18"/>
-                <w:szCs w:val="18"/>
-                <w:lang w:eastAsia="ko-KR"/>
-              </w:rPr>
-              <w:t xml:space="preserve">m06</w:t>
-            </w:r>
-          </w:p>
-        </w:tc>
-        <w:tc>
-          <w:tcPr>
-            <w:tcW w:w="3700" w:type="dxa"/>
-            <w:tcMar>
-              <w:top w:w="80" w:type="dxa"/>
-              <w:left w:w="110" w:type="dxa"/>
-              <w:bottom w:w="80" w:type="dxa"/>
-              <w:right w:w="110" w:type="dxa"/>
-            </w:tcMar>
-            <w:vAlign w:val="center"/>
-          </w:tcPr>
-          <w:p>
-            <w:pPr>
-              <w:spacing w:after="20" w:line="252" w:lineRule="auto"/>
-            </w:pPr>
-            <w:r>
-              <w:rPr>
-                <w:sz w:val="18"/>
-                <w:szCs w:val="18"/>
-                <w:lang w:eastAsia="ko-KR"/>
-              </w:rPr>
-              <w:t xml:space="preserve">답변 규칙에 승인일과 방류 시작 시각을 구분하도록 추가</w:t>
-            </w:r>
-          </w:p>
-        </w:tc>
-        <w:tc>
-          <w:tcPr>
-            <w:tcW w:w="1672" w:type="dxa"/>
-            <w:tcMar>
-              <w:top w:w="80" w:type="dxa"/>
-              <w:left w:w="110" w:type="dxa"/>
-              <w:bottom w:w="80" w:type="dxa"/>
-              <w:right w:w="110" w:type="dxa"/>
-            </w:tcMar>
-            <w:vAlign w:val="center"/>
-          </w:tcPr>
-          <w:p>
-            <w:pPr>
-              <w:spacing w:after="20" w:line="252" w:lineRule="auto"/>
-            </w:pPr>
-            <w:r>
-              <w:rPr>
-                <w:sz w:val="18"/>
-                <w:szCs w:val="18"/>
-                <w:lang w:eastAsia="ko-KR"/>
-              </w:rPr>
-              <w:t xml:space="preserve">수정, 재실행 필요</w:t>
-            </w:r>
-          </w:p>
-        </w:tc>
-      </w:tr>
-    </w:tbl>
-    <w:p>
-      <w:pPr>
-        <w:spacing w:after="60"/>
-        <w:rPr>
-          <w:lang w:eastAsia="ko-KR"/>
-        </w:rPr>
-      </w:pPr>
-    </w:p>
-    <w:tbl>
-      <w:tblPr>
-        <w:tblW w:w="9972" w:type="dxa"/>
-        <w:jc w:val="center"/>
-        <w:tblBorders>
-          <w:top w:val="single" w:sz="5" w:space="0" w:color="A6A6A6"/>
-          <w:left w:val="single" w:sz="5" w:space="0" w:color="A6A6A6"/>
-          <w:bottom w:val="single" w:sz="5" w:space="0" w:color="A6A6A6"/>
-          <w:right w:val="single" w:sz="5" w:space="0" w:color="A6A6A6"/>
-          <w:insideH w:val="single" w:sz="5" w:space="0" w:color="A6A6A6"/>
-          <w:insideV w:val="single" w:sz="5" w:space="0" w:color="A6A6A6"/>
-        </w:tblBorders>
-        <w:tblLayout w:type="fixed"/>
-        <w:tblLook w:val="04A0" w:firstRow="1" w:lastRow="0" w:firstColumn="1" w:lastColumn="0" w:noHBand="0" w:noVBand="1"/>
-      </w:tblPr>
-      <w:tblGrid>
-        <w:gridCol w:w="1944"/>
-        <w:gridCol w:w="8028"/>
-      </w:tblGrid>
-      <w:tr>
-        <w:trPr>
-          <w:cantSplit/>
-          <w:jc w:val="center"/>
-        </w:trPr>
-        <w:tc>
-          <w:tcPr>
-            <w:tcW w:w="1944" w:type="dxa"/>
-            <w:shd w:val="clear" w:color="auto" w:fill="EEF5FA"/>
-            <w:tcMar>
-              <w:top w:w="80" w:type="dxa"/>
-              <w:left w:w="110" w:type="dxa"/>
-              <w:bottom w:w="80" w:type="dxa"/>
-              <w:right w:w="110" w:type="dxa"/>
-            </w:tcMar>
-            <w:vAlign w:val="center"/>
-          </w:tcPr>
-          <w:p>
-            <w:pPr>
-              <w:spacing w:after="20" w:line="252" w:lineRule="auto"/>
-              <w:jc w:val="center"/>
-            </w:pPr>
-            <w:r>
-              <w:rPr>
-                <w:b/>
-                <w:color w:val="1F4E79"/>
-                <w:sz w:val="18"/>
-                <w:szCs w:val="18"/>
-                <w:lang w:eastAsia="ko-KR"/>
-              </w:rPr>
-              <w:t xml:space="preserve">해석</w:t>
-            </w:r>
-          </w:p>
-        </w:tc>
-        <w:tc>
-          <w:tcPr>
-            <w:tcW w:w="8028" w:type="dxa"/>
-            <w:tcMar>
-              <w:top w:w="80" w:type="dxa"/>
-              <w:left w:w="110" w:type="dxa"/>
-              <w:bottom w:w="80" w:type="dxa"/>
-              <w:right w:w="110" w:type="dxa"/>
-            </w:tcMar>
-            <w:vAlign w:val="center"/>
-          </w:tcPr>
-          <w:p>
-            <w:pPr>
-              <w:spacing w:after="20" w:line="252" w:lineRule="auto"/>
-            </w:pPr>
-            <w:r>
-              <w:rPr>
-                <w:sz w:val="18"/>
-                <w:szCs w:val="18"/>
-                <w:lang w:eastAsia="ko-KR"/>
-              </w:rPr>
-              <w:t xml:space="preserve">CQ에 해당하는 질문 6개에서 질문 해석, 근거 조회, 답변 생성까지 전 과정이 동작하고, 근거 묶음의 수치와 근거 번호를 인용한 답변이 생성됨을 확인하였다. 오류의 상당수는 근거 묶음의 구성에서 비롯되어 수정하였다. 본 결과는 소형 모델로 한 번 실행한 결과이며 정확도나 효과를 입증하는 것은 아니다.</w:t>
-            </w:r>
-          </w:p>
-        </w:tc>
-      </w:tr>
-    </w:tbl>
-    <w:p>
-      <w:pPr>
-        <w:spacing w:after="60"/>
-        <w:rPr>
-          <w:lang w:eastAsia="ko-KR"/>
-        </w:rPr>
-      </w:pPr>
-    </w:p>
-    <w:p>
-      <w:pPr>
-        <w:pStyle w:val="1"/>
-        <w:pageBreakBefore/>
-        <w:rPr>
-          <w:lang w:eastAsia="ko-KR"/>
-        </w:rPr>
-      </w:pPr>
-      <w:r>
-        <w:rPr>
-          <w:lang w:eastAsia="ko-KR"/>
-        </w:rPr>
-        <w:t xml:space="preserve">5. 한계와 다음 계획</w:t>
-      </w:r>
-    </w:p>
-    <w:p>
-      <w:pPr>
-        <w:pStyle w:val="21"/>
-        <w:rPr>
-          <w:lang w:eastAsia="ko-KR"/>
-        </w:rPr>
-      </w:pPr>
-      <w:r>
-        <w:rPr>
-          <w:lang w:eastAsia="ko-KR"/>
-        </w:rPr>
-        <w:t xml:space="preserve">5.1 한계</w:t>
+        <w:t xml:space="preserve">4.1 한계</w:t>
       </w:r>
     </w:p>
     <w:tbl>
@@ -22285,7 +20556,7 @@
         <w:rPr>
           <w:lang w:eastAsia="ko-KR"/>
         </w:rPr>
-        <w:t xml:space="preserve">5.2 다음 계획</w:t>
+        <w:t xml:space="preserve">4.2 다음 계획</w:t>
       </w:r>
     </w:p>
     <w:p>
@@ -22367,7 +20638,7 @@
         <w:rPr>
           <w:lang w:eastAsia="ko-KR"/>
         </w:rPr>
-        <w:t xml:space="preserve">5.3 주요 근거 문헌</w:t>
+        <w:t xml:space="preserve">4.3 주요 근거 문헌</w:t>
       </w:r>
     </w:p>
     <w:p>
@@ -22471,6 +20742,2163 @@
         </w:rPr>
         <w:t xml:space="preserve">Purohit, S., Chin, G., Mackey, P. S., &amp; Cottam, J. A. (2024). GraphAide: Advanced Graph-Assisted Query and Reasoning System. IEEE BigData.</w:t>
       </w:r>
+    </w:p>
+    <w:p>
+      <w:pPr>
+        <w:pStyle w:val="1"/>
+        <w:pageBreakBefore/>
+        <w:rPr>
+          <w:lang w:eastAsia="ko-KR"/>
+        </w:rPr>
+      </w:pPr>
+      <w:r>
+        <w:rPr>
+          <w:lang w:eastAsia="ko-KR"/>
+        </w:rPr>
+        <w:t xml:space="preserve">부록. 그 밖의 질문 결과</w:t>
+      </w:r>
+    </w:p>
+    <w:p>
+      <w:pPr>
+        <w:spacing w:before="60" w:after="120"/>
+        <w:rPr>
+          <w:lang w:eastAsia="ko-KR"/>
+        </w:rPr>
+      </w:pPr>
+      <w:r>
+        <w:rPr>
+          <w:sz w:val="20"/>
+          <w:szCs w:val="20"/>
+          <w:lang w:eastAsia="ko-KR"/>
+        </w:rPr>
+        <w:t xml:space="preserve">본문의 예시 질문(m04)을 포함하여 CQ에 해당하는 질문 6개를 같은 방식으로 실행한 결과이다.</w:t>
+      </w:r>
+    </w:p>
+    <w:p>
+      <w:pPr>
+        <w:pStyle w:val="21"/>
+        <w:rPr>
+          <w:lang w:eastAsia="ko-KR"/>
+        </w:rPr>
+      </w:pPr>
+      <w:r>
+        <w:rPr>
+          <w:lang w:eastAsia="ko-KR"/>
+        </w:rPr>
+        <w:t xml:space="preserve">A.1 구성</w:t>
+      </w:r>
+    </w:p>
+    <w:tbl>
+      <w:tblPr>
+        <w:tblW w:w="9972" w:type="dxa"/>
+        <w:jc w:val="center"/>
+        <w:tblBorders>
+          <w:top w:val="single" w:sz="5" w:space="0" w:color="A6A6A6"/>
+          <w:left w:val="single" w:sz="5" w:space="0" w:color="A6A6A6"/>
+          <w:bottom w:val="single" w:sz="5" w:space="0" w:color="A6A6A6"/>
+          <w:right w:val="single" w:sz="5" w:space="0" w:color="A6A6A6"/>
+          <w:insideH w:val="single" w:sz="5" w:space="0" w:color="A6A6A6"/>
+          <w:insideV w:val="single" w:sz="5" w:space="0" w:color="A6A6A6"/>
+        </w:tblBorders>
+        <w:tblLayout w:type="fixed"/>
+        <w:tblLook w:val="04A0" w:firstRow="1" w:lastRow="0" w:firstColumn="1" w:lastColumn="0" w:noHBand="0" w:noVBand="1"/>
+      </w:tblPr>
+      <w:tblGrid>
+        <w:gridCol w:w="2000"/>
+        <w:gridCol w:w="7972"/>
+      </w:tblGrid>
+      <w:tr>
+        <w:trPr>
+          <w:cantSplit/>
+          <w:tblHeader/>
+          <w:jc w:val="center"/>
+        </w:trPr>
+        <w:tc>
+          <w:tcPr>
+            <w:tcW w:w="2000" w:type="dxa"/>
+            <w:shd w:val="clear" w:color="auto" w:fill="D9EAF7"/>
+            <w:tcMar>
+              <w:top w:w="80" w:type="dxa"/>
+              <w:left w:w="110" w:type="dxa"/>
+              <w:bottom w:w="80" w:type="dxa"/>
+              <w:right w:w="110" w:type="dxa"/>
+            </w:tcMar>
+            <w:vAlign w:val="center"/>
+          </w:tcPr>
+          <w:p>
+            <w:pPr>
+              <w:spacing w:after="20" w:line="252" w:lineRule="auto"/>
+              <w:jc w:val="center"/>
+            </w:pPr>
+            <w:r>
+              <w:rPr>
+                <w:b/>
+                <w:sz w:val="18"/>
+                <w:szCs w:val="18"/>
+                <w:lang w:eastAsia="ko-KR"/>
+              </w:rPr>
+              <w:t xml:space="preserve">항목</w:t>
+            </w:r>
+          </w:p>
+        </w:tc>
+        <w:tc>
+          <w:tcPr>
+            <w:tcW w:w="7972" w:type="dxa"/>
+            <w:shd w:val="clear" w:color="auto" w:fill="D9EAF7"/>
+            <w:tcMar>
+              <w:top w:w="80" w:type="dxa"/>
+              <w:left w:w="110" w:type="dxa"/>
+              <w:bottom w:w="80" w:type="dxa"/>
+              <w:right w:w="110" w:type="dxa"/>
+            </w:tcMar>
+            <w:vAlign w:val="center"/>
+          </w:tcPr>
+          <w:p>
+            <w:pPr>
+              <w:spacing w:after="20" w:line="252" w:lineRule="auto"/>
+              <w:jc w:val="center"/>
+            </w:pPr>
+            <w:r>
+              <w:rPr>
+                <w:b/>
+                <w:sz w:val="18"/>
+                <w:szCs w:val="18"/>
+                <w:lang w:eastAsia="ko-KR"/>
+              </w:rPr>
+              <w:t xml:space="preserve">내용</w:t>
+            </w:r>
+          </w:p>
+        </w:tc>
+      </w:tr>
+      <w:tr>
+        <w:trPr>
+          <w:cantSplit/>
+          <w:jc w:val="center"/>
+        </w:trPr>
+        <w:tc>
+          <w:tcPr>
+            <w:tcW w:w="2000" w:type="dxa"/>
+            <w:shd w:val="clear" w:color="auto" w:fill="EEF5FA"/>
+            <w:tcMar>
+              <w:top w:w="80" w:type="dxa"/>
+              <w:left w:w="110" w:type="dxa"/>
+              <w:bottom w:w="80" w:type="dxa"/>
+              <w:right w:w="110" w:type="dxa"/>
+            </w:tcMar>
+            <w:vAlign w:val="center"/>
+          </w:tcPr>
+          <w:p>
+            <w:pPr>
+              <w:spacing w:after="20" w:line="252" w:lineRule="auto"/>
+              <w:jc w:val="center"/>
+            </w:pPr>
+            <w:r>
+              <w:rPr>
+                <w:b/>
+                <w:color w:val="1F4E79"/>
+                <w:sz w:val="18"/>
+                <w:szCs w:val="18"/>
+                <w:lang w:eastAsia="ko-KR"/>
+              </w:rPr>
+              <w:t xml:space="preserve">모델</w:t>
+            </w:r>
+          </w:p>
+        </w:tc>
+        <w:tc>
+          <w:tcPr>
+            <w:tcW w:w="7972" w:type="dxa"/>
+            <w:tcMar>
+              <w:top w:w="80" w:type="dxa"/>
+              <w:left w:w="110" w:type="dxa"/>
+              <w:bottom w:w="80" w:type="dxa"/>
+              <w:right w:w="110" w:type="dxa"/>
+            </w:tcMar>
+            <w:vAlign w:val="center"/>
+          </w:tcPr>
+          <w:p>
+            <w:pPr>
+              <w:spacing w:after="20" w:line="252" w:lineRule="auto"/>
+            </w:pPr>
+            <w:r>
+              <w:rPr>
+                <w:sz w:val="18"/>
+                <w:szCs w:val="18"/>
+                <w:lang w:eastAsia="ko-KR"/>
+              </w:rPr>
+              <w:t xml:space="preserve">Qwen3-8B-AWQ (vLLM). 서버 GPU 메모리 제약으로 소형 모델을 사용하였다.</w:t>
+            </w:r>
+          </w:p>
+        </w:tc>
+      </w:tr>
+      <w:tr>
+        <w:trPr>
+          <w:cantSplit/>
+          <w:jc w:val="center"/>
+        </w:trPr>
+        <w:tc>
+          <w:tcPr>
+            <w:tcW w:w="2000" w:type="dxa"/>
+            <w:shd w:val="clear" w:color="auto" w:fill="EEF5FA"/>
+            <w:tcMar>
+              <w:top w:w="80" w:type="dxa"/>
+              <w:left w:w="110" w:type="dxa"/>
+              <w:bottom w:w="80" w:type="dxa"/>
+              <w:right w:w="110" w:type="dxa"/>
+            </w:tcMar>
+            <w:vAlign w:val="center"/>
+          </w:tcPr>
+          <w:p>
+            <w:pPr>
+              <w:spacing w:after="20" w:line="252" w:lineRule="auto"/>
+              <w:jc w:val="center"/>
+            </w:pPr>
+            <w:r>
+              <w:rPr>
+                <w:b/>
+                <w:color w:val="1F4E79"/>
+                <w:sz w:val="18"/>
+                <w:szCs w:val="18"/>
+                <w:lang w:eastAsia="ko-KR"/>
+              </w:rPr>
+              <w:t xml:space="preserve">저장소</w:t>
+            </w:r>
+          </w:p>
+        </w:tc>
+        <w:tc>
+          <w:tcPr>
+            <w:tcW w:w="7972" w:type="dxa"/>
+            <w:tcMar>
+              <w:top w:w="80" w:type="dxa"/>
+              <w:left w:w="110" w:type="dxa"/>
+              <w:bottom w:w="80" w:type="dxa"/>
+              <w:right w:w="110" w:type="dxa"/>
+            </w:tcMar>
+            <w:vAlign w:val="center"/>
+          </w:tcPr>
+          <w:p>
+            <w:pPr>
+              <w:spacing w:after="20" w:line="252" w:lineRule="auto"/>
+            </w:pPr>
+            <w:r>
+              <w:rPr>
+                <w:sz w:val="18"/>
+                <w:szCs w:val="18"/>
+                <w:lang w:eastAsia="ko-KR"/>
+              </w:rPr>
+              <w:t xml:space="preserve">Neo4j 5.26(KG 개체 273개, 관계 457개), 측정자료 저장소(306,934행), 문서 저장소(별표3 원문 10개 청크)</w:t>
+            </w:r>
+          </w:p>
+        </w:tc>
+      </w:tr>
+      <w:tr>
+        <w:trPr>
+          <w:cantSplit/>
+          <w:jc w:val="center"/>
+        </w:trPr>
+        <w:tc>
+          <w:tcPr>
+            <w:tcW w:w="2000" w:type="dxa"/>
+            <w:shd w:val="clear" w:color="auto" w:fill="EEF5FA"/>
+            <w:tcMar>
+              <w:top w:w="80" w:type="dxa"/>
+              <w:left w:w="110" w:type="dxa"/>
+              <w:bottom w:w="80" w:type="dxa"/>
+              <w:right w:w="110" w:type="dxa"/>
+            </w:tcMar>
+            <w:vAlign w:val="center"/>
+          </w:tcPr>
+          <w:p>
+            <w:pPr>
+              <w:spacing w:after="20" w:line="252" w:lineRule="auto"/>
+              <w:jc w:val="center"/>
+            </w:pPr>
+            <w:r>
+              <w:rPr>
+                <w:b/>
+                <w:color w:val="1F4E79"/>
+                <w:sz w:val="18"/>
+                <w:szCs w:val="18"/>
+                <w:lang w:eastAsia="ko-KR"/>
+              </w:rPr>
+              <w:t xml:space="preserve">질문</w:t>
+            </w:r>
+          </w:p>
+        </w:tc>
+        <w:tc>
+          <w:tcPr>
+            <w:tcW w:w="7972" w:type="dxa"/>
+            <w:tcMar>
+              <w:top w:w="80" w:type="dxa"/>
+              <w:left w:w="110" w:type="dxa"/>
+              <w:bottom w:w="80" w:type="dxa"/>
+              <w:right w:w="110" w:type="dxa"/>
+            </w:tcMar>
+            <w:vAlign w:val="center"/>
+          </w:tcPr>
+          <w:p>
+            <w:pPr>
+              <w:spacing w:after="20" w:line="252" w:lineRule="auto"/>
+            </w:pPr>
+            <w:r>
+              <w:rPr>
+                <w:sz w:val="18"/>
+                <w:szCs w:val="18"/>
+                <w:lang w:eastAsia="ko-KR"/>
+              </w:rPr>
+              <w:t xml:space="preserve">CQ에 해당하는 질문 6개 (본문 예시 m04 포함)</w:t>
+            </w:r>
+          </w:p>
+        </w:tc>
+      </w:tr>
+      <w:tr>
+        <w:trPr>
+          <w:cantSplit/>
+          <w:jc w:val="center"/>
+        </w:trPr>
+        <w:tc>
+          <w:tcPr>
+            <w:tcW w:w="2000" w:type="dxa"/>
+            <w:shd w:val="clear" w:color="auto" w:fill="EEF5FA"/>
+            <w:tcMar>
+              <w:top w:w="80" w:type="dxa"/>
+              <w:left w:w="110" w:type="dxa"/>
+              <w:bottom w:w="80" w:type="dxa"/>
+              <w:right w:w="110" w:type="dxa"/>
+            </w:tcMar>
+            <w:vAlign w:val="center"/>
+          </w:tcPr>
+          <w:p>
+            <w:pPr>
+              <w:spacing w:after="20" w:line="252" w:lineRule="auto"/>
+              <w:jc w:val="center"/>
+            </w:pPr>
+            <w:r>
+              <w:rPr>
+                <w:b/>
+                <w:color w:val="1F4E79"/>
+                <w:sz w:val="18"/>
+                <w:szCs w:val="18"/>
+                <w:lang w:eastAsia="ko-KR"/>
+              </w:rPr>
+              <w:t xml:space="preserve">판정 기준</w:t>
+            </w:r>
+          </w:p>
+        </w:tc>
+        <w:tc>
+          <w:tcPr>
+            <w:tcW w:w="7972" w:type="dxa"/>
+            <w:tcMar>
+              <w:top w:w="80" w:type="dxa"/>
+              <w:left w:w="110" w:type="dxa"/>
+              <w:bottom w:w="80" w:type="dxa"/>
+              <w:right w:w="110" w:type="dxa"/>
+            </w:tcMar>
+            <w:vAlign w:val="center"/>
+          </w:tcPr>
+          <w:p>
+            <w:pPr>
+              <w:spacing w:after="20" w:line="252" w:lineRule="auto"/>
+            </w:pPr>
+            <w:r>
+              <w:rPr>
+                <w:sz w:val="18"/>
+                <w:szCs w:val="18"/>
+                <w:lang w:eastAsia="ko-KR"/>
+              </w:rPr>
+              <w:t xml:space="preserve">의도·댐 분류, 답변의 수치가 근거 묶음과 일치, 근거 번호 인용, 근거 없는 주장 여부</w:t>
+            </w:r>
+          </w:p>
+        </w:tc>
+      </w:tr>
+    </w:tbl>
+    <w:p>
+      <w:pPr>
+        <w:spacing w:after="60"/>
+        <w:rPr>
+          <w:lang w:eastAsia="ko-KR"/>
+        </w:rPr>
+      </w:pPr>
+    </w:p>
+    <w:p>
+      <w:pPr>
+        <w:pStyle w:val="21"/>
+        <w:rPr>
+          <w:lang w:eastAsia="ko-KR"/>
+        </w:rPr>
+      </w:pPr>
+      <w:r>
+        <w:rPr>
+          <w:lang w:eastAsia="ko-KR"/>
+        </w:rPr>
+        <w:t xml:space="preserve">A.2 결과</w:t>
+      </w:r>
+    </w:p>
+    <w:tbl>
+      <w:tblPr>
+        <w:tblW w:w="9972" w:type="dxa"/>
+        <w:jc w:val="center"/>
+        <w:tblBorders>
+          <w:top w:val="single" w:sz="5" w:space="0" w:color="A6A6A6"/>
+          <w:left w:val="single" w:sz="5" w:space="0" w:color="A6A6A6"/>
+          <w:bottom w:val="single" w:sz="5" w:space="0" w:color="A6A6A6"/>
+          <w:right w:val="single" w:sz="5" w:space="0" w:color="A6A6A6"/>
+          <w:insideH w:val="single" w:sz="5" w:space="0" w:color="A6A6A6"/>
+          <w:insideV w:val="single" w:sz="5" w:space="0" w:color="A6A6A6"/>
+        </w:tblBorders>
+        <w:tblLayout w:type="fixed"/>
+        <w:tblLook w:val="04A0" w:firstRow="1" w:lastRow="0" w:firstColumn="1" w:lastColumn="0" w:noHBand="0" w:noVBand="1"/>
+      </w:tblPr>
+      <w:tblGrid>
+        <w:gridCol w:w="3400"/>
+        <w:gridCol w:w="1300"/>
+        <w:gridCol w:w="1400"/>
+        <w:gridCol w:w="1000"/>
+        <w:gridCol w:w="2872"/>
+      </w:tblGrid>
+      <w:tr>
+        <w:trPr>
+          <w:cantSplit/>
+          <w:tblHeader/>
+          <w:jc w:val="center"/>
+        </w:trPr>
+        <w:tc>
+          <w:tcPr>
+            <w:tcW w:w="3400" w:type="dxa"/>
+            <w:shd w:val="clear" w:color="auto" w:fill="D9EAF7"/>
+            <w:tcMar>
+              <w:top w:w="80" w:type="dxa"/>
+              <w:left w:w="110" w:type="dxa"/>
+              <w:bottom w:w="80" w:type="dxa"/>
+              <w:right w:w="110" w:type="dxa"/>
+            </w:tcMar>
+            <w:vAlign w:val="center"/>
+          </w:tcPr>
+          <w:p>
+            <w:pPr>
+              <w:spacing w:after="20" w:line="252" w:lineRule="auto"/>
+              <w:jc w:val="center"/>
+            </w:pPr>
+            <w:r>
+              <w:rPr>
+                <w:b/>
+                <w:sz w:val="18"/>
+                <w:szCs w:val="18"/>
+                <w:lang w:eastAsia="ko-KR"/>
+              </w:rPr>
+              <w:t xml:space="preserve">질문</w:t>
+            </w:r>
+          </w:p>
+        </w:tc>
+        <w:tc>
+          <w:tcPr>
+            <w:tcW w:w="1300" w:type="dxa"/>
+            <w:shd w:val="clear" w:color="auto" w:fill="D9EAF7"/>
+            <w:tcMar>
+              <w:top w:w="80" w:type="dxa"/>
+              <w:left w:w="110" w:type="dxa"/>
+              <w:bottom w:w="80" w:type="dxa"/>
+              <w:right w:w="110" w:type="dxa"/>
+            </w:tcMar>
+            <w:vAlign w:val="center"/>
+          </w:tcPr>
+          <w:p>
+            <w:pPr>
+              <w:spacing w:after="20" w:line="252" w:lineRule="auto"/>
+              <w:jc w:val="center"/>
+            </w:pPr>
+            <w:r>
+              <w:rPr>
+                <w:b/>
+                <w:sz w:val="18"/>
+                <w:szCs w:val="18"/>
+                <w:lang w:eastAsia="ko-KR"/>
+              </w:rPr>
+              <w:t xml:space="preserve">해당 CQ</w:t>
+            </w:r>
+          </w:p>
+        </w:tc>
+        <w:tc>
+          <w:tcPr>
+            <w:tcW w:w="1400" w:type="dxa"/>
+            <w:shd w:val="clear" w:color="auto" w:fill="D9EAF7"/>
+            <w:tcMar>
+              <w:top w:w="80" w:type="dxa"/>
+              <w:left w:w="110" w:type="dxa"/>
+              <w:bottom w:w="80" w:type="dxa"/>
+              <w:right w:w="110" w:type="dxa"/>
+            </w:tcMar>
+            <w:vAlign w:val="center"/>
+          </w:tcPr>
+          <w:p>
+            <w:pPr>
+              <w:spacing w:after="20" w:line="252" w:lineRule="auto"/>
+              <w:jc w:val="center"/>
+            </w:pPr>
+            <w:r>
+              <w:rPr>
+                <w:b/>
+                <w:sz w:val="18"/>
+                <w:szCs w:val="18"/>
+                <w:lang w:eastAsia="ko-KR"/>
+              </w:rPr>
+              <w:t xml:space="preserve">의도</w:t>
+            </w:r>
+          </w:p>
+        </w:tc>
+        <w:tc>
+          <w:tcPr>
+            <w:tcW w:w="1000" w:type="dxa"/>
+            <w:shd w:val="clear" w:color="auto" w:fill="D9EAF7"/>
+            <w:tcMar>
+              <w:top w:w="80" w:type="dxa"/>
+              <w:left w:w="110" w:type="dxa"/>
+              <w:bottom w:w="80" w:type="dxa"/>
+              <w:right w:w="110" w:type="dxa"/>
+            </w:tcMar>
+            <w:vAlign w:val="center"/>
+          </w:tcPr>
+          <w:p>
+            <w:pPr>
+              <w:spacing w:after="20" w:line="252" w:lineRule="auto"/>
+              <w:jc w:val="center"/>
+            </w:pPr>
+            <w:r>
+              <w:rPr>
+                <w:b/>
+                <w:sz w:val="18"/>
+                <w:szCs w:val="18"/>
+                <w:lang w:eastAsia="ko-KR"/>
+              </w:rPr>
+              <w:t xml:space="preserve">판정</w:t>
+            </w:r>
+          </w:p>
+        </w:tc>
+        <w:tc>
+          <w:tcPr>
+            <w:tcW w:w="2872" w:type="dxa"/>
+            <w:shd w:val="clear" w:color="auto" w:fill="D9EAF7"/>
+            <w:tcMar>
+              <w:top w:w="80" w:type="dxa"/>
+              <w:left w:w="110" w:type="dxa"/>
+              <w:bottom w:w="80" w:type="dxa"/>
+              <w:right w:w="110" w:type="dxa"/>
+            </w:tcMar>
+            <w:vAlign w:val="center"/>
+          </w:tcPr>
+          <w:p>
+            <w:pPr>
+              <w:spacing w:after="20" w:line="252" w:lineRule="auto"/>
+              <w:jc w:val="center"/>
+            </w:pPr>
+            <w:r>
+              <w:rPr>
+                <w:b/>
+                <w:sz w:val="18"/>
+                <w:szCs w:val="18"/>
+                <w:lang w:eastAsia="ko-KR"/>
+              </w:rPr>
+              <w:t xml:space="preserve">확인 내용</w:t>
+            </w:r>
+          </w:p>
+        </w:tc>
+      </w:tr>
+      <w:tr>
+        <w:trPr>
+          <w:cantSplit/>
+          <w:jc w:val="center"/>
+        </w:trPr>
+        <w:tc>
+          <w:tcPr>
+            <w:tcW w:w="3400" w:type="dxa"/>
+            <w:shd w:val="clear" w:color="auto" w:fill="EEF5FA"/>
+            <w:tcMar>
+              <w:top w:w="80" w:type="dxa"/>
+              <w:left w:w="110" w:type="dxa"/>
+              <w:bottom w:w="80" w:type="dxa"/>
+              <w:right w:w="110" w:type="dxa"/>
+            </w:tcMar>
+            <w:vAlign w:val="center"/>
+          </w:tcPr>
+          <w:p>
+            <w:pPr>
+              <w:spacing w:after="20" w:line="252" w:lineRule="auto"/>
+              <w:jc w:val="center"/>
+            </w:pPr>
+            <w:r>
+              <w:rPr>
+                <w:b/>
+                <w:color w:val="1F4E79"/>
+                <w:sz w:val="18"/>
+                <w:szCs w:val="18"/>
+                <w:lang w:eastAsia="ko-KR"/>
+              </w:rPr>
+              <w:t xml:space="preserve">m01 지금 소양강댐 수위가 제한수위보다 얼마나 낮아? 현재 상태를 기준이랑 같이 알려줘</w:t>
+            </w:r>
+          </w:p>
+        </w:tc>
+        <w:tc>
+          <w:tcPr>
+            <w:tcW w:w="1300" w:type="dxa"/>
+            <w:tcMar>
+              <w:top w:w="80" w:type="dxa"/>
+              <w:left w:w="110" w:type="dxa"/>
+              <w:bottom w:w="80" w:type="dxa"/>
+              <w:right w:w="110" w:type="dxa"/>
+            </w:tcMar>
+            <w:vAlign w:val="center"/>
+          </w:tcPr>
+          <w:p>
+            <w:pPr>
+              <w:spacing w:after="20" w:line="252" w:lineRule="auto"/>
+            </w:pPr>
+            <w:r>
+              <w:rPr>
+                <w:sz w:val="18"/>
+                <w:szCs w:val="18"/>
+                <w:lang w:eastAsia="ko-KR"/>
+              </w:rPr>
+              <w:t xml:space="preserve">CQ1, CQ5</w:t>
+            </w:r>
+          </w:p>
+        </w:tc>
+        <w:tc>
+          <w:tcPr>
+            <w:tcW w:w="1400" w:type="dxa"/>
+            <w:tcMar>
+              <w:top w:w="80" w:type="dxa"/>
+              <w:left w:w="110" w:type="dxa"/>
+              <w:bottom w:w="80" w:type="dxa"/>
+              <w:right w:w="110" w:type="dxa"/>
+            </w:tcMar>
+            <w:vAlign w:val="center"/>
+          </w:tcPr>
+          <w:p>
+            <w:pPr>
+              <w:spacing w:after="20" w:line="252" w:lineRule="auto"/>
+            </w:pPr>
+            <w:r>
+              <w:rPr>
+                <w:sz w:val="18"/>
+                <w:szCs w:val="18"/>
+                <w:lang w:eastAsia="ko-KR"/>
+              </w:rPr>
+              <w:t xml:space="preserve">CURRENT 일치</w:t>
+            </w:r>
+          </w:p>
+        </w:tc>
+        <w:tc>
+          <w:tcPr>
+            <w:tcW w:w="1000" w:type="dxa"/>
+            <w:tcMar>
+              <w:top w:w="80" w:type="dxa"/>
+              <w:left w:w="110" w:type="dxa"/>
+              <w:bottom w:w="80" w:type="dxa"/>
+              <w:right w:w="110" w:type="dxa"/>
+            </w:tcMar>
+            <w:vAlign w:val="center"/>
+          </w:tcPr>
+          <w:p>
+            <w:pPr>
+              <w:spacing w:after="20" w:line="252" w:lineRule="auto"/>
+            </w:pPr>
+            <w:r>
+              <w:rPr>
+                <w:sz w:val="18"/>
+                <w:szCs w:val="18"/>
+                <w:lang w:eastAsia="ko-KR"/>
+              </w:rPr>
+              <w:t xml:space="preserve">맞음</w:t>
+            </w:r>
+          </w:p>
+        </w:tc>
+        <w:tc>
+          <w:tcPr>
+            <w:tcW w:w="2872" w:type="dxa"/>
+            <w:tcMar>
+              <w:top w:w="80" w:type="dxa"/>
+              <w:left w:w="110" w:type="dxa"/>
+              <w:bottom w:w="80" w:type="dxa"/>
+              <w:right w:w="110" w:type="dxa"/>
+            </w:tcMar>
+            <w:vAlign w:val="center"/>
+          </w:tcPr>
+          <w:p>
+            <w:pPr>
+              <w:spacing w:after="20" w:line="252" w:lineRule="auto"/>
+            </w:pPr>
+            <w:r>
+              <w:rPr>
+                <w:sz w:val="18"/>
+                <w:szCs w:val="18"/>
+                <w:lang w:eastAsia="ko-KR"/>
+              </w:rPr>
+              <w:t xml:space="preserve">현재 수위 185.26 EL.m, 제한수위 190.3 대비 -5.04 m. 기준 시각이 저장된 가장 최근 시각이며 실시간이 아님을 밝힘</w:t>
+            </w:r>
+          </w:p>
+        </w:tc>
+      </w:tr>
+      <w:tr>
+        <w:trPr>
+          <w:cantSplit/>
+          <w:jc w:val="center"/>
+        </w:trPr>
+        <w:tc>
+          <w:tcPr>
+            <w:tcW w:w="3400" w:type="dxa"/>
+            <w:shd w:val="clear" w:color="auto" w:fill="EEF5FA"/>
+            <w:tcMar>
+              <w:top w:w="80" w:type="dxa"/>
+              <w:left w:w="110" w:type="dxa"/>
+              <w:bottom w:w="80" w:type="dxa"/>
+              <w:right w:w="110" w:type="dxa"/>
+            </w:tcMar>
+            <w:vAlign w:val="center"/>
+          </w:tcPr>
+          <w:p>
+            <w:pPr>
+              <w:spacing w:after="20" w:line="252" w:lineRule="auto"/>
+              <w:jc w:val="center"/>
+            </w:pPr>
+            <w:r>
+              <w:rPr>
+                <w:b/>
+                <w:color w:val="1F4E79"/>
+                <w:sz w:val="18"/>
+                <w:szCs w:val="18"/>
+                <w:lang w:eastAsia="ko-KR"/>
+              </w:rPr>
+              <w:t xml:space="preserve">m02 충주댐 현재 상태를 제한수위와 비교해줘</w:t>
+            </w:r>
+          </w:p>
+        </w:tc>
+        <w:tc>
+          <w:tcPr>
+            <w:tcW w:w="1300" w:type="dxa"/>
+            <w:tcMar>
+              <w:top w:w="80" w:type="dxa"/>
+              <w:left w:w="110" w:type="dxa"/>
+              <w:bottom w:w="80" w:type="dxa"/>
+              <w:right w:w="110" w:type="dxa"/>
+            </w:tcMar>
+            <w:vAlign w:val="center"/>
+          </w:tcPr>
+          <w:p>
+            <w:pPr>
+              <w:spacing w:after="20" w:line="252" w:lineRule="auto"/>
+            </w:pPr>
+            <w:r>
+              <w:rPr>
+                <w:sz w:val="18"/>
+                <w:szCs w:val="18"/>
+                <w:lang w:eastAsia="ko-KR"/>
+              </w:rPr>
+              <w:t xml:space="preserve">CQ1, CQ5</w:t>
+            </w:r>
+          </w:p>
+        </w:tc>
+        <w:tc>
+          <w:tcPr>
+            <w:tcW w:w="1400" w:type="dxa"/>
+            <w:tcMar>
+              <w:top w:w="80" w:type="dxa"/>
+              <w:left w:w="110" w:type="dxa"/>
+              <w:bottom w:w="80" w:type="dxa"/>
+              <w:right w:w="110" w:type="dxa"/>
+            </w:tcMar>
+            <w:vAlign w:val="center"/>
+          </w:tcPr>
+          <w:p>
+            <w:pPr>
+              <w:spacing w:after="20" w:line="252" w:lineRule="auto"/>
+            </w:pPr>
+            <w:r>
+              <w:rPr>
+                <w:sz w:val="18"/>
+                <w:szCs w:val="18"/>
+                <w:lang w:eastAsia="ko-KR"/>
+              </w:rPr>
+              <w:t xml:space="preserve">CURRENT 일치</w:t>
+            </w:r>
+          </w:p>
+        </w:tc>
+        <w:tc>
+          <w:tcPr>
+            <w:tcW w:w="1000" w:type="dxa"/>
+            <w:tcMar>
+              <w:top w:w="80" w:type="dxa"/>
+              <w:left w:w="110" w:type="dxa"/>
+              <w:bottom w:w="80" w:type="dxa"/>
+              <w:right w:w="110" w:type="dxa"/>
+            </w:tcMar>
+            <w:vAlign w:val="center"/>
+          </w:tcPr>
+          <w:p>
+            <w:pPr>
+              <w:spacing w:after="20" w:line="252" w:lineRule="auto"/>
+            </w:pPr>
+            <w:r>
+              <w:rPr>
+                <w:sz w:val="18"/>
+                <w:szCs w:val="18"/>
+                <w:lang w:eastAsia="ko-KR"/>
+              </w:rPr>
+              <w:t xml:space="preserve">맞음</w:t>
+            </w:r>
+          </w:p>
+        </w:tc>
+        <w:tc>
+          <w:tcPr>
+            <w:tcW w:w="2872" w:type="dxa"/>
+            <w:tcMar>
+              <w:top w:w="80" w:type="dxa"/>
+              <w:left w:w="110" w:type="dxa"/>
+              <w:bottom w:w="80" w:type="dxa"/>
+              <w:right w:w="110" w:type="dxa"/>
+            </w:tcMar>
+            <w:vAlign w:val="center"/>
+          </w:tcPr>
+          <w:p>
+            <w:pPr>
+              <w:spacing w:after="20" w:line="252" w:lineRule="auto"/>
+            </w:pPr>
+            <w:r>
+              <w:rPr>
+                <w:sz w:val="18"/>
+                <w:szCs w:val="18"/>
+                <w:lang w:eastAsia="ko-KR"/>
+              </w:rPr>
+              <w:t xml:space="preserve">131.67 EL.m, 제한수위 138.0 대비 -6.33 m</w:t>
+            </w:r>
+          </w:p>
+        </w:tc>
+      </w:tr>
+      <w:tr>
+        <w:trPr>
+          <w:cantSplit/>
+          <w:jc w:val="center"/>
+        </w:trPr>
+        <w:tc>
+          <w:tcPr>
+            <w:tcW w:w="3400" w:type="dxa"/>
+            <w:shd w:val="clear" w:color="auto" w:fill="EEF5FA"/>
+            <w:tcMar>
+              <w:top w:w="80" w:type="dxa"/>
+              <w:left w:w="110" w:type="dxa"/>
+              <w:bottom w:w="80" w:type="dxa"/>
+              <w:right w:w="110" w:type="dxa"/>
+            </w:tcMar>
+            <w:vAlign w:val="center"/>
+          </w:tcPr>
+          <w:p>
+            <w:pPr>
+              <w:spacing w:after="20" w:line="252" w:lineRule="auto"/>
+              <w:jc w:val="center"/>
+            </w:pPr>
+            <w:r>
+              <w:rPr>
+                <w:b/>
+                <w:color w:val="1F4E79"/>
+                <w:sz w:val="18"/>
+                <w:szCs w:val="18"/>
+                <w:lang w:eastAsia="ko-KR"/>
+              </w:rPr>
+              <w:t xml:space="preserve">m08 광동댐 현재 수위가 제한수위에 비해 어때?</w:t>
+            </w:r>
+          </w:p>
+        </w:tc>
+        <w:tc>
+          <w:tcPr>
+            <w:tcW w:w="1300" w:type="dxa"/>
+            <w:tcMar>
+              <w:top w:w="80" w:type="dxa"/>
+              <w:left w:w="110" w:type="dxa"/>
+              <w:bottom w:w="80" w:type="dxa"/>
+              <w:right w:w="110" w:type="dxa"/>
+            </w:tcMar>
+            <w:vAlign w:val="center"/>
+          </w:tcPr>
+          <w:p>
+            <w:pPr>
+              <w:spacing w:after="20" w:line="252" w:lineRule="auto"/>
+            </w:pPr>
+            <w:r>
+              <w:rPr>
+                <w:sz w:val="18"/>
+                <w:szCs w:val="18"/>
+                <w:lang w:eastAsia="ko-KR"/>
+              </w:rPr>
+              <w:t xml:space="preserve">CQ1, CQ5</w:t>
+            </w:r>
+          </w:p>
+        </w:tc>
+        <w:tc>
+          <w:tcPr>
+            <w:tcW w:w="1400" w:type="dxa"/>
+            <w:tcMar>
+              <w:top w:w="80" w:type="dxa"/>
+              <w:left w:w="110" w:type="dxa"/>
+              <w:bottom w:w="80" w:type="dxa"/>
+              <w:right w:w="110" w:type="dxa"/>
+            </w:tcMar>
+            <w:vAlign w:val="center"/>
+          </w:tcPr>
+          <w:p>
+            <w:pPr>
+              <w:spacing w:after="20" w:line="252" w:lineRule="auto"/>
+            </w:pPr>
+            <w:r>
+              <w:rPr>
+                <w:sz w:val="18"/>
+                <w:szCs w:val="18"/>
+                <w:lang w:eastAsia="ko-KR"/>
+              </w:rPr>
+              <w:t xml:space="preserve">CURRENT 일치</w:t>
+            </w:r>
+          </w:p>
+        </w:tc>
+        <w:tc>
+          <w:tcPr>
+            <w:tcW w:w="1000" w:type="dxa"/>
+            <w:tcMar>
+              <w:top w:w="80" w:type="dxa"/>
+              <w:left w:w="110" w:type="dxa"/>
+              <w:bottom w:w="80" w:type="dxa"/>
+              <w:right w:w="110" w:type="dxa"/>
+            </w:tcMar>
+            <w:vAlign w:val="center"/>
+          </w:tcPr>
+          <w:p>
+            <w:pPr>
+              <w:spacing w:after="20" w:line="252" w:lineRule="auto"/>
+            </w:pPr>
+            <w:r>
+              <w:rPr>
+                <w:sz w:val="18"/>
+                <w:szCs w:val="18"/>
+                <w:lang w:eastAsia="ko-KR"/>
+              </w:rPr>
+              <w:t xml:space="preserve">맞음</w:t>
+            </w:r>
+          </w:p>
+        </w:tc>
+        <w:tc>
+          <w:tcPr>
+            <w:tcW w:w="2872" w:type="dxa"/>
+            <w:tcMar>
+              <w:top w:w="80" w:type="dxa"/>
+              <w:left w:w="110" w:type="dxa"/>
+              <w:bottom w:w="80" w:type="dxa"/>
+              <w:right w:w="110" w:type="dxa"/>
+            </w:tcMar>
+            <w:vAlign w:val="center"/>
+          </w:tcPr>
+          <w:p>
+            <w:pPr>
+              <w:spacing w:after="20" w:line="252" w:lineRule="auto"/>
+            </w:pPr>
+            <w:r>
+              <w:rPr>
+                <w:sz w:val="18"/>
+                <w:szCs w:val="18"/>
+                <w:lang w:eastAsia="ko-KR"/>
+              </w:rPr>
+              <w:t xml:space="preserve">현재 수위를 답하고, 별표3에 수록되지 않아 제한수위 자료가 없음을 정확히 답함</w:t>
+            </w:r>
+          </w:p>
+        </w:tc>
+      </w:tr>
+      <w:tr>
+        <w:trPr>
+          <w:cantSplit/>
+          <w:jc w:val="center"/>
+        </w:trPr>
+        <w:tc>
+          <w:tcPr>
+            <w:tcW w:w="3400" w:type="dxa"/>
+            <w:shd w:val="clear" w:color="auto" w:fill="EEF5FA"/>
+            <w:tcMar>
+              <w:top w:w="80" w:type="dxa"/>
+              <w:left w:w="110" w:type="dxa"/>
+              <w:bottom w:w="80" w:type="dxa"/>
+              <w:right w:w="110" w:type="dxa"/>
+            </w:tcMar>
+            <w:vAlign w:val="center"/>
+          </w:tcPr>
+          <w:p>
+            <w:pPr>
+              <w:spacing w:after="20" w:line="252" w:lineRule="auto"/>
+              <w:jc w:val="center"/>
+            </w:pPr>
+            <w:r>
+              <w:rPr>
+                <w:b/>
+                <w:color w:val="1F4E79"/>
+                <w:sz w:val="18"/>
+                <w:szCs w:val="18"/>
+                <w:lang w:eastAsia="ko-KR"/>
+              </w:rPr>
+              <w:t xml:space="preserve">m04 소양강댐 지금 상태를 제한수위와 비교하고, 비슷했던 과거 사례에서 승인된 방류량 대비 실제 방류량이 어땠는지 알려줘</w:t>
+            </w:r>
+          </w:p>
+        </w:tc>
+        <w:tc>
+          <w:tcPr>
+            <w:tcW w:w="1300" w:type="dxa"/>
+            <w:tcMar>
+              <w:top w:w="80" w:type="dxa"/>
+              <w:left w:w="110" w:type="dxa"/>
+              <w:bottom w:w="80" w:type="dxa"/>
+              <w:right w:w="110" w:type="dxa"/>
+            </w:tcMar>
+            <w:vAlign w:val="center"/>
+          </w:tcPr>
+          <w:p>
+            <w:pPr>
+              <w:spacing w:after="20" w:line="252" w:lineRule="auto"/>
+            </w:pPr>
+            <w:r>
+              <w:rPr>
+                <w:sz w:val="18"/>
+                <w:szCs w:val="18"/>
+                <w:lang w:eastAsia="ko-KR"/>
+              </w:rPr>
+              <w:t xml:space="preserve">CQ1, CQ5 + 사례의 CQ2~CQ4, CQ6</w:t>
+            </w:r>
+          </w:p>
+        </w:tc>
+        <w:tc>
+          <w:tcPr>
+            <w:tcW w:w="1400" w:type="dxa"/>
+            <w:tcMar>
+              <w:top w:w="80" w:type="dxa"/>
+              <w:left w:w="110" w:type="dxa"/>
+              <w:bottom w:w="80" w:type="dxa"/>
+              <w:right w:w="110" w:type="dxa"/>
+            </w:tcMar>
+            <w:vAlign w:val="center"/>
+          </w:tcPr>
+          <w:p>
+            <w:pPr>
+              <w:spacing w:after="20" w:line="252" w:lineRule="auto"/>
+            </w:pPr>
+            <w:r>
+              <w:rPr>
+                <w:sz w:val="18"/>
+                <w:szCs w:val="18"/>
+                <w:lang w:eastAsia="ko-KR"/>
+              </w:rPr>
+              <w:t xml:space="preserve">SIMILAR 일치</w:t>
+            </w:r>
+          </w:p>
+        </w:tc>
+        <w:tc>
+          <w:tcPr>
+            <w:tcW w:w="1000" w:type="dxa"/>
+            <w:tcMar>
+              <w:top w:w="80" w:type="dxa"/>
+              <w:left w:w="110" w:type="dxa"/>
+              <w:bottom w:w="80" w:type="dxa"/>
+              <w:right w:w="110" w:type="dxa"/>
+            </w:tcMar>
+            <w:vAlign w:val="center"/>
+          </w:tcPr>
+          <w:p>
+            <w:pPr>
+              <w:spacing w:after="20" w:line="252" w:lineRule="auto"/>
+            </w:pPr>
+            <w:r>
+              <w:rPr>
+                <w:sz w:val="18"/>
+                <w:szCs w:val="18"/>
+                <w:lang w:eastAsia="ko-KR"/>
+              </w:rPr>
+              <w:t xml:space="preserve">대체로 맞음</w:t>
+            </w:r>
+          </w:p>
+        </w:tc>
+        <w:tc>
+          <w:tcPr>
+            <w:tcW w:w="2872" w:type="dxa"/>
+            <w:tcMar>
+              <w:top w:w="80" w:type="dxa"/>
+              <w:left w:w="110" w:type="dxa"/>
+              <w:bottom w:w="80" w:type="dxa"/>
+              <w:right w:w="110" w:type="dxa"/>
+            </w:tcMar>
+            <w:vAlign w:val="center"/>
+          </w:tcPr>
+          <w:p>
+            <w:pPr>
+              <w:spacing w:after="20" w:line="252" w:lineRule="auto"/>
+            </w:pPr>
+            <w:r>
+              <w:rPr>
+                <w:sz w:val="18"/>
+                <w:szCs w:val="18"/>
+                <w:lang w:eastAsia="ko-KR"/>
+              </w:rPr>
+              <w:t xml:space="preserve">현재 수위의 제한수위 대비 -5.04 m, 사례의 방류량이 승인 1500㎥/s의 67.4%로 근거 묶음과 일치. 수위 차 하나를 직접 계산하고 사례를 1개만 제시</w:t>
+            </w:r>
+          </w:p>
+        </w:tc>
+      </w:tr>
+      <w:tr>
+        <w:trPr>
+          <w:cantSplit/>
+          <w:jc w:val="center"/>
+        </w:trPr>
+        <w:tc>
+          <w:tcPr>
+            <w:tcW w:w="3400" w:type="dxa"/>
+            <w:shd w:val="clear" w:color="auto" w:fill="EEF5FA"/>
+            <w:tcMar>
+              <w:top w:w="80" w:type="dxa"/>
+              <w:left w:w="110" w:type="dxa"/>
+              <w:bottom w:w="80" w:type="dxa"/>
+              <w:right w:w="110" w:type="dxa"/>
+            </w:tcMar>
+            <w:vAlign w:val="center"/>
+          </w:tcPr>
+          <w:p>
+            <w:pPr>
+              <w:spacing w:after="20" w:line="252" w:lineRule="auto"/>
+              <w:jc w:val="center"/>
+            </w:pPr>
+            <w:r>
+              <w:rPr>
+                <w:b/>
+                <w:color w:val="1F4E79"/>
+                <w:sz w:val="18"/>
+                <w:szCs w:val="18"/>
+                <w:lang w:eastAsia="ko-KR"/>
+              </w:rPr>
+              <w:t xml:space="preserve">m06 횡성댐 2020년 8월 방류 운영을 승인 내용과 당시 수위, 제한수위, 근거까지 한 번에 정리해줘</w:t>
+            </w:r>
+          </w:p>
+        </w:tc>
+        <w:tc>
+          <w:tcPr>
+            <w:tcW w:w="1300" w:type="dxa"/>
+            <w:tcMar>
+              <w:top w:w="80" w:type="dxa"/>
+              <w:left w:w="110" w:type="dxa"/>
+              <w:bottom w:w="80" w:type="dxa"/>
+              <w:right w:w="110" w:type="dxa"/>
+            </w:tcMar>
+            <w:vAlign w:val="center"/>
+          </w:tcPr>
+          <w:p>
+            <w:pPr>
+              <w:spacing w:after="20" w:line="252" w:lineRule="auto"/>
+            </w:pPr>
+            <w:r>
+              <w:rPr>
+                <w:sz w:val="18"/>
+                <w:szCs w:val="18"/>
+                <w:lang w:eastAsia="ko-KR"/>
+              </w:rPr>
+              <w:t xml:space="preserve">CQ2~CQ6 (통합)</w:t>
+            </w:r>
+          </w:p>
+        </w:tc>
+        <w:tc>
+          <w:tcPr>
+            <w:tcW w:w="1400" w:type="dxa"/>
+            <w:tcMar>
+              <w:top w:w="80" w:type="dxa"/>
+              <w:left w:w="110" w:type="dxa"/>
+              <w:bottom w:w="80" w:type="dxa"/>
+              <w:right w:w="110" w:type="dxa"/>
+            </w:tcMar>
+            <w:vAlign w:val="center"/>
+          </w:tcPr>
+          <w:p>
+            <w:pPr>
+              <w:spacing w:after="20" w:line="252" w:lineRule="auto"/>
+            </w:pPr>
+            <w:r>
+              <w:rPr>
+                <w:sz w:val="18"/>
+                <w:szCs w:val="18"/>
+                <w:lang w:eastAsia="ko-KR"/>
+              </w:rPr>
+              <w:t xml:space="preserve">INTEGRATED 일치</w:t>
+            </w:r>
+          </w:p>
+        </w:tc>
+        <w:tc>
+          <w:tcPr>
+            <w:tcW w:w="1000" w:type="dxa"/>
+            <w:tcMar>
+              <w:top w:w="80" w:type="dxa"/>
+              <w:left w:w="110" w:type="dxa"/>
+              <w:bottom w:w="80" w:type="dxa"/>
+              <w:right w:w="110" w:type="dxa"/>
+            </w:tcMar>
+            <w:vAlign w:val="center"/>
+          </w:tcPr>
+          <w:p>
+            <w:pPr>
+              <w:spacing w:after="20" w:line="252" w:lineRule="auto"/>
+            </w:pPr>
+            <w:r>
+              <w:rPr>
+                <w:sz w:val="18"/>
+                <w:szCs w:val="18"/>
+                <w:lang w:eastAsia="ko-KR"/>
+              </w:rPr>
+              <w:t xml:space="preserve">대체로 맞음</w:t>
+            </w:r>
+          </w:p>
+        </w:tc>
+        <w:tc>
+          <w:tcPr>
+            <w:tcW w:w="2872" w:type="dxa"/>
+            <w:tcMar>
+              <w:top w:w="80" w:type="dxa"/>
+              <w:left w:w="110" w:type="dxa"/>
+              <w:bottom w:w="80" w:type="dxa"/>
+              <w:right w:w="110" w:type="dxa"/>
+            </w:tcMar>
+            <w:vAlign w:val="center"/>
+          </w:tcPr>
+          <w:p>
+            <w:pPr>
+              <w:spacing w:after="20" w:line="252" w:lineRule="auto"/>
+            </w:pPr>
+            <w:r>
+              <w:rPr>
+                <w:sz w:val="18"/>
+                <w:szCs w:val="18"/>
+                <w:lang w:eastAsia="ko-KR"/>
+              </w:rPr>
+              <w:t xml:space="preserve">운영행위 3개의 수위, 제한수위 대비, 방류량이 근거 묶음과 일치. 방류 시작 시각을 “승인된”으로 표현하고 일부 근거 번호가 묶음에 없음</w:t>
+            </w:r>
+          </w:p>
+        </w:tc>
+      </w:tr>
+      <w:tr>
+        <w:trPr>
+          <w:cantSplit/>
+          <w:jc w:val="center"/>
+        </w:trPr>
+        <w:tc>
+          <w:tcPr>
+            <w:tcW w:w="3400" w:type="dxa"/>
+            <w:shd w:val="clear" w:color="auto" w:fill="EEF5FA"/>
+            <w:tcMar>
+              <w:top w:w="80" w:type="dxa"/>
+              <w:left w:w="110" w:type="dxa"/>
+              <w:bottom w:w="80" w:type="dxa"/>
+              <w:right w:w="110" w:type="dxa"/>
+            </w:tcMar>
+            <w:vAlign w:val="center"/>
+          </w:tcPr>
+          <w:p>
+            <w:pPr>
+              <w:spacing w:after="20" w:line="252" w:lineRule="auto"/>
+              <w:jc w:val="center"/>
+            </w:pPr>
+            <w:r>
+              <w:rPr>
+                <w:b/>
+                <w:color w:val="1F4E79"/>
+                <w:sz w:val="18"/>
+                <w:szCs w:val="18"/>
+                <w:lang w:eastAsia="ko-KR"/>
+              </w:rPr>
+              <w:t xml:space="preserve">m09 충주댐이 2020년 8월에 방류하기 전에 어떤 승인을 받았고 그 방류의 공식 근거는 뭐야?</w:t>
+            </w:r>
+          </w:p>
+        </w:tc>
+        <w:tc>
+          <w:tcPr>
+            <w:tcW w:w="1300" w:type="dxa"/>
+            <w:tcMar>
+              <w:top w:w="80" w:type="dxa"/>
+              <w:left w:w="110" w:type="dxa"/>
+              <w:bottom w:w="80" w:type="dxa"/>
+              <w:right w:w="110" w:type="dxa"/>
+            </w:tcMar>
+            <w:vAlign w:val="center"/>
+          </w:tcPr>
+          <w:p>
+            <w:pPr>
+              <w:spacing w:after="20" w:line="252" w:lineRule="auto"/>
+            </w:pPr>
+            <w:r>
+              <w:rPr>
+                <w:sz w:val="18"/>
+                <w:szCs w:val="18"/>
+                <w:lang w:eastAsia="ko-KR"/>
+              </w:rPr>
+              <w:t xml:space="preserve">CQ4, CQ6</w:t>
+            </w:r>
+          </w:p>
+        </w:tc>
+        <w:tc>
+          <w:tcPr>
+            <w:tcW w:w="1400" w:type="dxa"/>
+            <w:tcMar>
+              <w:top w:w="80" w:type="dxa"/>
+              <w:left w:w="110" w:type="dxa"/>
+              <w:bottom w:w="80" w:type="dxa"/>
+              <w:right w:w="110" w:type="dxa"/>
+            </w:tcMar>
+            <w:vAlign w:val="center"/>
+          </w:tcPr>
+          <w:p>
+            <w:pPr>
+              <w:spacing w:after="20" w:line="252" w:lineRule="auto"/>
+            </w:pPr>
+            <w:r>
+              <w:rPr>
+                <w:sz w:val="18"/>
+                <w:szCs w:val="18"/>
+                <w:lang w:eastAsia="ko-KR"/>
+              </w:rPr>
+              <w:t xml:space="preserve">INTEGRATED 일치</w:t>
+            </w:r>
+          </w:p>
+        </w:tc>
+        <w:tc>
+          <w:tcPr>
+            <w:tcW w:w="1000" w:type="dxa"/>
+            <w:tcMar>
+              <w:top w:w="80" w:type="dxa"/>
+              <w:left w:w="110" w:type="dxa"/>
+              <w:bottom w:w="80" w:type="dxa"/>
+              <w:right w:w="110" w:type="dxa"/>
+            </w:tcMar>
+            <w:vAlign w:val="center"/>
+          </w:tcPr>
+          <w:p>
+            <w:pPr>
+              <w:spacing w:after="20" w:line="252" w:lineRule="auto"/>
+            </w:pPr>
+            <w:r>
+              <w:rPr>
+                <w:sz w:val="18"/>
+                <w:szCs w:val="18"/>
+                <w:lang w:eastAsia="ko-KR"/>
+              </w:rPr>
+              <w:t xml:space="preserve">오류</w:t>
+            </w:r>
+          </w:p>
+        </w:tc>
+        <w:tc>
+          <w:tcPr>
+            <w:tcW w:w="2872" w:type="dxa"/>
+            <w:tcMar>
+              <w:top w:w="80" w:type="dxa"/>
+              <w:left w:w="110" w:type="dxa"/>
+              <w:bottom w:w="80" w:type="dxa"/>
+              <w:right w:w="110" w:type="dxa"/>
+            </w:tcMar>
+            <w:vAlign w:val="center"/>
+          </w:tcPr>
+          <w:p>
+            <w:pPr>
+              <w:spacing w:after="20" w:line="252" w:lineRule="auto"/>
+            </w:pPr>
+            <w:r>
+              <w:rPr>
+                <w:sz w:val="18"/>
+                <w:szCs w:val="18"/>
+                <w:lang w:eastAsia="ko-KR"/>
+              </w:rPr>
+              <w:t xml:space="preserve">방류의 근거(승인 기록)와 제한수위의 근거(별표3)를 혼동하고, 승인 근거를 일부만 인용</w:t>
+            </w:r>
+          </w:p>
+        </w:tc>
+      </w:tr>
+    </w:tbl>
+    <w:p>
+      <w:pPr>
+        <w:spacing w:after="60"/>
+        <w:rPr>
+          <w:lang w:eastAsia="ko-KR"/>
+        </w:rPr>
+      </w:pPr>
+    </w:p>
+    <w:tbl>
+      <w:tblPr>
+        <w:tblW w:w="9972" w:type="dxa"/>
+        <w:jc w:val="center"/>
+        <w:tblBorders>
+          <w:top w:val="single" w:sz="5" w:space="0" w:color="A6A6A6"/>
+          <w:left w:val="single" w:sz="5" w:space="0" w:color="A6A6A6"/>
+          <w:bottom w:val="single" w:sz="5" w:space="0" w:color="A6A6A6"/>
+          <w:right w:val="single" w:sz="5" w:space="0" w:color="A6A6A6"/>
+          <w:insideH w:val="single" w:sz="5" w:space="0" w:color="A6A6A6"/>
+          <w:insideV w:val="single" w:sz="5" w:space="0" w:color="A6A6A6"/>
+        </w:tblBorders>
+        <w:tblLayout w:type="fixed"/>
+        <w:tblLook w:val="04A0" w:firstRow="1" w:lastRow="0" w:firstColumn="1" w:lastColumn="0" w:noHBand="0" w:noVBand="1"/>
+      </w:tblPr>
+      <w:tblGrid>
+        <w:gridCol w:w="1944"/>
+        <w:gridCol w:w="8028"/>
+      </w:tblGrid>
+      <w:tr>
+        <w:trPr>
+          <w:cantSplit/>
+          <w:jc w:val="center"/>
+        </w:trPr>
+        <w:tc>
+          <w:tcPr>
+            <w:tcW w:w="1944" w:type="dxa"/>
+            <w:shd w:val="clear" w:color="auto" w:fill="EEF5FA"/>
+            <w:tcMar>
+              <w:top w:w="80" w:type="dxa"/>
+              <w:left w:w="110" w:type="dxa"/>
+              <w:bottom w:w="80" w:type="dxa"/>
+              <w:right w:w="110" w:type="dxa"/>
+            </w:tcMar>
+            <w:vAlign w:val="center"/>
+          </w:tcPr>
+          <w:p>
+            <w:pPr>
+              <w:spacing w:after="20" w:line="252" w:lineRule="auto"/>
+              <w:jc w:val="center"/>
+            </w:pPr>
+            <w:r>
+              <w:rPr>
+                <w:b/>
+                <w:color w:val="1F4E79"/>
+                <w:sz w:val="18"/>
+                <w:szCs w:val="18"/>
+                <w:lang w:eastAsia="ko-KR"/>
+              </w:rPr>
+              <w:t xml:space="preserve">요약</w:t>
+            </w:r>
+          </w:p>
+        </w:tc>
+        <w:tc>
+          <w:tcPr>
+            <w:tcW w:w="8028" w:type="dxa"/>
+            <w:tcMar>
+              <w:top w:w="80" w:type="dxa"/>
+              <w:left w:w="110" w:type="dxa"/>
+              <w:bottom w:w="80" w:type="dxa"/>
+              <w:right w:w="110" w:type="dxa"/>
+            </w:tcMar>
+            <w:vAlign w:val="center"/>
+          </w:tcPr>
+          <w:p>
+            <w:pPr>
+              <w:spacing w:after="20" w:line="252" w:lineRule="auto"/>
+            </w:pPr>
+            <w:r>
+              <w:rPr>
+                <w:sz w:val="18"/>
+                <w:szCs w:val="18"/>
+                <w:lang w:eastAsia="ko-KR"/>
+              </w:rPr>
+              <w:t xml:space="preserve">6개 질문 중 맞음 3개, 대체로 맞음 2개, 오류 1개이다. CQ2와 CQ3는 종합 질문(m04, m06) 안에서만 확인하였고, CQ별 단일 질문은 추가로 확인할 예정이다.</w:t>
+            </w:r>
+          </w:p>
+        </w:tc>
+      </w:tr>
+    </w:tbl>
+    <w:p>
+      <w:pPr>
+        <w:spacing w:after="60"/>
+        <w:rPr>
+          <w:lang w:eastAsia="ko-KR"/>
+        </w:rPr>
+      </w:pPr>
+    </w:p>
+    <w:p>
+      <w:pPr>
+        <w:pStyle w:val="21"/>
+        <w:rPr>
+          <w:lang w:eastAsia="ko-KR"/>
+        </w:rPr>
+      </w:pPr>
+      <w:r>
+        <w:rPr>
+          <w:lang w:eastAsia="ko-KR"/>
+        </w:rPr>
+        <w:t xml:space="preserve">A.3 확인된 문제와 수정</w:t>
+      </w:r>
+    </w:p>
+    <w:tbl>
+      <w:tblPr>
+        <w:tblW w:w="9972" w:type="dxa"/>
+        <w:jc w:val="center"/>
+        <w:tblBorders>
+          <w:top w:val="single" w:sz="5" w:space="0" w:color="A6A6A6"/>
+          <w:left w:val="single" w:sz="5" w:space="0" w:color="A6A6A6"/>
+          <w:bottom w:val="single" w:sz="5" w:space="0" w:color="A6A6A6"/>
+          <w:right w:val="single" w:sz="5" w:space="0" w:color="A6A6A6"/>
+          <w:insideH w:val="single" w:sz="5" w:space="0" w:color="A6A6A6"/>
+          <w:insideV w:val="single" w:sz="5" w:space="0" w:color="A6A6A6"/>
+        </w:tblBorders>
+        <w:tblLayout w:type="fixed"/>
+        <w:tblLook w:val="04A0" w:firstRow="1" w:lastRow="0" w:firstColumn="1" w:lastColumn="0" w:noHBand="0" w:noVBand="1"/>
+      </w:tblPr>
+      <w:tblGrid>
+        <w:gridCol w:w="3400"/>
+        <w:gridCol w:w="1200"/>
+        <w:gridCol w:w="3700"/>
+        <w:gridCol w:w="1672"/>
+      </w:tblGrid>
+      <w:tr>
+        <w:trPr>
+          <w:cantSplit/>
+          <w:tblHeader/>
+          <w:jc w:val="center"/>
+        </w:trPr>
+        <w:tc>
+          <w:tcPr>
+            <w:tcW w:w="3400" w:type="dxa"/>
+            <w:shd w:val="clear" w:color="auto" w:fill="D9EAF7"/>
+            <w:tcMar>
+              <w:top w:w="80" w:type="dxa"/>
+              <w:left w:w="110" w:type="dxa"/>
+              <w:bottom w:w="80" w:type="dxa"/>
+              <w:right w:w="110" w:type="dxa"/>
+            </w:tcMar>
+            <w:vAlign w:val="center"/>
+          </w:tcPr>
+          <w:p>
+            <w:pPr>
+              <w:spacing w:after="20" w:line="252" w:lineRule="auto"/>
+              <w:jc w:val="center"/>
+            </w:pPr>
+            <w:r>
+              <w:rPr>
+                <w:b/>
+                <w:sz w:val="18"/>
+                <w:szCs w:val="18"/>
+                <w:lang w:eastAsia="ko-KR"/>
+              </w:rPr>
+              <w:t xml:space="preserve">문제</w:t>
+            </w:r>
+          </w:p>
+        </w:tc>
+        <w:tc>
+          <w:tcPr>
+            <w:tcW w:w="1200" w:type="dxa"/>
+            <w:shd w:val="clear" w:color="auto" w:fill="D9EAF7"/>
+            <w:tcMar>
+              <w:top w:w="80" w:type="dxa"/>
+              <w:left w:w="110" w:type="dxa"/>
+              <w:bottom w:w="80" w:type="dxa"/>
+              <w:right w:w="110" w:type="dxa"/>
+            </w:tcMar>
+            <w:vAlign w:val="center"/>
+          </w:tcPr>
+          <w:p>
+            <w:pPr>
+              <w:spacing w:after="20" w:line="252" w:lineRule="auto"/>
+              <w:jc w:val="center"/>
+            </w:pPr>
+            <w:r>
+              <w:rPr>
+                <w:b/>
+                <w:sz w:val="18"/>
+                <w:szCs w:val="18"/>
+                <w:lang w:eastAsia="ko-KR"/>
+              </w:rPr>
+              <w:t xml:space="preserve">질문</w:t>
+            </w:r>
+          </w:p>
+        </w:tc>
+        <w:tc>
+          <w:tcPr>
+            <w:tcW w:w="3700" w:type="dxa"/>
+            <w:shd w:val="clear" w:color="auto" w:fill="D9EAF7"/>
+            <w:tcMar>
+              <w:top w:w="80" w:type="dxa"/>
+              <w:left w:w="110" w:type="dxa"/>
+              <w:bottom w:w="80" w:type="dxa"/>
+              <w:right w:w="110" w:type="dxa"/>
+            </w:tcMar>
+            <w:vAlign w:val="center"/>
+          </w:tcPr>
+          <w:p>
+            <w:pPr>
+              <w:spacing w:after="20" w:line="252" w:lineRule="auto"/>
+              <w:jc w:val="center"/>
+            </w:pPr>
+            <w:r>
+              <w:rPr>
+                <w:b/>
+                <w:sz w:val="18"/>
+                <w:szCs w:val="18"/>
+                <w:lang w:eastAsia="ko-KR"/>
+              </w:rPr>
+              <w:t xml:space="preserve">수정</w:t>
+            </w:r>
+          </w:p>
+        </w:tc>
+        <w:tc>
+          <w:tcPr>
+            <w:tcW w:w="1672" w:type="dxa"/>
+            <w:shd w:val="clear" w:color="auto" w:fill="D9EAF7"/>
+            <w:tcMar>
+              <w:top w:w="80" w:type="dxa"/>
+              <w:left w:w="110" w:type="dxa"/>
+              <w:bottom w:w="80" w:type="dxa"/>
+              <w:right w:w="110" w:type="dxa"/>
+            </w:tcMar>
+            <w:vAlign w:val="center"/>
+          </w:tcPr>
+          <w:p>
+            <w:pPr>
+              <w:spacing w:after="20" w:line="252" w:lineRule="auto"/>
+              <w:jc w:val="center"/>
+            </w:pPr>
+            <w:r>
+              <w:rPr>
+                <w:b/>
+                <w:sz w:val="18"/>
+                <w:szCs w:val="18"/>
+                <w:lang w:eastAsia="ko-KR"/>
+              </w:rPr>
+              <w:t xml:space="preserve">상태</w:t>
+            </w:r>
+          </w:p>
+        </w:tc>
+      </w:tr>
+      <w:tr>
+        <w:trPr>
+          <w:cantSplit/>
+          <w:jc w:val="center"/>
+        </w:trPr>
+        <w:tc>
+          <w:tcPr>
+            <w:tcW w:w="3400" w:type="dxa"/>
+            <w:shd w:val="clear" w:color="auto" w:fill="EEF5FA"/>
+            <w:tcMar>
+              <w:top w:w="80" w:type="dxa"/>
+              <w:left w:w="110" w:type="dxa"/>
+              <w:bottom w:w="80" w:type="dxa"/>
+              <w:right w:w="110" w:type="dxa"/>
+            </w:tcMar>
+            <w:vAlign w:val="center"/>
+          </w:tcPr>
+          <w:p>
+            <w:pPr>
+              <w:spacing w:after="20" w:line="252" w:lineRule="auto"/>
+              <w:jc w:val="center"/>
+            </w:pPr>
+            <w:r>
+              <w:rPr>
+                <w:b/>
+                <w:color w:val="1F4E79"/>
+                <w:sz w:val="18"/>
+                <w:szCs w:val="18"/>
+                <w:lang w:eastAsia="ko-KR"/>
+              </w:rPr>
+              <w:t xml:space="preserve">운영행위의 근거에 허가한 승인 중 첫 승인의 근거만 포함</w:t>
+            </w:r>
+          </w:p>
+        </w:tc>
+        <w:tc>
+          <w:tcPr>
+            <w:tcW w:w="1200" w:type="dxa"/>
+            <w:tcMar>
+              <w:top w:w="80" w:type="dxa"/>
+              <w:left w:w="110" w:type="dxa"/>
+              <w:bottom w:w="80" w:type="dxa"/>
+              <w:right w:w="110" w:type="dxa"/>
+            </w:tcMar>
+            <w:vAlign w:val="center"/>
+          </w:tcPr>
+          <w:p>
+            <w:pPr>
+              <w:spacing w:after="20" w:line="252" w:lineRule="auto"/>
+            </w:pPr>
+            <w:r>
+              <w:rPr>
+                <w:sz w:val="18"/>
+                <w:szCs w:val="18"/>
+                <w:lang w:eastAsia="ko-KR"/>
+              </w:rPr>
+              <w:t xml:space="preserve">m06, m09</w:t>
+            </w:r>
+          </w:p>
+        </w:tc>
+        <w:tc>
+          <w:tcPr>
+            <w:tcW w:w="3700" w:type="dxa"/>
+            <w:tcMar>
+              <w:top w:w="80" w:type="dxa"/>
+              <w:left w:w="110" w:type="dxa"/>
+              <w:bottom w:w="80" w:type="dxa"/>
+              <w:right w:w="110" w:type="dxa"/>
+            </w:tcMar>
+            <w:vAlign w:val="center"/>
+          </w:tcPr>
+          <w:p>
+            <w:pPr>
+              <w:spacing w:after="20" w:line="252" w:lineRule="auto"/>
+            </w:pPr>
+            <w:r>
+              <w:rPr>
+                <w:sz w:val="18"/>
+                <w:szCs w:val="18"/>
+                <w:lang w:eastAsia="ko-KR"/>
+              </w:rPr>
+              <w:t xml:space="preserve">모든 승인의 근거를 승인일 순으로 포함하고, 방류의 근거와 제한수위의 근거를 구분</w:t>
+            </w:r>
+          </w:p>
+        </w:tc>
+        <w:tc>
+          <w:tcPr>
+            <w:tcW w:w="1672" w:type="dxa"/>
+            <w:tcMar>
+              <w:top w:w="80" w:type="dxa"/>
+              <w:left w:w="110" w:type="dxa"/>
+              <w:bottom w:w="80" w:type="dxa"/>
+              <w:right w:w="110" w:type="dxa"/>
+            </w:tcMar>
+            <w:vAlign w:val="center"/>
+          </w:tcPr>
+          <w:p>
+            <w:pPr>
+              <w:spacing w:after="20" w:line="252" w:lineRule="auto"/>
+            </w:pPr>
+            <w:r>
+              <w:rPr>
+                <w:sz w:val="18"/>
+                <w:szCs w:val="18"/>
+                <w:lang w:eastAsia="ko-KR"/>
+              </w:rPr>
+              <w:t xml:space="preserve">수정, 재실행 필요</w:t>
+            </w:r>
+          </w:p>
+        </w:tc>
+      </w:tr>
+      <w:tr>
+        <w:trPr>
+          <w:cantSplit/>
+          <w:jc w:val="center"/>
+        </w:trPr>
+        <w:tc>
+          <w:tcPr>
+            <w:tcW w:w="3400" w:type="dxa"/>
+            <w:shd w:val="clear" w:color="auto" w:fill="EEF5FA"/>
+            <w:tcMar>
+              <w:top w:w="80" w:type="dxa"/>
+              <w:left w:w="110" w:type="dxa"/>
+              <w:bottom w:w="80" w:type="dxa"/>
+              <w:right w:w="110" w:type="dxa"/>
+            </w:tcMar>
+            <w:vAlign w:val="center"/>
+          </w:tcPr>
+          <w:p>
+            <w:pPr>
+              <w:spacing w:after="20" w:line="252" w:lineRule="auto"/>
+              <w:jc w:val="center"/>
+            </w:pPr>
+            <w:r>
+              <w:rPr>
+                <w:b/>
+                <w:color w:val="1F4E79"/>
+                <w:sz w:val="18"/>
+                <w:szCs w:val="18"/>
+                <w:lang w:eastAsia="ko-KR"/>
+              </w:rPr>
+              <w:t xml:space="preserve">구간보다 늦게 승인된 상한에도 승인량 비율을 계산</w:t>
+            </w:r>
+          </w:p>
+        </w:tc>
+        <w:tc>
+          <w:tcPr>
+            <w:tcW w:w="1200" w:type="dxa"/>
+            <w:tcMar>
+              <w:top w:w="80" w:type="dxa"/>
+              <w:left w:w="110" w:type="dxa"/>
+              <w:bottom w:w="80" w:type="dxa"/>
+              <w:right w:w="110" w:type="dxa"/>
+            </w:tcMar>
+            <w:vAlign w:val="center"/>
+          </w:tcPr>
+          <w:p>
+            <w:pPr>
+              <w:spacing w:after="20" w:line="252" w:lineRule="auto"/>
+            </w:pPr>
+            <w:r>
+              <w:rPr>
+                <w:sz w:val="18"/>
+                <w:szCs w:val="18"/>
+                <w:lang w:eastAsia="ko-KR"/>
+              </w:rPr>
+              <w:t xml:space="preserve">m09</w:t>
+            </w:r>
+          </w:p>
+        </w:tc>
+        <w:tc>
+          <w:tcPr>
+            <w:tcW w:w="3700" w:type="dxa"/>
+            <w:tcMar>
+              <w:top w:w="80" w:type="dxa"/>
+              <w:left w:w="110" w:type="dxa"/>
+              <w:bottom w:w="80" w:type="dxa"/>
+              <w:right w:w="110" w:type="dxa"/>
+            </w:tcMar>
+            <w:vAlign w:val="center"/>
+          </w:tcPr>
+          <w:p>
+            <w:pPr>
+              <w:spacing w:after="20" w:line="252" w:lineRule="auto"/>
+            </w:pPr>
+            <w:r>
+              <w:rPr>
+                <w:sz w:val="18"/>
+                <w:szCs w:val="18"/>
+                <w:lang w:eastAsia="ko-KR"/>
+              </w:rPr>
+              <w:t xml:space="preserve">승인일이 구간보다 늦은 승인은 비율에서 제외하고 사유를 표시</w:t>
+            </w:r>
+          </w:p>
+        </w:tc>
+        <w:tc>
+          <w:tcPr>
+            <w:tcW w:w="1672" w:type="dxa"/>
+            <w:tcMar>
+              <w:top w:w="80" w:type="dxa"/>
+              <w:left w:w="110" w:type="dxa"/>
+              <w:bottom w:w="80" w:type="dxa"/>
+              <w:right w:w="110" w:type="dxa"/>
+            </w:tcMar>
+            <w:vAlign w:val="center"/>
+          </w:tcPr>
+          <w:p>
+            <w:pPr>
+              <w:spacing w:after="20" w:line="252" w:lineRule="auto"/>
+            </w:pPr>
+            <w:r>
+              <w:rPr>
+                <w:sz w:val="18"/>
+                <w:szCs w:val="18"/>
+                <w:lang w:eastAsia="ko-KR"/>
+              </w:rPr>
+              <w:t xml:space="preserve">수정, 재실행 필요</w:t>
+            </w:r>
+          </w:p>
+        </w:tc>
+      </w:tr>
+      <w:tr>
+        <w:trPr>
+          <w:cantSplit/>
+          <w:jc w:val="center"/>
+        </w:trPr>
+        <w:tc>
+          <w:tcPr>
+            <w:tcW w:w="3400" w:type="dxa"/>
+            <w:shd w:val="clear" w:color="auto" w:fill="EEF5FA"/>
+            <w:tcMar>
+              <w:top w:w="80" w:type="dxa"/>
+              <w:left w:w="110" w:type="dxa"/>
+              <w:bottom w:w="80" w:type="dxa"/>
+              <w:right w:w="110" w:type="dxa"/>
+            </w:tcMar>
+            <w:vAlign w:val="center"/>
+          </w:tcPr>
+          <w:p>
+            <w:pPr>
+              <w:spacing w:after="20" w:line="252" w:lineRule="auto"/>
+              <w:jc w:val="center"/>
+            </w:pPr>
+            <w:r>
+              <w:rPr>
+                <w:b/>
+                <w:color w:val="1F4E79"/>
+                <w:sz w:val="18"/>
+                <w:szCs w:val="18"/>
+                <w:lang w:eastAsia="ko-KR"/>
+              </w:rPr>
+              <w:t xml:space="preserve">현재와 사례의 수위 차를 LLM이 직접 계산, 요청하지 않은 사례 수를 임의로 지정</w:t>
+            </w:r>
+          </w:p>
+        </w:tc>
+        <w:tc>
+          <w:tcPr>
+            <w:tcW w:w="1200" w:type="dxa"/>
+            <w:tcMar>
+              <w:top w:w="80" w:type="dxa"/>
+              <w:left w:w="110" w:type="dxa"/>
+              <w:bottom w:w="80" w:type="dxa"/>
+              <w:right w:w="110" w:type="dxa"/>
+            </w:tcMar>
+            <w:vAlign w:val="center"/>
+          </w:tcPr>
+          <w:p>
+            <w:pPr>
+              <w:spacing w:after="20" w:line="252" w:lineRule="auto"/>
+            </w:pPr>
+            <w:r>
+              <w:rPr>
+                <w:sz w:val="18"/>
+                <w:szCs w:val="18"/>
+                <w:lang w:eastAsia="ko-KR"/>
+              </w:rPr>
+              <w:t xml:space="preserve">m04</w:t>
+            </w:r>
+          </w:p>
+        </w:tc>
+        <w:tc>
+          <w:tcPr>
+            <w:tcW w:w="3700" w:type="dxa"/>
+            <w:tcMar>
+              <w:top w:w="80" w:type="dxa"/>
+              <w:left w:w="110" w:type="dxa"/>
+              <w:bottom w:w="80" w:type="dxa"/>
+              <w:right w:w="110" w:type="dxa"/>
+            </w:tcMar>
+            <w:vAlign w:val="center"/>
+          </w:tcPr>
+          <w:p>
+            <w:pPr>
+              <w:spacing w:after="20" w:line="252" w:lineRule="auto"/>
+            </w:pPr>
+            <w:r>
+              <w:rPr>
+                <w:sz w:val="18"/>
+                <w:szCs w:val="18"/>
+                <w:lang w:eastAsia="ko-KR"/>
+              </w:rPr>
+              <w:t xml:space="preserve">수위 차·제한수위 대비·유입량 배수를 프로그램이 계산해 제공하고, 사례 수는 질문에 명시된 경우에만 지정</w:t>
+            </w:r>
+          </w:p>
+        </w:tc>
+        <w:tc>
+          <w:tcPr>
+            <w:tcW w:w="1672" w:type="dxa"/>
+            <w:tcMar>
+              <w:top w:w="80" w:type="dxa"/>
+              <w:left w:w="110" w:type="dxa"/>
+              <w:bottom w:w="80" w:type="dxa"/>
+              <w:right w:w="110" w:type="dxa"/>
+            </w:tcMar>
+            <w:vAlign w:val="center"/>
+          </w:tcPr>
+          <w:p>
+            <w:pPr>
+              <w:spacing w:after="20" w:line="252" w:lineRule="auto"/>
+            </w:pPr>
+            <w:r>
+              <w:rPr>
+                <w:sz w:val="18"/>
+                <w:szCs w:val="18"/>
+                <w:lang w:eastAsia="ko-KR"/>
+              </w:rPr>
+              <w:t xml:space="preserve">수정, 재실행 필요</w:t>
+            </w:r>
+          </w:p>
+        </w:tc>
+      </w:tr>
+      <w:tr>
+        <w:trPr>
+          <w:cantSplit/>
+          <w:jc w:val="center"/>
+        </w:trPr>
+        <w:tc>
+          <w:tcPr>
+            <w:tcW w:w="3400" w:type="dxa"/>
+            <w:shd w:val="clear" w:color="auto" w:fill="EEF5FA"/>
+            <w:tcMar>
+              <w:top w:w="80" w:type="dxa"/>
+              <w:left w:w="110" w:type="dxa"/>
+              <w:bottom w:w="80" w:type="dxa"/>
+              <w:right w:w="110" w:type="dxa"/>
+            </w:tcMar>
+            <w:vAlign w:val="center"/>
+          </w:tcPr>
+          <w:p>
+            <w:pPr>
+              <w:spacing w:after="20" w:line="252" w:lineRule="auto"/>
+              <w:jc w:val="center"/>
+            </w:pPr>
+            <w:r>
+              <w:rPr>
+                <w:b/>
+                <w:color w:val="1F4E79"/>
+                <w:sz w:val="18"/>
+                <w:szCs w:val="18"/>
+                <w:lang w:eastAsia="ko-KR"/>
+              </w:rPr>
+              <w:t xml:space="preserve">승인일과 방류 시작 시각을 구분하지 않고 서술</w:t>
+            </w:r>
+          </w:p>
+        </w:tc>
+        <w:tc>
+          <w:tcPr>
+            <w:tcW w:w="1200" w:type="dxa"/>
+            <w:tcMar>
+              <w:top w:w="80" w:type="dxa"/>
+              <w:left w:w="110" w:type="dxa"/>
+              <w:bottom w:w="80" w:type="dxa"/>
+              <w:right w:w="110" w:type="dxa"/>
+            </w:tcMar>
+            <w:vAlign w:val="center"/>
+          </w:tcPr>
+          <w:p>
+            <w:pPr>
+              <w:spacing w:after="20" w:line="252" w:lineRule="auto"/>
+            </w:pPr>
+            <w:r>
+              <w:rPr>
+                <w:sz w:val="18"/>
+                <w:szCs w:val="18"/>
+                <w:lang w:eastAsia="ko-KR"/>
+              </w:rPr>
+              <w:t xml:space="preserve">m06</w:t>
+            </w:r>
+          </w:p>
+        </w:tc>
+        <w:tc>
+          <w:tcPr>
+            <w:tcW w:w="3700" w:type="dxa"/>
+            <w:tcMar>
+              <w:top w:w="80" w:type="dxa"/>
+              <w:left w:w="110" w:type="dxa"/>
+              <w:bottom w:w="80" w:type="dxa"/>
+              <w:right w:w="110" w:type="dxa"/>
+            </w:tcMar>
+            <w:vAlign w:val="center"/>
+          </w:tcPr>
+          <w:p>
+            <w:pPr>
+              <w:spacing w:after="20" w:line="252" w:lineRule="auto"/>
+            </w:pPr>
+            <w:r>
+              <w:rPr>
+                <w:sz w:val="18"/>
+                <w:szCs w:val="18"/>
+                <w:lang w:eastAsia="ko-KR"/>
+              </w:rPr>
+              <w:t xml:space="preserve">답변 규칙에 승인일과 방류 시작 시각을 구분하도록 추가</w:t>
+            </w:r>
+          </w:p>
+        </w:tc>
+        <w:tc>
+          <w:tcPr>
+            <w:tcW w:w="1672" w:type="dxa"/>
+            <w:tcMar>
+              <w:top w:w="80" w:type="dxa"/>
+              <w:left w:w="110" w:type="dxa"/>
+              <w:bottom w:w="80" w:type="dxa"/>
+              <w:right w:w="110" w:type="dxa"/>
+            </w:tcMar>
+            <w:vAlign w:val="center"/>
+          </w:tcPr>
+          <w:p>
+            <w:pPr>
+              <w:spacing w:after="20" w:line="252" w:lineRule="auto"/>
+            </w:pPr>
+            <w:r>
+              <w:rPr>
+                <w:sz w:val="18"/>
+                <w:szCs w:val="18"/>
+                <w:lang w:eastAsia="ko-KR"/>
+              </w:rPr>
+              <w:t xml:space="preserve">수정, 재실행 필요</w:t>
+            </w:r>
+          </w:p>
+        </w:tc>
+      </w:tr>
+    </w:tbl>
+    <w:p>
+      <w:pPr>
+        <w:spacing w:after="60"/>
+        <w:rPr>
+          <w:lang w:eastAsia="ko-KR"/>
+        </w:rPr>
+      </w:pPr>
+    </w:p>
+    <w:tbl>
+      <w:tblPr>
+        <w:tblW w:w="9972" w:type="dxa"/>
+        <w:jc w:val="center"/>
+        <w:tblBorders>
+          <w:top w:val="single" w:sz="5" w:space="0" w:color="A6A6A6"/>
+          <w:left w:val="single" w:sz="5" w:space="0" w:color="A6A6A6"/>
+          <w:bottom w:val="single" w:sz="5" w:space="0" w:color="A6A6A6"/>
+          <w:right w:val="single" w:sz="5" w:space="0" w:color="A6A6A6"/>
+          <w:insideH w:val="single" w:sz="5" w:space="0" w:color="A6A6A6"/>
+          <w:insideV w:val="single" w:sz="5" w:space="0" w:color="A6A6A6"/>
+        </w:tblBorders>
+        <w:tblLayout w:type="fixed"/>
+        <w:tblLook w:val="04A0" w:firstRow="1" w:lastRow="0" w:firstColumn="1" w:lastColumn="0" w:noHBand="0" w:noVBand="1"/>
+      </w:tblPr>
+      <w:tblGrid>
+        <w:gridCol w:w="1944"/>
+        <w:gridCol w:w="8028"/>
+      </w:tblGrid>
+      <w:tr>
+        <w:trPr>
+          <w:cantSplit/>
+          <w:jc w:val="center"/>
+        </w:trPr>
+        <w:tc>
+          <w:tcPr>
+            <w:tcW w:w="1944" w:type="dxa"/>
+            <w:shd w:val="clear" w:color="auto" w:fill="EEF5FA"/>
+            <w:tcMar>
+              <w:top w:w="80" w:type="dxa"/>
+              <w:left w:w="110" w:type="dxa"/>
+              <w:bottom w:w="80" w:type="dxa"/>
+              <w:right w:w="110" w:type="dxa"/>
+            </w:tcMar>
+            <w:vAlign w:val="center"/>
+          </w:tcPr>
+          <w:p>
+            <w:pPr>
+              <w:spacing w:after="20" w:line="252" w:lineRule="auto"/>
+              <w:jc w:val="center"/>
+            </w:pPr>
+            <w:r>
+              <w:rPr>
+                <w:b/>
+                <w:color w:val="1F4E79"/>
+                <w:sz w:val="18"/>
+                <w:szCs w:val="18"/>
+                <w:lang w:eastAsia="ko-KR"/>
+              </w:rPr>
+              <w:t xml:space="preserve">해석</w:t>
+            </w:r>
+          </w:p>
+        </w:tc>
+        <w:tc>
+          <w:tcPr>
+            <w:tcW w:w="8028" w:type="dxa"/>
+            <w:tcMar>
+              <w:top w:w="80" w:type="dxa"/>
+              <w:left w:w="110" w:type="dxa"/>
+              <w:bottom w:w="80" w:type="dxa"/>
+              <w:right w:w="110" w:type="dxa"/>
+            </w:tcMar>
+            <w:vAlign w:val="center"/>
+          </w:tcPr>
+          <w:p>
+            <w:pPr>
+              <w:spacing w:after="20" w:line="252" w:lineRule="auto"/>
+            </w:pPr>
+            <w:r>
+              <w:rPr>
+                <w:sz w:val="18"/>
+                <w:szCs w:val="18"/>
+                <w:lang w:eastAsia="ko-KR"/>
+              </w:rPr>
+              <w:t xml:space="preserve">CQ에 해당하는 질문 6개에서 질문 해석, 근거 조회, 답변 생성까지 전 과정이 동작하고, 근거 묶음의 수치와 근거 번호를 인용한 답변이 생성됨을 확인하였다. 오류의 상당수는 근거 묶음의 구성에서 비롯되어 수정하였다. 본 결과는 소형 모델로 한 번 실행한 결과이며 정확도나 효과를 입증하는 것은 아니다.</w:t>
+            </w:r>
+          </w:p>
+        </w:tc>
+      </w:tr>
+    </w:tbl>
+    <w:p>
+      <w:pPr>
+        <w:spacing w:after="60"/>
+        <w:rPr>
+          <w:lang w:eastAsia="ko-KR"/>
+        </w:rPr>
+      </w:pPr>
     </w:p>
     <w:sectPr>
       <w:footerReference w:type="default" r:id="rId8"/>

--- a/lab_meeting/랩미팅 자료_KG구축_검색답변_초안.docx
+++ b/lab_meeting/랩미팅 자료_KG구축_검색답변_초안.docx
@@ -16138,7 +16138,7 @@
           <w:szCs w:val="20"/>
           <w:lang w:eastAsia="ko-KR"/>
         </w:rPr>
-        <w:t xml:space="preserve">SIMILAR는 CQ에 없는 의도이다. Ontology의 전체 질문은 현재 상태를 과거 사례와 비교하는 것인데, 어떤 CQ도 값을 비교하여 사례를 고르는 질문을 다루지 않아 값 비교가 필요하다고 판단하여 추가하였다. 사례를 고르는 거리 기준은 연구자가 정한 임시 기준이다(3.7절). 여러 CQ를 한 번에 묻는 질문을 위한 묶음 의도(CURRENT, INTEGRATED)도 구현하였으나 이 예시에서는 쓰지 않는다. 범위 밖 질문(여러 댐 비교, 사유 질문)은 의도가 아니라 단계 2의 검증에서 거절한다.</w:t>
+        <w:t xml:space="preserve">SIMILAR는 CQ에 없는 의도이다. Ontology의 전체 질문은 현재 상태를 과거 사례와 비교하는 것인데, 어떤 CQ도 값을 비교하여 사례를 고르는 질문을 다루지 않아 값 비교가 필요하다고 판단하여 추가하였다. 사례를 고르는 거리 기준은 연구자가 정한 임시 기준이다(3.7절). 범위 밖 질문(여러 댐 비교, 사유 질문)은 의도가 아니라 단계 2의 검증에서 거절한다.</w:t>
       </w:r>
     </w:p>
     <w:p>
@@ -20557,6 +20557,23 @@
           <w:lang w:eastAsia="ko-KR"/>
         </w:rPr>
         <w:t xml:space="preserve">4.2 다음 계획</w:t>
+      </w:r>
+    </w:p>
+    <w:p>
+      <w:pPr>
+        <w:pStyle w:val="a0"/>
+        <w:spacing w:after="60"/>
+        <w:rPr>
+          <w:lang w:eastAsia="ko-KR"/>
+        </w:rPr>
+      </w:pPr>
+      <w:r>
+        <w:rPr>
+          <w:sz w:val="20"/>
+          <w:szCs w:val="20"/>
+          <w:lang w:eastAsia="ko-KR"/>
+        </w:rPr>
+        <w:t xml:space="preserve">의도 구성 검토: 처음 설계한 의도(CQ1~CQ6, SIMILAR) 외에, 구현하면서 질문 유형에 맞추어 추가한 의도(CURRENT, INTEGRATED, OUT_OF_SCOPE)의 필요 여부와 정리 방법을 검토하고, 필요한 의도를 보완</w:t>
       </w:r>
     </w:p>
     <w:p>

--- a/lab_meeting/랩미팅 자료_KG구축_검색답변_초안.docx
+++ b/lab_meeting/랩미팅 자료_KG구축_검색답변_초안.docx
@@ -20471,7 +20471,7 @@
                 <w:szCs w:val="18"/>
                 <w:lang w:eastAsia="ko-KR"/>
               </w:rPr>
-              <w:t xml:space="preserve">소형 모델(8B), CQ에 해당하는 질문 6개, 1회 실행이다. 의도 분류 정확도와 답변의 안정성은 확인되지 않았고, 표 데이터를 그대로 주는 방식과의 비교 기준선이 없다.</w:t>
+              <w:t xml:space="preserve">소형 모델(8B)로 예시 질문을 포함한 소수의 질문을 1회 실행하였다. 의도 분류 정확도와 답변의 안정성은 확인되지 않았고, 표 데이터를 그대로 주는 방식과의 비교 기준선이 없다.</w:t>
             </w:r>
           </w:p>
         </w:tc>
@@ -20557,23 +20557,6 @@
           <w:lang w:eastAsia="ko-KR"/>
         </w:rPr>
         <w:t xml:space="preserve">4.2 다음 계획</w:t>
-      </w:r>
-    </w:p>
-    <w:p>
-      <w:pPr>
-        <w:pStyle w:val="a0"/>
-        <w:spacing w:after="60"/>
-        <w:rPr>
-          <w:lang w:eastAsia="ko-KR"/>
-        </w:rPr>
-      </w:pPr>
-      <w:r>
-        <w:rPr>
-          <w:sz w:val="20"/>
-          <w:szCs w:val="20"/>
-          <w:lang w:eastAsia="ko-KR"/>
-        </w:rPr>
-        <w:t xml:space="preserve">의도 구성 검토: 처음 설계한 의도(CQ1~CQ6, SIMILAR) 외에, 구현하면서 질문 유형에 맞추어 추가한 의도(CURRENT, INTEGRATED, OUT_OF_SCOPE)의 필요 여부와 정리 방법을 검토하고, 필요한 의도를 보완</w:t>
       </w:r>
     </w:p>
     <w:p>
@@ -20759,2163 +20742,6 @@
         </w:rPr>
         <w:t xml:space="preserve">Purohit, S., Chin, G., Mackey, P. S., &amp; Cottam, J. A. (2024). GraphAide: Advanced Graph-Assisted Query and Reasoning System. IEEE BigData.</w:t>
       </w:r>
-    </w:p>
-    <w:p>
-      <w:pPr>
-        <w:pStyle w:val="1"/>
-        <w:pageBreakBefore/>
-        <w:rPr>
-          <w:lang w:eastAsia="ko-KR"/>
-        </w:rPr>
-      </w:pPr>
-      <w:r>
-        <w:rPr>
-          <w:lang w:eastAsia="ko-KR"/>
-        </w:rPr>
-        <w:t xml:space="preserve">부록. 그 밖의 질문 결과</w:t>
-      </w:r>
-    </w:p>
-    <w:p>
-      <w:pPr>
-        <w:spacing w:before="60" w:after="120"/>
-        <w:rPr>
-          <w:lang w:eastAsia="ko-KR"/>
-        </w:rPr>
-      </w:pPr>
-      <w:r>
-        <w:rPr>
-          <w:sz w:val="20"/>
-          <w:szCs w:val="20"/>
-          <w:lang w:eastAsia="ko-KR"/>
-        </w:rPr>
-        <w:t xml:space="preserve">본문의 예시 질문(m04)을 포함하여 CQ에 해당하는 질문 6개를 같은 방식으로 실행한 결과이다.</w:t>
-      </w:r>
-    </w:p>
-    <w:p>
-      <w:pPr>
-        <w:pStyle w:val="21"/>
-        <w:rPr>
-          <w:lang w:eastAsia="ko-KR"/>
-        </w:rPr>
-      </w:pPr>
-      <w:r>
-        <w:rPr>
-          <w:lang w:eastAsia="ko-KR"/>
-        </w:rPr>
-        <w:t xml:space="preserve">A.1 구성</w:t>
-      </w:r>
-    </w:p>
-    <w:tbl>
-      <w:tblPr>
-        <w:tblW w:w="9972" w:type="dxa"/>
-        <w:jc w:val="center"/>
-        <w:tblBorders>
-          <w:top w:val="single" w:sz="5" w:space="0" w:color="A6A6A6"/>
-          <w:left w:val="single" w:sz="5" w:space="0" w:color="A6A6A6"/>
-          <w:bottom w:val="single" w:sz="5" w:space="0" w:color="A6A6A6"/>
-          <w:right w:val="single" w:sz="5" w:space="0" w:color="A6A6A6"/>
-          <w:insideH w:val="single" w:sz="5" w:space="0" w:color="A6A6A6"/>
-          <w:insideV w:val="single" w:sz="5" w:space="0" w:color="A6A6A6"/>
-        </w:tblBorders>
-        <w:tblLayout w:type="fixed"/>
-        <w:tblLook w:val="04A0" w:firstRow="1" w:lastRow="0" w:firstColumn="1" w:lastColumn="0" w:noHBand="0" w:noVBand="1"/>
-      </w:tblPr>
-      <w:tblGrid>
-        <w:gridCol w:w="2000"/>
-        <w:gridCol w:w="7972"/>
-      </w:tblGrid>
-      <w:tr>
-        <w:trPr>
-          <w:cantSplit/>
-          <w:tblHeader/>
-          <w:jc w:val="center"/>
-        </w:trPr>
-        <w:tc>
-          <w:tcPr>
-            <w:tcW w:w="2000" w:type="dxa"/>
-            <w:shd w:val="clear" w:color="auto" w:fill="D9EAF7"/>
-            <w:tcMar>
-              <w:top w:w="80" w:type="dxa"/>
-              <w:left w:w="110" w:type="dxa"/>
-              <w:bottom w:w="80" w:type="dxa"/>
-              <w:right w:w="110" w:type="dxa"/>
-            </w:tcMar>
-            <w:vAlign w:val="center"/>
-          </w:tcPr>
-          <w:p>
-            <w:pPr>
-              <w:spacing w:after="20" w:line="252" w:lineRule="auto"/>
-              <w:jc w:val="center"/>
-            </w:pPr>
-            <w:r>
-              <w:rPr>
-                <w:b/>
-                <w:sz w:val="18"/>
-                <w:szCs w:val="18"/>
-                <w:lang w:eastAsia="ko-KR"/>
-              </w:rPr>
-              <w:t xml:space="preserve">항목</w:t>
-            </w:r>
-          </w:p>
-        </w:tc>
-        <w:tc>
-          <w:tcPr>
-            <w:tcW w:w="7972" w:type="dxa"/>
-            <w:shd w:val="clear" w:color="auto" w:fill="D9EAF7"/>
-            <w:tcMar>
-              <w:top w:w="80" w:type="dxa"/>
-              <w:left w:w="110" w:type="dxa"/>
-              <w:bottom w:w="80" w:type="dxa"/>
-              <w:right w:w="110" w:type="dxa"/>
-            </w:tcMar>
-            <w:vAlign w:val="center"/>
-          </w:tcPr>
-          <w:p>
-            <w:pPr>
-              <w:spacing w:after="20" w:line="252" w:lineRule="auto"/>
-              <w:jc w:val="center"/>
-            </w:pPr>
-            <w:r>
-              <w:rPr>
-                <w:b/>
-                <w:sz w:val="18"/>
-                <w:szCs w:val="18"/>
-                <w:lang w:eastAsia="ko-KR"/>
-              </w:rPr>
-              <w:t xml:space="preserve">내용</w:t>
-            </w:r>
-          </w:p>
-        </w:tc>
-      </w:tr>
-      <w:tr>
-        <w:trPr>
-          <w:cantSplit/>
-          <w:jc w:val="center"/>
-        </w:trPr>
-        <w:tc>
-          <w:tcPr>
-            <w:tcW w:w="2000" w:type="dxa"/>
-            <w:shd w:val="clear" w:color="auto" w:fill="EEF5FA"/>
-            <w:tcMar>
-              <w:top w:w="80" w:type="dxa"/>
-              <w:left w:w="110" w:type="dxa"/>
-              <w:bottom w:w="80" w:type="dxa"/>
-              <w:right w:w="110" w:type="dxa"/>
-            </w:tcMar>
-            <w:vAlign w:val="center"/>
-          </w:tcPr>
-          <w:p>
-            <w:pPr>
-              <w:spacing w:after="20" w:line="252" w:lineRule="auto"/>
-              <w:jc w:val="center"/>
-            </w:pPr>
-            <w:r>
-              <w:rPr>
-                <w:b/>
-                <w:color w:val="1F4E79"/>
-                <w:sz w:val="18"/>
-                <w:szCs w:val="18"/>
-                <w:lang w:eastAsia="ko-KR"/>
-              </w:rPr>
-              <w:t xml:space="preserve">모델</w:t>
-            </w:r>
-          </w:p>
-        </w:tc>
-        <w:tc>
-          <w:tcPr>
-            <w:tcW w:w="7972" w:type="dxa"/>
-            <w:tcMar>
-              <w:top w:w="80" w:type="dxa"/>
-              <w:left w:w="110" w:type="dxa"/>
-              <w:bottom w:w="80" w:type="dxa"/>
-              <w:right w:w="110" w:type="dxa"/>
-            </w:tcMar>
-            <w:vAlign w:val="center"/>
-          </w:tcPr>
-          <w:p>
-            <w:pPr>
-              <w:spacing w:after="20" w:line="252" w:lineRule="auto"/>
-            </w:pPr>
-            <w:r>
-              <w:rPr>
-                <w:sz w:val="18"/>
-                <w:szCs w:val="18"/>
-                <w:lang w:eastAsia="ko-KR"/>
-              </w:rPr>
-              <w:t xml:space="preserve">Qwen3-8B-AWQ (vLLM). 서버 GPU 메모리 제약으로 소형 모델을 사용하였다.</w:t>
-            </w:r>
-          </w:p>
-        </w:tc>
-      </w:tr>
-      <w:tr>
-        <w:trPr>
-          <w:cantSplit/>
-          <w:jc w:val="center"/>
-        </w:trPr>
-        <w:tc>
-          <w:tcPr>
-            <w:tcW w:w="2000" w:type="dxa"/>
-            <w:shd w:val="clear" w:color="auto" w:fill="EEF5FA"/>
-            <w:tcMar>
-              <w:top w:w="80" w:type="dxa"/>
-              <w:left w:w="110" w:type="dxa"/>
-              <w:bottom w:w="80" w:type="dxa"/>
-              <w:right w:w="110" w:type="dxa"/>
-            </w:tcMar>
-            <w:vAlign w:val="center"/>
-          </w:tcPr>
-          <w:p>
-            <w:pPr>
-              <w:spacing w:after="20" w:line="252" w:lineRule="auto"/>
-              <w:jc w:val="center"/>
-            </w:pPr>
-            <w:r>
-              <w:rPr>
-                <w:b/>
-                <w:color w:val="1F4E79"/>
-                <w:sz w:val="18"/>
-                <w:szCs w:val="18"/>
-                <w:lang w:eastAsia="ko-KR"/>
-              </w:rPr>
-              <w:t xml:space="preserve">저장소</w:t>
-            </w:r>
-          </w:p>
-        </w:tc>
-        <w:tc>
-          <w:tcPr>
-            <w:tcW w:w="7972" w:type="dxa"/>
-            <w:tcMar>
-              <w:top w:w="80" w:type="dxa"/>
-              <w:left w:w="110" w:type="dxa"/>
-              <w:bottom w:w="80" w:type="dxa"/>
-              <w:right w:w="110" w:type="dxa"/>
-            </w:tcMar>
-            <w:vAlign w:val="center"/>
-          </w:tcPr>
-          <w:p>
-            <w:pPr>
-              <w:spacing w:after="20" w:line="252" w:lineRule="auto"/>
-            </w:pPr>
-            <w:r>
-              <w:rPr>
-                <w:sz w:val="18"/>
-                <w:szCs w:val="18"/>
-                <w:lang w:eastAsia="ko-KR"/>
-              </w:rPr>
-              <w:t xml:space="preserve">Neo4j 5.26(KG 개체 273개, 관계 457개), 측정자료 저장소(306,934행), 문서 저장소(별표3 원문 10개 청크)</w:t>
-            </w:r>
-          </w:p>
-        </w:tc>
-      </w:tr>
-      <w:tr>
-        <w:trPr>
-          <w:cantSplit/>
-          <w:jc w:val="center"/>
-        </w:trPr>
-        <w:tc>
-          <w:tcPr>
-            <w:tcW w:w="2000" w:type="dxa"/>
-            <w:shd w:val="clear" w:color="auto" w:fill="EEF5FA"/>
-            <w:tcMar>
-              <w:top w:w="80" w:type="dxa"/>
-              <w:left w:w="110" w:type="dxa"/>
-              <w:bottom w:w="80" w:type="dxa"/>
-              <w:right w:w="110" w:type="dxa"/>
-            </w:tcMar>
-            <w:vAlign w:val="center"/>
-          </w:tcPr>
-          <w:p>
-            <w:pPr>
-              <w:spacing w:after="20" w:line="252" w:lineRule="auto"/>
-              <w:jc w:val="center"/>
-            </w:pPr>
-            <w:r>
-              <w:rPr>
-                <w:b/>
-                <w:color w:val="1F4E79"/>
-                <w:sz w:val="18"/>
-                <w:szCs w:val="18"/>
-                <w:lang w:eastAsia="ko-KR"/>
-              </w:rPr>
-              <w:t xml:space="preserve">질문</w:t>
-            </w:r>
-          </w:p>
-        </w:tc>
-        <w:tc>
-          <w:tcPr>
-            <w:tcW w:w="7972" w:type="dxa"/>
-            <w:tcMar>
-              <w:top w:w="80" w:type="dxa"/>
-              <w:left w:w="110" w:type="dxa"/>
-              <w:bottom w:w="80" w:type="dxa"/>
-              <w:right w:w="110" w:type="dxa"/>
-            </w:tcMar>
-            <w:vAlign w:val="center"/>
-          </w:tcPr>
-          <w:p>
-            <w:pPr>
-              <w:spacing w:after="20" w:line="252" w:lineRule="auto"/>
-            </w:pPr>
-            <w:r>
-              <w:rPr>
-                <w:sz w:val="18"/>
-                <w:szCs w:val="18"/>
-                <w:lang w:eastAsia="ko-KR"/>
-              </w:rPr>
-              <w:t xml:space="preserve">CQ에 해당하는 질문 6개 (본문 예시 m04 포함)</w:t>
-            </w:r>
-          </w:p>
-        </w:tc>
-      </w:tr>
-      <w:tr>
-        <w:trPr>
-          <w:cantSplit/>
-          <w:jc w:val="center"/>
-        </w:trPr>
-        <w:tc>
-          <w:tcPr>
-            <w:tcW w:w="2000" w:type="dxa"/>
-            <w:shd w:val="clear" w:color="auto" w:fill="EEF5FA"/>
-            <w:tcMar>
-              <w:top w:w="80" w:type="dxa"/>
-              <w:left w:w="110" w:type="dxa"/>
-              <w:bottom w:w="80" w:type="dxa"/>
-              <w:right w:w="110" w:type="dxa"/>
-            </w:tcMar>
-            <w:vAlign w:val="center"/>
-          </w:tcPr>
-          <w:p>
-            <w:pPr>
-              <w:spacing w:after="20" w:line="252" w:lineRule="auto"/>
-              <w:jc w:val="center"/>
-            </w:pPr>
-            <w:r>
-              <w:rPr>
-                <w:b/>
-                <w:color w:val="1F4E79"/>
-                <w:sz w:val="18"/>
-                <w:szCs w:val="18"/>
-                <w:lang w:eastAsia="ko-KR"/>
-              </w:rPr>
-              <w:t xml:space="preserve">판정 기준</w:t>
-            </w:r>
-          </w:p>
-        </w:tc>
-        <w:tc>
-          <w:tcPr>
-            <w:tcW w:w="7972" w:type="dxa"/>
-            <w:tcMar>
-              <w:top w:w="80" w:type="dxa"/>
-              <w:left w:w="110" w:type="dxa"/>
-              <w:bottom w:w="80" w:type="dxa"/>
-              <w:right w:w="110" w:type="dxa"/>
-            </w:tcMar>
-            <w:vAlign w:val="center"/>
-          </w:tcPr>
-          <w:p>
-            <w:pPr>
-              <w:spacing w:after="20" w:line="252" w:lineRule="auto"/>
-            </w:pPr>
-            <w:r>
-              <w:rPr>
-                <w:sz w:val="18"/>
-                <w:szCs w:val="18"/>
-                <w:lang w:eastAsia="ko-KR"/>
-              </w:rPr>
-              <w:t xml:space="preserve">의도·댐 분류, 답변의 수치가 근거 묶음과 일치, 근거 번호 인용, 근거 없는 주장 여부</w:t>
-            </w:r>
-          </w:p>
-        </w:tc>
-      </w:tr>
-    </w:tbl>
-    <w:p>
-      <w:pPr>
-        <w:spacing w:after="60"/>
-        <w:rPr>
-          <w:lang w:eastAsia="ko-KR"/>
-        </w:rPr>
-      </w:pPr>
-    </w:p>
-    <w:p>
-      <w:pPr>
-        <w:pStyle w:val="21"/>
-        <w:rPr>
-          <w:lang w:eastAsia="ko-KR"/>
-        </w:rPr>
-      </w:pPr>
-      <w:r>
-        <w:rPr>
-          <w:lang w:eastAsia="ko-KR"/>
-        </w:rPr>
-        <w:t xml:space="preserve">A.2 결과</w:t>
-      </w:r>
-    </w:p>
-    <w:tbl>
-      <w:tblPr>
-        <w:tblW w:w="9972" w:type="dxa"/>
-        <w:jc w:val="center"/>
-        <w:tblBorders>
-          <w:top w:val="single" w:sz="5" w:space="0" w:color="A6A6A6"/>
-          <w:left w:val="single" w:sz="5" w:space="0" w:color="A6A6A6"/>
-          <w:bottom w:val="single" w:sz="5" w:space="0" w:color="A6A6A6"/>
-          <w:right w:val="single" w:sz="5" w:space="0" w:color="A6A6A6"/>
-          <w:insideH w:val="single" w:sz="5" w:space="0" w:color="A6A6A6"/>
-          <w:insideV w:val="single" w:sz="5" w:space="0" w:color="A6A6A6"/>
-        </w:tblBorders>
-        <w:tblLayout w:type="fixed"/>
-        <w:tblLook w:val="04A0" w:firstRow="1" w:lastRow="0" w:firstColumn="1" w:lastColumn="0" w:noHBand="0" w:noVBand="1"/>
-      </w:tblPr>
-      <w:tblGrid>
-        <w:gridCol w:w="3400"/>
-        <w:gridCol w:w="1300"/>
-        <w:gridCol w:w="1400"/>
-        <w:gridCol w:w="1000"/>
-        <w:gridCol w:w="2872"/>
-      </w:tblGrid>
-      <w:tr>
-        <w:trPr>
-          <w:cantSplit/>
-          <w:tblHeader/>
-          <w:jc w:val="center"/>
-        </w:trPr>
-        <w:tc>
-          <w:tcPr>
-            <w:tcW w:w="3400" w:type="dxa"/>
-            <w:shd w:val="clear" w:color="auto" w:fill="D9EAF7"/>
-            <w:tcMar>
-              <w:top w:w="80" w:type="dxa"/>
-              <w:left w:w="110" w:type="dxa"/>
-              <w:bottom w:w="80" w:type="dxa"/>
-              <w:right w:w="110" w:type="dxa"/>
-            </w:tcMar>
-            <w:vAlign w:val="center"/>
-          </w:tcPr>
-          <w:p>
-            <w:pPr>
-              <w:spacing w:after="20" w:line="252" w:lineRule="auto"/>
-              <w:jc w:val="center"/>
-            </w:pPr>
-            <w:r>
-              <w:rPr>
-                <w:b/>
-                <w:sz w:val="18"/>
-                <w:szCs w:val="18"/>
-                <w:lang w:eastAsia="ko-KR"/>
-              </w:rPr>
-              <w:t xml:space="preserve">질문</w:t>
-            </w:r>
-          </w:p>
-        </w:tc>
-        <w:tc>
-          <w:tcPr>
-            <w:tcW w:w="1300" w:type="dxa"/>
-            <w:shd w:val="clear" w:color="auto" w:fill="D9EAF7"/>
-            <w:tcMar>
-              <w:top w:w="80" w:type="dxa"/>
-              <w:left w:w="110" w:type="dxa"/>
-              <w:bottom w:w="80" w:type="dxa"/>
-              <w:right w:w="110" w:type="dxa"/>
-            </w:tcMar>
-            <w:vAlign w:val="center"/>
-          </w:tcPr>
-          <w:p>
-            <w:pPr>
-              <w:spacing w:after="20" w:line="252" w:lineRule="auto"/>
-              <w:jc w:val="center"/>
-            </w:pPr>
-            <w:r>
-              <w:rPr>
-                <w:b/>
-                <w:sz w:val="18"/>
-                <w:szCs w:val="18"/>
-                <w:lang w:eastAsia="ko-KR"/>
-              </w:rPr>
-              <w:t xml:space="preserve">해당 CQ</w:t>
-            </w:r>
-          </w:p>
-        </w:tc>
-        <w:tc>
-          <w:tcPr>
-            <w:tcW w:w="1400" w:type="dxa"/>
-            <w:shd w:val="clear" w:color="auto" w:fill="D9EAF7"/>
-            <w:tcMar>
-              <w:top w:w="80" w:type="dxa"/>
-              <w:left w:w="110" w:type="dxa"/>
-              <w:bottom w:w="80" w:type="dxa"/>
-              <w:right w:w="110" w:type="dxa"/>
-            </w:tcMar>
-            <w:vAlign w:val="center"/>
-          </w:tcPr>
-          <w:p>
-            <w:pPr>
-              <w:spacing w:after="20" w:line="252" w:lineRule="auto"/>
-              <w:jc w:val="center"/>
-            </w:pPr>
-            <w:r>
-              <w:rPr>
-                <w:b/>
-                <w:sz w:val="18"/>
-                <w:szCs w:val="18"/>
-                <w:lang w:eastAsia="ko-KR"/>
-              </w:rPr>
-              <w:t xml:space="preserve">의도</w:t>
-            </w:r>
-          </w:p>
-        </w:tc>
-        <w:tc>
-          <w:tcPr>
-            <w:tcW w:w="1000" w:type="dxa"/>
-            <w:shd w:val="clear" w:color="auto" w:fill="D9EAF7"/>
-            <w:tcMar>
-              <w:top w:w="80" w:type="dxa"/>
-              <w:left w:w="110" w:type="dxa"/>
-              <w:bottom w:w="80" w:type="dxa"/>
-              <w:right w:w="110" w:type="dxa"/>
-            </w:tcMar>
-            <w:vAlign w:val="center"/>
-          </w:tcPr>
-          <w:p>
-            <w:pPr>
-              <w:spacing w:after="20" w:line="252" w:lineRule="auto"/>
-              <w:jc w:val="center"/>
-            </w:pPr>
-            <w:r>
-              <w:rPr>
-                <w:b/>
-                <w:sz w:val="18"/>
-                <w:szCs w:val="18"/>
-                <w:lang w:eastAsia="ko-KR"/>
-              </w:rPr>
-              <w:t xml:space="preserve">판정</w:t>
-            </w:r>
-          </w:p>
-        </w:tc>
-        <w:tc>
-          <w:tcPr>
-            <w:tcW w:w="2872" w:type="dxa"/>
-            <w:shd w:val="clear" w:color="auto" w:fill="D9EAF7"/>
-            <w:tcMar>
-              <w:top w:w="80" w:type="dxa"/>
-              <w:left w:w="110" w:type="dxa"/>
-              <w:bottom w:w="80" w:type="dxa"/>
-              <w:right w:w="110" w:type="dxa"/>
-            </w:tcMar>
-            <w:vAlign w:val="center"/>
-          </w:tcPr>
-          <w:p>
-            <w:pPr>
-              <w:spacing w:after="20" w:line="252" w:lineRule="auto"/>
-              <w:jc w:val="center"/>
-            </w:pPr>
-            <w:r>
-              <w:rPr>
-                <w:b/>
-                <w:sz w:val="18"/>
-                <w:szCs w:val="18"/>
-                <w:lang w:eastAsia="ko-KR"/>
-              </w:rPr>
-              <w:t xml:space="preserve">확인 내용</w:t>
-            </w:r>
-          </w:p>
-        </w:tc>
-      </w:tr>
-      <w:tr>
-        <w:trPr>
-          <w:cantSplit/>
-          <w:jc w:val="center"/>
-        </w:trPr>
-        <w:tc>
-          <w:tcPr>
-            <w:tcW w:w="3400" w:type="dxa"/>
-            <w:shd w:val="clear" w:color="auto" w:fill="EEF5FA"/>
-            <w:tcMar>
-              <w:top w:w="80" w:type="dxa"/>
-              <w:left w:w="110" w:type="dxa"/>
-              <w:bottom w:w="80" w:type="dxa"/>
-              <w:right w:w="110" w:type="dxa"/>
-            </w:tcMar>
-            <w:vAlign w:val="center"/>
-          </w:tcPr>
-          <w:p>
-            <w:pPr>
-              <w:spacing w:after="20" w:line="252" w:lineRule="auto"/>
-              <w:jc w:val="center"/>
-            </w:pPr>
-            <w:r>
-              <w:rPr>
-                <w:b/>
-                <w:color w:val="1F4E79"/>
-                <w:sz w:val="18"/>
-                <w:szCs w:val="18"/>
-                <w:lang w:eastAsia="ko-KR"/>
-              </w:rPr>
-              <w:t xml:space="preserve">m01 지금 소양강댐 수위가 제한수위보다 얼마나 낮아? 현재 상태를 기준이랑 같이 알려줘</w:t>
-            </w:r>
-          </w:p>
-        </w:tc>
-        <w:tc>
-          <w:tcPr>
-            <w:tcW w:w="1300" w:type="dxa"/>
-            <w:tcMar>
-              <w:top w:w="80" w:type="dxa"/>
-              <w:left w:w="110" w:type="dxa"/>
-              <w:bottom w:w="80" w:type="dxa"/>
-              <w:right w:w="110" w:type="dxa"/>
-            </w:tcMar>
-            <w:vAlign w:val="center"/>
-          </w:tcPr>
-          <w:p>
-            <w:pPr>
-              <w:spacing w:after="20" w:line="252" w:lineRule="auto"/>
-            </w:pPr>
-            <w:r>
-              <w:rPr>
-                <w:sz w:val="18"/>
-                <w:szCs w:val="18"/>
-                <w:lang w:eastAsia="ko-KR"/>
-              </w:rPr>
-              <w:t xml:space="preserve">CQ1, CQ5</w:t>
-            </w:r>
-          </w:p>
-        </w:tc>
-        <w:tc>
-          <w:tcPr>
-            <w:tcW w:w="1400" w:type="dxa"/>
-            <w:tcMar>
-              <w:top w:w="80" w:type="dxa"/>
-              <w:left w:w="110" w:type="dxa"/>
-              <w:bottom w:w="80" w:type="dxa"/>
-              <w:right w:w="110" w:type="dxa"/>
-            </w:tcMar>
-            <w:vAlign w:val="center"/>
-          </w:tcPr>
-          <w:p>
-            <w:pPr>
-              <w:spacing w:after="20" w:line="252" w:lineRule="auto"/>
-            </w:pPr>
-            <w:r>
-              <w:rPr>
-                <w:sz w:val="18"/>
-                <w:szCs w:val="18"/>
-                <w:lang w:eastAsia="ko-KR"/>
-              </w:rPr>
-              <w:t xml:space="preserve">CURRENT 일치</w:t>
-            </w:r>
-          </w:p>
-        </w:tc>
-        <w:tc>
-          <w:tcPr>
-            <w:tcW w:w="1000" w:type="dxa"/>
-            <w:tcMar>
-              <w:top w:w="80" w:type="dxa"/>
-              <w:left w:w="110" w:type="dxa"/>
-              <w:bottom w:w="80" w:type="dxa"/>
-              <w:right w:w="110" w:type="dxa"/>
-            </w:tcMar>
-            <w:vAlign w:val="center"/>
-          </w:tcPr>
-          <w:p>
-            <w:pPr>
-              <w:spacing w:after="20" w:line="252" w:lineRule="auto"/>
-            </w:pPr>
-            <w:r>
-              <w:rPr>
-                <w:sz w:val="18"/>
-                <w:szCs w:val="18"/>
-                <w:lang w:eastAsia="ko-KR"/>
-              </w:rPr>
-              <w:t xml:space="preserve">맞음</w:t>
-            </w:r>
-          </w:p>
-        </w:tc>
-        <w:tc>
-          <w:tcPr>
-            <w:tcW w:w="2872" w:type="dxa"/>
-            <w:tcMar>
-              <w:top w:w="80" w:type="dxa"/>
-              <w:left w:w="110" w:type="dxa"/>
-              <w:bottom w:w="80" w:type="dxa"/>
-              <w:right w:w="110" w:type="dxa"/>
-            </w:tcMar>
-            <w:vAlign w:val="center"/>
-          </w:tcPr>
-          <w:p>
-            <w:pPr>
-              <w:spacing w:after="20" w:line="252" w:lineRule="auto"/>
-            </w:pPr>
-            <w:r>
-              <w:rPr>
-                <w:sz w:val="18"/>
-                <w:szCs w:val="18"/>
-                <w:lang w:eastAsia="ko-KR"/>
-              </w:rPr>
-              <w:t xml:space="preserve">현재 수위 185.26 EL.m, 제한수위 190.3 대비 -5.04 m. 기준 시각이 저장된 가장 최근 시각이며 실시간이 아님을 밝힘</w:t>
-            </w:r>
-          </w:p>
-        </w:tc>
-      </w:tr>
-      <w:tr>
-        <w:trPr>
-          <w:cantSplit/>
-          <w:jc w:val="center"/>
-        </w:trPr>
-        <w:tc>
-          <w:tcPr>
-            <w:tcW w:w="3400" w:type="dxa"/>
-            <w:shd w:val="clear" w:color="auto" w:fill="EEF5FA"/>
-            <w:tcMar>
-              <w:top w:w="80" w:type="dxa"/>
-              <w:left w:w="110" w:type="dxa"/>
-              <w:bottom w:w="80" w:type="dxa"/>
-              <w:right w:w="110" w:type="dxa"/>
-            </w:tcMar>
-            <w:vAlign w:val="center"/>
-          </w:tcPr>
-          <w:p>
-            <w:pPr>
-              <w:spacing w:after="20" w:line="252" w:lineRule="auto"/>
-              <w:jc w:val="center"/>
-            </w:pPr>
-            <w:r>
-              <w:rPr>
-                <w:b/>
-                <w:color w:val="1F4E79"/>
-                <w:sz w:val="18"/>
-                <w:szCs w:val="18"/>
-                <w:lang w:eastAsia="ko-KR"/>
-              </w:rPr>
-              <w:t xml:space="preserve">m02 충주댐 현재 상태를 제한수위와 비교해줘</w:t>
-            </w:r>
-          </w:p>
-        </w:tc>
-        <w:tc>
-          <w:tcPr>
-            <w:tcW w:w="1300" w:type="dxa"/>
-            <w:tcMar>
-              <w:top w:w="80" w:type="dxa"/>
-              <w:left w:w="110" w:type="dxa"/>
-              <w:bottom w:w="80" w:type="dxa"/>
-              <w:right w:w="110" w:type="dxa"/>
-            </w:tcMar>
-            <w:vAlign w:val="center"/>
-          </w:tcPr>
-          <w:p>
-            <w:pPr>
-              <w:spacing w:after="20" w:line="252" w:lineRule="auto"/>
-            </w:pPr>
-            <w:r>
-              <w:rPr>
-                <w:sz w:val="18"/>
-                <w:szCs w:val="18"/>
-                <w:lang w:eastAsia="ko-KR"/>
-              </w:rPr>
-              <w:t xml:space="preserve">CQ1, CQ5</w:t>
-            </w:r>
-          </w:p>
-        </w:tc>
-        <w:tc>
-          <w:tcPr>
-            <w:tcW w:w="1400" w:type="dxa"/>
-            <w:tcMar>
-              <w:top w:w="80" w:type="dxa"/>
-              <w:left w:w="110" w:type="dxa"/>
-              <w:bottom w:w="80" w:type="dxa"/>
-              <w:right w:w="110" w:type="dxa"/>
-            </w:tcMar>
-            <w:vAlign w:val="center"/>
-          </w:tcPr>
-          <w:p>
-            <w:pPr>
-              <w:spacing w:after="20" w:line="252" w:lineRule="auto"/>
-            </w:pPr>
-            <w:r>
-              <w:rPr>
-                <w:sz w:val="18"/>
-                <w:szCs w:val="18"/>
-                <w:lang w:eastAsia="ko-KR"/>
-              </w:rPr>
-              <w:t xml:space="preserve">CURRENT 일치</w:t>
-            </w:r>
-          </w:p>
-        </w:tc>
-        <w:tc>
-          <w:tcPr>
-            <w:tcW w:w="1000" w:type="dxa"/>
-            <w:tcMar>
-              <w:top w:w="80" w:type="dxa"/>
-              <w:left w:w="110" w:type="dxa"/>
-              <w:bottom w:w="80" w:type="dxa"/>
-              <w:right w:w="110" w:type="dxa"/>
-            </w:tcMar>
-            <w:vAlign w:val="center"/>
-          </w:tcPr>
-          <w:p>
-            <w:pPr>
-              <w:spacing w:after="20" w:line="252" w:lineRule="auto"/>
-            </w:pPr>
-            <w:r>
-              <w:rPr>
-                <w:sz w:val="18"/>
-                <w:szCs w:val="18"/>
-                <w:lang w:eastAsia="ko-KR"/>
-              </w:rPr>
-              <w:t xml:space="preserve">맞음</w:t>
-            </w:r>
-          </w:p>
-        </w:tc>
-        <w:tc>
-          <w:tcPr>
-            <w:tcW w:w="2872" w:type="dxa"/>
-            <w:tcMar>
-              <w:top w:w="80" w:type="dxa"/>
-              <w:left w:w="110" w:type="dxa"/>
-              <w:bottom w:w="80" w:type="dxa"/>
-              <w:right w:w="110" w:type="dxa"/>
-            </w:tcMar>
-            <w:vAlign w:val="center"/>
-          </w:tcPr>
-          <w:p>
-            <w:pPr>
-              <w:spacing w:after="20" w:line="252" w:lineRule="auto"/>
-            </w:pPr>
-            <w:r>
-              <w:rPr>
-                <w:sz w:val="18"/>
-                <w:szCs w:val="18"/>
-                <w:lang w:eastAsia="ko-KR"/>
-              </w:rPr>
-              <w:t xml:space="preserve">131.67 EL.m, 제한수위 138.0 대비 -6.33 m</w:t>
-            </w:r>
-          </w:p>
-        </w:tc>
-      </w:tr>
-      <w:tr>
-        <w:trPr>
-          <w:cantSplit/>
-          <w:jc w:val="center"/>
-        </w:trPr>
-        <w:tc>
-          <w:tcPr>
-            <w:tcW w:w="3400" w:type="dxa"/>
-            <w:shd w:val="clear" w:color="auto" w:fill="EEF5FA"/>
-            <w:tcMar>
-              <w:top w:w="80" w:type="dxa"/>
-              <w:left w:w="110" w:type="dxa"/>
-              <w:bottom w:w="80" w:type="dxa"/>
-              <w:right w:w="110" w:type="dxa"/>
-            </w:tcMar>
-            <w:vAlign w:val="center"/>
-          </w:tcPr>
-          <w:p>
-            <w:pPr>
-              <w:spacing w:after="20" w:line="252" w:lineRule="auto"/>
-              <w:jc w:val="center"/>
-            </w:pPr>
-            <w:r>
-              <w:rPr>
-                <w:b/>
-                <w:color w:val="1F4E79"/>
-                <w:sz w:val="18"/>
-                <w:szCs w:val="18"/>
-                <w:lang w:eastAsia="ko-KR"/>
-              </w:rPr>
-              <w:t xml:space="preserve">m08 광동댐 현재 수위가 제한수위에 비해 어때?</w:t>
-            </w:r>
-          </w:p>
-        </w:tc>
-        <w:tc>
-          <w:tcPr>
-            <w:tcW w:w="1300" w:type="dxa"/>
-            <w:tcMar>
-              <w:top w:w="80" w:type="dxa"/>
-              <w:left w:w="110" w:type="dxa"/>
-              <w:bottom w:w="80" w:type="dxa"/>
-              <w:right w:w="110" w:type="dxa"/>
-            </w:tcMar>
-            <w:vAlign w:val="center"/>
-          </w:tcPr>
-          <w:p>
-            <w:pPr>
-              <w:spacing w:after="20" w:line="252" w:lineRule="auto"/>
-            </w:pPr>
-            <w:r>
-              <w:rPr>
-                <w:sz w:val="18"/>
-                <w:szCs w:val="18"/>
-                <w:lang w:eastAsia="ko-KR"/>
-              </w:rPr>
-              <w:t xml:space="preserve">CQ1, CQ5</w:t>
-            </w:r>
-          </w:p>
-        </w:tc>
-        <w:tc>
-          <w:tcPr>
-            <w:tcW w:w="1400" w:type="dxa"/>
-            <w:tcMar>
-              <w:top w:w="80" w:type="dxa"/>
-              <w:left w:w="110" w:type="dxa"/>
-              <w:bottom w:w="80" w:type="dxa"/>
-              <w:right w:w="110" w:type="dxa"/>
-            </w:tcMar>
-            <w:vAlign w:val="center"/>
-          </w:tcPr>
-          <w:p>
-            <w:pPr>
-              <w:spacing w:after="20" w:line="252" w:lineRule="auto"/>
-            </w:pPr>
-            <w:r>
-              <w:rPr>
-                <w:sz w:val="18"/>
-                <w:szCs w:val="18"/>
-                <w:lang w:eastAsia="ko-KR"/>
-              </w:rPr>
-              <w:t xml:space="preserve">CURRENT 일치</w:t>
-            </w:r>
-          </w:p>
-        </w:tc>
-        <w:tc>
-          <w:tcPr>
-            <w:tcW w:w="1000" w:type="dxa"/>
-            <w:tcMar>
-              <w:top w:w="80" w:type="dxa"/>
-              <w:left w:w="110" w:type="dxa"/>
-              <w:bottom w:w="80" w:type="dxa"/>
-              <w:right w:w="110" w:type="dxa"/>
-            </w:tcMar>
-            <w:vAlign w:val="center"/>
-          </w:tcPr>
-          <w:p>
-            <w:pPr>
-              <w:spacing w:after="20" w:line="252" w:lineRule="auto"/>
-            </w:pPr>
-            <w:r>
-              <w:rPr>
-                <w:sz w:val="18"/>
-                <w:szCs w:val="18"/>
-                <w:lang w:eastAsia="ko-KR"/>
-              </w:rPr>
-              <w:t xml:space="preserve">맞음</w:t>
-            </w:r>
-          </w:p>
-        </w:tc>
-        <w:tc>
-          <w:tcPr>
-            <w:tcW w:w="2872" w:type="dxa"/>
-            <w:tcMar>
-              <w:top w:w="80" w:type="dxa"/>
-              <w:left w:w="110" w:type="dxa"/>
-              <w:bottom w:w="80" w:type="dxa"/>
-              <w:right w:w="110" w:type="dxa"/>
-            </w:tcMar>
-            <w:vAlign w:val="center"/>
-          </w:tcPr>
-          <w:p>
-            <w:pPr>
-              <w:spacing w:after="20" w:line="252" w:lineRule="auto"/>
-            </w:pPr>
-            <w:r>
-              <w:rPr>
-                <w:sz w:val="18"/>
-                <w:szCs w:val="18"/>
-                <w:lang w:eastAsia="ko-KR"/>
-              </w:rPr>
-              <w:t xml:space="preserve">현재 수위를 답하고, 별표3에 수록되지 않아 제한수위 자료가 없음을 정확히 답함</w:t>
-            </w:r>
-          </w:p>
-        </w:tc>
-      </w:tr>
-      <w:tr>
-        <w:trPr>
-          <w:cantSplit/>
-          <w:jc w:val="center"/>
-        </w:trPr>
-        <w:tc>
-          <w:tcPr>
-            <w:tcW w:w="3400" w:type="dxa"/>
-            <w:shd w:val="clear" w:color="auto" w:fill="EEF5FA"/>
-            <w:tcMar>
-              <w:top w:w="80" w:type="dxa"/>
-              <w:left w:w="110" w:type="dxa"/>
-              <w:bottom w:w="80" w:type="dxa"/>
-              <w:right w:w="110" w:type="dxa"/>
-            </w:tcMar>
-            <w:vAlign w:val="center"/>
-          </w:tcPr>
-          <w:p>
-            <w:pPr>
-              <w:spacing w:after="20" w:line="252" w:lineRule="auto"/>
-              <w:jc w:val="center"/>
-            </w:pPr>
-            <w:r>
-              <w:rPr>
-                <w:b/>
-                <w:color w:val="1F4E79"/>
-                <w:sz w:val="18"/>
-                <w:szCs w:val="18"/>
-                <w:lang w:eastAsia="ko-KR"/>
-              </w:rPr>
-              <w:t xml:space="preserve">m04 소양강댐 지금 상태를 제한수위와 비교하고, 비슷했던 과거 사례에서 승인된 방류량 대비 실제 방류량이 어땠는지 알려줘</w:t>
-            </w:r>
-          </w:p>
-        </w:tc>
-        <w:tc>
-          <w:tcPr>
-            <w:tcW w:w="1300" w:type="dxa"/>
-            <w:tcMar>
-              <w:top w:w="80" w:type="dxa"/>
-              <w:left w:w="110" w:type="dxa"/>
-              <w:bottom w:w="80" w:type="dxa"/>
-              <w:right w:w="110" w:type="dxa"/>
-            </w:tcMar>
-            <w:vAlign w:val="center"/>
-          </w:tcPr>
-          <w:p>
-            <w:pPr>
-              <w:spacing w:after="20" w:line="252" w:lineRule="auto"/>
-            </w:pPr>
-            <w:r>
-              <w:rPr>
-                <w:sz w:val="18"/>
-                <w:szCs w:val="18"/>
-                <w:lang w:eastAsia="ko-KR"/>
-              </w:rPr>
-              <w:t xml:space="preserve">CQ1, CQ5 + 사례의 CQ2~CQ4, CQ6</w:t>
-            </w:r>
-          </w:p>
-        </w:tc>
-        <w:tc>
-          <w:tcPr>
-            <w:tcW w:w="1400" w:type="dxa"/>
-            <w:tcMar>
-              <w:top w:w="80" w:type="dxa"/>
-              <w:left w:w="110" w:type="dxa"/>
-              <w:bottom w:w="80" w:type="dxa"/>
-              <w:right w:w="110" w:type="dxa"/>
-            </w:tcMar>
-            <w:vAlign w:val="center"/>
-          </w:tcPr>
-          <w:p>
-            <w:pPr>
-              <w:spacing w:after="20" w:line="252" w:lineRule="auto"/>
-            </w:pPr>
-            <w:r>
-              <w:rPr>
-                <w:sz w:val="18"/>
-                <w:szCs w:val="18"/>
-                <w:lang w:eastAsia="ko-KR"/>
-              </w:rPr>
-              <w:t xml:space="preserve">SIMILAR 일치</w:t>
-            </w:r>
-          </w:p>
-        </w:tc>
-        <w:tc>
-          <w:tcPr>
-            <w:tcW w:w="1000" w:type="dxa"/>
-            <w:tcMar>
-              <w:top w:w="80" w:type="dxa"/>
-              <w:left w:w="110" w:type="dxa"/>
-              <w:bottom w:w="80" w:type="dxa"/>
-              <w:right w:w="110" w:type="dxa"/>
-            </w:tcMar>
-            <w:vAlign w:val="center"/>
-          </w:tcPr>
-          <w:p>
-            <w:pPr>
-              <w:spacing w:after="20" w:line="252" w:lineRule="auto"/>
-            </w:pPr>
-            <w:r>
-              <w:rPr>
-                <w:sz w:val="18"/>
-                <w:szCs w:val="18"/>
-                <w:lang w:eastAsia="ko-KR"/>
-              </w:rPr>
-              <w:t xml:space="preserve">대체로 맞음</w:t>
-            </w:r>
-          </w:p>
-        </w:tc>
-        <w:tc>
-          <w:tcPr>
-            <w:tcW w:w="2872" w:type="dxa"/>
-            <w:tcMar>
-              <w:top w:w="80" w:type="dxa"/>
-              <w:left w:w="110" w:type="dxa"/>
-              <w:bottom w:w="80" w:type="dxa"/>
-              <w:right w:w="110" w:type="dxa"/>
-            </w:tcMar>
-            <w:vAlign w:val="center"/>
-          </w:tcPr>
-          <w:p>
-            <w:pPr>
-              <w:spacing w:after="20" w:line="252" w:lineRule="auto"/>
-            </w:pPr>
-            <w:r>
-              <w:rPr>
-                <w:sz w:val="18"/>
-                <w:szCs w:val="18"/>
-                <w:lang w:eastAsia="ko-KR"/>
-              </w:rPr>
-              <w:t xml:space="preserve">현재 수위의 제한수위 대비 -5.04 m, 사례의 방류량이 승인 1500㎥/s의 67.4%로 근거 묶음과 일치. 수위 차 하나를 직접 계산하고 사례를 1개만 제시</w:t>
-            </w:r>
-          </w:p>
-        </w:tc>
-      </w:tr>
-      <w:tr>
-        <w:trPr>
-          <w:cantSplit/>
-          <w:jc w:val="center"/>
-        </w:trPr>
-        <w:tc>
-          <w:tcPr>
-            <w:tcW w:w="3400" w:type="dxa"/>
-            <w:shd w:val="clear" w:color="auto" w:fill="EEF5FA"/>
-            <w:tcMar>
-              <w:top w:w="80" w:type="dxa"/>
-              <w:left w:w="110" w:type="dxa"/>
-              <w:bottom w:w="80" w:type="dxa"/>
-              <w:right w:w="110" w:type="dxa"/>
-            </w:tcMar>
-            <w:vAlign w:val="center"/>
-          </w:tcPr>
-          <w:p>
-            <w:pPr>
-              <w:spacing w:after="20" w:line="252" w:lineRule="auto"/>
-              <w:jc w:val="center"/>
-            </w:pPr>
-            <w:r>
-              <w:rPr>
-                <w:b/>
-                <w:color w:val="1F4E79"/>
-                <w:sz w:val="18"/>
-                <w:szCs w:val="18"/>
-                <w:lang w:eastAsia="ko-KR"/>
-              </w:rPr>
-              <w:t xml:space="preserve">m06 횡성댐 2020년 8월 방류 운영을 승인 내용과 당시 수위, 제한수위, 근거까지 한 번에 정리해줘</w:t>
-            </w:r>
-          </w:p>
-        </w:tc>
-        <w:tc>
-          <w:tcPr>
-            <w:tcW w:w="1300" w:type="dxa"/>
-            <w:tcMar>
-              <w:top w:w="80" w:type="dxa"/>
-              <w:left w:w="110" w:type="dxa"/>
-              <w:bottom w:w="80" w:type="dxa"/>
-              <w:right w:w="110" w:type="dxa"/>
-            </w:tcMar>
-            <w:vAlign w:val="center"/>
-          </w:tcPr>
-          <w:p>
-            <w:pPr>
-              <w:spacing w:after="20" w:line="252" w:lineRule="auto"/>
-            </w:pPr>
-            <w:r>
-              <w:rPr>
-                <w:sz w:val="18"/>
-                <w:szCs w:val="18"/>
-                <w:lang w:eastAsia="ko-KR"/>
-              </w:rPr>
-              <w:t xml:space="preserve">CQ2~CQ6 (통합)</w:t>
-            </w:r>
-          </w:p>
-        </w:tc>
-        <w:tc>
-          <w:tcPr>
-            <w:tcW w:w="1400" w:type="dxa"/>
-            <w:tcMar>
-              <w:top w:w="80" w:type="dxa"/>
-              <w:left w:w="110" w:type="dxa"/>
-              <w:bottom w:w="80" w:type="dxa"/>
-              <w:right w:w="110" w:type="dxa"/>
-            </w:tcMar>
-            <w:vAlign w:val="center"/>
-          </w:tcPr>
-          <w:p>
-            <w:pPr>
-              <w:spacing w:after="20" w:line="252" w:lineRule="auto"/>
-            </w:pPr>
-            <w:r>
-              <w:rPr>
-                <w:sz w:val="18"/>
-                <w:szCs w:val="18"/>
-                <w:lang w:eastAsia="ko-KR"/>
-              </w:rPr>
-              <w:t xml:space="preserve">INTEGRATED 일치</w:t>
-            </w:r>
-          </w:p>
-        </w:tc>
-        <w:tc>
-          <w:tcPr>
-            <w:tcW w:w="1000" w:type="dxa"/>
-            <w:tcMar>
-              <w:top w:w="80" w:type="dxa"/>
-              <w:left w:w="110" w:type="dxa"/>
-              <w:bottom w:w="80" w:type="dxa"/>
-              <w:right w:w="110" w:type="dxa"/>
-            </w:tcMar>
-            <w:vAlign w:val="center"/>
-          </w:tcPr>
-          <w:p>
-            <w:pPr>
-              <w:spacing w:after="20" w:line="252" w:lineRule="auto"/>
-            </w:pPr>
-            <w:r>
-              <w:rPr>
-                <w:sz w:val="18"/>
-                <w:szCs w:val="18"/>
-                <w:lang w:eastAsia="ko-KR"/>
-              </w:rPr>
-              <w:t xml:space="preserve">대체로 맞음</w:t>
-            </w:r>
-          </w:p>
-        </w:tc>
-        <w:tc>
-          <w:tcPr>
-            <w:tcW w:w="2872" w:type="dxa"/>
-            <w:tcMar>
-              <w:top w:w="80" w:type="dxa"/>
-              <w:left w:w="110" w:type="dxa"/>
-              <w:bottom w:w="80" w:type="dxa"/>
-              <w:right w:w="110" w:type="dxa"/>
-            </w:tcMar>
-            <w:vAlign w:val="center"/>
-          </w:tcPr>
-          <w:p>
-            <w:pPr>
-              <w:spacing w:after="20" w:line="252" w:lineRule="auto"/>
-            </w:pPr>
-            <w:r>
-              <w:rPr>
-                <w:sz w:val="18"/>
-                <w:szCs w:val="18"/>
-                <w:lang w:eastAsia="ko-KR"/>
-              </w:rPr>
-              <w:t xml:space="preserve">운영행위 3개의 수위, 제한수위 대비, 방류량이 근거 묶음과 일치. 방류 시작 시각을 “승인된”으로 표현하고 일부 근거 번호가 묶음에 없음</w:t>
-            </w:r>
-          </w:p>
-        </w:tc>
-      </w:tr>
-      <w:tr>
-        <w:trPr>
-          <w:cantSplit/>
-          <w:jc w:val="center"/>
-        </w:trPr>
-        <w:tc>
-          <w:tcPr>
-            <w:tcW w:w="3400" w:type="dxa"/>
-            <w:shd w:val="clear" w:color="auto" w:fill="EEF5FA"/>
-            <w:tcMar>
-              <w:top w:w="80" w:type="dxa"/>
-              <w:left w:w="110" w:type="dxa"/>
-              <w:bottom w:w="80" w:type="dxa"/>
-              <w:right w:w="110" w:type="dxa"/>
-            </w:tcMar>
-            <w:vAlign w:val="center"/>
-          </w:tcPr>
-          <w:p>
-            <w:pPr>
-              <w:spacing w:after="20" w:line="252" w:lineRule="auto"/>
-              <w:jc w:val="center"/>
-            </w:pPr>
-            <w:r>
-              <w:rPr>
-                <w:b/>
-                <w:color w:val="1F4E79"/>
-                <w:sz w:val="18"/>
-                <w:szCs w:val="18"/>
-                <w:lang w:eastAsia="ko-KR"/>
-              </w:rPr>
-              <w:t xml:space="preserve">m09 충주댐이 2020년 8월에 방류하기 전에 어떤 승인을 받았고 그 방류의 공식 근거는 뭐야?</w:t>
-            </w:r>
-          </w:p>
-        </w:tc>
-        <w:tc>
-          <w:tcPr>
-            <w:tcW w:w="1300" w:type="dxa"/>
-            <w:tcMar>
-              <w:top w:w="80" w:type="dxa"/>
-              <w:left w:w="110" w:type="dxa"/>
-              <w:bottom w:w="80" w:type="dxa"/>
-              <w:right w:w="110" w:type="dxa"/>
-            </w:tcMar>
-            <w:vAlign w:val="center"/>
-          </w:tcPr>
-          <w:p>
-            <w:pPr>
-              <w:spacing w:after="20" w:line="252" w:lineRule="auto"/>
-            </w:pPr>
-            <w:r>
-              <w:rPr>
-                <w:sz w:val="18"/>
-                <w:szCs w:val="18"/>
-                <w:lang w:eastAsia="ko-KR"/>
-              </w:rPr>
-              <w:t xml:space="preserve">CQ4, CQ6</w:t>
-            </w:r>
-          </w:p>
-        </w:tc>
-        <w:tc>
-          <w:tcPr>
-            <w:tcW w:w="1400" w:type="dxa"/>
-            <w:tcMar>
-              <w:top w:w="80" w:type="dxa"/>
-              <w:left w:w="110" w:type="dxa"/>
-              <w:bottom w:w="80" w:type="dxa"/>
-              <w:right w:w="110" w:type="dxa"/>
-            </w:tcMar>
-            <w:vAlign w:val="center"/>
-          </w:tcPr>
-          <w:p>
-            <w:pPr>
-              <w:spacing w:after="20" w:line="252" w:lineRule="auto"/>
-            </w:pPr>
-            <w:r>
-              <w:rPr>
-                <w:sz w:val="18"/>
-                <w:szCs w:val="18"/>
-                <w:lang w:eastAsia="ko-KR"/>
-              </w:rPr>
-              <w:t xml:space="preserve">INTEGRATED 일치</w:t>
-            </w:r>
-          </w:p>
-        </w:tc>
-        <w:tc>
-          <w:tcPr>
-            <w:tcW w:w="1000" w:type="dxa"/>
-            <w:tcMar>
-              <w:top w:w="80" w:type="dxa"/>
-              <w:left w:w="110" w:type="dxa"/>
-              <w:bottom w:w="80" w:type="dxa"/>
-              <w:right w:w="110" w:type="dxa"/>
-            </w:tcMar>
-            <w:vAlign w:val="center"/>
-          </w:tcPr>
-          <w:p>
-            <w:pPr>
-              <w:spacing w:after="20" w:line="252" w:lineRule="auto"/>
-            </w:pPr>
-            <w:r>
-              <w:rPr>
-                <w:sz w:val="18"/>
-                <w:szCs w:val="18"/>
-                <w:lang w:eastAsia="ko-KR"/>
-              </w:rPr>
-              <w:t xml:space="preserve">오류</w:t>
-            </w:r>
-          </w:p>
-        </w:tc>
-        <w:tc>
-          <w:tcPr>
-            <w:tcW w:w="2872" w:type="dxa"/>
-            <w:tcMar>
-              <w:top w:w="80" w:type="dxa"/>
-              <w:left w:w="110" w:type="dxa"/>
-              <w:bottom w:w="80" w:type="dxa"/>
-              <w:right w:w="110" w:type="dxa"/>
-            </w:tcMar>
-            <w:vAlign w:val="center"/>
-          </w:tcPr>
-          <w:p>
-            <w:pPr>
-              <w:spacing w:after="20" w:line="252" w:lineRule="auto"/>
-            </w:pPr>
-            <w:r>
-              <w:rPr>
-                <w:sz w:val="18"/>
-                <w:szCs w:val="18"/>
-                <w:lang w:eastAsia="ko-KR"/>
-              </w:rPr>
-              <w:t xml:space="preserve">방류의 근거(승인 기록)와 제한수위의 근거(별표3)를 혼동하고, 승인 근거를 일부만 인용</w:t>
-            </w:r>
-          </w:p>
-        </w:tc>
-      </w:tr>
-    </w:tbl>
-    <w:p>
-      <w:pPr>
-        <w:spacing w:after="60"/>
-        <w:rPr>
-          <w:lang w:eastAsia="ko-KR"/>
-        </w:rPr>
-      </w:pPr>
-    </w:p>
-    <w:tbl>
-      <w:tblPr>
-        <w:tblW w:w="9972" w:type="dxa"/>
-        <w:jc w:val="center"/>
-        <w:tblBorders>
-          <w:top w:val="single" w:sz="5" w:space="0" w:color="A6A6A6"/>
-          <w:left w:val="single" w:sz="5" w:space="0" w:color="A6A6A6"/>
-          <w:bottom w:val="single" w:sz="5" w:space="0" w:color="A6A6A6"/>
-          <w:right w:val="single" w:sz="5" w:space="0" w:color="A6A6A6"/>
-          <w:insideH w:val="single" w:sz="5" w:space="0" w:color="A6A6A6"/>
-          <w:insideV w:val="single" w:sz="5" w:space="0" w:color="A6A6A6"/>
-        </w:tblBorders>
-        <w:tblLayout w:type="fixed"/>
-        <w:tblLook w:val="04A0" w:firstRow="1" w:lastRow="0" w:firstColumn="1" w:lastColumn="0" w:noHBand="0" w:noVBand="1"/>
-      </w:tblPr>
-      <w:tblGrid>
-        <w:gridCol w:w="1944"/>
-        <w:gridCol w:w="8028"/>
-      </w:tblGrid>
-      <w:tr>
-        <w:trPr>
-          <w:cantSplit/>
-          <w:jc w:val="center"/>
-        </w:trPr>
-        <w:tc>
-          <w:tcPr>
-            <w:tcW w:w="1944" w:type="dxa"/>
-            <w:shd w:val="clear" w:color="auto" w:fill="EEF5FA"/>
-            <w:tcMar>
-              <w:top w:w="80" w:type="dxa"/>
-              <w:left w:w="110" w:type="dxa"/>
-              <w:bottom w:w="80" w:type="dxa"/>
-              <w:right w:w="110" w:type="dxa"/>
-            </w:tcMar>
-            <w:vAlign w:val="center"/>
-          </w:tcPr>
-          <w:p>
-            <w:pPr>
-              <w:spacing w:after="20" w:line="252" w:lineRule="auto"/>
-              <w:jc w:val="center"/>
-            </w:pPr>
-            <w:r>
-              <w:rPr>
-                <w:b/>
-                <w:color w:val="1F4E79"/>
-                <w:sz w:val="18"/>
-                <w:szCs w:val="18"/>
-                <w:lang w:eastAsia="ko-KR"/>
-              </w:rPr>
-              <w:t xml:space="preserve">요약</w:t>
-            </w:r>
-          </w:p>
-        </w:tc>
-        <w:tc>
-          <w:tcPr>
-            <w:tcW w:w="8028" w:type="dxa"/>
-            <w:tcMar>
-              <w:top w:w="80" w:type="dxa"/>
-              <w:left w:w="110" w:type="dxa"/>
-              <w:bottom w:w="80" w:type="dxa"/>
-              <w:right w:w="110" w:type="dxa"/>
-            </w:tcMar>
-            <w:vAlign w:val="center"/>
-          </w:tcPr>
-          <w:p>
-            <w:pPr>
-              <w:spacing w:after="20" w:line="252" w:lineRule="auto"/>
-            </w:pPr>
-            <w:r>
-              <w:rPr>
-                <w:sz w:val="18"/>
-                <w:szCs w:val="18"/>
-                <w:lang w:eastAsia="ko-KR"/>
-              </w:rPr>
-              <w:t xml:space="preserve">6개 질문 중 맞음 3개, 대체로 맞음 2개, 오류 1개이다. CQ2와 CQ3는 종합 질문(m04, m06) 안에서만 확인하였고, CQ별 단일 질문은 추가로 확인할 예정이다.</w:t>
-            </w:r>
-          </w:p>
-        </w:tc>
-      </w:tr>
-    </w:tbl>
-    <w:p>
-      <w:pPr>
-        <w:spacing w:after="60"/>
-        <w:rPr>
-          <w:lang w:eastAsia="ko-KR"/>
-        </w:rPr>
-      </w:pPr>
-    </w:p>
-    <w:p>
-      <w:pPr>
-        <w:pStyle w:val="21"/>
-        <w:rPr>
-          <w:lang w:eastAsia="ko-KR"/>
-        </w:rPr>
-      </w:pPr>
-      <w:r>
-        <w:rPr>
-          <w:lang w:eastAsia="ko-KR"/>
-        </w:rPr>
-        <w:t xml:space="preserve">A.3 확인된 문제와 수정</w:t>
-      </w:r>
-    </w:p>
-    <w:tbl>
-      <w:tblPr>
-        <w:tblW w:w="9972" w:type="dxa"/>
-        <w:jc w:val="center"/>
-        <w:tblBorders>
-          <w:top w:val="single" w:sz="5" w:space="0" w:color="A6A6A6"/>
-          <w:left w:val="single" w:sz="5" w:space="0" w:color="A6A6A6"/>
-          <w:bottom w:val="single" w:sz="5" w:space="0" w:color="A6A6A6"/>
-          <w:right w:val="single" w:sz="5" w:space="0" w:color="A6A6A6"/>
-          <w:insideH w:val="single" w:sz="5" w:space="0" w:color="A6A6A6"/>
-          <w:insideV w:val="single" w:sz="5" w:space="0" w:color="A6A6A6"/>
-        </w:tblBorders>
-        <w:tblLayout w:type="fixed"/>
-        <w:tblLook w:val="04A0" w:firstRow="1" w:lastRow="0" w:firstColumn="1" w:lastColumn="0" w:noHBand="0" w:noVBand="1"/>
-      </w:tblPr>
-      <w:tblGrid>
-        <w:gridCol w:w="3400"/>
-        <w:gridCol w:w="1200"/>
-        <w:gridCol w:w="3700"/>
-        <w:gridCol w:w="1672"/>
-      </w:tblGrid>
-      <w:tr>
-        <w:trPr>
-          <w:cantSplit/>
-          <w:tblHeader/>
-          <w:jc w:val="center"/>
-        </w:trPr>
-        <w:tc>
-          <w:tcPr>
-            <w:tcW w:w="3400" w:type="dxa"/>
-            <w:shd w:val="clear" w:color="auto" w:fill="D9EAF7"/>
-            <w:tcMar>
-              <w:top w:w="80" w:type="dxa"/>
-              <w:left w:w="110" w:type="dxa"/>
-              <w:bottom w:w="80" w:type="dxa"/>
-              <w:right w:w="110" w:type="dxa"/>
-            </w:tcMar>
-            <w:vAlign w:val="center"/>
-          </w:tcPr>
-          <w:p>
-            <w:pPr>
-              <w:spacing w:after="20" w:line="252" w:lineRule="auto"/>
-              <w:jc w:val="center"/>
-            </w:pPr>
-            <w:r>
-              <w:rPr>
-                <w:b/>
-                <w:sz w:val="18"/>
-                <w:szCs w:val="18"/>
-                <w:lang w:eastAsia="ko-KR"/>
-              </w:rPr>
-              <w:t xml:space="preserve">문제</w:t>
-            </w:r>
-          </w:p>
-        </w:tc>
-        <w:tc>
-          <w:tcPr>
-            <w:tcW w:w="1200" w:type="dxa"/>
-            <w:shd w:val="clear" w:color="auto" w:fill="D9EAF7"/>
-            <w:tcMar>
-              <w:top w:w="80" w:type="dxa"/>
-              <w:left w:w="110" w:type="dxa"/>
-              <w:bottom w:w="80" w:type="dxa"/>
-              <w:right w:w="110" w:type="dxa"/>
-            </w:tcMar>
-            <w:vAlign w:val="center"/>
-          </w:tcPr>
-          <w:p>
-            <w:pPr>
-              <w:spacing w:after="20" w:line="252" w:lineRule="auto"/>
-              <w:jc w:val="center"/>
-            </w:pPr>
-            <w:r>
-              <w:rPr>
-                <w:b/>
-                <w:sz w:val="18"/>
-                <w:szCs w:val="18"/>
-                <w:lang w:eastAsia="ko-KR"/>
-              </w:rPr>
-              <w:t xml:space="preserve">질문</w:t>
-            </w:r>
-          </w:p>
-        </w:tc>
-        <w:tc>
-          <w:tcPr>
-            <w:tcW w:w="3700" w:type="dxa"/>
-            <w:shd w:val="clear" w:color="auto" w:fill="D9EAF7"/>
-            <w:tcMar>
-              <w:top w:w="80" w:type="dxa"/>
-              <w:left w:w="110" w:type="dxa"/>
-              <w:bottom w:w="80" w:type="dxa"/>
-              <w:right w:w="110" w:type="dxa"/>
-            </w:tcMar>
-            <w:vAlign w:val="center"/>
-          </w:tcPr>
-          <w:p>
-            <w:pPr>
-              <w:spacing w:after="20" w:line="252" w:lineRule="auto"/>
-              <w:jc w:val="center"/>
-            </w:pPr>
-            <w:r>
-              <w:rPr>
-                <w:b/>
-                <w:sz w:val="18"/>
-                <w:szCs w:val="18"/>
-                <w:lang w:eastAsia="ko-KR"/>
-              </w:rPr>
-              <w:t xml:space="preserve">수정</w:t>
-            </w:r>
-          </w:p>
-        </w:tc>
-        <w:tc>
-          <w:tcPr>
-            <w:tcW w:w="1672" w:type="dxa"/>
-            <w:shd w:val="clear" w:color="auto" w:fill="D9EAF7"/>
-            <w:tcMar>
-              <w:top w:w="80" w:type="dxa"/>
-              <w:left w:w="110" w:type="dxa"/>
-              <w:bottom w:w="80" w:type="dxa"/>
-              <w:right w:w="110" w:type="dxa"/>
-            </w:tcMar>
-            <w:vAlign w:val="center"/>
-          </w:tcPr>
-          <w:p>
-            <w:pPr>
-              <w:spacing w:after="20" w:line="252" w:lineRule="auto"/>
-              <w:jc w:val="center"/>
-            </w:pPr>
-            <w:r>
-              <w:rPr>
-                <w:b/>
-                <w:sz w:val="18"/>
-                <w:szCs w:val="18"/>
-                <w:lang w:eastAsia="ko-KR"/>
-              </w:rPr>
-              <w:t xml:space="preserve">상태</w:t>
-            </w:r>
-          </w:p>
-        </w:tc>
-      </w:tr>
-      <w:tr>
-        <w:trPr>
-          <w:cantSplit/>
-          <w:jc w:val="center"/>
-        </w:trPr>
-        <w:tc>
-          <w:tcPr>
-            <w:tcW w:w="3400" w:type="dxa"/>
-            <w:shd w:val="clear" w:color="auto" w:fill="EEF5FA"/>
-            <w:tcMar>
-              <w:top w:w="80" w:type="dxa"/>
-              <w:left w:w="110" w:type="dxa"/>
-              <w:bottom w:w="80" w:type="dxa"/>
-              <w:right w:w="110" w:type="dxa"/>
-            </w:tcMar>
-            <w:vAlign w:val="center"/>
-          </w:tcPr>
-          <w:p>
-            <w:pPr>
-              <w:spacing w:after="20" w:line="252" w:lineRule="auto"/>
-              <w:jc w:val="center"/>
-            </w:pPr>
-            <w:r>
-              <w:rPr>
-                <w:b/>
-                <w:color w:val="1F4E79"/>
-                <w:sz w:val="18"/>
-                <w:szCs w:val="18"/>
-                <w:lang w:eastAsia="ko-KR"/>
-              </w:rPr>
-              <w:t xml:space="preserve">운영행위의 근거에 허가한 승인 중 첫 승인의 근거만 포함</w:t>
-            </w:r>
-          </w:p>
-        </w:tc>
-        <w:tc>
-          <w:tcPr>
-            <w:tcW w:w="1200" w:type="dxa"/>
-            <w:tcMar>
-              <w:top w:w="80" w:type="dxa"/>
-              <w:left w:w="110" w:type="dxa"/>
-              <w:bottom w:w="80" w:type="dxa"/>
-              <w:right w:w="110" w:type="dxa"/>
-            </w:tcMar>
-            <w:vAlign w:val="center"/>
-          </w:tcPr>
-          <w:p>
-            <w:pPr>
-              <w:spacing w:after="20" w:line="252" w:lineRule="auto"/>
-            </w:pPr>
-            <w:r>
-              <w:rPr>
-                <w:sz w:val="18"/>
-                <w:szCs w:val="18"/>
-                <w:lang w:eastAsia="ko-KR"/>
-              </w:rPr>
-              <w:t xml:space="preserve">m06, m09</w:t>
-            </w:r>
-          </w:p>
-        </w:tc>
-        <w:tc>
-          <w:tcPr>
-            <w:tcW w:w="3700" w:type="dxa"/>
-            <w:tcMar>
-              <w:top w:w="80" w:type="dxa"/>
-              <w:left w:w="110" w:type="dxa"/>
-              <w:bottom w:w="80" w:type="dxa"/>
-              <w:right w:w="110" w:type="dxa"/>
-            </w:tcMar>
-            <w:vAlign w:val="center"/>
-          </w:tcPr>
-          <w:p>
-            <w:pPr>
-              <w:spacing w:after="20" w:line="252" w:lineRule="auto"/>
-            </w:pPr>
-            <w:r>
-              <w:rPr>
-                <w:sz w:val="18"/>
-                <w:szCs w:val="18"/>
-                <w:lang w:eastAsia="ko-KR"/>
-              </w:rPr>
-              <w:t xml:space="preserve">모든 승인의 근거를 승인일 순으로 포함하고, 방류의 근거와 제한수위의 근거를 구분</w:t>
-            </w:r>
-          </w:p>
-        </w:tc>
-        <w:tc>
-          <w:tcPr>
-            <w:tcW w:w="1672" w:type="dxa"/>
-            <w:tcMar>
-              <w:top w:w="80" w:type="dxa"/>
-              <w:left w:w="110" w:type="dxa"/>
-              <w:bottom w:w="80" w:type="dxa"/>
-              <w:right w:w="110" w:type="dxa"/>
-            </w:tcMar>
-            <w:vAlign w:val="center"/>
-          </w:tcPr>
-          <w:p>
-            <w:pPr>
-              <w:spacing w:after="20" w:line="252" w:lineRule="auto"/>
-            </w:pPr>
-            <w:r>
-              <w:rPr>
-                <w:sz w:val="18"/>
-                <w:szCs w:val="18"/>
-                <w:lang w:eastAsia="ko-KR"/>
-              </w:rPr>
-              <w:t xml:space="preserve">수정, 재실행 필요</w:t>
-            </w:r>
-          </w:p>
-        </w:tc>
-      </w:tr>
-      <w:tr>
-        <w:trPr>
-          <w:cantSplit/>
-          <w:jc w:val="center"/>
-        </w:trPr>
-        <w:tc>
-          <w:tcPr>
-            <w:tcW w:w="3400" w:type="dxa"/>
-            <w:shd w:val="clear" w:color="auto" w:fill="EEF5FA"/>
-            <w:tcMar>
-              <w:top w:w="80" w:type="dxa"/>
-              <w:left w:w="110" w:type="dxa"/>
-              <w:bottom w:w="80" w:type="dxa"/>
-              <w:right w:w="110" w:type="dxa"/>
-            </w:tcMar>
-            <w:vAlign w:val="center"/>
-          </w:tcPr>
-          <w:p>
-            <w:pPr>
-              <w:spacing w:after="20" w:line="252" w:lineRule="auto"/>
-              <w:jc w:val="center"/>
-            </w:pPr>
-            <w:r>
-              <w:rPr>
-                <w:b/>
-                <w:color w:val="1F4E79"/>
-                <w:sz w:val="18"/>
-                <w:szCs w:val="18"/>
-                <w:lang w:eastAsia="ko-KR"/>
-              </w:rPr>
-              <w:t xml:space="preserve">구간보다 늦게 승인된 상한에도 승인량 비율을 계산</w:t>
-            </w:r>
-          </w:p>
-        </w:tc>
-        <w:tc>
-          <w:tcPr>
-            <w:tcW w:w="1200" w:type="dxa"/>
-            <w:tcMar>
-              <w:top w:w="80" w:type="dxa"/>
-              <w:left w:w="110" w:type="dxa"/>
-              <w:bottom w:w="80" w:type="dxa"/>
-              <w:right w:w="110" w:type="dxa"/>
-            </w:tcMar>
-            <w:vAlign w:val="center"/>
-          </w:tcPr>
-          <w:p>
-            <w:pPr>
-              <w:spacing w:after="20" w:line="252" w:lineRule="auto"/>
-            </w:pPr>
-            <w:r>
-              <w:rPr>
-                <w:sz w:val="18"/>
-                <w:szCs w:val="18"/>
-                <w:lang w:eastAsia="ko-KR"/>
-              </w:rPr>
-              <w:t xml:space="preserve">m09</w:t>
-            </w:r>
-          </w:p>
-        </w:tc>
-        <w:tc>
-          <w:tcPr>
-            <w:tcW w:w="3700" w:type="dxa"/>
-            <w:tcMar>
-              <w:top w:w="80" w:type="dxa"/>
-              <w:left w:w="110" w:type="dxa"/>
-              <w:bottom w:w="80" w:type="dxa"/>
-              <w:right w:w="110" w:type="dxa"/>
-            </w:tcMar>
-            <w:vAlign w:val="center"/>
-          </w:tcPr>
-          <w:p>
-            <w:pPr>
-              <w:spacing w:after="20" w:line="252" w:lineRule="auto"/>
-            </w:pPr>
-            <w:r>
-              <w:rPr>
-                <w:sz w:val="18"/>
-                <w:szCs w:val="18"/>
-                <w:lang w:eastAsia="ko-KR"/>
-              </w:rPr>
-              <w:t xml:space="preserve">승인일이 구간보다 늦은 승인은 비율에서 제외하고 사유를 표시</w:t>
-            </w:r>
-          </w:p>
-        </w:tc>
-        <w:tc>
-          <w:tcPr>
-            <w:tcW w:w="1672" w:type="dxa"/>
-            <w:tcMar>
-              <w:top w:w="80" w:type="dxa"/>
-              <w:left w:w="110" w:type="dxa"/>
-              <w:bottom w:w="80" w:type="dxa"/>
-              <w:right w:w="110" w:type="dxa"/>
-            </w:tcMar>
-            <w:vAlign w:val="center"/>
-          </w:tcPr>
-          <w:p>
-            <w:pPr>
-              <w:spacing w:after="20" w:line="252" w:lineRule="auto"/>
-            </w:pPr>
-            <w:r>
-              <w:rPr>
-                <w:sz w:val="18"/>
-                <w:szCs w:val="18"/>
-                <w:lang w:eastAsia="ko-KR"/>
-              </w:rPr>
-              <w:t xml:space="preserve">수정, 재실행 필요</w:t>
-            </w:r>
-          </w:p>
-        </w:tc>
-      </w:tr>
-      <w:tr>
-        <w:trPr>
-          <w:cantSplit/>
-          <w:jc w:val="center"/>
-        </w:trPr>
-        <w:tc>
-          <w:tcPr>
-            <w:tcW w:w="3400" w:type="dxa"/>
-            <w:shd w:val="clear" w:color="auto" w:fill="EEF5FA"/>
-            <w:tcMar>
-              <w:top w:w="80" w:type="dxa"/>
-              <w:left w:w="110" w:type="dxa"/>
-              <w:bottom w:w="80" w:type="dxa"/>
-              <w:right w:w="110" w:type="dxa"/>
-            </w:tcMar>
-            <w:vAlign w:val="center"/>
-          </w:tcPr>
-          <w:p>
-            <w:pPr>
-              <w:spacing w:after="20" w:line="252" w:lineRule="auto"/>
-              <w:jc w:val="center"/>
-            </w:pPr>
-            <w:r>
-              <w:rPr>
-                <w:b/>
-                <w:color w:val="1F4E79"/>
-                <w:sz w:val="18"/>
-                <w:szCs w:val="18"/>
-                <w:lang w:eastAsia="ko-KR"/>
-              </w:rPr>
-              <w:t xml:space="preserve">현재와 사례의 수위 차를 LLM이 직접 계산, 요청하지 않은 사례 수를 임의로 지정</w:t>
-            </w:r>
-          </w:p>
-        </w:tc>
-        <w:tc>
-          <w:tcPr>
-            <w:tcW w:w="1200" w:type="dxa"/>
-            <w:tcMar>
-              <w:top w:w="80" w:type="dxa"/>
-              <w:left w:w="110" w:type="dxa"/>
-              <w:bottom w:w="80" w:type="dxa"/>
-              <w:right w:w="110" w:type="dxa"/>
-            </w:tcMar>
-            <w:vAlign w:val="center"/>
-          </w:tcPr>
-          <w:p>
-            <w:pPr>
-              <w:spacing w:after="20" w:line="252" w:lineRule="auto"/>
-            </w:pPr>
-            <w:r>
-              <w:rPr>
-                <w:sz w:val="18"/>
-                <w:szCs w:val="18"/>
-                <w:lang w:eastAsia="ko-KR"/>
-              </w:rPr>
-              <w:t xml:space="preserve">m04</w:t>
-            </w:r>
-          </w:p>
-        </w:tc>
-        <w:tc>
-          <w:tcPr>
-            <w:tcW w:w="3700" w:type="dxa"/>
-            <w:tcMar>
-              <w:top w:w="80" w:type="dxa"/>
-              <w:left w:w="110" w:type="dxa"/>
-              <w:bottom w:w="80" w:type="dxa"/>
-              <w:right w:w="110" w:type="dxa"/>
-            </w:tcMar>
-            <w:vAlign w:val="center"/>
-          </w:tcPr>
-          <w:p>
-            <w:pPr>
-              <w:spacing w:after="20" w:line="252" w:lineRule="auto"/>
-            </w:pPr>
-            <w:r>
-              <w:rPr>
-                <w:sz w:val="18"/>
-                <w:szCs w:val="18"/>
-                <w:lang w:eastAsia="ko-KR"/>
-              </w:rPr>
-              <w:t xml:space="preserve">수위 차·제한수위 대비·유입량 배수를 프로그램이 계산해 제공하고, 사례 수는 질문에 명시된 경우에만 지정</w:t>
-            </w:r>
-          </w:p>
-        </w:tc>
-        <w:tc>
-          <w:tcPr>
-            <w:tcW w:w="1672" w:type="dxa"/>
-            <w:tcMar>
-              <w:top w:w="80" w:type="dxa"/>
-              <w:left w:w="110" w:type="dxa"/>
-              <w:bottom w:w="80" w:type="dxa"/>
-              <w:right w:w="110" w:type="dxa"/>
-            </w:tcMar>
-            <w:vAlign w:val="center"/>
-          </w:tcPr>
-          <w:p>
-            <w:pPr>
-              <w:spacing w:after="20" w:line="252" w:lineRule="auto"/>
-            </w:pPr>
-            <w:r>
-              <w:rPr>
-                <w:sz w:val="18"/>
-                <w:szCs w:val="18"/>
-                <w:lang w:eastAsia="ko-KR"/>
-              </w:rPr>
-              <w:t xml:space="preserve">수정, 재실행 필요</w:t>
-            </w:r>
-          </w:p>
-        </w:tc>
-      </w:tr>
-      <w:tr>
-        <w:trPr>
-          <w:cantSplit/>
-          <w:jc w:val="center"/>
-        </w:trPr>
-        <w:tc>
-          <w:tcPr>
-            <w:tcW w:w="3400" w:type="dxa"/>
-            <w:shd w:val="clear" w:color="auto" w:fill="EEF5FA"/>
-            <w:tcMar>
-              <w:top w:w="80" w:type="dxa"/>
-              <w:left w:w="110" w:type="dxa"/>
-              <w:bottom w:w="80" w:type="dxa"/>
-              <w:right w:w="110" w:type="dxa"/>
-            </w:tcMar>
-            <w:vAlign w:val="center"/>
-          </w:tcPr>
-          <w:p>
-            <w:pPr>
-              <w:spacing w:after="20" w:line="252" w:lineRule="auto"/>
-              <w:jc w:val="center"/>
-            </w:pPr>
-            <w:r>
-              <w:rPr>
-                <w:b/>
-                <w:color w:val="1F4E79"/>
-                <w:sz w:val="18"/>
-                <w:szCs w:val="18"/>
-                <w:lang w:eastAsia="ko-KR"/>
-              </w:rPr>
-              <w:t xml:space="preserve">승인일과 방류 시작 시각을 구분하지 않고 서술</w:t>
-            </w:r>
-          </w:p>
-        </w:tc>
-        <w:tc>
-          <w:tcPr>
-            <w:tcW w:w="1200" w:type="dxa"/>
-            <w:tcMar>
-              <w:top w:w="80" w:type="dxa"/>
-              <w:left w:w="110" w:type="dxa"/>
-              <w:bottom w:w="80" w:type="dxa"/>
-              <w:right w:w="110" w:type="dxa"/>
-            </w:tcMar>
-            <w:vAlign w:val="center"/>
-          </w:tcPr>
-          <w:p>
-            <w:pPr>
-              <w:spacing w:after="20" w:line="252" w:lineRule="auto"/>
-            </w:pPr>
-            <w:r>
-              <w:rPr>
-                <w:sz w:val="18"/>
-                <w:szCs w:val="18"/>
-                <w:lang w:eastAsia="ko-KR"/>
-              </w:rPr>
-              <w:t xml:space="preserve">m06</w:t>
-            </w:r>
-          </w:p>
-        </w:tc>
-        <w:tc>
-          <w:tcPr>
-            <w:tcW w:w="3700" w:type="dxa"/>
-            <w:tcMar>
-              <w:top w:w="80" w:type="dxa"/>
-              <w:left w:w="110" w:type="dxa"/>
-              <w:bottom w:w="80" w:type="dxa"/>
-              <w:right w:w="110" w:type="dxa"/>
-            </w:tcMar>
-            <w:vAlign w:val="center"/>
-          </w:tcPr>
-          <w:p>
-            <w:pPr>
-              <w:spacing w:after="20" w:line="252" w:lineRule="auto"/>
-            </w:pPr>
-            <w:r>
-              <w:rPr>
-                <w:sz w:val="18"/>
-                <w:szCs w:val="18"/>
-                <w:lang w:eastAsia="ko-KR"/>
-              </w:rPr>
-              <w:t xml:space="preserve">답변 규칙에 승인일과 방류 시작 시각을 구분하도록 추가</w:t>
-            </w:r>
-          </w:p>
-        </w:tc>
-        <w:tc>
-          <w:tcPr>
-            <w:tcW w:w="1672" w:type="dxa"/>
-            <w:tcMar>
-              <w:top w:w="80" w:type="dxa"/>
-              <w:left w:w="110" w:type="dxa"/>
-              <w:bottom w:w="80" w:type="dxa"/>
-              <w:right w:w="110" w:type="dxa"/>
-            </w:tcMar>
-            <w:vAlign w:val="center"/>
-          </w:tcPr>
-          <w:p>
-            <w:pPr>
-              <w:spacing w:after="20" w:line="252" w:lineRule="auto"/>
-            </w:pPr>
-            <w:r>
-              <w:rPr>
-                <w:sz w:val="18"/>
-                <w:szCs w:val="18"/>
-                <w:lang w:eastAsia="ko-KR"/>
-              </w:rPr>
-              <w:t xml:space="preserve">수정, 재실행 필요</w:t>
-            </w:r>
-          </w:p>
-        </w:tc>
-      </w:tr>
-    </w:tbl>
-    <w:p>
-      <w:pPr>
-        <w:spacing w:after="60"/>
-        <w:rPr>
-          <w:lang w:eastAsia="ko-KR"/>
-        </w:rPr>
-      </w:pPr>
-    </w:p>
-    <w:tbl>
-      <w:tblPr>
-        <w:tblW w:w="9972" w:type="dxa"/>
-        <w:jc w:val="center"/>
-        <w:tblBorders>
-          <w:top w:val="single" w:sz="5" w:space="0" w:color="A6A6A6"/>
-          <w:left w:val="single" w:sz="5" w:space="0" w:color="A6A6A6"/>
-          <w:bottom w:val="single" w:sz="5" w:space="0" w:color="A6A6A6"/>
-          <w:right w:val="single" w:sz="5" w:space="0" w:color="A6A6A6"/>
-          <w:insideH w:val="single" w:sz="5" w:space="0" w:color="A6A6A6"/>
-          <w:insideV w:val="single" w:sz="5" w:space="0" w:color="A6A6A6"/>
-        </w:tblBorders>
-        <w:tblLayout w:type="fixed"/>
-        <w:tblLook w:val="04A0" w:firstRow="1" w:lastRow="0" w:firstColumn="1" w:lastColumn="0" w:noHBand="0" w:noVBand="1"/>
-      </w:tblPr>
-      <w:tblGrid>
-        <w:gridCol w:w="1944"/>
-        <w:gridCol w:w="8028"/>
-      </w:tblGrid>
-      <w:tr>
-        <w:trPr>
-          <w:cantSplit/>
-          <w:jc w:val="center"/>
-        </w:trPr>
-        <w:tc>
-          <w:tcPr>
-            <w:tcW w:w="1944" w:type="dxa"/>
-            <w:shd w:val="clear" w:color="auto" w:fill="EEF5FA"/>
-            <w:tcMar>
-              <w:top w:w="80" w:type="dxa"/>
-              <w:left w:w="110" w:type="dxa"/>
-              <w:bottom w:w="80" w:type="dxa"/>
-              <w:right w:w="110" w:type="dxa"/>
-            </w:tcMar>
-            <w:vAlign w:val="center"/>
-          </w:tcPr>
-          <w:p>
-            <w:pPr>
-              <w:spacing w:after="20" w:line="252" w:lineRule="auto"/>
-              <w:jc w:val="center"/>
-            </w:pPr>
-            <w:r>
-              <w:rPr>
-                <w:b/>
-                <w:color w:val="1F4E79"/>
-                <w:sz w:val="18"/>
-                <w:szCs w:val="18"/>
-                <w:lang w:eastAsia="ko-KR"/>
-              </w:rPr>
-              <w:t xml:space="preserve">해석</w:t>
-            </w:r>
-          </w:p>
-        </w:tc>
-        <w:tc>
-          <w:tcPr>
-            <w:tcW w:w="8028" w:type="dxa"/>
-            <w:tcMar>
-              <w:top w:w="80" w:type="dxa"/>
-              <w:left w:w="110" w:type="dxa"/>
-              <w:bottom w:w="80" w:type="dxa"/>
-              <w:right w:w="110" w:type="dxa"/>
-            </w:tcMar>
-            <w:vAlign w:val="center"/>
-          </w:tcPr>
-          <w:p>
-            <w:pPr>
-              <w:spacing w:after="20" w:line="252" w:lineRule="auto"/>
-            </w:pPr>
-            <w:r>
-              <w:rPr>
-                <w:sz w:val="18"/>
-                <w:szCs w:val="18"/>
-                <w:lang w:eastAsia="ko-KR"/>
-              </w:rPr>
-              <w:t xml:space="preserve">CQ에 해당하는 질문 6개에서 질문 해석, 근거 조회, 답변 생성까지 전 과정이 동작하고, 근거 묶음의 수치와 근거 번호를 인용한 답변이 생성됨을 확인하였다. 오류의 상당수는 근거 묶음의 구성에서 비롯되어 수정하였다. 본 결과는 소형 모델로 한 번 실행한 결과이며 정확도나 효과를 입증하는 것은 아니다.</w:t>
-            </w:r>
-          </w:p>
-        </w:tc>
-      </w:tr>
-    </w:tbl>
-    <w:p>
-      <w:pPr>
-        <w:spacing w:after="60"/>
-        <w:rPr>
-          <w:lang w:eastAsia="ko-KR"/>
-        </w:rPr>
-      </w:pPr>
     </w:p>
     <w:sectPr>
       <w:footerReference w:type="default" r:id="rId8"/>

--- a/lab_meeting/랩미팅 자료_KG구축_검색답변_초안.docx
+++ b/lab_meeting/랩미팅 자료_KG구축_검색답변_초안.docx
@@ -385,7 +385,7 @@
                 <w:szCs w:val="18"/>
                 <w:lang w:eastAsia="ko-KR"/>
               </w:rPr>
-              <w:t xml:space="preserve">• 질문 → 의도 분류(LLM) → Neo4j·측정자료·문서 조회 → 근거 묶음 → 답변 생성 흐름을 구현하고 Qwen3-8B로 예시 질문(현재 상태를 제한수위, 비슷한 과거 사례와 비교)의 답변 확인</w:t>
+              <w:t xml:space="preserve">• 질문 → 의도 분류(LLM) → Neo4j·측정자료·문서 조회 → 근거 묶음 → 답변 생성 흐름을 구현하고 Qwen3-8B로 CQ1~CQ6과 수치 비교를 모두 포함하는 통합 질문을 구성하여 답변 확인</w:t>
             </w:r>
           </w:p>
         </w:tc>
@@ -15289,7 +15289,7 @@
           <w:szCs w:val="20"/>
           <w:lang w:eastAsia="ko-KR"/>
         </w:rPr>
-        <w:t xml:space="preserve">3.3~3.8은 아래 질문 하나가 각 단계에서 어떻게 처리되는지 따라가며 설명한다. 이 질문은 현재 상태와 제한수위를 확인하고, 비슷했던 과거 사례의 운영행위·승인·방류량까지 함께 보는 질문으로 Ontology의 전체 질문에 해당한다.</w:t>
+        <w:t xml:space="preserve">CQ1~CQ6과 수치 비교를 모두 포함하는 통합 질문을 구성하여 답변을 받아 보았다. 이 질문은 현재 상태와 제한수위를 확인하고, 비슷했던 과거 사례의 상태·운영행위·승인·근거와 승인량 대비 방류량까지 함께 보는 질문으로 Ontology의 전체 질문에 해당한다. 3.3~3.8은 이 질문이 각 단계에서 어떻게 처리되는지 따라가며 설명한다.</w:t>
       </w:r>
     </w:p>
     <w:tbl>
@@ -20471,7 +20471,7 @@
                 <w:szCs w:val="18"/>
                 <w:lang w:eastAsia="ko-KR"/>
               </w:rPr>
-              <w:t xml:space="preserve">소형 모델(8B)로 예시 질문을 포함한 소수의 질문을 1회 실행하였다. 의도 분류 정확도와 답변의 안정성은 확인되지 않았고, 표 데이터를 그대로 주는 방식과의 비교 기준선이 없다.</w:t>
+              <w:t xml:space="preserve">소형 모델(8B)로 통합 질문 1개를 1회 실행하였다. 의도 분류 정확도와 답변의 안정성은 확인되지 않았고, 표 데이터를 그대로 주는 방식과의 비교 기준선이 없다.</w:t>
             </w:r>
           </w:p>
         </w:tc>

--- a/lab_meeting/랩미팅 자료_KG구축_검색답변_초안.docx
+++ b/lab_meeting/랩미팅 자료_KG구축_검색답변_초안.docx
@@ -461,7 +461,7 @@
                 <w:szCs w:val="18"/>
                 <w:lang w:eastAsia="ko-KR"/>
               </w:rPr>
-              <w:t xml:space="preserve">• 확인된 오류의 수정 반영 후 재실행, CQ별 단일 질문 추가, 더 큰 모델(32B)과 비교</w:t>
+              <w:t xml:space="preserve">• 답변 개선(현재와 사례의 차이를 프로그램이 계산, 사례 수 지정 규칙) 반영 후 재실행, CQ별 단일 질문 추가, 더 큰 모델(32B)과 비교</w:t>
             </w:r>
           </w:p>
           <w:p>
@@ -20446,6 +20446,66 @@
                 <w:szCs w:val="18"/>
                 <w:lang w:eastAsia="ko-KR"/>
               </w:rPr>
+              <w:t xml:space="preserve">답변의 한계</w:t>
+            </w:r>
+          </w:p>
+        </w:tc>
+        <w:tc>
+          <w:tcPr>
+            <w:tcW w:w="7672" w:type="dxa"/>
+            <w:tcMar>
+              <w:top w:w="80" w:type="dxa"/>
+              <w:left w:w="110" w:type="dxa"/>
+              <w:bottom w:w="80" w:type="dxa"/>
+              <w:right w:w="110" w:type="dxa"/>
+            </w:tcMar>
+            <w:vAlign w:val="center"/>
+          </w:tcPr>
+          <w:p>
+            <w:pPr>
+              <w:spacing w:after="20" w:line="252" w:lineRule="auto"/>
+            </w:pPr>
+            <w:r>
+              <w:rPr>
+                <w:sz w:val="18"/>
+                <w:szCs w:val="18"/>
+                <w:lang w:eastAsia="ko-KR"/>
+              </w:rPr>
+              <w:t xml:space="preserve">예시 답변에서 현재와 사례의 수위 차(+7.27 m)를 LLM이 직접 계산하였고, 사례 수를 LLM이 1개로 지정하여 사례가 하나만 제시되었다. 답변에 인용된 나머지 수치와 근거 번호는 근거 묶음과 일치하였다.</w:t>
+            </w:r>
+          </w:p>
+        </w:tc>
+      </w:tr>
+      <w:tr>
+        <w:trPr>
+          <w:cantSplit/>
+          <w:jc w:val="center"/>
+        </w:trPr>
+        <w:tc>
+          <w:tcPr>
+            <w:tcW w:w="2300" w:type="dxa"/>
+            <w:shd w:val="clear" w:color="auto" w:fill="EEF5FA"/>
+            <w:tcMar>
+              <w:top w:w="80" w:type="dxa"/>
+              <w:left w:w="110" w:type="dxa"/>
+              <w:bottom w:w="80" w:type="dxa"/>
+              <w:right w:w="110" w:type="dxa"/>
+            </w:tcMar>
+            <w:vAlign w:val="center"/>
+          </w:tcPr>
+          <w:p>
+            <w:pPr>
+              <w:spacing w:after="20" w:line="252" w:lineRule="auto"/>
+              <w:jc w:val="center"/>
+            </w:pPr>
+            <w:r>
+              <w:rPr>
+                <w:b/>
+                <w:color w:val="1F4E79"/>
+                <w:sz w:val="18"/>
+                <w:szCs w:val="18"/>
+                <w:lang w:eastAsia="ko-KR"/>
+              </w:rPr>
               <w:t xml:space="preserve">LLM 평가</w:t>
             </w:r>
           </w:p>
@@ -20573,7 +20633,24 @@
           <w:szCs w:val="20"/>
           <w:lang w:eastAsia="ko-KR"/>
         </w:rPr>
-        <w:t xml:space="preserve">수정 반영 후 같은 질문으로 재실행하여 수정 전후를 비교하고, GPU가 확보되면 32B 모델로 확인</w:t>
+        <w:t xml:space="preserve">답변 개선: 현재와 사례의 차이(수위 차, 유입량 배수)를 프로그램이 계산하여 근거 묶음에 포함하고, 사례 수는 질문에 명시된 경우에만 지정하도록 하여 같은 질문으로 재실행한 뒤 수정 전후를 비교</w:t>
+      </w:r>
+    </w:p>
+    <w:p>
+      <w:pPr>
+        <w:pStyle w:val="a0"/>
+        <w:spacing w:after="60"/>
+        <w:rPr>
+          <w:lang w:eastAsia="ko-KR"/>
+        </w:rPr>
+      </w:pPr>
+      <w:r>
+        <w:rPr>
+          <w:sz w:val="20"/>
+          <w:szCs w:val="20"/>
+          <w:lang w:eastAsia="ko-KR"/>
+        </w:rPr>
+        <w:t xml:space="preserve">GPU가 확보되면 32B 모델로 같은 질문을 실행하여 모델 크기에 따른 차이를 확인</w:t>
       </w:r>
     </w:p>
     <w:p>

--- a/lab_meeting/랩미팅 자료_KG구축_검색답변_초안.docx
+++ b/lab_meeting/랩미팅 자료_KG구축_검색답변_초안.docx
@@ -53,7 +53,7 @@
           <w:color w:val="646464"/>
           <w:lang w:eastAsia="ko-KR"/>
         </w:rPr>
-        <w:t xml:space="preserve">2026.10 랩미팅</w:t>
+        <w:t xml:space="preserve">2026.10.09 랩미팅</w:t>
       </w:r>
     </w:p>
     <w:p>

--- a/lab_meeting/랩미팅 자료_KG구축_검색답변_초안.docx
+++ b/lab_meeting/랩미팅 자료_KG구축_검색답변_초안.docx
@@ -8404,6 +8404,120 @@
                 <w:lang w:eastAsia="ko-KR"/>
               </w:rPr>
               <w:t xml:space="preserve">값은 원자료 그대로 옮기고 해석을 더하지 않는다. 측정값 전체는 KG에 복사하지 않고, 찾아가는 키(stationCode)만 둔다. Operation과 Criterion은 텍스트에서 읽어야 하므로 단계 4에서 만든다.</w:t>
+            </w:r>
+          </w:p>
+        </w:tc>
+      </w:tr>
+    </w:tbl>
+    <w:p>
+      <w:pPr>
+        <w:spacing w:after="60"/>
+        <w:rPr>
+          <w:lang w:eastAsia="ko-KR"/>
+        </w:rPr>
+      </w:pPr>
+    </w:p>
+    <w:p>
+      <w:pPr>
+        <w:spacing w:before="60" w:after="100"/>
+        <w:rPr>
+          <w:lang w:eastAsia="ko-KR"/>
+        </w:rPr>
+      </w:pPr>
+      <w:r>
+        <w:rPr>
+          <w:b/>
+          <w:color w:val="1F4E79"/>
+          <w:sz w:val="20"/>
+          <w:szCs w:val="20"/>
+          <w:lang w:eastAsia="ko-KR"/>
+        </w:rPr>
+        <w:t xml:space="preserve">구조화 자료로 정하는 속성 값: 운영행위 시각  </w:t>
+      </w:r>
+      <w:r>
+        <w:rPr>
+          <w:sz w:val="20"/>
+          <w:szCs w:val="20"/>
+          <w:lang w:eastAsia="ko-KR"/>
+        </w:rPr>
+        <w:t xml:space="preserve">Operation 개체는 단계 4에서 비고를 읽어 만들지만, 시각(operationTime)은 글이 아니라 구조화 자료에서 정한다. 승인의 시각과 실제 운영행위 시각은 다르므로, 승인 CSV의 방류시작시간 앞 3시간~뒤 6시간에서 측정자료의 총방류량이 직전보다 1 CMS 또는 10% 이상 변한 시각 중 시작에 가장 가까운 것을 행위 시각으로 한다. 변화가 없으면 승인의 방류시작시간을 쓰고, 비고에 시각이 있으면 그 시각을 쓴다. 결과: 측정 변화 54, 승인 시작 11, 비고 명시 3.</w:t>
+      </w:r>
+    </w:p>
+    <w:tbl>
+      <w:tblPr>
+        <w:tblW w:w="9972" w:type="dxa"/>
+        <w:jc w:val="center"/>
+        <w:tblBorders>
+          <w:top w:val="single" w:sz="5" w:space="0" w:color="A6A6A6"/>
+          <w:left w:val="single" w:sz="5" w:space="0" w:color="A6A6A6"/>
+          <w:bottom w:val="single" w:sz="5" w:space="0" w:color="A6A6A6"/>
+          <w:right w:val="single" w:sz="5" w:space="0" w:color="A6A6A6"/>
+          <w:insideH w:val="single" w:sz="5" w:space="0" w:color="A6A6A6"/>
+          <w:insideV w:val="single" w:sz="5" w:space="0" w:color="A6A6A6"/>
+        </w:tblBorders>
+        <w:tblLayout w:type="fixed"/>
+        <w:tblLook w:val="04A0" w:firstRow="1" w:lastRow="0" w:firstColumn="1" w:lastColumn="0" w:noHBand="0" w:noVBand="1"/>
+      </w:tblPr>
+      <w:tblGrid>
+        <w:gridCol w:w="1944"/>
+        <w:gridCol w:w="8028"/>
+      </w:tblGrid>
+      <w:tr>
+        <w:trPr>
+          <w:cantSplit/>
+          <w:jc w:val="center"/>
+        </w:trPr>
+        <w:tc>
+          <w:tcPr>
+            <w:tcW w:w="1944" w:type="dxa"/>
+            <w:shd w:val="clear" w:color="auto" w:fill="EEF5FA"/>
+            <w:tcMar>
+              <w:top w:w="80" w:type="dxa"/>
+              <w:left w:w="110" w:type="dxa"/>
+              <w:bottom w:w="80" w:type="dxa"/>
+              <w:right w:w="110" w:type="dxa"/>
+            </w:tcMar>
+            <w:vAlign w:val="center"/>
+          </w:tcPr>
+          <w:p>
+            <w:pPr>
+              <w:spacing w:after="20" w:line="252" w:lineRule="auto"/>
+              <w:jc w:val="center"/>
+            </w:pPr>
+            <w:r>
+              <w:rPr>
+                <w:b/>
+                <w:color w:val="1F4E79"/>
+                <w:sz w:val="18"/>
+                <w:szCs w:val="18"/>
+                <w:lang w:eastAsia="ko-KR"/>
+              </w:rPr>
+              <w:t xml:space="preserve">판단 표시</w:t>
+            </w:r>
+          </w:p>
+        </w:tc>
+        <w:tc>
+          <w:tcPr>
+            <w:tcW w:w="8028" w:type="dxa"/>
+            <w:tcMar>
+              <w:top w:w="80" w:type="dxa"/>
+              <w:left w:w="110" w:type="dxa"/>
+              <w:bottom w:w="80" w:type="dxa"/>
+              <w:right w:w="110" w:type="dxa"/>
+            </w:tcMar>
+            <w:vAlign w:val="center"/>
+          </w:tcPr>
+          <w:p>
+            <w:pPr>
+              <w:spacing w:after="20" w:line="252" w:lineRule="auto"/>
+            </w:pPr>
+            <w:r>
+              <w:rPr>
+                <w:sz w:val="18"/>
+                <w:szCs w:val="18"/>
+                <w:lang w:eastAsia="ko-KR"/>
+              </w:rPr>
+              <w:t xml:space="preserve">이 행위 시각 기준(앞 3시간~뒤 6시간, 1 CMS 또는 10%)은 연구자가 정한 임시 기준이다. 실제 운영행위의 시각을 정하는 기준이나 운영기록이 있으면 전문가의 검토를 받아 방법을 수정할 계획이다.</w:t>
             </w:r>
           </w:p>
         </w:tc>
@@ -9337,6 +9451,22 @@
     </w:p>
     <w:p>
       <w:pPr>
+        <w:spacing w:before="60" w:after="120"/>
+        <w:rPr>
+          <w:lang w:eastAsia="ko-KR"/>
+        </w:rPr>
+      </w:pPr>
+      <w:r>
+        <w:rPr>
+          <w:sz w:val="20"/>
+          <w:szCs w:val="20"/>
+          <w:lang w:eastAsia="ko-KR"/>
+        </w:rPr>
+        <w:t xml:space="preserve">결과: 승인 80건에서 Operation 68개가 만들어졌다(방류 25, 탄력적 방류 25, 초기방류 9, 증가방류 7, 방류종료 1, 점진·점증방류 1).</w:t>
+      </w:r>
+    </w:p>
+    <w:p>
+      <w:pPr>
         <w:spacing w:before="60" w:after="100"/>
         <w:rPr>
           <w:lang w:eastAsia="ko-KR"/>
@@ -10949,120 +11079,6 @@
                 <w:lang w:eastAsia="ko-KR"/>
               </w:rPr>
               <w:t xml:space="preserve">자료 출처에서 유도</w:t>
-            </w:r>
-          </w:p>
-        </w:tc>
-      </w:tr>
-    </w:tbl>
-    <w:p>
-      <w:pPr>
-        <w:spacing w:after="60"/>
-        <w:rPr>
-          <w:lang w:eastAsia="ko-KR"/>
-        </w:rPr>
-      </w:pPr>
-    </w:p>
-    <w:p>
-      <w:pPr>
-        <w:spacing w:before="60" w:after="100"/>
-        <w:rPr>
-          <w:lang w:eastAsia="ko-KR"/>
-        </w:rPr>
-      </w:pPr>
-      <w:r>
-        <w:rPr>
-          <w:b/>
-          <w:color w:val="1F4E79"/>
-          <w:sz w:val="20"/>
-          <w:szCs w:val="20"/>
-          <w:lang w:eastAsia="ko-KR"/>
-        </w:rPr>
-        <w:t xml:space="preserve">운영행위 시각 (Operation의 operationTime)  </w:t>
-      </w:r>
-      <w:r>
-        <w:rPr>
-          <w:sz w:val="20"/>
-          <w:szCs w:val="20"/>
-          <w:lang w:eastAsia="ko-KR"/>
-        </w:rPr>
-        <w:t xml:space="preserve">승인 시각과 실제 운영행위 시각은 다르므로, 승인의 방류 시작 시각 앞 3시간~뒤 6시간에서 측정 총방류량이 직전보다 1 CMS 또는 10% 이상 변한 시각 중 시작에 가장 가까운 것을 행위 시각으로 하고, 변화가 없으면 승인의 방류 시작 시각을 쓴다. 비고에 시각이 있으면 그 시각을 쓴다. 결과: 측정 변화 54, 승인 시작 11, 비고 명시 3.</w:t>
-      </w:r>
-    </w:p>
-    <w:tbl>
-      <w:tblPr>
-        <w:tblW w:w="9972" w:type="dxa"/>
-        <w:jc w:val="center"/>
-        <w:tblBorders>
-          <w:top w:val="single" w:sz="5" w:space="0" w:color="A6A6A6"/>
-          <w:left w:val="single" w:sz="5" w:space="0" w:color="A6A6A6"/>
-          <w:bottom w:val="single" w:sz="5" w:space="0" w:color="A6A6A6"/>
-          <w:right w:val="single" w:sz="5" w:space="0" w:color="A6A6A6"/>
-          <w:insideH w:val="single" w:sz="5" w:space="0" w:color="A6A6A6"/>
-          <w:insideV w:val="single" w:sz="5" w:space="0" w:color="A6A6A6"/>
-        </w:tblBorders>
-        <w:tblLayout w:type="fixed"/>
-        <w:tblLook w:val="04A0" w:firstRow="1" w:lastRow="0" w:firstColumn="1" w:lastColumn="0" w:noHBand="0" w:noVBand="1"/>
-      </w:tblPr>
-      <w:tblGrid>
-        <w:gridCol w:w="1944"/>
-        <w:gridCol w:w="8028"/>
-      </w:tblGrid>
-      <w:tr>
-        <w:trPr>
-          <w:cantSplit/>
-          <w:jc w:val="center"/>
-        </w:trPr>
-        <w:tc>
-          <w:tcPr>
-            <w:tcW w:w="1944" w:type="dxa"/>
-            <w:shd w:val="clear" w:color="auto" w:fill="EEF5FA"/>
-            <w:tcMar>
-              <w:top w:w="80" w:type="dxa"/>
-              <w:left w:w="110" w:type="dxa"/>
-              <w:bottom w:w="80" w:type="dxa"/>
-              <w:right w:w="110" w:type="dxa"/>
-            </w:tcMar>
-            <w:vAlign w:val="center"/>
-          </w:tcPr>
-          <w:p>
-            <w:pPr>
-              <w:spacing w:after="20" w:line="252" w:lineRule="auto"/>
-              <w:jc w:val="center"/>
-            </w:pPr>
-            <w:r>
-              <w:rPr>
-                <w:b/>
-                <w:color w:val="1F4E79"/>
-                <w:sz w:val="18"/>
-                <w:szCs w:val="18"/>
-                <w:lang w:eastAsia="ko-KR"/>
-              </w:rPr>
-              <w:t xml:space="preserve">판단 표시</w:t>
-            </w:r>
-          </w:p>
-        </w:tc>
-        <w:tc>
-          <w:tcPr>
-            <w:tcW w:w="8028" w:type="dxa"/>
-            <w:tcMar>
-              <w:top w:w="80" w:type="dxa"/>
-              <w:left w:w="110" w:type="dxa"/>
-              <w:bottom w:w="80" w:type="dxa"/>
-              <w:right w:w="110" w:type="dxa"/>
-            </w:tcMar>
-            <w:vAlign w:val="center"/>
-          </w:tcPr>
-          <w:p>
-            <w:pPr>
-              <w:spacing w:after="20" w:line="252" w:lineRule="auto"/>
-            </w:pPr>
-            <w:r>
-              <w:rPr>
-                <w:sz w:val="18"/>
-                <w:szCs w:val="18"/>
-                <w:lang w:eastAsia="ko-KR"/>
-              </w:rPr>
-              <w:t xml:space="preserve">이 행위 시각 기준(앞 3시간~뒤 6시간, 1 CMS 또는 10%)은 연구자가 정한 임시 기준이다. 실제 운영행위의 시각을 정하는 기준이나 운영기록이 있으면 전문가의 검토를 받아 방법을 수정할 계획이다. 결과: 승인 80건에서 Operation 68개(방류 25, 탄력적 방류 25, 초기방류 9, 증가방류 7, 방류종료 1, 점진·점증방류 1).</w:t>
             </w:r>
           </w:p>
         </w:tc>

--- a/lab_meeting/랩미팅 자료_KG구축_검색답변_초안.docx
+++ b/lab_meeting/랩미팅 자료_KG구축_검색답변_초안.docx
@@ -17203,8 +17203,8 @@
         <w:tblLook w:val="04A0" w:firstRow="1" w:lastRow="0" w:firstColumn="1" w:lastColumn="0" w:noHBand="0" w:noVBand="1"/>
       </w:tblPr>
       <w:tblGrid>
-        <w:gridCol w:w="2600"/>
-        <w:gridCol w:w="7372"/>
+        <w:gridCol w:w="1944"/>
+        <w:gridCol w:w="8028"/>
       </w:tblGrid>
       <w:tr>
         <w:trPr>
@@ -17213,7 +17213,7 @@
         </w:trPr>
         <w:tc>
           <w:tcPr>
-            <w:tcW w:w="2600" w:type="dxa"/>
+            <w:tcW w:w="1944" w:type="dxa"/>
             <w:shd w:val="clear" w:color="auto" w:fill="EEF5FA"/>
             <w:tcMar>
               <w:top w:w="80" w:type="dxa"/>
@@ -17242,7 +17242,7 @@
         </w:tc>
         <w:tc>
           <w:tcPr>
-            <w:tcW w:w="7372" w:type="dxa"/>
+            <w:tcW w:w="8028" w:type="dxa"/>
             <w:tcMar>
               <w:top w:w="80" w:type="dxa"/>
               <w:left w:w="110" w:type="dxa"/>
@@ -17262,6 +17262,381 @@
                 <w:lang w:eastAsia="ko-KR"/>
               </w:rPr>
               <w:t xml:space="preserve">{"intent": "SIMILAR", "slots": {"dam": "소양강댐", "k": 1}}</w:t>
+            </w:r>
+          </w:p>
+        </w:tc>
+      </w:tr>
+    </w:tbl>
+    <w:p>
+      <w:pPr>
+        <w:spacing w:after="60"/>
+        <w:rPr>
+          <w:lang w:eastAsia="ko-KR"/>
+        </w:rPr>
+      </w:pPr>
+    </w:p>
+    <w:tbl>
+      <w:tblPr>
+        <w:tblW w:w="9972" w:type="dxa"/>
+        <w:jc w:val="center"/>
+        <w:tblBorders>
+          <w:top w:val="single" w:sz="5" w:space="0" w:color="A6A6A6"/>
+          <w:left w:val="single" w:sz="5" w:space="0" w:color="A6A6A6"/>
+          <w:bottom w:val="single" w:sz="5" w:space="0" w:color="A6A6A6"/>
+          <w:right w:val="single" w:sz="5" w:space="0" w:color="A6A6A6"/>
+          <w:insideH w:val="single" w:sz="5" w:space="0" w:color="A6A6A6"/>
+          <w:insideV w:val="single" w:sz="5" w:space="0" w:color="A6A6A6"/>
+        </w:tblBorders>
+        <w:tblLayout w:type="fixed"/>
+        <w:tblLook w:val="04A0" w:firstRow="1" w:lastRow="0" w:firstColumn="1" w:lastColumn="0" w:noHBand="0" w:noVBand="1"/>
+      </w:tblPr>
+      <w:tblGrid>
+        <w:gridCol w:w="1800"/>
+        <w:gridCol w:w="1600"/>
+        <w:gridCol w:w="6572"/>
+      </w:tblGrid>
+      <w:tr>
+        <w:trPr>
+          <w:cantSplit/>
+          <w:tblHeader/>
+          <w:jc w:val="center"/>
+        </w:trPr>
+        <w:tc>
+          <w:tcPr>
+            <w:tcW w:w="1800" w:type="dxa"/>
+            <w:shd w:val="clear" w:color="auto" w:fill="D9EAF7"/>
+            <w:tcMar>
+              <w:top w:w="80" w:type="dxa"/>
+              <w:left w:w="110" w:type="dxa"/>
+              <w:bottom w:w="80" w:type="dxa"/>
+              <w:right w:w="110" w:type="dxa"/>
+            </w:tcMar>
+            <w:vAlign w:val="center"/>
+          </w:tcPr>
+          <w:p>
+            <w:pPr>
+              <w:spacing w:after="20" w:line="252" w:lineRule="auto"/>
+              <w:jc w:val="center"/>
+            </w:pPr>
+            <w:r>
+              <w:rPr>
+                <w:b/>
+                <w:sz w:val="18"/>
+                <w:szCs w:val="18"/>
+                <w:lang w:eastAsia="ko-KR"/>
+              </w:rPr>
+              <w:t xml:space="preserve">항목</w:t>
+            </w:r>
+          </w:p>
+        </w:tc>
+        <w:tc>
+          <w:tcPr>
+            <w:tcW w:w="1600" w:type="dxa"/>
+            <w:shd w:val="clear" w:color="auto" w:fill="D9EAF7"/>
+            <w:tcMar>
+              <w:top w:w="80" w:type="dxa"/>
+              <w:left w:w="110" w:type="dxa"/>
+              <w:bottom w:w="80" w:type="dxa"/>
+              <w:right w:w="110" w:type="dxa"/>
+            </w:tcMar>
+            <w:vAlign w:val="center"/>
+          </w:tcPr>
+          <w:p>
+            <w:pPr>
+              <w:spacing w:after="20" w:line="252" w:lineRule="auto"/>
+              <w:jc w:val="center"/>
+            </w:pPr>
+            <w:r>
+              <w:rPr>
+                <w:b/>
+                <w:sz w:val="18"/>
+                <w:szCs w:val="18"/>
+                <w:lang w:eastAsia="ko-KR"/>
+              </w:rPr>
+              <w:t xml:space="preserve">값</w:t>
+            </w:r>
+          </w:p>
+        </w:tc>
+        <w:tc>
+          <w:tcPr>
+            <w:tcW w:w="6572" w:type="dxa"/>
+            <w:shd w:val="clear" w:color="auto" w:fill="D9EAF7"/>
+            <w:tcMar>
+              <w:top w:w="80" w:type="dxa"/>
+              <w:left w:w="110" w:type="dxa"/>
+              <w:bottom w:w="80" w:type="dxa"/>
+              <w:right w:w="110" w:type="dxa"/>
+            </w:tcMar>
+            <w:vAlign w:val="center"/>
+          </w:tcPr>
+          <w:p>
+            <w:pPr>
+              <w:spacing w:after="20" w:line="252" w:lineRule="auto"/>
+              <w:jc w:val="center"/>
+            </w:pPr>
+            <w:r>
+              <w:rPr>
+                <w:b/>
+                <w:sz w:val="18"/>
+                <w:szCs w:val="18"/>
+                <w:lang w:eastAsia="ko-KR"/>
+              </w:rPr>
+              <w:t xml:space="preserve">뜻</w:t>
+            </w:r>
+          </w:p>
+        </w:tc>
+      </w:tr>
+      <w:tr>
+        <w:trPr>
+          <w:cantSplit/>
+          <w:jc w:val="center"/>
+        </w:trPr>
+        <w:tc>
+          <w:tcPr>
+            <w:tcW w:w="1800" w:type="dxa"/>
+            <w:shd w:val="clear" w:color="auto" w:fill="EEF5FA"/>
+            <w:tcMar>
+              <w:top w:w="80" w:type="dxa"/>
+              <w:left w:w="110" w:type="dxa"/>
+              <w:bottom w:w="80" w:type="dxa"/>
+              <w:right w:w="110" w:type="dxa"/>
+            </w:tcMar>
+            <w:vAlign w:val="center"/>
+          </w:tcPr>
+          <w:p>
+            <w:pPr>
+              <w:spacing w:after="20" w:line="252" w:lineRule="auto"/>
+              <w:jc w:val="center"/>
+            </w:pPr>
+            <w:r>
+              <w:rPr>
+                <w:b/>
+                <w:color w:val="1F4E79"/>
+                <w:sz w:val="18"/>
+                <w:szCs w:val="18"/>
+                <w:lang w:eastAsia="ko-KR"/>
+              </w:rPr>
+              <w:t xml:space="preserve">intent</w:t>
+            </w:r>
+          </w:p>
+        </w:tc>
+        <w:tc>
+          <w:tcPr>
+            <w:tcW w:w="1600" w:type="dxa"/>
+            <w:tcMar>
+              <w:top w:w="80" w:type="dxa"/>
+              <w:left w:w="110" w:type="dxa"/>
+              <w:bottom w:w="80" w:type="dxa"/>
+              <w:right w:w="110" w:type="dxa"/>
+            </w:tcMar>
+            <w:vAlign w:val="center"/>
+          </w:tcPr>
+          <w:p>
+            <w:pPr>
+              <w:spacing w:after="20" w:line="252" w:lineRule="auto"/>
+            </w:pPr>
+            <w:r>
+              <w:rPr>
+                <w:sz w:val="18"/>
+                <w:szCs w:val="18"/>
+                <w:lang w:eastAsia="ko-KR"/>
+              </w:rPr>
+              <w:t xml:space="preserve">SIMILAR</w:t>
+            </w:r>
+          </w:p>
+        </w:tc>
+        <w:tc>
+          <w:tcPr>
+            <w:tcW w:w="6572" w:type="dxa"/>
+            <w:tcMar>
+              <w:top w:w="80" w:type="dxa"/>
+              <w:left w:w="110" w:type="dxa"/>
+              <w:bottom w:w="80" w:type="dxa"/>
+              <w:right w:w="110" w:type="dxa"/>
+            </w:tcMar>
+            <w:vAlign w:val="center"/>
+          </w:tcPr>
+          <w:p>
+            <w:pPr>
+              <w:spacing w:after="20" w:line="252" w:lineRule="auto"/>
+            </w:pPr>
+            <w:r>
+              <w:rPr>
+                <w:sz w:val="18"/>
+                <w:szCs w:val="18"/>
+                <w:lang w:eastAsia="ko-KR"/>
+              </w:rPr>
+              <w:t xml:space="preserve">질문의 의도. 현재 상태를 제한수위와 비교하고, 비슷했던 과거 사례를 찾아 비교하는 질문이므로 SIMILAR로 분류</w:t>
+            </w:r>
+          </w:p>
+        </w:tc>
+      </w:tr>
+      <w:tr>
+        <w:trPr>
+          <w:cantSplit/>
+          <w:jc w:val="center"/>
+        </w:trPr>
+        <w:tc>
+          <w:tcPr>
+            <w:tcW w:w="1800" w:type="dxa"/>
+            <w:shd w:val="clear" w:color="auto" w:fill="EEF5FA"/>
+            <w:tcMar>
+              <w:top w:w="80" w:type="dxa"/>
+              <w:left w:w="110" w:type="dxa"/>
+              <w:bottom w:w="80" w:type="dxa"/>
+              <w:right w:w="110" w:type="dxa"/>
+            </w:tcMar>
+            <w:vAlign w:val="center"/>
+          </w:tcPr>
+          <w:p>
+            <w:pPr>
+              <w:spacing w:after="20" w:line="252" w:lineRule="auto"/>
+              <w:jc w:val="center"/>
+            </w:pPr>
+            <w:r>
+              <w:rPr>
+                <w:b/>
+                <w:color w:val="1F4E79"/>
+                <w:sz w:val="18"/>
+                <w:szCs w:val="18"/>
+                <w:lang w:eastAsia="ko-KR"/>
+              </w:rPr>
+              <w:t xml:space="preserve">slots.dam</w:t>
+            </w:r>
+          </w:p>
+        </w:tc>
+        <w:tc>
+          <w:tcPr>
+            <w:tcW w:w="1600" w:type="dxa"/>
+            <w:tcMar>
+              <w:top w:w="80" w:type="dxa"/>
+              <w:left w:w="110" w:type="dxa"/>
+              <w:bottom w:w="80" w:type="dxa"/>
+              <w:right w:w="110" w:type="dxa"/>
+            </w:tcMar>
+            <w:vAlign w:val="center"/>
+          </w:tcPr>
+          <w:p>
+            <w:pPr>
+              <w:spacing w:after="20" w:line="252" w:lineRule="auto"/>
+            </w:pPr>
+            <w:r>
+              <w:rPr>
+                <w:sz w:val="18"/>
+                <w:szCs w:val="18"/>
+                <w:lang w:eastAsia="ko-KR"/>
+              </w:rPr>
+              <w:t xml:space="preserve">소양강댐</w:t>
+            </w:r>
+          </w:p>
+        </w:tc>
+        <w:tc>
+          <w:tcPr>
+            <w:tcW w:w="6572" w:type="dxa"/>
+            <w:tcMar>
+              <w:top w:w="80" w:type="dxa"/>
+              <w:left w:w="110" w:type="dxa"/>
+              <w:bottom w:w="80" w:type="dxa"/>
+              <w:right w:w="110" w:type="dxa"/>
+            </w:tcMar>
+            <w:vAlign w:val="center"/>
+          </w:tcPr>
+          <w:p>
+            <w:pPr>
+              <w:spacing w:after="20" w:line="252" w:lineRule="auto"/>
+            </w:pPr>
+            <w:r>
+              <w:rPr>
+                <w:sz w:val="18"/>
+                <w:szCs w:val="18"/>
+                <w:lang w:eastAsia="ko-KR"/>
+              </w:rPr>
+              <w:t xml:space="preserve">질문에서 뽑은 댐 이름. 이후 조회의 대상 댐이 된다</w:t>
+            </w:r>
+          </w:p>
+        </w:tc>
+      </w:tr>
+      <w:tr>
+        <w:trPr>
+          <w:cantSplit/>
+          <w:jc w:val="center"/>
+        </w:trPr>
+        <w:tc>
+          <w:tcPr>
+            <w:tcW w:w="1800" w:type="dxa"/>
+            <w:shd w:val="clear" w:color="auto" w:fill="EEF5FA"/>
+            <w:tcMar>
+              <w:top w:w="80" w:type="dxa"/>
+              <w:left w:w="110" w:type="dxa"/>
+              <w:bottom w:w="80" w:type="dxa"/>
+              <w:right w:w="110" w:type="dxa"/>
+            </w:tcMar>
+            <w:vAlign w:val="center"/>
+          </w:tcPr>
+          <w:p>
+            <w:pPr>
+              <w:spacing w:after="20" w:line="252" w:lineRule="auto"/>
+              <w:jc w:val="center"/>
+            </w:pPr>
+            <w:r>
+              <w:rPr>
+                <w:b/>
+                <w:color w:val="1F4E79"/>
+                <w:sz w:val="18"/>
+                <w:szCs w:val="18"/>
+                <w:lang w:eastAsia="ko-KR"/>
+              </w:rPr>
+              <w:t xml:space="preserve">slots.k</w:t>
+            </w:r>
+          </w:p>
+        </w:tc>
+        <w:tc>
+          <w:tcPr>
+            <w:tcW w:w="1600" w:type="dxa"/>
+            <w:tcMar>
+              <w:top w:w="80" w:type="dxa"/>
+              <w:left w:w="110" w:type="dxa"/>
+              <w:bottom w:w="80" w:type="dxa"/>
+              <w:right w:w="110" w:type="dxa"/>
+            </w:tcMar>
+            <w:vAlign w:val="center"/>
+          </w:tcPr>
+          <w:p>
+            <w:pPr>
+              <w:spacing w:after="20" w:line="252" w:lineRule="auto"/>
+            </w:pPr>
+            <w:r>
+              <w:rPr>
+                <w:sz w:val="18"/>
+                <w:szCs w:val="18"/>
+                <w:lang w:eastAsia="ko-KR"/>
+              </w:rPr>
+              <w:t xml:space="preserve">1</w:t>
+            </w:r>
+          </w:p>
+        </w:tc>
+        <w:tc>
+          <w:tcPr>
+            <w:tcW w:w="6572" w:type="dxa"/>
+            <w:tcMar>
+              <w:top w:w="80" w:type="dxa"/>
+              <w:left w:w="110" w:type="dxa"/>
+              <w:bottom w:w="80" w:type="dxa"/>
+              <w:right w:w="110" w:type="dxa"/>
+            </w:tcMar>
+            <w:vAlign w:val="center"/>
+          </w:tcPr>
+          <w:p>
+            <w:pPr>
+              <w:spacing w:after="20" w:line="252" w:lineRule="auto"/>
+            </w:pPr>
+            <w:r>
+              <w:rPr>
+                <w:sz w:val="18"/>
+                <w:szCs w:val="18"/>
+                <w:lang w:eastAsia="ko-KR"/>
+              </w:rPr>
+              <w:t xml:space="preserve">가져올 유사 사례의 수. 질문에 사례 수가 없었으나 LLM이 1로 지정하였다</w:t>
             </w:r>
           </w:p>
         </w:tc>

--- a/lab_meeting/랩미팅 자료_KG구축_검색답변_초안.docx
+++ b/lab_meeting/랩미팅 자료_KG구축_검색답변_초안.docx
@@ -19258,6 +19258,167 @@
     </w:p>
     <w:p>
       <w:pPr>
+        <w:spacing w:before="60" w:after="120"/>
+        <w:rPr>
+          <w:lang w:eastAsia="ko-KR"/>
+        </w:rPr>
+      </w:pPr>
+      <w:r>
+        <w:rPr>
+          <w:sz w:val="20"/>
+          <w:szCs w:val="20"/>
+          <w:lang w:eastAsia="ko-KR"/>
+        </w:rPr>
+        <w:t xml:space="preserve">제한수위의 근거는 근거자료 Entity의 chunkId(LAW:별표3)로 문서 저장소에서 별표3 원문을 가져온다. 조회한 원문 중 소양강댐 부분은 다음과 같다.</w:t>
+      </w:r>
+    </w:p>
+    <w:tbl>
+      <w:tblPr>
+        <w:tblW w:w="9972" w:type="dxa"/>
+        <w:jc w:val="center"/>
+        <w:tblBorders>
+          <w:top w:val="single" w:sz="5" w:space="0" w:color="A6A6A6"/>
+          <w:left w:val="single" w:sz="5" w:space="0" w:color="A6A6A6"/>
+          <w:bottom w:val="single" w:sz="5" w:space="0" w:color="A6A6A6"/>
+          <w:right w:val="single" w:sz="5" w:space="0" w:color="A6A6A6"/>
+          <w:insideH w:val="single" w:sz="5" w:space="0" w:color="A6A6A6"/>
+          <w:insideV w:val="single" w:sz="5" w:space="0" w:color="A6A6A6"/>
+        </w:tblBorders>
+        <w:tblLayout w:type="fixed"/>
+        <w:tblLook w:val="04A0" w:firstRow="1" w:lastRow="0" w:firstColumn="1" w:lastColumn="0" w:noHBand="0" w:noVBand="1"/>
+      </w:tblPr>
+      <w:tblGrid>
+        <w:gridCol w:w="9972"/>
+      </w:tblGrid>
+      <w:tr>
+        <w:trPr>
+          <w:cantSplit/>
+          <w:tblHeader/>
+          <w:jc w:val="center"/>
+        </w:trPr>
+        <w:tc>
+          <w:tcPr>
+            <w:tcW w:w="9972" w:type="dxa"/>
+            <w:shd w:val="clear" w:color="auto" w:fill="D9EAF7"/>
+            <w:tcMar>
+              <w:top w:w="80" w:type="dxa"/>
+              <w:left w:w="110" w:type="dxa"/>
+              <w:bottom w:w="80" w:type="dxa"/>
+              <w:right w:w="110" w:type="dxa"/>
+            </w:tcMar>
+            <w:vAlign w:val="center"/>
+          </w:tcPr>
+          <w:p>
+            <w:pPr>
+              <w:spacing w:after="20" w:line="252" w:lineRule="auto"/>
+              <w:jc w:val="center"/>
+            </w:pPr>
+            <w:r>
+              <w:rPr>
+                <w:b/>
+                <w:sz w:val="18"/>
+                <w:szCs w:val="18"/>
+                <w:lang w:eastAsia="ko-KR"/>
+              </w:rPr>
+              <w:t xml:space="preserve">문서 저장소 조회 (chunkId LAW:별표3)</w:t>
+            </w:r>
+          </w:p>
+        </w:tc>
+      </w:tr>
+      <w:tr>
+        <w:trPr>
+          <w:cantSplit/>
+          <w:jc w:val="center"/>
+        </w:trPr>
+        <w:tc>
+          <w:tcPr>
+            <w:tcW w:w="9972" w:type="dxa"/>
+            <w:tcMar>
+              <w:top w:w="80" w:type="dxa"/>
+              <w:left w:w="110" w:type="dxa"/>
+              <w:bottom w:w="80" w:type="dxa"/>
+              <w:right w:w="110" w:type="dxa"/>
+            </w:tcMar>
+            <w:vAlign w:val="center"/>
+          </w:tcPr>
+          <w:p>
+            <w:pPr>
+              <w:spacing w:after="20" w:line="252" w:lineRule="auto"/>
+            </w:pPr>
+            <w:r>
+              <w:rPr>
+                <w:sz w:val="18"/>
+                <w:szCs w:val="18"/>
+                <w:lang w:eastAsia="ko-KR"/>
+              </w:rPr>
+              <w:t xml:space="preserve">│구 분 │댐 종류   │댐 명     │홍수기 제한수위 │시설별 최저 운영수위│</w:t>
+            </w:r>
+          </w:p>
+          <w:p>
+            <w:pPr>
+              <w:spacing w:after="20" w:line="252" w:lineRule="auto"/>
+            </w:pPr>
+            <w:r>
+              <w:rPr>
+                <w:sz w:val="18"/>
+                <w:szCs w:val="18"/>
+                <w:lang w:eastAsia="ko-KR"/>
+              </w:rPr>
+              <w:t xml:space="preserve">│한 강 │다목적댐  │소양강댐  │190.3           │-                   │</w:t>
+            </w:r>
+          </w:p>
+          <w:p>
+            <w:pPr>
+              <w:spacing w:after="20" w:line="252" w:lineRule="auto"/>
+            </w:pPr>
+            <w:r>
+              <w:rPr>
+                <w:sz w:val="18"/>
+                <w:szCs w:val="18"/>
+                <w:lang w:eastAsia="ko-KR"/>
+              </w:rPr>
+              <w:t xml:space="preserve">주) 1) 표시의 댐의 경우 홍수기 제한수위가 별도로 설정되어 있지 않아 상시만수위를 대신 표기</w:t>
+            </w:r>
+          </w:p>
+          <w:p>
+            <w:pPr>
+              <w:spacing w:after="20" w:line="252" w:lineRule="auto"/>
+            </w:pPr>
+            <w:r>
+              <w:rPr>
+                <w:sz w:val="18"/>
+                <w:szCs w:val="18"/>
+                <w:lang w:eastAsia="ko-KR"/>
+              </w:rPr>
+              <w:t xml:space="preserve">    2) 홍수기 제한수위 하향 시범운영 기간(‘21~’26년)동안 해당 수위를 적용하며, 시범 운영기간 종료와 동시에 수계별 협의회에서 조정 가능</w:t>
+            </w:r>
+          </w:p>
+          <w:p>
+            <w:pPr>
+              <w:spacing w:after="20" w:line="252" w:lineRule="auto"/>
+            </w:pPr>
+            <w:r>
+              <w:rPr>
+                <w:sz w:val="18"/>
+                <w:szCs w:val="18"/>
+                <w:lang w:eastAsia="ko-KR"/>
+              </w:rPr>
+              <w:t xml:space="preserve">같은 값이 적용된 별표3 연혁 판: 9개 (2012-01-01 ~ 2026-07-08)</w:t>
+            </w:r>
+          </w:p>
+        </w:tc>
+      </w:tr>
+    </w:tbl>
+    <w:p>
+      <w:pPr>
+        <w:spacing w:after="60"/>
+        <w:rPr>
+          <w:lang w:eastAsia="ko-KR"/>
+        </w:rPr>
+      </w:pPr>
+    </w:p>
+    <w:p>
+      <w:pPr>
         <w:pStyle w:val="21"/>
         <w:rPr>
           <w:lang w:eastAsia="ko-KR"/>
@@ -19319,7 +19480,7 @@
           <w:szCs w:val="20"/>
           <w:lang w:eastAsia="ko-KR"/>
         </w:rPr>
-        <w:t xml:space="preserve">수치 비교에 해당하는 문헌의 방법은 없다. 유사 사례를 찾는 문헌들은 텍스트를 임베딩 벡터로 바꾸어 코사인 유사도로 비교하며, 수위·유입량 같은 수치 상태를 비교하는 기준은 없다.</w:t>
+        <w:t xml:space="preserve">비슷한 과거 사례를 찾아 맥락으로 제시하는 방법은 문헌에 있다. Li 등(2025)의 홍수 Ontology는 과거 사건을 의미 관계로 찾아 “2021년 5월 홍수와 비슷한 침수”처럼 선례로 제시한다. GraphAide(Purohit 2024)는 그래프에서 찾은 결과와 벡터 기반 유사도를 결합해 LLM의 문맥을 만든다. 이 문헌들의 유사도는 텍스트를 임베딩 벡터로 바꾸어 비교하는 것이며(Li 등은 코사인 유사도), 수위·유입량 같은 수치 상태를 비교하는 기준이나 제한수위 대비 차이, 승인량 대비 비율을 계산하는 방법은 없다.</w:t>
       </w:r>
     </w:p>
     <w:p>
@@ -19345,7 +19506,7 @@
           <w:szCs w:val="20"/>
           <w:lang w:eastAsia="ko-KR"/>
         </w:rPr>
-        <w:t xml:space="preserve">프로그램이 다음을 계산하여 근거 묶음에 포함한다. 유사 사례는 현재 수위·유입량과 후보 사례의 수위·유입량을 각각 그 댐 기록의 최솟값~최댓값으로 0~1로 맞춘 뒤 유클리드 거리가 가까운 순서로 고른다. 코사인 유사도는 두 값의 크기를 보지 않아 이 자료에서는 거의 모든 사례가 1에 가까워 구분되지 않았다. 제한수위 대비 차이와 승인량 대비 최대 방류량 비율도 계산하며, 구간보다 늦게 승인된 상한은 비율에서 제외한다.</w:t>
+        <w:t xml:space="preserve">프로그램이 다음을 계산하여 근거 묶음에 포함한다. 유사 사례는 현재 수위·유입량과 후보 사례의 수위·유입량을 각각 그 댐 기록의 최솟값~최댓값으로 0~1로 맞춘 뒤 유클리드 거리가 가까운 순서로 고른다. 문헌의 코사인 유사도는 두 값의 크기를 보지 않아 이 자료에서는 거의 모든 사례가 1에 가까워 구분되지 않았고, 크기를 반영하는 유클리드 거리로 바꾸어 적용하였다. 제한수위 대비 차이와 승인량 대비 최대 방류량 비율도 계산하며, 구간보다 늦게 승인된 상한은 비율에서 제외한다.</w:t>
       </w:r>
     </w:p>
     <w:tbl>
@@ -19813,7 +19974,7 @@
                 <w:szCs w:val="18"/>
                 <w:lang w:eastAsia="ko-KR"/>
               </w:rPr>
-              <w:t xml:space="preserve">유사 사례의 거리 기준은 연구자가 정한 임시 기준이다. 사례를 고르는 기준이 있으면 전문가의 검토를 받아 수정할 계획이다.</w:t>
+              <w:t xml:space="preserve">유사 사례를 고르는 변수(수위, 유입량)와 정규화 방식은 연구자가 정한 임시 기준이다. 사례를 고르는 기준이 있으면 전문가의 검토를 받아 수정할 계획이다.</w:t>
             </w:r>
           </w:p>
         </w:tc>
@@ -20442,7 +20603,7 @@
                 <w:szCs w:val="18"/>
                 <w:lang w:eastAsia="ko-KR"/>
               </w:rPr>
-              <w:t xml:space="preserve">답변의 현재 수위, 제한수위 대비 -5.04 m, 사례 시각·수위, 승인량 대비 67.4%와 최대 총방류량 1011.2 CMS가 근거 묶음과 일치하고 근거 번호를 인용하였다. 두 가지는 정확하지 않다. 현재와 사례의 수위 차 “+7.27 m”는 묶음의 계산값이 아니라 LLM이 직접 계산한 값이고, 사례 수를 묻지 않았는데 LLM이 1개로 지정하여 사례가 하나만 제시되었다.</w:t>
+              <w:t xml:space="preserve">답변의 현재 수위, 제한수위 대비 -5.04 m, 사례 시각·수위, 승인량 대비 67.4%와 최대 총방류량 1011.2 CMS가 근거 묶음과 일치하고 근거 번호를 인용하였다. 세 가지는 한계이다. 현재와 사례의 수위 차 “+7.27 m”는 근거 묶음에 없는 값으로 LLM이 직접 계산하였다. 사례 수를 묻지 않았는데 LLM이 1개로 지정하여 사례가 하나만 제시되었다. 마지막 문장(“임시 기준으로 선정된 사례이며 … 차이가 있습니다”)은 근거 묶음의 유사도 안내를 LLM이 풀어 쓴 것으로, 차이의 크기는 제시하지 않았다(사례의 유입량 1027.58 CMS는 현재 95.079 CMS의 약 10.8배).</w:t>
             </w:r>
           </w:p>
         </w:tc>

--- a/lab_meeting/랩미팅 자료_KG구축_검색답변_초안.docx
+++ b/lab_meeting/랩미팅 자료_KG구축_검색답변_초안.docx
@@ -19480,7 +19480,7 @@
           <w:szCs w:val="20"/>
           <w:lang w:eastAsia="ko-KR"/>
         </w:rPr>
-        <w:t xml:space="preserve">비슷한 과거 사례를 찾아 맥락으로 제시하는 방법은 문헌에 있다. Li 등(2025)의 홍수 Ontology는 과거 사건을 의미 관계로 찾아 “2021년 5월 홍수와 비슷한 침수”처럼 선례로 제시한다. GraphAide(Purohit 2024)는 그래프에서 찾은 결과와 벡터 기반 유사도를 결합해 LLM의 문맥을 만든다. 이 문헌들의 유사도는 텍스트를 임베딩 벡터로 바꾸어 비교하는 것이며(Li 등은 코사인 유사도), 수위·유입량 같은 수치 상태를 비교하는 기준이나 제한수위 대비 차이, 승인량 대비 비율을 계산하는 방법은 없다.</w:t>
+        <w:t xml:space="preserve">비슷한 과거 사례를 찾아 맥락으로 제시하는 방법은 문헌에 있다. Li 등(2025)의 홍수 Ontology는 과거 사건을 의미 관계로 찾아 “2021년 5월 홍수와 비슷한 침수”처럼 선례로 제시한다. GraphAide(Purohit 2024)는 그래프에서 찾은 결과와 벡터 기반 유사도를 결합해 LLM의 문맥을 만든다. 두 문헌의 유사도는 텍스트를 임베딩 벡터로 바꾸어 비교하는 것이다(Li 등은 코사인 유사도).</w:t>
       </w:r>
     </w:p>
     <w:p>
@@ -19506,7 +19506,7 @@
           <w:szCs w:val="20"/>
           <w:lang w:eastAsia="ko-KR"/>
         </w:rPr>
-        <w:t xml:space="preserve">프로그램이 다음을 계산하여 근거 묶음에 포함한다. 유사 사례는 현재 수위·유입량과 후보 사례의 수위·유입량을 각각 그 댐 기록의 최솟값~최댓값으로 0~1로 맞춘 뒤 유클리드 거리가 가까운 순서로 고른다. 문헌의 코사인 유사도는 두 값의 크기를 보지 않아 이 자료에서는 거의 모든 사례가 1에 가까워 구분되지 않았고, 크기를 반영하는 유클리드 거리로 바꾸어 적용하였다. 제한수위 대비 차이와 승인량 대비 최대 방류량 비율도 계산하며, 구간보다 늦게 승인된 상한은 비율에서 제외한다.</w:t>
+        <w:t xml:space="preserve">같은 발상으로 현재와 비슷한 과거 사례를 찾되, 비교 대상이 텍스트가 아니라 수치 상태(수위, 유입량)이므로 이 유사도를 수치 상태에 맞게 크기를 반영하는 유클리드 거리로 바꾸어 적용하였다. 유클리드 거리는 두 지점 사이의 직선거리이다. 수위와 유입량은 단위와 크기가 달라 그대로 합치면 값이 큰 유입량이 거리를 좌우하므로, 각각 그 댐 기록의 최솟값을 0, 최댓값을 1로 맞춘 뒤 현재와 사례의 수위 차, 유입량 차로 직선거리를 구하고, 거리가 작은 사례일수록 현재와 비슷하다고 본다. 코사인 유사도는 두 벡터의 방향만 보고 크기는 보지 않아, 이 자료에서는 거의 모든 사례가 1에 가까워 구분되지 않았다. 프로그램은 이와 함께 제한수위 대비 차이와 승인량 대비 최대 방류량 비율을 계산하여 근거 묶음에 포함하며, 구간보다 늦게 승인된 상한은 비율에서 제외한다. 예시 질문의 계산 결과는 다음과 같다.</w:t>
       </w:r>
     </w:p>
     <w:tbl>

--- a/lab_meeting/랩미팅 자료_KG구축_검색답변_초안.docx
+++ b/lab_meeting/랩미팅 자료_KG구축_검색답변_초안.docx
@@ -1297,6 +1297,66 @@
                 <w:lang w:eastAsia="ko-KR"/>
               </w:rPr>
               <w:t xml:space="preserve">사용자 질문이 CQ 중 어느 질문에 해당하는지 나타내는 분류. 의도마다 가져올 근거의 구성이 정해져 있다.</w:t>
+            </w:r>
+          </w:p>
+        </w:tc>
+      </w:tr>
+      <w:tr>
+        <w:trPr>
+          <w:cantSplit/>
+          <w:jc w:val="center"/>
+        </w:trPr>
+        <w:tc>
+          <w:tcPr>
+            <w:tcW w:w="2300" w:type="dxa"/>
+            <w:shd w:val="clear" w:color="auto" w:fill="EEF5FA"/>
+            <w:tcMar>
+              <w:top w:w="80" w:type="dxa"/>
+              <w:left w:w="110" w:type="dxa"/>
+              <w:bottom w:w="80" w:type="dxa"/>
+              <w:right w:w="110" w:type="dxa"/>
+            </w:tcMar>
+            <w:vAlign w:val="center"/>
+          </w:tcPr>
+          <w:p>
+            <w:pPr>
+              <w:spacing w:after="20" w:line="252" w:lineRule="auto"/>
+              <w:jc w:val="center"/>
+            </w:pPr>
+            <w:r>
+              <w:rPr>
+                <w:b/>
+                <w:color w:val="1F4E79"/>
+                <w:sz w:val="18"/>
+                <w:szCs w:val="18"/>
+                <w:lang w:eastAsia="ko-KR"/>
+              </w:rPr>
+              <w:t xml:space="preserve">검색·답변 프로그램</w:t>
+            </w:r>
+          </w:p>
+        </w:tc>
+        <w:tc>
+          <w:tcPr>
+            <w:tcW w:w="7672" w:type="dxa"/>
+            <w:tcMar>
+              <w:top w:w="80" w:type="dxa"/>
+              <w:left w:w="110" w:type="dxa"/>
+              <w:bottom w:w="80" w:type="dxa"/>
+              <w:right w:w="110" w:type="dxa"/>
+            </w:tcMar>
+            <w:vAlign w:val="center"/>
+          </w:tcPr>
+          <w:p>
+            <w:pPr>
+              <w:spacing w:after="20" w:line="252" w:lineRule="auto"/>
+            </w:pPr>
+            <w:r>
+              <w:rPr>
+                <w:sz w:val="18"/>
+                <w:szCs w:val="18"/>
+                <w:lang w:eastAsia="ko-KR"/>
+              </w:rPr>
+              <w:t xml:space="preserve">본 연구에서 구현한 하나의 파이썬 프로그램. 질문에서 뽑은 값의 검증, Neo4j 질의, 측정자료·문서 저장소 조회, 비교 값 계산을 순서대로 수행하고, 그 결과로 근거 묶음을 만들어 LLM에 전달한다. 본문의 “프로그램”은 모두 이 프로그램을 가리킨다.</w:t>
             </w:r>
           </w:p>
         </w:tc>
@@ -15279,6 +15339,551 @@
                 <w:lang w:eastAsia="ko-KR"/>
               </w:rPr>
               <w:t xml:space="preserve">(LLM)</w:t>
+            </w:r>
+          </w:p>
+        </w:tc>
+      </w:tr>
+    </w:tbl>
+    <w:p>
+      <w:pPr>
+        <w:spacing w:after="60"/>
+        <w:rPr>
+          <w:lang w:eastAsia="ko-KR"/>
+        </w:rPr>
+      </w:pPr>
+    </w:p>
+    <w:tbl>
+      <w:tblPr>
+        <w:tblW w:w="9972" w:type="dxa"/>
+        <w:jc w:val="center"/>
+        <w:tblBorders>
+          <w:top w:val="single" w:sz="5" w:space="0" w:color="A6A6A6"/>
+          <w:left w:val="single" w:sz="5" w:space="0" w:color="A6A6A6"/>
+          <w:bottom w:val="single" w:sz="5" w:space="0" w:color="A6A6A6"/>
+          <w:right w:val="single" w:sz="5" w:space="0" w:color="A6A6A6"/>
+          <w:insideH w:val="single" w:sz="5" w:space="0" w:color="A6A6A6"/>
+          <w:insideV w:val="single" w:sz="5" w:space="0" w:color="A6A6A6"/>
+        </w:tblBorders>
+        <w:tblLayout w:type="fixed"/>
+        <w:tblLook w:val="04A0" w:firstRow="1" w:lastRow="0" w:firstColumn="1" w:lastColumn="0" w:noHBand="0" w:noVBand="1"/>
+      </w:tblPr>
+      <w:tblGrid>
+        <w:gridCol w:w="3200"/>
+        <w:gridCol w:w="4772"/>
+        <w:gridCol w:w="2000"/>
+      </w:tblGrid>
+      <w:tr>
+        <w:trPr>
+          <w:cantSplit/>
+          <w:tblHeader/>
+          <w:jc w:val="center"/>
+        </w:trPr>
+        <w:tc>
+          <w:tcPr>
+            <w:tcW w:w="3200" w:type="dxa"/>
+            <w:shd w:val="clear" w:color="auto" w:fill="D9EAF7"/>
+            <w:tcMar>
+              <w:top w:w="80" w:type="dxa"/>
+              <w:left w:w="110" w:type="dxa"/>
+              <w:bottom w:w="80" w:type="dxa"/>
+              <w:right w:w="110" w:type="dxa"/>
+            </w:tcMar>
+            <w:vAlign w:val="center"/>
+          </w:tcPr>
+          <w:p>
+            <w:pPr>
+              <w:spacing w:after="20" w:line="252" w:lineRule="auto"/>
+              <w:jc w:val="center"/>
+            </w:pPr>
+            <w:r>
+              <w:rPr>
+                <w:b/>
+                <w:sz w:val="18"/>
+                <w:szCs w:val="18"/>
+                <w:lang w:eastAsia="ko-KR"/>
+              </w:rPr>
+              <w:t xml:space="preserve">구성 요소</w:t>
+            </w:r>
+          </w:p>
+        </w:tc>
+        <w:tc>
+          <w:tcPr>
+            <w:tcW w:w="4772" w:type="dxa"/>
+            <w:shd w:val="clear" w:color="auto" w:fill="D9EAF7"/>
+            <w:tcMar>
+              <w:top w:w="80" w:type="dxa"/>
+              <w:left w:w="110" w:type="dxa"/>
+              <w:bottom w:w="80" w:type="dxa"/>
+              <w:right w:w="110" w:type="dxa"/>
+            </w:tcMar>
+            <w:vAlign w:val="center"/>
+          </w:tcPr>
+          <w:p>
+            <w:pPr>
+              <w:spacing w:after="20" w:line="252" w:lineRule="auto"/>
+              <w:jc w:val="center"/>
+            </w:pPr>
+            <w:r>
+              <w:rPr>
+                <w:b/>
+                <w:sz w:val="18"/>
+                <w:szCs w:val="18"/>
+                <w:lang w:eastAsia="ko-KR"/>
+              </w:rPr>
+              <w:t xml:space="preserve">역할</w:t>
+            </w:r>
+          </w:p>
+        </w:tc>
+        <w:tc>
+          <w:tcPr>
+            <w:tcW w:w="2000" w:type="dxa"/>
+            <w:shd w:val="clear" w:color="auto" w:fill="D9EAF7"/>
+            <w:tcMar>
+              <w:top w:w="80" w:type="dxa"/>
+              <w:left w:w="110" w:type="dxa"/>
+              <w:bottom w:w="80" w:type="dxa"/>
+              <w:right w:w="110" w:type="dxa"/>
+            </w:tcMar>
+            <w:vAlign w:val="center"/>
+          </w:tcPr>
+          <w:p>
+            <w:pPr>
+              <w:spacing w:after="20" w:line="252" w:lineRule="auto"/>
+              <w:jc w:val="center"/>
+            </w:pPr>
+            <w:r>
+              <w:rPr>
+                <w:b/>
+                <w:sz w:val="18"/>
+                <w:szCs w:val="18"/>
+                <w:lang w:eastAsia="ko-KR"/>
+              </w:rPr>
+              <w:t xml:space="preserve">담당하는 단계</w:t>
+            </w:r>
+          </w:p>
+        </w:tc>
+      </w:tr>
+      <w:tr>
+        <w:trPr>
+          <w:cantSplit/>
+          <w:jc w:val="center"/>
+        </w:trPr>
+        <w:tc>
+          <w:tcPr>
+            <w:tcW w:w="3200" w:type="dxa"/>
+            <w:shd w:val="clear" w:color="auto" w:fill="EEF5FA"/>
+            <w:tcMar>
+              <w:top w:w="80" w:type="dxa"/>
+              <w:left w:w="110" w:type="dxa"/>
+              <w:bottom w:w="80" w:type="dxa"/>
+              <w:right w:w="110" w:type="dxa"/>
+            </w:tcMar>
+            <w:vAlign w:val="center"/>
+          </w:tcPr>
+          <w:p>
+            <w:pPr>
+              <w:spacing w:after="20" w:line="252" w:lineRule="auto"/>
+              <w:jc w:val="center"/>
+            </w:pPr>
+            <w:r>
+              <w:rPr>
+                <w:b/>
+                <w:color w:val="1F4E79"/>
+                <w:sz w:val="18"/>
+                <w:szCs w:val="18"/>
+                <w:lang w:eastAsia="ko-KR"/>
+              </w:rPr>
+              <w:t xml:space="preserve">LLM (Qwen3-8B-AWQ, vLLM 서버)</w:t>
+            </w:r>
+          </w:p>
+        </w:tc>
+        <w:tc>
+          <w:tcPr>
+            <w:tcW w:w="4772" w:type="dxa"/>
+            <w:tcMar>
+              <w:top w:w="80" w:type="dxa"/>
+              <w:left w:w="110" w:type="dxa"/>
+              <w:bottom w:w="80" w:type="dxa"/>
+              <w:right w:w="110" w:type="dxa"/>
+            </w:tcMar>
+            <w:vAlign w:val="center"/>
+          </w:tcPr>
+          <w:p>
+            <w:pPr>
+              <w:spacing w:after="20" w:line="252" w:lineRule="auto"/>
+            </w:pPr>
+            <w:r>
+              <w:rPr>
+                <w:sz w:val="18"/>
+                <w:szCs w:val="18"/>
+                <w:lang w:eastAsia="ko-KR"/>
+              </w:rPr>
+              <w:t xml:space="preserve">질문을 해석하여 의도와 값을 JSON으로 출력, 근거 묶음을 읽고 답변 작성</w:t>
+            </w:r>
+          </w:p>
+        </w:tc>
+        <w:tc>
+          <w:tcPr>
+            <w:tcW w:w="2000" w:type="dxa"/>
+            <w:tcMar>
+              <w:top w:w="80" w:type="dxa"/>
+              <w:left w:w="110" w:type="dxa"/>
+              <w:bottom w:w="80" w:type="dxa"/>
+              <w:right w:w="110" w:type="dxa"/>
+            </w:tcMar>
+            <w:vAlign w:val="center"/>
+          </w:tcPr>
+          <w:p>
+            <w:pPr>
+              <w:spacing w:after="20" w:line="252" w:lineRule="auto"/>
+            </w:pPr>
+            <w:r>
+              <w:rPr>
+                <w:sz w:val="18"/>
+                <w:szCs w:val="18"/>
+                <w:lang w:eastAsia="ko-KR"/>
+              </w:rPr>
+              <w:t xml:space="preserve">단계 1, 6</w:t>
+            </w:r>
+          </w:p>
+        </w:tc>
+      </w:tr>
+      <w:tr>
+        <w:trPr>
+          <w:cantSplit/>
+          <w:jc w:val="center"/>
+        </w:trPr>
+        <w:tc>
+          <w:tcPr>
+            <w:tcW w:w="3200" w:type="dxa"/>
+            <w:shd w:val="clear" w:color="auto" w:fill="EEF5FA"/>
+            <w:tcMar>
+              <w:top w:w="80" w:type="dxa"/>
+              <w:left w:w="110" w:type="dxa"/>
+              <w:bottom w:w="80" w:type="dxa"/>
+              <w:right w:w="110" w:type="dxa"/>
+            </w:tcMar>
+            <w:vAlign w:val="center"/>
+          </w:tcPr>
+          <w:p>
+            <w:pPr>
+              <w:spacing w:after="20" w:line="252" w:lineRule="auto"/>
+              <w:jc w:val="center"/>
+            </w:pPr>
+            <w:r>
+              <w:rPr>
+                <w:b/>
+                <w:color w:val="1F4E79"/>
+                <w:sz w:val="18"/>
+                <w:szCs w:val="18"/>
+                <w:lang w:eastAsia="ko-KR"/>
+              </w:rPr>
+              <w:t xml:space="preserve">검색·답변 프로그램 (파이썬)</w:t>
+            </w:r>
+          </w:p>
+        </w:tc>
+        <w:tc>
+          <w:tcPr>
+            <w:tcW w:w="4772" w:type="dxa"/>
+            <w:tcMar>
+              <w:top w:w="80" w:type="dxa"/>
+              <w:left w:w="110" w:type="dxa"/>
+              <w:bottom w:w="80" w:type="dxa"/>
+              <w:right w:w="110" w:type="dxa"/>
+            </w:tcMar>
+            <w:vAlign w:val="center"/>
+          </w:tcPr>
+          <w:p>
+            <w:pPr>
+              <w:spacing w:after="20" w:line="252" w:lineRule="auto"/>
+            </w:pPr>
+            <w:r>
+              <w:rPr>
+                <w:sz w:val="18"/>
+                <w:szCs w:val="18"/>
+                <w:lang w:eastAsia="ko-KR"/>
+              </w:rPr>
+              <w:t xml:space="preserve">값 검증, Neo4j 질의 실행, 외부 저장소 조회, 비교 값 계산, 근거 묶음 구성, LLM 호출</w:t>
+            </w:r>
+          </w:p>
+        </w:tc>
+        <w:tc>
+          <w:tcPr>
+            <w:tcW w:w="2000" w:type="dxa"/>
+            <w:tcMar>
+              <w:top w:w="80" w:type="dxa"/>
+              <w:left w:w="110" w:type="dxa"/>
+              <w:bottom w:w="80" w:type="dxa"/>
+              <w:right w:w="110" w:type="dxa"/>
+            </w:tcMar>
+            <w:vAlign w:val="center"/>
+          </w:tcPr>
+          <w:p>
+            <w:pPr>
+              <w:spacing w:after="20" w:line="252" w:lineRule="auto"/>
+            </w:pPr>
+            <w:r>
+              <w:rPr>
+                <w:sz w:val="18"/>
+                <w:szCs w:val="18"/>
+                <w:lang w:eastAsia="ko-KR"/>
+              </w:rPr>
+              <w:t xml:space="preserve">단계 2~5, 단계 6의 근거 묶음 구성</w:t>
+            </w:r>
+          </w:p>
+        </w:tc>
+      </w:tr>
+      <w:tr>
+        <w:trPr>
+          <w:cantSplit/>
+          <w:jc w:val="center"/>
+        </w:trPr>
+        <w:tc>
+          <w:tcPr>
+            <w:tcW w:w="3200" w:type="dxa"/>
+            <w:shd w:val="clear" w:color="auto" w:fill="EEF5FA"/>
+            <w:tcMar>
+              <w:top w:w="80" w:type="dxa"/>
+              <w:left w:w="110" w:type="dxa"/>
+              <w:bottom w:w="80" w:type="dxa"/>
+              <w:right w:w="110" w:type="dxa"/>
+            </w:tcMar>
+            <w:vAlign w:val="center"/>
+          </w:tcPr>
+          <w:p>
+            <w:pPr>
+              <w:spacing w:after="20" w:line="252" w:lineRule="auto"/>
+              <w:jc w:val="center"/>
+            </w:pPr>
+            <w:r>
+              <w:rPr>
+                <w:b/>
+                <w:color w:val="1F4E79"/>
+                <w:sz w:val="18"/>
+                <w:szCs w:val="18"/>
+                <w:lang w:eastAsia="ko-KR"/>
+              </w:rPr>
+              <w:t xml:space="preserve">Neo4j</w:t>
+            </w:r>
+          </w:p>
+        </w:tc>
+        <w:tc>
+          <w:tcPr>
+            <w:tcW w:w="4772" w:type="dxa"/>
+            <w:tcMar>
+              <w:top w:w="80" w:type="dxa"/>
+              <w:left w:w="110" w:type="dxa"/>
+              <w:bottom w:w="80" w:type="dxa"/>
+              <w:right w:w="110" w:type="dxa"/>
+            </w:tcMar>
+            <w:vAlign w:val="center"/>
+          </w:tcPr>
+          <w:p>
+            <w:pPr>
+              <w:spacing w:after="20" w:line="252" w:lineRule="auto"/>
+            </w:pPr>
+            <w:r>
+              <w:rPr>
+                <w:sz w:val="18"/>
+                <w:szCs w:val="18"/>
+                <w:lang w:eastAsia="ko-KR"/>
+              </w:rPr>
+              <w:t xml:space="preserve">KG를 저장하고 Cypher 질의에 응답</w:t>
+            </w:r>
+          </w:p>
+        </w:tc>
+        <w:tc>
+          <w:tcPr>
+            <w:tcW w:w="2000" w:type="dxa"/>
+            <w:tcMar>
+              <w:top w:w="80" w:type="dxa"/>
+              <w:left w:w="110" w:type="dxa"/>
+              <w:bottom w:w="80" w:type="dxa"/>
+              <w:right w:w="110" w:type="dxa"/>
+            </w:tcMar>
+            <w:vAlign w:val="center"/>
+          </w:tcPr>
+          <w:p>
+            <w:pPr>
+              <w:spacing w:after="20" w:line="252" w:lineRule="auto"/>
+            </w:pPr>
+            <w:r>
+              <w:rPr>
+                <w:sz w:val="18"/>
+                <w:szCs w:val="18"/>
+                <w:lang w:eastAsia="ko-KR"/>
+              </w:rPr>
+              <w:t xml:space="preserve">단계 3</w:t>
+            </w:r>
+          </w:p>
+        </w:tc>
+      </w:tr>
+      <w:tr>
+        <w:trPr>
+          <w:cantSplit/>
+          <w:jc w:val="center"/>
+        </w:trPr>
+        <w:tc>
+          <w:tcPr>
+            <w:tcW w:w="3200" w:type="dxa"/>
+            <w:shd w:val="clear" w:color="auto" w:fill="EEF5FA"/>
+            <w:tcMar>
+              <w:top w:w="80" w:type="dxa"/>
+              <w:left w:w="110" w:type="dxa"/>
+              <w:bottom w:w="80" w:type="dxa"/>
+              <w:right w:w="110" w:type="dxa"/>
+            </w:tcMar>
+            <w:vAlign w:val="center"/>
+          </w:tcPr>
+          <w:p>
+            <w:pPr>
+              <w:spacing w:after="20" w:line="252" w:lineRule="auto"/>
+              <w:jc w:val="center"/>
+            </w:pPr>
+            <w:r>
+              <w:rPr>
+                <w:b/>
+                <w:color w:val="1F4E79"/>
+                <w:sz w:val="18"/>
+                <w:szCs w:val="18"/>
+                <w:lang w:eastAsia="ko-KR"/>
+              </w:rPr>
+              <w:t xml:space="preserve">측정자료 저장소</w:t>
+            </w:r>
+          </w:p>
+        </w:tc>
+        <w:tc>
+          <w:tcPr>
+            <w:tcW w:w="4772" w:type="dxa"/>
+            <w:tcMar>
+              <w:top w:w="80" w:type="dxa"/>
+              <w:left w:w="110" w:type="dxa"/>
+              <w:bottom w:w="80" w:type="dxa"/>
+              <w:right w:w="110" w:type="dxa"/>
+            </w:tcMar>
+            <w:vAlign w:val="center"/>
+          </w:tcPr>
+          <w:p>
+            <w:pPr>
+              <w:spacing w:after="20" w:line="252" w:lineRule="auto"/>
+            </w:pPr>
+            <w:r>
+              <w:rPr>
+                <w:sz w:val="18"/>
+                <w:szCs w:val="18"/>
+                <w:lang w:eastAsia="ko-KR"/>
+              </w:rPr>
+              <w:t xml:space="preserve">시간별 측정값 파일</w:t>
+            </w:r>
+          </w:p>
+        </w:tc>
+        <w:tc>
+          <w:tcPr>
+            <w:tcW w:w="2000" w:type="dxa"/>
+            <w:tcMar>
+              <w:top w:w="80" w:type="dxa"/>
+              <w:left w:w="110" w:type="dxa"/>
+              <w:bottom w:w="80" w:type="dxa"/>
+              <w:right w:w="110" w:type="dxa"/>
+            </w:tcMar>
+            <w:vAlign w:val="center"/>
+          </w:tcPr>
+          <w:p>
+            <w:pPr>
+              <w:spacing w:after="20" w:line="252" w:lineRule="auto"/>
+            </w:pPr>
+            <w:r>
+              <w:rPr>
+                <w:sz w:val="18"/>
+                <w:szCs w:val="18"/>
+                <w:lang w:eastAsia="ko-KR"/>
+              </w:rPr>
+              <w:t xml:space="preserve">단계 4</w:t>
+            </w:r>
+          </w:p>
+        </w:tc>
+      </w:tr>
+      <w:tr>
+        <w:trPr>
+          <w:cantSplit/>
+          <w:jc w:val="center"/>
+        </w:trPr>
+        <w:tc>
+          <w:tcPr>
+            <w:tcW w:w="3200" w:type="dxa"/>
+            <w:shd w:val="clear" w:color="auto" w:fill="EEF5FA"/>
+            <w:tcMar>
+              <w:top w:w="80" w:type="dxa"/>
+              <w:left w:w="110" w:type="dxa"/>
+              <w:bottom w:w="80" w:type="dxa"/>
+              <w:right w:w="110" w:type="dxa"/>
+            </w:tcMar>
+            <w:vAlign w:val="center"/>
+          </w:tcPr>
+          <w:p>
+            <w:pPr>
+              <w:spacing w:after="20" w:line="252" w:lineRule="auto"/>
+              <w:jc w:val="center"/>
+            </w:pPr>
+            <w:r>
+              <w:rPr>
+                <w:b/>
+                <w:color w:val="1F4E79"/>
+                <w:sz w:val="18"/>
+                <w:szCs w:val="18"/>
+                <w:lang w:eastAsia="ko-KR"/>
+              </w:rPr>
+              <w:t xml:space="preserve">문서 저장소</w:t>
+            </w:r>
+          </w:p>
+        </w:tc>
+        <w:tc>
+          <w:tcPr>
+            <w:tcW w:w="4772" w:type="dxa"/>
+            <w:tcMar>
+              <w:top w:w="80" w:type="dxa"/>
+              <w:left w:w="110" w:type="dxa"/>
+              <w:bottom w:w="80" w:type="dxa"/>
+              <w:right w:w="110" w:type="dxa"/>
+            </w:tcMar>
+            <w:vAlign w:val="center"/>
+          </w:tcPr>
+          <w:p>
+            <w:pPr>
+              <w:spacing w:after="20" w:line="252" w:lineRule="auto"/>
+            </w:pPr>
+            <w:r>
+              <w:rPr>
+                <w:sz w:val="18"/>
+                <w:szCs w:val="18"/>
+                <w:lang w:eastAsia="ko-KR"/>
+              </w:rPr>
+              <w:t xml:space="preserve">별표3 원문 청크 파일</w:t>
+            </w:r>
+          </w:p>
+        </w:tc>
+        <w:tc>
+          <w:tcPr>
+            <w:tcW w:w="2000" w:type="dxa"/>
+            <w:tcMar>
+              <w:top w:w="80" w:type="dxa"/>
+              <w:left w:w="110" w:type="dxa"/>
+              <w:bottom w:w="80" w:type="dxa"/>
+              <w:right w:w="110" w:type="dxa"/>
+            </w:tcMar>
+            <w:vAlign w:val="center"/>
+          </w:tcPr>
+          <w:p>
+            <w:pPr>
+              <w:spacing w:after="20" w:line="252" w:lineRule="auto"/>
+            </w:pPr>
+            <w:r>
+              <w:rPr>
+                <w:sz w:val="18"/>
+                <w:szCs w:val="18"/>
+                <w:lang w:eastAsia="ko-KR"/>
+              </w:rPr>
+              <w:t xml:space="preserve">단계 4</w:t>
             </w:r>
           </w:p>
         </w:tc>
@@ -20603,7 +21208,7 @@
                 <w:szCs w:val="18"/>
                 <w:lang w:eastAsia="ko-KR"/>
               </w:rPr>
-              <w:t xml:space="preserve">답변의 현재 수위, 제한수위 대비 -5.04 m, 사례 시각·수위, 승인량 대비 67.4%와 최대 총방류량 1011.2 CMS가 근거 묶음과 일치하고 근거 번호를 인용하였다. 세 가지는 한계이다. 현재와 사례의 수위 차 “+7.27 m”는 근거 묶음에 없는 값으로 LLM이 직접 계산하였다. 사례 수를 묻지 않았는데 LLM이 1개로 지정하여 사례가 하나만 제시되었다. 마지막 문장(“임시 기준으로 선정된 사례이며 … 차이가 있습니다”)은 근거 묶음의 유사도 안내를 LLM이 풀어 쓴 것으로, 차이의 크기는 제시하지 않았다(사례의 유입량 1027.58 CMS는 현재 95.079 CMS의 약 10.8배).</w:t>
+              <w:t xml:space="preserve">답변의 현재 수위, 제한수위 대비 -5.04 m, 사례 시각·수위, 승인량 대비 67.4%와 최대 총방류량 1011.2 CMS가 근거 묶음과 일치하고 근거 번호를 인용하였다. 이 답변에서 다음을 확인하였다. 현재와 사례의 수위 차 “+7.27 m”는 근거 묶음에 없는 값으로 LLM이 직접 계산하였다. 사례 수를 묻지 않았는데 LLM이 1개로 지정하여 사례가 하나만 제시되었다. 마지막 문장(“임시 기준으로 선정된 사례이며 … 차이가 있습니다”)은 근거 묶음의 유사도 안내를 LLM이 풀어 쓴 것으로, 차이의 크기는 제시하지 않았다(사례의 유입량 1027.58 CMS는 현재 95.079 CMS의 약 10.8배).</w:t>
             </w:r>
           </w:p>
         </w:tc>
@@ -20964,66 +21569,6 @@
                 <w:lang w:eastAsia="ko-KR"/>
               </w:rPr>
               <w:t xml:space="preserve">비고 분류 정확도를 사람이 만든 정답으로 측정하지 않았다.</w:t>
-            </w:r>
-          </w:p>
-        </w:tc>
-      </w:tr>
-      <w:tr>
-        <w:trPr>
-          <w:cantSplit/>
-          <w:jc w:val="center"/>
-        </w:trPr>
-        <w:tc>
-          <w:tcPr>
-            <w:tcW w:w="2300" w:type="dxa"/>
-            <w:shd w:val="clear" w:color="auto" w:fill="EEF5FA"/>
-            <w:tcMar>
-              <w:top w:w="80" w:type="dxa"/>
-              <w:left w:w="110" w:type="dxa"/>
-              <w:bottom w:w="80" w:type="dxa"/>
-              <w:right w:w="110" w:type="dxa"/>
-            </w:tcMar>
-            <w:vAlign w:val="center"/>
-          </w:tcPr>
-          <w:p>
-            <w:pPr>
-              <w:spacing w:after="20" w:line="252" w:lineRule="auto"/>
-              <w:jc w:val="center"/>
-            </w:pPr>
-            <w:r>
-              <w:rPr>
-                <w:b/>
-                <w:color w:val="1F4E79"/>
-                <w:sz w:val="18"/>
-                <w:szCs w:val="18"/>
-                <w:lang w:eastAsia="ko-KR"/>
-              </w:rPr>
-              <w:t xml:space="preserve">답변의 한계</w:t>
-            </w:r>
-          </w:p>
-        </w:tc>
-        <w:tc>
-          <w:tcPr>
-            <w:tcW w:w="7672" w:type="dxa"/>
-            <w:tcMar>
-              <w:top w:w="80" w:type="dxa"/>
-              <w:left w:w="110" w:type="dxa"/>
-              <w:bottom w:w="80" w:type="dxa"/>
-              <w:right w:w="110" w:type="dxa"/>
-            </w:tcMar>
-            <w:vAlign w:val="center"/>
-          </w:tcPr>
-          <w:p>
-            <w:pPr>
-              <w:spacing w:after="20" w:line="252" w:lineRule="auto"/>
-            </w:pPr>
-            <w:r>
-              <w:rPr>
-                <w:sz w:val="18"/>
-                <w:szCs w:val="18"/>
-                <w:lang w:eastAsia="ko-KR"/>
-              </w:rPr>
-              <w:t xml:space="preserve">예시 답변에서 현재와 사례의 수위 차(+7.27 m)를 LLM이 직접 계산하였고, 사례 수를 LLM이 1개로 지정하여 사례가 하나만 제시되었다. 답변에 인용된 나머지 수치와 근거 번호는 근거 묶음과 일치하였다.</w:t>
             </w:r>
           </w:p>
         </w:tc>

--- a/lab_meeting/랩미팅 자료_KG구축_검색답변_초안.docx
+++ b/lab_meeting/랩미팅 자료_KG구축_검색답변_초안.docx
@@ -461,7 +461,7 @@
                 <w:szCs w:val="18"/>
                 <w:lang w:eastAsia="ko-KR"/>
               </w:rPr>
-              <w:t xml:space="preserve">• 답변 개선(현재와 사례의 차이를 프로그램이 계산, 사례 수 지정 규칙) 반영 후 재실행, CQ별 단일 질문 추가, 더 큰 모델(32B)과 비교</w:t>
+              <w:t xml:space="preserve">• 답변 개선(현재와 사례의 차이를 자동화가 계산, 사례 수 지정 규칙) 반영 후 재실행, CQ별 단일 질문 추가, 더 큰 모델(32B)과 비교</w:t>
             </w:r>
           </w:p>
           <w:p>
@@ -1331,7 +1331,7 @@
                 <w:szCs w:val="18"/>
                 <w:lang w:eastAsia="ko-KR"/>
               </w:rPr>
-              <w:t xml:space="preserve">검색·답변 프로그램</w:t>
+              <w:t xml:space="preserve">근거 묶음 (Evidence Bundle)</w:t>
             </w:r>
           </w:p>
         </w:tc>
@@ -1356,67 +1356,7 @@
                 <w:szCs w:val="18"/>
                 <w:lang w:eastAsia="ko-KR"/>
               </w:rPr>
-              <w:t xml:space="preserve">본 연구에서 구현한 하나의 파이썬 프로그램. 질문에서 뽑은 값의 검증, Neo4j 질의, 측정자료·문서 저장소 조회, 비교 값 계산을 순서대로 수행하고, 그 결과로 근거 묶음을 만들어 LLM에 전달한다. 본문의 “프로그램”은 모두 이 프로그램을 가리킨다.</w:t>
-            </w:r>
-          </w:p>
-        </w:tc>
-      </w:tr>
-      <w:tr>
-        <w:trPr>
-          <w:cantSplit/>
-          <w:jc w:val="center"/>
-        </w:trPr>
-        <w:tc>
-          <w:tcPr>
-            <w:tcW w:w="2300" w:type="dxa"/>
-            <w:shd w:val="clear" w:color="auto" w:fill="EEF5FA"/>
-            <w:tcMar>
-              <w:top w:w="80" w:type="dxa"/>
-              <w:left w:w="110" w:type="dxa"/>
-              <w:bottom w:w="80" w:type="dxa"/>
-              <w:right w:w="110" w:type="dxa"/>
-            </w:tcMar>
-            <w:vAlign w:val="center"/>
-          </w:tcPr>
-          <w:p>
-            <w:pPr>
-              <w:spacing w:after="20" w:line="252" w:lineRule="auto"/>
-              <w:jc w:val="center"/>
-            </w:pPr>
-            <w:r>
-              <w:rPr>
-                <w:b/>
-                <w:color w:val="1F4E79"/>
-                <w:sz w:val="18"/>
-                <w:szCs w:val="18"/>
-                <w:lang w:eastAsia="ko-KR"/>
-              </w:rPr>
-              <w:t xml:space="preserve">근거 묶음 (Evidence Bundle)</w:t>
-            </w:r>
-          </w:p>
-        </w:tc>
-        <w:tc>
-          <w:tcPr>
-            <w:tcW w:w="7672" w:type="dxa"/>
-            <w:tcMar>
-              <w:top w:w="80" w:type="dxa"/>
-              <w:left w:w="110" w:type="dxa"/>
-              <w:bottom w:w="80" w:type="dxa"/>
-              <w:right w:w="110" w:type="dxa"/>
-            </w:tcMar>
-            <w:vAlign w:val="center"/>
-          </w:tcPr>
-          <w:p>
-            <w:pPr>
-              <w:spacing w:after="20" w:line="252" w:lineRule="auto"/>
-            </w:pPr>
-            <w:r>
-              <w:rPr>
-                <w:sz w:val="18"/>
-                <w:szCs w:val="18"/>
-                <w:lang w:eastAsia="ko-KR"/>
-              </w:rPr>
-              <w:t xml:space="preserve">의도에 따라 KG, 측정자료, 문서에서 가져온 근거를 LLM이 읽을 수 있게 정리한 입력. 비교에 필요한 값은 프로그램이 계산하여 포함한다.</w:t>
+              <w:t xml:space="preserve">의도에 따라 KG, 측정자료, 문서에서 가져온 근거를 LLM이 읽을 수 있게 정리한 입력. 비교에 필요한 값은 자동으로 계산하여 포함한다.</w:t>
             </w:r>
           </w:p>
         </w:tc>
@@ -11241,7 +11181,7 @@
           <w:szCs w:val="20"/>
           <w:lang w:eastAsia="ko-KR"/>
         </w:rPr>
-        <w:t xml:space="preserve">문헌의 검사를 Ontology 정의에 맞게 바꾸어 검사 프로그램을 만들고, KG 전체를 대상으로 실행하였다. 각 검사는 위반 목록을 세어 0건이면 통과로 한다.</w:t>
+        <w:t xml:space="preserve">문헌의 검사를 Ontology 정의에 맞게 바꾸어 자동 검사로 만들고, KG 전체를 대상으로 실행하였다. 각 검사는 위반 목록을 세어 0건이면 통과로 한다.</w:t>
       </w:r>
     </w:p>
     <w:tbl>
@@ -14284,7 +14224,7 @@
           <w:szCs w:val="20"/>
           <w:lang w:eastAsia="ko-KR"/>
         </w:rPr>
-        <w:t xml:space="preserve">2) 표의 행마다 Neo4j에 넣을 Cypher 명령문을 프로그램이 자동으로 만든다. 개체 한 행은 “이 ID의 노드를 만들고 속성 값을 붙여라”, 관계 한 행은 “두 노드를 찾아 이 관계 이름의 선으로 이어라”는 명령문이 된다.</w:t>
+        <w:t xml:space="preserve">2) 표의 행마다 Neo4j에 넣을 Cypher 명령문을 자동으로 만든다. 개체 한 행은 “이 ID의 노드를 만들고 속성 값을 붙여라”, 관계 한 행은 “두 노드를 찾아 이 관계 이름의 선으로 이어라”는 명령문이 된다.</w:t>
       </w:r>
     </w:p>
     <w:p>
@@ -14926,7 +14866,7 @@
           <w:szCs w:val="20"/>
           <w:lang w:eastAsia="ko-KR"/>
         </w:rPr>
-        <w:t xml:space="preserve">구축한 KG로 CQ에 실제로 답할 수 있는지 확인하기 위해, 질문을 받아 근거를 찾고 답변을 만드는 흐름을 구현하였다. LLM은 질문을 해석하고 답변을 쓰는 데만 사용하고, 근거 조회와 값 계산은 프로그램이 한다. LLM이 근거를 만들거나 계산하지 않게 하여, 답변의 모든 내용을 KG와 외부 저장소의 근거로 확인할 수 있게 하기 위해서이다.</w:t>
+        <w:t xml:space="preserve">구축한 KG로 CQ에 실제로 답할 수 있는지 확인하기 위해, 질문을 받아 근거를 찾고 답변을 만드는 흐름을 구현하였다. LLM은 질문을 해석하고 답변을 쓰는 데만 사용하고, 근거 조회와 값 계산은 자동화가 한다. LLM이 근거를 만들거나 계산하지 않게 하여, 답변의 모든 내용을 KG와 외부 저장소의 근거로 확인할 수 있게 하기 위해서이다.</w:t>
       </w:r>
     </w:p>
     <w:p>
@@ -15070,7 +15010,7 @@
                 <w:szCs w:val="18"/>
                 <w:lang w:eastAsia="ko-KR"/>
               </w:rPr>
-              <w:t xml:space="preserve">(프로그램)</w:t>
+              <w:t xml:space="preserve">(자동화)</w:t>
             </w:r>
           </w:p>
         </w:tc>
@@ -15137,7 +15077,7 @@
                 <w:szCs w:val="18"/>
                 <w:lang w:eastAsia="ko-KR"/>
               </w:rPr>
-              <w:t xml:space="preserve">(프로그램)</w:t>
+              <w:t xml:space="preserve">(자동화)</w:t>
             </w:r>
           </w:p>
         </w:tc>
@@ -15204,7 +15144,7 @@
                 <w:szCs w:val="18"/>
                 <w:lang w:eastAsia="ko-KR"/>
               </w:rPr>
-              <w:t xml:space="preserve">(프로그램)</w:t>
+              <w:t xml:space="preserve">(자동화)</w:t>
             </w:r>
           </w:p>
         </w:tc>
@@ -15271,7 +15211,7 @@
                 <w:szCs w:val="18"/>
                 <w:lang w:eastAsia="ko-KR"/>
               </w:rPr>
-              <w:t xml:space="preserve">(프로그램)</w:t>
+              <w:t xml:space="preserve">(자동화)</w:t>
             </w:r>
           </w:p>
         </w:tc>
@@ -15351,6 +15291,22 @@
           <w:lang w:eastAsia="ko-KR"/>
         </w:rPr>
       </w:pPr>
+    </w:p>
+    <w:p>
+      <w:pPr>
+        <w:spacing w:before="60" w:after="120"/>
+        <w:rPr>
+          <w:lang w:eastAsia="ko-KR"/>
+        </w:rPr>
+      </w:pPr>
+      <w:r>
+        <w:rPr>
+          <w:sz w:val="20"/>
+          <w:szCs w:val="20"/>
+          <w:lang w:eastAsia="ko-KR"/>
+        </w:rPr>
+        <w:t xml:space="preserve">자동화는 이 연구에서 구현한 파이썬 코드가 사람의 개입 없이 수행하는 처리를 뜻한다.</w:t>
+      </w:r>
     </w:p>
     <w:tbl>
       <w:tblPr>
@@ -15578,7 +15534,7 @@
                 <w:szCs w:val="18"/>
                 <w:lang w:eastAsia="ko-KR"/>
               </w:rPr>
-              <w:t xml:space="preserve">검색·답변 프로그램 (파이썬)</w:t>
+              <w:t xml:space="preserve">자동화 (파이썬 코드)</w:t>
             </w:r>
           </w:p>
         </w:tc>
@@ -17661,7 +17617,7 @@
                 <w:szCs w:val="18"/>
                 <w:lang w:eastAsia="ko-KR"/>
               </w:rPr>
-              <w:t xml:space="preserve">프로그램 계산</w:t>
+              <w:t xml:space="preserve">자동 계산</w:t>
             </w:r>
           </w:p>
         </w:tc>
@@ -18344,7 +18300,7 @@
           <w:szCs w:val="20"/>
           <w:lang w:eastAsia="ko-KR"/>
         </w:rPr>
-        <w:t xml:space="preserve">프로그램이 다음을 확인하고, 하나라도 어긋나면 조회하지 않고 “범위 밖”으로 답한다: 의도가 목록에 있는지, 댐이 KG에 있는 4개 중 하나인지, 날짜 형식이 맞는지, JSON에 같은 키가 두 번 나오지 않는지, 여러 댐을 비교하는 질문이 아닌지. 예시 질문은 의도가 목록에 있고, 소양강댐은 4개 댐에 포함되며, 사례 수가 정수여서 통과한다.</w:t>
+        <w:t xml:space="preserve">자동화가 다음을 확인하고, 하나라도 어긋나면 조회하지 않고 “범위 밖”으로 답한다: 의도가 목록에 있는지, 댐이 KG에 있는 4개 중 하나인지, 날짜 형식이 맞는지, JSON에 같은 키가 두 번 나오지 않는지, 여러 댐을 비교하는 질문이 아닌지. 예시 질문은 의도가 목록에 있고, 소양강댐은 4개 댐에 포함되며, 사례 수가 정수여서 통과한다.</w:t>
       </w:r>
     </w:p>
     <w:p>
@@ -20059,7 +20015,7 @@
           <w:szCs w:val="20"/>
           <w:lang w:eastAsia="ko-KR"/>
         </w:rPr>
-        <w:t xml:space="preserve">“제한수위보다 얼마나 낮은가”, “승인량 대비 얼마나 방류했는가”, “현재와 비슷한 과거 사례는 어느 것인가”처럼 값을 비교해야 하는 질문이 있다. LLM이 숫자를 직접 계산하면 틀릴 수 있어, 계산은 프로그램이 한다.</w:t>
+        <w:t xml:space="preserve">“제한수위보다 얼마나 낮은가”, “승인량 대비 얼마나 방류했는가”, “현재와 비슷한 과거 사례는 어느 것인가”처럼 값을 비교해야 하는 질문이 있다. LLM이 숫자를 직접 계산하면 틀릴 수 있어, 계산은 자동화가 한다.</w:t>
       </w:r>
     </w:p>
     <w:p>
@@ -20111,7 +20067,7 @@
           <w:szCs w:val="20"/>
           <w:lang w:eastAsia="ko-KR"/>
         </w:rPr>
-        <w:t xml:space="preserve">같은 발상으로 현재와 비슷한 과거 사례를 찾되, 비교 대상이 텍스트가 아니라 수치 상태(수위, 유입량)이므로 이 유사도를 수치 상태에 맞게 크기를 반영하는 유클리드 거리로 바꾸어 적용하였다. 유클리드 거리는 두 지점 사이의 직선거리이다. 수위와 유입량은 단위와 크기가 달라 그대로 합치면 값이 큰 유입량이 거리를 좌우하므로, 각각 그 댐 기록의 최솟값을 0, 최댓값을 1로 맞춘 뒤 현재와 사례의 수위 차, 유입량 차로 직선거리를 구하고, 거리가 작은 사례일수록 현재와 비슷하다고 본다. 코사인 유사도는 두 벡터의 방향만 보고 크기는 보지 않아, 이 자료에서는 거의 모든 사례가 1에 가까워 구분되지 않았다. 프로그램은 이와 함께 제한수위 대비 차이와 승인량 대비 최대 방류량 비율을 계산하여 근거 묶음에 포함하며, 구간보다 늦게 승인된 상한은 비율에서 제외한다. 예시 질문의 계산 결과는 다음과 같다.</w:t>
+        <w:t xml:space="preserve">같은 발상으로 현재와 비슷한 과거 사례를 찾되, 비교 대상이 텍스트가 아니라 수치 상태(수위, 유입량)이므로 이 유사도를 수치 상태에 맞게 크기를 반영하는 유클리드 거리로 바꾸어 적용하였다. 유클리드 거리는 두 지점 사이의 직선거리이다. 수위와 유입량은 단위와 크기가 달라 그대로 합치면 값이 큰 유입량이 거리를 좌우하므로, 각각 그 댐 기록의 최솟값을 0, 최댓값을 1로 맞춘 뒤 현재와 사례의 수위 차, 유입량 차로 직선거리를 구하고, 거리가 작은 사례일수록 현재와 비슷하다고 본다. 코사인 유사도는 두 벡터의 방향만 보고 크기는 보지 않아, 이 자료에서는 거의 모든 사례가 1에 가까워 구분되지 않았다. 자동화는 이와 함께 제한수위 대비 차이와 승인량 대비 최대 방류량 비율을 계산하여 근거 묶음에 포함하며, 구간보다 늦게 승인된 상한은 비율에서 제외한다. 예시 질문의 계산 결과는 다음과 같다.</w:t>
       </w:r>
     </w:p>
     <w:tbl>
@@ -21730,7 +21686,7 @@
           <w:szCs w:val="20"/>
           <w:lang w:eastAsia="ko-KR"/>
         </w:rPr>
-        <w:t xml:space="preserve">답변 개선: 현재와 사례의 차이(수위 차, 유입량 배수)를 프로그램이 계산하여 근거 묶음에 포함하고, 사례 수는 질문에 명시된 경우에만 지정하도록 하여 같은 질문으로 재실행한 뒤 수정 전후를 비교</w:t>
+        <w:t xml:space="preserve">답변 개선: 현재와 사례의 차이(수위 차, 유입량 배수)를 자동으로 계산하여 근거 묶음에 포함하고, 사례 수는 질문에 명시된 경우에만 지정하도록 하여 같은 질문으로 재실행한 뒤 수정 전후를 비교</w:t>
       </w:r>
     </w:p>
     <w:p>

--- a/lab_meeting/랩미팅 자료_KG구축_검색답변_초안.docx
+++ b/lab_meeting/랩미팅 자료_KG구축_검색답변_초안.docx
@@ -1297,6 +1297,66 @@
                 <w:lang w:eastAsia="ko-KR"/>
               </w:rPr>
               <w:t xml:space="preserve">사용자 질문이 CQ 중 어느 질문에 해당하는지 나타내는 분류. 의도마다 가져올 근거의 구성이 정해져 있다.</w:t>
+            </w:r>
+          </w:p>
+        </w:tc>
+      </w:tr>
+      <w:tr>
+        <w:trPr>
+          <w:cantSplit/>
+          <w:jc w:val="center"/>
+        </w:trPr>
+        <w:tc>
+          <w:tcPr>
+            <w:tcW w:w="2300" w:type="dxa"/>
+            <w:shd w:val="clear" w:color="auto" w:fill="EEF5FA"/>
+            <w:tcMar>
+              <w:top w:w="80" w:type="dxa"/>
+              <w:left w:w="110" w:type="dxa"/>
+              <w:bottom w:w="80" w:type="dxa"/>
+              <w:right w:w="110" w:type="dxa"/>
+            </w:tcMar>
+            <w:vAlign w:val="center"/>
+          </w:tcPr>
+          <w:p>
+            <w:pPr>
+              <w:spacing w:after="20" w:line="252" w:lineRule="auto"/>
+              <w:jc w:val="center"/>
+            </w:pPr>
+            <w:r>
+              <w:rPr>
+                <w:b/>
+                <w:color w:val="1F4E79"/>
+                <w:sz w:val="18"/>
+                <w:szCs w:val="18"/>
+                <w:lang w:eastAsia="ko-KR"/>
+              </w:rPr>
+              <w:t xml:space="preserve">유클리드 거리</w:t>
+            </w:r>
+          </w:p>
+        </w:tc>
+        <w:tc>
+          <w:tcPr>
+            <w:tcW w:w="7672" w:type="dxa"/>
+            <w:tcMar>
+              <w:top w:w="80" w:type="dxa"/>
+              <w:left w:w="110" w:type="dxa"/>
+              <w:bottom w:w="80" w:type="dxa"/>
+              <w:right w:w="110" w:type="dxa"/>
+            </w:tcMar>
+            <w:vAlign w:val="center"/>
+          </w:tcPr>
+          <w:p>
+            <w:pPr>
+              <w:spacing w:after="20" w:line="252" w:lineRule="auto"/>
+            </w:pPr>
+            <w:r>
+              <w:rPr>
+                <w:sz w:val="18"/>
+                <w:szCs w:val="18"/>
+                <w:lang w:eastAsia="ko-KR"/>
+              </w:rPr>
+              <w:t xml:space="preserve">두 지점 사이의 직선거리. 본 연구에서는 현재 상태와 과거 사례의 상태(수위, 유입량)가 얼마나 다른지를 나타내며, 작을수록 비슷하다. 단위와 크기가 다른 변수는 각각 그 댐 기록의 최솟값을 0, 최댓값을 1로 맞춘 뒤 계산한다.</w:t>
             </w:r>
           </w:p>
         </w:tc>
@@ -20067,7 +20127,7 @@
           <w:szCs w:val="20"/>
           <w:lang w:eastAsia="ko-KR"/>
         </w:rPr>
-        <w:t xml:space="preserve">같은 발상으로 현재와 비슷한 과거 사례를 찾되, 비교 대상이 텍스트가 아니라 수치 상태(수위, 유입량)이므로 이 유사도를 수치 상태에 맞게 크기를 반영하는 유클리드 거리로 바꾸어 적용하였다. 유클리드 거리는 두 지점 사이의 직선거리이다. 수위와 유입량은 단위와 크기가 달라 그대로 합치면 값이 큰 유입량이 거리를 좌우하므로, 각각 그 댐 기록의 최솟값을 0, 최댓값을 1로 맞춘 뒤 현재와 사례의 수위 차, 유입량 차로 직선거리를 구하고, 거리가 작은 사례일수록 현재와 비슷하다고 본다. 코사인 유사도는 두 벡터의 방향만 보고 크기는 보지 않아, 이 자료에서는 거의 모든 사례가 1에 가까워 구분되지 않았다. 자동화는 이와 함께 제한수위 대비 차이와 승인량 대비 최대 방류량 비율을 계산하여 근거 묶음에 포함하며, 구간보다 늦게 승인된 상한은 비율에서 제외한다. 예시 질문의 계산 결과는 다음과 같다.</w:t>
+        <w:t xml:space="preserve">같은 발상으로 현재와 비슷한 과거 사례를 찾되, 비교 대상이 텍스트가 아니라 수치 상태(수위, 유입량)이므로 이 유사도를 수치 상태에 맞게 크기를 반영하는 유클리드 거리(1.1절)로 바꾸어 적용하였다. 코사인 유사도는 방향만 보고 크기를 보지 않아 이 자료에서는 거의 모든 사례가 1에 가까워 구분되지 않았다. 자동화는 이와 함께 제한수위 대비 차이와 승인량 대비 최대 방류량 비율을 계산하여 근거 묶음에 포함하며, 구간보다 늦게 승인된 상한은 비율에서 제외한다. 예시 질문의 계산 결과는 다음과 같다.</w:t>
       </w:r>
     </w:p>
     <w:tbl>

--- a/lab_meeting/랩미팅 자료_KG구축_검색답변_초안.docx
+++ b/lab_meeting/랩미팅 자료_KG구축_검색답변_초안.docx
@@ -8479,120 +8479,6 @@
     </w:p>
     <w:p>
       <w:pPr>
-        <w:spacing w:before="60" w:after="100"/>
-        <w:rPr>
-          <w:lang w:eastAsia="ko-KR"/>
-        </w:rPr>
-      </w:pPr>
-      <w:r>
-        <w:rPr>
-          <w:b/>
-          <w:color w:val="1F4E79"/>
-          <w:sz w:val="20"/>
-          <w:szCs w:val="20"/>
-          <w:lang w:eastAsia="ko-KR"/>
-        </w:rPr>
-        <w:t xml:space="preserve">구조화 자료로 정하는 속성 값: 운영행위 시각  </w:t>
-      </w:r>
-      <w:r>
-        <w:rPr>
-          <w:sz w:val="20"/>
-          <w:szCs w:val="20"/>
-          <w:lang w:eastAsia="ko-KR"/>
-        </w:rPr>
-        <w:t xml:space="preserve">Operation 개체는 단계 4에서 비고를 읽어 만들지만, 시각(operationTime)은 글이 아니라 구조화 자료에서 정한다. 승인의 시각과 실제 운영행위 시각은 다르므로, 승인 CSV의 방류시작시간 앞 3시간~뒤 6시간에서 측정자료의 총방류량이 직전보다 1 CMS 또는 10% 이상 변한 시각 중 시작에 가장 가까운 것을 행위 시각으로 한다. 변화가 없으면 승인의 방류시작시간을 쓰고, 비고에 시각이 있으면 그 시각을 쓴다. 결과: 측정 변화 54, 승인 시작 11, 비고 명시 3.</w:t>
-      </w:r>
-    </w:p>
-    <w:tbl>
-      <w:tblPr>
-        <w:tblW w:w="9972" w:type="dxa"/>
-        <w:jc w:val="center"/>
-        <w:tblBorders>
-          <w:top w:val="single" w:sz="5" w:space="0" w:color="A6A6A6"/>
-          <w:left w:val="single" w:sz="5" w:space="0" w:color="A6A6A6"/>
-          <w:bottom w:val="single" w:sz="5" w:space="0" w:color="A6A6A6"/>
-          <w:right w:val="single" w:sz="5" w:space="0" w:color="A6A6A6"/>
-          <w:insideH w:val="single" w:sz="5" w:space="0" w:color="A6A6A6"/>
-          <w:insideV w:val="single" w:sz="5" w:space="0" w:color="A6A6A6"/>
-        </w:tblBorders>
-        <w:tblLayout w:type="fixed"/>
-        <w:tblLook w:val="04A0" w:firstRow="1" w:lastRow="0" w:firstColumn="1" w:lastColumn="0" w:noHBand="0" w:noVBand="1"/>
-      </w:tblPr>
-      <w:tblGrid>
-        <w:gridCol w:w="1944"/>
-        <w:gridCol w:w="8028"/>
-      </w:tblGrid>
-      <w:tr>
-        <w:trPr>
-          <w:cantSplit/>
-          <w:jc w:val="center"/>
-        </w:trPr>
-        <w:tc>
-          <w:tcPr>
-            <w:tcW w:w="1944" w:type="dxa"/>
-            <w:shd w:val="clear" w:color="auto" w:fill="EEF5FA"/>
-            <w:tcMar>
-              <w:top w:w="80" w:type="dxa"/>
-              <w:left w:w="110" w:type="dxa"/>
-              <w:bottom w:w="80" w:type="dxa"/>
-              <w:right w:w="110" w:type="dxa"/>
-            </w:tcMar>
-            <w:vAlign w:val="center"/>
-          </w:tcPr>
-          <w:p>
-            <w:pPr>
-              <w:spacing w:after="20" w:line="252" w:lineRule="auto"/>
-              <w:jc w:val="center"/>
-            </w:pPr>
-            <w:r>
-              <w:rPr>
-                <w:b/>
-                <w:color w:val="1F4E79"/>
-                <w:sz w:val="18"/>
-                <w:szCs w:val="18"/>
-                <w:lang w:eastAsia="ko-KR"/>
-              </w:rPr>
-              <w:t xml:space="preserve">판단 표시</w:t>
-            </w:r>
-          </w:p>
-        </w:tc>
-        <w:tc>
-          <w:tcPr>
-            <w:tcW w:w="8028" w:type="dxa"/>
-            <w:tcMar>
-              <w:top w:w="80" w:type="dxa"/>
-              <w:left w:w="110" w:type="dxa"/>
-              <w:bottom w:w="80" w:type="dxa"/>
-              <w:right w:w="110" w:type="dxa"/>
-            </w:tcMar>
-            <w:vAlign w:val="center"/>
-          </w:tcPr>
-          <w:p>
-            <w:pPr>
-              <w:spacing w:after="20" w:line="252" w:lineRule="auto"/>
-            </w:pPr>
-            <w:r>
-              <w:rPr>
-                <w:sz w:val="18"/>
-                <w:szCs w:val="18"/>
-                <w:lang w:eastAsia="ko-KR"/>
-              </w:rPr>
-              <w:t xml:space="preserve">이 행위 시각 기준(앞 3시간~뒤 6시간, 1 CMS 또는 10%)은 연구자가 정한 임시 기준이다. 실제 운영행위의 시각을 정하는 기준이나 운영기록이 있으면 전문가의 검토를 받아 방법을 수정할 계획이다.</w:t>
-            </w:r>
-          </w:p>
-        </w:tc>
-      </w:tr>
-    </w:tbl>
-    <w:p>
-      <w:pPr>
-        <w:spacing w:after="60"/>
-        <w:rPr>
-          <w:lang w:eastAsia="ko-KR"/>
-        </w:rPr>
-      </w:pPr>
-    </w:p>
-    <w:p>
-      <w:pPr>
         <w:pStyle w:val="21"/>
         <w:rPr>
           <w:lang w:eastAsia="ko-KR"/>
@@ -8698,7 +8584,7 @@
           <w:szCs w:val="20"/>
           <w:lang w:eastAsia="ko-KR"/>
         </w:rPr>
-        <w:t xml:space="preserve">A. 승인 비고 → Operation 종류  </w:t>
+        <w:t xml:space="preserve">A. 승인 비고 → Operation 종류와 시각  </w:t>
       </w:r>
       <w:r>
         <w:rPr>
@@ -8706,7 +8592,7 @@
           <w:szCs w:val="20"/>
           <w:lang w:eastAsia="ko-KR"/>
         </w:rPr>
-        <w:t xml:space="preserve">비고에서 아래 문구를 찾아 운영행위의 종류(operationType)를 정한다. 한 비고에서 여러 문구가 잡히면 각각 Operation 한 개로 만든다.</w:t>
+        <w:t xml:space="preserve">비고에서 아래 문구를 찾아 운영행위의 종류(operationType)를 정한다. 한 비고에서 여러 문구가 잡히면 각각 Operation 한 개로 만든다. 운영행위 시각(operationTime)은 비고가 아니라 승인의 방류시작시간과 측정자료로 정하며, 표의 마지막 열에 예를 보였다.</w:t>
       </w:r>
     </w:p>
     <w:tbl>
@@ -8725,9 +8611,10 @@
         <w:tblLook w:val="04A0" w:firstRow="1" w:lastRow="0" w:firstColumn="1" w:lastColumn="0" w:noHBand="0" w:noVBand="1"/>
       </w:tblPr>
       <w:tblGrid>
-        <w:gridCol w:w="3400"/>
-        <w:gridCol w:w="3300"/>
-        <w:gridCol w:w="3272"/>
+        <w:gridCol w:w="2700"/>
+        <w:gridCol w:w="2300"/>
+        <w:gridCol w:w="2200"/>
+        <w:gridCol w:w="2772"/>
       </w:tblGrid>
       <w:tr>
         <w:trPr>
@@ -8737,7 +8624,7 @@
         </w:trPr>
         <w:tc>
           <w:tcPr>
-            <w:tcW w:w="3400" w:type="dxa"/>
+            <w:tcW w:w="2700" w:type="dxa"/>
             <w:shd w:val="clear" w:color="auto" w:fill="D9EAF7"/>
             <w:tcMar>
               <w:top w:w="80" w:type="dxa"/>
@@ -8759,13 +8646,13 @@
                 <w:szCs w:val="18"/>
                 <w:lang w:eastAsia="ko-KR"/>
               </w:rPr>
-              <w:t xml:space="preserve">비고 원문 (예)</w:t>
-            </w:r>
-          </w:p>
-        </w:tc>
-        <w:tc>
-          <w:tcPr>
-            <w:tcW w:w="3300" w:type="dxa"/>
+              <w:t xml:space="preserve">비고 원문 (승인 순차번호)</w:t>
+            </w:r>
+          </w:p>
+        </w:tc>
+        <w:tc>
+          <w:tcPr>
+            <w:tcW w:w="2300" w:type="dxa"/>
             <w:shd w:val="clear" w:color="auto" w:fill="D9EAF7"/>
             <w:tcMar>
               <w:top w:w="80" w:type="dxa"/>
@@ -8793,7 +8680,7 @@
         </w:tc>
         <w:tc>
           <w:tcPr>
-            <w:tcW w:w="3272" w:type="dxa"/>
+            <w:tcW w:w="2200" w:type="dxa"/>
             <w:shd w:val="clear" w:color="auto" w:fill="D9EAF7"/>
             <w:tcMar>
               <w:top w:w="80" w:type="dxa"/>
@@ -8815,7 +8702,35 @@
                 <w:szCs w:val="18"/>
                 <w:lang w:eastAsia="ko-KR"/>
               </w:rPr>
-              <w:t xml:space="preserve">만들어지는 Operation 종류</w:t>
+              <w:t xml:space="preserve">Operation 종류</w:t>
+            </w:r>
+          </w:p>
+        </w:tc>
+        <w:tc>
+          <w:tcPr>
+            <w:tcW w:w="2772" w:type="dxa"/>
+            <w:shd w:val="clear" w:color="auto" w:fill="D9EAF7"/>
+            <w:tcMar>
+              <w:top w:w="80" w:type="dxa"/>
+              <w:left w:w="110" w:type="dxa"/>
+              <w:bottom w:w="80" w:type="dxa"/>
+              <w:right w:w="110" w:type="dxa"/>
+            </w:tcMar>
+            <w:vAlign w:val="center"/>
+          </w:tcPr>
+          <w:p>
+            <w:pPr>
+              <w:spacing w:after="20" w:line="252" w:lineRule="auto"/>
+              <w:jc w:val="center"/>
+            </w:pPr>
+            <w:r>
+              <w:rPr>
+                <w:b/>
+                <w:sz w:val="18"/>
+                <w:szCs w:val="18"/>
+                <w:lang w:eastAsia="ko-KR"/>
+              </w:rPr>
+              <w:t xml:space="preserve">운영행위 시각 (승인의 방류시작 → 행위 시각)</w:t>
             </w:r>
           </w:p>
         </w:tc>
@@ -8827,7 +8742,7 @@
         </w:trPr>
         <w:tc>
           <w:tcPr>
-            <w:tcW w:w="3400" w:type="dxa"/>
+            <w:tcW w:w="2700" w:type="dxa"/>
             <w:shd w:val="clear" w:color="auto" w:fill="EEF5FA"/>
             <w:tcMar>
               <w:top w:w="80" w:type="dxa"/>
@@ -8850,13 +8765,13 @@
                 <w:szCs w:val="18"/>
                 <w:lang w:eastAsia="ko-KR"/>
               </w:rPr>
-              <w:t xml:space="preserve">(초기수문방류 100㎥/s)</w:t>
-            </w:r>
-          </w:p>
-        </w:tc>
-        <w:tc>
-          <w:tcPr>
-            <w:tcW w:w="3300" w:type="dxa"/>
+              <w:t xml:space="preserve">(초기수문방류 100㎥/s) (2327)</w:t>
+            </w:r>
+          </w:p>
+        </w:tc>
+        <w:tc>
+          <w:tcPr>
+            <w:tcW w:w="2300" w:type="dxa"/>
             <w:tcMar>
               <w:top w:w="80" w:type="dxa"/>
               <w:left w:w="110" w:type="dxa"/>
@@ -8881,7 +8796,7 @@
         </w:tc>
         <w:tc>
           <w:tcPr>
-            <w:tcW w:w="3272" w:type="dxa"/>
+            <w:tcW w:w="2200" w:type="dxa"/>
             <w:tcMar>
               <w:top w:w="80" w:type="dxa"/>
               <w:left w:w="110" w:type="dxa"/>
@@ -8901,6 +8816,31 @@
                 <w:lang w:eastAsia="ko-KR"/>
               </w:rPr>
               <w:t xml:space="preserve">초기방류</w:t>
+            </w:r>
+          </w:p>
+        </w:tc>
+        <w:tc>
+          <w:tcPr>
+            <w:tcW w:w="2772" w:type="dxa"/>
+            <w:tcMar>
+              <w:top w:w="80" w:type="dxa"/>
+              <w:left w:w="110" w:type="dxa"/>
+              <w:bottom w:w="80" w:type="dxa"/>
+              <w:right w:w="110" w:type="dxa"/>
+            </w:tcMar>
+            <w:vAlign w:val="center"/>
+          </w:tcPr>
+          <w:p>
+            <w:pPr>
+              <w:spacing w:after="20" w:line="252" w:lineRule="auto"/>
+            </w:pPr>
+            <w:r>
+              <w:rPr>
+                <w:sz w:val="18"/>
+                <w:szCs w:val="18"/>
+                <w:lang w:eastAsia="ko-KR"/>
+              </w:rPr>
+              <w:t xml:space="preserve">2016-07-16 12:00 → 13:00 (측정 변화)</w:t>
             </w:r>
           </w:p>
         </w:tc>
@@ -8912,7 +8852,7 @@
         </w:trPr>
         <w:tc>
           <w:tcPr>
-            <w:tcW w:w="3400" w:type="dxa"/>
+            <w:tcW w:w="2700" w:type="dxa"/>
             <w:shd w:val="clear" w:color="auto" w:fill="EEF5FA"/>
             <w:tcMar>
               <w:top w:w="80" w:type="dxa"/>
@@ -8935,13 +8875,13 @@
                 <w:szCs w:val="18"/>
                 <w:lang w:eastAsia="ko-KR"/>
               </w:rPr>
-              <w:t xml:space="preserve">10cms 증 / 이내 증가방류</w:t>
-            </w:r>
-          </w:p>
-        </w:tc>
-        <w:tc>
-          <w:tcPr>
-            <w:tcW w:w="3300" w:type="dxa"/>
+              <w:t xml:space="preserve">10cms 증 (394)</w:t>
+            </w:r>
+          </w:p>
+        </w:tc>
+        <w:tc>
+          <w:tcPr>
+            <w:tcW w:w="2300" w:type="dxa"/>
             <w:tcMar>
               <w:top w:w="80" w:type="dxa"/>
               <w:left w:w="110" w:type="dxa"/>
@@ -8966,7 +8906,7 @@
         </w:tc>
         <w:tc>
           <w:tcPr>
-            <w:tcW w:w="3272" w:type="dxa"/>
+            <w:tcW w:w="2200" w:type="dxa"/>
             <w:tcMar>
               <w:top w:w="80" w:type="dxa"/>
               <w:left w:w="110" w:type="dxa"/>
@@ -8986,6 +8926,31 @@
                 <w:lang w:eastAsia="ko-KR"/>
               </w:rPr>
               <w:t xml:space="preserve">증가방류</w:t>
+            </w:r>
+          </w:p>
+        </w:tc>
+        <w:tc>
+          <w:tcPr>
+            <w:tcW w:w="2772" w:type="dxa"/>
+            <w:tcMar>
+              <w:top w:w="80" w:type="dxa"/>
+              <w:left w:w="110" w:type="dxa"/>
+              <w:bottom w:w="80" w:type="dxa"/>
+              <w:right w:w="110" w:type="dxa"/>
+            </w:tcMar>
+            <w:vAlign w:val="center"/>
+          </w:tcPr>
+          <w:p>
+            <w:pPr>
+              <w:spacing w:after="20" w:line="252" w:lineRule="auto"/>
+            </w:pPr>
+            <w:r>
+              <w:rPr>
+                <w:sz w:val="18"/>
+                <w:szCs w:val="18"/>
+                <w:lang w:eastAsia="ko-KR"/>
+              </w:rPr>
+              <w:t xml:space="preserve">2010-09-20 17:50 → 18:00 (측정 변화)</w:t>
             </w:r>
           </w:p>
         </w:tc>
@@ -8997,7 +8962,7 @@
         </w:trPr>
         <w:tc>
           <w:tcPr>
-            <w:tcW w:w="3400" w:type="dxa"/>
+            <w:tcW w:w="2700" w:type="dxa"/>
             <w:shd w:val="clear" w:color="auto" w:fill="EEF5FA"/>
             <w:tcMar>
               <w:top w:w="80" w:type="dxa"/>
@@ -9020,13 +8985,13 @@
                 <w:szCs w:val="18"/>
                 <w:lang w:eastAsia="ko-KR"/>
               </w:rPr>
-              <w:t xml:space="preserve">이내 점증방류</w:t>
-            </w:r>
-          </w:p>
-        </w:tc>
-        <w:tc>
-          <w:tcPr>
-            <w:tcW w:w="3300" w:type="dxa"/>
+              <w:t xml:space="preserve">이내 점증방류 (1103)</w:t>
+            </w:r>
+          </w:p>
+        </w:tc>
+        <w:tc>
+          <w:tcPr>
+            <w:tcW w:w="2300" w:type="dxa"/>
             <w:tcMar>
               <w:top w:w="80" w:type="dxa"/>
               <w:left w:w="110" w:type="dxa"/>
@@ -9051,7 +9016,7 @@
         </w:tc>
         <w:tc>
           <w:tcPr>
-            <w:tcW w:w="3272" w:type="dxa"/>
+            <w:tcW w:w="2200" w:type="dxa"/>
             <w:tcMar>
               <w:top w:w="80" w:type="dxa"/>
               <w:left w:w="110" w:type="dxa"/>
@@ -9071,6 +9036,31 @@
                 <w:lang w:eastAsia="ko-KR"/>
               </w:rPr>
               <w:t xml:space="preserve">점진·점증방류</w:t>
+            </w:r>
+          </w:p>
+        </w:tc>
+        <w:tc>
+          <w:tcPr>
+            <w:tcW w:w="2772" w:type="dxa"/>
+            <w:tcMar>
+              <w:top w:w="80" w:type="dxa"/>
+              <w:left w:w="110" w:type="dxa"/>
+              <w:bottom w:w="80" w:type="dxa"/>
+              <w:right w:w="110" w:type="dxa"/>
+            </w:tcMar>
+            <w:vAlign w:val="center"/>
+          </w:tcPr>
+          <w:p>
+            <w:pPr>
+              <w:spacing w:after="20" w:line="252" w:lineRule="auto"/>
+            </w:pPr>
+            <w:r>
+              <w:rPr>
+                <w:sz w:val="18"/>
+                <w:szCs w:val="18"/>
+                <w:lang w:eastAsia="ko-KR"/>
+              </w:rPr>
+              <w:t xml:space="preserve">2011-08-17 18:00 → 19:00 (측정 변화)</w:t>
             </w:r>
           </w:p>
         </w:tc>
@@ -9082,7 +9072,7 @@
         </w:trPr>
         <w:tc>
           <w:tcPr>
-            <w:tcW w:w="3400" w:type="dxa"/>
+            <w:tcW w:w="2700" w:type="dxa"/>
             <w:shd w:val="clear" w:color="auto" w:fill="EEF5FA"/>
             <w:tcMar>
               <w:top w:w="80" w:type="dxa"/>
@@ -9105,13 +9095,13 @@
                 <w:szCs w:val="18"/>
                 <w:lang w:eastAsia="ko-KR"/>
               </w:rPr>
-              <w:t xml:space="preserve">9.11 16:00 수문방류종료</w:t>
-            </w:r>
-          </w:p>
-        </w:tc>
-        <w:tc>
-          <w:tcPr>
-            <w:tcW w:w="3300" w:type="dxa"/>
+              <w:t xml:space="preserve">9.11 16:00 수문방류종료 (279)</w:t>
+            </w:r>
+          </w:p>
+        </w:tc>
+        <w:tc>
+          <w:tcPr>
+            <w:tcW w:w="2300" w:type="dxa"/>
             <w:tcMar>
               <w:top w:w="80" w:type="dxa"/>
               <w:left w:w="110" w:type="dxa"/>
@@ -9136,7 +9126,7 @@
         </w:tc>
         <w:tc>
           <w:tcPr>
-            <w:tcW w:w="3272" w:type="dxa"/>
+            <w:tcW w:w="2200" w:type="dxa"/>
             <w:tcMar>
               <w:top w:w="80" w:type="dxa"/>
               <w:left w:w="110" w:type="dxa"/>
@@ -9156,6 +9146,31 @@
                 <w:lang w:eastAsia="ko-KR"/>
               </w:rPr>
               <w:t xml:space="preserve">방류종료</w:t>
+            </w:r>
+          </w:p>
+        </w:tc>
+        <w:tc>
+          <w:tcPr>
+            <w:tcW w:w="2772" w:type="dxa"/>
+            <w:tcMar>
+              <w:top w:w="80" w:type="dxa"/>
+              <w:left w:w="110" w:type="dxa"/>
+              <w:bottom w:w="80" w:type="dxa"/>
+              <w:right w:w="110" w:type="dxa"/>
+            </w:tcMar>
+            <w:vAlign w:val="center"/>
+          </w:tcPr>
+          <w:p>
+            <w:pPr>
+              <w:spacing w:after="20" w:line="252" w:lineRule="auto"/>
+            </w:pPr>
+            <w:r>
+              <w:rPr>
+                <w:sz w:val="18"/>
+                <w:szCs w:val="18"/>
+                <w:lang w:eastAsia="ko-KR"/>
+              </w:rPr>
+              <w:t xml:space="preserve">2010-09-10 17:00 → 2010-09-11 16:00 (비고에 적힌 시각)</w:t>
             </w:r>
           </w:p>
         </w:tc>
@@ -9167,7 +9182,7 @@
         </w:trPr>
         <w:tc>
           <w:tcPr>
-            <w:tcW w:w="3400" w:type="dxa"/>
+            <w:tcW w:w="2700" w:type="dxa"/>
             <w:shd w:val="clear" w:color="auto" w:fill="EEF5FA"/>
             <w:tcMar>
               <w:top w:w="80" w:type="dxa"/>
@@ -9190,13 +9205,13 @@
                 <w:szCs w:val="18"/>
                 <w:lang w:eastAsia="ko-KR"/>
               </w:rPr>
-              <w:t xml:space="preserve">이내 탄력적 조정</w:t>
-            </w:r>
-          </w:p>
-        </w:tc>
-        <w:tc>
-          <w:tcPr>
-            <w:tcW w:w="3300" w:type="dxa"/>
+              <w:t xml:space="preserve">이내 탄력적 조정 (1368)</w:t>
+            </w:r>
+          </w:p>
+        </w:tc>
+        <w:tc>
+          <w:tcPr>
+            <w:tcW w:w="2300" w:type="dxa"/>
             <w:tcMar>
               <w:top w:w="80" w:type="dxa"/>
               <w:left w:w="110" w:type="dxa"/>
@@ -9221,7 +9236,7 @@
         </w:tc>
         <w:tc>
           <w:tcPr>
-            <w:tcW w:w="3272" w:type="dxa"/>
+            <w:tcW w:w="2200" w:type="dxa"/>
             <w:tcMar>
               <w:top w:w="80" w:type="dxa"/>
               <w:left w:w="110" w:type="dxa"/>
@@ -9241,6 +9256,31 @@
                 <w:lang w:eastAsia="ko-KR"/>
               </w:rPr>
               <w:t xml:space="preserve">탄력적 방류 (원문 용어를 보존)</w:t>
+            </w:r>
+          </w:p>
+        </w:tc>
+        <w:tc>
+          <w:tcPr>
+            <w:tcW w:w="2772" w:type="dxa"/>
+            <w:tcMar>
+              <w:top w:w="80" w:type="dxa"/>
+              <w:left w:w="110" w:type="dxa"/>
+              <w:bottom w:w="80" w:type="dxa"/>
+              <w:right w:w="110" w:type="dxa"/>
+            </w:tcMar>
+            <w:vAlign w:val="center"/>
+          </w:tcPr>
+          <w:p>
+            <w:pPr>
+              <w:spacing w:after="20" w:line="252" w:lineRule="auto"/>
+            </w:pPr>
+            <w:r>
+              <w:rPr>
+                <w:sz w:val="18"/>
+                <w:szCs w:val="18"/>
+                <w:lang w:eastAsia="ko-KR"/>
+              </w:rPr>
+              <w:t xml:space="preserve">2012-08-24 15:00 → 16:00 (측정 변화)</w:t>
             </w:r>
           </w:p>
         </w:tc>
@@ -9252,7 +9292,7 @@
         </w:trPr>
         <w:tc>
           <w:tcPr>
-            <w:tcW w:w="3400" w:type="dxa"/>
+            <w:tcW w:w="2700" w:type="dxa"/>
             <w:shd w:val="clear" w:color="auto" w:fill="EEF5FA"/>
             <w:tcMar>
               <w:top w:w="80" w:type="dxa"/>
@@ -9275,13 +9315,13 @@
                 <w:szCs w:val="18"/>
                 <w:lang w:eastAsia="ko-KR"/>
               </w:rPr>
-              <w:t xml:space="preserve">수문방류 승인</w:t>
-            </w:r>
-          </w:p>
-        </w:tc>
-        <w:tc>
-          <w:tcPr>
-            <w:tcW w:w="3300" w:type="dxa"/>
+              <w:t xml:space="preserve">수문방류 승인 (473)</w:t>
+            </w:r>
+          </w:p>
+        </w:tc>
+        <w:tc>
+          <w:tcPr>
+            <w:tcW w:w="2300" w:type="dxa"/>
             <w:tcMar>
               <w:top w:w="80" w:type="dxa"/>
               <w:left w:w="110" w:type="dxa"/>
@@ -9306,7 +9346,7 @@
         </w:tc>
         <w:tc>
           <w:tcPr>
-            <w:tcW w:w="3272" w:type="dxa"/>
+            <w:tcW w:w="2200" w:type="dxa"/>
             <w:tcMar>
               <w:top w:w="80" w:type="dxa"/>
               <w:left w:w="110" w:type="dxa"/>
@@ -9326,6 +9366,31 @@
                 <w:lang w:eastAsia="ko-KR"/>
               </w:rPr>
               <w:t xml:space="preserve">방류 (일반)</w:t>
+            </w:r>
+          </w:p>
+        </w:tc>
+        <w:tc>
+          <w:tcPr>
+            <w:tcW w:w="2772" w:type="dxa"/>
+            <w:tcMar>
+              <w:top w:w="80" w:type="dxa"/>
+              <w:left w:w="110" w:type="dxa"/>
+              <w:bottom w:w="80" w:type="dxa"/>
+              <w:right w:w="110" w:type="dxa"/>
+            </w:tcMar>
+            <w:vAlign w:val="center"/>
+          </w:tcPr>
+          <w:p>
+            <w:pPr>
+              <w:spacing w:after="20" w:line="252" w:lineRule="auto"/>
+            </w:pPr>
+            <w:r>
+              <w:rPr>
+                <w:sz w:val="18"/>
+                <w:szCs w:val="18"/>
+                <w:lang w:eastAsia="ko-KR"/>
+              </w:rPr>
+              <w:t xml:space="preserve">2011-06-24 18:00 → 19:00 (측정 변화)</w:t>
             </w:r>
           </w:p>
         </w:tc>
@@ -9337,7 +9402,7 @@
         </w:trPr>
         <w:tc>
           <w:tcPr>
-            <w:tcW w:w="3400" w:type="dxa"/>
+            <w:tcW w:w="2700" w:type="dxa"/>
             <w:shd w:val="clear" w:color="auto" w:fill="EEF5FA"/>
             <w:tcMar>
               <w:top w:w="80" w:type="dxa"/>
@@ -9360,13 +9425,13 @@
                 <w:szCs w:val="18"/>
                 <w:lang w:eastAsia="ko-KR"/>
               </w:rPr>
-              <w:t xml:space="preserve">(비고 없음)</w:t>
-            </w:r>
-          </w:p>
-        </w:tc>
-        <w:tc>
-          <w:tcPr>
-            <w:tcW w:w="3300" w:type="dxa"/>
+              <w:t xml:space="preserve">(비고 없음) (418)</w:t>
+            </w:r>
+          </w:p>
+        </w:tc>
+        <w:tc>
+          <w:tcPr>
+            <w:tcW w:w="2300" w:type="dxa"/>
             <w:tcMar>
               <w:top w:w="80" w:type="dxa"/>
               <w:left w:w="110" w:type="dxa"/>
@@ -9391,7 +9456,7 @@
         </w:tc>
         <w:tc>
           <w:tcPr>
-            <w:tcW w:w="3272" w:type="dxa"/>
+            <w:tcW w:w="2200" w:type="dxa"/>
             <w:tcMar>
               <w:top w:w="80" w:type="dxa"/>
               <w:left w:w="110" w:type="dxa"/>
@@ -9411,6 +9476,31 @@
                 <w:lang w:eastAsia="ko-KR"/>
               </w:rPr>
               <w:t xml:space="preserve">방류 (일반, 종류 미상). 승인 자체가 해당 시각의 방류 승인이므로 포함</w:t>
+            </w:r>
+          </w:p>
+        </w:tc>
+        <w:tc>
+          <w:tcPr>
+            <w:tcW w:w="2772" w:type="dxa"/>
+            <w:tcMar>
+              <w:top w:w="80" w:type="dxa"/>
+              <w:left w:w="110" w:type="dxa"/>
+              <w:bottom w:w="80" w:type="dxa"/>
+              <w:right w:w="110" w:type="dxa"/>
+            </w:tcMar>
+            <w:vAlign w:val="center"/>
+          </w:tcPr>
+          <w:p>
+            <w:pPr>
+              <w:spacing w:after="20" w:line="252" w:lineRule="auto"/>
+            </w:pPr>
+            <w:r>
+              <w:rPr>
+                <w:sz w:val="18"/>
+                <w:szCs w:val="18"/>
+                <w:lang w:eastAsia="ko-KR"/>
+              </w:rPr>
+              <w:t xml:space="preserve">2010-09-22 15:00 → 16:00 (측정 변화)</w:t>
             </w:r>
           </w:p>
         </w:tc>
@@ -9422,7 +9512,7 @@
         </w:trPr>
         <w:tc>
           <w:tcPr>
-            <w:tcW w:w="3400" w:type="dxa"/>
+            <w:tcW w:w="2700" w:type="dxa"/>
             <w:shd w:val="clear" w:color="auto" w:fill="EEF5FA"/>
             <w:tcMar>
               <w:top w:w="80" w:type="dxa"/>
@@ -9451,7 +9541,7 @@
         </w:tc>
         <w:tc>
           <w:tcPr>
-            <w:tcW w:w="3300" w:type="dxa"/>
+            <w:tcW w:w="2300" w:type="dxa"/>
             <w:tcMar>
               <w:top w:w="80" w:type="dxa"/>
               <w:left w:w="110" w:type="dxa"/>
@@ -9476,7 +9566,7 @@
         </w:tc>
         <w:tc>
           <w:tcPr>
-            <w:tcW w:w="3272" w:type="dxa"/>
+            <w:tcW w:w="2200" w:type="dxa"/>
             <w:tcMar>
               <w:top w:w="80" w:type="dxa"/>
               <w:left w:w="110" w:type="dxa"/>
@@ -9496,6 +9586,135 @@
                 <w:lang w:eastAsia="ko-KR"/>
               </w:rPr>
               <w:t xml:space="preserve">Operation을 만들지 않음 (같은 방류의 변경 → 단계 5에서 원 승인에 연결)</w:t>
+            </w:r>
+          </w:p>
+        </w:tc>
+        <w:tc>
+          <w:tcPr>
+            <w:tcW w:w="2772" w:type="dxa"/>
+            <w:tcMar>
+              <w:top w:w="80" w:type="dxa"/>
+              <w:left w:w="110" w:type="dxa"/>
+              <w:bottom w:w="80" w:type="dxa"/>
+              <w:right w:w="110" w:type="dxa"/>
+            </w:tcMar>
+            <w:vAlign w:val="center"/>
+          </w:tcPr>
+          <w:p>
+            <w:pPr>
+              <w:spacing w:after="20" w:line="252" w:lineRule="auto"/>
+            </w:pPr>
+            <w:r>
+              <w:rPr>
+                <w:sz w:val="18"/>
+                <w:szCs w:val="18"/>
+                <w:lang w:eastAsia="ko-KR"/>
+              </w:rPr>
+              <w:t xml:space="preserve">-</w:t>
+            </w:r>
+          </w:p>
+        </w:tc>
+      </w:tr>
+    </w:tbl>
+    <w:p>
+      <w:pPr>
+        <w:spacing w:after="60"/>
+        <w:rPr>
+          <w:lang w:eastAsia="ko-KR"/>
+        </w:rPr>
+      </w:pPr>
+    </w:p>
+    <w:p>
+      <w:pPr>
+        <w:spacing w:before="60" w:after="120"/>
+        <w:rPr>
+          <w:lang w:eastAsia="ko-KR"/>
+        </w:rPr>
+      </w:pPr>
+      <w:r>
+        <w:rPr>
+          <w:sz w:val="20"/>
+          <w:szCs w:val="20"/>
+          <w:lang w:eastAsia="ko-KR"/>
+        </w:rPr>
+        <w:t xml:space="preserve">운영행위 시각은 승인의 시각과 다르므로 측정자료로 찾는다. 승인의 방류시작시간 앞 3시간~뒤 6시간에서 측정 총방류량이 직전보다 1 CMS 또는 10% 이상 변한 시각 중 시작에 가장 가까운 것을 행위 시각으로 한다. 변화가 없으면 승인의 방류시작시간을, 비고에 시각이 있으면 그 시각을 쓴다. 시각을 정한 근거는 측정 변화 54건, 승인 시작 11건, 비고 명시 3건이다.</w:t>
+      </w:r>
+    </w:p>
+    <w:tbl>
+      <w:tblPr>
+        <w:tblW w:w="9972" w:type="dxa"/>
+        <w:jc w:val="center"/>
+        <w:tblBorders>
+          <w:top w:val="single" w:sz="5" w:space="0" w:color="A6A6A6"/>
+          <w:left w:val="single" w:sz="5" w:space="0" w:color="A6A6A6"/>
+          <w:bottom w:val="single" w:sz="5" w:space="0" w:color="A6A6A6"/>
+          <w:right w:val="single" w:sz="5" w:space="0" w:color="A6A6A6"/>
+          <w:insideH w:val="single" w:sz="5" w:space="0" w:color="A6A6A6"/>
+          <w:insideV w:val="single" w:sz="5" w:space="0" w:color="A6A6A6"/>
+        </w:tblBorders>
+        <w:tblLayout w:type="fixed"/>
+        <w:tblLook w:val="04A0" w:firstRow="1" w:lastRow="0" w:firstColumn="1" w:lastColumn="0" w:noHBand="0" w:noVBand="1"/>
+      </w:tblPr>
+      <w:tblGrid>
+        <w:gridCol w:w="1944"/>
+        <w:gridCol w:w="8028"/>
+      </w:tblGrid>
+      <w:tr>
+        <w:trPr>
+          <w:cantSplit/>
+          <w:jc w:val="center"/>
+        </w:trPr>
+        <w:tc>
+          <w:tcPr>
+            <w:tcW w:w="1944" w:type="dxa"/>
+            <w:shd w:val="clear" w:color="auto" w:fill="EEF5FA"/>
+            <w:tcMar>
+              <w:top w:w="80" w:type="dxa"/>
+              <w:left w:w="110" w:type="dxa"/>
+              <w:bottom w:w="80" w:type="dxa"/>
+              <w:right w:w="110" w:type="dxa"/>
+            </w:tcMar>
+            <w:vAlign w:val="center"/>
+          </w:tcPr>
+          <w:p>
+            <w:pPr>
+              <w:spacing w:after="20" w:line="252" w:lineRule="auto"/>
+              <w:jc w:val="center"/>
+            </w:pPr>
+            <w:r>
+              <w:rPr>
+                <w:b/>
+                <w:color w:val="1F4E79"/>
+                <w:sz w:val="18"/>
+                <w:szCs w:val="18"/>
+                <w:lang w:eastAsia="ko-KR"/>
+              </w:rPr>
+              <w:t xml:space="preserve">판단 표시</w:t>
+            </w:r>
+          </w:p>
+        </w:tc>
+        <w:tc>
+          <w:tcPr>
+            <w:tcW w:w="8028" w:type="dxa"/>
+            <w:tcMar>
+              <w:top w:w="80" w:type="dxa"/>
+              <w:left w:w="110" w:type="dxa"/>
+              <w:bottom w:w="80" w:type="dxa"/>
+              <w:right w:w="110" w:type="dxa"/>
+            </w:tcMar>
+            <w:vAlign w:val="center"/>
+          </w:tcPr>
+          <w:p>
+            <w:pPr>
+              <w:spacing w:after="20" w:line="252" w:lineRule="auto"/>
+            </w:pPr>
+            <w:r>
+              <w:rPr>
+                <w:sz w:val="18"/>
+                <w:szCs w:val="18"/>
+                <w:lang w:eastAsia="ko-KR"/>
+              </w:rPr>
+              <w:t xml:space="preserve">이 행위 시각 기준(앞 3시간~뒤 6시간, 1 CMS 또는 10%)은 연구자가 정한 임시 기준이다. 실제 운영행위의 시각을 정하는 기준이나 운영기록이 있으면 전문가의 검토를 받아 수정할 계획이다.</w:t>
             </w:r>
           </w:p>
         </w:tc>

--- a/lab_meeting/랩미팅 자료_KG구축_검색답변_초안.docx
+++ b/lab_meeting/랩미팅 자료_KG구축_검색답변_초안.docx
@@ -8584,7 +8584,7 @@
           <w:szCs w:val="20"/>
           <w:lang w:eastAsia="ko-KR"/>
         </w:rPr>
-        <w:t xml:space="preserve">A. 승인 비고 → Operation 종류와 시각  </w:t>
+        <w:t xml:space="preserve">A. 승인 비고 → Operation 종류  </w:t>
       </w:r>
       <w:r>
         <w:rPr>
@@ -8592,7 +8592,7 @@
           <w:szCs w:val="20"/>
           <w:lang w:eastAsia="ko-KR"/>
         </w:rPr>
-        <w:t xml:space="preserve">비고에서 아래 문구를 찾아 운영행위의 종류(operationType)를 정한다. 한 비고에서 여러 문구가 잡히면 각각 Operation 한 개로 만든다. 운영행위 시각(operationTime)은 비고가 아니라 승인의 방류시작시간과 측정자료로 정하며, 표의 마지막 열에 예를 보였다.</w:t>
+        <w:t xml:space="preserve">비고에서 아래 문구를 찾아 운영행위의 종류(operationType)를 정한다. 한 비고에서 여러 문구가 잡히면 각각 Operation 한 개로 만든다.</w:t>
       </w:r>
     </w:p>
     <w:tbl>
@@ -8611,10 +8611,9 @@
         <w:tblLook w:val="04A0" w:firstRow="1" w:lastRow="0" w:firstColumn="1" w:lastColumn="0" w:noHBand="0" w:noVBand="1"/>
       </w:tblPr>
       <w:tblGrid>
-        <w:gridCol w:w="2700"/>
-        <w:gridCol w:w="2300"/>
-        <w:gridCol w:w="2200"/>
-        <w:gridCol w:w="2772"/>
+        <w:gridCol w:w="3300"/>
+        <w:gridCol w:w="3300"/>
+        <w:gridCol w:w="3372"/>
       </w:tblGrid>
       <w:tr>
         <w:trPr>
@@ -8624,7 +8623,7 @@
         </w:trPr>
         <w:tc>
           <w:tcPr>
-            <w:tcW w:w="2700" w:type="dxa"/>
+            <w:tcW w:w="3300" w:type="dxa"/>
             <w:shd w:val="clear" w:color="auto" w:fill="D9EAF7"/>
             <w:tcMar>
               <w:top w:w="80" w:type="dxa"/>
@@ -8652,7 +8651,7 @@
         </w:tc>
         <w:tc>
           <w:tcPr>
-            <w:tcW w:w="2300" w:type="dxa"/>
+            <w:tcW w:w="3300" w:type="dxa"/>
             <w:shd w:val="clear" w:color="auto" w:fill="D9EAF7"/>
             <w:tcMar>
               <w:top w:w="80" w:type="dxa"/>
@@ -8680,7 +8679,7 @@
         </w:tc>
         <w:tc>
           <w:tcPr>
-            <w:tcW w:w="2200" w:type="dxa"/>
+            <w:tcW w:w="3372" w:type="dxa"/>
             <w:shd w:val="clear" w:color="auto" w:fill="D9EAF7"/>
             <w:tcMar>
               <w:top w:w="80" w:type="dxa"/>
@@ -8703,34 +8702,6 @@
                 <w:lang w:eastAsia="ko-KR"/>
               </w:rPr>
               <w:t xml:space="preserve">Operation 종류</w:t>
-            </w:r>
-          </w:p>
-        </w:tc>
-        <w:tc>
-          <w:tcPr>
-            <w:tcW w:w="2772" w:type="dxa"/>
-            <w:shd w:val="clear" w:color="auto" w:fill="D9EAF7"/>
-            <w:tcMar>
-              <w:top w:w="80" w:type="dxa"/>
-              <w:left w:w="110" w:type="dxa"/>
-              <w:bottom w:w="80" w:type="dxa"/>
-              <w:right w:w="110" w:type="dxa"/>
-            </w:tcMar>
-            <w:vAlign w:val="center"/>
-          </w:tcPr>
-          <w:p>
-            <w:pPr>
-              <w:spacing w:after="20" w:line="252" w:lineRule="auto"/>
-              <w:jc w:val="center"/>
-            </w:pPr>
-            <w:r>
-              <w:rPr>
-                <w:b/>
-                <w:sz w:val="18"/>
-                <w:szCs w:val="18"/>
-                <w:lang w:eastAsia="ko-KR"/>
-              </w:rPr>
-              <w:t xml:space="preserve">운영행위 시각 (승인의 방류시작 → 행위 시각)</w:t>
             </w:r>
           </w:p>
         </w:tc>
@@ -8742,7 +8713,7 @@
         </w:trPr>
         <w:tc>
           <w:tcPr>
-            <w:tcW w:w="2700" w:type="dxa"/>
+            <w:tcW w:w="3300" w:type="dxa"/>
             <w:shd w:val="clear" w:color="auto" w:fill="EEF5FA"/>
             <w:tcMar>
               <w:top w:w="80" w:type="dxa"/>
@@ -8771,7 +8742,7 @@
         </w:tc>
         <w:tc>
           <w:tcPr>
-            <w:tcW w:w="2300" w:type="dxa"/>
+            <w:tcW w:w="3300" w:type="dxa"/>
             <w:tcMar>
               <w:top w:w="80" w:type="dxa"/>
               <w:left w:w="110" w:type="dxa"/>
@@ -8796,7 +8767,7 @@
         </w:tc>
         <w:tc>
           <w:tcPr>
-            <w:tcW w:w="2200" w:type="dxa"/>
+            <w:tcW w:w="3372" w:type="dxa"/>
             <w:tcMar>
               <w:top w:w="80" w:type="dxa"/>
               <w:left w:w="110" w:type="dxa"/>
@@ -8816,31 +8787,6 @@
                 <w:lang w:eastAsia="ko-KR"/>
               </w:rPr>
               <w:t xml:space="preserve">초기방류</w:t>
-            </w:r>
-          </w:p>
-        </w:tc>
-        <w:tc>
-          <w:tcPr>
-            <w:tcW w:w="2772" w:type="dxa"/>
-            <w:tcMar>
-              <w:top w:w="80" w:type="dxa"/>
-              <w:left w:w="110" w:type="dxa"/>
-              <w:bottom w:w="80" w:type="dxa"/>
-              <w:right w:w="110" w:type="dxa"/>
-            </w:tcMar>
-            <w:vAlign w:val="center"/>
-          </w:tcPr>
-          <w:p>
-            <w:pPr>
-              <w:spacing w:after="20" w:line="252" w:lineRule="auto"/>
-            </w:pPr>
-            <w:r>
-              <w:rPr>
-                <w:sz w:val="18"/>
-                <w:szCs w:val="18"/>
-                <w:lang w:eastAsia="ko-KR"/>
-              </w:rPr>
-              <w:t xml:space="preserve">2016-07-16 12:00 → 13:00 (측정 변화)</w:t>
             </w:r>
           </w:p>
         </w:tc>
@@ -8852,7 +8798,7 @@
         </w:trPr>
         <w:tc>
           <w:tcPr>
-            <w:tcW w:w="2700" w:type="dxa"/>
+            <w:tcW w:w="3300" w:type="dxa"/>
             <w:shd w:val="clear" w:color="auto" w:fill="EEF5FA"/>
             <w:tcMar>
               <w:top w:w="80" w:type="dxa"/>
@@ -8881,7 +8827,7 @@
         </w:tc>
         <w:tc>
           <w:tcPr>
-            <w:tcW w:w="2300" w:type="dxa"/>
+            <w:tcW w:w="3300" w:type="dxa"/>
             <w:tcMar>
               <w:top w:w="80" w:type="dxa"/>
               <w:left w:w="110" w:type="dxa"/>
@@ -8906,7 +8852,7 @@
         </w:tc>
         <w:tc>
           <w:tcPr>
-            <w:tcW w:w="2200" w:type="dxa"/>
+            <w:tcW w:w="3372" w:type="dxa"/>
             <w:tcMar>
               <w:top w:w="80" w:type="dxa"/>
               <w:left w:w="110" w:type="dxa"/>
@@ -8926,31 +8872,6 @@
                 <w:lang w:eastAsia="ko-KR"/>
               </w:rPr>
               <w:t xml:space="preserve">증가방류</w:t>
-            </w:r>
-          </w:p>
-        </w:tc>
-        <w:tc>
-          <w:tcPr>
-            <w:tcW w:w="2772" w:type="dxa"/>
-            <w:tcMar>
-              <w:top w:w="80" w:type="dxa"/>
-              <w:left w:w="110" w:type="dxa"/>
-              <w:bottom w:w="80" w:type="dxa"/>
-              <w:right w:w="110" w:type="dxa"/>
-            </w:tcMar>
-            <w:vAlign w:val="center"/>
-          </w:tcPr>
-          <w:p>
-            <w:pPr>
-              <w:spacing w:after="20" w:line="252" w:lineRule="auto"/>
-            </w:pPr>
-            <w:r>
-              <w:rPr>
-                <w:sz w:val="18"/>
-                <w:szCs w:val="18"/>
-                <w:lang w:eastAsia="ko-KR"/>
-              </w:rPr>
-              <w:t xml:space="preserve">2010-09-20 17:50 → 18:00 (측정 변화)</w:t>
             </w:r>
           </w:p>
         </w:tc>
@@ -8962,7 +8883,7 @@
         </w:trPr>
         <w:tc>
           <w:tcPr>
-            <w:tcW w:w="2700" w:type="dxa"/>
+            <w:tcW w:w="3300" w:type="dxa"/>
             <w:shd w:val="clear" w:color="auto" w:fill="EEF5FA"/>
             <w:tcMar>
               <w:top w:w="80" w:type="dxa"/>
@@ -8991,7 +8912,7 @@
         </w:tc>
         <w:tc>
           <w:tcPr>
-            <w:tcW w:w="2300" w:type="dxa"/>
+            <w:tcW w:w="3300" w:type="dxa"/>
             <w:tcMar>
               <w:top w:w="80" w:type="dxa"/>
               <w:left w:w="110" w:type="dxa"/>
@@ -9016,7 +8937,7 @@
         </w:tc>
         <w:tc>
           <w:tcPr>
-            <w:tcW w:w="2200" w:type="dxa"/>
+            <w:tcW w:w="3372" w:type="dxa"/>
             <w:tcMar>
               <w:top w:w="80" w:type="dxa"/>
               <w:left w:w="110" w:type="dxa"/>
@@ -9036,31 +8957,6 @@
                 <w:lang w:eastAsia="ko-KR"/>
               </w:rPr>
               <w:t xml:space="preserve">점진·점증방류</w:t>
-            </w:r>
-          </w:p>
-        </w:tc>
-        <w:tc>
-          <w:tcPr>
-            <w:tcW w:w="2772" w:type="dxa"/>
-            <w:tcMar>
-              <w:top w:w="80" w:type="dxa"/>
-              <w:left w:w="110" w:type="dxa"/>
-              <w:bottom w:w="80" w:type="dxa"/>
-              <w:right w:w="110" w:type="dxa"/>
-            </w:tcMar>
-            <w:vAlign w:val="center"/>
-          </w:tcPr>
-          <w:p>
-            <w:pPr>
-              <w:spacing w:after="20" w:line="252" w:lineRule="auto"/>
-            </w:pPr>
-            <w:r>
-              <w:rPr>
-                <w:sz w:val="18"/>
-                <w:szCs w:val="18"/>
-                <w:lang w:eastAsia="ko-KR"/>
-              </w:rPr>
-              <w:t xml:space="preserve">2011-08-17 18:00 → 19:00 (측정 변화)</w:t>
             </w:r>
           </w:p>
         </w:tc>
@@ -9072,7 +8968,7 @@
         </w:trPr>
         <w:tc>
           <w:tcPr>
-            <w:tcW w:w="2700" w:type="dxa"/>
+            <w:tcW w:w="3300" w:type="dxa"/>
             <w:shd w:val="clear" w:color="auto" w:fill="EEF5FA"/>
             <w:tcMar>
               <w:top w:w="80" w:type="dxa"/>
@@ -9101,7 +8997,7 @@
         </w:tc>
         <w:tc>
           <w:tcPr>
-            <w:tcW w:w="2300" w:type="dxa"/>
+            <w:tcW w:w="3300" w:type="dxa"/>
             <w:tcMar>
               <w:top w:w="80" w:type="dxa"/>
               <w:left w:w="110" w:type="dxa"/>
@@ -9126,7 +9022,7 @@
         </w:tc>
         <w:tc>
           <w:tcPr>
-            <w:tcW w:w="2200" w:type="dxa"/>
+            <w:tcW w:w="3372" w:type="dxa"/>
             <w:tcMar>
               <w:top w:w="80" w:type="dxa"/>
               <w:left w:w="110" w:type="dxa"/>
@@ -9146,31 +9042,6 @@
                 <w:lang w:eastAsia="ko-KR"/>
               </w:rPr>
               <w:t xml:space="preserve">방류종료</w:t>
-            </w:r>
-          </w:p>
-        </w:tc>
-        <w:tc>
-          <w:tcPr>
-            <w:tcW w:w="2772" w:type="dxa"/>
-            <w:tcMar>
-              <w:top w:w="80" w:type="dxa"/>
-              <w:left w:w="110" w:type="dxa"/>
-              <w:bottom w:w="80" w:type="dxa"/>
-              <w:right w:w="110" w:type="dxa"/>
-            </w:tcMar>
-            <w:vAlign w:val="center"/>
-          </w:tcPr>
-          <w:p>
-            <w:pPr>
-              <w:spacing w:after="20" w:line="252" w:lineRule="auto"/>
-            </w:pPr>
-            <w:r>
-              <w:rPr>
-                <w:sz w:val="18"/>
-                <w:szCs w:val="18"/>
-                <w:lang w:eastAsia="ko-KR"/>
-              </w:rPr>
-              <w:t xml:space="preserve">2010-09-10 17:00 → 2010-09-11 16:00 (비고에 적힌 시각)</w:t>
             </w:r>
           </w:p>
         </w:tc>
@@ -9182,7 +9053,7 @@
         </w:trPr>
         <w:tc>
           <w:tcPr>
-            <w:tcW w:w="2700" w:type="dxa"/>
+            <w:tcW w:w="3300" w:type="dxa"/>
             <w:shd w:val="clear" w:color="auto" w:fill="EEF5FA"/>
             <w:tcMar>
               <w:top w:w="80" w:type="dxa"/>
@@ -9211,7 +9082,7 @@
         </w:tc>
         <w:tc>
           <w:tcPr>
-            <w:tcW w:w="2300" w:type="dxa"/>
+            <w:tcW w:w="3300" w:type="dxa"/>
             <w:tcMar>
               <w:top w:w="80" w:type="dxa"/>
               <w:left w:w="110" w:type="dxa"/>
@@ -9236,7 +9107,7 @@
         </w:tc>
         <w:tc>
           <w:tcPr>
-            <w:tcW w:w="2200" w:type="dxa"/>
+            <w:tcW w:w="3372" w:type="dxa"/>
             <w:tcMar>
               <w:top w:w="80" w:type="dxa"/>
               <w:left w:w="110" w:type="dxa"/>
@@ -9256,31 +9127,6 @@
                 <w:lang w:eastAsia="ko-KR"/>
               </w:rPr>
               <w:t xml:space="preserve">탄력적 방류 (원문 용어를 보존)</w:t>
-            </w:r>
-          </w:p>
-        </w:tc>
-        <w:tc>
-          <w:tcPr>
-            <w:tcW w:w="2772" w:type="dxa"/>
-            <w:tcMar>
-              <w:top w:w="80" w:type="dxa"/>
-              <w:left w:w="110" w:type="dxa"/>
-              <w:bottom w:w="80" w:type="dxa"/>
-              <w:right w:w="110" w:type="dxa"/>
-            </w:tcMar>
-            <w:vAlign w:val="center"/>
-          </w:tcPr>
-          <w:p>
-            <w:pPr>
-              <w:spacing w:after="20" w:line="252" w:lineRule="auto"/>
-            </w:pPr>
-            <w:r>
-              <w:rPr>
-                <w:sz w:val="18"/>
-                <w:szCs w:val="18"/>
-                <w:lang w:eastAsia="ko-KR"/>
-              </w:rPr>
-              <w:t xml:space="preserve">2012-08-24 15:00 → 16:00 (측정 변화)</w:t>
             </w:r>
           </w:p>
         </w:tc>
@@ -9292,7 +9138,7 @@
         </w:trPr>
         <w:tc>
           <w:tcPr>
-            <w:tcW w:w="2700" w:type="dxa"/>
+            <w:tcW w:w="3300" w:type="dxa"/>
             <w:shd w:val="clear" w:color="auto" w:fill="EEF5FA"/>
             <w:tcMar>
               <w:top w:w="80" w:type="dxa"/>
@@ -9321,7 +9167,7 @@
         </w:tc>
         <w:tc>
           <w:tcPr>
-            <w:tcW w:w="2300" w:type="dxa"/>
+            <w:tcW w:w="3300" w:type="dxa"/>
             <w:tcMar>
               <w:top w:w="80" w:type="dxa"/>
               <w:left w:w="110" w:type="dxa"/>
@@ -9346,7 +9192,7 @@
         </w:tc>
         <w:tc>
           <w:tcPr>
-            <w:tcW w:w="2200" w:type="dxa"/>
+            <w:tcW w:w="3372" w:type="dxa"/>
             <w:tcMar>
               <w:top w:w="80" w:type="dxa"/>
               <w:left w:w="110" w:type="dxa"/>
@@ -9366,31 +9212,6 @@
                 <w:lang w:eastAsia="ko-KR"/>
               </w:rPr>
               <w:t xml:space="preserve">방류 (일반)</w:t>
-            </w:r>
-          </w:p>
-        </w:tc>
-        <w:tc>
-          <w:tcPr>
-            <w:tcW w:w="2772" w:type="dxa"/>
-            <w:tcMar>
-              <w:top w:w="80" w:type="dxa"/>
-              <w:left w:w="110" w:type="dxa"/>
-              <w:bottom w:w="80" w:type="dxa"/>
-              <w:right w:w="110" w:type="dxa"/>
-            </w:tcMar>
-            <w:vAlign w:val="center"/>
-          </w:tcPr>
-          <w:p>
-            <w:pPr>
-              <w:spacing w:after="20" w:line="252" w:lineRule="auto"/>
-            </w:pPr>
-            <w:r>
-              <w:rPr>
-                <w:sz w:val="18"/>
-                <w:szCs w:val="18"/>
-                <w:lang w:eastAsia="ko-KR"/>
-              </w:rPr>
-              <w:t xml:space="preserve">2011-06-24 18:00 → 19:00 (측정 변화)</w:t>
             </w:r>
           </w:p>
         </w:tc>
@@ -9402,7 +9223,7 @@
         </w:trPr>
         <w:tc>
           <w:tcPr>
-            <w:tcW w:w="2700" w:type="dxa"/>
+            <w:tcW w:w="3300" w:type="dxa"/>
             <w:shd w:val="clear" w:color="auto" w:fill="EEF5FA"/>
             <w:tcMar>
               <w:top w:w="80" w:type="dxa"/>
@@ -9431,7 +9252,7 @@
         </w:tc>
         <w:tc>
           <w:tcPr>
-            <w:tcW w:w="2300" w:type="dxa"/>
+            <w:tcW w:w="3300" w:type="dxa"/>
             <w:tcMar>
               <w:top w:w="80" w:type="dxa"/>
               <w:left w:w="110" w:type="dxa"/>
@@ -9456,7 +9277,7 @@
         </w:tc>
         <w:tc>
           <w:tcPr>
-            <w:tcW w:w="2200" w:type="dxa"/>
+            <w:tcW w:w="3372" w:type="dxa"/>
             <w:tcMar>
               <w:top w:w="80" w:type="dxa"/>
               <w:left w:w="110" w:type="dxa"/>
@@ -9476,31 +9297,6 @@
                 <w:lang w:eastAsia="ko-KR"/>
               </w:rPr>
               <w:t xml:space="preserve">방류 (일반, 종류 미상). 승인 자체가 해당 시각의 방류 승인이므로 포함</w:t>
-            </w:r>
-          </w:p>
-        </w:tc>
-        <w:tc>
-          <w:tcPr>
-            <w:tcW w:w="2772" w:type="dxa"/>
-            <w:tcMar>
-              <w:top w:w="80" w:type="dxa"/>
-              <w:left w:w="110" w:type="dxa"/>
-              <w:bottom w:w="80" w:type="dxa"/>
-              <w:right w:w="110" w:type="dxa"/>
-            </w:tcMar>
-            <w:vAlign w:val="center"/>
-          </w:tcPr>
-          <w:p>
-            <w:pPr>
-              <w:spacing w:after="20" w:line="252" w:lineRule="auto"/>
-            </w:pPr>
-            <w:r>
-              <w:rPr>
-                <w:sz w:val="18"/>
-                <w:szCs w:val="18"/>
-                <w:lang w:eastAsia="ko-KR"/>
-              </w:rPr>
-              <w:t xml:space="preserve">2010-09-22 15:00 → 16:00 (측정 변화)</w:t>
             </w:r>
           </w:p>
         </w:tc>
@@ -9512,7 +9308,7 @@
         </w:trPr>
         <w:tc>
           <w:tcPr>
-            <w:tcW w:w="2700" w:type="dxa"/>
+            <w:tcW w:w="3300" w:type="dxa"/>
             <w:shd w:val="clear" w:color="auto" w:fill="EEF5FA"/>
             <w:tcMar>
               <w:top w:w="80" w:type="dxa"/>
@@ -9541,7 +9337,7 @@
         </w:tc>
         <w:tc>
           <w:tcPr>
-            <w:tcW w:w="2300" w:type="dxa"/>
+            <w:tcW w:w="3300" w:type="dxa"/>
             <w:tcMar>
               <w:top w:w="80" w:type="dxa"/>
               <w:left w:w="110" w:type="dxa"/>
@@ -9566,7 +9362,7 @@
         </w:tc>
         <w:tc>
           <w:tcPr>
-            <w:tcW w:w="2200" w:type="dxa"/>
+            <w:tcW w:w="3372" w:type="dxa"/>
             <w:tcMar>
               <w:top w:w="80" w:type="dxa"/>
               <w:left w:w="110" w:type="dxa"/>
@@ -9586,135 +9382,6 @@
                 <w:lang w:eastAsia="ko-KR"/>
               </w:rPr>
               <w:t xml:space="preserve">Operation을 만들지 않음 (같은 방류의 변경 → 단계 5에서 원 승인에 연결)</w:t>
-            </w:r>
-          </w:p>
-        </w:tc>
-        <w:tc>
-          <w:tcPr>
-            <w:tcW w:w="2772" w:type="dxa"/>
-            <w:tcMar>
-              <w:top w:w="80" w:type="dxa"/>
-              <w:left w:w="110" w:type="dxa"/>
-              <w:bottom w:w="80" w:type="dxa"/>
-              <w:right w:w="110" w:type="dxa"/>
-            </w:tcMar>
-            <w:vAlign w:val="center"/>
-          </w:tcPr>
-          <w:p>
-            <w:pPr>
-              <w:spacing w:after="20" w:line="252" w:lineRule="auto"/>
-            </w:pPr>
-            <w:r>
-              <w:rPr>
-                <w:sz w:val="18"/>
-                <w:szCs w:val="18"/>
-                <w:lang w:eastAsia="ko-KR"/>
-              </w:rPr>
-              <w:t xml:space="preserve">-</w:t>
-            </w:r>
-          </w:p>
-        </w:tc>
-      </w:tr>
-    </w:tbl>
-    <w:p>
-      <w:pPr>
-        <w:spacing w:after="60"/>
-        <w:rPr>
-          <w:lang w:eastAsia="ko-KR"/>
-        </w:rPr>
-      </w:pPr>
-    </w:p>
-    <w:p>
-      <w:pPr>
-        <w:spacing w:before="60" w:after="120"/>
-        <w:rPr>
-          <w:lang w:eastAsia="ko-KR"/>
-        </w:rPr>
-      </w:pPr>
-      <w:r>
-        <w:rPr>
-          <w:sz w:val="20"/>
-          <w:szCs w:val="20"/>
-          <w:lang w:eastAsia="ko-KR"/>
-        </w:rPr>
-        <w:t xml:space="preserve">운영행위 시각은 승인의 시각과 다르므로 측정자료로 찾는다. 승인의 방류시작시간 앞 3시간~뒤 6시간에서 측정 총방류량이 직전보다 1 CMS 또는 10% 이상 변한 시각 중 시작에 가장 가까운 것을 행위 시각으로 한다. 변화가 없으면 승인의 방류시작시간을, 비고에 시각이 있으면 그 시각을 쓴다. 시각을 정한 근거는 측정 변화 54건, 승인 시작 11건, 비고 명시 3건이다.</w:t>
-      </w:r>
-    </w:p>
-    <w:tbl>
-      <w:tblPr>
-        <w:tblW w:w="9972" w:type="dxa"/>
-        <w:jc w:val="center"/>
-        <w:tblBorders>
-          <w:top w:val="single" w:sz="5" w:space="0" w:color="A6A6A6"/>
-          <w:left w:val="single" w:sz="5" w:space="0" w:color="A6A6A6"/>
-          <w:bottom w:val="single" w:sz="5" w:space="0" w:color="A6A6A6"/>
-          <w:right w:val="single" w:sz="5" w:space="0" w:color="A6A6A6"/>
-          <w:insideH w:val="single" w:sz="5" w:space="0" w:color="A6A6A6"/>
-          <w:insideV w:val="single" w:sz="5" w:space="0" w:color="A6A6A6"/>
-        </w:tblBorders>
-        <w:tblLayout w:type="fixed"/>
-        <w:tblLook w:val="04A0" w:firstRow="1" w:lastRow="0" w:firstColumn="1" w:lastColumn="0" w:noHBand="0" w:noVBand="1"/>
-      </w:tblPr>
-      <w:tblGrid>
-        <w:gridCol w:w="1944"/>
-        <w:gridCol w:w="8028"/>
-      </w:tblGrid>
-      <w:tr>
-        <w:trPr>
-          <w:cantSplit/>
-          <w:jc w:val="center"/>
-        </w:trPr>
-        <w:tc>
-          <w:tcPr>
-            <w:tcW w:w="1944" w:type="dxa"/>
-            <w:shd w:val="clear" w:color="auto" w:fill="EEF5FA"/>
-            <w:tcMar>
-              <w:top w:w="80" w:type="dxa"/>
-              <w:left w:w="110" w:type="dxa"/>
-              <w:bottom w:w="80" w:type="dxa"/>
-              <w:right w:w="110" w:type="dxa"/>
-            </w:tcMar>
-            <w:vAlign w:val="center"/>
-          </w:tcPr>
-          <w:p>
-            <w:pPr>
-              <w:spacing w:after="20" w:line="252" w:lineRule="auto"/>
-              <w:jc w:val="center"/>
-            </w:pPr>
-            <w:r>
-              <w:rPr>
-                <w:b/>
-                <w:color w:val="1F4E79"/>
-                <w:sz w:val="18"/>
-                <w:szCs w:val="18"/>
-                <w:lang w:eastAsia="ko-KR"/>
-              </w:rPr>
-              <w:t xml:space="preserve">판단 표시</w:t>
-            </w:r>
-          </w:p>
-        </w:tc>
-        <w:tc>
-          <w:tcPr>
-            <w:tcW w:w="8028" w:type="dxa"/>
-            <w:tcMar>
-              <w:top w:w="80" w:type="dxa"/>
-              <w:left w:w="110" w:type="dxa"/>
-              <w:bottom w:w="80" w:type="dxa"/>
-              <w:right w:w="110" w:type="dxa"/>
-            </w:tcMar>
-            <w:vAlign w:val="center"/>
-          </w:tcPr>
-          <w:p>
-            <w:pPr>
-              <w:spacing w:after="20" w:line="252" w:lineRule="auto"/>
-            </w:pPr>
-            <w:r>
-              <w:rPr>
-                <w:sz w:val="18"/>
-                <w:szCs w:val="18"/>
-                <w:lang w:eastAsia="ko-KR"/>
-              </w:rPr>
-              <w:t xml:space="preserve">이 행위 시각 기준(앞 3시간~뒤 6시간, 1 CMS 또는 10%)은 연구자가 정한 임시 기준이다. 실제 운영행위의 시각을 정하는 기준이나 운영기록이 있으면 전문가의 검토를 받아 수정할 계획이다.</w:t>
             </w:r>
           </w:p>
         </w:tc>
@@ -9759,7 +9426,1205 @@
           <w:szCs w:val="20"/>
           <w:lang w:eastAsia="ko-KR"/>
         </w:rPr>
-        <w:t xml:space="preserve">B. 별표3 → Criterion  </w:t>
+        <w:t xml:space="preserve">B. 운영행위 시각  </w:t>
+      </w:r>
+      <w:r>
+        <w:rPr>
+          <w:sz w:val="20"/>
+          <w:szCs w:val="20"/>
+          <w:lang w:eastAsia="ko-KR"/>
+        </w:rPr>
+        <w:t xml:space="preserve">승인의 시각과 실제 운영행위의 시각은 다르므로, 운영행위 시각(operationTime)은 비고가 아니라 승인의 방류시작시간과 측정자료의 총방류량으로 정한다. 방류시작시간 앞 3시간~뒤 6시간에서 총방류량이 직전 시각보다 1 CMS와 직전 값의 10% 중 큰 값 이상 변한 시각을 찾고, 그중 방류시작시간에 가장 가까운 시각(같으면 늦은 쪽)을 행위 시각으로 한다. 아래는 승인 2327(광동댐, 방류시작 2016-07-16 12:00)의 예이다.</w:t>
+      </w:r>
+    </w:p>
+    <w:tbl>
+      <w:tblPr>
+        <w:tblW w:w="9972" w:type="dxa"/>
+        <w:jc w:val="center"/>
+        <w:tblBorders>
+          <w:top w:val="single" w:sz="5" w:space="0" w:color="A6A6A6"/>
+          <w:left w:val="single" w:sz="5" w:space="0" w:color="A6A6A6"/>
+          <w:bottom w:val="single" w:sz="5" w:space="0" w:color="A6A6A6"/>
+          <w:right w:val="single" w:sz="5" w:space="0" w:color="A6A6A6"/>
+          <w:insideH w:val="single" w:sz="5" w:space="0" w:color="A6A6A6"/>
+          <w:insideV w:val="single" w:sz="5" w:space="0" w:color="A6A6A6"/>
+        </w:tblBorders>
+        <w:tblLayout w:type="fixed"/>
+        <w:tblLook w:val="04A0" w:firstRow="1" w:lastRow="0" w:firstColumn="1" w:lastColumn="0" w:noHBand="0" w:noVBand="1"/>
+      </w:tblPr>
+      <w:tblGrid>
+        <w:gridCol w:w="2700"/>
+        <w:gridCol w:w="1800"/>
+        <w:gridCol w:w="1800"/>
+        <w:gridCol w:w="3672"/>
+      </w:tblGrid>
+      <w:tr>
+        <w:trPr>
+          <w:cantSplit/>
+          <w:tblHeader/>
+          <w:jc w:val="center"/>
+        </w:trPr>
+        <w:tc>
+          <w:tcPr>
+            <w:tcW w:w="2700" w:type="dxa"/>
+            <w:shd w:val="clear" w:color="auto" w:fill="D9EAF7"/>
+            <w:tcMar>
+              <w:top w:w="80" w:type="dxa"/>
+              <w:left w:w="110" w:type="dxa"/>
+              <w:bottom w:w="80" w:type="dxa"/>
+              <w:right w:w="110" w:type="dxa"/>
+            </w:tcMar>
+            <w:vAlign w:val="center"/>
+          </w:tcPr>
+          <w:p>
+            <w:pPr>
+              <w:spacing w:after="20" w:line="252" w:lineRule="auto"/>
+              <w:jc w:val="center"/>
+            </w:pPr>
+            <w:r>
+              <w:rPr>
+                <w:b/>
+                <w:sz w:val="18"/>
+                <w:szCs w:val="18"/>
+                <w:lang w:eastAsia="ko-KR"/>
+              </w:rPr>
+              <w:t xml:space="preserve">측정 시각</w:t>
+            </w:r>
+          </w:p>
+        </w:tc>
+        <w:tc>
+          <w:tcPr>
+            <w:tcW w:w="1800" w:type="dxa"/>
+            <w:shd w:val="clear" w:color="auto" w:fill="D9EAF7"/>
+            <w:tcMar>
+              <w:top w:w="80" w:type="dxa"/>
+              <w:left w:w="110" w:type="dxa"/>
+              <w:bottom w:w="80" w:type="dxa"/>
+              <w:right w:w="110" w:type="dxa"/>
+            </w:tcMar>
+            <w:vAlign w:val="center"/>
+          </w:tcPr>
+          <w:p>
+            <w:pPr>
+              <w:spacing w:after="20" w:line="252" w:lineRule="auto"/>
+              <w:jc w:val="center"/>
+            </w:pPr>
+            <w:r>
+              <w:rPr>
+                <w:b/>
+                <w:sz w:val="18"/>
+                <w:szCs w:val="18"/>
+                <w:lang w:eastAsia="ko-KR"/>
+              </w:rPr>
+              <w:t xml:space="preserve">총방류량 (CMS)</w:t>
+            </w:r>
+          </w:p>
+        </w:tc>
+        <w:tc>
+          <w:tcPr>
+            <w:tcW w:w="1800" w:type="dxa"/>
+            <w:shd w:val="clear" w:color="auto" w:fill="D9EAF7"/>
+            <w:tcMar>
+              <w:top w:w="80" w:type="dxa"/>
+              <w:left w:w="110" w:type="dxa"/>
+              <w:bottom w:w="80" w:type="dxa"/>
+              <w:right w:w="110" w:type="dxa"/>
+            </w:tcMar>
+            <w:vAlign w:val="center"/>
+          </w:tcPr>
+          <w:p>
+            <w:pPr>
+              <w:spacing w:after="20" w:line="252" w:lineRule="auto"/>
+              <w:jc w:val="center"/>
+            </w:pPr>
+            <w:r>
+              <w:rPr>
+                <w:b/>
+                <w:sz w:val="18"/>
+                <w:szCs w:val="18"/>
+                <w:lang w:eastAsia="ko-KR"/>
+              </w:rPr>
+              <w:t xml:space="preserve">직전 대비 변화</w:t>
+            </w:r>
+          </w:p>
+        </w:tc>
+        <w:tc>
+          <w:tcPr>
+            <w:tcW w:w="3672" w:type="dxa"/>
+            <w:shd w:val="clear" w:color="auto" w:fill="D9EAF7"/>
+            <w:tcMar>
+              <w:top w:w="80" w:type="dxa"/>
+              <w:left w:w="110" w:type="dxa"/>
+              <w:bottom w:w="80" w:type="dxa"/>
+              <w:right w:w="110" w:type="dxa"/>
+            </w:tcMar>
+            <w:vAlign w:val="center"/>
+          </w:tcPr>
+          <w:p>
+            <w:pPr>
+              <w:spacing w:after="20" w:line="252" w:lineRule="auto"/>
+              <w:jc w:val="center"/>
+            </w:pPr>
+            <w:r>
+              <w:rPr>
+                <w:b/>
+                <w:sz w:val="18"/>
+                <w:szCs w:val="18"/>
+                <w:lang w:eastAsia="ko-KR"/>
+              </w:rPr>
+              <w:t xml:space="preserve">판정</w:t>
+            </w:r>
+          </w:p>
+        </w:tc>
+      </w:tr>
+      <w:tr>
+        <w:trPr>
+          <w:cantSplit/>
+          <w:jc w:val="center"/>
+        </w:trPr>
+        <w:tc>
+          <w:tcPr>
+            <w:tcW w:w="2700" w:type="dxa"/>
+            <w:shd w:val="clear" w:color="auto" w:fill="EEF5FA"/>
+            <w:tcMar>
+              <w:top w:w="80" w:type="dxa"/>
+              <w:left w:w="110" w:type="dxa"/>
+              <w:bottom w:w="80" w:type="dxa"/>
+              <w:right w:w="110" w:type="dxa"/>
+            </w:tcMar>
+            <w:vAlign w:val="center"/>
+          </w:tcPr>
+          <w:p>
+            <w:pPr>
+              <w:spacing w:after="20" w:line="252" w:lineRule="auto"/>
+              <w:jc w:val="center"/>
+            </w:pPr>
+            <w:r>
+              <w:rPr>
+                <w:b/>
+                <w:color w:val="1F4E79"/>
+                <w:sz w:val="18"/>
+                <w:szCs w:val="18"/>
+                <w:lang w:eastAsia="ko-KR"/>
+              </w:rPr>
+              <w:t xml:space="preserve">2016-07-16 11:00</w:t>
+            </w:r>
+          </w:p>
+        </w:tc>
+        <w:tc>
+          <w:tcPr>
+            <w:tcW w:w="1800" w:type="dxa"/>
+            <w:tcMar>
+              <w:top w:w="80" w:type="dxa"/>
+              <w:left w:w="110" w:type="dxa"/>
+              <w:bottom w:w="80" w:type="dxa"/>
+              <w:right w:w="110" w:type="dxa"/>
+            </w:tcMar>
+            <w:vAlign w:val="center"/>
+          </w:tcPr>
+          <w:p>
+            <w:pPr>
+              <w:spacing w:after="20" w:line="252" w:lineRule="auto"/>
+            </w:pPr>
+            <w:r>
+              <w:rPr>
+                <w:sz w:val="18"/>
+                <w:szCs w:val="18"/>
+                <w:lang w:eastAsia="ko-KR"/>
+              </w:rPr>
+              <w:t xml:space="preserve">1.908</w:t>
+            </w:r>
+          </w:p>
+        </w:tc>
+        <w:tc>
+          <w:tcPr>
+            <w:tcW w:w="1800" w:type="dxa"/>
+            <w:tcMar>
+              <w:top w:w="80" w:type="dxa"/>
+              <w:left w:w="110" w:type="dxa"/>
+              <w:bottom w:w="80" w:type="dxa"/>
+              <w:right w:w="110" w:type="dxa"/>
+            </w:tcMar>
+            <w:vAlign w:val="center"/>
+          </w:tcPr>
+          <w:p>
+            <w:pPr>
+              <w:spacing w:after="20" w:line="252" w:lineRule="auto"/>
+            </w:pPr>
+            <w:r>
+              <w:rPr>
+                <w:sz w:val="18"/>
+                <w:szCs w:val="18"/>
+                <w:lang w:eastAsia="ko-KR"/>
+              </w:rPr>
+              <w:t xml:space="preserve">+0.630</w:t>
+            </w:r>
+          </w:p>
+        </w:tc>
+        <w:tc>
+          <w:tcPr>
+            <w:tcW w:w="3672" w:type="dxa"/>
+            <w:tcMar>
+              <w:top w:w="80" w:type="dxa"/>
+              <w:left w:w="110" w:type="dxa"/>
+              <w:bottom w:w="80" w:type="dxa"/>
+              <w:right w:w="110" w:type="dxa"/>
+            </w:tcMar>
+            <w:vAlign w:val="center"/>
+          </w:tcPr>
+          <w:p>
+            <w:pPr>
+              <w:spacing w:after="20" w:line="252" w:lineRule="auto"/>
+            </w:pPr>
+            <w:r>
+              <w:rPr>
+                <w:sz w:val="18"/>
+                <w:szCs w:val="18"/>
+                <w:lang w:eastAsia="ko-KR"/>
+              </w:rPr>
+              <w:t xml:space="preserve">변화 기준 미만</w:t>
+            </w:r>
+          </w:p>
+        </w:tc>
+      </w:tr>
+      <w:tr>
+        <w:trPr>
+          <w:cantSplit/>
+          <w:jc w:val="center"/>
+        </w:trPr>
+        <w:tc>
+          <w:tcPr>
+            <w:tcW w:w="2700" w:type="dxa"/>
+            <w:shd w:val="clear" w:color="auto" w:fill="EEF5FA"/>
+            <w:tcMar>
+              <w:top w:w="80" w:type="dxa"/>
+              <w:left w:w="110" w:type="dxa"/>
+              <w:bottom w:w="80" w:type="dxa"/>
+              <w:right w:w="110" w:type="dxa"/>
+            </w:tcMar>
+            <w:vAlign w:val="center"/>
+          </w:tcPr>
+          <w:p>
+            <w:pPr>
+              <w:spacing w:after="20" w:line="252" w:lineRule="auto"/>
+              <w:jc w:val="center"/>
+            </w:pPr>
+            <w:r>
+              <w:rPr>
+                <w:b/>
+                <w:color w:val="1F4E79"/>
+                <w:sz w:val="18"/>
+                <w:szCs w:val="18"/>
+                <w:lang w:eastAsia="ko-KR"/>
+              </w:rPr>
+              <w:t xml:space="preserve">2016-07-16 12:00 (방류시작)</w:t>
+            </w:r>
+          </w:p>
+        </w:tc>
+        <w:tc>
+          <w:tcPr>
+            <w:tcW w:w="1800" w:type="dxa"/>
+            <w:tcMar>
+              <w:top w:w="80" w:type="dxa"/>
+              <w:left w:w="110" w:type="dxa"/>
+              <w:bottom w:w="80" w:type="dxa"/>
+              <w:right w:w="110" w:type="dxa"/>
+            </w:tcMar>
+            <w:vAlign w:val="center"/>
+          </w:tcPr>
+          <w:p>
+            <w:pPr>
+              <w:spacing w:after="20" w:line="252" w:lineRule="auto"/>
+            </w:pPr>
+            <w:r>
+              <w:rPr>
+                <w:sz w:val="18"/>
+                <w:szCs w:val="18"/>
+                <w:lang w:eastAsia="ko-KR"/>
+              </w:rPr>
+              <w:t xml:space="preserve">2.741</w:t>
+            </w:r>
+          </w:p>
+        </w:tc>
+        <w:tc>
+          <w:tcPr>
+            <w:tcW w:w="1800" w:type="dxa"/>
+            <w:tcMar>
+              <w:top w:w="80" w:type="dxa"/>
+              <w:left w:w="110" w:type="dxa"/>
+              <w:bottom w:w="80" w:type="dxa"/>
+              <w:right w:w="110" w:type="dxa"/>
+            </w:tcMar>
+            <w:vAlign w:val="center"/>
+          </w:tcPr>
+          <w:p>
+            <w:pPr>
+              <w:spacing w:after="20" w:line="252" w:lineRule="auto"/>
+            </w:pPr>
+            <w:r>
+              <w:rPr>
+                <w:sz w:val="18"/>
+                <w:szCs w:val="18"/>
+                <w:lang w:eastAsia="ko-KR"/>
+              </w:rPr>
+              <w:t xml:space="preserve">+0.833</w:t>
+            </w:r>
+          </w:p>
+        </w:tc>
+        <w:tc>
+          <w:tcPr>
+            <w:tcW w:w="3672" w:type="dxa"/>
+            <w:tcMar>
+              <w:top w:w="80" w:type="dxa"/>
+              <w:left w:w="110" w:type="dxa"/>
+              <w:bottom w:w="80" w:type="dxa"/>
+              <w:right w:w="110" w:type="dxa"/>
+            </w:tcMar>
+            <w:vAlign w:val="center"/>
+          </w:tcPr>
+          <w:p>
+            <w:pPr>
+              <w:spacing w:after="20" w:line="252" w:lineRule="auto"/>
+            </w:pPr>
+            <w:r>
+              <w:rPr>
+                <w:sz w:val="18"/>
+                <w:szCs w:val="18"/>
+                <w:lang w:eastAsia="ko-KR"/>
+              </w:rPr>
+              <w:t xml:space="preserve">변화 기준 미만</w:t>
+            </w:r>
+          </w:p>
+        </w:tc>
+      </w:tr>
+      <w:tr>
+        <w:trPr>
+          <w:cantSplit/>
+          <w:jc w:val="center"/>
+        </w:trPr>
+        <w:tc>
+          <w:tcPr>
+            <w:tcW w:w="2700" w:type="dxa"/>
+            <w:shd w:val="clear" w:color="auto" w:fill="EEF5FA"/>
+            <w:tcMar>
+              <w:top w:w="80" w:type="dxa"/>
+              <w:left w:w="110" w:type="dxa"/>
+              <w:bottom w:w="80" w:type="dxa"/>
+              <w:right w:w="110" w:type="dxa"/>
+            </w:tcMar>
+            <w:vAlign w:val="center"/>
+          </w:tcPr>
+          <w:p>
+            <w:pPr>
+              <w:spacing w:after="20" w:line="252" w:lineRule="auto"/>
+              <w:jc w:val="center"/>
+            </w:pPr>
+            <w:r>
+              <w:rPr>
+                <w:b/>
+                <w:color w:val="1F4E79"/>
+                <w:sz w:val="18"/>
+                <w:szCs w:val="18"/>
+                <w:lang w:eastAsia="ko-KR"/>
+              </w:rPr>
+              <w:t xml:space="preserve">2016-07-16 13:00</w:t>
+            </w:r>
+          </w:p>
+        </w:tc>
+        <w:tc>
+          <w:tcPr>
+            <w:tcW w:w="1800" w:type="dxa"/>
+            <w:tcMar>
+              <w:top w:w="80" w:type="dxa"/>
+              <w:left w:w="110" w:type="dxa"/>
+              <w:bottom w:w="80" w:type="dxa"/>
+              <w:right w:w="110" w:type="dxa"/>
+            </w:tcMar>
+            <w:vAlign w:val="center"/>
+          </w:tcPr>
+          <w:p>
+            <w:pPr>
+              <w:spacing w:after="20" w:line="252" w:lineRule="auto"/>
+            </w:pPr>
+            <w:r>
+              <w:rPr>
+                <w:sz w:val="18"/>
+                <w:szCs w:val="18"/>
+                <w:lang w:eastAsia="ko-KR"/>
+              </w:rPr>
+              <w:t xml:space="preserve">3.796</w:t>
+            </w:r>
+          </w:p>
+        </w:tc>
+        <w:tc>
+          <w:tcPr>
+            <w:tcW w:w="1800" w:type="dxa"/>
+            <w:tcMar>
+              <w:top w:w="80" w:type="dxa"/>
+              <w:left w:w="110" w:type="dxa"/>
+              <w:bottom w:w="80" w:type="dxa"/>
+              <w:right w:w="110" w:type="dxa"/>
+            </w:tcMar>
+            <w:vAlign w:val="center"/>
+          </w:tcPr>
+          <w:p>
+            <w:pPr>
+              <w:spacing w:after="20" w:line="252" w:lineRule="auto"/>
+            </w:pPr>
+            <w:r>
+              <w:rPr>
+                <w:sz w:val="18"/>
+                <w:szCs w:val="18"/>
+                <w:lang w:eastAsia="ko-KR"/>
+              </w:rPr>
+              <w:t xml:space="preserve">+1.055</w:t>
+            </w:r>
+          </w:p>
+        </w:tc>
+        <w:tc>
+          <w:tcPr>
+            <w:tcW w:w="3672" w:type="dxa"/>
+            <w:tcMar>
+              <w:top w:w="80" w:type="dxa"/>
+              <w:left w:w="110" w:type="dxa"/>
+              <w:bottom w:w="80" w:type="dxa"/>
+              <w:right w:w="110" w:type="dxa"/>
+            </w:tcMar>
+            <w:vAlign w:val="center"/>
+          </w:tcPr>
+          <w:p>
+            <w:pPr>
+              <w:spacing w:after="20" w:line="252" w:lineRule="auto"/>
+            </w:pPr>
+            <w:r>
+              <w:rPr>
+                <w:sz w:val="18"/>
+                <w:szCs w:val="18"/>
+                <w:lang w:eastAsia="ko-KR"/>
+              </w:rPr>
+              <w:t xml:space="preserve">변화 기준 이상, 방류시작에 가장 가까움 → 행위 시각</w:t>
+            </w:r>
+          </w:p>
+        </w:tc>
+      </w:tr>
+      <w:tr>
+        <w:trPr>
+          <w:cantSplit/>
+          <w:jc w:val="center"/>
+        </w:trPr>
+        <w:tc>
+          <w:tcPr>
+            <w:tcW w:w="2700" w:type="dxa"/>
+            <w:shd w:val="clear" w:color="auto" w:fill="EEF5FA"/>
+            <w:tcMar>
+              <w:top w:w="80" w:type="dxa"/>
+              <w:left w:w="110" w:type="dxa"/>
+              <w:bottom w:w="80" w:type="dxa"/>
+              <w:right w:w="110" w:type="dxa"/>
+            </w:tcMar>
+            <w:vAlign w:val="center"/>
+          </w:tcPr>
+          <w:p>
+            <w:pPr>
+              <w:spacing w:after="20" w:line="252" w:lineRule="auto"/>
+              <w:jc w:val="center"/>
+            </w:pPr>
+            <w:r>
+              <w:rPr>
+                <w:b/>
+                <w:color w:val="1F4E79"/>
+                <w:sz w:val="18"/>
+                <w:szCs w:val="18"/>
+                <w:lang w:eastAsia="ko-KR"/>
+              </w:rPr>
+              <w:t xml:space="preserve">2016-07-16 14:00</w:t>
+            </w:r>
+          </w:p>
+        </w:tc>
+        <w:tc>
+          <w:tcPr>
+            <w:tcW w:w="1800" w:type="dxa"/>
+            <w:tcMar>
+              <w:top w:w="80" w:type="dxa"/>
+              <w:left w:w="110" w:type="dxa"/>
+              <w:bottom w:w="80" w:type="dxa"/>
+              <w:right w:w="110" w:type="dxa"/>
+            </w:tcMar>
+            <w:vAlign w:val="center"/>
+          </w:tcPr>
+          <w:p>
+            <w:pPr>
+              <w:spacing w:after="20" w:line="252" w:lineRule="auto"/>
+            </w:pPr>
+            <w:r>
+              <w:rPr>
+                <w:sz w:val="18"/>
+                <w:szCs w:val="18"/>
+                <w:lang w:eastAsia="ko-KR"/>
+              </w:rPr>
+              <w:t xml:space="preserve">6.950</w:t>
+            </w:r>
+          </w:p>
+        </w:tc>
+        <w:tc>
+          <w:tcPr>
+            <w:tcW w:w="1800" w:type="dxa"/>
+            <w:tcMar>
+              <w:top w:w="80" w:type="dxa"/>
+              <w:left w:w="110" w:type="dxa"/>
+              <w:bottom w:w="80" w:type="dxa"/>
+              <w:right w:w="110" w:type="dxa"/>
+            </w:tcMar>
+            <w:vAlign w:val="center"/>
+          </w:tcPr>
+          <w:p>
+            <w:pPr>
+              <w:spacing w:after="20" w:line="252" w:lineRule="auto"/>
+            </w:pPr>
+            <w:r>
+              <w:rPr>
+                <w:sz w:val="18"/>
+                <w:szCs w:val="18"/>
+                <w:lang w:eastAsia="ko-KR"/>
+              </w:rPr>
+              <w:t xml:space="preserve">+3.154</w:t>
+            </w:r>
+          </w:p>
+        </w:tc>
+        <w:tc>
+          <w:tcPr>
+            <w:tcW w:w="3672" w:type="dxa"/>
+            <w:tcMar>
+              <w:top w:w="80" w:type="dxa"/>
+              <w:left w:w="110" w:type="dxa"/>
+              <w:bottom w:w="80" w:type="dxa"/>
+              <w:right w:w="110" w:type="dxa"/>
+            </w:tcMar>
+            <w:vAlign w:val="center"/>
+          </w:tcPr>
+          <w:p>
+            <w:pPr>
+              <w:spacing w:after="20" w:line="252" w:lineRule="auto"/>
+            </w:pPr>
+            <w:r>
+              <w:rPr>
+                <w:sz w:val="18"/>
+                <w:szCs w:val="18"/>
+                <w:lang w:eastAsia="ko-KR"/>
+              </w:rPr>
+              <w:t xml:space="preserve">변화 기준 이상, 더 멀어 선택하지 않음</w:t>
+            </w:r>
+          </w:p>
+        </w:tc>
+      </w:tr>
+    </w:tbl>
+    <w:p>
+      <w:pPr>
+        <w:spacing w:after="60"/>
+        <w:rPr>
+          <w:lang w:eastAsia="ko-KR"/>
+        </w:rPr>
+      </w:pPr>
+    </w:p>
+    <w:p>
+      <w:pPr>
+        <w:spacing w:before="60" w:after="120"/>
+        <w:rPr>
+          <w:lang w:eastAsia="ko-KR"/>
+        </w:rPr>
+      </w:pPr>
+      <w:r>
+        <w:rPr>
+          <w:sz w:val="20"/>
+          <w:szCs w:val="20"/>
+          <w:lang w:eastAsia="ko-KR"/>
+        </w:rPr>
+        <w:t xml:space="preserve">변화가 없으면 승인의 방류시작시간을, 비고에 시각이 적혀 있으면 그 시각을 쓴다. 시각을 정한 근거별 건수와 예는 다음과 같다.</w:t>
+      </w:r>
+    </w:p>
+    <w:tbl>
+      <w:tblPr>
+        <w:tblW w:w="9972" w:type="dxa"/>
+        <w:jc w:val="center"/>
+        <w:tblBorders>
+          <w:top w:val="single" w:sz="5" w:space="0" w:color="A6A6A6"/>
+          <w:left w:val="single" w:sz="5" w:space="0" w:color="A6A6A6"/>
+          <w:bottom w:val="single" w:sz="5" w:space="0" w:color="A6A6A6"/>
+          <w:right w:val="single" w:sz="5" w:space="0" w:color="A6A6A6"/>
+          <w:insideH w:val="single" w:sz="5" w:space="0" w:color="A6A6A6"/>
+          <w:insideV w:val="single" w:sz="5" w:space="0" w:color="A6A6A6"/>
+        </w:tblBorders>
+        <w:tblLayout w:type="fixed"/>
+        <w:tblLook w:val="04A0" w:firstRow="1" w:lastRow="0" w:firstColumn="1" w:lastColumn="0" w:noHBand="0" w:noVBand="1"/>
+      </w:tblPr>
+      <w:tblGrid>
+        <w:gridCol w:w="1500"/>
+        <w:gridCol w:w="3200"/>
+        <w:gridCol w:w="4172"/>
+        <w:gridCol w:w="1100"/>
+      </w:tblGrid>
+      <w:tr>
+        <w:trPr>
+          <w:cantSplit/>
+          <w:tblHeader/>
+          <w:jc w:val="center"/>
+        </w:trPr>
+        <w:tc>
+          <w:tcPr>
+            <w:tcW w:w="1500" w:type="dxa"/>
+            <w:shd w:val="clear" w:color="auto" w:fill="D9EAF7"/>
+            <w:tcMar>
+              <w:top w:w="80" w:type="dxa"/>
+              <w:left w:w="110" w:type="dxa"/>
+              <w:bottom w:w="80" w:type="dxa"/>
+              <w:right w:w="110" w:type="dxa"/>
+            </w:tcMar>
+            <w:vAlign w:val="center"/>
+          </w:tcPr>
+          <w:p>
+            <w:pPr>
+              <w:spacing w:after="20" w:line="252" w:lineRule="auto"/>
+              <w:jc w:val="center"/>
+            </w:pPr>
+            <w:r>
+              <w:rPr>
+                <w:b/>
+                <w:sz w:val="18"/>
+                <w:szCs w:val="18"/>
+                <w:lang w:eastAsia="ko-KR"/>
+              </w:rPr>
+              <w:t xml:space="preserve">근거</w:t>
+            </w:r>
+          </w:p>
+        </w:tc>
+        <w:tc>
+          <w:tcPr>
+            <w:tcW w:w="3200" w:type="dxa"/>
+            <w:shd w:val="clear" w:color="auto" w:fill="D9EAF7"/>
+            <w:tcMar>
+              <w:top w:w="80" w:type="dxa"/>
+              <w:left w:w="110" w:type="dxa"/>
+              <w:bottom w:w="80" w:type="dxa"/>
+              <w:right w:w="110" w:type="dxa"/>
+            </w:tcMar>
+            <w:vAlign w:val="center"/>
+          </w:tcPr>
+          <w:p>
+            <w:pPr>
+              <w:spacing w:after="20" w:line="252" w:lineRule="auto"/>
+              <w:jc w:val="center"/>
+            </w:pPr>
+            <w:r>
+              <w:rPr>
+                <w:b/>
+                <w:sz w:val="18"/>
+                <w:szCs w:val="18"/>
+                <w:lang w:eastAsia="ko-KR"/>
+              </w:rPr>
+              <w:t xml:space="preserve">해당하는 경우</w:t>
+            </w:r>
+          </w:p>
+        </w:tc>
+        <w:tc>
+          <w:tcPr>
+            <w:tcW w:w="4172" w:type="dxa"/>
+            <w:shd w:val="clear" w:color="auto" w:fill="D9EAF7"/>
+            <w:tcMar>
+              <w:top w:w="80" w:type="dxa"/>
+              <w:left w:w="110" w:type="dxa"/>
+              <w:bottom w:w="80" w:type="dxa"/>
+              <w:right w:w="110" w:type="dxa"/>
+            </w:tcMar>
+            <w:vAlign w:val="center"/>
+          </w:tcPr>
+          <w:p>
+            <w:pPr>
+              <w:spacing w:after="20" w:line="252" w:lineRule="auto"/>
+              <w:jc w:val="center"/>
+            </w:pPr>
+            <w:r>
+              <w:rPr>
+                <w:b/>
+                <w:sz w:val="18"/>
+                <w:szCs w:val="18"/>
+                <w:lang w:eastAsia="ko-KR"/>
+              </w:rPr>
+              <w:t xml:space="preserve">예 (승인 순차번호)</w:t>
+            </w:r>
+          </w:p>
+        </w:tc>
+        <w:tc>
+          <w:tcPr>
+            <w:tcW w:w="1100" w:type="dxa"/>
+            <w:shd w:val="clear" w:color="auto" w:fill="D9EAF7"/>
+            <w:tcMar>
+              <w:top w:w="80" w:type="dxa"/>
+              <w:left w:w="110" w:type="dxa"/>
+              <w:bottom w:w="80" w:type="dxa"/>
+              <w:right w:w="110" w:type="dxa"/>
+            </w:tcMar>
+            <w:vAlign w:val="center"/>
+          </w:tcPr>
+          <w:p>
+            <w:pPr>
+              <w:spacing w:after="20" w:line="252" w:lineRule="auto"/>
+              <w:jc w:val="center"/>
+            </w:pPr>
+            <w:r>
+              <w:rPr>
+                <w:b/>
+                <w:sz w:val="18"/>
+                <w:szCs w:val="18"/>
+                <w:lang w:eastAsia="ko-KR"/>
+              </w:rPr>
+              <w:t xml:space="preserve">건수</w:t>
+            </w:r>
+          </w:p>
+        </w:tc>
+      </w:tr>
+      <w:tr>
+        <w:trPr>
+          <w:cantSplit/>
+          <w:jc w:val="center"/>
+        </w:trPr>
+        <w:tc>
+          <w:tcPr>
+            <w:tcW w:w="1500" w:type="dxa"/>
+            <w:shd w:val="clear" w:color="auto" w:fill="EEF5FA"/>
+            <w:tcMar>
+              <w:top w:w="80" w:type="dxa"/>
+              <w:left w:w="110" w:type="dxa"/>
+              <w:bottom w:w="80" w:type="dxa"/>
+              <w:right w:w="110" w:type="dxa"/>
+            </w:tcMar>
+            <w:vAlign w:val="center"/>
+          </w:tcPr>
+          <w:p>
+            <w:pPr>
+              <w:spacing w:after="20" w:line="252" w:lineRule="auto"/>
+              <w:jc w:val="center"/>
+            </w:pPr>
+            <w:r>
+              <w:rPr>
+                <w:b/>
+                <w:color w:val="1F4E79"/>
+                <w:sz w:val="18"/>
+                <w:szCs w:val="18"/>
+                <w:lang w:eastAsia="ko-KR"/>
+              </w:rPr>
+              <w:t xml:space="preserve">측정 변화</w:t>
+            </w:r>
+          </w:p>
+        </w:tc>
+        <w:tc>
+          <w:tcPr>
+            <w:tcW w:w="3200" w:type="dxa"/>
+            <w:tcMar>
+              <w:top w:w="80" w:type="dxa"/>
+              <w:left w:w="110" w:type="dxa"/>
+              <w:bottom w:w="80" w:type="dxa"/>
+              <w:right w:w="110" w:type="dxa"/>
+            </w:tcMar>
+            <w:vAlign w:val="center"/>
+          </w:tcPr>
+          <w:p>
+            <w:pPr>
+              <w:spacing w:after="20" w:line="252" w:lineRule="auto"/>
+            </w:pPr>
+            <w:r>
+              <w:rPr>
+                <w:sz w:val="18"/>
+                <w:szCs w:val="18"/>
+                <w:lang w:eastAsia="ko-KR"/>
+              </w:rPr>
+              <w:t xml:space="preserve">방류시작 앞 3시간~뒤 6시간에 변화가 있음</w:t>
+            </w:r>
+          </w:p>
+        </w:tc>
+        <w:tc>
+          <w:tcPr>
+            <w:tcW w:w="4172" w:type="dxa"/>
+            <w:tcMar>
+              <w:top w:w="80" w:type="dxa"/>
+              <w:left w:w="110" w:type="dxa"/>
+              <w:bottom w:w="80" w:type="dxa"/>
+              <w:right w:w="110" w:type="dxa"/>
+            </w:tcMar>
+            <w:vAlign w:val="center"/>
+          </w:tcPr>
+          <w:p>
+            <w:pPr>
+              <w:spacing w:after="20" w:line="252" w:lineRule="auto"/>
+            </w:pPr>
+            <w:r>
+              <w:rPr>
+                <w:sz w:val="18"/>
+                <w:szCs w:val="18"/>
+                <w:lang w:eastAsia="ko-KR"/>
+              </w:rPr>
+              <w:t xml:space="preserve">2327: 방류시작 2016-07-16 12:00 → 13:00</w:t>
+            </w:r>
+          </w:p>
+        </w:tc>
+        <w:tc>
+          <w:tcPr>
+            <w:tcW w:w="1100" w:type="dxa"/>
+            <w:tcMar>
+              <w:top w:w="80" w:type="dxa"/>
+              <w:left w:w="110" w:type="dxa"/>
+              <w:bottom w:w="80" w:type="dxa"/>
+              <w:right w:w="110" w:type="dxa"/>
+            </w:tcMar>
+            <w:vAlign w:val="center"/>
+          </w:tcPr>
+          <w:p>
+            <w:pPr>
+              <w:spacing w:after="20" w:line="252" w:lineRule="auto"/>
+            </w:pPr>
+            <w:r>
+              <w:rPr>
+                <w:sz w:val="18"/>
+                <w:szCs w:val="18"/>
+                <w:lang w:eastAsia="ko-KR"/>
+              </w:rPr>
+              <w:t xml:space="preserve">54</w:t>
+            </w:r>
+          </w:p>
+        </w:tc>
+      </w:tr>
+      <w:tr>
+        <w:trPr>
+          <w:cantSplit/>
+          <w:jc w:val="center"/>
+        </w:trPr>
+        <w:tc>
+          <w:tcPr>
+            <w:tcW w:w="1500" w:type="dxa"/>
+            <w:shd w:val="clear" w:color="auto" w:fill="EEF5FA"/>
+            <w:tcMar>
+              <w:top w:w="80" w:type="dxa"/>
+              <w:left w:w="110" w:type="dxa"/>
+              <w:bottom w:w="80" w:type="dxa"/>
+              <w:right w:w="110" w:type="dxa"/>
+            </w:tcMar>
+            <w:vAlign w:val="center"/>
+          </w:tcPr>
+          <w:p>
+            <w:pPr>
+              <w:spacing w:after="20" w:line="252" w:lineRule="auto"/>
+              <w:jc w:val="center"/>
+            </w:pPr>
+            <w:r>
+              <w:rPr>
+                <w:b/>
+                <w:color w:val="1F4E79"/>
+                <w:sz w:val="18"/>
+                <w:szCs w:val="18"/>
+                <w:lang w:eastAsia="ko-KR"/>
+              </w:rPr>
+              <w:t xml:space="preserve">승인 시작</w:t>
+            </w:r>
+          </w:p>
+        </w:tc>
+        <w:tc>
+          <w:tcPr>
+            <w:tcW w:w="3200" w:type="dxa"/>
+            <w:tcMar>
+              <w:top w:w="80" w:type="dxa"/>
+              <w:left w:w="110" w:type="dxa"/>
+              <w:bottom w:w="80" w:type="dxa"/>
+              <w:right w:w="110" w:type="dxa"/>
+            </w:tcMar>
+            <w:vAlign w:val="center"/>
+          </w:tcPr>
+          <w:p>
+            <w:pPr>
+              <w:spacing w:after="20" w:line="252" w:lineRule="auto"/>
+            </w:pPr>
+            <w:r>
+              <w:rPr>
+                <w:sz w:val="18"/>
+                <w:szCs w:val="18"/>
+                <w:lang w:eastAsia="ko-KR"/>
+              </w:rPr>
+              <w:t xml:space="preserve">같은 구간에서 변화를 찾지 못함</w:t>
+            </w:r>
+          </w:p>
+        </w:tc>
+        <w:tc>
+          <w:tcPr>
+            <w:tcW w:w="4172" w:type="dxa"/>
+            <w:tcMar>
+              <w:top w:w="80" w:type="dxa"/>
+              <w:left w:w="110" w:type="dxa"/>
+              <w:bottom w:w="80" w:type="dxa"/>
+              <w:right w:w="110" w:type="dxa"/>
+            </w:tcMar>
+            <w:vAlign w:val="center"/>
+          </w:tcPr>
+          <w:p>
+            <w:pPr>
+              <w:spacing w:after="20" w:line="252" w:lineRule="auto"/>
+            </w:pPr>
+            <w:r>
+              <w:rPr>
+                <w:sz w:val="18"/>
+                <w:szCs w:val="18"/>
+                <w:lang w:eastAsia="ko-KR"/>
+              </w:rPr>
+              <w:t xml:space="preserve">842: 방류시작 2011-07-28 00:00 → 같은 시각</w:t>
+            </w:r>
+          </w:p>
+        </w:tc>
+        <w:tc>
+          <w:tcPr>
+            <w:tcW w:w="1100" w:type="dxa"/>
+            <w:tcMar>
+              <w:top w:w="80" w:type="dxa"/>
+              <w:left w:w="110" w:type="dxa"/>
+              <w:bottom w:w="80" w:type="dxa"/>
+              <w:right w:w="110" w:type="dxa"/>
+            </w:tcMar>
+            <w:vAlign w:val="center"/>
+          </w:tcPr>
+          <w:p>
+            <w:pPr>
+              <w:spacing w:after="20" w:line="252" w:lineRule="auto"/>
+            </w:pPr>
+            <w:r>
+              <w:rPr>
+                <w:sz w:val="18"/>
+                <w:szCs w:val="18"/>
+                <w:lang w:eastAsia="ko-KR"/>
+              </w:rPr>
+              <w:t xml:space="preserve">11</w:t>
+            </w:r>
+          </w:p>
+        </w:tc>
+      </w:tr>
+      <w:tr>
+        <w:trPr>
+          <w:cantSplit/>
+          <w:jc w:val="center"/>
+        </w:trPr>
+        <w:tc>
+          <w:tcPr>
+            <w:tcW w:w="1500" w:type="dxa"/>
+            <w:shd w:val="clear" w:color="auto" w:fill="EEF5FA"/>
+            <w:tcMar>
+              <w:top w:w="80" w:type="dxa"/>
+              <w:left w:w="110" w:type="dxa"/>
+              <w:bottom w:w="80" w:type="dxa"/>
+              <w:right w:w="110" w:type="dxa"/>
+            </w:tcMar>
+            <w:vAlign w:val="center"/>
+          </w:tcPr>
+          <w:p>
+            <w:pPr>
+              <w:spacing w:after="20" w:line="252" w:lineRule="auto"/>
+              <w:jc w:val="center"/>
+            </w:pPr>
+            <w:r>
+              <w:rPr>
+                <w:b/>
+                <w:color w:val="1F4E79"/>
+                <w:sz w:val="18"/>
+                <w:szCs w:val="18"/>
+                <w:lang w:eastAsia="ko-KR"/>
+              </w:rPr>
+              <w:t xml:space="preserve">비고 명시</w:t>
+            </w:r>
+          </w:p>
+        </w:tc>
+        <w:tc>
+          <w:tcPr>
+            <w:tcW w:w="3200" w:type="dxa"/>
+            <w:tcMar>
+              <w:top w:w="80" w:type="dxa"/>
+              <w:left w:w="110" w:type="dxa"/>
+              <w:bottom w:w="80" w:type="dxa"/>
+              <w:right w:w="110" w:type="dxa"/>
+            </w:tcMar>
+            <w:vAlign w:val="center"/>
+          </w:tcPr>
+          <w:p>
+            <w:pPr>
+              <w:spacing w:after="20" w:line="252" w:lineRule="auto"/>
+            </w:pPr>
+            <w:r>
+              <w:rPr>
+                <w:sz w:val="18"/>
+                <w:szCs w:val="18"/>
+                <w:lang w:eastAsia="ko-KR"/>
+              </w:rPr>
+              <w:t xml:space="preserve">비고에 시각이 적혀 있음</w:t>
+            </w:r>
+          </w:p>
+        </w:tc>
+        <w:tc>
+          <w:tcPr>
+            <w:tcW w:w="4172" w:type="dxa"/>
+            <w:tcMar>
+              <w:top w:w="80" w:type="dxa"/>
+              <w:left w:w="110" w:type="dxa"/>
+              <w:bottom w:w="80" w:type="dxa"/>
+              <w:right w:w="110" w:type="dxa"/>
+            </w:tcMar>
+            <w:vAlign w:val="center"/>
+          </w:tcPr>
+          <w:p>
+            <w:pPr>
+              <w:spacing w:after="20" w:line="252" w:lineRule="auto"/>
+            </w:pPr>
+            <w:r>
+              <w:rPr>
+                <w:sz w:val="18"/>
+                <w:szCs w:val="18"/>
+                <w:lang w:eastAsia="ko-KR"/>
+              </w:rPr>
+              <w:t xml:space="preserve">279: 방류시작 2010-09-10 17:00 → 비고의 2010-09-11 16:00</w:t>
+            </w:r>
+          </w:p>
+        </w:tc>
+        <w:tc>
+          <w:tcPr>
+            <w:tcW w:w="1100" w:type="dxa"/>
+            <w:tcMar>
+              <w:top w:w="80" w:type="dxa"/>
+              <w:left w:w="110" w:type="dxa"/>
+              <w:bottom w:w="80" w:type="dxa"/>
+              <w:right w:w="110" w:type="dxa"/>
+            </w:tcMar>
+            <w:vAlign w:val="center"/>
+          </w:tcPr>
+          <w:p>
+            <w:pPr>
+              <w:spacing w:after="20" w:line="252" w:lineRule="auto"/>
+            </w:pPr>
+            <w:r>
+              <w:rPr>
+                <w:sz w:val="18"/>
+                <w:szCs w:val="18"/>
+                <w:lang w:eastAsia="ko-KR"/>
+              </w:rPr>
+              <w:t xml:space="preserve">3</w:t>
+            </w:r>
+          </w:p>
+        </w:tc>
+      </w:tr>
+    </w:tbl>
+    <w:p>
+      <w:pPr>
+        <w:spacing w:after="60"/>
+        <w:rPr>
+          <w:lang w:eastAsia="ko-KR"/>
+        </w:rPr>
+      </w:pPr>
+    </w:p>
+    <w:tbl>
+      <w:tblPr>
+        <w:tblW w:w="9972" w:type="dxa"/>
+        <w:jc w:val="center"/>
+        <w:tblBorders>
+          <w:top w:val="single" w:sz="5" w:space="0" w:color="A6A6A6"/>
+          <w:left w:val="single" w:sz="5" w:space="0" w:color="A6A6A6"/>
+          <w:bottom w:val="single" w:sz="5" w:space="0" w:color="A6A6A6"/>
+          <w:right w:val="single" w:sz="5" w:space="0" w:color="A6A6A6"/>
+          <w:insideH w:val="single" w:sz="5" w:space="0" w:color="A6A6A6"/>
+          <w:insideV w:val="single" w:sz="5" w:space="0" w:color="A6A6A6"/>
+        </w:tblBorders>
+        <w:tblLayout w:type="fixed"/>
+        <w:tblLook w:val="04A0" w:firstRow="1" w:lastRow="0" w:firstColumn="1" w:lastColumn="0" w:noHBand="0" w:noVBand="1"/>
+      </w:tblPr>
+      <w:tblGrid>
+        <w:gridCol w:w="1944"/>
+        <w:gridCol w:w="8028"/>
+      </w:tblGrid>
+      <w:tr>
+        <w:trPr>
+          <w:cantSplit/>
+          <w:jc w:val="center"/>
+        </w:trPr>
+        <w:tc>
+          <w:tcPr>
+            <w:tcW w:w="1944" w:type="dxa"/>
+            <w:shd w:val="clear" w:color="auto" w:fill="EEF5FA"/>
+            <w:tcMar>
+              <w:top w:w="80" w:type="dxa"/>
+              <w:left w:w="110" w:type="dxa"/>
+              <w:bottom w:w="80" w:type="dxa"/>
+              <w:right w:w="110" w:type="dxa"/>
+            </w:tcMar>
+            <w:vAlign w:val="center"/>
+          </w:tcPr>
+          <w:p>
+            <w:pPr>
+              <w:spacing w:after="20" w:line="252" w:lineRule="auto"/>
+              <w:jc w:val="center"/>
+            </w:pPr>
+            <w:r>
+              <w:rPr>
+                <w:b/>
+                <w:color w:val="1F4E79"/>
+                <w:sz w:val="18"/>
+                <w:szCs w:val="18"/>
+                <w:lang w:eastAsia="ko-KR"/>
+              </w:rPr>
+              <w:t xml:space="preserve">판단 표시</w:t>
+            </w:r>
+          </w:p>
+        </w:tc>
+        <w:tc>
+          <w:tcPr>
+            <w:tcW w:w="8028" w:type="dxa"/>
+            <w:tcMar>
+              <w:top w:w="80" w:type="dxa"/>
+              <w:left w:w="110" w:type="dxa"/>
+              <w:bottom w:w="80" w:type="dxa"/>
+              <w:right w:w="110" w:type="dxa"/>
+            </w:tcMar>
+            <w:vAlign w:val="center"/>
+          </w:tcPr>
+          <w:p>
+            <w:pPr>
+              <w:spacing w:after="20" w:line="252" w:lineRule="auto"/>
+            </w:pPr>
+            <w:r>
+              <w:rPr>
+                <w:sz w:val="18"/>
+                <w:szCs w:val="18"/>
+                <w:lang w:eastAsia="ko-KR"/>
+              </w:rPr>
+              <w:t xml:space="preserve">이 행위 시각 기준(앞 3시간~뒤 6시간, 변화 1 CMS와 10%)은 연구자가 정한 임시 기준이다. 실제 운영행위의 시각을 정하는 기준이나 운영기록이 있으면 전문가의 검토를 받아 수정할 계획이다.</w:t>
+            </w:r>
+          </w:p>
+        </w:tc>
+      </w:tr>
+    </w:tbl>
+    <w:p>
+      <w:pPr>
+        <w:spacing w:after="60"/>
+        <w:rPr>
+          <w:lang w:eastAsia="ko-KR"/>
+        </w:rPr>
+      </w:pPr>
+    </w:p>
+    <w:p>
+      <w:pPr>
+        <w:spacing w:before="60" w:after="100"/>
+        <w:rPr>
+          <w:lang w:eastAsia="ko-KR"/>
+        </w:rPr>
+      </w:pPr>
+      <w:r>
+        <w:rPr>
+          <w:b/>
+          <w:color w:val="1F4E79"/>
+          <w:sz w:val="20"/>
+          <w:szCs w:val="20"/>
+          <w:lang w:eastAsia="ko-KR"/>
+        </w:rPr>
+        <w:t xml:space="preserve">C. 별표3 → Criterion  </w:t>
       </w:r>
       <w:r>
         <w:rPr>
@@ -10261,7 +11126,7 @@
           <w:szCs w:val="20"/>
           <w:lang w:eastAsia="ko-KR"/>
         </w:rPr>
-        <w:t xml:space="preserve">C. 별표3 원문 → 문서 청크  </w:t>
+        <w:t xml:space="preserve">D. 별표3 원문 → 문서 청크  </w:t>
       </w:r>
       <w:r>
         <w:rPr>
@@ -21683,7 +22548,7 @@
                 <w:szCs w:val="18"/>
                 <w:lang w:eastAsia="ko-KR"/>
               </w:rPr>
-              <w:t xml:space="preserve">운영행위 시각 규칙(변화 기준 1 CMS 또는 10%, 구간 −3~+6시간)과 유사 사례 거리(수위·유입량 정규화 유클리드)는 규정·문헌에 근거가 없다.</w:t>
+              <w:t xml:space="preserve">운영행위 시각 규칙(총방류량 변화 1 CMS와 10% 중 큰 값, 구간 −3~+6시간)과 유사 사례 거리(수위·유입량 정규화 유클리드)는 규정·문헌에 근거가 없다.</w:t>
             </w:r>
           </w:p>
         </w:tc>

--- a/lab_meeting/랩미팅 자료_KG구축_검색답변_초안.docx
+++ b/lab_meeting/랩미팅 자료_KG구축_검색답변_초안.docx
@@ -13832,7 +13832,7 @@
                 <w:szCs w:val="18"/>
                 <w:lang w:eastAsia="ko-KR"/>
               </w:rPr>
-              <w:t xml:space="preserve">운영행위가 없는 승인(변경 승인 등)은 Dam에서 찾아갈 경로가 없어, 댐에서 도달 가능한 승인이 74/80건에 그쳤다(Approval → Operation → Dam 경로만 존재).</w:t>
+              <w:t xml:space="preserve">변경 승인 중 원 승인을 찾지 못한 6건은 허가한 운영행위가 연결되지 않아 Dam에서 찾아갈 경로가 없었다. Approval과 Dam을 잇는 경로가 Approval → Operation → Dam 하나뿐이어서, 댐에서 도달 가능한 승인이 74/80건에 그쳤다.</w:t>
             </w:r>
           </w:p>
         </w:tc>

--- a/lab_meeting/랩미팅 자료_KG구축_검색답변_초안.docx
+++ b/lab_meeting/랩미팅 자료_KG구축_검색답변_초안.docx
@@ -17807,7 +17807,7 @@
                 <w:szCs w:val="18"/>
                 <w:lang w:eastAsia="ko-KR"/>
               </w:rPr>
-              <w:t xml:space="preserve">현재 상태와 과거 운영행위 시점의 상태를 비교하여 가까운 사례를 고르고, 그 사례에 CQ2·CQ3·CQ4·CQ6의 경로를 적용</w:t>
+              <w:t xml:space="preserve">CQ1(현재 상태), CQ5(제한수위)를 포함하고, 현재 상태와 과거 운영행위 시점의 상태를 비교하여 가까운 사례를 고른 뒤 그 사례에 CQ2·CQ3·CQ4·CQ6의 경로를 적용. 즉 CQ1~CQ6을 한 사례에 묶음</w:t>
             </w:r>
           </w:p>
         </w:tc>
@@ -17859,7 +17859,7 @@
           <w:szCs w:val="20"/>
           <w:lang w:eastAsia="ko-KR"/>
         </w:rPr>
-        <w:t xml:space="preserve">SIMILAR는 CQ에 없는 의도이다. Ontology의 전체 질문은 현재 상태를 과거 사례와 비교하는 것인데, 어떤 CQ도 값을 비교하여 사례를 고르는 질문을 다루지 않아 값 비교가 필요하다고 판단하여 추가하였다. 사례를 고르는 거리 기준은 연구자가 정한 임시 기준이다(3.7절). 범위 밖 질문(여러 댐 비교, 사유 질문)은 의도가 아니라 단계 2의 검증에서 거절한다.</w:t>
+        <w:t xml:space="preserve">SIMILAR는 CQ1~CQ6을 모두 포함하지만, 값을 비교하여 사례를 고르는 부분이 CQ에 없는 의도이다. Ontology의 전체 질문은 현재 상태를 과거 사례와 비교하는 것인데, 어떤 CQ도 값을 비교하여 사례를 고르는 질문을 다루지 않아 값 비교가 필요하다고 판단하여 추가하였다. 사례를 고르는 거리 기준은 연구자가 정한 임시 기준이다(3.7절). 범위 밖 질문(여러 댐 비교, 사유 질문)은 의도가 아니라 단계 2의 검증에서 거절한다.</w:t>
       </w:r>
     </w:p>
     <w:p>

--- a/lab_meeting/랩미팅 자료_KG구축_검색답변_초안.docx
+++ b/lab_meeting/랩미팅 자료_KG구축_검색답변_초안.docx
@@ -21211,7 +21211,7 @@
           <w:szCs w:val="20"/>
           <w:lang w:eastAsia="ko-KR"/>
         </w:rPr>
-        <w:t xml:space="preserve">같은 발상으로 현재와 비슷한 과거 사례를 찾되, 비교 대상이 텍스트가 아니라 수치 상태(수위, 유입량)이므로 이 유사도를 수치 상태에 맞게 크기를 반영하는 유클리드 거리(1.1절)로 바꾸어 적용하였다. 코사인 유사도는 방향만 보고 크기를 보지 않아 이 자료에서는 거의 모든 사례가 1에 가까워 구분되지 않았다. 자동화는 이와 함께 제한수위 대비 차이와 승인량 대비 최대 방류량 비율을 계산하여 근거 묶음에 포함하며, 구간보다 늦게 승인된 상한은 비율에서 제외한다. 예시 질문의 계산 결과는 다음과 같다.</w:t>
+        <w:t xml:space="preserve">같은 발상으로 현재와 비슷한 과거 사례를 찾되, 비교 대상이 텍스트가 아니라 수치 상태(수위, 유입량)이므로 이 유사도를 수치 상태에 맞게 크기를 반영하는 유클리드 거리(1.1절)로 바꾸어 적용하였다. 예시 질문의 계산 결과는 다음과 같다.</w:t>
       </w:r>
     </w:p>
     <w:tbl>

--- a/lab_meeting/랩미팅 자료_KG구축_검색답변_초안.docx
+++ b/lab_meeting/랩미팅 자료_KG구축_검색답변_초안.docx
@@ -22308,7 +22308,7 @@
                 <w:szCs w:val="18"/>
                 <w:lang w:eastAsia="ko-KR"/>
               </w:rPr>
-              <w:t xml:space="preserve">답변의 현재 수위, 제한수위 대비 -5.04 m, 사례 시각·수위, 승인량 대비 67.4%와 최대 총방류량 1011.2 CMS가 근거 묶음과 일치하고 근거 번호를 인용하였다. 이 답변에서 다음을 확인하였다. 현재와 사례의 수위 차 “+7.27 m”는 근거 묶음에 없는 값으로 LLM이 직접 계산하였다. 사례 수를 묻지 않았는데 LLM이 1개로 지정하여 사례가 하나만 제시되었다. 마지막 문장(“임시 기준으로 선정된 사례이며 … 차이가 있습니다”)은 근거 묶음의 유사도 안내를 LLM이 풀어 쓴 것으로, 차이의 크기는 제시하지 않았다(사례의 유입량 1027.58 CMS는 현재 95.079 CMS의 약 10.8배).</w:t>
+              <w:t xml:space="preserve">답변의 현재 수위, 제한수위 대비 -5.04 m, 사례 시각·수위, 승인량 대비 67.4%와 최대 총방류량 1011.2 CMS가 근거 묶음과 일치하고 근거 번호를 인용하였다. 현재와 사례의 수위 차 “+7.27 m”는 근거 묶음의 두 수위를 이용해 LLM이 계산한 값이다.</w:t>
             </w:r>
           </w:p>
         </w:tc>

--- a/lab_meeting/랩미팅 자료_KG구축_검색답변_초안.docx
+++ b/lab_meeting/랩미팅 자료_KG구축_검색답변_초안.docx
@@ -17859,7 +17859,7 @@
           <w:szCs w:val="20"/>
           <w:lang w:eastAsia="ko-KR"/>
         </w:rPr>
-        <w:t xml:space="preserve">SIMILAR는 CQ1~CQ6을 모두 포함하지만, 값을 비교하여 사례를 고르는 부분이 CQ에 없는 의도이다. Ontology의 전체 질문은 현재 상태를 과거 사례와 비교하는 것인데, 어떤 CQ도 값을 비교하여 사례를 고르는 질문을 다루지 않아 값 비교가 필요하다고 판단하여 추가하였다. 사례를 고르는 거리 기준은 연구자가 정한 임시 기준이다(3.7절). 범위 밖 질문(여러 댐 비교, 사유 질문)은 의도가 아니라 단계 2의 검증에서 거절한다.</w:t>
+        <w:t xml:space="preserve">SIMILAR는 CQ1~CQ6을 모두 포함하지만, 값을 비교하여 사례를 고르는 부분이 CQ에 없는 의도이다. Ontology의 전체 질문은 현재 상태를 과거 사례와 비교하는 것인데, 어떤 CQ도 값을 비교하여 사례를 고르는 질문을 다루지 않아 값 비교가 필요하다고 판단하여 추가하였다.</w:t>
       </w:r>
     </w:p>
     <w:p>

--- a/lab_meeting/랩미팅 자료_KG구축_검색답변_초안.docx
+++ b/lab_meeting/랩미팅 자료_KG구축_검색답변_초안.docx
@@ -20134,22 +20134,6 @@
           <w:lang w:eastAsia="ko-KR"/>
         </w:rPr>
       </w:pPr>
-    </w:p>
-    <w:p>
-      <w:pPr>
-        <w:spacing w:before="60" w:after="120"/>
-        <w:rPr>
-          <w:lang w:eastAsia="ko-KR"/>
-        </w:rPr>
-      </w:pPr>
-      <w:r>
-        <w:rPr>
-          <w:sz w:val="20"/>
-          <w:szCs w:val="20"/>
-          <w:lang w:eastAsia="ko-KR"/>
-        </w:rPr>
-        <w:t xml:space="preserve">제한수위는 Criterion CRI:CR-01(소양강댐 홍수기 제한수위 190.3 EL.m)에서 가져온다.</w:t>
-      </w:r>
     </w:p>
     <w:p>
       <w:pPr>

--- a/lab_meeting/랩미팅 자료_KG구축_검색답변_초안.docx
+++ b/lab_meeting/랩미팅 자료_KG구축_검색답변_초안.docx
@@ -19536,7 +19536,7 @@
           <w:szCs w:val="20"/>
           <w:lang w:eastAsia="ko-KR"/>
         </w:rPr>
-        <w:t xml:space="preserve">의도마다 Cypher 질의 틀을 미리 만들어 두고, 단계 2를 통과한 댐과 값만 채워 실행한다. LLM이 질의를 직접 만들면 잘못된 질의가 나올 수 있고 어떤 질의가 실행되었는지 확인하기 어려워, GraphAide와 달리 정해진 틀을 사용하였다. 예시 질문(SIMILAR)은 아래 두 질의를 쓴다.</w:t>
+        <w:t xml:space="preserve">의도마다 Cypher 질의 틀을 미리 만들어 두고, 단계 2를 통과한 댐과 값만 채워 실행한다. LLM이 질의를 직접 만들면 잘못된 질의가 나올 수 있고 어떤 질의가 실행되었는지 확인하기 어려워, GraphAide와 달리 정해진 틀을 사용하였다. 예시 질문(SIMILAR)은 아래 세 질의를 쓴다.</w:t>
       </w:r>
     </w:p>
     <w:tbl>
@@ -19711,6 +19711,66 @@
                 <w:szCs w:val="18"/>
                 <w:lang w:eastAsia="ko-KR"/>
               </w:rPr>
+              <w:t xml:space="preserve">MATCH (c:Criterion)-[:appliesToDam]-&gt;(d:Dam {damName: $dam}) RETURN c.id, c.criterionType, c.criterionValue, c.unit</w:t>
+            </w:r>
+          </w:p>
+        </w:tc>
+        <w:tc>
+          <w:tcPr>
+            <w:tcW w:w="4372" w:type="dxa"/>
+            <w:tcMar>
+              <w:top w:w="80" w:type="dxa"/>
+              <w:left w:w="110" w:type="dxa"/>
+              <w:bottom w:w="80" w:type="dxa"/>
+              <w:right w:w="110" w:type="dxa"/>
+            </w:tcMar>
+            <w:vAlign w:val="center"/>
+          </w:tcPr>
+          <w:p>
+            <w:pPr>
+              <w:spacing w:after="20" w:line="252" w:lineRule="auto"/>
+            </w:pPr>
+            <w:r>
+              <w:rPr>
+                <w:sz w:val="18"/>
+                <w:szCs w:val="18"/>
+                <w:lang w:eastAsia="ko-KR"/>
+              </w:rPr>
+              <w:t xml:space="preserve">댐 이름이 $dam인 Dam에 적용되는 Criterion의 ID, 종류, 값, 단위를 가져온다. 현재 상태와 비교할 제한수위가 여기서 나온다</w:t>
+            </w:r>
+          </w:p>
+        </w:tc>
+      </w:tr>
+      <w:tr>
+        <w:trPr>
+          <w:cantSplit/>
+          <w:jc w:val="center"/>
+        </w:trPr>
+        <w:tc>
+          <w:tcPr>
+            <w:tcW w:w="5600" w:type="dxa"/>
+            <w:shd w:val="clear" w:color="auto" w:fill="EEF5FA"/>
+            <w:tcMar>
+              <w:top w:w="80" w:type="dxa"/>
+              <w:left w:w="110" w:type="dxa"/>
+              <w:bottom w:w="80" w:type="dxa"/>
+              <w:right w:w="110" w:type="dxa"/>
+            </w:tcMar>
+            <w:vAlign w:val="center"/>
+          </w:tcPr>
+          <w:p>
+            <w:pPr>
+              <w:spacing w:after="20" w:line="252" w:lineRule="auto"/>
+              <w:jc w:val="center"/>
+            </w:pPr>
+            <w:r>
+              <w:rPr>
+                <w:b/>
+                <w:color w:val="1F4E79"/>
+                <w:sz w:val="18"/>
+                <w:szCs w:val="18"/>
+                <w:lang w:eastAsia="ko-KR"/>
+              </w:rPr>
               <w:t xml:space="preserve">MATCH (x:Entity {id: $id})-[:supportedBy]-&gt;(e:EvidenceSource) RETURN e.id, e.sourceTitle, e.sourceType, e.sourceLocator, e.chunkId</w:t>
             </w:r>
           </w:p>
@@ -19763,7 +19823,7 @@
           <w:szCs w:val="20"/>
           <w:lang w:eastAsia="ko-KR"/>
         </w:rPr>
-        <w:t xml:space="preserve">선택된 과거 사례(유사도 순위 1)에 대해 KG에서 가져온 내용은 다음과 같다.</w:t>
+        <w:t xml:space="preserve">KG에서 가져온 내용은 다음과 같다. 제한수위는 Criterion CRI:CR-01(소양강댐 홍수기 제한수위 190.3 EL.m)이고, 선택된 과거 사례(유사도 순위 1)의 운영행위와 승인은 아래 표와 같다.</w:t>
       </w:r>
     </w:p>
     <w:tbl>

--- a/lab_meeting/랩미팅 자료_KG구축_검색답변_초안.docx
+++ b/lab_meeting/랩미팅 자료_KG구축_검색답변_초안.docx
@@ -19823,7 +19823,336 @@
           <w:szCs w:val="20"/>
           <w:lang w:eastAsia="ko-KR"/>
         </w:rPr>
-        <w:t xml:space="preserve">KG에서 가져온 내용은 다음과 같다. 제한수위는 Criterion CRI:CR-01(소양강댐 홍수기 제한수위 190.3 EL.m)이고, 선택된 과거 사례(유사도 순위 1)의 운영행위와 승인은 아래 표와 같다.</w:t>
+        <w:t xml:space="preserve">KG에서 가져온 내용은 다음과 같다. 먼저 현재 상태와 비교할 제한수위이다.</w:t>
+      </w:r>
+    </w:p>
+    <w:tbl>
+      <w:tblPr>
+        <w:tblW w:w="9972" w:type="dxa"/>
+        <w:jc w:val="center"/>
+        <w:tblBorders>
+          <w:top w:val="single" w:sz="5" w:space="0" w:color="A6A6A6"/>
+          <w:left w:val="single" w:sz="5" w:space="0" w:color="A6A6A6"/>
+          <w:bottom w:val="single" w:sz="5" w:space="0" w:color="A6A6A6"/>
+          <w:right w:val="single" w:sz="5" w:space="0" w:color="A6A6A6"/>
+          <w:insideH w:val="single" w:sz="5" w:space="0" w:color="A6A6A6"/>
+          <w:insideV w:val="single" w:sz="5" w:space="0" w:color="A6A6A6"/>
+        </w:tblBorders>
+        <w:tblLayout w:type="fixed"/>
+        <w:tblLook w:val="04A0" w:firstRow="1" w:lastRow="0" w:firstColumn="1" w:lastColumn="0" w:noHBand="0" w:noVBand="1"/>
+      </w:tblPr>
+      <w:tblGrid>
+        <w:gridCol w:w="1700"/>
+        <w:gridCol w:w="2500"/>
+        <w:gridCol w:w="2200"/>
+        <w:gridCol w:w="1500"/>
+        <w:gridCol w:w="2072"/>
+      </w:tblGrid>
+      <w:tr>
+        <w:trPr>
+          <w:cantSplit/>
+          <w:tblHeader/>
+          <w:jc w:val="center"/>
+        </w:trPr>
+        <w:tc>
+          <w:tcPr>
+            <w:tcW w:w="1700" w:type="dxa"/>
+            <w:shd w:val="clear" w:color="auto" w:fill="D9EAF7"/>
+            <w:tcMar>
+              <w:top w:w="80" w:type="dxa"/>
+              <w:left w:w="110" w:type="dxa"/>
+              <w:bottom w:w="80" w:type="dxa"/>
+              <w:right w:w="110" w:type="dxa"/>
+            </w:tcMar>
+            <w:vAlign w:val="center"/>
+          </w:tcPr>
+          <w:p>
+            <w:pPr>
+              <w:spacing w:after="20" w:line="252" w:lineRule="auto"/>
+              <w:jc w:val="center"/>
+            </w:pPr>
+            <w:r>
+              <w:rPr>
+                <w:b/>
+                <w:sz w:val="18"/>
+                <w:szCs w:val="18"/>
+                <w:lang w:eastAsia="ko-KR"/>
+              </w:rPr>
+              <w:t xml:space="preserve">Criterion</w:t>
+            </w:r>
+          </w:p>
+        </w:tc>
+        <w:tc>
+          <w:tcPr>
+            <w:tcW w:w="2500" w:type="dxa"/>
+            <w:shd w:val="clear" w:color="auto" w:fill="D9EAF7"/>
+            <w:tcMar>
+              <w:top w:w="80" w:type="dxa"/>
+              <w:left w:w="110" w:type="dxa"/>
+              <w:bottom w:w="80" w:type="dxa"/>
+              <w:right w:w="110" w:type="dxa"/>
+            </w:tcMar>
+            <w:vAlign w:val="center"/>
+          </w:tcPr>
+          <w:p>
+            <w:pPr>
+              <w:spacing w:after="20" w:line="252" w:lineRule="auto"/>
+              <w:jc w:val="center"/>
+            </w:pPr>
+            <w:r>
+              <w:rPr>
+                <w:b/>
+                <w:sz w:val="18"/>
+                <w:szCs w:val="18"/>
+                <w:lang w:eastAsia="ko-KR"/>
+              </w:rPr>
+              <w:t xml:space="preserve">종류 (criterionType)</w:t>
+            </w:r>
+          </w:p>
+        </w:tc>
+        <w:tc>
+          <w:tcPr>
+            <w:tcW w:w="2200" w:type="dxa"/>
+            <w:shd w:val="clear" w:color="auto" w:fill="D9EAF7"/>
+            <w:tcMar>
+              <w:top w:w="80" w:type="dxa"/>
+              <w:left w:w="110" w:type="dxa"/>
+              <w:bottom w:w="80" w:type="dxa"/>
+              <w:right w:w="110" w:type="dxa"/>
+            </w:tcMar>
+            <w:vAlign w:val="center"/>
+          </w:tcPr>
+          <w:p>
+            <w:pPr>
+              <w:spacing w:after="20" w:line="252" w:lineRule="auto"/>
+              <w:jc w:val="center"/>
+            </w:pPr>
+            <w:r>
+              <w:rPr>
+                <w:b/>
+                <w:sz w:val="18"/>
+                <w:szCs w:val="18"/>
+                <w:lang w:eastAsia="ko-KR"/>
+              </w:rPr>
+              <w:t xml:space="preserve">값 (criterionValue)</w:t>
+            </w:r>
+          </w:p>
+        </w:tc>
+        <w:tc>
+          <w:tcPr>
+            <w:tcW w:w="1500" w:type="dxa"/>
+            <w:shd w:val="clear" w:color="auto" w:fill="D9EAF7"/>
+            <w:tcMar>
+              <w:top w:w="80" w:type="dxa"/>
+              <w:left w:w="110" w:type="dxa"/>
+              <w:bottom w:w="80" w:type="dxa"/>
+              <w:right w:w="110" w:type="dxa"/>
+            </w:tcMar>
+            <w:vAlign w:val="center"/>
+          </w:tcPr>
+          <w:p>
+            <w:pPr>
+              <w:spacing w:after="20" w:line="252" w:lineRule="auto"/>
+              <w:jc w:val="center"/>
+            </w:pPr>
+            <w:r>
+              <w:rPr>
+                <w:b/>
+                <w:sz w:val="18"/>
+                <w:szCs w:val="18"/>
+                <w:lang w:eastAsia="ko-KR"/>
+              </w:rPr>
+              <w:t xml:space="preserve">단위 (unit)</w:t>
+            </w:r>
+          </w:p>
+        </w:tc>
+        <w:tc>
+          <w:tcPr>
+            <w:tcW w:w="2072" w:type="dxa"/>
+            <w:shd w:val="clear" w:color="auto" w:fill="D9EAF7"/>
+            <w:tcMar>
+              <w:top w:w="80" w:type="dxa"/>
+              <w:left w:w="110" w:type="dxa"/>
+              <w:bottom w:w="80" w:type="dxa"/>
+              <w:right w:w="110" w:type="dxa"/>
+            </w:tcMar>
+            <w:vAlign w:val="center"/>
+          </w:tcPr>
+          <w:p>
+            <w:pPr>
+              <w:spacing w:after="20" w:line="252" w:lineRule="auto"/>
+              <w:jc w:val="center"/>
+            </w:pPr>
+            <w:r>
+              <w:rPr>
+                <w:b/>
+                <w:sz w:val="18"/>
+                <w:szCs w:val="18"/>
+                <w:lang w:eastAsia="ko-KR"/>
+              </w:rPr>
+              <w:t xml:space="preserve">적용 댐</w:t>
+            </w:r>
+          </w:p>
+        </w:tc>
+      </w:tr>
+      <w:tr>
+        <w:trPr>
+          <w:cantSplit/>
+          <w:jc w:val="center"/>
+        </w:trPr>
+        <w:tc>
+          <w:tcPr>
+            <w:tcW w:w="1700" w:type="dxa"/>
+            <w:shd w:val="clear" w:color="auto" w:fill="EEF5FA"/>
+            <w:tcMar>
+              <w:top w:w="80" w:type="dxa"/>
+              <w:left w:w="110" w:type="dxa"/>
+              <w:bottom w:w="80" w:type="dxa"/>
+              <w:right w:w="110" w:type="dxa"/>
+            </w:tcMar>
+            <w:vAlign w:val="center"/>
+          </w:tcPr>
+          <w:p>
+            <w:pPr>
+              <w:spacing w:after="20" w:line="252" w:lineRule="auto"/>
+              <w:jc w:val="center"/>
+            </w:pPr>
+            <w:r>
+              <w:rPr>
+                <w:b/>
+                <w:color w:val="1F4E79"/>
+                <w:sz w:val="18"/>
+                <w:szCs w:val="18"/>
+                <w:lang w:eastAsia="ko-KR"/>
+              </w:rPr>
+              <w:t xml:space="preserve">CRI:CR-01</w:t>
+            </w:r>
+          </w:p>
+        </w:tc>
+        <w:tc>
+          <w:tcPr>
+            <w:tcW w:w="2500" w:type="dxa"/>
+            <w:tcMar>
+              <w:top w:w="80" w:type="dxa"/>
+              <w:left w:w="110" w:type="dxa"/>
+              <w:bottom w:w="80" w:type="dxa"/>
+              <w:right w:w="110" w:type="dxa"/>
+            </w:tcMar>
+            <w:vAlign w:val="center"/>
+          </w:tcPr>
+          <w:p>
+            <w:pPr>
+              <w:spacing w:after="20" w:line="252" w:lineRule="auto"/>
+            </w:pPr>
+            <w:r>
+              <w:rPr>
+                <w:sz w:val="18"/>
+                <w:szCs w:val="18"/>
+                <w:lang w:eastAsia="ko-KR"/>
+              </w:rPr>
+              <w:t xml:space="preserve">홍수기 제한수위</w:t>
+            </w:r>
+          </w:p>
+        </w:tc>
+        <w:tc>
+          <w:tcPr>
+            <w:tcW w:w="2200" w:type="dxa"/>
+            <w:tcMar>
+              <w:top w:w="80" w:type="dxa"/>
+              <w:left w:w="110" w:type="dxa"/>
+              <w:bottom w:w="80" w:type="dxa"/>
+              <w:right w:w="110" w:type="dxa"/>
+            </w:tcMar>
+            <w:vAlign w:val="center"/>
+          </w:tcPr>
+          <w:p>
+            <w:pPr>
+              <w:spacing w:after="20" w:line="252" w:lineRule="auto"/>
+            </w:pPr>
+            <w:r>
+              <w:rPr>
+                <w:sz w:val="18"/>
+                <w:szCs w:val="18"/>
+                <w:lang w:eastAsia="ko-KR"/>
+              </w:rPr>
+              <w:t xml:space="preserve">190.3</w:t>
+            </w:r>
+          </w:p>
+        </w:tc>
+        <w:tc>
+          <w:tcPr>
+            <w:tcW w:w="1500" w:type="dxa"/>
+            <w:tcMar>
+              <w:top w:w="80" w:type="dxa"/>
+              <w:left w:w="110" w:type="dxa"/>
+              <w:bottom w:w="80" w:type="dxa"/>
+              <w:right w:w="110" w:type="dxa"/>
+            </w:tcMar>
+            <w:vAlign w:val="center"/>
+          </w:tcPr>
+          <w:p>
+            <w:pPr>
+              <w:spacing w:after="20" w:line="252" w:lineRule="auto"/>
+            </w:pPr>
+            <w:r>
+              <w:rPr>
+                <w:sz w:val="18"/>
+                <w:szCs w:val="18"/>
+                <w:lang w:eastAsia="ko-KR"/>
+              </w:rPr>
+              <w:t xml:space="preserve">EL.m</w:t>
+            </w:r>
+          </w:p>
+        </w:tc>
+        <w:tc>
+          <w:tcPr>
+            <w:tcW w:w="2072" w:type="dxa"/>
+            <w:tcMar>
+              <w:top w:w="80" w:type="dxa"/>
+              <w:left w:w="110" w:type="dxa"/>
+              <w:bottom w:w="80" w:type="dxa"/>
+              <w:right w:w="110" w:type="dxa"/>
+            </w:tcMar>
+            <w:vAlign w:val="center"/>
+          </w:tcPr>
+          <w:p>
+            <w:pPr>
+              <w:spacing w:after="20" w:line="252" w:lineRule="auto"/>
+            </w:pPr>
+            <w:r>
+              <w:rPr>
+                <w:sz w:val="18"/>
+                <w:szCs w:val="18"/>
+                <w:lang w:eastAsia="ko-KR"/>
+              </w:rPr>
+              <w:t xml:space="preserve">소양강댐</w:t>
+            </w:r>
+          </w:p>
+        </w:tc>
+      </w:tr>
+    </w:tbl>
+    <w:p>
+      <w:pPr>
+        <w:spacing w:after="60"/>
+        <w:rPr>
+          <w:lang w:eastAsia="ko-KR"/>
+        </w:rPr>
+      </w:pPr>
+    </w:p>
+    <w:p>
+      <w:pPr>
+        <w:spacing w:before="60" w:after="120"/>
+        <w:rPr>
+          <w:lang w:eastAsia="ko-KR"/>
+        </w:rPr>
+      </w:pPr>
+      <w:r>
+        <w:rPr>
+          <w:sz w:val="20"/>
+          <w:szCs w:val="20"/>
+          <w:lang w:eastAsia="ko-KR"/>
+        </w:rPr>
+        <w:t xml:space="preserve">다음은 선택된 과거 사례(유사도 순위 1)의 운영행위와 그것을 허가한 승인이다.</w:t>
       </w:r>
     </w:p>
     <w:tbl>

--- a/lab_meeting/랩미팅 자료_KG구축_검색답변_초안.docx
+++ b/lab_meeting/랩미팅 자료_KG구축_검색답변_초안.docx
@@ -22681,7 +22681,95 @@
                 <w:szCs w:val="18"/>
                 <w:lang w:eastAsia="ko-KR"/>
               </w:rPr>
-              <w:t xml:space="preserve">답변의 현재 수위, 제한수위 대비 -5.04 m, 사례 시각·수위, 승인량 대비 67.4%와 최대 총방류량 1011.2 CMS가 근거 묶음과 일치하고 근거 번호를 인용하였다. 현재와 사례의 수위 차 “+7.27 m”는 근거 묶음의 두 수위를 이용해 LLM이 계산한 값이다.</w:t>
+              <w:t xml:space="preserve">답변의 현재 수위, 제한수위 대비 -5.04 m, 사례 시각·수위, 승인량 대비 67.4%와 최대 총방류량 1011.2 CMS가 근거 묶음과 일치하고 근거 번호를 인용하였다. 현재와 사례의 수위 차 “+7.27 m”는 근거 묶음의 두 수위(192.53 − 185.2644)로 LLM이 계산한 값이며 정확하다.</w:t>
+            </w:r>
+          </w:p>
+        </w:tc>
+      </w:tr>
+    </w:tbl>
+    <w:p>
+      <w:pPr>
+        <w:spacing w:after="60"/>
+        <w:rPr>
+          <w:lang w:eastAsia="ko-KR"/>
+        </w:rPr>
+      </w:pPr>
+    </w:p>
+    <w:tbl>
+      <w:tblPr>
+        <w:tblW w:w="9972" w:type="dxa"/>
+        <w:jc w:val="center"/>
+        <w:tblBorders>
+          <w:top w:val="single" w:sz="5" w:space="0" w:color="A6A6A6"/>
+          <w:left w:val="single" w:sz="5" w:space="0" w:color="A6A6A6"/>
+          <w:bottom w:val="single" w:sz="5" w:space="0" w:color="A6A6A6"/>
+          <w:right w:val="single" w:sz="5" w:space="0" w:color="A6A6A6"/>
+          <w:insideH w:val="single" w:sz="5" w:space="0" w:color="A6A6A6"/>
+          <w:insideV w:val="single" w:sz="5" w:space="0" w:color="A6A6A6"/>
+        </w:tblBorders>
+        <w:tblLayout w:type="fixed"/>
+        <w:tblLook w:val="04A0" w:firstRow="1" w:lastRow="0" w:firstColumn="1" w:lastColumn="0" w:noHBand="0" w:noVBand="1"/>
+      </w:tblPr>
+      <w:tblGrid>
+        <w:gridCol w:w="1944"/>
+        <w:gridCol w:w="8028"/>
+      </w:tblGrid>
+      <w:tr>
+        <w:trPr>
+          <w:cantSplit/>
+          <w:jc w:val="center"/>
+        </w:trPr>
+        <w:tc>
+          <w:tcPr>
+            <w:tcW w:w="1944" w:type="dxa"/>
+            <w:shd w:val="clear" w:color="auto" w:fill="EEF5FA"/>
+            <w:tcMar>
+              <w:top w:w="80" w:type="dxa"/>
+              <w:left w:w="110" w:type="dxa"/>
+              <w:bottom w:w="80" w:type="dxa"/>
+              <w:right w:w="110" w:type="dxa"/>
+            </w:tcMar>
+            <w:vAlign w:val="center"/>
+          </w:tcPr>
+          <w:p>
+            <w:pPr>
+              <w:spacing w:after="20" w:line="252" w:lineRule="auto"/>
+              <w:jc w:val="center"/>
+            </w:pPr>
+            <w:r>
+              <w:rPr>
+                <w:b/>
+                <w:color w:val="1F4E79"/>
+                <w:sz w:val="18"/>
+                <w:szCs w:val="18"/>
+                <w:lang w:eastAsia="ko-KR"/>
+              </w:rPr>
+              <w:t xml:space="preserve">한계</w:t>
+            </w:r>
+          </w:p>
+        </w:tc>
+        <w:tc>
+          <w:tcPr>
+            <w:tcW w:w="8028" w:type="dxa"/>
+            <w:tcMar>
+              <w:top w:w="80" w:type="dxa"/>
+              <w:left w:w="110" w:type="dxa"/>
+              <w:bottom w:w="80" w:type="dxa"/>
+              <w:right w:w="110" w:type="dxa"/>
+            </w:tcMar>
+            <w:vAlign w:val="center"/>
+          </w:tcPr>
+          <w:p>
+            <w:pPr>
+              <w:spacing w:after="20" w:line="252" w:lineRule="auto"/>
+            </w:pPr>
+            <w:r>
+              <w:rPr>
+                <w:sz w:val="18"/>
+                <w:szCs w:val="18"/>
+                <w:lang w:eastAsia="ko-KR"/>
+              </w:rPr>
+              <w:t xml:space="preserve">사례 수를 질문에서 요청하지 않았는데 LLM이 1개로 지정하여 사례가 하나만 제시되었다. 사례와 현재의 차이는 “있다”고만 하고 크기를 제시하지 않았다(사례의 유입량 1027.58 CMS는 현재 95.079 CMS의 약 10.8배).</w:t>
             </w:r>
           </w:p>
         </w:tc>
